--- a/certificates/year - Temp - Ar - D - SBS - اديان عبدالامير فخري احمد.docx
+++ b/certificates/year - Temp - Ar - D - SBS - اديان عبدالامير فخري احمد.docx
@@ -911,7 +911,7 @@
                 <w:rtl/>
                 <w:lang w:bidi="ar-IQ"/>
               </w:rPr>
-              <w:t xml:space="preserve">المرحلة ١ - ٢٠١٦-٢٠١٧</w:t>
+              <w:t xml:space="preserve">الفصل 2</w:t>
             </w:r>
           </w:p>
         </w:tc>
@@ -939,7 +939,7 @@
                 <w:rtl/>
                 <w:lang w:bidi="ar-IQ"/>
               </w:rPr>
-              <w:t xml:space="preserve">المرحلة ٢</w:t>
+              <w:t xml:space="preserve">الفصل 1</w:t>
             </w:r>
           </w:p>
         </w:tc>
@@ -1246,7 +1246,7 @@
                 <w:rtl/>
                 <w:lang w:bidi="ar-IQ"/>
               </w:rPr>
-              <w:t xml:space="preserve">الاحتمالية والاحصاء</w:t>
+              <w:t xml:space="preserve">البرمجة ١</w:t>
             </w:r>
           </w:p>
         </w:tc>
@@ -1274,7 +1274,7 @@
                 <w:rtl/>
                 <w:lang w:bidi="ar-IQ"/>
               </w:rPr>
-              <w:t xml:space="preserve">٥٣</w:t>
+              <w:t xml:space="preserve">٥٠</w:t>
             </w:r>
           </w:p>
         </w:tc>
@@ -1301,7 +1301,7 @@
                 <w:rtl/>
                 <w:lang w:bidi="ar-IQ"/>
               </w:rPr>
-              <w:t xml:space="preserve">٣</w:t>
+              <w:t xml:space="preserve">٤</w:t>
             </w:r>
           </w:p>
         </w:tc>
@@ -1418,7 +1418,7 @@
                 <w:rtl/>
                 <w:lang w:bidi="ar-IQ"/>
               </w:rPr>
-              <w:t xml:space="preserve">البرمجة الكيانية ١</w:t>
+              <w:t xml:space="preserve">البرمجة ٢</w:t>
             </w:r>
           </w:p>
         </w:tc>
@@ -1446,7 +1446,7 @@
                 <w:rtl/>
                 <w:lang w:bidi="ar-IQ"/>
               </w:rPr>
-              <w:t xml:space="preserve">٥٣</w:t>
+              <w:t xml:space="preserve">٥٢</w:t>
             </w:r>
           </w:p>
         </w:tc>
@@ -1473,7 +1473,7 @@
                 <w:rtl/>
                 <w:lang w:bidi="ar-IQ"/>
               </w:rPr>
-              <w:t xml:space="preserve">٣</w:t>
+              <w:t xml:space="preserve">٤</w:t>
             </w:r>
           </w:p>
         </w:tc>
@@ -1506,7 +1506,7 @@
                 <w:rtl/>
                 <w:lang w:bidi="ar-IQ"/>
               </w:rPr>
-              <w:t xml:space="preserve">البرمجة ١</w:t>
+              <w:t xml:space="preserve">التصميم المنطقي</w:t>
             </w:r>
           </w:p>
         </w:tc>
@@ -1590,7 +1590,7 @@
                 <w:rtl/>
                 <w:lang w:bidi="ar-IQ"/>
               </w:rPr>
-              <w:t xml:space="preserve">البرمجة الكيانية ٢</w:t>
+              <w:t xml:space="preserve"/>
             </w:r>
           </w:p>
         </w:tc>
@@ -1618,7 +1618,7 @@
                 <w:rtl/>
                 <w:lang w:bidi="ar-IQ"/>
               </w:rPr>
-              <w:t xml:space="preserve">٥١</w:t>
+              <w:t xml:space="preserve"/>
             </w:r>
           </w:p>
         </w:tc>
@@ -1645,7 +1645,7 @@
                 <w:rtl/>
                 <w:lang w:bidi="ar-IQ"/>
               </w:rPr>
-              <w:t xml:space="preserve">٣</w:t>
+              <w:t xml:space="preserve"/>
             </w:r>
           </w:p>
         </w:tc>
@@ -1678,7 +1678,7 @@
                 <w:rtl/>
                 <w:lang w:bidi="ar-IQ"/>
               </w:rPr>
-              <w:t xml:space="preserve">البرمجة ٢</w:t>
+              <w:t xml:space="preserve">الديمقراطية وحقوق الانسان</w:t>
             </w:r>
           </w:p>
         </w:tc>
@@ -1706,7 +1706,7 @@
                 <w:rtl/>
                 <w:lang w:bidi="ar-IQ"/>
               </w:rPr>
-              <w:t xml:space="preserve">٥٢</w:t>
+              <w:t xml:space="preserve">٧٧</w:t>
             </w:r>
           </w:p>
         </w:tc>
@@ -1734,7 +1734,7 @@
                 <w:rtl/>
                 <w:lang w:bidi="ar-IQ"/>
               </w:rPr>
-              <w:t xml:space="preserve">٤</w:t>
+              <w:t xml:space="preserve">٢</w:t>
             </w:r>
           </w:p>
         </w:tc>
@@ -1762,7 +1762,7 @@
                 <w:rtl/>
                 <w:lang w:bidi="ar-IQ"/>
               </w:rPr>
-              <w:t xml:space="preserve">البرمجة المرئية</w:t>
+              <w:t xml:space="preserve"/>
             </w:r>
           </w:p>
         </w:tc>
@@ -1790,7 +1790,7 @@
                 <w:rtl/>
                 <w:lang w:bidi="ar-IQ"/>
               </w:rPr>
-              <w:t xml:space="preserve">٥٠</w:t>
+              <w:t xml:space="preserve"/>
             </w:r>
           </w:p>
         </w:tc>
@@ -1817,7 +1817,7 @@
                 <w:rtl/>
                 <w:lang w:bidi="ar-IQ"/>
               </w:rPr>
-              <w:t xml:space="preserve">٣</w:t>
+              <w:t xml:space="preserve"/>
             </w:r>
           </w:p>
         </w:tc>
@@ -1850,7 +1850,7 @@
                 <w:rtl/>
                 <w:lang w:bidi="ar-IQ"/>
               </w:rPr>
-              <w:t xml:space="preserve">التصميم المنطقي</w:t>
+              <w:t xml:space="preserve">الرياضيات</w:t>
             </w:r>
           </w:p>
         </w:tc>
@@ -1878,7 +1878,7 @@
                 <w:rtl/>
                 <w:lang w:bidi="ar-IQ"/>
               </w:rPr>
-              <w:t xml:space="preserve">٥٠</w:t>
+              <w:t xml:space="preserve">٦٨</w:t>
             </w:r>
           </w:p>
         </w:tc>
@@ -1906,7 +1906,7 @@
                 <w:rtl/>
                 <w:lang w:bidi="ar-IQ"/>
               </w:rPr>
-              <w:t xml:space="preserve">٤</w:t>
+              <w:t xml:space="preserve">٣</w:t>
             </w:r>
           </w:p>
         </w:tc>
@@ -1934,7 +1934,7 @@
                 <w:rtl/>
                 <w:lang w:bidi="ar-IQ"/>
               </w:rPr>
-              <w:t xml:space="preserve">الرسم بالحاسوب</w:t>
+              <w:t xml:space="preserve"/>
             </w:r>
           </w:p>
         </w:tc>
@@ -1962,7 +1962,7 @@
                 <w:rtl/>
                 <w:lang w:bidi="ar-IQ"/>
               </w:rPr>
-              <w:t xml:space="preserve">٦٣</w:t>
+              <w:t xml:space="preserve"/>
             </w:r>
           </w:p>
         </w:tc>
@@ -1989,7 +1989,7 @@
                 <w:rtl/>
                 <w:lang w:bidi="ar-IQ"/>
               </w:rPr>
-              <w:t xml:space="preserve">٣</w:t>
+              <w:t xml:space="preserve"/>
             </w:r>
           </w:p>
         </w:tc>
@@ -2022,7 +2022,7 @@
                 <w:rtl/>
                 <w:lang w:bidi="ar-IQ"/>
               </w:rPr>
-              <w:t xml:space="preserve">الديمقراطية وحقوق الانسان</w:t>
+              <w:t xml:space="preserve">الصحة واللياقة</w:t>
             </w:r>
           </w:p>
         </w:tc>
@@ -2050,7 +2050,7 @@
                 <w:rtl/>
                 <w:lang w:bidi="ar-IQ"/>
               </w:rPr>
-              <w:t xml:space="preserve">٧٧</w:t>
+              <w:t xml:space="preserve">٧٨</w:t>
             </w:r>
           </w:p>
         </w:tc>
@@ -2106,7 +2106,7 @@
                 <w:rtl/>
                 <w:lang w:bidi="ar-IQ"/>
               </w:rPr>
-              <w:t xml:space="preserve">الطرق العددية</w:t>
+              <w:t xml:space="preserve"/>
             </w:r>
           </w:p>
         </w:tc>
@@ -2134,7 +2134,7 @@
                 <w:rtl/>
                 <w:lang w:bidi="ar-IQ"/>
               </w:rPr>
-              <w:t xml:space="preserve">٦٦</w:t>
+              <w:t xml:space="preserve"/>
             </w:r>
           </w:p>
         </w:tc>
@@ -2161,7 +2161,7 @@
                 <w:rtl/>
                 <w:lang w:bidi="ar-IQ"/>
               </w:rPr>
-              <w:t xml:space="preserve">٣</w:t>
+              <w:t xml:space="preserve"/>
             </w:r>
           </w:p>
         </w:tc>
@@ -2194,7 +2194,7 @@
                 <w:rtl/>
                 <w:lang w:bidi="ar-IQ"/>
               </w:rPr>
-              <w:t xml:space="preserve">الرياضيات</w:t>
+              <w:t xml:space="preserve">الهياكل المتقطعة</w:t>
             </w:r>
           </w:p>
         </w:tc>
@@ -2222,7 +2222,7 @@
                 <w:rtl/>
                 <w:lang w:bidi="ar-IQ"/>
               </w:rPr>
-              <w:t xml:space="preserve">٦٨</w:t>
+              <w:t xml:space="preserve">٦٢</w:t>
             </w:r>
           </w:p>
         </w:tc>
@@ -2278,7 +2278,7 @@
                 <w:rtl/>
                 <w:lang w:bidi="ar-IQ"/>
               </w:rPr>
-              <w:t xml:space="preserve">العربي</w:t>
+              <w:t xml:space="preserve"/>
             </w:r>
           </w:p>
         </w:tc>
@@ -2306,7 +2306,7 @@
                 <w:rtl/>
                 <w:lang w:bidi="ar-IQ"/>
               </w:rPr>
-              <w:t xml:space="preserve">٧٠</w:t>
+              <w:t xml:space="preserve"/>
             </w:r>
           </w:p>
         </w:tc>
@@ -2333,7 +2333,7 @@
                 <w:rtl/>
                 <w:lang w:bidi="ar-IQ"/>
               </w:rPr>
-              <w:t xml:space="preserve">٢</w:t>
+              <w:t xml:space="preserve"/>
             </w:r>
           </w:p>
         </w:tc>
@@ -2366,7 +2366,7 @@
                 <w:rtl/>
                 <w:lang w:bidi="ar-IQ"/>
               </w:rPr>
-              <w:t xml:space="preserve">الصحة واللياقة</w:t>
+              <w:t xml:space="preserve">تطبيقات الحاسوب</w:t>
             </w:r>
           </w:p>
         </w:tc>
@@ -2394,7 +2394,7 @@
                 <w:rtl/>
                 <w:lang w:bidi="ar-IQ"/>
               </w:rPr>
-              <w:t xml:space="preserve">٧٨</w:t>
+              <w:t xml:space="preserve">٥٤</w:t>
             </w:r>
           </w:p>
         </w:tc>
@@ -2422,7 +2422,7 @@
                 <w:rtl/>
                 <w:lang w:bidi="ar-IQ"/>
               </w:rPr>
-              <w:t xml:space="preserve">٢</w:t>
+              <w:t xml:space="preserve">٣</w:t>
             </w:r>
           </w:p>
         </w:tc>
@@ -2450,7 +2450,7 @@
                 <w:rtl/>
                 <w:lang w:bidi="ar-IQ"/>
               </w:rPr>
-              <w:t xml:space="preserve">المعالجات المايكروية</w:t>
+              <w:t xml:space="preserve"/>
             </w:r>
           </w:p>
         </w:tc>
@@ -2478,7 +2478,7 @@
                 <w:rtl/>
                 <w:lang w:bidi="ar-IQ"/>
               </w:rPr>
-              <w:t xml:space="preserve">٥٠</w:t>
+              <w:t xml:space="preserve"/>
             </w:r>
           </w:p>
         </w:tc>
@@ -2505,351 +2505,7 @@
                 <w:rtl/>
                 <w:lang w:bidi="ar-IQ"/>
               </w:rPr>
-              <w:t xml:space="preserve">٣</w:t>
-            </w:r>
-          </w:p>
-        </w:tc>
-      </w:tr>
-      <w:tr>
-        <w:trPr>
-          <w:cantSplit/>
-        </w:trPr>
-        <w:tc>
-          <w:tcPr>
-            <w:tcW w:w="1828" w:type="pct"/>
-          </w:tcPr>
-          <w:p>
-            <w:pPr>
-              <w:keepNext/>
-              <w:keepLines/>
-              <w:spacing w:after="0"/>
-              <w:rPr>
-                <w:rFonts w:asciiTheme="majorBidi" w:hAnsiTheme="majorBidi" w:cstheme="majorBidi"/>
-                <w:sz w:val="18"/>
-                <w:szCs w:val="18"/>
-                <w:lang w:bidi="ar-IQ"/>
-              </w:rPr>
-            </w:pPr>
-            <w:r>
-              <w:rPr>
-                <w:rFonts w:asciiTheme="majorBidi" w:hAnsiTheme="majorBidi" w:cstheme="majorBidi"/>
-                <w:sz w:val="18"/>
-                <w:szCs w:val="18"/>
-                <w:rtl/>
-                <w:lang w:bidi="ar-IQ"/>
-              </w:rPr>
-              <w:t xml:space="preserve">الهياكل المتقطعة</w:t>
-            </w:r>
-          </w:p>
-        </w:tc>
-        <w:tc>
-          <w:tcPr>
-            <w:tcW w:w="338" w:type="pct"/>
-          </w:tcPr>
-          <w:p>
-            <w:pPr>
-              <w:keepNext/>
-              <w:keepLines/>
-              <w:spacing w:after="0"/>
-              <w:rPr>
-                <w:rFonts w:asciiTheme="majorBidi" w:hAnsiTheme="majorBidi" w:cstheme="majorBidi"/>
-                <w:sz w:val="18"/>
-                <w:szCs w:val="18"/>
-                <w:lang w:bidi="ar-IQ"/>
-              </w:rPr>
-            </w:pPr>
-            <w:r>
-              <w:rPr>
-                <w:rFonts w:asciiTheme="majorBidi" w:hAnsiTheme="majorBidi" w:cstheme="majorBidi"/>
-                <w:sz w:val="18"/>
-                <w:szCs w:val="18"/>
-                <w:rtl/>
-                <w:lang w:bidi="ar-IQ"/>
-              </w:rPr>
-              <w:t xml:space="preserve">٦٢</w:t>
-            </w:r>
-          </w:p>
-        </w:tc>
-        <w:tc>
-          <w:tcPr>
-            <w:tcW w:w="339" w:type="pct"/>
-          </w:tcPr>
-          <w:p>
-            <w:pPr>
-              <w:keepNext/>
-              <w:keepLines/>
-              <w:spacing w:after="0"/>
-              <w:rPr>
-                <w:rFonts w:asciiTheme="majorBidi" w:hAnsiTheme="majorBidi" w:cstheme="majorBidi"/>
-                <w:sz w:val="18"/>
-                <w:szCs w:val="18"/>
-                <w:lang w:bidi="ar-IQ"/>
-              </w:rPr>
-            </w:pPr>
-            <w:r>
-              <w:rPr>
-                <w:rFonts w:asciiTheme="majorBidi" w:hAnsiTheme="majorBidi" w:cstheme="majorBidi"/>
-                <w:sz w:val="18"/>
-                <w:szCs w:val="18"/>
-                <w:rtl/>
-                <w:lang w:bidi="ar-IQ"/>
-              </w:rPr>
-              <w:t xml:space="preserve">٣</w:t>
-            </w:r>
-          </w:p>
-        </w:tc>
-        <w:tc>
-          <w:tcPr>
-            <w:tcW w:w="1831" w:type="pct"/>
-          </w:tcPr>
-          <w:p>
-            <w:pPr>
-              <w:keepNext/>
-              <w:keepLines/>
-              <w:spacing w:after="0"/>
-              <w:rPr>
-                <w:rFonts w:asciiTheme="majorBidi" w:hAnsiTheme="majorBidi" w:cstheme="majorBidi"/>
-                <w:sz w:val="18"/>
-                <w:szCs w:val="18"/>
-                <w:lang w:bidi="ar-IQ"/>
-              </w:rPr>
-            </w:pPr>
-            <w:r>
-              <w:rPr>
-                <w:rFonts w:asciiTheme="majorBidi" w:hAnsiTheme="majorBidi" w:cstheme="majorBidi"/>
-                <w:sz w:val="18"/>
-                <w:szCs w:val="18"/>
-                <w:rtl/>
-                <w:lang w:bidi="ar-IQ"/>
-              </w:rPr>
-              <w:t xml:space="preserve">النظرية الاحتسابية</w:t>
-            </w:r>
-          </w:p>
-        </w:tc>
-        <w:tc>
-          <w:tcPr>
-            <w:tcW w:w="339" w:type="pct"/>
-          </w:tcPr>
-          <w:p>
-            <w:pPr>
-              <w:keepNext/>
-              <w:keepLines/>
-              <w:spacing w:after="0"/>
-              <w:rPr>
-                <w:rFonts w:asciiTheme="majorBidi" w:hAnsiTheme="majorBidi" w:cstheme="majorBidi"/>
-                <w:sz w:val="18"/>
-                <w:szCs w:val="18"/>
-                <w:lang w:bidi="ar-IQ"/>
-              </w:rPr>
-            </w:pPr>
-            <w:r>
-              <w:rPr>
-                <w:rFonts w:asciiTheme="majorBidi" w:hAnsiTheme="majorBidi" w:cstheme="majorBidi"/>
-                <w:sz w:val="18"/>
-                <w:szCs w:val="18"/>
-                <w:rtl/>
-                <w:lang w:bidi="ar-IQ"/>
-              </w:rPr>
-              <w:t xml:space="preserve">٥٠</w:t>
-            </w:r>
-          </w:p>
-        </w:tc>
-        <w:tc>
-          <w:tcPr>
-            <w:tcW w:w="325" w:type="pct"/>
-          </w:tcPr>
-          <w:p>
-            <w:pPr>
-              <w:keepNext/>
-              <w:keepLines/>
-              <w:spacing w:after="0"/>
-              <w:rPr>
-                <w:rFonts w:asciiTheme="majorBidi" w:hAnsiTheme="majorBidi" w:cstheme="majorBidi"/>
-                <w:sz w:val="18"/>
-                <w:szCs w:val="18"/>
-              </w:rPr>
-            </w:pPr>
-            <w:r>
-              <w:rPr>
-                <w:rFonts w:asciiTheme="majorBidi" w:hAnsiTheme="majorBidi" w:cstheme="majorBidi"/>
-                <w:sz w:val="18"/>
-                <w:szCs w:val="18"/>
-                <w:rtl/>
-                <w:lang w:bidi="ar-IQ"/>
-              </w:rPr>
-              <w:t xml:space="preserve">٣</w:t>
-            </w:r>
-          </w:p>
-        </w:tc>
-      </w:tr>
-      <w:tr>
-        <w:trPr>
-          <w:cantSplit/>
-        </w:trPr>
-        <w:tc>
-          <w:tcPr>
-            <w:tcW w:w="1828" w:type="pct"/>
-          </w:tcPr>
-          <w:p>
-            <w:pPr>
-              <w:keepNext/>
-              <w:keepLines/>
-              <w:spacing w:after="0"/>
-              <w:rPr>
-                <w:rFonts w:asciiTheme="majorBidi" w:hAnsiTheme="majorBidi" w:cstheme="majorBidi"/>
-                <w:sz w:val="18"/>
-                <w:szCs w:val="18"/>
-                <w:lang w:bidi="ar-IQ"/>
-              </w:rPr>
-            </w:pPr>
-            <w:r>
-              <w:rPr>
-                <w:rFonts w:asciiTheme="majorBidi" w:hAnsiTheme="majorBidi" w:cstheme="majorBidi"/>
-                <w:sz w:val="18"/>
-                <w:szCs w:val="18"/>
-                <w:rtl/>
-                <w:lang w:bidi="ar-IQ"/>
-              </w:rPr>
-              <w:t xml:space="preserve">تطبيقات الحاسوب</w:t>
-            </w:r>
-          </w:p>
-        </w:tc>
-        <w:tc>
-          <w:tcPr>
-            <w:tcW w:w="338" w:type="pct"/>
-          </w:tcPr>
-          <w:p>
-            <w:pPr>
-              <w:keepNext/>
-              <w:keepLines/>
-              <w:spacing w:after="0"/>
-              <w:rPr>
-                <w:rFonts w:asciiTheme="majorBidi" w:hAnsiTheme="majorBidi" w:cstheme="majorBidi"/>
-                <w:sz w:val="18"/>
-                <w:szCs w:val="18"/>
-                <w:lang w:bidi="ar-IQ"/>
-              </w:rPr>
-            </w:pPr>
-            <w:r>
-              <w:rPr>
-                <w:rFonts w:asciiTheme="majorBidi" w:hAnsiTheme="majorBidi" w:cstheme="majorBidi"/>
-                <w:sz w:val="18"/>
-                <w:szCs w:val="18"/>
-                <w:rtl/>
-                <w:lang w:bidi="ar-IQ"/>
-              </w:rPr>
-              <w:t xml:space="preserve">٥٤</w:t>
-            </w:r>
-          </w:p>
-        </w:tc>
-        <w:tc>
-          <w:tcPr>
-            <w:tcW w:w="339" w:type="pct"/>
-          </w:tcPr>
-          <w:p>
-            <w:pPr>
-              <w:keepNext/>
-              <w:keepLines/>
-              <w:spacing w:after="0"/>
-              <w:rPr>
-                <w:rFonts w:asciiTheme="majorBidi" w:hAnsiTheme="majorBidi" w:cstheme="majorBidi"/>
-                <w:sz w:val="18"/>
-                <w:szCs w:val="18"/>
-                <w:lang w:bidi="ar-IQ"/>
-              </w:rPr>
-            </w:pPr>
-            <w:r>
-              <w:rPr>
-                <w:rFonts w:asciiTheme="majorBidi" w:hAnsiTheme="majorBidi" w:cstheme="majorBidi"/>
-                <w:sz w:val="18"/>
-                <w:szCs w:val="18"/>
-                <w:rtl/>
-                <w:lang w:bidi="ar-IQ"/>
-              </w:rPr>
-              <w:t xml:space="preserve">٣</w:t>
-            </w:r>
-          </w:p>
-        </w:tc>
-        <w:tc>
-          <w:tcPr>
-            <w:tcW w:w="1831" w:type="pct"/>
-          </w:tcPr>
-          <w:p>
-            <w:pPr>
-              <w:keepNext/>
-              <w:keepLines/>
-              <w:spacing w:after="0"/>
-              <w:rPr>
-                <w:rFonts w:asciiTheme="majorBidi" w:hAnsiTheme="majorBidi" w:cstheme="majorBidi"/>
-                <w:sz w:val="18"/>
-                <w:szCs w:val="18"/>
-                <w:lang w:bidi="ar-IQ"/>
-              </w:rPr>
-            </w:pPr>
-            <w:r>
-              <w:rPr>
-                <w:rFonts w:asciiTheme="majorBidi" w:hAnsiTheme="majorBidi" w:cstheme="majorBidi"/>
-                <w:sz w:val="18"/>
-                <w:szCs w:val="18"/>
-                <w:rtl/>
-                <w:lang w:bidi="ar-IQ"/>
-              </w:rPr>
-              <w:t xml:space="preserve">هياكل البيانات ١</w:t>
-            </w:r>
-          </w:p>
-        </w:tc>
-        <w:tc>
-          <w:tcPr>
-            <w:tcW w:w="339" w:type="pct"/>
-          </w:tcPr>
-          <w:p>
-            <w:pPr>
-              <w:keepNext/>
-              <w:keepLines/>
-              <w:spacing w:after="0"/>
-              <w:rPr>
-                <w:rFonts w:asciiTheme="majorBidi" w:hAnsiTheme="majorBidi" w:cstheme="majorBidi"/>
-                <w:sz w:val="18"/>
-                <w:szCs w:val="18"/>
-                <w:lang w:bidi="ar-IQ"/>
-              </w:rPr>
-            </w:pPr>
-            <w:r>
-              <w:rPr>
-                <w:rFonts w:asciiTheme="majorBidi" w:hAnsiTheme="majorBidi" w:cstheme="majorBidi"/>
-                <w:sz w:val="18"/>
-                <w:szCs w:val="18"/>
-                <w:rtl/>
-                <w:lang w:bidi="ar-IQ"/>
-              </w:rPr>
-              <w:t xml:space="preserve">٦٣</w:t>
-            </w:r>
-          </w:p>
-        </w:tc>
-        <w:tc>
-          <w:tcPr>
-            <w:tcW w:w="325" w:type="pct"/>
-          </w:tcPr>
-          <w:p>
-            <w:pPr>
-              <w:keepNext/>
-              <w:keepLines/>
-              <w:spacing w:after="0"/>
-              <w:rPr>
-                <w:rFonts w:asciiTheme="majorBidi" w:hAnsiTheme="majorBidi" w:cstheme="majorBidi"/>
-                <w:sz w:val="18"/>
-                <w:szCs w:val="18"/>
-              </w:rPr>
-            </w:pPr>
-            <w:r>
-              <w:rPr>
-                <w:rFonts w:asciiTheme="majorBidi" w:hAnsiTheme="majorBidi" w:cstheme="majorBidi"/>
-                <w:sz w:val="18"/>
-                <w:szCs w:val="18"/>
-                <w:rtl/>
-                <w:lang w:bidi="ar-IQ"/>
-              </w:rPr>
-              <w:t xml:space="preserve">٣</w:t>
+              <w:t xml:space="preserve"/>
             </w:r>
           </w:p>
         </w:tc>
@@ -3265,7 +2921,7 @@
                 <w:rtl/>
                 <w:lang w:bidi="ar-IQ"/>
               </w:rPr>
-              <w:t xml:space="preserve">٢٠١٨-٢٠١٩</w:t>
+              <w:t xml:space="preserve">٢٠١٧-٢٠١٨</w:t>
             </w:r>
           </w:p>
         </w:tc>
@@ -3299,7 +2955,7 @@
                 <w:rtl/>
                 <w:lang w:bidi="ar-IQ"/>
               </w:rPr>
-              <w:t xml:space="preserve">المرحلة ٣ - ٢٠١٨-٢٠١٩</w:t>
+              <w:t xml:space="preserve">الفصل 2</w:t>
             </w:r>
           </w:p>
         </w:tc>
@@ -3327,7 +2983,7 @@
                 <w:rtl/>
                 <w:lang w:bidi="ar-IQ"/>
               </w:rPr>
-              <w:t xml:space="preserve">المرحلة ٤</w:t>
+              <w:t xml:space="preserve">الفصل 1</w:t>
             </w:r>
           </w:p>
         </w:tc>
@@ -3550,7 +3206,7 @@
                 <w:rtl/>
                 <w:lang w:bidi="ar-IQ"/>
               </w:rPr>
-              <w:t xml:space="preserve">اخلاقيات الحاسوب</w:t>
+              <w:t xml:space="preserve">البرمجة الكيانية ١</w:t>
             </w:r>
           </w:p>
         </w:tc>
@@ -3578,7 +3234,7 @@
                 <w:rtl/>
                 <w:lang w:bidi="ar-IQ"/>
               </w:rPr>
-              <w:t xml:space="preserve">٥٨</w:t>
+              <w:t xml:space="preserve">٥٣</w:t>
             </w:r>
           </w:p>
         </w:tc>
@@ -3606,7 +3262,7 @@
                 <w:rtl/>
                 <w:lang w:bidi="ar-IQ"/>
               </w:rPr>
-              <w:t xml:space="preserve">٢</w:t>
+              <w:t xml:space="preserve">٣</w:t>
             </w:r>
           </w:p>
         </w:tc>
@@ -3634,7 +3290,7 @@
                 <w:rtl/>
                 <w:lang w:bidi="ar-IQ"/>
               </w:rPr>
-              <w:t xml:space="preserve">الحوسبة السحابية</w:t>
+              <w:t xml:space="preserve">الاحتمالية والاحصاء</w:t>
             </w:r>
           </w:p>
         </w:tc>
@@ -3662,7 +3318,7 @@
                 <w:rtl/>
                 <w:lang w:bidi="ar-IQ"/>
               </w:rPr>
-              <w:t xml:space="preserve">٨٤</w:t>
+              <w:t xml:space="preserve">٥٣</w:t>
             </w:r>
           </w:p>
         </w:tc>
@@ -3689,7 +3345,7 @@
                 <w:rtl/>
                 <w:lang w:bidi="ar-IQ"/>
               </w:rPr>
-              <w:t xml:space="preserve">٢</w:t>
+              <w:t xml:space="preserve">٣</w:t>
             </w:r>
           </w:p>
         </w:tc>
@@ -3722,7 +3378,7 @@
                 <w:rtl/>
                 <w:lang w:bidi="ar-IQ"/>
               </w:rPr>
-              <w:t xml:space="preserve">الذكاء الاصطناعي</w:t>
+              <w:t xml:space="preserve">البرمجة الكيانية ٢</w:t>
             </w:r>
           </w:p>
         </w:tc>
@@ -3750,91 +3406,91 @@
                 <w:rtl/>
                 <w:lang w:bidi="ar-IQ"/>
               </w:rPr>
+              <w:t xml:space="preserve">٥١</w:t>
+            </w:r>
+          </w:p>
+        </w:tc>
+        <w:tc>
+          <w:tcPr>
+            <w:tcW w:w="339" w:type="pct"/>
+          </w:tcPr>
+          <w:p>
+            <w:pPr>
+              <w:keepNext/>
+              <w:keepLines/>
+              <w:spacing w:after="0"/>
+              <w:rPr>
+                <w:rFonts w:asciiTheme="majorBidi" w:hAnsiTheme="majorBidi" w:cstheme="majorBidi"/>
+                <w:sz w:val="18"/>
+                <w:szCs w:val="18"/>
+                <w:lang w:bidi="ar-IQ"/>
+              </w:rPr>
+            </w:pPr>
+            <w:r>
+              <w:rPr>
+                <w:rFonts w:asciiTheme="majorBidi" w:hAnsiTheme="majorBidi" w:cstheme="majorBidi"/>
+                <w:sz w:val="18"/>
+                <w:szCs w:val="18"/>
+                <w:rtl/>
+                <w:lang w:bidi="ar-IQ"/>
+              </w:rPr>
+              <w:t xml:space="preserve">٣</w:t>
+            </w:r>
+          </w:p>
+        </w:tc>
+        <w:tc>
+          <w:tcPr>
+            <w:tcW w:w="1831" w:type="pct"/>
+          </w:tcPr>
+          <w:p>
+            <w:pPr>
+              <w:keepNext/>
+              <w:keepLines/>
+              <w:spacing w:after="0"/>
+              <w:rPr>
+                <w:rFonts w:asciiTheme="majorBidi" w:hAnsiTheme="majorBidi" w:cstheme="majorBidi"/>
+                <w:sz w:val="18"/>
+                <w:szCs w:val="18"/>
+                <w:lang w:bidi="ar-IQ"/>
+              </w:rPr>
+            </w:pPr>
+            <w:r>
+              <w:rPr>
+                <w:rFonts w:asciiTheme="majorBidi" w:hAnsiTheme="majorBidi" w:cstheme="majorBidi"/>
+                <w:sz w:val="18"/>
+                <w:szCs w:val="18"/>
+                <w:rtl/>
+                <w:lang w:bidi="ar-IQ"/>
+              </w:rPr>
+              <w:t xml:space="preserve">البرمجة المرئية</w:t>
+            </w:r>
+          </w:p>
+        </w:tc>
+        <w:tc>
+          <w:tcPr>
+            <w:tcW w:w="339" w:type="pct"/>
+          </w:tcPr>
+          <w:p>
+            <w:pPr>
+              <w:keepNext/>
+              <w:keepLines/>
+              <w:spacing w:after="0"/>
+              <w:rPr>
+                <w:rFonts w:asciiTheme="majorBidi" w:hAnsiTheme="majorBidi" w:cstheme="majorBidi"/>
+                <w:sz w:val="18"/>
+                <w:szCs w:val="18"/>
+                <w:lang w:bidi="ar-IQ"/>
+              </w:rPr>
+            </w:pPr>
+            <w:r>
+              <w:rPr>
+                <w:rFonts w:asciiTheme="majorBidi" w:hAnsiTheme="majorBidi" w:cstheme="majorBidi"/>
+                <w:sz w:val="18"/>
+                <w:szCs w:val="18"/>
+                <w:rtl/>
+                <w:lang w:bidi="ar-IQ"/>
+              </w:rPr>
               <w:t xml:space="preserve">٥٠</w:t>
-            </w:r>
-          </w:p>
-        </w:tc>
-        <w:tc>
-          <w:tcPr>
-            <w:tcW w:w="339" w:type="pct"/>
-          </w:tcPr>
-          <w:p>
-            <w:pPr>
-              <w:keepNext/>
-              <w:keepLines/>
-              <w:spacing w:after="0"/>
-              <w:rPr>
-                <w:rFonts w:asciiTheme="majorBidi" w:hAnsiTheme="majorBidi" w:cstheme="majorBidi"/>
-                <w:sz w:val="18"/>
-                <w:szCs w:val="18"/>
-                <w:lang w:bidi="ar-IQ"/>
-              </w:rPr>
-            </w:pPr>
-            <w:r>
-              <w:rPr>
-                <w:rFonts w:asciiTheme="majorBidi" w:hAnsiTheme="majorBidi" w:cstheme="majorBidi"/>
-                <w:sz w:val="18"/>
-                <w:szCs w:val="18"/>
-                <w:rtl/>
-                <w:lang w:bidi="ar-IQ"/>
-              </w:rPr>
-              <w:t xml:space="preserve">٣</w:t>
-            </w:r>
-          </w:p>
-        </w:tc>
-        <w:tc>
-          <w:tcPr>
-            <w:tcW w:w="1831" w:type="pct"/>
-          </w:tcPr>
-          <w:p>
-            <w:pPr>
-              <w:keepNext/>
-              <w:keepLines/>
-              <w:spacing w:after="0"/>
-              <w:rPr>
-                <w:rFonts w:asciiTheme="majorBidi" w:hAnsiTheme="majorBidi" w:cstheme="majorBidi"/>
-                <w:sz w:val="18"/>
-                <w:szCs w:val="18"/>
-                <w:lang w:bidi="ar-IQ"/>
-              </w:rPr>
-            </w:pPr>
-            <w:r>
-              <w:rPr>
-                <w:rFonts w:asciiTheme="majorBidi" w:hAnsiTheme="majorBidi" w:cstheme="majorBidi"/>
-                <w:sz w:val="18"/>
-                <w:szCs w:val="18"/>
-                <w:rtl/>
-                <w:lang w:bidi="ar-IQ"/>
-              </w:rPr>
-              <w:t xml:space="preserve">الذكاء الحاسوبي</w:t>
-            </w:r>
-          </w:p>
-        </w:tc>
-        <w:tc>
-          <w:tcPr>
-            <w:tcW w:w="339" w:type="pct"/>
-          </w:tcPr>
-          <w:p>
-            <w:pPr>
-              <w:keepNext/>
-              <w:keepLines/>
-              <w:spacing w:after="0"/>
-              <w:rPr>
-                <w:rFonts w:asciiTheme="majorBidi" w:hAnsiTheme="majorBidi" w:cstheme="majorBidi"/>
-                <w:sz w:val="18"/>
-                <w:szCs w:val="18"/>
-                <w:lang w:bidi="ar-IQ"/>
-              </w:rPr>
-            </w:pPr>
-            <w:r>
-              <w:rPr>
-                <w:rFonts w:asciiTheme="majorBidi" w:hAnsiTheme="majorBidi" w:cstheme="majorBidi"/>
-                <w:sz w:val="18"/>
-                <w:szCs w:val="18"/>
-                <w:rtl/>
-                <w:lang w:bidi="ar-IQ"/>
-              </w:rPr>
-              <w:t xml:space="preserve">٦٨</w:t>
             </w:r>
           </w:p>
         </w:tc>
@@ -3894,7 +3550,7 @@
                 <w:rtl/>
                 <w:lang w:bidi="ar-IQ"/>
               </w:rPr>
-              <w:t xml:space="preserve">المترجمات</w:t>
+              <w:t xml:space="preserve">الرسم بالحاسوب</w:t>
             </w:r>
           </w:p>
         </w:tc>
@@ -3950,7 +3606,7 @@
                 <w:rtl/>
                 <w:lang w:bidi="ar-IQ"/>
               </w:rPr>
-              <w:t xml:space="preserve">٤</w:t>
+              <w:t xml:space="preserve">٣</w:t>
             </w:r>
           </w:p>
         </w:tc>
@@ -3978,7 +3634,7 @@
                 <w:rtl/>
                 <w:lang w:bidi="ar-IQ"/>
               </w:rPr>
-              <w:t xml:space="preserve">الرؤيا بالحاسوب</w:t>
+              <w:t xml:space="preserve">المعالجات المايكروية</w:t>
             </w:r>
           </w:p>
         </w:tc>
@@ -4006,7 +3662,7 @@
                 <w:rtl/>
                 <w:lang w:bidi="ar-IQ"/>
               </w:rPr>
-              <w:t xml:space="preserve">٧٨</w:t>
+              <w:t xml:space="preserve">٥٠</w:t>
             </w:r>
           </w:p>
         </w:tc>
@@ -4066,7 +3722,7 @@
                 <w:rtl/>
                 <w:lang w:bidi="ar-IQ"/>
               </w:rPr>
-              <w:t xml:space="preserve">بحوث العمليات</w:t>
+              <w:t xml:space="preserve">الطرق العددية</w:t>
             </w:r>
           </w:p>
         </w:tc>
@@ -4094,7 +3750,7 @@
                 <w:rtl/>
                 <w:lang w:bidi="ar-IQ"/>
               </w:rPr>
-              <w:t xml:space="preserve">٥٠</w:t>
+              <w:t xml:space="preserve">٦٦</w:t>
             </w:r>
           </w:p>
         </w:tc>
@@ -4150,7 +3806,7 @@
                 <w:rtl/>
                 <w:lang w:bidi="ar-IQ"/>
               </w:rPr>
-              <w:t xml:space="preserve">المحاكاة بالحاسوب</w:t>
+              <w:t xml:space="preserve"/>
             </w:r>
           </w:p>
         </w:tc>
@@ -4178,7 +3834,7 @@
                 <w:rtl/>
                 <w:lang w:bidi="ar-IQ"/>
               </w:rPr>
-              <w:t xml:space="preserve">٨٠</w:t>
+              <w:t xml:space="preserve"/>
             </w:r>
           </w:p>
         </w:tc>
@@ -4205,7 +3861,7 @@
                 <w:rtl/>
                 <w:lang w:bidi="ar-IQ"/>
               </w:rPr>
-              <w:t xml:space="preserve">٣</w:t>
+              <w:t xml:space="preserve"/>
             </w:r>
           </w:p>
         </w:tc>
@@ -4238,7 +3894,7 @@
                 <w:rtl/>
                 <w:lang w:bidi="ar-IQ"/>
               </w:rPr>
-              <w:t xml:space="preserve">برمجة المواقع ١</w:t>
+              <w:t xml:space="preserve">العربي</w:t>
             </w:r>
           </w:p>
         </w:tc>
@@ -4266,7 +3922,7 @@
                 <w:rtl/>
                 <w:lang w:bidi="ar-IQ"/>
               </w:rPr>
-              <w:t xml:space="preserve">٥٨</w:t>
+              <w:t xml:space="preserve">٧٠</w:t>
             </w:r>
           </w:p>
         </w:tc>
@@ -4294,7 +3950,7 @@
                 <w:rtl/>
                 <w:lang w:bidi="ar-IQ"/>
               </w:rPr>
-              <w:t xml:space="preserve">٣</w:t>
+              <w:t xml:space="preserve">٢</w:t>
             </w:r>
           </w:p>
         </w:tc>
@@ -4322,7 +3978,7 @@
                 <w:rtl/>
                 <w:lang w:bidi="ar-IQ"/>
               </w:rPr>
-              <w:t xml:space="preserve">امنية الحاسوب</w:t>
+              <w:t xml:space="preserve"/>
             </w:r>
           </w:p>
         </w:tc>
@@ -4350,7 +4006,7 @@
                 <w:rtl/>
                 <w:lang w:bidi="ar-IQ"/>
               </w:rPr>
-              <w:t xml:space="preserve">٨٠</w:t>
+              <w:t xml:space="preserve"/>
             </w:r>
           </w:p>
         </w:tc>
@@ -4377,7 +4033,7 @@
                 <w:rtl/>
                 <w:lang w:bidi="ar-IQ"/>
               </w:rPr>
-              <w:t xml:space="preserve">٣</w:t>
+              <w:t xml:space="preserve"/>
             </w:r>
           </w:p>
         </w:tc>
@@ -4410,7 +4066,7 @@
                 <w:rtl/>
                 <w:lang w:bidi="ar-IQ"/>
               </w:rPr>
-              <w:t xml:space="preserve">برمجة المواقع ٢</w:t>
+              <w:t xml:space="preserve">النظرية الاحتسابية</w:t>
             </w:r>
           </w:p>
         </w:tc>
@@ -4438,7 +4094,7 @@
                 <w:rtl/>
                 <w:lang w:bidi="ar-IQ"/>
               </w:rPr>
-              <w:t xml:space="preserve">٥٧</w:t>
+              <w:t xml:space="preserve">٥٠</w:t>
             </w:r>
           </w:p>
         </w:tc>
@@ -4494,7 +4150,7 @@
                 <w:rtl/>
                 <w:lang w:bidi="ar-IQ"/>
               </w:rPr>
-              <w:t xml:space="preserve">انظمة التشغيل</w:t>
+              <w:t xml:space="preserve"/>
             </w:r>
           </w:p>
         </w:tc>
@@ -4522,7 +4178,7 @@
                 <w:rtl/>
                 <w:lang w:bidi="ar-IQ"/>
               </w:rPr>
-              <w:t xml:space="preserve">٨٠</w:t>
+              <w:t xml:space="preserve"/>
             </w:r>
           </w:p>
         </w:tc>
@@ -4549,7 +4205,7 @@
                 <w:rtl/>
                 <w:lang w:bidi="ar-IQ"/>
               </w:rPr>
-              <w:t xml:space="preserve">٣</w:t>
+              <w:t xml:space="preserve"/>
             </w:r>
           </w:p>
         </w:tc>
@@ -4582,7 +4238,7 @@
                 <w:rtl/>
                 <w:lang w:bidi="ar-IQ"/>
               </w:rPr>
-              <w:t xml:space="preserve">تحليل وتصميم النظم</w:t>
+              <w:t xml:space="preserve">هياكل البيانات ١</w:t>
             </w:r>
           </w:p>
         </w:tc>
@@ -4610,7 +4266,7 @@
                 <w:rtl/>
                 <w:lang w:bidi="ar-IQ"/>
               </w:rPr>
-              <w:t xml:space="preserve">٥٠</w:t>
+              <w:t xml:space="preserve">٦٣</w:t>
             </w:r>
           </w:p>
         </w:tc>
@@ -4666,7 +4322,7 @@
                 <w:rtl/>
                 <w:lang w:bidi="ar-IQ"/>
               </w:rPr>
-              <w:t xml:space="preserve">تطبيقات النقال</w:t>
+              <w:t xml:space="preserve"/>
             </w:r>
           </w:p>
         </w:tc>
@@ -4694,7 +4350,7 @@
                 <w:rtl/>
                 <w:lang w:bidi="ar-IQ"/>
               </w:rPr>
-              <w:t xml:space="preserve">٩٠</w:t>
+              <w:t xml:space="preserve"/>
             </w:r>
           </w:p>
         </w:tc>
@@ -4721,7 +4377,79 @@
                 <w:rtl/>
                 <w:lang w:bidi="ar-IQ"/>
               </w:rPr>
-              <w:t xml:space="preserve">٣</w:t>
+              <w:t xml:space="preserve"/>
+            </w:r>
+          </w:p>
+        </w:tc>
+      </w:tr>
+    </w:tbl>
+    <w:p>
+      <w:pPr>
+        <w:keepNext/>
+        <w:keepLines/>
+        <w:spacing w:line="240" w:lineRule="auto"/>
+        <w:rPr>
+          <w:rFonts w:asciiTheme="majorBidi" w:hAnsiTheme="majorBidi" w:cstheme="majorBidi"/>
+          <w:lang w:bidi="ar-IQ"/>
+        </w:rPr>
+      </w:pPr>
+      <w:r>
+        <w:rPr>
+          <w:rFonts w:asciiTheme="majorBidi" w:hAnsiTheme="majorBidi" w:cstheme="majorBidi"/>
+          <w:rtl/>
+          <w:lang w:bidi="ar-IQ"/>
+        </w:rPr>
+        <w:t xml:space="preserve"/>
+      </w:r>
+    </w:p>
+    <w:tbl>
+      <w:tblPr>
+        <w:tblStyle w:val="TableGrid"/>
+        <w:bidiVisual/>
+        <w:tblW w:w="5000" w:type="pct"/>
+        <w:tblLayout w:type="fixed"/>
+        <w:tblLook w:val="04A0" w:firstRow="1" w:lastRow="0" w:firstColumn="1" w:lastColumn="0" w:noHBand="0" w:noVBand="1"/>
+      </w:tblPr>
+      <w:tblGrid>
+        <w:gridCol w:w="3822"/>
+        <w:gridCol w:w="707"/>
+        <w:gridCol w:w="709"/>
+        <w:gridCol w:w="3829"/>
+        <w:gridCol w:w="709"/>
+        <w:gridCol w:w="680"/>
+      </w:tblGrid>
+      <w:tr>
+        <w:trPr>
+          <w:cantSplit/>
+        </w:trPr>
+        <w:tc>
+          <w:tcPr>
+            <w:tcW w:w="5000" w:type="pct"/>
+            <w:gridSpan w:val="6"/>
+          </w:tcPr>
+          <w:p>
+            <w:pPr>
+              <w:keepNext/>
+              <w:keepLines/>
+              <w:spacing w:after="0"/>
+              <w:jc w:val="center"/>
+              <w:rPr>
+                <w:rFonts w:asciiTheme="majorBidi" w:hAnsiTheme="majorBidi" w:cstheme="majorBidi"/>
+                <w:sz w:val="18"/>
+                <w:szCs w:val="18"/>
+                <w:rtl/>
+                <w:lang w:bidi="ar-IQ"/>
+              </w:rPr>
+            </w:pPr>
+            <w:r>
+              <w:rPr>
+                <w:rFonts w:asciiTheme="majorBidi" w:hAnsiTheme="majorBidi" w:cs="Times New Roman"/>
+                <w:sz w:val="18"/>
+                <w:szCs w:val="18"/>
+                <w:rtl/>
+                <w:lang w:bidi="ar-IQ"/>
+              </w:rPr>
+              <w:t xml:space="preserve">٢٠١٨-٢٠١٩</w:t>
             </w:r>
           </w:p>
         </w:tc>
@@ -4732,168 +4460,58 @@
         </w:trPr>
         <w:tc>
           <w:tcPr>
-            <w:tcW w:w="1828" w:type="pct"/>
-          </w:tcPr>
-          <w:p>
-            <w:pPr>
-              <w:keepNext/>
-              <w:keepLines/>
-              <w:spacing w:after="0"/>
-              <w:rPr>
-                <w:rFonts w:asciiTheme="majorBidi" w:hAnsiTheme="majorBidi" w:cstheme="majorBidi"/>
-                <w:sz w:val="18"/>
-                <w:szCs w:val="18"/>
-                <w:lang w:bidi="ar-IQ"/>
-              </w:rPr>
-            </w:pPr>
-            <w:r>
-              <w:rPr>
-                <w:rFonts w:asciiTheme="majorBidi" w:hAnsiTheme="majorBidi" w:cstheme="majorBidi"/>
-                <w:sz w:val="18"/>
-                <w:szCs w:val="18"/>
-                <w:rtl/>
-                <w:lang w:bidi="ar-IQ"/>
-              </w:rPr>
-              <w:t xml:space="preserve">شبكات الحاسوب ١</w:t>
-            </w:r>
-          </w:p>
-        </w:tc>
-        <w:tc>
-          <w:tcPr>
-            <w:tcW w:w="338" w:type="pct"/>
-          </w:tcPr>
-          <w:p>
-            <w:pPr>
-              <w:keepNext/>
-              <w:keepLines/>
-              <w:spacing w:after="0"/>
-              <w:rPr>
-                <w:rFonts w:asciiTheme="majorBidi" w:hAnsiTheme="majorBidi" w:cstheme="majorBidi"/>
-                <w:sz w:val="18"/>
-                <w:szCs w:val="18"/>
-                <w:lang w:bidi="ar-IQ"/>
-              </w:rPr>
-            </w:pPr>
-            <w:r>
-              <w:rPr>
-                <w:rFonts w:asciiTheme="majorBidi" w:hAnsiTheme="majorBidi" w:cstheme="majorBidi"/>
-                <w:sz w:val="18"/>
-                <w:szCs w:val="18"/>
-                <w:rtl/>
-                <w:lang w:bidi="ar-IQ"/>
-              </w:rPr>
-              <w:t xml:space="preserve">٥٠</w:t>
-            </w:r>
-          </w:p>
-        </w:tc>
-        <w:tc>
-          <w:tcPr>
-            <w:tcW w:w="339" w:type="pct"/>
-          </w:tcPr>
-          <w:p>
-            <w:pPr>
-              <w:keepNext/>
-              <w:keepLines/>
-              <w:spacing w:after="0"/>
-              <w:rPr>
-                <w:rFonts w:asciiTheme="majorBidi" w:hAnsiTheme="majorBidi" w:cstheme="majorBidi"/>
-                <w:sz w:val="18"/>
-                <w:szCs w:val="18"/>
-                <w:lang w:bidi="ar-IQ"/>
-              </w:rPr>
-            </w:pPr>
-            <w:r>
-              <w:rPr>
-                <w:rFonts w:asciiTheme="majorBidi" w:hAnsiTheme="majorBidi" w:cstheme="majorBidi"/>
-                <w:sz w:val="18"/>
-                <w:szCs w:val="18"/>
-                <w:rtl/>
-                <w:lang w:bidi="ar-IQ"/>
-              </w:rPr>
-              <w:t xml:space="preserve">٣</w:t>
-            </w:r>
-          </w:p>
-        </w:tc>
-        <w:tc>
-          <w:tcPr>
-            <w:tcW w:w="1831" w:type="pct"/>
-          </w:tcPr>
-          <w:p>
-            <w:pPr>
-              <w:keepNext/>
-              <w:keepLines/>
-              <w:spacing w:after="0"/>
-              <w:rPr>
-                <w:rFonts w:asciiTheme="majorBidi" w:hAnsiTheme="majorBidi" w:cstheme="majorBidi"/>
-                <w:sz w:val="18"/>
-                <w:szCs w:val="18"/>
-                <w:lang w:bidi="ar-IQ"/>
-              </w:rPr>
-            </w:pPr>
-            <w:r>
-              <w:rPr>
-                <w:rFonts w:asciiTheme="majorBidi" w:hAnsiTheme="majorBidi" w:cstheme="majorBidi"/>
-                <w:sz w:val="18"/>
-                <w:szCs w:val="18"/>
-                <w:rtl/>
-                <w:lang w:bidi="ar-IQ"/>
-              </w:rPr>
-              <w:t xml:space="preserve">تفاعل الانسان مع الحاسوب</w:t>
-            </w:r>
-          </w:p>
-        </w:tc>
-        <w:tc>
-          <w:tcPr>
-            <w:tcW w:w="339" w:type="pct"/>
-          </w:tcPr>
-          <w:p>
-            <w:pPr>
-              <w:keepNext/>
-              <w:keepLines/>
-              <w:spacing w:after="0"/>
-              <w:rPr>
-                <w:rFonts w:asciiTheme="majorBidi" w:hAnsiTheme="majorBidi" w:cstheme="majorBidi"/>
-                <w:sz w:val="18"/>
-                <w:szCs w:val="18"/>
-                <w:lang w:bidi="ar-IQ"/>
-              </w:rPr>
-            </w:pPr>
-            <w:r>
-              <w:rPr>
-                <w:rFonts w:asciiTheme="majorBidi" w:hAnsiTheme="majorBidi" w:cstheme="majorBidi"/>
-                <w:sz w:val="18"/>
-                <w:szCs w:val="18"/>
-                <w:rtl/>
-                <w:lang w:bidi="ar-IQ"/>
-              </w:rPr>
-              <w:t xml:space="preserve">٨٠</w:t>
-            </w:r>
-          </w:p>
-        </w:tc>
-        <w:tc>
-          <w:tcPr>
-            <w:tcW w:w="325" w:type="pct"/>
-          </w:tcPr>
-          <w:p>
-            <w:pPr>
-              <w:keepNext/>
-              <w:keepLines/>
-              <w:spacing w:after="0"/>
-              <w:rPr>
-                <w:rFonts w:asciiTheme="majorBidi" w:hAnsiTheme="majorBidi" w:cstheme="majorBidi"/>
-                <w:sz w:val="18"/>
-                <w:szCs w:val="18"/>
-              </w:rPr>
-            </w:pPr>
-            <w:r>
-              <w:rPr>
-                <w:rFonts w:asciiTheme="majorBidi" w:hAnsiTheme="majorBidi" w:cstheme="majorBidi"/>
-                <w:sz w:val="18"/>
-                <w:szCs w:val="18"/>
-                <w:rtl/>
-                <w:lang w:bidi="ar-IQ"/>
-              </w:rPr>
-              <w:t xml:space="preserve">٣</w:t>
+            <w:tcW w:w="2505" w:type="pct"/>
+            <w:gridSpan w:val="3"/>
+          </w:tcPr>
+          <w:p>
+            <w:pPr>
+              <w:keepNext/>
+              <w:keepLines/>
+              <w:spacing w:after="0"/>
+              <w:rPr>
+                <w:rFonts w:asciiTheme="majorBidi" w:hAnsiTheme="majorBidi" w:cstheme="majorBidi"/>
+                <w:sz w:val="18"/>
+                <w:szCs w:val="18"/>
+                <w:lang w:bidi="ar-IQ"/>
+              </w:rPr>
+            </w:pPr>
+            <w:r>
+              <w:rPr>
+                <w:rFonts w:asciiTheme="majorBidi" w:hAnsiTheme="majorBidi" w:cstheme="majorBidi"/>
+                <w:sz w:val="18"/>
+                <w:szCs w:val="18"/>
+                <w:rtl/>
+                <w:lang w:bidi="ar-IQ"/>
+              </w:rPr>
+              <w:t xml:space="preserve">الفصل 2</w:t>
+            </w:r>
+          </w:p>
+        </w:tc>
+        <w:tc>
+          <w:tcPr>
+            <w:tcW w:w="2495" w:type="pct"/>
+            <w:gridSpan w:val="3"/>
+          </w:tcPr>
+          <w:p>
+            <w:pPr>
+              <w:keepNext/>
+              <w:keepLines/>
+              <w:spacing w:after="0"/>
+              <w:rPr>
+                <w:rFonts w:asciiTheme="majorBidi" w:hAnsiTheme="majorBidi" w:cstheme="majorBidi"/>
+                <w:sz w:val="18"/>
+                <w:szCs w:val="18"/>
+              </w:rPr>
+            </w:pPr>
+            <w:r>
+              <w:rPr>
+                <w:rFonts w:asciiTheme="majorBidi" w:hAnsiTheme="majorBidi" w:cstheme="majorBidi"/>
+                <w:sz w:val="18"/>
+                <w:szCs w:val="18"/>
+                <w:rtl/>
+                <w:lang w:bidi="ar-IQ"/>
+              </w:rPr>
+              <w:t xml:space="preserve">الفصل 1</w:t>
             </w:r>
           </w:p>
         </w:tc>
@@ -4913,20 +4531,23 @@
               <w:spacing w:after="0"/>
               <w:rPr>
                 <w:rFonts w:asciiTheme="majorBidi" w:hAnsiTheme="majorBidi" w:cstheme="majorBidi"/>
-                <w:sz w:val="18"/>
-                <w:szCs w:val="18"/>
-                <w:lang w:bidi="ar-IQ"/>
-              </w:rPr>
-            </w:pPr>
-            <w:r>
-              <w:rPr>
-                <w:rFonts w:asciiTheme="majorBidi" w:hAnsiTheme="majorBidi" w:cstheme="majorBidi"/>
-                <w:sz w:val="18"/>
-                <w:szCs w:val="18"/>
-                <w:rtl/>
-                <w:lang w:bidi="ar-IQ"/>
-              </w:rPr>
-              <w:t xml:space="preserve">شبكات الحاسوب ٢</w:t>
+                <w:b/>
+                <w:bCs/>
+                <w:sz w:val="18"/>
+                <w:szCs w:val="18"/>
+                <w:lang w:bidi="ar-IQ"/>
+              </w:rPr>
+            </w:pPr>
+            <w:r>
+              <w:rPr>
+                <w:rFonts w:asciiTheme="majorBidi" w:hAnsiTheme="majorBidi" w:cstheme="majorBidi"/>
+                <w:b/>
+                <w:bCs/>
+                <w:sz w:val="18"/>
+                <w:szCs w:val="18"/>
+                <w:rtl/>
+              </w:rPr>
+              <w:t>المادة الدراسية</w:t>
             </w:r>
           </w:p>
         </w:tc>
@@ -4941,20 +4562,23 @@
               <w:spacing w:after="0"/>
               <w:rPr>
                 <w:rFonts w:asciiTheme="majorBidi" w:hAnsiTheme="majorBidi" w:cstheme="majorBidi"/>
-                <w:sz w:val="18"/>
-                <w:szCs w:val="18"/>
-                <w:lang w:bidi="ar-IQ"/>
-              </w:rPr>
-            </w:pPr>
-            <w:r>
-              <w:rPr>
-                <w:rFonts w:asciiTheme="majorBidi" w:hAnsiTheme="majorBidi" w:cstheme="majorBidi"/>
-                <w:sz w:val="18"/>
-                <w:szCs w:val="18"/>
-                <w:rtl/>
-                <w:lang w:bidi="ar-IQ"/>
-              </w:rPr>
-              <w:t xml:space="preserve">٥٠</w:t>
+                <w:b/>
+                <w:bCs/>
+                <w:sz w:val="18"/>
+                <w:szCs w:val="18"/>
+                <w:lang w:bidi="ar-IQ"/>
+              </w:rPr>
+            </w:pPr>
+            <w:r>
+              <w:rPr>
+                <w:rFonts w:asciiTheme="majorBidi" w:hAnsiTheme="majorBidi" w:cstheme="majorBidi"/>
+                <w:b/>
+                <w:bCs/>
+                <w:sz w:val="18"/>
+                <w:szCs w:val="18"/>
+                <w:rtl/>
+              </w:rPr>
+              <w:t>الدرجة</w:t>
             </w:r>
           </w:p>
         </w:tc>
@@ -4969,20 +4593,23 @@
               <w:spacing w:after="0"/>
               <w:rPr>
                 <w:rFonts w:asciiTheme="majorBidi" w:hAnsiTheme="majorBidi" w:cstheme="majorBidi"/>
-                <w:sz w:val="18"/>
-                <w:szCs w:val="18"/>
-                <w:lang w:bidi="ar-IQ"/>
-              </w:rPr>
-            </w:pPr>
-            <w:r>
-              <w:rPr>
-                <w:rFonts w:asciiTheme="majorBidi" w:hAnsiTheme="majorBidi" w:cstheme="majorBidi"/>
-                <w:sz w:val="18"/>
-                <w:szCs w:val="18"/>
-                <w:rtl/>
-                <w:lang w:bidi="ar-IQ"/>
-              </w:rPr>
-              <w:t xml:space="preserve">٣</w:t>
+                <w:b/>
+                <w:bCs/>
+                <w:sz w:val="18"/>
+                <w:szCs w:val="18"/>
+                <w:lang w:bidi="ar-IQ"/>
+              </w:rPr>
+            </w:pPr>
+            <w:r>
+              <w:rPr>
+                <w:rFonts w:asciiTheme="majorBidi" w:hAnsiTheme="majorBidi" w:cstheme="majorBidi"/>
+                <w:b/>
+                <w:bCs/>
+                <w:sz w:val="18"/>
+                <w:szCs w:val="18"/>
+                <w:rtl/>
+              </w:rPr>
+              <w:t>الوحدة</w:t>
             </w:r>
           </w:p>
         </w:tc>
@@ -4997,20 +4624,23 @@
               <w:spacing w:after="0"/>
               <w:rPr>
                 <w:rFonts w:asciiTheme="majorBidi" w:hAnsiTheme="majorBidi" w:cstheme="majorBidi"/>
-                <w:sz w:val="18"/>
-                <w:szCs w:val="18"/>
-                <w:lang w:bidi="ar-IQ"/>
-              </w:rPr>
-            </w:pPr>
-            <w:r>
-              <w:rPr>
-                <w:rFonts w:asciiTheme="majorBidi" w:hAnsiTheme="majorBidi" w:cstheme="majorBidi"/>
-                <w:sz w:val="18"/>
-                <w:szCs w:val="18"/>
-                <w:rtl/>
-                <w:lang w:bidi="ar-IQ"/>
-              </w:rPr>
-              <w:t xml:space="preserve">تنقيب البيانات</w:t>
+                <w:b/>
+                <w:bCs/>
+                <w:sz w:val="18"/>
+                <w:szCs w:val="18"/>
+                <w:lang w:bidi="ar-IQ"/>
+              </w:rPr>
+            </w:pPr>
+            <w:r>
+              <w:rPr>
+                <w:rFonts w:asciiTheme="majorBidi" w:hAnsiTheme="majorBidi" w:cstheme="majorBidi"/>
+                <w:b/>
+                <w:bCs/>
+                <w:sz w:val="18"/>
+                <w:szCs w:val="18"/>
+                <w:rtl/>
+              </w:rPr>
+              <w:t>المادة الدراسية</w:t>
             </w:r>
           </w:p>
         </w:tc>
@@ -5025,20 +4655,23 @@
               <w:spacing w:after="0"/>
               <w:rPr>
                 <w:rFonts w:asciiTheme="majorBidi" w:hAnsiTheme="majorBidi" w:cstheme="majorBidi"/>
-                <w:sz w:val="18"/>
-                <w:szCs w:val="18"/>
-                <w:lang w:bidi="ar-IQ"/>
-              </w:rPr>
-            </w:pPr>
-            <w:r>
-              <w:rPr>
-                <w:rFonts w:asciiTheme="majorBidi" w:hAnsiTheme="majorBidi" w:cstheme="majorBidi"/>
-                <w:sz w:val="18"/>
-                <w:szCs w:val="18"/>
-                <w:rtl/>
-                <w:lang w:bidi="ar-IQ"/>
-              </w:rPr>
-              <w:t xml:space="preserve">٨٩</w:t>
+                <w:b/>
+                <w:bCs/>
+                <w:sz w:val="18"/>
+                <w:szCs w:val="18"/>
+                <w:lang w:bidi="ar-IQ"/>
+              </w:rPr>
+            </w:pPr>
+            <w:r>
+              <w:rPr>
+                <w:rFonts w:asciiTheme="majorBidi" w:hAnsiTheme="majorBidi" w:cstheme="majorBidi"/>
+                <w:b/>
+                <w:bCs/>
+                <w:sz w:val="18"/>
+                <w:szCs w:val="18"/>
+                <w:rtl/>
+              </w:rPr>
+              <w:t>الدرجة</w:t>
             </w:r>
           </w:p>
         </w:tc>
@@ -5053,19 +4686,22 @@
               <w:spacing w:after="0"/>
               <w:rPr>
                 <w:rFonts w:asciiTheme="majorBidi" w:hAnsiTheme="majorBidi" w:cstheme="majorBidi"/>
-                <w:sz w:val="18"/>
-                <w:szCs w:val="18"/>
-              </w:rPr>
-            </w:pPr>
-            <w:r>
-              <w:rPr>
-                <w:rFonts w:asciiTheme="majorBidi" w:hAnsiTheme="majorBidi" w:cstheme="majorBidi"/>
-                <w:sz w:val="18"/>
-                <w:szCs w:val="18"/>
-                <w:rtl/>
-                <w:lang w:bidi="ar-IQ"/>
-              </w:rPr>
-              <w:t xml:space="preserve">٢</w:t>
+                <w:b/>
+                <w:bCs/>
+                <w:sz w:val="18"/>
+                <w:szCs w:val="18"/>
+              </w:rPr>
+            </w:pPr>
+            <w:r>
+              <w:rPr>
+                <w:rFonts w:asciiTheme="majorBidi" w:hAnsiTheme="majorBidi" w:cstheme="majorBidi"/>
+                <w:b/>
+                <w:bCs/>
+                <w:sz w:val="18"/>
+                <w:szCs w:val="18"/>
+                <w:rtl/>
+              </w:rPr>
+              <w:t>الوحدة</w:t>
             </w:r>
           </w:p>
         </w:tc>
@@ -5098,7 +4734,7 @@
                 <w:rtl/>
                 <w:lang w:bidi="ar-IQ"/>
               </w:rPr>
-              <w:t xml:space="preserve">قواعد البيانات</w:t>
+              <w:t xml:space="preserve">اخلاقيات الحاسوب</w:t>
             </w:r>
           </w:p>
         </w:tc>
@@ -5126,7 +4762,7 @@
                 <w:rtl/>
                 <w:lang w:bidi="ar-IQ"/>
               </w:rPr>
-              <w:t xml:space="preserve">٥٥</w:t>
+              <w:t xml:space="preserve">٥٨</w:t>
             </w:r>
           </w:p>
         </w:tc>
@@ -5154,90 +4790,90 @@
                 <w:rtl/>
                 <w:lang w:bidi="ar-IQ"/>
               </w:rPr>
+              <w:t xml:space="preserve">٢</w:t>
+            </w:r>
+          </w:p>
+        </w:tc>
+        <w:tc>
+          <w:tcPr>
+            <w:tcW w:w="1831" w:type="pct"/>
+          </w:tcPr>
+          <w:p>
+            <w:pPr>
+              <w:keepNext/>
+              <w:keepLines/>
+              <w:spacing w:after="0"/>
+              <w:rPr>
+                <w:rFonts w:asciiTheme="majorBidi" w:hAnsiTheme="majorBidi" w:cstheme="majorBidi"/>
+                <w:sz w:val="18"/>
+                <w:szCs w:val="18"/>
+                <w:lang w:bidi="ar-IQ"/>
+              </w:rPr>
+            </w:pPr>
+            <w:r>
+              <w:rPr>
+                <w:rFonts w:asciiTheme="majorBidi" w:hAnsiTheme="majorBidi" w:cstheme="majorBidi"/>
+                <w:sz w:val="18"/>
+                <w:szCs w:val="18"/>
+                <w:rtl/>
+                <w:lang w:bidi="ar-IQ"/>
+              </w:rPr>
+              <w:t xml:space="preserve">الذكاء الاصطناعي</w:t>
+            </w:r>
+          </w:p>
+        </w:tc>
+        <w:tc>
+          <w:tcPr>
+            <w:tcW w:w="339" w:type="pct"/>
+          </w:tcPr>
+          <w:p>
+            <w:pPr>
+              <w:keepNext/>
+              <w:keepLines/>
+              <w:spacing w:after="0"/>
+              <w:rPr>
+                <w:rFonts w:asciiTheme="majorBidi" w:hAnsiTheme="majorBidi" w:cstheme="majorBidi"/>
+                <w:sz w:val="18"/>
+                <w:szCs w:val="18"/>
+                <w:lang w:bidi="ar-IQ"/>
+              </w:rPr>
+            </w:pPr>
+            <w:r>
+              <w:rPr>
+                <w:rFonts w:asciiTheme="majorBidi" w:hAnsiTheme="majorBidi" w:cstheme="majorBidi"/>
+                <w:sz w:val="18"/>
+                <w:szCs w:val="18"/>
+                <w:rtl/>
+                <w:lang w:bidi="ar-IQ"/>
+              </w:rPr>
+              <w:t xml:space="preserve">٥٠</w:t>
+            </w:r>
+          </w:p>
+        </w:tc>
+        <w:tc>
+          <w:tcPr>
+            <w:tcW w:w="325" w:type="pct"/>
+          </w:tcPr>
+          <w:p>
+            <w:pPr>
+              <w:keepNext/>
+              <w:keepLines/>
+              <w:spacing w:after="0"/>
+              <w:rPr>
+                <w:rFonts w:asciiTheme="majorBidi" w:hAnsiTheme="majorBidi" w:cstheme="majorBidi"/>
+                <w:sz w:val="18"/>
+                <w:szCs w:val="18"/>
+              </w:rPr>
+            </w:pPr>
+            <w:r>
+              <w:rPr>
+                <w:rFonts w:asciiTheme="majorBidi" w:hAnsiTheme="majorBidi" w:cstheme="majorBidi"/>
+                <w:sz w:val="18"/>
+                <w:szCs w:val="18"/>
+                <w:rtl/>
+                <w:lang w:bidi="ar-IQ"/>
+              </w:rPr>
               <w:t xml:space="preserve">٣</w:t>
-            </w:r>
-          </w:p>
-        </w:tc>
-        <w:tc>
-          <w:tcPr>
-            <w:tcW w:w="1831" w:type="pct"/>
-          </w:tcPr>
-          <w:p>
-            <w:pPr>
-              <w:keepNext/>
-              <w:keepLines/>
-              <w:spacing w:after="0"/>
-              <w:rPr>
-                <w:rFonts w:asciiTheme="majorBidi" w:hAnsiTheme="majorBidi" w:cstheme="majorBidi"/>
-                <w:sz w:val="18"/>
-                <w:szCs w:val="18"/>
-                <w:lang w:bidi="ar-IQ"/>
-              </w:rPr>
-            </w:pPr>
-            <w:r>
-              <w:rPr>
-                <w:rFonts w:asciiTheme="majorBidi" w:hAnsiTheme="majorBidi" w:cstheme="majorBidi"/>
-                <w:sz w:val="18"/>
-                <w:szCs w:val="18"/>
-                <w:rtl/>
-                <w:lang w:bidi="ar-IQ"/>
-              </w:rPr>
-              <w:t xml:space="preserve">مشروع التخرج</w:t>
-            </w:r>
-          </w:p>
-        </w:tc>
-        <w:tc>
-          <w:tcPr>
-            <w:tcW w:w="339" w:type="pct"/>
-          </w:tcPr>
-          <w:p>
-            <w:pPr>
-              <w:keepNext/>
-              <w:keepLines/>
-              <w:spacing w:after="0"/>
-              <w:rPr>
-                <w:rFonts w:asciiTheme="majorBidi" w:hAnsiTheme="majorBidi" w:cstheme="majorBidi"/>
-                <w:sz w:val="18"/>
-                <w:szCs w:val="18"/>
-                <w:lang w:bidi="ar-IQ"/>
-              </w:rPr>
-            </w:pPr>
-            <w:r>
-              <w:rPr>
-                <w:rFonts w:asciiTheme="majorBidi" w:hAnsiTheme="majorBidi" w:cstheme="majorBidi"/>
-                <w:sz w:val="18"/>
-                <w:szCs w:val="18"/>
-                <w:rtl/>
-                <w:lang w:bidi="ar-IQ"/>
-              </w:rPr>
-              <w:t xml:space="preserve">٨٣</w:t>
-            </w:r>
-          </w:p>
-        </w:tc>
-        <w:tc>
-          <w:tcPr>
-            <w:tcW w:w="325" w:type="pct"/>
-          </w:tcPr>
-          <w:p>
-            <w:pPr>
-              <w:keepNext/>
-              <w:keepLines/>
-              <w:spacing w:after="0"/>
-              <w:rPr>
-                <w:rFonts w:asciiTheme="majorBidi" w:hAnsiTheme="majorBidi" w:cstheme="majorBidi"/>
-                <w:sz w:val="18"/>
-                <w:szCs w:val="18"/>
-              </w:rPr>
-            </w:pPr>
-            <w:r>
-              <w:rPr>
-                <w:rFonts w:asciiTheme="majorBidi" w:hAnsiTheme="majorBidi" w:cstheme="majorBidi"/>
-                <w:sz w:val="18"/>
-                <w:szCs w:val="18"/>
-                <w:rtl/>
-                <w:lang w:bidi="ar-IQ"/>
-              </w:rPr>
-              <w:t xml:space="preserve">٢</w:t>
             </w:r>
           </w:p>
         </w:tc>
@@ -5270,7 +4906,7 @@
                 <w:rtl/>
                 <w:lang w:bidi="ar-IQ"/>
               </w:rPr>
-              <w:t xml:space="preserve">معمارية الحاسوب</w:t>
+              <w:t xml:space="preserve">المترجمات</w:t>
             </w:r>
           </w:p>
         </w:tc>
@@ -5298,7 +4934,7 @@
                 <w:rtl/>
                 <w:lang w:bidi="ar-IQ"/>
               </w:rPr>
-              <w:t xml:space="preserve">٥١</w:t>
+              <w:t xml:space="preserve">٦٣</w:t>
             </w:r>
           </w:p>
         </w:tc>
@@ -5326,7 +4962,7 @@
                 <w:rtl/>
                 <w:lang w:bidi="ar-IQ"/>
               </w:rPr>
-              <w:t xml:space="preserve">٣</w:t>
+              <w:t xml:space="preserve">٤</w:t>
             </w:r>
           </w:p>
         </w:tc>
@@ -5354,7 +4990,7 @@
                 <w:rtl/>
                 <w:lang w:bidi="ar-IQ"/>
               </w:rPr>
-              <w:t xml:space="preserve">مهارات الاتصال</w:t>
+              <w:t xml:space="preserve">بحوث العمليات</w:t>
             </w:r>
           </w:p>
         </w:tc>
@@ -5382,7 +5018,7 @@
                 <w:rtl/>
                 <w:lang w:bidi="ar-IQ"/>
               </w:rPr>
-              <w:t xml:space="preserve">٨٩</w:t>
+              <w:t xml:space="preserve">٥٠</w:t>
             </w:r>
           </w:p>
         </w:tc>
@@ -5442,7 +5078,7 @@
                 <w:rtl/>
                 <w:lang w:bidi="ar-IQ"/>
               </w:rPr>
-              <w:t xml:space="preserve">مفاهيم لغات البرمجة</w:t>
+              <w:t xml:space="preserve">برمجة المواقع ١</w:t>
             </w:r>
           </w:p>
         </w:tc>
@@ -5470,7 +5106,7 @@
                 <w:rtl/>
                 <w:lang w:bidi="ar-IQ"/>
               </w:rPr>
-              <w:t xml:space="preserve">٥٠</w:t>
+              <w:t xml:space="preserve">٥٨</w:t>
             </w:r>
           </w:p>
         </w:tc>
@@ -5498,7 +5134,7 @@
                 <w:rtl/>
                 <w:lang w:bidi="ar-IQ"/>
               </w:rPr>
-              <w:t xml:space="preserve">٢</w:t>
+              <w:t xml:space="preserve">٣</w:t>
             </w:r>
           </w:p>
         </w:tc>
@@ -5526,7 +5162,7 @@
                 <w:rtl/>
                 <w:lang w:bidi="ar-IQ"/>
               </w:rPr>
-              <w:t xml:space="preserve">مواضيع مختارة</w:t>
+              <w:t xml:space="preserve"/>
             </w:r>
           </w:p>
         </w:tc>
@@ -5554,7 +5190,7 @@
                 <w:rtl/>
                 <w:lang w:bidi="ar-IQ"/>
               </w:rPr>
-              <w:t xml:space="preserve">٨٦</w:t>
+              <w:t xml:space="preserve"/>
             </w:r>
           </w:p>
         </w:tc>
@@ -5581,7 +5217,7 @@
                 <w:rtl/>
                 <w:lang w:bidi="ar-IQ"/>
               </w:rPr>
-              <w:t xml:space="preserve">٣</w:t>
+              <w:t xml:space="preserve"/>
             </w:r>
           </w:p>
         </w:tc>
@@ -5614,7 +5250,7 @@
                 <w:rtl/>
                 <w:lang w:bidi="ar-IQ"/>
               </w:rPr>
-              <w:t xml:space="preserve">هندسة البرمجيات</w:t>
+              <w:t xml:space="preserve">برمجة المواقع ٢</w:t>
             </w:r>
           </w:p>
         </w:tc>
@@ -5642,7 +5278,7 @@
                 <w:rtl/>
                 <w:lang w:bidi="ar-IQ"/>
               </w:rPr>
-              <w:t xml:space="preserve">٦٥</w:t>
+              <w:t xml:space="preserve">٥٧</w:t>
             </w:r>
           </w:p>
         </w:tc>
@@ -5698,7 +5334,7 @@
                 <w:rtl/>
                 <w:lang w:bidi="ar-IQ"/>
               </w:rPr>
-              <w:t xml:space="preserve">هندسة المعرفة</w:t>
+              <w:t xml:space="preserve"/>
             </w:r>
           </w:p>
         </w:tc>
@@ -5726,7 +5362,7 @@
                 <w:rtl/>
                 <w:lang w:bidi="ar-IQ"/>
               </w:rPr>
-              <w:t xml:space="preserve">٩٢</w:t>
+              <w:t xml:space="preserve"/>
             </w:r>
           </w:p>
         </w:tc>
@@ -5753,7 +5389,7 @@
                 <w:rtl/>
                 <w:lang w:bidi="ar-IQ"/>
               </w:rPr>
-              <w:t xml:space="preserve">٣</w:t>
+              <w:t xml:space="preserve"/>
             </w:r>
           </w:p>
         </w:tc>
@@ -5786,6 +5422,1210 @@
                 <w:rtl/>
                 <w:lang w:bidi="ar-IQ"/>
               </w:rPr>
+              <w:t xml:space="preserve">تحليل وتصميم النظم</w:t>
+            </w:r>
+          </w:p>
+        </w:tc>
+        <w:tc>
+          <w:tcPr>
+            <w:tcW w:w="338" w:type="pct"/>
+          </w:tcPr>
+          <w:p>
+            <w:pPr>
+              <w:keepNext/>
+              <w:keepLines/>
+              <w:spacing w:after="0"/>
+              <w:rPr>
+                <w:rFonts w:asciiTheme="majorBidi" w:hAnsiTheme="majorBidi" w:cstheme="majorBidi"/>
+                <w:sz w:val="18"/>
+                <w:szCs w:val="18"/>
+                <w:lang w:bidi="ar-IQ"/>
+              </w:rPr>
+            </w:pPr>
+            <w:r>
+              <w:rPr>
+                <w:rFonts w:asciiTheme="majorBidi" w:hAnsiTheme="majorBidi" w:cstheme="majorBidi"/>
+                <w:sz w:val="18"/>
+                <w:szCs w:val="18"/>
+                <w:rtl/>
+                <w:lang w:bidi="ar-IQ"/>
+              </w:rPr>
+              <w:t xml:space="preserve">٥٠</w:t>
+            </w:r>
+          </w:p>
+        </w:tc>
+        <w:tc>
+          <w:tcPr>
+            <w:tcW w:w="339" w:type="pct"/>
+          </w:tcPr>
+          <w:p>
+            <w:pPr>
+              <w:keepNext/>
+              <w:keepLines/>
+              <w:spacing w:after="0"/>
+              <w:rPr>
+                <w:rFonts w:asciiTheme="majorBidi" w:hAnsiTheme="majorBidi" w:cstheme="majorBidi"/>
+                <w:sz w:val="18"/>
+                <w:szCs w:val="18"/>
+                <w:lang w:bidi="ar-IQ"/>
+              </w:rPr>
+            </w:pPr>
+            <w:r>
+              <w:rPr>
+                <w:rFonts w:asciiTheme="majorBidi" w:hAnsiTheme="majorBidi" w:cstheme="majorBidi"/>
+                <w:sz w:val="18"/>
+                <w:szCs w:val="18"/>
+                <w:rtl/>
+                <w:lang w:bidi="ar-IQ"/>
+              </w:rPr>
+              <w:t xml:space="preserve">٣</w:t>
+            </w:r>
+          </w:p>
+        </w:tc>
+        <w:tc>
+          <w:tcPr>
+            <w:tcW w:w="1831" w:type="pct"/>
+          </w:tcPr>
+          <w:p>
+            <w:pPr>
+              <w:keepNext/>
+              <w:keepLines/>
+              <w:spacing w:after="0"/>
+              <w:rPr>
+                <w:rFonts w:asciiTheme="majorBidi" w:hAnsiTheme="majorBidi" w:cstheme="majorBidi"/>
+                <w:sz w:val="18"/>
+                <w:szCs w:val="18"/>
+                <w:lang w:bidi="ar-IQ"/>
+              </w:rPr>
+            </w:pPr>
+            <w:r>
+              <w:rPr>
+                <w:rFonts w:asciiTheme="majorBidi" w:hAnsiTheme="majorBidi" w:cstheme="majorBidi"/>
+                <w:sz w:val="18"/>
+                <w:szCs w:val="18"/>
+                <w:rtl/>
+                <w:lang w:bidi="ar-IQ"/>
+              </w:rPr>
+              <w:t xml:space="preserve"/>
+            </w:r>
+          </w:p>
+        </w:tc>
+        <w:tc>
+          <w:tcPr>
+            <w:tcW w:w="339" w:type="pct"/>
+          </w:tcPr>
+          <w:p>
+            <w:pPr>
+              <w:keepNext/>
+              <w:keepLines/>
+              <w:spacing w:after="0"/>
+              <w:rPr>
+                <w:rFonts w:asciiTheme="majorBidi" w:hAnsiTheme="majorBidi" w:cstheme="majorBidi"/>
+                <w:sz w:val="18"/>
+                <w:szCs w:val="18"/>
+                <w:lang w:bidi="ar-IQ"/>
+              </w:rPr>
+            </w:pPr>
+            <w:r>
+              <w:rPr>
+                <w:rFonts w:asciiTheme="majorBidi" w:hAnsiTheme="majorBidi" w:cstheme="majorBidi"/>
+                <w:sz w:val="18"/>
+                <w:szCs w:val="18"/>
+                <w:rtl/>
+                <w:lang w:bidi="ar-IQ"/>
+              </w:rPr>
+              <w:t xml:space="preserve"/>
+            </w:r>
+          </w:p>
+        </w:tc>
+        <w:tc>
+          <w:tcPr>
+            <w:tcW w:w="325" w:type="pct"/>
+          </w:tcPr>
+          <w:p>
+            <w:pPr>
+              <w:keepNext/>
+              <w:keepLines/>
+              <w:spacing w:after="0"/>
+              <w:rPr>
+                <w:rFonts w:asciiTheme="majorBidi" w:hAnsiTheme="majorBidi" w:cstheme="majorBidi"/>
+                <w:sz w:val="18"/>
+                <w:szCs w:val="18"/>
+              </w:rPr>
+            </w:pPr>
+            <w:r>
+              <w:rPr>
+                <w:rFonts w:asciiTheme="majorBidi" w:hAnsiTheme="majorBidi" w:cstheme="majorBidi"/>
+                <w:sz w:val="18"/>
+                <w:szCs w:val="18"/>
+                <w:rtl/>
+                <w:lang w:bidi="ar-IQ"/>
+              </w:rPr>
+              <w:t xml:space="preserve"/>
+            </w:r>
+          </w:p>
+        </w:tc>
+      </w:tr>
+      <w:tr>
+        <w:trPr>
+          <w:cantSplit/>
+        </w:trPr>
+        <w:tc>
+          <w:tcPr>
+            <w:tcW w:w="1828" w:type="pct"/>
+          </w:tcPr>
+          <w:p>
+            <w:pPr>
+              <w:keepNext/>
+              <w:keepLines/>
+              <w:spacing w:after="0"/>
+              <w:rPr>
+                <w:rFonts w:asciiTheme="majorBidi" w:hAnsiTheme="majorBidi" w:cstheme="majorBidi"/>
+                <w:sz w:val="18"/>
+                <w:szCs w:val="18"/>
+                <w:lang w:bidi="ar-IQ"/>
+              </w:rPr>
+            </w:pPr>
+            <w:r>
+              <w:rPr>
+                <w:rFonts w:asciiTheme="majorBidi" w:hAnsiTheme="majorBidi" w:cstheme="majorBidi"/>
+                <w:sz w:val="18"/>
+                <w:szCs w:val="18"/>
+                <w:rtl/>
+                <w:lang w:bidi="ar-IQ"/>
+              </w:rPr>
+              <w:t xml:space="preserve">شبكات الحاسوب ١</w:t>
+            </w:r>
+          </w:p>
+        </w:tc>
+        <w:tc>
+          <w:tcPr>
+            <w:tcW w:w="338" w:type="pct"/>
+          </w:tcPr>
+          <w:p>
+            <w:pPr>
+              <w:keepNext/>
+              <w:keepLines/>
+              <w:spacing w:after="0"/>
+              <w:rPr>
+                <w:rFonts w:asciiTheme="majorBidi" w:hAnsiTheme="majorBidi" w:cstheme="majorBidi"/>
+                <w:sz w:val="18"/>
+                <w:szCs w:val="18"/>
+                <w:lang w:bidi="ar-IQ"/>
+              </w:rPr>
+            </w:pPr>
+            <w:r>
+              <w:rPr>
+                <w:rFonts w:asciiTheme="majorBidi" w:hAnsiTheme="majorBidi" w:cstheme="majorBidi"/>
+                <w:sz w:val="18"/>
+                <w:szCs w:val="18"/>
+                <w:rtl/>
+                <w:lang w:bidi="ar-IQ"/>
+              </w:rPr>
+              <w:t xml:space="preserve">٥٠</w:t>
+            </w:r>
+          </w:p>
+        </w:tc>
+        <w:tc>
+          <w:tcPr>
+            <w:tcW w:w="339" w:type="pct"/>
+          </w:tcPr>
+          <w:p>
+            <w:pPr>
+              <w:keepNext/>
+              <w:keepLines/>
+              <w:spacing w:after="0"/>
+              <w:rPr>
+                <w:rFonts w:asciiTheme="majorBidi" w:hAnsiTheme="majorBidi" w:cstheme="majorBidi"/>
+                <w:sz w:val="18"/>
+                <w:szCs w:val="18"/>
+                <w:lang w:bidi="ar-IQ"/>
+              </w:rPr>
+            </w:pPr>
+            <w:r>
+              <w:rPr>
+                <w:rFonts w:asciiTheme="majorBidi" w:hAnsiTheme="majorBidi" w:cstheme="majorBidi"/>
+                <w:sz w:val="18"/>
+                <w:szCs w:val="18"/>
+                <w:rtl/>
+                <w:lang w:bidi="ar-IQ"/>
+              </w:rPr>
+              <w:t xml:space="preserve">٣</w:t>
+            </w:r>
+          </w:p>
+        </w:tc>
+        <w:tc>
+          <w:tcPr>
+            <w:tcW w:w="1831" w:type="pct"/>
+          </w:tcPr>
+          <w:p>
+            <w:pPr>
+              <w:keepNext/>
+              <w:keepLines/>
+              <w:spacing w:after="0"/>
+              <w:rPr>
+                <w:rFonts w:asciiTheme="majorBidi" w:hAnsiTheme="majorBidi" w:cstheme="majorBidi"/>
+                <w:sz w:val="18"/>
+                <w:szCs w:val="18"/>
+                <w:lang w:bidi="ar-IQ"/>
+              </w:rPr>
+            </w:pPr>
+            <w:r>
+              <w:rPr>
+                <w:rFonts w:asciiTheme="majorBidi" w:hAnsiTheme="majorBidi" w:cstheme="majorBidi"/>
+                <w:sz w:val="18"/>
+                <w:szCs w:val="18"/>
+                <w:rtl/>
+                <w:lang w:bidi="ar-IQ"/>
+              </w:rPr>
+              <w:t xml:space="preserve"/>
+            </w:r>
+          </w:p>
+        </w:tc>
+        <w:tc>
+          <w:tcPr>
+            <w:tcW w:w="339" w:type="pct"/>
+          </w:tcPr>
+          <w:p>
+            <w:pPr>
+              <w:keepNext/>
+              <w:keepLines/>
+              <w:spacing w:after="0"/>
+              <w:rPr>
+                <w:rFonts w:asciiTheme="majorBidi" w:hAnsiTheme="majorBidi" w:cstheme="majorBidi"/>
+                <w:sz w:val="18"/>
+                <w:szCs w:val="18"/>
+                <w:lang w:bidi="ar-IQ"/>
+              </w:rPr>
+            </w:pPr>
+            <w:r>
+              <w:rPr>
+                <w:rFonts w:asciiTheme="majorBidi" w:hAnsiTheme="majorBidi" w:cstheme="majorBidi"/>
+                <w:sz w:val="18"/>
+                <w:szCs w:val="18"/>
+                <w:rtl/>
+                <w:lang w:bidi="ar-IQ"/>
+              </w:rPr>
+              <w:t xml:space="preserve"/>
+            </w:r>
+          </w:p>
+        </w:tc>
+        <w:tc>
+          <w:tcPr>
+            <w:tcW w:w="325" w:type="pct"/>
+          </w:tcPr>
+          <w:p>
+            <w:pPr>
+              <w:keepNext/>
+              <w:keepLines/>
+              <w:spacing w:after="0"/>
+              <w:rPr>
+                <w:rFonts w:asciiTheme="majorBidi" w:hAnsiTheme="majorBidi" w:cstheme="majorBidi"/>
+                <w:sz w:val="18"/>
+                <w:szCs w:val="18"/>
+              </w:rPr>
+            </w:pPr>
+            <w:r>
+              <w:rPr>
+                <w:rFonts w:asciiTheme="majorBidi" w:hAnsiTheme="majorBidi" w:cstheme="majorBidi"/>
+                <w:sz w:val="18"/>
+                <w:szCs w:val="18"/>
+                <w:rtl/>
+                <w:lang w:bidi="ar-IQ"/>
+              </w:rPr>
+              <w:t xml:space="preserve"/>
+            </w:r>
+          </w:p>
+        </w:tc>
+      </w:tr>
+      <w:tr>
+        <w:trPr>
+          <w:cantSplit/>
+        </w:trPr>
+        <w:tc>
+          <w:tcPr>
+            <w:tcW w:w="1828" w:type="pct"/>
+          </w:tcPr>
+          <w:p>
+            <w:pPr>
+              <w:keepNext/>
+              <w:keepLines/>
+              <w:spacing w:after="0"/>
+              <w:rPr>
+                <w:rFonts w:asciiTheme="majorBidi" w:hAnsiTheme="majorBidi" w:cstheme="majorBidi"/>
+                <w:sz w:val="18"/>
+                <w:szCs w:val="18"/>
+                <w:lang w:bidi="ar-IQ"/>
+              </w:rPr>
+            </w:pPr>
+            <w:r>
+              <w:rPr>
+                <w:rFonts w:asciiTheme="majorBidi" w:hAnsiTheme="majorBidi" w:cstheme="majorBidi"/>
+                <w:sz w:val="18"/>
+                <w:szCs w:val="18"/>
+                <w:rtl/>
+                <w:lang w:bidi="ar-IQ"/>
+              </w:rPr>
+              <w:t xml:space="preserve">شبكات الحاسوب ٢</w:t>
+            </w:r>
+          </w:p>
+        </w:tc>
+        <w:tc>
+          <w:tcPr>
+            <w:tcW w:w="338" w:type="pct"/>
+          </w:tcPr>
+          <w:p>
+            <w:pPr>
+              <w:keepNext/>
+              <w:keepLines/>
+              <w:spacing w:after="0"/>
+              <w:rPr>
+                <w:rFonts w:asciiTheme="majorBidi" w:hAnsiTheme="majorBidi" w:cstheme="majorBidi"/>
+                <w:sz w:val="18"/>
+                <w:szCs w:val="18"/>
+                <w:lang w:bidi="ar-IQ"/>
+              </w:rPr>
+            </w:pPr>
+            <w:r>
+              <w:rPr>
+                <w:rFonts w:asciiTheme="majorBidi" w:hAnsiTheme="majorBidi" w:cstheme="majorBidi"/>
+                <w:sz w:val="18"/>
+                <w:szCs w:val="18"/>
+                <w:rtl/>
+                <w:lang w:bidi="ar-IQ"/>
+              </w:rPr>
+              <w:t xml:space="preserve">٥٠</w:t>
+            </w:r>
+          </w:p>
+        </w:tc>
+        <w:tc>
+          <w:tcPr>
+            <w:tcW w:w="339" w:type="pct"/>
+          </w:tcPr>
+          <w:p>
+            <w:pPr>
+              <w:keepNext/>
+              <w:keepLines/>
+              <w:spacing w:after="0"/>
+              <w:rPr>
+                <w:rFonts w:asciiTheme="majorBidi" w:hAnsiTheme="majorBidi" w:cstheme="majorBidi"/>
+                <w:sz w:val="18"/>
+                <w:szCs w:val="18"/>
+                <w:lang w:bidi="ar-IQ"/>
+              </w:rPr>
+            </w:pPr>
+            <w:r>
+              <w:rPr>
+                <w:rFonts w:asciiTheme="majorBidi" w:hAnsiTheme="majorBidi" w:cstheme="majorBidi"/>
+                <w:sz w:val="18"/>
+                <w:szCs w:val="18"/>
+                <w:rtl/>
+                <w:lang w:bidi="ar-IQ"/>
+              </w:rPr>
+              <w:t xml:space="preserve">٣</w:t>
+            </w:r>
+          </w:p>
+        </w:tc>
+        <w:tc>
+          <w:tcPr>
+            <w:tcW w:w="1831" w:type="pct"/>
+          </w:tcPr>
+          <w:p>
+            <w:pPr>
+              <w:keepNext/>
+              <w:keepLines/>
+              <w:spacing w:after="0"/>
+              <w:rPr>
+                <w:rFonts w:asciiTheme="majorBidi" w:hAnsiTheme="majorBidi" w:cstheme="majorBidi"/>
+                <w:sz w:val="18"/>
+                <w:szCs w:val="18"/>
+                <w:lang w:bidi="ar-IQ"/>
+              </w:rPr>
+            </w:pPr>
+            <w:r>
+              <w:rPr>
+                <w:rFonts w:asciiTheme="majorBidi" w:hAnsiTheme="majorBidi" w:cstheme="majorBidi"/>
+                <w:sz w:val="18"/>
+                <w:szCs w:val="18"/>
+                <w:rtl/>
+                <w:lang w:bidi="ar-IQ"/>
+              </w:rPr>
+              <w:t xml:space="preserve"/>
+            </w:r>
+          </w:p>
+        </w:tc>
+        <w:tc>
+          <w:tcPr>
+            <w:tcW w:w="339" w:type="pct"/>
+          </w:tcPr>
+          <w:p>
+            <w:pPr>
+              <w:keepNext/>
+              <w:keepLines/>
+              <w:spacing w:after="0"/>
+              <w:rPr>
+                <w:rFonts w:asciiTheme="majorBidi" w:hAnsiTheme="majorBidi" w:cstheme="majorBidi"/>
+                <w:sz w:val="18"/>
+                <w:szCs w:val="18"/>
+                <w:lang w:bidi="ar-IQ"/>
+              </w:rPr>
+            </w:pPr>
+            <w:r>
+              <w:rPr>
+                <w:rFonts w:asciiTheme="majorBidi" w:hAnsiTheme="majorBidi" w:cstheme="majorBidi"/>
+                <w:sz w:val="18"/>
+                <w:szCs w:val="18"/>
+                <w:rtl/>
+                <w:lang w:bidi="ar-IQ"/>
+              </w:rPr>
+              <w:t xml:space="preserve"/>
+            </w:r>
+          </w:p>
+        </w:tc>
+        <w:tc>
+          <w:tcPr>
+            <w:tcW w:w="325" w:type="pct"/>
+          </w:tcPr>
+          <w:p>
+            <w:pPr>
+              <w:keepNext/>
+              <w:keepLines/>
+              <w:spacing w:after="0"/>
+              <w:rPr>
+                <w:rFonts w:asciiTheme="majorBidi" w:hAnsiTheme="majorBidi" w:cstheme="majorBidi"/>
+                <w:sz w:val="18"/>
+                <w:szCs w:val="18"/>
+              </w:rPr>
+            </w:pPr>
+            <w:r>
+              <w:rPr>
+                <w:rFonts w:asciiTheme="majorBidi" w:hAnsiTheme="majorBidi" w:cstheme="majorBidi"/>
+                <w:sz w:val="18"/>
+                <w:szCs w:val="18"/>
+                <w:rtl/>
+                <w:lang w:bidi="ar-IQ"/>
+              </w:rPr>
+              <w:t xml:space="preserve"/>
+            </w:r>
+          </w:p>
+        </w:tc>
+      </w:tr>
+      <w:tr>
+        <w:trPr>
+          <w:cantSplit/>
+        </w:trPr>
+        <w:tc>
+          <w:tcPr>
+            <w:tcW w:w="1828" w:type="pct"/>
+          </w:tcPr>
+          <w:p>
+            <w:pPr>
+              <w:keepNext/>
+              <w:keepLines/>
+              <w:spacing w:after="0"/>
+              <w:rPr>
+                <w:rFonts w:asciiTheme="majorBidi" w:hAnsiTheme="majorBidi" w:cstheme="majorBidi"/>
+                <w:sz w:val="18"/>
+                <w:szCs w:val="18"/>
+                <w:lang w:bidi="ar-IQ"/>
+              </w:rPr>
+            </w:pPr>
+            <w:r>
+              <w:rPr>
+                <w:rFonts w:asciiTheme="majorBidi" w:hAnsiTheme="majorBidi" w:cstheme="majorBidi"/>
+                <w:sz w:val="18"/>
+                <w:szCs w:val="18"/>
+                <w:rtl/>
+                <w:lang w:bidi="ar-IQ"/>
+              </w:rPr>
+              <w:t xml:space="preserve">قواعد البيانات</w:t>
+            </w:r>
+          </w:p>
+        </w:tc>
+        <w:tc>
+          <w:tcPr>
+            <w:tcW w:w="338" w:type="pct"/>
+          </w:tcPr>
+          <w:p>
+            <w:pPr>
+              <w:keepNext/>
+              <w:keepLines/>
+              <w:spacing w:after="0"/>
+              <w:rPr>
+                <w:rFonts w:asciiTheme="majorBidi" w:hAnsiTheme="majorBidi" w:cstheme="majorBidi"/>
+                <w:sz w:val="18"/>
+                <w:szCs w:val="18"/>
+                <w:lang w:bidi="ar-IQ"/>
+              </w:rPr>
+            </w:pPr>
+            <w:r>
+              <w:rPr>
+                <w:rFonts w:asciiTheme="majorBidi" w:hAnsiTheme="majorBidi" w:cstheme="majorBidi"/>
+                <w:sz w:val="18"/>
+                <w:szCs w:val="18"/>
+                <w:rtl/>
+                <w:lang w:bidi="ar-IQ"/>
+              </w:rPr>
+              <w:t xml:space="preserve">٥٥</w:t>
+            </w:r>
+          </w:p>
+        </w:tc>
+        <w:tc>
+          <w:tcPr>
+            <w:tcW w:w="339" w:type="pct"/>
+          </w:tcPr>
+          <w:p>
+            <w:pPr>
+              <w:keepNext/>
+              <w:keepLines/>
+              <w:spacing w:after="0"/>
+              <w:rPr>
+                <w:rFonts w:asciiTheme="majorBidi" w:hAnsiTheme="majorBidi" w:cstheme="majorBidi"/>
+                <w:sz w:val="18"/>
+                <w:szCs w:val="18"/>
+                <w:lang w:bidi="ar-IQ"/>
+              </w:rPr>
+            </w:pPr>
+            <w:r>
+              <w:rPr>
+                <w:rFonts w:asciiTheme="majorBidi" w:hAnsiTheme="majorBidi" w:cstheme="majorBidi"/>
+                <w:sz w:val="18"/>
+                <w:szCs w:val="18"/>
+                <w:rtl/>
+                <w:lang w:bidi="ar-IQ"/>
+              </w:rPr>
+              <w:t xml:space="preserve">٣</w:t>
+            </w:r>
+          </w:p>
+        </w:tc>
+        <w:tc>
+          <w:tcPr>
+            <w:tcW w:w="1831" w:type="pct"/>
+          </w:tcPr>
+          <w:p>
+            <w:pPr>
+              <w:keepNext/>
+              <w:keepLines/>
+              <w:spacing w:after="0"/>
+              <w:rPr>
+                <w:rFonts w:asciiTheme="majorBidi" w:hAnsiTheme="majorBidi" w:cstheme="majorBidi"/>
+                <w:sz w:val="18"/>
+                <w:szCs w:val="18"/>
+                <w:lang w:bidi="ar-IQ"/>
+              </w:rPr>
+            </w:pPr>
+            <w:r>
+              <w:rPr>
+                <w:rFonts w:asciiTheme="majorBidi" w:hAnsiTheme="majorBidi" w:cstheme="majorBidi"/>
+                <w:sz w:val="18"/>
+                <w:szCs w:val="18"/>
+                <w:rtl/>
+                <w:lang w:bidi="ar-IQ"/>
+              </w:rPr>
+              <w:t xml:space="preserve"/>
+            </w:r>
+          </w:p>
+        </w:tc>
+        <w:tc>
+          <w:tcPr>
+            <w:tcW w:w="339" w:type="pct"/>
+          </w:tcPr>
+          <w:p>
+            <w:pPr>
+              <w:keepNext/>
+              <w:keepLines/>
+              <w:spacing w:after="0"/>
+              <w:rPr>
+                <w:rFonts w:asciiTheme="majorBidi" w:hAnsiTheme="majorBidi" w:cstheme="majorBidi"/>
+                <w:sz w:val="18"/>
+                <w:szCs w:val="18"/>
+                <w:lang w:bidi="ar-IQ"/>
+              </w:rPr>
+            </w:pPr>
+            <w:r>
+              <w:rPr>
+                <w:rFonts w:asciiTheme="majorBidi" w:hAnsiTheme="majorBidi" w:cstheme="majorBidi"/>
+                <w:sz w:val="18"/>
+                <w:szCs w:val="18"/>
+                <w:rtl/>
+                <w:lang w:bidi="ar-IQ"/>
+              </w:rPr>
+              <w:t xml:space="preserve"/>
+            </w:r>
+          </w:p>
+        </w:tc>
+        <w:tc>
+          <w:tcPr>
+            <w:tcW w:w="325" w:type="pct"/>
+          </w:tcPr>
+          <w:p>
+            <w:pPr>
+              <w:keepNext/>
+              <w:keepLines/>
+              <w:spacing w:after="0"/>
+              <w:rPr>
+                <w:rFonts w:asciiTheme="majorBidi" w:hAnsiTheme="majorBidi" w:cstheme="majorBidi"/>
+                <w:sz w:val="18"/>
+                <w:szCs w:val="18"/>
+              </w:rPr>
+            </w:pPr>
+            <w:r>
+              <w:rPr>
+                <w:rFonts w:asciiTheme="majorBidi" w:hAnsiTheme="majorBidi" w:cstheme="majorBidi"/>
+                <w:sz w:val="18"/>
+                <w:szCs w:val="18"/>
+                <w:rtl/>
+                <w:lang w:bidi="ar-IQ"/>
+              </w:rPr>
+              <w:t xml:space="preserve"/>
+            </w:r>
+          </w:p>
+        </w:tc>
+      </w:tr>
+      <w:tr>
+        <w:trPr>
+          <w:cantSplit/>
+        </w:trPr>
+        <w:tc>
+          <w:tcPr>
+            <w:tcW w:w="1828" w:type="pct"/>
+          </w:tcPr>
+          <w:p>
+            <w:pPr>
+              <w:keepNext/>
+              <w:keepLines/>
+              <w:spacing w:after="0"/>
+              <w:rPr>
+                <w:rFonts w:asciiTheme="majorBidi" w:hAnsiTheme="majorBidi" w:cstheme="majorBidi"/>
+                <w:sz w:val="18"/>
+                <w:szCs w:val="18"/>
+                <w:lang w:bidi="ar-IQ"/>
+              </w:rPr>
+            </w:pPr>
+            <w:r>
+              <w:rPr>
+                <w:rFonts w:asciiTheme="majorBidi" w:hAnsiTheme="majorBidi" w:cstheme="majorBidi"/>
+                <w:sz w:val="18"/>
+                <w:szCs w:val="18"/>
+                <w:rtl/>
+                <w:lang w:bidi="ar-IQ"/>
+              </w:rPr>
+              <w:t xml:space="preserve">معمارية الحاسوب</w:t>
+            </w:r>
+          </w:p>
+        </w:tc>
+        <w:tc>
+          <w:tcPr>
+            <w:tcW w:w="338" w:type="pct"/>
+          </w:tcPr>
+          <w:p>
+            <w:pPr>
+              <w:keepNext/>
+              <w:keepLines/>
+              <w:spacing w:after="0"/>
+              <w:rPr>
+                <w:rFonts w:asciiTheme="majorBidi" w:hAnsiTheme="majorBidi" w:cstheme="majorBidi"/>
+                <w:sz w:val="18"/>
+                <w:szCs w:val="18"/>
+                <w:lang w:bidi="ar-IQ"/>
+              </w:rPr>
+            </w:pPr>
+            <w:r>
+              <w:rPr>
+                <w:rFonts w:asciiTheme="majorBidi" w:hAnsiTheme="majorBidi" w:cstheme="majorBidi"/>
+                <w:sz w:val="18"/>
+                <w:szCs w:val="18"/>
+                <w:rtl/>
+                <w:lang w:bidi="ar-IQ"/>
+              </w:rPr>
+              <w:t xml:space="preserve">٥١</w:t>
+            </w:r>
+          </w:p>
+        </w:tc>
+        <w:tc>
+          <w:tcPr>
+            <w:tcW w:w="339" w:type="pct"/>
+          </w:tcPr>
+          <w:p>
+            <w:pPr>
+              <w:keepNext/>
+              <w:keepLines/>
+              <w:spacing w:after="0"/>
+              <w:rPr>
+                <w:rFonts w:asciiTheme="majorBidi" w:hAnsiTheme="majorBidi" w:cstheme="majorBidi"/>
+                <w:sz w:val="18"/>
+                <w:szCs w:val="18"/>
+                <w:lang w:bidi="ar-IQ"/>
+              </w:rPr>
+            </w:pPr>
+            <w:r>
+              <w:rPr>
+                <w:rFonts w:asciiTheme="majorBidi" w:hAnsiTheme="majorBidi" w:cstheme="majorBidi"/>
+                <w:sz w:val="18"/>
+                <w:szCs w:val="18"/>
+                <w:rtl/>
+                <w:lang w:bidi="ar-IQ"/>
+              </w:rPr>
+              <w:t xml:space="preserve">٣</w:t>
+            </w:r>
+          </w:p>
+        </w:tc>
+        <w:tc>
+          <w:tcPr>
+            <w:tcW w:w="1831" w:type="pct"/>
+          </w:tcPr>
+          <w:p>
+            <w:pPr>
+              <w:keepNext/>
+              <w:keepLines/>
+              <w:spacing w:after="0"/>
+              <w:rPr>
+                <w:rFonts w:asciiTheme="majorBidi" w:hAnsiTheme="majorBidi" w:cstheme="majorBidi"/>
+                <w:sz w:val="18"/>
+                <w:szCs w:val="18"/>
+                <w:lang w:bidi="ar-IQ"/>
+              </w:rPr>
+            </w:pPr>
+            <w:r>
+              <w:rPr>
+                <w:rFonts w:asciiTheme="majorBidi" w:hAnsiTheme="majorBidi" w:cstheme="majorBidi"/>
+                <w:sz w:val="18"/>
+                <w:szCs w:val="18"/>
+                <w:rtl/>
+                <w:lang w:bidi="ar-IQ"/>
+              </w:rPr>
+              <w:t xml:space="preserve"/>
+            </w:r>
+          </w:p>
+        </w:tc>
+        <w:tc>
+          <w:tcPr>
+            <w:tcW w:w="339" w:type="pct"/>
+          </w:tcPr>
+          <w:p>
+            <w:pPr>
+              <w:keepNext/>
+              <w:keepLines/>
+              <w:spacing w:after="0"/>
+              <w:rPr>
+                <w:rFonts w:asciiTheme="majorBidi" w:hAnsiTheme="majorBidi" w:cstheme="majorBidi"/>
+                <w:sz w:val="18"/>
+                <w:szCs w:val="18"/>
+                <w:lang w:bidi="ar-IQ"/>
+              </w:rPr>
+            </w:pPr>
+            <w:r>
+              <w:rPr>
+                <w:rFonts w:asciiTheme="majorBidi" w:hAnsiTheme="majorBidi" w:cstheme="majorBidi"/>
+                <w:sz w:val="18"/>
+                <w:szCs w:val="18"/>
+                <w:rtl/>
+                <w:lang w:bidi="ar-IQ"/>
+              </w:rPr>
+              <w:t xml:space="preserve"/>
+            </w:r>
+          </w:p>
+        </w:tc>
+        <w:tc>
+          <w:tcPr>
+            <w:tcW w:w="325" w:type="pct"/>
+          </w:tcPr>
+          <w:p>
+            <w:pPr>
+              <w:keepNext/>
+              <w:keepLines/>
+              <w:spacing w:after="0"/>
+              <w:rPr>
+                <w:rFonts w:asciiTheme="majorBidi" w:hAnsiTheme="majorBidi" w:cstheme="majorBidi"/>
+                <w:sz w:val="18"/>
+                <w:szCs w:val="18"/>
+              </w:rPr>
+            </w:pPr>
+            <w:r>
+              <w:rPr>
+                <w:rFonts w:asciiTheme="majorBidi" w:hAnsiTheme="majorBidi" w:cstheme="majorBidi"/>
+                <w:sz w:val="18"/>
+                <w:szCs w:val="18"/>
+                <w:rtl/>
+                <w:lang w:bidi="ar-IQ"/>
+              </w:rPr>
+              <w:t xml:space="preserve"/>
+            </w:r>
+          </w:p>
+        </w:tc>
+      </w:tr>
+      <w:tr>
+        <w:trPr>
+          <w:cantSplit/>
+        </w:trPr>
+        <w:tc>
+          <w:tcPr>
+            <w:tcW w:w="1828" w:type="pct"/>
+          </w:tcPr>
+          <w:p>
+            <w:pPr>
+              <w:keepNext/>
+              <w:keepLines/>
+              <w:spacing w:after="0"/>
+              <w:rPr>
+                <w:rFonts w:asciiTheme="majorBidi" w:hAnsiTheme="majorBidi" w:cstheme="majorBidi"/>
+                <w:sz w:val="18"/>
+                <w:szCs w:val="18"/>
+                <w:lang w:bidi="ar-IQ"/>
+              </w:rPr>
+            </w:pPr>
+            <w:r>
+              <w:rPr>
+                <w:rFonts w:asciiTheme="majorBidi" w:hAnsiTheme="majorBidi" w:cstheme="majorBidi"/>
+                <w:sz w:val="18"/>
+                <w:szCs w:val="18"/>
+                <w:rtl/>
+                <w:lang w:bidi="ar-IQ"/>
+              </w:rPr>
+              <w:t xml:space="preserve">مفاهيم لغات البرمجة</w:t>
+            </w:r>
+          </w:p>
+        </w:tc>
+        <w:tc>
+          <w:tcPr>
+            <w:tcW w:w="338" w:type="pct"/>
+          </w:tcPr>
+          <w:p>
+            <w:pPr>
+              <w:keepNext/>
+              <w:keepLines/>
+              <w:spacing w:after="0"/>
+              <w:rPr>
+                <w:rFonts w:asciiTheme="majorBidi" w:hAnsiTheme="majorBidi" w:cstheme="majorBidi"/>
+                <w:sz w:val="18"/>
+                <w:szCs w:val="18"/>
+                <w:lang w:bidi="ar-IQ"/>
+              </w:rPr>
+            </w:pPr>
+            <w:r>
+              <w:rPr>
+                <w:rFonts w:asciiTheme="majorBidi" w:hAnsiTheme="majorBidi" w:cstheme="majorBidi"/>
+                <w:sz w:val="18"/>
+                <w:szCs w:val="18"/>
+                <w:rtl/>
+                <w:lang w:bidi="ar-IQ"/>
+              </w:rPr>
+              <w:t xml:space="preserve">٥٠</w:t>
+            </w:r>
+          </w:p>
+        </w:tc>
+        <w:tc>
+          <w:tcPr>
+            <w:tcW w:w="339" w:type="pct"/>
+          </w:tcPr>
+          <w:p>
+            <w:pPr>
+              <w:keepNext/>
+              <w:keepLines/>
+              <w:spacing w:after="0"/>
+              <w:rPr>
+                <w:rFonts w:asciiTheme="majorBidi" w:hAnsiTheme="majorBidi" w:cstheme="majorBidi"/>
+                <w:sz w:val="18"/>
+                <w:szCs w:val="18"/>
+                <w:lang w:bidi="ar-IQ"/>
+              </w:rPr>
+            </w:pPr>
+            <w:r>
+              <w:rPr>
+                <w:rFonts w:asciiTheme="majorBidi" w:hAnsiTheme="majorBidi" w:cstheme="majorBidi"/>
+                <w:sz w:val="18"/>
+                <w:szCs w:val="18"/>
+                <w:rtl/>
+                <w:lang w:bidi="ar-IQ"/>
+              </w:rPr>
+              <w:t xml:space="preserve">٢</w:t>
+            </w:r>
+          </w:p>
+        </w:tc>
+        <w:tc>
+          <w:tcPr>
+            <w:tcW w:w="1831" w:type="pct"/>
+          </w:tcPr>
+          <w:p>
+            <w:pPr>
+              <w:keepNext/>
+              <w:keepLines/>
+              <w:spacing w:after="0"/>
+              <w:rPr>
+                <w:rFonts w:asciiTheme="majorBidi" w:hAnsiTheme="majorBidi" w:cstheme="majorBidi"/>
+                <w:sz w:val="18"/>
+                <w:szCs w:val="18"/>
+                <w:lang w:bidi="ar-IQ"/>
+              </w:rPr>
+            </w:pPr>
+            <w:r>
+              <w:rPr>
+                <w:rFonts w:asciiTheme="majorBidi" w:hAnsiTheme="majorBidi" w:cstheme="majorBidi"/>
+                <w:sz w:val="18"/>
+                <w:szCs w:val="18"/>
+                <w:rtl/>
+                <w:lang w:bidi="ar-IQ"/>
+              </w:rPr>
+              <w:t xml:space="preserve"/>
+            </w:r>
+          </w:p>
+        </w:tc>
+        <w:tc>
+          <w:tcPr>
+            <w:tcW w:w="339" w:type="pct"/>
+          </w:tcPr>
+          <w:p>
+            <w:pPr>
+              <w:keepNext/>
+              <w:keepLines/>
+              <w:spacing w:after="0"/>
+              <w:rPr>
+                <w:rFonts w:asciiTheme="majorBidi" w:hAnsiTheme="majorBidi" w:cstheme="majorBidi"/>
+                <w:sz w:val="18"/>
+                <w:szCs w:val="18"/>
+                <w:lang w:bidi="ar-IQ"/>
+              </w:rPr>
+            </w:pPr>
+            <w:r>
+              <w:rPr>
+                <w:rFonts w:asciiTheme="majorBidi" w:hAnsiTheme="majorBidi" w:cstheme="majorBidi"/>
+                <w:sz w:val="18"/>
+                <w:szCs w:val="18"/>
+                <w:rtl/>
+                <w:lang w:bidi="ar-IQ"/>
+              </w:rPr>
+              <w:t xml:space="preserve"/>
+            </w:r>
+          </w:p>
+        </w:tc>
+        <w:tc>
+          <w:tcPr>
+            <w:tcW w:w="325" w:type="pct"/>
+          </w:tcPr>
+          <w:p>
+            <w:pPr>
+              <w:keepNext/>
+              <w:keepLines/>
+              <w:spacing w:after="0"/>
+              <w:rPr>
+                <w:rFonts w:asciiTheme="majorBidi" w:hAnsiTheme="majorBidi" w:cstheme="majorBidi"/>
+                <w:sz w:val="18"/>
+                <w:szCs w:val="18"/>
+              </w:rPr>
+            </w:pPr>
+            <w:r>
+              <w:rPr>
+                <w:rFonts w:asciiTheme="majorBidi" w:hAnsiTheme="majorBidi" w:cstheme="majorBidi"/>
+                <w:sz w:val="18"/>
+                <w:szCs w:val="18"/>
+                <w:rtl/>
+                <w:lang w:bidi="ar-IQ"/>
+              </w:rPr>
+              <w:t xml:space="preserve"/>
+            </w:r>
+          </w:p>
+        </w:tc>
+      </w:tr>
+      <w:tr>
+        <w:trPr>
+          <w:cantSplit/>
+        </w:trPr>
+        <w:tc>
+          <w:tcPr>
+            <w:tcW w:w="1828" w:type="pct"/>
+          </w:tcPr>
+          <w:p>
+            <w:pPr>
+              <w:keepNext/>
+              <w:keepLines/>
+              <w:spacing w:after="0"/>
+              <w:rPr>
+                <w:rFonts w:asciiTheme="majorBidi" w:hAnsiTheme="majorBidi" w:cstheme="majorBidi"/>
+                <w:sz w:val="18"/>
+                <w:szCs w:val="18"/>
+                <w:lang w:bidi="ar-IQ"/>
+              </w:rPr>
+            </w:pPr>
+            <w:r>
+              <w:rPr>
+                <w:rFonts w:asciiTheme="majorBidi" w:hAnsiTheme="majorBidi" w:cstheme="majorBidi"/>
+                <w:sz w:val="18"/>
+                <w:szCs w:val="18"/>
+                <w:rtl/>
+                <w:lang w:bidi="ar-IQ"/>
+              </w:rPr>
+              <w:t xml:space="preserve">هندسة البرمجيات</w:t>
+            </w:r>
+          </w:p>
+        </w:tc>
+        <w:tc>
+          <w:tcPr>
+            <w:tcW w:w="338" w:type="pct"/>
+          </w:tcPr>
+          <w:p>
+            <w:pPr>
+              <w:keepNext/>
+              <w:keepLines/>
+              <w:spacing w:after="0"/>
+              <w:rPr>
+                <w:rFonts w:asciiTheme="majorBidi" w:hAnsiTheme="majorBidi" w:cstheme="majorBidi"/>
+                <w:sz w:val="18"/>
+                <w:szCs w:val="18"/>
+                <w:lang w:bidi="ar-IQ"/>
+              </w:rPr>
+            </w:pPr>
+            <w:r>
+              <w:rPr>
+                <w:rFonts w:asciiTheme="majorBidi" w:hAnsiTheme="majorBidi" w:cstheme="majorBidi"/>
+                <w:sz w:val="18"/>
+                <w:szCs w:val="18"/>
+                <w:rtl/>
+                <w:lang w:bidi="ar-IQ"/>
+              </w:rPr>
+              <w:t xml:space="preserve">٦٥</w:t>
+            </w:r>
+          </w:p>
+        </w:tc>
+        <w:tc>
+          <w:tcPr>
+            <w:tcW w:w="339" w:type="pct"/>
+          </w:tcPr>
+          <w:p>
+            <w:pPr>
+              <w:keepNext/>
+              <w:keepLines/>
+              <w:spacing w:after="0"/>
+              <w:rPr>
+                <w:rFonts w:asciiTheme="majorBidi" w:hAnsiTheme="majorBidi" w:cstheme="majorBidi"/>
+                <w:sz w:val="18"/>
+                <w:szCs w:val="18"/>
+                <w:lang w:bidi="ar-IQ"/>
+              </w:rPr>
+            </w:pPr>
+            <w:r>
+              <w:rPr>
+                <w:rFonts w:asciiTheme="majorBidi" w:hAnsiTheme="majorBidi" w:cstheme="majorBidi"/>
+                <w:sz w:val="18"/>
+                <w:szCs w:val="18"/>
+                <w:rtl/>
+                <w:lang w:bidi="ar-IQ"/>
+              </w:rPr>
+              <w:t xml:space="preserve">٣</w:t>
+            </w:r>
+          </w:p>
+        </w:tc>
+        <w:tc>
+          <w:tcPr>
+            <w:tcW w:w="1831" w:type="pct"/>
+          </w:tcPr>
+          <w:p>
+            <w:pPr>
+              <w:keepNext/>
+              <w:keepLines/>
+              <w:spacing w:after="0"/>
+              <w:rPr>
+                <w:rFonts w:asciiTheme="majorBidi" w:hAnsiTheme="majorBidi" w:cstheme="majorBidi"/>
+                <w:sz w:val="18"/>
+                <w:szCs w:val="18"/>
+                <w:lang w:bidi="ar-IQ"/>
+              </w:rPr>
+            </w:pPr>
+            <w:r>
+              <w:rPr>
+                <w:rFonts w:asciiTheme="majorBidi" w:hAnsiTheme="majorBidi" w:cstheme="majorBidi"/>
+                <w:sz w:val="18"/>
+                <w:szCs w:val="18"/>
+                <w:rtl/>
+                <w:lang w:bidi="ar-IQ"/>
+              </w:rPr>
+              <w:t xml:space="preserve"/>
+            </w:r>
+          </w:p>
+        </w:tc>
+        <w:tc>
+          <w:tcPr>
+            <w:tcW w:w="339" w:type="pct"/>
+          </w:tcPr>
+          <w:p>
+            <w:pPr>
+              <w:keepNext/>
+              <w:keepLines/>
+              <w:spacing w:after="0"/>
+              <w:rPr>
+                <w:rFonts w:asciiTheme="majorBidi" w:hAnsiTheme="majorBidi" w:cstheme="majorBidi"/>
+                <w:sz w:val="18"/>
+                <w:szCs w:val="18"/>
+                <w:lang w:bidi="ar-IQ"/>
+              </w:rPr>
+            </w:pPr>
+            <w:r>
+              <w:rPr>
+                <w:rFonts w:asciiTheme="majorBidi" w:hAnsiTheme="majorBidi" w:cstheme="majorBidi"/>
+                <w:sz w:val="18"/>
+                <w:szCs w:val="18"/>
+                <w:rtl/>
+                <w:lang w:bidi="ar-IQ"/>
+              </w:rPr>
+              <w:t xml:space="preserve"/>
+            </w:r>
+          </w:p>
+        </w:tc>
+        <w:tc>
+          <w:tcPr>
+            <w:tcW w:w="325" w:type="pct"/>
+          </w:tcPr>
+          <w:p>
+            <w:pPr>
+              <w:keepNext/>
+              <w:keepLines/>
+              <w:spacing w:after="0"/>
+              <w:rPr>
+                <w:rFonts w:asciiTheme="majorBidi" w:hAnsiTheme="majorBidi" w:cstheme="majorBidi"/>
+                <w:sz w:val="18"/>
+                <w:szCs w:val="18"/>
+              </w:rPr>
+            </w:pPr>
+            <w:r>
+              <w:rPr>
+                <w:rFonts w:asciiTheme="majorBidi" w:hAnsiTheme="majorBidi" w:cstheme="majorBidi"/>
+                <w:sz w:val="18"/>
+                <w:szCs w:val="18"/>
+                <w:rtl/>
+                <w:lang w:bidi="ar-IQ"/>
+              </w:rPr>
+              <w:t xml:space="preserve"/>
+            </w:r>
+          </w:p>
+        </w:tc>
+      </w:tr>
+      <w:tr>
+        <w:trPr>
+          <w:cantSplit/>
+        </w:trPr>
+        <w:tc>
+          <w:tcPr>
+            <w:tcW w:w="1828" w:type="pct"/>
+          </w:tcPr>
+          <w:p>
+            <w:pPr>
+              <w:keepNext/>
+              <w:keepLines/>
+              <w:spacing w:after="0"/>
+              <w:rPr>
+                <w:rFonts w:asciiTheme="majorBidi" w:hAnsiTheme="majorBidi" w:cstheme="majorBidi"/>
+                <w:sz w:val="18"/>
+                <w:szCs w:val="18"/>
+                <w:lang w:bidi="ar-IQ"/>
+              </w:rPr>
+            </w:pPr>
+            <w:r>
+              <w:rPr>
+                <w:rFonts w:asciiTheme="majorBidi" w:hAnsiTheme="majorBidi" w:cstheme="majorBidi"/>
+                <w:sz w:val="18"/>
+                <w:szCs w:val="18"/>
+                <w:rtl/>
+                <w:lang w:bidi="ar-IQ"/>
+              </w:rPr>
               <w:t xml:space="preserve">هياكل البيانات ٢</w:t>
             </w:r>
           </w:p>
@@ -5815,6 +6655,2566 @@
                 <w:lang w:bidi="ar-IQ"/>
               </w:rPr>
               <w:t xml:space="preserve">٥٢</w:t>
+            </w:r>
+          </w:p>
+        </w:tc>
+        <w:tc>
+          <w:tcPr>
+            <w:tcW w:w="339" w:type="pct"/>
+          </w:tcPr>
+          <w:p>
+            <w:pPr>
+              <w:keepNext/>
+              <w:keepLines/>
+              <w:spacing w:after="0"/>
+              <w:rPr>
+                <w:rFonts w:asciiTheme="majorBidi" w:hAnsiTheme="majorBidi" w:cstheme="majorBidi"/>
+                <w:sz w:val="18"/>
+                <w:szCs w:val="18"/>
+                <w:lang w:bidi="ar-IQ"/>
+              </w:rPr>
+            </w:pPr>
+            <w:r>
+              <w:rPr>
+                <w:rFonts w:asciiTheme="majorBidi" w:hAnsiTheme="majorBidi" w:cstheme="majorBidi"/>
+                <w:sz w:val="18"/>
+                <w:szCs w:val="18"/>
+                <w:rtl/>
+                <w:lang w:bidi="ar-IQ"/>
+              </w:rPr>
+              <w:t xml:space="preserve">٣</w:t>
+            </w:r>
+          </w:p>
+        </w:tc>
+        <w:tc>
+          <w:tcPr>
+            <w:tcW w:w="1831" w:type="pct"/>
+          </w:tcPr>
+          <w:p>
+            <w:pPr>
+              <w:keepNext/>
+              <w:keepLines/>
+              <w:spacing w:after="0"/>
+              <w:rPr>
+                <w:rFonts w:asciiTheme="majorBidi" w:hAnsiTheme="majorBidi" w:cstheme="majorBidi"/>
+                <w:sz w:val="18"/>
+                <w:szCs w:val="18"/>
+                <w:lang w:bidi="ar-IQ"/>
+              </w:rPr>
+            </w:pPr>
+            <w:r>
+              <w:rPr>
+                <w:rFonts w:asciiTheme="majorBidi" w:hAnsiTheme="majorBidi" w:cstheme="majorBidi"/>
+                <w:sz w:val="18"/>
+                <w:szCs w:val="18"/>
+                <w:rtl/>
+                <w:lang w:bidi="ar-IQ"/>
+              </w:rPr>
+              <w:t xml:space="preserve"/>
+            </w:r>
+          </w:p>
+        </w:tc>
+        <w:tc>
+          <w:tcPr>
+            <w:tcW w:w="339" w:type="pct"/>
+          </w:tcPr>
+          <w:p>
+            <w:pPr>
+              <w:keepNext/>
+              <w:keepLines/>
+              <w:spacing w:after="0"/>
+              <w:rPr>
+                <w:rFonts w:asciiTheme="majorBidi" w:hAnsiTheme="majorBidi" w:cstheme="majorBidi"/>
+                <w:sz w:val="18"/>
+                <w:szCs w:val="18"/>
+                <w:lang w:bidi="ar-IQ"/>
+              </w:rPr>
+            </w:pPr>
+            <w:r>
+              <w:rPr>
+                <w:rFonts w:asciiTheme="majorBidi" w:hAnsiTheme="majorBidi" w:cstheme="majorBidi"/>
+                <w:sz w:val="18"/>
+                <w:szCs w:val="18"/>
+                <w:rtl/>
+                <w:lang w:bidi="ar-IQ"/>
+              </w:rPr>
+              <w:t xml:space="preserve"/>
+            </w:r>
+          </w:p>
+        </w:tc>
+        <w:tc>
+          <w:tcPr>
+            <w:tcW w:w="325" w:type="pct"/>
+          </w:tcPr>
+          <w:p>
+            <w:pPr>
+              <w:keepNext/>
+              <w:keepLines/>
+              <w:spacing w:after="0"/>
+              <w:rPr>
+                <w:rFonts w:asciiTheme="majorBidi" w:hAnsiTheme="majorBidi" w:cstheme="majorBidi"/>
+                <w:sz w:val="18"/>
+                <w:szCs w:val="18"/>
+              </w:rPr>
+            </w:pPr>
+            <w:r>
+              <w:rPr>
+                <w:rFonts w:asciiTheme="majorBidi" w:hAnsiTheme="majorBidi" w:cstheme="majorBidi"/>
+                <w:sz w:val="18"/>
+                <w:szCs w:val="18"/>
+                <w:rtl/>
+                <w:lang w:bidi="ar-IQ"/>
+              </w:rPr>
+              <w:t xml:space="preserve"/>
+            </w:r>
+          </w:p>
+        </w:tc>
+      </w:tr>
+    </w:tbl>
+    <w:p>
+      <w:pPr>
+        <w:keepNext/>
+        <w:keepLines/>
+        <w:spacing w:line="240" w:lineRule="auto"/>
+        <w:rPr>
+          <w:rFonts w:asciiTheme="majorBidi" w:hAnsiTheme="majorBidi" w:cstheme="majorBidi"/>
+          <w:lang w:bidi="ar-IQ"/>
+        </w:rPr>
+      </w:pPr>
+      <w:r>
+        <w:rPr>
+          <w:rFonts w:asciiTheme="majorBidi" w:hAnsiTheme="majorBidi" w:cstheme="majorBidi"/>
+          <w:rtl/>
+          <w:lang w:bidi="ar-IQ"/>
+        </w:rPr>
+        <w:t xml:space="preserve"/>
+      </w:r>
+    </w:p>
+    <w:tbl>
+      <w:tblPr>
+        <w:tblStyle w:val="TableGrid"/>
+        <w:bidiVisual/>
+        <w:tblW w:w="5000" w:type="pct"/>
+        <w:tblLayout w:type="fixed"/>
+        <w:tblLook w:val="04A0" w:firstRow="1" w:lastRow="0" w:firstColumn="1" w:lastColumn="0" w:noHBand="0" w:noVBand="1"/>
+      </w:tblPr>
+      <w:tblGrid>
+        <w:gridCol w:w="3822"/>
+        <w:gridCol w:w="707"/>
+        <w:gridCol w:w="709"/>
+        <w:gridCol w:w="3829"/>
+        <w:gridCol w:w="709"/>
+        <w:gridCol w:w="680"/>
+      </w:tblGrid>
+      <w:tr>
+        <w:trPr>
+          <w:cantSplit/>
+        </w:trPr>
+        <w:tc>
+          <w:tcPr>
+            <w:tcW w:w="5000" w:type="pct"/>
+            <w:gridSpan w:val="6"/>
+          </w:tcPr>
+          <w:p>
+            <w:pPr>
+              <w:keepNext/>
+              <w:keepLines/>
+              <w:spacing w:after="0"/>
+              <w:jc w:val="center"/>
+              <w:rPr>
+                <w:rFonts w:asciiTheme="majorBidi" w:hAnsiTheme="majorBidi" w:cstheme="majorBidi"/>
+                <w:sz w:val="18"/>
+                <w:szCs w:val="18"/>
+                <w:rtl/>
+                <w:lang w:bidi="ar-IQ"/>
+              </w:rPr>
+            </w:pPr>
+            <w:r>
+              <w:rPr>
+                <w:rFonts w:asciiTheme="majorBidi" w:hAnsiTheme="majorBidi" w:cs="Times New Roman"/>
+                <w:sz w:val="18"/>
+                <w:szCs w:val="18"/>
+                <w:rtl/>
+                <w:lang w:bidi="ar-IQ"/>
+              </w:rPr>
+              <w:t xml:space="preserve">٢٠١٩-٢٠٢٠</w:t>
+            </w:r>
+          </w:p>
+        </w:tc>
+      </w:tr>
+      <w:tr>
+        <w:trPr>
+          <w:cantSplit/>
+        </w:trPr>
+        <w:tc>
+          <w:tcPr>
+            <w:tcW w:w="2505" w:type="pct"/>
+            <w:gridSpan w:val="3"/>
+          </w:tcPr>
+          <w:p>
+            <w:pPr>
+              <w:keepNext/>
+              <w:keepLines/>
+              <w:spacing w:after="0"/>
+              <w:rPr>
+                <w:rFonts w:asciiTheme="majorBidi" w:hAnsiTheme="majorBidi" w:cstheme="majorBidi"/>
+                <w:sz w:val="18"/>
+                <w:szCs w:val="18"/>
+                <w:lang w:bidi="ar-IQ"/>
+              </w:rPr>
+            </w:pPr>
+            <w:r>
+              <w:rPr>
+                <w:rFonts w:asciiTheme="majorBidi" w:hAnsiTheme="majorBidi" w:cstheme="majorBidi"/>
+                <w:sz w:val="18"/>
+                <w:szCs w:val="18"/>
+                <w:rtl/>
+                <w:lang w:bidi="ar-IQ"/>
+              </w:rPr>
+              <w:t xml:space="preserve">الفصل 2</w:t>
+            </w:r>
+          </w:p>
+        </w:tc>
+        <w:tc>
+          <w:tcPr>
+            <w:tcW w:w="2495" w:type="pct"/>
+            <w:gridSpan w:val="3"/>
+          </w:tcPr>
+          <w:p>
+            <w:pPr>
+              <w:keepNext/>
+              <w:keepLines/>
+              <w:spacing w:after="0"/>
+              <w:rPr>
+                <w:rFonts w:asciiTheme="majorBidi" w:hAnsiTheme="majorBidi" w:cstheme="majorBidi"/>
+                <w:sz w:val="18"/>
+                <w:szCs w:val="18"/>
+              </w:rPr>
+            </w:pPr>
+            <w:r>
+              <w:rPr>
+                <w:rFonts w:asciiTheme="majorBidi" w:hAnsiTheme="majorBidi" w:cstheme="majorBidi"/>
+                <w:sz w:val="18"/>
+                <w:szCs w:val="18"/>
+                <w:rtl/>
+                <w:lang w:bidi="ar-IQ"/>
+              </w:rPr>
+              <w:t xml:space="preserve"/>
+            </w:r>
+          </w:p>
+        </w:tc>
+      </w:tr>
+      <w:tr>
+        <w:trPr>
+          <w:cantSplit/>
+        </w:trPr>
+        <w:tc>
+          <w:tcPr>
+            <w:tcW w:w="1828" w:type="pct"/>
+          </w:tcPr>
+          <w:p>
+            <w:pPr>
+              <w:keepNext/>
+              <w:keepLines/>
+              <w:spacing w:after="0"/>
+              <w:rPr>
+                <w:rFonts w:asciiTheme="majorBidi" w:hAnsiTheme="majorBidi" w:cstheme="majorBidi"/>
+                <w:b/>
+                <w:bCs/>
+                <w:sz w:val="18"/>
+                <w:szCs w:val="18"/>
+                <w:lang w:bidi="ar-IQ"/>
+              </w:rPr>
+            </w:pPr>
+            <w:r>
+              <w:rPr>
+                <w:rFonts w:asciiTheme="majorBidi" w:hAnsiTheme="majorBidi" w:cstheme="majorBidi"/>
+                <w:b/>
+                <w:bCs/>
+                <w:sz w:val="18"/>
+                <w:szCs w:val="18"/>
+                <w:rtl/>
+              </w:rPr>
+              <w:t>المادة الدراسية</w:t>
+            </w:r>
+          </w:p>
+        </w:tc>
+        <w:tc>
+          <w:tcPr>
+            <w:tcW w:w="338" w:type="pct"/>
+          </w:tcPr>
+          <w:p>
+            <w:pPr>
+              <w:keepNext/>
+              <w:keepLines/>
+              <w:spacing w:after="0"/>
+              <w:rPr>
+                <w:rFonts w:asciiTheme="majorBidi" w:hAnsiTheme="majorBidi" w:cstheme="majorBidi"/>
+                <w:b/>
+                <w:bCs/>
+                <w:sz w:val="18"/>
+                <w:szCs w:val="18"/>
+                <w:lang w:bidi="ar-IQ"/>
+              </w:rPr>
+            </w:pPr>
+            <w:r>
+              <w:rPr>
+                <w:rFonts w:asciiTheme="majorBidi" w:hAnsiTheme="majorBidi" w:cstheme="majorBidi"/>
+                <w:b/>
+                <w:bCs/>
+                <w:sz w:val="18"/>
+                <w:szCs w:val="18"/>
+                <w:rtl/>
+              </w:rPr>
+              <w:t>الدرجة</w:t>
+            </w:r>
+          </w:p>
+        </w:tc>
+        <w:tc>
+          <w:tcPr>
+            <w:tcW w:w="339" w:type="pct"/>
+          </w:tcPr>
+          <w:p>
+            <w:pPr>
+              <w:keepNext/>
+              <w:keepLines/>
+              <w:spacing w:after="0"/>
+              <w:rPr>
+                <w:rFonts w:asciiTheme="majorBidi" w:hAnsiTheme="majorBidi" w:cstheme="majorBidi"/>
+                <w:b/>
+                <w:bCs/>
+                <w:sz w:val="18"/>
+                <w:szCs w:val="18"/>
+                <w:lang w:bidi="ar-IQ"/>
+              </w:rPr>
+            </w:pPr>
+            <w:r>
+              <w:rPr>
+                <w:rFonts w:asciiTheme="majorBidi" w:hAnsiTheme="majorBidi" w:cstheme="majorBidi"/>
+                <w:b/>
+                <w:bCs/>
+                <w:sz w:val="18"/>
+                <w:szCs w:val="18"/>
+                <w:rtl/>
+              </w:rPr>
+              <w:t>الوحدة</w:t>
+            </w:r>
+          </w:p>
+        </w:tc>
+        <w:tc>
+          <w:tcPr>
+            <w:tcW w:w="1831" w:type="pct"/>
+          </w:tcPr>
+          <w:p>
+            <w:pPr>
+              <w:keepNext/>
+              <w:keepLines/>
+              <w:spacing w:after="0"/>
+              <w:rPr>
+                <w:rFonts w:asciiTheme="majorBidi" w:hAnsiTheme="majorBidi" w:cstheme="majorBidi"/>
+                <w:b/>
+                <w:bCs/>
+                <w:sz w:val="18"/>
+                <w:szCs w:val="18"/>
+                <w:lang w:bidi="ar-IQ"/>
+              </w:rPr>
+            </w:pPr>
+            <w:r>
+              <w:rPr>
+                <w:rFonts w:asciiTheme="majorBidi" w:hAnsiTheme="majorBidi" w:cstheme="majorBidi"/>
+                <w:b/>
+                <w:bCs/>
+                <w:sz w:val="18"/>
+                <w:szCs w:val="18"/>
+                <w:rtl/>
+              </w:rPr>
+              <w:t>المادة الدراسية</w:t>
+            </w:r>
+          </w:p>
+        </w:tc>
+        <w:tc>
+          <w:tcPr>
+            <w:tcW w:w="339" w:type="pct"/>
+          </w:tcPr>
+          <w:p>
+            <w:pPr>
+              <w:keepNext/>
+              <w:keepLines/>
+              <w:spacing w:after="0"/>
+              <w:rPr>
+                <w:rFonts w:asciiTheme="majorBidi" w:hAnsiTheme="majorBidi" w:cstheme="majorBidi"/>
+                <w:b/>
+                <w:bCs/>
+                <w:sz w:val="18"/>
+                <w:szCs w:val="18"/>
+                <w:lang w:bidi="ar-IQ"/>
+              </w:rPr>
+            </w:pPr>
+            <w:r>
+              <w:rPr>
+                <w:rFonts w:asciiTheme="majorBidi" w:hAnsiTheme="majorBidi" w:cstheme="majorBidi"/>
+                <w:b/>
+                <w:bCs/>
+                <w:sz w:val="18"/>
+                <w:szCs w:val="18"/>
+                <w:rtl/>
+              </w:rPr>
+              <w:t>الدرجة</w:t>
+            </w:r>
+          </w:p>
+        </w:tc>
+        <w:tc>
+          <w:tcPr>
+            <w:tcW w:w="325" w:type="pct"/>
+          </w:tcPr>
+          <w:p>
+            <w:pPr>
+              <w:keepNext/>
+              <w:keepLines/>
+              <w:spacing w:after="0"/>
+              <w:rPr>
+                <w:rFonts w:asciiTheme="majorBidi" w:hAnsiTheme="majorBidi" w:cstheme="majorBidi"/>
+                <w:b/>
+                <w:bCs/>
+                <w:sz w:val="18"/>
+                <w:szCs w:val="18"/>
+              </w:rPr>
+            </w:pPr>
+            <w:r>
+              <w:rPr>
+                <w:rFonts w:asciiTheme="majorBidi" w:hAnsiTheme="majorBidi" w:cstheme="majorBidi"/>
+                <w:b/>
+                <w:bCs/>
+                <w:sz w:val="18"/>
+                <w:szCs w:val="18"/>
+                <w:rtl/>
+              </w:rPr>
+              <w:t>الوحدة</w:t>
+            </w:r>
+          </w:p>
+        </w:tc>
+      </w:tr>
+      <w:tr>
+        <w:trPr>
+          <w:cantSplit/>
+        </w:trPr>
+        <w:tc>
+          <w:tcPr>
+            <w:tcW w:w="1828" w:type="pct"/>
+          </w:tcPr>
+          <w:p>
+            <w:pPr>
+              <w:keepNext/>
+              <w:keepLines/>
+              <w:spacing w:after="0"/>
+              <w:rPr>
+                <w:rFonts w:asciiTheme="majorBidi" w:hAnsiTheme="majorBidi" w:cstheme="majorBidi"/>
+                <w:sz w:val="18"/>
+                <w:szCs w:val="18"/>
+                <w:lang w:bidi="ar-IQ"/>
+              </w:rPr>
+            </w:pPr>
+            <w:r>
+              <w:rPr>
+                <w:rFonts w:asciiTheme="majorBidi" w:hAnsiTheme="majorBidi" w:cstheme="majorBidi"/>
+                <w:sz w:val="18"/>
+                <w:szCs w:val="18"/>
+                <w:rtl/>
+                <w:lang w:bidi="ar-IQ"/>
+              </w:rPr>
+              <w:t xml:space="preserve">الحوسبة السحابية</w:t>
+            </w:r>
+          </w:p>
+        </w:tc>
+        <w:tc>
+          <w:tcPr>
+            <w:tcW w:w="338" w:type="pct"/>
+          </w:tcPr>
+          <w:p>
+            <w:pPr>
+              <w:keepNext/>
+              <w:keepLines/>
+              <w:spacing w:after="0"/>
+              <w:rPr>
+                <w:rFonts w:asciiTheme="majorBidi" w:hAnsiTheme="majorBidi" w:cstheme="majorBidi"/>
+                <w:sz w:val="18"/>
+                <w:szCs w:val="18"/>
+                <w:lang w:bidi="ar-IQ"/>
+              </w:rPr>
+            </w:pPr>
+            <w:r>
+              <w:rPr>
+                <w:rFonts w:asciiTheme="majorBidi" w:hAnsiTheme="majorBidi" w:cstheme="majorBidi"/>
+                <w:sz w:val="18"/>
+                <w:szCs w:val="18"/>
+                <w:rtl/>
+                <w:lang w:bidi="ar-IQ"/>
+              </w:rPr>
+              <w:t xml:space="preserve">٨٤</w:t>
+            </w:r>
+          </w:p>
+        </w:tc>
+        <w:tc>
+          <w:tcPr>
+            <w:tcW w:w="339" w:type="pct"/>
+          </w:tcPr>
+          <w:p>
+            <w:pPr>
+              <w:keepNext/>
+              <w:keepLines/>
+              <w:spacing w:after="0"/>
+              <w:rPr>
+                <w:rFonts w:asciiTheme="majorBidi" w:hAnsiTheme="majorBidi" w:cstheme="majorBidi"/>
+                <w:sz w:val="18"/>
+                <w:szCs w:val="18"/>
+                <w:lang w:bidi="ar-IQ"/>
+              </w:rPr>
+            </w:pPr>
+            <w:r>
+              <w:rPr>
+                <w:rFonts w:asciiTheme="majorBidi" w:hAnsiTheme="majorBidi" w:cstheme="majorBidi"/>
+                <w:sz w:val="18"/>
+                <w:szCs w:val="18"/>
+                <w:rtl/>
+                <w:lang w:bidi="ar-IQ"/>
+              </w:rPr>
+              <w:t xml:space="preserve">٢</w:t>
+            </w:r>
+          </w:p>
+        </w:tc>
+        <w:tc>
+          <w:tcPr>
+            <w:tcW w:w="1831" w:type="pct"/>
+          </w:tcPr>
+          <w:p>
+            <w:pPr>
+              <w:keepNext/>
+              <w:keepLines/>
+              <w:spacing w:after="0"/>
+              <w:rPr>
+                <w:rFonts w:asciiTheme="majorBidi" w:hAnsiTheme="majorBidi" w:cstheme="majorBidi"/>
+                <w:sz w:val="18"/>
+                <w:szCs w:val="18"/>
+                <w:lang w:bidi="ar-IQ"/>
+              </w:rPr>
+            </w:pPr>
+            <w:r>
+              <w:rPr>
+                <w:rFonts w:asciiTheme="majorBidi" w:hAnsiTheme="majorBidi" w:cstheme="majorBidi"/>
+                <w:sz w:val="18"/>
+                <w:szCs w:val="18"/>
+                <w:rtl/>
+                <w:lang w:bidi="ar-IQ"/>
+              </w:rPr>
+              <w:t xml:space="preserve"/>
+            </w:r>
+          </w:p>
+        </w:tc>
+        <w:tc>
+          <w:tcPr>
+            <w:tcW w:w="339" w:type="pct"/>
+          </w:tcPr>
+          <w:p>
+            <w:pPr>
+              <w:keepNext/>
+              <w:keepLines/>
+              <w:spacing w:after="0"/>
+              <w:rPr>
+                <w:rFonts w:asciiTheme="majorBidi" w:hAnsiTheme="majorBidi" w:cstheme="majorBidi"/>
+                <w:sz w:val="18"/>
+                <w:szCs w:val="18"/>
+                <w:lang w:bidi="ar-IQ"/>
+              </w:rPr>
+            </w:pPr>
+            <w:r>
+              <w:rPr>
+                <w:rFonts w:asciiTheme="majorBidi" w:hAnsiTheme="majorBidi" w:cstheme="majorBidi"/>
+                <w:sz w:val="18"/>
+                <w:szCs w:val="18"/>
+                <w:rtl/>
+                <w:lang w:bidi="ar-IQ"/>
+              </w:rPr>
+              <w:t xml:space="preserve"/>
+            </w:r>
+          </w:p>
+        </w:tc>
+        <w:tc>
+          <w:tcPr>
+            <w:tcW w:w="325" w:type="pct"/>
+          </w:tcPr>
+          <w:p>
+            <w:pPr>
+              <w:keepNext/>
+              <w:keepLines/>
+              <w:spacing w:after="0"/>
+              <w:rPr>
+                <w:rFonts w:asciiTheme="majorBidi" w:hAnsiTheme="majorBidi" w:cstheme="majorBidi"/>
+                <w:sz w:val="18"/>
+                <w:szCs w:val="18"/>
+              </w:rPr>
+            </w:pPr>
+            <w:r>
+              <w:rPr>
+                <w:rFonts w:asciiTheme="majorBidi" w:hAnsiTheme="majorBidi" w:cstheme="majorBidi"/>
+                <w:sz w:val="18"/>
+                <w:szCs w:val="18"/>
+                <w:rtl/>
+                <w:lang w:bidi="ar-IQ"/>
+              </w:rPr>
+              <w:t xml:space="preserve"/>
+            </w:r>
+          </w:p>
+        </w:tc>
+      </w:tr>
+      <w:tr>
+        <w:trPr>
+          <w:cantSplit/>
+        </w:trPr>
+        <w:tc>
+          <w:tcPr>
+            <w:tcW w:w="1828" w:type="pct"/>
+          </w:tcPr>
+          <w:p>
+            <w:pPr>
+              <w:keepNext/>
+              <w:keepLines/>
+              <w:spacing w:after="0"/>
+              <w:rPr>
+                <w:rFonts w:asciiTheme="majorBidi" w:hAnsiTheme="majorBidi" w:cstheme="majorBidi"/>
+                <w:sz w:val="18"/>
+                <w:szCs w:val="18"/>
+                <w:lang w:bidi="ar-IQ"/>
+              </w:rPr>
+            </w:pPr>
+            <w:r>
+              <w:rPr>
+                <w:rFonts w:asciiTheme="majorBidi" w:hAnsiTheme="majorBidi" w:cstheme="majorBidi"/>
+                <w:sz w:val="18"/>
+                <w:szCs w:val="18"/>
+                <w:rtl/>
+                <w:lang w:bidi="ar-IQ"/>
+              </w:rPr>
+              <w:t xml:space="preserve">الذكاء الحاسوبي</w:t>
+            </w:r>
+          </w:p>
+        </w:tc>
+        <w:tc>
+          <w:tcPr>
+            <w:tcW w:w="338" w:type="pct"/>
+          </w:tcPr>
+          <w:p>
+            <w:pPr>
+              <w:keepNext/>
+              <w:keepLines/>
+              <w:spacing w:after="0"/>
+              <w:rPr>
+                <w:rFonts w:asciiTheme="majorBidi" w:hAnsiTheme="majorBidi" w:cstheme="majorBidi"/>
+                <w:sz w:val="18"/>
+                <w:szCs w:val="18"/>
+                <w:lang w:bidi="ar-IQ"/>
+              </w:rPr>
+            </w:pPr>
+            <w:r>
+              <w:rPr>
+                <w:rFonts w:asciiTheme="majorBidi" w:hAnsiTheme="majorBidi" w:cstheme="majorBidi"/>
+                <w:sz w:val="18"/>
+                <w:szCs w:val="18"/>
+                <w:rtl/>
+                <w:lang w:bidi="ar-IQ"/>
+              </w:rPr>
+              <w:t xml:space="preserve">٦٨</w:t>
+            </w:r>
+          </w:p>
+        </w:tc>
+        <w:tc>
+          <w:tcPr>
+            <w:tcW w:w="339" w:type="pct"/>
+          </w:tcPr>
+          <w:p>
+            <w:pPr>
+              <w:keepNext/>
+              <w:keepLines/>
+              <w:spacing w:after="0"/>
+              <w:rPr>
+                <w:rFonts w:asciiTheme="majorBidi" w:hAnsiTheme="majorBidi" w:cstheme="majorBidi"/>
+                <w:sz w:val="18"/>
+                <w:szCs w:val="18"/>
+                <w:lang w:bidi="ar-IQ"/>
+              </w:rPr>
+            </w:pPr>
+            <w:r>
+              <w:rPr>
+                <w:rFonts w:asciiTheme="majorBidi" w:hAnsiTheme="majorBidi" w:cstheme="majorBidi"/>
+                <w:sz w:val="18"/>
+                <w:szCs w:val="18"/>
+                <w:rtl/>
+                <w:lang w:bidi="ar-IQ"/>
+              </w:rPr>
+              <w:t xml:space="preserve">٣</w:t>
+            </w:r>
+          </w:p>
+        </w:tc>
+        <w:tc>
+          <w:tcPr>
+            <w:tcW w:w="1831" w:type="pct"/>
+          </w:tcPr>
+          <w:p>
+            <w:pPr>
+              <w:keepNext/>
+              <w:keepLines/>
+              <w:spacing w:after="0"/>
+              <w:rPr>
+                <w:rFonts w:asciiTheme="majorBidi" w:hAnsiTheme="majorBidi" w:cstheme="majorBidi"/>
+                <w:sz w:val="18"/>
+                <w:szCs w:val="18"/>
+                <w:lang w:bidi="ar-IQ"/>
+              </w:rPr>
+            </w:pPr>
+            <w:r>
+              <w:rPr>
+                <w:rFonts w:asciiTheme="majorBidi" w:hAnsiTheme="majorBidi" w:cstheme="majorBidi"/>
+                <w:sz w:val="18"/>
+                <w:szCs w:val="18"/>
+                <w:rtl/>
+                <w:lang w:bidi="ar-IQ"/>
+              </w:rPr>
+              <w:t xml:space="preserve"/>
+            </w:r>
+          </w:p>
+        </w:tc>
+        <w:tc>
+          <w:tcPr>
+            <w:tcW w:w="339" w:type="pct"/>
+          </w:tcPr>
+          <w:p>
+            <w:pPr>
+              <w:keepNext/>
+              <w:keepLines/>
+              <w:spacing w:after="0"/>
+              <w:rPr>
+                <w:rFonts w:asciiTheme="majorBidi" w:hAnsiTheme="majorBidi" w:cstheme="majorBidi"/>
+                <w:sz w:val="18"/>
+                <w:szCs w:val="18"/>
+                <w:lang w:bidi="ar-IQ"/>
+              </w:rPr>
+            </w:pPr>
+            <w:r>
+              <w:rPr>
+                <w:rFonts w:asciiTheme="majorBidi" w:hAnsiTheme="majorBidi" w:cstheme="majorBidi"/>
+                <w:sz w:val="18"/>
+                <w:szCs w:val="18"/>
+                <w:rtl/>
+                <w:lang w:bidi="ar-IQ"/>
+              </w:rPr>
+              <w:t xml:space="preserve"/>
+            </w:r>
+          </w:p>
+        </w:tc>
+        <w:tc>
+          <w:tcPr>
+            <w:tcW w:w="325" w:type="pct"/>
+          </w:tcPr>
+          <w:p>
+            <w:pPr>
+              <w:keepNext/>
+              <w:keepLines/>
+              <w:spacing w:after="0"/>
+              <w:rPr>
+                <w:rFonts w:asciiTheme="majorBidi" w:hAnsiTheme="majorBidi" w:cstheme="majorBidi"/>
+                <w:sz w:val="18"/>
+                <w:szCs w:val="18"/>
+              </w:rPr>
+            </w:pPr>
+            <w:r>
+              <w:rPr>
+                <w:rFonts w:asciiTheme="majorBidi" w:hAnsiTheme="majorBidi" w:cstheme="majorBidi"/>
+                <w:sz w:val="18"/>
+                <w:szCs w:val="18"/>
+                <w:rtl/>
+                <w:lang w:bidi="ar-IQ"/>
+              </w:rPr>
+              <w:t xml:space="preserve"/>
+            </w:r>
+          </w:p>
+        </w:tc>
+      </w:tr>
+      <w:tr>
+        <w:trPr>
+          <w:cantSplit/>
+        </w:trPr>
+        <w:tc>
+          <w:tcPr>
+            <w:tcW w:w="1828" w:type="pct"/>
+          </w:tcPr>
+          <w:p>
+            <w:pPr>
+              <w:keepNext/>
+              <w:keepLines/>
+              <w:spacing w:after="0"/>
+              <w:rPr>
+                <w:rFonts w:asciiTheme="majorBidi" w:hAnsiTheme="majorBidi" w:cstheme="majorBidi"/>
+                <w:sz w:val="18"/>
+                <w:szCs w:val="18"/>
+                <w:lang w:bidi="ar-IQ"/>
+              </w:rPr>
+            </w:pPr>
+            <w:r>
+              <w:rPr>
+                <w:rFonts w:asciiTheme="majorBidi" w:hAnsiTheme="majorBidi" w:cstheme="majorBidi"/>
+                <w:sz w:val="18"/>
+                <w:szCs w:val="18"/>
+                <w:rtl/>
+                <w:lang w:bidi="ar-IQ"/>
+              </w:rPr>
+              <w:t xml:space="preserve">الرؤيا بالحاسوب</w:t>
+            </w:r>
+          </w:p>
+        </w:tc>
+        <w:tc>
+          <w:tcPr>
+            <w:tcW w:w="338" w:type="pct"/>
+          </w:tcPr>
+          <w:p>
+            <w:pPr>
+              <w:keepNext/>
+              <w:keepLines/>
+              <w:spacing w:after="0"/>
+              <w:rPr>
+                <w:rFonts w:asciiTheme="majorBidi" w:hAnsiTheme="majorBidi" w:cstheme="majorBidi"/>
+                <w:sz w:val="18"/>
+                <w:szCs w:val="18"/>
+                <w:lang w:bidi="ar-IQ"/>
+              </w:rPr>
+            </w:pPr>
+            <w:r>
+              <w:rPr>
+                <w:rFonts w:asciiTheme="majorBidi" w:hAnsiTheme="majorBidi" w:cstheme="majorBidi"/>
+                <w:sz w:val="18"/>
+                <w:szCs w:val="18"/>
+                <w:rtl/>
+                <w:lang w:bidi="ar-IQ"/>
+              </w:rPr>
+              <w:t xml:space="preserve">٧٨</w:t>
+            </w:r>
+          </w:p>
+        </w:tc>
+        <w:tc>
+          <w:tcPr>
+            <w:tcW w:w="339" w:type="pct"/>
+          </w:tcPr>
+          <w:p>
+            <w:pPr>
+              <w:keepNext/>
+              <w:keepLines/>
+              <w:spacing w:after="0"/>
+              <w:rPr>
+                <w:rFonts w:asciiTheme="majorBidi" w:hAnsiTheme="majorBidi" w:cstheme="majorBidi"/>
+                <w:sz w:val="18"/>
+                <w:szCs w:val="18"/>
+                <w:lang w:bidi="ar-IQ"/>
+              </w:rPr>
+            </w:pPr>
+            <w:r>
+              <w:rPr>
+                <w:rFonts w:asciiTheme="majorBidi" w:hAnsiTheme="majorBidi" w:cstheme="majorBidi"/>
+                <w:sz w:val="18"/>
+                <w:szCs w:val="18"/>
+                <w:rtl/>
+                <w:lang w:bidi="ar-IQ"/>
+              </w:rPr>
+              <w:t xml:space="preserve">٣</w:t>
+            </w:r>
+          </w:p>
+        </w:tc>
+        <w:tc>
+          <w:tcPr>
+            <w:tcW w:w="1831" w:type="pct"/>
+          </w:tcPr>
+          <w:p>
+            <w:pPr>
+              <w:keepNext/>
+              <w:keepLines/>
+              <w:spacing w:after="0"/>
+              <w:rPr>
+                <w:rFonts w:asciiTheme="majorBidi" w:hAnsiTheme="majorBidi" w:cstheme="majorBidi"/>
+                <w:sz w:val="18"/>
+                <w:szCs w:val="18"/>
+                <w:lang w:bidi="ar-IQ"/>
+              </w:rPr>
+            </w:pPr>
+            <w:r>
+              <w:rPr>
+                <w:rFonts w:asciiTheme="majorBidi" w:hAnsiTheme="majorBidi" w:cstheme="majorBidi"/>
+                <w:sz w:val="18"/>
+                <w:szCs w:val="18"/>
+                <w:rtl/>
+                <w:lang w:bidi="ar-IQ"/>
+              </w:rPr>
+              <w:t xml:space="preserve"/>
+            </w:r>
+          </w:p>
+        </w:tc>
+        <w:tc>
+          <w:tcPr>
+            <w:tcW w:w="339" w:type="pct"/>
+          </w:tcPr>
+          <w:p>
+            <w:pPr>
+              <w:keepNext/>
+              <w:keepLines/>
+              <w:spacing w:after="0"/>
+              <w:rPr>
+                <w:rFonts w:asciiTheme="majorBidi" w:hAnsiTheme="majorBidi" w:cstheme="majorBidi"/>
+                <w:sz w:val="18"/>
+                <w:szCs w:val="18"/>
+                <w:lang w:bidi="ar-IQ"/>
+              </w:rPr>
+            </w:pPr>
+            <w:r>
+              <w:rPr>
+                <w:rFonts w:asciiTheme="majorBidi" w:hAnsiTheme="majorBidi" w:cstheme="majorBidi"/>
+                <w:sz w:val="18"/>
+                <w:szCs w:val="18"/>
+                <w:rtl/>
+                <w:lang w:bidi="ar-IQ"/>
+              </w:rPr>
+              <w:t xml:space="preserve"/>
+            </w:r>
+          </w:p>
+        </w:tc>
+        <w:tc>
+          <w:tcPr>
+            <w:tcW w:w="325" w:type="pct"/>
+          </w:tcPr>
+          <w:p>
+            <w:pPr>
+              <w:keepNext/>
+              <w:keepLines/>
+              <w:spacing w:after="0"/>
+              <w:rPr>
+                <w:rFonts w:asciiTheme="majorBidi" w:hAnsiTheme="majorBidi" w:cstheme="majorBidi"/>
+                <w:sz w:val="18"/>
+                <w:szCs w:val="18"/>
+              </w:rPr>
+            </w:pPr>
+            <w:r>
+              <w:rPr>
+                <w:rFonts w:asciiTheme="majorBidi" w:hAnsiTheme="majorBidi" w:cstheme="majorBidi"/>
+                <w:sz w:val="18"/>
+                <w:szCs w:val="18"/>
+                <w:rtl/>
+                <w:lang w:bidi="ar-IQ"/>
+              </w:rPr>
+              <w:t xml:space="preserve"/>
+            </w:r>
+          </w:p>
+        </w:tc>
+      </w:tr>
+      <w:tr>
+        <w:trPr>
+          <w:cantSplit/>
+        </w:trPr>
+        <w:tc>
+          <w:tcPr>
+            <w:tcW w:w="1828" w:type="pct"/>
+          </w:tcPr>
+          <w:p>
+            <w:pPr>
+              <w:keepNext/>
+              <w:keepLines/>
+              <w:spacing w:after="0"/>
+              <w:rPr>
+                <w:rFonts w:asciiTheme="majorBidi" w:hAnsiTheme="majorBidi" w:cstheme="majorBidi"/>
+                <w:sz w:val="18"/>
+                <w:szCs w:val="18"/>
+                <w:lang w:bidi="ar-IQ"/>
+              </w:rPr>
+            </w:pPr>
+            <w:r>
+              <w:rPr>
+                <w:rFonts w:asciiTheme="majorBidi" w:hAnsiTheme="majorBidi" w:cstheme="majorBidi"/>
+                <w:sz w:val="18"/>
+                <w:szCs w:val="18"/>
+                <w:rtl/>
+                <w:lang w:bidi="ar-IQ"/>
+              </w:rPr>
+              <w:t xml:space="preserve">المحاكاة بالحاسوب</w:t>
+            </w:r>
+          </w:p>
+        </w:tc>
+        <w:tc>
+          <w:tcPr>
+            <w:tcW w:w="338" w:type="pct"/>
+          </w:tcPr>
+          <w:p>
+            <w:pPr>
+              <w:keepNext/>
+              <w:keepLines/>
+              <w:spacing w:after="0"/>
+              <w:rPr>
+                <w:rFonts w:asciiTheme="majorBidi" w:hAnsiTheme="majorBidi" w:cstheme="majorBidi"/>
+                <w:sz w:val="18"/>
+                <w:szCs w:val="18"/>
+                <w:lang w:bidi="ar-IQ"/>
+              </w:rPr>
+            </w:pPr>
+            <w:r>
+              <w:rPr>
+                <w:rFonts w:asciiTheme="majorBidi" w:hAnsiTheme="majorBidi" w:cstheme="majorBidi"/>
+                <w:sz w:val="18"/>
+                <w:szCs w:val="18"/>
+                <w:rtl/>
+                <w:lang w:bidi="ar-IQ"/>
+              </w:rPr>
+              <w:t xml:space="preserve">٨٠</w:t>
+            </w:r>
+          </w:p>
+        </w:tc>
+        <w:tc>
+          <w:tcPr>
+            <w:tcW w:w="339" w:type="pct"/>
+          </w:tcPr>
+          <w:p>
+            <w:pPr>
+              <w:keepNext/>
+              <w:keepLines/>
+              <w:spacing w:after="0"/>
+              <w:rPr>
+                <w:rFonts w:asciiTheme="majorBidi" w:hAnsiTheme="majorBidi" w:cstheme="majorBidi"/>
+                <w:sz w:val="18"/>
+                <w:szCs w:val="18"/>
+                <w:lang w:bidi="ar-IQ"/>
+              </w:rPr>
+            </w:pPr>
+            <w:r>
+              <w:rPr>
+                <w:rFonts w:asciiTheme="majorBidi" w:hAnsiTheme="majorBidi" w:cstheme="majorBidi"/>
+                <w:sz w:val="18"/>
+                <w:szCs w:val="18"/>
+                <w:rtl/>
+                <w:lang w:bidi="ar-IQ"/>
+              </w:rPr>
+              <w:t xml:space="preserve">٣</w:t>
+            </w:r>
+          </w:p>
+        </w:tc>
+        <w:tc>
+          <w:tcPr>
+            <w:tcW w:w="1831" w:type="pct"/>
+          </w:tcPr>
+          <w:p>
+            <w:pPr>
+              <w:keepNext/>
+              <w:keepLines/>
+              <w:spacing w:after="0"/>
+              <w:rPr>
+                <w:rFonts w:asciiTheme="majorBidi" w:hAnsiTheme="majorBidi" w:cstheme="majorBidi"/>
+                <w:sz w:val="18"/>
+                <w:szCs w:val="18"/>
+                <w:lang w:bidi="ar-IQ"/>
+              </w:rPr>
+            </w:pPr>
+            <w:r>
+              <w:rPr>
+                <w:rFonts w:asciiTheme="majorBidi" w:hAnsiTheme="majorBidi" w:cstheme="majorBidi"/>
+                <w:sz w:val="18"/>
+                <w:szCs w:val="18"/>
+                <w:rtl/>
+                <w:lang w:bidi="ar-IQ"/>
+              </w:rPr>
+              <w:t xml:space="preserve"/>
+            </w:r>
+          </w:p>
+        </w:tc>
+        <w:tc>
+          <w:tcPr>
+            <w:tcW w:w="339" w:type="pct"/>
+          </w:tcPr>
+          <w:p>
+            <w:pPr>
+              <w:keepNext/>
+              <w:keepLines/>
+              <w:spacing w:after="0"/>
+              <w:rPr>
+                <w:rFonts w:asciiTheme="majorBidi" w:hAnsiTheme="majorBidi" w:cstheme="majorBidi"/>
+                <w:sz w:val="18"/>
+                <w:szCs w:val="18"/>
+                <w:lang w:bidi="ar-IQ"/>
+              </w:rPr>
+            </w:pPr>
+            <w:r>
+              <w:rPr>
+                <w:rFonts w:asciiTheme="majorBidi" w:hAnsiTheme="majorBidi" w:cstheme="majorBidi"/>
+                <w:sz w:val="18"/>
+                <w:szCs w:val="18"/>
+                <w:rtl/>
+                <w:lang w:bidi="ar-IQ"/>
+              </w:rPr>
+              <w:t xml:space="preserve"/>
+            </w:r>
+          </w:p>
+        </w:tc>
+        <w:tc>
+          <w:tcPr>
+            <w:tcW w:w="325" w:type="pct"/>
+          </w:tcPr>
+          <w:p>
+            <w:pPr>
+              <w:keepNext/>
+              <w:keepLines/>
+              <w:spacing w:after="0"/>
+              <w:rPr>
+                <w:rFonts w:asciiTheme="majorBidi" w:hAnsiTheme="majorBidi" w:cstheme="majorBidi"/>
+                <w:sz w:val="18"/>
+                <w:szCs w:val="18"/>
+              </w:rPr>
+            </w:pPr>
+            <w:r>
+              <w:rPr>
+                <w:rFonts w:asciiTheme="majorBidi" w:hAnsiTheme="majorBidi" w:cstheme="majorBidi"/>
+                <w:sz w:val="18"/>
+                <w:szCs w:val="18"/>
+                <w:rtl/>
+                <w:lang w:bidi="ar-IQ"/>
+              </w:rPr>
+              <w:t xml:space="preserve"/>
+            </w:r>
+          </w:p>
+        </w:tc>
+      </w:tr>
+      <w:tr>
+        <w:trPr>
+          <w:cantSplit/>
+        </w:trPr>
+        <w:tc>
+          <w:tcPr>
+            <w:tcW w:w="1828" w:type="pct"/>
+          </w:tcPr>
+          <w:p>
+            <w:pPr>
+              <w:keepNext/>
+              <w:keepLines/>
+              <w:spacing w:after="0"/>
+              <w:rPr>
+                <w:rFonts w:asciiTheme="majorBidi" w:hAnsiTheme="majorBidi" w:cstheme="majorBidi"/>
+                <w:sz w:val="18"/>
+                <w:szCs w:val="18"/>
+                <w:lang w:bidi="ar-IQ"/>
+              </w:rPr>
+            </w:pPr>
+            <w:r>
+              <w:rPr>
+                <w:rFonts w:asciiTheme="majorBidi" w:hAnsiTheme="majorBidi" w:cstheme="majorBidi"/>
+                <w:sz w:val="18"/>
+                <w:szCs w:val="18"/>
+                <w:rtl/>
+                <w:lang w:bidi="ar-IQ"/>
+              </w:rPr>
+              <w:t xml:space="preserve">امنية الحاسوب</w:t>
+            </w:r>
+          </w:p>
+        </w:tc>
+        <w:tc>
+          <w:tcPr>
+            <w:tcW w:w="338" w:type="pct"/>
+          </w:tcPr>
+          <w:p>
+            <w:pPr>
+              <w:keepNext/>
+              <w:keepLines/>
+              <w:spacing w:after="0"/>
+              <w:rPr>
+                <w:rFonts w:asciiTheme="majorBidi" w:hAnsiTheme="majorBidi" w:cstheme="majorBidi"/>
+                <w:sz w:val="18"/>
+                <w:szCs w:val="18"/>
+                <w:lang w:bidi="ar-IQ"/>
+              </w:rPr>
+            </w:pPr>
+            <w:r>
+              <w:rPr>
+                <w:rFonts w:asciiTheme="majorBidi" w:hAnsiTheme="majorBidi" w:cstheme="majorBidi"/>
+                <w:sz w:val="18"/>
+                <w:szCs w:val="18"/>
+                <w:rtl/>
+                <w:lang w:bidi="ar-IQ"/>
+              </w:rPr>
+              <w:t xml:space="preserve">٨٠</w:t>
+            </w:r>
+          </w:p>
+        </w:tc>
+        <w:tc>
+          <w:tcPr>
+            <w:tcW w:w="339" w:type="pct"/>
+          </w:tcPr>
+          <w:p>
+            <w:pPr>
+              <w:keepNext/>
+              <w:keepLines/>
+              <w:spacing w:after="0"/>
+              <w:rPr>
+                <w:rFonts w:asciiTheme="majorBidi" w:hAnsiTheme="majorBidi" w:cstheme="majorBidi"/>
+                <w:sz w:val="18"/>
+                <w:szCs w:val="18"/>
+                <w:lang w:bidi="ar-IQ"/>
+              </w:rPr>
+            </w:pPr>
+            <w:r>
+              <w:rPr>
+                <w:rFonts w:asciiTheme="majorBidi" w:hAnsiTheme="majorBidi" w:cstheme="majorBidi"/>
+                <w:sz w:val="18"/>
+                <w:szCs w:val="18"/>
+                <w:rtl/>
+                <w:lang w:bidi="ar-IQ"/>
+              </w:rPr>
+              <w:t xml:space="preserve">٣</w:t>
+            </w:r>
+          </w:p>
+        </w:tc>
+        <w:tc>
+          <w:tcPr>
+            <w:tcW w:w="1831" w:type="pct"/>
+          </w:tcPr>
+          <w:p>
+            <w:pPr>
+              <w:keepNext/>
+              <w:keepLines/>
+              <w:spacing w:after="0"/>
+              <w:rPr>
+                <w:rFonts w:asciiTheme="majorBidi" w:hAnsiTheme="majorBidi" w:cstheme="majorBidi"/>
+                <w:sz w:val="18"/>
+                <w:szCs w:val="18"/>
+                <w:lang w:bidi="ar-IQ"/>
+              </w:rPr>
+            </w:pPr>
+            <w:r>
+              <w:rPr>
+                <w:rFonts w:asciiTheme="majorBidi" w:hAnsiTheme="majorBidi" w:cstheme="majorBidi"/>
+                <w:sz w:val="18"/>
+                <w:szCs w:val="18"/>
+                <w:rtl/>
+                <w:lang w:bidi="ar-IQ"/>
+              </w:rPr>
+              <w:t xml:space="preserve"/>
+            </w:r>
+          </w:p>
+        </w:tc>
+        <w:tc>
+          <w:tcPr>
+            <w:tcW w:w="339" w:type="pct"/>
+          </w:tcPr>
+          <w:p>
+            <w:pPr>
+              <w:keepNext/>
+              <w:keepLines/>
+              <w:spacing w:after="0"/>
+              <w:rPr>
+                <w:rFonts w:asciiTheme="majorBidi" w:hAnsiTheme="majorBidi" w:cstheme="majorBidi"/>
+                <w:sz w:val="18"/>
+                <w:szCs w:val="18"/>
+                <w:lang w:bidi="ar-IQ"/>
+              </w:rPr>
+            </w:pPr>
+            <w:r>
+              <w:rPr>
+                <w:rFonts w:asciiTheme="majorBidi" w:hAnsiTheme="majorBidi" w:cstheme="majorBidi"/>
+                <w:sz w:val="18"/>
+                <w:szCs w:val="18"/>
+                <w:rtl/>
+                <w:lang w:bidi="ar-IQ"/>
+              </w:rPr>
+              <w:t xml:space="preserve"/>
+            </w:r>
+          </w:p>
+        </w:tc>
+        <w:tc>
+          <w:tcPr>
+            <w:tcW w:w="325" w:type="pct"/>
+          </w:tcPr>
+          <w:p>
+            <w:pPr>
+              <w:keepNext/>
+              <w:keepLines/>
+              <w:spacing w:after="0"/>
+              <w:rPr>
+                <w:rFonts w:asciiTheme="majorBidi" w:hAnsiTheme="majorBidi" w:cstheme="majorBidi"/>
+                <w:sz w:val="18"/>
+                <w:szCs w:val="18"/>
+              </w:rPr>
+            </w:pPr>
+            <w:r>
+              <w:rPr>
+                <w:rFonts w:asciiTheme="majorBidi" w:hAnsiTheme="majorBidi" w:cstheme="majorBidi"/>
+                <w:sz w:val="18"/>
+                <w:szCs w:val="18"/>
+                <w:rtl/>
+                <w:lang w:bidi="ar-IQ"/>
+              </w:rPr>
+              <w:t xml:space="preserve"/>
+            </w:r>
+          </w:p>
+        </w:tc>
+      </w:tr>
+      <w:tr>
+        <w:trPr>
+          <w:cantSplit/>
+        </w:trPr>
+        <w:tc>
+          <w:tcPr>
+            <w:tcW w:w="1828" w:type="pct"/>
+          </w:tcPr>
+          <w:p>
+            <w:pPr>
+              <w:keepNext/>
+              <w:keepLines/>
+              <w:spacing w:after="0"/>
+              <w:rPr>
+                <w:rFonts w:asciiTheme="majorBidi" w:hAnsiTheme="majorBidi" w:cstheme="majorBidi"/>
+                <w:sz w:val="18"/>
+                <w:szCs w:val="18"/>
+                <w:lang w:bidi="ar-IQ"/>
+              </w:rPr>
+            </w:pPr>
+            <w:r>
+              <w:rPr>
+                <w:rFonts w:asciiTheme="majorBidi" w:hAnsiTheme="majorBidi" w:cstheme="majorBidi"/>
+                <w:sz w:val="18"/>
+                <w:szCs w:val="18"/>
+                <w:rtl/>
+                <w:lang w:bidi="ar-IQ"/>
+              </w:rPr>
+              <w:t xml:space="preserve">انظمة التشغيل</w:t>
+            </w:r>
+          </w:p>
+        </w:tc>
+        <w:tc>
+          <w:tcPr>
+            <w:tcW w:w="338" w:type="pct"/>
+          </w:tcPr>
+          <w:p>
+            <w:pPr>
+              <w:keepNext/>
+              <w:keepLines/>
+              <w:spacing w:after="0"/>
+              <w:rPr>
+                <w:rFonts w:asciiTheme="majorBidi" w:hAnsiTheme="majorBidi" w:cstheme="majorBidi"/>
+                <w:sz w:val="18"/>
+                <w:szCs w:val="18"/>
+                <w:lang w:bidi="ar-IQ"/>
+              </w:rPr>
+            </w:pPr>
+            <w:r>
+              <w:rPr>
+                <w:rFonts w:asciiTheme="majorBidi" w:hAnsiTheme="majorBidi" w:cstheme="majorBidi"/>
+                <w:sz w:val="18"/>
+                <w:szCs w:val="18"/>
+                <w:rtl/>
+                <w:lang w:bidi="ar-IQ"/>
+              </w:rPr>
+              <w:t xml:space="preserve">٨٠</w:t>
+            </w:r>
+          </w:p>
+        </w:tc>
+        <w:tc>
+          <w:tcPr>
+            <w:tcW w:w="339" w:type="pct"/>
+          </w:tcPr>
+          <w:p>
+            <w:pPr>
+              <w:keepNext/>
+              <w:keepLines/>
+              <w:spacing w:after="0"/>
+              <w:rPr>
+                <w:rFonts w:asciiTheme="majorBidi" w:hAnsiTheme="majorBidi" w:cstheme="majorBidi"/>
+                <w:sz w:val="18"/>
+                <w:szCs w:val="18"/>
+                <w:lang w:bidi="ar-IQ"/>
+              </w:rPr>
+            </w:pPr>
+            <w:r>
+              <w:rPr>
+                <w:rFonts w:asciiTheme="majorBidi" w:hAnsiTheme="majorBidi" w:cstheme="majorBidi"/>
+                <w:sz w:val="18"/>
+                <w:szCs w:val="18"/>
+                <w:rtl/>
+                <w:lang w:bidi="ar-IQ"/>
+              </w:rPr>
+              <w:t xml:space="preserve">٣</w:t>
+            </w:r>
+          </w:p>
+        </w:tc>
+        <w:tc>
+          <w:tcPr>
+            <w:tcW w:w="1831" w:type="pct"/>
+          </w:tcPr>
+          <w:p>
+            <w:pPr>
+              <w:keepNext/>
+              <w:keepLines/>
+              <w:spacing w:after="0"/>
+              <w:rPr>
+                <w:rFonts w:asciiTheme="majorBidi" w:hAnsiTheme="majorBidi" w:cstheme="majorBidi"/>
+                <w:sz w:val="18"/>
+                <w:szCs w:val="18"/>
+                <w:lang w:bidi="ar-IQ"/>
+              </w:rPr>
+            </w:pPr>
+            <w:r>
+              <w:rPr>
+                <w:rFonts w:asciiTheme="majorBidi" w:hAnsiTheme="majorBidi" w:cstheme="majorBidi"/>
+                <w:sz w:val="18"/>
+                <w:szCs w:val="18"/>
+                <w:rtl/>
+                <w:lang w:bidi="ar-IQ"/>
+              </w:rPr>
+              <w:t xml:space="preserve"/>
+            </w:r>
+          </w:p>
+        </w:tc>
+        <w:tc>
+          <w:tcPr>
+            <w:tcW w:w="339" w:type="pct"/>
+          </w:tcPr>
+          <w:p>
+            <w:pPr>
+              <w:keepNext/>
+              <w:keepLines/>
+              <w:spacing w:after="0"/>
+              <w:rPr>
+                <w:rFonts w:asciiTheme="majorBidi" w:hAnsiTheme="majorBidi" w:cstheme="majorBidi"/>
+                <w:sz w:val="18"/>
+                <w:szCs w:val="18"/>
+                <w:lang w:bidi="ar-IQ"/>
+              </w:rPr>
+            </w:pPr>
+            <w:r>
+              <w:rPr>
+                <w:rFonts w:asciiTheme="majorBidi" w:hAnsiTheme="majorBidi" w:cstheme="majorBidi"/>
+                <w:sz w:val="18"/>
+                <w:szCs w:val="18"/>
+                <w:rtl/>
+                <w:lang w:bidi="ar-IQ"/>
+              </w:rPr>
+              <w:t xml:space="preserve"/>
+            </w:r>
+          </w:p>
+        </w:tc>
+        <w:tc>
+          <w:tcPr>
+            <w:tcW w:w="325" w:type="pct"/>
+          </w:tcPr>
+          <w:p>
+            <w:pPr>
+              <w:keepNext/>
+              <w:keepLines/>
+              <w:spacing w:after="0"/>
+              <w:rPr>
+                <w:rFonts w:asciiTheme="majorBidi" w:hAnsiTheme="majorBidi" w:cstheme="majorBidi"/>
+                <w:sz w:val="18"/>
+                <w:szCs w:val="18"/>
+              </w:rPr>
+            </w:pPr>
+            <w:r>
+              <w:rPr>
+                <w:rFonts w:asciiTheme="majorBidi" w:hAnsiTheme="majorBidi" w:cstheme="majorBidi"/>
+                <w:sz w:val="18"/>
+                <w:szCs w:val="18"/>
+                <w:rtl/>
+                <w:lang w:bidi="ar-IQ"/>
+              </w:rPr>
+              <w:t xml:space="preserve"/>
+            </w:r>
+          </w:p>
+        </w:tc>
+      </w:tr>
+      <w:tr>
+        <w:trPr>
+          <w:cantSplit/>
+        </w:trPr>
+        <w:tc>
+          <w:tcPr>
+            <w:tcW w:w="1828" w:type="pct"/>
+          </w:tcPr>
+          <w:p>
+            <w:pPr>
+              <w:keepNext/>
+              <w:keepLines/>
+              <w:spacing w:after="0"/>
+              <w:rPr>
+                <w:rFonts w:asciiTheme="majorBidi" w:hAnsiTheme="majorBidi" w:cstheme="majorBidi"/>
+                <w:sz w:val="18"/>
+                <w:szCs w:val="18"/>
+                <w:lang w:bidi="ar-IQ"/>
+              </w:rPr>
+            </w:pPr>
+            <w:r>
+              <w:rPr>
+                <w:rFonts w:asciiTheme="majorBidi" w:hAnsiTheme="majorBidi" w:cstheme="majorBidi"/>
+                <w:sz w:val="18"/>
+                <w:szCs w:val="18"/>
+                <w:rtl/>
+                <w:lang w:bidi="ar-IQ"/>
+              </w:rPr>
+              <w:t xml:space="preserve">تطبيقات النقال</w:t>
+            </w:r>
+          </w:p>
+        </w:tc>
+        <w:tc>
+          <w:tcPr>
+            <w:tcW w:w="338" w:type="pct"/>
+          </w:tcPr>
+          <w:p>
+            <w:pPr>
+              <w:keepNext/>
+              <w:keepLines/>
+              <w:spacing w:after="0"/>
+              <w:rPr>
+                <w:rFonts w:asciiTheme="majorBidi" w:hAnsiTheme="majorBidi" w:cstheme="majorBidi"/>
+                <w:sz w:val="18"/>
+                <w:szCs w:val="18"/>
+                <w:lang w:bidi="ar-IQ"/>
+              </w:rPr>
+            </w:pPr>
+            <w:r>
+              <w:rPr>
+                <w:rFonts w:asciiTheme="majorBidi" w:hAnsiTheme="majorBidi" w:cstheme="majorBidi"/>
+                <w:sz w:val="18"/>
+                <w:szCs w:val="18"/>
+                <w:rtl/>
+                <w:lang w:bidi="ar-IQ"/>
+              </w:rPr>
+              <w:t xml:space="preserve">٩٠</w:t>
+            </w:r>
+          </w:p>
+        </w:tc>
+        <w:tc>
+          <w:tcPr>
+            <w:tcW w:w="339" w:type="pct"/>
+          </w:tcPr>
+          <w:p>
+            <w:pPr>
+              <w:keepNext/>
+              <w:keepLines/>
+              <w:spacing w:after="0"/>
+              <w:rPr>
+                <w:rFonts w:asciiTheme="majorBidi" w:hAnsiTheme="majorBidi" w:cstheme="majorBidi"/>
+                <w:sz w:val="18"/>
+                <w:szCs w:val="18"/>
+                <w:lang w:bidi="ar-IQ"/>
+              </w:rPr>
+            </w:pPr>
+            <w:r>
+              <w:rPr>
+                <w:rFonts w:asciiTheme="majorBidi" w:hAnsiTheme="majorBidi" w:cstheme="majorBidi"/>
+                <w:sz w:val="18"/>
+                <w:szCs w:val="18"/>
+                <w:rtl/>
+                <w:lang w:bidi="ar-IQ"/>
+              </w:rPr>
+              <w:t xml:space="preserve">٣</w:t>
+            </w:r>
+          </w:p>
+        </w:tc>
+        <w:tc>
+          <w:tcPr>
+            <w:tcW w:w="1831" w:type="pct"/>
+          </w:tcPr>
+          <w:p>
+            <w:pPr>
+              <w:keepNext/>
+              <w:keepLines/>
+              <w:spacing w:after="0"/>
+              <w:rPr>
+                <w:rFonts w:asciiTheme="majorBidi" w:hAnsiTheme="majorBidi" w:cstheme="majorBidi"/>
+                <w:sz w:val="18"/>
+                <w:szCs w:val="18"/>
+                <w:lang w:bidi="ar-IQ"/>
+              </w:rPr>
+            </w:pPr>
+            <w:r>
+              <w:rPr>
+                <w:rFonts w:asciiTheme="majorBidi" w:hAnsiTheme="majorBidi" w:cstheme="majorBidi"/>
+                <w:sz w:val="18"/>
+                <w:szCs w:val="18"/>
+                <w:rtl/>
+                <w:lang w:bidi="ar-IQ"/>
+              </w:rPr>
+              <w:t xml:space="preserve"/>
+            </w:r>
+          </w:p>
+        </w:tc>
+        <w:tc>
+          <w:tcPr>
+            <w:tcW w:w="339" w:type="pct"/>
+          </w:tcPr>
+          <w:p>
+            <w:pPr>
+              <w:keepNext/>
+              <w:keepLines/>
+              <w:spacing w:after="0"/>
+              <w:rPr>
+                <w:rFonts w:asciiTheme="majorBidi" w:hAnsiTheme="majorBidi" w:cstheme="majorBidi"/>
+                <w:sz w:val="18"/>
+                <w:szCs w:val="18"/>
+                <w:lang w:bidi="ar-IQ"/>
+              </w:rPr>
+            </w:pPr>
+            <w:r>
+              <w:rPr>
+                <w:rFonts w:asciiTheme="majorBidi" w:hAnsiTheme="majorBidi" w:cstheme="majorBidi"/>
+                <w:sz w:val="18"/>
+                <w:szCs w:val="18"/>
+                <w:rtl/>
+                <w:lang w:bidi="ar-IQ"/>
+              </w:rPr>
+              <w:t xml:space="preserve"/>
+            </w:r>
+          </w:p>
+        </w:tc>
+        <w:tc>
+          <w:tcPr>
+            <w:tcW w:w="325" w:type="pct"/>
+          </w:tcPr>
+          <w:p>
+            <w:pPr>
+              <w:keepNext/>
+              <w:keepLines/>
+              <w:spacing w:after="0"/>
+              <w:rPr>
+                <w:rFonts w:asciiTheme="majorBidi" w:hAnsiTheme="majorBidi" w:cstheme="majorBidi"/>
+                <w:sz w:val="18"/>
+                <w:szCs w:val="18"/>
+              </w:rPr>
+            </w:pPr>
+            <w:r>
+              <w:rPr>
+                <w:rFonts w:asciiTheme="majorBidi" w:hAnsiTheme="majorBidi" w:cstheme="majorBidi"/>
+                <w:sz w:val="18"/>
+                <w:szCs w:val="18"/>
+                <w:rtl/>
+                <w:lang w:bidi="ar-IQ"/>
+              </w:rPr>
+              <w:t xml:space="preserve"/>
+            </w:r>
+          </w:p>
+        </w:tc>
+      </w:tr>
+      <w:tr>
+        <w:trPr>
+          <w:cantSplit/>
+        </w:trPr>
+        <w:tc>
+          <w:tcPr>
+            <w:tcW w:w="1828" w:type="pct"/>
+          </w:tcPr>
+          <w:p>
+            <w:pPr>
+              <w:keepNext/>
+              <w:keepLines/>
+              <w:spacing w:after="0"/>
+              <w:rPr>
+                <w:rFonts w:asciiTheme="majorBidi" w:hAnsiTheme="majorBidi" w:cstheme="majorBidi"/>
+                <w:sz w:val="18"/>
+                <w:szCs w:val="18"/>
+                <w:lang w:bidi="ar-IQ"/>
+              </w:rPr>
+            </w:pPr>
+            <w:r>
+              <w:rPr>
+                <w:rFonts w:asciiTheme="majorBidi" w:hAnsiTheme="majorBidi" w:cstheme="majorBidi"/>
+                <w:sz w:val="18"/>
+                <w:szCs w:val="18"/>
+                <w:rtl/>
+                <w:lang w:bidi="ar-IQ"/>
+              </w:rPr>
+              <w:t xml:space="preserve">تفاعل الانسان مع الحاسوب</w:t>
+            </w:r>
+          </w:p>
+        </w:tc>
+        <w:tc>
+          <w:tcPr>
+            <w:tcW w:w="338" w:type="pct"/>
+          </w:tcPr>
+          <w:p>
+            <w:pPr>
+              <w:keepNext/>
+              <w:keepLines/>
+              <w:spacing w:after="0"/>
+              <w:rPr>
+                <w:rFonts w:asciiTheme="majorBidi" w:hAnsiTheme="majorBidi" w:cstheme="majorBidi"/>
+                <w:sz w:val="18"/>
+                <w:szCs w:val="18"/>
+                <w:lang w:bidi="ar-IQ"/>
+              </w:rPr>
+            </w:pPr>
+            <w:r>
+              <w:rPr>
+                <w:rFonts w:asciiTheme="majorBidi" w:hAnsiTheme="majorBidi" w:cstheme="majorBidi"/>
+                <w:sz w:val="18"/>
+                <w:szCs w:val="18"/>
+                <w:rtl/>
+                <w:lang w:bidi="ar-IQ"/>
+              </w:rPr>
+              <w:t xml:space="preserve">٨٠</w:t>
+            </w:r>
+          </w:p>
+        </w:tc>
+        <w:tc>
+          <w:tcPr>
+            <w:tcW w:w="339" w:type="pct"/>
+          </w:tcPr>
+          <w:p>
+            <w:pPr>
+              <w:keepNext/>
+              <w:keepLines/>
+              <w:spacing w:after="0"/>
+              <w:rPr>
+                <w:rFonts w:asciiTheme="majorBidi" w:hAnsiTheme="majorBidi" w:cstheme="majorBidi"/>
+                <w:sz w:val="18"/>
+                <w:szCs w:val="18"/>
+                <w:lang w:bidi="ar-IQ"/>
+              </w:rPr>
+            </w:pPr>
+            <w:r>
+              <w:rPr>
+                <w:rFonts w:asciiTheme="majorBidi" w:hAnsiTheme="majorBidi" w:cstheme="majorBidi"/>
+                <w:sz w:val="18"/>
+                <w:szCs w:val="18"/>
+                <w:rtl/>
+                <w:lang w:bidi="ar-IQ"/>
+              </w:rPr>
+              <w:t xml:space="preserve">٣</w:t>
+            </w:r>
+          </w:p>
+        </w:tc>
+        <w:tc>
+          <w:tcPr>
+            <w:tcW w:w="1831" w:type="pct"/>
+          </w:tcPr>
+          <w:p>
+            <w:pPr>
+              <w:keepNext/>
+              <w:keepLines/>
+              <w:spacing w:after="0"/>
+              <w:rPr>
+                <w:rFonts w:asciiTheme="majorBidi" w:hAnsiTheme="majorBidi" w:cstheme="majorBidi"/>
+                <w:sz w:val="18"/>
+                <w:szCs w:val="18"/>
+                <w:lang w:bidi="ar-IQ"/>
+              </w:rPr>
+            </w:pPr>
+            <w:r>
+              <w:rPr>
+                <w:rFonts w:asciiTheme="majorBidi" w:hAnsiTheme="majorBidi" w:cstheme="majorBidi"/>
+                <w:sz w:val="18"/>
+                <w:szCs w:val="18"/>
+                <w:rtl/>
+                <w:lang w:bidi="ar-IQ"/>
+              </w:rPr>
+              <w:t xml:space="preserve"/>
+            </w:r>
+          </w:p>
+        </w:tc>
+        <w:tc>
+          <w:tcPr>
+            <w:tcW w:w="339" w:type="pct"/>
+          </w:tcPr>
+          <w:p>
+            <w:pPr>
+              <w:keepNext/>
+              <w:keepLines/>
+              <w:spacing w:after="0"/>
+              <w:rPr>
+                <w:rFonts w:asciiTheme="majorBidi" w:hAnsiTheme="majorBidi" w:cstheme="majorBidi"/>
+                <w:sz w:val="18"/>
+                <w:szCs w:val="18"/>
+                <w:lang w:bidi="ar-IQ"/>
+              </w:rPr>
+            </w:pPr>
+            <w:r>
+              <w:rPr>
+                <w:rFonts w:asciiTheme="majorBidi" w:hAnsiTheme="majorBidi" w:cstheme="majorBidi"/>
+                <w:sz w:val="18"/>
+                <w:szCs w:val="18"/>
+                <w:rtl/>
+                <w:lang w:bidi="ar-IQ"/>
+              </w:rPr>
+              <w:t xml:space="preserve"/>
+            </w:r>
+          </w:p>
+        </w:tc>
+        <w:tc>
+          <w:tcPr>
+            <w:tcW w:w="325" w:type="pct"/>
+          </w:tcPr>
+          <w:p>
+            <w:pPr>
+              <w:keepNext/>
+              <w:keepLines/>
+              <w:spacing w:after="0"/>
+              <w:rPr>
+                <w:rFonts w:asciiTheme="majorBidi" w:hAnsiTheme="majorBidi" w:cstheme="majorBidi"/>
+                <w:sz w:val="18"/>
+                <w:szCs w:val="18"/>
+              </w:rPr>
+            </w:pPr>
+            <w:r>
+              <w:rPr>
+                <w:rFonts w:asciiTheme="majorBidi" w:hAnsiTheme="majorBidi" w:cstheme="majorBidi"/>
+                <w:sz w:val="18"/>
+                <w:szCs w:val="18"/>
+                <w:rtl/>
+                <w:lang w:bidi="ar-IQ"/>
+              </w:rPr>
+              <w:t xml:space="preserve"/>
+            </w:r>
+          </w:p>
+        </w:tc>
+      </w:tr>
+      <w:tr>
+        <w:trPr>
+          <w:cantSplit/>
+        </w:trPr>
+        <w:tc>
+          <w:tcPr>
+            <w:tcW w:w="1828" w:type="pct"/>
+          </w:tcPr>
+          <w:p>
+            <w:pPr>
+              <w:keepNext/>
+              <w:keepLines/>
+              <w:spacing w:after="0"/>
+              <w:rPr>
+                <w:rFonts w:asciiTheme="majorBidi" w:hAnsiTheme="majorBidi" w:cstheme="majorBidi"/>
+                <w:sz w:val="18"/>
+                <w:szCs w:val="18"/>
+                <w:lang w:bidi="ar-IQ"/>
+              </w:rPr>
+            </w:pPr>
+            <w:r>
+              <w:rPr>
+                <w:rFonts w:asciiTheme="majorBidi" w:hAnsiTheme="majorBidi" w:cstheme="majorBidi"/>
+                <w:sz w:val="18"/>
+                <w:szCs w:val="18"/>
+                <w:rtl/>
+                <w:lang w:bidi="ar-IQ"/>
+              </w:rPr>
+              <w:t xml:space="preserve">تنقيب البيانات</w:t>
+            </w:r>
+          </w:p>
+        </w:tc>
+        <w:tc>
+          <w:tcPr>
+            <w:tcW w:w="338" w:type="pct"/>
+          </w:tcPr>
+          <w:p>
+            <w:pPr>
+              <w:keepNext/>
+              <w:keepLines/>
+              <w:spacing w:after="0"/>
+              <w:rPr>
+                <w:rFonts w:asciiTheme="majorBidi" w:hAnsiTheme="majorBidi" w:cstheme="majorBidi"/>
+                <w:sz w:val="18"/>
+                <w:szCs w:val="18"/>
+                <w:lang w:bidi="ar-IQ"/>
+              </w:rPr>
+            </w:pPr>
+            <w:r>
+              <w:rPr>
+                <w:rFonts w:asciiTheme="majorBidi" w:hAnsiTheme="majorBidi" w:cstheme="majorBidi"/>
+                <w:sz w:val="18"/>
+                <w:szCs w:val="18"/>
+                <w:rtl/>
+                <w:lang w:bidi="ar-IQ"/>
+              </w:rPr>
+              <w:t xml:space="preserve">٨٩</w:t>
+            </w:r>
+          </w:p>
+        </w:tc>
+        <w:tc>
+          <w:tcPr>
+            <w:tcW w:w="339" w:type="pct"/>
+          </w:tcPr>
+          <w:p>
+            <w:pPr>
+              <w:keepNext/>
+              <w:keepLines/>
+              <w:spacing w:after="0"/>
+              <w:rPr>
+                <w:rFonts w:asciiTheme="majorBidi" w:hAnsiTheme="majorBidi" w:cstheme="majorBidi"/>
+                <w:sz w:val="18"/>
+                <w:szCs w:val="18"/>
+                <w:lang w:bidi="ar-IQ"/>
+              </w:rPr>
+            </w:pPr>
+            <w:r>
+              <w:rPr>
+                <w:rFonts w:asciiTheme="majorBidi" w:hAnsiTheme="majorBidi" w:cstheme="majorBidi"/>
+                <w:sz w:val="18"/>
+                <w:szCs w:val="18"/>
+                <w:rtl/>
+                <w:lang w:bidi="ar-IQ"/>
+              </w:rPr>
+              <w:t xml:space="preserve">٢</w:t>
+            </w:r>
+          </w:p>
+        </w:tc>
+        <w:tc>
+          <w:tcPr>
+            <w:tcW w:w="1831" w:type="pct"/>
+          </w:tcPr>
+          <w:p>
+            <w:pPr>
+              <w:keepNext/>
+              <w:keepLines/>
+              <w:spacing w:after="0"/>
+              <w:rPr>
+                <w:rFonts w:asciiTheme="majorBidi" w:hAnsiTheme="majorBidi" w:cstheme="majorBidi"/>
+                <w:sz w:val="18"/>
+                <w:szCs w:val="18"/>
+                <w:lang w:bidi="ar-IQ"/>
+              </w:rPr>
+            </w:pPr>
+            <w:r>
+              <w:rPr>
+                <w:rFonts w:asciiTheme="majorBidi" w:hAnsiTheme="majorBidi" w:cstheme="majorBidi"/>
+                <w:sz w:val="18"/>
+                <w:szCs w:val="18"/>
+                <w:rtl/>
+                <w:lang w:bidi="ar-IQ"/>
+              </w:rPr>
+              <w:t xml:space="preserve"/>
+            </w:r>
+          </w:p>
+        </w:tc>
+        <w:tc>
+          <w:tcPr>
+            <w:tcW w:w="339" w:type="pct"/>
+          </w:tcPr>
+          <w:p>
+            <w:pPr>
+              <w:keepNext/>
+              <w:keepLines/>
+              <w:spacing w:after="0"/>
+              <w:rPr>
+                <w:rFonts w:asciiTheme="majorBidi" w:hAnsiTheme="majorBidi" w:cstheme="majorBidi"/>
+                <w:sz w:val="18"/>
+                <w:szCs w:val="18"/>
+                <w:lang w:bidi="ar-IQ"/>
+              </w:rPr>
+            </w:pPr>
+            <w:r>
+              <w:rPr>
+                <w:rFonts w:asciiTheme="majorBidi" w:hAnsiTheme="majorBidi" w:cstheme="majorBidi"/>
+                <w:sz w:val="18"/>
+                <w:szCs w:val="18"/>
+                <w:rtl/>
+                <w:lang w:bidi="ar-IQ"/>
+              </w:rPr>
+              <w:t xml:space="preserve"/>
+            </w:r>
+          </w:p>
+        </w:tc>
+        <w:tc>
+          <w:tcPr>
+            <w:tcW w:w="325" w:type="pct"/>
+          </w:tcPr>
+          <w:p>
+            <w:pPr>
+              <w:keepNext/>
+              <w:keepLines/>
+              <w:spacing w:after="0"/>
+              <w:rPr>
+                <w:rFonts w:asciiTheme="majorBidi" w:hAnsiTheme="majorBidi" w:cstheme="majorBidi"/>
+                <w:sz w:val="18"/>
+                <w:szCs w:val="18"/>
+              </w:rPr>
+            </w:pPr>
+            <w:r>
+              <w:rPr>
+                <w:rFonts w:asciiTheme="majorBidi" w:hAnsiTheme="majorBidi" w:cstheme="majorBidi"/>
+                <w:sz w:val="18"/>
+                <w:szCs w:val="18"/>
+                <w:rtl/>
+                <w:lang w:bidi="ar-IQ"/>
+              </w:rPr>
+              <w:t xml:space="preserve"/>
+            </w:r>
+          </w:p>
+        </w:tc>
+      </w:tr>
+      <w:tr>
+        <w:trPr>
+          <w:cantSplit/>
+        </w:trPr>
+        <w:tc>
+          <w:tcPr>
+            <w:tcW w:w="1828" w:type="pct"/>
+          </w:tcPr>
+          <w:p>
+            <w:pPr>
+              <w:keepNext/>
+              <w:keepLines/>
+              <w:spacing w:after="0"/>
+              <w:rPr>
+                <w:rFonts w:asciiTheme="majorBidi" w:hAnsiTheme="majorBidi" w:cstheme="majorBidi"/>
+                <w:sz w:val="18"/>
+                <w:szCs w:val="18"/>
+                <w:lang w:bidi="ar-IQ"/>
+              </w:rPr>
+            </w:pPr>
+            <w:r>
+              <w:rPr>
+                <w:rFonts w:asciiTheme="majorBidi" w:hAnsiTheme="majorBidi" w:cstheme="majorBidi"/>
+                <w:sz w:val="18"/>
+                <w:szCs w:val="18"/>
+                <w:rtl/>
+                <w:lang w:bidi="ar-IQ"/>
+              </w:rPr>
+              <w:t xml:space="preserve">مشروع التخرج</w:t>
+            </w:r>
+          </w:p>
+        </w:tc>
+        <w:tc>
+          <w:tcPr>
+            <w:tcW w:w="338" w:type="pct"/>
+          </w:tcPr>
+          <w:p>
+            <w:pPr>
+              <w:keepNext/>
+              <w:keepLines/>
+              <w:spacing w:after="0"/>
+              <w:rPr>
+                <w:rFonts w:asciiTheme="majorBidi" w:hAnsiTheme="majorBidi" w:cstheme="majorBidi"/>
+                <w:sz w:val="18"/>
+                <w:szCs w:val="18"/>
+                <w:lang w:bidi="ar-IQ"/>
+              </w:rPr>
+            </w:pPr>
+            <w:r>
+              <w:rPr>
+                <w:rFonts w:asciiTheme="majorBidi" w:hAnsiTheme="majorBidi" w:cstheme="majorBidi"/>
+                <w:sz w:val="18"/>
+                <w:szCs w:val="18"/>
+                <w:rtl/>
+                <w:lang w:bidi="ar-IQ"/>
+              </w:rPr>
+              <w:t xml:space="preserve">٨٣</w:t>
+            </w:r>
+          </w:p>
+        </w:tc>
+        <w:tc>
+          <w:tcPr>
+            <w:tcW w:w="339" w:type="pct"/>
+          </w:tcPr>
+          <w:p>
+            <w:pPr>
+              <w:keepNext/>
+              <w:keepLines/>
+              <w:spacing w:after="0"/>
+              <w:rPr>
+                <w:rFonts w:asciiTheme="majorBidi" w:hAnsiTheme="majorBidi" w:cstheme="majorBidi"/>
+                <w:sz w:val="18"/>
+                <w:szCs w:val="18"/>
+                <w:lang w:bidi="ar-IQ"/>
+              </w:rPr>
+            </w:pPr>
+            <w:r>
+              <w:rPr>
+                <w:rFonts w:asciiTheme="majorBidi" w:hAnsiTheme="majorBidi" w:cstheme="majorBidi"/>
+                <w:sz w:val="18"/>
+                <w:szCs w:val="18"/>
+                <w:rtl/>
+                <w:lang w:bidi="ar-IQ"/>
+              </w:rPr>
+              <w:t xml:space="preserve">٢</w:t>
+            </w:r>
+          </w:p>
+        </w:tc>
+        <w:tc>
+          <w:tcPr>
+            <w:tcW w:w="1831" w:type="pct"/>
+          </w:tcPr>
+          <w:p>
+            <w:pPr>
+              <w:keepNext/>
+              <w:keepLines/>
+              <w:spacing w:after="0"/>
+              <w:rPr>
+                <w:rFonts w:asciiTheme="majorBidi" w:hAnsiTheme="majorBidi" w:cstheme="majorBidi"/>
+                <w:sz w:val="18"/>
+                <w:szCs w:val="18"/>
+                <w:lang w:bidi="ar-IQ"/>
+              </w:rPr>
+            </w:pPr>
+            <w:r>
+              <w:rPr>
+                <w:rFonts w:asciiTheme="majorBidi" w:hAnsiTheme="majorBidi" w:cstheme="majorBidi"/>
+                <w:sz w:val="18"/>
+                <w:szCs w:val="18"/>
+                <w:rtl/>
+                <w:lang w:bidi="ar-IQ"/>
+              </w:rPr>
+              <w:t xml:space="preserve"/>
+            </w:r>
+          </w:p>
+        </w:tc>
+        <w:tc>
+          <w:tcPr>
+            <w:tcW w:w="339" w:type="pct"/>
+          </w:tcPr>
+          <w:p>
+            <w:pPr>
+              <w:keepNext/>
+              <w:keepLines/>
+              <w:spacing w:after="0"/>
+              <w:rPr>
+                <w:rFonts w:asciiTheme="majorBidi" w:hAnsiTheme="majorBidi" w:cstheme="majorBidi"/>
+                <w:sz w:val="18"/>
+                <w:szCs w:val="18"/>
+                <w:lang w:bidi="ar-IQ"/>
+              </w:rPr>
+            </w:pPr>
+            <w:r>
+              <w:rPr>
+                <w:rFonts w:asciiTheme="majorBidi" w:hAnsiTheme="majorBidi" w:cstheme="majorBidi"/>
+                <w:sz w:val="18"/>
+                <w:szCs w:val="18"/>
+                <w:rtl/>
+                <w:lang w:bidi="ar-IQ"/>
+              </w:rPr>
+              <w:t xml:space="preserve"/>
+            </w:r>
+          </w:p>
+        </w:tc>
+        <w:tc>
+          <w:tcPr>
+            <w:tcW w:w="325" w:type="pct"/>
+          </w:tcPr>
+          <w:p>
+            <w:pPr>
+              <w:keepNext/>
+              <w:keepLines/>
+              <w:spacing w:after="0"/>
+              <w:rPr>
+                <w:rFonts w:asciiTheme="majorBidi" w:hAnsiTheme="majorBidi" w:cstheme="majorBidi"/>
+                <w:sz w:val="18"/>
+                <w:szCs w:val="18"/>
+              </w:rPr>
+            </w:pPr>
+            <w:r>
+              <w:rPr>
+                <w:rFonts w:asciiTheme="majorBidi" w:hAnsiTheme="majorBidi" w:cstheme="majorBidi"/>
+                <w:sz w:val="18"/>
+                <w:szCs w:val="18"/>
+                <w:rtl/>
+                <w:lang w:bidi="ar-IQ"/>
+              </w:rPr>
+              <w:t xml:space="preserve"/>
+            </w:r>
+          </w:p>
+        </w:tc>
+      </w:tr>
+      <w:tr>
+        <w:trPr>
+          <w:cantSplit/>
+        </w:trPr>
+        <w:tc>
+          <w:tcPr>
+            <w:tcW w:w="1828" w:type="pct"/>
+          </w:tcPr>
+          <w:p>
+            <w:pPr>
+              <w:keepNext/>
+              <w:keepLines/>
+              <w:spacing w:after="0"/>
+              <w:rPr>
+                <w:rFonts w:asciiTheme="majorBidi" w:hAnsiTheme="majorBidi" w:cstheme="majorBidi"/>
+                <w:sz w:val="18"/>
+                <w:szCs w:val="18"/>
+                <w:lang w:bidi="ar-IQ"/>
+              </w:rPr>
+            </w:pPr>
+            <w:r>
+              <w:rPr>
+                <w:rFonts w:asciiTheme="majorBidi" w:hAnsiTheme="majorBidi" w:cstheme="majorBidi"/>
+                <w:sz w:val="18"/>
+                <w:szCs w:val="18"/>
+                <w:rtl/>
+                <w:lang w:bidi="ar-IQ"/>
+              </w:rPr>
+              <w:t xml:space="preserve">مهارات الاتصال</w:t>
+            </w:r>
+          </w:p>
+        </w:tc>
+        <w:tc>
+          <w:tcPr>
+            <w:tcW w:w="338" w:type="pct"/>
+          </w:tcPr>
+          <w:p>
+            <w:pPr>
+              <w:keepNext/>
+              <w:keepLines/>
+              <w:spacing w:after="0"/>
+              <w:rPr>
+                <w:rFonts w:asciiTheme="majorBidi" w:hAnsiTheme="majorBidi" w:cstheme="majorBidi"/>
+                <w:sz w:val="18"/>
+                <w:szCs w:val="18"/>
+                <w:lang w:bidi="ar-IQ"/>
+              </w:rPr>
+            </w:pPr>
+            <w:r>
+              <w:rPr>
+                <w:rFonts w:asciiTheme="majorBidi" w:hAnsiTheme="majorBidi" w:cstheme="majorBidi"/>
+                <w:sz w:val="18"/>
+                <w:szCs w:val="18"/>
+                <w:rtl/>
+                <w:lang w:bidi="ar-IQ"/>
+              </w:rPr>
+              <w:t xml:space="preserve">٨٩</w:t>
+            </w:r>
+          </w:p>
+        </w:tc>
+        <w:tc>
+          <w:tcPr>
+            <w:tcW w:w="339" w:type="pct"/>
+          </w:tcPr>
+          <w:p>
+            <w:pPr>
+              <w:keepNext/>
+              <w:keepLines/>
+              <w:spacing w:after="0"/>
+              <w:rPr>
+                <w:rFonts w:asciiTheme="majorBidi" w:hAnsiTheme="majorBidi" w:cstheme="majorBidi"/>
+                <w:sz w:val="18"/>
+                <w:szCs w:val="18"/>
+                <w:lang w:bidi="ar-IQ"/>
+              </w:rPr>
+            </w:pPr>
+            <w:r>
+              <w:rPr>
+                <w:rFonts w:asciiTheme="majorBidi" w:hAnsiTheme="majorBidi" w:cstheme="majorBidi"/>
+                <w:sz w:val="18"/>
+                <w:szCs w:val="18"/>
+                <w:rtl/>
+                <w:lang w:bidi="ar-IQ"/>
+              </w:rPr>
+              <w:t xml:space="preserve">٣</w:t>
+            </w:r>
+          </w:p>
+        </w:tc>
+        <w:tc>
+          <w:tcPr>
+            <w:tcW w:w="1831" w:type="pct"/>
+          </w:tcPr>
+          <w:p>
+            <w:pPr>
+              <w:keepNext/>
+              <w:keepLines/>
+              <w:spacing w:after="0"/>
+              <w:rPr>
+                <w:rFonts w:asciiTheme="majorBidi" w:hAnsiTheme="majorBidi" w:cstheme="majorBidi"/>
+                <w:sz w:val="18"/>
+                <w:szCs w:val="18"/>
+                <w:lang w:bidi="ar-IQ"/>
+              </w:rPr>
+            </w:pPr>
+            <w:r>
+              <w:rPr>
+                <w:rFonts w:asciiTheme="majorBidi" w:hAnsiTheme="majorBidi" w:cstheme="majorBidi"/>
+                <w:sz w:val="18"/>
+                <w:szCs w:val="18"/>
+                <w:rtl/>
+                <w:lang w:bidi="ar-IQ"/>
+              </w:rPr>
+              <w:t xml:space="preserve"/>
+            </w:r>
+          </w:p>
+        </w:tc>
+        <w:tc>
+          <w:tcPr>
+            <w:tcW w:w="339" w:type="pct"/>
+          </w:tcPr>
+          <w:p>
+            <w:pPr>
+              <w:keepNext/>
+              <w:keepLines/>
+              <w:spacing w:after="0"/>
+              <w:rPr>
+                <w:rFonts w:asciiTheme="majorBidi" w:hAnsiTheme="majorBidi" w:cstheme="majorBidi"/>
+                <w:sz w:val="18"/>
+                <w:szCs w:val="18"/>
+                <w:lang w:bidi="ar-IQ"/>
+              </w:rPr>
+            </w:pPr>
+            <w:r>
+              <w:rPr>
+                <w:rFonts w:asciiTheme="majorBidi" w:hAnsiTheme="majorBidi" w:cstheme="majorBidi"/>
+                <w:sz w:val="18"/>
+                <w:szCs w:val="18"/>
+                <w:rtl/>
+                <w:lang w:bidi="ar-IQ"/>
+              </w:rPr>
+              <w:t xml:space="preserve"/>
+            </w:r>
+          </w:p>
+        </w:tc>
+        <w:tc>
+          <w:tcPr>
+            <w:tcW w:w="325" w:type="pct"/>
+          </w:tcPr>
+          <w:p>
+            <w:pPr>
+              <w:keepNext/>
+              <w:keepLines/>
+              <w:spacing w:after="0"/>
+              <w:rPr>
+                <w:rFonts w:asciiTheme="majorBidi" w:hAnsiTheme="majorBidi" w:cstheme="majorBidi"/>
+                <w:sz w:val="18"/>
+                <w:szCs w:val="18"/>
+              </w:rPr>
+            </w:pPr>
+            <w:r>
+              <w:rPr>
+                <w:rFonts w:asciiTheme="majorBidi" w:hAnsiTheme="majorBidi" w:cstheme="majorBidi"/>
+                <w:sz w:val="18"/>
+                <w:szCs w:val="18"/>
+                <w:rtl/>
+                <w:lang w:bidi="ar-IQ"/>
+              </w:rPr>
+              <w:t xml:space="preserve"/>
+            </w:r>
+          </w:p>
+        </w:tc>
+      </w:tr>
+      <w:tr>
+        <w:trPr>
+          <w:cantSplit/>
+        </w:trPr>
+        <w:tc>
+          <w:tcPr>
+            <w:tcW w:w="1828" w:type="pct"/>
+          </w:tcPr>
+          <w:p>
+            <w:pPr>
+              <w:keepNext/>
+              <w:keepLines/>
+              <w:spacing w:after="0"/>
+              <w:rPr>
+                <w:rFonts w:asciiTheme="majorBidi" w:hAnsiTheme="majorBidi" w:cstheme="majorBidi"/>
+                <w:sz w:val="18"/>
+                <w:szCs w:val="18"/>
+                <w:lang w:bidi="ar-IQ"/>
+              </w:rPr>
+            </w:pPr>
+            <w:r>
+              <w:rPr>
+                <w:rFonts w:asciiTheme="majorBidi" w:hAnsiTheme="majorBidi" w:cstheme="majorBidi"/>
+                <w:sz w:val="18"/>
+                <w:szCs w:val="18"/>
+                <w:rtl/>
+                <w:lang w:bidi="ar-IQ"/>
+              </w:rPr>
+              <w:t xml:space="preserve">مواضيع مختارة</w:t>
+            </w:r>
+          </w:p>
+        </w:tc>
+        <w:tc>
+          <w:tcPr>
+            <w:tcW w:w="338" w:type="pct"/>
+          </w:tcPr>
+          <w:p>
+            <w:pPr>
+              <w:keepNext/>
+              <w:keepLines/>
+              <w:spacing w:after="0"/>
+              <w:rPr>
+                <w:rFonts w:asciiTheme="majorBidi" w:hAnsiTheme="majorBidi" w:cstheme="majorBidi"/>
+                <w:sz w:val="18"/>
+                <w:szCs w:val="18"/>
+                <w:lang w:bidi="ar-IQ"/>
+              </w:rPr>
+            </w:pPr>
+            <w:r>
+              <w:rPr>
+                <w:rFonts w:asciiTheme="majorBidi" w:hAnsiTheme="majorBidi" w:cstheme="majorBidi"/>
+                <w:sz w:val="18"/>
+                <w:szCs w:val="18"/>
+                <w:rtl/>
+                <w:lang w:bidi="ar-IQ"/>
+              </w:rPr>
+              <w:t xml:space="preserve">٨٦</w:t>
+            </w:r>
+          </w:p>
+        </w:tc>
+        <w:tc>
+          <w:tcPr>
+            <w:tcW w:w="339" w:type="pct"/>
+          </w:tcPr>
+          <w:p>
+            <w:pPr>
+              <w:keepNext/>
+              <w:keepLines/>
+              <w:spacing w:after="0"/>
+              <w:rPr>
+                <w:rFonts w:asciiTheme="majorBidi" w:hAnsiTheme="majorBidi" w:cstheme="majorBidi"/>
+                <w:sz w:val="18"/>
+                <w:szCs w:val="18"/>
+                <w:lang w:bidi="ar-IQ"/>
+              </w:rPr>
+            </w:pPr>
+            <w:r>
+              <w:rPr>
+                <w:rFonts w:asciiTheme="majorBidi" w:hAnsiTheme="majorBidi" w:cstheme="majorBidi"/>
+                <w:sz w:val="18"/>
+                <w:szCs w:val="18"/>
+                <w:rtl/>
+                <w:lang w:bidi="ar-IQ"/>
+              </w:rPr>
+              <w:t xml:space="preserve">٣</w:t>
+            </w:r>
+          </w:p>
+        </w:tc>
+        <w:tc>
+          <w:tcPr>
+            <w:tcW w:w="1831" w:type="pct"/>
+          </w:tcPr>
+          <w:p>
+            <w:pPr>
+              <w:keepNext/>
+              <w:keepLines/>
+              <w:spacing w:after="0"/>
+              <w:rPr>
+                <w:rFonts w:asciiTheme="majorBidi" w:hAnsiTheme="majorBidi" w:cstheme="majorBidi"/>
+                <w:sz w:val="18"/>
+                <w:szCs w:val="18"/>
+                <w:lang w:bidi="ar-IQ"/>
+              </w:rPr>
+            </w:pPr>
+            <w:r>
+              <w:rPr>
+                <w:rFonts w:asciiTheme="majorBidi" w:hAnsiTheme="majorBidi" w:cstheme="majorBidi"/>
+                <w:sz w:val="18"/>
+                <w:szCs w:val="18"/>
+                <w:rtl/>
+                <w:lang w:bidi="ar-IQ"/>
+              </w:rPr>
+              <w:t xml:space="preserve"/>
+            </w:r>
+          </w:p>
+        </w:tc>
+        <w:tc>
+          <w:tcPr>
+            <w:tcW w:w="339" w:type="pct"/>
+          </w:tcPr>
+          <w:p>
+            <w:pPr>
+              <w:keepNext/>
+              <w:keepLines/>
+              <w:spacing w:after="0"/>
+              <w:rPr>
+                <w:rFonts w:asciiTheme="majorBidi" w:hAnsiTheme="majorBidi" w:cstheme="majorBidi"/>
+                <w:sz w:val="18"/>
+                <w:szCs w:val="18"/>
+                <w:lang w:bidi="ar-IQ"/>
+              </w:rPr>
+            </w:pPr>
+            <w:r>
+              <w:rPr>
+                <w:rFonts w:asciiTheme="majorBidi" w:hAnsiTheme="majorBidi" w:cstheme="majorBidi"/>
+                <w:sz w:val="18"/>
+                <w:szCs w:val="18"/>
+                <w:rtl/>
+                <w:lang w:bidi="ar-IQ"/>
+              </w:rPr>
+              <w:t xml:space="preserve"/>
+            </w:r>
+          </w:p>
+        </w:tc>
+        <w:tc>
+          <w:tcPr>
+            <w:tcW w:w="325" w:type="pct"/>
+          </w:tcPr>
+          <w:p>
+            <w:pPr>
+              <w:keepNext/>
+              <w:keepLines/>
+              <w:spacing w:after="0"/>
+              <w:rPr>
+                <w:rFonts w:asciiTheme="majorBidi" w:hAnsiTheme="majorBidi" w:cstheme="majorBidi"/>
+                <w:sz w:val="18"/>
+                <w:szCs w:val="18"/>
+              </w:rPr>
+            </w:pPr>
+            <w:r>
+              <w:rPr>
+                <w:rFonts w:asciiTheme="majorBidi" w:hAnsiTheme="majorBidi" w:cstheme="majorBidi"/>
+                <w:sz w:val="18"/>
+                <w:szCs w:val="18"/>
+                <w:rtl/>
+                <w:lang w:bidi="ar-IQ"/>
+              </w:rPr>
+              <w:t xml:space="preserve"/>
+            </w:r>
+          </w:p>
+        </w:tc>
+      </w:tr>
+      <w:tr>
+        <w:trPr>
+          <w:cantSplit/>
+        </w:trPr>
+        <w:tc>
+          <w:tcPr>
+            <w:tcW w:w="1828" w:type="pct"/>
+          </w:tcPr>
+          <w:p>
+            <w:pPr>
+              <w:keepNext/>
+              <w:keepLines/>
+              <w:spacing w:after="0"/>
+              <w:rPr>
+                <w:rFonts w:asciiTheme="majorBidi" w:hAnsiTheme="majorBidi" w:cstheme="majorBidi"/>
+                <w:sz w:val="18"/>
+                <w:szCs w:val="18"/>
+                <w:lang w:bidi="ar-IQ"/>
+              </w:rPr>
+            </w:pPr>
+            <w:r>
+              <w:rPr>
+                <w:rFonts w:asciiTheme="majorBidi" w:hAnsiTheme="majorBidi" w:cstheme="majorBidi"/>
+                <w:sz w:val="18"/>
+                <w:szCs w:val="18"/>
+                <w:rtl/>
+                <w:lang w:bidi="ar-IQ"/>
+              </w:rPr>
+              <w:t xml:space="preserve">هندسة المعرفة</w:t>
+            </w:r>
+          </w:p>
+        </w:tc>
+        <w:tc>
+          <w:tcPr>
+            <w:tcW w:w="338" w:type="pct"/>
+          </w:tcPr>
+          <w:p>
+            <w:pPr>
+              <w:keepNext/>
+              <w:keepLines/>
+              <w:spacing w:after="0"/>
+              <w:rPr>
+                <w:rFonts w:asciiTheme="majorBidi" w:hAnsiTheme="majorBidi" w:cstheme="majorBidi"/>
+                <w:sz w:val="18"/>
+                <w:szCs w:val="18"/>
+                <w:lang w:bidi="ar-IQ"/>
+              </w:rPr>
+            </w:pPr>
+            <w:r>
+              <w:rPr>
+                <w:rFonts w:asciiTheme="majorBidi" w:hAnsiTheme="majorBidi" w:cstheme="majorBidi"/>
+                <w:sz w:val="18"/>
+                <w:szCs w:val="18"/>
+                <w:rtl/>
+                <w:lang w:bidi="ar-IQ"/>
+              </w:rPr>
+              <w:t xml:space="preserve">٩٢</w:t>
             </w:r>
           </w:p>
         </w:tc>
@@ -6022,7 +9422,7 @@
                 <w:bCs/>
                 <w:lang w:bidi="ar-IQ"/>
               </w:rPr>
-              <w:t xml:space="preserve">المدرس الدكتور مرتجى علي</w:t>
+              <w:t xml:space="preserve">1 1</w:t>
             </w:r>
           </w:p>
           <w:p>
@@ -6040,7 +9440,7 @@
                 <w:rtl/>
                 <w:lang w:bidi="ar-IQ"/>
               </w:rPr>
-              <w:t xml:space="preserve">مدير التسجيل</w:t>
+              <w:t xml:space="preserve">1</w:t>
             </w:r>
           </w:p>
         </w:tc>
@@ -6190,7 +9590,7 @@
                 <w:bCs/>
                 <w:lang w:bidi="ar-IQ"/>
               </w:rPr>
-              <w:t xml:space="preserve">الأستاذ المساعد حيدر خزعل محبس</w:t>
+              <w:t xml:space="preserve">الأستاذ الدكتور هشام كاظم هاشم</w:t>
             </w:r>
           </w:p>
           <w:p>
@@ -6208,7 +9608,7 @@
                 <w:rtl/>
                 <w:lang w:bidi="ar-IQ"/>
               </w:rPr>
-              <w:t xml:space="preserve">مساعد رئيس الجامعة للشؤون العلمية</w:t>
+              <w:t xml:space="preserve">العميد</w:t>
             </w:r>
           </w:p>
         </w:tc>
@@ -6280,7 +9680,7 @@
                 <w:bCs/>
                 <w:lang w:bidi="ar-IQ"/>
               </w:rPr>
-              <w:t xml:space="preserve">الأستاذ الدكتور هشام كاظم هاشم</w:t>
+              <w:t xml:space="preserve">المدرس الدكتور مرتجى علي ساري</w:t>
             </w:r>
           </w:p>
           <w:p>
@@ -6298,7 +9698,7 @@
                 <w:rtl/>
                 <w:lang w:bidi="ar-IQ"/>
               </w:rPr>
-              <w:t xml:space="preserve">العميد</w:t>
+              <w:t xml:space="preserve">مدير التسجيل</w:t>
             </w:r>
           </w:p>
         </w:tc>

--- a/certificates/year - Temp - Ar - D - SBS - اديان عبدالامير فخري احمد.docx
+++ b/certificates/year - Temp - Ar - D - SBS - اديان عبدالامير فخري احمد.docx
@@ -289,7 +289,7 @@
                 <w:szCs w:val="24"/>
                 <w:lang w:bidi="ar-IQ"/>
               </w:rPr>
-              <w:t xml:space="preserve">‎٢٠٠٠/٠١/٠١‎ -غير محدد</w:t>
+              <w:t xml:space="preserve">‎٢٠٠٠/٠١/٠١‎ -البصرة</w:t>
             </w:r>
           </w:p>
         </w:tc>
@@ -852,32 +852,58 @@
         </w:trPr>
         <w:tc>
           <w:tcPr>
-            <w:tcW w:w="5000" w:type="pct"/>
-            <w:gridSpan w:val="6"/>
-          </w:tcPr>
-          <w:p>
-            <w:pPr>
-              <w:keepNext/>
-              <w:keepLines/>
-              <w:spacing w:after="0"/>
-              <w:jc w:val="center"/>
-              <w:rPr>
-                <w:rFonts w:asciiTheme="majorBidi" w:hAnsiTheme="majorBidi" w:cstheme="majorBidi"/>
-                <w:sz w:val="18"/>
-                <w:szCs w:val="18"/>
-                <w:rtl/>
-                <w:lang w:bidi="ar-IQ"/>
-              </w:rPr>
-            </w:pPr>
-            <w:r>
-              <w:rPr>
-                <w:rFonts w:asciiTheme="majorBidi" w:hAnsiTheme="majorBidi" w:cs="Times New Roman"/>
-                <w:sz w:val="18"/>
-                <w:szCs w:val="18"/>
-                <w:rtl/>
-                <w:lang w:bidi="ar-IQ"/>
-              </w:rPr>
-              <w:t xml:space="preserve">٢٠١٦-٢٠١٧</w:t>
+            <w:tcW w:w="2505" w:type="pct"/>
+            <w:gridSpan w:val="3"/>
+          </w:tcPr>
+          <w:p>
+            <w:pPr>
+              <w:keepNext/>
+              <w:keepLines/>
+              <w:spacing w:after="0"/>
+              <w:rPr>
+                <w:rFonts w:asciiTheme="majorBidi" w:hAnsiTheme="majorBidi" w:cstheme="majorBidi"/>
+                <w:sz w:val="18"/>
+                <w:szCs w:val="18"/>
+                <w:lang w:bidi="ar-IQ"/>
+              </w:rPr>
+            </w:pPr>
+            <w:r>
+              <w:rPr>
+                <w:rFonts w:asciiTheme="majorBidi" w:hAnsiTheme="majorBidi" w:cstheme="majorBidi"/>
+                <w:sz w:val="18"/>
+                <w:szCs w:val="18"/>
+                <w:rtl/>
+                <w:lang w:bidi="ar-IQ"/>
+              </w:rPr>
+              <w:t xml:space="preserve">العام: ٢٠١٦-٢٠١٧</w:t>
+            </w:r>
+          </w:p>
+        </w:tc>
+        <w:tc>
+          <w:tcPr>
+            <w:tcW w:w="2495" w:type="pct"/>
+            <w:gridSpan w:val="3"/>
+          </w:tcPr>
+          <w:p>
+            <w:pPr>
+              <w:keepNext/>
+              <w:keepLines/>
+              <w:spacing w:after="0"/>
+              <w:rPr>
+                <w:rFonts w:asciiTheme="majorBidi" w:hAnsiTheme="majorBidi" w:cstheme="majorBidi"/>
+                <w:sz w:val="18"/>
+                <w:szCs w:val="18"/>
+              </w:rPr>
+            </w:pPr>
+            <w:r>
+              <w:rPr>
+                <w:rFonts w:asciiTheme="majorBidi" w:hAnsiTheme="majorBidi" w:cstheme="majorBidi"/>
+                <w:sz w:val="18"/>
+                <w:szCs w:val="18"/>
+                <w:rtl/>
+                <w:lang w:bidi="ar-IQ"/>
+              </w:rPr>
+              <w:t xml:space="preserve">العام: ٢٠١٦-٢٠١٧</w:t>
             </w:r>
           </w:p>
         </w:tc>
@@ -888,58 +914,186 @@
         </w:trPr>
         <w:tc>
           <w:tcPr>
-            <w:tcW w:w="2505" w:type="pct"/>
-            <w:gridSpan w:val="3"/>
-          </w:tcPr>
-          <w:p>
-            <w:pPr>
-              <w:keepNext/>
-              <w:keepLines/>
-              <w:spacing w:after="0"/>
-              <w:rPr>
-                <w:rFonts w:asciiTheme="majorBidi" w:hAnsiTheme="majorBidi" w:cstheme="majorBidi"/>
-                <w:sz w:val="18"/>
-                <w:szCs w:val="18"/>
-                <w:lang w:bidi="ar-IQ"/>
-              </w:rPr>
-            </w:pPr>
-            <w:r>
-              <w:rPr>
-                <w:rFonts w:asciiTheme="majorBidi" w:hAnsiTheme="majorBidi" w:cstheme="majorBidi"/>
-                <w:sz w:val="18"/>
-                <w:szCs w:val="18"/>
-                <w:rtl/>
-                <w:lang w:bidi="ar-IQ"/>
-              </w:rPr>
-              <w:t xml:space="preserve">المرحلة ١ - ٢٠١٦-٢٠١٧</w:t>
-            </w:r>
-          </w:p>
-        </w:tc>
-        <w:tc>
-          <w:tcPr>
-            <w:tcW w:w="2495" w:type="pct"/>
-            <w:gridSpan w:val="3"/>
-          </w:tcPr>
-          <w:p>
-            <w:pPr>
-              <w:keepNext/>
-              <w:keepLines/>
-              <w:spacing w:after="0"/>
-              <w:rPr>
-                <w:rFonts w:asciiTheme="majorBidi" w:hAnsiTheme="majorBidi" w:cstheme="majorBidi"/>
-                <w:sz w:val="18"/>
-                <w:szCs w:val="18"/>
-              </w:rPr>
-            </w:pPr>
-            <w:r>
-              <w:rPr>
-                <w:rFonts w:asciiTheme="majorBidi" w:hAnsiTheme="majorBidi" w:cstheme="majorBidi"/>
-                <w:sz w:val="18"/>
-                <w:szCs w:val="18"/>
-                <w:rtl/>
-                <w:lang w:bidi="ar-IQ"/>
-              </w:rPr>
-              <w:t xml:space="preserve">المرحلة ٢</w:t>
+            <w:tcW w:w="1828" w:type="pct"/>
+          </w:tcPr>
+          <w:p>
+            <w:pPr>
+              <w:keepNext/>
+              <w:keepLines/>
+              <w:spacing w:after="0"/>
+              <w:rPr>
+                <w:rFonts w:asciiTheme="majorBidi" w:hAnsiTheme="majorBidi" w:cstheme="majorBidi"/>
+                <w:b/>
+                <w:bCs/>
+                <w:sz w:val="18"/>
+                <w:szCs w:val="18"/>
+                <w:lang w:bidi="ar-IQ"/>
+              </w:rPr>
+            </w:pPr>
+            <w:r>
+              <w:rPr>
+                <w:rFonts w:asciiTheme="majorBidi" w:hAnsiTheme="majorBidi" w:cstheme="majorBidi"/>
+                <w:b/>
+                <w:bCs/>
+                <w:sz w:val="18"/>
+                <w:szCs w:val="18"/>
+                <w:rtl/>
+              </w:rPr>
+              <w:t>المادة الدراسية</w:t>
+            </w:r>
+          </w:p>
+        </w:tc>
+        <w:tc>
+          <w:tcPr>
+            <w:tcW w:w="338" w:type="pct"/>
+          </w:tcPr>
+          <w:p>
+            <w:pPr>
+              <w:keepNext/>
+              <w:keepLines/>
+              <w:spacing w:after="0"/>
+              <w:rPr>
+                <w:rFonts w:asciiTheme="majorBidi" w:hAnsiTheme="majorBidi" w:cstheme="majorBidi"/>
+                <w:b/>
+                <w:bCs/>
+                <w:sz w:val="18"/>
+                <w:szCs w:val="18"/>
+                <w:lang w:bidi="ar-IQ"/>
+              </w:rPr>
+            </w:pPr>
+            <w:r>
+              <w:rPr>
+                <w:rFonts w:asciiTheme="majorBidi" w:hAnsiTheme="majorBidi" w:cstheme="majorBidi"/>
+                <w:b/>
+                <w:bCs/>
+                <w:sz w:val="18"/>
+                <w:szCs w:val="18"/>
+                <w:rtl/>
+              </w:rPr>
+              <w:t>الدرجة</w:t>
+            </w:r>
+          </w:p>
+        </w:tc>
+        <w:tc>
+          <w:tcPr>
+            <w:tcW w:w="339" w:type="pct"/>
+          </w:tcPr>
+          <w:p>
+            <w:pPr>
+              <w:keepNext/>
+              <w:keepLines/>
+              <w:spacing w:after="0"/>
+              <w:rPr>
+                <w:rFonts w:asciiTheme="majorBidi" w:hAnsiTheme="majorBidi" w:cstheme="majorBidi"/>
+                <w:b/>
+                <w:bCs/>
+                <w:sz w:val="18"/>
+                <w:szCs w:val="18"/>
+                <w:lang w:bidi="ar-IQ"/>
+              </w:rPr>
+            </w:pPr>
+            <w:r>
+              <w:rPr>
+                <w:rFonts w:asciiTheme="majorBidi" w:hAnsiTheme="majorBidi" w:cstheme="majorBidi"/>
+                <w:b/>
+                <w:bCs/>
+                <w:sz w:val="18"/>
+                <w:szCs w:val="18"/>
+                <w:rtl/>
+              </w:rPr>
+              <w:t>الوحدة</w:t>
+            </w:r>
+          </w:p>
+        </w:tc>
+        <w:tc>
+          <w:tcPr>
+            <w:tcW w:w="1831" w:type="pct"/>
+          </w:tcPr>
+          <w:p>
+            <w:pPr>
+              <w:keepNext/>
+              <w:keepLines/>
+              <w:spacing w:after="0"/>
+              <w:rPr>
+                <w:rFonts w:asciiTheme="majorBidi" w:hAnsiTheme="majorBidi" w:cstheme="majorBidi"/>
+                <w:b/>
+                <w:bCs/>
+                <w:sz w:val="18"/>
+                <w:szCs w:val="18"/>
+                <w:lang w:bidi="ar-IQ"/>
+              </w:rPr>
+            </w:pPr>
+            <w:r>
+              <w:rPr>
+                <w:rFonts w:asciiTheme="majorBidi" w:hAnsiTheme="majorBidi" w:cstheme="majorBidi"/>
+                <w:b/>
+                <w:bCs/>
+                <w:sz w:val="18"/>
+                <w:szCs w:val="18"/>
+                <w:rtl/>
+              </w:rPr>
+              <w:t>المادة الدراسية</w:t>
+            </w:r>
+          </w:p>
+        </w:tc>
+        <w:tc>
+          <w:tcPr>
+            <w:tcW w:w="339" w:type="pct"/>
+          </w:tcPr>
+          <w:p>
+            <w:pPr>
+              <w:keepNext/>
+              <w:keepLines/>
+              <w:spacing w:after="0"/>
+              <w:rPr>
+                <w:rFonts w:asciiTheme="majorBidi" w:hAnsiTheme="majorBidi" w:cstheme="majorBidi"/>
+                <w:b/>
+                <w:bCs/>
+                <w:sz w:val="18"/>
+                <w:szCs w:val="18"/>
+                <w:lang w:bidi="ar-IQ"/>
+              </w:rPr>
+            </w:pPr>
+            <w:r>
+              <w:rPr>
+                <w:rFonts w:asciiTheme="majorBidi" w:hAnsiTheme="majorBidi" w:cstheme="majorBidi"/>
+                <w:b/>
+                <w:bCs/>
+                <w:sz w:val="18"/>
+                <w:szCs w:val="18"/>
+                <w:rtl/>
+              </w:rPr>
+              <w:t>الدرجة</w:t>
+            </w:r>
+          </w:p>
+        </w:tc>
+        <w:tc>
+          <w:tcPr>
+            <w:tcW w:w="325" w:type="pct"/>
+          </w:tcPr>
+          <w:p>
+            <w:pPr>
+              <w:keepNext/>
+              <w:keepLines/>
+              <w:spacing w:after="0"/>
+              <w:rPr>
+                <w:rFonts w:asciiTheme="majorBidi" w:hAnsiTheme="majorBidi" w:cstheme="majorBidi"/>
+                <w:b/>
+                <w:bCs/>
+                <w:sz w:val="18"/>
+                <w:szCs w:val="18"/>
+              </w:rPr>
+            </w:pPr>
+            <w:r>
+              <w:rPr>
+                <w:rFonts w:asciiTheme="majorBidi" w:hAnsiTheme="majorBidi" w:cstheme="majorBidi"/>
+                <w:b/>
+                <w:bCs/>
+                <w:sz w:val="18"/>
+                <w:szCs w:val="18"/>
+                <w:rtl/>
+              </w:rPr>
+              <w:t>الوحدة</w:t>
             </w:r>
           </w:p>
         </w:tc>
@@ -959,23 +1113,20 @@
               <w:spacing w:after="0"/>
               <w:rPr>
                 <w:rFonts w:asciiTheme="majorBidi" w:hAnsiTheme="majorBidi" w:cstheme="majorBidi"/>
-                <w:b/>
-                <w:bCs/>
-                <w:sz w:val="18"/>
-                <w:szCs w:val="18"/>
-                <w:lang w:bidi="ar-IQ"/>
-              </w:rPr>
-            </w:pPr>
-            <w:r>
-              <w:rPr>
-                <w:rFonts w:asciiTheme="majorBidi" w:hAnsiTheme="majorBidi" w:cstheme="majorBidi"/>
-                <w:b/>
-                <w:bCs/>
-                <w:sz w:val="18"/>
-                <w:szCs w:val="18"/>
-                <w:rtl/>
-              </w:rPr>
-              <w:t>المادة الدراسية</w:t>
+                <w:sz w:val="18"/>
+                <w:szCs w:val="18"/>
+                <w:lang w:bidi="ar-IQ"/>
+              </w:rPr>
+            </w:pPr>
+            <w:r>
+              <w:rPr>
+                <w:rFonts w:asciiTheme="majorBidi" w:hAnsiTheme="majorBidi" w:cstheme="majorBidi"/>
+                <w:sz w:val="18"/>
+                <w:szCs w:val="18"/>
+                <w:rtl/>
+                <w:lang w:bidi="ar-IQ"/>
+              </w:rPr>
+              <w:t xml:space="preserve">الإنكليزي ١</w:t>
             </w:r>
           </w:p>
         </w:tc>
@@ -990,23 +1141,20 @@
               <w:spacing w:after="0"/>
               <w:rPr>
                 <w:rFonts w:asciiTheme="majorBidi" w:hAnsiTheme="majorBidi" w:cstheme="majorBidi"/>
-                <w:b/>
-                <w:bCs/>
-                <w:sz w:val="18"/>
-                <w:szCs w:val="18"/>
-                <w:lang w:bidi="ar-IQ"/>
-              </w:rPr>
-            </w:pPr>
-            <w:r>
-              <w:rPr>
-                <w:rFonts w:asciiTheme="majorBidi" w:hAnsiTheme="majorBidi" w:cstheme="majorBidi"/>
-                <w:b/>
-                <w:bCs/>
-                <w:sz w:val="18"/>
-                <w:szCs w:val="18"/>
-                <w:rtl/>
-              </w:rPr>
-              <w:t>الدرجة</w:t>
+                <w:sz w:val="18"/>
+                <w:szCs w:val="18"/>
+                <w:lang w:bidi="ar-IQ"/>
+              </w:rPr>
+            </w:pPr>
+            <w:r>
+              <w:rPr>
+                <w:rFonts w:asciiTheme="majorBidi" w:hAnsiTheme="majorBidi" w:cstheme="majorBidi"/>
+                <w:sz w:val="18"/>
+                <w:szCs w:val="18"/>
+                <w:rtl/>
+                <w:lang w:bidi="ar-IQ"/>
+              </w:rPr>
+              <w:t xml:space="preserve">٧٤</w:t>
             </w:r>
           </w:p>
         </w:tc>
@@ -1021,23 +1169,20 @@
               <w:spacing w:after="0"/>
               <w:rPr>
                 <w:rFonts w:asciiTheme="majorBidi" w:hAnsiTheme="majorBidi" w:cstheme="majorBidi"/>
-                <w:b/>
-                <w:bCs/>
-                <w:sz w:val="18"/>
-                <w:szCs w:val="18"/>
-                <w:lang w:bidi="ar-IQ"/>
-              </w:rPr>
-            </w:pPr>
-            <w:r>
-              <w:rPr>
-                <w:rFonts w:asciiTheme="majorBidi" w:hAnsiTheme="majorBidi" w:cstheme="majorBidi"/>
-                <w:b/>
-                <w:bCs/>
-                <w:sz w:val="18"/>
-                <w:szCs w:val="18"/>
-                <w:rtl/>
-              </w:rPr>
-              <w:t>الوحدة</w:t>
+                <w:sz w:val="18"/>
+                <w:szCs w:val="18"/>
+                <w:lang w:bidi="ar-IQ"/>
+              </w:rPr>
+            </w:pPr>
+            <w:r>
+              <w:rPr>
+                <w:rFonts w:asciiTheme="majorBidi" w:hAnsiTheme="majorBidi" w:cstheme="majorBidi"/>
+                <w:sz w:val="18"/>
+                <w:szCs w:val="18"/>
+                <w:rtl/>
+                <w:lang w:bidi="ar-IQ"/>
+              </w:rPr>
+              <w:t xml:space="preserve">٢</w:t>
             </w:r>
           </w:p>
         </w:tc>
@@ -1052,23 +1197,20 @@
               <w:spacing w:after="0"/>
               <w:rPr>
                 <w:rFonts w:asciiTheme="majorBidi" w:hAnsiTheme="majorBidi" w:cstheme="majorBidi"/>
-                <w:b/>
-                <w:bCs/>
-                <w:sz w:val="18"/>
-                <w:szCs w:val="18"/>
-                <w:lang w:bidi="ar-IQ"/>
-              </w:rPr>
-            </w:pPr>
-            <w:r>
-              <w:rPr>
-                <w:rFonts w:asciiTheme="majorBidi" w:hAnsiTheme="majorBidi" w:cstheme="majorBidi"/>
-                <w:b/>
-                <w:bCs/>
-                <w:sz w:val="18"/>
-                <w:szCs w:val="18"/>
-                <w:rtl/>
-              </w:rPr>
-              <w:t>المادة الدراسية</w:t>
+                <w:sz w:val="18"/>
+                <w:szCs w:val="18"/>
+                <w:lang w:bidi="ar-IQ"/>
+              </w:rPr>
+            </w:pPr>
+            <w:r>
+              <w:rPr>
+                <w:rFonts w:asciiTheme="majorBidi" w:hAnsiTheme="majorBidi" w:cstheme="majorBidi"/>
+                <w:sz w:val="18"/>
+                <w:szCs w:val="18"/>
+                <w:rtl/>
+                <w:lang w:bidi="ar-IQ"/>
+              </w:rPr>
+              <w:t xml:space="preserve">البرمجة ١</w:t>
             </w:r>
           </w:p>
         </w:tc>
@@ -1083,23 +1225,20 @@
               <w:spacing w:after="0"/>
               <w:rPr>
                 <w:rFonts w:asciiTheme="majorBidi" w:hAnsiTheme="majorBidi" w:cstheme="majorBidi"/>
-                <w:b/>
-                <w:bCs/>
-                <w:sz w:val="18"/>
-                <w:szCs w:val="18"/>
-                <w:lang w:bidi="ar-IQ"/>
-              </w:rPr>
-            </w:pPr>
-            <w:r>
-              <w:rPr>
-                <w:rFonts w:asciiTheme="majorBidi" w:hAnsiTheme="majorBidi" w:cstheme="majorBidi"/>
-                <w:b/>
-                <w:bCs/>
-                <w:sz w:val="18"/>
-                <w:szCs w:val="18"/>
-                <w:rtl/>
-              </w:rPr>
-              <w:t>الدرجة</w:t>
+                <w:sz w:val="18"/>
+                <w:szCs w:val="18"/>
+                <w:lang w:bidi="ar-IQ"/>
+              </w:rPr>
+            </w:pPr>
+            <w:r>
+              <w:rPr>
+                <w:rFonts w:asciiTheme="majorBidi" w:hAnsiTheme="majorBidi" w:cstheme="majorBidi"/>
+                <w:sz w:val="18"/>
+                <w:szCs w:val="18"/>
+                <w:rtl/>
+                <w:lang w:bidi="ar-IQ"/>
+              </w:rPr>
+              <w:t xml:space="preserve">٥٠</w:t>
             </w:r>
           </w:p>
         </w:tc>
@@ -1114,22 +1253,19 @@
               <w:spacing w:after="0"/>
               <w:rPr>
                 <w:rFonts w:asciiTheme="majorBidi" w:hAnsiTheme="majorBidi" w:cstheme="majorBidi"/>
-                <w:b/>
-                <w:bCs/>
-                <w:sz w:val="18"/>
-                <w:szCs w:val="18"/>
-              </w:rPr>
-            </w:pPr>
-            <w:r>
-              <w:rPr>
-                <w:rFonts w:asciiTheme="majorBidi" w:hAnsiTheme="majorBidi" w:cstheme="majorBidi"/>
-                <w:b/>
-                <w:bCs/>
-                <w:sz w:val="18"/>
-                <w:szCs w:val="18"/>
-                <w:rtl/>
-              </w:rPr>
-              <w:t>الوحدة</w:t>
+                <w:sz w:val="18"/>
+                <w:szCs w:val="18"/>
+              </w:rPr>
+            </w:pPr>
+            <w:r>
+              <w:rPr>
+                <w:rFonts w:asciiTheme="majorBidi" w:hAnsiTheme="majorBidi" w:cstheme="majorBidi"/>
+                <w:sz w:val="18"/>
+                <w:szCs w:val="18"/>
+                <w:rtl/>
+                <w:lang w:bidi="ar-IQ"/>
+              </w:rPr>
+              <w:t xml:space="preserve">٤</w:t>
             </w:r>
           </w:p>
         </w:tc>
@@ -1162,7 +1298,7 @@
                 <w:rtl/>
                 <w:lang w:bidi="ar-IQ"/>
               </w:rPr>
-              <w:t xml:space="preserve">الإنكليزي ١</w:t>
+              <w:t xml:space="preserve">الإنكليزي ٢</w:t>
             </w:r>
           </w:p>
         </w:tc>
@@ -1190,7 +1326,7 @@
                 <w:rtl/>
                 <w:lang w:bidi="ar-IQ"/>
               </w:rPr>
-              <w:t xml:space="preserve">٧٤</w:t>
+              <w:t xml:space="preserve">٧٠</w:t>
             </w:r>
           </w:p>
         </w:tc>
@@ -1246,7 +1382,7 @@
                 <w:rtl/>
                 <w:lang w:bidi="ar-IQ"/>
               </w:rPr>
-              <w:t xml:space="preserve">الاحتمالية والاحصاء</w:t>
+              <w:t xml:space="preserve">البرمجة ٢</w:t>
             </w:r>
           </w:p>
         </w:tc>
@@ -1274,7 +1410,7 @@
                 <w:rtl/>
                 <w:lang w:bidi="ar-IQ"/>
               </w:rPr>
-              <w:t xml:space="preserve">٥٣</w:t>
+              <w:t xml:space="preserve">٥٢</w:t>
             </w:r>
           </w:p>
         </w:tc>
@@ -1301,7 +1437,7 @@
                 <w:rtl/>
                 <w:lang w:bidi="ar-IQ"/>
               </w:rPr>
-              <w:t xml:space="preserve">٣</w:t>
+              <w:t xml:space="preserve">٤</w:t>
             </w:r>
           </w:p>
         </w:tc>
@@ -1334,7 +1470,7 @@
                 <w:rtl/>
                 <w:lang w:bidi="ar-IQ"/>
               </w:rPr>
-              <w:t xml:space="preserve">الإنكليزي ٢</w:t>
+              <w:t xml:space="preserve">التصميم المنطقي</w:t>
             </w:r>
           </w:p>
         </w:tc>
@@ -1362,7 +1498,7 @@
                 <w:rtl/>
                 <w:lang w:bidi="ar-IQ"/>
               </w:rPr>
-              <w:t xml:space="preserve">٧٠</w:t>
+              <w:t xml:space="preserve">٥٠</w:t>
             </w:r>
           </w:p>
         </w:tc>
@@ -1390,7 +1526,7 @@
                 <w:rtl/>
                 <w:lang w:bidi="ar-IQ"/>
               </w:rPr>
-              <w:t xml:space="preserve">٢</w:t>
+              <w:t xml:space="preserve">٤</w:t>
             </w:r>
           </w:p>
         </w:tc>
@@ -1418,7 +1554,7 @@
                 <w:rtl/>
                 <w:lang w:bidi="ar-IQ"/>
               </w:rPr>
-              <w:t xml:space="preserve">البرمجة الكيانية ١</w:t>
+              <w:t xml:space="preserve"/>
             </w:r>
           </w:p>
         </w:tc>
@@ -1446,7 +1582,7 @@
                 <w:rtl/>
                 <w:lang w:bidi="ar-IQ"/>
               </w:rPr>
-              <w:t xml:space="preserve">٥٣</w:t>
+              <w:t xml:space="preserve"/>
             </w:r>
           </w:p>
         </w:tc>
@@ -1473,7 +1609,7 @@
                 <w:rtl/>
                 <w:lang w:bidi="ar-IQ"/>
               </w:rPr>
-              <w:t xml:space="preserve">٣</w:t>
+              <w:t xml:space="preserve"/>
             </w:r>
           </w:p>
         </w:tc>
@@ -1506,7 +1642,7 @@
                 <w:rtl/>
                 <w:lang w:bidi="ar-IQ"/>
               </w:rPr>
-              <w:t xml:space="preserve">البرمجة ١</w:t>
+              <w:t xml:space="preserve">الديمقراطية وحقوق الانسان</w:t>
             </w:r>
           </w:p>
         </w:tc>
@@ -1534,7 +1670,7 @@
                 <w:rtl/>
                 <w:lang w:bidi="ar-IQ"/>
               </w:rPr>
-              <w:t xml:space="preserve">٥٠</w:t>
+              <w:t xml:space="preserve">٧٧</w:t>
             </w:r>
           </w:p>
         </w:tc>
@@ -1562,7 +1698,7 @@
                 <w:rtl/>
                 <w:lang w:bidi="ar-IQ"/>
               </w:rPr>
-              <w:t xml:space="preserve">٤</w:t>
+              <w:t xml:space="preserve">٢</w:t>
             </w:r>
           </w:p>
         </w:tc>
@@ -1590,7 +1726,7 @@
                 <w:rtl/>
                 <w:lang w:bidi="ar-IQ"/>
               </w:rPr>
-              <w:t xml:space="preserve">البرمجة الكيانية ٢</w:t>
+              <w:t xml:space="preserve"/>
             </w:r>
           </w:p>
         </w:tc>
@@ -1618,7 +1754,7 @@
                 <w:rtl/>
                 <w:lang w:bidi="ar-IQ"/>
               </w:rPr>
-              <w:t xml:space="preserve">٥١</w:t>
+              <w:t xml:space="preserve"/>
             </w:r>
           </w:p>
         </w:tc>
@@ -1645,7 +1781,7 @@
                 <w:rtl/>
                 <w:lang w:bidi="ar-IQ"/>
               </w:rPr>
-              <w:t xml:space="preserve">٣</w:t>
+              <w:t xml:space="preserve"/>
             </w:r>
           </w:p>
         </w:tc>
@@ -1678,7 +1814,7 @@
                 <w:rtl/>
                 <w:lang w:bidi="ar-IQ"/>
               </w:rPr>
-              <w:t xml:space="preserve">البرمجة ٢</w:t>
+              <w:t xml:space="preserve">الرياضيات</w:t>
             </w:r>
           </w:p>
         </w:tc>
@@ -1706,7 +1842,7 @@
                 <w:rtl/>
                 <w:lang w:bidi="ar-IQ"/>
               </w:rPr>
-              <w:t xml:space="preserve">٥٢</w:t>
+              <w:t xml:space="preserve">٦٨</w:t>
             </w:r>
           </w:p>
         </w:tc>
@@ -1734,7 +1870,7 @@
                 <w:rtl/>
                 <w:lang w:bidi="ar-IQ"/>
               </w:rPr>
-              <w:t xml:space="preserve">٤</w:t>
+              <w:t xml:space="preserve">٣</w:t>
             </w:r>
           </w:p>
         </w:tc>
@@ -1762,7 +1898,7 @@
                 <w:rtl/>
                 <w:lang w:bidi="ar-IQ"/>
               </w:rPr>
-              <w:t xml:space="preserve">البرمجة المرئية</w:t>
+              <w:t xml:space="preserve"/>
             </w:r>
           </w:p>
         </w:tc>
@@ -1790,7 +1926,7 @@
                 <w:rtl/>
                 <w:lang w:bidi="ar-IQ"/>
               </w:rPr>
-              <w:t xml:space="preserve">٥٠</w:t>
+              <w:t xml:space="preserve"/>
             </w:r>
           </w:p>
         </w:tc>
@@ -1817,7 +1953,7 @@
                 <w:rtl/>
                 <w:lang w:bidi="ar-IQ"/>
               </w:rPr>
-              <w:t xml:space="preserve">٣</w:t>
+              <w:t xml:space="preserve"/>
             </w:r>
           </w:p>
         </w:tc>
@@ -1850,7 +1986,7 @@
                 <w:rtl/>
                 <w:lang w:bidi="ar-IQ"/>
               </w:rPr>
-              <w:t xml:space="preserve">التصميم المنطقي</w:t>
+              <w:t xml:space="preserve">الصحة واللياقة</w:t>
             </w:r>
           </w:p>
         </w:tc>
@@ -1878,7 +2014,7 @@
                 <w:rtl/>
                 <w:lang w:bidi="ar-IQ"/>
               </w:rPr>
-              <w:t xml:space="preserve">٥٠</w:t>
+              <w:t xml:space="preserve">٧٨</w:t>
             </w:r>
           </w:p>
         </w:tc>
@@ -1906,7 +2042,7 @@
                 <w:rtl/>
                 <w:lang w:bidi="ar-IQ"/>
               </w:rPr>
-              <w:t xml:space="preserve">٤</w:t>
+              <w:t xml:space="preserve">٢</w:t>
             </w:r>
           </w:p>
         </w:tc>
@@ -1934,7 +2070,7 @@
                 <w:rtl/>
                 <w:lang w:bidi="ar-IQ"/>
               </w:rPr>
-              <w:t xml:space="preserve">الرسم بالحاسوب</w:t>
+              <w:t xml:space="preserve"/>
             </w:r>
           </w:p>
         </w:tc>
@@ -1962,7 +2098,7 @@
                 <w:rtl/>
                 <w:lang w:bidi="ar-IQ"/>
               </w:rPr>
-              <w:t xml:space="preserve">٦٣</w:t>
+              <w:t xml:space="preserve"/>
             </w:r>
           </w:p>
         </w:tc>
@@ -1989,7 +2125,7 @@
                 <w:rtl/>
                 <w:lang w:bidi="ar-IQ"/>
               </w:rPr>
-              <w:t xml:space="preserve">٣</w:t>
+              <w:t xml:space="preserve"/>
             </w:r>
           </w:p>
         </w:tc>
@@ -2022,7 +2158,7 @@
                 <w:rtl/>
                 <w:lang w:bidi="ar-IQ"/>
               </w:rPr>
-              <w:t xml:space="preserve">الديمقراطية وحقوق الانسان</w:t>
+              <w:t xml:space="preserve">الهياكل المتقطعة</w:t>
             </w:r>
           </w:p>
         </w:tc>
@@ -2050,7 +2186,7 @@
                 <w:rtl/>
                 <w:lang w:bidi="ar-IQ"/>
               </w:rPr>
-              <w:t xml:space="preserve">٧٧</w:t>
+              <w:t xml:space="preserve">٦٢</w:t>
             </w:r>
           </w:p>
         </w:tc>
@@ -2078,7 +2214,7 @@
                 <w:rtl/>
                 <w:lang w:bidi="ar-IQ"/>
               </w:rPr>
-              <w:t xml:space="preserve">٢</w:t>
+              <w:t xml:space="preserve">٣</w:t>
             </w:r>
           </w:p>
         </w:tc>
@@ -2106,7 +2242,7 @@
                 <w:rtl/>
                 <w:lang w:bidi="ar-IQ"/>
               </w:rPr>
-              <w:t xml:space="preserve">الطرق العددية</w:t>
+              <w:t xml:space="preserve"/>
             </w:r>
           </w:p>
         </w:tc>
@@ -2134,7 +2270,7 @@
                 <w:rtl/>
                 <w:lang w:bidi="ar-IQ"/>
               </w:rPr>
-              <w:t xml:space="preserve">٦٦</w:t>
+              <w:t xml:space="preserve"/>
             </w:r>
           </w:p>
         </w:tc>
@@ -2161,7 +2297,7 @@
                 <w:rtl/>
                 <w:lang w:bidi="ar-IQ"/>
               </w:rPr>
-              <w:t xml:space="preserve">٣</w:t>
+              <w:t xml:space="preserve"/>
             </w:r>
           </w:p>
         </w:tc>
@@ -2194,7 +2330,7 @@
                 <w:rtl/>
                 <w:lang w:bidi="ar-IQ"/>
               </w:rPr>
-              <w:t xml:space="preserve">الرياضيات</w:t>
+              <w:t xml:space="preserve">تطبيقات الحاسوب</w:t>
             </w:r>
           </w:p>
         </w:tc>
@@ -2222,7 +2358,7 @@
                 <w:rtl/>
                 <w:lang w:bidi="ar-IQ"/>
               </w:rPr>
-              <w:t xml:space="preserve">٦٨</w:t>
+              <w:t xml:space="preserve">٥٤</w:t>
             </w:r>
           </w:p>
         </w:tc>
@@ -2278,7 +2414,7 @@
                 <w:rtl/>
                 <w:lang w:bidi="ar-IQ"/>
               </w:rPr>
-              <w:t xml:space="preserve">العربي</w:t>
+              <w:t xml:space="preserve"/>
             </w:r>
           </w:p>
         </w:tc>
@@ -2306,7 +2442,7 @@
                 <w:rtl/>
                 <w:lang w:bidi="ar-IQ"/>
               </w:rPr>
-              <w:t xml:space="preserve">٧٠</w:t>
+              <w:t xml:space="preserve"/>
             </w:r>
           </w:p>
         </w:tc>
@@ -2333,523 +2469,7 @@
                 <w:rtl/>
                 <w:lang w:bidi="ar-IQ"/>
               </w:rPr>
-              <w:t xml:space="preserve">٢</w:t>
-            </w:r>
-          </w:p>
-        </w:tc>
-      </w:tr>
-      <w:tr>
-        <w:trPr>
-          <w:cantSplit/>
-        </w:trPr>
-        <w:tc>
-          <w:tcPr>
-            <w:tcW w:w="1828" w:type="pct"/>
-          </w:tcPr>
-          <w:p>
-            <w:pPr>
-              <w:keepNext/>
-              <w:keepLines/>
-              <w:spacing w:after="0"/>
-              <w:rPr>
-                <w:rFonts w:asciiTheme="majorBidi" w:hAnsiTheme="majorBidi" w:cstheme="majorBidi"/>
-                <w:sz w:val="18"/>
-                <w:szCs w:val="18"/>
-                <w:lang w:bidi="ar-IQ"/>
-              </w:rPr>
-            </w:pPr>
-            <w:r>
-              <w:rPr>
-                <w:rFonts w:asciiTheme="majorBidi" w:hAnsiTheme="majorBidi" w:cstheme="majorBidi"/>
-                <w:sz w:val="18"/>
-                <w:szCs w:val="18"/>
-                <w:rtl/>
-                <w:lang w:bidi="ar-IQ"/>
-              </w:rPr>
-              <w:t xml:space="preserve">الصحة واللياقة</w:t>
-            </w:r>
-          </w:p>
-        </w:tc>
-        <w:tc>
-          <w:tcPr>
-            <w:tcW w:w="338" w:type="pct"/>
-          </w:tcPr>
-          <w:p>
-            <w:pPr>
-              <w:keepNext/>
-              <w:keepLines/>
-              <w:spacing w:after="0"/>
-              <w:rPr>
-                <w:rFonts w:asciiTheme="majorBidi" w:hAnsiTheme="majorBidi" w:cstheme="majorBidi"/>
-                <w:sz w:val="18"/>
-                <w:szCs w:val="18"/>
-                <w:lang w:bidi="ar-IQ"/>
-              </w:rPr>
-            </w:pPr>
-            <w:r>
-              <w:rPr>
-                <w:rFonts w:asciiTheme="majorBidi" w:hAnsiTheme="majorBidi" w:cstheme="majorBidi"/>
-                <w:sz w:val="18"/>
-                <w:szCs w:val="18"/>
-                <w:rtl/>
-                <w:lang w:bidi="ar-IQ"/>
-              </w:rPr>
-              <w:t xml:space="preserve">٧٨</w:t>
-            </w:r>
-          </w:p>
-        </w:tc>
-        <w:tc>
-          <w:tcPr>
-            <w:tcW w:w="339" w:type="pct"/>
-          </w:tcPr>
-          <w:p>
-            <w:pPr>
-              <w:keepNext/>
-              <w:keepLines/>
-              <w:spacing w:after="0"/>
-              <w:rPr>
-                <w:rFonts w:asciiTheme="majorBidi" w:hAnsiTheme="majorBidi" w:cstheme="majorBidi"/>
-                <w:sz w:val="18"/>
-                <w:szCs w:val="18"/>
-                <w:lang w:bidi="ar-IQ"/>
-              </w:rPr>
-            </w:pPr>
-            <w:r>
-              <w:rPr>
-                <w:rFonts w:asciiTheme="majorBidi" w:hAnsiTheme="majorBidi" w:cstheme="majorBidi"/>
-                <w:sz w:val="18"/>
-                <w:szCs w:val="18"/>
-                <w:rtl/>
-                <w:lang w:bidi="ar-IQ"/>
-              </w:rPr>
-              <w:t xml:space="preserve">٢</w:t>
-            </w:r>
-          </w:p>
-        </w:tc>
-        <w:tc>
-          <w:tcPr>
-            <w:tcW w:w="1831" w:type="pct"/>
-          </w:tcPr>
-          <w:p>
-            <w:pPr>
-              <w:keepNext/>
-              <w:keepLines/>
-              <w:spacing w:after="0"/>
-              <w:rPr>
-                <w:rFonts w:asciiTheme="majorBidi" w:hAnsiTheme="majorBidi" w:cstheme="majorBidi"/>
-                <w:sz w:val="18"/>
-                <w:szCs w:val="18"/>
-                <w:lang w:bidi="ar-IQ"/>
-              </w:rPr>
-            </w:pPr>
-            <w:r>
-              <w:rPr>
-                <w:rFonts w:asciiTheme="majorBidi" w:hAnsiTheme="majorBidi" w:cstheme="majorBidi"/>
-                <w:sz w:val="18"/>
-                <w:szCs w:val="18"/>
-                <w:rtl/>
-                <w:lang w:bidi="ar-IQ"/>
-              </w:rPr>
-              <w:t xml:space="preserve">المعالجات المايكروية</w:t>
-            </w:r>
-          </w:p>
-        </w:tc>
-        <w:tc>
-          <w:tcPr>
-            <w:tcW w:w="339" w:type="pct"/>
-          </w:tcPr>
-          <w:p>
-            <w:pPr>
-              <w:keepNext/>
-              <w:keepLines/>
-              <w:spacing w:after="0"/>
-              <w:rPr>
-                <w:rFonts w:asciiTheme="majorBidi" w:hAnsiTheme="majorBidi" w:cstheme="majorBidi"/>
-                <w:sz w:val="18"/>
-                <w:szCs w:val="18"/>
-                <w:lang w:bidi="ar-IQ"/>
-              </w:rPr>
-            </w:pPr>
-            <w:r>
-              <w:rPr>
-                <w:rFonts w:asciiTheme="majorBidi" w:hAnsiTheme="majorBidi" w:cstheme="majorBidi"/>
-                <w:sz w:val="18"/>
-                <w:szCs w:val="18"/>
-                <w:rtl/>
-                <w:lang w:bidi="ar-IQ"/>
-              </w:rPr>
-              <w:t xml:space="preserve">٥٠</w:t>
-            </w:r>
-          </w:p>
-        </w:tc>
-        <w:tc>
-          <w:tcPr>
-            <w:tcW w:w="325" w:type="pct"/>
-          </w:tcPr>
-          <w:p>
-            <w:pPr>
-              <w:keepNext/>
-              <w:keepLines/>
-              <w:spacing w:after="0"/>
-              <w:rPr>
-                <w:rFonts w:asciiTheme="majorBidi" w:hAnsiTheme="majorBidi" w:cstheme="majorBidi"/>
-                <w:sz w:val="18"/>
-                <w:szCs w:val="18"/>
-              </w:rPr>
-            </w:pPr>
-            <w:r>
-              <w:rPr>
-                <w:rFonts w:asciiTheme="majorBidi" w:hAnsiTheme="majorBidi" w:cstheme="majorBidi"/>
-                <w:sz w:val="18"/>
-                <w:szCs w:val="18"/>
-                <w:rtl/>
-                <w:lang w:bidi="ar-IQ"/>
-              </w:rPr>
-              <w:t xml:space="preserve">٣</w:t>
-            </w:r>
-          </w:p>
-        </w:tc>
-      </w:tr>
-      <w:tr>
-        <w:trPr>
-          <w:cantSplit/>
-        </w:trPr>
-        <w:tc>
-          <w:tcPr>
-            <w:tcW w:w="1828" w:type="pct"/>
-          </w:tcPr>
-          <w:p>
-            <w:pPr>
-              <w:keepNext/>
-              <w:keepLines/>
-              <w:spacing w:after="0"/>
-              <w:rPr>
-                <w:rFonts w:asciiTheme="majorBidi" w:hAnsiTheme="majorBidi" w:cstheme="majorBidi"/>
-                <w:sz w:val="18"/>
-                <w:szCs w:val="18"/>
-                <w:lang w:bidi="ar-IQ"/>
-              </w:rPr>
-            </w:pPr>
-            <w:r>
-              <w:rPr>
-                <w:rFonts w:asciiTheme="majorBidi" w:hAnsiTheme="majorBidi" w:cstheme="majorBidi"/>
-                <w:sz w:val="18"/>
-                <w:szCs w:val="18"/>
-                <w:rtl/>
-                <w:lang w:bidi="ar-IQ"/>
-              </w:rPr>
-              <w:t xml:space="preserve">الهياكل المتقطعة</w:t>
-            </w:r>
-          </w:p>
-        </w:tc>
-        <w:tc>
-          <w:tcPr>
-            <w:tcW w:w="338" w:type="pct"/>
-          </w:tcPr>
-          <w:p>
-            <w:pPr>
-              <w:keepNext/>
-              <w:keepLines/>
-              <w:spacing w:after="0"/>
-              <w:rPr>
-                <w:rFonts w:asciiTheme="majorBidi" w:hAnsiTheme="majorBidi" w:cstheme="majorBidi"/>
-                <w:sz w:val="18"/>
-                <w:szCs w:val="18"/>
-                <w:lang w:bidi="ar-IQ"/>
-              </w:rPr>
-            </w:pPr>
-            <w:r>
-              <w:rPr>
-                <w:rFonts w:asciiTheme="majorBidi" w:hAnsiTheme="majorBidi" w:cstheme="majorBidi"/>
-                <w:sz w:val="18"/>
-                <w:szCs w:val="18"/>
-                <w:rtl/>
-                <w:lang w:bidi="ar-IQ"/>
-              </w:rPr>
-              <w:t xml:space="preserve">٦٢</w:t>
-            </w:r>
-          </w:p>
-        </w:tc>
-        <w:tc>
-          <w:tcPr>
-            <w:tcW w:w="339" w:type="pct"/>
-          </w:tcPr>
-          <w:p>
-            <w:pPr>
-              <w:keepNext/>
-              <w:keepLines/>
-              <w:spacing w:after="0"/>
-              <w:rPr>
-                <w:rFonts w:asciiTheme="majorBidi" w:hAnsiTheme="majorBidi" w:cstheme="majorBidi"/>
-                <w:sz w:val="18"/>
-                <w:szCs w:val="18"/>
-                <w:lang w:bidi="ar-IQ"/>
-              </w:rPr>
-            </w:pPr>
-            <w:r>
-              <w:rPr>
-                <w:rFonts w:asciiTheme="majorBidi" w:hAnsiTheme="majorBidi" w:cstheme="majorBidi"/>
-                <w:sz w:val="18"/>
-                <w:szCs w:val="18"/>
-                <w:rtl/>
-                <w:lang w:bidi="ar-IQ"/>
-              </w:rPr>
-              <w:t xml:space="preserve">٣</w:t>
-            </w:r>
-          </w:p>
-        </w:tc>
-        <w:tc>
-          <w:tcPr>
-            <w:tcW w:w="1831" w:type="pct"/>
-          </w:tcPr>
-          <w:p>
-            <w:pPr>
-              <w:keepNext/>
-              <w:keepLines/>
-              <w:spacing w:after="0"/>
-              <w:rPr>
-                <w:rFonts w:asciiTheme="majorBidi" w:hAnsiTheme="majorBidi" w:cstheme="majorBidi"/>
-                <w:sz w:val="18"/>
-                <w:szCs w:val="18"/>
-                <w:lang w:bidi="ar-IQ"/>
-              </w:rPr>
-            </w:pPr>
-            <w:r>
-              <w:rPr>
-                <w:rFonts w:asciiTheme="majorBidi" w:hAnsiTheme="majorBidi" w:cstheme="majorBidi"/>
-                <w:sz w:val="18"/>
-                <w:szCs w:val="18"/>
-                <w:rtl/>
-                <w:lang w:bidi="ar-IQ"/>
-              </w:rPr>
-              <w:t xml:space="preserve">النظرية الاحتسابية</w:t>
-            </w:r>
-          </w:p>
-        </w:tc>
-        <w:tc>
-          <w:tcPr>
-            <w:tcW w:w="339" w:type="pct"/>
-          </w:tcPr>
-          <w:p>
-            <w:pPr>
-              <w:keepNext/>
-              <w:keepLines/>
-              <w:spacing w:after="0"/>
-              <w:rPr>
-                <w:rFonts w:asciiTheme="majorBidi" w:hAnsiTheme="majorBidi" w:cstheme="majorBidi"/>
-                <w:sz w:val="18"/>
-                <w:szCs w:val="18"/>
-                <w:lang w:bidi="ar-IQ"/>
-              </w:rPr>
-            </w:pPr>
-            <w:r>
-              <w:rPr>
-                <w:rFonts w:asciiTheme="majorBidi" w:hAnsiTheme="majorBidi" w:cstheme="majorBidi"/>
-                <w:sz w:val="18"/>
-                <w:szCs w:val="18"/>
-                <w:rtl/>
-                <w:lang w:bidi="ar-IQ"/>
-              </w:rPr>
-              <w:t xml:space="preserve">٥٠</w:t>
-            </w:r>
-          </w:p>
-        </w:tc>
-        <w:tc>
-          <w:tcPr>
-            <w:tcW w:w="325" w:type="pct"/>
-          </w:tcPr>
-          <w:p>
-            <w:pPr>
-              <w:keepNext/>
-              <w:keepLines/>
-              <w:spacing w:after="0"/>
-              <w:rPr>
-                <w:rFonts w:asciiTheme="majorBidi" w:hAnsiTheme="majorBidi" w:cstheme="majorBidi"/>
-                <w:sz w:val="18"/>
-                <w:szCs w:val="18"/>
-              </w:rPr>
-            </w:pPr>
-            <w:r>
-              <w:rPr>
-                <w:rFonts w:asciiTheme="majorBidi" w:hAnsiTheme="majorBidi" w:cstheme="majorBidi"/>
-                <w:sz w:val="18"/>
-                <w:szCs w:val="18"/>
-                <w:rtl/>
-                <w:lang w:bidi="ar-IQ"/>
-              </w:rPr>
-              <w:t xml:space="preserve">٣</w:t>
-            </w:r>
-          </w:p>
-        </w:tc>
-      </w:tr>
-      <w:tr>
-        <w:trPr>
-          <w:cantSplit/>
-        </w:trPr>
-        <w:tc>
-          <w:tcPr>
-            <w:tcW w:w="1828" w:type="pct"/>
-          </w:tcPr>
-          <w:p>
-            <w:pPr>
-              <w:keepNext/>
-              <w:keepLines/>
-              <w:spacing w:after="0"/>
-              <w:rPr>
-                <w:rFonts w:asciiTheme="majorBidi" w:hAnsiTheme="majorBidi" w:cstheme="majorBidi"/>
-                <w:sz w:val="18"/>
-                <w:szCs w:val="18"/>
-                <w:lang w:bidi="ar-IQ"/>
-              </w:rPr>
-            </w:pPr>
-            <w:r>
-              <w:rPr>
-                <w:rFonts w:asciiTheme="majorBidi" w:hAnsiTheme="majorBidi" w:cstheme="majorBidi"/>
-                <w:sz w:val="18"/>
-                <w:szCs w:val="18"/>
-                <w:rtl/>
-                <w:lang w:bidi="ar-IQ"/>
-              </w:rPr>
-              <w:t xml:space="preserve">تطبيقات الحاسوب</w:t>
-            </w:r>
-          </w:p>
-        </w:tc>
-        <w:tc>
-          <w:tcPr>
-            <w:tcW w:w="338" w:type="pct"/>
-          </w:tcPr>
-          <w:p>
-            <w:pPr>
-              <w:keepNext/>
-              <w:keepLines/>
-              <w:spacing w:after="0"/>
-              <w:rPr>
-                <w:rFonts w:asciiTheme="majorBidi" w:hAnsiTheme="majorBidi" w:cstheme="majorBidi"/>
-                <w:sz w:val="18"/>
-                <w:szCs w:val="18"/>
-                <w:lang w:bidi="ar-IQ"/>
-              </w:rPr>
-            </w:pPr>
-            <w:r>
-              <w:rPr>
-                <w:rFonts w:asciiTheme="majorBidi" w:hAnsiTheme="majorBidi" w:cstheme="majorBidi"/>
-                <w:sz w:val="18"/>
-                <w:szCs w:val="18"/>
-                <w:rtl/>
-                <w:lang w:bidi="ar-IQ"/>
-              </w:rPr>
-              <w:t xml:space="preserve">٥٤</w:t>
-            </w:r>
-          </w:p>
-        </w:tc>
-        <w:tc>
-          <w:tcPr>
-            <w:tcW w:w="339" w:type="pct"/>
-          </w:tcPr>
-          <w:p>
-            <w:pPr>
-              <w:keepNext/>
-              <w:keepLines/>
-              <w:spacing w:after="0"/>
-              <w:rPr>
-                <w:rFonts w:asciiTheme="majorBidi" w:hAnsiTheme="majorBidi" w:cstheme="majorBidi"/>
-                <w:sz w:val="18"/>
-                <w:szCs w:val="18"/>
-                <w:lang w:bidi="ar-IQ"/>
-              </w:rPr>
-            </w:pPr>
-            <w:r>
-              <w:rPr>
-                <w:rFonts w:asciiTheme="majorBidi" w:hAnsiTheme="majorBidi" w:cstheme="majorBidi"/>
-                <w:sz w:val="18"/>
-                <w:szCs w:val="18"/>
-                <w:rtl/>
-                <w:lang w:bidi="ar-IQ"/>
-              </w:rPr>
-              <w:t xml:space="preserve">٣</w:t>
-            </w:r>
-          </w:p>
-        </w:tc>
-        <w:tc>
-          <w:tcPr>
-            <w:tcW w:w="1831" w:type="pct"/>
-          </w:tcPr>
-          <w:p>
-            <w:pPr>
-              <w:keepNext/>
-              <w:keepLines/>
-              <w:spacing w:after="0"/>
-              <w:rPr>
-                <w:rFonts w:asciiTheme="majorBidi" w:hAnsiTheme="majorBidi" w:cstheme="majorBidi"/>
-                <w:sz w:val="18"/>
-                <w:szCs w:val="18"/>
-                <w:lang w:bidi="ar-IQ"/>
-              </w:rPr>
-            </w:pPr>
-            <w:r>
-              <w:rPr>
-                <w:rFonts w:asciiTheme="majorBidi" w:hAnsiTheme="majorBidi" w:cstheme="majorBidi"/>
-                <w:sz w:val="18"/>
-                <w:szCs w:val="18"/>
-                <w:rtl/>
-                <w:lang w:bidi="ar-IQ"/>
-              </w:rPr>
-              <w:t xml:space="preserve">هياكل البيانات ١</w:t>
-            </w:r>
-          </w:p>
-        </w:tc>
-        <w:tc>
-          <w:tcPr>
-            <w:tcW w:w="339" w:type="pct"/>
-          </w:tcPr>
-          <w:p>
-            <w:pPr>
-              <w:keepNext/>
-              <w:keepLines/>
-              <w:spacing w:after="0"/>
-              <w:rPr>
-                <w:rFonts w:asciiTheme="majorBidi" w:hAnsiTheme="majorBidi" w:cstheme="majorBidi"/>
-                <w:sz w:val="18"/>
-                <w:szCs w:val="18"/>
-                <w:lang w:bidi="ar-IQ"/>
-              </w:rPr>
-            </w:pPr>
-            <w:r>
-              <w:rPr>
-                <w:rFonts w:asciiTheme="majorBidi" w:hAnsiTheme="majorBidi" w:cstheme="majorBidi"/>
-                <w:sz w:val="18"/>
-                <w:szCs w:val="18"/>
-                <w:rtl/>
-                <w:lang w:bidi="ar-IQ"/>
-              </w:rPr>
-              <w:t xml:space="preserve">٦٣</w:t>
-            </w:r>
-          </w:p>
-        </w:tc>
-        <w:tc>
-          <w:tcPr>
-            <w:tcW w:w="325" w:type="pct"/>
-          </w:tcPr>
-          <w:p>
-            <w:pPr>
-              <w:keepNext/>
-              <w:keepLines/>
-              <w:spacing w:after="0"/>
-              <w:rPr>
-                <w:rFonts w:asciiTheme="majorBidi" w:hAnsiTheme="majorBidi" w:cstheme="majorBidi"/>
-                <w:sz w:val="18"/>
-                <w:szCs w:val="18"/>
-              </w:rPr>
-            </w:pPr>
-            <w:r>
-              <w:rPr>
-                <w:rFonts w:asciiTheme="majorBidi" w:hAnsiTheme="majorBidi" w:cstheme="majorBidi"/>
-                <w:sz w:val="18"/>
-                <w:szCs w:val="18"/>
-                <w:rtl/>
-                <w:lang w:bidi="ar-IQ"/>
-              </w:rPr>
-              <w:t xml:space="preserve">٣</w:t>
+              <w:t xml:space="preserve"/>
             </w:r>
           </w:p>
         </w:tc>
@@ -3240,32 +2860,58 @@
         </w:trPr>
         <w:tc>
           <w:tcPr>
-            <w:tcW w:w="5000" w:type="pct"/>
-            <w:gridSpan w:val="6"/>
-          </w:tcPr>
-          <w:p>
-            <w:pPr>
-              <w:keepNext/>
-              <w:keepLines/>
-              <w:spacing w:after="0"/>
-              <w:jc w:val="center"/>
-              <w:rPr>
-                <w:rFonts w:asciiTheme="majorBidi" w:hAnsiTheme="majorBidi" w:cstheme="majorBidi"/>
-                <w:sz w:val="18"/>
-                <w:szCs w:val="18"/>
-                <w:rtl/>
-                <w:lang w:bidi="ar-IQ"/>
-              </w:rPr>
-            </w:pPr>
-            <w:r>
-              <w:rPr>
-                <w:rFonts w:asciiTheme="majorBidi" w:hAnsiTheme="majorBidi" w:cs="Times New Roman"/>
-                <w:sz w:val="18"/>
-                <w:szCs w:val="18"/>
-                <w:rtl/>
-                <w:lang w:bidi="ar-IQ"/>
-              </w:rPr>
-              <w:t xml:space="preserve">٢٠١٨-٢٠١٩</w:t>
+            <w:tcW w:w="2505" w:type="pct"/>
+            <w:gridSpan w:val="3"/>
+          </w:tcPr>
+          <w:p>
+            <w:pPr>
+              <w:keepNext/>
+              <w:keepLines/>
+              <w:spacing w:after="0"/>
+              <w:rPr>
+                <w:rFonts w:asciiTheme="majorBidi" w:hAnsiTheme="majorBidi" w:cstheme="majorBidi"/>
+                <w:sz w:val="18"/>
+                <w:szCs w:val="18"/>
+                <w:lang w:bidi="ar-IQ"/>
+              </w:rPr>
+            </w:pPr>
+            <w:r>
+              <w:rPr>
+                <w:rFonts w:asciiTheme="majorBidi" w:hAnsiTheme="majorBidi" w:cstheme="majorBidi"/>
+                <w:sz w:val="18"/>
+                <w:szCs w:val="18"/>
+                <w:rtl/>
+                <w:lang w:bidi="ar-IQ"/>
+              </w:rPr>
+              <w:t xml:space="preserve">العام: ٢٠١٧-٢٠١٨</w:t>
+            </w:r>
+          </w:p>
+        </w:tc>
+        <w:tc>
+          <w:tcPr>
+            <w:tcW w:w="2495" w:type="pct"/>
+            <w:gridSpan w:val="3"/>
+          </w:tcPr>
+          <w:p>
+            <w:pPr>
+              <w:keepNext/>
+              <w:keepLines/>
+              <w:spacing w:after="0"/>
+              <w:rPr>
+                <w:rFonts w:asciiTheme="majorBidi" w:hAnsiTheme="majorBidi" w:cstheme="majorBidi"/>
+                <w:sz w:val="18"/>
+                <w:szCs w:val="18"/>
+              </w:rPr>
+            </w:pPr>
+            <w:r>
+              <w:rPr>
+                <w:rFonts w:asciiTheme="majorBidi" w:hAnsiTheme="majorBidi" w:cstheme="majorBidi"/>
+                <w:sz w:val="18"/>
+                <w:szCs w:val="18"/>
+                <w:rtl/>
+                <w:lang w:bidi="ar-IQ"/>
+              </w:rPr>
+              <w:t xml:space="preserve">العام: ٢٠١٧-٢٠١٨</w:t>
             </w:r>
           </w:p>
         </w:tc>
@@ -3276,58 +2922,186 @@
         </w:trPr>
         <w:tc>
           <w:tcPr>
-            <w:tcW w:w="2505" w:type="pct"/>
-            <w:gridSpan w:val="3"/>
-          </w:tcPr>
-          <w:p>
-            <w:pPr>
-              <w:keepNext/>
-              <w:keepLines/>
-              <w:spacing w:after="0"/>
-              <w:rPr>
-                <w:rFonts w:asciiTheme="majorBidi" w:hAnsiTheme="majorBidi" w:cstheme="majorBidi"/>
-                <w:sz w:val="18"/>
-                <w:szCs w:val="18"/>
-                <w:lang w:bidi="ar-IQ"/>
-              </w:rPr>
-            </w:pPr>
-            <w:r>
-              <w:rPr>
-                <w:rFonts w:asciiTheme="majorBidi" w:hAnsiTheme="majorBidi" w:cstheme="majorBidi"/>
-                <w:sz w:val="18"/>
-                <w:szCs w:val="18"/>
-                <w:rtl/>
-                <w:lang w:bidi="ar-IQ"/>
-              </w:rPr>
-              <w:t xml:space="preserve">المرحلة ٣ - ٢٠١٨-٢٠١٩</w:t>
-            </w:r>
-          </w:p>
-        </w:tc>
-        <w:tc>
-          <w:tcPr>
-            <w:tcW w:w="2495" w:type="pct"/>
-            <w:gridSpan w:val="3"/>
-          </w:tcPr>
-          <w:p>
-            <w:pPr>
-              <w:keepNext/>
-              <w:keepLines/>
-              <w:spacing w:after="0"/>
-              <w:rPr>
-                <w:rFonts w:asciiTheme="majorBidi" w:hAnsiTheme="majorBidi" w:cstheme="majorBidi"/>
-                <w:sz w:val="18"/>
-                <w:szCs w:val="18"/>
-              </w:rPr>
-            </w:pPr>
-            <w:r>
-              <w:rPr>
-                <w:rFonts w:asciiTheme="majorBidi" w:hAnsiTheme="majorBidi" w:cstheme="majorBidi"/>
-                <w:sz w:val="18"/>
-                <w:szCs w:val="18"/>
-                <w:rtl/>
-                <w:lang w:bidi="ar-IQ"/>
-              </w:rPr>
-              <w:t xml:space="preserve">المرحلة ٤</w:t>
+            <w:tcW w:w="1828" w:type="pct"/>
+          </w:tcPr>
+          <w:p>
+            <w:pPr>
+              <w:keepNext/>
+              <w:keepLines/>
+              <w:spacing w:after="0"/>
+              <w:rPr>
+                <w:rFonts w:asciiTheme="majorBidi" w:hAnsiTheme="majorBidi" w:cstheme="majorBidi"/>
+                <w:b/>
+                <w:bCs/>
+                <w:sz w:val="18"/>
+                <w:szCs w:val="18"/>
+                <w:lang w:bidi="ar-IQ"/>
+              </w:rPr>
+            </w:pPr>
+            <w:r>
+              <w:rPr>
+                <w:rFonts w:asciiTheme="majorBidi" w:hAnsiTheme="majorBidi" w:cstheme="majorBidi"/>
+                <w:b/>
+                <w:bCs/>
+                <w:sz w:val="18"/>
+                <w:szCs w:val="18"/>
+                <w:rtl/>
+              </w:rPr>
+              <w:t>المادة الدراسية</w:t>
+            </w:r>
+          </w:p>
+        </w:tc>
+        <w:tc>
+          <w:tcPr>
+            <w:tcW w:w="338" w:type="pct"/>
+          </w:tcPr>
+          <w:p>
+            <w:pPr>
+              <w:keepNext/>
+              <w:keepLines/>
+              <w:spacing w:after="0"/>
+              <w:rPr>
+                <w:rFonts w:asciiTheme="majorBidi" w:hAnsiTheme="majorBidi" w:cstheme="majorBidi"/>
+                <w:b/>
+                <w:bCs/>
+                <w:sz w:val="18"/>
+                <w:szCs w:val="18"/>
+                <w:lang w:bidi="ar-IQ"/>
+              </w:rPr>
+            </w:pPr>
+            <w:r>
+              <w:rPr>
+                <w:rFonts w:asciiTheme="majorBidi" w:hAnsiTheme="majorBidi" w:cstheme="majorBidi"/>
+                <w:b/>
+                <w:bCs/>
+                <w:sz w:val="18"/>
+                <w:szCs w:val="18"/>
+                <w:rtl/>
+              </w:rPr>
+              <w:t>الدرجة</w:t>
+            </w:r>
+          </w:p>
+        </w:tc>
+        <w:tc>
+          <w:tcPr>
+            <w:tcW w:w="339" w:type="pct"/>
+          </w:tcPr>
+          <w:p>
+            <w:pPr>
+              <w:keepNext/>
+              <w:keepLines/>
+              <w:spacing w:after="0"/>
+              <w:rPr>
+                <w:rFonts w:asciiTheme="majorBidi" w:hAnsiTheme="majorBidi" w:cstheme="majorBidi"/>
+                <w:b/>
+                <w:bCs/>
+                <w:sz w:val="18"/>
+                <w:szCs w:val="18"/>
+                <w:lang w:bidi="ar-IQ"/>
+              </w:rPr>
+            </w:pPr>
+            <w:r>
+              <w:rPr>
+                <w:rFonts w:asciiTheme="majorBidi" w:hAnsiTheme="majorBidi" w:cstheme="majorBidi"/>
+                <w:b/>
+                <w:bCs/>
+                <w:sz w:val="18"/>
+                <w:szCs w:val="18"/>
+                <w:rtl/>
+              </w:rPr>
+              <w:t>الوحدة</w:t>
+            </w:r>
+          </w:p>
+        </w:tc>
+        <w:tc>
+          <w:tcPr>
+            <w:tcW w:w="1831" w:type="pct"/>
+          </w:tcPr>
+          <w:p>
+            <w:pPr>
+              <w:keepNext/>
+              <w:keepLines/>
+              <w:spacing w:after="0"/>
+              <w:rPr>
+                <w:rFonts w:asciiTheme="majorBidi" w:hAnsiTheme="majorBidi" w:cstheme="majorBidi"/>
+                <w:b/>
+                <w:bCs/>
+                <w:sz w:val="18"/>
+                <w:szCs w:val="18"/>
+                <w:lang w:bidi="ar-IQ"/>
+              </w:rPr>
+            </w:pPr>
+            <w:r>
+              <w:rPr>
+                <w:rFonts w:asciiTheme="majorBidi" w:hAnsiTheme="majorBidi" w:cstheme="majorBidi"/>
+                <w:b/>
+                <w:bCs/>
+                <w:sz w:val="18"/>
+                <w:szCs w:val="18"/>
+                <w:rtl/>
+              </w:rPr>
+              <w:t>المادة الدراسية</w:t>
+            </w:r>
+          </w:p>
+        </w:tc>
+        <w:tc>
+          <w:tcPr>
+            <w:tcW w:w="339" w:type="pct"/>
+          </w:tcPr>
+          <w:p>
+            <w:pPr>
+              <w:keepNext/>
+              <w:keepLines/>
+              <w:spacing w:after="0"/>
+              <w:rPr>
+                <w:rFonts w:asciiTheme="majorBidi" w:hAnsiTheme="majorBidi" w:cstheme="majorBidi"/>
+                <w:b/>
+                <w:bCs/>
+                <w:sz w:val="18"/>
+                <w:szCs w:val="18"/>
+                <w:lang w:bidi="ar-IQ"/>
+              </w:rPr>
+            </w:pPr>
+            <w:r>
+              <w:rPr>
+                <w:rFonts w:asciiTheme="majorBidi" w:hAnsiTheme="majorBidi" w:cstheme="majorBidi"/>
+                <w:b/>
+                <w:bCs/>
+                <w:sz w:val="18"/>
+                <w:szCs w:val="18"/>
+                <w:rtl/>
+              </w:rPr>
+              <w:t>الدرجة</w:t>
+            </w:r>
+          </w:p>
+        </w:tc>
+        <w:tc>
+          <w:tcPr>
+            <w:tcW w:w="325" w:type="pct"/>
+          </w:tcPr>
+          <w:p>
+            <w:pPr>
+              <w:keepNext/>
+              <w:keepLines/>
+              <w:spacing w:after="0"/>
+              <w:rPr>
+                <w:rFonts w:asciiTheme="majorBidi" w:hAnsiTheme="majorBidi" w:cstheme="majorBidi"/>
+                <w:b/>
+                <w:bCs/>
+                <w:sz w:val="18"/>
+                <w:szCs w:val="18"/>
+              </w:rPr>
+            </w:pPr>
+            <w:r>
+              <w:rPr>
+                <w:rFonts w:asciiTheme="majorBidi" w:hAnsiTheme="majorBidi" w:cstheme="majorBidi"/>
+                <w:b/>
+                <w:bCs/>
+                <w:sz w:val="18"/>
+                <w:szCs w:val="18"/>
+                <w:rtl/>
+              </w:rPr>
+              <w:t>الوحدة</w:t>
             </w:r>
           </w:p>
         </w:tc>
@@ -3347,23 +3121,20 @@
               <w:spacing w:after="0"/>
               <w:rPr>
                 <w:rFonts w:asciiTheme="majorBidi" w:hAnsiTheme="majorBidi" w:cstheme="majorBidi"/>
-                <w:b/>
-                <w:bCs/>
-                <w:sz w:val="18"/>
-                <w:szCs w:val="18"/>
-                <w:lang w:bidi="ar-IQ"/>
-              </w:rPr>
-            </w:pPr>
-            <w:r>
-              <w:rPr>
-                <w:rFonts w:asciiTheme="majorBidi" w:hAnsiTheme="majorBidi" w:cstheme="majorBidi"/>
-                <w:b/>
-                <w:bCs/>
-                <w:sz w:val="18"/>
-                <w:szCs w:val="18"/>
-                <w:rtl/>
-              </w:rPr>
-              <w:t>المادة الدراسية</w:t>
+                <w:sz w:val="18"/>
+                <w:szCs w:val="18"/>
+                <w:lang w:bidi="ar-IQ"/>
+              </w:rPr>
+            </w:pPr>
+            <w:r>
+              <w:rPr>
+                <w:rFonts w:asciiTheme="majorBidi" w:hAnsiTheme="majorBidi" w:cstheme="majorBidi"/>
+                <w:sz w:val="18"/>
+                <w:szCs w:val="18"/>
+                <w:rtl/>
+                <w:lang w:bidi="ar-IQ"/>
+              </w:rPr>
+              <w:t xml:space="preserve">البرمجة الكيانية ١</w:t>
             </w:r>
           </w:p>
         </w:tc>
@@ -3378,23 +3149,20 @@
               <w:spacing w:after="0"/>
               <w:rPr>
                 <w:rFonts w:asciiTheme="majorBidi" w:hAnsiTheme="majorBidi" w:cstheme="majorBidi"/>
-                <w:b/>
-                <w:bCs/>
-                <w:sz w:val="18"/>
-                <w:szCs w:val="18"/>
-                <w:lang w:bidi="ar-IQ"/>
-              </w:rPr>
-            </w:pPr>
-            <w:r>
-              <w:rPr>
-                <w:rFonts w:asciiTheme="majorBidi" w:hAnsiTheme="majorBidi" w:cstheme="majorBidi"/>
-                <w:b/>
-                <w:bCs/>
-                <w:sz w:val="18"/>
-                <w:szCs w:val="18"/>
-                <w:rtl/>
-              </w:rPr>
-              <w:t>الدرجة</w:t>
+                <w:sz w:val="18"/>
+                <w:szCs w:val="18"/>
+                <w:lang w:bidi="ar-IQ"/>
+              </w:rPr>
+            </w:pPr>
+            <w:r>
+              <w:rPr>
+                <w:rFonts w:asciiTheme="majorBidi" w:hAnsiTheme="majorBidi" w:cstheme="majorBidi"/>
+                <w:sz w:val="18"/>
+                <w:szCs w:val="18"/>
+                <w:rtl/>
+                <w:lang w:bidi="ar-IQ"/>
+              </w:rPr>
+              <w:t xml:space="preserve">٥٣</w:t>
             </w:r>
           </w:p>
         </w:tc>
@@ -3409,23 +3177,20 @@
               <w:spacing w:after="0"/>
               <w:rPr>
                 <w:rFonts w:asciiTheme="majorBidi" w:hAnsiTheme="majorBidi" w:cstheme="majorBidi"/>
-                <w:b/>
-                <w:bCs/>
-                <w:sz w:val="18"/>
-                <w:szCs w:val="18"/>
-                <w:lang w:bidi="ar-IQ"/>
-              </w:rPr>
-            </w:pPr>
-            <w:r>
-              <w:rPr>
-                <w:rFonts w:asciiTheme="majorBidi" w:hAnsiTheme="majorBidi" w:cstheme="majorBidi"/>
-                <w:b/>
-                <w:bCs/>
-                <w:sz w:val="18"/>
-                <w:szCs w:val="18"/>
-                <w:rtl/>
-              </w:rPr>
-              <w:t>الوحدة</w:t>
+                <w:sz w:val="18"/>
+                <w:szCs w:val="18"/>
+                <w:lang w:bidi="ar-IQ"/>
+              </w:rPr>
+            </w:pPr>
+            <w:r>
+              <w:rPr>
+                <w:rFonts w:asciiTheme="majorBidi" w:hAnsiTheme="majorBidi" w:cstheme="majorBidi"/>
+                <w:sz w:val="18"/>
+                <w:szCs w:val="18"/>
+                <w:rtl/>
+                <w:lang w:bidi="ar-IQ"/>
+              </w:rPr>
+              <w:t xml:space="preserve">٣</w:t>
             </w:r>
           </w:p>
         </w:tc>
@@ -3440,23 +3205,20 @@
               <w:spacing w:after="0"/>
               <w:rPr>
                 <w:rFonts w:asciiTheme="majorBidi" w:hAnsiTheme="majorBidi" w:cstheme="majorBidi"/>
-                <w:b/>
-                <w:bCs/>
-                <w:sz w:val="18"/>
-                <w:szCs w:val="18"/>
-                <w:lang w:bidi="ar-IQ"/>
-              </w:rPr>
-            </w:pPr>
-            <w:r>
-              <w:rPr>
-                <w:rFonts w:asciiTheme="majorBidi" w:hAnsiTheme="majorBidi" w:cstheme="majorBidi"/>
-                <w:b/>
-                <w:bCs/>
-                <w:sz w:val="18"/>
-                <w:szCs w:val="18"/>
-                <w:rtl/>
-              </w:rPr>
-              <w:t>المادة الدراسية</w:t>
+                <w:sz w:val="18"/>
+                <w:szCs w:val="18"/>
+                <w:lang w:bidi="ar-IQ"/>
+              </w:rPr>
+            </w:pPr>
+            <w:r>
+              <w:rPr>
+                <w:rFonts w:asciiTheme="majorBidi" w:hAnsiTheme="majorBidi" w:cstheme="majorBidi"/>
+                <w:sz w:val="18"/>
+                <w:szCs w:val="18"/>
+                <w:rtl/>
+                <w:lang w:bidi="ar-IQ"/>
+              </w:rPr>
+              <w:t xml:space="preserve">الاحتمالية والاحصاء</w:t>
             </w:r>
           </w:p>
         </w:tc>
@@ -3471,23 +3233,20 @@
               <w:spacing w:after="0"/>
               <w:rPr>
                 <w:rFonts w:asciiTheme="majorBidi" w:hAnsiTheme="majorBidi" w:cstheme="majorBidi"/>
-                <w:b/>
-                <w:bCs/>
-                <w:sz w:val="18"/>
-                <w:szCs w:val="18"/>
-                <w:lang w:bidi="ar-IQ"/>
-              </w:rPr>
-            </w:pPr>
-            <w:r>
-              <w:rPr>
-                <w:rFonts w:asciiTheme="majorBidi" w:hAnsiTheme="majorBidi" w:cstheme="majorBidi"/>
-                <w:b/>
-                <w:bCs/>
-                <w:sz w:val="18"/>
-                <w:szCs w:val="18"/>
-                <w:rtl/>
-              </w:rPr>
-              <w:t>الدرجة</w:t>
+                <w:sz w:val="18"/>
+                <w:szCs w:val="18"/>
+                <w:lang w:bidi="ar-IQ"/>
+              </w:rPr>
+            </w:pPr>
+            <w:r>
+              <w:rPr>
+                <w:rFonts w:asciiTheme="majorBidi" w:hAnsiTheme="majorBidi" w:cstheme="majorBidi"/>
+                <w:sz w:val="18"/>
+                <w:szCs w:val="18"/>
+                <w:rtl/>
+                <w:lang w:bidi="ar-IQ"/>
+              </w:rPr>
+              <w:t xml:space="preserve">٥٣</w:t>
             </w:r>
           </w:p>
         </w:tc>
@@ -3502,22 +3261,19 @@
               <w:spacing w:after="0"/>
               <w:rPr>
                 <w:rFonts w:asciiTheme="majorBidi" w:hAnsiTheme="majorBidi" w:cstheme="majorBidi"/>
-                <w:b/>
-                <w:bCs/>
-                <w:sz w:val="18"/>
-                <w:szCs w:val="18"/>
-              </w:rPr>
-            </w:pPr>
-            <w:r>
-              <w:rPr>
-                <w:rFonts w:asciiTheme="majorBidi" w:hAnsiTheme="majorBidi" w:cstheme="majorBidi"/>
-                <w:b/>
-                <w:bCs/>
-                <w:sz w:val="18"/>
-                <w:szCs w:val="18"/>
-                <w:rtl/>
-              </w:rPr>
-              <w:t>الوحدة</w:t>
+                <w:sz w:val="18"/>
+                <w:szCs w:val="18"/>
+              </w:rPr>
+            </w:pPr>
+            <w:r>
+              <w:rPr>
+                <w:rFonts w:asciiTheme="majorBidi" w:hAnsiTheme="majorBidi" w:cstheme="majorBidi"/>
+                <w:sz w:val="18"/>
+                <w:szCs w:val="18"/>
+                <w:rtl/>
+                <w:lang w:bidi="ar-IQ"/>
+              </w:rPr>
+              <w:t xml:space="preserve">٣</w:t>
             </w:r>
           </w:p>
         </w:tc>
@@ -3550,7 +3306,7 @@
                 <w:rtl/>
                 <w:lang w:bidi="ar-IQ"/>
               </w:rPr>
-              <w:t xml:space="preserve">اخلاقيات الحاسوب</w:t>
+              <w:t xml:space="preserve">البرمجة الكيانية ٢</w:t>
             </w:r>
           </w:p>
         </w:tc>
@@ -3578,7 +3334,7 @@
                 <w:rtl/>
                 <w:lang w:bidi="ar-IQ"/>
               </w:rPr>
-              <w:t xml:space="preserve">٥٨</w:t>
+              <w:t xml:space="preserve">٥١</w:t>
             </w:r>
           </w:p>
         </w:tc>
@@ -3606,7 +3362,7 @@
                 <w:rtl/>
                 <w:lang w:bidi="ar-IQ"/>
               </w:rPr>
-              <w:t xml:space="preserve">٢</w:t>
+              <w:t xml:space="preserve">٣</w:t>
             </w:r>
           </w:p>
         </w:tc>
@@ -3634,7 +3390,7 @@
                 <w:rtl/>
                 <w:lang w:bidi="ar-IQ"/>
               </w:rPr>
-              <w:t xml:space="preserve">الحوسبة السحابية</w:t>
+              <w:t xml:space="preserve">البرمجة المرئية</w:t>
             </w:r>
           </w:p>
         </w:tc>
@@ -3662,7 +3418,7 @@
                 <w:rtl/>
                 <w:lang w:bidi="ar-IQ"/>
               </w:rPr>
-              <w:t xml:space="preserve">٨٤</w:t>
+              <w:t xml:space="preserve">٥٠</w:t>
             </w:r>
           </w:p>
         </w:tc>
@@ -3689,7 +3445,7 @@
                 <w:rtl/>
                 <w:lang w:bidi="ar-IQ"/>
               </w:rPr>
-              <w:t xml:space="preserve">٢</w:t>
+              <w:t xml:space="preserve">٣</w:t>
             </w:r>
           </w:p>
         </w:tc>
@@ -3722,7 +3478,7 @@
                 <w:rtl/>
                 <w:lang w:bidi="ar-IQ"/>
               </w:rPr>
-              <w:t xml:space="preserve">الذكاء الاصطناعي</w:t>
+              <w:t xml:space="preserve">الرسم بالحاسوب</w:t>
             </w:r>
           </w:p>
         </w:tc>
@@ -3750,91 +3506,91 @@
                 <w:rtl/>
                 <w:lang w:bidi="ar-IQ"/>
               </w:rPr>
+              <w:t xml:space="preserve">٦٣</w:t>
+            </w:r>
+          </w:p>
+        </w:tc>
+        <w:tc>
+          <w:tcPr>
+            <w:tcW w:w="339" w:type="pct"/>
+          </w:tcPr>
+          <w:p>
+            <w:pPr>
+              <w:keepNext/>
+              <w:keepLines/>
+              <w:spacing w:after="0"/>
+              <w:rPr>
+                <w:rFonts w:asciiTheme="majorBidi" w:hAnsiTheme="majorBidi" w:cstheme="majorBidi"/>
+                <w:sz w:val="18"/>
+                <w:szCs w:val="18"/>
+                <w:lang w:bidi="ar-IQ"/>
+              </w:rPr>
+            </w:pPr>
+            <w:r>
+              <w:rPr>
+                <w:rFonts w:asciiTheme="majorBidi" w:hAnsiTheme="majorBidi" w:cstheme="majorBidi"/>
+                <w:sz w:val="18"/>
+                <w:szCs w:val="18"/>
+                <w:rtl/>
+                <w:lang w:bidi="ar-IQ"/>
+              </w:rPr>
+              <w:t xml:space="preserve">٣</w:t>
+            </w:r>
+          </w:p>
+        </w:tc>
+        <w:tc>
+          <w:tcPr>
+            <w:tcW w:w="1831" w:type="pct"/>
+          </w:tcPr>
+          <w:p>
+            <w:pPr>
+              <w:keepNext/>
+              <w:keepLines/>
+              <w:spacing w:after="0"/>
+              <w:rPr>
+                <w:rFonts w:asciiTheme="majorBidi" w:hAnsiTheme="majorBidi" w:cstheme="majorBidi"/>
+                <w:sz w:val="18"/>
+                <w:szCs w:val="18"/>
+                <w:lang w:bidi="ar-IQ"/>
+              </w:rPr>
+            </w:pPr>
+            <w:r>
+              <w:rPr>
+                <w:rFonts w:asciiTheme="majorBidi" w:hAnsiTheme="majorBidi" w:cstheme="majorBidi"/>
+                <w:sz w:val="18"/>
+                <w:szCs w:val="18"/>
+                <w:rtl/>
+                <w:lang w:bidi="ar-IQ"/>
+              </w:rPr>
+              <w:t xml:space="preserve">المعالجات المايكروية</w:t>
+            </w:r>
+          </w:p>
+        </w:tc>
+        <w:tc>
+          <w:tcPr>
+            <w:tcW w:w="339" w:type="pct"/>
+          </w:tcPr>
+          <w:p>
+            <w:pPr>
+              <w:keepNext/>
+              <w:keepLines/>
+              <w:spacing w:after="0"/>
+              <w:rPr>
+                <w:rFonts w:asciiTheme="majorBidi" w:hAnsiTheme="majorBidi" w:cstheme="majorBidi"/>
+                <w:sz w:val="18"/>
+                <w:szCs w:val="18"/>
+                <w:lang w:bidi="ar-IQ"/>
+              </w:rPr>
+            </w:pPr>
+            <w:r>
+              <w:rPr>
+                <w:rFonts w:asciiTheme="majorBidi" w:hAnsiTheme="majorBidi" w:cstheme="majorBidi"/>
+                <w:sz w:val="18"/>
+                <w:szCs w:val="18"/>
+                <w:rtl/>
+                <w:lang w:bidi="ar-IQ"/>
+              </w:rPr>
               <w:t xml:space="preserve">٥٠</w:t>
-            </w:r>
-          </w:p>
-        </w:tc>
-        <w:tc>
-          <w:tcPr>
-            <w:tcW w:w="339" w:type="pct"/>
-          </w:tcPr>
-          <w:p>
-            <w:pPr>
-              <w:keepNext/>
-              <w:keepLines/>
-              <w:spacing w:after="0"/>
-              <w:rPr>
-                <w:rFonts w:asciiTheme="majorBidi" w:hAnsiTheme="majorBidi" w:cstheme="majorBidi"/>
-                <w:sz w:val="18"/>
-                <w:szCs w:val="18"/>
-                <w:lang w:bidi="ar-IQ"/>
-              </w:rPr>
-            </w:pPr>
-            <w:r>
-              <w:rPr>
-                <w:rFonts w:asciiTheme="majorBidi" w:hAnsiTheme="majorBidi" w:cstheme="majorBidi"/>
-                <w:sz w:val="18"/>
-                <w:szCs w:val="18"/>
-                <w:rtl/>
-                <w:lang w:bidi="ar-IQ"/>
-              </w:rPr>
-              <w:t xml:space="preserve">٣</w:t>
-            </w:r>
-          </w:p>
-        </w:tc>
-        <w:tc>
-          <w:tcPr>
-            <w:tcW w:w="1831" w:type="pct"/>
-          </w:tcPr>
-          <w:p>
-            <w:pPr>
-              <w:keepNext/>
-              <w:keepLines/>
-              <w:spacing w:after="0"/>
-              <w:rPr>
-                <w:rFonts w:asciiTheme="majorBidi" w:hAnsiTheme="majorBidi" w:cstheme="majorBidi"/>
-                <w:sz w:val="18"/>
-                <w:szCs w:val="18"/>
-                <w:lang w:bidi="ar-IQ"/>
-              </w:rPr>
-            </w:pPr>
-            <w:r>
-              <w:rPr>
-                <w:rFonts w:asciiTheme="majorBidi" w:hAnsiTheme="majorBidi" w:cstheme="majorBidi"/>
-                <w:sz w:val="18"/>
-                <w:szCs w:val="18"/>
-                <w:rtl/>
-                <w:lang w:bidi="ar-IQ"/>
-              </w:rPr>
-              <w:t xml:space="preserve">الذكاء الحاسوبي</w:t>
-            </w:r>
-          </w:p>
-        </w:tc>
-        <w:tc>
-          <w:tcPr>
-            <w:tcW w:w="339" w:type="pct"/>
-          </w:tcPr>
-          <w:p>
-            <w:pPr>
-              <w:keepNext/>
-              <w:keepLines/>
-              <w:spacing w:after="0"/>
-              <w:rPr>
-                <w:rFonts w:asciiTheme="majorBidi" w:hAnsiTheme="majorBidi" w:cstheme="majorBidi"/>
-                <w:sz w:val="18"/>
-                <w:szCs w:val="18"/>
-                <w:lang w:bidi="ar-IQ"/>
-              </w:rPr>
-            </w:pPr>
-            <w:r>
-              <w:rPr>
-                <w:rFonts w:asciiTheme="majorBidi" w:hAnsiTheme="majorBidi" w:cstheme="majorBidi"/>
-                <w:sz w:val="18"/>
-                <w:szCs w:val="18"/>
-                <w:rtl/>
-                <w:lang w:bidi="ar-IQ"/>
-              </w:rPr>
-              <w:t xml:space="preserve">٦٨</w:t>
             </w:r>
           </w:p>
         </w:tc>
@@ -3894,7 +3650,7 @@
                 <w:rtl/>
                 <w:lang w:bidi="ar-IQ"/>
               </w:rPr>
-              <w:t xml:space="preserve">المترجمات</w:t>
+              <w:t xml:space="preserve">الطرق العددية</w:t>
             </w:r>
           </w:p>
         </w:tc>
@@ -3922,7 +3678,7 @@
                 <w:rtl/>
                 <w:lang w:bidi="ar-IQ"/>
               </w:rPr>
-              <w:t xml:space="preserve">٦٣</w:t>
+              <w:t xml:space="preserve">٦٦</w:t>
             </w:r>
           </w:p>
         </w:tc>
@@ -3950,7 +3706,7 @@
                 <w:rtl/>
                 <w:lang w:bidi="ar-IQ"/>
               </w:rPr>
-              <w:t xml:space="preserve">٤</w:t>
+              <w:t xml:space="preserve">٣</w:t>
             </w:r>
           </w:p>
         </w:tc>
@@ -3978,7 +3734,7 @@
                 <w:rtl/>
                 <w:lang w:bidi="ar-IQ"/>
               </w:rPr>
-              <w:t xml:space="preserve">الرؤيا بالحاسوب</w:t>
+              <w:t xml:space="preserve"/>
             </w:r>
           </w:p>
         </w:tc>
@@ -4006,7 +3762,7 @@
                 <w:rtl/>
                 <w:lang w:bidi="ar-IQ"/>
               </w:rPr>
-              <w:t xml:space="preserve">٧٨</w:t>
+              <w:t xml:space="preserve"/>
             </w:r>
           </w:p>
         </w:tc>
@@ -4033,7 +3789,7 @@
                 <w:rtl/>
                 <w:lang w:bidi="ar-IQ"/>
               </w:rPr>
-              <w:t xml:space="preserve">٣</w:t>
+              <w:t xml:space="preserve"/>
             </w:r>
           </w:p>
         </w:tc>
@@ -4066,7 +3822,7 @@
                 <w:rtl/>
                 <w:lang w:bidi="ar-IQ"/>
               </w:rPr>
-              <w:t xml:space="preserve">بحوث العمليات</w:t>
+              <w:t xml:space="preserve">العربي</w:t>
             </w:r>
           </w:p>
         </w:tc>
@@ -4094,7 +3850,7 @@
                 <w:rtl/>
                 <w:lang w:bidi="ar-IQ"/>
               </w:rPr>
-              <w:t xml:space="preserve">٥٠</w:t>
+              <w:t xml:space="preserve">٧٠</w:t>
             </w:r>
           </w:p>
         </w:tc>
@@ -4122,7 +3878,7 @@
                 <w:rtl/>
                 <w:lang w:bidi="ar-IQ"/>
               </w:rPr>
-              <w:t xml:space="preserve">٣</w:t>
+              <w:t xml:space="preserve">٢</w:t>
             </w:r>
           </w:p>
         </w:tc>
@@ -4150,7 +3906,7 @@
                 <w:rtl/>
                 <w:lang w:bidi="ar-IQ"/>
               </w:rPr>
-              <w:t xml:space="preserve">المحاكاة بالحاسوب</w:t>
+              <w:t xml:space="preserve"/>
             </w:r>
           </w:p>
         </w:tc>
@@ -4178,7 +3934,7 @@
                 <w:rtl/>
                 <w:lang w:bidi="ar-IQ"/>
               </w:rPr>
-              <w:t xml:space="preserve">٨٠</w:t>
+              <w:t xml:space="preserve"/>
             </w:r>
           </w:p>
         </w:tc>
@@ -4205,7 +3961,7 @@
                 <w:rtl/>
                 <w:lang w:bidi="ar-IQ"/>
               </w:rPr>
-              <w:t xml:space="preserve">٣</w:t>
+              <w:t xml:space="preserve"/>
             </w:r>
           </w:p>
         </w:tc>
@@ -4238,7 +3994,7 @@
                 <w:rtl/>
                 <w:lang w:bidi="ar-IQ"/>
               </w:rPr>
-              <w:t xml:space="preserve">برمجة المواقع ١</w:t>
+              <w:t xml:space="preserve">النظرية الاحتسابية</w:t>
             </w:r>
           </w:p>
         </w:tc>
@@ -4266,7 +4022,7 @@
                 <w:rtl/>
                 <w:lang w:bidi="ar-IQ"/>
               </w:rPr>
-              <w:t xml:space="preserve">٥٨</w:t>
+              <w:t xml:space="preserve">٥٠</w:t>
             </w:r>
           </w:p>
         </w:tc>
@@ -4322,7 +4078,7 @@
                 <w:rtl/>
                 <w:lang w:bidi="ar-IQ"/>
               </w:rPr>
-              <w:t xml:space="preserve">امنية الحاسوب</w:t>
+              <w:t xml:space="preserve"/>
             </w:r>
           </w:p>
         </w:tc>
@@ -4350,7 +4106,7 @@
                 <w:rtl/>
                 <w:lang w:bidi="ar-IQ"/>
               </w:rPr>
-              <w:t xml:space="preserve">٨٠</w:t>
+              <w:t xml:space="preserve"/>
             </w:r>
           </w:p>
         </w:tc>
@@ -4377,7 +4133,7 @@
                 <w:rtl/>
                 <w:lang w:bidi="ar-IQ"/>
               </w:rPr>
-              <w:t xml:space="preserve">٣</w:t>
+              <w:t xml:space="preserve"/>
             </w:r>
           </w:p>
         </w:tc>
@@ -4410,7 +4166,7 @@
                 <w:rtl/>
                 <w:lang w:bidi="ar-IQ"/>
               </w:rPr>
-              <w:t xml:space="preserve">برمجة المواقع ٢</w:t>
+              <w:t xml:space="preserve">هياكل البيانات ١</w:t>
             </w:r>
           </w:p>
         </w:tc>
@@ -4438,7 +4194,7 @@
                 <w:rtl/>
                 <w:lang w:bidi="ar-IQ"/>
               </w:rPr>
-              <w:t xml:space="preserve">٥٧</w:t>
+              <w:t xml:space="preserve">٦٣</w:t>
             </w:r>
           </w:p>
         </w:tc>
@@ -4494,7 +4250,7 @@
                 <w:rtl/>
                 <w:lang w:bidi="ar-IQ"/>
               </w:rPr>
-              <w:t xml:space="preserve">انظمة التشغيل</w:t>
+              <w:t xml:space="preserve"/>
             </w:r>
           </w:p>
         </w:tc>
@@ -4522,7 +4278,7 @@
                 <w:rtl/>
                 <w:lang w:bidi="ar-IQ"/>
               </w:rPr>
-              <w:t xml:space="preserve">٨٠</w:t>
+              <w:t xml:space="preserve"/>
             </w:r>
           </w:p>
         </w:tc>
@@ -4549,7 +4305,105 @@
                 <w:rtl/>
                 <w:lang w:bidi="ar-IQ"/>
               </w:rPr>
-              <w:t xml:space="preserve">٣</w:t>
+              <w:t xml:space="preserve"/>
+            </w:r>
+          </w:p>
+        </w:tc>
+      </w:tr>
+    </w:tbl>
+    <w:p>
+      <w:pPr>
+        <w:keepNext/>
+        <w:keepLines/>
+        <w:spacing w:line="240" w:lineRule="auto"/>
+        <w:rPr>
+          <w:rFonts w:asciiTheme="majorBidi" w:hAnsiTheme="majorBidi" w:cstheme="majorBidi"/>
+          <w:lang w:bidi="ar-IQ"/>
+        </w:rPr>
+      </w:pPr>
+      <w:r>
+        <w:rPr>
+          <w:rFonts w:asciiTheme="majorBidi" w:hAnsiTheme="majorBidi" w:cstheme="majorBidi"/>
+          <w:rtl/>
+          <w:lang w:bidi="ar-IQ"/>
+        </w:rPr>
+        <w:t xml:space="preserve"/>
+      </w:r>
+    </w:p>
+    <w:tbl>
+      <w:tblPr>
+        <w:tblStyle w:val="TableGrid"/>
+        <w:bidiVisual/>
+        <w:tblW w:w="5000" w:type="pct"/>
+        <w:tblLayout w:type="fixed"/>
+        <w:tblLook w:val="04A0" w:firstRow="1" w:lastRow="0" w:firstColumn="1" w:lastColumn="0" w:noHBand="0" w:noVBand="1"/>
+      </w:tblPr>
+      <w:tblGrid>
+        <w:gridCol w:w="3822"/>
+        <w:gridCol w:w="707"/>
+        <w:gridCol w:w="709"/>
+        <w:gridCol w:w="3829"/>
+        <w:gridCol w:w="709"/>
+        <w:gridCol w:w="680"/>
+      </w:tblGrid>
+      <w:tr>
+        <w:trPr>
+          <w:cantSplit/>
+        </w:trPr>
+        <w:tc>
+          <w:tcPr>
+            <w:tcW w:w="2505" w:type="pct"/>
+            <w:gridSpan w:val="3"/>
+          </w:tcPr>
+          <w:p>
+            <w:pPr>
+              <w:keepNext/>
+              <w:keepLines/>
+              <w:spacing w:after="0"/>
+              <w:rPr>
+                <w:rFonts w:asciiTheme="majorBidi" w:hAnsiTheme="majorBidi" w:cstheme="majorBidi"/>
+                <w:sz w:val="18"/>
+                <w:szCs w:val="18"/>
+                <w:lang w:bidi="ar-IQ"/>
+              </w:rPr>
+            </w:pPr>
+            <w:r>
+              <w:rPr>
+                <w:rFonts w:asciiTheme="majorBidi" w:hAnsiTheme="majorBidi" w:cstheme="majorBidi"/>
+                <w:sz w:val="18"/>
+                <w:szCs w:val="18"/>
+                <w:rtl/>
+                <w:lang w:bidi="ar-IQ"/>
+              </w:rPr>
+              <w:t xml:space="preserve">العام: ٢٠١٨-٢٠١٩</w:t>
+            </w:r>
+          </w:p>
+        </w:tc>
+        <w:tc>
+          <w:tcPr>
+            <w:tcW w:w="2495" w:type="pct"/>
+            <w:gridSpan w:val="3"/>
+          </w:tcPr>
+          <w:p>
+            <w:pPr>
+              <w:keepNext/>
+              <w:keepLines/>
+              <w:spacing w:after="0"/>
+              <w:rPr>
+                <w:rFonts w:asciiTheme="majorBidi" w:hAnsiTheme="majorBidi" w:cstheme="majorBidi"/>
+                <w:sz w:val="18"/>
+                <w:szCs w:val="18"/>
+              </w:rPr>
+            </w:pPr>
+            <w:r>
+              <w:rPr>
+                <w:rFonts w:asciiTheme="majorBidi" w:hAnsiTheme="majorBidi" w:cstheme="majorBidi"/>
+                <w:sz w:val="18"/>
+                <w:szCs w:val="18"/>
+                <w:rtl/>
+                <w:lang w:bidi="ar-IQ"/>
+              </w:rPr>
+              <w:t xml:space="preserve">العام: ٢٠١٨-٢٠١٩</w:t>
             </w:r>
           </w:p>
         </w:tc>
@@ -4569,20 +4423,23 @@
               <w:spacing w:after="0"/>
               <w:rPr>
                 <w:rFonts w:asciiTheme="majorBidi" w:hAnsiTheme="majorBidi" w:cstheme="majorBidi"/>
-                <w:sz w:val="18"/>
-                <w:szCs w:val="18"/>
-                <w:lang w:bidi="ar-IQ"/>
-              </w:rPr>
-            </w:pPr>
-            <w:r>
-              <w:rPr>
-                <w:rFonts w:asciiTheme="majorBidi" w:hAnsiTheme="majorBidi" w:cstheme="majorBidi"/>
-                <w:sz w:val="18"/>
-                <w:szCs w:val="18"/>
-                <w:rtl/>
-                <w:lang w:bidi="ar-IQ"/>
-              </w:rPr>
-              <w:t xml:space="preserve">تحليل وتصميم النظم</w:t>
+                <w:b/>
+                <w:bCs/>
+                <w:sz w:val="18"/>
+                <w:szCs w:val="18"/>
+                <w:lang w:bidi="ar-IQ"/>
+              </w:rPr>
+            </w:pPr>
+            <w:r>
+              <w:rPr>
+                <w:rFonts w:asciiTheme="majorBidi" w:hAnsiTheme="majorBidi" w:cstheme="majorBidi"/>
+                <w:b/>
+                <w:bCs/>
+                <w:sz w:val="18"/>
+                <w:szCs w:val="18"/>
+                <w:rtl/>
+              </w:rPr>
+              <w:t>المادة الدراسية</w:t>
             </w:r>
           </w:p>
         </w:tc>
@@ -4597,20 +4454,23 @@
               <w:spacing w:after="0"/>
               <w:rPr>
                 <w:rFonts w:asciiTheme="majorBidi" w:hAnsiTheme="majorBidi" w:cstheme="majorBidi"/>
-                <w:sz w:val="18"/>
-                <w:szCs w:val="18"/>
-                <w:lang w:bidi="ar-IQ"/>
-              </w:rPr>
-            </w:pPr>
-            <w:r>
-              <w:rPr>
-                <w:rFonts w:asciiTheme="majorBidi" w:hAnsiTheme="majorBidi" w:cstheme="majorBidi"/>
-                <w:sz w:val="18"/>
-                <w:szCs w:val="18"/>
-                <w:rtl/>
-                <w:lang w:bidi="ar-IQ"/>
-              </w:rPr>
-              <w:t xml:space="preserve">٥٠</w:t>
+                <w:b/>
+                <w:bCs/>
+                <w:sz w:val="18"/>
+                <w:szCs w:val="18"/>
+                <w:lang w:bidi="ar-IQ"/>
+              </w:rPr>
+            </w:pPr>
+            <w:r>
+              <w:rPr>
+                <w:rFonts w:asciiTheme="majorBidi" w:hAnsiTheme="majorBidi" w:cstheme="majorBidi"/>
+                <w:b/>
+                <w:bCs/>
+                <w:sz w:val="18"/>
+                <w:szCs w:val="18"/>
+                <w:rtl/>
+              </w:rPr>
+              <w:t>الدرجة</w:t>
             </w:r>
           </w:p>
         </w:tc>
@@ -4625,20 +4485,23 @@
               <w:spacing w:after="0"/>
               <w:rPr>
                 <w:rFonts w:asciiTheme="majorBidi" w:hAnsiTheme="majorBidi" w:cstheme="majorBidi"/>
-                <w:sz w:val="18"/>
-                <w:szCs w:val="18"/>
-                <w:lang w:bidi="ar-IQ"/>
-              </w:rPr>
-            </w:pPr>
-            <w:r>
-              <w:rPr>
-                <w:rFonts w:asciiTheme="majorBidi" w:hAnsiTheme="majorBidi" w:cstheme="majorBidi"/>
-                <w:sz w:val="18"/>
-                <w:szCs w:val="18"/>
-                <w:rtl/>
-                <w:lang w:bidi="ar-IQ"/>
-              </w:rPr>
-              <w:t xml:space="preserve">٣</w:t>
+                <w:b/>
+                <w:bCs/>
+                <w:sz w:val="18"/>
+                <w:szCs w:val="18"/>
+                <w:lang w:bidi="ar-IQ"/>
+              </w:rPr>
+            </w:pPr>
+            <w:r>
+              <w:rPr>
+                <w:rFonts w:asciiTheme="majorBidi" w:hAnsiTheme="majorBidi" w:cstheme="majorBidi"/>
+                <w:b/>
+                <w:bCs/>
+                <w:sz w:val="18"/>
+                <w:szCs w:val="18"/>
+                <w:rtl/>
+              </w:rPr>
+              <w:t>الوحدة</w:t>
             </w:r>
           </w:p>
         </w:tc>
@@ -4653,20 +4516,23 @@
               <w:spacing w:after="0"/>
               <w:rPr>
                 <w:rFonts w:asciiTheme="majorBidi" w:hAnsiTheme="majorBidi" w:cstheme="majorBidi"/>
-                <w:sz w:val="18"/>
-                <w:szCs w:val="18"/>
-                <w:lang w:bidi="ar-IQ"/>
-              </w:rPr>
-            </w:pPr>
-            <w:r>
-              <w:rPr>
-                <w:rFonts w:asciiTheme="majorBidi" w:hAnsiTheme="majorBidi" w:cstheme="majorBidi"/>
-                <w:sz w:val="18"/>
-                <w:szCs w:val="18"/>
-                <w:rtl/>
-                <w:lang w:bidi="ar-IQ"/>
-              </w:rPr>
-              <w:t xml:space="preserve">تطبيقات النقال</w:t>
+                <w:b/>
+                <w:bCs/>
+                <w:sz w:val="18"/>
+                <w:szCs w:val="18"/>
+                <w:lang w:bidi="ar-IQ"/>
+              </w:rPr>
+            </w:pPr>
+            <w:r>
+              <w:rPr>
+                <w:rFonts w:asciiTheme="majorBidi" w:hAnsiTheme="majorBidi" w:cstheme="majorBidi"/>
+                <w:b/>
+                <w:bCs/>
+                <w:sz w:val="18"/>
+                <w:szCs w:val="18"/>
+                <w:rtl/>
+              </w:rPr>
+              <w:t>المادة الدراسية</w:t>
             </w:r>
           </w:p>
         </w:tc>
@@ -4681,20 +4547,23 @@
               <w:spacing w:after="0"/>
               <w:rPr>
                 <w:rFonts w:asciiTheme="majorBidi" w:hAnsiTheme="majorBidi" w:cstheme="majorBidi"/>
-                <w:sz w:val="18"/>
-                <w:szCs w:val="18"/>
-                <w:lang w:bidi="ar-IQ"/>
-              </w:rPr>
-            </w:pPr>
-            <w:r>
-              <w:rPr>
-                <w:rFonts w:asciiTheme="majorBidi" w:hAnsiTheme="majorBidi" w:cstheme="majorBidi"/>
-                <w:sz w:val="18"/>
-                <w:szCs w:val="18"/>
-                <w:rtl/>
-                <w:lang w:bidi="ar-IQ"/>
-              </w:rPr>
-              <w:t xml:space="preserve">٩٠</w:t>
+                <w:b/>
+                <w:bCs/>
+                <w:sz w:val="18"/>
+                <w:szCs w:val="18"/>
+                <w:lang w:bidi="ar-IQ"/>
+              </w:rPr>
+            </w:pPr>
+            <w:r>
+              <w:rPr>
+                <w:rFonts w:asciiTheme="majorBidi" w:hAnsiTheme="majorBidi" w:cstheme="majorBidi"/>
+                <w:b/>
+                <w:bCs/>
+                <w:sz w:val="18"/>
+                <w:szCs w:val="18"/>
+                <w:rtl/>
+              </w:rPr>
+              <w:t>الدرجة</w:t>
             </w:r>
           </w:p>
         </w:tc>
@@ -4709,19 +4578,22 @@
               <w:spacing w:after="0"/>
               <w:rPr>
                 <w:rFonts w:asciiTheme="majorBidi" w:hAnsiTheme="majorBidi" w:cstheme="majorBidi"/>
-                <w:sz w:val="18"/>
-                <w:szCs w:val="18"/>
-              </w:rPr>
-            </w:pPr>
-            <w:r>
-              <w:rPr>
-                <w:rFonts w:asciiTheme="majorBidi" w:hAnsiTheme="majorBidi" w:cstheme="majorBidi"/>
-                <w:sz w:val="18"/>
-                <w:szCs w:val="18"/>
-                <w:rtl/>
-                <w:lang w:bidi="ar-IQ"/>
-              </w:rPr>
-              <w:t xml:space="preserve">٣</w:t>
+                <w:b/>
+                <w:bCs/>
+                <w:sz w:val="18"/>
+                <w:szCs w:val="18"/>
+              </w:rPr>
+            </w:pPr>
+            <w:r>
+              <w:rPr>
+                <w:rFonts w:asciiTheme="majorBidi" w:hAnsiTheme="majorBidi" w:cstheme="majorBidi"/>
+                <w:b/>
+                <w:bCs/>
+                <w:sz w:val="18"/>
+                <w:szCs w:val="18"/>
+                <w:rtl/>
+              </w:rPr>
+              <w:t>الوحدة</w:t>
             </w:r>
           </w:p>
         </w:tc>
@@ -4754,7 +4626,7 @@
                 <w:rtl/>
                 <w:lang w:bidi="ar-IQ"/>
               </w:rPr>
-              <w:t xml:space="preserve">شبكات الحاسوب ١</w:t>
+              <w:t xml:space="preserve">اخلاقيات الحاسوب</w:t>
             </w:r>
           </w:p>
         </w:tc>
@@ -4782,91 +4654,91 @@
                 <w:rtl/>
                 <w:lang w:bidi="ar-IQ"/>
               </w:rPr>
+              <w:t xml:space="preserve">٥٨</w:t>
+            </w:r>
+          </w:p>
+        </w:tc>
+        <w:tc>
+          <w:tcPr>
+            <w:tcW w:w="339" w:type="pct"/>
+          </w:tcPr>
+          <w:p>
+            <w:pPr>
+              <w:keepNext/>
+              <w:keepLines/>
+              <w:spacing w:after="0"/>
+              <w:rPr>
+                <w:rFonts w:asciiTheme="majorBidi" w:hAnsiTheme="majorBidi" w:cstheme="majorBidi"/>
+                <w:sz w:val="18"/>
+                <w:szCs w:val="18"/>
+                <w:lang w:bidi="ar-IQ"/>
+              </w:rPr>
+            </w:pPr>
+            <w:r>
+              <w:rPr>
+                <w:rFonts w:asciiTheme="majorBidi" w:hAnsiTheme="majorBidi" w:cstheme="majorBidi"/>
+                <w:sz w:val="18"/>
+                <w:szCs w:val="18"/>
+                <w:rtl/>
+                <w:lang w:bidi="ar-IQ"/>
+              </w:rPr>
+              <w:t xml:space="preserve">٢</w:t>
+            </w:r>
+          </w:p>
+        </w:tc>
+        <w:tc>
+          <w:tcPr>
+            <w:tcW w:w="1831" w:type="pct"/>
+          </w:tcPr>
+          <w:p>
+            <w:pPr>
+              <w:keepNext/>
+              <w:keepLines/>
+              <w:spacing w:after="0"/>
+              <w:rPr>
+                <w:rFonts w:asciiTheme="majorBidi" w:hAnsiTheme="majorBidi" w:cstheme="majorBidi"/>
+                <w:sz w:val="18"/>
+                <w:szCs w:val="18"/>
+                <w:lang w:bidi="ar-IQ"/>
+              </w:rPr>
+            </w:pPr>
+            <w:r>
+              <w:rPr>
+                <w:rFonts w:asciiTheme="majorBidi" w:hAnsiTheme="majorBidi" w:cstheme="majorBidi"/>
+                <w:sz w:val="18"/>
+                <w:szCs w:val="18"/>
+                <w:rtl/>
+                <w:lang w:bidi="ar-IQ"/>
+              </w:rPr>
+              <w:t xml:space="preserve">الذكاء الاصطناعي</w:t>
+            </w:r>
+          </w:p>
+        </w:tc>
+        <w:tc>
+          <w:tcPr>
+            <w:tcW w:w="339" w:type="pct"/>
+          </w:tcPr>
+          <w:p>
+            <w:pPr>
+              <w:keepNext/>
+              <w:keepLines/>
+              <w:spacing w:after="0"/>
+              <w:rPr>
+                <w:rFonts w:asciiTheme="majorBidi" w:hAnsiTheme="majorBidi" w:cstheme="majorBidi"/>
+                <w:sz w:val="18"/>
+                <w:szCs w:val="18"/>
+                <w:lang w:bidi="ar-IQ"/>
+              </w:rPr>
+            </w:pPr>
+            <w:r>
+              <w:rPr>
+                <w:rFonts w:asciiTheme="majorBidi" w:hAnsiTheme="majorBidi" w:cstheme="majorBidi"/>
+                <w:sz w:val="18"/>
+                <w:szCs w:val="18"/>
+                <w:rtl/>
+                <w:lang w:bidi="ar-IQ"/>
+              </w:rPr>
               <w:t xml:space="preserve">٥٠</w:t>
-            </w:r>
-          </w:p>
-        </w:tc>
-        <w:tc>
-          <w:tcPr>
-            <w:tcW w:w="339" w:type="pct"/>
-          </w:tcPr>
-          <w:p>
-            <w:pPr>
-              <w:keepNext/>
-              <w:keepLines/>
-              <w:spacing w:after="0"/>
-              <w:rPr>
-                <w:rFonts w:asciiTheme="majorBidi" w:hAnsiTheme="majorBidi" w:cstheme="majorBidi"/>
-                <w:sz w:val="18"/>
-                <w:szCs w:val="18"/>
-                <w:lang w:bidi="ar-IQ"/>
-              </w:rPr>
-            </w:pPr>
-            <w:r>
-              <w:rPr>
-                <w:rFonts w:asciiTheme="majorBidi" w:hAnsiTheme="majorBidi" w:cstheme="majorBidi"/>
-                <w:sz w:val="18"/>
-                <w:szCs w:val="18"/>
-                <w:rtl/>
-                <w:lang w:bidi="ar-IQ"/>
-              </w:rPr>
-              <w:t xml:space="preserve">٣</w:t>
-            </w:r>
-          </w:p>
-        </w:tc>
-        <w:tc>
-          <w:tcPr>
-            <w:tcW w:w="1831" w:type="pct"/>
-          </w:tcPr>
-          <w:p>
-            <w:pPr>
-              <w:keepNext/>
-              <w:keepLines/>
-              <w:spacing w:after="0"/>
-              <w:rPr>
-                <w:rFonts w:asciiTheme="majorBidi" w:hAnsiTheme="majorBidi" w:cstheme="majorBidi"/>
-                <w:sz w:val="18"/>
-                <w:szCs w:val="18"/>
-                <w:lang w:bidi="ar-IQ"/>
-              </w:rPr>
-            </w:pPr>
-            <w:r>
-              <w:rPr>
-                <w:rFonts w:asciiTheme="majorBidi" w:hAnsiTheme="majorBidi" w:cstheme="majorBidi"/>
-                <w:sz w:val="18"/>
-                <w:szCs w:val="18"/>
-                <w:rtl/>
-                <w:lang w:bidi="ar-IQ"/>
-              </w:rPr>
-              <w:t xml:space="preserve">تفاعل الانسان مع الحاسوب</w:t>
-            </w:r>
-          </w:p>
-        </w:tc>
-        <w:tc>
-          <w:tcPr>
-            <w:tcW w:w="339" w:type="pct"/>
-          </w:tcPr>
-          <w:p>
-            <w:pPr>
-              <w:keepNext/>
-              <w:keepLines/>
-              <w:spacing w:after="0"/>
-              <w:rPr>
-                <w:rFonts w:asciiTheme="majorBidi" w:hAnsiTheme="majorBidi" w:cstheme="majorBidi"/>
-                <w:sz w:val="18"/>
-                <w:szCs w:val="18"/>
-                <w:lang w:bidi="ar-IQ"/>
-              </w:rPr>
-            </w:pPr>
-            <w:r>
-              <w:rPr>
-                <w:rFonts w:asciiTheme="majorBidi" w:hAnsiTheme="majorBidi" w:cstheme="majorBidi"/>
-                <w:sz w:val="18"/>
-                <w:szCs w:val="18"/>
-                <w:rtl/>
-                <w:lang w:bidi="ar-IQ"/>
-              </w:rPr>
-              <w:t xml:space="preserve">٨٠</w:t>
             </w:r>
           </w:p>
         </w:tc>
@@ -4926,7 +4798,7 @@
                 <w:rtl/>
                 <w:lang w:bidi="ar-IQ"/>
               </w:rPr>
-              <w:t xml:space="preserve">شبكات الحاسوب ٢</w:t>
+              <w:t xml:space="preserve">المترجمات</w:t>
             </w:r>
           </w:p>
         </w:tc>
@@ -4954,24 +4826,107 @@
                 <w:rtl/>
                 <w:lang w:bidi="ar-IQ"/>
               </w:rPr>
+              <w:t xml:space="preserve">٦٣</w:t>
+            </w:r>
+          </w:p>
+        </w:tc>
+        <w:tc>
+          <w:tcPr>
+            <w:tcW w:w="339" w:type="pct"/>
+          </w:tcPr>
+          <w:p>
+            <w:pPr>
+              <w:keepNext/>
+              <w:keepLines/>
+              <w:spacing w:after="0"/>
+              <w:rPr>
+                <w:rFonts w:asciiTheme="majorBidi" w:hAnsiTheme="majorBidi" w:cstheme="majorBidi"/>
+                <w:sz w:val="18"/>
+                <w:szCs w:val="18"/>
+                <w:lang w:bidi="ar-IQ"/>
+              </w:rPr>
+            </w:pPr>
+            <w:r>
+              <w:rPr>
+                <w:rFonts w:asciiTheme="majorBidi" w:hAnsiTheme="majorBidi" w:cstheme="majorBidi"/>
+                <w:sz w:val="18"/>
+                <w:szCs w:val="18"/>
+                <w:rtl/>
+                <w:lang w:bidi="ar-IQ"/>
+              </w:rPr>
+              <w:t xml:space="preserve">٤</w:t>
+            </w:r>
+          </w:p>
+        </w:tc>
+        <w:tc>
+          <w:tcPr>
+            <w:tcW w:w="1831" w:type="pct"/>
+          </w:tcPr>
+          <w:p>
+            <w:pPr>
+              <w:keepNext/>
+              <w:keepLines/>
+              <w:spacing w:after="0"/>
+              <w:rPr>
+                <w:rFonts w:asciiTheme="majorBidi" w:hAnsiTheme="majorBidi" w:cstheme="majorBidi"/>
+                <w:sz w:val="18"/>
+                <w:szCs w:val="18"/>
+                <w:lang w:bidi="ar-IQ"/>
+              </w:rPr>
+            </w:pPr>
+            <w:r>
+              <w:rPr>
+                <w:rFonts w:asciiTheme="majorBidi" w:hAnsiTheme="majorBidi" w:cstheme="majorBidi"/>
+                <w:sz w:val="18"/>
+                <w:szCs w:val="18"/>
+                <w:rtl/>
+                <w:lang w:bidi="ar-IQ"/>
+              </w:rPr>
+              <w:t xml:space="preserve">بحوث العمليات</w:t>
+            </w:r>
+          </w:p>
+        </w:tc>
+        <w:tc>
+          <w:tcPr>
+            <w:tcW w:w="339" w:type="pct"/>
+          </w:tcPr>
+          <w:p>
+            <w:pPr>
+              <w:keepNext/>
+              <w:keepLines/>
+              <w:spacing w:after="0"/>
+              <w:rPr>
+                <w:rFonts w:asciiTheme="majorBidi" w:hAnsiTheme="majorBidi" w:cstheme="majorBidi"/>
+                <w:sz w:val="18"/>
+                <w:szCs w:val="18"/>
+                <w:lang w:bidi="ar-IQ"/>
+              </w:rPr>
+            </w:pPr>
+            <w:r>
+              <w:rPr>
+                <w:rFonts w:asciiTheme="majorBidi" w:hAnsiTheme="majorBidi" w:cstheme="majorBidi"/>
+                <w:sz w:val="18"/>
+                <w:szCs w:val="18"/>
+                <w:rtl/>
+                <w:lang w:bidi="ar-IQ"/>
+              </w:rPr>
               <w:t xml:space="preserve">٥٠</w:t>
             </w:r>
           </w:p>
         </w:tc>
         <w:tc>
           <w:tcPr>
-            <w:tcW w:w="339" w:type="pct"/>
-          </w:tcPr>
-          <w:p>
-            <w:pPr>
-              <w:keepNext/>
-              <w:keepLines/>
-              <w:spacing w:after="0"/>
-              <w:rPr>
-                <w:rFonts w:asciiTheme="majorBidi" w:hAnsiTheme="majorBidi" w:cstheme="majorBidi"/>
-                <w:sz w:val="18"/>
-                <w:szCs w:val="18"/>
-                <w:lang w:bidi="ar-IQ"/>
+            <w:tcW w:w="325" w:type="pct"/>
+          </w:tcPr>
+          <w:p>
+            <w:pPr>
+              <w:keepNext/>
+              <w:keepLines/>
+              <w:spacing w:after="0"/>
+              <w:rPr>
+                <w:rFonts w:asciiTheme="majorBidi" w:hAnsiTheme="majorBidi" w:cstheme="majorBidi"/>
+                <w:sz w:val="18"/>
+                <w:szCs w:val="18"/>
               </w:rPr>
             </w:pPr>
             <w:r>
@@ -4983,89 +4938,6 @@
                 <w:lang w:bidi="ar-IQ"/>
               </w:rPr>
               <w:t xml:space="preserve">٣</w:t>
-            </w:r>
-          </w:p>
-        </w:tc>
-        <w:tc>
-          <w:tcPr>
-            <w:tcW w:w="1831" w:type="pct"/>
-          </w:tcPr>
-          <w:p>
-            <w:pPr>
-              <w:keepNext/>
-              <w:keepLines/>
-              <w:spacing w:after="0"/>
-              <w:rPr>
-                <w:rFonts w:asciiTheme="majorBidi" w:hAnsiTheme="majorBidi" w:cstheme="majorBidi"/>
-                <w:sz w:val="18"/>
-                <w:szCs w:val="18"/>
-                <w:lang w:bidi="ar-IQ"/>
-              </w:rPr>
-            </w:pPr>
-            <w:r>
-              <w:rPr>
-                <w:rFonts w:asciiTheme="majorBidi" w:hAnsiTheme="majorBidi" w:cstheme="majorBidi"/>
-                <w:sz w:val="18"/>
-                <w:szCs w:val="18"/>
-                <w:rtl/>
-                <w:lang w:bidi="ar-IQ"/>
-              </w:rPr>
-              <w:t xml:space="preserve">تنقيب البيانات</w:t>
-            </w:r>
-          </w:p>
-        </w:tc>
-        <w:tc>
-          <w:tcPr>
-            <w:tcW w:w="339" w:type="pct"/>
-          </w:tcPr>
-          <w:p>
-            <w:pPr>
-              <w:keepNext/>
-              <w:keepLines/>
-              <w:spacing w:after="0"/>
-              <w:rPr>
-                <w:rFonts w:asciiTheme="majorBidi" w:hAnsiTheme="majorBidi" w:cstheme="majorBidi"/>
-                <w:sz w:val="18"/>
-                <w:szCs w:val="18"/>
-                <w:lang w:bidi="ar-IQ"/>
-              </w:rPr>
-            </w:pPr>
-            <w:r>
-              <w:rPr>
-                <w:rFonts w:asciiTheme="majorBidi" w:hAnsiTheme="majorBidi" w:cstheme="majorBidi"/>
-                <w:sz w:val="18"/>
-                <w:szCs w:val="18"/>
-                <w:rtl/>
-                <w:lang w:bidi="ar-IQ"/>
-              </w:rPr>
-              <w:t xml:space="preserve">٨٩</w:t>
-            </w:r>
-          </w:p>
-        </w:tc>
-        <w:tc>
-          <w:tcPr>
-            <w:tcW w:w="325" w:type="pct"/>
-          </w:tcPr>
-          <w:p>
-            <w:pPr>
-              <w:keepNext/>
-              <w:keepLines/>
-              <w:spacing w:after="0"/>
-              <w:rPr>
-                <w:rFonts w:asciiTheme="majorBidi" w:hAnsiTheme="majorBidi" w:cstheme="majorBidi"/>
-                <w:sz w:val="18"/>
-                <w:szCs w:val="18"/>
-              </w:rPr>
-            </w:pPr>
-            <w:r>
-              <w:rPr>
-                <w:rFonts w:asciiTheme="majorBidi" w:hAnsiTheme="majorBidi" w:cstheme="majorBidi"/>
-                <w:sz w:val="18"/>
-                <w:szCs w:val="18"/>
-                <w:rtl/>
-                <w:lang w:bidi="ar-IQ"/>
-              </w:rPr>
-              <w:t xml:space="preserve">٢</w:t>
             </w:r>
           </w:p>
         </w:tc>
@@ -5098,7 +4970,7 @@
                 <w:rtl/>
                 <w:lang w:bidi="ar-IQ"/>
               </w:rPr>
-              <w:t xml:space="preserve">قواعد البيانات</w:t>
+              <w:t xml:space="preserve">برمجة المواقع ١</w:t>
             </w:r>
           </w:p>
         </w:tc>
@@ -5126,7 +4998,7 @@
                 <w:rtl/>
                 <w:lang w:bidi="ar-IQ"/>
               </w:rPr>
-              <w:t xml:space="preserve">٥٥</w:t>
+              <w:t xml:space="preserve">٥٨</w:t>
             </w:r>
           </w:p>
         </w:tc>
@@ -5182,7 +5054,7 @@
                 <w:rtl/>
                 <w:lang w:bidi="ar-IQ"/>
               </w:rPr>
-              <w:t xml:space="preserve">مشروع التخرج</w:t>
+              <w:t xml:space="preserve"/>
             </w:r>
           </w:p>
         </w:tc>
@@ -5210,7 +5082,7 @@
                 <w:rtl/>
                 <w:lang w:bidi="ar-IQ"/>
               </w:rPr>
-              <w:t xml:space="preserve">٨٣</w:t>
+              <w:t xml:space="preserve"/>
             </w:r>
           </w:p>
         </w:tc>
@@ -5237,7 +5109,7 @@
                 <w:rtl/>
                 <w:lang w:bidi="ar-IQ"/>
               </w:rPr>
-              <w:t xml:space="preserve">٢</w:t>
+              <w:t xml:space="preserve"/>
             </w:r>
           </w:p>
         </w:tc>
@@ -5270,7 +5142,7 @@
                 <w:rtl/>
                 <w:lang w:bidi="ar-IQ"/>
               </w:rPr>
-              <w:t xml:space="preserve">معمارية الحاسوب</w:t>
+              <w:t xml:space="preserve">برمجة المواقع ٢</w:t>
             </w:r>
           </w:p>
         </w:tc>
@@ -5298,7 +5170,7 @@
                 <w:rtl/>
                 <w:lang w:bidi="ar-IQ"/>
               </w:rPr>
-              <w:t xml:space="preserve">٥١</w:t>
+              <w:t xml:space="preserve">٥٧</w:t>
             </w:r>
           </w:p>
         </w:tc>
@@ -5354,7 +5226,7 @@
                 <w:rtl/>
                 <w:lang w:bidi="ar-IQ"/>
               </w:rPr>
-              <w:t xml:space="preserve">مهارات الاتصال</w:t>
+              <w:t xml:space="preserve"/>
             </w:r>
           </w:p>
         </w:tc>
@@ -5382,7 +5254,7 @@
                 <w:rtl/>
                 <w:lang w:bidi="ar-IQ"/>
               </w:rPr>
-              <w:t xml:space="preserve">٨٩</w:t>
+              <w:t xml:space="preserve"/>
             </w:r>
           </w:p>
         </w:tc>
@@ -5409,7 +5281,7 @@
                 <w:rtl/>
                 <w:lang w:bidi="ar-IQ"/>
               </w:rPr>
-              <w:t xml:space="preserve">٣</w:t>
+              <w:t xml:space="preserve"/>
             </w:r>
           </w:p>
         </w:tc>
@@ -5442,7 +5314,7 @@
                 <w:rtl/>
                 <w:lang w:bidi="ar-IQ"/>
               </w:rPr>
-              <w:t xml:space="preserve">مفاهيم لغات البرمجة</w:t>
+              <w:t xml:space="preserve">تحليل وتصميم النظم</w:t>
             </w:r>
           </w:p>
         </w:tc>
@@ -5498,7 +5370,7 @@
                 <w:rtl/>
                 <w:lang w:bidi="ar-IQ"/>
               </w:rPr>
-              <w:t xml:space="preserve">٢</w:t>
+              <w:t xml:space="preserve">٣</w:t>
             </w:r>
           </w:p>
         </w:tc>
@@ -5526,7 +5398,7 @@
                 <w:rtl/>
                 <w:lang w:bidi="ar-IQ"/>
               </w:rPr>
-              <w:t xml:space="preserve">مواضيع مختارة</w:t>
+              <w:t xml:space="preserve"/>
             </w:r>
           </w:p>
         </w:tc>
@@ -5554,7 +5426,7 @@
                 <w:rtl/>
                 <w:lang w:bidi="ar-IQ"/>
               </w:rPr>
-              <w:t xml:space="preserve">٨٦</w:t>
+              <w:t xml:space="preserve"/>
             </w:r>
           </w:p>
         </w:tc>
@@ -5581,7 +5453,7 @@
                 <w:rtl/>
                 <w:lang w:bidi="ar-IQ"/>
               </w:rPr>
-              <w:t xml:space="preserve">٣</w:t>
+              <w:t xml:space="preserve"/>
             </w:r>
           </w:p>
         </w:tc>
@@ -5614,7 +5486,7 @@
                 <w:rtl/>
                 <w:lang w:bidi="ar-IQ"/>
               </w:rPr>
-              <w:t xml:space="preserve">هندسة البرمجيات</w:t>
+              <w:t xml:space="preserve">شبكات الحاسوب ١</w:t>
             </w:r>
           </w:p>
         </w:tc>
@@ -5642,7 +5514,7 @@
                 <w:rtl/>
                 <w:lang w:bidi="ar-IQ"/>
               </w:rPr>
-              <w:t xml:space="preserve">٦٥</w:t>
+              <w:t xml:space="preserve">٥٠</w:t>
             </w:r>
           </w:p>
         </w:tc>
@@ -5698,7 +5570,7 @@
                 <w:rtl/>
                 <w:lang w:bidi="ar-IQ"/>
               </w:rPr>
-              <w:t xml:space="preserve">هندسة المعرفة</w:t>
+              <w:t xml:space="preserve"/>
             </w:r>
           </w:p>
         </w:tc>
@@ -5726,7 +5598,7 @@
                 <w:rtl/>
                 <w:lang w:bidi="ar-IQ"/>
               </w:rPr>
-              <w:t xml:space="preserve">٩٢</w:t>
+              <w:t xml:space="preserve"/>
             </w:r>
           </w:p>
         </w:tc>
@@ -5753,7 +5625,7 @@
                 <w:rtl/>
                 <w:lang w:bidi="ar-IQ"/>
               </w:rPr>
-              <w:t xml:space="preserve">٣</w:t>
+              <w:t xml:space="preserve"/>
             </w:r>
           </w:p>
         </w:tc>
@@ -5786,6 +5658,866 @@
                 <w:rtl/>
                 <w:lang w:bidi="ar-IQ"/>
               </w:rPr>
+              <w:t xml:space="preserve">شبكات الحاسوب ٢</w:t>
+            </w:r>
+          </w:p>
+        </w:tc>
+        <w:tc>
+          <w:tcPr>
+            <w:tcW w:w="338" w:type="pct"/>
+          </w:tcPr>
+          <w:p>
+            <w:pPr>
+              <w:keepNext/>
+              <w:keepLines/>
+              <w:spacing w:after="0"/>
+              <w:rPr>
+                <w:rFonts w:asciiTheme="majorBidi" w:hAnsiTheme="majorBidi" w:cstheme="majorBidi"/>
+                <w:sz w:val="18"/>
+                <w:szCs w:val="18"/>
+                <w:lang w:bidi="ar-IQ"/>
+              </w:rPr>
+            </w:pPr>
+            <w:r>
+              <w:rPr>
+                <w:rFonts w:asciiTheme="majorBidi" w:hAnsiTheme="majorBidi" w:cstheme="majorBidi"/>
+                <w:sz w:val="18"/>
+                <w:szCs w:val="18"/>
+                <w:rtl/>
+                <w:lang w:bidi="ar-IQ"/>
+              </w:rPr>
+              <w:t xml:space="preserve">٥٠</w:t>
+            </w:r>
+          </w:p>
+        </w:tc>
+        <w:tc>
+          <w:tcPr>
+            <w:tcW w:w="339" w:type="pct"/>
+          </w:tcPr>
+          <w:p>
+            <w:pPr>
+              <w:keepNext/>
+              <w:keepLines/>
+              <w:spacing w:after="0"/>
+              <w:rPr>
+                <w:rFonts w:asciiTheme="majorBidi" w:hAnsiTheme="majorBidi" w:cstheme="majorBidi"/>
+                <w:sz w:val="18"/>
+                <w:szCs w:val="18"/>
+                <w:lang w:bidi="ar-IQ"/>
+              </w:rPr>
+            </w:pPr>
+            <w:r>
+              <w:rPr>
+                <w:rFonts w:asciiTheme="majorBidi" w:hAnsiTheme="majorBidi" w:cstheme="majorBidi"/>
+                <w:sz w:val="18"/>
+                <w:szCs w:val="18"/>
+                <w:rtl/>
+                <w:lang w:bidi="ar-IQ"/>
+              </w:rPr>
+              <w:t xml:space="preserve">٣</w:t>
+            </w:r>
+          </w:p>
+        </w:tc>
+        <w:tc>
+          <w:tcPr>
+            <w:tcW w:w="1831" w:type="pct"/>
+          </w:tcPr>
+          <w:p>
+            <w:pPr>
+              <w:keepNext/>
+              <w:keepLines/>
+              <w:spacing w:after="0"/>
+              <w:rPr>
+                <w:rFonts w:asciiTheme="majorBidi" w:hAnsiTheme="majorBidi" w:cstheme="majorBidi"/>
+                <w:sz w:val="18"/>
+                <w:szCs w:val="18"/>
+                <w:lang w:bidi="ar-IQ"/>
+              </w:rPr>
+            </w:pPr>
+            <w:r>
+              <w:rPr>
+                <w:rFonts w:asciiTheme="majorBidi" w:hAnsiTheme="majorBidi" w:cstheme="majorBidi"/>
+                <w:sz w:val="18"/>
+                <w:szCs w:val="18"/>
+                <w:rtl/>
+                <w:lang w:bidi="ar-IQ"/>
+              </w:rPr>
+              <w:t xml:space="preserve"/>
+            </w:r>
+          </w:p>
+        </w:tc>
+        <w:tc>
+          <w:tcPr>
+            <w:tcW w:w="339" w:type="pct"/>
+          </w:tcPr>
+          <w:p>
+            <w:pPr>
+              <w:keepNext/>
+              <w:keepLines/>
+              <w:spacing w:after="0"/>
+              <w:rPr>
+                <w:rFonts w:asciiTheme="majorBidi" w:hAnsiTheme="majorBidi" w:cstheme="majorBidi"/>
+                <w:sz w:val="18"/>
+                <w:szCs w:val="18"/>
+                <w:lang w:bidi="ar-IQ"/>
+              </w:rPr>
+            </w:pPr>
+            <w:r>
+              <w:rPr>
+                <w:rFonts w:asciiTheme="majorBidi" w:hAnsiTheme="majorBidi" w:cstheme="majorBidi"/>
+                <w:sz w:val="18"/>
+                <w:szCs w:val="18"/>
+                <w:rtl/>
+                <w:lang w:bidi="ar-IQ"/>
+              </w:rPr>
+              <w:t xml:space="preserve"/>
+            </w:r>
+          </w:p>
+        </w:tc>
+        <w:tc>
+          <w:tcPr>
+            <w:tcW w:w="325" w:type="pct"/>
+          </w:tcPr>
+          <w:p>
+            <w:pPr>
+              <w:keepNext/>
+              <w:keepLines/>
+              <w:spacing w:after="0"/>
+              <w:rPr>
+                <w:rFonts w:asciiTheme="majorBidi" w:hAnsiTheme="majorBidi" w:cstheme="majorBidi"/>
+                <w:sz w:val="18"/>
+                <w:szCs w:val="18"/>
+              </w:rPr>
+            </w:pPr>
+            <w:r>
+              <w:rPr>
+                <w:rFonts w:asciiTheme="majorBidi" w:hAnsiTheme="majorBidi" w:cstheme="majorBidi"/>
+                <w:sz w:val="18"/>
+                <w:szCs w:val="18"/>
+                <w:rtl/>
+                <w:lang w:bidi="ar-IQ"/>
+              </w:rPr>
+              <w:t xml:space="preserve"/>
+            </w:r>
+          </w:p>
+        </w:tc>
+      </w:tr>
+      <w:tr>
+        <w:trPr>
+          <w:cantSplit/>
+        </w:trPr>
+        <w:tc>
+          <w:tcPr>
+            <w:tcW w:w="1828" w:type="pct"/>
+          </w:tcPr>
+          <w:p>
+            <w:pPr>
+              <w:keepNext/>
+              <w:keepLines/>
+              <w:spacing w:after="0"/>
+              <w:rPr>
+                <w:rFonts w:asciiTheme="majorBidi" w:hAnsiTheme="majorBidi" w:cstheme="majorBidi"/>
+                <w:sz w:val="18"/>
+                <w:szCs w:val="18"/>
+                <w:lang w:bidi="ar-IQ"/>
+              </w:rPr>
+            </w:pPr>
+            <w:r>
+              <w:rPr>
+                <w:rFonts w:asciiTheme="majorBidi" w:hAnsiTheme="majorBidi" w:cstheme="majorBidi"/>
+                <w:sz w:val="18"/>
+                <w:szCs w:val="18"/>
+                <w:rtl/>
+                <w:lang w:bidi="ar-IQ"/>
+              </w:rPr>
+              <w:t xml:space="preserve">قواعد البيانات</w:t>
+            </w:r>
+          </w:p>
+        </w:tc>
+        <w:tc>
+          <w:tcPr>
+            <w:tcW w:w="338" w:type="pct"/>
+          </w:tcPr>
+          <w:p>
+            <w:pPr>
+              <w:keepNext/>
+              <w:keepLines/>
+              <w:spacing w:after="0"/>
+              <w:rPr>
+                <w:rFonts w:asciiTheme="majorBidi" w:hAnsiTheme="majorBidi" w:cstheme="majorBidi"/>
+                <w:sz w:val="18"/>
+                <w:szCs w:val="18"/>
+                <w:lang w:bidi="ar-IQ"/>
+              </w:rPr>
+            </w:pPr>
+            <w:r>
+              <w:rPr>
+                <w:rFonts w:asciiTheme="majorBidi" w:hAnsiTheme="majorBidi" w:cstheme="majorBidi"/>
+                <w:sz w:val="18"/>
+                <w:szCs w:val="18"/>
+                <w:rtl/>
+                <w:lang w:bidi="ar-IQ"/>
+              </w:rPr>
+              <w:t xml:space="preserve">٥٥</w:t>
+            </w:r>
+          </w:p>
+        </w:tc>
+        <w:tc>
+          <w:tcPr>
+            <w:tcW w:w="339" w:type="pct"/>
+          </w:tcPr>
+          <w:p>
+            <w:pPr>
+              <w:keepNext/>
+              <w:keepLines/>
+              <w:spacing w:after="0"/>
+              <w:rPr>
+                <w:rFonts w:asciiTheme="majorBidi" w:hAnsiTheme="majorBidi" w:cstheme="majorBidi"/>
+                <w:sz w:val="18"/>
+                <w:szCs w:val="18"/>
+                <w:lang w:bidi="ar-IQ"/>
+              </w:rPr>
+            </w:pPr>
+            <w:r>
+              <w:rPr>
+                <w:rFonts w:asciiTheme="majorBidi" w:hAnsiTheme="majorBidi" w:cstheme="majorBidi"/>
+                <w:sz w:val="18"/>
+                <w:szCs w:val="18"/>
+                <w:rtl/>
+                <w:lang w:bidi="ar-IQ"/>
+              </w:rPr>
+              <w:t xml:space="preserve">٣</w:t>
+            </w:r>
+          </w:p>
+        </w:tc>
+        <w:tc>
+          <w:tcPr>
+            <w:tcW w:w="1831" w:type="pct"/>
+          </w:tcPr>
+          <w:p>
+            <w:pPr>
+              <w:keepNext/>
+              <w:keepLines/>
+              <w:spacing w:after="0"/>
+              <w:rPr>
+                <w:rFonts w:asciiTheme="majorBidi" w:hAnsiTheme="majorBidi" w:cstheme="majorBidi"/>
+                <w:sz w:val="18"/>
+                <w:szCs w:val="18"/>
+                <w:lang w:bidi="ar-IQ"/>
+              </w:rPr>
+            </w:pPr>
+            <w:r>
+              <w:rPr>
+                <w:rFonts w:asciiTheme="majorBidi" w:hAnsiTheme="majorBidi" w:cstheme="majorBidi"/>
+                <w:sz w:val="18"/>
+                <w:szCs w:val="18"/>
+                <w:rtl/>
+                <w:lang w:bidi="ar-IQ"/>
+              </w:rPr>
+              <w:t xml:space="preserve"/>
+            </w:r>
+          </w:p>
+        </w:tc>
+        <w:tc>
+          <w:tcPr>
+            <w:tcW w:w="339" w:type="pct"/>
+          </w:tcPr>
+          <w:p>
+            <w:pPr>
+              <w:keepNext/>
+              <w:keepLines/>
+              <w:spacing w:after="0"/>
+              <w:rPr>
+                <w:rFonts w:asciiTheme="majorBidi" w:hAnsiTheme="majorBidi" w:cstheme="majorBidi"/>
+                <w:sz w:val="18"/>
+                <w:szCs w:val="18"/>
+                <w:lang w:bidi="ar-IQ"/>
+              </w:rPr>
+            </w:pPr>
+            <w:r>
+              <w:rPr>
+                <w:rFonts w:asciiTheme="majorBidi" w:hAnsiTheme="majorBidi" w:cstheme="majorBidi"/>
+                <w:sz w:val="18"/>
+                <w:szCs w:val="18"/>
+                <w:rtl/>
+                <w:lang w:bidi="ar-IQ"/>
+              </w:rPr>
+              <w:t xml:space="preserve"/>
+            </w:r>
+          </w:p>
+        </w:tc>
+        <w:tc>
+          <w:tcPr>
+            <w:tcW w:w="325" w:type="pct"/>
+          </w:tcPr>
+          <w:p>
+            <w:pPr>
+              <w:keepNext/>
+              <w:keepLines/>
+              <w:spacing w:after="0"/>
+              <w:rPr>
+                <w:rFonts w:asciiTheme="majorBidi" w:hAnsiTheme="majorBidi" w:cstheme="majorBidi"/>
+                <w:sz w:val="18"/>
+                <w:szCs w:val="18"/>
+              </w:rPr>
+            </w:pPr>
+            <w:r>
+              <w:rPr>
+                <w:rFonts w:asciiTheme="majorBidi" w:hAnsiTheme="majorBidi" w:cstheme="majorBidi"/>
+                <w:sz w:val="18"/>
+                <w:szCs w:val="18"/>
+                <w:rtl/>
+                <w:lang w:bidi="ar-IQ"/>
+              </w:rPr>
+              <w:t xml:space="preserve"/>
+            </w:r>
+          </w:p>
+        </w:tc>
+      </w:tr>
+      <w:tr>
+        <w:trPr>
+          <w:cantSplit/>
+        </w:trPr>
+        <w:tc>
+          <w:tcPr>
+            <w:tcW w:w="1828" w:type="pct"/>
+          </w:tcPr>
+          <w:p>
+            <w:pPr>
+              <w:keepNext/>
+              <w:keepLines/>
+              <w:spacing w:after="0"/>
+              <w:rPr>
+                <w:rFonts w:asciiTheme="majorBidi" w:hAnsiTheme="majorBidi" w:cstheme="majorBidi"/>
+                <w:sz w:val="18"/>
+                <w:szCs w:val="18"/>
+                <w:lang w:bidi="ar-IQ"/>
+              </w:rPr>
+            </w:pPr>
+            <w:r>
+              <w:rPr>
+                <w:rFonts w:asciiTheme="majorBidi" w:hAnsiTheme="majorBidi" w:cstheme="majorBidi"/>
+                <w:sz w:val="18"/>
+                <w:szCs w:val="18"/>
+                <w:rtl/>
+                <w:lang w:bidi="ar-IQ"/>
+              </w:rPr>
+              <w:t xml:space="preserve">معمارية الحاسوب</w:t>
+            </w:r>
+          </w:p>
+        </w:tc>
+        <w:tc>
+          <w:tcPr>
+            <w:tcW w:w="338" w:type="pct"/>
+          </w:tcPr>
+          <w:p>
+            <w:pPr>
+              <w:keepNext/>
+              <w:keepLines/>
+              <w:spacing w:after="0"/>
+              <w:rPr>
+                <w:rFonts w:asciiTheme="majorBidi" w:hAnsiTheme="majorBidi" w:cstheme="majorBidi"/>
+                <w:sz w:val="18"/>
+                <w:szCs w:val="18"/>
+                <w:lang w:bidi="ar-IQ"/>
+              </w:rPr>
+            </w:pPr>
+            <w:r>
+              <w:rPr>
+                <w:rFonts w:asciiTheme="majorBidi" w:hAnsiTheme="majorBidi" w:cstheme="majorBidi"/>
+                <w:sz w:val="18"/>
+                <w:szCs w:val="18"/>
+                <w:rtl/>
+                <w:lang w:bidi="ar-IQ"/>
+              </w:rPr>
+              <w:t xml:space="preserve">٥١</w:t>
+            </w:r>
+          </w:p>
+        </w:tc>
+        <w:tc>
+          <w:tcPr>
+            <w:tcW w:w="339" w:type="pct"/>
+          </w:tcPr>
+          <w:p>
+            <w:pPr>
+              <w:keepNext/>
+              <w:keepLines/>
+              <w:spacing w:after="0"/>
+              <w:rPr>
+                <w:rFonts w:asciiTheme="majorBidi" w:hAnsiTheme="majorBidi" w:cstheme="majorBidi"/>
+                <w:sz w:val="18"/>
+                <w:szCs w:val="18"/>
+                <w:lang w:bidi="ar-IQ"/>
+              </w:rPr>
+            </w:pPr>
+            <w:r>
+              <w:rPr>
+                <w:rFonts w:asciiTheme="majorBidi" w:hAnsiTheme="majorBidi" w:cstheme="majorBidi"/>
+                <w:sz w:val="18"/>
+                <w:szCs w:val="18"/>
+                <w:rtl/>
+                <w:lang w:bidi="ar-IQ"/>
+              </w:rPr>
+              <w:t xml:space="preserve">٣</w:t>
+            </w:r>
+          </w:p>
+        </w:tc>
+        <w:tc>
+          <w:tcPr>
+            <w:tcW w:w="1831" w:type="pct"/>
+          </w:tcPr>
+          <w:p>
+            <w:pPr>
+              <w:keepNext/>
+              <w:keepLines/>
+              <w:spacing w:after="0"/>
+              <w:rPr>
+                <w:rFonts w:asciiTheme="majorBidi" w:hAnsiTheme="majorBidi" w:cstheme="majorBidi"/>
+                <w:sz w:val="18"/>
+                <w:szCs w:val="18"/>
+                <w:lang w:bidi="ar-IQ"/>
+              </w:rPr>
+            </w:pPr>
+            <w:r>
+              <w:rPr>
+                <w:rFonts w:asciiTheme="majorBidi" w:hAnsiTheme="majorBidi" w:cstheme="majorBidi"/>
+                <w:sz w:val="18"/>
+                <w:szCs w:val="18"/>
+                <w:rtl/>
+                <w:lang w:bidi="ar-IQ"/>
+              </w:rPr>
+              <w:t xml:space="preserve"/>
+            </w:r>
+          </w:p>
+        </w:tc>
+        <w:tc>
+          <w:tcPr>
+            <w:tcW w:w="339" w:type="pct"/>
+          </w:tcPr>
+          <w:p>
+            <w:pPr>
+              <w:keepNext/>
+              <w:keepLines/>
+              <w:spacing w:after="0"/>
+              <w:rPr>
+                <w:rFonts w:asciiTheme="majorBidi" w:hAnsiTheme="majorBidi" w:cstheme="majorBidi"/>
+                <w:sz w:val="18"/>
+                <w:szCs w:val="18"/>
+                <w:lang w:bidi="ar-IQ"/>
+              </w:rPr>
+            </w:pPr>
+            <w:r>
+              <w:rPr>
+                <w:rFonts w:asciiTheme="majorBidi" w:hAnsiTheme="majorBidi" w:cstheme="majorBidi"/>
+                <w:sz w:val="18"/>
+                <w:szCs w:val="18"/>
+                <w:rtl/>
+                <w:lang w:bidi="ar-IQ"/>
+              </w:rPr>
+              <w:t xml:space="preserve"/>
+            </w:r>
+          </w:p>
+        </w:tc>
+        <w:tc>
+          <w:tcPr>
+            <w:tcW w:w="325" w:type="pct"/>
+          </w:tcPr>
+          <w:p>
+            <w:pPr>
+              <w:keepNext/>
+              <w:keepLines/>
+              <w:spacing w:after="0"/>
+              <w:rPr>
+                <w:rFonts w:asciiTheme="majorBidi" w:hAnsiTheme="majorBidi" w:cstheme="majorBidi"/>
+                <w:sz w:val="18"/>
+                <w:szCs w:val="18"/>
+              </w:rPr>
+            </w:pPr>
+            <w:r>
+              <w:rPr>
+                <w:rFonts w:asciiTheme="majorBidi" w:hAnsiTheme="majorBidi" w:cstheme="majorBidi"/>
+                <w:sz w:val="18"/>
+                <w:szCs w:val="18"/>
+                <w:rtl/>
+                <w:lang w:bidi="ar-IQ"/>
+              </w:rPr>
+              <w:t xml:space="preserve"/>
+            </w:r>
+          </w:p>
+        </w:tc>
+      </w:tr>
+      <w:tr>
+        <w:trPr>
+          <w:cantSplit/>
+        </w:trPr>
+        <w:tc>
+          <w:tcPr>
+            <w:tcW w:w="1828" w:type="pct"/>
+          </w:tcPr>
+          <w:p>
+            <w:pPr>
+              <w:keepNext/>
+              <w:keepLines/>
+              <w:spacing w:after="0"/>
+              <w:rPr>
+                <w:rFonts w:asciiTheme="majorBidi" w:hAnsiTheme="majorBidi" w:cstheme="majorBidi"/>
+                <w:sz w:val="18"/>
+                <w:szCs w:val="18"/>
+                <w:lang w:bidi="ar-IQ"/>
+              </w:rPr>
+            </w:pPr>
+            <w:r>
+              <w:rPr>
+                <w:rFonts w:asciiTheme="majorBidi" w:hAnsiTheme="majorBidi" w:cstheme="majorBidi"/>
+                <w:sz w:val="18"/>
+                <w:szCs w:val="18"/>
+                <w:rtl/>
+                <w:lang w:bidi="ar-IQ"/>
+              </w:rPr>
+              <w:t xml:space="preserve">مفاهيم لغات البرمجة</w:t>
+            </w:r>
+          </w:p>
+        </w:tc>
+        <w:tc>
+          <w:tcPr>
+            <w:tcW w:w="338" w:type="pct"/>
+          </w:tcPr>
+          <w:p>
+            <w:pPr>
+              <w:keepNext/>
+              <w:keepLines/>
+              <w:spacing w:after="0"/>
+              <w:rPr>
+                <w:rFonts w:asciiTheme="majorBidi" w:hAnsiTheme="majorBidi" w:cstheme="majorBidi"/>
+                <w:sz w:val="18"/>
+                <w:szCs w:val="18"/>
+                <w:lang w:bidi="ar-IQ"/>
+              </w:rPr>
+            </w:pPr>
+            <w:r>
+              <w:rPr>
+                <w:rFonts w:asciiTheme="majorBidi" w:hAnsiTheme="majorBidi" w:cstheme="majorBidi"/>
+                <w:sz w:val="18"/>
+                <w:szCs w:val="18"/>
+                <w:rtl/>
+                <w:lang w:bidi="ar-IQ"/>
+              </w:rPr>
+              <w:t xml:space="preserve">٥٠</w:t>
+            </w:r>
+          </w:p>
+        </w:tc>
+        <w:tc>
+          <w:tcPr>
+            <w:tcW w:w="339" w:type="pct"/>
+          </w:tcPr>
+          <w:p>
+            <w:pPr>
+              <w:keepNext/>
+              <w:keepLines/>
+              <w:spacing w:after="0"/>
+              <w:rPr>
+                <w:rFonts w:asciiTheme="majorBidi" w:hAnsiTheme="majorBidi" w:cstheme="majorBidi"/>
+                <w:sz w:val="18"/>
+                <w:szCs w:val="18"/>
+                <w:lang w:bidi="ar-IQ"/>
+              </w:rPr>
+            </w:pPr>
+            <w:r>
+              <w:rPr>
+                <w:rFonts w:asciiTheme="majorBidi" w:hAnsiTheme="majorBidi" w:cstheme="majorBidi"/>
+                <w:sz w:val="18"/>
+                <w:szCs w:val="18"/>
+                <w:rtl/>
+                <w:lang w:bidi="ar-IQ"/>
+              </w:rPr>
+              <w:t xml:space="preserve">٢</w:t>
+            </w:r>
+          </w:p>
+        </w:tc>
+        <w:tc>
+          <w:tcPr>
+            <w:tcW w:w="1831" w:type="pct"/>
+          </w:tcPr>
+          <w:p>
+            <w:pPr>
+              <w:keepNext/>
+              <w:keepLines/>
+              <w:spacing w:after="0"/>
+              <w:rPr>
+                <w:rFonts w:asciiTheme="majorBidi" w:hAnsiTheme="majorBidi" w:cstheme="majorBidi"/>
+                <w:sz w:val="18"/>
+                <w:szCs w:val="18"/>
+                <w:lang w:bidi="ar-IQ"/>
+              </w:rPr>
+            </w:pPr>
+            <w:r>
+              <w:rPr>
+                <w:rFonts w:asciiTheme="majorBidi" w:hAnsiTheme="majorBidi" w:cstheme="majorBidi"/>
+                <w:sz w:val="18"/>
+                <w:szCs w:val="18"/>
+                <w:rtl/>
+                <w:lang w:bidi="ar-IQ"/>
+              </w:rPr>
+              <w:t xml:space="preserve"/>
+            </w:r>
+          </w:p>
+        </w:tc>
+        <w:tc>
+          <w:tcPr>
+            <w:tcW w:w="339" w:type="pct"/>
+          </w:tcPr>
+          <w:p>
+            <w:pPr>
+              <w:keepNext/>
+              <w:keepLines/>
+              <w:spacing w:after="0"/>
+              <w:rPr>
+                <w:rFonts w:asciiTheme="majorBidi" w:hAnsiTheme="majorBidi" w:cstheme="majorBidi"/>
+                <w:sz w:val="18"/>
+                <w:szCs w:val="18"/>
+                <w:lang w:bidi="ar-IQ"/>
+              </w:rPr>
+            </w:pPr>
+            <w:r>
+              <w:rPr>
+                <w:rFonts w:asciiTheme="majorBidi" w:hAnsiTheme="majorBidi" w:cstheme="majorBidi"/>
+                <w:sz w:val="18"/>
+                <w:szCs w:val="18"/>
+                <w:rtl/>
+                <w:lang w:bidi="ar-IQ"/>
+              </w:rPr>
+              <w:t xml:space="preserve"/>
+            </w:r>
+          </w:p>
+        </w:tc>
+        <w:tc>
+          <w:tcPr>
+            <w:tcW w:w="325" w:type="pct"/>
+          </w:tcPr>
+          <w:p>
+            <w:pPr>
+              <w:keepNext/>
+              <w:keepLines/>
+              <w:spacing w:after="0"/>
+              <w:rPr>
+                <w:rFonts w:asciiTheme="majorBidi" w:hAnsiTheme="majorBidi" w:cstheme="majorBidi"/>
+                <w:sz w:val="18"/>
+                <w:szCs w:val="18"/>
+              </w:rPr>
+            </w:pPr>
+            <w:r>
+              <w:rPr>
+                <w:rFonts w:asciiTheme="majorBidi" w:hAnsiTheme="majorBidi" w:cstheme="majorBidi"/>
+                <w:sz w:val="18"/>
+                <w:szCs w:val="18"/>
+                <w:rtl/>
+                <w:lang w:bidi="ar-IQ"/>
+              </w:rPr>
+              <w:t xml:space="preserve"/>
+            </w:r>
+          </w:p>
+        </w:tc>
+      </w:tr>
+      <w:tr>
+        <w:trPr>
+          <w:cantSplit/>
+        </w:trPr>
+        <w:tc>
+          <w:tcPr>
+            <w:tcW w:w="1828" w:type="pct"/>
+          </w:tcPr>
+          <w:p>
+            <w:pPr>
+              <w:keepNext/>
+              <w:keepLines/>
+              <w:spacing w:after="0"/>
+              <w:rPr>
+                <w:rFonts w:asciiTheme="majorBidi" w:hAnsiTheme="majorBidi" w:cstheme="majorBidi"/>
+                <w:sz w:val="18"/>
+                <w:szCs w:val="18"/>
+                <w:lang w:bidi="ar-IQ"/>
+              </w:rPr>
+            </w:pPr>
+            <w:r>
+              <w:rPr>
+                <w:rFonts w:asciiTheme="majorBidi" w:hAnsiTheme="majorBidi" w:cstheme="majorBidi"/>
+                <w:sz w:val="18"/>
+                <w:szCs w:val="18"/>
+                <w:rtl/>
+                <w:lang w:bidi="ar-IQ"/>
+              </w:rPr>
+              <w:t xml:space="preserve">هندسة البرمجيات</w:t>
+            </w:r>
+          </w:p>
+        </w:tc>
+        <w:tc>
+          <w:tcPr>
+            <w:tcW w:w="338" w:type="pct"/>
+          </w:tcPr>
+          <w:p>
+            <w:pPr>
+              <w:keepNext/>
+              <w:keepLines/>
+              <w:spacing w:after="0"/>
+              <w:rPr>
+                <w:rFonts w:asciiTheme="majorBidi" w:hAnsiTheme="majorBidi" w:cstheme="majorBidi"/>
+                <w:sz w:val="18"/>
+                <w:szCs w:val="18"/>
+                <w:lang w:bidi="ar-IQ"/>
+              </w:rPr>
+            </w:pPr>
+            <w:r>
+              <w:rPr>
+                <w:rFonts w:asciiTheme="majorBidi" w:hAnsiTheme="majorBidi" w:cstheme="majorBidi"/>
+                <w:sz w:val="18"/>
+                <w:szCs w:val="18"/>
+                <w:rtl/>
+                <w:lang w:bidi="ar-IQ"/>
+              </w:rPr>
+              <w:t xml:space="preserve">٦٥</w:t>
+            </w:r>
+          </w:p>
+        </w:tc>
+        <w:tc>
+          <w:tcPr>
+            <w:tcW w:w="339" w:type="pct"/>
+          </w:tcPr>
+          <w:p>
+            <w:pPr>
+              <w:keepNext/>
+              <w:keepLines/>
+              <w:spacing w:after="0"/>
+              <w:rPr>
+                <w:rFonts w:asciiTheme="majorBidi" w:hAnsiTheme="majorBidi" w:cstheme="majorBidi"/>
+                <w:sz w:val="18"/>
+                <w:szCs w:val="18"/>
+                <w:lang w:bidi="ar-IQ"/>
+              </w:rPr>
+            </w:pPr>
+            <w:r>
+              <w:rPr>
+                <w:rFonts w:asciiTheme="majorBidi" w:hAnsiTheme="majorBidi" w:cstheme="majorBidi"/>
+                <w:sz w:val="18"/>
+                <w:szCs w:val="18"/>
+                <w:rtl/>
+                <w:lang w:bidi="ar-IQ"/>
+              </w:rPr>
+              <w:t xml:space="preserve">٣</w:t>
+            </w:r>
+          </w:p>
+        </w:tc>
+        <w:tc>
+          <w:tcPr>
+            <w:tcW w:w="1831" w:type="pct"/>
+          </w:tcPr>
+          <w:p>
+            <w:pPr>
+              <w:keepNext/>
+              <w:keepLines/>
+              <w:spacing w:after="0"/>
+              <w:rPr>
+                <w:rFonts w:asciiTheme="majorBidi" w:hAnsiTheme="majorBidi" w:cstheme="majorBidi"/>
+                <w:sz w:val="18"/>
+                <w:szCs w:val="18"/>
+                <w:lang w:bidi="ar-IQ"/>
+              </w:rPr>
+            </w:pPr>
+            <w:r>
+              <w:rPr>
+                <w:rFonts w:asciiTheme="majorBidi" w:hAnsiTheme="majorBidi" w:cstheme="majorBidi"/>
+                <w:sz w:val="18"/>
+                <w:szCs w:val="18"/>
+                <w:rtl/>
+                <w:lang w:bidi="ar-IQ"/>
+              </w:rPr>
+              <w:t xml:space="preserve"/>
+            </w:r>
+          </w:p>
+        </w:tc>
+        <w:tc>
+          <w:tcPr>
+            <w:tcW w:w="339" w:type="pct"/>
+          </w:tcPr>
+          <w:p>
+            <w:pPr>
+              <w:keepNext/>
+              <w:keepLines/>
+              <w:spacing w:after="0"/>
+              <w:rPr>
+                <w:rFonts w:asciiTheme="majorBidi" w:hAnsiTheme="majorBidi" w:cstheme="majorBidi"/>
+                <w:sz w:val="18"/>
+                <w:szCs w:val="18"/>
+                <w:lang w:bidi="ar-IQ"/>
+              </w:rPr>
+            </w:pPr>
+            <w:r>
+              <w:rPr>
+                <w:rFonts w:asciiTheme="majorBidi" w:hAnsiTheme="majorBidi" w:cstheme="majorBidi"/>
+                <w:sz w:val="18"/>
+                <w:szCs w:val="18"/>
+                <w:rtl/>
+                <w:lang w:bidi="ar-IQ"/>
+              </w:rPr>
+              <w:t xml:space="preserve"/>
+            </w:r>
+          </w:p>
+        </w:tc>
+        <w:tc>
+          <w:tcPr>
+            <w:tcW w:w="325" w:type="pct"/>
+          </w:tcPr>
+          <w:p>
+            <w:pPr>
+              <w:keepNext/>
+              <w:keepLines/>
+              <w:spacing w:after="0"/>
+              <w:rPr>
+                <w:rFonts w:asciiTheme="majorBidi" w:hAnsiTheme="majorBidi" w:cstheme="majorBidi"/>
+                <w:sz w:val="18"/>
+                <w:szCs w:val="18"/>
+              </w:rPr>
+            </w:pPr>
+            <w:r>
+              <w:rPr>
+                <w:rFonts w:asciiTheme="majorBidi" w:hAnsiTheme="majorBidi" w:cstheme="majorBidi"/>
+                <w:sz w:val="18"/>
+                <w:szCs w:val="18"/>
+                <w:rtl/>
+                <w:lang w:bidi="ar-IQ"/>
+              </w:rPr>
+              <w:t xml:space="preserve"/>
+            </w:r>
+          </w:p>
+        </w:tc>
+      </w:tr>
+      <w:tr>
+        <w:trPr>
+          <w:cantSplit/>
+        </w:trPr>
+        <w:tc>
+          <w:tcPr>
+            <w:tcW w:w="1828" w:type="pct"/>
+          </w:tcPr>
+          <w:p>
+            <w:pPr>
+              <w:keepNext/>
+              <w:keepLines/>
+              <w:spacing w:after="0"/>
+              <w:rPr>
+                <w:rFonts w:asciiTheme="majorBidi" w:hAnsiTheme="majorBidi" w:cstheme="majorBidi"/>
+                <w:sz w:val="18"/>
+                <w:szCs w:val="18"/>
+                <w:lang w:bidi="ar-IQ"/>
+              </w:rPr>
+            </w:pPr>
+            <w:r>
+              <w:rPr>
+                <w:rFonts w:asciiTheme="majorBidi" w:hAnsiTheme="majorBidi" w:cstheme="majorBidi"/>
+                <w:sz w:val="18"/>
+                <w:szCs w:val="18"/>
+                <w:rtl/>
+                <w:lang w:bidi="ar-IQ"/>
+              </w:rPr>
               <w:t xml:space="preserve">هياكل البيانات ٢</w:t>
             </w:r>
           </w:p>
@@ -5815,6 +6547,2530 @@
                 <w:lang w:bidi="ar-IQ"/>
               </w:rPr>
               <w:t xml:space="preserve">٥٢</w:t>
+            </w:r>
+          </w:p>
+        </w:tc>
+        <w:tc>
+          <w:tcPr>
+            <w:tcW w:w="339" w:type="pct"/>
+          </w:tcPr>
+          <w:p>
+            <w:pPr>
+              <w:keepNext/>
+              <w:keepLines/>
+              <w:spacing w:after="0"/>
+              <w:rPr>
+                <w:rFonts w:asciiTheme="majorBidi" w:hAnsiTheme="majorBidi" w:cstheme="majorBidi"/>
+                <w:sz w:val="18"/>
+                <w:szCs w:val="18"/>
+                <w:lang w:bidi="ar-IQ"/>
+              </w:rPr>
+            </w:pPr>
+            <w:r>
+              <w:rPr>
+                <w:rFonts w:asciiTheme="majorBidi" w:hAnsiTheme="majorBidi" w:cstheme="majorBidi"/>
+                <w:sz w:val="18"/>
+                <w:szCs w:val="18"/>
+                <w:rtl/>
+                <w:lang w:bidi="ar-IQ"/>
+              </w:rPr>
+              <w:t xml:space="preserve">٣</w:t>
+            </w:r>
+          </w:p>
+        </w:tc>
+        <w:tc>
+          <w:tcPr>
+            <w:tcW w:w="1831" w:type="pct"/>
+          </w:tcPr>
+          <w:p>
+            <w:pPr>
+              <w:keepNext/>
+              <w:keepLines/>
+              <w:spacing w:after="0"/>
+              <w:rPr>
+                <w:rFonts w:asciiTheme="majorBidi" w:hAnsiTheme="majorBidi" w:cstheme="majorBidi"/>
+                <w:sz w:val="18"/>
+                <w:szCs w:val="18"/>
+                <w:lang w:bidi="ar-IQ"/>
+              </w:rPr>
+            </w:pPr>
+            <w:r>
+              <w:rPr>
+                <w:rFonts w:asciiTheme="majorBidi" w:hAnsiTheme="majorBidi" w:cstheme="majorBidi"/>
+                <w:sz w:val="18"/>
+                <w:szCs w:val="18"/>
+                <w:rtl/>
+                <w:lang w:bidi="ar-IQ"/>
+              </w:rPr>
+              <w:t xml:space="preserve"/>
+            </w:r>
+          </w:p>
+        </w:tc>
+        <w:tc>
+          <w:tcPr>
+            <w:tcW w:w="339" w:type="pct"/>
+          </w:tcPr>
+          <w:p>
+            <w:pPr>
+              <w:keepNext/>
+              <w:keepLines/>
+              <w:spacing w:after="0"/>
+              <w:rPr>
+                <w:rFonts w:asciiTheme="majorBidi" w:hAnsiTheme="majorBidi" w:cstheme="majorBidi"/>
+                <w:sz w:val="18"/>
+                <w:szCs w:val="18"/>
+                <w:lang w:bidi="ar-IQ"/>
+              </w:rPr>
+            </w:pPr>
+            <w:r>
+              <w:rPr>
+                <w:rFonts w:asciiTheme="majorBidi" w:hAnsiTheme="majorBidi" w:cstheme="majorBidi"/>
+                <w:sz w:val="18"/>
+                <w:szCs w:val="18"/>
+                <w:rtl/>
+                <w:lang w:bidi="ar-IQ"/>
+              </w:rPr>
+              <w:t xml:space="preserve"/>
+            </w:r>
+          </w:p>
+        </w:tc>
+        <w:tc>
+          <w:tcPr>
+            <w:tcW w:w="325" w:type="pct"/>
+          </w:tcPr>
+          <w:p>
+            <w:pPr>
+              <w:keepNext/>
+              <w:keepLines/>
+              <w:spacing w:after="0"/>
+              <w:rPr>
+                <w:rFonts w:asciiTheme="majorBidi" w:hAnsiTheme="majorBidi" w:cstheme="majorBidi"/>
+                <w:sz w:val="18"/>
+                <w:szCs w:val="18"/>
+              </w:rPr>
+            </w:pPr>
+            <w:r>
+              <w:rPr>
+                <w:rFonts w:asciiTheme="majorBidi" w:hAnsiTheme="majorBidi" w:cstheme="majorBidi"/>
+                <w:sz w:val="18"/>
+                <w:szCs w:val="18"/>
+                <w:rtl/>
+                <w:lang w:bidi="ar-IQ"/>
+              </w:rPr>
+              <w:t xml:space="preserve"/>
+            </w:r>
+          </w:p>
+        </w:tc>
+      </w:tr>
+    </w:tbl>
+    <w:p>
+      <w:pPr>
+        <w:keepNext/>
+        <w:keepLines/>
+        <w:spacing w:line="240" w:lineRule="auto"/>
+        <w:rPr>
+          <w:rFonts w:asciiTheme="majorBidi" w:hAnsiTheme="majorBidi" w:cstheme="majorBidi"/>
+          <w:lang w:bidi="ar-IQ"/>
+        </w:rPr>
+      </w:pPr>
+      <w:r>
+        <w:rPr>
+          <w:rFonts w:asciiTheme="majorBidi" w:hAnsiTheme="majorBidi" w:cstheme="majorBidi"/>
+          <w:rtl/>
+          <w:lang w:bidi="ar-IQ"/>
+        </w:rPr>
+        <w:t xml:space="preserve"/>
+      </w:r>
+    </w:p>
+    <w:tbl>
+      <w:tblPr>
+        <w:tblStyle w:val="TableGrid"/>
+        <w:bidiVisual/>
+        <w:tblW w:w="5000" w:type="pct"/>
+        <w:tblLayout w:type="fixed"/>
+        <w:tblLook w:val="04A0" w:firstRow="1" w:lastRow="0" w:firstColumn="1" w:lastColumn="0" w:noHBand="0" w:noVBand="1"/>
+      </w:tblPr>
+      <w:tblGrid>
+        <w:gridCol w:w="3822"/>
+        <w:gridCol w:w="707"/>
+        <w:gridCol w:w="709"/>
+        <w:gridCol w:w="3829"/>
+        <w:gridCol w:w="709"/>
+        <w:gridCol w:w="680"/>
+      </w:tblGrid>
+      <w:tr>
+        <w:trPr>
+          <w:cantSplit/>
+        </w:trPr>
+        <w:tc>
+          <w:tcPr>
+            <w:tcW w:w="2505" w:type="pct"/>
+            <w:gridSpan w:val="3"/>
+          </w:tcPr>
+          <w:p>
+            <w:pPr>
+              <w:keepNext/>
+              <w:keepLines/>
+              <w:spacing w:after="0"/>
+              <w:rPr>
+                <w:rFonts w:asciiTheme="majorBidi" w:hAnsiTheme="majorBidi" w:cstheme="majorBidi"/>
+                <w:sz w:val="18"/>
+                <w:szCs w:val="18"/>
+                <w:lang w:bidi="ar-IQ"/>
+              </w:rPr>
+            </w:pPr>
+            <w:r>
+              <w:rPr>
+                <w:rFonts w:asciiTheme="majorBidi" w:hAnsiTheme="majorBidi" w:cstheme="majorBidi"/>
+                <w:sz w:val="18"/>
+                <w:szCs w:val="18"/>
+                <w:rtl/>
+                <w:lang w:bidi="ar-IQ"/>
+              </w:rPr>
+              <w:t xml:space="preserve">العام: ٢٠١٩-٢٠٢٠</w:t>
+            </w:r>
+          </w:p>
+        </w:tc>
+        <w:tc>
+          <w:tcPr>
+            <w:tcW w:w="2495" w:type="pct"/>
+            <w:gridSpan w:val="3"/>
+          </w:tcPr>
+          <w:p>
+            <w:pPr>
+              <w:keepNext/>
+              <w:keepLines/>
+              <w:spacing w:after="0"/>
+              <w:rPr>
+                <w:rFonts w:asciiTheme="majorBidi" w:hAnsiTheme="majorBidi" w:cstheme="majorBidi"/>
+                <w:sz w:val="18"/>
+                <w:szCs w:val="18"/>
+              </w:rPr>
+            </w:pPr>
+            <w:r>
+              <w:rPr>
+                <w:rFonts w:asciiTheme="majorBidi" w:hAnsiTheme="majorBidi" w:cstheme="majorBidi"/>
+                <w:sz w:val="18"/>
+                <w:szCs w:val="18"/>
+                <w:rtl/>
+                <w:lang w:bidi="ar-IQ"/>
+              </w:rPr>
+              <w:t xml:space="preserve"/>
+            </w:r>
+          </w:p>
+        </w:tc>
+      </w:tr>
+      <w:tr>
+        <w:trPr>
+          <w:cantSplit/>
+        </w:trPr>
+        <w:tc>
+          <w:tcPr>
+            <w:tcW w:w="1828" w:type="pct"/>
+          </w:tcPr>
+          <w:p>
+            <w:pPr>
+              <w:keepNext/>
+              <w:keepLines/>
+              <w:spacing w:after="0"/>
+              <w:rPr>
+                <w:rFonts w:asciiTheme="majorBidi" w:hAnsiTheme="majorBidi" w:cstheme="majorBidi"/>
+                <w:b/>
+                <w:bCs/>
+                <w:sz w:val="18"/>
+                <w:szCs w:val="18"/>
+                <w:lang w:bidi="ar-IQ"/>
+              </w:rPr>
+            </w:pPr>
+            <w:r>
+              <w:rPr>
+                <w:rFonts w:asciiTheme="majorBidi" w:hAnsiTheme="majorBidi" w:cstheme="majorBidi"/>
+                <w:b/>
+                <w:bCs/>
+                <w:sz w:val="18"/>
+                <w:szCs w:val="18"/>
+                <w:rtl/>
+              </w:rPr>
+              <w:t>المادة الدراسية</w:t>
+            </w:r>
+          </w:p>
+        </w:tc>
+        <w:tc>
+          <w:tcPr>
+            <w:tcW w:w="338" w:type="pct"/>
+          </w:tcPr>
+          <w:p>
+            <w:pPr>
+              <w:keepNext/>
+              <w:keepLines/>
+              <w:spacing w:after="0"/>
+              <w:rPr>
+                <w:rFonts w:asciiTheme="majorBidi" w:hAnsiTheme="majorBidi" w:cstheme="majorBidi"/>
+                <w:b/>
+                <w:bCs/>
+                <w:sz w:val="18"/>
+                <w:szCs w:val="18"/>
+                <w:lang w:bidi="ar-IQ"/>
+              </w:rPr>
+            </w:pPr>
+            <w:r>
+              <w:rPr>
+                <w:rFonts w:asciiTheme="majorBidi" w:hAnsiTheme="majorBidi" w:cstheme="majorBidi"/>
+                <w:b/>
+                <w:bCs/>
+                <w:sz w:val="18"/>
+                <w:szCs w:val="18"/>
+                <w:rtl/>
+              </w:rPr>
+              <w:t>الدرجة</w:t>
+            </w:r>
+          </w:p>
+        </w:tc>
+        <w:tc>
+          <w:tcPr>
+            <w:tcW w:w="339" w:type="pct"/>
+          </w:tcPr>
+          <w:p>
+            <w:pPr>
+              <w:keepNext/>
+              <w:keepLines/>
+              <w:spacing w:after="0"/>
+              <w:rPr>
+                <w:rFonts w:asciiTheme="majorBidi" w:hAnsiTheme="majorBidi" w:cstheme="majorBidi"/>
+                <w:b/>
+                <w:bCs/>
+                <w:sz w:val="18"/>
+                <w:szCs w:val="18"/>
+                <w:lang w:bidi="ar-IQ"/>
+              </w:rPr>
+            </w:pPr>
+            <w:r>
+              <w:rPr>
+                <w:rFonts w:asciiTheme="majorBidi" w:hAnsiTheme="majorBidi" w:cstheme="majorBidi"/>
+                <w:b/>
+                <w:bCs/>
+                <w:sz w:val="18"/>
+                <w:szCs w:val="18"/>
+                <w:rtl/>
+              </w:rPr>
+              <w:t>الوحدة</w:t>
+            </w:r>
+          </w:p>
+        </w:tc>
+        <w:tc>
+          <w:tcPr>
+            <w:tcW w:w="1831" w:type="pct"/>
+          </w:tcPr>
+          <w:p>
+            <w:pPr>
+              <w:keepNext/>
+              <w:keepLines/>
+              <w:spacing w:after="0"/>
+              <w:rPr>
+                <w:rFonts w:asciiTheme="majorBidi" w:hAnsiTheme="majorBidi" w:cstheme="majorBidi"/>
+                <w:b/>
+                <w:bCs/>
+                <w:sz w:val="18"/>
+                <w:szCs w:val="18"/>
+                <w:lang w:bidi="ar-IQ"/>
+              </w:rPr>
+            </w:pPr>
+            <w:r>
+              <w:rPr>
+                <w:rFonts w:asciiTheme="majorBidi" w:hAnsiTheme="majorBidi" w:cstheme="majorBidi"/>
+                <w:b/>
+                <w:bCs/>
+                <w:sz w:val="18"/>
+                <w:szCs w:val="18"/>
+                <w:rtl/>
+              </w:rPr>
+              <w:t>المادة الدراسية</w:t>
+            </w:r>
+          </w:p>
+        </w:tc>
+        <w:tc>
+          <w:tcPr>
+            <w:tcW w:w="339" w:type="pct"/>
+          </w:tcPr>
+          <w:p>
+            <w:pPr>
+              <w:keepNext/>
+              <w:keepLines/>
+              <w:spacing w:after="0"/>
+              <w:rPr>
+                <w:rFonts w:asciiTheme="majorBidi" w:hAnsiTheme="majorBidi" w:cstheme="majorBidi"/>
+                <w:b/>
+                <w:bCs/>
+                <w:sz w:val="18"/>
+                <w:szCs w:val="18"/>
+                <w:lang w:bidi="ar-IQ"/>
+              </w:rPr>
+            </w:pPr>
+            <w:r>
+              <w:rPr>
+                <w:rFonts w:asciiTheme="majorBidi" w:hAnsiTheme="majorBidi" w:cstheme="majorBidi"/>
+                <w:b/>
+                <w:bCs/>
+                <w:sz w:val="18"/>
+                <w:szCs w:val="18"/>
+                <w:rtl/>
+              </w:rPr>
+              <w:t>الدرجة</w:t>
+            </w:r>
+          </w:p>
+        </w:tc>
+        <w:tc>
+          <w:tcPr>
+            <w:tcW w:w="325" w:type="pct"/>
+          </w:tcPr>
+          <w:p>
+            <w:pPr>
+              <w:keepNext/>
+              <w:keepLines/>
+              <w:spacing w:after="0"/>
+              <w:rPr>
+                <w:rFonts w:asciiTheme="majorBidi" w:hAnsiTheme="majorBidi" w:cstheme="majorBidi"/>
+                <w:b/>
+                <w:bCs/>
+                <w:sz w:val="18"/>
+                <w:szCs w:val="18"/>
+              </w:rPr>
+            </w:pPr>
+            <w:r>
+              <w:rPr>
+                <w:rFonts w:asciiTheme="majorBidi" w:hAnsiTheme="majorBidi" w:cstheme="majorBidi"/>
+                <w:b/>
+                <w:bCs/>
+                <w:sz w:val="18"/>
+                <w:szCs w:val="18"/>
+                <w:rtl/>
+              </w:rPr>
+              <w:t>الوحدة</w:t>
+            </w:r>
+          </w:p>
+        </w:tc>
+      </w:tr>
+      <w:tr>
+        <w:trPr>
+          <w:cantSplit/>
+        </w:trPr>
+        <w:tc>
+          <w:tcPr>
+            <w:tcW w:w="1828" w:type="pct"/>
+          </w:tcPr>
+          <w:p>
+            <w:pPr>
+              <w:keepNext/>
+              <w:keepLines/>
+              <w:spacing w:after="0"/>
+              <w:rPr>
+                <w:rFonts w:asciiTheme="majorBidi" w:hAnsiTheme="majorBidi" w:cstheme="majorBidi"/>
+                <w:sz w:val="18"/>
+                <w:szCs w:val="18"/>
+                <w:lang w:bidi="ar-IQ"/>
+              </w:rPr>
+            </w:pPr>
+            <w:r>
+              <w:rPr>
+                <w:rFonts w:asciiTheme="majorBidi" w:hAnsiTheme="majorBidi" w:cstheme="majorBidi"/>
+                <w:sz w:val="18"/>
+                <w:szCs w:val="18"/>
+                <w:rtl/>
+                <w:lang w:bidi="ar-IQ"/>
+              </w:rPr>
+              <w:t xml:space="preserve">الحوسبة السحابية</w:t>
+            </w:r>
+          </w:p>
+        </w:tc>
+        <w:tc>
+          <w:tcPr>
+            <w:tcW w:w="338" w:type="pct"/>
+          </w:tcPr>
+          <w:p>
+            <w:pPr>
+              <w:keepNext/>
+              <w:keepLines/>
+              <w:spacing w:after="0"/>
+              <w:rPr>
+                <w:rFonts w:asciiTheme="majorBidi" w:hAnsiTheme="majorBidi" w:cstheme="majorBidi"/>
+                <w:sz w:val="18"/>
+                <w:szCs w:val="18"/>
+                <w:lang w:bidi="ar-IQ"/>
+              </w:rPr>
+            </w:pPr>
+            <w:r>
+              <w:rPr>
+                <w:rFonts w:asciiTheme="majorBidi" w:hAnsiTheme="majorBidi" w:cstheme="majorBidi"/>
+                <w:sz w:val="18"/>
+                <w:szCs w:val="18"/>
+                <w:rtl/>
+                <w:lang w:bidi="ar-IQ"/>
+              </w:rPr>
+              <w:t xml:space="preserve">٨٤</w:t>
+            </w:r>
+          </w:p>
+        </w:tc>
+        <w:tc>
+          <w:tcPr>
+            <w:tcW w:w="339" w:type="pct"/>
+          </w:tcPr>
+          <w:p>
+            <w:pPr>
+              <w:keepNext/>
+              <w:keepLines/>
+              <w:spacing w:after="0"/>
+              <w:rPr>
+                <w:rFonts w:asciiTheme="majorBidi" w:hAnsiTheme="majorBidi" w:cstheme="majorBidi"/>
+                <w:sz w:val="18"/>
+                <w:szCs w:val="18"/>
+                <w:lang w:bidi="ar-IQ"/>
+              </w:rPr>
+            </w:pPr>
+            <w:r>
+              <w:rPr>
+                <w:rFonts w:asciiTheme="majorBidi" w:hAnsiTheme="majorBidi" w:cstheme="majorBidi"/>
+                <w:sz w:val="18"/>
+                <w:szCs w:val="18"/>
+                <w:rtl/>
+                <w:lang w:bidi="ar-IQ"/>
+              </w:rPr>
+              <w:t xml:space="preserve">٢</w:t>
+            </w:r>
+          </w:p>
+        </w:tc>
+        <w:tc>
+          <w:tcPr>
+            <w:tcW w:w="1831" w:type="pct"/>
+          </w:tcPr>
+          <w:p>
+            <w:pPr>
+              <w:keepNext/>
+              <w:keepLines/>
+              <w:spacing w:after="0"/>
+              <w:rPr>
+                <w:rFonts w:asciiTheme="majorBidi" w:hAnsiTheme="majorBidi" w:cstheme="majorBidi"/>
+                <w:sz w:val="18"/>
+                <w:szCs w:val="18"/>
+                <w:lang w:bidi="ar-IQ"/>
+              </w:rPr>
+            </w:pPr>
+            <w:r>
+              <w:rPr>
+                <w:rFonts w:asciiTheme="majorBidi" w:hAnsiTheme="majorBidi" w:cstheme="majorBidi"/>
+                <w:sz w:val="18"/>
+                <w:szCs w:val="18"/>
+                <w:rtl/>
+                <w:lang w:bidi="ar-IQ"/>
+              </w:rPr>
+              <w:t xml:space="preserve"/>
+            </w:r>
+          </w:p>
+        </w:tc>
+        <w:tc>
+          <w:tcPr>
+            <w:tcW w:w="339" w:type="pct"/>
+          </w:tcPr>
+          <w:p>
+            <w:pPr>
+              <w:keepNext/>
+              <w:keepLines/>
+              <w:spacing w:after="0"/>
+              <w:rPr>
+                <w:rFonts w:asciiTheme="majorBidi" w:hAnsiTheme="majorBidi" w:cstheme="majorBidi"/>
+                <w:sz w:val="18"/>
+                <w:szCs w:val="18"/>
+                <w:lang w:bidi="ar-IQ"/>
+              </w:rPr>
+            </w:pPr>
+            <w:r>
+              <w:rPr>
+                <w:rFonts w:asciiTheme="majorBidi" w:hAnsiTheme="majorBidi" w:cstheme="majorBidi"/>
+                <w:sz w:val="18"/>
+                <w:szCs w:val="18"/>
+                <w:rtl/>
+                <w:lang w:bidi="ar-IQ"/>
+              </w:rPr>
+              <w:t xml:space="preserve"/>
+            </w:r>
+          </w:p>
+        </w:tc>
+        <w:tc>
+          <w:tcPr>
+            <w:tcW w:w="325" w:type="pct"/>
+          </w:tcPr>
+          <w:p>
+            <w:pPr>
+              <w:keepNext/>
+              <w:keepLines/>
+              <w:spacing w:after="0"/>
+              <w:rPr>
+                <w:rFonts w:asciiTheme="majorBidi" w:hAnsiTheme="majorBidi" w:cstheme="majorBidi"/>
+                <w:sz w:val="18"/>
+                <w:szCs w:val="18"/>
+              </w:rPr>
+            </w:pPr>
+            <w:r>
+              <w:rPr>
+                <w:rFonts w:asciiTheme="majorBidi" w:hAnsiTheme="majorBidi" w:cstheme="majorBidi"/>
+                <w:sz w:val="18"/>
+                <w:szCs w:val="18"/>
+                <w:rtl/>
+                <w:lang w:bidi="ar-IQ"/>
+              </w:rPr>
+              <w:t xml:space="preserve"/>
+            </w:r>
+          </w:p>
+        </w:tc>
+      </w:tr>
+      <w:tr>
+        <w:trPr>
+          <w:cantSplit/>
+        </w:trPr>
+        <w:tc>
+          <w:tcPr>
+            <w:tcW w:w="1828" w:type="pct"/>
+          </w:tcPr>
+          <w:p>
+            <w:pPr>
+              <w:keepNext/>
+              <w:keepLines/>
+              <w:spacing w:after="0"/>
+              <w:rPr>
+                <w:rFonts w:asciiTheme="majorBidi" w:hAnsiTheme="majorBidi" w:cstheme="majorBidi"/>
+                <w:sz w:val="18"/>
+                <w:szCs w:val="18"/>
+                <w:lang w:bidi="ar-IQ"/>
+              </w:rPr>
+            </w:pPr>
+            <w:r>
+              <w:rPr>
+                <w:rFonts w:asciiTheme="majorBidi" w:hAnsiTheme="majorBidi" w:cstheme="majorBidi"/>
+                <w:sz w:val="18"/>
+                <w:szCs w:val="18"/>
+                <w:rtl/>
+                <w:lang w:bidi="ar-IQ"/>
+              </w:rPr>
+              <w:t xml:space="preserve">الذكاء الحاسوبي</w:t>
+            </w:r>
+          </w:p>
+        </w:tc>
+        <w:tc>
+          <w:tcPr>
+            <w:tcW w:w="338" w:type="pct"/>
+          </w:tcPr>
+          <w:p>
+            <w:pPr>
+              <w:keepNext/>
+              <w:keepLines/>
+              <w:spacing w:after="0"/>
+              <w:rPr>
+                <w:rFonts w:asciiTheme="majorBidi" w:hAnsiTheme="majorBidi" w:cstheme="majorBidi"/>
+                <w:sz w:val="18"/>
+                <w:szCs w:val="18"/>
+                <w:lang w:bidi="ar-IQ"/>
+              </w:rPr>
+            </w:pPr>
+            <w:r>
+              <w:rPr>
+                <w:rFonts w:asciiTheme="majorBidi" w:hAnsiTheme="majorBidi" w:cstheme="majorBidi"/>
+                <w:sz w:val="18"/>
+                <w:szCs w:val="18"/>
+                <w:rtl/>
+                <w:lang w:bidi="ar-IQ"/>
+              </w:rPr>
+              <w:t xml:space="preserve">٦٨</w:t>
+            </w:r>
+          </w:p>
+        </w:tc>
+        <w:tc>
+          <w:tcPr>
+            <w:tcW w:w="339" w:type="pct"/>
+          </w:tcPr>
+          <w:p>
+            <w:pPr>
+              <w:keepNext/>
+              <w:keepLines/>
+              <w:spacing w:after="0"/>
+              <w:rPr>
+                <w:rFonts w:asciiTheme="majorBidi" w:hAnsiTheme="majorBidi" w:cstheme="majorBidi"/>
+                <w:sz w:val="18"/>
+                <w:szCs w:val="18"/>
+                <w:lang w:bidi="ar-IQ"/>
+              </w:rPr>
+            </w:pPr>
+            <w:r>
+              <w:rPr>
+                <w:rFonts w:asciiTheme="majorBidi" w:hAnsiTheme="majorBidi" w:cstheme="majorBidi"/>
+                <w:sz w:val="18"/>
+                <w:szCs w:val="18"/>
+                <w:rtl/>
+                <w:lang w:bidi="ar-IQ"/>
+              </w:rPr>
+              <w:t xml:space="preserve">٣</w:t>
+            </w:r>
+          </w:p>
+        </w:tc>
+        <w:tc>
+          <w:tcPr>
+            <w:tcW w:w="1831" w:type="pct"/>
+          </w:tcPr>
+          <w:p>
+            <w:pPr>
+              <w:keepNext/>
+              <w:keepLines/>
+              <w:spacing w:after="0"/>
+              <w:rPr>
+                <w:rFonts w:asciiTheme="majorBidi" w:hAnsiTheme="majorBidi" w:cstheme="majorBidi"/>
+                <w:sz w:val="18"/>
+                <w:szCs w:val="18"/>
+                <w:lang w:bidi="ar-IQ"/>
+              </w:rPr>
+            </w:pPr>
+            <w:r>
+              <w:rPr>
+                <w:rFonts w:asciiTheme="majorBidi" w:hAnsiTheme="majorBidi" w:cstheme="majorBidi"/>
+                <w:sz w:val="18"/>
+                <w:szCs w:val="18"/>
+                <w:rtl/>
+                <w:lang w:bidi="ar-IQ"/>
+              </w:rPr>
+              <w:t xml:space="preserve"/>
+            </w:r>
+          </w:p>
+        </w:tc>
+        <w:tc>
+          <w:tcPr>
+            <w:tcW w:w="339" w:type="pct"/>
+          </w:tcPr>
+          <w:p>
+            <w:pPr>
+              <w:keepNext/>
+              <w:keepLines/>
+              <w:spacing w:after="0"/>
+              <w:rPr>
+                <w:rFonts w:asciiTheme="majorBidi" w:hAnsiTheme="majorBidi" w:cstheme="majorBidi"/>
+                <w:sz w:val="18"/>
+                <w:szCs w:val="18"/>
+                <w:lang w:bidi="ar-IQ"/>
+              </w:rPr>
+            </w:pPr>
+            <w:r>
+              <w:rPr>
+                <w:rFonts w:asciiTheme="majorBidi" w:hAnsiTheme="majorBidi" w:cstheme="majorBidi"/>
+                <w:sz w:val="18"/>
+                <w:szCs w:val="18"/>
+                <w:rtl/>
+                <w:lang w:bidi="ar-IQ"/>
+              </w:rPr>
+              <w:t xml:space="preserve"/>
+            </w:r>
+          </w:p>
+        </w:tc>
+        <w:tc>
+          <w:tcPr>
+            <w:tcW w:w="325" w:type="pct"/>
+          </w:tcPr>
+          <w:p>
+            <w:pPr>
+              <w:keepNext/>
+              <w:keepLines/>
+              <w:spacing w:after="0"/>
+              <w:rPr>
+                <w:rFonts w:asciiTheme="majorBidi" w:hAnsiTheme="majorBidi" w:cstheme="majorBidi"/>
+                <w:sz w:val="18"/>
+                <w:szCs w:val="18"/>
+              </w:rPr>
+            </w:pPr>
+            <w:r>
+              <w:rPr>
+                <w:rFonts w:asciiTheme="majorBidi" w:hAnsiTheme="majorBidi" w:cstheme="majorBidi"/>
+                <w:sz w:val="18"/>
+                <w:szCs w:val="18"/>
+                <w:rtl/>
+                <w:lang w:bidi="ar-IQ"/>
+              </w:rPr>
+              <w:t xml:space="preserve"/>
+            </w:r>
+          </w:p>
+        </w:tc>
+      </w:tr>
+      <w:tr>
+        <w:trPr>
+          <w:cantSplit/>
+        </w:trPr>
+        <w:tc>
+          <w:tcPr>
+            <w:tcW w:w="1828" w:type="pct"/>
+          </w:tcPr>
+          <w:p>
+            <w:pPr>
+              <w:keepNext/>
+              <w:keepLines/>
+              <w:spacing w:after="0"/>
+              <w:rPr>
+                <w:rFonts w:asciiTheme="majorBidi" w:hAnsiTheme="majorBidi" w:cstheme="majorBidi"/>
+                <w:sz w:val="18"/>
+                <w:szCs w:val="18"/>
+                <w:lang w:bidi="ar-IQ"/>
+              </w:rPr>
+            </w:pPr>
+            <w:r>
+              <w:rPr>
+                <w:rFonts w:asciiTheme="majorBidi" w:hAnsiTheme="majorBidi" w:cstheme="majorBidi"/>
+                <w:sz w:val="18"/>
+                <w:szCs w:val="18"/>
+                <w:rtl/>
+                <w:lang w:bidi="ar-IQ"/>
+              </w:rPr>
+              <w:t xml:space="preserve">الرؤيا بالحاسوب</w:t>
+            </w:r>
+          </w:p>
+        </w:tc>
+        <w:tc>
+          <w:tcPr>
+            <w:tcW w:w="338" w:type="pct"/>
+          </w:tcPr>
+          <w:p>
+            <w:pPr>
+              <w:keepNext/>
+              <w:keepLines/>
+              <w:spacing w:after="0"/>
+              <w:rPr>
+                <w:rFonts w:asciiTheme="majorBidi" w:hAnsiTheme="majorBidi" w:cstheme="majorBidi"/>
+                <w:sz w:val="18"/>
+                <w:szCs w:val="18"/>
+                <w:lang w:bidi="ar-IQ"/>
+              </w:rPr>
+            </w:pPr>
+            <w:r>
+              <w:rPr>
+                <w:rFonts w:asciiTheme="majorBidi" w:hAnsiTheme="majorBidi" w:cstheme="majorBidi"/>
+                <w:sz w:val="18"/>
+                <w:szCs w:val="18"/>
+                <w:rtl/>
+                <w:lang w:bidi="ar-IQ"/>
+              </w:rPr>
+              <w:t xml:space="preserve">٧٨</w:t>
+            </w:r>
+          </w:p>
+        </w:tc>
+        <w:tc>
+          <w:tcPr>
+            <w:tcW w:w="339" w:type="pct"/>
+          </w:tcPr>
+          <w:p>
+            <w:pPr>
+              <w:keepNext/>
+              <w:keepLines/>
+              <w:spacing w:after="0"/>
+              <w:rPr>
+                <w:rFonts w:asciiTheme="majorBidi" w:hAnsiTheme="majorBidi" w:cstheme="majorBidi"/>
+                <w:sz w:val="18"/>
+                <w:szCs w:val="18"/>
+                <w:lang w:bidi="ar-IQ"/>
+              </w:rPr>
+            </w:pPr>
+            <w:r>
+              <w:rPr>
+                <w:rFonts w:asciiTheme="majorBidi" w:hAnsiTheme="majorBidi" w:cstheme="majorBidi"/>
+                <w:sz w:val="18"/>
+                <w:szCs w:val="18"/>
+                <w:rtl/>
+                <w:lang w:bidi="ar-IQ"/>
+              </w:rPr>
+              <w:t xml:space="preserve">٣</w:t>
+            </w:r>
+          </w:p>
+        </w:tc>
+        <w:tc>
+          <w:tcPr>
+            <w:tcW w:w="1831" w:type="pct"/>
+          </w:tcPr>
+          <w:p>
+            <w:pPr>
+              <w:keepNext/>
+              <w:keepLines/>
+              <w:spacing w:after="0"/>
+              <w:rPr>
+                <w:rFonts w:asciiTheme="majorBidi" w:hAnsiTheme="majorBidi" w:cstheme="majorBidi"/>
+                <w:sz w:val="18"/>
+                <w:szCs w:val="18"/>
+                <w:lang w:bidi="ar-IQ"/>
+              </w:rPr>
+            </w:pPr>
+            <w:r>
+              <w:rPr>
+                <w:rFonts w:asciiTheme="majorBidi" w:hAnsiTheme="majorBidi" w:cstheme="majorBidi"/>
+                <w:sz w:val="18"/>
+                <w:szCs w:val="18"/>
+                <w:rtl/>
+                <w:lang w:bidi="ar-IQ"/>
+              </w:rPr>
+              <w:t xml:space="preserve"/>
+            </w:r>
+          </w:p>
+        </w:tc>
+        <w:tc>
+          <w:tcPr>
+            <w:tcW w:w="339" w:type="pct"/>
+          </w:tcPr>
+          <w:p>
+            <w:pPr>
+              <w:keepNext/>
+              <w:keepLines/>
+              <w:spacing w:after="0"/>
+              <w:rPr>
+                <w:rFonts w:asciiTheme="majorBidi" w:hAnsiTheme="majorBidi" w:cstheme="majorBidi"/>
+                <w:sz w:val="18"/>
+                <w:szCs w:val="18"/>
+                <w:lang w:bidi="ar-IQ"/>
+              </w:rPr>
+            </w:pPr>
+            <w:r>
+              <w:rPr>
+                <w:rFonts w:asciiTheme="majorBidi" w:hAnsiTheme="majorBidi" w:cstheme="majorBidi"/>
+                <w:sz w:val="18"/>
+                <w:szCs w:val="18"/>
+                <w:rtl/>
+                <w:lang w:bidi="ar-IQ"/>
+              </w:rPr>
+              <w:t xml:space="preserve"/>
+            </w:r>
+          </w:p>
+        </w:tc>
+        <w:tc>
+          <w:tcPr>
+            <w:tcW w:w="325" w:type="pct"/>
+          </w:tcPr>
+          <w:p>
+            <w:pPr>
+              <w:keepNext/>
+              <w:keepLines/>
+              <w:spacing w:after="0"/>
+              <w:rPr>
+                <w:rFonts w:asciiTheme="majorBidi" w:hAnsiTheme="majorBidi" w:cstheme="majorBidi"/>
+                <w:sz w:val="18"/>
+                <w:szCs w:val="18"/>
+              </w:rPr>
+            </w:pPr>
+            <w:r>
+              <w:rPr>
+                <w:rFonts w:asciiTheme="majorBidi" w:hAnsiTheme="majorBidi" w:cstheme="majorBidi"/>
+                <w:sz w:val="18"/>
+                <w:szCs w:val="18"/>
+                <w:rtl/>
+                <w:lang w:bidi="ar-IQ"/>
+              </w:rPr>
+              <w:t xml:space="preserve"/>
+            </w:r>
+          </w:p>
+        </w:tc>
+      </w:tr>
+      <w:tr>
+        <w:trPr>
+          <w:cantSplit/>
+        </w:trPr>
+        <w:tc>
+          <w:tcPr>
+            <w:tcW w:w="1828" w:type="pct"/>
+          </w:tcPr>
+          <w:p>
+            <w:pPr>
+              <w:keepNext/>
+              <w:keepLines/>
+              <w:spacing w:after="0"/>
+              <w:rPr>
+                <w:rFonts w:asciiTheme="majorBidi" w:hAnsiTheme="majorBidi" w:cstheme="majorBidi"/>
+                <w:sz w:val="18"/>
+                <w:szCs w:val="18"/>
+                <w:lang w:bidi="ar-IQ"/>
+              </w:rPr>
+            </w:pPr>
+            <w:r>
+              <w:rPr>
+                <w:rFonts w:asciiTheme="majorBidi" w:hAnsiTheme="majorBidi" w:cstheme="majorBidi"/>
+                <w:sz w:val="18"/>
+                <w:szCs w:val="18"/>
+                <w:rtl/>
+                <w:lang w:bidi="ar-IQ"/>
+              </w:rPr>
+              <w:t xml:space="preserve">المحاكاة بالحاسوب</w:t>
+            </w:r>
+          </w:p>
+        </w:tc>
+        <w:tc>
+          <w:tcPr>
+            <w:tcW w:w="338" w:type="pct"/>
+          </w:tcPr>
+          <w:p>
+            <w:pPr>
+              <w:keepNext/>
+              <w:keepLines/>
+              <w:spacing w:after="0"/>
+              <w:rPr>
+                <w:rFonts w:asciiTheme="majorBidi" w:hAnsiTheme="majorBidi" w:cstheme="majorBidi"/>
+                <w:sz w:val="18"/>
+                <w:szCs w:val="18"/>
+                <w:lang w:bidi="ar-IQ"/>
+              </w:rPr>
+            </w:pPr>
+            <w:r>
+              <w:rPr>
+                <w:rFonts w:asciiTheme="majorBidi" w:hAnsiTheme="majorBidi" w:cstheme="majorBidi"/>
+                <w:sz w:val="18"/>
+                <w:szCs w:val="18"/>
+                <w:rtl/>
+                <w:lang w:bidi="ar-IQ"/>
+              </w:rPr>
+              <w:t xml:space="preserve">٨٠</w:t>
+            </w:r>
+          </w:p>
+        </w:tc>
+        <w:tc>
+          <w:tcPr>
+            <w:tcW w:w="339" w:type="pct"/>
+          </w:tcPr>
+          <w:p>
+            <w:pPr>
+              <w:keepNext/>
+              <w:keepLines/>
+              <w:spacing w:after="0"/>
+              <w:rPr>
+                <w:rFonts w:asciiTheme="majorBidi" w:hAnsiTheme="majorBidi" w:cstheme="majorBidi"/>
+                <w:sz w:val="18"/>
+                <w:szCs w:val="18"/>
+                <w:lang w:bidi="ar-IQ"/>
+              </w:rPr>
+            </w:pPr>
+            <w:r>
+              <w:rPr>
+                <w:rFonts w:asciiTheme="majorBidi" w:hAnsiTheme="majorBidi" w:cstheme="majorBidi"/>
+                <w:sz w:val="18"/>
+                <w:szCs w:val="18"/>
+                <w:rtl/>
+                <w:lang w:bidi="ar-IQ"/>
+              </w:rPr>
+              <w:t xml:space="preserve">٣</w:t>
+            </w:r>
+          </w:p>
+        </w:tc>
+        <w:tc>
+          <w:tcPr>
+            <w:tcW w:w="1831" w:type="pct"/>
+          </w:tcPr>
+          <w:p>
+            <w:pPr>
+              <w:keepNext/>
+              <w:keepLines/>
+              <w:spacing w:after="0"/>
+              <w:rPr>
+                <w:rFonts w:asciiTheme="majorBidi" w:hAnsiTheme="majorBidi" w:cstheme="majorBidi"/>
+                <w:sz w:val="18"/>
+                <w:szCs w:val="18"/>
+                <w:lang w:bidi="ar-IQ"/>
+              </w:rPr>
+            </w:pPr>
+            <w:r>
+              <w:rPr>
+                <w:rFonts w:asciiTheme="majorBidi" w:hAnsiTheme="majorBidi" w:cstheme="majorBidi"/>
+                <w:sz w:val="18"/>
+                <w:szCs w:val="18"/>
+                <w:rtl/>
+                <w:lang w:bidi="ar-IQ"/>
+              </w:rPr>
+              <w:t xml:space="preserve"/>
+            </w:r>
+          </w:p>
+        </w:tc>
+        <w:tc>
+          <w:tcPr>
+            <w:tcW w:w="339" w:type="pct"/>
+          </w:tcPr>
+          <w:p>
+            <w:pPr>
+              <w:keepNext/>
+              <w:keepLines/>
+              <w:spacing w:after="0"/>
+              <w:rPr>
+                <w:rFonts w:asciiTheme="majorBidi" w:hAnsiTheme="majorBidi" w:cstheme="majorBidi"/>
+                <w:sz w:val="18"/>
+                <w:szCs w:val="18"/>
+                <w:lang w:bidi="ar-IQ"/>
+              </w:rPr>
+            </w:pPr>
+            <w:r>
+              <w:rPr>
+                <w:rFonts w:asciiTheme="majorBidi" w:hAnsiTheme="majorBidi" w:cstheme="majorBidi"/>
+                <w:sz w:val="18"/>
+                <w:szCs w:val="18"/>
+                <w:rtl/>
+                <w:lang w:bidi="ar-IQ"/>
+              </w:rPr>
+              <w:t xml:space="preserve"/>
+            </w:r>
+          </w:p>
+        </w:tc>
+        <w:tc>
+          <w:tcPr>
+            <w:tcW w:w="325" w:type="pct"/>
+          </w:tcPr>
+          <w:p>
+            <w:pPr>
+              <w:keepNext/>
+              <w:keepLines/>
+              <w:spacing w:after="0"/>
+              <w:rPr>
+                <w:rFonts w:asciiTheme="majorBidi" w:hAnsiTheme="majorBidi" w:cstheme="majorBidi"/>
+                <w:sz w:val="18"/>
+                <w:szCs w:val="18"/>
+              </w:rPr>
+            </w:pPr>
+            <w:r>
+              <w:rPr>
+                <w:rFonts w:asciiTheme="majorBidi" w:hAnsiTheme="majorBidi" w:cstheme="majorBidi"/>
+                <w:sz w:val="18"/>
+                <w:szCs w:val="18"/>
+                <w:rtl/>
+                <w:lang w:bidi="ar-IQ"/>
+              </w:rPr>
+              <w:t xml:space="preserve"/>
+            </w:r>
+          </w:p>
+        </w:tc>
+      </w:tr>
+      <w:tr>
+        <w:trPr>
+          <w:cantSplit/>
+        </w:trPr>
+        <w:tc>
+          <w:tcPr>
+            <w:tcW w:w="1828" w:type="pct"/>
+          </w:tcPr>
+          <w:p>
+            <w:pPr>
+              <w:keepNext/>
+              <w:keepLines/>
+              <w:spacing w:after="0"/>
+              <w:rPr>
+                <w:rFonts w:asciiTheme="majorBidi" w:hAnsiTheme="majorBidi" w:cstheme="majorBidi"/>
+                <w:sz w:val="18"/>
+                <w:szCs w:val="18"/>
+                <w:lang w:bidi="ar-IQ"/>
+              </w:rPr>
+            </w:pPr>
+            <w:r>
+              <w:rPr>
+                <w:rFonts w:asciiTheme="majorBidi" w:hAnsiTheme="majorBidi" w:cstheme="majorBidi"/>
+                <w:sz w:val="18"/>
+                <w:szCs w:val="18"/>
+                <w:rtl/>
+                <w:lang w:bidi="ar-IQ"/>
+              </w:rPr>
+              <w:t xml:space="preserve">امنية الحاسوب</w:t>
+            </w:r>
+          </w:p>
+        </w:tc>
+        <w:tc>
+          <w:tcPr>
+            <w:tcW w:w="338" w:type="pct"/>
+          </w:tcPr>
+          <w:p>
+            <w:pPr>
+              <w:keepNext/>
+              <w:keepLines/>
+              <w:spacing w:after="0"/>
+              <w:rPr>
+                <w:rFonts w:asciiTheme="majorBidi" w:hAnsiTheme="majorBidi" w:cstheme="majorBidi"/>
+                <w:sz w:val="18"/>
+                <w:szCs w:val="18"/>
+                <w:lang w:bidi="ar-IQ"/>
+              </w:rPr>
+            </w:pPr>
+            <w:r>
+              <w:rPr>
+                <w:rFonts w:asciiTheme="majorBidi" w:hAnsiTheme="majorBidi" w:cstheme="majorBidi"/>
+                <w:sz w:val="18"/>
+                <w:szCs w:val="18"/>
+                <w:rtl/>
+                <w:lang w:bidi="ar-IQ"/>
+              </w:rPr>
+              <w:t xml:space="preserve">٨٠</w:t>
+            </w:r>
+          </w:p>
+        </w:tc>
+        <w:tc>
+          <w:tcPr>
+            <w:tcW w:w="339" w:type="pct"/>
+          </w:tcPr>
+          <w:p>
+            <w:pPr>
+              <w:keepNext/>
+              <w:keepLines/>
+              <w:spacing w:after="0"/>
+              <w:rPr>
+                <w:rFonts w:asciiTheme="majorBidi" w:hAnsiTheme="majorBidi" w:cstheme="majorBidi"/>
+                <w:sz w:val="18"/>
+                <w:szCs w:val="18"/>
+                <w:lang w:bidi="ar-IQ"/>
+              </w:rPr>
+            </w:pPr>
+            <w:r>
+              <w:rPr>
+                <w:rFonts w:asciiTheme="majorBidi" w:hAnsiTheme="majorBidi" w:cstheme="majorBidi"/>
+                <w:sz w:val="18"/>
+                <w:szCs w:val="18"/>
+                <w:rtl/>
+                <w:lang w:bidi="ar-IQ"/>
+              </w:rPr>
+              <w:t xml:space="preserve">٣</w:t>
+            </w:r>
+          </w:p>
+        </w:tc>
+        <w:tc>
+          <w:tcPr>
+            <w:tcW w:w="1831" w:type="pct"/>
+          </w:tcPr>
+          <w:p>
+            <w:pPr>
+              <w:keepNext/>
+              <w:keepLines/>
+              <w:spacing w:after="0"/>
+              <w:rPr>
+                <w:rFonts w:asciiTheme="majorBidi" w:hAnsiTheme="majorBidi" w:cstheme="majorBidi"/>
+                <w:sz w:val="18"/>
+                <w:szCs w:val="18"/>
+                <w:lang w:bidi="ar-IQ"/>
+              </w:rPr>
+            </w:pPr>
+            <w:r>
+              <w:rPr>
+                <w:rFonts w:asciiTheme="majorBidi" w:hAnsiTheme="majorBidi" w:cstheme="majorBidi"/>
+                <w:sz w:val="18"/>
+                <w:szCs w:val="18"/>
+                <w:rtl/>
+                <w:lang w:bidi="ar-IQ"/>
+              </w:rPr>
+              <w:t xml:space="preserve"/>
+            </w:r>
+          </w:p>
+        </w:tc>
+        <w:tc>
+          <w:tcPr>
+            <w:tcW w:w="339" w:type="pct"/>
+          </w:tcPr>
+          <w:p>
+            <w:pPr>
+              <w:keepNext/>
+              <w:keepLines/>
+              <w:spacing w:after="0"/>
+              <w:rPr>
+                <w:rFonts w:asciiTheme="majorBidi" w:hAnsiTheme="majorBidi" w:cstheme="majorBidi"/>
+                <w:sz w:val="18"/>
+                <w:szCs w:val="18"/>
+                <w:lang w:bidi="ar-IQ"/>
+              </w:rPr>
+            </w:pPr>
+            <w:r>
+              <w:rPr>
+                <w:rFonts w:asciiTheme="majorBidi" w:hAnsiTheme="majorBidi" w:cstheme="majorBidi"/>
+                <w:sz w:val="18"/>
+                <w:szCs w:val="18"/>
+                <w:rtl/>
+                <w:lang w:bidi="ar-IQ"/>
+              </w:rPr>
+              <w:t xml:space="preserve"/>
+            </w:r>
+          </w:p>
+        </w:tc>
+        <w:tc>
+          <w:tcPr>
+            <w:tcW w:w="325" w:type="pct"/>
+          </w:tcPr>
+          <w:p>
+            <w:pPr>
+              <w:keepNext/>
+              <w:keepLines/>
+              <w:spacing w:after="0"/>
+              <w:rPr>
+                <w:rFonts w:asciiTheme="majorBidi" w:hAnsiTheme="majorBidi" w:cstheme="majorBidi"/>
+                <w:sz w:val="18"/>
+                <w:szCs w:val="18"/>
+              </w:rPr>
+            </w:pPr>
+            <w:r>
+              <w:rPr>
+                <w:rFonts w:asciiTheme="majorBidi" w:hAnsiTheme="majorBidi" w:cstheme="majorBidi"/>
+                <w:sz w:val="18"/>
+                <w:szCs w:val="18"/>
+                <w:rtl/>
+                <w:lang w:bidi="ar-IQ"/>
+              </w:rPr>
+              <w:t xml:space="preserve"/>
+            </w:r>
+          </w:p>
+        </w:tc>
+      </w:tr>
+      <w:tr>
+        <w:trPr>
+          <w:cantSplit/>
+        </w:trPr>
+        <w:tc>
+          <w:tcPr>
+            <w:tcW w:w="1828" w:type="pct"/>
+          </w:tcPr>
+          <w:p>
+            <w:pPr>
+              <w:keepNext/>
+              <w:keepLines/>
+              <w:spacing w:after="0"/>
+              <w:rPr>
+                <w:rFonts w:asciiTheme="majorBidi" w:hAnsiTheme="majorBidi" w:cstheme="majorBidi"/>
+                <w:sz w:val="18"/>
+                <w:szCs w:val="18"/>
+                <w:lang w:bidi="ar-IQ"/>
+              </w:rPr>
+            </w:pPr>
+            <w:r>
+              <w:rPr>
+                <w:rFonts w:asciiTheme="majorBidi" w:hAnsiTheme="majorBidi" w:cstheme="majorBidi"/>
+                <w:sz w:val="18"/>
+                <w:szCs w:val="18"/>
+                <w:rtl/>
+                <w:lang w:bidi="ar-IQ"/>
+              </w:rPr>
+              <w:t xml:space="preserve">انظمة التشغيل</w:t>
+            </w:r>
+          </w:p>
+        </w:tc>
+        <w:tc>
+          <w:tcPr>
+            <w:tcW w:w="338" w:type="pct"/>
+          </w:tcPr>
+          <w:p>
+            <w:pPr>
+              <w:keepNext/>
+              <w:keepLines/>
+              <w:spacing w:after="0"/>
+              <w:rPr>
+                <w:rFonts w:asciiTheme="majorBidi" w:hAnsiTheme="majorBidi" w:cstheme="majorBidi"/>
+                <w:sz w:val="18"/>
+                <w:szCs w:val="18"/>
+                <w:lang w:bidi="ar-IQ"/>
+              </w:rPr>
+            </w:pPr>
+            <w:r>
+              <w:rPr>
+                <w:rFonts w:asciiTheme="majorBidi" w:hAnsiTheme="majorBidi" w:cstheme="majorBidi"/>
+                <w:sz w:val="18"/>
+                <w:szCs w:val="18"/>
+                <w:rtl/>
+                <w:lang w:bidi="ar-IQ"/>
+              </w:rPr>
+              <w:t xml:space="preserve">٨٠</w:t>
+            </w:r>
+          </w:p>
+        </w:tc>
+        <w:tc>
+          <w:tcPr>
+            <w:tcW w:w="339" w:type="pct"/>
+          </w:tcPr>
+          <w:p>
+            <w:pPr>
+              <w:keepNext/>
+              <w:keepLines/>
+              <w:spacing w:after="0"/>
+              <w:rPr>
+                <w:rFonts w:asciiTheme="majorBidi" w:hAnsiTheme="majorBidi" w:cstheme="majorBidi"/>
+                <w:sz w:val="18"/>
+                <w:szCs w:val="18"/>
+                <w:lang w:bidi="ar-IQ"/>
+              </w:rPr>
+            </w:pPr>
+            <w:r>
+              <w:rPr>
+                <w:rFonts w:asciiTheme="majorBidi" w:hAnsiTheme="majorBidi" w:cstheme="majorBidi"/>
+                <w:sz w:val="18"/>
+                <w:szCs w:val="18"/>
+                <w:rtl/>
+                <w:lang w:bidi="ar-IQ"/>
+              </w:rPr>
+              <w:t xml:space="preserve">٣</w:t>
+            </w:r>
+          </w:p>
+        </w:tc>
+        <w:tc>
+          <w:tcPr>
+            <w:tcW w:w="1831" w:type="pct"/>
+          </w:tcPr>
+          <w:p>
+            <w:pPr>
+              <w:keepNext/>
+              <w:keepLines/>
+              <w:spacing w:after="0"/>
+              <w:rPr>
+                <w:rFonts w:asciiTheme="majorBidi" w:hAnsiTheme="majorBidi" w:cstheme="majorBidi"/>
+                <w:sz w:val="18"/>
+                <w:szCs w:val="18"/>
+                <w:lang w:bidi="ar-IQ"/>
+              </w:rPr>
+            </w:pPr>
+            <w:r>
+              <w:rPr>
+                <w:rFonts w:asciiTheme="majorBidi" w:hAnsiTheme="majorBidi" w:cstheme="majorBidi"/>
+                <w:sz w:val="18"/>
+                <w:szCs w:val="18"/>
+                <w:rtl/>
+                <w:lang w:bidi="ar-IQ"/>
+              </w:rPr>
+              <w:t xml:space="preserve"/>
+            </w:r>
+          </w:p>
+        </w:tc>
+        <w:tc>
+          <w:tcPr>
+            <w:tcW w:w="339" w:type="pct"/>
+          </w:tcPr>
+          <w:p>
+            <w:pPr>
+              <w:keepNext/>
+              <w:keepLines/>
+              <w:spacing w:after="0"/>
+              <w:rPr>
+                <w:rFonts w:asciiTheme="majorBidi" w:hAnsiTheme="majorBidi" w:cstheme="majorBidi"/>
+                <w:sz w:val="18"/>
+                <w:szCs w:val="18"/>
+                <w:lang w:bidi="ar-IQ"/>
+              </w:rPr>
+            </w:pPr>
+            <w:r>
+              <w:rPr>
+                <w:rFonts w:asciiTheme="majorBidi" w:hAnsiTheme="majorBidi" w:cstheme="majorBidi"/>
+                <w:sz w:val="18"/>
+                <w:szCs w:val="18"/>
+                <w:rtl/>
+                <w:lang w:bidi="ar-IQ"/>
+              </w:rPr>
+              <w:t xml:space="preserve"/>
+            </w:r>
+          </w:p>
+        </w:tc>
+        <w:tc>
+          <w:tcPr>
+            <w:tcW w:w="325" w:type="pct"/>
+          </w:tcPr>
+          <w:p>
+            <w:pPr>
+              <w:keepNext/>
+              <w:keepLines/>
+              <w:spacing w:after="0"/>
+              <w:rPr>
+                <w:rFonts w:asciiTheme="majorBidi" w:hAnsiTheme="majorBidi" w:cstheme="majorBidi"/>
+                <w:sz w:val="18"/>
+                <w:szCs w:val="18"/>
+              </w:rPr>
+            </w:pPr>
+            <w:r>
+              <w:rPr>
+                <w:rFonts w:asciiTheme="majorBidi" w:hAnsiTheme="majorBidi" w:cstheme="majorBidi"/>
+                <w:sz w:val="18"/>
+                <w:szCs w:val="18"/>
+                <w:rtl/>
+                <w:lang w:bidi="ar-IQ"/>
+              </w:rPr>
+              <w:t xml:space="preserve"/>
+            </w:r>
+          </w:p>
+        </w:tc>
+      </w:tr>
+      <w:tr>
+        <w:trPr>
+          <w:cantSplit/>
+        </w:trPr>
+        <w:tc>
+          <w:tcPr>
+            <w:tcW w:w="1828" w:type="pct"/>
+          </w:tcPr>
+          <w:p>
+            <w:pPr>
+              <w:keepNext/>
+              <w:keepLines/>
+              <w:spacing w:after="0"/>
+              <w:rPr>
+                <w:rFonts w:asciiTheme="majorBidi" w:hAnsiTheme="majorBidi" w:cstheme="majorBidi"/>
+                <w:sz w:val="18"/>
+                <w:szCs w:val="18"/>
+                <w:lang w:bidi="ar-IQ"/>
+              </w:rPr>
+            </w:pPr>
+            <w:r>
+              <w:rPr>
+                <w:rFonts w:asciiTheme="majorBidi" w:hAnsiTheme="majorBidi" w:cstheme="majorBidi"/>
+                <w:sz w:val="18"/>
+                <w:szCs w:val="18"/>
+                <w:rtl/>
+                <w:lang w:bidi="ar-IQ"/>
+              </w:rPr>
+              <w:t xml:space="preserve">تطبيقات النقال</w:t>
+            </w:r>
+          </w:p>
+        </w:tc>
+        <w:tc>
+          <w:tcPr>
+            <w:tcW w:w="338" w:type="pct"/>
+          </w:tcPr>
+          <w:p>
+            <w:pPr>
+              <w:keepNext/>
+              <w:keepLines/>
+              <w:spacing w:after="0"/>
+              <w:rPr>
+                <w:rFonts w:asciiTheme="majorBidi" w:hAnsiTheme="majorBidi" w:cstheme="majorBidi"/>
+                <w:sz w:val="18"/>
+                <w:szCs w:val="18"/>
+                <w:lang w:bidi="ar-IQ"/>
+              </w:rPr>
+            </w:pPr>
+            <w:r>
+              <w:rPr>
+                <w:rFonts w:asciiTheme="majorBidi" w:hAnsiTheme="majorBidi" w:cstheme="majorBidi"/>
+                <w:sz w:val="18"/>
+                <w:szCs w:val="18"/>
+                <w:rtl/>
+                <w:lang w:bidi="ar-IQ"/>
+              </w:rPr>
+              <w:t xml:space="preserve">٩٠</w:t>
+            </w:r>
+          </w:p>
+        </w:tc>
+        <w:tc>
+          <w:tcPr>
+            <w:tcW w:w="339" w:type="pct"/>
+          </w:tcPr>
+          <w:p>
+            <w:pPr>
+              <w:keepNext/>
+              <w:keepLines/>
+              <w:spacing w:after="0"/>
+              <w:rPr>
+                <w:rFonts w:asciiTheme="majorBidi" w:hAnsiTheme="majorBidi" w:cstheme="majorBidi"/>
+                <w:sz w:val="18"/>
+                <w:szCs w:val="18"/>
+                <w:lang w:bidi="ar-IQ"/>
+              </w:rPr>
+            </w:pPr>
+            <w:r>
+              <w:rPr>
+                <w:rFonts w:asciiTheme="majorBidi" w:hAnsiTheme="majorBidi" w:cstheme="majorBidi"/>
+                <w:sz w:val="18"/>
+                <w:szCs w:val="18"/>
+                <w:rtl/>
+                <w:lang w:bidi="ar-IQ"/>
+              </w:rPr>
+              <w:t xml:space="preserve">٣</w:t>
+            </w:r>
+          </w:p>
+        </w:tc>
+        <w:tc>
+          <w:tcPr>
+            <w:tcW w:w="1831" w:type="pct"/>
+          </w:tcPr>
+          <w:p>
+            <w:pPr>
+              <w:keepNext/>
+              <w:keepLines/>
+              <w:spacing w:after="0"/>
+              <w:rPr>
+                <w:rFonts w:asciiTheme="majorBidi" w:hAnsiTheme="majorBidi" w:cstheme="majorBidi"/>
+                <w:sz w:val="18"/>
+                <w:szCs w:val="18"/>
+                <w:lang w:bidi="ar-IQ"/>
+              </w:rPr>
+            </w:pPr>
+            <w:r>
+              <w:rPr>
+                <w:rFonts w:asciiTheme="majorBidi" w:hAnsiTheme="majorBidi" w:cstheme="majorBidi"/>
+                <w:sz w:val="18"/>
+                <w:szCs w:val="18"/>
+                <w:rtl/>
+                <w:lang w:bidi="ar-IQ"/>
+              </w:rPr>
+              <w:t xml:space="preserve"/>
+            </w:r>
+          </w:p>
+        </w:tc>
+        <w:tc>
+          <w:tcPr>
+            <w:tcW w:w="339" w:type="pct"/>
+          </w:tcPr>
+          <w:p>
+            <w:pPr>
+              <w:keepNext/>
+              <w:keepLines/>
+              <w:spacing w:after="0"/>
+              <w:rPr>
+                <w:rFonts w:asciiTheme="majorBidi" w:hAnsiTheme="majorBidi" w:cstheme="majorBidi"/>
+                <w:sz w:val="18"/>
+                <w:szCs w:val="18"/>
+                <w:lang w:bidi="ar-IQ"/>
+              </w:rPr>
+            </w:pPr>
+            <w:r>
+              <w:rPr>
+                <w:rFonts w:asciiTheme="majorBidi" w:hAnsiTheme="majorBidi" w:cstheme="majorBidi"/>
+                <w:sz w:val="18"/>
+                <w:szCs w:val="18"/>
+                <w:rtl/>
+                <w:lang w:bidi="ar-IQ"/>
+              </w:rPr>
+              <w:t xml:space="preserve"/>
+            </w:r>
+          </w:p>
+        </w:tc>
+        <w:tc>
+          <w:tcPr>
+            <w:tcW w:w="325" w:type="pct"/>
+          </w:tcPr>
+          <w:p>
+            <w:pPr>
+              <w:keepNext/>
+              <w:keepLines/>
+              <w:spacing w:after="0"/>
+              <w:rPr>
+                <w:rFonts w:asciiTheme="majorBidi" w:hAnsiTheme="majorBidi" w:cstheme="majorBidi"/>
+                <w:sz w:val="18"/>
+                <w:szCs w:val="18"/>
+              </w:rPr>
+            </w:pPr>
+            <w:r>
+              <w:rPr>
+                <w:rFonts w:asciiTheme="majorBidi" w:hAnsiTheme="majorBidi" w:cstheme="majorBidi"/>
+                <w:sz w:val="18"/>
+                <w:szCs w:val="18"/>
+                <w:rtl/>
+                <w:lang w:bidi="ar-IQ"/>
+              </w:rPr>
+              <w:t xml:space="preserve"/>
+            </w:r>
+          </w:p>
+        </w:tc>
+      </w:tr>
+      <w:tr>
+        <w:trPr>
+          <w:cantSplit/>
+        </w:trPr>
+        <w:tc>
+          <w:tcPr>
+            <w:tcW w:w="1828" w:type="pct"/>
+          </w:tcPr>
+          <w:p>
+            <w:pPr>
+              <w:keepNext/>
+              <w:keepLines/>
+              <w:spacing w:after="0"/>
+              <w:rPr>
+                <w:rFonts w:asciiTheme="majorBidi" w:hAnsiTheme="majorBidi" w:cstheme="majorBidi"/>
+                <w:sz w:val="18"/>
+                <w:szCs w:val="18"/>
+                <w:lang w:bidi="ar-IQ"/>
+              </w:rPr>
+            </w:pPr>
+            <w:r>
+              <w:rPr>
+                <w:rFonts w:asciiTheme="majorBidi" w:hAnsiTheme="majorBidi" w:cstheme="majorBidi"/>
+                <w:sz w:val="18"/>
+                <w:szCs w:val="18"/>
+                <w:rtl/>
+                <w:lang w:bidi="ar-IQ"/>
+              </w:rPr>
+              <w:t xml:space="preserve">تفاعل الانسان مع الحاسوب</w:t>
+            </w:r>
+          </w:p>
+        </w:tc>
+        <w:tc>
+          <w:tcPr>
+            <w:tcW w:w="338" w:type="pct"/>
+          </w:tcPr>
+          <w:p>
+            <w:pPr>
+              <w:keepNext/>
+              <w:keepLines/>
+              <w:spacing w:after="0"/>
+              <w:rPr>
+                <w:rFonts w:asciiTheme="majorBidi" w:hAnsiTheme="majorBidi" w:cstheme="majorBidi"/>
+                <w:sz w:val="18"/>
+                <w:szCs w:val="18"/>
+                <w:lang w:bidi="ar-IQ"/>
+              </w:rPr>
+            </w:pPr>
+            <w:r>
+              <w:rPr>
+                <w:rFonts w:asciiTheme="majorBidi" w:hAnsiTheme="majorBidi" w:cstheme="majorBidi"/>
+                <w:sz w:val="18"/>
+                <w:szCs w:val="18"/>
+                <w:rtl/>
+                <w:lang w:bidi="ar-IQ"/>
+              </w:rPr>
+              <w:t xml:space="preserve">٨٠</w:t>
+            </w:r>
+          </w:p>
+        </w:tc>
+        <w:tc>
+          <w:tcPr>
+            <w:tcW w:w="339" w:type="pct"/>
+          </w:tcPr>
+          <w:p>
+            <w:pPr>
+              <w:keepNext/>
+              <w:keepLines/>
+              <w:spacing w:after="0"/>
+              <w:rPr>
+                <w:rFonts w:asciiTheme="majorBidi" w:hAnsiTheme="majorBidi" w:cstheme="majorBidi"/>
+                <w:sz w:val="18"/>
+                <w:szCs w:val="18"/>
+                <w:lang w:bidi="ar-IQ"/>
+              </w:rPr>
+            </w:pPr>
+            <w:r>
+              <w:rPr>
+                <w:rFonts w:asciiTheme="majorBidi" w:hAnsiTheme="majorBidi" w:cstheme="majorBidi"/>
+                <w:sz w:val="18"/>
+                <w:szCs w:val="18"/>
+                <w:rtl/>
+                <w:lang w:bidi="ar-IQ"/>
+              </w:rPr>
+              <w:t xml:space="preserve">٣</w:t>
+            </w:r>
+          </w:p>
+        </w:tc>
+        <w:tc>
+          <w:tcPr>
+            <w:tcW w:w="1831" w:type="pct"/>
+          </w:tcPr>
+          <w:p>
+            <w:pPr>
+              <w:keepNext/>
+              <w:keepLines/>
+              <w:spacing w:after="0"/>
+              <w:rPr>
+                <w:rFonts w:asciiTheme="majorBidi" w:hAnsiTheme="majorBidi" w:cstheme="majorBidi"/>
+                <w:sz w:val="18"/>
+                <w:szCs w:val="18"/>
+                <w:lang w:bidi="ar-IQ"/>
+              </w:rPr>
+            </w:pPr>
+            <w:r>
+              <w:rPr>
+                <w:rFonts w:asciiTheme="majorBidi" w:hAnsiTheme="majorBidi" w:cstheme="majorBidi"/>
+                <w:sz w:val="18"/>
+                <w:szCs w:val="18"/>
+                <w:rtl/>
+                <w:lang w:bidi="ar-IQ"/>
+              </w:rPr>
+              <w:t xml:space="preserve"/>
+            </w:r>
+          </w:p>
+        </w:tc>
+        <w:tc>
+          <w:tcPr>
+            <w:tcW w:w="339" w:type="pct"/>
+          </w:tcPr>
+          <w:p>
+            <w:pPr>
+              <w:keepNext/>
+              <w:keepLines/>
+              <w:spacing w:after="0"/>
+              <w:rPr>
+                <w:rFonts w:asciiTheme="majorBidi" w:hAnsiTheme="majorBidi" w:cstheme="majorBidi"/>
+                <w:sz w:val="18"/>
+                <w:szCs w:val="18"/>
+                <w:lang w:bidi="ar-IQ"/>
+              </w:rPr>
+            </w:pPr>
+            <w:r>
+              <w:rPr>
+                <w:rFonts w:asciiTheme="majorBidi" w:hAnsiTheme="majorBidi" w:cstheme="majorBidi"/>
+                <w:sz w:val="18"/>
+                <w:szCs w:val="18"/>
+                <w:rtl/>
+                <w:lang w:bidi="ar-IQ"/>
+              </w:rPr>
+              <w:t xml:space="preserve"/>
+            </w:r>
+          </w:p>
+        </w:tc>
+        <w:tc>
+          <w:tcPr>
+            <w:tcW w:w="325" w:type="pct"/>
+          </w:tcPr>
+          <w:p>
+            <w:pPr>
+              <w:keepNext/>
+              <w:keepLines/>
+              <w:spacing w:after="0"/>
+              <w:rPr>
+                <w:rFonts w:asciiTheme="majorBidi" w:hAnsiTheme="majorBidi" w:cstheme="majorBidi"/>
+                <w:sz w:val="18"/>
+                <w:szCs w:val="18"/>
+              </w:rPr>
+            </w:pPr>
+            <w:r>
+              <w:rPr>
+                <w:rFonts w:asciiTheme="majorBidi" w:hAnsiTheme="majorBidi" w:cstheme="majorBidi"/>
+                <w:sz w:val="18"/>
+                <w:szCs w:val="18"/>
+                <w:rtl/>
+                <w:lang w:bidi="ar-IQ"/>
+              </w:rPr>
+              <w:t xml:space="preserve"/>
+            </w:r>
+          </w:p>
+        </w:tc>
+      </w:tr>
+      <w:tr>
+        <w:trPr>
+          <w:cantSplit/>
+        </w:trPr>
+        <w:tc>
+          <w:tcPr>
+            <w:tcW w:w="1828" w:type="pct"/>
+          </w:tcPr>
+          <w:p>
+            <w:pPr>
+              <w:keepNext/>
+              <w:keepLines/>
+              <w:spacing w:after="0"/>
+              <w:rPr>
+                <w:rFonts w:asciiTheme="majorBidi" w:hAnsiTheme="majorBidi" w:cstheme="majorBidi"/>
+                <w:sz w:val="18"/>
+                <w:szCs w:val="18"/>
+                <w:lang w:bidi="ar-IQ"/>
+              </w:rPr>
+            </w:pPr>
+            <w:r>
+              <w:rPr>
+                <w:rFonts w:asciiTheme="majorBidi" w:hAnsiTheme="majorBidi" w:cstheme="majorBidi"/>
+                <w:sz w:val="18"/>
+                <w:szCs w:val="18"/>
+                <w:rtl/>
+                <w:lang w:bidi="ar-IQ"/>
+              </w:rPr>
+              <w:t xml:space="preserve">تنقيب البيانات</w:t>
+            </w:r>
+          </w:p>
+        </w:tc>
+        <w:tc>
+          <w:tcPr>
+            <w:tcW w:w="338" w:type="pct"/>
+          </w:tcPr>
+          <w:p>
+            <w:pPr>
+              <w:keepNext/>
+              <w:keepLines/>
+              <w:spacing w:after="0"/>
+              <w:rPr>
+                <w:rFonts w:asciiTheme="majorBidi" w:hAnsiTheme="majorBidi" w:cstheme="majorBidi"/>
+                <w:sz w:val="18"/>
+                <w:szCs w:val="18"/>
+                <w:lang w:bidi="ar-IQ"/>
+              </w:rPr>
+            </w:pPr>
+            <w:r>
+              <w:rPr>
+                <w:rFonts w:asciiTheme="majorBidi" w:hAnsiTheme="majorBidi" w:cstheme="majorBidi"/>
+                <w:sz w:val="18"/>
+                <w:szCs w:val="18"/>
+                <w:rtl/>
+                <w:lang w:bidi="ar-IQ"/>
+              </w:rPr>
+              <w:t xml:space="preserve">٨٩</w:t>
+            </w:r>
+          </w:p>
+        </w:tc>
+        <w:tc>
+          <w:tcPr>
+            <w:tcW w:w="339" w:type="pct"/>
+          </w:tcPr>
+          <w:p>
+            <w:pPr>
+              <w:keepNext/>
+              <w:keepLines/>
+              <w:spacing w:after="0"/>
+              <w:rPr>
+                <w:rFonts w:asciiTheme="majorBidi" w:hAnsiTheme="majorBidi" w:cstheme="majorBidi"/>
+                <w:sz w:val="18"/>
+                <w:szCs w:val="18"/>
+                <w:lang w:bidi="ar-IQ"/>
+              </w:rPr>
+            </w:pPr>
+            <w:r>
+              <w:rPr>
+                <w:rFonts w:asciiTheme="majorBidi" w:hAnsiTheme="majorBidi" w:cstheme="majorBidi"/>
+                <w:sz w:val="18"/>
+                <w:szCs w:val="18"/>
+                <w:rtl/>
+                <w:lang w:bidi="ar-IQ"/>
+              </w:rPr>
+              <w:t xml:space="preserve">٢</w:t>
+            </w:r>
+          </w:p>
+        </w:tc>
+        <w:tc>
+          <w:tcPr>
+            <w:tcW w:w="1831" w:type="pct"/>
+          </w:tcPr>
+          <w:p>
+            <w:pPr>
+              <w:keepNext/>
+              <w:keepLines/>
+              <w:spacing w:after="0"/>
+              <w:rPr>
+                <w:rFonts w:asciiTheme="majorBidi" w:hAnsiTheme="majorBidi" w:cstheme="majorBidi"/>
+                <w:sz w:val="18"/>
+                <w:szCs w:val="18"/>
+                <w:lang w:bidi="ar-IQ"/>
+              </w:rPr>
+            </w:pPr>
+            <w:r>
+              <w:rPr>
+                <w:rFonts w:asciiTheme="majorBidi" w:hAnsiTheme="majorBidi" w:cstheme="majorBidi"/>
+                <w:sz w:val="18"/>
+                <w:szCs w:val="18"/>
+                <w:rtl/>
+                <w:lang w:bidi="ar-IQ"/>
+              </w:rPr>
+              <w:t xml:space="preserve"/>
+            </w:r>
+          </w:p>
+        </w:tc>
+        <w:tc>
+          <w:tcPr>
+            <w:tcW w:w="339" w:type="pct"/>
+          </w:tcPr>
+          <w:p>
+            <w:pPr>
+              <w:keepNext/>
+              <w:keepLines/>
+              <w:spacing w:after="0"/>
+              <w:rPr>
+                <w:rFonts w:asciiTheme="majorBidi" w:hAnsiTheme="majorBidi" w:cstheme="majorBidi"/>
+                <w:sz w:val="18"/>
+                <w:szCs w:val="18"/>
+                <w:lang w:bidi="ar-IQ"/>
+              </w:rPr>
+            </w:pPr>
+            <w:r>
+              <w:rPr>
+                <w:rFonts w:asciiTheme="majorBidi" w:hAnsiTheme="majorBidi" w:cstheme="majorBidi"/>
+                <w:sz w:val="18"/>
+                <w:szCs w:val="18"/>
+                <w:rtl/>
+                <w:lang w:bidi="ar-IQ"/>
+              </w:rPr>
+              <w:t xml:space="preserve"/>
+            </w:r>
+          </w:p>
+        </w:tc>
+        <w:tc>
+          <w:tcPr>
+            <w:tcW w:w="325" w:type="pct"/>
+          </w:tcPr>
+          <w:p>
+            <w:pPr>
+              <w:keepNext/>
+              <w:keepLines/>
+              <w:spacing w:after="0"/>
+              <w:rPr>
+                <w:rFonts w:asciiTheme="majorBidi" w:hAnsiTheme="majorBidi" w:cstheme="majorBidi"/>
+                <w:sz w:val="18"/>
+                <w:szCs w:val="18"/>
+              </w:rPr>
+            </w:pPr>
+            <w:r>
+              <w:rPr>
+                <w:rFonts w:asciiTheme="majorBidi" w:hAnsiTheme="majorBidi" w:cstheme="majorBidi"/>
+                <w:sz w:val="18"/>
+                <w:szCs w:val="18"/>
+                <w:rtl/>
+                <w:lang w:bidi="ar-IQ"/>
+              </w:rPr>
+              <w:t xml:space="preserve"/>
+            </w:r>
+          </w:p>
+        </w:tc>
+      </w:tr>
+      <w:tr>
+        <w:trPr>
+          <w:cantSplit/>
+        </w:trPr>
+        <w:tc>
+          <w:tcPr>
+            <w:tcW w:w="1828" w:type="pct"/>
+          </w:tcPr>
+          <w:p>
+            <w:pPr>
+              <w:keepNext/>
+              <w:keepLines/>
+              <w:spacing w:after="0"/>
+              <w:rPr>
+                <w:rFonts w:asciiTheme="majorBidi" w:hAnsiTheme="majorBidi" w:cstheme="majorBidi"/>
+                <w:sz w:val="18"/>
+                <w:szCs w:val="18"/>
+                <w:lang w:bidi="ar-IQ"/>
+              </w:rPr>
+            </w:pPr>
+            <w:r>
+              <w:rPr>
+                <w:rFonts w:asciiTheme="majorBidi" w:hAnsiTheme="majorBidi" w:cstheme="majorBidi"/>
+                <w:sz w:val="18"/>
+                <w:szCs w:val="18"/>
+                <w:rtl/>
+                <w:lang w:bidi="ar-IQ"/>
+              </w:rPr>
+              <w:t xml:space="preserve">مشروع التخرج</w:t>
+            </w:r>
+          </w:p>
+        </w:tc>
+        <w:tc>
+          <w:tcPr>
+            <w:tcW w:w="338" w:type="pct"/>
+          </w:tcPr>
+          <w:p>
+            <w:pPr>
+              <w:keepNext/>
+              <w:keepLines/>
+              <w:spacing w:after="0"/>
+              <w:rPr>
+                <w:rFonts w:asciiTheme="majorBidi" w:hAnsiTheme="majorBidi" w:cstheme="majorBidi"/>
+                <w:sz w:val="18"/>
+                <w:szCs w:val="18"/>
+                <w:lang w:bidi="ar-IQ"/>
+              </w:rPr>
+            </w:pPr>
+            <w:r>
+              <w:rPr>
+                <w:rFonts w:asciiTheme="majorBidi" w:hAnsiTheme="majorBidi" w:cstheme="majorBidi"/>
+                <w:sz w:val="18"/>
+                <w:szCs w:val="18"/>
+                <w:rtl/>
+                <w:lang w:bidi="ar-IQ"/>
+              </w:rPr>
+              <w:t xml:space="preserve">٨٣</w:t>
+            </w:r>
+          </w:p>
+        </w:tc>
+        <w:tc>
+          <w:tcPr>
+            <w:tcW w:w="339" w:type="pct"/>
+          </w:tcPr>
+          <w:p>
+            <w:pPr>
+              <w:keepNext/>
+              <w:keepLines/>
+              <w:spacing w:after="0"/>
+              <w:rPr>
+                <w:rFonts w:asciiTheme="majorBidi" w:hAnsiTheme="majorBidi" w:cstheme="majorBidi"/>
+                <w:sz w:val="18"/>
+                <w:szCs w:val="18"/>
+                <w:lang w:bidi="ar-IQ"/>
+              </w:rPr>
+            </w:pPr>
+            <w:r>
+              <w:rPr>
+                <w:rFonts w:asciiTheme="majorBidi" w:hAnsiTheme="majorBidi" w:cstheme="majorBidi"/>
+                <w:sz w:val="18"/>
+                <w:szCs w:val="18"/>
+                <w:rtl/>
+                <w:lang w:bidi="ar-IQ"/>
+              </w:rPr>
+              <w:t xml:space="preserve">٢</w:t>
+            </w:r>
+          </w:p>
+        </w:tc>
+        <w:tc>
+          <w:tcPr>
+            <w:tcW w:w="1831" w:type="pct"/>
+          </w:tcPr>
+          <w:p>
+            <w:pPr>
+              <w:keepNext/>
+              <w:keepLines/>
+              <w:spacing w:after="0"/>
+              <w:rPr>
+                <w:rFonts w:asciiTheme="majorBidi" w:hAnsiTheme="majorBidi" w:cstheme="majorBidi"/>
+                <w:sz w:val="18"/>
+                <w:szCs w:val="18"/>
+                <w:lang w:bidi="ar-IQ"/>
+              </w:rPr>
+            </w:pPr>
+            <w:r>
+              <w:rPr>
+                <w:rFonts w:asciiTheme="majorBidi" w:hAnsiTheme="majorBidi" w:cstheme="majorBidi"/>
+                <w:sz w:val="18"/>
+                <w:szCs w:val="18"/>
+                <w:rtl/>
+                <w:lang w:bidi="ar-IQ"/>
+              </w:rPr>
+              <w:t xml:space="preserve"/>
+            </w:r>
+          </w:p>
+        </w:tc>
+        <w:tc>
+          <w:tcPr>
+            <w:tcW w:w="339" w:type="pct"/>
+          </w:tcPr>
+          <w:p>
+            <w:pPr>
+              <w:keepNext/>
+              <w:keepLines/>
+              <w:spacing w:after="0"/>
+              <w:rPr>
+                <w:rFonts w:asciiTheme="majorBidi" w:hAnsiTheme="majorBidi" w:cstheme="majorBidi"/>
+                <w:sz w:val="18"/>
+                <w:szCs w:val="18"/>
+                <w:lang w:bidi="ar-IQ"/>
+              </w:rPr>
+            </w:pPr>
+            <w:r>
+              <w:rPr>
+                <w:rFonts w:asciiTheme="majorBidi" w:hAnsiTheme="majorBidi" w:cstheme="majorBidi"/>
+                <w:sz w:val="18"/>
+                <w:szCs w:val="18"/>
+                <w:rtl/>
+                <w:lang w:bidi="ar-IQ"/>
+              </w:rPr>
+              <w:t xml:space="preserve"/>
+            </w:r>
+          </w:p>
+        </w:tc>
+        <w:tc>
+          <w:tcPr>
+            <w:tcW w:w="325" w:type="pct"/>
+          </w:tcPr>
+          <w:p>
+            <w:pPr>
+              <w:keepNext/>
+              <w:keepLines/>
+              <w:spacing w:after="0"/>
+              <w:rPr>
+                <w:rFonts w:asciiTheme="majorBidi" w:hAnsiTheme="majorBidi" w:cstheme="majorBidi"/>
+                <w:sz w:val="18"/>
+                <w:szCs w:val="18"/>
+              </w:rPr>
+            </w:pPr>
+            <w:r>
+              <w:rPr>
+                <w:rFonts w:asciiTheme="majorBidi" w:hAnsiTheme="majorBidi" w:cstheme="majorBidi"/>
+                <w:sz w:val="18"/>
+                <w:szCs w:val="18"/>
+                <w:rtl/>
+                <w:lang w:bidi="ar-IQ"/>
+              </w:rPr>
+              <w:t xml:space="preserve"/>
+            </w:r>
+          </w:p>
+        </w:tc>
+      </w:tr>
+      <w:tr>
+        <w:trPr>
+          <w:cantSplit/>
+        </w:trPr>
+        <w:tc>
+          <w:tcPr>
+            <w:tcW w:w="1828" w:type="pct"/>
+          </w:tcPr>
+          <w:p>
+            <w:pPr>
+              <w:keepNext/>
+              <w:keepLines/>
+              <w:spacing w:after="0"/>
+              <w:rPr>
+                <w:rFonts w:asciiTheme="majorBidi" w:hAnsiTheme="majorBidi" w:cstheme="majorBidi"/>
+                <w:sz w:val="18"/>
+                <w:szCs w:val="18"/>
+                <w:lang w:bidi="ar-IQ"/>
+              </w:rPr>
+            </w:pPr>
+            <w:r>
+              <w:rPr>
+                <w:rFonts w:asciiTheme="majorBidi" w:hAnsiTheme="majorBidi" w:cstheme="majorBidi"/>
+                <w:sz w:val="18"/>
+                <w:szCs w:val="18"/>
+                <w:rtl/>
+                <w:lang w:bidi="ar-IQ"/>
+              </w:rPr>
+              <w:t xml:space="preserve">مهارات الاتصال</w:t>
+            </w:r>
+          </w:p>
+        </w:tc>
+        <w:tc>
+          <w:tcPr>
+            <w:tcW w:w="338" w:type="pct"/>
+          </w:tcPr>
+          <w:p>
+            <w:pPr>
+              <w:keepNext/>
+              <w:keepLines/>
+              <w:spacing w:after="0"/>
+              <w:rPr>
+                <w:rFonts w:asciiTheme="majorBidi" w:hAnsiTheme="majorBidi" w:cstheme="majorBidi"/>
+                <w:sz w:val="18"/>
+                <w:szCs w:val="18"/>
+                <w:lang w:bidi="ar-IQ"/>
+              </w:rPr>
+            </w:pPr>
+            <w:r>
+              <w:rPr>
+                <w:rFonts w:asciiTheme="majorBidi" w:hAnsiTheme="majorBidi" w:cstheme="majorBidi"/>
+                <w:sz w:val="18"/>
+                <w:szCs w:val="18"/>
+                <w:rtl/>
+                <w:lang w:bidi="ar-IQ"/>
+              </w:rPr>
+              <w:t xml:space="preserve">٨٩</w:t>
+            </w:r>
+          </w:p>
+        </w:tc>
+        <w:tc>
+          <w:tcPr>
+            <w:tcW w:w="339" w:type="pct"/>
+          </w:tcPr>
+          <w:p>
+            <w:pPr>
+              <w:keepNext/>
+              <w:keepLines/>
+              <w:spacing w:after="0"/>
+              <w:rPr>
+                <w:rFonts w:asciiTheme="majorBidi" w:hAnsiTheme="majorBidi" w:cstheme="majorBidi"/>
+                <w:sz w:val="18"/>
+                <w:szCs w:val="18"/>
+                <w:lang w:bidi="ar-IQ"/>
+              </w:rPr>
+            </w:pPr>
+            <w:r>
+              <w:rPr>
+                <w:rFonts w:asciiTheme="majorBidi" w:hAnsiTheme="majorBidi" w:cstheme="majorBidi"/>
+                <w:sz w:val="18"/>
+                <w:szCs w:val="18"/>
+                <w:rtl/>
+                <w:lang w:bidi="ar-IQ"/>
+              </w:rPr>
+              <w:t xml:space="preserve">٣</w:t>
+            </w:r>
+          </w:p>
+        </w:tc>
+        <w:tc>
+          <w:tcPr>
+            <w:tcW w:w="1831" w:type="pct"/>
+          </w:tcPr>
+          <w:p>
+            <w:pPr>
+              <w:keepNext/>
+              <w:keepLines/>
+              <w:spacing w:after="0"/>
+              <w:rPr>
+                <w:rFonts w:asciiTheme="majorBidi" w:hAnsiTheme="majorBidi" w:cstheme="majorBidi"/>
+                <w:sz w:val="18"/>
+                <w:szCs w:val="18"/>
+                <w:lang w:bidi="ar-IQ"/>
+              </w:rPr>
+            </w:pPr>
+            <w:r>
+              <w:rPr>
+                <w:rFonts w:asciiTheme="majorBidi" w:hAnsiTheme="majorBidi" w:cstheme="majorBidi"/>
+                <w:sz w:val="18"/>
+                <w:szCs w:val="18"/>
+                <w:rtl/>
+                <w:lang w:bidi="ar-IQ"/>
+              </w:rPr>
+              <w:t xml:space="preserve"/>
+            </w:r>
+          </w:p>
+        </w:tc>
+        <w:tc>
+          <w:tcPr>
+            <w:tcW w:w="339" w:type="pct"/>
+          </w:tcPr>
+          <w:p>
+            <w:pPr>
+              <w:keepNext/>
+              <w:keepLines/>
+              <w:spacing w:after="0"/>
+              <w:rPr>
+                <w:rFonts w:asciiTheme="majorBidi" w:hAnsiTheme="majorBidi" w:cstheme="majorBidi"/>
+                <w:sz w:val="18"/>
+                <w:szCs w:val="18"/>
+                <w:lang w:bidi="ar-IQ"/>
+              </w:rPr>
+            </w:pPr>
+            <w:r>
+              <w:rPr>
+                <w:rFonts w:asciiTheme="majorBidi" w:hAnsiTheme="majorBidi" w:cstheme="majorBidi"/>
+                <w:sz w:val="18"/>
+                <w:szCs w:val="18"/>
+                <w:rtl/>
+                <w:lang w:bidi="ar-IQ"/>
+              </w:rPr>
+              <w:t xml:space="preserve"/>
+            </w:r>
+          </w:p>
+        </w:tc>
+        <w:tc>
+          <w:tcPr>
+            <w:tcW w:w="325" w:type="pct"/>
+          </w:tcPr>
+          <w:p>
+            <w:pPr>
+              <w:keepNext/>
+              <w:keepLines/>
+              <w:spacing w:after="0"/>
+              <w:rPr>
+                <w:rFonts w:asciiTheme="majorBidi" w:hAnsiTheme="majorBidi" w:cstheme="majorBidi"/>
+                <w:sz w:val="18"/>
+                <w:szCs w:val="18"/>
+              </w:rPr>
+            </w:pPr>
+            <w:r>
+              <w:rPr>
+                <w:rFonts w:asciiTheme="majorBidi" w:hAnsiTheme="majorBidi" w:cstheme="majorBidi"/>
+                <w:sz w:val="18"/>
+                <w:szCs w:val="18"/>
+                <w:rtl/>
+                <w:lang w:bidi="ar-IQ"/>
+              </w:rPr>
+              <w:t xml:space="preserve"/>
+            </w:r>
+          </w:p>
+        </w:tc>
+      </w:tr>
+      <w:tr>
+        <w:trPr>
+          <w:cantSplit/>
+        </w:trPr>
+        <w:tc>
+          <w:tcPr>
+            <w:tcW w:w="1828" w:type="pct"/>
+          </w:tcPr>
+          <w:p>
+            <w:pPr>
+              <w:keepNext/>
+              <w:keepLines/>
+              <w:spacing w:after="0"/>
+              <w:rPr>
+                <w:rFonts w:asciiTheme="majorBidi" w:hAnsiTheme="majorBidi" w:cstheme="majorBidi"/>
+                <w:sz w:val="18"/>
+                <w:szCs w:val="18"/>
+                <w:lang w:bidi="ar-IQ"/>
+              </w:rPr>
+            </w:pPr>
+            <w:r>
+              <w:rPr>
+                <w:rFonts w:asciiTheme="majorBidi" w:hAnsiTheme="majorBidi" w:cstheme="majorBidi"/>
+                <w:sz w:val="18"/>
+                <w:szCs w:val="18"/>
+                <w:rtl/>
+                <w:lang w:bidi="ar-IQ"/>
+              </w:rPr>
+              <w:t xml:space="preserve">مواضيع مختارة</w:t>
+            </w:r>
+          </w:p>
+        </w:tc>
+        <w:tc>
+          <w:tcPr>
+            <w:tcW w:w="338" w:type="pct"/>
+          </w:tcPr>
+          <w:p>
+            <w:pPr>
+              <w:keepNext/>
+              <w:keepLines/>
+              <w:spacing w:after="0"/>
+              <w:rPr>
+                <w:rFonts w:asciiTheme="majorBidi" w:hAnsiTheme="majorBidi" w:cstheme="majorBidi"/>
+                <w:sz w:val="18"/>
+                <w:szCs w:val="18"/>
+                <w:lang w:bidi="ar-IQ"/>
+              </w:rPr>
+            </w:pPr>
+            <w:r>
+              <w:rPr>
+                <w:rFonts w:asciiTheme="majorBidi" w:hAnsiTheme="majorBidi" w:cstheme="majorBidi"/>
+                <w:sz w:val="18"/>
+                <w:szCs w:val="18"/>
+                <w:rtl/>
+                <w:lang w:bidi="ar-IQ"/>
+              </w:rPr>
+              <w:t xml:space="preserve">٨٦</w:t>
+            </w:r>
+          </w:p>
+        </w:tc>
+        <w:tc>
+          <w:tcPr>
+            <w:tcW w:w="339" w:type="pct"/>
+          </w:tcPr>
+          <w:p>
+            <w:pPr>
+              <w:keepNext/>
+              <w:keepLines/>
+              <w:spacing w:after="0"/>
+              <w:rPr>
+                <w:rFonts w:asciiTheme="majorBidi" w:hAnsiTheme="majorBidi" w:cstheme="majorBidi"/>
+                <w:sz w:val="18"/>
+                <w:szCs w:val="18"/>
+                <w:lang w:bidi="ar-IQ"/>
+              </w:rPr>
+            </w:pPr>
+            <w:r>
+              <w:rPr>
+                <w:rFonts w:asciiTheme="majorBidi" w:hAnsiTheme="majorBidi" w:cstheme="majorBidi"/>
+                <w:sz w:val="18"/>
+                <w:szCs w:val="18"/>
+                <w:rtl/>
+                <w:lang w:bidi="ar-IQ"/>
+              </w:rPr>
+              <w:t xml:space="preserve">٣</w:t>
+            </w:r>
+          </w:p>
+        </w:tc>
+        <w:tc>
+          <w:tcPr>
+            <w:tcW w:w="1831" w:type="pct"/>
+          </w:tcPr>
+          <w:p>
+            <w:pPr>
+              <w:keepNext/>
+              <w:keepLines/>
+              <w:spacing w:after="0"/>
+              <w:rPr>
+                <w:rFonts w:asciiTheme="majorBidi" w:hAnsiTheme="majorBidi" w:cstheme="majorBidi"/>
+                <w:sz w:val="18"/>
+                <w:szCs w:val="18"/>
+                <w:lang w:bidi="ar-IQ"/>
+              </w:rPr>
+            </w:pPr>
+            <w:r>
+              <w:rPr>
+                <w:rFonts w:asciiTheme="majorBidi" w:hAnsiTheme="majorBidi" w:cstheme="majorBidi"/>
+                <w:sz w:val="18"/>
+                <w:szCs w:val="18"/>
+                <w:rtl/>
+                <w:lang w:bidi="ar-IQ"/>
+              </w:rPr>
+              <w:t xml:space="preserve"/>
+            </w:r>
+          </w:p>
+        </w:tc>
+        <w:tc>
+          <w:tcPr>
+            <w:tcW w:w="339" w:type="pct"/>
+          </w:tcPr>
+          <w:p>
+            <w:pPr>
+              <w:keepNext/>
+              <w:keepLines/>
+              <w:spacing w:after="0"/>
+              <w:rPr>
+                <w:rFonts w:asciiTheme="majorBidi" w:hAnsiTheme="majorBidi" w:cstheme="majorBidi"/>
+                <w:sz w:val="18"/>
+                <w:szCs w:val="18"/>
+                <w:lang w:bidi="ar-IQ"/>
+              </w:rPr>
+            </w:pPr>
+            <w:r>
+              <w:rPr>
+                <w:rFonts w:asciiTheme="majorBidi" w:hAnsiTheme="majorBidi" w:cstheme="majorBidi"/>
+                <w:sz w:val="18"/>
+                <w:szCs w:val="18"/>
+                <w:rtl/>
+                <w:lang w:bidi="ar-IQ"/>
+              </w:rPr>
+              <w:t xml:space="preserve"/>
+            </w:r>
+          </w:p>
+        </w:tc>
+        <w:tc>
+          <w:tcPr>
+            <w:tcW w:w="325" w:type="pct"/>
+          </w:tcPr>
+          <w:p>
+            <w:pPr>
+              <w:keepNext/>
+              <w:keepLines/>
+              <w:spacing w:after="0"/>
+              <w:rPr>
+                <w:rFonts w:asciiTheme="majorBidi" w:hAnsiTheme="majorBidi" w:cstheme="majorBidi"/>
+                <w:sz w:val="18"/>
+                <w:szCs w:val="18"/>
+              </w:rPr>
+            </w:pPr>
+            <w:r>
+              <w:rPr>
+                <w:rFonts w:asciiTheme="majorBidi" w:hAnsiTheme="majorBidi" w:cstheme="majorBidi"/>
+                <w:sz w:val="18"/>
+                <w:szCs w:val="18"/>
+                <w:rtl/>
+                <w:lang w:bidi="ar-IQ"/>
+              </w:rPr>
+              <w:t xml:space="preserve"/>
+            </w:r>
+          </w:p>
+        </w:tc>
+      </w:tr>
+      <w:tr>
+        <w:trPr>
+          <w:cantSplit/>
+        </w:trPr>
+        <w:tc>
+          <w:tcPr>
+            <w:tcW w:w="1828" w:type="pct"/>
+          </w:tcPr>
+          <w:p>
+            <w:pPr>
+              <w:keepNext/>
+              <w:keepLines/>
+              <w:spacing w:after="0"/>
+              <w:rPr>
+                <w:rFonts w:asciiTheme="majorBidi" w:hAnsiTheme="majorBidi" w:cstheme="majorBidi"/>
+                <w:sz w:val="18"/>
+                <w:szCs w:val="18"/>
+                <w:lang w:bidi="ar-IQ"/>
+              </w:rPr>
+            </w:pPr>
+            <w:r>
+              <w:rPr>
+                <w:rFonts w:asciiTheme="majorBidi" w:hAnsiTheme="majorBidi" w:cstheme="majorBidi"/>
+                <w:sz w:val="18"/>
+                <w:szCs w:val="18"/>
+                <w:rtl/>
+                <w:lang w:bidi="ar-IQ"/>
+              </w:rPr>
+              <w:t xml:space="preserve">هندسة المعرفة</w:t>
+            </w:r>
+          </w:p>
+        </w:tc>
+        <w:tc>
+          <w:tcPr>
+            <w:tcW w:w="338" w:type="pct"/>
+          </w:tcPr>
+          <w:p>
+            <w:pPr>
+              <w:keepNext/>
+              <w:keepLines/>
+              <w:spacing w:after="0"/>
+              <w:rPr>
+                <w:rFonts w:asciiTheme="majorBidi" w:hAnsiTheme="majorBidi" w:cstheme="majorBidi"/>
+                <w:sz w:val="18"/>
+                <w:szCs w:val="18"/>
+                <w:lang w:bidi="ar-IQ"/>
+              </w:rPr>
+            </w:pPr>
+            <w:r>
+              <w:rPr>
+                <w:rFonts w:asciiTheme="majorBidi" w:hAnsiTheme="majorBidi" w:cstheme="majorBidi"/>
+                <w:sz w:val="18"/>
+                <w:szCs w:val="18"/>
+                <w:rtl/>
+                <w:lang w:bidi="ar-IQ"/>
+              </w:rPr>
+              <w:t xml:space="preserve">٩٢</w:t>
             </w:r>
           </w:p>
         </w:tc>
@@ -6022,7 +9278,7 @@
                 <w:bCs/>
                 <w:lang w:bidi="ar-IQ"/>
               </w:rPr>
-              <w:t xml:space="preserve">المدرس الدكتور مرتجى علي</w:t>
+              <w:t xml:space="preserve">المدرس الدكتور مرتجى علي ساري</w:t>
             </w:r>
           </w:p>
           <w:p>
@@ -6477,6 +9733,49 @@
         </w:tc>
       </w:tr>
     </w:tbl>
+    <w:p>
+      <w:pPr>
+        <w:pStyle w:val="ListParagraph"/>
+        <w:numPr>
+          <w:ilvl w:val="0"/>
+          <w:numId w:val="28"/>
+        </w:numPr>
+        <w:rPr>
+          <w:rFonts w:asciiTheme="majorBidi" w:hAnsiTheme="majorBidi" w:cstheme="majorBidi"/>
+          <w:sz w:val="24"/>
+          <w:szCs w:val="24"/>
+          <w:lang w:bidi="ar-IQ"/>
+        </w:rPr>
+      </w:pPr>
+      <w:r>
+        <w:rPr>
+          <w:rFonts w:asciiTheme="majorBidi" w:hAnsiTheme="majorBidi" w:cstheme="majorBidi"/>
+          <w:sz w:val="24"/>
+          <w:szCs w:val="24"/>
+          <w:rtl/>
+        </w:rPr>
+        <w:t xml:space="preserve">التدريب الصيفي: أكمل الطالب متطلبات التدريب الصيفي خلال العام الدراسي </w:t>
+      </w:r>
+      <w:r>
+        <w:rPr>
+          <w:rFonts w:asciiTheme="majorBidi" w:hAnsiTheme="majorBidi" w:cstheme="majorBidi"/>
+          <w:sz w:val="24"/>
+          <w:szCs w:val="24"/>
+          <w:rtl/>
+          <w:lang w:bidi="ar-IQ"/>
+        </w:rPr>
+        <w:t xml:space="preserve">٢٠١٩</w:t>
+      </w:r>
+      <w:r>
+        <w:rPr>
+          <w:rFonts w:asciiTheme="majorBidi" w:hAnsiTheme="majorBidi" w:cstheme="majorBidi" w:hint="cs"/>
+          <w:sz w:val="24"/>
+          <w:szCs w:val="24"/>
+          <w:rtl/>
+        </w:rPr>
+        <w:t>.</w:t>
+      </w:r>
+    </w:p>
     <w:p>
       <w:pPr>
         <w:pStyle w:val="ListParagraph"/>
@@ -6745,6 +10044,92 @@
           <w:lang w:bidi="ar-IQ"/>
         </w:rPr>
         <w:tab/>
+      </w:r>
+    </w:p>
+    <w:p>
+      <w:pPr>
+        <w:pStyle w:val="ListParagraph"/>
+        <w:numPr>
+          <w:ilvl w:val="0"/>
+          <w:numId w:val="29"/>
+        </w:numPr>
+        <w:rPr>
+          <w:rFonts w:asciiTheme="majorBidi" w:hAnsiTheme="majorBidi" w:cstheme="majorBidi"/>
+          <w:sz w:val="24"/>
+          <w:szCs w:val="24"/>
+          <w:lang w:bidi="ar-IQ"/>
+        </w:rPr>
+      </w:pPr>
+      <w:r>
+        <w:rPr>
+          <w:rFonts w:asciiTheme="majorBidi" w:hAnsiTheme="majorBidi" w:cstheme="majorBidi"/>
+          <w:sz w:val="24"/>
+          <w:szCs w:val="24"/>
+          <w:rtl/>
+        </w:rPr>
+        <w:t xml:space="preserve">سنوات التأجيل والرسوب: </w:t>
+      </w:r>
+      <w:r>
+        <w:rPr>
+          <w:rFonts w:asciiTheme="majorBidi" w:hAnsiTheme="majorBidi" w:cstheme="majorBidi"/>
+          <w:sz w:val="24"/>
+          <w:szCs w:val="24"/>
+          <w:rtl/>
+          <w:lang w:bidi="ar-IQ"/>
+        </w:rPr>
+        <w:t xml:space="preserve">لا يوجد</w:t>
+      </w:r>
+      <w:r>
+        <w:rPr>
+          <w:rFonts w:asciiTheme="majorBidi" w:hAnsiTheme="majorBidi" w:cstheme="majorBidi"/>
+          <w:sz w:val="24"/>
+          <w:szCs w:val="24"/>
+          <w:rtl/>
+        </w:rPr>
+        <w:t>.</w:t>
+      </w:r>
+    </w:p>
+    <w:p>
+      <w:pPr>
+        <w:pStyle w:val="ListParagraph"/>
+        <w:numPr>
+          <w:ilvl w:val="0"/>
+          <w:numId w:val="29"/>
+        </w:numPr>
+        <w:rPr>
+          <w:rFonts w:asciiTheme="majorBidi" w:hAnsiTheme="majorBidi" w:cstheme="majorBidi"/>
+          <w:sz w:val="24"/>
+          <w:szCs w:val="24"/>
+          <w:lang w:bidi="ar-IQ"/>
+        </w:rPr>
+      </w:pPr>
+      <w:r>
+        <w:rPr>
+          <w:rFonts w:asciiTheme="majorBidi" w:hAnsiTheme="majorBidi" w:cstheme="majorBidi"/>
+          <w:sz w:val="24"/>
+          <w:szCs w:val="24"/>
+          <w:rtl/>
+        </w:rPr>
+        <w:t xml:space="preserve">عدد الدروس التي اجتازها في المحاولة الثانية: </w:t>
+      </w:r>
+      <w:r>
+        <w:rPr>
+          <w:rFonts w:asciiTheme="majorBidi" w:hAnsiTheme="majorBidi" w:cstheme="majorBidi"/>
+          <w:sz w:val="24"/>
+          <w:szCs w:val="24"/>
+          <w:rtl/>
+          <w:lang w:bidi="ar-IQ"/>
+        </w:rPr>
+        <w:t xml:space="preserve">لا يوجد</w:t>
+      </w:r>
+      <w:r>
+        <w:rPr>
+          <w:rFonts w:asciiTheme="majorBidi" w:hAnsiTheme="majorBidi" w:cstheme="majorBidi"/>
+          <w:sz w:val="24"/>
+          <w:szCs w:val="24"/>
+          <w:rtl/>
+        </w:rPr>
+        <w:t>.</w:t>
       </w:r>
     </w:p>
     <w:p>

--- a/certificates/year - Temp - Ar - D - SBS - اديان عبدالامير فخري احمد.docx
+++ b/certificates/year - Temp - Ar - D - SBS - اديان عبدالامير فخري احمد.docx
@@ -289,7 +289,7 @@
                 <w:szCs w:val="24"/>
                 <w:lang w:bidi="ar-IQ"/>
               </w:rPr>
-              <w:t xml:space="preserve">‎٢٠٠٠/٠١/٠١‎ -البصرة</w:t>
+              <w:t xml:space="preserve">‎١٩٩٩/١١/١١‎ -البصرة</w:t>
             </w:r>
           </w:p>
         </w:tc>
@@ -326,7 +326,7 @@
                 <w:rtl/>
                 <w:lang w:bidi="ar-IQ"/>
               </w:rPr>
-              <w:t xml:space="preserve">العراق</w:t>
+              <w:t xml:space="preserve">المكسيك</w:t>
             </w:r>
           </w:p>
         </w:tc>
@@ -366,7 +366,7 @@
                 <w:rtl/>
                 <w:lang w:bidi="ar-IQ"/>
               </w:rPr>
-              <w:t xml:space="preserve">٢٠١٩</w:t>
+              <w:t xml:space="preserve">٢٠١٥</w:t>
             </w:r>
           </w:p>
         </w:tc>
@@ -604,7 +604,7 @@
                 <w:rtl/>
                 <w:lang w:bidi="ar-IQ"/>
               </w:rPr>
-              <w:t xml:space="preserve">٦٧</w:t>
+              <w:t xml:space="preserve">٦٦.٨٩٦</w:t>
             </w:r>
           </w:p>
         </w:tc>
@@ -679,7 +679,7 @@
                 <w:rtl/>
                 <w:lang w:bidi="ar-IQ"/>
               </w:rPr>
-              <w:t xml:space="preserve">٤٤</w:t>
+              <w:t xml:space="preserve">١</w:t>
             </w:r>
           </w:p>
         </w:tc>
@@ -716,7 +716,7 @@
                 <w:rtl/>
                 <w:lang w:bidi="ar-IQ"/>
               </w:rPr>
-              <w:t xml:space="preserve"> ٥٨</w:t>
+              <w:t xml:space="preserve"> ٢</w:t>
             </w:r>
           </w:p>
         </w:tc>
@@ -753,7 +753,7 @@
                 <w:rtl/>
                 <w:lang w:bidi="ar-IQ"/>
               </w:rPr>
-              <w:t xml:space="preserve"> ٨٦</w:t>
+              <w:t xml:space="preserve"> ٦٦.٨٩٦</w:t>
             </w:r>
           </w:p>
         </w:tc>
@@ -875,7 +875,7 @@
                 <w:rtl/>
                 <w:lang w:bidi="ar-IQ"/>
               </w:rPr>
-              <w:t xml:space="preserve">العام: ٢٠١٦-٢٠١٧</w:t>
+              <w:t xml:space="preserve">العام: ٢٠١٧-٢٠١٨</w:t>
             </w:r>
           </w:p>
         </w:tc>
@@ -903,7 +903,7 @@
                 <w:rtl/>
                 <w:lang w:bidi="ar-IQ"/>
               </w:rPr>
-              <w:t xml:space="preserve">العام: ٢٠١٦-٢٠١٧</w:t>
+              <w:t xml:space="preserve">العام: ٢٠١٥-٢٠١٦</w:t>
             </w:r>
           </w:p>
         </w:tc>
@@ -1126,13 +1126,97 @@
                 <w:rtl/>
                 <w:lang w:bidi="ar-IQ"/>
               </w:rPr>
+              <w:t xml:space="preserve">اخلاقيات الحاسوب</w:t>
+            </w:r>
+          </w:p>
+        </w:tc>
+        <w:tc>
+          <w:tcPr>
+            <w:tcW w:w="338" w:type="pct"/>
+          </w:tcPr>
+          <w:p>
+            <w:pPr>
+              <w:keepNext/>
+              <w:keepLines/>
+              <w:spacing w:after="0"/>
+              <w:rPr>
+                <w:rFonts w:asciiTheme="majorBidi" w:hAnsiTheme="majorBidi" w:cstheme="majorBidi"/>
+                <w:sz w:val="18"/>
+                <w:szCs w:val="18"/>
+                <w:lang w:bidi="ar-IQ"/>
+              </w:rPr>
+            </w:pPr>
+            <w:r>
+              <w:rPr>
+                <w:rFonts w:asciiTheme="majorBidi" w:hAnsiTheme="majorBidi" w:cstheme="majorBidi"/>
+                <w:sz w:val="18"/>
+                <w:szCs w:val="18"/>
+                <w:rtl/>
+                <w:lang w:bidi="ar-IQ"/>
+              </w:rPr>
+              <w:t xml:space="preserve">٥٨</w:t>
+            </w:r>
+          </w:p>
+        </w:tc>
+        <w:tc>
+          <w:tcPr>
+            <w:tcW w:w="339" w:type="pct"/>
+          </w:tcPr>
+          <w:p>
+            <w:pPr>
+              <w:keepNext/>
+              <w:keepLines/>
+              <w:spacing w:after="0"/>
+              <w:rPr>
+                <w:rFonts w:asciiTheme="majorBidi" w:hAnsiTheme="majorBidi" w:cstheme="majorBidi"/>
+                <w:sz w:val="18"/>
+                <w:szCs w:val="18"/>
+                <w:lang w:bidi="ar-IQ"/>
+              </w:rPr>
+            </w:pPr>
+            <w:r>
+              <w:rPr>
+                <w:rFonts w:asciiTheme="majorBidi" w:hAnsiTheme="majorBidi" w:cstheme="majorBidi"/>
+                <w:sz w:val="18"/>
+                <w:szCs w:val="18"/>
+                <w:rtl/>
+                <w:lang w:bidi="ar-IQ"/>
+              </w:rPr>
+              <w:t xml:space="preserve">٢</w:t>
+            </w:r>
+          </w:p>
+        </w:tc>
+        <w:tc>
+          <w:tcPr>
+            <w:tcW w:w="1831" w:type="pct"/>
+          </w:tcPr>
+          <w:p>
+            <w:pPr>
+              <w:keepNext/>
+              <w:keepLines/>
+              <w:spacing w:after="0"/>
+              <w:rPr>
+                <w:rFonts w:asciiTheme="majorBidi" w:hAnsiTheme="majorBidi" w:cstheme="majorBidi"/>
+                <w:sz w:val="18"/>
+                <w:szCs w:val="18"/>
+                <w:lang w:bidi="ar-IQ"/>
+              </w:rPr>
+            </w:pPr>
+            <w:r>
+              <w:rPr>
+                <w:rFonts w:asciiTheme="majorBidi" w:hAnsiTheme="majorBidi" w:cstheme="majorBidi"/>
+                <w:sz w:val="18"/>
+                <w:szCs w:val="18"/>
+                <w:rtl/>
+                <w:lang w:bidi="ar-IQ"/>
+              </w:rPr>
               <w:t xml:space="preserve">الإنكليزي ١</w:t>
             </w:r>
           </w:p>
         </w:tc>
         <w:tc>
           <w:tcPr>
-            <w:tcW w:w="338" w:type="pct"/>
+            <w:tcW w:w="339" w:type="pct"/>
           </w:tcPr>
           <w:p>
             <w:pPr>
@@ -1160,18 +1244,17 @@
         </w:tc>
         <w:tc>
           <w:tcPr>
-            <w:tcW w:w="339" w:type="pct"/>
-          </w:tcPr>
-          <w:p>
-            <w:pPr>
-              <w:keepNext/>
-              <w:keepLines/>
-              <w:spacing w:after="0"/>
-              <w:rPr>
-                <w:rFonts w:asciiTheme="majorBidi" w:hAnsiTheme="majorBidi" w:cstheme="majorBidi"/>
-                <w:sz w:val="18"/>
-                <w:szCs w:val="18"/>
-                <w:lang w:bidi="ar-IQ"/>
+            <w:tcW w:w="325" w:type="pct"/>
+          </w:tcPr>
+          <w:p>
+            <w:pPr>
+              <w:keepNext/>
+              <w:keepLines/>
+              <w:spacing w:after="0"/>
+              <w:rPr>
+                <w:rFonts w:asciiTheme="majorBidi" w:hAnsiTheme="majorBidi" w:cstheme="majorBidi"/>
+                <w:sz w:val="18"/>
+                <w:szCs w:val="18"/>
               </w:rPr>
             </w:pPr>
             <w:r>
@@ -1183,89 +1266,6 @@
                 <w:lang w:bidi="ar-IQ"/>
               </w:rPr>
               <w:t xml:space="preserve">٢</w:t>
-            </w:r>
-          </w:p>
-        </w:tc>
-        <w:tc>
-          <w:tcPr>
-            <w:tcW w:w="1831" w:type="pct"/>
-          </w:tcPr>
-          <w:p>
-            <w:pPr>
-              <w:keepNext/>
-              <w:keepLines/>
-              <w:spacing w:after="0"/>
-              <w:rPr>
-                <w:rFonts w:asciiTheme="majorBidi" w:hAnsiTheme="majorBidi" w:cstheme="majorBidi"/>
-                <w:sz w:val="18"/>
-                <w:szCs w:val="18"/>
-                <w:lang w:bidi="ar-IQ"/>
-              </w:rPr>
-            </w:pPr>
-            <w:r>
-              <w:rPr>
-                <w:rFonts w:asciiTheme="majorBidi" w:hAnsiTheme="majorBidi" w:cstheme="majorBidi"/>
-                <w:sz w:val="18"/>
-                <w:szCs w:val="18"/>
-                <w:rtl/>
-                <w:lang w:bidi="ar-IQ"/>
-              </w:rPr>
-              <w:t xml:space="preserve">البرمجة ١</w:t>
-            </w:r>
-          </w:p>
-        </w:tc>
-        <w:tc>
-          <w:tcPr>
-            <w:tcW w:w="339" w:type="pct"/>
-          </w:tcPr>
-          <w:p>
-            <w:pPr>
-              <w:keepNext/>
-              <w:keepLines/>
-              <w:spacing w:after="0"/>
-              <w:rPr>
-                <w:rFonts w:asciiTheme="majorBidi" w:hAnsiTheme="majorBidi" w:cstheme="majorBidi"/>
-                <w:sz w:val="18"/>
-                <w:szCs w:val="18"/>
-                <w:lang w:bidi="ar-IQ"/>
-              </w:rPr>
-            </w:pPr>
-            <w:r>
-              <w:rPr>
-                <w:rFonts w:asciiTheme="majorBidi" w:hAnsiTheme="majorBidi" w:cstheme="majorBidi"/>
-                <w:sz w:val="18"/>
-                <w:szCs w:val="18"/>
-                <w:rtl/>
-                <w:lang w:bidi="ar-IQ"/>
-              </w:rPr>
-              <w:t xml:space="preserve">٥٠</w:t>
-            </w:r>
-          </w:p>
-        </w:tc>
-        <w:tc>
-          <w:tcPr>
-            <w:tcW w:w="325" w:type="pct"/>
-          </w:tcPr>
-          <w:p>
-            <w:pPr>
-              <w:keepNext/>
-              <w:keepLines/>
-              <w:spacing w:after="0"/>
-              <w:rPr>
-                <w:rFonts w:asciiTheme="majorBidi" w:hAnsiTheme="majorBidi" w:cstheme="majorBidi"/>
-                <w:sz w:val="18"/>
-                <w:szCs w:val="18"/>
-              </w:rPr>
-            </w:pPr>
-            <w:r>
-              <w:rPr>
-                <w:rFonts w:asciiTheme="majorBidi" w:hAnsiTheme="majorBidi" w:cstheme="majorBidi"/>
-                <w:sz w:val="18"/>
-                <w:szCs w:val="18"/>
-                <w:rtl/>
-                <w:lang w:bidi="ar-IQ"/>
-              </w:rPr>
-              <w:t xml:space="preserve">٤</w:t>
             </w:r>
           </w:p>
         </w:tc>
@@ -1298,13 +1298,97 @@
                 <w:rtl/>
                 <w:lang w:bidi="ar-IQ"/>
               </w:rPr>
+              <w:t xml:space="preserve">الذكاء الاصطناعي</w:t>
+            </w:r>
+          </w:p>
+        </w:tc>
+        <w:tc>
+          <w:tcPr>
+            <w:tcW w:w="338" w:type="pct"/>
+          </w:tcPr>
+          <w:p>
+            <w:pPr>
+              <w:keepNext/>
+              <w:keepLines/>
+              <w:spacing w:after="0"/>
+              <w:rPr>
+                <w:rFonts w:asciiTheme="majorBidi" w:hAnsiTheme="majorBidi" w:cstheme="majorBidi"/>
+                <w:sz w:val="18"/>
+                <w:szCs w:val="18"/>
+                <w:lang w:bidi="ar-IQ"/>
+              </w:rPr>
+            </w:pPr>
+            <w:r>
+              <w:rPr>
+                <w:rFonts w:asciiTheme="majorBidi" w:hAnsiTheme="majorBidi" w:cstheme="majorBidi"/>
+                <w:sz w:val="18"/>
+                <w:szCs w:val="18"/>
+                <w:rtl/>
+                <w:lang w:bidi="ar-IQ"/>
+              </w:rPr>
+              <w:t xml:space="preserve">٥٠</w:t>
+            </w:r>
+          </w:p>
+        </w:tc>
+        <w:tc>
+          <w:tcPr>
+            <w:tcW w:w="339" w:type="pct"/>
+          </w:tcPr>
+          <w:p>
+            <w:pPr>
+              <w:keepNext/>
+              <w:keepLines/>
+              <w:spacing w:after="0"/>
+              <w:rPr>
+                <w:rFonts w:asciiTheme="majorBidi" w:hAnsiTheme="majorBidi" w:cstheme="majorBidi"/>
+                <w:sz w:val="18"/>
+                <w:szCs w:val="18"/>
+                <w:lang w:bidi="ar-IQ"/>
+              </w:rPr>
+            </w:pPr>
+            <w:r>
+              <w:rPr>
+                <w:rFonts w:asciiTheme="majorBidi" w:hAnsiTheme="majorBidi" w:cstheme="majorBidi"/>
+                <w:sz w:val="18"/>
+                <w:szCs w:val="18"/>
+                <w:rtl/>
+                <w:lang w:bidi="ar-IQ"/>
+              </w:rPr>
+              <w:t xml:space="preserve">٣</w:t>
+            </w:r>
+          </w:p>
+        </w:tc>
+        <w:tc>
+          <w:tcPr>
+            <w:tcW w:w="1831" w:type="pct"/>
+          </w:tcPr>
+          <w:p>
+            <w:pPr>
+              <w:keepNext/>
+              <w:keepLines/>
+              <w:spacing w:after="0"/>
+              <w:rPr>
+                <w:rFonts w:asciiTheme="majorBidi" w:hAnsiTheme="majorBidi" w:cstheme="majorBidi"/>
+                <w:sz w:val="18"/>
+                <w:szCs w:val="18"/>
+                <w:lang w:bidi="ar-IQ"/>
+              </w:rPr>
+            </w:pPr>
+            <w:r>
+              <w:rPr>
+                <w:rFonts w:asciiTheme="majorBidi" w:hAnsiTheme="majorBidi" w:cstheme="majorBidi"/>
+                <w:sz w:val="18"/>
+                <w:szCs w:val="18"/>
+                <w:rtl/>
+                <w:lang w:bidi="ar-IQ"/>
+              </w:rPr>
               <w:t xml:space="preserve">الإنكليزي ٢</w:t>
             </w:r>
           </w:p>
         </w:tc>
         <w:tc>
           <w:tcPr>
-            <w:tcW w:w="338" w:type="pct"/>
+            <w:tcW w:w="339" w:type="pct"/>
           </w:tcPr>
           <w:p>
             <w:pPr>
@@ -1332,18 +1416,17 @@
         </w:tc>
         <w:tc>
           <w:tcPr>
-            <w:tcW w:w="339" w:type="pct"/>
-          </w:tcPr>
-          <w:p>
-            <w:pPr>
-              <w:keepNext/>
-              <w:keepLines/>
-              <w:spacing w:after="0"/>
-              <w:rPr>
-                <w:rFonts w:asciiTheme="majorBidi" w:hAnsiTheme="majorBidi" w:cstheme="majorBidi"/>
-                <w:sz w:val="18"/>
-                <w:szCs w:val="18"/>
-                <w:lang w:bidi="ar-IQ"/>
+            <w:tcW w:w="325" w:type="pct"/>
+          </w:tcPr>
+          <w:p>
+            <w:pPr>
+              <w:keepNext/>
+              <w:keepLines/>
+              <w:spacing w:after="0"/>
+              <w:rPr>
+                <w:rFonts w:asciiTheme="majorBidi" w:hAnsiTheme="majorBidi" w:cstheme="majorBidi"/>
+                <w:sz w:val="18"/>
+                <w:szCs w:val="18"/>
               </w:rPr>
             </w:pPr>
             <w:r>
@@ -1355,89 +1438,6 @@
                 <w:lang w:bidi="ar-IQ"/>
               </w:rPr>
               <w:t xml:space="preserve">٢</w:t>
-            </w:r>
-          </w:p>
-        </w:tc>
-        <w:tc>
-          <w:tcPr>
-            <w:tcW w:w="1831" w:type="pct"/>
-          </w:tcPr>
-          <w:p>
-            <w:pPr>
-              <w:keepNext/>
-              <w:keepLines/>
-              <w:spacing w:after="0"/>
-              <w:rPr>
-                <w:rFonts w:asciiTheme="majorBidi" w:hAnsiTheme="majorBidi" w:cstheme="majorBidi"/>
-                <w:sz w:val="18"/>
-                <w:szCs w:val="18"/>
-                <w:lang w:bidi="ar-IQ"/>
-              </w:rPr>
-            </w:pPr>
-            <w:r>
-              <w:rPr>
-                <w:rFonts w:asciiTheme="majorBidi" w:hAnsiTheme="majorBidi" w:cstheme="majorBidi"/>
-                <w:sz w:val="18"/>
-                <w:szCs w:val="18"/>
-                <w:rtl/>
-                <w:lang w:bidi="ar-IQ"/>
-              </w:rPr>
-              <w:t xml:space="preserve">البرمجة ٢</w:t>
-            </w:r>
-          </w:p>
-        </w:tc>
-        <w:tc>
-          <w:tcPr>
-            <w:tcW w:w="339" w:type="pct"/>
-          </w:tcPr>
-          <w:p>
-            <w:pPr>
-              <w:keepNext/>
-              <w:keepLines/>
-              <w:spacing w:after="0"/>
-              <w:rPr>
-                <w:rFonts w:asciiTheme="majorBidi" w:hAnsiTheme="majorBidi" w:cstheme="majorBidi"/>
-                <w:sz w:val="18"/>
-                <w:szCs w:val="18"/>
-                <w:lang w:bidi="ar-IQ"/>
-              </w:rPr>
-            </w:pPr>
-            <w:r>
-              <w:rPr>
-                <w:rFonts w:asciiTheme="majorBidi" w:hAnsiTheme="majorBidi" w:cstheme="majorBidi"/>
-                <w:sz w:val="18"/>
-                <w:szCs w:val="18"/>
-                <w:rtl/>
-                <w:lang w:bidi="ar-IQ"/>
-              </w:rPr>
-              <w:t xml:space="preserve">٥٢</w:t>
-            </w:r>
-          </w:p>
-        </w:tc>
-        <w:tc>
-          <w:tcPr>
-            <w:tcW w:w="325" w:type="pct"/>
-          </w:tcPr>
-          <w:p>
-            <w:pPr>
-              <w:keepNext/>
-              <w:keepLines/>
-              <w:spacing w:after="0"/>
-              <w:rPr>
-                <w:rFonts w:asciiTheme="majorBidi" w:hAnsiTheme="majorBidi" w:cstheme="majorBidi"/>
-                <w:sz w:val="18"/>
-                <w:szCs w:val="18"/>
-              </w:rPr>
-            </w:pPr>
-            <w:r>
-              <w:rPr>
-                <w:rFonts w:asciiTheme="majorBidi" w:hAnsiTheme="majorBidi" w:cstheme="majorBidi"/>
-                <w:sz w:val="18"/>
-                <w:szCs w:val="18"/>
-                <w:rtl/>
-                <w:lang w:bidi="ar-IQ"/>
-              </w:rPr>
-              <w:t xml:space="preserve">٤</w:t>
             </w:r>
           </w:p>
         </w:tc>
@@ -1470,7 +1470,7 @@
                 <w:rtl/>
                 <w:lang w:bidi="ar-IQ"/>
               </w:rPr>
-              <w:t xml:space="preserve">التصميم المنطقي</w:t>
+              <w:t xml:space="preserve">المترجمات</w:t>
             </w:r>
           </w:p>
         </w:tc>
@@ -1498,24 +1498,107 @@
                 <w:rtl/>
                 <w:lang w:bidi="ar-IQ"/>
               </w:rPr>
+              <w:t xml:space="preserve">٦٣</w:t>
+            </w:r>
+          </w:p>
+        </w:tc>
+        <w:tc>
+          <w:tcPr>
+            <w:tcW w:w="339" w:type="pct"/>
+          </w:tcPr>
+          <w:p>
+            <w:pPr>
+              <w:keepNext/>
+              <w:keepLines/>
+              <w:spacing w:after="0"/>
+              <w:rPr>
+                <w:rFonts w:asciiTheme="majorBidi" w:hAnsiTheme="majorBidi" w:cstheme="majorBidi"/>
+                <w:sz w:val="18"/>
+                <w:szCs w:val="18"/>
+                <w:lang w:bidi="ar-IQ"/>
+              </w:rPr>
+            </w:pPr>
+            <w:r>
+              <w:rPr>
+                <w:rFonts w:asciiTheme="majorBidi" w:hAnsiTheme="majorBidi" w:cstheme="majorBidi"/>
+                <w:sz w:val="18"/>
+                <w:szCs w:val="18"/>
+                <w:rtl/>
+                <w:lang w:bidi="ar-IQ"/>
+              </w:rPr>
+              <w:t xml:space="preserve">٤</w:t>
+            </w:r>
+          </w:p>
+        </w:tc>
+        <w:tc>
+          <w:tcPr>
+            <w:tcW w:w="1831" w:type="pct"/>
+          </w:tcPr>
+          <w:p>
+            <w:pPr>
+              <w:keepNext/>
+              <w:keepLines/>
+              <w:spacing w:after="0"/>
+              <w:rPr>
+                <w:rFonts w:asciiTheme="majorBidi" w:hAnsiTheme="majorBidi" w:cstheme="majorBidi"/>
+                <w:sz w:val="18"/>
+                <w:szCs w:val="18"/>
+                <w:lang w:bidi="ar-IQ"/>
+              </w:rPr>
+            </w:pPr>
+            <w:r>
+              <w:rPr>
+                <w:rFonts w:asciiTheme="majorBidi" w:hAnsiTheme="majorBidi" w:cstheme="majorBidi"/>
+                <w:sz w:val="18"/>
+                <w:szCs w:val="18"/>
+                <w:rtl/>
+                <w:lang w:bidi="ar-IQ"/>
+              </w:rPr>
+              <w:t xml:space="preserve">البرمجة ١</w:t>
+            </w:r>
+          </w:p>
+        </w:tc>
+        <w:tc>
+          <w:tcPr>
+            <w:tcW w:w="339" w:type="pct"/>
+          </w:tcPr>
+          <w:p>
+            <w:pPr>
+              <w:keepNext/>
+              <w:keepLines/>
+              <w:spacing w:after="0"/>
+              <w:rPr>
+                <w:rFonts w:asciiTheme="majorBidi" w:hAnsiTheme="majorBidi" w:cstheme="majorBidi"/>
+                <w:sz w:val="18"/>
+                <w:szCs w:val="18"/>
+                <w:lang w:bidi="ar-IQ"/>
+              </w:rPr>
+            </w:pPr>
+            <w:r>
+              <w:rPr>
+                <w:rFonts w:asciiTheme="majorBidi" w:hAnsiTheme="majorBidi" w:cstheme="majorBidi"/>
+                <w:sz w:val="18"/>
+                <w:szCs w:val="18"/>
+                <w:rtl/>
+                <w:lang w:bidi="ar-IQ"/>
+              </w:rPr>
               <w:t xml:space="preserve">٥٠</w:t>
             </w:r>
           </w:p>
         </w:tc>
         <w:tc>
           <w:tcPr>
-            <w:tcW w:w="339" w:type="pct"/>
-          </w:tcPr>
-          <w:p>
-            <w:pPr>
-              <w:keepNext/>
-              <w:keepLines/>
-              <w:spacing w:after="0"/>
-              <w:rPr>
-                <w:rFonts w:asciiTheme="majorBidi" w:hAnsiTheme="majorBidi" w:cstheme="majorBidi"/>
-                <w:sz w:val="18"/>
-                <w:szCs w:val="18"/>
-                <w:lang w:bidi="ar-IQ"/>
+            <w:tcW w:w="325" w:type="pct"/>
+          </w:tcPr>
+          <w:p>
+            <w:pPr>
+              <w:keepNext/>
+              <w:keepLines/>
+              <w:spacing w:after="0"/>
+              <w:rPr>
+                <w:rFonts w:asciiTheme="majorBidi" w:hAnsiTheme="majorBidi" w:cstheme="majorBidi"/>
+                <w:sz w:val="18"/>
+                <w:szCs w:val="18"/>
               </w:rPr>
             </w:pPr>
             <w:r>
@@ -1527,89 +1610,6 @@
                 <w:lang w:bidi="ar-IQ"/>
               </w:rPr>
               <w:t xml:space="preserve">٤</w:t>
-            </w:r>
-          </w:p>
-        </w:tc>
-        <w:tc>
-          <w:tcPr>
-            <w:tcW w:w="1831" w:type="pct"/>
-          </w:tcPr>
-          <w:p>
-            <w:pPr>
-              <w:keepNext/>
-              <w:keepLines/>
-              <w:spacing w:after="0"/>
-              <w:rPr>
-                <w:rFonts w:asciiTheme="majorBidi" w:hAnsiTheme="majorBidi" w:cstheme="majorBidi"/>
-                <w:sz w:val="18"/>
-                <w:szCs w:val="18"/>
-                <w:lang w:bidi="ar-IQ"/>
-              </w:rPr>
-            </w:pPr>
-            <w:r>
-              <w:rPr>
-                <w:rFonts w:asciiTheme="majorBidi" w:hAnsiTheme="majorBidi" w:cstheme="majorBidi"/>
-                <w:sz w:val="18"/>
-                <w:szCs w:val="18"/>
-                <w:rtl/>
-                <w:lang w:bidi="ar-IQ"/>
-              </w:rPr>
-              <w:t xml:space="preserve"/>
-            </w:r>
-          </w:p>
-        </w:tc>
-        <w:tc>
-          <w:tcPr>
-            <w:tcW w:w="339" w:type="pct"/>
-          </w:tcPr>
-          <w:p>
-            <w:pPr>
-              <w:keepNext/>
-              <w:keepLines/>
-              <w:spacing w:after="0"/>
-              <w:rPr>
-                <w:rFonts w:asciiTheme="majorBidi" w:hAnsiTheme="majorBidi" w:cstheme="majorBidi"/>
-                <w:sz w:val="18"/>
-                <w:szCs w:val="18"/>
-                <w:lang w:bidi="ar-IQ"/>
-              </w:rPr>
-            </w:pPr>
-            <w:r>
-              <w:rPr>
-                <w:rFonts w:asciiTheme="majorBidi" w:hAnsiTheme="majorBidi" w:cstheme="majorBidi"/>
-                <w:sz w:val="18"/>
-                <w:szCs w:val="18"/>
-                <w:rtl/>
-                <w:lang w:bidi="ar-IQ"/>
-              </w:rPr>
-              <w:t xml:space="preserve"/>
-            </w:r>
-          </w:p>
-        </w:tc>
-        <w:tc>
-          <w:tcPr>
-            <w:tcW w:w="325" w:type="pct"/>
-          </w:tcPr>
-          <w:p>
-            <w:pPr>
-              <w:keepNext/>
-              <w:keepLines/>
-              <w:spacing w:after="0"/>
-              <w:rPr>
-                <w:rFonts w:asciiTheme="majorBidi" w:hAnsiTheme="majorBidi" w:cstheme="majorBidi"/>
-                <w:sz w:val="18"/>
-                <w:szCs w:val="18"/>
-              </w:rPr>
-            </w:pPr>
-            <w:r>
-              <w:rPr>
-                <w:rFonts w:asciiTheme="majorBidi" w:hAnsiTheme="majorBidi" w:cstheme="majorBidi"/>
-                <w:sz w:val="18"/>
-                <w:szCs w:val="18"/>
-                <w:rtl/>
-                <w:lang w:bidi="ar-IQ"/>
-              </w:rPr>
-              <w:t xml:space="preserve"/>
             </w:r>
           </w:p>
         </w:tc>
@@ -1642,7 +1642,7 @@
                 <w:rtl/>
                 <w:lang w:bidi="ar-IQ"/>
               </w:rPr>
-              <w:t xml:space="preserve">الديمقراطية وحقوق الانسان</w:t>
+              <w:t xml:space="preserve">بحوث العمليات</w:t>
             </w:r>
           </w:p>
         </w:tc>
@@ -1670,7 +1670,7 @@
                 <w:rtl/>
                 <w:lang w:bidi="ar-IQ"/>
               </w:rPr>
-              <w:t xml:space="preserve">٧٧</w:t>
+              <w:t xml:space="preserve">٥٠</w:t>
             </w:r>
           </w:p>
         </w:tc>
@@ -1698,7 +1698,7 @@
                 <w:rtl/>
                 <w:lang w:bidi="ar-IQ"/>
               </w:rPr>
-              <w:t xml:space="preserve">٢</w:t>
+              <w:t xml:space="preserve">٣</w:t>
             </w:r>
           </w:p>
         </w:tc>
@@ -1726,7 +1726,7 @@
                 <w:rtl/>
                 <w:lang w:bidi="ar-IQ"/>
               </w:rPr>
-              <w:t xml:space="preserve"/>
+              <w:t xml:space="preserve">البرمجة ٢</w:t>
             </w:r>
           </w:p>
         </w:tc>
@@ -1754,7 +1754,7 @@
                 <w:rtl/>
                 <w:lang w:bidi="ar-IQ"/>
               </w:rPr>
-              <w:t xml:space="preserve"/>
+              <w:t xml:space="preserve">٥٢</w:t>
             </w:r>
           </w:p>
         </w:tc>
@@ -1781,7 +1781,7 @@
                 <w:rtl/>
                 <w:lang w:bidi="ar-IQ"/>
               </w:rPr>
-              <w:t xml:space="preserve"/>
+              <w:t xml:space="preserve">٤</w:t>
             </w:r>
           </w:p>
         </w:tc>
@@ -1814,7 +1814,7 @@
                 <w:rtl/>
                 <w:lang w:bidi="ar-IQ"/>
               </w:rPr>
-              <w:t xml:space="preserve">الرياضيات</w:t>
+              <w:t xml:space="preserve">برمجة المواقع ١</w:t>
             </w:r>
           </w:p>
         </w:tc>
@@ -1842,7 +1842,7 @@
                 <w:rtl/>
                 <w:lang w:bidi="ar-IQ"/>
               </w:rPr>
-              <w:t xml:space="preserve">٦٨</w:t>
+              <w:t xml:space="preserve">٥٨</w:t>
             </w:r>
           </w:p>
         </w:tc>
@@ -1898,7 +1898,7 @@
                 <w:rtl/>
                 <w:lang w:bidi="ar-IQ"/>
               </w:rPr>
-              <w:t xml:space="preserve"/>
+              <w:t xml:space="preserve">التصميم المنطقي</w:t>
             </w:r>
           </w:p>
         </w:tc>
@@ -1926,7 +1926,7 @@
                 <w:rtl/>
                 <w:lang w:bidi="ar-IQ"/>
               </w:rPr>
-              <w:t xml:space="preserve"/>
+              <w:t xml:space="preserve">٥٠</w:t>
             </w:r>
           </w:p>
         </w:tc>
@@ -1953,7 +1953,7 @@
                 <w:rtl/>
                 <w:lang w:bidi="ar-IQ"/>
               </w:rPr>
-              <w:t xml:space="preserve"/>
+              <w:t xml:space="preserve">٤</w:t>
             </w:r>
           </w:p>
         </w:tc>
@@ -1986,7 +1986,7 @@
                 <w:rtl/>
                 <w:lang w:bidi="ar-IQ"/>
               </w:rPr>
-              <w:t xml:space="preserve">الصحة واللياقة</w:t>
+              <w:t xml:space="preserve">برمجة المواقع ٢</w:t>
             </w:r>
           </w:p>
         </w:tc>
@@ -2014,7 +2014,7 @@
                 <w:rtl/>
                 <w:lang w:bidi="ar-IQ"/>
               </w:rPr>
-              <w:t xml:space="preserve">٧٨</w:t>
+              <w:t xml:space="preserve">٥٧</w:t>
             </w:r>
           </w:p>
         </w:tc>
@@ -2042,90 +2042,90 @@
                 <w:rtl/>
                 <w:lang w:bidi="ar-IQ"/>
               </w:rPr>
+              <w:t xml:space="preserve">٣</w:t>
+            </w:r>
+          </w:p>
+        </w:tc>
+        <w:tc>
+          <w:tcPr>
+            <w:tcW w:w="1831" w:type="pct"/>
+          </w:tcPr>
+          <w:p>
+            <w:pPr>
+              <w:keepNext/>
+              <w:keepLines/>
+              <w:spacing w:after="0"/>
+              <w:rPr>
+                <w:rFonts w:asciiTheme="majorBidi" w:hAnsiTheme="majorBidi" w:cstheme="majorBidi"/>
+                <w:sz w:val="18"/>
+                <w:szCs w:val="18"/>
+                <w:lang w:bidi="ar-IQ"/>
+              </w:rPr>
+            </w:pPr>
+            <w:r>
+              <w:rPr>
+                <w:rFonts w:asciiTheme="majorBidi" w:hAnsiTheme="majorBidi" w:cstheme="majorBidi"/>
+                <w:sz w:val="18"/>
+                <w:szCs w:val="18"/>
+                <w:rtl/>
+                <w:lang w:bidi="ar-IQ"/>
+              </w:rPr>
+              <w:t xml:space="preserve">الديمقراطية وحقوق الانسان</w:t>
+            </w:r>
+          </w:p>
+        </w:tc>
+        <w:tc>
+          <w:tcPr>
+            <w:tcW w:w="339" w:type="pct"/>
+          </w:tcPr>
+          <w:p>
+            <w:pPr>
+              <w:keepNext/>
+              <w:keepLines/>
+              <w:spacing w:after="0"/>
+              <w:rPr>
+                <w:rFonts w:asciiTheme="majorBidi" w:hAnsiTheme="majorBidi" w:cstheme="majorBidi"/>
+                <w:sz w:val="18"/>
+                <w:szCs w:val="18"/>
+                <w:lang w:bidi="ar-IQ"/>
+              </w:rPr>
+            </w:pPr>
+            <w:r>
+              <w:rPr>
+                <w:rFonts w:asciiTheme="majorBidi" w:hAnsiTheme="majorBidi" w:cstheme="majorBidi"/>
+                <w:sz w:val="18"/>
+                <w:szCs w:val="18"/>
+                <w:rtl/>
+                <w:lang w:bidi="ar-IQ"/>
+              </w:rPr>
+              <w:t xml:space="preserve">٧٧</w:t>
+            </w:r>
+          </w:p>
+        </w:tc>
+        <w:tc>
+          <w:tcPr>
+            <w:tcW w:w="325" w:type="pct"/>
+          </w:tcPr>
+          <w:p>
+            <w:pPr>
+              <w:keepNext/>
+              <w:keepLines/>
+              <w:spacing w:after="0"/>
+              <w:rPr>
+                <w:rFonts w:asciiTheme="majorBidi" w:hAnsiTheme="majorBidi" w:cstheme="majorBidi"/>
+                <w:sz w:val="18"/>
+                <w:szCs w:val="18"/>
+              </w:rPr>
+            </w:pPr>
+            <w:r>
+              <w:rPr>
+                <w:rFonts w:asciiTheme="majorBidi" w:hAnsiTheme="majorBidi" w:cstheme="majorBidi"/>
+                <w:sz w:val="18"/>
+                <w:szCs w:val="18"/>
+                <w:rtl/>
+                <w:lang w:bidi="ar-IQ"/>
+              </w:rPr>
               <w:t xml:space="preserve">٢</w:t>
-            </w:r>
-          </w:p>
-        </w:tc>
-        <w:tc>
-          <w:tcPr>
-            <w:tcW w:w="1831" w:type="pct"/>
-          </w:tcPr>
-          <w:p>
-            <w:pPr>
-              <w:keepNext/>
-              <w:keepLines/>
-              <w:spacing w:after="0"/>
-              <w:rPr>
-                <w:rFonts w:asciiTheme="majorBidi" w:hAnsiTheme="majorBidi" w:cstheme="majorBidi"/>
-                <w:sz w:val="18"/>
-                <w:szCs w:val="18"/>
-                <w:lang w:bidi="ar-IQ"/>
-              </w:rPr>
-            </w:pPr>
-            <w:r>
-              <w:rPr>
-                <w:rFonts w:asciiTheme="majorBidi" w:hAnsiTheme="majorBidi" w:cstheme="majorBidi"/>
-                <w:sz w:val="18"/>
-                <w:szCs w:val="18"/>
-                <w:rtl/>
-                <w:lang w:bidi="ar-IQ"/>
-              </w:rPr>
-              <w:t xml:space="preserve"/>
-            </w:r>
-          </w:p>
-        </w:tc>
-        <w:tc>
-          <w:tcPr>
-            <w:tcW w:w="339" w:type="pct"/>
-          </w:tcPr>
-          <w:p>
-            <w:pPr>
-              <w:keepNext/>
-              <w:keepLines/>
-              <w:spacing w:after="0"/>
-              <w:rPr>
-                <w:rFonts w:asciiTheme="majorBidi" w:hAnsiTheme="majorBidi" w:cstheme="majorBidi"/>
-                <w:sz w:val="18"/>
-                <w:szCs w:val="18"/>
-                <w:lang w:bidi="ar-IQ"/>
-              </w:rPr>
-            </w:pPr>
-            <w:r>
-              <w:rPr>
-                <w:rFonts w:asciiTheme="majorBidi" w:hAnsiTheme="majorBidi" w:cstheme="majorBidi"/>
-                <w:sz w:val="18"/>
-                <w:szCs w:val="18"/>
-                <w:rtl/>
-                <w:lang w:bidi="ar-IQ"/>
-              </w:rPr>
-              <w:t xml:space="preserve"/>
-            </w:r>
-          </w:p>
-        </w:tc>
-        <w:tc>
-          <w:tcPr>
-            <w:tcW w:w="325" w:type="pct"/>
-          </w:tcPr>
-          <w:p>
-            <w:pPr>
-              <w:keepNext/>
-              <w:keepLines/>
-              <w:spacing w:after="0"/>
-              <w:rPr>
-                <w:rFonts w:asciiTheme="majorBidi" w:hAnsiTheme="majorBidi" w:cstheme="majorBidi"/>
-                <w:sz w:val="18"/>
-                <w:szCs w:val="18"/>
-              </w:rPr>
-            </w:pPr>
-            <w:r>
-              <w:rPr>
-                <w:rFonts w:asciiTheme="majorBidi" w:hAnsiTheme="majorBidi" w:cstheme="majorBidi"/>
-                <w:sz w:val="18"/>
-                <w:szCs w:val="18"/>
-                <w:rtl/>
-                <w:lang w:bidi="ar-IQ"/>
-              </w:rPr>
-              <w:t xml:space="preserve"/>
             </w:r>
           </w:p>
         </w:tc>
@@ -2158,7 +2158,7 @@
                 <w:rtl/>
                 <w:lang w:bidi="ar-IQ"/>
               </w:rPr>
-              <w:t xml:space="preserve">الهياكل المتقطعة</w:t>
+              <w:t xml:space="preserve">تحليل وتصميم النظم</w:t>
             </w:r>
           </w:p>
         </w:tc>
@@ -2186,7 +2186,7 @@
                 <w:rtl/>
                 <w:lang w:bidi="ar-IQ"/>
               </w:rPr>
-              <w:t xml:space="preserve">٦٢</w:t>
+              <w:t xml:space="preserve">٥٠</w:t>
             </w:r>
           </w:p>
         </w:tc>
@@ -2242,7 +2242,7 @@
                 <w:rtl/>
                 <w:lang w:bidi="ar-IQ"/>
               </w:rPr>
-              <w:t xml:space="preserve"/>
+              <w:t xml:space="preserve">الرياضيات</w:t>
             </w:r>
           </w:p>
         </w:tc>
@@ -2270,7 +2270,7 @@
                 <w:rtl/>
                 <w:lang w:bidi="ar-IQ"/>
               </w:rPr>
-              <w:t xml:space="preserve"/>
+              <w:t xml:space="preserve">٦٨</w:t>
             </w:r>
           </w:p>
         </w:tc>
@@ -2297,7 +2297,7 @@
                 <w:rtl/>
                 <w:lang w:bidi="ar-IQ"/>
               </w:rPr>
-              <w:t xml:space="preserve"/>
+              <w:t xml:space="preserve">٣</w:t>
             </w:r>
           </w:p>
         </w:tc>
@@ -2330,7 +2330,7 @@
                 <w:rtl/>
                 <w:lang w:bidi="ar-IQ"/>
               </w:rPr>
-              <w:t xml:space="preserve">تطبيقات الحاسوب</w:t>
+              <w:t xml:space="preserve">شبكات الحاسوب ١</w:t>
             </w:r>
           </w:p>
         </w:tc>
@@ -2358,7 +2358,7 @@
                 <w:rtl/>
                 <w:lang w:bidi="ar-IQ"/>
               </w:rPr>
-              <w:t xml:space="preserve">٥٤</w:t>
+              <w:t xml:space="preserve">٥٠</w:t>
             </w:r>
           </w:p>
         </w:tc>
@@ -2414,7 +2414,7 @@
                 <w:rtl/>
                 <w:lang w:bidi="ar-IQ"/>
               </w:rPr>
-              <w:t xml:space="preserve"/>
+              <w:t xml:space="preserve">الصحة واللياقة</w:t>
             </w:r>
           </w:p>
         </w:tc>
@@ -2442,7 +2442,7 @@
                 <w:rtl/>
                 <w:lang w:bidi="ar-IQ"/>
               </w:rPr>
-              <w:t xml:space="preserve"/>
+              <w:t xml:space="preserve">٧٨</w:t>
             </w:r>
           </w:p>
         </w:tc>
@@ -2469,7 +2469,7 @@
                 <w:rtl/>
                 <w:lang w:bidi="ar-IQ"/>
               </w:rPr>
-              <w:t xml:space="preserve"/>
+              <w:t xml:space="preserve">٢</w:t>
             </w:r>
           </w:p>
         </w:tc>
@@ -2502,7 +2502,7 @@
                 <w:rtl/>
                 <w:lang w:bidi="ar-IQ"/>
               </w:rPr>
-              <w:t xml:space="preserve">مبادئ تكنولوجيا المعلومات</w:t>
+              <w:t xml:space="preserve">شبكات الحاسوب ٢</w:t>
             </w:r>
           </w:p>
         </w:tc>
@@ -2530,7 +2530,7 @@
                 <w:rtl/>
                 <w:lang w:bidi="ar-IQ"/>
               </w:rPr>
-              <w:t xml:space="preserve">٦٣</w:t>
+              <w:t xml:space="preserve">٥٠</w:t>
             </w:r>
           </w:p>
         </w:tc>
@@ -2586,7 +2586,7 @@
                 <w:rtl/>
                 <w:lang w:bidi="ar-IQ"/>
               </w:rPr>
-              <w:t xml:space="preserve"/>
+              <w:t xml:space="preserve">الهياكل المتقطعة</w:t>
             </w:r>
           </w:p>
         </w:tc>
@@ -2614,7 +2614,7 @@
                 <w:rtl/>
                 <w:lang w:bidi="ar-IQ"/>
               </w:rPr>
-              <w:t xml:space="preserve"/>
+              <w:t xml:space="preserve">٦٢</w:t>
             </w:r>
           </w:p>
         </w:tc>
@@ -2641,7 +2641,7 @@
                 <w:rtl/>
                 <w:lang w:bidi="ar-IQ"/>
               </w:rPr>
-              <w:t xml:space="preserve"/>
+              <w:t xml:space="preserve">٣</w:t>
             </w:r>
           </w:p>
         </w:tc>
@@ -2674,12 +2674,528 @@
                 <w:rtl/>
                 <w:lang w:bidi="ar-IQ"/>
               </w:rPr>
+              <w:t xml:space="preserve">قواعد البيانات</w:t>
+            </w:r>
+          </w:p>
+        </w:tc>
+        <w:tc>
+          <w:tcPr>
+            <w:tcW w:w="338" w:type="pct"/>
+          </w:tcPr>
+          <w:p>
+            <w:pPr>
+              <w:keepNext/>
+              <w:keepLines/>
+              <w:spacing w:after="0"/>
+              <w:rPr>
+                <w:rFonts w:asciiTheme="majorBidi" w:hAnsiTheme="majorBidi" w:cstheme="majorBidi"/>
+                <w:sz w:val="18"/>
+                <w:szCs w:val="18"/>
+                <w:lang w:bidi="ar-IQ"/>
+              </w:rPr>
+            </w:pPr>
+            <w:r>
+              <w:rPr>
+                <w:rFonts w:asciiTheme="majorBidi" w:hAnsiTheme="majorBidi" w:cstheme="majorBidi"/>
+                <w:sz w:val="18"/>
+                <w:szCs w:val="18"/>
+                <w:rtl/>
+                <w:lang w:bidi="ar-IQ"/>
+              </w:rPr>
+              <w:t xml:space="preserve">٥٥</w:t>
+            </w:r>
+          </w:p>
+        </w:tc>
+        <w:tc>
+          <w:tcPr>
+            <w:tcW w:w="339" w:type="pct"/>
+          </w:tcPr>
+          <w:p>
+            <w:pPr>
+              <w:keepNext/>
+              <w:keepLines/>
+              <w:spacing w:after="0"/>
+              <w:rPr>
+                <w:rFonts w:asciiTheme="majorBidi" w:hAnsiTheme="majorBidi" w:cstheme="majorBidi"/>
+                <w:sz w:val="18"/>
+                <w:szCs w:val="18"/>
+                <w:lang w:bidi="ar-IQ"/>
+              </w:rPr>
+            </w:pPr>
+            <w:r>
+              <w:rPr>
+                <w:rFonts w:asciiTheme="majorBidi" w:hAnsiTheme="majorBidi" w:cstheme="majorBidi"/>
+                <w:sz w:val="18"/>
+                <w:szCs w:val="18"/>
+                <w:rtl/>
+                <w:lang w:bidi="ar-IQ"/>
+              </w:rPr>
+              <w:t xml:space="preserve">٣</w:t>
+            </w:r>
+          </w:p>
+        </w:tc>
+        <w:tc>
+          <w:tcPr>
+            <w:tcW w:w="1831" w:type="pct"/>
+          </w:tcPr>
+          <w:p>
+            <w:pPr>
+              <w:keepNext/>
+              <w:keepLines/>
+              <w:spacing w:after="0"/>
+              <w:rPr>
+                <w:rFonts w:asciiTheme="majorBidi" w:hAnsiTheme="majorBidi" w:cstheme="majorBidi"/>
+                <w:sz w:val="18"/>
+                <w:szCs w:val="18"/>
+                <w:lang w:bidi="ar-IQ"/>
+              </w:rPr>
+            </w:pPr>
+            <w:r>
+              <w:rPr>
+                <w:rFonts w:asciiTheme="majorBidi" w:hAnsiTheme="majorBidi" w:cstheme="majorBidi"/>
+                <w:sz w:val="18"/>
+                <w:szCs w:val="18"/>
+                <w:rtl/>
+                <w:lang w:bidi="ar-IQ"/>
+              </w:rPr>
+              <w:t xml:space="preserve">تطبيقات الحاسوب</w:t>
+            </w:r>
+          </w:p>
+        </w:tc>
+        <w:tc>
+          <w:tcPr>
+            <w:tcW w:w="339" w:type="pct"/>
+          </w:tcPr>
+          <w:p>
+            <w:pPr>
+              <w:keepNext/>
+              <w:keepLines/>
+              <w:spacing w:after="0"/>
+              <w:rPr>
+                <w:rFonts w:asciiTheme="majorBidi" w:hAnsiTheme="majorBidi" w:cstheme="majorBidi"/>
+                <w:sz w:val="18"/>
+                <w:szCs w:val="18"/>
+                <w:lang w:bidi="ar-IQ"/>
+              </w:rPr>
+            </w:pPr>
+            <w:r>
+              <w:rPr>
+                <w:rFonts w:asciiTheme="majorBidi" w:hAnsiTheme="majorBidi" w:cstheme="majorBidi"/>
+                <w:sz w:val="18"/>
+                <w:szCs w:val="18"/>
+                <w:rtl/>
+                <w:lang w:bidi="ar-IQ"/>
+              </w:rPr>
+              <w:t xml:space="preserve">٥٤</w:t>
+            </w:r>
+          </w:p>
+        </w:tc>
+        <w:tc>
+          <w:tcPr>
+            <w:tcW w:w="325" w:type="pct"/>
+          </w:tcPr>
+          <w:p>
+            <w:pPr>
+              <w:keepNext/>
+              <w:keepLines/>
+              <w:spacing w:after="0"/>
+              <w:rPr>
+                <w:rFonts w:asciiTheme="majorBidi" w:hAnsiTheme="majorBidi" w:cstheme="majorBidi"/>
+                <w:sz w:val="18"/>
+                <w:szCs w:val="18"/>
+              </w:rPr>
+            </w:pPr>
+            <w:r>
+              <w:rPr>
+                <w:rFonts w:asciiTheme="majorBidi" w:hAnsiTheme="majorBidi" w:cstheme="majorBidi"/>
+                <w:sz w:val="18"/>
+                <w:szCs w:val="18"/>
+                <w:rtl/>
+                <w:lang w:bidi="ar-IQ"/>
+              </w:rPr>
+              <w:t xml:space="preserve">٣</w:t>
+            </w:r>
+          </w:p>
+        </w:tc>
+      </w:tr>
+      <w:tr>
+        <w:trPr>
+          <w:cantSplit/>
+        </w:trPr>
+        <w:tc>
+          <w:tcPr>
+            <w:tcW w:w="1828" w:type="pct"/>
+          </w:tcPr>
+          <w:p>
+            <w:pPr>
+              <w:keepNext/>
+              <w:keepLines/>
+              <w:spacing w:after="0"/>
+              <w:rPr>
+                <w:rFonts w:asciiTheme="majorBidi" w:hAnsiTheme="majorBidi" w:cstheme="majorBidi"/>
+                <w:sz w:val="18"/>
+                <w:szCs w:val="18"/>
+                <w:lang w:bidi="ar-IQ"/>
+              </w:rPr>
+            </w:pPr>
+            <w:r>
+              <w:rPr>
+                <w:rFonts w:asciiTheme="majorBidi" w:hAnsiTheme="majorBidi" w:cstheme="majorBidi"/>
+                <w:sz w:val="18"/>
+                <w:szCs w:val="18"/>
+                <w:rtl/>
+                <w:lang w:bidi="ar-IQ"/>
+              </w:rPr>
+              <w:t xml:space="preserve">معمارية الحاسوب</w:t>
+            </w:r>
+          </w:p>
+        </w:tc>
+        <w:tc>
+          <w:tcPr>
+            <w:tcW w:w="338" w:type="pct"/>
+          </w:tcPr>
+          <w:p>
+            <w:pPr>
+              <w:keepNext/>
+              <w:keepLines/>
+              <w:spacing w:after="0"/>
+              <w:rPr>
+                <w:rFonts w:asciiTheme="majorBidi" w:hAnsiTheme="majorBidi" w:cstheme="majorBidi"/>
+                <w:sz w:val="18"/>
+                <w:szCs w:val="18"/>
+                <w:lang w:bidi="ar-IQ"/>
+              </w:rPr>
+            </w:pPr>
+            <w:r>
+              <w:rPr>
+                <w:rFonts w:asciiTheme="majorBidi" w:hAnsiTheme="majorBidi" w:cstheme="majorBidi"/>
+                <w:sz w:val="18"/>
+                <w:szCs w:val="18"/>
+                <w:rtl/>
+                <w:lang w:bidi="ar-IQ"/>
+              </w:rPr>
+              <w:t xml:space="preserve">٥١</w:t>
+            </w:r>
+          </w:p>
+        </w:tc>
+        <w:tc>
+          <w:tcPr>
+            <w:tcW w:w="339" w:type="pct"/>
+          </w:tcPr>
+          <w:p>
+            <w:pPr>
+              <w:keepNext/>
+              <w:keepLines/>
+              <w:spacing w:after="0"/>
+              <w:rPr>
+                <w:rFonts w:asciiTheme="majorBidi" w:hAnsiTheme="majorBidi" w:cstheme="majorBidi"/>
+                <w:sz w:val="18"/>
+                <w:szCs w:val="18"/>
+                <w:lang w:bidi="ar-IQ"/>
+              </w:rPr>
+            </w:pPr>
+            <w:r>
+              <w:rPr>
+                <w:rFonts w:asciiTheme="majorBidi" w:hAnsiTheme="majorBidi" w:cstheme="majorBidi"/>
+                <w:sz w:val="18"/>
+                <w:szCs w:val="18"/>
+                <w:rtl/>
+                <w:lang w:bidi="ar-IQ"/>
+              </w:rPr>
+              <w:t xml:space="preserve">٣</w:t>
+            </w:r>
+          </w:p>
+        </w:tc>
+        <w:tc>
+          <w:tcPr>
+            <w:tcW w:w="1831" w:type="pct"/>
+          </w:tcPr>
+          <w:p>
+            <w:pPr>
+              <w:keepNext/>
+              <w:keepLines/>
+              <w:spacing w:after="0"/>
+              <w:rPr>
+                <w:rFonts w:asciiTheme="majorBidi" w:hAnsiTheme="majorBidi" w:cstheme="majorBidi"/>
+                <w:sz w:val="18"/>
+                <w:szCs w:val="18"/>
+                <w:lang w:bidi="ar-IQ"/>
+              </w:rPr>
+            </w:pPr>
+            <w:r>
+              <w:rPr>
+                <w:rFonts w:asciiTheme="majorBidi" w:hAnsiTheme="majorBidi" w:cstheme="majorBidi"/>
+                <w:sz w:val="18"/>
+                <w:szCs w:val="18"/>
+                <w:rtl/>
+                <w:lang w:bidi="ar-IQ"/>
+              </w:rPr>
+              <w:t xml:space="preserve">مبادئ تكنولوجيا المعلومات</w:t>
+            </w:r>
+          </w:p>
+        </w:tc>
+        <w:tc>
+          <w:tcPr>
+            <w:tcW w:w="339" w:type="pct"/>
+          </w:tcPr>
+          <w:p>
+            <w:pPr>
+              <w:keepNext/>
+              <w:keepLines/>
+              <w:spacing w:after="0"/>
+              <w:rPr>
+                <w:rFonts w:asciiTheme="majorBidi" w:hAnsiTheme="majorBidi" w:cstheme="majorBidi"/>
+                <w:sz w:val="18"/>
+                <w:szCs w:val="18"/>
+                <w:lang w:bidi="ar-IQ"/>
+              </w:rPr>
+            </w:pPr>
+            <w:r>
+              <w:rPr>
+                <w:rFonts w:asciiTheme="majorBidi" w:hAnsiTheme="majorBidi" w:cstheme="majorBidi"/>
+                <w:sz w:val="18"/>
+                <w:szCs w:val="18"/>
+                <w:rtl/>
+                <w:lang w:bidi="ar-IQ"/>
+              </w:rPr>
+              <w:t xml:space="preserve">٦٣</w:t>
+            </w:r>
+          </w:p>
+        </w:tc>
+        <w:tc>
+          <w:tcPr>
+            <w:tcW w:w="325" w:type="pct"/>
+          </w:tcPr>
+          <w:p>
+            <w:pPr>
+              <w:keepNext/>
+              <w:keepLines/>
+              <w:spacing w:after="0"/>
+              <w:rPr>
+                <w:rFonts w:asciiTheme="majorBidi" w:hAnsiTheme="majorBidi" w:cstheme="majorBidi"/>
+                <w:sz w:val="18"/>
+                <w:szCs w:val="18"/>
+              </w:rPr>
+            </w:pPr>
+            <w:r>
+              <w:rPr>
+                <w:rFonts w:asciiTheme="majorBidi" w:hAnsiTheme="majorBidi" w:cstheme="majorBidi"/>
+                <w:sz w:val="18"/>
+                <w:szCs w:val="18"/>
+                <w:rtl/>
+                <w:lang w:bidi="ar-IQ"/>
+              </w:rPr>
+              <w:t xml:space="preserve">٣</w:t>
+            </w:r>
+          </w:p>
+        </w:tc>
+      </w:tr>
+      <w:tr>
+        <w:trPr>
+          <w:cantSplit/>
+        </w:trPr>
+        <w:tc>
+          <w:tcPr>
+            <w:tcW w:w="1828" w:type="pct"/>
+          </w:tcPr>
+          <w:p>
+            <w:pPr>
+              <w:keepNext/>
+              <w:keepLines/>
+              <w:spacing w:after="0"/>
+              <w:rPr>
+                <w:rFonts w:asciiTheme="majorBidi" w:hAnsiTheme="majorBidi" w:cstheme="majorBidi"/>
+                <w:sz w:val="18"/>
+                <w:szCs w:val="18"/>
+                <w:lang w:bidi="ar-IQ"/>
+              </w:rPr>
+            </w:pPr>
+            <w:r>
+              <w:rPr>
+                <w:rFonts w:asciiTheme="majorBidi" w:hAnsiTheme="majorBidi" w:cstheme="majorBidi"/>
+                <w:sz w:val="18"/>
+                <w:szCs w:val="18"/>
+                <w:rtl/>
+                <w:lang w:bidi="ar-IQ"/>
+              </w:rPr>
+              <w:t xml:space="preserve">مفاهيم لغات البرمجة</w:t>
+            </w:r>
+          </w:p>
+        </w:tc>
+        <w:tc>
+          <w:tcPr>
+            <w:tcW w:w="338" w:type="pct"/>
+          </w:tcPr>
+          <w:p>
+            <w:pPr>
+              <w:keepNext/>
+              <w:keepLines/>
+              <w:spacing w:after="0"/>
+              <w:rPr>
+                <w:rFonts w:asciiTheme="majorBidi" w:hAnsiTheme="majorBidi" w:cstheme="majorBidi"/>
+                <w:sz w:val="18"/>
+                <w:szCs w:val="18"/>
+                <w:lang w:bidi="ar-IQ"/>
+              </w:rPr>
+            </w:pPr>
+            <w:r>
+              <w:rPr>
+                <w:rFonts w:asciiTheme="majorBidi" w:hAnsiTheme="majorBidi" w:cstheme="majorBidi"/>
+                <w:sz w:val="18"/>
+                <w:szCs w:val="18"/>
+                <w:rtl/>
+                <w:lang w:bidi="ar-IQ"/>
+              </w:rPr>
+              <w:t xml:space="preserve">٥٠</w:t>
+            </w:r>
+          </w:p>
+        </w:tc>
+        <w:tc>
+          <w:tcPr>
+            <w:tcW w:w="339" w:type="pct"/>
+          </w:tcPr>
+          <w:p>
+            <w:pPr>
+              <w:keepNext/>
+              <w:keepLines/>
+              <w:spacing w:after="0"/>
+              <w:rPr>
+                <w:rFonts w:asciiTheme="majorBidi" w:hAnsiTheme="majorBidi" w:cstheme="majorBidi"/>
+                <w:sz w:val="18"/>
+                <w:szCs w:val="18"/>
+                <w:lang w:bidi="ar-IQ"/>
+              </w:rPr>
+            </w:pPr>
+            <w:r>
+              <w:rPr>
+                <w:rFonts w:asciiTheme="majorBidi" w:hAnsiTheme="majorBidi" w:cstheme="majorBidi"/>
+                <w:sz w:val="18"/>
+                <w:szCs w:val="18"/>
+                <w:rtl/>
+                <w:lang w:bidi="ar-IQ"/>
+              </w:rPr>
+              <w:t xml:space="preserve">٢</w:t>
+            </w:r>
+          </w:p>
+        </w:tc>
+        <w:tc>
+          <w:tcPr>
+            <w:tcW w:w="1831" w:type="pct"/>
+          </w:tcPr>
+          <w:p>
+            <w:pPr>
+              <w:keepNext/>
+              <w:keepLines/>
+              <w:spacing w:after="0"/>
+              <w:rPr>
+                <w:rFonts w:asciiTheme="majorBidi" w:hAnsiTheme="majorBidi" w:cstheme="majorBidi"/>
+                <w:sz w:val="18"/>
+                <w:szCs w:val="18"/>
+                <w:lang w:bidi="ar-IQ"/>
+              </w:rPr>
+            </w:pPr>
+            <w:r>
+              <w:rPr>
+                <w:rFonts w:asciiTheme="majorBidi" w:hAnsiTheme="majorBidi" w:cstheme="majorBidi"/>
+                <w:sz w:val="18"/>
+                <w:szCs w:val="18"/>
+                <w:rtl/>
+                <w:lang w:bidi="ar-IQ"/>
+              </w:rPr>
               <w:t xml:space="preserve">مهارات الحاسوب</w:t>
             </w:r>
           </w:p>
         </w:tc>
         <w:tc>
           <w:tcPr>
+            <w:tcW w:w="339" w:type="pct"/>
+          </w:tcPr>
+          <w:p>
+            <w:pPr>
+              <w:keepNext/>
+              <w:keepLines/>
+              <w:spacing w:after="0"/>
+              <w:rPr>
+                <w:rFonts w:asciiTheme="majorBidi" w:hAnsiTheme="majorBidi" w:cstheme="majorBidi"/>
+                <w:sz w:val="18"/>
+                <w:szCs w:val="18"/>
+                <w:lang w:bidi="ar-IQ"/>
+              </w:rPr>
+            </w:pPr>
+            <w:r>
+              <w:rPr>
+                <w:rFonts w:asciiTheme="majorBidi" w:hAnsiTheme="majorBidi" w:cstheme="majorBidi"/>
+                <w:sz w:val="18"/>
+                <w:szCs w:val="18"/>
+                <w:rtl/>
+                <w:lang w:bidi="ar-IQ"/>
+              </w:rPr>
+              <w:t xml:space="preserve">٧٣</w:t>
+            </w:r>
+          </w:p>
+        </w:tc>
+        <w:tc>
+          <w:tcPr>
+            <w:tcW w:w="325" w:type="pct"/>
+          </w:tcPr>
+          <w:p>
+            <w:pPr>
+              <w:keepNext/>
+              <w:keepLines/>
+              <w:spacing w:after="0"/>
+              <w:rPr>
+                <w:rFonts w:asciiTheme="majorBidi" w:hAnsiTheme="majorBidi" w:cstheme="majorBidi"/>
+                <w:sz w:val="18"/>
+                <w:szCs w:val="18"/>
+              </w:rPr>
+            </w:pPr>
+            <w:r>
+              <w:rPr>
+                <w:rFonts w:asciiTheme="majorBidi" w:hAnsiTheme="majorBidi" w:cstheme="majorBidi"/>
+                <w:sz w:val="18"/>
+                <w:szCs w:val="18"/>
+                <w:rtl/>
+                <w:lang w:bidi="ar-IQ"/>
+              </w:rPr>
+              <w:t xml:space="preserve">٣</w:t>
+            </w:r>
+          </w:p>
+        </w:tc>
+      </w:tr>
+      <w:tr>
+        <w:trPr>
+          <w:cantSplit/>
+        </w:trPr>
+        <w:tc>
+          <w:tcPr>
+            <w:tcW w:w="1828" w:type="pct"/>
+          </w:tcPr>
+          <w:p>
+            <w:pPr>
+              <w:keepNext/>
+              <w:keepLines/>
+              <w:spacing w:after="0"/>
+              <w:rPr>
+                <w:rFonts w:asciiTheme="majorBidi" w:hAnsiTheme="majorBidi" w:cstheme="majorBidi"/>
+                <w:sz w:val="18"/>
+                <w:szCs w:val="18"/>
+                <w:lang w:bidi="ar-IQ"/>
+              </w:rPr>
+            </w:pPr>
+            <w:r>
+              <w:rPr>
+                <w:rFonts w:asciiTheme="majorBidi" w:hAnsiTheme="majorBidi" w:cstheme="majorBidi"/>
+                <w:sz w:val="18"/>
+                <w:szCs w:val="18"/>
+                <w:rtl/>
+                <w:lang w:bidi="ar-IQ"/>
+              </w:rPr>
+              <w:t xml:space="preserve">هندسة البرمجيات</w:t>
+            </w:r>
+          </w:p>
+        </w:tc>
+        <w:tc>
+          <w:tcPr>
             <w:tcW w:w="338" w:type="pct"/>
           </w:tcPr>
           <w:p>
@@ -2702,7 +3218,179 @@
                 <w:rtl/>
                 <w:lang w:bidi="ar-IQ"/>
               </w:rPr>
-              <w:t xml:space="preserve">٧٣</w:t>
+              <w:t xml:space="preserve">٦٥</w:t>
+            </w:r>
+          </w:p>
+        </w:tc>
+        <w:tc>
+          <w:tcPr>
+            <w:tcW w:w="339" w:type="pct"/>
+          </w:tcPr>
+          <w:p>
+            <w:pPr>
+              <w:keepNext/>
+              <w:keepLines/>
+              <w:spacing w:after="0"/>
+              <w:rPr>
+                <w:rFonts w:asciiTheme="majorBidi" w:hAnsiTheme="majorBidi" w:cstheme="majorBidi"/>
+                <w:sz w:val="18"/>
+                <w:szCs w:val="18"/>
+                <w:lang w:bidi="ar-IQ"/>
+              </w:rPr>
+            </w:pPr>
+            <w:r>
+              <w:rPr>
+                <w:rFonts w:asciiTheme="majorBidi" w:hAnsiTheme="majorBidi" w:cstheme="majorBidi"/>
+                <w:sz w:val="18"/>
+                <w:szCs w:val="18"/>
+                <w:rtl/>
+                <w:lang w:bidi="ar-IQ"/>
+              </w:rPr>
+              <w:t xml:space="preserve">٣</w:t>
+            </w:r>
+          </w:p>
+        </w:tc>
+        <w:tc>
+          <w:tcPr>
+            <w:tcW w:w="1831" w:type="pct"/>
+          </w:tcPr>
+          <w:p>
+            <w:pPr>
+              <w:keepNext/>
+              <w:keepLines/>
+              <w:spacing w:after="0"/>
+              <w:rPr>
+                <w:rFonts w:asciiTheme="majorBidi" w:hAnsiTheme="majorBidi" w:cstheme="majorBidi"/>
+                <w:sz w:val="18"/>
+                <w:szCs w:val="18"/>
+                <w:lang w:bidi="ar-IQ"/>
+              </w:rPr>
+            </w:pPr>
+            <w:r>
+              <w:rPr>
+                <w:rFonts w:asciiTheme="majorBidi" w:hAnsiTheme="majorBidi" w:cstheme="majorBidi"/>
+                <w:sz w:val="18"/>
+                <w:szCs w:val="18"/>
+                <w:rtl/>
+                <w:lang w:bidi="ar-IQ"/>
+              </w:rPr>
+              <w:t xml:space="preserve"/>
+            </w:r>
+          </w:p>
+        </w:tc>
+        <w:tc>
+          <w:tcPr>
+            <w:tcW w:w="339" w:type="pct"/>
+          </w:tcPr>
+          <w:p>
+            <w:pPr>
+              <w:keepNext/>
+              <w:keepLines/>
+              <w:spacing w:after="0"/>
+              <w:rPr>
+                <w:rFonts w:asciiTheme="majorBidi" w:hAnsiTheme="majorBidi" w:cstheme="majorBidi"/>
+                <w:sz w:val="18"/>
+                <w:szCs w:val="18"/>
+                <w:lang w:bidi="ar-IQ"/>
+              </w:rPr>
+            </w:pPr>
+            <w:r>
+              <w:rPr>
+                <w:rFonts w:asciiTheme="majorBidi" w:hAnsiTheme="majorBidi" w:cstheme="majorBidi"/>
+                <w:sz w:val="18"/>
+                <w:szCs w:val="18"/>
+                <w:rtl/>
+                <w:lang w:bidi="ar-IQ"/>
+              </w:rPr>
+              <w:t xml:space="preserve"/>
+            </w:r>
+          </w:p>
+        </w:tc>
+        <w:tc>
+          <w:tcPr>
+            <w:tcW w:w="325" w:type="pct"/>
+          </w:tcPr>
+          <w:p>
+            <w:pPr>
+              <w:keepNext/>
+              <w:keepLines/>
+              <w:spacing w:after="0"/>
+              <w:rPr>
+                <w:rFonts w:asciiTheme="majorBidi" w:hAnsiTheme="majorBidi" w:cstheme="majorBidi"/>
+                <w:sz w:val="18"/>
+                <w:szCs w:val="18"/>
+              </w:rPr>
+            </w:pPr>
+            <w:r>
+              <w:rPr>
+                <w:rFonts w:asciiTheme="majorBidi" w:hAnsiTheme="majorBidi" w:cstheme="majorBidi"/>
+                <w:sz w:val="18"/>
+                <w:szCs w:val="18"/>
+                <w:rtl/>
+                <w:lang w:bidi="ar-IQ"/>
+              </w:rPr>
+              <w:t xml:space="preserve"/>
+            </w:r>
+          </w:p>
+        </w:tc>
+      </w:tr>
+      <w:tr>
+        <w:trPr>
+          <w:cantSplit/>
+        </w:trPr>
+        <w:tc>
+          <w:tcPr>
+            <w:tcW w:w="1828" w:type="pct"/>
+          </w:tcPr>
+          <w:p>
+            <w:pPr>
+              <w:keepNext/>
+              <w:keepLines/>
+              <w:spacing w:after="0"/>
+              <w:rPr>
+                <w:rFonts w:asciiTheme="majorBidi" w:hAnsiTheme="majorBidi" w:cstheme="majorBidi"/>
+                <w:sz w:val="18"/>
+                <w:szCs w:val="18"/>
+                <w:lang w:bidi="ar-IQ"/>
+              </w:rPr>
+            </w:pPr>
+            <w:r>
+              <w:rPr>
+                <w:rFonts w:asciiTheme="majorBidi" w:hAnsiTheme="majorBidi" w:cstheme="majorBidi"/>
+                <w:sz w:val="18"/>
+                <w:szCs w:val="18"/>
+                <w:rtl/>
+                <w:lang w:bidi="ar-IQ"/>
+              </w:rPr>
+              <w:t xml:space="preserve">هياكل البيانات ٢</w:t>
+            </w:r>
+          </w:p>
+        </w:tc>
+        <w:tc>
+          <w:tcPr>
+            <w:tcW w:w="338" w:type="pct"/>
+          </w:tcPr>
+          <w:p>
+            <w:pPr>
+              <w:keepNext/>
+              <w:keepLines/>
+              <w:spacing w:after="0"/>
+              <w:rPr>
+                <w:rFonts w:asciiTheme="majorBidi" w:hAnsiTheme="majorBidi" w:cstheme="majorBidi"/>
+                <w:sz w:val="18"/>
+                <w:szCs w:val="18"/>
+                <w:lang w:bidi="ar-IQ"/>
+              </w:rPr>
+            </w:pPr>
+            <w:r>
+              <w:rPr>
+                <w:rFonts w:asciiTheme="majorBidi" w:hAnsiTheme="majorBidi" w:cstheme="majorBidi"/>
+                <w:sz w:val="18"/>
+                <w:szCs w:val="18"/>
+                <w:rtl/>
+                <w:lang w:bidi="ar-IQ"/>
+              </w:rPr>
+              <w:t xml:space="preserve">٥٢</w:t>
             </w:r>
           </w:p>
         </w:tc>
@@ -2883,7 +3571,7 @@
                 <w:rtl/>
                 <w:lang w:bidi="ar-IQ"/>
               </w:rPr>
-              <w:t xml:space="preserve">العام: ٢٠١٧-٢٠١٨</w:t>
+              <w:t xml:space="preserve">العام: ٢٠١٦-٢٠١٧</w:t>
             </w:r>
           </w:p>
         </w:tc>
@@ -2911,7 +3599,7 @@
                 <w:rtl/>
                 <w:lang w:bidi="ar-IQ"/>
               </w:rPr>
-              <w:t xml:space="preserve">العام: ٢٠١٧-٢٠١٨</w:t>
+              <w:t xml:space="preserve">العام: ٢٠١٨-٢٠١٩</w:t>
             </w:r>
           </w:p>
         </w:tc>
@@ -3134,7 +3822,7 @@
                 <w:rtl/>
                 <w:lang w:bidi="ar-IQ"/>
               </w:rPr>
-              <w:t xml:space="preserve">البرمجة الكيانية ١</w:t>
+              <w:t xml:space="preserve">الاحتمالية والاحصاء</w:t>
             </w:r>
           </w:p>
         </w:tc>
@@ -3218,7 +3906,7 @@
                 <w:rtl/>
                 <w:lang w:bidi="ar-IQ"/>
               </w:rPr>
-              <w:t xml:space="preserve">الاحتمالية والاحصاء</w:t>
+              <w:t xml:space="preserve">الحوسبة السحابية</w:t>
             </w:r>
           </w:p>
         </w:tc>
@@ -3246,7 +3934,7 @@
                 <w:rtl/>
                 <w:lang w:bidi="ar-IQ"/>
               </w:rPr>
-              <w:t xml:space="preserve">٥٣</w:t>
+              <w:t xml:space="preserve">٨٤</w:t>
             </w:r>
           </w:p>
         </w:tc>
@@ -3273,7 +3961,7 @@
                 <w:rtl/>
                 <w:lang w:bidi="ar-IQ"/>
               </w:rPr>
-              <w:t xml:space="preserve">٣</w:t>
+              <w:t xml:space="preserve">٢</w:t>
             </w:r>
           </w:p>
         </w:tc>
@@ -3306,7 +3994,7 @@
                 <w:rtl/>
                 <w:lang w:bidi="ar-IQ"/>
               </w:rPr>
-              <w:t xml:space="preserve">البرمجة الكيانية ٢</w:t>
+              <w:t xml:space="preserve">البرمجة الكيانية ١</w:t>
             </w:r>
           </w:p>
         </w:tc>
@@ -3334,7 +4022,7 @@
                 <w:rtl/>
                 <w:lang w:bidi="ar-IQ"/>
               </w:rPr>
-              <w:t xml:space="preserve">٥١</w:t>
+              <w:t xml:space="preserve">٥٣</w:t>
             </w:r>
           </w:p>
         </w:tc>
@@ -3390,7 +4078,7 @@
                 <w:rtl/>
                 <w:lang w:bidi="ar-IQ"/>
               </w:rPr>
-              <w:t xml:space="preserve">البرمجة المرئية</w:t>
+              <w:t xml:space="preserve">الذكاء الحاسوبي</w:t>
             </w:r>
           </w:p>
         </w:tc>
@@ -3418,7 +4106,7 @@
                 <w:rtl/>
                 <w:lang w:bidi="ar-IQ"/>
               </w:rPr>
-              <w:t xml:space="preserve">٥٠</w:t>
+              <w:t xml:space="preserve">٦٨</w:t>
             </w:r>
           </w:p>
         </w:tc>
@@ -3478,7 +4166,7 @@
                 <w:rtl/>
                 <w:lang w:bidi="ar-IQ"/>
               </w:rPr>
-              <w:t xml:space="preserve">الرسم بالحاسوب</w:t>
+              <w:t xml:space="preserve">البرمجة الكيانية ٢</w:t>
             </w:r>
           </w:p>
         </w:tc>
@@ -3506,7 +4194,7 @@
                 <w:rtl/>
                 <w:lang w:bidi="ar-IQ"/>
               </w:rPr>
-              <w:t xml:space="preserve">٦٣</w:t>
+              <w:t xml:space="preserve">٥١</w:t>
             </w:r>
           </w:p>
         </w:tc>
@@ -3562,7 +4250,7 @@
                 <w:rtl/>
                 <w:lang w:bidi="ar-IQ"/>
               </w:rPr>
-              <w:t xml:space="preserve">المعالجات المايكروية</w:t>
+              <w:t xml:space="preserve">الرؤيا بالحاسوب</w:t>
             </w:r>
           </w:p>
         </w:tc>
@@ -3590,7 +4278,7 @@
                 <w:rtl/>
                 <w:lang w:bidi="ar-IQ"/>
               </w:rPr>
-              <w:t xml:space="preserve">٥٠</w:t>
+              <w:t xml:space="preserve">٧٨</w:t>
             </w:r>
           </w:p>
         </w:tc>
@@ -3650,7 +4338,7 @@
                 <w:rtl/>
                 <w:lang w:bidi="ar-IQ"/>
               </w:rPr>
-              <w:t xml:space="preserve">الطرق العددية</w:t>
+              <w:t xml:space="preserve">البرمجة المرئية</w:t>
             </w:r>
           </w:p>
         </w:tc>
@@ -3678,7 +4366,7 @@
                 <w:rtl/>
                 <w:lang w:bidi="ar-IQ"/>
               </w:rPr>
-              <w:t xml:space="preserve">٦٦</w:t>
+              <w:t xml:space="preserve">٥٠</w:t>
             </w:r>
           </w:p>
         </w:tc>
@@ -3734,7 +4422,7 @@
                 <w:rtl/>
                 <w:lang w:bidi="ar-IQ"/>
               </w:rPr>
-              <w:t xml:space="preserve"/>
+              <w:t xml:space="preserve">المحاكاة بالحاسوب</w:t>
             </w:r>
           </w:p>
         </w:tc>
@@ -3762,7 +4450,7 @@
                 <w:rtl/>
                 <w:lang w:bidi="ar-IQ"/>
               </w:rPr>
-              <w:t xml:space="preserve"/>
+              <w:t xml:space="preserve">٨٠</w:t>
             </w:r>
           </w:p>
         </w:tc>
@@ -3789,7 +4477,7 @@
                 <w:rtl/>
                 <w:lang w:bidi="ar-IQ"/>
               </w:rPr>
-              <w:t xml:space="preserve"/>
+              <w:t xml:space="preserve">٣</w:t>
             </w:r>
           </w:p>
         </w:tc>
@@ -3822,7 +4510,7 @@
                 <w:rtl/>
                 <w:lang w:bidi="ar-IQ"/>
               </w:rPr>
-              <w:t xml:space="preserve">العربي</w:t>
+              <w:t xml:space="preserve">الرسم بالحاسوب</w:t>
             </w:r>
           </w:p>
         </w:tc>
@@ -3850,7 +4538,7 @@
                 <w:rtl/>
                 <w:lang w:bidi="ar-IQ"/>
               </w:rPr>
-              <w:t xml:space="preserve">٧٠</w:t>
+              <w:t xml:space="preserve">٦٣</w:t>
             </w:r>
           </w:p>
         </w:tc>
@@ -3878,7 +4566,7 @@
                 <w:rtl/>
                 <w:lang w:bidi="ar-IQ"/>
               </w:rPr>
-              <w:t xml:space="preserve">٢</w:t>
+              <w:t xml:space="preserve">٣</w:t>
             </w:r>
           </w:p>
         </w:tc>
@@ -3906,7 +4594,7 @@
                 <w:rtl/>
                 <w:lang w:bidi="ar-IQ"/>
               </w:rPr>
-              <w:t xml:space="preserve"/>
+              <w:t xml:space="preserve">امنية الحاسوب</w:t>
             </w:r>
           </w:p>
         </w:tc>
@@ -3934,7 +4622,7 @@
                 <w:rtl/>
                 <w:lang w:bidi="ar-IQ"/>
               </w:rPr>
-              <w:t xml:space="preserve"/>
+              <w:t xml:space="preserve">٨٠</w:t>
             </w:r>
           </w:p>
         </w:tc>
@@ -3961,7 +4649,7 @@
                 <w:rtl/>
                 <w:lang w:bidi="ar-IQ"/>
               </w:rPr>
-              <w:t xml:space="preserve"/>
+              <w:t xml:space="preserve">٣</w:t>
             </w:r>
           </w:p>
         </w:tc>
@@ -3994,7 +4682,7 @@
                 <w:rtl/>
                 <w:lang w:bidi="ar-IQ"/>
               </w:rPr>
-              <w:t xml:space="preserve">النظرية الاحتسابية</w:t>
+              <w:t xml:space="preserve">الطرق العددية</w:t>
             </w:r>
           </w:p>
         </w:tc>
@@ -4022,7 +4710,7 @@
                 <w:rtl/>
                 <w:lang w:bidi="ar-IQ"/>
               </w:rPr>
-              <w:t xml:space="preserve">٥٠</w:t>
+              <w:t xml:space="preserve">٦٦</w:t>
             </w:r>
           </w:p>
         </w:tc>
@@ -4078,7 +4766,7 @@
                 <w:rtl/>
                 <w:lang w:bidi="ar-IQ"/>
               </w:rPr>
-              <w:t xml:space="preserve"/>
+              <w:t xml:space="preserve">انظمة التشغيل</w:t>
             </w:r>
           </w:p>
         </w:tc>
@@ -4106,7 +4794,7 @@
                 <w:rtl/>
                 <w:lang w:bidi="ar-IQ"/>
               </w:rPr>
-              <w:t xml:space="preserve"/>
+              <w:t xml:space="preserve">٨٠</w:t>
             </w:r>
           </w:p>
         </w:tc>
@@ -4133,7 +4821,7 @@
                 <w:rtl/>
                 <w:lang w:bidi="ar-IQ"/>
               </w:rPr>
-              <w:t xml:space="preserve"/>
+              <w:t xml:space="preserve">٣</w:t>
             </w:r>
           </w:p>
         </w:tc>
@@ -4166,7 +4854,7 @@
                 <w:rtl/>
                 <w:lang w:bidi="ar-IQ"/>
               </w:rPr>
-              <w:t xml:space="preserve">هياكل البيانات ١</w:t>
+              <w:t xml:space="preserve">العربي</w:t>
             </w:r>
           </w:p>
         </w:tc>
@@ -4194,7 +4882,7 @@
                 <w:rtl/>
                 <w:lang w:bidi="ar-IQ"/>
               </w:rPr>
-              <w:t xml:space="preserve">٦٣</w:t>
+              <w:t xml:space="preserve">٧٠</w:t>
             </w:r>
           </w:p>
         </w:tc>
@@ -4222,188 +4910,90 @@
                 <w:rtl/>
                 <w:lang w:bidi="ar-IQ"/>
               </w:rPr>
+              <w:t xml:space="preserve">٢</w:t>
+            </w:r>
+          </w:p>
+        </w:tc>
+        <w:tc>
+          <w:tcPr>
+            <w:tcW w:w="1831" w:type="pct"/>
+          </w:tcPr>
+          <w:p>
+            <w:pPr>
+              <w:keepNext/>
+              <w:keepLines/>
+              <w:spacing w:after="0"/>
+              <w:rPr>
+                <w:rFonts w:asciiTheme="majorBidi" w:hAnsiTheme="majorBidi" w:cstheme="majorBidi"/>
+                <w:sz w:val="18"/>
+                <w:szCs w:val="18"/>
+                <w:lang w:bidi="ar-IQ"/>
+              </w:rPr>
+            </w:pPr>
+            <w:r>
+              <w:rPr>
+                <w:rFonts w:asciiTheme="majorBidi" w:hAnsiTheme="majorBidi" w:cstheme="majorBidi"/>
+                <w:sz w:val="18"/>
+                <w:szCs w:val="18"/>
+                <w:rtl/>
+                <w:lang w:bidi="ar-IQ"/>
+              </w:rPr>
+              <w:t xml:space="preserve">تطبيقات النقال</w:t>
+            </w:r>
+          </w:p>
+        </w:tc>
+        <w:tc>
+          <w:tcPr>
+            <w:tcW w:w="339" w:type="pct"/>
+          </w:tcPr>
+          <w:p>
+            <w:pPr>
+              <w:keepNext/>
+              <w:keepLines/>
+              <w:spacing w:after="0"/>
+              <w:rPr>
+                <w:rFonts w:asciiTheme="majorBidi" w:hAnsiTheme="majorBidi" w:cstheme="majorBidi"/>
+                <w:sz w:val="18"/>
+                <w:szCs w:val="18"/>
+                <w:lang w:bidi="ar-IQ"/>
+              </w:rPr>
+            </w:pPr>
+            <w:r>
+              <w:rPr>
+                <w:rFonts w:asciiTheme="majorBidi" w:hAnsiTheme="majorBidi" w:cstheme="majorBidi"/>
+                <w:sz w:val="18"/>
+                <w:szCs w:val="18"/>
+                <w:rtl/>
+                <w:lang w:bidi="ar-IQ"/>
+              </w:rPr>
+              <w:t xml:space="preserve">٩٠</w:t>
+            </w:r>
+          </w:p>
+        </w:tc>
+        <w:tc>
+          <w:tcPr>
+            <w:tcW w:w="325" w:type="pct"/>
+          </w:tcPr>
+          <w:p>
+            <w:pPr>
+              <w:keepNext/>
+              <w:keepLines/>
+              <w:spacing w:after="0"/>
+              <w:rPr>
+                <w:rFonts w:asciiTheme="majorBidi" w:hAnsiTheme="majorBidi" w:cstheme="majorBidi"/>
+                <w:sz w:val="18"/>
+                <w:szCs w:val="18"/>
+              </w:rPr>
+            </w:pPr>
+            <w:r>
+              <w:rPr>
+                <w:rFonts w:asciiTheme="majorBidi" w:hAnsiTheme="majorBidi" w:cstheme="majorBidi"/>
+                <w:sz w:val="18"/>
+                <w:szCs w:val="18"/>
+                <w:rtl/>
+                <w:lang w:bidi="ar-IQ"/>
+              </w:rPr>
               <w:t xml:space="preserve">٣</w:t>
-            </w:r>
-          </w:p>
-        </w:tc>
-        <w:tc>
-          <w:tcPr>
-            <w:tcW w:w="1831" w:type="pct"/>
-          </w:tcPr>
-          <w:p>
-            <w:pPr>
-              <w:keepNext/>
-              <w:keepLines/>
-              <w:spacing w:after="0"/>
-              <w:rPr>
-                <w:rFonts w:asciiTheme="majorBidi" w:hAnsiTheme="majorBidi" w:cstheme="majorBidi"/>
-                <w:sz w:val="18"/>
-                <w:szCs w:val="18"/>
-                <w:lang w:bidi="ar-IQ"/>
-              </w:rPr>
-            </w:pPr>
-            <w:r>
-              <w:rPr>
-                <w:rFonts w:asciiTheme="majorBidi" w:hAnsiTheme="majorBidi" w:cstheme="majorBidi"/>
-                <w:sz w:val="18"/>
-                <w:szCs w:val="18"/>
-                <w:rtl/>
-                <w:lang w:bidi="ar-IQ"/>
-              </w:rPr>
-              <w:t xml:space="preserve"/>
-            </w:r>
-          </w:p>
-        </w:tc>
-        <w:tc>
-          <w:tcPr>
-            <w:tcW w:w="339" w:type="pct"/>
-          </w:tcPr>
-          <w:p>
-            <w:pPr>
-              <w:keepNext/>
-              <w:keepLines/>
-              <w:spacing w:after="0"/>
-              <w:rPr>
-                <w:rFonts w:asciiTheme="majorBidi" w:hAnsiTheme="majorBidi" w:cstheme="majorBidi"/>
-                <w:sz w:val="18"/>
-                <w:szCs w:val="18"/>
-                <w:lang w:bidi="ar-IQ"/>
-              </w:rPr>
-            </w:pPr>
-            <w:r>
-              <w:rPr>
-                <w:rFonts w:asciiTheme="majorBidi" w:hAnsiTheme="majorBidi" w:cstheme="majorBidi"/>
-                <w:sz w:val="18"/>
-                <w:szCs w:val="18"/>
-                <w:rtl/>
-                <w:lang w:bidi="ar-IQ"/>
-              </w:rPr>
-              <w:t xml:space="preserve"/>
-            </w:r>
-          </w:p>
-        </w:tc>
-        <w:tc>
-          <w:tcPr>
-            <w:tcW w:w="325" w:type="pct"/>
-          </w:tcPr>
-          <w:p>
-            <w:pPr>
-              <w:keepNext/>
-              <w:keepLines/>
-              <w:spacing w:after="0"/>
-              <w:rPr>
-                <w:rFonts w:asciiTheme="majorBidi" w:hAnsiTheme="majorBidi" w:cstheme="majorBidi"/>
-                <w:sz w:val="18"/>
-                <w:szCs w:val="18"/>
-              </w:rPr>
-            </w:pPr>
-            <w:r>
-              <w:rPr>
-                <w:rFonts w:asciiTheme="majorBidi" w:hAnsiTheme="majorBidi" w:cstheme="majorBidi"/>
-                <w:sz w:val="18"/>
-                <w:szCs w:val="18"/>
-                <w:rtl/>
-                <w:lang w:bidi="ar-IQ"/>
-              </w:rPr>
-              <w:t xml:space="preserve"/>
-            </w:r>
-          </w:p>
-        </w:tc>
-      </w:tr>
-    </w:tbl>
-    <w:p>
-      <w:pPr>
-        <w:keepNext/>
-        <w:keepLines/>
-        <w:spacing w:line="240" w:lineRule="auto"/>
-        <w:rPr>
-          <w:rFonts w:asciiTheme="majorBidi" w:hAnsiTheme="majorBidi" w:cstheme="majorBidi"/>
-          <w:lang w:bidi="ar-IQ"/>
-        </w:rPr>
-      </w:pPr>
-      <w:r>
-        <w:rPr>
-          <w:rFonts w:asciiTheme="majorBidi" w:hAnsiTheme="majorBidi" w:cstheme="majorBidi"/>
-          <w:rtl/>
-          <w:lang w:bidi="ar-IQ"/>
-        </w:rPr>
-        <w:t xml:space="preserve"/>
-      </w:r>
-    </w:p>
-    <w:tbl>
-      <w:tblPr>
-        <w:tblStyle w:val="TableGrid"/>
-        <w:bidiVisual/>
-        <w:tblW w:w="5000" w:type="pct"/>
-        <w:tblLayout w:type="fixed"/>
-        <w:tblLook w:val="04A0" w:firstRow="1" w:lastRow="0" w:firstColumn="1" w:lastColumn="0" w:noHBand="0" w:noVBand="1"/>
-      </w:tblPr>
-      <w:tblGrid>
-        <w:gridCol w:w="3822"/>
-        <w:gridCol w:w="707"/>
-        <w:gridCol w:w="709"/>
-        <w:gridCol w:w="3829"/>
-        <w:gridCol w:w="709"/>
-        <w:gridCol w:w="680"/>
-      </w:tblGrid>
-      <w:tr>
-        <w:trPr>
-          <w:cantSplit/>
-        </w:trPr>
-        <w:tc>
-          <w:tcPr>
-            <w:tcW w:w="2505" w:type="pct"/>
-            <w:gridSpan w:val="3"/>
-          </w:tcPr>
-          <w:p>
-            <w:pPr>
-              <w:keepNext/>
-              <w:keepLines/>
-              <w:spacing w:after="0"/>
-              <w:rPr>
-                <w:rFonts w:asciiTheme="majorBidi" w:hAnsiTheme="majorBidi" w:cstheme="majorBidi"/>
-                <w:sz w:val="18"/>
-                <w:szCs w:val="18"/>
-                <w:lang w:bidi="ar-IQ"/>
-              </w:rPr>
-            </w:pPr>
-            <w:r>
-              <w:rPr>
-                <w:rFonts w:asciiTheme="majorBidi" w:hAnsiTheme="majorBidi" w:cstheme="majorBidi"/>
-                <w:sz w:val="18"/>
-                <w:szCs w:val="18"/>
-                <w:rtl/>
-                <w:lang w:bidi="ar-IQ"/>
-              </w:rPr>
-              <w:t xml:space="preserve">العام: ٢٠١٨-٢٠١٩</w:t>
-            </w:r>
-          </w:p>
-        </w:tc>
-        <w:tc>
-          <w:tcPr>
-            <w:tcW w:w="2495" w:type="pct"/>
-            <w:gridSpan w:val="3"/>
-          </w:tcPr>
-          <w:p>
-            <w:pPr>
-              <w:keepNext/>
-              <w:keepLines/>
-              <w:spacing w:after="0"/>
-              <w:rPr>
-                <w:rFonts w:asciiTheme="majorBidi" w:hAnsiTheme="majorBidi" w:cstheme="majorBidi"/>
-                <w:sz w:val="18"/>
-                <w:szCs w:val="18"/>
-              </w:rPr>
-            </w:pPr>
-            <w:r>
-              <w:rPr>
-                <w:rFonts w:asciiTheme="majorBidi" w:hAnsiTheme="majorBidi" w:cstheme="majorBidi"/>
-                <w:sz w:val="18"/>
-                <w:szCs w:val="18"/>
-                <w:rtl/>
-                <w:lang w:bidi="ar-IQ"/>
-              </w:rPr>
-              <w:t xml:space="preserve">العام: ٢٠١٨-٢٠١٩</w:t>
             </w:r>
           </w:p>
         </w:tc>
@@ -4423,23 +5013,20 @@
               <w:spacing w:after="0"/>
               <w:rPr>
                 <w:rFonts w:asciiTheme="majorBidi" w:hAnsiTheme="majorBidi" w:cstheme="majorBidi"/>
-                <w:b/>
-                <w:bCs/>
-                <w:sz w:val="18"/>
-                <w:szCs w:val="18"/>
-                <w:lang w:bidi="ar-IQ"/>
-              </w:rPr>
-            </w:pPr>
-            <w:r>
-              <w:rPr>
-                <w:rFonts w:asciiTheme="majorBidi" w:hAnsiTheme="majorBidi" w:cstheme="majorBidi"/>
-                <w:b/>
-                <w:bCs/>
-                <w:sz w:val="18"/>
-                <w:szCs w:val="18"/>
-                <w:rtl/>
-              </w:rPr>
-              <w:t>المادة الدراسية</w:t>
+                <w:sz w:val="18"/>
+                <w:szCs w:val="18"/>
+                <w:lang w:bidi="ar-IQ"/>
+              </w:rPr>
+            </w:pPr>
+            <w:r>
+              <w:rPr>
+                <w:rFonts w:asciiTheme="majorBidi" w:hAnsiTheme="majorBidi" w:cstheme="majorBidi"/>
+                <w:sz w:val="18"/>
+                <w:szCs w:val="18"/>
+                <w:rtl/>
+                <w:lang w:bidi="ar-IQ"/>
+              </w:rPr>
+              <w:t xml:space="preserve">المعالجات المايكروية</w:t>
             </w:r>
           </w:p>
         </w:tc>
@@ -4454,23 +5041,20 @@
               <w:spacing w:after="0"/>
               <w:rPr>
                 <w:rFonts w:asciiTheme="majorBidi" w:hAnsiTheme="majorBidi" w:cstheme="majorBidi"/>
-                <w:b/>
-                <w:bCs/>
-                <w:sz w:val="18"/>
-                <w:szCs w:val="18"/>
-                <w:lang w:bidi="ar-IQ"/>
-              </w:rPr>
-            </w:pPr>
-            <w:r>
-              <w:rPr>
-                <w:rFonts w:asciiTheme="majorBidi" w:hAnsiTheme="majorBidi" w:cstheme="majorBidi"/>
-                <w:b/>
-                <w:bCs/>
-                <w:sz w:val="18"/>
-                <w:szCs w:val="18"/>
-                <w:rtl/>
-              </w:rPr>
-              <w:t>الدرجة</w:t>
+                <w:sz w:val="18"/>
+                <w:szCs w:val="18"/>
+                <w:lang w:bidi="ar-IQ"/>
+              </w:rPr>
+            </w:pPr>
+            <w:r>
+              <w:rPr>
+                <w:rFonts w:asciiTheme="majorBidi" w:hAnsiTheme="majorBidi" w:cstheme="majorBidi"/>
+                <w:sz w:val="18"/>
+                <w:szCs w:val="18"/>
+                <w:rtl/>
+                <w:lang w:bidi="ar-IQ"/>
+              </w:rPr>
+              <w:t xml:space="preserve">٥٠</w:t>
             </w:r>
           </w:p>
         </w:tc>
@@ -4485,23 +5069,20 @@
               <w:spacing w:after="0"/>
               <w:rPr>
                 <w:rFonts w:asciiTheme="majorBidi" w:hAnsiTheme="majorBidi" w:cstheme="majorBidi"/>
-                <w:b/>
-                <w:bCs/>
-                <w:sz w:val="18"/>
-                <w:szCs w:val="18"/>
-                <w:lang w:bidi="ar-IQ"/>
-              </w:rPr>
-            </w:pPr>
-            <w:r>
-              <w:rPr>
-                <w:rFonts w:asciiTheme="majorBidi" w:hAnsiTheme="majorBidi" w:cstheme="majorBidi"/>
-                <w:b/>
-                <w:bCs/>
-                <w:sz w:val="18"/>
-                <w:szCs w:val="18"/>
-                <w:rtl/>
-              </w:rPr>
-              <w:t>الوحدة</w:t>
+                <w:sz w:val="18"/>
+                <w:szCs w:val="18"/>
+                <w:lang w:bidi="ar-IQ"/>
+              </w:rPr>
+            </w:pPr>
+            <w:r>
+              <w:rPr>
+                <w:rFonts w:asciiTheme="majorBidi" w:hAnsiTheme="majorBidi" w:cstheme="majorBidi"/>
+                <w:sz w:val="18"/>
+                <w:szCs w:val="18"/>
+                <w:rtl/>
+                <w:lang w:bidi="ar-IQ"/>
+              </w:rPr>
+              <w:t xml:space="preserve">٣</w:t>
             </w:r>
           </w:p>
         </w:tc>
@@ -4516,23 +5097,20 @@
               <w:spacing w:after="0"/>
               <w:rPr>
                 <w:rFonts w:asciiTheme="majorBidi" w:hAnsiTheme="majorBidi" w:cstheme="majorBidi"/>
-                <w:b/>
-                <w:bCs/>
-                <w:sz w:val="18"/>
-                <w:szCs w:val="18"/>
-                <w:lang w:bidi="ar-IQ"/>
-              </w:rPr>
-            </w:pPr>
-            <w:r>
-              <w:rPr>
-                <w:rFonts w:asciiTheme="majorBidi" w:hAnsiTheme="majorBidi" w:cstheme="majorBidi"/>
-                <w:b/>
-                <w:bCs/>
-                <w:sz w:val="18"/>
-                <w:szCs w:val="18"/>
-                <w:rtl/>
-              </w:rPr>
-              <w:t>المادة الدراسية</w:t>
+                <w:sz w:val="18"/>
+                <w:szCs w:val="18"/>
+                <w:lang w:bidi="ar-IQ"/>
+              </w:rPr>
+            </w:pPr>
+            <w:r>
+              <w:rPr>
+                <w:rFonts w:asciiTheme="majorBidi" w:hAnsiTheme="majorBidi" w:cstheme="majorBidi"/>
+                <w:sz w:val="18"/>
+                <w:szCs w:val="18"/>
+                <w:rtl/>
+                <w:lang w:bidi="ar-IQ"/>
+              </w:rPr>
+              <w:t xml:space="preserve">تفاعل الانسان مع الحاسوب</w:t>
             </w:r>
           </w:p>
         </w:tc>
@@ -4547,23 +5125,20 @@
               <w:spacing w:after="0"/>
               <w:rPr>
                 <w:rFonts w:asciiTheme="majorBidi" w:hAnsiTheme="majorBidi" w:cstheme="majorBidi"/>
-                <w:b/>
-                <w:bCs/>
-                <w:sz w:val="18"/>
-                <w:szCs w:val="18"/>
-                <w:lang w:bidi="ar-IQ"/>
-              </w:rPr>
-            </w:pPr>
-            <w:r>
-              <w:rPr>
-                <w:rFonts w:asciiTheme="majorBidi" w:hAnsiTheme="majorBidi" w:cstheme="majorBidi"/>
-                <w:b/>
-                <w:bCs/>
-                <w:sz w:val="18"/>
-                <w:szCs w:val="18"/>
-                <w:rtl/>
-              </w:rPr>
-              <w:t>الدرجة</w:t>
+                <w:sz w:val="18"/>
+                <w:szCs w:val="18"/>
+                <w:lang w:bidi="ar-IQ"/>
+              </w:rPr>
+            </w:pPr>
+            <w:r>
+              <w:rPr>
+                <w:rFonts w:asciiTheme="majorBidi" w:hAnsiTheme="majorBidi" w:cstheme="majorBidi"/>
+                <w:sz w:val="18"/>
+                <w:szCs w:val="18"/>
+                <w:rtl/>
+                <w:lang w:bidi="ar-IQ"/>
+              </w:rPr>
+              <w:t xml:space="preserve">٨٠</w:t>
             </w:r>
           </w:p>
         </w:tc>
@@ -4578,22 +5153,19 @@
               <w:spacing w:after="0"/>
               <w:rPr>
                 <w:rFonts w:asciiTheme="majorBidi" w:hAnsiTheme="majorBidi" w:cstheme="majorBidi"/>
-                <w:b/>
-                <w:bCs/>
-                <w:sz w:val="18"/>
-                <w:szCs w:val="18"/>
-              </w:rPr>
-            </w:pPr>
-            <w:r>
-              <w:rPr>
-                <w:rFonts w:asciiTheme="majorBidi" w:hAnsiTheme="majorBidi" w:cstheme="majorBidi"/>
-                <w:b/>
-                <w:bCs/>
-                <w:sz w:val="18"/>
-                <w:szCs w:val="18"/>
-                <w:rtl/>
-              </w:rPr>
-              <w:t>الوحدة</w:t>
+                <w:sz w:val="18"/>
+                <w:szCs w:val="18"/>
+              </w:rPr>
+            </w:pPr>
+            <w:r>
+              <w:rPr>
+                <w:rFonts w:asciiTheme="majorBidi" w:hAnsiTheme="majorBidi" w:cstheme="majorBidi"/>
+                <w:sz w:val="18"/>
+                <w:szCs w:val="18"/>
+                <w:rtl/>
+                <w:lang w:bidi="ar-IQ"/>
+              </w:rPr>
+              <w:t xml:space="preserve">٣</w:t>
             </w:r>
           </w:p>
         </w:tc>
@@ -4626,7 +5198,7 @@
                 <w:rtl/>
                 <w:lang w:bidi="ar-IQ"/>
               </w:rPr>
-              <w:t xml:space="preserve">اخلاقيات الحاسوب</w:t>
+              <w:t xml:space="preserve">النظرية الاحتسابية</w:t>
             </w:r>
           </w:p>
         </w:tc>
@@ -4654,7 +5226,7 @@
                 <w:rtl/>
                 <w:lang w:bidi="ar-IQ"/>
               </w:rPr>
-              <w:t xml:space="preserve">٥٨</w:t>
+              <w:t xml:space="preserve">٥٠</w:t>
             </w:r>
           </w:p>
         </w:tc>
@@ -4682,90 +5254,90 @@
                 <w:rtl/>
                 <w:lang w:bidi="ar-IQ"/>
               </w:rPr>
+              <w:t xml:space="preserve">٣</w:t>
+            </w:r>
+          </w:p>
+        </w:tc>
+        <w:tc>
+          <w:tcPr>
+            <w:tcW w:w="1831" w:type="pct"/>
+          </w:tcPr>
+          <w:p>
+            <w:pPr>
+              <w:keepNext/>
+              <w:keepLines/>
+              <w:spacing w:after="0"/>
+              <w:rPr>
+                <w:rFonts w:asciiTheme="majorBidi" w:hAnsiTheme="majorBidi" w:cstheme="majorBidi"/>
+                <w:sz w:val="18"/>
+                <w:szCs w:val="18"/>
+                <w:lang w:bidi="ar-IQ"/>
+              </w:rPr>
+            </w:pPr>
+            <w:r>
+              <w:rPr>
+                <w:rFonts w:asciiTheme="majorBidi" w:hAnsiTheme="majorBidi" w:cstheme="majorBidi"/>
+                <w:sz w:val="18"/>
+                <w:szCs w:val="18"/>
+                <w:rtl/>
+                <w:lang w:bidi="ar-IQ"/>
+              </w:rPr>
+              <w:t xml:space="preserve">تنقيب البيانات</w:t>
+            </w:r>
+          </w:p>
+        </w:tc>
+        <w:tc>
+          <w:tcPr>
+            <w:tcW w:w="339" w:type="pct"/>
+          </w:tcPr>
+          <w:p>
+            <w:pPr>
+              <w:keepNext/>
+              <w:keepLines/>
+              <w:spacing w:after="0"/>
+              <w:rPr>
+                <w:rFonts w:asciiTheme="majorBidi" w:hAnsiTheme="majorBidi" w:cstheme="majorBidi"/>
+                <w:sz w:val="18"/>
+                <w:szCs w:val="18"/>
+                <w:lang w:bidi="ar-IQ"/>
+              </w:rPr>
+            </w:pPr>
+            <w:r>
+              <w:rPr>
+                <w:rFonts w:asciiTheme="majorBidi" w:hAnsiTheme="majorBidi" w:cstheme="majorBidi"/>
+                <w:sz w:val="18"/>
+                <w:szCs w:val="18"/>
+                <w:rtl/>
+                <w:lang w:bidi="ar-IQ"/>
+              </w:rPr>
+              <w:t xml:space="preserve">٨٩</w:t>
+            </w:r>
+          </w:p>
+        </w:tc>
+        <w:tc>
+          <w:tcPr>
+            <w:tcW w:w="325" w:type="pct"/>
+          </w:tcPr>
+          <w:p>
+            <w:pPr>
+              <w:keepNext/>
+              <w:keepLines/>
+              <w:spacing w:after="0"/>
+              <w:rPr>
+                <w:rFonts w:asciiTheme="majorBidi" w:hAnsiTheme="majorBidi" w:cstheme="majorBidi"/>
+                <w:sz w:val="18"/>
+                <w:szCs w:val="18"/>
+              </w:rPr>
+            </w:pPr>
+            <w:r>
+              <w:rPr>
+                <w:rFonts w:asciiTheme="majorBidi" w:hAnsiTheme="majorBidi" w:cstheme="majorBidi"/>
+                <w:sz w:val="18"/>
+                <w:szCs w:val="18"/>
+                <w:rtl/>
+                <w:lang w:bidi="ar-IQ"/>
+              </w:rPr>
               <w:t xml:space="preserve">٢</w:t>
-            </w:r>
-          </w:p>
-        </w:tc>
-        <w:tc>
-          <w:tcPr>
-            <w:tcW w:w="1831" w:type="pct"/>
-          </w:tcPr>
-          <w:p>
-            <w:pPr>
-              <w:keepNext/>
-              <w:keepLines/>
-              <w:spacing w:after="0"/>
-              <w:rPr>
-                <w:rFonts w:asciiTheme="majorBidi" w:hAnsiTheme="majorBidi" w:cstheme="majorBidi"/>
-                <w:sz w:val="18"/>
-                <w:szCs w:val="18"/>
-                <w:lang w:bidi="ar-IQ"/>
-              </w:rPr>
-            </w:pPr>
-            <w:r>
-              <w:rPr>
-                <w:rFonts w:asciiTheme="majorBidi" w:hAnsiTheme="majorBidi" w:cstheme="majorBidi"/>
-                <w:sz w:val="18"/>
-                <w:szCs w:val="18"/>
-                <w:rtl/>
-                <w:lang w:bidi="ar-IQ"/>
-              </w:rPr>
-              <w:t xml:space="preserve">الذكاء الاصطناعي</w:t>
-            </w:r>
-          </w:p>
-        </w:tc>
-        <w:tc>
-          <w:tcPr>
-            <w:tcW w:w="339" w:type="pct"/>
-          </w:tcPr>
-          <w:p>
-            <w:pPr>
-              <w:keepNext/>
-              <w:keepLines/>
-              <w:spacing w:after="0"/>
-              <w:rPr>
-                <w:rFonts w:asciiTheme="majorBidi" w:hAnsiTheme="majorBidi" w:cstheme="majorBidi"/>
-                <w:sz w:val="18"/>
-                <w:szCs w:val="18"/>
-                <w:lang w:bidi="ar-IQ"/>
-              </w:rPr>
-            </w:pPr>
-            <w:r>
-              <w:rPr>
-                <w:rFonts w:asciiTheme="majorBidi" w:hAnsiTheme="majorBidi" w:cstheme="majorBidi"/>
-                <w:sz w:val="18"/>
-                <w:szCs w:val="18"/>
-                <w:rtl/>
-                <w:lang w:bidi="ar-IQ"/>
-              </w:rPr>
-              <w:t xml:space="preserve">٥٠</w:t>
-            </w:r>
-          </w:p>
-        </w:tc>
-        <w:tc>
-          <w:tcPr>
-            <w:tcW w:w="325" w:type="pct"/>
-          </w:tcPr>
-          <w:p>
-            <w:pPr>
-              <w:keepNext/>
-              <w:keepLines/>
-              <w:spacing w:after="0"/>
-              <w:rPr>
-                <w:rFonts w:asciiTheme="majorBidi" w:hAnsiTheme="majorBidi" w:cstheme="majorBidi"/>
-                <w:sz w:val="18"/>
-                <w:szCs w:val="18"/>
-              </w:rPr>
-            </w:pPr>
-            <w:r>
-              <w:rPr>
-                <w:rFonts w:asciiTheme="majorBidi" w:hAnsiTheme="majorBidi" w:cstheme="majorBidi"/>
-                <w:sz w:val="18"/>
-                <w:szCs w:val="18"/>
-                <w:rtl/>
-                <w:lang w:bidi="ar-IQ"/>
-              </w:rPr>
-              <w:t xml:space="preserve">٣</w:t>
             </w:r>
           </w:p>
         </w:tc>
@@ -4798,7 +5370,7 @@
                 <w:rtl/>
                 <w:lang w:bidi="ar-IQ"/>
               </w:rPr>
-              <w:t xml:space="preserve">المترجمات</w:t>
+              <w:t xml:space="preserve">هياكل البيانات ١</w:t>
             </w:r>
           </w:p>
         </w:tc>
@@ -4854,7 +5426,7 @@
                 <w:rtl/>
                 <w:lang w:bidi="ar-IQ"/>
               </w:rPr>
-              <w:t xml:space="preserve">٤</w:t>
+              <w:t xml:space="preserve">٣</w:t>
             </w:r>
           </w:p>
         </w:tc>
@@ -4882,7 +5454,7 @@
                 <w:rtl/>
                 <w:lang w:bidi="ar-IQ"/>
               </w:rPr>
-              <w:t xml:space="preserve">بحوث العمليات</w:t>
+              <w:t xml:space="preserve">مشروع التخرج</w:t>
             </w:r>
           </w:p>
         </w:tc>
@@ -4910,7 +5482,7 @@
                 <w:rtl/>
                 <w:lang w:bidi="ar-IQ"/>
               </w:rPr>
-              <w:t xml:space="preserve">٥٠</w:t>
+              <w:t xml:space="preserve">٨٣</w:t>
             </w:r>
           </w:p>
         </w:tc>
@@ -4937,7 +5509,7 @@
                 <w:rtl/>
                 <w:lang w:bidi="ar-IQ"/>
               </w:rPr>
-              <w:t xml:space="preserve">٣</w:t>
+              <w:t xml:space="preserve">٢</w:t>
             </w:r>
           </w:p>
         </w:tc>
@@ -4970,7 +5542,7 @@
                 <w:rtl/>
                 <w:lang w:bidi="ar-IQ"/>
               </w:rPr>
-              <w:t xml:space="preserve">برمجة المواقع ١</w:t>
+              <w:t xml:space="preserve"/>
             </w:r>
           </w:p>
         </w:tc>
@@ -4998,7 +5570,7 @@
                 <w:rtl/>
                 <w:lang w:bidi="ar-IQ"/>
               </w:rPr>
-              <w:t xml:space="preserve">٥٨</w:t>
+              <w:t xml:space="preserve"/>
             </w:r>
           </w:p>
         </w:tc>
@@ -5026,90 +5598,90 @@
                 <w:rtl/>
                 <w:lang w:bidi="ar-IQ"/>
               </w:rPr>
+              <w:t xml:space="preserve"/>
+            </w:r>
+          </w:p>
+        </w:tc>
+        <w:tc>
+          <w:tcPr>
+            <w:tcW w:w="1831" w:type="pct"/>
+          </w:tcPr>
+          <w:p>
+            <w:pPr>
+              <w:keepNext/>
+              <w:keepLines/>
+              <w:spacing w:after="0"/>
+              <w:rPr>
+                <w:rFonts w:asciiTheme="majorBidi" w:hAnsiTheme="majorBidi" w:cstheme="majorBidi"/>
+                <w:sz w:val="18"/>
+                <w:szCs w:val="18"/>
+                <w:lang w:bidi="ar-IQ"/>
+              </w:rPr>
+            </w:pPr>
+            <w:r>
+              <w:rPr>
+                <w:rFonts w:asciiTheme="majorBidi" w:hAnsiTheme="majorBidi" w:cstheme="majorBidi"/>
+                <w:sz w:val="18"/>
+                <w:szCs w:val="18"/>
+                <w:rtl/>
+                <w:lang w:bidi="ar-IQ"/>
+              </w:rPr>
+              <w:t xml:space="preserve">مهارات الاتصال</w:t>
+            </w:r>
+          </w:p>
+        </w:tc>
+        <w:tc>
+          <w:tcPr>
+            <w:tcW w:w="339" w:type="pct"/>
+          </w:tcPr>
+          <w:p>
+            <w:pPr>
+              <w:keepNext/>
+              <w:keepLines/>
+              <w:spacing w:after="0"/>
+              <w:rPr>
+                <w:rFonts w:asciiTheme="majorBidi" w:hAnsiTheme="majorBidi" w:cstheme="majorBidi"/>
+                <w:sz w:val="18"/>
+                <w:szCs w:val="18"/>
+                <w:lang w:bidi="ar-IQ"/>
+              </w:rPr>
+            </w:pPr>
+            <w:r>
+              <w:rPr>
+                <w:rFonts w:asciiTheme="majorBidi" w:hAnsiTheme="majorBidi" w:cstheme="majorBidi"/>
+                <w:sz w:val="18"/>
+                <w:szCs w:val="18"/>
+                <w:rtl/>
+                <w:lang w:bidi="ar-IQ"/>
+              </w:rPr>
+              <w:t xml:space="preserve">٨٩</w:t>
+            </w:r>
+          </w:p>
+        </w:tc>
+        <w:tc>
+          <w:tcPr>
+            <w:tcW w:w="325" w:type="pct"/>
+          </w:tcPr>
+          <w:p>
+            <w:pPr>
+              <w:keepNext/>
+              <w:keepLines/>
+              <w:spacing w:after="0"/>
+              <w:rPr>
+                <w:rFonts w:asciiTheme="majorBidi" w:hAnsiTheme="majorBidi" w:cstheme="majorBidi"/>
+                <w:sz w:val="18"/>
+                <w:szCs w:val="18"/>
+              </w:rPr>
+            </w:pPr>
+            <w:r>
+              <w:rPr>
+                <w:rFonts w:asciiTheme="majorBidi" w:hAnsiTheme="majorBidi" w:cstheme="majorBidi"/>
+                <w:sz w:val="18"/>
+                <w:szCs w:val="18"/>
+                <w:rtl/>
+                <w:lang w:bidi="ar-IQ"/>
+              </w:rPr>
               <w:t xml:space="preserve">٣</w:t>
-            </w:r>
-          </w:p>
-        </w:tc>
-        <w:tc>
-          <w:tcPr>
-            <w:tcW w:w="1831" w:type="pct"/>
-          </w:tcPr>
-          <w:p>
-            <w:pPr>
-              <w:keepNext/>
-              <w:keepLines/>
-              <w:spacing w:after="0"/>
-              <w:rPr>
-                <w:rFonts w:asciiTheme="majorBidi" w:hAnsiTheme="majorBidi" w:cstheme="majorBidi"/>
-                <w:sz w:val="18"/>
-                <w:szCs w:val="18"/>
-                <w:lang w:bidi="ar-IQ"/>
-              </w:rPr>
-            </w:pPr>
-            <w:r>
-              <w:rPr>
-                <w:rFonts w:asciiTheme="majorBidi" w:hAnsiTheme="majorBidi" w:cstheme="majorBidi"/>
-                <w:sz w:val="18"/>
-                <w:szCs w:val="18"/>
-                <w:rtl/>
-                <w:lang w:bidi="ar-IQ"/>
-              </w:rPr>
-              <w:t xml:space="preserve"/>
-            </w:r>
-          </w:p>
-        </w:tc>
-        <w:tc>
-          <w:tcPr>
-            <w:tcW w:w="339" w:type="pct"/>
-          </w:tcPr>
-          <w:p>
-            <w:pPr>
-              <w:keepNext/>
-              <w:keepLines/>
-              <w:spacing w:after="0"/>
-              <w:rPr>
-                <w:rFonts w:asciiTheme="majorBidi" w:hAnsiTheme="majorBidi" w:cstheme="majorBidi"/>
-                <w:sz w:val="18"/>
-                <w:szCs w:val="18"/>
-                <w:lang w:bidi="ar-IQ"/>
-              </w:rPr>
-            </w:pPr>
-            <w:r>
-              <w:rPr>
-                <w:rFonts w:asciiTheme="majorBidi" w:hAnsiTheme="majorBidi" w:cstheme="majorBidi"/>
-                <w:sz w:val="18"/>
-                <w:szCs w:val="18"/>
-                <w:rtl/>
-                <w:lang w:bidi="ar-IQ"/>
-              </w:rPr>
-              <w:t xml:space="preserve"/>
-            </w:r>
-          </w:p>
-        </w:tc>
-        <w:tc>
-          <w:tcPr>
-            <w:tcW w:w="325" w:type="pct"/>
-          </w:tcPr>
-          <w:p>
-            <w:pPr>
-              <w:keepNext/>
-              <w:keepLines/>
-              <w:spacing w:after="0"/>
-              <w:rPr>
-                <w:rFonts w:asciiTheme="majorBidi" w:hAnsiTheme="majorBidi" w:cstheme="majorBidi"/>
-                <w:sz w:val="18"/>
-                <w:szCs w:val="18"/>
-              </w:rPr>
-            </w:pPr>
-            <w:r>
-              <w:rPr>
-                <w:rFonts w:asciiTheme="majorBidi" w:hAnsiTheme="majorBidi" w:cstheme="majorBidi"/>
-                <w:sz w:val="18"/>
-                <w:szCs w:val="18"/>
-                <w:rtl/>
-                <w:lang w:bidi="ar-IQ"/>
-              </w:rPr>
-              <w:t xml:space="preserve"/>
             </w:r>
           </w:p>
         </w:tc>
@@ -5142,7 +5714,7 @@
                 <w:rtl/>
                 <w:lang w:bidi="ar-IQ"/>
               </w:rPr>
-              <w:t xml:space="preserve">برمجة المواقع ٢</w:t>
+              <w:t xml:space="preserve"/>
             </w:r>
           </w:p>
         </w:tc>
@@ -5170,7 +5742,7 @@
                 <w:rtl/>
                 <w:lang w:bidi="ar-IQ"/>
               </w:rPr>
-              <w:t xml:space="preserve">٥٧</w:t>
+              <w:t xml:space="preserve"/>
             </w:r>
           </w:p>
         </w:tc>
@@ -5198,90 +5770,90 @@
                 <w:rtl/>
                 <w:lang w:bidi="ar-IQ"/>
               </w:rPr>
+              <w:t xml:space="preserve"/>
+            </w:r>
+          </w:p>
+        </w:tc>
+        <w:tc>
+          <w:tcPr>
+            <w:tcW w:w="1831" w:type="pct"/>
+          </w:tcPr>
+          <w:p>
+            <w:pPr>
+              <w:keepNext/>
+              <w:keepLines/>
+              <w:spacing w:after="0"/>
+              <w:rPr>
+                <w:rFonts w:asciiTheme="majorBidi" w:hAnsiTheme="majorBidi" w:cstheme="majorBidi"/>
+                <w:sz w:val="18"/>
+                <w:szCs w:val="18"/>
+                <w:lang w:bidi="ar-IQ"/>
+              </w:rPr>
+            </w:pPr>
+            <w:r>
+              <w:rPr>
+                <w:rFonts w:asciiTheme="majorBidi" w:hAnsiTheme="majorBidi" w:cstheme="majorBidi"/>
+                <w:sz w:val="18"/>
+                <w:szCs w:val="18"/>
+                <w:rtl/>
+                <w:lang w:bidi="ar-IQ"/>
+              </w:rPr>
+              <w:t xml:space="preserve">مواضيع مختارة</w:t>
+            </w:r>
+          </w:p>
+        </w:tc>
+        <w:tc>
+          <w:tcPr>
+            <w:tcW w:w="339" w:type="pct"/>
+          </w:tcPr>
+          <w:p>
+            <w:pPr>
+              <w:keepNext/>
+              <w:keepLines/>
+              <w:spacing w:after="0"/>
+              <w:rPr>
+                <w:rFonts w:asciiTheme="majorBidi" w:hAnsiTheme="majorBidi" w:cstheme="majorBidi"/>
+                <w:sz w:val="18"/>
+                <w:szCs w:val="18"/>
+                <w:lang w:bidi="ar-IQ"/>
+              </w:rPr>
+            </w:pPr>
+            <w:r>
+              <w:rPr>
+                <w:rFonts w:asciiTheme="majorBidi" w:hAnsiTheme="majorBidi" w:cstheme="majorBidi"/>
+                <w:sz w:val="18"/>
+                <w:szCs w:val="18"/>
+                <w:rtl/>
+                <w:lang w:bidi="ar-IQ"/>
+              </w:rPr>
+              <w:t xml:space="preserve">٨٦</w:t>
+            </w:r>
+          </w:p>
+        </w:tc>
+        <w:tc>
+          <w:tcPr>
+            <w:tcW w:w="325" w:type="pct"/>
+          </w:tcPr>
+          <w:p>
+            <w:pPr>
+              <w:keepNext/>
+              <w:keepLines/>
+              <w:spacing w:after="0"/>
+              <w:rPr>
+                <w:rFonts w:asciiTheme="majorBidi" w:hAnsiTheme="majorBidi" w:cstheme="majorBidi"/>
+                <w:sz w:val="18"/>
+                <w:szCs w:val="18"/>
+              </w:rPr>
+            </w:pPr>
+            <w:r>
+              <w:rPr>
+                <w:rFonts w:asciiTheme="majorBidi" w:hAnsiTheme="majorBidi" w:cstheme="majorBidi"/>
+                <w:sz w:val="18"/>
+                <w:szCs w:val="18"/>
+                <w:rtl/>
+                <w:lang w:bidi="ar-IQ"/>
+              </w:rPr>
               <w:t xml:space="preserve">٣</w:t>
-            </w:r>
-          </w:p>
-        </w:tc>
-        <w:tc>
-          <w:tcPr>
-            <w:tcW w:w="1831" w:type="pct"/>
-          </w:tcPr>
-          <w:p>
-            <w:pPr>
-              <w:keepNext/>
-              <w:keepLines/>
-              <w:spacing w:after="0"/>
-              <w:rPr>
-                <w:rFonts w:asciiTheme="majorBidi" w:hAnsiTheme="majorBidi" w:cstheme="majorBidi"/>
-                <w:sz w:val="18"/>
-                <w:szCs w:val="18"/>
-                <w:lang w:bidi="ar-IQ"/>
-              </w:rPr>
-            </w:pPr>
-            <w:r>
-              <w:rPr>
-                <w:rFonts w:asciiTheme="majorBidi" w:hAnsiTheme="majorBidi" w:cstheme="majorBidi"/>
-                <w:sz w:val="18"/>
-                <w:szCs w:val="18"/>
-                <w:rtl/>
-                <w:lang w:bidi="ar-IQ"/>
-              </w:rPr>
-              <w:t xml:space="preserve"/>
-            </w:r>
-          </w:p>
-        </w:tc>
-        <w:tc>
-          <w:tcPr>
-            <w:tcW w:w="339" w:type="pct"/>
-          </w:tcPr>
-          <w:p>
-            <w:pPr>
-              <w:keepNext/>
-              <w:keepLines/>
-              <w:spacing w:after="0"/>
-              <w:rPr>
-                <w:rFonts w:asciiTheme="majorBidi" w:hAnsiTheme="majorBidi" w:cstheme="majorBidi"/>
-                <w:sz w:val="18"/>
-                <w:szCs w:val="18"/>
-                <w:lang w:bidi="ar-IQ"/>
-              </w:rPr>
-            </w:pPr>
-            <w:r>
-              <w:rPr>
-                <w:rFonts w:asciiTheme="majorBidi" w:hAnsiTheme="majorBidi" w:cstheme="majorBidi"/>
-                <w:sz w:val="18"/>
-                <w:szCs w:val="18"/>
-                <w:rtl/>
-                <w:lang w:bidi="ar-IQ"/>
-              </w:rPr>
-              <w:t xml:space="preserve"/>
-            </w:r>
-          </w:p>
-        </w:tc>
-        <w:tc>
-          <w:tcPr>
-            <w:tcW w:w="325" w:type="pct"/>
-          </w:tcPr>
-          <w:p>
-            <w:pPr>
-              <w:keepNext/>
-              <w:keepLines/>
-              <w:spacing w:after="0"/>
-              <w:rPr>
-                <w:rFonts w:asciiTheme="majorBidi" w:hAnsiTheme="majorBidi" w:cstheme="majorBidi"/>
-                <w:sz w:val="18"/>
-                <w:szCs w:val="18"/>
-              </w:rPr>
-            </w:pPr>
-            <w:r>
-              <w:rPr>
-                <w:rFonts w:asciiTheme="majorBidi" w:hAnsiTheme="majorBidi" w:cstheme="majorBidi"/>
-                <w:sz w:val="18"/>
-                <w:szCs w:val="18"/>
-                <w:rtl/>
-                <w:lang w:bidi="ar-IQ"/>
-              </w:rPr>
-              <w:t xml:space="preserve"/>
             </w:r>
           </w:p>
         </w:tc>
@@ -5314,7 +5886,7 @@
                 <w:rtl/>
                 <w:lang w:bidi="ar-IQ"/>
               </w:rPr>
-              <w:t xml:space="preserve">تحليل وتصميم النظم</w:t>
+              <w:t xml:space="preserve"/>
             </w:r>
           </w:p>
         </w:tc>
@@ -5342,7 +5914,7 @@
                 <w:rtl/>
                 <w:lang w:bidi="ar-IQ"/>
               </w:rPr>
-              <w:t xml:space="preserve">٥٠</w:t>
+              <w:t xml:space="preserve"/>
             </w:r>
           </w:p>
         </w:tc>
@@ -5370,3818 +5942,90 @@
                 <w:rtl/>
                 <w:lang w:bidi="ar-IQ"/>
               </w:rPr>
+              <w:t xml:space="preserve"/>
+            </w:r>
+          </w:p>
+        </w:tc>
+        <w:tc>
+          <w:tcPr>
+            <w:tcW w:w="1831" w:type="pct"/>
+          </w:tcPr>
+          <w:p>
+            <w:pPr>
+              <w:keepNext/>
+              <w:keepLines/>
+              <w:spacing w:after="0"/>
+              <w:rPr>
+                <w:rFonts w:asciiTheme="majorBidi" w:hAnsiTheme="majorBidi" w:cstheme="majorBidi"/>
+                <w:sz w:val="18"/>
+                <w:szCs w:val="18"/>
+                <w:lang w:bidi="ar-IQ"/>
+              </w:rPr>
+            </w:pPr>
+            <w:r>
+              <w:rPr>
+                <w:rFonts w:asciiTheme="majorBidi" w:hAnsiTheme="majorBidi" w:cstheme="majorBidi"/>
+                <w:sz w:val="18"/>
+                <w:szCs w:val="18"/>
+                <w:rtl/>
+                <w:lang w:bidi="ar-IQ"/>
+              </w:rPr>
+              <w:t xml:space="preserve">هندسة المعرفة</w:t>
+            </w:r>
+          </w:p>
+        </w:tc>
+        <w:tc>
+          <w:tcPr>
+            <w:tcW w:w="339" w:type="pct"/>
+          </w:tcPr>
+          <w:p>
+            <w:pPr>
+              <w:keepNext/>
+              <w:keepLines/>
+              <w:spacing w:after="0"/>
+              <w:rPr>
+                <w:rFonts w:asciiTheme="majorBidi" w:hAnsiTheme="majorBidi" w:cstheme="majorBidi"/>
+                <w:sz w:val="18"/>
+                <w:szCs w:val="18"/>
+                <w:lang w:bidi="ar-IQ"/>
+              </w:rPr>
+            </w:pPr>
+            <w:r>
+              <w:rPr>
+                <w:rFonts w:asciiTheme="majorBidi" w:hAnsiTheme="majorBidi" w:cstheme="majorBidi"/>
+                <w:sz w:val="18"/>
+                <w:szCs w:val="18"/>
+                <w:rtl/>
+                <w:lang w:bidi="ar-IQ"/>
+              </w:rPr>
+              <w:t xml:space="preserve">٩٢</w:t>
+            </w:r>
+          </w:p>
+        </w:tc>
+        <w:tc>
+          <w:tcPr>
+            <w:tcW w:w="325" w:type="pct"/>
+          </w:tcPr>
+          <w:p>
+            <w:pPr>
+              <w:keepNext/>
+              <w:keepLines/>
+              <w:spacing w:after="0"/>
+              <w:rPr>
+                <w:rFonts w:asciiTheme="majorBidi" w:hAnsiTheme="majorBidi" w:cstheme="majorBidi"/>
+                <w:sz w:val="18"/>
+                <w:szCs w:val="18"/>
+              </w:rPr>
+            </w:pPr>
+            <w:r>
+              <w:rPr>
+                <w:rFonts w:asciiTheme="majorBidi" w:hAnsiTheme="majorBidi" w:cstheme="majorBidi"/>
+                <w:sz w:val="18"/>
+                <w:szCs w:val="18"/>
+                <w:rtl/>
+                <w:lang w:bidi="ar-IQ"/>
+              </w:rPr>
               <w:t xml:space="preserve">٣</w:t>
-            </w:r>
-          </w:p>
-        </w:tc>
-        <w:tc>
-          <w:tcPr>
-            <w:tcW w:w="1831" w:type="pct"/>
-          </w:tcPr>
-          <w:p>
-            <w:pPr>
-              <w:keepNext/>
-              <w:keepLines/>
-              <w:spacing w:after="0"/>
-              <w:rPr>
-                <w:rFonts w:asciiTheme="majorBidi" w:hAnsiTheme="majorBidi" w:cstheme="majorBidi"/>
-                <w:sz w:val="18"/>
-                <w:szCs w:val="18"/>
-                <w:lang w:bidi="ar-IQ"/>
-              </w:rPr>
-            </w:pPr>
-            <w:r>
-              <w:rPr>
-                <w:rFonts w:asciiTheme="majorBidi" w:hAnsiTheme="majorBidi" w:cstheme="majorBidi"/>
-                <w:sz w:val="18"/>
-                <w:szCs w:val="18"/>
-                <w:rtl/>
-                <w:lang w:bidi="ar-IQ"/>
-              </w:rPr>
-              <w:t xml:space="preserve"/>
-            </w:r>
-          </w:p>
-        </w:tc>
-        <w:tc>
-          <w:tcPr>
-            <w:tcW w:w="339" w:type="pct"/>
-          </w:tcPr>
-          <w:p>
-            <w:pPr>
-              <w:keepNext/>
-              <w:keepLines/>
-              <w:spacing w:after="0"/>
-              <w:rPr>
-                <w:rFonts w:asciiTheme="majorBidi" w:hAnsiTheme="majorBidi" w:cstheme="majorBidi"/>
-                <w:sz w:val="18"/>
-                <w:szCs w:val="18"/>
-                <w:lang w:bidi="ar-IQ"/>
-              </w:rPr>
-            </w:pPr>
-            <w:r>
-              <w:rPr>
-                <w:rFonts w:asciiTheme="majorBidi" w:hAnsiTheme="majorBidi" w:cstheme="majorBidi"/>
-                <w:sz w:val="18"/>
-                <w:szCs w:val="18"/>
-                <w:rtl/>
-                <w:lang w:bidi="ar-IQ"/>
-              </w:rPr>
-              <w:t xml:space="preserve"/>
-            </w:r>
-          </w:p>
-        </w:tc>
-        <w:tc>
-          <w:tcPr>
-            <w:tcW w:w="325" w:type="pct"/>
-          </w:tcPr>
-          <w:p>
-            <w:pPr>
-              <w:keepNext/>
-              <w:keepLines/>
-              <w:spacing w:after="0"/>
-              <w:rPr>
-                <w:rFonts w:asciiTheme="majorBidi" w:hAnsiTheme="majorBidi" w:cstheme="majorBidi"/>
-                <w:sz w:val="18"/>
-                <w:szCs w:val="18"/>
-              </w:rPr>
-            </w:pPr>
-            <w:r>
-              <w:rPr>
-                <w:rFonts w:asciiTheme="majorBidi" w:hAnsiTheme="majorBidi" w:cstheme="majorBidi"/>
-                <w:sz w:val="18"/>
-                <w:szCs w:val="18"/>
-                <w:rtl/>
-                <w:lang w:bidi="ar-IQ"/>
-              </w:rPr>
-              <w:t xml:space="preserve"/>
-            </w:r>
-          </w:p>
-        </w:tc>
-      </w:tr>
-      <w:tr>
-        <w:trPr>
-          <w:cantSplit/>
-        </w:trPr>
-        <w:tc>
-          <w:tcPr>
-            <w:tcW w:w="1828" w:type="pct"/>
-          </w:tcPr>
-          <w:p>
-            <w:pPr>
-              <w:keepNext/>
-              <w:keepLines/>
-              <w:spacing w:after="0"/>
-              <w:rPr>
-                <w:rFonts w:asciiTheme="majorBidi" w:hAnsiTheme="majorBidi" w:cstheme="majorBidi"/>
-                <w:sz w:val="18"/>
-                <w:szCs w:val="18"/>
-                <w:lang w:bidi="ar-IQ"/>
-              </w:rPr>
-            </w:pPr>
-            <w:r>
-              <w:rPr>
-                <w:rFonts w:asciiTheme="majorBidi" w:hAnsiTheme="majorBidi" w:cstheme="majorBidi"/>
-                <w:sz w:val="18"/>
-                <w:szCs w:val="18"/>
-                <w:rtl/>
-                <w:lang w:bidi="ar-IQ"/>
-              </w:rPr>
-              <w:t xml:space="preserve">شبكات الحاسوب ١</w:t>
-            </w:r>
-          </w:p>
-        </w:tc>
-        <w:tc>
-          <w:tcPr>
-            <w:tcW w:w="338" w:type="pct"/>
-          </w:tcPr>
-          <w:p>
-            <w:pPr>
-              <w:keepNext/>
-              <w:keepLines/>
-              <w:spacing w:after="0"/>
-              <w:rPr>
-                <w:rFonts w:asciiTheme="majorBidi" w:hAnsiTheme="majorBidi" w:cstheme="majorBidi"/>
-                <w:sz w:val="18"/>
-                <w:szCs w:val="18"/>
-                <w:lang w:bidi="ar-IQ"/>
-              </w:rPr>
-            </w:pPr>
-            <w:r>
-              <w:rPr>
-                <w:rFonts w:asciiTheme="majorBidi" w:hAnsiTheme="majorBidi" w:cstheme="majorBidi"/>
-                <w:sz w:val="18"/>
-                <w:szCs w:val="18"/>
-                <w:rtl/>
-                <w:lang w:bidi="ar-IQ"/>
-              </w:rPr>
-              <w:t xml:space="preserve">٥٠</w:t>
-            </w:r>
-          </w:p>
-        </w:tc>
-        <w:tc>
-          <w:tcPr>
-            <w:tcW w:w="339" w:type="pct"/>
-          </w:tcPr>
-          <w:p>
-            <w:pPr>
-              <w:keepNext/>
-              <w:keepLines/>
-              <w:spacing w:after="0"/>
-              <w:rPr>
-                <w:rFonts w:asciiTheme="majorBidi" w:hAnsiTheme="majorBidi" w:cstheme="majorBidi"/>
-                <w:sz w:val="18"/>
-                <w:szCs w:val="18"/>
-                <w:lang w:bidi="ar-IQ"/>
-              </w:rPr>
-            </w:pPr>
-            <w:r>
-              <w:rPr>
-                <w:rFonts w:asciiTheme="majorBidi" w:hAnsiTheme="majorBidi" w:cstheme="majorBidi"/>
-                <w:sz w:val="18"/>
-                <w:szCs w:val="18"/>
-                <w:rtl/>
-                <w:lang w:bidi="ar-IQ"/>
-              </w:rPr>
-              <w:t xml:space="preserve">٣</w:t>
-            </w:r>
-          </w:p>
-        </w:tc>
-        <w:tc>
-          <w:tcPr>
-            <w:tcW w:w="1831" w:type="pct"/>
-          </w:tcPr>
-          <w:p>
-            <w:pPr>
-              <w:keepNext/>
-              <w:keepLines/>
-              <w:spacing w:after="0"/>
-              <w:rPr>
-                <w:rFonts w:asciiTheme="majorBidi" w:hAnsiTheme="majorBidi" w:cstheme="majorBidi"/>
-                <w:sz w:val="18"/>
-                <w:szCs w:val="18"/>
-                <w:lang w:bidi="ar-IQ"/>
-              </w:rPr>
-            </w:pPr>
-            <w:r>
-              <w:rPr>
-                <w:rFonts w:asciiTheme="majorBidi" w:hAnsiTheme="majorBidi" w:cstheme="majorBidi"/>
-                <w:sz w:val="18"/>
-                <w:szCs w:val="18"/>
-                <w:rtl/>
-                <w:lang w:bidi="ar-IQ"/>
-              </w:rPr>
-              <w:t xml:space="preserve"/>
-            </w:r>
-          </w:p>
-        </w:tc>
-        <w:tc>
-          <w:tcPr>
-            <w:tcW w:w="339" w:type="pct"/>
-          </w:tcPr>
-          <w:p>
-            <w:pPr>
-              <w:keepNext/>
-              <w:keepLines/>
-              <w:spacing w:after="0"/>
-              <w:rPr>
-                <w:rFonts w:asciiTheme="majorBidi" w:hAnsiTheme="majorBidi" w:cstheme="majorBidi"/>
-                <w:sz w:val="18"/>
-                <w:szCs w:val="18"/>
-                <w:lang w:bidi="ar-IQ"/>
-              </w:rPr>
-            </w:pPr>
-            <w:r>
-              <w:rPr>
-                <w:rFonts w:asciiTheme="majorBidi" w:hAnsiTheme="majorBidi" w:cstheme="majorBidi"/>
-                <w:sz w:val="18"/>
-                <w:szCs w:val="18"/>
-                <w:rtl/>
-                <w:lang w:bidi="ar-IQ"/>
-              </w:rPr>
-              <w:t xml:space="preserve"/>
-            </w:r>
-          </w:p>
-        </w:tc>
-        <w:tc>
-          <w:tcPr>
-            <w:tcW w:w="325" w:type="pct"/>
-          </w:tcPr>
-          <w:p>
-            <w:pPr>
-              <w:keepNext/>
-              <w:keepLines/>
-              <w:spacing w:after="0"/>
-              <w:rPr>
-                <w:rFonts w:asciiTheme="majorBidi" w:hAnsiTheme="majorBidi" w:cstheme="majorBidi"/>
-                <w:sz w:val="18"/>
-                <w:szCs w:val="18"/>
-              </w:rPr>
-            </w:pPr>
-            <w:r>
-              <w:rPr>
-                <w:rFonts w:asciiTheme="majorBidi" w:hAnsiTheme="majorBidi" w:cstheme="majorBidi"/>
-                <w:sz w:val="18"/>
-                <w:szCs w:val="18"/>
-                <w:rtl/>
-                <w:lang w:bidi="ar-IQ"/>
-              </w:rPr>
-              <w:t xml:space="preserve"/>
-            </w:r>
-          </w:p>
-        </w:tc>
-      </w:tr>
-      <w:tr>
-        <w:trPr>
-          <w:cantSplit/>
-        </w:trPr>
-        <w:tc>
-          <w:tcPr>
-            <w:tcW w:w="1828" w:type="pct"/>
-          </w:tcPr>
-          <w:p>
-            <w:pPr>
-              <w:keepNext/>
-              <w:keepLines/>
-              <w:spacing w:after="0"/>
-              <w:rPr>
-                <w:rFonts w:asciiTheme="majorBidi" w:hAnsiTheme="majorBidi" w:cstheme="majorBidi"/>
-                <w:sz w:val="18"/>
-                <w:szCs w:val="18"/>
-                <w:lang w:bidi="ar-IQ"/>
-              </w:rPr>
-            </w:pPr>
-            <w:r>
-              <w:rPr>
-                <w:rFonts w:asciiTheme="majorBidi" w:hAnsiTheme="majorBidi" w:cstheme="majorBidi"/>
-                <w:sz w:val="18"/>
-                <w:szCs w:val="18"/>
-                <w:rtl/>
-                <w:lang w:bidi="ar-IQ"/>
-              </w:rPr>
-              <w:t xml:space="preserve">شبكات الحاسوب ٢</w:t>
-            </w:r>
-          </w:p>
-        </w:tc>
-        <w:tc>
-          <w:tcPr>
-            <w:tcW w:w="338" w:type="pct"/>
-          </w:tcPr>
-          <w:p>
-            <w:pPr>
-              <w:keepNext/>
-              <w:keepLines/>
-              <w:spacing w:after="0"/>
-              <w:rPr>
-                <w:rFonts w:asciiTheme="majorBidi" w:hAnsiTheme="majorBidi" w:cstheme="majorBidi"/>
-                <w:sz w:val="18"/>
-                <w:szCs w:val="18"/>
-                <w:lang w:bidi="ar-IQ"/>
-              </w:rPr>
-            </w:pPr>
-            <w:r>
-              <w:rPr>
-                <w:rFonts w:asciiTheme="majorBidi" w:hAnsiTheme="majorBidi" w:cstheme="majorBidi"/>
-                <w:sz w:val="18"/>
-                <w:szCs w:val="18"/>
-                <w:rtl/>
-                <w:lang w:bidi="ar-IQ"/>
-              </w:rPr>
-              <w:t xml:space="preserve">٥٠</w:t>
-            </w:r>
-          </w:p>
-        </w:tc>
-        <w:tc>
-          <w:tcPr>
-            <w:tcW w:w="339" w:type="pct"/>
-          </w:tcPr>
-          <w:p>
-            <w:pPr>
-              <w:keepNext/>
-              <w:keepLines/>
-              <w:spacing w:after="0"/>
-              <w:rPr>
-                <w:rFonts w:asciiTheme="majorBidi" w:hAnsiTheme="majorBidi" w:cstheme="majorBidi"/>
-                <w:sz w:val="18"/>
-                <w:szCs w:val="18"/>
-                <w:lang w:bidi="ar-IQ"/>
-              </w:rPr>
-            </w:pPr>
-            <w:r>
-              <w:rPr>
-                <w:rFonts w:asciiTheme="majorBidi" w:hAnsiTheme="majorBidi" w:cstheme="majorBidi"/>
-                <w:sz w:val="18"/>
-                <w:szCs w:val="18"/>
-                <w:rtl/>
-                <w:lang w:bidi="ar-IQ"/>
-              </w:rPr>
-              <w:t xml:space="preserve">٣</w:t>
-            </w:r>
-          </w:p>
-        </w:tc>
-        <w:tc>
-          <w:tcPr>
-            <w:tcW w:w="1831" w:type="pct"/>
-          </w:tcPr>
-          <w:p>
-            <w:pPr>
-              <w:keepNext/>
-              <w:keepLines/>
-              <w:spacing w:after="0"/>
-              <w:rPr>
-                <w:rFonts w:asciiTheme="majorBidi" w:hAnsiTheme="majorBidi" w:cstheme="majorBidi"/>
-                <w:sz w:val="18"/>
-                <w:szCs w:val="18"/>
-                <w:lang w:bidi="ar-IQ"/>
-              </w:rPr>
-            </w:pPr>
-            <w:r>
-              <w:rPr>
-                <w:rFonts w:asciiTheme="majorBidi" w:hAnsiTheme="majorBidi" w:cstheme="majorBidi"/>
-                <w:sz w:val="18"/>
-                <w:szCs w:val="18"/>
-                <w:rtl/>
-                <w:lang w:bidi="ar-IQ"/>
-              </w:rPr>
-              <w:t xml:space="preserve"/>
-            </w:r>
-          </w:p>
-        </w:tc>
-        <w:tc>
-          <w:tcPr>
-            <w:tcW w:w="339" w:type="pct"/>
-          </w:tcPr>
-          <w:p>
-            <w:pPr>
-              <w:keepNext/>
-              <w:keepLines/>
-              <w:spacing w:after="0"/>
-              <w:rPr>
-                <w:rFonts w:asciiTheme="majorBidi" w:hAnsiTheme="majorBidi" w:cstheme="majorBidi"/>
-                <w:sz w:val="18"/>
-                <w:szCs w:val="18"/>
-                <w:lang w:bidi="ar-IQ"/>
-              </w:rPr>
-            </w:pPr>
-            <w:r>
-              <w:rPr>
-                <w:rFonts w:asciiTheme="majorBidi" w:hAnsiTheme="majorBidi" w:cstheme="majorBidi"/>
-                <w:sz w:val="18"/>
-                <w:szCs w:val="18"/>
-                <w:rtl/>
-                <w:lang w:bidi="ar-IQ"/>
-              </w:rPr>
-              <w:t xml:space="preserve"/>
-            </w:r>
-          </w:p>
-        </w:tc>
-        <w:tc>
-          <w:tcPr>
-            <w:tcW w:w="325" w:type="pct"/>
-          </w:tcPr>
-          <w:p>
-            <w:pPr>
-              <w:keepNext/>
-              <w:keepLines/>
-              <w:spacing w:after="0"/>
-              <w:rPr>
-                <w:rFonts w:asciiTheme="majorBidi" w:hAnsiTheme="majorBidi" w:cstheme="majorBidi"/>
-                <w:sz w:val="18"/>
-                <w:szCs w:val="18"/>
-              </w:rPr>
-            </w:pPr>
-            <w:r>
-              <w:rPr>
-                <w:rFonts w:asciiTheme="majorBidi" w:hAnsiTheme="majorBidi" w:cstheme="majorBidi"/>
-                <w:sz w:val="18"/>
-                <w:szCs w:val="18"/>
-                <w:rtl/>
-                <w:lang w:bidi="ar-IQ"/>
-              </w:rPr>
-              <w:t xml:space="preserve"/>
-            </w:r>
-          </w:p>
-        </w:tc>
-      </w:tr>
-      <w:tr>
-        <w:trPr>
-          <w:cantSplit/>
-        </w:trPr>
-        <w:tc>
-          <w:tcPr>
-            <w:tcW w:w="1828" w:type="pct"/>
-          </w:tcPr>
-          <w:p>
-            <w:pPr>
-              <w:keepNext/>
-              <w:keepLines/>
-              <w:spacing w:after="0"/>
-              <w:rPr>
-                <w:rFonts w:asciiTheme="majorBidi" w:hAnsiTheme="majorBidi" w:cstheme="majorBidi"/>
-                <w:sz w:val="18"/>
-                <w:szCs w:val="18"/>
-                <w:lang w:bidi="ar-IQ"/>
-              </w:rPr>
-            </w:pPr>
-            <w:r>
-              <w:rPr>
-                <w:rFonts w:asciiTheme="majorBidi" w:hAnsiTheme="majorBidi" w:cstheme="majorBidi"/>
-                <w:sz w:val="18"/>
-                <w:szCs w:val="18"/>
-                <w:rtl/>
-                <w:lang w:bidi="ar-IQ"/>
-              </w:rPr>
-              <w:t xml:space="preserve">قواعد البيانات</w:t>
-            </w:r>
-          </w:p>
-        </w:tc>
-        <w:tc>
-          <w:tcPr>
-            <w:tcW w:w="338" w:type="pct"/>
-          </w:tcPr>
-          <w:p>
-            <w:pPr>
-              <w:keepNext/>
-              <w:keepLines/>
-              <w:spacing w:after="0"/>
-              <w:rPr>
-                <w:rFonts w:asciiTheme="majorBidi" w:hAnsiTheme="majorBidi" w:cstheme="majorBidi"/>
-                <w:sz w:val="18"/>
-                <w:szCs w:val="18"/>
-                <w:lang w:bidi="ar-IQ"/>
-              </w:rPr>
-            </w:pPr>
-            <w:r>
-              <w:rPr>
-                <w:rFonts w:asciiTheme="majorBidi" w:hAnsiTheme="majorBidi" w:cstheme="majorBidi"/>
-                <w:sz w:val="18"/>
-                <w:szCs w:val="18"/>
-                <w:rtl/>
-                <w:lang w:bidi="ar-IQ"/>
-              </w:rPr>
-              <w:t xml:space="preserve">٥٥</w:t>
-            </w:r>
-          </w:p>
-        </w:tc>
-        <w:tc>
-          <w:tcPr>
-            <w:tcW w:w="339" w:type="pct"/>
-          </w:tcPr>
-          <w:p>
-            <w:pPr>
-              <w:keepNext/>
-              <w:keepLines/>
-              <w:spacing w:after="0"/>
-              <w:rPr>
-                <w:rFonts w:asciiTheme="majorBidi" w:hAnsiTheme="majorBidi" w:cstheme="majorBidi"/>
-                <w:sz w:val="18"/>
-                <w:szCs w:val="18"/>
-                <w:lang w:bidi="ar-IQ"/>
-              </w:rPr>
-            </w:pPr>
-            <w:r>
-              <w:rPr>
-                <w:rFonts w:asciiTheme="majorBidi" w:hAnsiTheme="majorBidi" w:cstheme="majorBidi"/>
-                <w:sz w:val="18"/>
-                <w:szCs w:val="18"/>
-                <w:rtl/>
-                <w:lang w:bidi="ar-IQ"/>
-              </w:rPr>
-              <w:t xml:space="preserve">٣</w:t>
-            </w:r>
-          </w:p>
-        </w:tc>
-        <w:tc>
-          <w:tcPr>
-            <w:tcW w:w="1831" w:type="pct"/>
-          </w:tcPr>
-          <w:p>
-            <w:pPr>
-              <w:keepNext/>
-              <w:keepLines/>
-              <w:spacing w:after="0"/>
-              <w:rPr>
-                <w:rFonts w:asciiTheme="majorBidi" w:hAnsiTheme="majorBidi" w:cstheme="majorBidi"/>
-                <w:sz w:val="18"/>
-                <w:szCs w:val="18"/>
-                <w:lang w:bidi="ar-IQ"/>
-              </w:rPr>
-            </w:pPr>
-            <w:r>
-              <w:rPr>
-                <w:rFonts w:asciiTheme="majorBidi" w:hAnsiTheme="majorBidi" w:cstheme="majorBidi"/>
-                <w:sz w:val="18"/>
-                <w:szCs w:val="18"/>
-                <w:rtl/>
-                <w:lang w:bidi="ar-IQ"/>
-              </w:rPr>
-              <w:t xml:space="preserve"/>
-            </w:r>
-          </w:p>
-        </w:tc>
-        <w:tc>
-          <w:tcPr>
-            <w:tcW w:w="339" w:type="pct"/>
-          </w:tcPr>
-          <w:p>
-            <w:pPr>
-              <w:keepNext/>
-              <w:keepLines/>
-              <w:spacing w:after="0"/>
-              <w:rPr>
-                <w:rFonts w:asciiTheme="majorBidi" w:hAnsiTheme="majorBidi" w:cstheme="majorBidi"/>
-                <w:sz w:val="18"/>
-                <w:szCs w:val="18"/>
-                <w:lang w:bidi="ar-IQ"/>
-              </w:rPr>
-            </w:pPr>
-            <w:r>
-              <w:rPr>
-                <w:rFonts w:asciiTheme="majorBidi" w:hAnsiTheme="majorBidi" w:cstheme="majorBidi"/>
-                <w:sz w:val="18"/>
-                <w:szCs w:val="18"/>
-                <w:rtl/>
-                <w:lang w:bidi="ar-IQ"/>
-              </w:rPr>
-              <w:t xml:space="preserve"/>
-            </w:r>
-          </w:p>
-        </w:tc>
-        <w:tc>
-          <w:tcPr>
-            <w:tcW w:w="325" w:type="pct"/>
-          </w:tcPr>
-          <w:p>
-            <w:pPr>
-              <w:keepNext/>
-              <w:keepLines/>
-              <w:spacing w:after="0"/>
-              <w:rPr>
-                <w:rFonts w:asciiTheme="majorBidi" w:hAnsiTheme="majorBidi" w:cstheme="majorBidi"/>
-                <w:sz w:val="18"/>
-                <w:szCs w:val="18"/>
-              </w:rPr>
-            </w:pPr>
-            <w:r>
-              <w:rPr>
-                <w:rFonts w:asciiTheme="majorBidi" w:hAnsiTheme="majorBidi" w:cstheme="majorBidi"/>
-                <w:sz w:val="18"/>
-                <w:szCs w:val="18"/>
-                <w:rtl/>
-                <w:lang w:bidi="ar-IQ"/>
-              </w:rPr>
-              <w:t xml:space="preserve"/>
-            </w:r>
-          </w:p>
-        </w:tc>
-      </w:tr>
-      <w:tr>
-        <w:trPr>
-          <w:cantSplit/>
-        </w:trPr>
-        <w:tc>
-          <w:tcPr>
-            <w:tcW w:w="1828" w:type="pct"/>
-          </w:tcPr>
-          <w:p>
-            <w:pPr>
-              <w:keepNext/>
-              <w:keepLines/>
-              <w:spacing w:after="0"/>
-              <w:rPr>
-                <w:rFonts w:asciiTheme="majorBidi" w:hAnsiTheme="majorBidi" w:cstheme="majorBidi"/>
-                <w:sz w:val="18"/>
-                <w:szCs w:val="18"/>
-                <w:lang w:bidi="ar-IQ"/>
-              </w:rPr>
-            </w:pPr>
-            <w:r>
-              <w:rPr>
-                <w:rFonts w:asciiTheme="majorBidi" w:hAnsiTheme="majorBidi" w:cstheme="majorBidi"/>
-                <w:sz w:val="18"/>
-                <w:szCs w:val="18"/>
-                <w:rtl/>
-                <w:lang w:bidi="ar-IQ"/>
-              </w:rPr>
-              <w:t xml:space="preserve">معمارية الحاسوب</w:t>
-            </w:r>
-          </w:p>
-        </w:tc>
-        <w:tc>
-          <w:tcPr>
-            <w:tcW w:w="338" w:type="pct"/>
-          </w:tcPr>
-          <w:p>
-            <w:pPr>
-              <w:keepNext/>
-              <w:keepLines/>
-              <w:spacing w:after="0"/>
-              <w:rPr>
-                <w:rFonts w:asciiTheme="majorBidi" w:hAnsiTheme="majorBidi" w:cstheme="majorBidi"/>
-                <w:sz w:val="18"/>
-                <w:szCs w:val="18"/>
-                <w:lang w:bidi="ar-IQ"/>
-              </w:rPr>
-            </w:pPr>
-            <w:r>
-              <w:rPr>
-                <w:rFonts w:asciiTheme="majorBidi" w:hAnsiTheme="majorBidi" w:cstheme="majorBidi"/>
-                <w:sz w:val="18"/>
-                <w:szCs w:val="18"/>
-                <w:rtl/>
-                <w:lang w:bidi="ar-IQ"/>
-              </w:rPr>
-              <w:t xml:space="preserve">٥١</w:t>
-            </w:r>
-          </w:p>
-        </w:tc>
-        <w:tc>
-          <w:tcPr>
-            <w:tcW w:w="339" w:type="pct"/>
-          </w:tcPr>
-          <w:p>
-            <w:pPr>
-              <w:keepNext/>
-              <w:keepLines/>
-              <w:spacing w:after="0"/>
-              <w:rPr>
-                <w:rFonts w:asciiTheme="majorBidi" w:hAnsiTheme="majorBidi" w:cstheme="majorBidi"/>
-                <w:sz w:val="18"/>
-                <w:szCs w:val="18"/>
-                <w:lang w:bidi="ar-IQ"/>
-              </w:rPr>
-            </w:pPr>
-            <w:r>
-              <w:rPr>
-                <w:rFonts w:asciiTheme="majorBidi" w:hAnsiTheme="majorBidi" w:cstheme="majorBidi"/>
-                <w:sz w:val="18"/>
-                <w:szCs w:val="18"/>
-                <w:rtl/>
-                <w:lang w:bidi="ar-IQ"/>
-              </w:rPr>
-              <w:t xml:space="preserve">٣</w:t>
-            </w:r>
-          </w:p>
-        </w:tc>
-        <w:tc>
-          <w:tcPr>
-            <w:tcW w:w="1831" w:type="pct"/>
-          </w:tcPr>
-          <w:p>
-            <w:pPr>
-              <w:keepNext/>
-              <w:keepLines/>
-              <w:spacing w:after="0"/>
-              <w:rPr>
-                <w:rFonts w:asciiTheme="majorBidi" w:hAnsiTheme="majorBidi" w:cstheme="majorBidi"/>
-                <w:sz w:val="18"/>
-                <w:szCs w:val="18"/>
-                <w:lang w:bidi="ar-IQ"/>
-              </w:rPr>
-            </w:pPr>
-            <w:r>
-              <w:rPr>
-                <w:rFonts w:asciiTheme="majorBidi" w:hAnsiTheme="majorBidi" w:cstheme="majorBidi"/>
-                <w:sz w:val="18"/>
-                <w:szCs w:val="18"/>
-                <w:rtl/>
-                <w:lang w:bidi="ar-IQ"/>
-              </w:rPr>
-              <w:t xml:space="preserve"/>
-            </w:r>
-          </w:p>
-        </w:tc>
-        <w:tc>
-          <w:tcPr>
-            <w:tcW w:w="339" w:type="pct"/>
-          </w:tcPr>
-          <w:p>
-            <w:pPr>
-              <w:keepNext/>
-              <w:keepLines/>
-              <w:spacing w:after="0"/>
-              <w:rPr>
-                <w:rFonts w:asciiTheme="majorBidi" w:hAnsiTheme="majorBidi" w:cstheme="majorBidi"/>
-                <w:sz w:val="18"/>
-                <w:szCs w:val="18"/>
-                <w:lang w:bidi="ar-IQ"/>
-              </w:rPr>
-            </w:pPr>
-            <w:r>
-              <w:rPr>
-                <w:rFonts w:asciiTheme="majorBidi" w:hAnsiTheme="majorBidi" w:cstheme="majorBidi"/>
-                <w:sz w:val="18"/>
-                <w:szCs w:val="18"/>
-                <w:rtl/>
-                <w:lang w:bidi="ar-IQ"/>
-              </w:rPr>
-              <w:t xml:space="preserve"/>
-            </w:r>
-          </w:p>
-        </w:tc>
-        <w:tc>
-          <w:tcPr>
-            <w:tcW w:w="325" w:type="pct"/>
-          </w:tcPr>
-          <w:p>
-            <w:pPr>
-              <w:keepNext/>
-              <w:keepLines/>
-              <w:spacing w:after="0"/>
-              <w:rPr>
-                <w:rFonts w:asciiTheme="majorBidi" w:hAnsiTheme="majorBidi" w:cstheme="majorBidi"/>
-                <w:sz w:val="18"/>
-                <w:szCs w:val="18"/>
-              </w:rPr>
-            </w:pPr>
-            <w:r>
-              <w:rPr>
-                <w:rFonts w:asciiTheme="majorBidi" w:hAnsiTheme="majorBidi" w:cstheme="majorBidi"/>
-                <w:sz w:val="18"/>
-                <w:szCs w:val="18"/>
-                <w:rtl/>
-                <w:lang w:bidi="ar-IQ"/>
-              </w:rPr>
-              <w:t xml:space="preserve"/>
-            </w:r>
-          </w:p>
-        </w:tc>
-      </w:tr>
-      <w:tr>
-        <w:trPr>
-          <w:cantSplit/>
-        </w:trPr>
-        <w:tc>
-          <w:tcPr>
-            <w:tcW w:w="1828" w:type="pct"/>
-          </w:tcPr>
-          <w:p>
-            <w:pPr>
-              <w:keepNext/>
-              <w:keepLines/>
-              <w:spacing w:after="0"/>
-              <w:rPr>
-                <w:rFonts w:asciiTheme="majorBidi" w:hAnsiTheme="majorBidi" w:cstheme="majorBidi"/>
-                <w:sz w:val="18"/>
-                <w:szCs w:val="18"/>
-                <w:lang w:bidi="ar-IQ"/>
-              </w:rPr>
-            </w:pPr>
-            <w:r>
-              <w:rPr>
-                <w:rFonts w:asciiTheme="majorBidi" w:hAnsiTheme="majorBidi" w:cstheme="majorBidi"/>
-                <w:sz w:val="18"/>
-                <w:szCs w:val="18"/>
-                <w:rtl/>
-                <w:lang w:bidi="ar-IQ"/>
-              </w:rPr>
-              <w:t xml:space="preserve">مفاهيم لغات البرمجة</w:t>
-            </w:r>
-          </w:p>
-        </w:tc>
-        <w:tc>
-          <w:tcPr>
-            <w:tcW w:w="338" w:type="pct"/>
-          </w:tcPr>
-          <w:p>
-            <w:pPr>
-              <w:keepNext/>
-              <w:keepLines/>
-              <w:spacing w:after="0"/>
-              <w:rPr>
-                <w:rFonts w:asciiTheme="majorBidi" w:hAnsiTheme="majorBidi" w:cstheme="majorBidi"/>
-                <w:sz w:val="18"/>
-                <w:szCs w:val="18"/>
-                <w:lang w:bidi="ar-IQ"/>
-              </w:rPr>
-            </w:pPr>
-            <w:r>
-              <w:rPr>
-                <w:rFonts w:asciiTheme="majorBidi" w:hAnsiTheme="majorBidi" w:cstheme="majorBidi"/>
-                <w:sz w:val="18"/>
-                <w:szCs w:val="18"/>
-                <w:rtl/>
-                <w:lang w:bidi="ar-IQ"/>
-              </w:rPr>
-              <w:t xml:space="preserve">٥٠</w:t>
-            </w:r>
-          </w:p>
-        </w:tc>
-        <w:tc>
-          <w:tcPr>
-            <w:tcW w:w="339" w:type="pct"/>
-          </w:tcPr>
-          <w:p>
-            <w:pPr>
-              <w:keepNext/>
-              <w:keepLines/>
-              <w:spacing w:after="0"/>
-              <w:rPr>
-                <w:rFonts w:asciiTheme="majorBidi" w:hAnsiTheme="majorBidi" w:cstheme="majorBidi"/>
-                <w:sz w:val="18"/>
-                <w:szCs w:val="18"/>
-                <w:lang w:bidi="ar-IQ"/>
-              </w:rPr>
-            </w:pPr>
-            <w:r>
-              <w:rPr>
-                <w:rFonts w:asciiTheme="majorBidi" w:hAnsiTheme="majorBidi" w:cstheme="majorBidi"/>
-                <w:sz w:val="18"/>
-                <w:szCs w:val="18"/>
-                <w:rtl/>
-                <w:lang w:bidi="ar-IQ"/>
-              </w:rPr>
-              <w:t xml:space="preserve">٢</w:t>
-            </w:r>
-          </w:p>
-        </w:tc>
-        <w:tc>
-          <w:tcPr>
-            <w:tcW w:w="1831" w:type="pct"/>
-          </w:tcPr>
-          <w:p>
-            <w:pPr>
-              <w:keepNext/>
-              <w:keepLines/>
-              <w:spacing w:after="0"/>
-              <w:rPr>
-                <w:rFonts w:asciiTheme="majorBidi" w:hAnsiTheme="majorBidi" w:cstheme="majorBidi"/>
-                <w:sz w:val="18"/>
-                <w:szCs w:val="18"/>
-                <w:lang w:bidi="ar-IQ"/>
-              </w:rPr>
-            </w:pPr>
-            <w:r>
-              <w:rPr>
-                <w:rFonts w:asciiTheme="majorBidi" w:hAnsiTheme="majorBidi" w:cstheme="majorBidi"/>
-                <w:sz w:val="18"/>
-                <w:szCs w:val="18"/>
-                <w:rtl/>
-                <w:lang w:bidi="ar-IQ"/>
-              </w:rPr>
-              <w:t xml:space="preserve"/>
-            </w:r>
-          </w:p>
-        </w:tc>
-        <w:tc>
-          <w:tcPr>
-            <w:tcW w:w="339" w:type="pct"/>
-          </w:tcPr>
-          <w:p>
-            <w:pPr>
-              <w:keepNext/>
-              <w:keepLines/>
-              <w:spacing w:after="0"/>
-              <w:rPr>
-                <w:rFonts w:asciiTheme="majorBidi" w:hAnsiTheme="majorBidi" w:cstheme="majorBidi"/>
-                <w:sz w:val="18"/>
-                <w:szCs w:val="18"/>
-                <w:lang w:bidi="ar-IQ"/>
-              </w:rPr>
-            </w:pPr>
-            <w:r>
-              <w:rPr>
-                <w:rFonts w:asciiTheme="majorBidi" w:hAnsiTheme="majorBidi" w:cstheme="majorBidi"/>
-                <w:sz w:val="18"/>
-                <w:szCs w:val="18"/>
-                <w:rtl/>
-                <w:lang w:bidi="ar-IQ"/>
-              </w:rPr>
-              <w:t xml:space="preserve"/>
-            </w:r>
-          </w:p>
-        </w:tc>
-        <w:tc>
-          <w:tcPr>
-            <w:tcW w:w="325" w:type="pct"/>
-          </w:tcPr>
-          <w:p>
-            <w:pPr>
-              <w:keepNext/>
-              <w:keepLines/>
-              <w:spacing w:after="0"/>
-              <w:rPr>
-                <w:rFonts w:asciiTheme="majorBidi" w:hAnsiTheme="majorBidi" w:cstheme="majorBidi"/>
-                <w:sz w:val="18"/>
-                <w:szCs w:val="18"/>
-              </w:rPr>
-            </w:pPr>
-            <w:r>
-              <w:rPr>
-                <w:rFonts w:asciiTheme="majorBidi" w:hAnsiTheme="majorBidi" w:cstheme="majorBidi"/>
-                <w:sz w:val="18"/>
-                <w:szCs w:val="18"/>
-                <w:rtl/>
-                <w:lang w:bidi="ar-IQ"/>
-              </w:rPr>
-              <w:t xml:space="preserve"/>
-            </w:r>
-          </w:p>
-        </w:tc>
-      </w:tr>
-      <w:tr>
-        <w:trPr>
-          <w:cantSplit/>
-        </w:trPr>
-        <w:tc>
-          <w:tcPr>
-            <w:tcW w:w="1828" w:type="pct"/>
-          </w:tcPr>
-          <w:p>
-            <w:pPr>
-              <w:keepNext/>
-              <w:keepLines/>
-              <w:spacing w:after="0"/>
-              <w:rPr>
-                <w:rFonts w:asciiTheme="majorBidi" w:hAnsiTheme="majorBidi" w:cstheme="majorBidi"/>
-                <w:sz w:val="18"/>
-                <w:szCs w:val="18"/>
-                <w:lang w:bidi="ar-IQ"/>
-              </w:rPr>
-            </w:pPr>
-            <w:r>
-              <w:rPr>
-                <w:rFonts w:asciiTheme="majorBidi" w:hAnsiTheme="majorBidi" w:cstheme="majorBidi"/>
-                <w:sz w:val="18"/>
-                <w:szCs w:val="18"/>
-                <w:rtl/>
-                <w:lang w:bidi="ar-IQ"/>
-              </w:rPr>
-              <w:t xml:space="preserve">هندسة البرمجيات</w:t>
-            </w:r>
-          </w:p>
-        </w:tc>
-        <w:tc>
-          <w:tcPr>
-            <w:tcW w:w="338" w:type="pct"/>
-          </w:tcPr>
-          <w:p>
-            <w:pPr>
-              <w:keepNext/>
-              <w:keepLines/>
-              <w:spacing w:after="0"/>
-              <w:rPr>
-                <w:rFonts w:asciiTheme="majorBidi" w:hAnsiTheme="majorBidi" w:cstheme="majorBidi"/>
-                <w:sz w:val="18"/>
-                <w:szCs w:val="18"/>
-                <w:lang w:bidi="ar-IQ"/>
-              </w:rPr>
-            </w:pPr>
-            <w:r>
-              <w:rPr>
-                <w:rFonts w:asciiTheme="majorBidi" w:hAnsiTheme="majorBidi" w:cstheme="majorBidi"/>
-                <w:sz w:val="18"/>
-                <w:szCs w:val="18"/>
-                <w:rtl/>
-                <w:lang w:bidi="ar-IQ"/>
-              </w:rPr>
-              <w:t xml:space="preserve">٦٥</w:t>
-            </w:r>
-          </w:p>
-        </w:tc>
-        <w:tc>
-          <w:tcPr>
-            <w:tcW w:w="339" w:type="pct"/>
-          </w:tcPr>
-          <w:p>
-            <w:pPr>
-              <w:keepNext/>
-              <w:keepLines/>
-              <w:spacing w:after="0"/>
-              <w:rPr>
-                <w:rFonts w:asciiTheme="majorBidi" w:hAnsiTheme="majorBidi" w:cstheme="majorBidi"/>
-                <w:sz w:val="18"/>
-                <w:szCs w:val="18"/>
-                <w:lang w:bidi="ar-IQ"/>
-              </w:rPr>
-            </w:pPr>
-            <w:r>
-              <w:rPr>
-                <w:rFonts w:asciiTheme="majorBidi" w:hAnsiTheme="majorBidi" w:cstheme="majorBidi"/>
-                <w:sz w:val="18"/>
-                <w:szCs w:val="18"/>
-                <w:rtl/>
-                <w:lang w:bidi="ar-IQ"/>
-              </w:rPr>
-              <w:t xml:space="preserve">٣</w:t>
-            </w:r>
-          </w:p>
-        </w:tc>
-        <w:tc>
-          <w:tcPr>
-            <w:tcW w:w="1831" w:type="pct"/>
-          </w:tcPr>
-          <w:p>
-            <w:pPr>
-              <w:keepNext/>
-              <w:keepLines/>
-              <w:spacing w:after="0"/>
-              <w:rPr>
-                <w:rFonts w:asciiTheme="majorBidi" w:hAnsiTheme="majorBidi" w:cstheme="majorBidi"/>
-                <w:sz w:val="18"/>
-                <w:szCs w:val="18"/>
-                <w:lang w:bidi="ar-IQ"/>
-              </w:rPr>
-            </w:pPr>
-            <w:r>
-              <w:rPr>
-                <w:rFonts w:asciiTheme="majorBidi" w:hAnsiTheme="majorBidi" w:cstheme="majorBidi"/>
-                <w:sz w:val="18"/>
-                <w:szCs w:val="18"/>
-                <w:rtl/>
-                <w:lang w:bidi="ar-IQ"/>
-              </w:rPr>
-              <w:t xml:space="preserve"/>
-            </w:r>
-          </w:p>
-        </w:tc>
-        <w:tc>
-          <w:tcPr>
-            <w:tcW w:w="339" w:type="pct"/>
-          </w:tcPr>
-          <w:p>
-            <w:pPr>
-              <w:keepNext/>
-              <w:keepLines/>
-              <w:spacing w:after="0"/>
-              <w:rPr>
-                <w:rFonts w:asciiTheme="majorBidi" w:hAnsiTheme="majorBidi" w:cstheme="majorBidi"/>
-                <w:sz w:val="18"/>
-                <w:szCs w:val="18"/>
-                <w:lang w:bidi="ar-IQ"/>
-              </w:rPr>
-            </w:pPr>
-            <w:r>
-              <w:rPr>
-                <w:rFonts w:asciiTheme="majorBidi" w:hAnsiTheme="majorBidi" w:cstheme="majorBidi"/>
-                <w:sz w:val="18"/>
-                <w:szCs w:val="18"/>
-                <w:rtl/>
-                <w:lang w:bidi="ar-IQ"/>
-              </w:rPr>
-              <w:t xml:space="preserve"/>
-            </w:r>
-          </w:p>
-        </w:tc>
-        <w:tc>
-          <w:tcPr>
-            <w:tcW w:w="325" w:type="pct"/>
-          </w:tcPr>
-          <w:p>
-            <w:pPr>
-              <w:keepNext/>
-              <w:keepLines/>
-              <w:spacing w:after="0"/>
-              <w:rPr>
-                <w:rFonts w:asciiTheme="majorBidi" w:hAnsiTheme="majorBidi" w:cstheme="majorBidi"/>
-                <w:sz w:val="18"/>
-                <w:szCs w:val="18"/>
-              </w:rPr>
-            </w:pPr>
-            <w:r>
-              <w:rPr>
-                <w:rFonts w:asciiTheme="majorBidi" w:hAnsiTheme="majorBidi" w:cstheme="majorBidi"/>
-                <w:sz w:val="18"/>
-                <w:szCs w:val="18"/>
-                <w:rtl/>
-                <w:lang w:bidi="ar-IQ"/>
-              </w:rPr>
-              <w:t xml:space="preserve"/>
-            </w:r>
-          </w:p>
-        </w:tc>
-      </w:tr>
-      <w:tr>
-        <w:trPr>
-          <w:cantSplit/>
-        </w:trPr>
-        <w:tc>
-          <w:tcPr>
-            <w:tcW w:w="1828" w:type="pct"/>
-          </w:tcPr>
-          <w:p>
-            <w:pPr>
-              <w:keepNext/>
-              <w:keepLines/>
-              <w:spacing w:after="0"/>
-              <w:rPr>
-                <w:rFonts w:asciiTheme="majorBidi" w:hAnsiTheme="majorBidi" w:cstheme="majorBidi"/>
-                <w:sz w:val="18"/>
-                <w:szCs w:val="18"/>
-                <w:lang w:bidi="ar-IQ"/>
-              </w:rPr>
-            </w:pPr>
-            <w:r>
-              <w:rPr>
-                <w:rFonts w:asciiTheme="majorBidi" w:hAnsiTheme="majorBidi" w:cstheme="majorBidi"/>
-                <w:sz w:val="18"/>
-                <w:szCs w:val="18"/>
-                <w:rtl/>
-                <w:lang w:bidi="ar-IQ"/>
-              </w:rPr>
-              <w:t xml:space="preserve">هياكل البيانات ٢</w:t>
-            </w:r>
-          </w:p>
-        </w:tc>
-        <w:tc>
-          <w:tcPr>
-            <w:tcW w:w="338" w:type="pct"/>
-          </w:tcPr>
-          <w:p>
-            <w:pPr>
-              <w:keepNext/>
-              <w:keepLines/>
-              <w:spacing w:after="0"/>
-              <w:rPr>
-                <w:rFonts w:asciiTheme="majorBidi" w:hAnsiTheme="majorBidi" w:cstheme="majorBidi"/>
-                <w:sz w:val="18"/>
-                <w:szCs w:val="18"/>
-                <w:lang w:bidi="ar-IQ"/>
-              </w:rPr>
-            </w:pPr>
-            <w:r>
-              <w:rPr>
-                <w:rFonts w:asciiTheme="majorBidi" w:hAnsiTheme="majorBidi" w:cstheme="majorBidi"/>
-                <w:sz w:val="18"/>
-                <w:szCs w:val="18"/>
-                <w:rtl/>
-                <w:lang w:bidi="ar-IQ"/>
-              </w:rPr>
-              <w:t xml:space="preserve">٥٢</w:t>
-            </w:r>
-          </w:p>
-        </w:tc>
-        <w:tc>
-          <w:tcPr>
-            <w:tcW w:w="339" w:type="pct"/>
-          </w:tcPr>
-          <w:p>
-            <w:pPr>
-              <w:keepNext/>
-              <w:keepLines/>
-              <w:spacing w:after="0"/>
-              <w:rPr>
-                <w:rFonts w:asciiTheme="majorBidi" w:hAnsiTheme="majorBidi" w:cstheme="majorBidi"/>
-                <w:sz w:val="18"/>
-                <w:szCs w:val="18"/>
-                <w:lang w:bidi="ar-IQ"/>
-              </w:rPr>
-            </w:pPr>
-            <w:r>
-              <w:rPr>
-                <w:rFonts w:asciiTheme="majorBidi" w:hAnsiTheme="majorBidi" w:cstheme="majorBidi"/>
-                <w:sz w:val="18"/>
-                <w:szCs w:val="18"/>
-                <w:rtl/>
-                <w:lang w:bidi="ar-IQ"/>
-              </w:rPr>
-              <w:t xml:space="preserve">٣</w:t>
-            </w:r>
-          </w:p>
-        </w:tc>
-        <w:tc>
-          <w:tcPr>
-            <w:tcW w:w="1831" w:type="pct"/>
-          </w:tcPr>
-          <w:p>
-            <w:pPr>
-              <w:keepNext/>
-              <w:keepLines/>
-              <w:spacing w:after="0"/>
-              <w:rPr>
-                <w:rFonts w:asciiTheme="majorBidi" w:hAnsiTheme="majorBidi" w:cstheme="majorBidi"/>
-                <w:sz w:val="18"/>
-                <w:szCs w:val="18"/>
-                <w:lang w:bidi="ar-IQ"/>
-              </w:rPr>
-            </w:pPr>
-            <w:r>
-              <w:rPr>
-                <w:rFonts w:asciiTheme="majorBidi" w:hAnsiTheme="majorBidi" w:cstheme="majorBidi"/>
-                <w:sz w:val="18"/>
-                <w:szCs w:val="18"/>
-                <w:rtl/>
-                <w:lang w:bidi="ar-IQ"/>
-              </w:rPr>
-              <w:t xml:space="preserve"/>
-            </w:r>
-          </w:p>
-        </w:tc>
-        <w:tc>
-          <w:tcPr>
-            <w:tcW w:w="339" w:type="pct"/>
-          </w:tcPr>
-          <w:p>
-            <w:pPr>
-              <w:keepNext/>
-              <w:keepLines/>
-              <w:spacing w:after="0"/>
-              <w:rPr>
-                <w:rFonts w:asciiTheme="majorBidi" w:hAnsiTheme="majorBidi" w:cstheme="majorBidi"/>
-                <w:sz w:val="18"/>
-                <w:szCs w:val="18"/>
-                <w:lang w:bidi="ar-IQ"/>
-              </w:rPr>
-            </w:pPr>
-            <w:r>
-              <w:rPr>
-                <w:rFonts w:asciiTheme="majorBidi" w:hAnsiTheme="majorBidi" w:cstheme="majorBidi"/>
-                <w:sz w:val="18"/>
-                <w:szCs w:val="18"/>
-                <w:rtl/>
-                <w:lang w:bidi="ar-IQ"/>
-              </w:rPr>
-              <w:t xml:space="preserve"/>
-            </w:r>
-          </w:p>
-        </w:tc>
-        <w:tc>
-          <w:tcPr>
-            <w:tcW w:w="325" w:type="pct"/>
-          </w:tcPr>
-          <w:p>
-            <w:pPr>
-              <w:keepNext/>
-              <w:keepLines/>
-              <w:spacing w:after="0"/>
-              <w:rPr>
-                <w:rFonts w:asciiTheme="majorBidi" w:hAnsiTheme="majorBidi" w:cstheme="majorBidi"/>
-                <w:sz w:val="18"/>
-                <w:szCs w:val="18"/>
-              </w:rPr>
-            </w:pPr>
-            <w:r>
-              <w:rPr>
-                <w:rFonts w:asciiTheme="majorBidi" w:hAnsiTheme="majorBidi" w:cstheme="majorBidi"/>
-                <w:sz w:val="18"/>
-                <w:szCs w:val="18"/>
-                <w:rtl/>
-                <w:lang w:bidi="ar-IQ"/>
-              </w:rPr>
-              <w:t xml:space="preserve"/>
-            </w:r>
-          </w:p>
-        </w:tc>
-      </w:tr>
-    </w:tbl>
-    <w:p>
-      <w:pPr>
-        <w:keepNext/>
-        <w:keepLines/>
-        <w:spacing w:line="240" w:lineRule="auto"/>
-        <w:rPr>
-          <w:rFonts w:asciiTheme="majorBidi" w:hAnsiTheme="majorBidi" w:cstheme="majorBidi"/>
-          <w:lang w:bidi="ar-IQ"/>
-        </w:rPr>
-      </w:pPr>
-      <w:r>
-        <w:rPr>
-          <w:rFonts w:asciiTheme="majorBidi" w:hAnsiTheme="majorBidi" w:cstheme="majorBidi"/>
-          <w:rtl/>
-          <w:lang w:bidi="ar-IQ"/>
-        </w:rPr>
-        <w:t xml:space="preserve"/>
-      </w:r>
-    </w:p>
-    <w:tbl>
-      <w:tblPr>
-        <w:tblStyle w:val="TableGrid"/>
-        <w:bidiVisual/>
-        <w:tblW w:w="5000" w:type="pct"/>
-        <w:tblLayout w:type="fixed"/>
-        <w:tblLook w:val="04A0" w:firstRow="1" w:lastRow="0" w:firstColumn="1" w:lastColumn="0" w:noHBand="0" w:noVBand="1"/>
-      </w:tblPr>
-      <w:tblGrid>
-        <w:gridCol w:w="3822"/>
-        <w:gridCol w:w="707"/>
-        <w:gridCol w:w="709"/>
-        <w:gridCol w:w="3829"/>
-        <w:gridCol w:w="709"/>
-        <w:gridCol w:w="680"/>
-      </w:tblGrid>
-      <w:tr>
-        <w:trPr>
-          <w:cantSplit/>
-        </w:trPr>
-        <w:tc>
-          <w:tcPr>
-            <w:tcW w:w="2505" w:type="pct"/>
-            <w:gridSpan w:val="3"/>
-          </w:tcPr>
-          <w:p>
-            <w:pPr>
-              <w:keepNext/>
-              <w:keepLines/>
-              <w:spacing w:after="0"/>
-              <w:rPr>
-                <w:rFonts w:asciiTheme="majorBidi" w:hAnsiTheme="majorBidi" w:cstheme="majorBidi"/>
-                <w:sz w:val="18"/>
-                <w:szCs w:val="18"/>
-                <w:lang w:bidi="ar-IQ"/>
-              </w:rPr>
-            </w:pPr>
-            <w:r>
-              <w:rPr>
-                <w:rFonts w:asciiTheme="majorBidi" w:hAnsiTheme="majorBidi" w:cstheme="majorBidi"/>
-                <w:sz w:val="18"/>
-                <w:szCs w:val="18"/>
-                <w:rtl/>
-                <w:lang w:bidi="ar-IQ"/>
-              </w:rPr>
-              <w:t xml:space="preserve">العام: ٢٠١٩-٢٠٢٠</w:t>
-            </w:r>
-          </w:p>
-        </w:tc>
-        <w:tc>
-          <w:tcPr>
-            <w:tcW w:w="2495" w:type="pct"/>
-            <w:gridSpan w:val="3"/>
-          </w:tcPr>
-          <w:p>
-            <w:pPr>
-              <w:keepNext/>
-              <w:keepLines/>
-              <w:spacing w:after="0"/>
-              <w:rPr>
-                <w:rFonts w:asciiTheme="majorBidi" w:hAnsiTheme="majorBidi" w:cstheme="majorBidi"/>
-                <w:sz w:val="18"/>
-                <w:szCs w:val="18"/>
-              </w:rPr>
-            </w:pPr>
-            <w:r>
-              <w:rPr>
-                <w:rFonts w:asciiTheme="majorBidi" w:hAnsiTheme="majorBidi" w:cstheme="majorBidi"/>
-                <w:sz w:val="18"/>
-                <w:szCs w:val="18"/>
-                <w:rtl/>
-                <w:lang w:bidi="ar-IQ"/>
-              </w:rPr>
-              <w:t xml:space="preserve"/>
-            </w:r>
-          </w:p>
-        </w:tc>
-      </w:tr>
-      <w:tr>
-        <w:trPr>
-          <w:cantSplit/>
-        </w:trPr>
-        <w:tc>
-          <w:tcPr>
-            <w:tcW w:w="1828" w:type="pct"/>
-          </w:tcPr>
-          <w:p>
-            <w:pPr>
-              <w:keepNext/>
-              <w:keepLines/>
-              <w:spacing w:after="0"/>
-              <w:rPr>
-                <w:rFonts w:asciiTheme="majorBidi" w:hAnsiTheme="majorBidi" w:cstheme="majorBidi"/>
-                <w:b/>
-                <w:bCs/>
-                <w:sz w:val="18"/>
-                <w:szCs w:val="18"/>
-                <w:lang w:bidi="ar-IQ"/>
-              </w:rPr>
-            </w:pPr>
-            <w:r>
-              <w:rPr>
-                <w:rFonts w:asciiTheme="majorBidi" w:hAnsiTheme="majorBidi" w:cstheme="majorBidi"/>
-                <w:b/>
-                <w:bCs/>
-                <w:sz w:val="18"/>
-                <w:szCs w:val="18"/>
-                <w:rtl/>
-              </w:rPr>
-              <w:t>المادة الدراسية</w:t>
-            </w:r>
-          </w:p>
-        </w:tc>
-        <w:tc>
-          <w:tcPr>
-            <w:tcW w:w="338" w:type="pct"/>
-          </w:tcPr>
-          <w:p>
-            <w:pPr>
-              <w:keepNext/>
-              <w:keepLines/>
-              <w:spacing w:after="0"/>
-              <w:rPr>
-                <w:rFonts w:asciiTheme="majorBidi" w:hAnsiTheme="majorBidi" w:cstheme="majorBidi"/>
-                <w:b/>
-                <w:bCs/>
-                <w:sz w:val="18"/>
-                <w:szCs w:val="18"/>
-                <w:lang w:bidi="ar-IQ"/>
-              </w:rPr>
-            </w:pPr>
-            <w:r>
-              <w:rPr>
-                <w:rFonts w:asciiTheme="majorBidi" w:hAnsiTheme="majorBidi" w:cstheme="majorBidi"/>
-                <w:b/>
-                <w:bCs/>
-                <w:sz w:val="18"/>
-                <w:szCs w:val="18"/>
-                <w:rtl/>
-              </w:rPr>
-              <w:t>الدرجة</w:t>
-            </w:r>
-          </w:p>
-        </w:tc>
-        <w:tc>
-          <w:tcPr>
-            <w:tcW w:w="339" w:type="pct"/>
-          </w:tcPr>
-          <w:p>
-            <w:pPr>
-              <w:keepNext/>
-              <w:keepLines/>
-              <w:spacing w:after="0"/>
-              <w:rPr>
-                <w:rFonts w:asciiTheme="majorBidi" w:hAnsiTheme="majorBidi" w:cstheme="majorBidi"/>
-                <w:b/>
-                <w:bCs/>
-                <w:sz w:val="18"/>
-                <w:szCs w:val="18"/>
-                <w:lang w:bidi="ar-IQ"/>
-              </w:rPr>
-            </w:pPr>
-            <w:r>
-              <w:rPr>
-                <w:rFonts w:asciiTheme="majorBidi" w:hAnsiTheme="majorBidi" w:cstheme="majorBidi"/>
-                <w:b/>
-                <w:bCs/>
-                <w:sz w:val="18"/>
-                <w:szCs w:val="18"/>
-                <w:rtl/>
-              </w:rPr>
-              <w:t>الوحدة</w:t>
-            </w:r>
-          </w:p>
-        </w:tc>
-        <w:tc>
-          <w:tcPr>
-            <w:tcW w:w="1831" w:type="pct"/>
-          </w:tcPr>
-          <w:p>
-            <w:pPr>
-              <w:keepNext/>
-              <w:keepLines/>
-              <w:spacing w:after="0"/>
-              <w:rPr>
-                <w:rFonts w:asciiTheme="majorBidi" w:hAnsiTheme="majorBidi" w:cstheme="majorBidi"/>
-                <w:b/>
-                <w:bCs/>
-                <w:sz w:val="18"/>
-                <w:szCs w:val="18"/>
-                <w:lang w:bidi="ar-IQ"/>
-              </w:rPr>
-            </w:pPr>
-            <w:r>
-              <w:rPr>
-                <w:rFonts w:asciiTheme="majorBidi" w:hAnsiTheme="majorBidi" w:cstheme="majorBidi"/>
-                <w:b/>
-                <w:bCs/>
-                <w:sz w:val="18"/>
-                <w:szCs w:val="18"/>
-                <w:rtl/>
-              </w:rPr>
-              <w:t>المادة الدراسية</w:t>
-            </w:r>
-          </w:p>
-        </w:tc>
-        <w:tc>
-          <w:tcPr>
-            <w:tcW w:w="339" w:type="pct"/>
-          </w:tcPr>
-          <w:p>
-            <w:pPr>
-              <w:keepNext/>
-              <w:keepLines/>
-              <w:spacing w:after="0"/>
-              <w:rPr>
-                <w:rFonts w:asciiTheme="majorBidi" w:hAnsiTheme="majorBidi" w:cstheme="majorBidi"/>
-                <w:b/>
-                <w:bCs/>
-                <w:sz w:val="18"/>
-                <w:szCs w:val="18"/>
-                <w:lang w:bidi="ar-IQ"/>
-              </w:rPr>
-            </w:pPr>
-            <w:r>
-              <w:rPr>
-                <w:rFonts w:asciiTheme="majorBidi" w:hAnsiTheme="majorBidi" w:cstheme="majorBidi"/>
-                <w:b/>
-                <w:bCs/>
-                <w:sz w:val="18"/>
-                <w:szCs w:val="18"/>
-                <w:rtl/>
-              </w:rPr>
-              <w:t>الدرجة</w:t>
-            </w:r>
-          </w:p>
-        </w:tc>
-        <w:tc>
-          <w:tcPr>
-            <w:tcW w:w="325" w:type="pct"/>
-          </w:tcPr>
-          <w:p>
-            <w:pPr>
-              <w:keepNext/>
-              <w:keepLines/>
-              <w:spacing w:after="0"/>
-              <w:rPr>
-                <w:rFonts w:asciiTheme="majorBidi" w:hAnsiTheme="majorBidi" w:cstheme="majorBidi"/>
-                <w:b/>
-                <w:bCs/>
-                <w:sz w:val="18"/>
-                <w:szCs w:val="18"/>
-              </w:rPr>
-            </w:pPr>
-            <w:r>
-              <w:rPr>
-                <w:rFonts w:asciiTheme="majorBidi" w:hAnsiTheme="majorBidi" w:cstheme="majorBidi"/>
-                <w:b/>
-                <w:bCs/>
-                <w:sz w:val="18"/>
-                <w:szCs w:val="18"/>
-                <w:rtl/>
-              </w:rPr>
-              <w:t>الوحدة</w:t>
-            </w:r>
-          </w:p>
-        </w:tc>
-      </w:tr>
-      <w:tr>
-        <w:trPr>
-          <w:cantSplit/>
-        </w:trPr>
-        <w:tc>
-          <w:tcPr>
-            <w:tcW w:w="1828" w:type="pct"/>
-          </w:tcPr>
-          <w:p>
-            <w:pPr>
-              <w:keepNext/>
-              <w:keepLines/>
-              <w:spacing w:after="0"/>
-              <w:rPr>
-                <w:rFonts w:asciiTheme="majorBidi" w:hAnsiTheme="majorBidi" w:cstheme="majorBidi"/>
-                <w:sz w:val="18"/>
-                <w:szCs w:val="18"/>
-                <w:lang w:bidi="ar-IQ"/>
-              </w:rPr>
-            </w:pPr>
-            <w:r>
-              <w:rPr>
-                <w:rFonts w:asciiTheme="majorBidi" w:hAnsiTheme="majorBidi" w:cstheme="majorBidi"/>
-                <w:sz w:val="18"/>
-                <w:szCs w:val="18"/>
-                <w:rtl/>
-                <w:lang w:bidi="ar-IQ"/>
-              </w:rPr>
-              <w:t xml:space="preserve">الحوسبة السحابية</w:t>
-            </w:r>
-          </w:p>
-        </w:tc>
-        <w:tc>
-          <w:tcPr>
-            <w:tcW w:w="338" w:type="pct"/>
-          </w:tcPr>
-          <w:p>
-            <w:pPr>
-              <w:keepNext/>
-              <w:keepLines/>
-              <w:spacing w:after="0"/>
-              <w:rPr>
-                <w:rFonts w:asciiTheme="majorBidi" w:hAnsiTheme="majorBidi" w:cstheme="majorBidi"/>
-                <w:sz w:val="18"/>
-                <w:szCs w:val="18"/>
-                <w:lang w:bidi="ar-IQ"/>
-              </w:rPr>
-            </w:pPr>
-            <w:r>
-              <w:rPr>
-                <w:rFonts w:asciiTheme="majorBidi" w:hAnsiTheme="majorBidi" w:cstheme="majorBidi"/>
-                <w:sz w:val="18"/>
-                <w:szCs w:val="18"/>
-                <w:rtl/>
-                <w:lang w:bidi="ar-IQ"/>
-              </w:rPr>
-              <w:t xml:space="preserve">٨٤</w:t>
-            </w:r>
-          </w:p>
-        </w:tc>
-        <w:tc>
-          <w:tcPr>
-            <w:tcW w:w="339" w:type="pct"/>
-          </w:tcPr>
-          <w:p>
-            <w:pPr>
-              <w:keepNext/>
-              <w:keepLines/>
-              <w:spacing w:after="0"/>
-              <w:rPr>
-                <w:rFonts w:asciiTheme="majorBidi" w:hAnsiTheme="majorBidi" w:cstheme="majorBidi"/>
-                <w:sz w:val="18"/>
-                <w:szCs w:val="18"/>
-                <w:lang w:bidi="ar-IQ"/>
-              </w:rPr>
-            </w:pPr>
-            <w:r>
-              <w:rPr>
-                <w:rFonts w:asciiTheme="majorBidi" w:hAnsiTheme="majorBidi" w:cstheme="majorBidi"/>
-                <w:sz w:val="18"/>
-                <w:szCs w:val="18"/>
-                <w:rtl/>
-                <w:lang w:bidi="ar-IQ"/>
-              </w:rPr>
-              <w:t xml:space="preserve">٢</w:t>
-            </w:r>
-          </w:p>
-        </w:tc>
-        <w:tc>
-          <w:tcPr>
-            <w:tcW w:w="1831" w:type="pct"/>
-          </w:tcPr>
-          <w:p>
-            <w:pPr>
-              <w:keepNext/>
-              <w:keepLines/>
-              <w:spacing w:after="0"/>
-              <w:rPr>
-                <w:rFonts w:asciiTheme="majorBidi" w:hAnsiTheme="majorBidi" w:cstheme="majorBidi"/>
-                <w:sz w:val="18"/>
-                <w:szCs w:val="18"/>
-                <w:lang w:bidi="ar-IQ"/>
-              </w:rPr>
-            </w:pPr>
-            <w:r>
-              <w:rPr>
-                <w:rFonts w:asciiTheme="majorBidi" w:hAnsiTheme="majorBidi" w:cstheme="majorBidi"/>
-                <w:sz w:val="18"/>
-                <w:szCs w:val="18"/>
-                <w:rtl/>
-                <w:lang w:bidi="ar-IQ"/>
-              </w:rPr>
-              <w:t xml:space="preserve"/>
-            </w:r>
-          </w:p>
-        </w:tc>
-        <w:tc>
-          <w:tcPr>
-            <w:tcW w:w="339" w:type="pct"/>
-          </w:tcPr>
-          <w:p>
-            <w:pPr>
-              <w:keepNext/>
-              <w:keepLines/>
-              <w:spacing w:after="0"/>
-              <w:rPr>
-                <w:rFonts w:asciiTheme="majorBidi" w:hAnsiTheme="majorBidi" w:cstheme="majorBidi"/>
-                <w:sz w:val="18"/>
-                <w:szCs w:val="18"/>
-                <w:lang w:bidi="ar-IQ"/>
-              </w:rPr>
-            </w:pPr>
-            <w:r>
-              <w:rPr>
-                <w:rFonts w:asciiTheme="majorBidi" w:hAnsiTheme="majorBidi" w:cstheme="majorBidi"/>
-                <w:sz w:val="18"/>
-                <w:szCs w:val="18"/>
-                <w:rtl/>
-                <w:lang w:bidi="ar-IQ"/>
-              </w:rPr>
-              <w:t xml:space="preserve"/>
-            </w:r>
-          </w:p>
-        </w:tc>
-        <w:tc>
-          <w:tcPr>
-            <w:tcW w:w="325" w:type="pct"/>
-          </w:tcPr>
-          <w:p>
-            <w:pPr>
-              <w:keepNext/>
-              <w:keepLines/>
-              <w:spacing w:after="0"/>
-              <w:rPr>
-                <w:rFonts w:asciiTheme="majorBidi" w:hAnsiTheme="majorBidi" w:cstheme="majorBidi"/>
-                <w:sz w:val="18"/>
-                <w:szCs w:val="18"/>
-              </w:rPr>
-            </w:pPr>
-            <w:r>
-              <w:rPr>
-                <w:rFonts w:asciiTheme="majorBidi" w:hAnsiTheme="majorBidi" w:cstheme="majorBidi"/>
-                <w:sz w:val="18"/>
-                <w:szCs w:val="18"/>
-                <w:rtl/>
-                <w:lang w:bidi="ar-IQ"/>
-              </w:rPr>
-              <w:t xml:space="preserve"/>
-            </w:r>
-          </w:p>
-        </w:tc>
-      </w:tr>
-      <w:tr>
-        <w:trPr>
-          <w:cantSplit/>
-        </w:trPr>
-        <w:tc>
-          <w:tcPr>
-            <w:tcW w:w="1828" w:type="pct"/>
-          </w:tcPr>
-          <w:p>
-            <w:pPr>
-              <w:keepNext/>
-              <w:keepLines/>
-              <w:spacing w:after="0"/>
-              <w:rPr>
-                <w:rFonts w:asciiTheme="majorBidi" w:hAnsiTheme="majorBidi" w:cstheme="majorBidi"/>
-                <w:sz w:val="18"/>
-                <w:szCs w:val="18"/>
-                <w:lang w:bidi="ar-IQ"/>
-              </w:rPr>
-            </w:pPr>
-            <w:r>
-              <w:rPr>
-                <w:rFonts w:asciiTheme="majorBidi" w:hAnsiTheme="majorBidi" w:cstheme="majorBidi"/>
-                <w:sz w:val="18"/>
-                <w:szCs w:val="18"/>
-                <w:rtl/>
-                <w:lang w:bidi="ar-IQ"/>
-              </w:rPr>
-              <w:t xml:space="preserve">الذكاء الحاسوبي</w:t>
-            </w:r>
-          </w:p>
-        </w:tc>
-        <w:tc>
-          <w:tcPr>
-            <w:tcW w:w="338" w:type="pct"/>
-          </w:tcPr>
-          <w:p>
-            <w:pPr>
-              <w:keepNext/>
-              <w:keepLines/>
-              <w:spacing w:after="0"/>
-              <w:rPr>
-                <w:rFonts w:asciiTheme="majorBidi" w:hAnsiTheme="majorBidi" w:cstheme="majorBidi"/>
-                <w:sz w:val="18"/>
-                <w:szCs w:val="18"/>
-                <w:lang w:bidi="ar-IQ"/>
-              </w:rPr>
-            </w:pPr>
-            <w:r>
-              <w:rPr>
-                <w:rFonts w:asciiTheme="majorBidi" w:hAnsiTheme="majorBidi" w:cstheme="majorBidi"/>
-                <w:sz w:val="18"/>
-                <w:szCs w:val="18"/>
-                <w:rtl/>
-                <w:lang w:bidi="ar-IQ"/>
-              </w:rPr>
-              <w:t xml:space="preserve">٦٨</w:t>
-            </w:r>
-          </w:p>
-        </w:tc>
-        <w:tc>
-          <w:tcPr>
-            <w:tcW w:w="339" w:type="pct"/>
-          </w:tcPr>
-          <w:p>
-            <w:pPr>
-              <w:keepNext/>
-              <w:keepLines/>
-              <w:spacing w:after="0"/>
-              <w:rPr>
-                <w:rFonts w:asciiTheme="majorBidi" w:hAnsiTheme="majorBidi" w:cstheme="majorBidi"/>
-                <w:sz w:val="18"/>
-                <w:szCs w:val="18"/>
-                <w:lang w:bidi="ar-IQ"/>
-              </w:rPr>
-            </w:pPr>
-            <w:r>
-              <w:rPr>
-                <w:rFonts w:asciiTheme="majorBidi" w:hAnsiTheme="majorBidi" w:cstheme="majorBidi"/>
-                <w:sz w:val="18"/>
-                <w:szCs w:val="18"/>
-                <w:rtl/>
-                <w:lang w:bidi="ar-IQ"/>
-              </w:rPr>
-              <w:t xml:space="preserve">٣</w:t>
-            </w:r>
-          </w:p>
-        </w:tc>
-        <w:tc>
-          <w:tcPr>
-            <w:tcW w:w="1831" w:type="pct"/>
-          </w:tcPr>
-          <w:p>
-            <w:pPr>
-              <w:keepNext/>
-              <w:keepLines/>
-              <w:spacing w:after="0"/>
-              <w:rPr>
-                <w:rFonts w:asciiTheme="majorBidi" w:hAnsiTheme="majorBidi" w:cstheme="majorBidi"/>
-                <w:sz w:val="18"/>
-                <w:szCs w:val="18"/>
-                <w:lang w:bidi="ar-IQ"/>
-              </w:rPr>
-            </w:pPr>
-            <w:r>
-              <w:rPr>
-                <w:rFonts w:asciiTheme="majorBidi" w:hAnsiTheme="majorBidi" w:cstheme="majorBidi"/>
-                <w:sz w:val="18"/>
-                <w:szCs w:val="18"/>
-                <w:rtl/>
-                <w:lang w:bidi="ar-IQ"/>
-              </w:rPr>
-              <w:t xml:space="preserve"/>
-            </w:r>
-          </w:p>
-        </w:tc>
-        <w:tc>
-          <w:tcPr>
-            <w:tcW w:w="339" w:type="pct"/>
-          </w:tcPr>
-          <w:p>
-            <w:pPr>
-              <w:keepNext/>
-              <w:keepLines/>
-              <w:spacing w:after="0"/>
-              <w:rPr>
-                <w:rFonts w:asciiTheme="majorBidi" w:hAnsiTheme="majorBidi" w:cstheme="majorBidi"/>
-                <w:sz w:val="18"/>
-                <w:szCs w:val="18"/>
-                <w:lang w:bidi="ar-IQ"/>
-              </w:rPr>
-            </w:pPr>
-            <w:r>
-              <w:rPr>
-                <w:rFonts w:asciiTheme="majorBidi" w:hAnsiTheme="majorBidi" w:cstheme="majorBidi"/>
-                <w:sz w:val="18"/>
-                <w:szCs w:val="18"/>
-                <w:rtl/>
-                <w:lang w:bidi="ar-IQ"/>
-              </w:rPr>
-              <w:t xml:space="preserve"/>
-            </w:r>
-          </w:p>
-        </w:tc>
-        <w:tc>
-          <w:tcPr>
-            <w:tcW w:w="325" w:type="pct"/>
-          </w:tcPr>
-          <w:p>
-            <w:pPr>
-              <w:keepNext/>
-              <w:keepLines/>
-              <w:spacing w:after="0"/>
-              <w:rPr>
-                <w:rFonts w:asciiTheme="majorBidi" w:hAnsiTheme="majorBidi" w:cstheme="majorBidi"/>
-                <w:sz w:val="18"/>
-                <w:szCs w:val="18"/>
-              </w:rPr>
-            </w:pPr>
-            <w:r>
-              <w:rPr>
-                <w:rFonts w:asciiTheme="majorBidi" w:hAnsiTheme="majorBidi" w:cstheme="majorBidi"/>
-                <w:sz w:val="18"/>
-                <w:szCs w:val="18"/>
-                <w:rtl/>
-                <w:lang w:bidi="ar-IQ"/>
-              </w:rPr>
-              <w:t xml:space="preserve"/>
-            </w:r>
-          </w:p>
-        </w:tc>
-      </w:tr>
-      <w:tr>
-        <w:trPr>
-          <w:cantSplit/>
-        </w:trPr>
-        <w:tc>
-          <w:tcPr>
-            <w:tcW w:w="1828" w:type="pct"/>
-          </w:tcPr>
-          <w:p>
-            <w:pPr>
-              <w:keepNext/>
-              <w:keepLines/>
-              <w:spacing w:after="0"/>
-              <w:rPr>
-                <w:rFonts w:asciiTheme="majorBidi" w:hAnsiTheme="majorBidi" w:cstheme="majorBidi"/>
-                <w:sz w:val="18"/>
-                <w:szCs w:val="18"/>
-                <w:lang w:bidi="ar-IQ"/>
-              </w:rPr>
-            </w:pPr>
-            <w:r>
-              <w:rPr>
-                <w:rFonts w:asciiTheme="majorBidi" w:hAnsiTheme="majorBidi" w:cstheme="majorBidi"/>
-                <w:sz w:val="18"/>
-                <w:szCs w:val="18"/>
-                <w:rtl/>
-                <w:lang w:bidi="ar-IQ"/>
-              </w:rPr>
-              <w:t xml:space="preserve">الرؤيا بالحاسوب</w:t>
-            </w:r>
-          </w:p>
-        </w:tc>
-        <w:tc>
-          <w:tcPr>
-            <w:tcW w:w="338" w:type="pct"/>
-          </w:tcPr>
-          <w:p>
-            <w:pPr>
-              <w:keepNext/>
-              <w:keepLines/>
-              <w:spacing w:after="0"/>
-              <w:rPr>
-                <w:rFonts w:asciiTheme="majorBidi" w:hAnsiTheme="majorBidi" w:cstheme="majorBidi"/>
-                <w:sz w:val="18"/>
-                <w:szCs w:val="18"/>
-                <w:lang w:bidi="ar-IQ"/>
-              </w:rPr>
-            </w:pPr>
-            <w:r>
-              <w:rPr>
-                <w:rFonts w:asciiTheme="majorBidi" w:hAnsiTheme="majorBidi" w:cstheme="majorBidi"/>
-                <w:sz w:val="18"/>
-                <w:szCs w:val="18"/>
-                <w:rtl/>
-                <w:lang w:bidi="ar-IQ"/>
-              </w:rPr>
-              <w:t xml:space="preserve">٧٨</w:t>
-            </w:r>
-          </w:p>
-        </w:tc>
-        <w:tc>
-          <w:tcPr>
-            <w:tcW w:w="339" w:type="pct"/>
-          </w:tcPr>
-          <w:p>
-            <w:pPr>
-              <w:keepNext/>
-              <w:keepLines/>
-              <w:spacing w:after="0"/>
-              <w:rPr>
-                <w:rFonts w:asciiTheme="majorBidi" w:hAnsiTheme="majorBidi" w:cstheme="majorBidi"/>
-                <w:sz w:val="18"/>
-                <w:szCs w:val="18"/>
-                <w:lang w:bidi="ar-IQ"/>
-              </w:rPr>
-            </w:pPr>
-            <w:r>
-              <w:rPr>
-                <w:rFonts w:asciiTheme="majorBidi" w:hAnsiTheme="majorBidi" w:cstheme="majorBidi"/>
-                <w:sz w:val="18"/>
-                <w:szCs w:val="18"/>
-                <w:rtl/>
-                <w:lang w:bidi="ar-IQ"/>
-              </w:rPr>
-              <w:t xml:space="preserve">٣</w:t>
-            </w:r>
-          </w:p>
-        </w:tc>
-        <w:tc>
-          <w:tcPr>
-            <w:tcW w:w="1831" w:type="pct"/>
-          </w:tcPr>
-          <w:p>
-            <w:pPr>
-              <w:keepNext/>
-              <w:keepLines/>
-              <w:spacing w:after="0"/>
-              <w:rPr>
-                <w:rFonts w:asciiTheme="majorBidi" w:hAnsiTheme="majorBidi" w:cstheme="majorBidi"/>
-                <w:sz w:val="18"/>
-                <w:szCs w:val="18"/>
-                <w:lang w:bidi="ar-IQ"/>
-              </w:rPr>
-            </w:pPr>
-            <w:r>
-              <w:rPr>
-                <w:rFonts w:asciiTheme="majorBidi" w:hAnsiTheme="majorBidi" w:cstheme="majorBidi"/>
-                <w:sz w:val="18"/>
-                <w:szCs w:val="18"/>
-                <w:rtl/>
-                <w:lang w:bidi="ar-IQ"/>
-              </w:rPr>
-              <w:t xml:space="preserve"/>
-            </w:r>
-          </w:p>
-        </w:tc>
-        <w:tc>
-          <w:tcPr>
-            <w:tcW w:w="339" w:type="pct"/>
-          </w:tcPr>
-          <w:p>
-            <w:pPr>
-              <w:keepNext/>
-              <w:keepLines/>
-              <w:spacing w:after="0"/>
-              <w:rPr>
-                <w:rFonts w:asciiTheme="majorBidi" w:hAnsiTheme="majorBidi" w:cstheme="majorBidi"/>
-                <w:sz w:val="18"/>
-                <w:szCs w:val="18"/>
-                <w:lang w:bidi="ar-IQ"/>
-              </w:rPr>
-            </w:pPr>
-            <w:r>
-              <w:rPr>
-                <w:rFonts w:asciiTheme="majorBidi" w:hAnsiTheme="majorBidi" w:cstheme="majorBidi"/>
-                <w:sz w:val="18"/>
-                <w:szCs w:val="18"/>
-                <w:rtl/>
-                <w:lang w:bidi="ar-IQ"/>
-              </w:rPr>
-              <w:t xml:space="preserve"/>
-            </w:r>
-          </w:p>
-        </w:tc>
-        <w:tc>
-          <w:tcPr>
-            <w:tcW w:w="325" w:type="pct"/>
-          </w:tcPr>
-          <w:p>
-            <w:pPr>
-              <w:keepNext/>
-              <w:keepLines/>
-              <w:spacing w:after="0"/>
-              <w:rPr>
-                <w:rFonts w:asciiTheme="majorBidi" w:hAnsiTheme="majorBidi" w:cstheme="majorBidi"/>
-                <w:sz w:val="18"/>
-                <w:szCs w:val="18"/>
-              </w:rPr>
-            </w:pPr>
-            <w:r>
-              <w:rPr>
-                <w:rFonts w:asciiTheme="majorBidi" w:hAnsiTheme="majorBidi" w:cstheme="majorBidi"/>
-                <w:sz w:val="18"/>
-                <w:szCs w:val="18"/>
-                <w:rtl/>
-                <w:lang w:bidi="ar-IQ"/>
-              </w:rPr>
-              <w:t xml:space="preserve"/>
-            </w:r>
-          </w:p>
-        </w:tc>
-      </w:tr>
-      <w:tr>
-        <w:trPr>
-          <w:cantSplit/>
-        </w:trPr>
-        <w:tc>
-          <w:tcPr>
-            <w:tcW w:w="1828" w:type="pct"/>
-          </w:tcPr>
-          <w:p>
-            <w:pPr>
-              <w:keepNext/>
-              <w:keepLines/>
-              <w:spacing w:after="0"/>
-              <w:rPr>
-                <w:rFonts w:asciiTheme="majorBidi" w:hAnsiTheme="majorBidi" w:cstheme="majorBidi"/>
-                <w:sz w:val="18"/>
-                <w:szCs w:val="18"/>
-                <w:lang w:bidi="ar-IQ"/>
-              </w:rPr>
-            </w:pPr>
-            <w:r>
-              <w:rPr>
-                <w:rFonts w:asciiTheme="majorBidi" w:hAnsiTheme="majorBidi" w:cstheme="majorBidi"/>
-                <w:sz w:val="18"/>
-                <w:szCs w:val="18"/>
-                <w:rtl/>
-                <w:lang w:bidi="ar-IQ"/>
-              </w:rPr>
-              <w:t xml:space="preserve">المحاكاة بالحاسوب</w:t>
-            </w:r>
-          </w:p>
-        </w:tc>
-        <w:tc>
-          <w:tcPr>
-            <w:tcW w:w="338" w:type="pct"/>
-          </w:tcPr>
-          <w:p>
-            <w:pPr>
-              <w:keepNext/>
-              <w:keepLines/>
-              <w:spacing w:after="0"/>
-              <w:rPr>
-                <w:rFonts w:asciiTheme="majorBidi" w:hAnsiTheme="majorBidi" w:cstheme="majorBidi"/>
-                <w:sz w:val="18"/>
-                <w:szCs w:val="18"/>
-                <w:lang w:bidi="ar-IQ"/>
-              </w:rPr>
-            </w:pPr>
-            <w:r>
-              <w:rPr>
-                <w:rFonts w:asciiTheme="majorBidi" w:hAnsiTheme="majorBidi" w:cstheme="majorBidi"/>
-                <w:sz w:val="18"/>
-                <w:szCs w:val="18"/>
-                <w:rtl/>
-                <w:lang w:bidi="ar-IQ"/>
-              </w:rPr>
-              <w:t xml:space="preserve">٨٠</w:t>
-            </w:r>
-          </w:p>
-        </w:tc>
-        <w:tc>
-          <w:tcPr>
-            <w:tcW w:w="339" w:type="pct"/>
-          </w:tcPr>
-          <w:p>
-            <w:pPr>
-              <w:keepNext/>
-              <w:keepLines/>
-              <w:spacing w:after="0"/>
-              <w:rPr>
-                <w:rFonts w:asciiTheme="majorBidi" w:hAnsiTheme="majorBidi" w:cstheme="majorBidi"/>
-                <w:sz w:val="18"/>
-                <w:szCs w:val="18"/>
-                <w:lang w:bidi="ar-IQ"/>
-              </w:rPr>
-            </w:pPr>
-            <w:r>
-              <w:rPr>
-                <w:rFonts w:asciiTheme="majorBidi" w:hAnsiTheme="majorBidi" w:cstheme="majorBidi"/>
-                <w:sz w:val="18"/>
-                <w:szCs w:val="18"/>
-                <w:rtl/>
-                <w:lang w:bidi="ar-IQ"/>
-              </w:rPr>
-              <w:t xml:space="preserve">٣</w:t>
-            </w:r>
-          </w:p>
-        </w:tc>
-        <w:tc>
-          <w:tcPr>
-            <w:tcW w:w="1831" w:type="pct"/>
-          </w:tcPr>
-          <w:p>
-            <w:pPr>
-              <w:keepNext/>
-              <w:keepLines/>
-              <w:spacing w:after="0"/>
-              <w:rPr>
-                <w:rFonts w:asciiTheme="majorBidi" w:hAnsiTheme="majorBidi" w:cstheme="majorBidi"/>
-                <w:sz w:val="18"/>
-                <w:szCs w:val="18"/>
-                <w:lang w:bidi="ar-IQ"/>
-              </w:rPr>
-            </w:pPr>
-            <w:r>
-              <w:rPr>
-                <w:rFonts w:asciiTheme="majorBidi" w:hAnsiTheme="majorBidi" w:cstheme="majorBidi"/>
-                <w:sz w:val="18"/>
-                <w:szCs w:val="18"/>
-                <w:rtl/>
-                <w:lang w:bidi="ar-IQ"/>
-              </w:rPr>
-              <w:t xml:space="preserve"/>
-            </w:r>
-          </w:p>
-        </w:tc>
-        <w:tc>
-          <w:tcPr>
-            <w:tcW w:w="339" w:type="pct"/>
-          </w:tcPr>
-          <w:p>
-            <w:pPr>
-              <w:keepNext/>
-              <w:keepLines/>
-              <w:spacing w:after="0"/>
-              <w:rPr>
-                <w:rFonts w:asciiTheme="majorBidi" w:hAnsiTheme="majorBidi" w:cstheme="majorBidi"/>
-                <w:sz w:val="18"/>
-                <w:szCs w:val="18"/>
-                <w:lang w:bidi="ar-IQ"/>
-              </w:rPr>
-            </w:pPr>
-            <w:r>
-              <w:rPr>
-                <w:rFonts w:asciiTheme="majorBidi" w:hAnsiTheme="majorBidi" w:cstheme="majorBidi"/>
-                <w:sz w:val="18"/>
-                <w:szCs w:val="18"/>
-                <w:rtl/>
-                <w:lang w:bidi="ar-IQ"/>
-              </w:rPr>
-              <w:t xml:space="preserve"/>
-            </w:r>
-          </w:p>
-        </w:tc>
-        <w:tc>
-          <w:tcPr>
-            <w:tcW w:w="325" w:type="pct"/>
-          </w:tcPr>
-          <w:p>
-            <w:pPr>
-              <w:keepNext/>
-              <w:keepLines/>
-              <w:spacing w:after="0"/>
-              <w:rPr>
-                <w:rFonts w:asciiTheme="majorBidi" w:hAnsiTheme="majorBidi" w:cstheme="majorBidi"/>
-                <w:sz w:val="18"/>
-                <w:szCs w:val="18"/>
-              </w:rPr>
-            </w:pPr>
-            <w:r>
-              <w:rPr>
-                <w:rFonts w:asciiTheme="majorBidi" w:hAnsiTheme="majorBidi" w:cstheme="majorBidi"/>
-                <w:sz w:val="18"/>
-                <w:szCs w:val="18"/>
-                <w:rtl/>
-                <w:lang w:bidi="ar-IQ"/>
-              </w:rPr>
-              <w:t xml:space="preserve"/>
-            </w:r>
-          </w:p>
-        </w:tc>
-      </w:tr>
-      <w:tr>
-        <w:trPr>
-          <w:cantSplit/>
-        </w:trPr>
-        <w:tc>
-          <w:tcPr>
-            <w:tcW w:w="1828" w:type="pct"/>
-          </w:tcPr>
-          <w:p>
-            <w:pPr>
-              <w:keepNext/>
-              <w:keepLines/>
-              <w:spacing w:after="0"/>
-              <w:rPr>
-                <w:rFonts w:asciiTheme="majorBidi" w:hAnsiTheme="majorBidi" w:cstheme="majorBidi"/>
-                <w:sz w:val="18"/>
-                <w:szCs w:val="18"/>
-                <w:lang w:bidi="ar-IQ"/>
-              </w:rPr>
-            </w:pPr>
-            <w:r>
-              <w:rPr>
-                <w:rFonts w:asciiTheme="majorBidi" w:hAnsiTheme="majorBidi" w:cstheme="majorBidi"/>
-                <w:sz w:val="18"/>
-                <w:szCs w:val="18"/>
-                <w:rtl/>
-                <w:lang w:bidi="ar-IQ"/>
-              </w:rPr>
-              <w:t xml:space="preserve">امنية الحاسوب</w:t>
-            </w:r>
-          </w:p>
-        </w:tc>
-        <w:tc>
-          <w:tcPr>
-            <w:tcW w:w="338" w:type="pct"/>
-          </w:tcPr>
-          <w:p>
-            <w:pPr>
-              <w:keepNext/>
-              <w:keepLines/>
-              <w:spacing w:after="0"/>
-              <w:rPr>
-                <w:rFonts w:asciiTheme="majorBidi" w:hAnsiTheme="majorBidi" w:cstheme="majorBidi"/>
-                <w:sz w:val="18"/>
-                <w:szCs w:val="18"/>
-                <w:lang w:bidi="ar-IQ"/>
-              </w:rPr>
-            </w:pPr>
-            <w:r>
-              <w:rPr>
-                <w:rFonts w:asciiTheme="majorBidi" w:hAnsiTheme="majorBidi" w:cstheme="majorBidi"/>
-                <w:sz w:val="18"/>
-                <w:szCs w:val="18"/>
-                <w:rtl/>
-                <w:lang w:bidi="ar-IQ"/>
-              </w:rPr>
-              <w:t xml:space="preserve">٨٠</w:t>
-            </w:r>
-          </w:p>
-        </w:tc>
-        <w:tc>
-          <w:tcPr>
-            <w:tcW w:w="339" w:type="pct"/>
-          </w:tcPr>
-          <w:p>
-            <w:pPr>
-              <w:keepNext/>
-              <w:keepLines/>
-              <w:spacing w:after="0"/>
-              <w:rPr>
-                <w:rFonts w:asciiTheme="majorBidi" w:hAnsiTheme="majorBidi" w:cstheme="majorBidi"/>
-                <w:sz w:val="18"/>
-                <w:szCs w:val="18"/>
-                <w:lang w:bidi="ar-IQ"/>
-              </w:rPr>
-            </w:pPr>
-            <w:r>
-              <w:rPr>
-                <w:rFonts w:asciiTheme="majorBidi" w:hAnsiTheme="majorBidi" w:cstheme="majorBidi"/>
-                <w:sz w:val="18"/>
-                <w:szCs w:val="18"/>
-                <w:rtl/>
-                <w:lang w:bidi="ar-IQ"/>
-              </w:rPr>
-              <w:t xml:space="preserve">٣</w:t>
-            </w:r>
-          </w:p>
-        </w:tc>
-        <w:tc>
-          <w:tcPr>
-            <w:tcW w:w="1831" w:type="pct"/>
-          </w:tcPr>
-          <w:p>
-            <w:pPr>
-              <w:keepNext/>
-              <w:keepLines/>
-              <w:spacing w:after="0"/>
-              <w:rPr>
-                <w:rFonts w:asciiTheme="majorBidi" w:hAnsiTheme="majorBidi" w:cstheme="majorBidi"/>
-                <w:sz w:val="18"/>
-                <w:szCs w:val="18"/>
-                <w:lang w:bidi="ar-IQ"/>
-              </w:rPr>
-            </w:pPr>
-            <w:r>
-              <w:rPr>
-                <w:rFonts w:asciiTheme="majorBidi" w:hAnsiTheme="majorBidi" w:cstheme="majorBidi"/>
-                <w:sz w:val="18"/>
-                <w:szCs w:val="18"/>
-                <w:rtl/>
-                <w:lang w:bidi="ar-IQ"/>
-              </w:rPr>
-              <w:t xml:space="preserve"/>
-            </w:r>
-          </w:p>
-        </w:tc>
-        <w:tc>
-          <w:tcPr>
-            <w:tcW w:w="339" w:type="pct"/>
-          </w:tcPr>
-          <w:p>
-            <w:pPr>
-              <w:keepNext/>
-              <w:keepLines/>
-              <w:spacing w:after="0"/>
-              <w:rPr>
-                <w:rFonts w:asciiTheme="majorBidi" w:hAnsiTheme="majorBidi" w:cstheme="majorBidi"/>
-                <w:sz w:val="18"/>
-                <w:szCs w:val="18"/>
-                <w:lang w:bidi="ar-IQ"/>
-              </w:rPr>
-            </w:pPr>
-            <w:r>
-              <w:rPr>
-                <w:rFonts w:asciiTheme="majorBidi" w:hAnsiTheme="majorBidi" w:cstheme="majorBidi"/>
-                <w:sz w:val="18"/>
-                <w:szCs w:val="18"/>
-                <w:rtl/>
-                <w:lang w:bidi="ar-IQ"/>
-              </w:rPr>
-              <w:t xml:space="preserve"/>
-            </w:r>
-          </w:p>
-        </w:tc>
-        <w:tc>
-          <w:tcPr>
-            <w:tcW w:w="325" w:type="pct"/>
-          </w:tcPr>
-          <w:p>
-            <w:pPr>
-              <w:keepNext/>
-              <w:keepLines/>
-              <w:spacing w:after="0"/>
-              <w:rPr>
-                <w:rFonts w:asciiTheme="majorBidi" w:hAnsiTheme="majorBidi" w:cstheme="majorBidi"/>
-                <w:sz w:val="18"/>
-                <w:szCs w:val="18"/>
-              </w:rPr>
-            </w:pPr>
-            <w:r>
-              <w:rPr>
-                <w:rFonts w:asciiTheme="majorBidi" w:hAnsiTheme="majorBidi" w:cstheme="majorBidi"/>
-                <w:sz w:val="18"/>
-                <w:szCs w:val="18"/>
-                <w:rtl/>
-                <w:lang w:bidi="ar-IQ"/>
-              </w:rPr>
-              <w:t xml:space="preserve"/>
-            </w:r>
-          </w:p>
-        </w:tc>
-      </w:tr>
-      <w:tr>
-        <w:trPr>
-          <w:cantSplit/>
-        </w:trPr>
-        <w:tc>
-          <w:tcPr>
-            <w:tcW w:w="1828" w:type="pct"/>
-          </w:tcPr>
-          <w:p>
-            <w:pPr>
-              <w:keepNext/>
-              <w:keepLines/>
-              <w:spacing w:after="0"/>
-              <w:rPr>
-                <w:rFonts w:asciiTheme="majorBidi" w:hAnsiTheme="majorBidi" w:cstheme="majorBidi"/>
-                <w:sz w:val="18"/>
-                <w:szCs w:val="18"/>
-                <w:lang w:bidi="ar-IQ"/>
-              </w:rPr>
-            </w:pPr>
-            <w:r>
-              <w:rPr>
-                <w:rFonts w:asciiTheme="majorBidi" w:hAnsiTheme="majorBidi" w:cstheme="majorBidi"/>
-                <w:sz w:val="18"/>
-                <w:szCs w:val="18"/>
-                <w:rtl/>
-                <w:lang w:bidi="ar-IQ"/>
-              </w:rPr>
-              <w:t xml:space="preserve">انظمة التشغيل</w:t>
-            </w:r>
-          </w:p>
-        </w:tc>
-        <w:tc>
-          <w:tcPr>
-            <w:tcW w:w="338" w:type="pct"/>
-          </w:tcPr>
-          <w:p>
-            <w:pPr>
-              <w:keepNext/>
-              <w:keepLines/>
-              <w:spacing w:after="0"/>
-              <w:rPr>
-                <w:rFonts w:asciiTheme="majorBidi" w:hAnsiTheme="majorBidi" w:cstheme="majorBidi"/>
-                <w:sz w:val="18"/>
-                <w:szCs w:val="18"/>
-                <w:lang w:bidi="ar-IQ"/>
-              </w:rPr>
-            </w:pPr>
-            <w:r>
-              <w:rPr>
-                <w:rFonts w:asciiTheme="majorBidi" w:hAnsiTheme="majorBidi" w:cstheme="majorBidi"/>
-                <w:sz w:val="18"/>
-                <w:szCs w:val="18"/>
-                <w:rtl/>
-                <w:lang w:bidi="ar-IQ"/>
-              </w:rPr>
-              <w:t xml:space="preserve">٨٠</w:t>
-            </w:r>
-          </w:p>
-        </w:tc>
-        <w:tc>
-          <w:tcPr>
-            <w:tcW w:w="339" w:type="pct"/>
-          </w:tcPr>
-          <w:p>
-            <w:pPr>
-              <w:keepNext/>
-              <w:keepLines/>
-              <w:spacing w:after="0"/>
-              <w:rPr>
-                <w:rFonts w:asciiTheme="majorBidi" w:hAnsiTheme="majorBidi" w:cstheme="majorBidi"/>
-                <w:sz w:val="18"/>
-                <w:szCs w:val="18"/>
-                <w:lang w:bidi="ar-IQ"/>
-              </w:rPr>
-            </w:pPr>
-            <w:r>
-              <w:rPr>
-                <w:rFonts w:asciiTheme="majorBidi" w:hAnsiTheme="majorBidi" w:cstheme="majorBidi"/>
-                <w:sz w:val="18"/>
-                <w:szCs w:val="18"/>
-                <w:rtl/>
-                <w:lang w:bidi="ar-IQ"/>
-              </w:rPr>
-              <w:t xml:space="preserve">٣</w:t>
-            </w:r>
-          </w:p>
-        </w:tc>
-        <w:tc>
-          <w:tcPr>
-            <w:tcW w:w="1831" w:type="pct"/>
-          </w:tcPr>
-          <w:p>
-            <w:pPr>
-              <w:keepNext/>
-              <w:keepLines/>
-              <w:spacing w:after="0"/>
-              <w:rPr>
-                <w:rFonts w:asciiTheme="majorBidi" w:hAnsiTheme="majorBidi" w:cstheme="majorBidi"/>
-                <w:sz w:val="18"/>
-                <w:szCs w:val="18"/>
-                <w:lang w:bidi="ar-IQ"/>
-              </w:rPr>
-            </w:pPr>
-            <w:r>
-              <w:rPr>
-                <w:rFonts w:asciiTheme="majorBidi" w:hAnsiTheme="majorBidi" w:cstheme="majorBidi"/>
-                <w:sz w:val="18"/>
-                <w:szCs w:val="18"/>
-                <w:rtl/>
-                <w:lang w:bidi="ar-IQ"/>
-              </w:rPr>
-              <w:t xml:space="preserve"/>
-            </w:r>
-          </w:p>
-        </w:tc>
-        <w:tc>
-          <w:tcPr>
-            <w:tcW w:w="339" w:type="pct"/>
-          </w:tcPr>
-          <w:p>
-            <w:pPr>
-              <w:keepNext/>
-              <w:keepLines/>
-              <w:spacing w:after="0"/>
-              <w:rPr>
-                <w:rFonts w:asciiTheme="majorBidi" w:hAnsiTheme="majorBidi" w:cstheme="majorBidi"/>
-                <w:sz w:val="18"/>
-                <w:szCs w:val="18"/>
-                <w:lang w:bidi="ar-IQ"/>
-              </w:rPr>
-            </w:pPr>
-            <w:r>
-              <w:rPr>
-                <w:rFonts w:asciiTheme="majorBidi" w:hAnsiTheme="majorBidi" w:cstheme="majorBidi"/>
-                <w:sz w:val="18"/>
-                <w:szCs w:val="18"/>
-                <w:rtl/>
-                <w:lang w:bidi="ar-IQ"/>
-              </w:rPr>
-              <w:t xml:space="preserve"/>
-            </w:r>
-          </w:p>
-        </w:tc>
-        <w:tc>
-          <w:tcPr>
-            <w:tcW w:w="325" w:type="pct"/>
-          </w:tcPr>
-          <w:p>
-            <w:pPr>
-              <w:keepNext/>
-              <w:keepLines/>
-              <w:spacing w:after="0"/>
-              <w:rPr>
-                <w:rFonts w:asciiTheme="majorBidi" w:hAnsiTheme="majorBidi" w:cstheme="majorBidi"/>
-                <w:sz w:val="18"/>
-                <w:szCs w:val="18"/>
-              </w:rPr>
-            </w:pPr>
-            <w:r>
-              <w:rPr>
-                <w:rFonts w:asciiTheme="majorBidi" w:hAnsiTheme="majorBidi" w:cstheme="majorBidi"/>
-                <w:sz w:val="18"/>
-                <w:szCs w:val="18"/>
-                <w:rtl/>
-                <w:lang w:bidi="ar-IQ"/>
-              </w:rPr>
-              <w:t xml:space="preserve"/>
-            </w:r>
-          </w:p>
-        </w:tc>
-      </w:tr>
-      <w:tr>
-        <w:trPr>
-          <w:cantSplit/>
-        </w:trPr>
-        <w:tc>
-          <w:tcPr>
-            <w:tcW w:w="1828" w:type="pct"/>
-          </w:tcPr>
-          <w:p>
-            <w:pPr>
-              <w:keepNext/>
-              <w:keepLines/>
-              <w:spacing w:after="0"/>
-              <w:rPr>
-                <w:rFonts w:asciiTheme="majorBidi" w:hAnsiTheme="majorBidi" w:cstheme="majorBidi"/>
-                <w:sz w:val="18"/>
-                <w:szCs w:val="18"/>
-                <w:lang w:bidi="ar-IQ"/>
-              </w:rPr>
-            </w:pPr>
-            <w:r>
-              <w:rPr>
-                <w:rFonts w:asciiTheme="majorBidi" w:hAnsiTheme="majorBidi" w:cstheme="majorBidi"/>
-                <w:sz w:val="18"/>
-                <w:szCs w:val="18"/>
-                <w:rtl/>
-                <w:lang w:bidi="ar-IQ"/>
-              </w:rPr>
-              <w:t xml:space="preserve">تطبيقات النقال</w:t>
-            </w:r>
-          </w:p>
-        </w:tc>
-        <w:tc>
-          <w:tcPr>
-            <w:tcW w:w="338" w:type="pct"/>
-          </w:tcPr>
-          <w:p>
-            <w:pPr>
-              <w:keepNext/>
-              <w:keepLines/>
-              <w:spacing w:after="0"/>
-              <w:rPr>
-                <w:rFonts w:asciiTheme="majorBidi" w:hAnsiTheme="majorBidi" w:cstheme="majorBidi"/>
-                <w:sz w:val="18"/>
-                <w:szCs w:val="18"/>
-                <w:lang w:bidi="ar-IQ"/>
-              </w:rPr>
-            </w:pPr>
-            <w:r>
-              <w:rPr>
-                <w:rFonts w:asciiTheme="majorBidi" w:hAnsiTheme="majorBidi" w:cstheme="majorBidi"/>
-                <w:sz w:val="18"/>
-                <w:szCs w:val="18"/>
-                <w:rtl/>
-                <w:lang w:bidi="ar-IQ"/>
-              </w:rPr>
-              <w:t xml:space="preserve">٩٠</w:t>
-            </w:r>
-          </w:p>
-        </w:tc>
-        <w:tc>
-          <w:tcPr>
-            <w:tcW w:w="339" w:type="pct"/>
-          </w:tcPr>
-          <w:p>
-            <w:pPr>
-              <w:keepNext/>
-              <w:keepLines/>
-              <w:spacing w:after="0"/>
-              <w:rPr>
-                <w:rFonts w:asciiTheme="majorBidi" w:hAnsiTheme="majorBidi" w:cstheme="majorBidi"/>
-                <w:sz w:val="18"/>
-                <w:szCs w:val="18"/>
-                <w:lang w:bidi="ar-IQ"/>
-              </w:rPr>
-            </w:pPr>
-            <w:r>
-              <w:rPr>
-                <w:rFonts w:asciiTheme="majorBidi" w:hAnsiTheme="majorBidi" w:cstheme="majorBidi"/>
-                <w:sz w:val="18"/>
-                <w:szCs w:val="18"/>
-                <w:rtl/>
-                <w:lang w:bidi="ar-IQ"/>
-              </w:rPr>
-              <w:t xml:space="preserve">٣</w:t>
-            </w:r>
-          </w:p>
-        </w:tc>
-        <w:tc>
-          <w:tcPr>
-            <w:tcW w:w="1831" w:type="pct"/>
-          </w:tcPr>
-          <w:p>
-            <w:pPr>
-              <w:keepNext/>
-              <w:keepLines/>
-              <w:spacing w:after="0"/>
-              <w:rPr>
-                <w:rFonts w:asciiTheme="majorBidi" w:hAnsiTheme="majorBidi" w:cstheme="majorBidi"/>
-                <w:sz w:val="18"/>
-                <w:szCs w:val="18"/>
-                <w:lang w:bidi="ar-IQ"/>
-              </w:rPr>
-            </w:pPr>
-            <w:r>
-              <w:rPr>
-                <w:rFonts w:asciiTheme="majorBidi" w:hAnsiTheme="majorBidi" w:cstheme="majorBidi"/>
-                <w:sz w:val="18"/>
-                <w:szCs w:val="18"/>
-                <w:rtl/>
-                <w:lang w:bidi="ar-IQ"/>
-              </w:rPr>
-              <w:t xml:space="preserve"/>
-            </w:r>
-          </w:p>
-        </w:tc>
-        <w:tc>
-          <w:tcPr>
-            <w:tcW w:w="339" w:type="pct"/>
-          </w:tcPr>
-          <w:p>
-            <w:pPr>
-              <w:keepNext/>
-              <w:keepLines/>
-              <w:spacing w:after="0"/>
-              <w:rPr>
-                <w:rFonts w:asciiTheme="majorBidi" w:hAnsiTheme="majorBidi" w:cstheme="majorBidi"/>
-                <w:sz w:val="18"/>
-                <w:szCs w:val="18"/>
-                <w:lang w:bidi="ar-IQ"/>
-              </w:rPr>
-            </w:pPr>
-            <w:r>
-              <w:rPr>
-                <w:rFonts w:asciiTheme="majorBidi" w:hAnsiTheme="majorBidi" w:cstheme="majorBidi"/>
-                <w:sz w:val="18"/>
-                <w:szCs w:val="18"/>
-                <w:rtl/>
-                <w:lang w:bidi="ar-IQ"/>
-              </w:rPr>
-              <w:t xml:space="preserve"/>
-            </w:r>
-          </w:p>
-        </w:tc>
-        <w:tc>
-          <w:tcPr>
-            <w:tcW w:w="325" w:type="pct"/>
-          </w:tcPr>
-          <w:p>
-            <w:pPr>
-              <w:keepNext/>
-              <w:keepLines/>
-              <w:spacing w:after="0"/>
-              <w:rPr>
-                <w:rFonts w:asciiTheme="majorBidi" w:hAnsiTheme="majorBidi" w:cstheme="majorBidi"/>
-                <w:sz w:val="18"/>
-                <w:szCs w:val="18"/>
-              </w:rPr>
-            </w:pPr>
-            <w:r>
-              <w:rPr>
-                <w:rFonts w:asciiTheme="majorBidi" w:hAnsiTheme="majorBidi" w:cstheme="majorBidi"/>
-                <w:sz w:val="18"/>
-                <w:szCs w:val="18"/>
-                <w:rtl/>
-                <w:lang w:bidi="ar-IQ"/>
-              </w:rPr>
-              <w:t xml:space="preserve"/>
-            </w:r>
-          </w:p>
-        </w:tc>
-      </w:tr>
-      <w:tr>
-        <w:trPr>
-          <w:cantSplit/>
-        </w:trPr>
-        <w:tc>
-          <w:tcPr>
-            <w:tcW w:w="1828" w:type="pct"/>
-          </w:tcPr>
-          <w:p>
-            <w:pPr>
-              <w:keepNext/>
-              <w:keepLines/>
-              <w:spacing w:after="0"/>
-              <w:rPr>
-                <w:rFonts w:asciiTheme="majorBidi" w:hAnsiTheme="majorBidi" w:cstheme="majorBidi"/>
-                <w:sz w:val="18"/>
-                <w:szCs w:val="18"/>
-                <w:lang w:bidi="ar-IQ"/>
-              </w:rPr>
-            </w:pPr>
-            <w:r>
-              <w:rPr>
-                <w:rFonts w:asciiTheme="majorBidi" w:hAnsiTheme="majorBidi" w:cstheme="majorBidi"/>
-                <w:sz w:val="18"/>
-                <w:szCs w:val="18"/>
-                <w:rtl/>
-                <w:lang w:bidi="ar-IQ"/>
-              </w:rPr>
-              <w:t xml:space="preserve">تفاعل الانسان مع الحاسوب</w:t>
-            </w:r>
-          </w:p>
-        </w:tc>
-        <w:tc>
-          <w:tcPr>
-            <w:tcW w:w="338" w:type="pct"/>
-          </w:tcPr>
-          <w:p>
-            <w:pPr>
-              <w:keepNext/>
-              <w:keepLines/>
-              <w:spacing w:after="0"/>
-              <w:rPr>
-                <w:rFonts w:asciiTheme="majorBidi" w:hAnsiTheme="majorBidi" w:cstheme="majorBidi"/>
-                <w:sz w:val="18"/>
-                <w:szCs w:val="18"/>
-                <w:lang w:bidi="ar-IQ"/>
-              </w:rPr>
-            </w:pPr>
-            <w:r>
-              <w:rPr>
-                <w:rFonts w:asciiTheme="majorBidi" w:hAnsiTheme="majorBidi" w:cstheme="majorBidi"/>
-                <w:sz w:val="18"/>
-                <w:szCs w:val="18"/>
-                <w:rtl/>
-                <w:lang w:bidi="ar-IQ"/>
-              </w:rPr>
-              <w:t xml:space="preserve">٨٠</w:t>
-            </w:r>
-          </w:p>
-        </w:tc>
-        <w:tc>
-          <w:tcPr>
-            <w:tcW w:w="339" w:type="pct"/>
-          </w:tcPr>
-          <w:p>
-            <w:pPr>
-              <w:keepNext/>
-              <w:keepLines/>
-              <w:spacing w:after="0"/>
-              <w:rPr>
-                <w:rFonts w:asciiTheme="majorBidi" w:hAnsiTheme="majorBidi" w:cstheme="majorBidi"/>
-                <w:sz w:val="18"/>
-                <w:szCs w:val="18"/>
-                <w:lang w:bidi="ar-IQ"/>
-              </w:rPr>
-            </w:pPr>
-            <w:r>
-              <w:rPr>
-                <w:rFonts w:asciiTheme="majorBidi" w:hAnsiTheme="majorBidi" w:cstheme="majorBidi"/>
-                <w:sz w:val="18"/>
-                <w:szCs w:val="18"/>
-                <w:rtl/>
-                <w:lang w:bidi="ar-IQ"/>
-              </w:rPr>
-              <w:t xml:space="preserve">٣</w:t>
-            </w:r>
-          </w:p>
-        </w:tc>
-        <w:tc>
-          <w:tcPr>
-            <w:tcW w:w="1831" w:type="pct"/>
-          </w:tcPr>
-          <w:p>
-            <w:pPr>
-              <w:keepNext/>
-              <w:keepLines/>
-              <w:spacing w:after="0"/>
-              <w:rPr>
-                <w:rFonts w:asciiTheme="majorBidi" w:hAnsiTheme="majorBidi" w:cstheme="majorBidi"/>
-                <w:sz w:val="18"/>
-                <w:szCs w:val="18"/>
-                <w:lang w:bidi="ar-IQ"/>
-              </w:rPr>
-            </w:pPr>
-            <w:r>
-              <w:rPr>
-                <w:rFonts w:asciiTheme="majorBidi" w:hAnsiTheme="majorBidi" w:cstheme="majorBidi"/>
-                <w:sz w:val="18"/>
-                <w:szCs w:val="18"/>
-                <w:rtl/>
-                <w:lang w:bidi="ar-IQ"/>
-              </w:rPr>
-              <w:t xml:space="preserve"/>
-            </w:r>
-          </w:p>
-        </w:tc>
-        <w:tc>
-          <w:tcPr>
-            <w:tcW w:w="339" w:type="pct"/>
-          </w:tcPr>
-          <w:p>
-            <w:pPr>
-              <w:keepNext/>
-              <w:keepLines/>
-              <w:spacing w:after="0"/>
-              <w:rPr>
-                <w:rFonts w:asciiTheme="majorBidi" w:hAnsiTheme="majorBidi" w:cstheme="majorBidi"/>
-                <w:sz w:val="18"/>
-                <w:szCs w:val="18"/>
-                <w:lang w:bidi="ar-IQ"/>
-              </w:rPr>
-            </w:pPr>
-            <w:r>
-              <w:rPr>
-                <w:rFonts w:asciiTheme="majorBidi" w:hAnsiTheme="majorBidi" w:cstheme="majorBidi"/>
-                <w:sz w:val="18"/>
-                <w:szCs w:val="18"/>
-                <w:rtl/>
-                <w:lang w:bidi="ar-IQ"/>
-              </w:rPr>
-              <w:t xml:space="preserve"/>
-            </w:r>
-          </w:p>
-        </w:tc>
-        <w:tc>
-          <w:tcPr>
-            <w:tcW w:w="325" w:type="pct"/>
-          </w:tcPr>
-          <w:p>
-            <w:pPr>
-              <w:keepNext/>
-              <w:keepLines/>
-              <w:spacing w:after="0"/>
-              <w:rPr>
-                <w:rFonts w:asciiTheme="majorBidi" w:hAnsiTheme="majorBidi" w:cstheme="majorBidi"/>
-                <w:sz w:val="18"/>
-                <w:szCs w:val="18"/>
-              </w:rPr>
-            </w:pPr>
-            <w:r>
-              <w:rPr>
-                <w:rFonts w:asciiTheme="majorBidi" w:hAnsiTheme="majorBidi" w:cstheme="majorBidi"/>
-                <w:sz w:val="18"/>
-                <w:szCs w:val="18"/>
-                <w:rtl/>
-                <w:lang w:bidi="ar-IQ"/>
-              </w:rPr>
-              <w:t xml:space="preserve"/>
-            </w:r>
-          </w:p>
-        </w:tc>
-      </w:tr>
-      <w:tr>
-        <w:trPr>
-          <w:cantSplit/>
-        </w:trPr>
-        <w:tc>
-          <w:tcPr>
-            <w:tcW w:w="1828" w:type="pct"/>
-          </w:tcPr>
-          <w:p>
-            <w:pPr>
-              <w:keepNext/>
-              <w:keepLines/>
-              <w:spacing w:after="0"/>
-              <w:rPr>
-                <w:rFonts w:asciiTheme="majorBidi" w:hAnsiTheme="majorBidi" w:cstheme="majorBidi"/>
-                <w:sz w:val="18"/>
-                <w:szCs w:val="18"/>
-                <w:lang w:bidi="ar-IQ"/>
-              </w:rPr>
-            </w:pPr>
-            <w:r>
-              <w:rPr>
-                <w:rFonts w:asciiTheme="majorBidi" w:hAnsiTheme="majorBidi" w:cstheme="majorBidi"/>
-                <w:sz w:val="18"/>
-                <w:szCs w:val="18"/>
-                <w:rtl/>
-                <w:lang w:bidi="ar-IQ"/>
-              </w:rPr>
-              <w:t xml:space="preserve">تنقيب البيانات</w:t>
-            </w:r>
-          </w:p>
-        </w:tc>
-        <w:tc>
-          <w:tcPr>
-            <w:tcW w:w="338" w:type="pct"/>
-          </w:tcPr>
-          <w:p>
-            <w:pPr>
-              <w:keepNext/>
-              <w:keepLines/>
-              <w:spacing w:after="0"/>
-              <w:rPr>
-                <w:rFonts w:asciiTheme="majorBidi" w:hAnsiTheme="majorBidi" w:cstheme="majorBidi"/>
-                <w:sz w:val="18"/>
-                <w:szCs w:val="18"/>
-                <w:lang w:bidi="ar-IQ"/>
-              </w:rPr>
-            </w:pPr>
-            <w:r>
-              <w:rPr>
-                <w:rFonts w:asciiTheme="majorBidi" w:hAnsiTheme="majorBidi" w:cstheme="majorBidi"/>
-                <w:sz w:val="18"/>
-                <w:szCs w:val="18"/>
-                <w:rtl/>
-                <w:lang w:bidi="ar-IQ"/>
-              </w:rPr>
-              <w:t xml:space="preserve">٨٩</w:t>
-            </w:r>
-          </w:p>
-        </w:tc>
-        <w:tc>
-          <w:tcPr>
-            <w:tcW w:w="339" w:type="pct"/>
-          </w:tcPr>
-          <w:p>
-            <w:pPr>
-              <w:keepNext/>
-              <w:keepLines/>
-              <w:spacing w:after="0"/>
-              <w:rPr>
-                <w:rFonts w:asciiTheme="majorBidi" w:hAnsiTheme="majorBidi" w:cstheme="majorBidi"/>
-                <w:sz w:val="18"/>
-                <w:szCs w:val="18"/>
-                <w:lang w:bidi="ar-IQ"/>
-              </w:rPr>
-            </w:pPr>
-            <w:r>
-              <w:rPr>
-                <w:rFonts w:asciiTheme="majorBidi" w:hAnsiTheme="majorBidi" w:cstheme="majorBidi"/>
-                <w:sz w:val="18"/>
-                <w:szCs w:val="18"/>
-                <w:rtl/>
-                <w:lang w:bidi="ar-IQ"/>
-              </w:rPr>
-              <w:t xml:space="preserve">٢</w:t>
-            </w:r>
-          </w:p>
-        </w:tc>
-        <w:tc>
-          <w:tcPr>
-            <w:tcW w:w="1831" w:type="pct"/>
-          </w:tcPr>
-          <w:p>
-            <w:pPr>
-              <w:keepNext/>
-              <w:keepLines/>
-              <w:spacing w:after="0"/>
-              <w:rPr>
-                <w:rFonts w:asciiTheme="majorBidi" w:hAnsiTheme="majorBidi" w:cstheme="majorBidi"/>
-                <w:sz w:val="18"/>
-                <w:szCs w:val="18"/>
-                <w:lang w:bidi="ar-IQ"/>
-              </w:rPr>
-            </w:pPr>
-            <w:r>
-              <w:rPr>
-                <w:rFonts w:asciiTheme="majorBidi" w:hAnsiTheme="majorBidi" w:cstheme="majorBidi"/>
-                <w:sz w:val="18"/>
-                <w:szCs w:val="18"/>
-                <w:rtl/>
-                <w:lang w:bidi="ar-IQ"/>
-              </w:rPr>
-              <w:t xml:space="preserve"/>
-            </w:r>
-          </w:p>
-        </w:tc>
-        <w:tc>
-          <w:tcPr>
-            <w:tcW w:w="339" w:type="pct"/>
-          </w:tcPr>
-          <w:p>
-            <w:pPr>
-              <w:keepNext/>
-              <w:keepLines/>
-              <w:spacing w:after="0"/>
-              <w:rPr>
-                <w:rFonts w:asciiTheme="majorBidi" w:hAnsiTheme="majorBidi" w:cstheme="majorBidi"/>
-                <w:sz w:val="18"/>
-                <w:szCs w:val="18"/>
-                <w:lang w:bidi="ar-IQ"/>
-              </w:rPr>
-            </w:pPr>
-            <w:r>
-              <w:rPr>
-                <w:rFonts w:asciiTheme="majorBidi" w:hAnsiTheme="majorBidi" w:cstheme="majorBidi"/>
-                <w:sz w:val="18"/>
-                <w:szCs w:val="18"/>
-                <w:rtl/>
-                <w:lang w:bidi="ar-IQ"/>
-              </w:rPr>
-              <w:t xml:space="preserve"/>
-            </w:r>
-          </w:p>
-        </w:tc>
-        <w:tc>
-          <w:tcPr>
-            <w:tcW w:w="325" w:type="pct"/>
-          </w:tcPr>
-          <w:p>
-            <w:pPr>
-              <w:keepNext/>
-              <w:keepLines/>
-              <w:spacing w:after="0"/>
-              <w:rPr>
-                <w:rFonts w:asciiTheme="majorBidi" w:hAnsiTheme="majorBidi" w:cstheme="majorBidi"/>
-                <w:sz w:val="18"/>
-                <w:szCs w:val="18"/>
-              </w:rPr>
-            </w:pPr>
-            <w:r>
-              <w:rPr>
-                <w:rFonts w:asciiTheme="majorBidi" w:hAnsiTheme="majorBidi" w:cstheme="majorBidi"/>
-                <w:sz w:val="18"/>
-                <w:szCs w:val="18"/>
-                <w:rtl/>
-                <w:lang w:bidi="ar-IQ"/>
-              </w:rPr>
-              <w:t xml:space="preserve"/>
-            </w:r>
-          </w:p>
-        </w:tc>
-      </w:tr>
-      <w:tr>
-        <w:trPr>
-          <w:cantSplit/>
-        </w:trPr>
-        <w:tc>
-          <w:tcPr>
-            <w:tcW w:w="1828" w:type="pct"/>
-          </w:tcPr>
-          <w:p>
-            <w:pPr>
-              <w:keepNext/>
-              <w:keepLines/>
-              <w:spacing w:after="0"/>
-              <w:rPr>
-                <w:rFonts w:asciiTheme="majorBidi" w:hAnsiTheme="majorBidi" w:cstheme="majorBidi"/>
-                <w:sz w:val="18"/>
-                <w:szCs w:val="18"/>
-                <w:lang w:bidi="ar-IQ"/>
-              </w:rPr>
-            </w:pPr>
-            <w:r>
-              <w:rPr>
-                <w:rFonts w:asciiTheme="majorBidi" w:hAnsiTheme="majorBidi" w:cstheme="majorBidi"/>
-                <w:sz w:val="18"/>
-                <w:szCs w:val="18"/>
-                <w:rtl/>
-                <w:lang w:bidi="ar-IQ"/>
-              </w:rPr>
-              <w:t xml:space="preserve">مشروع التخرج</w:t>
-            </w:r>
-          </w:p>
-        </w:tc>
-        <w:tc>
-          <w:tcPr>
-            <w:tcW w:w="338" w:type="pct"/>
-          </w:tcPr>
-          <w:p>
-            <w:pPr>
-              <w:keepNext/>
-              <w:keepLines/>
-              <w:spacing w:after="0"/>
-              <w:rPr>
-                <w:rFonts w:asciiTheme="majorBidi" w:hAnsiTheme="majorBidi" w:cstheme="majorBidi"/>
-                <w:sz w:val="18"/>
-                <w:szCs w:val="18"/>
-                <w:lang w:bidi="ar-IQ"/>
-              </w:rPr>
-            </w:pPr>
-            <w:r>
-              <w:rPr>
-                <w:rFonts w:asciiTheme="majorBidi" w:hAnsiTheme="majorBidi" w:cstheme="majorBidi"/>
-                <w:sz w:val="18"/>
-                <w:szCs w:val="18"/>
-                <w:rtl/>
-                <w:lang w:bidi="ar-IQ"/>
-              </w:rPr>
-              <w:t xml:space="preserve">٨٣</w:t>
-            </w:r>
-          </w:p>
-        </w:tc>
-        <w:tc>
-          <w:tcPr>
-            <w:tcW w:w="339" w:type="pct"/>
-          </w:tcPr>
-          <w:p>
-            <w:pPr>
-              <w:keepNext/>
-              <w:keepLines/>
-              <w:spacing w:after="0"/>
-              <w:rPr>
-                <w:rFonts w:asciiTheme="majorBidi" w:hAnsiTheme="majorBidi" w:cstheme="majorBidi"/>
-                <w:sz w:val="18"/>
-                <w:szCs w:val="18"/>
-                <w:lang w:bidi="ar-IQ"/>
-              </w:rPr>
-            </w:pPr>
-            <w:r>
-              <w:rPr>
-                <w:rFonts w:asciiTheme="majorBidi" w:hAnsiTheme="majorBidi" w:cstheme="majorBidi"/>
-                <w:sz w:val="18"/>
-                <w:szCs w:val="18"/>
-                <w:rtl/>
-                <w:lang w:bidi="ar-IQ"/>
-              </w:rPr>
-              <w:t xml:space="preserve">٢</w:t>
-            </w:r>
-          </w:p>
-        </w:tc>
-        <w:tc>
-          <w:tcPr>
-            <w:tcW w:w="1831" w:type="pct"/>
-          </w:tcPr>
-          <w:p>
-            <w:pPr>
-              <w:keepNext/>
-              <w:keepLines/>
-              <w:spacing w:after="0"/>
-              <w:rPr>
-                <w:rFonts w:asciiTheme="majorBidi" w:hAnsiTheme="majorBidi" w:cstheme="majorBidi"/>
-                <w:sz w:val="18"/>
-                <w:szCs w:val="18"/>
-                <w:lang w:bidi="ar-IQ"/>
-              </w:rPr>
-            </w:pPr>
-            <w:r>
-              <w:rPr>
-                <w:rFonts w:asciiTheme="majorBidi" w:hAnsiTheme="majorBidi" w:cstheme="majorBidi"/>
-                <w:sz w:val="18"/>
-                <w:szCs w:val="18"/>
-                <w:rtl/>
-                <w:lang w:bidi="ar-IQ"/>
-              </w:rPr>
-              <w:t xml:space="preserve"/>
-            </w:r>
-          </w:p>
-        </w:tc>
-        <w:tc>
-          <w:tcPr>
-            <w:tcW w:w="339" w:type="pct"/>
-          </w:tcPr>
-          <w:p>
-            <w:pPr>
-              <w:keepNext/>
-              <w:keepLines/>
-              <w:spacing w:after="0"/>
-              <w:rPr>
-                <w:rFonts w:asciiTheme="majorBidi" w:hAnsiTheme="majorBidi" w:cstheme="majorBidi"/>
-                <w:sz w:val="18"/>
-                <w:szCs w:val="18"/>
-                <w:lang w:bidi="ar-IQ"/>
-              </w:rPr>
-            </w:pPr>
-            <w:r>
-              <w:rPr>
-                <w:rFonts w:asciiTheme="majorBidi" w:hAnsiTheme="majorBidi" w:cstheme="majorBidi"/>
-                <w:sz w:val="18"/>
-                <w:szCs w:val="18"/>
-                <w:rtl/>
-                <w:lang w:bidi="ar-IQ"/>
-              </w:rPr>
-              <w:t xml:space="preserve"/>
-            </w:r>
-          </w:p>
-        </w:tc>
-        <w:tc>
-          <w:tcPr>
-            <w:tcW w:w="325" w:type="pct"/>
-          </w:tcPr>
-          <w:p>
-            <w:pPr>
-              <w:keepNext/>
-              <w:keepLines/>
-              <w:spacing w:after="0"/>
-              <w:rPr>
-                <w:rFonts w:asciiTheme="majorBidi" w:hAnsiTheme="majorBidi" w:cstheme="majorBidi"/>
-                <w:sz w:val="18"/>
-                <w:szCs w:val="18"/>
-              </w:rPr>
-            </w:pPr>
-            <w:r>
-              <w:rPr>
-                <w:rFonts w:asciiTheme="majorBidi" w:hAnsiTheme="majorBidi" w:cstheme="majorBidi"/>
-                <w:sz w:val="18"/>
-                <w:szCs w:val="18"/>
-                <w:rtl/>
-                <w:lang w:bidi="ar-IQ"/>
-              </w:rPr>
-              <w:t xml:space="preserve"/>
-            </w:r>
-          </w:p>
-        </w:tc>
-      </w:tr>
-      <w:tr>
-        <w:trPr>
-          <w:cantSplit/>
-        </w:trPr>
-        <w:tc>
-          <w:tcPr>
-            <w:tcW w:w="1828" w:type="pct"/>
-          </w:tcPr>
-          <w:p>
-            <w:pPr>
-              <w:keepNext/>
-              <w:keepLines/>
-              <w:spacing w:after="0"/>
-              <w:rPr>
-                <w:rFonts w:asciiTheme="majorBidi" w:hAnsiTheme="majorBidi" w:cstheme="majorBidi"/>
-                <w:sz w:val="18"/>
-                <w:szCs w:val="18"/>
-                <w:lang w:bidi="ar-IQ"/>
-              </w:rPr>
-            </w:pPr>
-            <w:r>
-              <w:rPr>
-                <w:rFonts w:asciiTheme="majorBidi" w:hAnsiTheme="majorBidi" w:cstheme="majorBidi"/>
-                <w:sz w:val="18"/>
-                <w:szCs w:val="18"/>
-                <w:rtl/>
-                <w:lang w:bidi="ar-IQ"/>
-              </w:rPr>
-              <w:t xml:space="preserve">مهارات الاتصال</w:t>
-            </w:r>
-          </w:p>
-        </w:tc>
-        <w:tc>
-          <w:tcPr>
-            <w:tcW w:w="338" w:type="pct"/>
-          </w:tcPr>
-          <w:p>
-            <w:pPr>
-              <w:keepNext/>
-              <w:keepLines/>
-              <w:spacing w:after="0"/>
-              <w:rPr>
-                <w:rFonts w:asciiTheme="majorBidi" w:hAnsiTheme="majorBidi" w:cstheme="majorBidi"/>
-                <w:sz w:val="18"/>
-                <w:szCs w:val="18"/>
-                <w:lang w:bidi="ar-IQ"/>
-              </w:rPr>
-            </w:pPr>
-            <w:r>
-              <w:rPr>
-                <w:rFonts w:asciiTheme="majorBidi" w:hAnsiTheme="majorBidi" w:cstheme="majorBidi"/>
-                <w:sz w:val="18"/>
-                <w:szCs w:val="18"/>
-                <w:rtl/>
-                <w:lang w:bidi="ar-IQ"/>
-              </w:rPr>
-              <w:t xml:space="preserve">٨٩</w:t>
-            </w:r>
-          </w:p>
-        </w:tc>
-        <w:tc>
-          <w:tcPr>
-            <w:tcW w:w="339" w:type="pct"/>
-          </w:tcPr>
-          <w:p>
-            <w:pPr>
-              <w:keepNext/>
-              <w:keepLines/>
-              <w:spacing w:after="0"/>
-              <w:rPr>
-                <w:rFonts w:asciiTheme="majorBidi" w:hAnsiTheme="majorBidi" w:cstheme="majorBidi"/>
-                <w:sz w:val="18"/>
-                <w:szCs w:val="18"/>
-                <w:lang w:bidi="ar-IQ"/>
-              </w:rPr>
-            </w:pPr>
-            <w:r>
-              <w:rPr>
-                <w:rFonts w:asciiTheme="majorBidi" w:hAnsiTheme="majorBidi" w:cstheme="majorBidi"/>
-                <w:sz w:val="18"/>
-                <w:szCs w:val="18"/>
-                <w:rtl/>
-                <w:lang w:bidi="ar-IQ"/>
-              </w:rPr>
-              <w:t xml:space="preserve">٣</w:t>
-            </w:r>
-          </w:p>
-        </w:tc>
-        <w:tc>
-          <w:tcPr>
-            <w:tcW w:w="1831" w:type="pct"/>
-          </w:tcPr>
-          <w:p>
-            <w:pPr>
-              <w:keepNext/>
-              <w:keepLines/>
-              <w:spacing w:after="0"/>
-              <w:rPr>
-                <w:rFonts w:asciiTheme="majorBidi" w:hAnsiTheme="majorBidi" w:cstheme="majorBidi"/>
-                <w:sz w:val="18"/>
-                <w:szCs w:val="18"/>
-                <w:lang w:bidi="ar-IQ"/>
-              </w:rPr>
-            </w:pPr>
-            <w:r>
-              <w:rPr>
-                <w:rFonts w:asciiTheme="majorBidi" w:hAnsiTheme="majorBidi" w:cstheme="majorBidi"/>
-                <w:sz w:val="18"/>
-                <w:szCs w:val="18"/>
-                <w:rtl/>
-                <w:lang w:bidi="ar-IQ"/>
-              </w:rPr>
-              <w:t xml:space="preserve"/>
-            </w:r>
-          </w:p>
-        </w:tc>
-        <w:tc>
-          <w:tcPr>
-            <w:tcW w:w="339" w:type="pct"/>
-          </w:tcPr>
-          <w:p>
-            <w:pPr>
-              <w:keepNext/>
-              <w:keepLines/>
-              <w:spacing w:after="0"/>
-              <w:rPr>
-                <w:rFonts w:asciiTheme="majorBidi" w:hAnsiTheme="majorBidi" w:cstheme="majorBidi"/>
-                <w:sz w:val="18"/>
-                <w:szCs w:val="18"/>
-                <w:lang w:bidi="ar-IQ"/>
-              </w:rPr>
-            </w:pPr>
-            <w:r>
-              <w:rPr>
-                <w:rFonts w:asciiTheme="majorBidi" w:hAnsiTheme="majorBidi" w:cstheme="majorBidi"/>
-                <w:sz w:val="18"/>
-                <w:szCs w:val="18"/>
-                <w:rtl/>
-                <w:lang w:bidi="ar-IQ"/>
-              </w:rPr>
-              <w:t xml:space="preserve"/>
-            </w:r>
-          </w:p>
-        </w:tc>
-        <w:tc>
-          <w:tcPr>
-            <w:tcW w:w="325" w:type="pct"/>
-          </w:tcPr>
-          <w:p>
-            <w:pPr>
-              <w:keepNext/>
-              <w:keepLines/>
-              <w:spacing w:after="0"/>
-              <w:rPr>
-                <w:rFonts w:asciiTheme="majorBidi" w:hAnsiTheme="majorBidi" w:cstheme="majorBidi"/>
-                <w:sz w:val="18"/>
-                <w:szCs w:val="18"/>
-              </w:rPr>
-            </w:pPr>
-            <w:r>
-              <w:rPr>
-                <w:rFonts w:asciiTheme="majorBidi" w:hAnsiTheme="majorBidi" w:cstheme="majorBidi"/>
-                <w:sz w:val="18"/>
-                <w:szCs w:val="18"/>
-                <w:rtl/>
-                <w:lang w:bidi="ar-IQ"/>
-              </w:rPr>
-              <w:t xml:space="preserve"/>
-            </w:r>
-          </w:p>
-        </w:tc>
-      </w:tr>
-      <w:tr>
-        <w:trPr>
-          <w:cantSplit/>
-        </w:trPr>
-        <w:tc>
-          <w:tcPr>
-            <w:tcW w:w="1828" w:type="pct"/>
-          </w:tcPr>
-          <w:p>
-            <w:pPr>
-              <w:keepNext/>
-              <w:keepLines/>
-              <w:spacing w:after="0"/>
-              <w:rPr>
-                <w:rFonts w:asciiTheme="majorBidi" w:hAnsiTheme="majorBidi" w:cstheme="majorBidi"/>
-                <w:sz w:val="18"/>
-                <w:szCs w:val="18"/>
-                <w:lang w:bidi="ar-IQ"/>
-              </w:rPr>
-            </w:pPr>
-            <w:r>
-              <w:rPr>
-                <w:rFonts w:asciiTheme="majorBidi" w:hAnsiTheme="majorBidi" w:cstheme="majorBidi"/>
-                <w:sz w:val="18"/>
-                <w:szCs w:val="18"/>
-                <w:rtl/>
-                <w:lang w:bidi="ar-IQ"/>
-              </w:rPr>
-              <w:t xml:space="preserve">مواضيع مختارة</w:t>
-            </w:r>
-          </w:p>
-        </w:tc>
-        <w:tc>
-          <w:tcPr>
-            <w:tcW w:w="338" w:type="pct"/>
-          </w:tcPr>
-          <w:p>
-            <w:pPr>
-              <w:keepNext/>
-              <w:keepLines/>
-              <w:spacing w:after="0"/>
-              <w:rPr>
-                <w:rFonts w:asciiTheme="majorBidi" w:hAnsiTheme="majorBidi" w:cstheme="majorBidi"/>
-                <w:sz w:val="18"/>
-                <w:szCs w:val="18"/>
-                <w:lang w:bidi="ar-IQ"/>
-              </w:rPr>
-            </w:pPr>
-            <w:r>
-              <w:rPr>
-                <w:rFonts w:asciiTheme="majorBidi" w:hAnsiTheme="majorBidi" w:cstheme="majorBidi"/>
-                <w:sz w:val="18"/>
-                <w:szCs w:val="18"/>
-                <w:rtl/>
-                <w:lang w:bidi="ar-IQ"/>
-              </w:rPr>
-              <w:t xml:space="preserve">٨٦</w:t>
-            </w:r>
-          </w:p>
-        </w:tc>
-        <w:tc>
-          <w:tcPr>
-            <w:tcW w:w="339" w:type="pct"/>
-          </w:tcPr>
-          <w:p>
-            <w:pPr>
-              <w:keepNext/>
-              <w:keepLines/>
-              <w:spacing w:after="0"/>
-              <w:rPr>
-                <w:rFonts w:asciiTheme="majorBidi" w:hAnsiTheme="majorBidi" w:cstheme="majorBidi"/>
-                <w:sz w:val="18"/>
-                <w:szCs w:val="18"/>
-                <w:lang w:bidi="ar-IQ"/>
-              </w:rPr>
-            </w:pPr>
-            <w:r>
-              <w:rPr>
-                <w:rFonts w:asciiTheme="majorBidi" w:hAnsiTheme="majorBidi" w:cstheme="majorBidi"/>
-                <w:sz w:val="18"/>
-                <w:szCs w:val="18"/>
-                <w:rtl/>
-                <w:lang w:bidi="ar-IQ"/>
-              </w:rPr>
-              <w:t xml:space="preserve">٣</w:t>
-            </w:r>
-          </w:p>
-        </w:tc>
-        <w:tc>
-          <w:tcPr>
-            <w:tcW w:w="1831" w:type="pct"/>
-          </w:tcPr>
-          <w:p>
-            <w:pPr>
-              <w:keepNext/>
-              <w:keepLines/>
-              <w:spacing w:after="0"/>
-              <w:rPr>
-                <w:rFonts w:asciiTheme="majorBidi" w:hAnsiTheme="majorBidi" w:cstheme="majorBidi"/>
-                <w:sz w:val="18"/>
-                <w:szCs w:val="18"/>
-                <w:lang w:bidi="ar-IQ"/>
-              </w:rPr>
-            </w:pPr>
-            <w:r>
-              <w:rPr>
-                <w:rFonts w:asciiTheme="majorBidi" w:hAnsiTheme="majorBidi" w:cstheme="majorBidi"/>
-                <w:sz w:val="18"/>
-                <w:szCs w:val="18"/>
-                <w:rtl/>
-                <w:lang w:bidi="ar-IQ"/>
-              </w:rPr>
-              <w:t xml:space="preserve"/>
-            </w:r>
-          </w:p>
-        </w:tc>
-        <w:tc>
-          <w:tcPr>
-            <w:tcW w:w="339" w:type="pct"/>
-          </w:tcPr>
-          <w:p>
-            <w:pPr>
-              <w:keepNext/>
-              <w:keepLines/>
-              <w:spacing w:after="0"/>
-              <w:rPr>
-                <w:rFonts w:asciiTheme="majorBidi" w:hAnsiTheme="majorBidi" w:cstheme="majorBidi"/>
-                <w:sz w:val="18"/>
-                <w:szCs w:val="18"/>
-                <w:lang w:bidi="ar-IQ"/>
-              </w:rPr>
-            </w:pPr>
-            <w:r>
-              <w:rPr>
-                <w:rFonts w:asciiTheme="majorBidi" w:hAnsiTheme="majorBidi" w:cstheme="majorBidi"/>
-                <w:sz w:val="18"/>
-                <w:szCs w:val="18"/>
-                <w:rtl/>
-                <w:lang w:bidi="ar-IQ"/>
-              </w:rPr>
-              <w:t xml:space="preserve"/>
-            </w:r>
-          </w:p>
-        </w:tc>
-        <w:tc>
-          <w:tcPr>
-            <w:tcW w:w="325" w:type="pct"/>
-          </w:tcPr>
-          <w:p>
-            <w:pPr>
-              <w:keepNext/>
-              <w:keepLines/>
-              <w:spacing w:after="0"/>
-              <w:rPr>
-                <w:rFonts w:asciiTheme="majorBidi" w:hAnsiTheme="majorBidi" w:cstheme="majorBidi"/>
-                <w:sz w:val="18"/>
-                <w:szCs w:val="18"/>
-              </w:rPr>
-            </w:pPr>
-            <w:r>
-              <w:rPr>
-                <w:rFonts w:asciiTheme="majorBidi" w:hAnsiTheme="majorBidi" w:cstheme="majorBidi"/>
-                <w:sz w:val="18"/>
-                <w:szCs w:val="18"/>
-                <w:rtl/>
-                <w:lang w:bidi="ar-IQ"/>
-              </w:rPr>
-              <w:t xml:space="preserve"/>
-            </w:r>
-          </w:p>
-        </w:tc>
-      </w:tr>
-      <w:tr>
-        <w:trPr>
-          <w:cantSplit/>
-        </w:trPr>
-        <w:tc>
-          <w:tcPr>
-            <w:tcW w:w="1828" w:type="pct"/>
-          </w:tcPr>
-          <w:p>
-            <w:pPr>
-              <w:keepNext/>
-              <w:keepLines/>
-              <w:spacing w:after="0"/>
-              <w:rPr>
-                <w:rFonts w:asciiTheme="majorBidi" w:hAnsiTheme="majorBidi" w:cstheme="majorBidi"/>
-                <w:sz w:val="18"/>
-                <w:szCs w:val="18"/>
-                <w:lang w:bidi="ar-IQ"/>
-              </w:rPr>
-            </w:pPr>
-            <w:r>
-              <w:rPr>
-                <w:rFonts w:asciiTheme="majorBidi" w:hAnsiTheme="majorBidi" w:cstheme="majorBidi"/>
-                <w:sz w:val="18"/>
-                <w:szCs w:val="18"/>
-                <w:rtl/>
-                <w:lang w:bidi="ar-IQ"/>
-              </w:rPr>
-              <w:t xml:space="preserve">هندسة المعرفة</w:t>
-            </w:r>
-          </w:p>
-        </w:tc>
-        <w:tc>
-          <w:tcPr>
-            <w:tcW w:w="338" w:type="pct"/>
-          </w:tcPr>
-          <w:p>
-            <w:pPr>
-              <w:keepNext/>
-              <w:keepLines/>
-              <w:spacing w:after="0"/>
-              <w:rPr>
-                <w:rFonts w:asciiTheme="majorBidi" w:hAnsiTheme="majorBidi" w:cstheme="majorBidi"/>
-                <w:sz w:val="18"/>
-                <w:szCs w:val="18"/>
-                <w:lang w:bidi="ar-IQ"/>
-              </w:rPr>
-            </w:pPr>
-            <w:r>
-              <w:rPr>
-                <w:rFonts w:asciiTheme="majorBidi" w:hAnsiTheme="majorBidi" w:cstheme="majorBidi"/>
-                <w:sz w:val="18"/>
-                <w:szCs w:val="18"/>
-                <w:rtl/>
-                <w:lang w:bidi="ar-IQ"/>
-              </w:rPr>
-              <w:t xml:space="preserve">٩٢</w:t>
-            </w:r>
-          </w:p>
-        </w:tc>
-        <w:tc>
-          <w:tcPr>
-            <w:tcW w:w="339" w:type="pct"/>
-          </w:tcPr>
-          <w:p>
-            <w:pPr>
-              <w:keepNext/>
-              <w:keepLines/>
-              <w:spacing w:after="0"/>
-              <w:rPr>
-                <w:rFonts w:asciiTheme="majorBidi" w:hAnsiTheme="majorBidi" w:cstheme="majorBidi"/>
-                <w:sz w:val="18"/>
-                <w:szCs w:val="18"/>
-                <w:lang w:bidi="ar-IQ"/>
-              </w:rPr>
-            </w:pPr>
-            <w:r>
-              <w:rPr>
-                <w:rFonts w:asciiTheme="majorBidi" w:hAnsiTheme="majorBidi" w:cstheme="majorBidi"/>
-                <w:sz w:val="18"/>
-                <w:szCs w:val="18"/>
-                <w:rtl/>
-                <w:lang w:bidi="ar-IQ"/>
-              </w:rPr>
-              <w:t xml:space="preserve">٣</w:t>
-            </w:r>
-          </w:p>
-        </w:tc>
-        <w:tc>
-          <w:tcPr>
-            <w:tcW w:w="1831" w:type="pct"/>
-          </w:tcPr>
-          <w:p>
-            <w:pPr>
-              <w:keepNext/>
-              <w:keepLines/>
-              <w:spacing w:after="0"/>
-              <w:rPr>
-                <w:rFonts w:asciiTheme="majorBidi" w:hAnsiTheme="majorBidi" w:cstheme="majorBidi"/>
-                <w:sz w:val="18"/>
-                <w:szCs w:val="18"/>
-                <w:lang w:bidi="ar-IQ"/>
-              </w:rPr>
-            </w:pPr>
-            <w:r>
-              <w:rPr>
-                <w:rFonts w:asciiTheme="majorBidi" w:hAnsiTheme="majorBidi" w:cstheme="majorBidi"/>
-                <w:sz w:val="18"/>
-                <w:szCs w:val="18"/>
-                <w:rtl/>
-                <w:lang w:bidi="ar-IQ"/>
-              </w:rPr>
-              <w:t xml:space="preserve"/>
-            </w:r>
-          </w:p>
-        </w:tc>
-        <w:tc>
-          <w:tcPr>
-            <w:tcW w:w="339" w:type="pct"/>
-          </w:tcPr>
-          <w:p>
-            <w:pPr>
-              <w:keepNext/>
-              <w:keepLines/>
-              <w:spacing w:after="0"/>
-              <w:rPr>
-                <w:rFonts w:asciiTheme="majorBidi" w:hAnsiTheme="majorBidi" w:cstheme="majorBidi"/>
-                <w:sz w:val="18"/>
-                <w:szCs w:val="18"/>
-                <w:lang w:bidi="ar-IQ"/>
-              </w:rPr>
-            </w:pPr>
-            <w:r>
-              <w:rPr>
-                <w:rFonts w:asciiTheme="majorBidi" w:hAnsiTheme="majorBidi" w:cstheme="majorBidi"/>
-                <w:sz w:val="18"/>
-                <w:szCs w:val="18"/>
-                <w:rtl/>
-                <w:lang w:bidi="ar-IQ"/>
-              </w:rPr>
-              <w:t xml:space="preserve"/>
-            </w:r>
-          </w:p>
-        </w:tc>
-        <w:tc>
-          <w:tcPr>
-            <w:tcW w:w="325" w:type="pct"/>
-          </w:tcPr>
-          <w:p>
-            <w:pPr>
-              <w:keepNext/>
-              <w:keepLines/>
-              <w:spacing w:after="0"/>
-              <w:rPr>
-                <w:rFonts w:asciiTheme="majorBidi" w:hAnsiTheme="majorBidi" w:cstheme="majorBidi"/>
-                <w:sz w:val="18"/>
-                <w:szCs w:val="18"/>
-              </w:rPr>
-            </w:pPr>
-            <w:r>
-              <w:rPr>
-                <w:rFonts w:asciiTheme="majorBidi" w:hAnsiTheme="majorBidi" w:cstheme="majorBidi"/>
-                <w:sz w:val="18"/>
-                <w:szCs w:val="18"/>
-                <w:rtl/>
-                <w:lang w:bidi="ar-IQ"/>
-              </w:rPr>
-              <w:t xml:space="preserve"/>
             </w:r>
           </w:p>
         </w:tc>
@@ -9278,7 +6122,7 @@
                 <w:bCs/>
                 <w:lang w:bidi="ar-IQ"/>
               </w:rPr>
-              <w:t xml:space="preserve">المدرس الدكتور مرتجى علي ساري</w:t>
+              <w:t xml:space="preserve"> نغم باسل محمود</w:t>
             </w:r>
           </w:p>
           <w:p>
@@ -9296,7 +6140,7 @@
                 <w:rtl/>
                 <w:lang w:bidi="ar-IQ"/>
               </w:rPr>
-              <w:t xml:space="preserve">مدير التسجيل</w:t>
+              <w:t xml:space="preserve">منظم الوثيقة</w:t>
             </w:r>
           </w:p>
         </w:tc>
@@ -9342,7 +6186,7 @@
                 <w:bCs/>
                 <w:lang w:bidi="ar-IQ"/>
               </w:rPr>
-              <w:t xml:space="preserve">الأستاذ الدكتور رائدة سالم خضير</w:t>
+              <w:t xml:space="preserve">مرتجى علي المدرس الدكتور</w:t>
             </w:r>
           </w:p>
           <w:p>
@@ -9359,7 +6203,7 @@
                 <w:rtl/>
                 <w:lang w:bidi="ar-IQ"/>
               </w:rPr>
-              <w:t xml:space="preserve">معاون العميد للشوون العلمية والدراسات العليا</w:t>
+              <w:t xml:space="preserve">مدير التسجيل</w:t>
             </w:r>
           </w:p>
         </w:tc>
@@ -9446,7 +6290,7 @@
                 <w:bCs/>
                 <w:lang w:bidi="ar-IQ"/>
               </w:rPr>
-              <w:t xml:space="preserve">الأستاذ المساعد حيدر خزعل محبس</w:t>
+              <w:t xml:space="preserve"> </w:t>
             </w:r>
           </w:p>
           <w:p>
@@ -9464,7 +6308,7 @@
                 <w:rtl/>
                 <w:lang w:bidi="ar-IQ"/>
               </w:rPr>
-              <w:t xml:space="preserve">مساعد رئيس الجامعة للشؤون العلمية</w:t>
+              <w:t xml:space="preserve"/>
             </w:r>
           </w:p>
         </w:tc>
@@ -9536,7 +6380,7 @@
                 <w:bCs/>
                 <w:lang w:bidi="ar-IQ"/>
               </w:rPr>
-              <w:t xml:space="preserve">الأستاذ الدكتور هشام كاظم هاشم</w:t>
+              <w:t xml:space="preserve"> </w:t>
             </w:r>
           </w:p>
           <w:p>
@@ -9554,7 +6398,7 @@
                 <w:rtl/>
                 <w:lang w:bidi="ar-IQ"/>
               </w:rPr>
-              <w:t xml:space="preserve">العميد</w:t>
+              <w:t xml:space="preserve"/>
             </w:r>
           </w:p>
         </w:tc>
@@ -9668,7 +6512,7 @@
                 <w:bCs/>
                 <w:lang w:bidi="ar-IQ"/>
               </w:rPr>
-              <w:t xml:space="preserve"> أسراء فاضل عبد</w:t>
+              <w:t xml:space="preserve">الأستاذ الدكتور رائدة سالم خضير</w:t>
             </w:r>
           </w:p>
           <w:p>
@@ -9684,7 +6528,7 @@
                 <w:rtl/>
                 <w:lang w:bidi="ar-IQ"/>
               </w:rPr>
-              <w:t xml:space="preserve">مسؤول وحدة الوثائق</w:t>
+              <w:t xml:space="preserve">معاون العميد للشوون العلمية والدراسات العليا</w:t>
             </w:r>
           </w:p>
         </w:tc>
@@ -9710,7 +6554,7 @@
                 <w:bCs/>
                 <w:lang w:bidi="ar-IQ"/>
               </w:rPr>
-              <w:t xml:space="preserve"> نغم باسل محمود</w:t>
+              <w:t xml:space="preserve"> أسراء فاضل عبد</w:t>
             </w:r>
           </w:p>
           <w:p>
@@ -9727,7 +6571,7 @@
                 <w:rtl/>
                 <w:lang w:bidi="ar-IQ"/>
               </w:rPr>
-              <w:t xml:space="preserve">منظم الوثيقة</w:t>
+              <w:t xml:space="preserve">مسؤول وحدة الوثائق</w:t>
             </w:r>
           </w:p>
         </w:tc>
@@ -10077,7 +6921,7 @@
           <w:rtl/>
           <w:lang w:bidi="ar-IQ"/>
         </w:rPr>
-        <w:t xml:space="preserve">لا يوجد</w:t>
+        <w:t xml:space="preserve">لايوجد</w:t>
       </w:r>
       <w:r>
         <w:rPr>
@@ -10120,7 +6964,7 @@
           <w:rtl/>
           <w:lang w:bidi="ar-IQ"/>
         </w:rPr>
-        <w:t xml:space="preserve">لا يوجد</w:t>
+        <w:t xml:space="preserve">لايوجد</w:t>
       </w:r>
       <w:r>
         <w:rPr>

--- a/certificates/year - Temp - Ar - D - SBS - اديان عبدالامير فخري احمد.docx
+++ b/certificates/year - Temp - Ar - D - SBS - اديان عبدالامير فخري احمد.docx
@@ -6122,7 +6122,7 @@
                 <w:bCs/>
                 <w:lang w:bidi="ar-IQ"/>
               </w:rPr>
-              <w:t xml:space="preserve"> نغم باسل محمود</w:t>
+              <w:t xml:space="preserve">الأستاذ الدكتور رائدة سالم خضير</w:t>
             </w:r>
           </w:p>
           <w:p>
@@ -6140,7 +6140,7 @@
                 <w:rtl/>
                 <w:lang w:bidi="ar-IQ"/>
               </w:rPr>
-              <w:t xml:space="preserve">منظم الوثيقة</w:t>
+              <w:t xml:space="preserve">معاون العميد للشوون العلمية والدراسات العليا</w:t>
             </w:r>
           </w:p>
         </w:tc>
@@ -6290,7 +6290,7 @@
                 <w:bCs/>
                 <w:lang w:bidi="ar-IQ"/>
               </w:rPr>
-              <w:t xml:space="preserve"> </w:t>
+              <w:t xml:space="preserve">الأستاذ المساعد حيدر خزعل محبس</w:t>
             </w:r>
           </w:p>
           <w:p>
@@ -6308,7 +6308,7 @@
                 <w:rtl/>
                 <w:lang w:bidi="ar-IQ"/>
               </w:rPr>
-              <w:t xml:space="preserve"/>
+              <w:t xml:space="preserve">مساعد رئيس الجامعة للشؤون العلمية</w:t>
             </w:r>
           </w:p>
         </w:tc>
@@ -6380,7 +6380,7 @@
                 <w:bCs/>
                 <w:lang w:bidi="ar-IQ"/>
               </w:rPr>
-              <w:t xml:space="preserve"> </w:t>
+              <w:t xml:space="preserve">الأستاذ الدكتور هشام كاظم هاشم</w:t>
             </w:r>
           </w:p>
           <w:p>
@@ -6398,7 +6398,7 @@
                 <w:rtl/>
                 <w:lang w:bidi="ar-IQ"/>
               </w:rPr>
-              <w:t xml:space="preserve"/>
+              <w:t xml:space="preserve">العميد</w:t>
             </w:r>
           </w:p>
         </w:tc>
@@ -6512,7 +6512,7 @@
                 <w:bCs/>
                 <w:lang w:bidi="ar-IQ"/>
               </w:rPr>
-              <w:t xml:space="preserve">الأستاذ الدكتور رائدة سالم خضير</w:t>
+              <w:t xml:space="preserve"> أسراء فاضل عبد</w:t>
             </w:r>
           </w:p>
           <w:p>
@@ -6528,7 +6528,7 @@
                 <w:rtl/>
                 <w:lang w:bidi="ar-IQ"/>
               </w:rPr>
-              <w:t xml:space="preserve">معاون العميد للشوون العلمية والدراسات العليا</w:t>
+              <w:t xml:space="preserve">مسؤول وحدة الوثائق</w:t>
             </w:r>
           </w:p>
         </w:tc>
@@ -6554,7 +6554,7 @@
                 <w:bCs/>
                 <w:lang w:bidi="ar-IQ"/>
               </w:rPr>
-              <w:t xml:space="preserve"> أسراء فاضل عبد</w:t>
+              <w:t xml:space="preserve"> نغم باسل محمود</w:t>
             </w:r>
           </w:p>
           <w:p>
@@ -6571,7 +6571,7 @@
                 <w:rtl/>
                 <w:lang w:bidi="ar-IQ"/>
               </w:rPr>
-              <w:t xml:space="preserve">مسؤول وحدة الوثائق</w:t>
+              <w:t xml:space="preserve">منظم الوثيقة</w:t>
             </w:r>
           </w:p>
         </w:tc>

--- a/certificates/year - Temp - Ar - D - SBS - اديان عبدالامير فخري احمد.docx
+++ b/certificates/year - Temp - Ar - D - SBS - اديان عبدالامير فخري احمد.docx
@@ -679,7 +679,7 @@
                 <w:rtl/>
                 <w:lang w:bidi="ar-IQ"/>
               </w:rPr>
-              <w:t xml:space="preserve">١</w:t>
+              <w:t xml:space="preserve">٦٤</w:t>
             </w:r>
           </w:p>
         </w:tc>
@@ -768,8 +768,8 @@
           <w:rFonts w:asciiTheme="majorBidi" w:hAnsiTheme="majorBidi" w:cstheme="majorBidi"/>
           <w:b/>
           <w:bCs/>
-          <w:sz w:val="20"/>
-          <w:szCs w:val="20"/>
+          <w:sz w:val="18"/>
+          <w:szCs w:val="18"/>
           <w:rtl/>
         </w:rPr>
       </w:pPr>
@@ -778,8 +778,8 @@
           <w:rFonts w:asciiTheme="majorBidi" w:hAnsiTheme="majorBidi" w:cstheme="majorBidi"/>
           <w:b/>
           <w:bCs/>
-          <w:sz w:val="20"/>
-          <w:szCs w:val="20"/>
+          <w:sz w:val="18"/>
+          <w:szCs w:val="18"/>
           <w:rtl/>
         </w:rPr>
         <w:t>ملاحظة: توجد معلومات إضافية على ظهر الوثيقة.</w:t>
@@ -794,8 +794,8 @@
           <w:rFonts w:asciiTheme="majorBidi" w:hAnsiTheme="majorBidi" w:cstheme="majorBidi"/>
           <w:b/>
           <w:bCs/>
-          <w:sz w:val="20"/>
-          <w:szCs w:val="20"/>
+          <w:sz w:val="18"/>
+          <w:szCs w:val="18"/>
           <w:rtl/>
         </w:rPr>
       </w:pPr>
@@ -804,8 +804,8 @@
           <w:rFonts w:asciiTheme="majorBidi" w:hAnsiTheme="majorBidi" w:cstheme="majorBidi"/>
           <w:b/>
           <w:bCs/>
-          <w:sz w:val="20"/>
-          <w:szCs w:val="20"/>
+          <w:sz w:val="18"/>
+          <w:szCs w:val="18"/>
           <w:rtl/>
         </w:rPr>
         <w:t xml:space="preserve">فيما يلي السجل الأكاديمي الرسمي للمواد الدراسية والدرجات التي تم الحصول عليها خلال سنوات الدراسة.</w:t>
@@ -875,7 +875,26 @@
                 <w:rtl/>
                 <w:lang w:bidi="ar-IQ"/>
               </w:rPr>
-              <w:t xml:space="preserve">العام: ٢٠١٧-٢٠١٨</w:t>
+              <w:t xml:space="preserve">٢٠١٦-٢٠١٧</w:t>
+            </w:r>
+            <w:r>
+              <w:rPr>
+                <w:rFonts w:asciiTheme="majorBidi" w:hAnsiTheme="majorBidi" w:cstheme="majorBidi" w:hint="cs"/>
+                <w:sz w:val="18"/>
+                <w:szCs w:val="18"/>
+                <w:rtl/>
+                <w:lang w:bidi="ar-IQ"/>
+              </w:rPr>
+              <w:t xml:space="preserve"> - المرحلة </w:t>
+            </w:r>
+            <w:r>
+              <w:rPr>
+                <w:rFonts w:asciiTheme="majorBidi" w:hAnsiTheme="majorBidi" w:cstheme="majorBidi"/>
+                <w:sz w:val="18"/>
+                <w:szCs w:val="18"/>
+                <w:lang w:bidi="ar-IQ"/>
+              </w:rPr>
+              <w:t xml:space="preserve"/>
             </w:r>
           </w:p>
         </w:tc>
@@ -903,7 +922,56 @@
                 <w:rtl/>
                 <w:lang w:bidi="ar-IQ"/>
               </w:rPr>
-              <w:t xml:space="preserve">العام: ٢٠١٥-٢٠١٦</w:t>
+              <w:t xml:space="preserve">٢٠١٥-٢٠١٦ (١)</w:t>
+            </w:r>
+            <w:r>
+              <w:rPr>
+                <w:rFonts w:asciiTheme="majorBidi" w:hAnsiTheme="majorBidi" w:cstheme="majorBidi" w:hint="cs"/>
+                <w:sz w:val="18"/>
+                <w:szCs w:val="18"/>
+                <w:rtl/>
+                <w:lang w:bidi="ar-IQ"/>
+              </w:rPr>
+              <w:t xml:space="preserve"> </w:t>
+            </w:r>
+            <w:r>
+              <w:rPr>
+                <w:rFonts w:asciiTheme="majorBidi" w:hAnsiTheme="majorBidi" w:cstheme="majorBidi"/>
+                <w:sz w:val="18"/>
+                <w:szCs w:val="18"/>
+                <w:rtl/>
+                <w:lang w:bidi="ar-IQ"/>
+              </w:rPr>
+              <w:t>–</w:t>
+            </w:r>
+            <w:r>
+              <w:rPr>
+                <w:rFonts w:asciiTheme="majorBidi" w:hAnsiTheme="majorBidi" w:cstheme="majorBidi" w:hint="cs"/>
+                <w:sz w:val="18"/>
+                <w:szCs w:val="18"/>
+                <w:rtl/>
+                <w:lang w:bidi="ar-IQ"/>
+              </w:rPr>
+              <w:t xml:space="preserve"> المرحلة</w:t>
+            </w:r>
+            <w:r>
+              <w:rPr>
+                <w:rFonts w:asciiTheme="majorBidi" w:hAnsiTheme="majorBidi" w:cstheme="majorBidi" w:hint="cs"/>
+                <w:sz w:val="18"/>
+                <w:szCs w:val="18"/>
+                <w:rtl/>
+                <w:lang w:bidi="ar-IQ"/>
+              </w:rPr>
+              <w:t xml:space="preserve"> </w:t>
+            </w:r>
+            <w:r>
+              <w:rPr>
+                <w:rFonts w:asciiTheme="majorBidi" w:hAnsiTheme="majorBidi" w:cstheme="majorBidi"/>
+                <w:sz w:val="18"/>
+                <w:szCs w:val="18"/>
+                <w:lang w:bidi="ar-IQ"/>
+              </w:rPr>
+              <w:t xml:space="preserve"/>
             </w:r>
           </w:p>
         </w:tc>
@@ -1126,7 +1194,7 @@
                 <w:rtl/>
                 <w:lang w:bidi="ar-IQ"/>
               </w:rPr>
-              <w:t xml:space="preserve">اخلاقيات الحاسوب</w:t>
+              <w:t xml:space="preserve">الاحتمالية والاحصاء</w:t>
             </w:r>
           </w:p>
         </w:tc>
@@ -1154,7 +1222,7 @@
                 <w:rtl/>
                 <w:lang w:bidi="ar-IQ"/>
               </w:rPr>
-              <w:t xml:space="preserve">٥٨</w:t>
+              <w:t xml:space="preserve">٥٣</w:t>
             </w:r>
           </w:p>
         </w:tc>
@@ -1182,7 +1250,7 @@
                 <w:rtl/>
                 <w:lang w:bidi="ar-IQ"/>
               </w:rPr>
-              <w:t xml:space="preserve">٢</w:t>
+              <w:t xml:space="preserve">٣</w:t>
             </w:r>
           </w:p>
         </w:tc>
@@ -1210,7 +1278,7 @@
                 <w:rtl/>
                 <w:lang w:bidi="ar-IQ"/>
               </w:rPr>
-              <w:t xml:space="preserve">الإنكليزي ١</w:t>
+              <w:t xml:space="preserve">الإنكليزي 1</w:t>
             </w:r>
           </w:p>
         </w:tc>
@@ -1298,7 +1366,7 @@
                 <w:rtl/>
                 <w:lang w:bidi="ar-IQ"/>
               </w:rPr>
-              <w:t xml:space="preserve">الذكاء الاصطناعي</w:t>
+              <w:t xml:space="preserve">البرمجة الكيانية 1</w:t>
             </w:r>
           </w:p>
         </w:tc>
@@ -1326,7 +1394,7 @@
                 <w:rtl/>
                 <w:lang w:bidi="ar-IQ"/>
               </w:rPr>
-              <w:t xml:space="preserve">٥٠</w:t>
+              <w:t xml:space="preserve">٥٣</w:t>
             </w:r>
           </w:p>
         </w:tc>
@@ -1382,7 +1450,7 @@
                 <w:rtl/>
                 <w:lang w:bidi="ar-IQ"/>
               </w:rPr>
-              <w:t xml:space="preserve">الإنكليزي ٢</w:t>
+              <w:t xml:space="preserve">الإنكليزي 2</w:t>
             </w:r>
           </w:p>
         </w:tc>
@@ -1470,7 +1538,7 @@
                 <w:rtl/>
                 <w:lang w:bidi="ar-IQ"/>
               </w:rPr>
-              <w:t xml:space="preserve">المترجمات</w:t>
+              <w:t xml:space="preserve">البرمجة الكيانية 2</w:t>
             </w:r>
           </w:p>
         </w:tc>
@@ -1498,7 +1566,7 @@
                 <w:rtl/>
                 <w:lang w:bidi="ar-IQ"/>
               </w:rPr>
-              <w:t xml:space="preserve">٦٣</w:t>
+              <w:t xml:space="preserve">٥١</w:t>
             </w:r>
           </w:p>
         </w:tc>
@@ -1526,7 +1594,7 @@
                 <w:rtl/>
                 <w:lang w:bidi="ar-IQ"/>
               </w:rPr>
-              <w:t xml:space="preserve">٤</w:t>
+              <w:t xml:space="preserve">٣</w:t>
             </w:r>
           </w:p>
         </w:tc>
@@ -1554,7 +1622,7 @@
                 <w:rtl/>
                 <w:lang w:bidi="ar-IQ"/>
               </w:rPr>
-              <w:t xml:space="preserve">البرمجة ١</w:t>
+              <w:t xml:space="preserve">البرمجة 1</w:t>
             </w:r>
           </w:p>
         </w:tc>
@@ -1642,7 +1710,7 @@
                 <w:rtl/>
                 <w:lang w:bidi="ar-IQ"/>
               </w:rPr>
-              <w:t xml:space="preserve">بحوث العمليات</w:t>
+              <w:t xml:space="preserve">البرمجة المرئية</w:t>
             </w:r>
           </w:p>
         </w:tc>
@@ -1726,7 +1794,7 @@
                 <w:rtl/>
                 <w:lang w:bidi="ar-IQ"/>
               </w:rPr>
-              <w:t xml:space="preserve">البرمجة ٢</w:t>
+              <w:t xml:space="preserve">البرمجة 2</w:t>
             </w:r>
           </w:p>
         </w:tc>
@@ -1814,7 +1882,7 @@
                 <w:rtl/>
                 <w:lang w:bidi="ar-IQ"/>
               </w:rPr>
-              <w:t xml:space="preserve">برمجة المواقع ١</w:t>
+              <w:t xml:space="preserve">الرسم بالحاسوب</w:t>
             </w:r>
           </w:p>
         </w:tc>
@@ -1842,7 +1910,7 @@
                 <w:rtl/>
                 <w:lang w:bidi="ar-IQ"/>
               </w:rPr>
-              <w:t xml:space="preserve">٥٨</w:t>
+              <w:t xml:space="preserve">٦٣</w:t>
             </w:r>
           </w:p>
         </w:tc>
@@ -1986,7 +2054,7 @@
                 <w:rtl/>
                 <w:lang w:bidi="ar-IQ"/>
               </w:rPr>
-              <w:t xml:space="preserve">برمجة المواقع ٢</w:t>
+              <w:t xml:space="preserve">الطرق العددية</w:t>
             </w:r>
           </w:p>
         </w:tc>
@@ -2014,7 +2082,7 @@
                 <w:rtl/>
                 <w:lang w:bidi="ar-IQ"/>
               </w:rPr>
-              <w:t xml:space="preserve">٥٧</w:t>
+              <w:t xml:space="preserve">٦٦</w:t>
             </w:r>
           </w:p>
         </w:tc>
@@ -2158,7 +2226,7 @@
                 <w:rtl/>
                 <w:lang w:bidi="ar-IQ"/>
               </w:rPr>
-              <w:t xml:space="preserve">تحليل وتصميم النظم</w:t>
+              <w:t xml:space="preserve">العربي</w:t>
             </w:r>
           </w:p>
         </w:tc>
@@ -2186,7 +2254,7 @@
                 <w:rtl/>
                 <w:lang w:bidi="ar-IQ"/>
               </w:rPr>
-              <w:t xml:space="preserve">٥٠</w:t>
+              <w:t xml:space="preserve">٧٠</w:t>
             </w:r>
           </w:p>
         </w:tc>
@@ -2214,7 +2282,7 @@
                 <w:rtl/>
                 <w:lang w:bidi="ar-IQ"/>
               </w:rPr>
-              <w:t xml:space="preserve">٣</w:t>
+              <w:t xml:space="preserve">٢</w:t>
             </w:r>
           </w:p>
         </w:tc>
@@ -2330,7 +2398,7 @@
                 <w:rtl/>
                 <w:lang w:bidi="ar-IQ"/>
               </w:rPr>
-              <w:t xml:space="preserve">شبكات الحاسوب ١</w:t>
+              <w:t xml:space="preserve">المعالجات المايكروية</w:t>
             </w:r>
           </w:p>
         </w:tc>
@@ -2502,7 +2570,7 @@
                 <w:rtl/>
                 <w:lang w:bidi="ar-IQ"/>
               </w:rPr>
-              <w:t xml:space="preserve">شبكات الحاسوب ٢</w:t>
+              <w:t xml:space="preserve">النظرية الاحتسابية</w:t>
             </w:r>
           </w:p>
         </w:tc>
@@ -2674,7 +2742,7 @@
                 <w:rtl/>
                 <w:lang w:bidi="ar-IQ"/>
               </w:rPr>
-              <w:t xml:space="preserve">قواعد البيانات</w:t>
+              <w:t xml:space="preserve">هياكل البيانات 1</w:t>
             </w:r>
           </w:p>
         </w:tc>
@@ -2702,7 +2770,7 @@
                 <w:rtl/>
                 <w:lang w:bidi="ar-IQ"/>
               </w:rPr>
-              <w:t xml:space="preserve">٥٥</w:t>
+              <w:t xml:space="preserve">٦٣</w:t>
             </w:r>
           </w:p>
         </w:tc>
@@ -2846,7 +2914,7 @@
                 <w:rtl/>
                 <w:lang w:bidi="ar-IQ"/>
               </w:rPr>
-              <w:t xml:space="preserve">معمارية الحاسوب</w:t>
+              <w:t xml:space="preserve"/>
             </w:r>
           </w:p>
         </w:tc>
@@ -2874,7 +2942,7 @@
                 <w:rtl/>
                 <w:lang w:bidi="ar-IQ"/>
               </w:rPr>
-              <w:t xml:space="preserve">٥١</w:t>
+              <w:t xml:space="preserve"/>
             </w:r>
           </w:p>
         </w:tc>
@@ -2902,7 +2970,7 @@
                 <w:rtl/>
                 <w:lang w:bidi="ar-IQ"/>
               </w:rPr>
-              <w:t xml:space="preserve">٣</w:t>
+              <w:t xml:space="preserve"/>
             </w:r>
           </w:p>
         </w:tc>
@@ -3018,7 +3086,7 @@
                 <w:rtl/>
                 <w:lang w:bidi="ar-IQ"/>
               </w:rPr>
-              <w:t xml:space="preserve">مفاهيم لغات البرمجة</w:t>
+              <w:t xml:space="preserve"/>
             </w:r>
           </w:p>
         </w:tc>
@@ -3046,7 +3114,7 @@
                 <w:rtl/>
                 <w:lang w:bidi="ar-IQ"/>
               </w:rPr>
-              <w:t xml:space="preserve">٥٠</w:t>
+              <w:t xml:space="preserve"/>
             </w:r>
           </w:p>
         </w:tc>
@@ -3074,7 +3142,7 @@
                 <w:rtl/>
                 <w:lang w:bidi="ar-IQ"/>
               </w:rPr>
-              <w:t xml:space="preserve">٢</w:t>
+              <w:t xml:space="preserve"/>
             </w:r>
           </w:p>
         </w:tc>
@@ -3131,2874 +3199,6 @@
                 <w:lang w:bidi="ar-IQ"/>
               </w:rPr>
               <w:t xml:space="preserve">٧٣</w:t>
-            </w:r>
-          </w:p>
-        </w:tc>
-        <w:tc>
-          <w:tcPr>
-            <w:tcW w:w="325" w:type="pct"/>
-          </w:tcPr>
-          <w:p>
-            <w:pPr>
-              <w:keepNext/>
-              <w:keepLines/>
-              <w:spacing w:after="0"/>
-              <w:rPr>
-                <w:rFonts w:asciiTheme="majorBidi" w:hAnsiTheme="majorBidi" w:cstheme="majorBidi"/>
-                <w:sz w:val="18"/>
-                <w:szCs w:val="18"/>
-              </w:rPr>
-            </w:pPr>
-            <w:r>
-              <w:rPr>
-                <w:rFonts w:asciiTheme="majorBidi" w:hAnsiTheme="majorBidi" w:cstheme="majorBidi"/>
-                <w:sz w:val="18"/>
-                <w:szCs w:val="18"/>
-                <w:rtl/>
-                <w:lang w:bidi="ar-IQ"/>
-              </w:rPr>
-              <w:t xml:space="preserve">٣</w:t>
-            </w:r>
-          </w:p>
-        </w:tc>
-      </w:tr>
-      <w:tr>
-        <w:trPr>
-          <w:cantSplit/>
-        </w:trPr>
-        <w:tc>
-          <w:tcPr>
-            <w:tcW w:w="1828" w:type="pct"/>
-          </w:tcPr>
-          <w:p>
-            <w:pPr>
-              <w:keepNext/>
-              <w:keepLines/>
-              <w:spacing w:after="0"/>
-              <w:rPr>
-                <w:rFonts w:asciiTheme="majorBidi" w:hAnsiTheme="majorBidi" w:cstheme="majorBidi"/>
-                <w:sz w:val="18"/>
-                <w:szCs w:val="18"/>
-                <w:lang w:bidi="ar-IQ"/>
-              </w:rPr>
-            </w:pPr>
-            <w:r>
-              <w:rPr>
-                <w:rFonts w:asciiTheme="majorBidi" w:hAnsiTheme="majorBidi" w:cstheme="majorBidi"/>
-                <w:sz w:val="18"/>
-                <w:szCs w:val="18"/>
-                <w:rtl/>
-                <w:lang w:bidi="ar-IQ"/>
-              </w:rPr>
-              <w:t xml:space="preserve">هندسة البرمجيات</w:t>
-            </w:r>
-          </w:p>
-        </w:tc>
-        <w:tc>
-          <w:tcPr>
-            <w:tcW w:w="338" w:type="pct"/>
-          </w:tcPr>
-          <w:p>
-            <w:pPr>
-              <w:keepNext/>
-              <w:keepLines/>
-              <w:spacing w:after="0"/>
-              <w:rPr>
-                <w:rFonts w:asciiTheme="majorBidi" w:hAnsiTheme="majorBidi" w:cstheme="majorBidi"/>
-                <w:sz w:val="18"/>
-                <w:szCs w:val="18"/>
-                <w:lang w:bidi="ar-IQ"/>
-              </w:rPr>
-            </w:pPr>
-            <w:r>
-              <w:rPr>
-                <w:rFonts w:asciiTheme="majorBidi" w:hAnsiTheme="majorBidi" w:cstheme="majorBidi"/>
-                <w:sz w:val="18"/>
-                <w:szCs w:val="18"/>
-                <w:rtl/>
-                <w:lang w:bidi="ar-IQ"/>
-              </w:rPr>
-              <w:t xml:space="preserve">٦٥</w:t>
-            </w:r>
-          </w:p>
-        </w:tc>
-        <w:tc>
-          <w:tcPr>
-            <w:tcW w:w="339" w:type="pct"/>
-          </w:tcPr>
-          <w:p>
-            <w:pPr>
-              <w:keepNext/>
-              <w:keepLines/>
-              <w:spacing w:after="0"/>
-              <w:rPr>
-                <w:rFonts w:asciiTheme="majorBidi" w:hAnsiTheme="majorBidi" w:cstheme="majorBidi"/>
-                <w:sz w:val="18"/>
-                <w:szCs w:val="18"/>
-                <w:lang w:bidi="ar-IQ"/>
-              </w:rPr>
-            </w:pPr>
-            <w:r>
-              <w:rPr>
-                <w:rFonts w:asciiTheme="majorBidi" w:hAnsiTheme="majorBidi" w:cstheme="majorBidi"/>
-                <w:sz w:val="18"/>
-                <w:szCs w:val="18"/>
-                <w:rtl/>
-                <w:lang w:bidi="ar-IQ"/>
-              </w:rPr>
-              <w:t xml:space="preserve">٣</w:t>
-            </w:r>
-          </w:p>
-        </w:tc>
-        <w:tc>
-          <w:tcPr>
-            <w:tcW w:w="1831" w:type="pct"/>
-          </w:tcPr>
-          <w:p>
-            <w:pPr>
-              <w:keepNext/>
-              <w:keepLines/>
-              <w:spacing w:after="0"/>
-              <w:rPr>
-                <w:rFonts w:asciiTheme="majorBidi" w:hAnsiTheme="majorBidi" w:cstheme="majorBidi"/>
-                <w:sz w:val="18"/>
-                <w:szCs w:val="18"/>
-                <w:lang w:bidi="ar-IQ"/>
-              </w:rPr>
-            </w:pPr>
-            <w:r>
-              <w:rPr>
-                <w:rFonts w:asciiTheme="majorBidi" w:hAnsiTheme="majorBidi" w:cstheme="majorBidi"/>
-                <w:sz w:val="18"/>
-                <w:szCs w:val="18"/>
-                <w:rtl/>
-                <w:lang w:bidi="ar-IQ"/>
-              </w:rPr>
-              <w:t xml:space="preserve"/>
-            </w:r>
-          </w:p>
-        </w:tc>
-        <w:tc>
-          <w:tcPr>
-            <w:tcW w:w="339" w:type="pct"/>
-          </w:tcPr>
-          <w:p>
-            <w:pPr>
-              <w:keepNext/>
-              <w:keepLines/>
-              <w:spacing w:after="0"/>
-              <w:rPr>
-                <w:rFonts w:asciiTheme="majorBidi" w:hAnsiTheme="majorBidi" w:cstheme="majorBidi"/>
-                <w:sz w:val="18"/>
-                <w:szCs w:val="18"/>
-                <w:lang w:bidi="ar-IQ"/>
-              </w:rPr>
-            </w:pPr>
-            <w:r>
-              <w:rPr>
-                <w:rFonts w:asciiTheme="majorBidi" w:hAnsiTheme="majorBidi" w:cstheme="majorBidi"/>
-                <w:sz w:val="18"/>
-                <w:szCs w:val="18"/>
-                <w:rtl/>
-                <w:lang w:bidi="ar-IQ"/>
-              </w:rPr>
-              <w:t xml:space="preserve"/>
-            </w:r>
-          </w:p>
-        </w:tc>
-        <w:tc>
-          <w:tcPr>
-            <w:tcW w:w="325" w:type="pct"/>
-          </w:tcPr>
-          <w:p>
-            <w:pPr>
-              <w:keepNext/>
-              <w:keepLines/>
-              <w:spacing w:after="0"/>
-              <w:rPr>
-                <w:rFonts w:asciiTheme="majorBidi" w:hAnsiTheme="majorBidi" w:cstheme="majorBidi"/>
-                <w:sz w:val="18"/>
-                <w:szCs w:val="18"/>
-              </w:rPr>
-            </w:pPr>
-            <w:r>
-              <w:rPr>
-                <w:rFonts w:asciiTheme="majorBidi" w:hAnsiTheme="majorBidi" w:cstheme="majorBidi"/>
-                <w:sz w:val="18"/>
-                <w:szCs w:val="18"/>
-                <w:rtl/>
-                <w:lang w:bidi="ar-IQ"/>
-              </w:rPr>
-              <w:t xml:space="preserve"/>
-            </w:r>
-          </w:p>
-        </w:tc>
-      </w:tr>
-      <w:tr>
-        <w:trPr>
-          <w:cantSplit/>
-        </w:trPr>
-        <w:tc>
-          <w:tcPr>
-            <w:tcW w:w="1828" w:type="pct"/>
-          </w:tcPr>
-          <w:p>
-            <w:pPr>
-              <w:keepNext/>
-              <w:keepLines/>
-              <w:spacing w:after="0"/>
-              <w:rPr>
-                <w:rFonts w:asciiTheme="majorBidi" w:hAnsiTheme="majorBidi" w:cstheme="majorBidi"/>
-                <w:sz w:val="18"/>
-                <w:szCs w:val="18"/>
-                <w:lang w:bidi="ar-IQ"/>
-              </w:rPr>
-            </w:pPr>
-            <w:r>
-              <w:rPr>
-                <w:rFonts w:asciiTheme="majorBidi" w:hAnsiTheme="majorBidi" w:cstheme="majorBidi"/>
-                <w:sz w:val="18"/>
-                <w:szCs w:val="18"/>
-                <w:rtl/>
-                <w:lang w:bidi="ar-IQ"/>
-              </w:rPr>
-              <w:t xml:space="preserve">هياكل البيانات ٢</w:t>
-            </w:r>
-          </w:p>
-        </w:tc>
-        <w:tc>
-          <w:tcPr>
-            <w:tcW w:w="338" w:type="pct"/>
-          </w:tcPr>
-          <w:p>
-            <w:pPr>
-              <w:keepNext/>
-              <w:keepLines/>
-              <w:spacing w:after="0"/>
-              <w:rPr>
-                <w:rFonts w:asciiTheme="majorBidi" w:hAnsiTheme="majorBidi" w:cstheme="majorBidi"/>
-                <w:sz w:val="18"/>
-                <w:szCs w:val="18"/>
-                <w:lang w:bidi="ar-IQ"/>
-              </w:rPr>
-            </w:pPr>
-            <w:r>
-              <w:rPr>
-                <w:rFonts w:asciiTheme="majorBidi" w:hAnsiTheme="majorBidi" w:cstheme="majorBidi"/>
-                <w:sz w:val="18"/>
-                <w:szCs w:val="18"/>
-                <w:rtl/>
-                <w:lang w:bidi="ar-IQ"/>
-              </w:rPr>
-              <w:t xml:space="preserve">٥٢</w:t>
-            </w:r>
-          </w:p>
-        </w:tc>
-        <w:tc>
-          <w:tcPr>
-            <w:tcW w:w="339" w:type="pct"/>
-          </w:tcPr>
-          <w:p>
-            <w:pPr>
-              <w:keepNext/>
-              <w:keepLines/>
-              <w:spacing w:after="0"/>
-              <w:rPr>
-                <w:rFonts w:asciiTheme="majorBidi" w:hAnsiTheme="majorBidi" w:cstheme="majorBidi"/>
-                <w:sz w:val="18"/>
-                <w:szCs w:val="18"/>
-                <w:lang w:bidi="ar-IQ"/>
-              </w:rPr>
-            </w:pPr>
-            <w:r>
-              <w:rPr>
-                <w:rFonts w:asciiTheme="majorBidi" w:hAnsiTheme="majorBidi" w:cstheme="majorBidi"/>
-                <w:sz w:val="18"/>
-                <w:szCs w:val="18"/>
-                <w:rtl/>
-                <w:lang w:bidi="ar-IQ"/>
-              </w:rPr>
-              <w:t xml:space="preserve">٣</w:t>
-            </w:r>
-          </w:p>
-        </w:tc>
-        <w:tc>
-          <w:tcPr>
-            <w:tcW w:w="1831" w:type="pct"/>
-          </w:tcPr>
-          <w:p>
-            <w:pPr>
-              <w:keepNext/>
-              <w:keepLines/>
-              <w:spacing w:after="0"/>
-              <w:rPr>
-                <w:rFonts w:asciiTheme="majorBidi" w:hAnsiTheme="majorBidi" w:cstheme="majorBidi"/>
-                <w:sz w:val="18"/>
-                <w:szCs w:val="18"/>
-                <w:lang w:bidi="ar-IQ"/>
-              </w:rPr>
-            </w:pPr>
-            <w:r>
-              <w:rPr>
-                <w:rFonts w:asciiTheme="majorBidi" w:hAnsiTheme="majorBidi" w:cstheme="majorBidi"/>
-                <w:sz w:val="18"/>
-                <w:szCs w:val="18"/>
-                <w:rtl/>
-                <w:lang w:bidi="ar-IQ"/>
-              </w:rPr>
-              <w:t xml:space="preserve"/>
-            </w:r>
-          </w:p>
-        </w:tc>
-        <w:tc>
-          <w:tcPr>
-            <w:tcW w:w="339" w:type="pct"/>
-          </w:tcPr>
-          <w:p>
-            <w:pPr>
-              <w:keepNext/>
-              <w:keepLines/>
-              <w:spacing w:after="0"/>
-              <w:rPr>
-                <w:rFonts w:asciiTheme="majorBidi" w:hAnsiTheme="majorBidi" w:cstheme="majorBidi"/>
-                <w:sz w:val="18"/>
-                <w:szCs w:val="18"/>
-                <w:lang w:bidi="ar-IQ"/>
-              </w:rPr>
-            </w:pPr>
-            <w:r>
-              <w:rPr>
-                <w:rFonts w:asciiTheme="majorBidi" w:hAnsiTheme="majorBidi" w:cstheme="majorBidi"/>
-                <w:sz w:val="18"/>
-                <w:szCs w:val="18"/>
-                <w:rtl/>
-                <w:lang w:bidi="ar-IQ"/>
-              </w:rPr>
-              <w:t xml:space="preserve"/>
-            </w:r>
-          </w:p>
-        </w:tc>
-        <w:tc>
-          <w:tcPr>
-            <w:tcW w:w="325" w:type="pct"/>
-          </w:tcPr>
-          <w:p>
-            <w:pPr>
-              <w:keepNext/>
-              <w:keepLines/>
-              <w:spacing w:after="0"/>
-              <w:rPr>
-                <w:rFonts w:asciiTheme="majorBidi" w:hAnsiTheme="majorBidi" w:cstheme="majorBidi"/>
-                <w:sz w:val="18"/>
-                <w:szCs w:val="18"/>
-              </w:rPr>
-            </w:pPr>
-            <w:r>
-              <w:rPr>
-                <w:rFonts w:asciiTheme="majorBidi" w:hAnsiTheme="majorBidi" w:cstheme="majorBidi"/>
-                <w:sz w:val="18"/>
-                <w:szCs w:val="18"/>
-                <w:rtl/>
-                <w:lang w:bidi="ar-IQ"/>
-              </w:rPr>
-              <w:t xml:space="preserve"/>
-            </w:r>
-          </w:p>
-        </w:tc>
-      </w:tr>
-    </w:tbl>
-    <w:p>
-      <w:pPr>
-        <w:keepNext/>
-        <w:keepLines/>
-        <w:spacing w:line="240" w:lineRule="auto"/>
-        <w:rPr>
-          <w:rFonts w:asciiTheme="majorBidi" w:hAnsiTheme="majorBidi" w:cstheme="majorBidi"/>
-          <w:lang w:bidi="ar-IQ"/>
-        </w:rPr>
-      </w:pPr>
-      <w:r>
-        <w:rPr>
-          <w:rFonts w:asciiTheme="majorBidi" w:hAnsiTheme="majorBidi" w:cstheme="majorBidi"/>
-          <w:rtl/>
-          <w:lang w:bidi="ar-IQ"/>
-        </w:rPr>
-        <w:t xml:space="preserve"/>
-      </w:r>
-    </w:p>
-    <w:tbl>
-      <w:tblPr>
-        <w:tblStyle w:val="TableGrid"/>
-        <w:bidiVisual/>
-        <w:tblW w:w="5000" w:type="pct"/>
-        <w:tblLayout w:type="fixed"/>
-        <w:tblLook w:val="04A0" w:firstRow="1" w:lastRow="0" w:firstColumn="1" w:lastColumn="0" w:noHBand="0" w:noVBand="1"/>
-      </w:tblPr>
-      <w:tblGrid>
-        <w:gridCol w:w="3822"/>
-        <w:gridCol w:w="707"/>
-        <w:gridCol w:w="709"/>
-        <w:gridCol w:w="3829"/>
-        <w:gridCol w:w="709"/>
-        <w:gridCol w:w="680"/>
-      </w:tblGrid>
-      <w:tr>
-        <w:trPr>
-          <w:cantSplit/>
-        </w:trPr>
-        <w:tc>
-          <w:tcPr>
-            <w:tcW w:w="2505" w:type="pct"/>
-            <w:gridSpan w:val="3"/>
-          </w:tcPr>
-          <w:p>
-            <w:pPr>
-              <w:keepNext/>
-              <w:keepLines/>
-              <w:spacing w:after="0"/>
-              <w:rPr>
-                <w:rFonts w:asciiTheme="majorBidi" w:hAnsiTheme="majorBidi" w:cstheme="majorBidi"/>
-                <w:sz w:val="18"/>
-                <w:szCs w:val="18"/>
-                <w:lang w:bidi="ar-IQ"/>
-              </w:rPr>
-            </w:pPr>
-            <w:r>
-              <w:rPr>
-                <w:rFonts w:asciiTheme="majorBidi" w:hAnsiTheme="majorBidi" w:cstheme="majorBidi"/>
-                <w:sz w:val="18"/>
-                <w:szCs w:val="18"/>
-                <w:rtl/>
-                <w:lang w:bidi="ar-IQ"/>
-              </w:rPr>
-              <w:t xml:space="preserve">العام: ٢٠١٦-٢٠١٧</w:t>
-            </w:r>
-          </w:p>
-        </w:tc>
-        <w:tc>
-          <w:tcPr>
-            <w:tcW w:w="2495" w:type="pct"/>
-            <w:gridSpan w:val="3"/>
-          </w:tcPr>
-          <w:p>
-            <w:pPr>
-              <w:keepNext/>
-              <w:keepLines/>
-              <w:spacing w:after="0"/>
-              <w:rPr>
-                <w:rFonts w:asciiTheme="majorBidi" w:hAnsiTheme="majorBidi" w:cstheme="majorBidi"/>
-                <w:sz w:val="18"/>
-                <w:szCs w:val="18"/>
-              </w:rPr>
-            </w:pPr>
-            <w:r>
-              <w:rPr>
-                <w:rFonts w:asciiTheme="majorBidi" w:hAnsiTheme="majorBidi" w:cstheme="majorBidi"/>
-                <w:sz w:val="18"/>
-                <w:szCs w:val="18"/>
-                <w:rtl/>
-                <w:lang w:bidi="ar-IQ"/>
-              </w:rPr>
-              <w:t xml:space="preserve">العام: ٢٠١٨-٢٠١٩</w:t>
-            </w:r>
-          </w:p>
-        </w:tc>
-      </w:tr>
-      <w:tr>
-        <w:trPr>
-          <w:cantSplit/>
-        </w:trPr>
-        <w:tc>
-          <w:tcPr>
-            <w:tcW w:w="1828" w:type="pct"/>
-          </w:tcPr>
-          <w:p>
-            <w:pPr>
-              <w:keepNext/>
-              <w:keepLines/>
-              <w:spacing w:after="0"/>
-              <w:rPr>
-                <w:rFonts w:asciiTheme="majorBidi" w:hAnsiTheme="majorBidi" w:cstheme="majorBidi"/>
-                <w:b/>
-                <w:bCs/>
-                <w:sz w:val="18"/>
-                <w:szCs w:val="18"/>
-                <w:lang w:bidi="ar-IQ"/>
-              </w:rPr>
-            </w:pPr>
-            <w:r>
-              <w:rPr>
-                <w:rFonts w:asciiTheme="majorBidi" w:hAnsiTheme="majorBidi" w:cstheme="majorBidi"/>
-                <w:b/>
-                <w:bCs/>
-                <w:sz w:val="18"/>
-                <w:szCs w:val="18"/>
-                <w:rtl/>
-              </w:rPr>
-              <w:t>المادة الدراسية</w:t>
-            </w:r>
-          </w:p>
-        </w:tc>
-        <w:tc>
-          <w:tcPr>
-            <w:tcW w:w="338" w:type="pct"/>
-          </w:tcPr>
-          <w:p>
-            <w:pPr>
-              <w:keepNext/>
-              <w:keepLines/>
-              <w:spacing w:after="0"/>
-              <w:rPr>
-                <w:rFonts w:asciiTheme="majorBidi" w:hAnsiTheme="majorBidi" w:cstheme="majorBidi"/>
-                <w:b/>
-                <w:bCs/>
-                <w:sz w:val="18"/>
-                <w:szCs w:val="18"/>
-                <w:lang w:bidi="ar-IQ"/>
-              </w:rPr>
-            </w:pPr>
-            <w:r>
-              <w:rPr>
-                <w:rFonts w:asciiTheme="majorBidi" w:hAnsiTheme="majorBidi" w:cstheme="majorBidi"/>
-                <w:b/>
-                <w:bCs/>
-                <w:sz w:val="18"/>
-                <w:szCs w:val="18"/>
-                <w:rtl/>
-              </w:rPr>
-              <w:t>الدرجة</w:t>
-            </w:r>
-          </w:p>
-        </w:tc>
-        <w:tc>
-          <w:tcPr>
-            <w:tcW w:w="339" w:type="pct"/>
-          </w:tcPr>
-          <w:p>
-            <w:pPr>
-              <w:keepNext/>
-              <w:keepLines/>
-              <w:spacing w:after="0"/>
-              <w:rPr>
-                <w:rFonts w:asciiTheme="majorBidi" w:hAnsiTheme="majorBidi" w:cstheme="majorBidi"/>
-                <w:b/>
-                <w:bCs/>
-                <w:sz w:val="18"/>
-                <w:szCs w:val="18"/>
-                <w:lang w:bidi="ar-IQ"/>
-              </w:rPr>
-            </w:pPr>
-            <w:r>
-              <w:rPr>
-                <w:rFonts w:asciiTheme="majorBidi" w:hAnsiTheme="majorBidi" w:cstheme="majorBidi"/>
-                <w:b/>
-                <w:bCs/>
-                <w:sz w:val="18"/>
-                <w:szCs w:val="18"/>
-                <w:rtl/>
-              </w:rPr>
-              <w:t>الوحدة</w:t>
-            </w:r>
-          </w:p>
-        </w:tc>
-        <w:tc>
-          <w:tcPr>
-            <w:tcW w:w="1831" w:type="pct"/>
-          </w:tcPr>
-          <w:p>
-            <w:pPr>
-              <w:keepNext/>
-              <w:keepLines/>
-              <w:spacing w:after="0"/>
-              <w:rPr>
-                <w:rFonts w:asciiTheme="majorBidi" w:hAnsiTheme="majorBidi" w:cstheme="majorBidi"/>
-                <w:b/>
-                <w:bCs/>
-                <w:sz w:val="18"/>
-                <w:szCs w:val="18"/>
-                <w:lang w:bidi="ar-IQ"/>
-              </w:rPr>
-            </w:pPr>
-            <w:r>
-              <w:rPr>
-                <w:rFonts w:asciiTheme="majorBidi" w:hAnsiTheme="majorBidi" w:cstheme="majorBidi"/>
-                <w:b/>
-                <w:bCs/>
-                <w:sz w:val="18"/>
-                <w:szCs w:val="18"/>
-                <w:rtl/>
-              </w:rPr>
-              <w:t>المادة الدراسية</w:t>
-            </w:r>
-          </w:p>
-        </w:tc>
-        <w:tc>
-          <w:tcPr>
-            <w:tcW w:w="339" w:type="pct"/>
-          </w:tcPr>
-          <w:p>
-            <w:pPr>
-              <w:keepNext/>
-              <w:keepLines/>
-              <w:spacing w:after="0"/>
-              <w:rPr>
-                <w:rFonts w:asciiTheme="majorBidi" w:hAnsiTheme="majorBidi" w:cstheme="majorBidi"/>
-                <w:b/>
-                <w:bCs/>
-                <w:sz w:val="18"/>
-                <w:szCs w:val="18"/>
-                <w:lang w:bidi="ar-IQ"/>
-              </w:rPr>
-            </w:pPr>
-            <w:r>
-              <w:rPr>
-                <w:rFonts w:asciiTheme="majorBidi" w:hAnsiTheme="majorBidi" w:cstheme="majorBidi"/>
-                <w:b/>
-                <w:bCs/>
-                <w:sz w:val="18"/>
-                <w:szCs w:val="18"/>
-                <w:rtl/>
-              </w:rPr>
-              <w:t>الدرجة</w:t>
-            </w:r>
-          </w:p>
-        </w:tc>
-        <w:tc>
-          <w:tcPr>
-            <w:tcW w:w="325" w:type="pct"/>
-          </w:tcPr>
-          <w:p>
-            <w:pPr>
-              <w:keepNext/>
-              <w:keepLines/>
-              <w:spacing w:after="0"/>
-              <w:rPr>
-                <w:rFonts w:asciiTheme="majorBidi" w:hAnsiTheme="majorBidi" w:cstheme="majorBidi"/>
-                <w:b/>
-                <w:bCs/>
-                <w:sz w:val="18"/>
-                <w:szCs w:val="18"/>
-              </w:rPr>
-            </w:pPr>
-            <w:r>
-              <w:rPr>
-                <w:rFonts w:asciiTheme="majorBidi" w:hAnsiTheme="majorBidi" w:cstheme="majorBidi"/>
-                <w:b/>
-                <w:bCs/>
-                <w:sz w:val="18"/>
-                <w:szCs w:val="18"/>
-                <w:rtl/>
-              </w:rPr>
-              <w:t>الوحدة</w:t>
-            </w:r>
-          </w:p>
-        </w:tc>
-      </w:tr>
-      <w:tr>
-        <w:trPr>
-          <w:cantSplit/>
-        </w:trPr>
-        <w:tc>
-          <w:tcPr>
-            <w:tcW w:w="1828" w:type="pct"/>
-          </w:tcPr>
-          <w:p>
-            <w:pPr>
-              <w:keepNext/>
-              <w:keepLines/>
-              <w:spacing w:after="0"/>
-              <w:rPr>
-                <w:rFonts w:asciiTheme="majorBidi" w:hAnsiTheme="majorBidi" w:cstheme="majorBidi"/>
-                <w:sz w:val="18"/>
-                <w:szCs w:val="18"/>
-                <w:lang w:bidi="ar-IQ"/>
-              </w:rPr>
-            </w:pPr>
-            <w:r>
-              <w:rPr>
-                <w:rFonts w:asciiTheme="majorBidi" w:hAnsiTheme="majorBidi" w:cstheme="majorBidi"/>
-                <w:sz w:val="18"/>
-                <w:szCs w:val="18"/>
-                <w:rtl/>
-                <w:lang w:bidi="ar-IQ"/>
-              </w:rPr>
-              <w:t xml:space="preserve">الاحتمالية والاحصاء</w:t>
-            </w:r>
-          </w:p>
-        </w:tc>
-        <w:tc>
-          <w:tcPr>
-            <w:tcW w:w="338" w:type="pct"/>
-          </w:tcPr>
-          <w:p>
-            <w:pPr>
-              <w:keepNext/>
-              <w:keepLines/>
-              <w:spacing w:after="0"/>
-              <w:rPr>
-                <w:rFonts w:asciiTheme="majorBidi" w:hAnsiTheme="majorBidi" w:cstheme="majorBidi"/>
-                <w:sz w:val="18"/>
-                <w:szCs w:val="18"/>
-                <w:lang w:bidi="ar-IQ"/>
-              </w:rPr>
-            </w:pPr>
-            <w:r>
-              <w:rPr>
-                <w:rFonts w:asciiTheme="majorBidi" w:hAnsiTheme="majorBidi" w:cstheme="majorBidi"/>
-                <w:sz w:val="18"/>
-                <w:szCs w:val="18"/>
-                <w:rtl/>
-                <w:lang w:bidi="ar-IQ"/>
-              </w:rPr>
-              <w:t xml:space="preserve">٥٣</w:t>
-            </w:r>
-          </w:p>
-        </w:tc>
-        <w:tc>
-          <w:tcPr>
-            <w:tcW w:w="339" w:type="pct"/>
-          </w:tcPr>
-          <w:p>
-            <w:pPr>
-              <w:keepNext/>
-              <w:keepLines/>
-              <w:spacing w:after="0"/>
-              <w:rPr>
-                <w:rFonts w:asciiTheme="majorBidi" w:hAnsiTheme="majorBidi" w:cstheme="majorBidi"/>
-                <w:sz w:val="18"/>
-                <w:szCs w:val="18"/>
-                <w:lang w:bidi="ar-IQ"/>
-              </w:rPr>
-            </w:pPr>
-            <w:r>
-              <w:rPr>
-                <w:rFonts w:asciiTheme="majorBidi" w:hAnsiTheme="majorBidi" w:cstheme="majorBidi"/>
-                <w:sz w:val="18"/>
-                <w:szCs w:val="18"/>
-                <w:rtl/>
-                <w:lang w:bidi="ar-IQ"/>
-              </w:rPr>
-              <w:t xml:space="preserve">٣</w:t>
-            </w:r>
-          </w:p>
-        </w:tc>
-        <w:tc>
-          <w:tcPr>
-            <w:tcW w:w="1831" w:type="pct"/>
-          </w:tcPr>
-          <w:p>
-            <w:pPr>
-              <w:keepNext/>
-              <w:keepLines/>
-              <w:spacing w:after="0"/>
-              <w:rPr>
-                <w:rFonts w:asciiTheme="majorBidi" w:hAnsiTheme="majorBidi" w:cstheme="majorBidi"/>
-                <w:sz w:val="18"/>
-                <w:szCs w:val="18"/>
-                <w:lang w:bidi="ar-IQ"/>
-              </w:rPr>
-            </w:pPr>
-            <w:r>
-              <w:rPr>
-                <w:rFonts w:asciiTheme="majorBidi" w:hAnsiTheme="majorBidi" w:cstheme="majorBidi"/>
-                <w:sz w:val="18"/>
-                <w:szCs w:val="18"/>
-                <w:rtl/>
-                <w:lang w:bidi="ar-IQ"/>
-              </w:rPr>
-              <w:t xml:space="preserve">الحوسبة السحابية</w:t>
-            </w:r>
-          </w:p>
-        </w:tc>
-        <w:tc>
-          <w:tcPr>
-            <w:tcW w:w="339" w:type="pct"/>
-          </w:tcPr>
-          <w:p>
-            <w:pPr>
-              <w:keepNext/>
-              <w:keepLines/>
-              <w:spacing w:after="0"/>
-              <w:rPr>
-                <w:rFonts w:asciiTheme="majorBidi" w:hAnsiTheme="majorBidi" w:cstheme="majorBidi"/>
-                <w:sz w:val="18"/>
-                <w:szCs w:val="18"/>
-                <w:lang w:bidi="ar-IQ"/>
-              </w:rPr>
-            </w:pPr>
-            <w:r>
-              <w:rPr>
-                <w:rFonts w:asciiTheme="majorBidi" w:hAnsiTheme="majorBidi" w:cstheme="majorBidi"/>
-                <w:sz w:val="18"/>
-                <w:szCs w:val="18"/>
-                <w:rtl/>
-                <w:lang w:bidi="ar-IQ"/>
-              </w:rPr>
-              <w:t xml:space="preserve">٨٤</w:t>
-            </w:r>
-          </w:p>
-        </w:tc>
-        <w:tc>
-          <w:tcPr>
-            <w:tcW w:w="325" w:type="pct"/>
-          </w:tcPr>
-          <w:p>
-            <w:pPr>
-              <w:keepNext/>
-              <w:keepLines/>
-              <w:spacing w:after="0"/>
-              <w:rPr>
-                <w:rFonts w:asciiTheme="majorBidi" w:hAnsiTheme="majorBidi" w:cstheme="majorBidi"/>
-                <w:sz w:val="18"/>
-                <w:szCs w:val="18"/>
-              </w:rPr>
-            </w:pPr>
-            <w:r>
-              <w:rPr>
-                <w:rFonts w:asciiTheme="majorBidi" w:hAnsiTheme="majorBidi" w:cstheme="majorBidi"/>
-                <w:sz w:val="18"/>
-                <w:szCs w:val="18"/>
-                <w:rtl/>
-                <w:lang w:bidi="ar-IQ"/>
-              </w:rPr>
-              <w:t xml:space="preserve">٢</w:t>
-            </w:r>
-          </w:p>
-        </w:tc>
-      </w:tr>
-      <w:tr>
-        <w:trPr>
-          <w:cantSplit/>
-        </w:trPr>
-        <w:tc>
-          <w:tcPr>
-            <w:tcW w:w="1828" w:type="pct"/>
-          </w:tcPr>
-          <w:p>
-            <w:pPr>
-              <w:keepNext/>
-              <w:keepLines/>
-              <w:spacing w:after="0"/>
-              <w:rPr>
-                <w:rFonts w:asciiTheme="majorBidi" w:hAnsiTheme="majorBidi" w:cstheme="majorBidi"/>
-                <w:sz w:val="18"/>
-                <w:szCs w:val="18"/>
-                <w:lang w:bidi="ar-IQ"/>
-              </w:rPr>
-            </w:pPr>
-            <w:r>
-              <w:rPr>
-                <w:rFonts w:asciiTheme="majorBidi" w:hAnsiTheme="majorBidi" w:cstheme="majorBidi"/>
-                <w:sz w:val="18"/>
-                <w:szCs w:val="18"/>
-                <w:rtl/>
-                <w:lang w:bidi="ar-IQ"/>
-              </w:rPr>
-              <w:t xml:space="preserve">البرمجة الكيانية ١</w:t>
-            </w:r>
-          </w:p>
-        </w:tc>
-        <w:tc>
-          <w:tcPr>
-            <w:tcW w:w="338" w:type="pct"/>
-          </w:tcPr>
-          <w:p>
-            <w:pPr>
-              <w:keepNext/>
-              <w:keepLines/>
-              <w:spacing w:after="0"/>
-              <w:rPr>
-                <w:rFonts w:asciiTheme="majorBidi" w:hAnsiTheme="majorBidi" w:cstheme="majorBidi"/>
-                <w:sz w:val="18"/>
-                <w:szCs w:val="18"/>
-                <w:lang w:bidi="ar-IQ"/>
-              </w:rPr>
-            </w:pPr>
-            <w:r>
-              <w:rPr>
-                <w:rFonts w:asciiTheme="majorBidi" w:hAnsiTheme="majorBidi" w:cstheme="majorBidi"/>
-                <w:sz w:val="18"/>
-                <w:szCs w:val="18"/>
-                <w:rtl/>
-                <w:lang w:bidi="ar-IQ"/>
-              </w:rPr>
-              <w:t xml:space="preserve">٥٣</w:t>
-            </w:r>
-          </w:p>
-        </w:tc>
-        <w:tc>
-          <w:tcPr>
-            <w:tcW w:w="339" w:type="pct"/>
-          </w:tcPr>
-          <w:p>
-            <w:pPr>
-              <w:keepNext/>
-              <w:keepLines/>
-              <w:spacing w:after="0"/>
-              <w:rPr>
-                <w:rFonts w:asciiTheme="majorBidi" w:hAnsiTheme="majorBidi" w:cstheme="majorBidi"/>
-                <w:sz w:val="18"/>
-                <w:szCs w:val="18"/>
-                <w:lang w:bidi="ar-IQ"/>
-              </w:rPr>
-            </w:pPr>
-            <w:r>
-              <w:rPr>
-                <w:rFonts w:asciiTheme="majorBidi" w:hAnsiTheme="majorBidi" w:cstheme="majorBidi"/>
-                <w:sz w:val="18"/>
-                <w:szCs w:val="18"/>
-                <w:rtl/>
-                <w:lang w:bidi="ar-IQ"/>
-              </w:rPr>
-              <w:t xml:space="preserve">٣</w:t>
-            </w:r>
-          </w:p>
-        </w:tc>
-        <w:tc>
-          <w:tcPr>
-            <w:tcW w:w="1831" w:type="pct"/>
-          </w:tcPr>
-          <w:p>
-            <w:pPr>
-              <w:keepNext/>
-              <w:keepLines/>
-              <w:spacing w:after="0"/>
-              <w:rPr>
-                <w:rFonts w:asciiTheme="majorBidi" w:hAnsiTheme="majorBidi" w:cstheme="majorBidi"/>
-                <w:sz w:val="18"/>
-                <w:szCs w:val="18"/>
-                <w:lang w:bidi="ar-IQ"/>
-              </w:rPr>
-            </w:pPr>
-            <w:r>
-              <w:rPr>
-                <w:rFonts w:asciiTheme="majorBidi" w:hAnsiTheme="majorBidi" w:cstheme="majorBidi"/>
-                <w:sz w:val="18"/>
-                <w:szCs w:val="18"/>
-                <w:rtl/>
-                <w:lang w:bidi="ar-IQ"/>
-              </w:rPr>
-              <w:t xml:space="preserve">الذكاء الحاسوبي</w:t>
-            </w:r>
-          </w:p>
-        </w:tc>
-        <w:tc>
-          <w:tcPr>
-            <w:tcW w:w="339" w:type="pct"/>
-          </w:tcPr>
-          <w:p>
-            <w:pPr>
-              <w:keepNext/>
-              <w:keepLines/>
-              <w:spacing w:after="0"/>
-              <w:rPr>
-                <w:rFonts w:asciiTheme="majorBidi" w:hAnsiTheme="majorBidi" w:cstheme="majorBidi"/>
-                <w:sz w:val="18"/>
-                <w:szCs w:val="18"/>
-                <w:lang w:bidi="ar-IQ"/>
-              </w:rPr>
-            </w:pPr>
-            <w:r>
-              <w:rPr>
-                <w:rFonts w:asciiTheme="majorBidi" w:hAnsiTheme="majorBidi" w:cstheme="majorBidi"/>
-                <w:sz w:val="18"/>
-                <w:szCs w:val="18"/>
-                <w:rtl/>
-                <w:lang w:bidi="ar-IQ"/>
-              </w:rPr>
-              <w:t xml:space="preserve">٦٨</w:t>
-            </w:r>
-          </w:p>
-        </w:tc>
-        <w:tc>
-          <w:tcPr>
-            <w:tcW w:w="325" w:type="pct"/>
-          </w:tcPr>
-          <w:p>
-            <w:pPr>
-              <w:keepNext/>
-              <w:keepLines/>
-              <w:spacing w:after="0"/>
-              <w:rPr>
-                <w:rFonts w:asciiTheme="majorBidi" w:hAnsiTheme="majorBidi" w:cstheme="majorBidi"/>
-                <w:sz w:val="18"/>
-                <w:szCs w:val="18"/>
-              </w:rPr>
-            </w:pPr>
-            <w:r>
-              <w:rPr>
-                <w:rFonts w:asciiTheme="majorBidi" w:hAnsiTheme="majorBidi" w:cstheme="majorBidi"/>
-                <w:sz w:val="18"/>
-                <w:szCs w:val="18"/>
-                <w:rtl/>
-                <w:lang w:bidi="ar-IQ"/>
-              </w:rPr>
-              <w:t xml:space="preserve">٣</w:t>
-            </w:r>
-          </w:p>
-        </w:tc>
-      </w:tr>
-      <w:tr>
-        <w:trPr>
-          <w:cantSplit/>
-        </w:trPr>
-        <w:tc>
-          <w:tcPr>
-            <w:tcW w:w="1828" w:type="pct"/>
-          </w:tcPr>
-          <w:p>
-            <w:pPr>
-              <w:keepNext/>
-              <w:keepLines/>
-              <w:spacing w:after="0"/>
-              <w:rPr>
-                <w:rFonts w:asciiTheme="majorBidi" w:hAnsiTheme="majorBidi" w:cstheme="majorBidi"/>
-                <w:sz w:val="18"/>
-                <w:szCs w:val="18"/>
-                <w:lang w:bidi="ar-IQ"/>
-              </w:rPr>
-            </w:pPr>
-            <w:r>
-              <w:rPr>
-                <w:rFonts w:asciiTheme="majorBidi" w:hAnsiTheme="majorBidi" w:cstheme="majorBidi"/>
-                <w:sz w:val="18"/>
-                <w:szCs w:val="18"/>
-                <w:rtl/>
-                <w:lang w:bidi="ar-IQ"/>
-              </w:rPr>
-              <w:t xml:space="preserve">البرمجة الكيانية ٢</w:t>
-            </w:r>
-          </w:p>
-        </w:tc>
-        <w:tc>
-          <w:tcPr>
-            <w:tcW w:w="338" w:type="pct"/>
-          </w:tcPr>
-          <w:p>
-            <w:pPr>
-              <w:keepNext/>
-              <w:keepLines/>
-              <w:spacing w:after="0"/>
-              <w:rPr>
-                <w:rFonts w:asciiTheme="majorBidi" w:hAnsiTheme="majorBidi" w:cstheme="majorBidi"/>
-                <w:sz w:val="18"/>
-                <w:szCs w:val="18"/>
-                <w:lang w:bidi="ar-IQ"/>
-              </w:rPr>
-            </w:pPr>
-            <w:r>
-              <w:rPr>
-                <w:rFonts w:asciiTheme="majorBidi" w:hAnsiTheme="majorBidi" w:cstheme="majorBidi"/>
-                <w:sz w:val="18"/>
-                <w:szCs w:val="18"/>
-                <w:rtl/>
-                <w:lang w:bidi="ar-IQ"/>
-              </w:rPr>
-              <w:t xml:space="preserve">٥١</w:t>
-            </w:r>
-          </w:p>
-        </w:tc>
-        <w:tc>
-          <w:tcPr>
-            <w:tcW w:w="339" w:type="pct"/>
-          </w:tcPr>
-          <w:p>
-            <w:pPr>
-              <w:keepNext/>
-              <w:keepLines/>
-              <w:spacing w:after="0"/>
-              <w:rPr>
-                <w:rFonts w:asciiTheme="majorBidi" w:hAnsiTheme="majorBidi" w:cstheme="majorBidi"/>
-                <w:sz w:val="18"/>
-                <w:szCs w:val="18"/>
-                <w:lang w:bidi="ar-IQ"/>
-              </w:rPr>
-            </w:pPr>
-            <w:r>
-              <w:rPr>
-                <w:rFonts w:asciiTheme="majorBidi" w:hAnsiTheme="majorBidi" w:cstheme="majorBidi"/>
-                <w:sz w:val="18"/>
-                <w:szCs w:val="18"/>
-                <w:rtl/>
-                <w:lang w:bidi="ar-IQ"/>
-              </w:rPr>
-              <w:t xml:space="preserve">٣</w:t>
-            </w:r>
-          </w:p>
-        </w:tc>
-        <w:tc>
-          <w:tcPr>
-            <w:tcW w:w="1831" w:type="pct"/>
-          </w:tcPr>
-          <w:p>
-            <w:pPr>
-              <w:keepNext/>
-              <w:keepLines/>
-              <w:spacing w:after="0"/>
-              <w:rPr>
-                <w:rFonts w:asciiTheme="majorBidi" w:hAnsiTheme="majorBidi" w:cstheme="majorBidi"/>
-                <w:sz w:val="18"/>
-                <w:szCs w:val="18"/>
-                <w:lang w:bidi="ar-IQ"/>
-              </w:rPr>
-            </w:pPr>
-            <w:r>
-              <w:rPr>
-                <w:rFonts w:asciiTheme="majorBidi" w:hAnsiTheme="majorBidi" w:cstheme="majorBidi"/>
-                <w:sz w:val="18"/>
-                <w:szCs w:val="18"/>
-                <w:rtl/>
-                <w:lang w:bidi="ar-IQ"/>
-              </w:rPr>
-              <w:t xml:space="preserve">الرؤيا بالحاسوب</w:t>
-            </w:r>
-          </w:p>
-        </w:tc>
-        <w:tc>
-          <w:tcPr>
-            <w:tcW w:w="339" w:type="pct"/>
-          </w:tcPr>
-          <w:p>
-            <w:pPr>
-              <w:keepNext/>
-              <w:keepLines/>
-              <w:spacing w:after="0"/>
-              <w:rPr>
-                <w:rFonts w:asciiTheme="majorBidi" w:hAnsiTheme="majorBidi" w:cstheme="majorBidi"/>
-                <w:sz w:val="18"/>
-                <w:szCs w:val="18"/>
-                <w:lang w:bidi="ar-IQ"/>
-              </w:rPr>
-            </w:pPr>
-            <w:r>
-              <w:rPr>
-                <w:rFonts w:asciiTheme="majorBidi" w:hAnsiTheme="majorBidi" w:cstheme="majorBidi"/>
-                <w:sz w:val="18"/>
-                <w:szCs w:val="18"/>
-                <w:rtl/>
-                <w:lang w:bidi="ar-IQ"/>
-              </w:rPr>
-              <w:t xml:space="preserve">٧٨</w:t>
-            </w:r>
-          </w:p>
-        </w:tc>
-        <w:tc>
-          <w:tcPr>
-            <w:tcW w:w="325" w:type="pct"/>
-          </w:tcPr>
-          <w:p>
-            <w:pPr>
-              <w:keepNext/>
-              <w:keepLines/>
-              <w:spacing w:after="0"/>
-              <w:rPr>
-                <w:rFonts w:asciiTheme="majorBidi" w:hAnsiTheme="majorBidi" w:cstheme="majorBidi"/>
-                <w:sz w:val="18"/>
-                <w:szCs w:val="18"/>
-              </w:rPr>
-            </w:pPr>
-            <w:r>
-              <w:rPr>
-                <w:rFonts w:asciiTheme="majorBidi" w:hAnsiTheme="majorBidi" w:cstheme="majorBidi"/>
-                <w:sz w:val="18"/>
-                <w:szCs w:val="18"/>
-                <w:rtl/>
-                <w:lang w:bidi="ar-IQ"/>
-              </w:rPr>
-              <w:t xml:space="preserve">٣</w:t>
-            </w:r>
-          </w:p>
-        </w:tc>
-      </w:tr>
-      <w:tr>
-        <w:trPr>
-          <w:cantSplit/>
-        </w:trPr>
-        <w:tc>
-          <w:tcPr>
-            <w:tcW w:w="1828" w:type="pct"/>
-          </w:tcPr>
-          <w:p>
-            <w:pPr>
-              <w:keepNext/>
-              <w:keepLines/>
-              <w:spacing w:after="0"/>
-              <w:rPr>
-                <w:rFonts w:asciiTheme="majorBidi" w:hAnsiTheme="majorBidi" w:cstheme="majorBidi"/>
-                <w:sz w:val="18"/>
-                <w:szCs w:val="18"/>
-                <w:lang w:bidi="ar-IQ"/>
-              </w:rPr>
-            </w:pPr>
-            <w:r>
-              <w:rPr>
-                <w:rFonts w:asciiTheme="majorBidi" w:hAnsiTheme="majorBidi" w:cstheme="majorBidi"/>
-                <w:sz w:val="18"/>
-                <w:szCs w:val="18"/>
-                <w:rtl/>
-                <w:lang w:bidi="ar-IQ"/>
-              </w:rPr>
-              <w:t xml:space="preserve">البرمجة المرئية</w:t>
-            </w:r>
-          </w:p>
-        </w:tc>
-        <w:tc>
-          <w:tcPr>
-            <w:tcW w:w="338" w:type="pct"/>
-          </w:tcPr>
-          <w:p>
-            <w:pPr>
-              <w:keepNext/>
-              <w:keepLines/>
-              <w:spacing w:after="0"/>
-              <w:rPr>
-                <w:rFonts w:asciiTheme="majorBidi" w:hAnsiTheme="majorBidi" w:cstheme="majorBidi"/>
-                <w:sz w:val="18"/>
-                <w:szCs w:val="18"/>
-                <w:lang w:bidi="ar-IQ"/>
-              </w:rPr>
-            </w:pPr>
-            <w:r>
-              <w:rPr>
-                <w:rFonts w:asciiTheme="majorBidi" w:hAnsiTheme="majorBidi" w:cstheme="majorBidi"/>
-                <w:sz w:val="18"/>
-                <w:szCs w:val="18"/>
-                <w:rtl/>
-                <w:lang w:bidi="ar-IQ"/>
-              </w:rPr>
-              <w:t xml:space="preserve">٥٠</w:t>
-            </w:r>
-          </w:p>
-        </w:tc>
-        <w:tc>
-          <w:tcPr>
-            <w:tcW w:w="339" w:type="pct"/>
-          </w:tcPr>
-          <w:p>
-            <w:pPr>
-              <w:keepNext/>
-              <w:keepLines/>
-              <w:spacing w:after="0"/>
-              <w:rPr>
-                <w:rFonts w:asciiTheme="majorBidi" w:hAnsiTheme="majorBidi" w:cstheme="majorBidi"/>
-                <w:sz w:val="18"/>
-                <w:szCs w:val="18"/>
-                <w:lang w:bidi="ar-IQ"/>
-              </w:rPr>
-            </w:pPr>
-            <w:r>
-              <w:rPr>
-                <w:rFonts w:asciiTheme="majorBidi" w:hAnsiTheme="majorBidi" w:cstheme="majorBidi"/>
-                <w:sz w:val="18"/>
-                <w:szCs w:val="18"/>
-                <w:rtl/>
-                <w:lang w:bidi="ar-IQ"/>
-              </w:rPr>
-              <w:t xml:space="preserve">٣</w:t>
-            </w:r>
-          </w:p>
-        </w:tc>
-        <w:tc>
-          <w:tcPr>
-            <w:tcW w:w="1831" w:type="pct"/>
-          </w:tcPr>
-          <w:p>
-            <w:pPr>
-              <w:keepNext/>
-              <w:keepLines/>
-              <w:spacing w:after="0"/>
-              <w:rPr>
-                <w:rFonts w:asciiTheme="majorBidi" w:hAnsiTheme="majorBidi" w:cstheme="majorBidi"/>
-                <w:sz w:val="18"/>
-                <w:szCs w:val="18"/>
-                <w:lang w:bidi="ar-IQ"/>
-              </w:rPr>
-            </w:pPr>
-            <w:r>
-              <w:rPr>
-                <w:rFonts w:asciiTheme="majorBidi" w:hAnsiTheme="majorBidi" w:cstheme="majorBidi"/>
-                <w:sz w:val="18"/>
-                <w:szCs w:val="18"/>
-                <w:rtl/>
-                <w:lang w:bidi="ar-IQ"/>
-              </w:rPr>
-              <w:t xml:space="preserve">المحاكاة بالحاسوب</w:t>
-            </w:r>
-          </w:p>
-        </w:tc>
-        <w:tc>
-          <w:tcPr>
-            <w:tcW w:w="339" w:type="pct"/>
-          </w:tcPr>
-          <w:p>
-            <w:pPr>
-              <w:keepNext/>
-              <w:keepLines/>
-              <w:spacing w:after="0"/>
-              <w:rPr>
-                <w:rFonts w:asciiTheme="majorBidi" w:hAnsiTheme="majorBidi" w:cstheme="majorBidi"/>
-                <w:sz w:val="18"/>
-                <w:szCs w:val="18"/>
-                <w:lang w:bidi="ar-IQ"/>
-              </w:rPr>
-            </w:pPr>
-            <w:r>
-              <w:rPr>
-                <w:rFonts w:asciiTheme="majorBidi" w:hAnsiTheme="majorBidi" w:cstheme="majorBidi"/>
-                <w:sz w:val="18"/>
-                <w:szCs w:val="18"/>
-                <w:rtl/>
-                <w:lang w:bidi="ar-IQ"/>
-              </w:rPr>
-              <w:t xml:space="preserve">٨٠</w:t>
-            </w:r>
-          </w:p>
-        </w:tc>
-        <w:tc>
-          <w:tcPr>
-            <w:tcW w:w="325" w:type="pct"/>
-          </w:tcPr>
-          <w:p>
-            <w:pPr>
-              <w:keepNext/>
-              <w:keepLines/>
-              <w:spacing w:after="0"/>
-              <w:rPr>
-                <w:rFonts w:asciiTheme="majorBidi" w:hAnsiTheme="majorBidi" w:cstheme="majorBidi"/>
-                <w:sz w:val="18"/>
-                <w:szCs w:val="18"/>
-              </w:rPr>
-            </w:pPr>
-            <w:r>
-              <w:rPr>
-                <w:rFonts w:asciiTheme="majorBidi" w:hAnsiTheme="majorBidi" w:cstheme="majorBidi"/>
-                <w:sz w:val="18"/>
-                <w:szCs w:val="18"/>
-                <w:rtl/>
-                <w:lang w:bidi="ar-IQ"/>
-              </w:rPr>
-              <w:t xml:space="preserve">٣</w:t>
-            </w:r>
-          </w:p>
-        </w:tc>
-      </w:tr>
-      <w:tr>
-        <w:trPr>
-          <w:cantSplit/>
-        </w:trPr>
-        <w:tc>
-          <w:tcPr>
-            <w:tcW w:w="1828" w:type="pct"/>
-          </w:tcPr>
-          <w:p>
-            <w:pPr>
-              <w:keepNext/>
-              <w:keepLines/>
-              <w:spacing w:after="0"/>
-              <w:rPr>
-                <w:rFonts w:asciiTheme="majorBidi" w:hAnsiTheme="majorBidi" w:cstheme="majorBidi"/>
-                <w:sz w:val="18"/>
-                <w:szCs w:val="18"/>
-                <w:lang w:bidi="ar-IQ"/>
-              </w:rPr>
-            </w:pPr>
-            <w:r>
-              <w:rPr>
-                <w:rFonts w:asciiTheme="majorBidi" w:hAnsiTheme="majorBidi" w:cstheme="majorBidi"/>
-                <w:sz w:val="18"/>
-                <w:szCs w:val="18"/>
-                <w:rtl/>
-                <w:lang w:bidi="ar-IQ"/>
-              </w:rPr>
-              <w:t xml:space="preserve">الرسم بالحاسوب</w:t>
-            </w:r>
-          </w:p>
-        </w:tc>
-        <w:tc>
-          <w:tcPr>
-            <w:tcW w:w="338" w:type="pct"/>
-          </w:tcPr>
-          <w:p>
-            <w:pPr>
-              <w:keepNext/>
-              <w:keepLines/>
-              <w:spacing w:after="0"/>
-              <w:rPr>
-                <w:rFonts w:asciiTheme="majorBidi" w:hAnsiTheme="majorBidi" w:cstheme="majorBidi"/>
-                <w:sz w:val="18"/>
-                <w:szCs w:val="18"/>
-                <w:lang w:bidi="ar-IQ"/>
-              </w:rPr>
-            </w:pPr>
-            <w:r>
-              <w:rPr>
-                <w:rFonts w:asciiTheme="majorBidi" w:hAnsiTheme="majorBidi" w:cstheme="majorBidi"/>
-                <w:sz w:val="18"/>
-                <w:szCs w:val="18"/>
-                <w:rtl/>
-                <w:lang w:bidi="ar-IQ"/>
-              </w:rPr>
-              <w:t xml:space="preserve">٦٣</w:t>
-            </w:r>
-          </w:p>
-        </w:tc>
-        <w:tc>
-          <w:tcPr>
-            <w:tcW w:w="339" w:type="pct"/>
-          </w:tcPr>
-          <w:p>
-            <w:pPr>
-              <w:keepNext/>
-              <w:keepLines/>
-              <w:spacing w:after="0"/>
-              <w:rPr>
-                <w:rFonts w:asciiTheme="majorBidi" w:hAnsiTheme="majorBidi" w:cstheme="majorBidi"/>
-                <w:sz w:val="18"/>
-                <w:szCs w:val="18"/>
-                <w:lang w:bidi="ar-IQ"/>
-              </w:rPr>
-            </w:pPr>
-            <w:r>
-              <w:rPr>
-                <w:rFonts w:asciiTheme="majorBidi" w:hAnsiTheme="majorBidi" w:cstheme="majorBidi"/>
-                <w:sz w:val="18"/>
-                <w:szCs w:val="18"/>
-                <w:rtl/>
-                <w:lang w:bidi="ar-IQ"/>
-              </w:rPr>
-              <w:t xml:space="preserve">٣</w:t>
-            </w:r>
-          </w:p>
-        </w:tc>
-        <w:tc>
-          <w:tcPr>
-            <w:tcW w:w="1831" w:type="pct"/>
-          </w:tcPr>
-          <w:p>
-            <w:pPr>
-              <w:keepNext/>
-              <w:keepLines/>
-              <w:spacing w:after="0"/>
-              <w:rPr>
-                <w:rFonts w:asciiTheme="majorBidi" w:hAnsiTheme="majorBidi" w:cstheme="majorBidi"/>
-                <w:sz w:val="18"/>
-                <w:szCs w:val="18"/>
-                <w:lang w:bidi="ar-IQ"/>
-              </w:rPr>
-            </w:pPr>
-            <w:r>
-              <w:rPr>
-                <w:rFonts w:asciiTheme="majorBidi" w:hAnsiTheme="majorBidi" w:cstheme="majorBidi"/>
-                <w:sz w:val="18"/>
-                <w:szCs w:val="18"/>
-                <w:rtl/>
-                <w:lang w:bidi="ar-IQ"/>
-              </w:rPr>
-              <w:t xml:space="preserve">امنية الحاسوب</w:t>
-            </w:r>
-          </w:p>
-        </w:tc>
-        <w:tc>
-          <w:tcPr>
-            <w:tcW w:w="339" w:type="pct"/>
-          </w:tcPr>
-          <w:p>
-            <w:pPr>
-              <w:keepNext/>
-              <w:keepLines/>
-              <w:spacing w:after="0"/>
-              <w:rPr>
-                <w:rFonts w:asciiTheme="majorBidi" w:hAnsiTheme="majorBidi" w:cstheme="majorBidi"/>
-                <w:sz w:val="18"/>
-                <w:szCs w:val="18"/>
-                <w:lang w:bidi="ar-IQ"/>
-              </w:rPr>
-            </w:pPr>
-            <w:r>
-              <w:rPr>
-                <w:rFonts w:asciiTheme="majorBidi" w:hAnsiTheme="majorBidi" w:cstheme="majorBidi"/>
-                <w:sz w:val="18"/>
-                <w:szCs w:val="18"/>
-                <w:rtl/>
-                <w:lang w:bidi="ar-IQ"/>
-              </w:rPr>
-              <w:t xml:space="preserve">٨٠</w:t>
-            </w:r>
-          </w:p>
-        </w:tc>
-        <w:tc>
-          <w:tcPr>
-            <w:tcW w:w="325" w:type="pct"/>
-          </w:tcPr>
-          <w:p>
-            <w:pPr>
-              <w:keepNext/>
-              <w:keepLines/>
-              <w:spacing w:after="0"/>
-              <w:rPr>
-                <w:rFonts w:asciiTheme="majorBidi" w:hAnsiTheme="majorBidi" w:cstheme="majorBidi"/>
-                <w:sz w:val="18"/>
-                <w:szCs w:val="18"/>
-              </w:rPr>
-            </w:pPr>
-            <w:r>
-              <w:rPr>
-                <w:rFonts w:asciiTheme="majorBidi" w:hAnsiTheme="majorBidi" w:cstheme="majorBidi"/>
-                <w:sz w:val="18"/>
-                <w:szCs w:val="18"/>
-                <w:rtl/>
-                <w:lang w:bidi="ar-IQ"/>
-              </w:rPr>
-              <w:t xml:space="preserve">٣</w:t>
-            </w:r>
-          </w:p>
-        </w:tc>
-      </w:tr>
-      <w:tr>
-        <w:trPr>
-          <w:cantSplit/>
-        </w:trPr>
-        <w:tc>
-          <w:tcPr>
-            <w:tcW w:w="1828" w:type="pct"/>
-          </w:tcPr>
-          <w:p>
-            <w:pPr>
-              <w:keepNext/>
-              <w:keepLines/>
-              <w:spacing w:after="0"/>
-              <w:rPr>
-                <w:rFonts w:asciiTheme="majorBidi" w:hAnsiTheme="majorBidi" w:cstheme="majorBidi"/>
-                <w:sz w:val="18"/>
-                <w:szCs w:val="18"/>
-                <w:lang w:bidi="ar-IQ"/>
-              </w:rPr>
-            </w:pPr>
-            <w:r>
-              <w:rPr>
-                <w:rFonts w:asciiTheme="majorBidi" w:hAnsiTheme="majorBidi" w:cstheme="majorBidi"/>
-                <w:sz w:val="18"/>
-                <w:szCs w:val="18"/>
-                <w:rtl/>
-                <w:lang w:bidi="ar-IQ"/>
-              </w:rPr>
-              <w:t xml:space="preserve">الطرق العددية</w:t>
-            </w:r>
-          </w:p>
-        </w:tc>
-        <w:tc>
-          <w:tcPr>
-            <w:tcW w:w="338" w:type="pct"/>
-          </w:tcPr>
-          <w:p>
-            <w:pPr>
-              <w:keepNext/>
-              <w:keepLines/>
-              <w:spacing w:after="0"/>
-              <w:rPr>
-                <w:rFonts w:asciiTheme="majorBidi" w:hAnsiTheme="majorBidi" w:cstheme="majorBidi"/>
-                <w:sz w:val="18"/>
-                <w:szCs w:val="18"/>
-                <w:lang w:bidi="ar-IQ"/>
-              </w:rPr>
-            </w:pPr>
-            <w:r>
-              <w:rPr>
-                <w:rFonts w:asciiTheme="majorBidi" w:hAnsiTheme="majorBidi" w:cstheme="majorBidi"/>
-                <w:sz w:val="18"/>
-                <w:szCs w:val="18"/>
-                <w:rtl/>
-                <w:lang w:bidi="ar-IQ"/>
-              </w:rPr>
-              <w:t xml:space="preserve">٦٦</w:t>
-            </w:r>
-          </w:p>
-        </w:tc>
-        <w:tc>
-          <w:tcPr>
-            <w:tcW w:w="339" w:type="pct"/>
-          </w:tcPr>
-          <w:p>
-            <w:pPr>
-              <w:keepNext/>
-              <w:keepLines/>
-              <w:spacing w:after="0"/>
-              <w:rPr>
-                <w:rFonts w:asciiTheme="majorBidi" w:hAnsiTheme="majorBidi" w:cstheme="majorBidi"/>
-                <w:sz w:val="18"/>
-                <w:szCs w:val="18"/>
-                <w:lang w:bidi="ar-IQ"/>
-              </w:rPr>
-            </w:pPr>
-            <w:r>
-              <w:rPr>
-                <w:rFonts w:asciiTheme="majorBidi" w:hAnsiTheme="majorBidi" w:cstheme="majorBidi"/>
-                <w:sz w:val="18"/>
-                <w:szCs w:val="18"/>
-                <w:rtl/>
-                <w:lang w:bidi="ar-IQ"/>
-              </w:rPr>
-              <w:t xml:space="preserve">٣</w:t>
-            </w:r>
-          </w:p>
-        </w:tc>
-        <w:tc>
-          <w:tcPr>
-            <w:tcW w:w="1831" w:type="pct"/>
-          </w:tcPr>
-          <w:p>
-            <w:pPr>
-              <w:keepNext/>
-              <w:keepLines/>
-              <w:spacing w:after="0"/>
-              <w:rPr>
-                <w:rFonts w:asciiTheme="majorBidi" w:hAnsiTheme="majorBidi" w:cstheme="majorBidi"/>
-                <w:sz w:val="18"/>
-                <w:szCs w:val="18"/>
-                <w:lang w:bidi="ar-IQ"/>
-              </w:rPr>
-            </w:pPr>
-            <w:r>
-              <w:rPr>
-                <w:rFonts w:asciiTheme="majorBidi" w:hAnsiTheme="majorBidi" w:cstheme="majorBidi"/>
-                <w:sz w:val="18"/>
-                <w:szCs w:val="18"/>
-                <w:rtl/>
-                <w:lang w:bidi="ar-IQ"/>
-              </w:rPr>
-              <w:t xml:space="preserve">انظمة التشغيل</w:t>
-            </w:r>
-          </w:p>
-        </w:tc>
-        <w:tc>
-          <w:tcPr>
-            <w:tcW w:w="339" w:type="pct"/>
-          </w:tcPr>
-          <w:p>
-            <w:pPr>
-              <w:keepNext/>
-              <w:keepLines/>
-              <w:spacing w:after="0"/>
-              <w:rPr>
-                <w:rFonts w:asciiTheme="majorBidi" w:hAnsiTheme="majorBidi" w:cstheme="majorBidi"/>
-                <w:sz w:val="18"/>
-                <w:szCs w:val="18"/>
-                <w:lang w:bidi="ar-IQ"/>
-              </w:rPr>
-            </w:pPr>
-            <w:r>
-              <w:rPr>
-                <w:rFonts w:asciiTheme="majorBidi" w:hAnsiTheme="majorBidi" w:cstheme="majorBidi"/>
-                <w:sz w:val="18"/>
-                <w:szCs w:val="18"/>
-                <w:rtl/>
-                <w:lang w:bidi="ar-IQ"/>
-              </w:rPr>
-              <w:t xml:space="preserve">٨٠</w:t>
-            </w:r>
-          </w:p>
-        </w:tc>
-        <w:tc>
-          <w:tcPr>
-            <w:tcW w:w="325" w:type="pct"/>
-          </w:tcPr>
-          <w:p>
-            <w:pPr>
-              <w:keepNext/>
-              <w:keepLines/>
-              <w:spacing w:after="0"/>
-              <w:rPr>
-                <w:rFonts w:asciiTheme="majorBidi" w:hAnsiTheme="majorBidi" w:cstheme="majorBidi"/>
-                <w:sz w:val="18"/>
-                <w:szCs w:val="18"/>
-              </w:rPr>
-            </w:pPr>
-            <w:r>
-              <w:rPr>
-                <w:rFonts w:asciiTheme="majorBidi" w:hAnsiTheme="majorBidi" w:cstheme="majorBidi"/>
-                <w:sz w:val="18"/>
-                <w:szCs w:val="18"/>
-                <w:rtl/>
-                <w:lang w:bidi="ar-IQ"/>
-              </w:rPr>
-              <w:t xml:space="preserve">٣</w:t>
-            </w:r>
-          </w:p>
-        </w:tc>
-      </w:tr>
-      <w:tr>
-        <w:trPr>
-          <w:cantSplit/>
-        </w:trPr>
-        <w:tc>
-          <w:tcPr>
-            <w:tcW w:w="1828" w:type="pct"/>
-          </w:tcPr>
-          <w:p>
-            <w:pPr>
-              <w:keepNext/>
-              <w:keepLines/>
-              <w:spacing w:after="0"/>
-              <w:rPr>
-                <w:rFonts w:asciiTheme="majorBidi" w:hAnsiTheme="majorBidi" w:cstheme="majorBidi"/>
-                <w:sz w:val="18"/>
-                <w:szCs w:val="18"/>
-                <w:lang w:bidi="ar-IQ"/>
-              </w:rPr>
-            </w:pPr>
-            <w:r>
-              <w:rPr>
-                <w:rFonts w:asciiTheme="majorBidi" w:hAnsiTheme="majorBidi" w:cstheme="majorBidi"/>
-                <w:sz w:val="18"/>
-                <w:szCs w:val="18"/>
-                <w:rtl/>
-                <w:lang w:bidi="ar-IQ"/>
-              </w:rPr>
-              <w:t xml:space="preserve">العربي</w:t>
-            </w:r>
-          </w:p>
-        </w:tc>
-        <w:tc>
-          <w:tcPr>
-            <w:tcW w:w="338" w:type="pct"/>
-          </w:tcPr>
-          <w:p>
-            <w:pPr>
-              <w:keepNext/>
-              <w:keepLines/>
-              <w:spacing w:after="0"/>
-              <w:rPr>
-                <w:rFonts w:asciiTheme="majorBidi" w:hAnsiTheme="majorBidi" w:cstheme="majorBidi"/>
-                <w:sz w:val="18"/>
-                <w:szCs w:val="18"/>
-                <w:lang w:bidi="ar-IQ"/>
-              </w:rPr>
-            </w:pPr>
-            <w:r>
-              <w:rPr>
-                <w:rFonts w:asciiTheme="majorBidi" w:hAnsiTheme="majorBidi" w:cstheme="majorBidi"/>
-                <w:sz w:val="18"/>
-                <w:szCs w:val="18"/>
-                <w:rtl/>
-                <w:lang w:bidi="ar-IQ"/>
-              </w:rPr>
-              <w:t xml:space="preserve">٧٠</w:t>
-            </w:r>
-          </w:p>
-        </w:tc>
-        <w:tc>
-          <w:tcPr>
-            <w:tcW w:w="339" w:type="pct"/>
-          </w:tcPr>
-          <w:p>
-            <w:pPr>
-              <w:keepNext/>
-              <w:keepLines/>
-              <w:spacing w:after="0"/>
-              <w:rPr>
-                <w:rFonts w:asciiTheme="majorBidi" w:hAnsiTheme="majorBidi" w:cstheme="majorBidi"/>
-                <w:sz w:val="18"/>
-                <w:szCs w:val="18"/>
-                <w:lang w:bidi="ar-IQ"/>
-              </w:rPr>
-            </w:pPr>
-            <w:r>
-              <w:rPr>
-                <w:rFonts w:asciiTheme="majorBidi" w:hAnsiTheme="majorBidi" w:cstheme="majorBidi"/>
-                <w:sz w:val="18"/>
-                <w:szCs w:val="18"/>
-                <w:rtl/>
-                <w:lang w:bidi="ar-IQ"/>
-              </w:rPr>
-              <w:t xml:space="preserve">٢</w:t>
-            </w:r>
-          </w:p>
-        </w:tc>
-        <w:tc>
-          <w:tcPr>
-            <w:tcW w:w="1831" w:type="pct"/>
-          </w:tcPr>
-          <w:p>
-            <w:pPr>
-              <w:keepNext/>
-              <w:keepLines/>
-              <w:spacing w:after="0"/>
-              <w:rPr>
-                <w:rFonts w:asciiTheme="majorBidi" w:hAnsiTheme="majorBidi" w:cstheme="majorBidi"/>
-                <w:sz w:val="18"/>
-                <w:szCs w:val="18"/>
-                <w:lang w:bidi="ar-IQ"/>
-              </w:rPr>
-            </w:pPr>
-            <w:r>
-              <w:rPr>
-                <w:rFonts w:asciiTheme="majorBidi" w:hAnsiTheme="majorBidi" w:cstheme="majorBidi"/>
-                <w:sz w:val="18"/>
-                <w:szCs w:val="18"/>
-                <w:rtl/>
-                <w:lang w:bidi="ar-IQ"/>
-              </w:rPr>
-              <w:t xml:space="preserve">تطبيقات النقال</w:t>
-            </w:r>
-          </w:p>
-        </w:tc>
-        <w:tc>
-          <w:tcPr>
-            <w:tcW w:w="339" w:type="pct"/>
-          </w:tcPr>
-          <w:p>
-            <w:pPr>
-              <w:keepNext/>
-              <w:keepLines/>
-              <w:spacing w:after="0"/>
-              <w:rPr>
-                <w:rFonts w:asciiTheme="majorBidi" w:hAnsiTheme="majorBidi" w:cstheme="majorBidi"/>
-                <w:sz w:val="18"/>
-                <w:szCs w:val="18"/>
-                <w:lang w:bidi="ar-IQ"/>
-              </w:rPr>
-            </w:pPr>
-            <w:r>
-              <w:rPr>
-                <w:rFonts w:asciiTheme="majorBidi" w:hAnsiTheme="majorBidi" w:cstheme="majorBidi"/>
-                <w:sz w:val="18"/>
-                <w:szCs w:val="18"/>
-                <w:rtl/>
-                <w:lang w:bidi="ar-IQ"/>
-              </w:rPr>
-              <w:t xml:space="preserve">٩٠</w:t>
-            </w:r>
-          </w:p>
-        </w:tc>
-        <w:tc>
-          <w:tcPr>
-            <w:tcW w:w="325" w:type="pct"/>
-          </w:tcPr>
-          <w:p>
-            <w:pPr>
-              <w:keepNext/>
-              <w:keepLines/>
-              <w:spacing w:after="0"/>
-              <w:rPr>
-                <w:rFonts w:asciiTheme="majorBidi" w:hAnsiTheme="majorBidi" w:cstheme="majorBidi"/>
-                <w:sz w:val="18"/>
-                <w:szCs w:val="18"/>
-              </w:rPr>
-            </w:pPr>
-            <w:r>
-              <w:rPr>
-                <w:rFonts w:asciiTheme="majorBidi" w:hAnsiTheme="majorBidi" w:cstheme="majorBidi"/>
-                <w:sz w:val="18"/>
-                <w:szCs w:val="18"/>
-                <w:rtl/>
-                <w:lang w:bidi="ar-IQ"/>
-              </w:rPr>
-              <w:t xml:space="preserve">٣</w:t>
-            </w:r>
-          </w:p>
-        </w:tc>
-      </w:tr>
-      <w:tr>
-        <w:trPr>
-          <w:cantSplit/>
-        </w:trPr>
-        <w:tc>
-          <w:tcPr>
-            <w:tcW w:w="1828" w:type="pct"/>
-          </w:tcPr>
-          <w:p>
-            <w:pPr>
-              <w:keepNext/>
-              <w:keepLines/>
-              <w:spacing w:after="0"/>
-              <w:rPr>
-                <w:rFonts w:asciiTheme="majorBidi" w:hAnsiTheme="majorBidi" w:cstheme="majorBidi"/>
-                <w:sz w:val="18"/>
-                <w:szCs w:val="18"/>
-                <w:lang w:bidi="ar-IQ"/>
-              </w:rPr>
-            </w:pPr>
-            <w:r>
-              <w:rPr>
-                <w:rFonts w:asciiTheme="majorBidi" w:hAnsiTheme="majorBidi" w:cstheme="majorBidi"/>
-                <w:sz w:val="18"/>
-                <w:szCs w:val="18"/>
-                <w:rtl/>
-                <w:lang w:bidi="ar-IQ"/>
-              </w:rPr>
-              <w:t xml:space="preserve">المعالجات المايكروية</w:t>
-            </w:r>
-          </w:p>
-        </w:tc>
-        <w:tc>
-          <w:tcPr>
-            <w:tcW w:w="338" w:type="pct"/>
-          </w:tcPr>
-          <w:p>
-            <w:pPr>
-              <w:keepNext/>
-              <w:keepLines/>
-              <w:spacing w:after="0"/>
-              <w:rPr>
-                <w:rFonts w:asciiTheme="majorBidi" w:hAnsiTheme="majorBidi" w:cstheme="majorBidi"/>
-                <w:sz w:val="18"/>
-                <w:szCs w:val="18"/>
-                <w:lang w:bidi="ar-IQ"/>
-              </w:rPr>
-            </w:pPr>
-            <w:r>
-              <w:rPr>
-                <w:rFonts w:asciiTheme="majorBidi" w:hAnsiTheme="majorBidi" w:cstheme="majorBidi"/>
-                <w:sz w:val="18"/>
-                <w:szCs w:val="18"/>
-                <w:rtl/>
-                <w:lang w:bidi="ar-IQ"/>
-              </w:rPr>
-              <w:t xml:space="preserve">٥٠</w:t>
-            </w:r>
-          </w:p>
-        </w:tc>
-        <w:tc>
-          <w:tcPr>
-            <w:tcW w:w="339" w:type="pct"/>
-          </w:tcPr>
-          <w:p>
-            <w:pPr>
-              <w:keepNext/>
-              <w:keepLines/>
-              <w:spacing w:after="0"/>
-              <w:rPr>
-                <w:rFonts w:asciiTheme="majorBidi" w:hAnsiTheme="majorBidi" w:cstheme="majorBidi"/>
-                <w:sz w:val="18"/>
-                <w:szCs w:val="18"/>
-                <w:lang w:bidi="ar-IQ"/>
-              </w:rPr>
-            </w:pPr>
-            <w:r>
-              <w:rPr>
-                <w:rFonts w:asciiTheme="majorBidi" w:hAnsiTheme="majorBidi" w:cstheme="majorBidi"/>
-                <w:sz w:val="18"/>
-                <w:szCs w:val="18"/>
-                <w:rtl/>
-                <w:lang w:bidi="ar-IQ"/>
-              </w:rPr>
-              <w:t xml:space="preserve">٣</w:t>
-            </w:r>
-          </w:p>
-        </w:tc>
-        <w:tc>
-          <w:tcPr>
-            <w:tcW w:w="1831" w:type="pct"/>
-          </w:tcPr>
-          <w:p>
-            <w:pPr>
-              <w:keepNext/>
-              <w:keepLines/>
-              <w:spacing w:after="0"/>
-              <w:rPr>
-                <w:rFonts w:asciiTheme="majorBidi" w:hAnsiTheme="majorBidi" w:cstheme="majorBidi"/>
-                <w:sz w:val="18"/>
-                <w:szCs w:val="18"/>
-                <w:lang w:bidi="ar-IQ"/>
-              </w:rPr>
-            </w:pPr>
-            <w:r>
-              <w:rPr>
-                <w:rFonts w:asciiTheme="majorBidi" w:hAnsiTheme="majorBidi" w:cstheme="majorBidi"/>
-                <w:sz w:val="18"/>
-                <w:szCs w:val="18"/>
-                <w:rtl/>
-                <w:lang w:bidi="ar-IQ"/>
-              </w:rPr>
-              <w:t xml:space="preserve">تفاعل الانسان مع الحاسوب</w:t>
-            </w:r>
-          </w:p>
-        </w:tc>
-        <w:tc>
-          <w:tcPr>
-            <w:tcW w:w="339" w:type="pct"/>
-          </w:tcPr>
-          <w:p>
-            <w:pPr>
-              <w:keepNext/>
-              <w:keepLines/>
-              <w:spacing w:after="0"/>
-              <w:rPr>
-                <w:rFonts w:asciiTheme="majorBidi" w:hAnsiTheme="majorBidi" w:cstheme="majorBidi"/>
-                <w:sz w:val="18"/>
-                <w:szCs w:val="18"/>
-                <w:lang w:bidi="ar-IQ"/>
-              </w:rPr>
-            </w:pPr>
-            <w:r>
-              <w:rPr>
-                <w:rFonts w:asciiTheme="majorBidi" w:hAnsiTheme="majorBidi" w:cstheme="majorBidi"/>
-                <w:sz w:val="18"/>
-                <w:szCs w:val="18"/>
-                <w:rtl/>
-                <w:lang w:bidi="ar-IQ"/>
-              </w:rPr>
-              <w:t xml:space="preserve">٨٠</w:t>
-            </w:r>
-          </w:p>
-        </w:tc>
-        <w:tc>
-          <w:tcPr>
-            <w:tcW w:w="325" w:type="pct"/>
-          </w:tcPr>
-          <w:p>
-            <w:pPr>
-              <w:keepNext/>
-              <w:keepLines/>
-              <w:spacing w:after="0"/>
-              <w:rPr>
-                <w:rFonts w:asciiTheme="majorBidi" w:hAnsiTheme="majorBidi" w:cstheme="majorBidi"/>
-                <w:sz w:val="18"/>
-                <w:szCs w:val="18"/>
-              </w:rPr>
-            </w:pPr>
-            <w:r>
-              <w:rPr>
-                <w:rFonts w:asciiTheme="majorBidi" w:hAnsiTheme="majorBidi" w:cstheme="majorBidi"/>
-                <w:sz w:val="18"/>
-                <w:szCs w:val="18"/>
-                <w:rtl/>
-                <w:lang w:bidi="ar-IQ"/>
-              </w:rPr>
-              <w:t xml:space="preserve">٣</w:t>
-            </w:r>
-          </w:p>
-        </w:tc>
-      </w:tr>
-      <w:tr>
-        <w:trPr>
-          <w:cantSplit/>
-        </w:trPr>
-        <w:tc>
-          <w:tcPr>
-            <w:tcW w:w="1828" w:type="pct"/>
-          </w:tcPr>
-          <w:p>
-            <w:pPr>
-              <w:keepNext/>
-              <w:keepLines/>
-              <w:spacing w:after="0"/>
-              <w:rPr>
-                <w:rFonts w:asciiTheme="majorBidi" w:hAnsiTheme="majorBidi" w:cstheme="majorBidi"/>
-                <w:sz w:val="18"/>
-                <w:szCs w:val="18"/>
-                <w:lang w:bidi="ar-IQ"/>
-              </w:rPr>
-            </w:pPr>
-            <w:r>
-              <w:rPr>
-                <w:rFonts w:asciiTheme="majorBidi" w:hAnsiTheme="majorBidi" w:cstheme="majorBidi"/>
-                <w:sz w:val="18"/>
-                <w:szCs w:val="18"/>
-                <w:rtl/>
-                <w:lang w:bidi="ar-IQ"/>
-              </w:rPr>
-              <w:t xml:space="preserve">النظرية الاحتسابية</w:t>
-            </w:r>
-          </w:p>
-        </w:tc>
-        <w:tc>
-          <w:tcPr>
-            <w:tcW w:w="338" w:type="pct"/>
-          </w:tcPr>
-          <w:p>
-            <w:pPr>
-              <w:keepNext/>
-              <w:keepLines/>
-              <w:spacing w:after="0"/>
-              <w:rPr>
-                <w:rFonts w:asciiTheme="majorBidi" w:hAnsiTheme="majorBidi" w:cstheme="majorBidi"/>
-                <w:sz w:val="18"/>
-                <w:szCs w:val="18"/>
-                <w:lang w:bidi="ar-IQ"/>
-              </w:rPr>
-            </w:pPr>
-            <w:r>
-              <w:rPr>
-                <w:rFonts w:asciiTheme="majorBidi" w:hAnsiTheme="majorBidi" w:cstheme="majorBidi"/>
-                <w:sz w:val="18"/>
-                <w:szCs w:val="18"/>
-                <w:rtl/>
-                <w:lang w:bidi="ar-IQ"/>
-              </w:rPr>
-              <w:t xml:space="preserve">٥٠</w:t>
-            </w:r>
-          </w:p>
-        </w:tc>
-        <w:tc>
-          <w:tcPr>
-            <w:tcW w:w="339" w:type="pct"/>
-          </w:tcPr>
-          <w:p>
-            <w:pPr>
-              <w:keepNext/>
-              <w:keepLines/>
-              <w:spacing w:after="0"/>
-              <w:rPr>
-                <w:rFonts w:asciiTheme="majorBidi" w:hAnsiTheme="majorBidi" w:cstheme="majorBidi"/>
-                <w:sz w:val="18"/>
-                <w:szCs w:val="18"/>
-                <w:lang w:bidi="ar-IQ"/>
-              </w:rPr>
-            </w:pPr>
-            <w:r>
-              <w:rPr>
-                <w:rFonts w:asciiTheme="majorBidi" w:hAnsiTheme="majorBidi" w:cstheme="majorBidi"/>
-                <w:sz w:val="18"/>
-                <w:szCs w:val="18"/>
-                <w:rtl/>
-                <w:lang w:bidi="ar-IQ"/>
-              </w:rPr>
-              <w:t xml:space="preserve">٣</w:t>
-            </w:r>
-          </w:p>
-        </w:tc>
-        <w:tc>
-          <w:tcPr>
-            <w:tcW w:w="1831" w:type="pct"/>
-          </w:tcPr>
-          <w:p>
-            <w:pPr>
-              <w:keepNext/>
-              <w:keepLines/>
-              <w:spacing w:after="0"/>
-              <w:rPr>
-                <w:rFonts w:asciiTheme="majorBidi" w:hAnsiTheme="majorBidi" w:cstheme="majorBidi"/>
-                <w:sz w:val="18"/>
-                <w:szCs w:val="18"/>
-                <w:lang w:bidi="ar-IQ"/>
-              </w:rPr>
-            </w:pPr>
-            <w:r>
-              <w:rPr>
-                <w:rFonts w:asciiTheme="majorBidi" w:hAnsiTheme="majorBidi" w:cstheme="majorBidi"/>
-                <w:sz w:val="18"/>
-                <w:szCs w:val="18"/>
-                <w:rtl/>
-                <w:lang w:bidi="ar-IQ"/>
-              </w:rPr>
-              <w:t xml:space="preserve">تنقيب البيانات</w:t>
-            </w:r>
-          </w:p>
-        </w:tc>
-        <w:tc>
-          <w:tcPr>
-            <w:tcW w:w="339" w:type="pct"/>
-          </w:tcPr>
-          <w:p>
-            <w:pPr>
-              <w:keepNext/>
-              <w:keepLines/>
-              <w:spacing w:after="0"/>
-              <w:rPr>
-                <w:rFonts w:asciiTheme="majorBidi" w:hAnsiTheme="majorBidi" w:cstheme="majorBidi"/>
-                <w:sz w:val="18"/>
-                <w:szCs w:val="18"/>
-                <w:lang w:bidi="ar-IQ"/>
-              </w:rPr>
-            </w:pPr>
-            <w:r>
-              <w:rPr>
-                <w:rFonts w:asciiTheme="majorBidi" w:hAnsiTheme="majorBidi" w:cstheme="majorBidi"/>
-                <w:sz w:val="18"/>
-                <w:szCs w:val="18"/>
-                <w:rtl/>
-                <w:lang w:bidi="ar-IQ"/>
-              </w:rPr>
-              <w:t xml:space="preserve">٨٩</w:t>
-            </w:r>
-          </w:p>
-        </w:tc>
-        <w:tc>
-          <w:tcPr>
-            <w:tcW w:w="325" w:type="pct"/>
-          </w:tcPr>
-          <w:p>
-            <w:pPr>
-              <w:keepNext/>
-              <w:keepLines/>
-              <w:spacing w:after="0"/>
-              <w:rPr>
-                <w:rFonts w:asciiTheme="majorBidi" w:hAnsiTheme="majorBidi" w:cstheme="majorBidi"/>
-                <w:sz w:val="18"/>
-                <w:szCs w:val="18"/>
-              </w:rPr>
-            </w:pPr>
-            <w:r>
-              <w:rPr>
-                <w:rFonts w:asciiTheme="majorBidi" w:hAnsiTheme="majorBidi" w:cstheme="majorBidi"/>
-                <w:sz w:val="18"/>
-                <w:szCs w:val="18"/>
-                <w:rtl/>
-                <w:lang w:bidi="ar-IQ"/>
-              </w:rPr>
-              <w:t xml:space="preserve">٢</w:t>
-            </w:r>
-          </w:p>
-        </w:tc>
-      </w:tr>
-      <w:tr>
-        <w:trPr>
-          <w:cantSplit/>
-        </w:trPr>
-        <w:tc>
-          <w:tcPr>
-            <w:tcW w:w="1828" w:type="pct"/>
-          </w:tcPr>
-          <w:p>
-            <w:pPr>
-              <w:keepNext/>
-              <w:keepLines/>
-              <w:spacing w:after="0"/>
-              <w:rPr>
-                <w:rFonts w:asciiTheme="majorBidi" w:hAnsiTheme="majorBidi" w:cstheme="majorBidi"/>
-                <w:sz w:val="18"/>
-                <w:szCs w:val="18"/>
-                <w:lang w:bidi="ar-IQ"/>
-              </w:rPr>
-            </w:pPr>
-            <w:r>
-              <w:rPr>
-                <w:rFonts w:asciiTheme="majorBidi" w:hAnsiTheme="majorBidi" w:cstheme="majorBidi"/>
-                <w:sz w:val="18"/>
-                <w:szCs w:val="18"/>
-                <w:rtl/>
-                <w:lang w:bidi="ar-IQ"/>
-              </w:rPr>
-              <w:t xml:space="preserve">هياكل البيانات ١</w:t>
-            </w:r>
-          </w:p>
-        </w:tc>
-        <w:tc>
-          <w:tcPr>
-            <w:tcW w:w="338" w:type="pct"/>
-          </w:tcPr>
-          <w:p>
-            <w:pPr>
-              <w:keepNext/>
-              <w:keepLines/>
-              <w:spacing w:after="0"/>
-              <w:rPr>
-                <w:rFonts w:asciiTheme="majorBidi" w:hAnsiTheme="majorBidi" w:cstheme="majorBidi"/>
-                <w:sz w:val="18"/>
-                <w:szCs w:val="18"/>
-                <w:lang w:bidi="ar-IQ"/>
-              </w:rPr>
-            </w:pPr>
-            <w:r>
-              <w:rPr>
-                <w:rFonts w:asciiTheme="majorBidi" w:hAnsiTheme="majorBidi" w:cstheme="majorBidi"/>
-                <w:sz w:val="18"/>
-                <w:szCs w:val="18"/>
-                <w:rtl/>
-                <w:lang w:bidi="ar-IQ"/>
-              </w:rPr>
-              <w:t xml:space="preserve">٦٣</w:t>
-            </w:r>
-          </w:p>
-        </w:tc>
-        <w:tc>
-          <w:tcPr>
-            <w:tcW w:w="339" w:type="pct"/>
-          </w:tcPr>
-          <w:p>
-            <w:pPr>
-              <w:keepNext/>
-              <w:keepLines/>
-              <w:spacing w:after="0"/>
-              <w:rPr>
-                <w:rFonts w:asciiTheme="majorBidi" w:hAnsiTheme="majorBidi" w:cstheme="majorBidi"/>
-                <w:sz w:val="18"/>
-                <w:szCs w:val="18"/>
-                <w:lang w:bidi="ar-IQ"/>
-              </w:rPr>
-            </w:pPr>
-            <w:r>
-              <w:rPr>
-                <w:rFonts w:asciiTheme="majorBidi" w:hAnsiTheme="majorBidi" w:cstheme="majorBidi"/>
-                <w:sz w:val="18"/>
-                <w:szCs w:val="18"/>
-                <w:rtl/>
-                <w:lang w:bidi="ar-IQ"/>
-              </w:rPr>
-              <w:t xml:space="preserve">٣</w:t>
-            </w:r>
-          </w:p>
-        </w:tc>
-        <w:tc>
-          <w:tcPr>
-            <w:tcW w:w="1831" w:type="pct"/>
-          </w:tcPr>
-          <w:p>
-            <w:pPr>
-              <w:keepNext/>
-              <w:keepLines/>
-              <w:spacing w:after="0"/>
-              <w:rPr>
-                <w:rFonts w:asciiTheme="majorBidi" w:hAnsiTheme="majorBidi" w:cstheme="majorBidi"/>
-                <w:sz w:val="18"/>
-                <w:szCs w:val="18"/>
-                <w:lang w:bidi="ar-IQ"/>
-              </w:rPr>
-            </w:pPr>
-            <w:r>
-              <w:rPr>
-                <w:rFonts w:asciiTheme="majorBidi" w:hAnsiTheme="majorBidi" w:cstheme="majorBidi"/>
-                <w:sz w:val="18"/>
-                <w:szCs w:val="18"/>
-                <w:rtl/>
-                <w:lang w:bidi="ar-IQ"/>
-              </w:rPr>
-              <w:t xml:space="preserve">مشروع التخرج</w:t>
-            </w:r>
-          </w:p>
-        </w:tc>
-        <w:tc>
-          <w:tcPr>
-            <w:tcW w:w="339" w:type="pct"/>
-          </w:tcPr>
-          <w:p>
-            <w:pPr>
-              <w:keepNext/>
-              <w:keepLines/>
-              <w:spacing w:after="0"/>
-              <w:rPr>
-                <w:rFonts w:asciiTheme="majorBidi" w:hAnsiTheme="majorBidi" w:cstheme="majorBidi"/>
-                <w:sz w:val="18"/>
-                <w:szCs w:val="18"/>
-                <w:lang w:bidi="ar-IQ"/>
-              </w:rPr>
-            </w:pPr>
-            <w:r>
-              <w:rPr>
-                <w:rFonts w:asciiTheme="majorBidi" w:hAnsiTheme="majorBidi" w:cstheme="majorBidi"/>
-                <w:sz w:val="18"/>
-                <w:szCs w:val="18"/>
-                <w:rtl/>
-                <w:lang w:bidi="ar-IQ"/>
-              </w:rPr>
-              <w:t xml:space="preserve">٨٣</w:t>
-            </w:r>
-          </w:p>
-        </w:tc>
-        <w:tc>
-          <w:tcPr>
-            <w:tcW w:w="325" w:type="pct"/>
-          </w:tcPr>
-          <w:p>
-            <w:pPr>
-              <w:keepNext/>
-              <w:keepLines/>
-              <w:spacing w:after="0"/>
-              <w:rPr>
-                <w:rFonts w:asciiTheme="majorBidi" w:hAnsiTheme="majorBidi" w:cstheme="majorBidi"/>
-                <w:sz w:val="18"/>
-                <w:szCs w:val="18"/>
-              </w:rPr>
-            </w:pPr>
-            <w:r>
-              <w:rPr>
-                <w:rFonts w:asciiTheme="majorBidi" w:hAnsiTheme="majorBidi" w:cstheme="majorBidi"/>
-                <w:sz w:val="18"/>
-                <w:szCs w:val="18"/>
-                <w:rtl/>
-                <w:lang w:bidi="ar-IQ"/>
-              </w:rPr>
-              <w:t xml:space="preserve">٢</w:t>
-            </w:r>
-          </w:p>
-        </w:tc>
-      </w:tr>
-      <w:tr>
-        <w:trPr>
-          <w:cantSplit/>
-        </w:trPr>
-        <w:tc>
-          <w:tcPr>
-            <w:tcW w:w="1828" w:type="pct"/>
-          </w:tcPr>
-          <w:p>
-            <w:pPr>
-              <w:keepNext/>
-              <w:keepLines/>
-              <w:spacing w:after="0"/>
-              <w:rPr>
-                <w:rFonts w:asciiTheme="majorBidi" w:hAnsiTheme="majorBidi" w:cstheme="majorBidi"/>
-                <w:sz w:val="18"/>
-                <w:szCs w:val="18"/>
-                <w:lang w:bidi="ar-IQ"/>
-              </w:rPr>
-            </w:pPr>
-            <w:r>
-              <w:rPr>
-                <w:rFonts w:asciiTheme="majorBidi" w:hAnsiTheme="majorBidi" w:cstheme="majorBidi"/>
-                <w:sz w:val="18"/>
-                <w:szCs w:val="18"/>
-                <w:rtl/>
-                <w:lang w:bidi="ar-IQ"/>
-              </w:rPr>
-              <w:t xml:space="preserve"/>
-            </w:r>
-          </w:p>
-        </w:tc>
-        <w:tc>
-          <w:tcPr>
-            <w:tcW w:w="338" w:type="pct"/>
-          </w:tcPr>
-          <w:p>
-            <w:pPr>
-              <w:keepNext/>
-              <w:keepLines/>
-              <w:spacing w:after="0"/>
-              <w:rPr>
-                <w:rFonts w:asciiTheme="majorBidi" w:hAnsiTheme="majorBidi" w:cstheme="majorBidi"/>
-                <w:sz w:val="18"/>
-                <w:szCs w:val="18"/>
-                <w:lang w:bidi="ar-IQ"/>
-              </w:rPr>
-            </w:pPr>
-            <w:r>
-              <w:rPr>
-                <w:rFonts w:asciiTheme="majorBidi" w:hAnsiTheme="majorBidi" w:cstheme="majorBidi"/>
-                <w:sz w:val="18"/>
-                <w:szCs w:val="18"/>
-                <w:rtl/>
-                <w:lang w:bidi="ar-IQ"/>
-              </w:rPr>
-              <w:t xml:space="preserve"/>
-            </w:r>
-          </w:p>
-        </w:tc>
-        <w:tc>
-          <w:tcPr>
-            <w:tcW w:w="339" w:type="pct"/>
-          </w:tcPr>
-          <w:p>
-            <w:pPr>
-              <w:keepNext/>
-              <w:keepLines/>
-              <w:spacing w:after="0"/>
-              <w:rPr>
-                <w:rFonts w:asciiTheme="majorBidi" w:hAnsiTheme="majorBidi" w:cstheme="majorBidi"/>
-                <w:sz w:val="18"/>
-                <w:szCs w:val="18"/>
-                <w:lang w:bidi="ar-IQ"/>
-              </w:rPr>
-            </w:pPr>
-            <w:r>
-              <w:rPr>
-                <w:rFonts w:asciiTheme="majorBidi" w:hAnsiTheme="majorBidi" w:cstheme="majorBidi"/>
-                <w:sz w:val="18"/>
-                <w:szCs w:val="18"/>
-                <w:rtl/>
-                <w:lang w:bidi="ar-IQ"/>
-              </w:rPr>
-              <w:t xml:space="preserve"/>
-            </w:r>
-          </w:p>
-        </w:tc>
-        <w:tc>
-          <w:tcPr>
-            <w:tcW w:w="1831" w:type="pct"/>
-          </w:tcPr>
-          <w:p>
-            <w:pPr>
-              <w:keepNext/>
-              <w:keepLines/>
-              <w:spacing w:after="0"/>
-              <w:rPr>
-                <w:rFonts w:asciiTheme="majorBidi" w:hAnsiTheme="majorBidi" w:cstheme="majorBidi"/>
-                <w:sz w:val="18"/>
-                <w:szCs w:val="18"/>
-                <w:lang w:bidi="ar-IQ"/>
-              </w:rPr>
-            </w:pPr>
-            <w:r>
-              <w:rPr>
-                <w:rFonts w:asciiTheme="majorBidi" w:hAnsiTheme="majorBidi" w:cstheme="majorBidi"/>
-                <w:sz w:val="18"/>
-                <w:szCs w:val="18"/>
-                <w:rtl/>
-                <w:lang w:bidi="ar-IQ"/>
-              </w:rPr>
-              <w:t xml:space="preserve">مهارات الاتصال</w:t>
-            </w:r>
-          </w:p>
-        </w:tc>
-        <w:tc>
-          <w:tcPr>
-            <w:tcW w:w="339" w:type="pct"/>
-          </w:tcPr>
-          <w:p>
-            <w:pPr>
-              <w:keepNext/>
-              <w:keepLines/>
-              <w:spacing w:after="0"/>
-              <w:rPr>
-                <w:rFonts w:asciiTheme="majorBidi" w:hAnsiTheme="majorBidi" w:cstheme="majorBidi"/>
-                <w:sz w:val="18"/>
-                <w:szCs w:val="18"/>
-                <w:lang w:bidi="ar-IQ"/>
-              </w:rPr>
-            </w:pPr>
-            <w:r>
-              <w:rPr>
-                <w:rFonts w:asciiTheme="majorBidi" w:hAnsiTheme="majorBidi" w:cstheme="majorBidi"/>
-                <w:sz w:val="18"/>
-                <w:szCs w:val="18"/>
-                <w:rtl/>
-                <w:lang w:bidi="ar-IQ"/>
-              </w:rPr>
-              <w:t xml:space="preserve">٨٩</w:t>
-            </w:r>
-          </w:p>
-        </w:tc>
-        <w:tc>
-          <w:tcPr>
-            <w:tcW w:w="325" w:type="pct"/>
-          </w:tcPr>
-          <w:p>
-            <w:pPr>
-              <w:keepNext/>
-              <w:keepLines/>
-              <w:spacing w:after="0"/>
-              <w:rPr>
-                <w:rFonts w:asciiTheme="majorBidi" w:hAnsiTheme="majorBidi" w:cstheme="majorBidi"/>
-                <w:sz w:val="18"/>
-                <w:szCs w:val="18"/>
-              </w:rPr>
-            </w:pPr>
-            <w:r>
-              <w:rPr>
-                <w:rFonts w:asciiTheme="majorBidi" w:hAnsiTheme="majorBidi" w:cstheme="majorBidi"/>
-                <w:sz w:val="18"/>
-                <w:szCs w:val="18"/>
-                <w:rtl/>
-                <w:lang w:bidi="ar-IQ"/>
-              </w:rPr>
-              <w:t xml:space="preserve">٣</w:t>
-            </w:r>
-          </w:p>
-        </w:tc>
-      </w:tr>
-      <w:tr>
-        <w:trPr>
-          <w:cantSplit/>
-        </w:trPr>
-        <w:tc>
-          <w:tcPr>
-            <w:tcW w:w="1828" w:type="pct"/>
-          </w:tcPr>
-          <w:p>
-            <w:pPr>
-              <w:keepNext/>
-              <w:keepLines/>
-              <w:spacing w:after="0"/>
-              <w:rPr>
-                <w:rFonts w:asciiTheme="majorBidi" w:hAnsiTheme="majorBidi" w:cstheme="majorBidi"/>
-                <w:sz w:val="18"/>
-                <w:szCs w:val="18"/>
-                <w:lang w:bidi="ar-IQ"/>
-              </w:rPr>
-            </w:pPr>
-            <w:r>
-              <w:rPr>
-                <w:rFonts w:asciiTheme="majorBidi" w:hAnsiTheme="majorBidi" w:cstheme="majorBidi"/>
-                <w:sz w:val="18"/>
-                <w:szCs w:val="18"/>
-                <w:rtl/>
-                <w:lang w:bidi="ar-IQ"/>
-              </w:rPr>
-              <w:t xml:space="preserve"/>
-            </w:r>
-          </w:p>
-        </w:tc>
-        <w:tc>
-          <w:tcPr>
-            <w:tcW w:w="338" w:type="pct"/>
-          </w:tcPr>
-          <w:p>
-            <w:pPr>
-              <w:keepNext/>
-              <w:keepLines/>
-              <w:spacing w:after="0"/>
-              <w:rPr>
-                <w:rFonts w:asciiTheme="majorBidi" w:hAnsiTheme="majorBidi" w:cstheme="majorBidi"/>
-                <w:sz w:val="18"/>
-                <w:szCs w:val="18"/>
-                <w:lang w:bidi="ar-IQ"/>
-              </w:rPr>
-            </w:pPr>
-            <w:r>
-              <w:rPr>
-                <w:rFonts w:asciiTheme="majorBidi" w:hAnsiTheme="majorBidi" w:cstheme="majorBidi"/>
-                <w:sz w:val="18"/>
-                <w:szCs w:val="18"/>
-                <w:rtl/>
-                <w:lang w:bidi="ar-IQ"/>
-              </w:rPr>
-              <w:t xml:space="preserve"/>
-            </w:r>
-          </w:p>
-        </w:tc>
-        <w:tc>
-          <w:tcPr>
-            <w:tcW w:w="339" w:type="pct"/>
-          </w:tcPr>
-          <w:p>
-            <w:pPr>
-              <w:keepNext/>
-              <w:keepLines/>
-              <w:spacing w:after="0"/>
-              <w:rPr>
-                <w:rFonts w:asciiTheme="majorBidi" w:hAnsiTheme="majorBidi" w:cstheme="majorBidi"/>
-                <w:sz w:val="18"/>
-                <w:szCs w:val="18"/>
-                <w:lang w:bidi="ar-IQ"/>
-              </w:rPr>
-            </w:pPr>
-            <w:r>
-              <w:rPr>
-                <w:rFonts w:asciiTheme="majorBidi" w:hAnsiTheme="majorBidi" w:cstheme="majorBidi"/>
-                <w:sz w:val="18"/>
-                <w:szCs w:val="18"/>
-                <w:rtl/>
-                <w:lang w:bidi="ar-IQ"/>
-              </w:rPr>
-              <w:t xml:space="preserve"/>
-            </w:r>
-          </w:p>
-        </w:tc>
-        <w:tc>
-          <w:tcPr>
-            <w:tcW w:w="1831" w:type="pct"/>
-          </w:tcPr>
-          <w:p>
-            <w:pPr>
-              <w:keepNext/>
-              <w:keepLines/>
-              <w:spacing w:after="0"/>
-              <w:rPr>
-                <w:rFonts w:asciiTheme="majorBidi" w:hAnsiTheme="majorBidi" w:cstheme="majorBidi"/>
-                <w:sz w:val="18"/>
-                <w:szCs w:val="18"/>
-                <w:lang w:bidi="ar-IQ"/>
-              </w:rPr>
-            </w:pPr>
-            <w:r>
-              <w:rPr>
-                <w:rFonts w:asciiTheme="majorBidi" w:hAnsiTheme="majorBidi" w:cstheme="majorBidi"/>
-                <w:sz w:val="18"/>
-                <w:szCs w:val="18"/>
-                <w:rtl/>
-                <w:lang w:bidi="ar-IQ"/>
-              </w:rPr>
-              <w:t xml:space="preserve">مواضيع مختارة</w:t>
-            </w:r>
-          </w:p>
-        </w:tc>
-        <w:tc>
-          <w:tcPr>
-            <w:tcW w:w="339" w:type="pct"/>
-          </w:tcPr>
-          <w:p>
-            <w:pPr>
-              <w:keepNext/>
-              <w:keepLines/>
-              <w:spacing w:after="0"/>
-              <w:rPr>
-                <w:rFonts w:asciiTheme="majorBidi" w:hAnsiTheme="majorBidi" w:cstheme="majorBidi"/>
-                <w:sz w:val="18"/>
-                <w:szCs w:val="18"/>
-                <w:lang w:bidi="ar-IQ"/>
-              </w:rPr>
-            </w:pPr>
-            <w:r>
-              <w:rPr>
-                <w:rFonts w:asciiTheme="majorBidi" w:hAnsiTheme="majorBidi" w:cstheme="majorBidi"/>
-                <w:sz w:val="18"/>
-                <w:szCs w:val="18"/>
-                <w:rtl/>
-                <w:lang w:bidi="ar-IQ"/>
-              </w:rPr>
-              <w:t xml:space="preserve">٨٦</w:t>
-            </w:r>
-          </w:p>
-        </w:tc>
-        <w:tc>
-          <w:tcPr>
-            <w:tcW w:w="325" w:type="pct"/>
-          </w:tcPr>
-          <w:p>
-            <w:pPr>
-              <w:keepNext/>
-              <w:keepLines/>
-              <w:spacing w:after="0"/>
-              <w:rPr>
-                <w:rFonts w:asciiTheme="majorBidi" w:hAnsiTheme="majorBidi" w:cstheme="majorBidi"/>
-                <w:sz w:val="18"/>
-                <w:szCs w:val="18"/>
-              </w:rPr>
-            </w:pPr>
-            <w:r>
-              <w:rPr>
-                <w:rFonts w:asciiTheme="majorBidi" w:hAnsiTheme="majorBidi" w:cstheme="majorBidi"/>
-                <w:sz w:val="18"/>
-                <w:szCs w:val="18"/>
-                <w:rtl/>
-                <w:lang w:bidi="ar-IQ"/>
-              </w:rPr>
-              <w:t xml:space="preserve">٣</w:t>
-            </w:r>
-          </w:p>
-        </w:tc>
-      </w:tr>
-      <w:tr>
-        <w:trPr>
-          <w:cantSplit/>
-        </w:trPr>
-        <w:tc>
-          <w:tcPr>
-            <w:tcW w:w="1828" w:type="pct"/>
-          </w:tcPr>
-          <w:p>
-            <w:pPr>
-              <w:keepNext/>
-              <w:keepLines/>
-              <w:spacing w:after="0"/>
-              <w:rPr>
-                <w:rFonts w:asciiTheme="majorBidi" w:hAnsiTheme="majorBidi" w:cstheme="majorBidi"/>
-                <w:sz w:val="18"/>
-                <w:szCs w:val="18"/>
-                <w:lang w:bidi="ar-IQ"/>
-              </w:rPr>
-            </w:pPr>
-            <w:r>
-              <w:rPr>
-                <w:rFonts w:asciiTheme="majorBidi" w:hAnsiTheme="majorBidi" w:cstheme="majorBidi"/>
-                <w:sz w:val="18"/>
-                <w:szCs w:val="18"/>
-                <w:rtl/>
-                <w:lang w:bidi="ar-IQ"/>
-              </w:rPr>
-              <w:t xml:space="preserve"/>
-            </w:r>
-          </w:p>
-        </w:tc>
-        <w:tc>
-          <w:tcPr>
-            <w:tcW w:w="338" w:type="pct"/>
-          </w:tcPr>
-          <w:p>
-            <w:pPr>
-              <w:keepNext/>
-              <w:keepLines/>
-              <w:spacing w:after="0"/>
-              <w:rPr>
-                <w:rFonts w:asciiTheme="majorBidi" w:hAnsiTheme="majorBidi" w:cstheme="majorBidi"/>
-                <w:sz w:val="18"/>
-                <w:szCs w:val="18"/>
-                <w:lang w:bidi="ar-IQ"/>
-              </w:rPr>
-            </w:pPr>
-            <w:r>
-              <w:rPr>
-                <w:rFonts w:asciiTheme="majorBidi" w:hAnsiTheme="majorBidi" w:cstheme="majorBidi"/>
-                <w:sz w:val="18"/>
-                <w:szCs w:val="18"/>
-                <w:rtl/>
-                <w:lang w:bidi="ar-IQ"/>
-              </w:rPr>
-              <w:t xml:space="preserve"/>
-            </w:r>
-          </w:p>
-        </w:tc>
-        <w:tc>
-          <w:tcPr>
-            <w:tcW w:w="339" w:type="pct"/>
-          </w:tcPr>
-          <w:p>
-            <w:pPr>
-              <w:keepNext/>
-              <w:keepLines/>
-              <w:spacing w:after="0"/>
-              <w:rPr>
-                <w:rFonts w:asciiTheme="majorBidi" w:hAnsiTheme="majorBidi" w:cstheme="majorBidi"/>
-                <w:sz w:val="18"/>
-                <w:szCs w:val="18"/>
-                <w:lang w:bidi="ar-IQ"/>
-              </w:rPr>
-            </w:pPr>
-            <w:r>
-              <w:rPr>
-                <w:rFonts w:asciiTheme="majorBidi" w:hAnsiTheme="majorBidi" w:cstheme="majorBidi"/>
-                <w:sz w:val="18"/>
-                <w:szCs w:val="18"/>
-                <w:rtl/>
-                <w:lang w:bidi="ar-IQ"/>
-              </w:rPr>
-              <w:t xml:space="preserve"/>
-            </w:r>
-          </w:p>
-        </w:tc>
-        <w:tc>
-          <w:tcPr>
-            <w:tcW w:w="1831" w:type="pct"/>
-          </w:tcPr>
-          <w:p>
-            <w:pPr>
-              <w:keepNext/>
-              <w:keepLines/>
-              <w:spacing w:after="0"/>
-              <w:rPr>
-                <w:rFonts w:asciiTheme="majorBidi" w:hAnsiTheme="majorBidi" w:cstheme="majorBidi"/>
-                <w:sz w:val="18"/>
-                <w:szCs w:val="18"/>
-                <w:lang w:bidi="ar-IQ"/>
-              </w:rPr>
-            </w:pPr>
-            <w:r>
-              <w:rPr>
-                <w:rFonts w:asciiTheme="majorBidi" w:hAnsiTheme="majorBidi" w:cstheme="majorBidi"/>
-                <w:sz w:val="18"/>
-                <w:szCs w:val="18"/>
-                <w:rtl/>
-                <w:lang w:bidi="ar-IQ"/>
-              </w:rPr>
-              <w:t xml:space="preserve">هندسة المعرفة</w:t>
-            </w:r>
-          </w:p>
-        </w:tc>
-        <w:tc>
-          <w:tcPr>
-            <w:tcW w:w="339" w:type="pct"/>
-          </w:tcPr>
-          <w:p>
-            <w:pPr>
-              <w:keepNext/>
-              <w:keepLines/>
-              <w:spacing w:after="0"/>
-              <w:rPr>
-                <w:rFonts w:asciiTheme="majorBidi" w:hAnsiTheme="majorBidi" w:cstheme="majorBidi"/>
-                <w:sz w:val="18"/>
-                <w:szCs w:val="18"/>
-                <w:lang w:bidi="ar-IQ"/>
-              </w:rPr>
-            </w:pPr>
-            <w:r>
-              <w:rPr>
-                <w:rFonts w:asciiTheme="majorBidi" w:hAnsiTheme="majorBidi" w:cstheme="majorBidi"/>
-                <w:sz w:val="18"/>
-                <w:szCs w:val="18"/>
-                <w:rtl/>
-                <w:lang w:bidi="ar-IQ"/>
-              </w:rPr>
-              <w:t xml:space="preserve">٩٢</w:t>
             </w:r>
           </w:p>
         </w:tc>

--- a/certificates/year - Temp - Ar - D - SBS - اديان عبدالامير فخري احمد.docx
+++ b/certificates/year - Temp - Ar - D - SBS - اديان عبدالامير فخري احمد.docx
@@ -326,7 +326,7 @@
                 <w:rtl/>
                 <w:lang w:bidi="ar-IQ"/>
               </w:rPr>
-              <w:t xml:space="preserve">المكسيك</w:t>
+              <w:t xml:space="preserve">العراق</w:t>
             </w:r>
           </w:p>
         </w:tc>
@@ -488,7 +488,7 @@
                 <w:rtl/>
                 <w:lang w:bidi="ar-IQ"/>
               </w:rPr>
-              <w:t xml:space="preserve"> صباحي</w:t>
+              <w:t xml:space="preserve"> </w:t>
             </w:r>
           </w:p>
         </w:tc>
@@ -716,7 +716,7 @@
                 <w:rtl/>
                 <w:lang w:bidi="ar-IQ"/>
               </w:rPr>
-              <w:t xml:space="preserve"> ٢</w:t>
+              <w:t xml:space="preserve"> ٨٩</w:t>
             </w:r>
           </w:p>
         </w:tc>
@@ -875,7 +875,7 @@
                 <w:rtl/>
                 <w:lang w:bidi="ar-IQ"/>
               </w:rPr>
-              <w:t xml:space="preserve">٢٠١٦-٢٠١٧</w:t>
+              <w:t xml:space="preserve">٢٠١٧-٢٠١٨</w:t>
             </w:r>
             <w:r>
               <w:rPr>
@@ -1194,7 +1194,7 @@
                 <w:rtl/>
                 <w:lang w:bidi="ar-IQ"/>
               </w:rPr>
-              <w:t xml:space="preserve">الاحتمالية والاحصاء</w:t>
+              <w:t xml:space="preserve">اخلاقيات الحاسوب</w:t>
             </w:r>
           </w:p>
         </w:tc>
@@ -1222,7 +1222,7 @@
                 <w:rtl/>
                 <w:lang w:bidi="ar-IQ"/>
               </w:rPr>
-              <w:t xml:space="preserve">٥٣</w:t>
+              <w:t xml:space="preserve">٥٨</w:t>
             </w:r>
           </w:p>
         </w:tc>
@@ -1250,7 +1250,7 @@
                 <w:rtl/>
                 <w:lang w:bidi="ar-IQ"/>
               </w:rPr>
-              <w:t xml:space="preserve">٣</w:t>
+              <w:t xml:space="preserve">٢</w:t>
             </w:r>
           </w:p>
         </w:tc>
@@ -1366,7 +1366,7 @@
                 <w:rtl/>
                 <w:lang w:bidi="ar-IQ"/>
               </w:rPr>
-              <w:t xml:space="preserve">البرمجة الكيانية 1</w:t>
+              <w:t xml:space="preserve">الذكاء الاصطناعي</w:t>
             </w:r>
           </w:p>
         </w:tc>
@@ -1394,7 +1394,7 @@
                 <w:rtl/>
                 <w:lang w:bidi="ar-IQ"/>
               </w:rPr>
-              <w:t xml:space="preserve">٥٣</w:t>
+              <w:t xml:space="preserve">٥٠</w:t>
             </w:r>
           </w:p>
         </w:tc>
@@ -1538,7 +1538,7 @@
                 <w:rtl/>
                 <w:lang w:bidi="ar-IQ"/>
               </w:rPr>
-              <w:t xml:space="preserve">البرمجة الكيانية 2</w:t>
+              <w:t xml:space="preserve">المترجمات</w:t>
             </w:r>
           </w:p>
         </w:tc>
@@ -1566,7 +1566,7 @@
                 <w:rtl/>
                 <w:lang w:bidi="ar-IQ"/>
               </w:rPr>
-              <w:t xml:space="preserve">٥١</w:t>
+              <w:t xml:space="preserve">٦٣</w:t>
             </w:r>
           </w:p>
         </w:tc>
@@ -1594,7 +1594,7 @@
                 <w:rtl/>
                 <w:lang w:bidi="ar-IQ"/>
               </w:rPr>
-              <w:t xml:space="preserve">٣</w:t>
+              <w:t xml:space="preserve">٤</w:t>
             </w:r>
           </w:p>
         </w:tc>
@@ -1710,7 +1710,7 @@
                 <w:rtl/>
                 <w:lang w:bidi="ar-IQ"/>
               </w:rPr>
-              <w:t xml:space="preserve">البرمجة المرئية</w:t>
+              <w:t xml:space="preserve">بحوث العمليات</w:t>
             </w:r>
           </w:p>
         </w:tc>
@@ -1882,7 +1882,7 @@
                 <w:rtl/>
                 <w:lang w:bidi="ar-IQ"/>
               </w:rPr>
-              <w:t xml:space="preserve">الرسم بالحاسوب</w:t>
+              <w:t xml:space="preserve">برمجة المواقع 1</w:t>
             </w:r>
           </w:p>
         </w:tc>
@@ -1910,7 +1910,7 @@
                 <w:rtl/>
                 <w:lang w:bidi="ar-IQ"/>
               </w:rPr>
-              <w:t xml:space="preserve">٦٣</w:t>
+              <w:t xml:space="preserve">٥٨</w:t>
             </w:r>
           </w:p>
         </w:tc>
@@ -2021,7 +2021,7 @@
                 <w:rtl/>
                 <w:lang w:bidi="ar-IQ"/>
               </w:rPr>
-              <w:t xml:space="preserve">٤</w:t>
+              <w:t xml:space="preserve">٣</w:t>
             </w:r>
           </w:p>
         </w:tc>
@@ -2054,7 +2054,7 @@
                 <w:rtl/>
                 <w:lang w:bidi="ar-IQ"/>
               </w:rPr>
-              <w:t xml:space="preserve">الطرق العددية</w:t>
+              <w:t xml:space="preserve">برمجة المواقع 2</w:t>
             </w:r>
           </w:p>
         </w:tc>
@@ -2082,7 +2082,7 @@
                 <w:rtl/>
                 <w:lang w:bidi="ar-IQ"/>
               </w:rPr>
-              <w:t xml:space="preserve">٦٦</w:t>
+              <w:t xml:space="preserve">٥٧</w:t>
             </w:r>
           </w:p>
         </w:tc>
@@ -2226,7 +2226,7 @@
                 <w:rtl/>
                 <w:lang w:bidi="ar-IQ"/>
               </w:rPr>
-              <w:t xml:space="preserve">العربي</w:t>
+              <w:t xml:space="preserve">تحليل وتصميم النظم</w:t>
             </w:r>
           </w:p>
         </w:tc>
@@ -2254,7 +2254,7 @@
                 <w:rtl/>
                 <w:lang w:bidi="ar-IQ"/>
               </w:rPr>
-              <w:t xml:space="preserve">٧٠</w:t>
+              <w:t xml:space="preserve">٥٠</w:t>
             </w:r>
           </w:p>
         </w:tc>
@@ -2282,7 +2282,7 @@
                 <w:rtl/>
                 <w:lang w:bidi="ar-IQ"/>
               </w:rPr>
-              <w:t xml:space="preserve">٢</w:t>
+              <w:t xml:space="preserve">٣</w:t>
             </w:r>
           </w:p>
         </w:tc>
@@ -2398,7 +2398,7 @@
                 <w:rtl/>
                 <w:lang w:bidi="ar-IQ"/>
               </w:rPr>
-              <w:t xml:space="preserve">المعالجات المايكروية</w:t>
+              <w:t xml:space="preserve">شبكات الحاسوب 1</w:t>
             </w:r>
           </w:p>
         </w:tc>
@@ -2570,7 +2570,7 @@
                 <w:rtl/>
                 <w:lang w:bidi="ar-IQ"/>
               </w:rPr>
-              <w:t xml:space="preserve">النظرية الاحتسابية</w:t>
+              <w:t xml:space="preserve">شبكات الحاسوب 2</w:t>
             </w:r>
           </w:p>
         </w:tc>
@@ -2742,7 +2742,7 @@
                 <w:rtl/>
                 <w:lang w:bidi="ar-IQ"/>
               </w:rPr>
-              <w:t xml:space="preserve">هياكل البيانات 1</w:t>
+              <w:t xml:space="preserve">قواعد البيانات</w:t>
             </w:r>
           </w:p>
         </w:tc>
@@ -2770,7 +2770,7 @@
                 <w:rtl/>
                 <w:lang w:bidi="ar-IQ"/>
               </w:rPr>
-              <w:t xml:space="preserve">٦٣</w:t>
+              <w:t xml:space="preserve">٥٥</w:t>
             </w:r>
           </w:p>
         </w:tc>
@@ -2881,7 +2881,7 @@
                 <w:rtl/>
                 <w:lang w:bidi="ar-IQ"/>
               </w:rPr>
-              <w:t xml:space="preserve">٣</w:t>
+              <w:t xml:space="preserve">٢</w:t>
             </w:r>
           </w:p>
         </w:tc>
@@ -2914,7 +2914,7 @@
                 <w:rtl/>
                 <w:lang w:bidi="ar-IQ"/>
               </w:rPr>
-              <w:t xml:space="preserve"/>
+              <w:t xml:space="preserve">معمارية الحاسوب</w:t>
             </w:r>
           </w:p>
         </w:tc>
@@ -2942,7 +2942,7 @@
                 <w:rtl/>
                 <w:lang w:bidi="ar-IQ"/>
               </w:rPr>
-              <w:t xml:space="preserve"/>
+              <w:t xml:space="preserve">٥١</w:t>
             </w:r>
           </w:p>
         </w:tc>
@@ -2970,7 +2970,7 @@
                 <w:rtl/>
                 <w:lang w:bidi="ar-IQ"/>
               </w:rPr>
-              <w:t xml:space="preserve"/>
+              <w:t xml:space="preserve">٣</w:t>
             </w:r>
           </w:p>
         </w:tc>
@@ -3086,12 +3086,356 @@
                 <w:rtl/>
                 <w:lang w:bidi="ar-IQ"/>
               </w:rPr>
+              <w:t xml:space="preserve">مفاهيم لغات البرمجة</w:t>
+            </w:r>
+          </w:p>
+        </w:tc>
+        <w:tc>
+          <w:tcPr>
+            <w:tcW w:w="338" w:type="pct"/>
+          </w:tcPr>
+          <w:p>
+            <w:pPr>
+              <w:keepNext/>
+              <w:keepLines/>
+              <w:spacing w:after="0"/>
+              <w:rPr>
+                <w:rFonts w:asciiTheme="majorBidi" w:hAnsiTheme="majorBidi" w:cstheme="majorBidi"/>
+                <w:sz w:val="18"/>
+                <w:szCs w:val="18"/>
+                <w:lang w:bidi="ar-IQ"/>
+              </w:rPr>
+            </w:pPr>
+            <w:r>
+              <w:rPr>
+                <w:rFonts w:asciiTheme="majorBidi" w:hAnsiTheme="majorBidi" w:cstheme="majorBidi"/>
+                <w:sz w:val="18"/>
+                <w:szCs w:val="18"/>
+                <w:rtl/>
+                <w:lang w:bidi="ar-IQ"/>
+              </w:rPr>
+              <w:t xml:space="preserve">٥٠</w:t>
+            </w:r>
+          </w:p>
+        </w:tc>
+        <w:tc>
+          <w:tcPr>
+            <w:tcW w:w="339" w:type="pct"/>
+          </w:tcPr>
+          <w:p>
+            <w:pPr>
+              <w:keepNext/>
+              <w:keepLines/>
+              <w:spacing w:after="0"/>
+              <w:rPr>
+                <w:rFonts w:asciiTheme="majorBidi" w:hAnsiTheme="majorBidi" w:cstheme="majorBidi"/>
+                <w:sz w:val="18"/>
+                <w:szCs w:val="18"/>
+                <w:lang w:bidi="ar-IQ"/>
+              </w:rPr>
+            </w:pPr>
+            <w:r>
+              <w:rPr>
+                <w:rFonts w:asciiTheme="majorBidi" w:hAnsiTheme="majorBidi" w:cstheme="majorBidi"/>
+                <w:sz w:val="18"/>
+                <w:szCs w:val="18"/>
+                <w:rtl/>
+                <w:lang w:bidi="ar-IQ"/>
+              </w:rPr>
+              <w:t xml:space="preserve">٢</w:t>
+            </w:r>
+          </w:p>
+        </w:tc>
+        <w:tc>
+          <w:tcPr>
+            <w:tcW w:w="1831" w:type="pct"/>
+          </w:tcPr>
+          <w:p>
+            <w:pPr>
+              <w:keepNext/>
+              <w:keepLines/>
+              <w:spacing w:after="0"/>
+              <w:rPr>
+                <w:rFonts w:asciiTheme="majorBidi" w:hAnsiTheme="majorBidi" w:cstheme="majorBidi"/>
+                <w:sz w:val="18"/>
+                <w:szCs w:val="18"/>
+                <w:lang w:bidi="ar-IQ"/>
+              </w:rPr>
+            </w:pPr>
+            <w:r>
+              <w:rPr>
+                <w:rFonts w:asciiTheme="majorBidi" w:hAnsiTheme="majorBidi" w:cstheme="majorBidi"/>
+                <w:sz w:val="18"/>
+                <w:szCs w:val="18"/>
+                <w:rtl/>
+                <w:lang w:bidi="ar-IQ"/>
+              </w:rPr>
+              <w:t xml:space="preserve">مهارات الحاسوب</w:t>
+            </w:r>
+          </w:p>
+        </w:tc>
+        <w:tc>
+          <w:tcPr>
+            <w:tcW w:w="339" w:type="pct"/>
+          </w:tcPr>
+          <w:p>
+            <w:pPr>
+              <w:keepNext/>
+              <w:keepLines/>
+              <w:spacing w:after="0"/>
+              <w:rPr>
+                <w:rFonts w:asciiTheme="majorBidi" w:hAnsiTheme="majorBidi" w:cstheme="majorBidi"/>
+                <w:sz w:val="18"/>
+                <w:szCs w:val="18"/>
+                <w:lang w:bidi="ar-IQ"/>
+              </w:rPr>
+            </w:pPr>
+            <w:r>
+              <w:rPr>
+                <w:rFonts w:asciiTheme="majorBidi" w:hAnsiTheme="majorBidi" w:cstheme="majorBidi"/>
+                <w:sz w:val="18"/>
+                <w:szCs w:val="18"/>
+                <w:rtl/>
+                <w:lang w:bidi="ar-IQ"/>
+              </w:rPr>
+              <w:t xml:space="preserve">٧٣</w:t>
+            </w:r>
+          </w:p>
+        </w:tc>
+        <w:tc>
+          <w:tcPr>
+            <w:tcW w:w="325" w:type="pct"/>
+          </w:tcPr>
+          <w:p>
+            <w:pPr>
+              <w:keepNext/>
+              <w:keepLines/>
+              <w:spacing w:after="0"/>
+              <w:rPr>
+                <w:rFonts w:asciiTheme="majorBidi" w:hAnsiTheme="majorBidi" w:cstheme="majorBidi"/>
+                <w:sz w:val="18"/>
+                <w:szCs w:val="18"/>
+              </w:rPr>
+            </w:pPr>
+            <w:r>
+              <w:rPr>
+                <w:rFonts w:asciiTheme="majorBidi" w:hAnsiTheme="majorBidi" w:cstheme="majorBidi"/>
+                <w:sz w:val="18"/>
+                <w:szCs w:val="18"/>
+                <w:rtl/>
+                <w:lang w:bidi="ar-IQ"/>
+              </w:rPr>
+              <w:t xml:space="preserve">٢</w:t>
+            </w:r>
+          </w:p>
+        </w:tc>
+      </w:tr>
+      <w:tr>
+        <w:trPr>
+          <w:cantSplit/>
+        </w:trPr>
+        <w:tc>
+          <w:tcPr>
+            <w:tcW w:w="1828" w:type="pct"/>
+          </w:tcPr>
+          <w:p>
+            <w:pPr>
+              <w:keepNext/>
+              <w:keepLines/>
+              <w:spacing w:after="0"/>
+              <w:rPr>
+                <w:rFonts w:asciiTheme="majorBidi" w:hAnsiTheme="majorBidi" w:cstheme="majorBidi"/>
+                <w:sz w:val="18"/>
+                <w:szCs w:val="18"/>
+                <w:lang w:bidi="ar-IQ"/>
+              </w:rPr>
+            </w:pPr>
+            <w:r>
+              <w:rPr>
+                <w:rFonts w:asciiTheme="majorBidi" w:hAnsiTheme="majorBidi" w:cstheme="majorBidi"/>
+                <w:sz w:val="18"/>
+                <w:szCs w:val="18"/>
+                <w:rtl/>
+                <w:lang w:bidi="ar-IQ"/>
+              </w:rPr>
+              <w:t xml:space="preserve">هندسة البرمجيات</w:t>
+            </w:r>
+          </w:p>
+        </w:tc>
+        <w:tc>
+          <w:tcPr>
+            <w:tcW w:w="338" w:type="pct"/>
+          </w:tcPr>
+          <w:p>
+            <w:pPr>
+              <w:keepNext/>
+              <w:keepLines/>
+              <w:spacing w:after="0"/>
+              <w:rPr>
+                <w:rFonts w:asciiTheme="majorBidi" w:hAnsiTheme="majorBidi" w:cstheme="majorBidi"/>
+                <w:sz w:val="18"/>
+                <w:szCs w:val="18"/>
+                <w:lang w:bidi="ar-IQ"/>
+              </w:rPr>
+            </w:pPr>
+            <w:r>
+              <w:rPr>
+                <w:rFonts w:asciiTheme="majorBidi" w:hAnsiTheme="majorBidi" w:cstheme="majorBidi"/>
+                <w:sz w:val="18"/>
+                <w:szCs w:val="18"/>
+                <w:rtl/>
+                <w:lang w:bidi="ar-IQ"/>
+              </w:rPr>
+              <w:t xml:space="preserve">٦٥</w:t>
+            </w:r>
+          </w:p>
+        </w:tc>
+        <w:tc>
+          <w:tcPr>
+            <w:tcW w:w="339" w:type="pct"/>
+          </w:tcPr>
+          <w:p>
+            <w:pPr>
+              <w:keepNext/>
+              <w:keepLines/>
+              <w:spacing w:after="0"/>
+              <w:rPr>
+                <w:rFonts w:asciiTheme="majorBidi" w:hAnsiTheme="majorBidi" w:cstheme="majorBidi"/>
+                <w:sz w:val="18"/>
+                <w:szCs w:val="18"/>
+                <w:lang w:bidi="ar-IQ"/>
+              </w:rPr>
+            </w:pPr>
+            <w:r>
+              <w:rPr>
+                <w:rFonts w:asciiTheme="majorBidi" w:hAnsiTheme="majorBidi" w:cstheme="majorBidi"/>
+                <w:sz w:val="18"/>
+                <w:szCs w:val="18"/>
+                <w:rtl/>
+                <w:lang w:bidi="ar-IQ"/>
+              </w:rPr>
+              <w:t xml:space="preserve">٣</w:t>
+            </w:r>
+          </w:p>
+        </w:tc>
+        <w:tc>
+          <w:tcPr>
+            <w:tcW w:w="1831" w:type="pct"/>
+          </w:tcPr>
+          <w:p>
+            <w:pPr>
+              <w:keepNext/>
+              <w:keepLines/>
+              <w:spacing w:after="0"/>
+              <w:rPr>
+                <w:rFonts w:asciiTheme="majorBidi" w:hAnsiTheme="majorBidi" w:cstheme="majorBidi"/>
+                <w:sz w:val="18"/>
+                <w:szCs w:val="18"/>
+                <w:lang w:bidi="ar-IQ"/>
+              </w:rPr>
+            </w:pPr>
+            <w:r>
+              <w:rPr>
+                <w:rFonts w:asciiTheme="majorBidi" w:hAnsiTheme="majorBidi" w:cstheme="majorBidi"/>
+                <w:sz w:val="18"/>
+                <w:szCs w:val="18"/>
+                <w:rtl/>
+                <w:lang w:bidi="ar-IQ"/>
+              </w:rPr>
               <w:t xml:space="preserve"/>
             </w:r>
           </w:p>
         </w:tc>
         <w:tc>
           <w:tcPr>
+            <w:tcW w:w="339" w:type="pct"/>
+          </w:tcPr>
+          <w:p>
+            <w:pPr>
+              <w:keepNext/>
+              <w:keepLines/>
+              <w:spacing w:after="0"/>
+              <w:rPr>
+                <w:rFonts w:asciiTheme="majorBidi" w:hAnsiTheme="majorBidi" w:cstheme="majorBidi"/>
+                <w:sz w:val="18"/>
+                <w:szCs w:val="18"/>
+                <w:lang w:bidi="ar-IQ"/>
+              </w:rPr>
+            </w:pPr>
+            <w:r>
+              <w:rPr>
+                <w:rFonts w:asciiTheme="majorBidi" w:hAnsiTheme="majorBidi" w:cstheme="majorBidi"/>
+                <w:sz w:val="18"/>
+                <w:szCs w:val="18"/>
+                <w:rtl/>
+                <w:lang w:bidi="ar-IQ"/>
+              </w:rPr>
+              <w:t xml:space="preserve"/>
+            </w:r>
+          </w:p>
+        </w:tc>
+        <w:tc>
+          <w:tcPr>
+            <w:tcW w:w="325" w:type="pct"/>
+          </w:tcPr>
+          <w:p>
+            <w:pPr>
+              <w:keepNext/>
+              <w:keepLines/>
+              <w:spacing w:after="0"/>
+              <w:rPr>
+                <w:rFonts w:asciiTheme="majorBidi" w:hAnsiTheme="majorBidi" w:cstheme="majorBidi"/>
+                <w:sz w:val="18"/>
+                <w:szCs w:val="18"/>
+              </w:rPr>
+            </w:pPr>
+            <w:r>
+              <w:rPr>
+                <w:rFonts w:asciiTheme="majorBidi" w:hAnsiTheme="majorBidi" w:cstheme="majorBidi"/>
+                <w:sz w:val="18"/>
+                <w:szCs w:val="18"/>
+                <w:rtl/>
+                <w:lang w:bidi="ar-IQ"/>
+              </w:rPr>
+              <w:t xml:space="preserve"/>
+            </w:r>
+          </w:p>
+        </w:tc>
+      </w:tr>
+      <w:tr>
+        <w:trPr>
+          <w:cantSplit/>
+        </w:trPr>
+        <w:tc>
+          <w:tcPr>
+            <w:tcW w:w="1828" w:type="pct"/>
+          </w:tcPr>
+          <w:p>
+            <w:pPr>
+              <w:keepNext/>
+              <w:keepLines/>
+              <w:spacing w:after="0"/>
+              <w:rPr>
+                <w:rFonts w:asciiTheme="majorBidi" w:hAnsiTheme="majorBidi" w:cstheme="majorBidi"/>
+                <w:sz w:val="18"/>
+                <w:szCs w:val="18"/>
+                <w:lang w:bidi="ar-IQ"/>
+              </w:rPr>
+            </w:pPr>
+            <w:r>
+              <w:rPr>
+                <w:rFonts w:asciiTheme="majorBidi" w:hAnsiTheme="majorBidi" w:cstheme="majorBidi"/>
+                <w:sz w:val="18"/>
+                <w:szCs w:val="18"/>
+                <w:rtl/>
+                <w:lang w:bidi="ar-IQ"/>
+              </w:rPr>
+              <w:t xml:space="preserve">هياكل البيانات 2</w:t>
+            </w:r>
+          </w:p>
+        </w:tc>
+        <w:tc>
+          <w:tcPr>
             <w:tcW w:w="338" w:type="pct"/>
           </w:tcPr>
           <w:p>
@@ -3114,6 +3458,62 @@
                 <w:rtl/>
                 <w:lang w:bidi="ar-IQ"/>
               </w:rPr>
+              <w:t xml:space="preserve">٥٢</w:t>
+            </w:r>
+          </w:p>
+        </w:tc>
+        <w:tc>
+          <w:tcPr>
+            <w:tcW w:w="339" w:type="pct"/>
+          </w:tcPr>
+          <w:p>
+            <w:pPr>
+              <w:keepNext/>
+              <w:keepLines/>
+              <w:spacing w:after="0"/>
+              <w:rPr>
+                <w:rFonts w:asciiTheme="majorBidi" w:hAnsiTheme="majorBidi" w:cstheme="majorBidi"/>
+                <w:sz w:val="18"/>
+                <w:szCs w:val="18"/>
+                <w:lang w:bidi="ar-IQ"/>
+              </w:rPr>
+            </w:pPr>
+            <w:r>
+              <w:rPr>
+                <w:rFonts w:asciiTheme="majorBidi" w:hAnsiTheme="majorBidi" w:cstheme="majorBidi"/>
+                <w:sz w:val="18"/>
+                <w:szCs w:val="18"/>
+                <w:rtl/>
+                <w:lang w:bidi="ar-IQ"/>
+              </w:rPr>
+              <w:t xml:space="preserve">٣</w:t>
+            </w:r>
+          </w:p>
+        </w:tc>
+        <w:tc>
+          <w:tcPr>
+            <w:tcW w:w="1831" w:type="pct"/>
+          </w:tcPr>
+          <w:p>
+            <w:pPr>
+              <w:keepNext/>
+              <w:keepLines/>
+              <w:spacing w:after="0"/>
+              <w:rPr>
+                <w:rFonts w:asciiTheme="majorBidi" w:hAnsiTheme="majorBidi" w:cstheme="majorBidi"/>
+                <w:sz w:val="18"/>
+                <w:szCs w:val="18"/>
+                <w:lang w:bidi="ar-IQ"/>
+              </w:rPr>
+            </w:pPr>
+            <w:r>
+              <w:rPr>
+                <w:rFonts w:asciiTheme="majorBidi" w:hAnsiTheme="majorBidi" w:cstheme="majorBidi"/>
+                <w:sz w:val="18"/>
+                <w:szCs w:val="18"/>
+                <w:rtl/>
+                <w:lang w:bidi="ar-IQ"/>
+              </w:rPr>
               <w:t xml:space="preserve"/>
             </w:r>
           </w:p>
@@ -3148,6 +3548,297 @@
         </w:tc>
         <w:tc>
           <w:tcPr>
+            <w:tcW w:w="325" w:type="pct"/>
+          </w:tcPr>
+          <w:p>
+            <w:pPr>
+              <w:keepNext/>
+              <w:keepLines/>
+              <w:spacing w:after="0"/>
+              <w:rPr>
+                <w:rFonts w:asciiTheme="majorBidi" w:hAnsiTheme="majorBidi" w:cstheme="majorBidi"/>
+                <w:sz w:val="18"/>
+                <w:szCs w:val="18"/>
+              </w:rPr>
+            </w:pPr>
+            <w:r>
+              <w:rPr>
+                <w:rFonts w:asciiTheme="majorBidi" w:hAnsiTheme="majorBidi" w:cstheme="majorBidi"/>
+                <w:sz w:val="18"/>
+                <w:szCs w:val="18"/>
+                <w:rtl/>
+                <w:lang w:bidi="ar-IQ"/>
+              </w:rPr>
+              <w:t xml:space="preserve"/>
+            </w:r>
+          </w:p>
+        </w:tc>
+      </w:tr>
+    </w:tbl>
+    <w:p>
+      <w:pPr>
+        <w:keepNext/>
+        <w:keepLines/>
+        <w:spacing w:line="240" w:lineRule="auto"/>
+        <w:rPr>
+          <w:rFonts w:asciiTheme="majorBidi" w:hAnsiTheme="majorBidi" w:cstheme="majorBidi"/>
+          <w:lang w:bidi="ar-IQ"/>
+        </w:rPr>
+      </w:pPr>
+      <w:r>
+        <w:rPr>
+          <w:rFonts w:asciiTheme="majorBidi" w:hAnsiTheme="majorBidi" w:cstheme="majorBidi"/>
+          <w:rtl/>
+          <w:lang w:bidi="ar-IQ"/>
+        </w:rPr>
+        <w:t xml:space="preserve"/>
+      </w:r>
+    </w:p>
+    <w:tbl>
+      <w:tblPr>
+        <w:tblStyle w:val="TableGrid"/>
+        <w:bidiVisual/>
+        <w:tblW w:w="5000" w:type="pct"/>
+        <w:tblLayout w:type="fixed"/>
+        <w:tblLook w:val="04A0" w:firstRow="1" w:lastRow="0" w:firstColumn="1" w:lastColumn="0" w:noHBand="0" w:noVBand="1"/>
+      </w:tblPr>
+      <w:tblGrid>
+        <w:gridCol w:w="3822"/>
+        <w:gridCol w:w="707"/>
+        <w:gridCol w:w="709"/>
+        <w:gridCol w:w="3829"/>
+        <w:gridCol w:w="709"/>
+        <w:gridCol w:w="680"/>
+      </w:tblGrid>
+      <w:tr>
+        <w:trPr>
+          <w:cantSplit/>
+        </w:trPr>
+        <w:tc>
+          <w:tcPr>
+            <w:tcW w:w="2505" w:type="pct"/>
+            <w:gridSpan w:val="3"/>
+          </w:tcPr>
+          <w:p>
+            <w:pPr>
+              <w:keepNext/>
+              <w:keepLines/>
+              <w:spacing w:after="0"/>
+              <w:rPr>
+                <w:rFonts w:asciiTheme="majorBidi" w:hAnsiTheme="majorBidi" w:cstheme="majorBidi"/>
+                <w:sz w:val="18"/>
+                <w:szCs w:val="18"/>
+                <w:lang w:bidi="ar-IQ"/>
+              </w:rPr>
+            </w:pPr>
+            <w:r>
+              <w:rPr>
+                <w:rFonts w:asciiTheme="majorBidi" w:hAnsiTheme="majorBidi" w:cstheme="majorBidi"/>
+                <w:sz w:val="18"/>
+                <w:szCs w:val="18"/>
+                <w:rtl/>
+                <w:lang w:bidi="ar-IQ"/>
+              </w:rPr>
+              <w:t xml:space="preserve">٢٠١٨-٢٠١٩</w:t>
+            </w:r>
+            <w:r>
+              <w:rPr>
+                <w:rFonts w:asciiTheme="majorBidi" w:hAnsiTheme="majorBidi" w:cstheme="majorBidi" w:hint="cs"/>
+                <w:sz w:val="18"/>
+                <w:szCs w:val="18"/>
+                <w:rtl/>
+                <w:lang w:bidi="ar-IQ"/>
+              </w:rPr>
+              <w:t xml:space="preserve"> - المرحلة </w:t>
+            </w:r>
+            <w:r>
+              <w:rPr>
+                <w:rFonts w:asciiTheme="majorBidi" w:hAnsiTheme="majorBidi" w:cstheme="majorBidi"/>
+                <w:sz w:val="18"/>
+                <w:szCs w:val="18"/>
+                <w:lang w:bidi="ar-IQ"/>
+              </w:rPr>
+              <w:t xml:space="preserve"/>
+            </w:r>
+          </w:p>
+        </w:tc>
+        <w:tc>
+          <w:tcPr>
+            <w:tcW w:w="2495" w:type="pct"/>
+            <w:gridSpan w:val="3"/>
+          </w:tcPr>
+          <w:p>
+            <w:pPr>
+              <w:keepNext/>
+              <w:keepLines/>
+              <w:spacing w:after="0"/>
+              <w:rPr>
+                <w:rFonts w:asciiTheme="majorBidi" w:hAnsiTheme="majorBidi" w:cstheme="majorBidi"/>
+                <w:sz w:val="18"/>
+                <w:szCs w:val="18"/>
+              </w:rPr>
+            </w:pPr>
+            <w:r>
+              <w:rPr>
+                <w:rFonts w:asciiTheme="majorBidi" w:hAnsiTheme="majorBidi" w:cstheme="majorBidi"/>
+                <w:sz w:val="18"/>
+                <w:szCs w:val="18"/>
+                <w:rtl/>
+                <w:lang w:bidi="ar-IQ"/>
+              </w:rPr>
+              <w:t xml:space="preserve">٢٠١٦-٢٠١٧ (٢)</w:t>
+            </w:r>
+            <w:r>
+              <w:rPr>
+                <w:rFonts w:asciiTheme="majorBidi" w:hAnsiTheme="majorBidi" w:cstheme="majorBidi" w:hint="cs"/>
+                <w:sz w:val="18"/>
+                <w:szCs w:val="18"/>
+                <w:rtl/>
+                <w:lang w:bidi="ar-IQ"/>
+              </w:rPr>
+              <w:t xml:space="preserve"> </w:t>
+            </w:r>
+            <w:r>
+              <w:rPr>
+                <w:rFonts w:asciiTheme="majorBidi" w:hAnsiTheme="majorBidi" w:cstheme="majorBidi"/>
+                <w:sz w:val="18"/>
+                <w:szCs w:val="18"/>
+                <w:rtl/>
+                <w:lang w:bidi="ar-IQ"/>
+              </w:rPr>
+              <w:t>–</w:t>
+            </w:r>
+            <w:r>
+              <w:rPr>
+                <w:rFonts w:asciiTheme="majorBidi" w:hAnsiTheme="majorBidi" w:cstheme="majorBidi" w:hint="cs"/>
+                <w:sz w:val="18"/>
+                <w:szCs w:val="18"/>
+                <w:rtl/>
+                <w:lang w:bidi="ar-IQ"/>
+              </w:rPr>
+              <w:t xml:space="preserve"> المرحلة</w:t>
+            </w:r>
+            <w:r>
+              <w:rPr>
+                <w:rFonts w:asciiTheme="majorBidi" w:hAnsiTheme="majorBidi" w:cstheme="majorBidi" w:hint="cs"/>
+                <w:sz w:val="18"/>
+                <w:szCs w:val="18"/>
+                <w:rtl/>
+                <w:lang w:bidi="ar-IQ"/>
+              </w:rPr>
+              <w:t xml:space="preserve"> </w:t>
+            </w:r>
+            <w:r>
+              <w:rPr>
+                <w:rFonts w:asciiTheme="majorBidi" w:hAnsiTheme="majorBidi" w:cstheme="majorBidi"/>
+                <w:sz w:val="18"/>
+                <w:szCs w:val="18"/>
+                <w:lang w:bidi="ar-IQ"/>
+              </w:rPr>
+              <w:t xml:space="preserve"/>
+            </w:r>
+          </w:p>
+        </w:tc>
+      </w:tr>
+      <w:tr>
+        <w:trPr>
+          <w:cantSplit/>
+        </w:trPr>
+        <w:tc>
+          <w:tcPr>
+            <w:tcW w:w="1828" w:type="pct"/>
+          </w:tcPr>
+          <w:p>
+            <w:pPr>
+              <w:keepNext/>
+              <w:keepLines/>
+              <w:spacing w:after="0"/>
+              <w:rPr>
+                <w:rFonts w:asciiTheme="majorBidi" w:hAnsiTheme="majorBidi" w:cstheme="majorBidi"/>
+                <w:b/>
+                <w:bCs/>
+                <w:sz w:val="18"/>
+                <w:szCs w:val="18"/>
+                <w:lang w:bidi="ar-IQ"/>
+              </w:rPr>
+            </w:pPr>
+            <w:r>
+              <w:rPr>
+                <w:rFonts w:asciiTheme="majorBidi" w:hAnsiTheme="majorBidi" w:cstheme="majorBidi"/>
+                <w:b/>
+                <w:bCs/>
+                <w:sz w:val="18"/>
+                <w:szCs w:val="18"/>
+                <w:rtl/>
+              </w:rPr>
+              <w:t>المادة الدراسية</w:t>
+            </w:r>
+          </w:p>
+        </w:tc>
+        <w:tc>
+          <w:tcPr>
+            <w:tcW w:w="338" w:type="pct"/>
+          </w:tcPr>
+          <w:p>
+            <w:pPr>
+              <w:keepNext/>
+              <w:keepLines/>
+              <w:spacing w:after="0"/>
+              <w:rPr>
+                <w:rFonts w:asciiTheme="majorBidi" w:hAnsiTheme="majorBidi" w:cstheme="majorBidi"/>
+                <w:b/>
+                <w:bCs/>
+                <w:sz w:val="18"/>
+                <w:szCs w:val="18"/>
+                <w:lang w:bidi="ar-IQ"/>
+              </w:rPr>
+            </w:pPr>
+            <w:r>
+              <w:rPr>
+                <w:rFonts w:asciiTheme="majorBidi" w:hAnsiTheme="majorBidi" w:cstheme="majorBidi"/>
+                <w:b/>
+                <w:bCs/>
+                <w:sz w:val="18"/>
+                <w:szCs w:val="18"/>
+                <w:rtl/>
+              </w:rPr>
+              <w:t>الدرجة</w:t>
+            </w:r>
+          </w:p>
+        </w:tc>
+        <w:tc>
+          <w:tcPr>
+            <w:tcW w:w="339" w:type="pct"/>
+          </w:tcPr>
+          <w:p>
+            <w:pPr>
+              <w:keepNext/>
+              <w:keepLines/>
+              <w:spacing w:after="0"/>
+              <w:rPr>
+                <w:rFonts w:asciiTheme="majorBidi" w:hAnsiTheme="majorBidi" w:cstheme="majorBidi"/>
+                <w:b/>
+                <w:bCs/>
+                <w:sz w:val="18"/>
+                <w:szCs w:val="18"/>
+                <w:lang w:bidi="ar-IQ"/>
+              </w:rPr>
+            </w:pPr>
+            <w:r>
+              <w:rPr>
+                <w:rFonts w:asciiTheme="majorBidi" w:hAnsiTheme="majorBidi" w:cstheme="majorBidi"/>
+                <w:b/>
+                <w:bCs/>
+                <w:sz w:val="18"/>
+                <w:szCs w:val="18"/>
+                <w:rtl/>
+              </w:rPr>
+              <w:t>الوحدة</w:t>
+            </w:r>
+          </w:p>
+        </w:tc>
+        <w:tc>
+          <w:tcPr>
             <w:tcW w:w="1831" w:type="pct"/>
           </w:tcPr>
           <w:p>
@@ -3157,20 +3848,23 @@
               <w:spacing w:after="0"/>
               <w:rPr>
                 <w:rFonts w:asciiTheme="majorBidi" w:hAnsiTheme="majorBidi" w:cstheme="majorBidi"/>
-                <w:sz w:val="18"/>
-                <w:szCs w:val="18"/>
-                <w:lang w:bidi="ar-IQ"/>
-              </w:rPr>
-            </w:pPr>
-            <w:r>
-              <w:rPr>
-                <w:rFonts w:asciiTheme="majorBidi" w:hAnsiTheme="majorBidi" w:cstheme="majorBidi"/>
-                <w:sz w:val="18"/>
-                <w:szCs w:val="18"/>
-                <w:rtl/>
-                <w:lang w:bidi="ar-IQ"/>
-              </w:rPr>
-              <w:t xml:space="preserve">مهارات الحاسوب</w:t>
+                <w:b/>
+                <w:bCs/>
+                <w:sz w:val="18"/>
+                <w:szCs w:val="18"/>
+                <w:lang w:bidi="ar-IQ"/>
+              </w:rPr>
+            </w:pPr>
+            <w:r>
+              <w:rPr>
+                <w:rFonts w:asciiTheme="majorBidi" w:hAnsiTheme="majorBidi" w:cstheme="majorBidi"/>
+                <w:b/>
+                <w:bCs/>
+                <w:sz w:val="18"/>
+                <w:szCs w:val="18"/>
+                <w:rtl/>
+              </w:rPr>
+              <w:t>المادة الدراسية</w:t>
             </w:r>
           </w:p>
         </w:tc>
@@ -3185,20 +3879,23 @@
               <w:spacing w:after="0"/>
               <w:rPr>
                 <w:rFonts w:asciiTheme="majorBidi" w:hAnsiTheme="majorBidi" w:cstheme="majorBidi"/>
-                <w:sz w:val="18"/>
-                <w:szCs w:val="18"/>
-                <w:lang w:bidi="ar-IQ"/>
-              </w:rPr>
-            </w:pPr>
-            <w:r>
-              <w:rPr>
-                <w:rFonts w:asciiTheme="majorBidi" w:hAnsiTheme="majorBidi" w:cstheme="majorBidi"/>
-                <w:sz w:val="18"/>
-                <w:szCs w:val="18"/>
-                <w:rtl/>
-                <w:lang w:bidi="ar-IQ"/>
-              </w:rPr>
-              <w:t xml:space="preserve">٧٣</w:t>
+                <w:b/>
+                <w:bCs/>
+                <w:sz w:val="18"/>
+                <w:szCs w:val="18"/>
+                <w:lang w:bidi="ar-IQ"/>
+              </w:rPr>
+            </w:pPr>
+            <w:r>
+              <w:rPr>
+                <w:rFonts w:asciiTheme="majorBidi" w:hAnsiTheme="majorBidi" w:cstheme="majorBidi"/>
+                <w:b/>
+                <w:bCs/>
+                <w:sz w:val="18"/>
+                <w:szCs w:val="18"/>
+                <w:rtl/>
+              </w:rPr>
+              <w:t>الدرجة</w:t>
             </w:r>
           </w:p>
         </w:tc>
@@ -3213,6 +3910,181 @@
               <w:spacing w:after="0"/>
               <w:rPr>
                 <w:rFonts w:asciiTheme="majorBidi" w:hAnsiTheme="majorBidi" w:cstheme="majorBidi"/>
+                <w:b/>
+                <w:bCs/>
+                <w:sz w:val="18"/>
+                <w:szCs w:val="18"/>
+              </w:rPr>
+            </w:pPr>
+            <w:r>
+              <w:rPr>
+                <w:rFonts w:asciiTheme="majorBidi" w:hAnsiTheme="majorBidi" w:cstheme="majorBidi"/>
+                <w:b/>
+                <w:bCs/>
+                <w:sz w:val="18"/>
+                <w:szCs w:val="18"/>
+                <w:rtl/>
+              </w:rPr>
+              <w:t>الوحدة</w:t>
+            </w:r>
+          </w:p>
+        </w:tc>
+      </w:tr>
+      <w:tr>
+        <w:trPr>
+          <w:cantSplit/>
+        </w:trPr>
+        <w:tc>
+          <w:tcPr>
+            <w:tcW w:w="1828" w:type="pct"/>
+          </w:tcPr>
+          <w:p>
+            <w:pPr>
+              <w:keepNext/>
+              <w:keepLines/>
+              <w:spacing w:after="0"/>
+              <w:rPr>
+                <w:rFonts w:asciiTheme="majorBidi" w:hAnsiTheme="majorBidi" w:cstheme="majorBidi"/>
+                <w:sz w:val="18"/>
+                <w:szCs w:val="18"/>
+                <w:lang w:bidi="ar-IQ"/>
+              </w:rPr>
+            </w:pPr>
+            <w:r>
+              <w:rPr>
+                <w:rFonts w:asciiTheme="majorBidi" w:hAnsiTheme="majorBidi" w:cstheme="majorBidi"/>
+                <w:sz w:val="18"/>
+                <w:szCs w:val="18"/>
+                <w:rtl/>
+                <w:lang w:bidi="ar-IQ"/>
+              </w:rPr>
+              <w:t xml:space="preserve">الحوسبة السحابية</w:t>
+            </w:r>
+          </w:p>
+        </w:tc>
+        <w:tc>
+          <w:tcPr>
+            <w:tcW w:w="338" w:type="pct"/>
+          </w:tcPr>
+          <w:p>
+            <w:pPr>
+              <w:keepNext/>
+              <w:keepLines/>
+              <w:spacing w:after="0"/>
+              <w:rPr>
+                <w:rFonts w:asciiTheme="majorBidi" w:hAnsiTheme="majorBidi" w:cstheme="majorBidi"/>
+                <w:sz w:val="18"/>
+                <w:szCs w:val="18"/>
+                <w:lang w:bidi="ar-IQ"/>
+              </w:rPr>
+            </w:pPr>
+            <w:r>
+              <w:rPr>
+                <w:rFonts w:asciiTheme="majorBidi" w:hAnsiTheme="majorBidi" w:cstheme="majorBidi"/>
+                <w:sz w:val="18"/>
+                <w:szCs w:val="18"/>
+                <w:rtl/>
+                <w:lang w:bidi="ar-IQ"/>
+              </w:rPr>
+              <w:t xml:space="preserve">٨٤</w:t>
+            </w:r>
+          </w:p>
+        </w:tc>
+        <w:tc>
+          <w:tcPr>
+            <w:tcW w:w="339" w:type="pct"/>
+          </w:tcPr>
+          <w:p>
+            <w:pPr>
+              <w:keepNext/>
+              <w:keepLines/>
+              <w:spacing w:after="0"/>
+              <w:rPr>
+                <w:rFonts w:asciiTheme="majorBidi" w:hAnsiTheme="majorBidi" w:cstheme="majorBidi"/>
+                <w:sz w:val="18"/>
+                <w:szCs w:val="18"/>
+                <w:lang w:bidi="ar-IQ"/>
+              </w:rPr>
+            </w:pPr>
+            <w:r>
+              <w:rPr>
+                <w:rFonts w:asciiTheme="majorBidi" w:hAnsiTheme="majorBidi" w:cstheme="majorBidi"/>
+                <w:sz w:val="18"/>
+                <w:szCs w:val="18"/>
+                <w:rtl/>
+                <w:lang w:bidi="ar-IQ"/>
+              </w:rPr>
+              <w:t xml:space="preserve">٢</w:t>
+            </w:r>
+          </w:p>
+        </w:tc>
+        <w:tc>
+          <w:tcPr>
+            <w:tcW w:w="1831" w:type="pct"/>
+          </w:tcPr>
+          <w:p>
+            <w:pPr>
+              <w:keepNext/>
+              <w:keepLines/>
+              <w:spacing w:after="0"/>
+              <w:rPr>
+                <w:rFonts w:asciiTheme="majorBidi" w:hAnsiTheme="majorBidi" w:cstheme="majorBidi"/>
+                <w:sz w:val="18"/>
+                <w:szCs w:val="18"/>
+                <w:lang w:bidi="ar-IQ"/>
+              </w:rPr>
+            </w:pPr>
+            <w:r>
+              <w:rPr>
+                <w:rFonts w:asciiTheme="majorBidi" w:hAnsiTheme="majorBidi" w:cstheme="majorBidi"/>
+                <w:sz w:val="18"/>
+                <w:szCs w:val="18"/>
+                <w:rtl/>
+                <w:lang w:bidi="ar-IQ"/>
+              </w:rPr>
+              <w:t xml:space="preserve">الاحتمالية والاحصاء</w:t>
+            </w:r>
+          </w:p>
+        </w:tc>
+        <w:tc>
+          <w:tcPr>
+            <w:tcW w:w="339" w:type="pct"/>
+          </w:tcPr>
+          <w:p>
+            <w:pPr>
+              <w:keepNext/>
+              <w:keepLines/>
+              <w:spacing w:after="0"/>
+              <w:rPr>
+                <w:rFonts w:asciiTheme="majorBidi" w:hAnsiTheme="majorBidi" w:cstheme="majorBidi"/>
+                <w:sz w:val="18"/>
+                <w:szCs w:val="18"/>
+                <w:lang w:bidi="ar-IQ"/>
+              </w:rPr>
+            </w:pPr>
+            <w:r>
+              <w:rPr>
+                <w:rFonts w:asciiTheme="majorBidi" w:hAnsiTheme="majorBidi" w:cstheme="majorBidi"/>
+                <w:sz w:val="18"/>
+                <w:szCs w:val="18"/>
+                <w:rtl/>
+                <w:lang w:bidi="ar-IQ"/>
+              </w:rPr>
+              <w:t xml:space="preserve">٥٣</w:t>
+            </w:r>
+          </w:p>
+        </w:tc>
+        <w:tc>
+          <w:tcPr>
+            <w:tcW w:w="325" w:type="pct"/>
+          </w:tcPr>
+          <w:p>
+            <w:pPr>
+              <w:keepNext/>
+              <w:keepLines/>
+              <w:spacing w:after="0"/>
+              <w:rPr>
+                <w:rFonts w:asciiTheme="majorBidi" w:hAnsiTheme="majorBidi" w:cstheme="majorBidi"/>
                 <w:sz w:val="18"/>
                 <w:szCs w:val="18"/>
               </w:rPr>
@@ -3226,6 +4098,2070 @@
                 <w:lang w:bidi="ar-IQ"/>
               </w:rPr>
               <w:t xml:space="preserve">٣</w:t>
+            </w:r>
+          </w:p>
+        </w:tc>
+      </w:tr>
+      <w:tr>
+        <w:trPr>
+          <w:cantSplit/>
+        </w:trPr>
+        <w:tc>
+          <w:tcPr>
+            <w:tcW w:w="1828" w:type="pct"/>
+          </w:tcPr>
+          <w:p>
+            <w:pPr>
+              <w:keepNext/>
+              <w:keepLines/>
+              <w:spacing w:after="0"/>
+              <w:rPr>
+                <w:rFonts w:asciiTheme="majorBidi" w:hAnsiTheme="majorBidi" w:cstheme="majorBidi"/>
+                <w:sz w:val="18"/>
+                <w:szCs w:val="18"/>
+                <w:lang w:bidi="ar-IQ"/>
+              </w:rPr>
+            </w:pPr>
+            <w:r>
+              <w:rPr>
+                <w:rFonts w:asciiTheme="majorBidi" w:hAnsiTheme="majorBidi" w:cstheme="majorBidi"/>
+                <w:sz w:val="18"/>
+                <w:szCs w:val="18"/>
+                <w:rtl/>
+                <w:lang w:bidi="ar-IQ"/>
+              </w:rPr>
+              <w:t xml:space="preserve">الذكاء الحاسوبي</w:t>
+            </w:r>
+          </w:p>
+        </w:tc>
+        <w:tc>
+          <w:tcPr>
+            <w:tcW w:w="338" w:type="pct"/>
+          </w:tcPr>
+          <w:p>
+            <w:pPr>
+              <w:keepNext/>
+              <w:keepLines/>
+              <w:spacing w:after="0"/>
+              <w:rPr>
+                <w:rFonts w:asciiTheme="majorBidi" w:hAnsiTheme="majorBidi" w:cstheme="majorBidi"/>
+                <w:sz w:val="18"/>
+                <w:szCs w:val="18"/>
+                <w:lang w:bidi="ar-IQ"/>
+              </w:rPr>
+            </w:pPr>
+            <w:r>
+              <w:rPr>
+                <w:rFonts w:asciiTheme="majorBidi" w:hAnsiTheme="majorBidi" w:cstheme="majorBidi"/>
+                <w:sz w:val="18"/>
+                <w:szCs w:val="18"/>
+                <w:rtl/>
+                <w:lang w:bidi="ar-IQ"/>
+              </w:rPr>
+              <w:t xml:space="preserve">٦٨</w:t>
+            </w:r>
+          </w:p>
+        </w:tc>
+        <w:tc>
+          <w:tcPr>
+            <w:tcW w:w="339" w:type="pct"/>
+          </w:tcPr>
+          <w:p>
+            <w:pPr>
+              <w:keepNext/>
+              <w:keepLines/>
+              <w:spacing w:after="0"/>
+              <w:rPr>
+                <w:rFonts w:asciiTheme="majorBidi" w:hAnsiTheme="majorBidi" w:cstheme="majorBidi"/>
+                <w:sz w:val="18"/>
+                <w:szCs w:val="18"/>
+                <w:lang w:bidi="ar-IQ"/>
+              </w:rPr>
+            </w:pPr>
+            <w:r>
+              <w:rPr>
+                <w:rFonts w:asciiTheme="majorBidi" w:hAnsiTheme="majorBidi" w:cstheme="majorBidi"/>
+                <w:sz w:val="18"/>
+                <w:szCs w:val="18"/>
+                <w:rtl/>
+                <w:lang w:bidi="ar-IQ"/>
+              </w:rPr>
+              <w:t xml:space="preserve">٣</w:t>
+            </w:r>
+          </w:p>
+        </w:tc>
+        <w:tc>
+          <w:tcPr>
+            <w:tcW w:w="1831" w:type="pct"/>
+          </w:tcPr>
+          <w:p>
+            <w:pPr>
+              <w:keepNext/>
+              <w:keepLines/>
+              <w:spacing w:after="0"/>
+              <w:rPr>
+                <w:rFonts w:asciiTheme="majorBidi" w:hAnsiTheme="majorBidi" w:cstheme="majorBidi"/>
+                <w:sz w:val="18"/>
+                <w:szCs w:val="18"/>
+                <w:lang w:bidi="ar-IQ"/>
+              </w:rPr>
+            </w:pPr>
+            <w:r>
+              <w:rPr>
+                <w:rFonts w:asciiTheme="majorBidi" w:hAnsiTheme="majorBidi" w:cstheme="majorBidi"/>
+                <w:sz w:val="18"/>
+                <w:szCs w:val="18"/>
+                <w:rtl/>
+                <w:lang w:bidi="ar-IQ"/>
+              </w:rPr>
+              <w:t xml:space="preserve">البرمجة الكيانية 1</w:t>
+            </w:r>
+          </w:p>
+        </w:tc>
+        <w:tc>
+          <w:tcPr>
+            <w:tcW w:w="339" w:type="pct"/>
+          </w:tcPr>
+          <w:p>
+            <w:pPr>
+              <w:keepNext/>
+              <w:keepLines/>
+              <w:spacing w:after="0"/>
+              <w:rPr>
+                <w:rFonts w:asciiTheme="majorBidi" w:hAnsiTheme="majorBidi" w:cstheme="majorBidi"/>
+                <w:sz w:val="18"/>
+                <w:szCs w:val="18"/>
+                <w:lang w:bidi="ar-IQ"/>
+              </w:rPr>
+            </w:pPr>
+            <w:r>
+              <w:rPr>
+                <w:rFonts w:asciiTheme="majorBidi" w:hAnsiTheme="majorBidi" w:cstheme="majorBidi"/>
+                <w:sz w:val="18"/>
+                <w:szCs w:val="18"/>
+                <w:rtl/>
+                <w:lang w:bidi="ar-IQ"/>
+              </w:rPr>
+              <w:t xml:space="preserve">٥٣</w:t>
+            </w:r>
+          </w:p>
+        </w:tc>
+        <w:tc>
+          <w:tcPr>
+            <w:tcW w:w="325" w:type="pct"/>
+          </w:tcPr>
+          <w:p>
+            <w:pPr>
+              <w:keepNext/>
+              <w:keepLines/>
+              <w:spacing w:after="0"/>
+              <w:rPr>
+                <w:rFonts w:asciiTheme="majorBidi" w:hAnsiTheme="majorBidi" w:cstheme="majorBidi"/>
+                <w:sz w:val="18"/>
+                <w:szCs w:val="18"/>
+              </w:rPr>
+            </w:pPr>
+            <w:r>
+              <w:rPr>
+                <w:rFonts w:asciiTheme="majorBidi" w:hAnsiTheme="majorBidi" w:cstheme="majorBidi"/>
+                <w:sz w:val="18"/>
+                <w:szCs w:val="18"/>
+                <w:rtl/>
+                <w:lang w:bidi="ar-IQ"/>
+              </w:rPr>
+              <w:t xml:space="preserve">٣</w:t>
+            </w:r>
+          </w:p>
+        </w:tc>
+      </w:tr>
+      <w:tr>
+        <w:trPr>
+          <w:cantSplit/>
+        </w:trPr>
+        <w:tc>
+          <w:tcPr>
+            <w:tcW w:w="1828" w:type="pct"/>
+          </w:tcPr>
+          <w:p>
+            <w:pPr>
+              <w:keepNext/>
+              <w:keepLines/>
+              <w:spacing w:after="0"/>
+              <w:rPr>
+                <w:rFonts w:asciiTheme="majorBidi" w:hAnsiTheme="majorBidi" w:cstheme="majorBidi"/>
+                <w:sz w:val="18"/>
+                <w:szCs w:val="18"/>
+                <w:lang w:bidi="ar-IQ"/>
+              </w:rPr>
+            </w:pPr>
+            <w:r>
+              <w:rPr>
+                <w:rFonts w:asciiTheme="majorBidi" w:hAnsiTheme="majorBidi" w:cstheme="majorBidi"/>
+                <w:sz w:val="18"/>
+                <w:szCs w:val="18"/>
+                <w:rtl/>
+                <w:lang w:bidi="ar-IQ"/>
+              </w:rPr>
+              <w:t xml:space="preserve">الرؤيا بالحاسوب</w:t>
+            </w:r>
+          </w:p>
+        </w:tc>
+        <w:tc>
+          <w:tcPr>
+            <w:tcW w:w="338" w:type="pct"/>
+          </w:tcPr>
+          <w:p>
+            <w:pPr>
+              <w:keepNext/>
+              <w:keepLines/>
+              <w:spacing w:after="0"/>
+              <w:rPr>
+                <w:rFonts w:asciiTheme="majorBidi" w:hAnsiTheme="majorBidi" w:cstheme="majorBidi"/>
+                <w:sz w:val="18"/>
+                <w:szCs w:val="18"/>
+                <w:lang w:bidi="ar-IQ"/>
+              </w:rPr>
+            </w:pPr>
+            <w:r>
+              <w:rPr>
+                <w:rFonts w:asciiTheme="majorBidi" w:hAnsiTheme="majorBidi" w:cstheme="majorBidi"/>
+                <w:sz w:val="18"/>
+                <w:szCs w:val="18"/>
+                <w:rtl/>
+                <w:lang w:bidi="ar-IQ"/>
+              </w:rPr>
+              <w:t xml:space="preserve">٧٨</w:t>
+            </w:r>
+          </w:p>
+        </w:tc>
+        <w:tc>
+          <w:tcPr>
+            <w:tcW w:w="339" w:type="pct"/>
+          </w:tcPr>
+          <w:p>
+            <w:pPr>
+              <w:keepNext/>
+              <w:keepLines/>
+              <w:spacing w:after="0"/>
+              <w:rPr>
+                <w:rFonts w:asciiTheme="majorBidi" w:hAnsiTheme="majorBidi" w:cstheme="majorBidi"/>
+                <w:sz w:val="18"/>
+                <w:szCs w:val="18"/>
+                <w:lang w:bidi="ar-IQ"/>
+              </w:rPr>
+            </w:pPr>
+            <w:r>
+              <w:rPr>
+                <w:rFonts w:asciiTheme="majorBidi" w:hAnsiTheme="majorBidi" w:cstheme="majorBidi"/>
+                <w:sz w:val="18"/>
+                <w:szCs w:val="18"/>
+                <w:rtl/>
+                <w:lang w:bidi="ar-IQ"/>
+              </w:rPr>
+              <w:t xml:space="preserve">٣</w:t>
+            </w:r>
+          </w:p>
+        </w:tc>
+        <w:tc>
+          <w:tcPr>
+            <w:tcW w:w="1831" w:type="pct"/>
+          </w:tcPr>
+          <w:p>
+            <w:pPr>
+              <w:keepNext/>
+              <w:keepLines/>
+              <w:spacing w:after="0"/>
+              <w:rPr>
+                <w:rFonts w:asciiTheme="majorBidi" w:hAnsiTheme="majorBidi" w:cstheme="majorBidi"/>
+                <w:sz w:val="18"/>
+                <w:szCs w:val="18"/>
+                <w:lang w:bidi="ar-IQ"/>
+              </w:rPr>
+            </w:pPr>
+            <w:r>
+              <w:rPr>
+                <w:rFonts w:asciiTheme="majorBidi" w:hAnsiTheme="majorBidi" w:cstheme="majorBidi"/>
+                <w:sz w:val="18"/>
+                <w:szCs w:val="18"/>
+                <w:rtl/>
+                <w:lang w:bidi="ar-IQ"/>
+              </w:rPr>
+              <w:t xml:space="preserve">البرمجة الكيانية 2</w:t>
+            </w:r>
+          </w:p>
+        </w:tc>
+        <w:tc>
+          <w:tcPr>
+            <w:tcW w:w="339" w:type="pct"/>
+          </w:tcPr>
+          <w:p>
+            <w:pPr>
+              <w:keepNext/>
+              <w:keepLines/>
+              <w:spacing w:after="0"/>
+              <w:rPr>
+                <w:rFonts w:asciiTheme="majorBidi" w:hAnsiTheme="majorBidi" w:cstheme="majorBidi"/>
+                <w:sz w:val="18"/>
+                <w:szCs w:val="18"/>
+                <w:lang w:bidi="ar-IQ"/>
+              </w:rPr>
+            </w:pPr>
+            <w:r>
+              <w:rPr>
+                <w:rFonts w:asciiTheme="majorBidi" w:hAnsiTheme="majorBidi" w:cstheme="majorBidi"/>
+                <w:sz w:val="18"/>
+                <w:szCs w:val="18"/>
+                <w:rtl/>
+                <w:lang w:bidi="ar-IQ"/>
+              </w:rPr>
+              <w:t xml:space="preserve">٥١</w:t>
+            </w:r>
+          </w:p>
+        </w:tc>
+        <w:tc>
+          <w:tcPr>
+            <w:tcW w:w="325" w:type="pct"/>
+          </w:tcPr>
+          <w:p>
+            <w:pPr>
+              <w:keepNext/>
+              <w:keepLines/>
+              <w:spacing w:after="0"/>
+              <w:rPr>
+                <w:rFonts w:asciiTheme="majorBidi" w:hAnsiTheme="majorBidi" w:cstheme="majorBidi"/>
+                <w:sz w:val="18"/>
+                <w:szCs w:val="18"/>
+              </w:rPr>
+            </w:pPr>
+            <w:r>
+              <w:rPr>
+                <w:rFonts w:asciiTheme="majorBidi" w:hAnsiTheme="majorBidi" w:cstheme="majorBidi"/>
+                <w:sz w:val="18"/>
+                <w:szCs w:val="18"/>
+                <w:rtl/>
+                <w:lang w:bidi="ar-IQ"/>
+              </w:rPr>
+              <w:t xml:space="preserve">٣</w:t>
+            </w:r>
+          </w:p>
+        </w:tc>
+      </w:tr>
+      <w:tr>
+        <w:trPr>
+          <w:cantSplit/>
+        </w:trPr>
+        <w:tc>
+          <w:tcPr>
+            <w:tcW w:w="1828" w:type="pct"/>
+          </w:tcPr>
+          <w:p>
+            <w:pPr>
+              <w:keepNext/>
+              <w:keepLines/>
+              <w:spacing w:after="0"/>
+              <w:rPr>
+                <w:rFonts w:asciiTheme="majorBidi" w:hAnsiTheme="majorBidi" w:cstheme="majorBidi"/>
+                <w:sz w:val="18"/>
+                <w:szCs w:val="18"/>
+                <w:lang w:bidi="ar-IQ"/>
+              </w:rPr>
+            </w:pPr>
+            <w:r>
+              <w:rPr>
+                <w:rFonts w:asciiTheme="majorBidi" w:hAnsiTheme="majorBidi" w:cstheme="majorBidi"/>
+                <w:sz w:val="18"/>
+                <w:szCs w:val="18"/>
+                <w:rtl/>
+                <w:lang w:bidi="ar-IQ"/>
+              </w:rPr>
+              <w:t xml:space="preserve">المحاكاة بالحاسوب</w:t>
+            </w:r>
+          </w:p>
+        </w:tc>
+        <w:tc>
+          <w:tcPr>
+            <w:tcW w:w="338" w:type="pct"/>
+          </w:tcPr>
+          <w:p>
+            <w:pPr>
+              <w:keepNext/>
+              <w:keepLines/>
+              <w:spacing w:after="0"/>
+              <w:rPr>
+                <w:rFonts w:asciiTheme="majorBidi" w:hAnsiTheme="majorBidi" w:cstheme="majorBidi"/>
+                <w:sz w:val="18"/>
+                <w:szCs w:val="18"/>
+                <w:lang w:bidi="ar-IQ"/>
+              </w:rPr>
+            </w:pPr>
+            <w:r>
+              <w:rPr>
+                <w:rFonts w:asciiTheme="majorBidi" w:hAnsiTheme="majorBidi" w:cstheme="majorBidi"/>
+                <w:sz w:val="18"/>
+                <w:szCs w:val="18"/>
+                <w:rtl/>
+                <w:lang w:bidi="ar-IQ"/>
+              </w:rPr>
+              <w:t xml:space="preserve">٨٠</w:t>
+            </w:r>
+          </w:p>
+        </w:tc>
+        <w:tc>
+          <w:tcPr>
+            <w:tcW w:w="339" w:type="pct"/>
+          </w:tcPr>
+          <w:p>
+            <w:pPr>
+              <w:keepNext/>
+              <w:keepLines/>
+              <w:spacing w:after="0"/>
+              <w:rPr>
+                <w:rFonts w:asciiTheme="majorBidi" w:hAnsiTheme="majorBidi" w:cstheme="majorBidi"/>
+                <w:sz w:val="18"/>
+                <w:szCs w:val="18"/>
+                <w:lang w:bidi="ar-IQ"/>
+              </w:rPr>
+            </w:pPr>
+            <w:r>
+              <w:rPr>
+                <w:rFonts w:asciiTheme="majorBidi" w:hAnsiTheme="majorBidi" w:cstheme="majorBidi"/>
+                <w:sz w:val="18"/>
+                <w:szCs w:val="18"/>
+                <w:rtl/>
+                <w:lang w:bidi="ar-IQ"/>
+              </w:rPr>
+              <w:t xml:space="preserve">٣</w:t>
+            </w:r>
+          </w:p>
+        </w:tc>
+        <w:tc>
+          <w:tcPr>
+            <w:tcW w:w="1831" w:type="pct"/>
+          </w:tcPr>
+          <w:p>
+            <w:pPr>
+              <w:keepNext/>
+              <w:keepLines/>
+              <w:spacing w:after="0"/>
+              <w:rPr>
+                <w:rFonts w:asciiTheme="majorBidi" w:hAnsiTheme="majorBidi" w:cstheme="majorBidi"/>
+                <w:sz w:val="18"/>
+                <w:szCs w:val="18"/>
+                <w:lang w:bidi="ar-IQ"/>
+              </w:rPr>
+            </w:pPr>
+            <w:r>
+              <w:rPr>
+                <w:rFonts w:asciiTheme="majorBidi" w:hAnsiTheme="majorBidi" w:cstheme="majorBidi"/>
+                <w:sz w:val="18"/>
+                <w:szCs w:val="18"/>
+                <w:rtl/>
+                <w:lang w:bidi="ar-IQ"/>
+              </w:rPr>
+              <w:t xml:space="preserve">البرمجة المرئية</w:t>
+            </w:r>
+          </w:p>
+        </w:tc>
+        <w:tc>
+          <w:tcPr>
+            <w:tcW w:w="339" w:type="pct"/>
+          </w:tcPr>
+          <w:p>
+            <w:pPr>
+              <w:keepNext/>
+              <w:keepLines/>
+              <w:spacing w:after="0"/>
+              <w:rPr>
+                <w:rFonts w:asciiTheme="majorBidi" w:hAnsiTheme="majorBidi" w:cstheme="majorBidi"/>
+                <w:sz w:val="18"/>
+                <w:szCs w:val="18"/>
+                <w:lang w:bidi="ar-IQ"/>
+              </w:rPr>
+            </w:pPr>
+            <w:r>
+              <w:rPr>
+                <w:rFonts w:asciiTheme="majorBidi" w:hAnsiTheme="majorBidi" w:cstheme="majorBidi"/>
+                <w:sz w:val="18"/>
+                <w:szCs w:val="18"/>
+                <w:rtl/>
+                <w:lang w:bidi="ar-IQ"/>
+              </w:rPr>
+              <w:t xml:space="preserve">٥٠</w:t>
+            </w:r>
+          </w:p>
+        </w:tc>
+        <w:tc>
+          <w:tcPr>
+            <w:tcW w:w="325" w:type="pct"/>
+          </w:tcPr>
+          <w:p>
+            <w:pPr>
+              <w:keepNext/>
+              <w:keepLines/>
+              <w:spacing w:after="0"/>
+              <w:rPr>
+                <w:rFonts w:asciiTheme="majorBidi" w:hAnsiTheme="majorBidi" w:cstheme="majorBidi"/>
+                <w:sz w:val="18"/>
+                <w:szCs w:val="18"/>
+              </w:rPr>
+            </w:pPr>
+            <w:r>
+              <w:rPr>
+                <w:rFonts w:asciiTheme="majorBidi" w:hAnsiTheme="majorBidi" w:cstheme="majorBidi"/>
+                <w:sz w:val="18"/>
+                <w:szCs w:val="18"/>
+                <w:rtl/>
+                <w:lang w:bidi="ar-IQ"/>
+              </w:rPr>
+              <w:t xml:space="preserve">٣</w:t>
+            </w:r>
+          </w:p>
+        </w:tc>
+      </w:tr>
+      <w:tr>
+        <w:trPr>
+          <w:cantSplit/>
+        </w:trPr>
+        <w:tc>
+          <w:tcPr>
+            <w:tcW w:w="1828" w:type="pct"/>
+          </w:tcPr>
+          <w:p>
+            <w:pPr>
+              <w:keepNext/>
+              <w:keepLines/>
+              <w:spacing w:after="0"/>
+              <w:rPr>
+                <w:rFonts w:asciiTheme="majorBidi" w:hAnsiTheme="majorBidi" w:cstheme="majorBidi"/>
+                <w:sz w:val="18"/>
+                <w:szCs w:val="18"/>
+                <w:lang w:bidi="ar-IQ"/>
+              </w:rPr>
+            </w:pPr>
+            <w:r>
+              <w:rPr>
+                <w:rFonts w:asciiTheme="majorBidi" w:hAnsiTheme="majorBidi" w:cstheme="majorBidi"/>
+                <w:sz w:val="18"/>
+                <w:szCs w:val="18"/>
+                <w:rtl/>
+                <w:lang w:bidi="ar-IQ"/>
+              </w:rPr>
+              <w:t xml:space="preserve">امنية الحاسوب</w:t>
+            </w:r>
+          </w:p>
+        </w:tc>
+        <w:tc>
+          <w:tcPr>
+            <w:tcW w:w="338" w:type="pct"/>
+          </w:tcPr>
+          <w:p>
+            <w:pPr>
+              <w:keepNext/>
+              <w:keepLines/>
+              <w:spacing w:after="0"/>
+              <w:rPr>
+                <w:rFonts w:asciiTheme="majorBidi" w:hAnsiTheme="majorBidi" w:cstheme="majorBidi"/>
+                <w:sz w:val="18"/>
+                <w:szCs w:val="18"/>
+                <w:lang w:bidi="ar-IQ"/>
+              </w:rPr>
+            </w:pPr>
+            <w:r>
+              <w:rPr>
+                <w:rFonts w:asciiTheme="majorBidi" w:hAnsiTheme="majorBidi" w:cstheme="majorBidi"/>
+                <w:sz w:val="18"/>
+                <w:szCs w:val="18"/>
+                <w:rtl/>
+                <w:lang w:bidi="ar-IQ"/>
+              </w:rPr>
+              <w:t xml:space="preserve">٨٠</w:t>
+            </w:r>
+          </w:p>
+        </w:tc>
+        <w:tc>
+          <w:tcPr>
+            <w:tcW w:w="339" w:type="pct"/>
+          </w:tcPr>
+          <w:p>
+            <w:pPr>
+              <w:keepNext/>
+              <w:keepLines/>
+              <w:spacing w:after="0"/>
+              <w:rPr>
+                <w:rFonts w:asciiTheme="majorBidi" w:hAnsiTheme="majorBidi" w:cstheme="majorBidi"/>
+                <w:sz w:val="18"/>
+                <w:szCs w:val="18"/>
+                <w:lang w:bidi="ar-IQ"/>
+              </w:rPr>
+            </w:pPr>
+            <w:r>
+              <w:rPr>
+                <w:rFonts w:asciiTheme="majorBidi" w:hAnsiTheme="majorBidi" w:cstheme="majorBidi"/>
+                <w:sz w:val="18"/>
+                <w:szCs w:val="18"/>
+                <w:rtl/>
+                <w:lang w:bidi="ar-IQ"/>
+              </w:rPr>
+              <w:t xml:space="preserve">٣</w:t>
+            </w:r>
+          </w:p>
+        </w:tc>
+        <w:tc>
+          <w:tcPr>
+            <w:tcW w:w="1831" w:type="pct"/>
+          </w:tcPr>
+          <w:p>
+            <w:pPr>
+              <w:keepNext/>
+              <w:keepLines/>
+              <w:spacing w:after="0"/>
+              <w:rPr>
+                <w:rFonts w:asciiTheme="majorBidi" w:hAnsiTheme="majorBidi" w:cstheme="majorBidi"/>
+                <w:sz w:val="18"/>
+                <w:szCs w:val="18"/>
+                <w:lang w:bidi="ar-IQ"/>
+              </w:rPr>
+            </w:pPr>
+            <w:r>
+              <w:rPr>
+                <w:rFonts w:asciiTheme="majorBidi" w:hAnsiTheme="majorBidi" w:cstheme="majorBidi"/>
+                <w:sz w:val="18"/>
+                <w:szCs w:val="18"/>
+                <w:rtl/>
+                <w:lang w:bidi="ar-IQ"/>
+              </w:rPr>
+              <w:t xml:space="preserve">الرسم بالحاسوب</w:t>
+            </w:r>
+          </w:p>
+        </w:tc>
+        <w:tc>
+          <w:tcPr>
+            <w:tcW w:w="339" w:type="pct"/>
+          </w:tcPr>
+          <w:p>
+            <w:pPr>
+              <w:keepNext/>
+              <w:keepLines/>
+              <w:spacing w:after="0"/>
+              <w:rPr>
+                <w:rFonts w:asciiTheme="majorBidi" w:hAnsiTheme="majorBidi" w:cstheme="majorBidi"/>
+                <w:sz w:val="18"/>
+                <w:szCs w:val="18"/>
+                <w:lang w:bidi="ar-IQ"/>
+              </w:rPr>
+            </w:pPr>
+            <w:r>
+              <w:rPr>
+                <w:rFonts w:asciiTheme="majorBidi" w:hAnsiTheme="majorBidi" w:cstheme="majorBidi"/>
+                <w:sz w:val="18"/>
+                <w:szCs w:val="18"/>
+                <w:rtl/>
+                <w:lang w:bidi="ar-IQ"/>
+              </w:rPr>
+              <w:t xml:space="preserve">٦٣</w:t>
+            </w:r>
+          </w:p>
+        </w:tc>
+        <w:tc>
+          <w:tcPr>
+            <w:tcW w:w="325" w:type="pct"/>
+          </w:tcPr>
+          <w:p>
+            <w:pPr>
+              <w:keepNext/>
+              <w:keepLines/>
+              <w:spacing w:after="0"/>
+              <w:rPr>
+                <w:rFonts w:asciiTheme="majorBidi" w:hAnsiTheme="majorBidi" w:cstheme="majorBidi"/>
+                <w:sz w:val="18"/>
+                <w:szCs w:val="18"/>
+              </w:rPr>
+            </w:pPr>
+            <w:r>
+              <w:rPr>
+                <w:rFonts w:asciiTheme="majorBidi" w:hAnsiTheme="majorBidi" w:cstheme="majorBidi"/>
+                <w:sz w:val="18"/>
+                <w:szCs w:val="18"/>
+                <w:rtl/>
+                <w:lang w:bidi="ar-IQ"/>
+              </w:rPr>
+              <w:t xml:space="preserve">٣</w:t>
+            </w:r>
+          </w:p>
+        </w:tc>
+      </w:tr>
+      <w:tr>
+        <w:trPr>
+          <w:cantSplit/>
+        </w:trPr>
+        <w:tc>
+          <w:tcPr>
+            <w:tcW w:w="1828" w:type="pct"/>
+          </w:tcPr>
+          <w:p>
+            <w:pPr>
+              <w:keepNext/>
+              <w:keepLines/>
+              <w:spacing w:after="0"/>
+              <w:rPr>
+                <w:rFonts w:asciiTheme="majorBidi" w:hAnsiTheme="majorBidi" w:cstheme="majorBidi"/>
+                <w:sz w:val="18"/>
+                <w:szCs w:val="18"/>
+                <w:lang w:bidi="ar-IQ"/>
+              </w:rPr>
+            </w:pPr>
+            <w:r>
+              <w:rPr>
+                <w:rFonts w:asciiTheme="majorBidi" w:hAnsiTheme="majorBidi" w:cstheme="majorBidi"/>
+                <w:sz w:val="18"/>
+                <w:szCs w:val="18"/>
+                <w:rtl/>
+                <w:lang w:bidi="ar-IQ"/>
+              </w:rPr>
+              <w:t xml:space="preserve">انظمة التشغيل</w:t>
+            </w:r>
+          </w:p>
+        </w:tc>
+        <w:tc>
+          <w:tcPr>
+            <w:tcW w:w="338" w:type="pct"/>
+          </w:tcPr>
+          <w:p>
+            <w:pPr>
+              <w:keepNext/>
+              <w:keepLines/>
+              <w:spacing w:after="0"/>
+              <w:rPr>
+                <w:rFonts w:asciiTheme="majorBidi" w:hAnsiTheme="majorBidi" w:cstheme="majorBidi"/>
+                <w:sz w:val="18"/>
+                <w:szCs w:val="18"/>
+                <w:lang w:bidi="ar-IQ"/>
+              </w:rPr>
+            </w:pPr>
+            <w:r>
+              <w:rPr>
+                <w:rFonts w:asciiTheme="majorBidi" w:hAnsiTheme="majorBidi" w:cstheme="majorBidi"/>
+                <w:sz w:val="18"/>
+                <w:szCs w:val="18"/>
+                <w:rtl/>
+                <w:lang w:bidi="ar-IQ"/>
+              </w:rPr>
+              <w:t xml:space="preserve">٨٠</w:t>
+            </w:r>
+          </w:p>
+        </w:tc>
+        <w:tc>
+          <w:tcPr>
+            <w:tcW w:w="339" w:type="pct"/>
+          </w:tcPr>
+          <w:p>
+            <w:pPr>
+              <w:keepNext/>
+              <w:keepLines/>
+              <w:spacing w:after="0"/>
+              <w:rPr>
+                <w:rFonts w:asciiTheme="majorBidi" w:hAnsiTheme="majorBidi" w:cstheme="majorBidi"/>
+                <w:sz w:val="18"/>
+                <w:szCs w:val="18"/>
+                <w:lang w:bidi="ar-IQ"/>
+              </w:rPr>
+            </w:pPr>
+            <w:r>
+              <w:rPr>
+                <w:rFonts w:asciiTheme="majorBidi" w:hAnsiTheme="majorBidi" w:cstheme="majorBidi"/>
+                <w:sz w:val="18"/>
+                <w:szCs w:val="18"/>
+                <w:rtl/>
+                <w:lang w:bidi="ar-IQ"/>
+              </w:rPr>
+              <w:t xml:space="preserve">٣</w:t>
+            </w:r>
+          </w:p>
+        </w:tc>
+        <w:tc>
+          <w:tcPr>
+            <w:tcW w:w="1831" w:type="pct"/>
+          </w:tcPr>
+          <w:p>
+            <w:pPr>
+              <w:keepNext/>
+              <w:keepLines/>
+              <w:spacing w:after="0"/>
+              <w:rPr>
+                <w:rFonts w:asciiTheme="majorBidi" w:hAnsiTheme="majorBidi" w:cstheme="majorBidi"/>
+                <w:sz w:val="18"/>
+                <w:szCs w:val="18"/>
+                <w:lang w:bidi="ar-IQ"/>
+              </w:rPr>
+            </w:pPr>
+            <w:r>
+              <w:rPr>
+                <w:rFonts w:asciiTheme="majorBidi" w:hAnsiTheme="majorBidi" w:cstheme="majorBidi"/>
+                <w:sz w:val="18"/>
+                <w:szCs w:val="18"/>
+                <w:rtl/>
+                <w:lang w:bidi="ar-IQ"/>
+              </w:rPr>
+              <w:t xml:space="preserve">الطرق العددية</w:t>
+            </w:r>
+          </w:p>
+        </w:tc>
+        <w:tc>
+          <w:tcPr>
+            <w:tcW w:w="339" w:type="pct"/>
+          </w:tcPr>
+          <w:p>
+            <w:pPr>
+              <w:keepNext/>
+              <w:keepLines/>
+              <w:spacing w:after="0"/>
+              <w:rPr>
+                <w:rFonts w:asciiTheme="majorBidi" w:hAnsiTheme="majorBidi" w:cstheme="majorBidi"/>
+                <w:sz w:val="18"/>
+                <w:szCs w:val="18"/>
+                <w:lang w:bidi="ar-IQ"/>
+              </w:rPr>
+            </w:pPr>
+            <w:r>
+              <w:rPr>
+                <w:rFonts w:asciiTheme="majorBidi" w:hAnsiTheme="majorBidi" w:cstheme="majorBidi"/>
+                <w:sz w:val="18"/>
+                <w:szCs w:val="18"/>
+                <w:rtl/>
+                <w:lang w:bidi="ar-IQ"/>
+              </w:rPr>
+              <w:t xml:space="preserve">٦٦</w:t>
+            </w:r>
+          </w:p>
+        </w:tc>
+        <w:tc>
+          <w:tcPr>
+            <w:tcW w:w="325" w:type="pct"/>
+          </w:tcPr>
+          <w:p>
+            <w:pPr>
+              <w:keepNext/>
+              <w:keepLines/>
+              <w:spacing w:after="0"/>
+              <w:rPr>
+                <w:rFonts w:asciiTheme="majorBidi" w:hAnsiTheme="majorBidi" w:cstheme="majorBidi"/>
+                <w:sz w:val="18"/>
+                <w:szCs w:val="18"/>
+              </w:rPr>
+            </w:pPr>
+            <w:r>
+              <w:rPr>
+                <w:rFonts w:asciiTheme="majorBidi" w:hAnsiTheme="majorBidi" w:cstheme="majorBidi"/>
+                <w:sz w:val="18"/>
+                <w:szCs w:val="18"/>
+                <w:rtl/>
+                <w:lang w:bidi="ar-IQ"/>
+              </w:rPr>
+              <w:t xml:space="preserve">٣</w:t>
+            </w:r>
+          </w:p>
+        </w:tc>
+      </w:tr>
+      <w:tr>
+        <w:trPr>
+          <w:cantSplit/>
+        </w:trPr>
+        <w:tc>
+          <w:tcPr>
+            <w:tcW w:w="1828" w:type="pct"/>
+          </w:tcPr>
+          <w:p>
+            <w:pPr>
+              <w:keepNext/>
+              <w:keepLines/>
+              <w:spacing w:after="0"/>
+              <w:rPr>
+                <w:rFonts w:asciiTheme="majorBidi" w:hAnsiTheme="majorBidi" w:cstheme="majorBidi"/>
+                <w:sz w:val="18"/>
+                <w:szCs w:val="18"/>
+                <w:lang w:bidi="ar-IQ"/>
+              </w:rPr>
+            </w:pPr>
+            <w:r>
+              <w:rPr>
+                <w:rFonts w:asciiTheme="majorBidi" w:hAnsiTheme="majorBidi" w:cstheme="majorBidi"/>
+                <w:sz w:val="18"/>
+                <w:szCs w:val="18"/>
+                <w:rtl/>
+                <w:lang w:bidi="ar-IQ"/>
+              </w:rPr>
+              <w:t xml:space="preserve">تطبيقات النقال</w:t>
+            </w:r>
+          </w:p>
+        </w:tc>
+        <w:tc>
+          <w:tcPr>
+            <w:tcW w:w="338" w:type="pct"/>
+          </w:tcPr>
+          <w:p>
+            <w:pPr>
+              <w:keepNext/>
+              <w:keepLines/>
+              <w:spacing w:after="0"/>
+              <w:rPr>
+                <w:rFonts w:asciiTheme="majorBidi" w:hAnsiTheme="majorBidi" w:cstheme="majorBidi"/>
+                <w:sz w:val="18"/>
+                <w:szCs w:val="18"/>
+                <w:lang w:bidi="ar-IQ"/>
+              </w:rPr>
+            </w:pPr>
+            <w:r>
+              <w:rPr>
+                <w:rFonts w:asciiTheme="majorBidi" w:hAnsiTheme="majorBidi" w:cstheme="majorBidi"/>
+                <w:sz w:val="18"/>
+                <w:szCs w:val="18"/>
+                <w:rtl/>
+                <w:lang w:bidi="ar-IQ"/>
+              </w:rPr>
+              <w:t xml:space="preserve">٩٠</w:t>
+            </w:r>
+          </w:p>
+        </w:tc>
+        <w:tc>
+          <w:tcPr>
+            <w:tcW w:w="339" w:type="pct"/>
+          </w:tcPr>
+          <w:p>
+            <w:pPr>
+              <w:keepNext/>
+              <w:keepLines/>
+              <w:spacing w:after="0"/>
+              <w:rPr>
+                <w:rFonts w:asciiTheme="majorBidi" w:hAnsiTheme="majorBidi" w:cstheme="majorBidi"/>
+                <w:sz w:val="18"/>
+                <w:szCs w:val="18"/>
+                <w:lang w:bidi="ar-IQ"/>
+              </w:rPr>
+            </w:pPr>
+            <w:r>
+              <w:rPr>
+                <w:rFonts w:asciiTheme="majorBidi" w:hAnsiTheme="majorBidi" w:cstheme="majorBidi"/>
+                <w:sz w:val="18"/>
+                <w:szCs w:val="18"/>
+                <w:rtl/>
+                <w:lang w:bidi="ar-IQ"/>
+              </w:rPr>
+              <w:t xml:space="preserve">٣</w:t>
+            </w:r>
+          </w:p>
+        </w:tc>
+        <w:tc>
+          <w:tcPr>
+            <w:tcW w:w="1831" w:type="pct"/>
+          </w:tcPr>
+          <w:p>
+            <w:pPr>
+              <w:keepNext/>
+              <w:keepLines/>
+              <w:spacing w:after="0"/>
+              <w:rPr>
+                <w:rFonts w:asciiTheme="majorBidi" w:hAnsiTheme="majorBidi" w:cstheme="majorBidi"/>
+                <w:sz w:val="18"/>
+                <w:szCs w:val="18"/>
+                <w:lang w:bidi="ar-IQ"/>
+              </w:rPr>
+            </w:pPr>
+            <w:r>
+              <w:rPr>
+                <w:rFonts w:asciiTheme="majorBidi" w:hAnsiTheme="majorBidi" w:cstheme="majorBidi"/>
+                <w:sz w:val="18"/>
+                <w:szCs w:val="18"/>
+                <w:rtl/>
+                <w:lang w:bidi="ar-IQ"/>
+              </w:rPr>
+              <w:t xml:space="preserve">العربي</w:t>
+            </w:r>
+          </w:p>
+        </w:tc>
+        <w:tc>
+          <w:tcPr>
+            <w:tcW w:w="339" w:type="pct"/>
+          </w:tcPr>
+          <w:p>
+            <w:pPr>
+              <w:keepNext/>
+              <w:keepLines/>
+              <w:spacing w:after="0"/>
+              <w:rPr>
+                <w:rFonts w:asciiTheme="majorBidi" w:hAnsiTheme="majorBidi" w:cstheme="majorBidi"/>
+                <w:sz w:val="18"/>
+                <w:szCs w:val="18"/>
+                <w:lang w:bidi="ar-IQ"/>
+              </w:rPr>
+            </w:pPr>
+            <w:r>
+              <w:rPr>
+                <w:rFonts w:asciiTheme="majorBidi" w:hAnsiTheme="majorBidi" w:cstheme="majorBidi"/>
+                <w:sz w:val="18"/>
+                <w:szCs w:val="18"/>
+                <w:rtl/>
+                <w:lang w:bidi="ar-IQ"/>
+              </w:rPr>
+              <w:t xml:space="preserve">٧٠</w:t>
+            </w:r>
+          </w:p>
+        </w:tc>
+        <w:tc>
+          <w:tcPr>
+            <w:tcW w:w="325" w:type="pct"/>
+          </w:tcPr>
+          <w:p>
+            <w:pPr>
+              <w:keepNext/>
+              <w:keepLines/>
+              <w:spacing w:after="0"/>
+              <w:rPr>
+                <w:rFonts w:asciiTheme="majorBidi" w:hAnsiTheme="majorBidi" w:cstheme="majorBidi"/>
+                <w:sz w:val="18"/>
+                <w:szCs w:val="18"/>
+              </w:rPr>
+            </w:pPr>
+            <w:r>
+              <w:rPr>
+                <w:rFonts w:asciiTheme="majorBidi" w:hAnsiTheme="majorBidi" w:cstheme="majorBidi"/>
+                <w:sz w:val="18"/>
+                <w:szCs w:val="18"/>
+                <w:rtl/>
+                <w:lang w:bidi="ar-IQ"/>
+              </w:rPr>
+              <w:t xml:space="preserve">٢</w:t>
+            </w:r>
+          </w:p>
+        </w:tc>
+      </w:tr>
+      <w:tr>
+        <w:trPr>
+          <w:cantSplit/>
+        </w:trPr>
+        <w:tc>
+          <w:tcPr>
+            <w:tcW w:w="1828" w:type="pct"/>
+          </w:tcPr>
+          <w:p>
+            <w:pPr>
+              <w:keepNext/>
+              <w:keepLines/>
+              <w:spacing w:after="0"/>
+              <w:rPr>
+                <w:rFonts w:asciiTheme="majorBidi" w:hAnsiTheme="majorBidi" w:cstheme="majorBidi"/>
+                <w:sz w:val="18"/>
+                <w:szCs w:val="18"/>
+                <w:lang w:bidi="ar-IQ"/>
+              </w:rPr>
+            </w:pPr>
+            <w:r>
+              <w:rPr>
+                <w:rFonts w:asciiTheme="majorBidi" w:hAnsiTheme="majorBidi" w:cstheme="majorBidi"/>
+                <w:sz w:val="18"/>
+                <w:szCs w:val="18"/>
+                <w:rtl/>
+                <w:lang w:bidi="ar-IQ"/>
+              </w:rPr>
+              <w:t xml:space="preserve">تفاعل الانسان مع الحاسوب</w:t>
+            </w:r>
+          </w:p>
+        </w:tc>
+        <w:tc>
+          <w:tcPr>
+            <w:tcW w:w="338" w:type="pct"/>
+          </w:tcPr>
+          <w:p>
+            <w:pPr>
+              <w:keepNext/>
+              <w:keepLines/>
+              <w:spacing w:after="0"/>
+              <w:rPr>
+                <w:rFonts w:asciiTheme="majorBidi" w:hAnsiTheme="majorBidi" w:cstheme="majorBidi"/>
+                <w:sz w:val="18"/>
+                <w:szCs w:val="18"/>
+                <w:lang w:bidi="ar-IQ"/>
+              </w:rPr>
+            </w:pPr>
+            <w:r>
+              <w:rPr>
+                <w:rFonts w:asciiTheme="majorBidi" w:hAnsiTheme="majorBidi" w:cstheme="majorBidi"/>
+                <w:sz w:val="18"/>
+                <w:szCs w:val="18"/>
+                <w:rtl/>
+                <w:lang w:bidi="ar-IQ"/>
+              </w:rPr>
+              <w:t xml:space="preserve">٨٠</w:t>
+            </w:r>
+          </w:p>
+        </w:tc>
+        <w:tc>
+          <w:tcPr>
+            <w:tcW w:w="339" w:type="pct"/>
+          </w:tcPr>
+          <w:p>
+            <w:pPr>
+              <w:keepNext/>
+              <w:keepLines/>
+              <w:spacing w:after="0"/>
+              <w:rPr>
+                <w:rFonts w:asciiTheme="majorBidi" w:hAnsiTheme="majorBidi" w:cstheme="majorBidi"/>
+                <w:sz w:val="18"/>
+                <w:szCs w:val="18"/>
+                <w:lang w:bidi="ar-IQ"/>
+              </w:rPr>
+            </w:pPr>
+            <w:r>
+              <w:rPr>
+                <w:rFonts w:asciiTheme="majorBidi" w:hAnsiTheme="majorBidi" w:cstheme="majorBidi"/>
+                <w:sz w:val="18"/>
+                <w:szCs w:val="18"/>
+                <w:rtl/>
+                <w:lang w:bidi="ar-IQ"/>
+              </w:rPr>
+              <w:t xml:space="preserve">٢</w:t>
+            </w:r>
+          </w:p>
+        </w:tc>
+        <w:tc>
+          <w:tcPr>
+            <w:tcW w:w="1831" w:type="pct"/>
+          </w:tcPr>
+          <w:p>
+            <w:pPr>
+              <w:keepNext/>
+              <w:keepLines/>
+              <w:spacing w:after="0"/>
+              <w:rPr>
+                <w:rFonts w:asciiTheme="majorBidi" w:hAnsiTheme="majorBidi" w:cstheme="majorBidi"/>
+                <w:sz w:val="18"/>
+                <w:szCs w:val="18"/>
+                <w:lang w:bidi="ar-IQ"/>
+              </w:rPr>
+            </w:pPr>
+            <w:r>
+              <w:rPr>
+                <w:rFonts w:asciiTheme="majorBidi" w:hAnsiTheme="majorBidi" w:cstheme="majorBidi"/>
+                <w:sz w:val="18"/>
+                <w:szCs w:val="18"/>
+                <w:rtl/>
+                <w:lang w:bidi="ar-IQ"/>
+              </w:rPr>
+              <w:t xml:space="preserve">المعالجات المايكروية</w:t>
+            </w:r>
+          </w:p>
+        </w:tc>
+        <w:tc>
+          <w:tcPr>
+            <w:tcW w:w="339" w:type="pct"/>
+          </w:tcPr>
+          <w:p>
+            <w:pPr>
+              <w:keepNext/>
+              <w:keepLines/>
+              <w:spacing w:after="0"/>
+              <w:rPr>
+                <w:rFonts w:asciiTheme="majorBidi" w:hAnsiTheme="majorBidi" w:cstheme="majorBidi"/>
+                <w:sz w:val="18"/>
+                <w:szCs w:val="18"/>
+                <w:lang w:bidi="ar-IQ"/>
+              </w:rPr>
+            </w:pPr>
+            <w:r>
+              <w:rPr>
+                <w:rFonts w:asciiTheme="majorBidi" w:hAnsiTheme="majorBidi" w:cstheme="majorBidi"/>
+                <w:sz w:val="18"/>
+                <w:szCs w:val="18"/>
+                <w:rtl/>
+                <w:lang w:bidi="ar-IQ"/>
+              </w:rPr>
+              <w:t xml:space="preserve">٥٠</w:t>
+            </w:r>
+          </w:p>
+        </w:tc>
+        <w:tc>
+          <w:tcPr>
+            <w:tcW w:w="325" w:type="pct"/>
+          </w:tcPr>
+          <w:p>
+            <w:pPr>
+              <w:keepNext/>
+              <w:keepLines/>
+              <w:spacing w:after="0"/>
+              <w:rPr>
+                <w:rFonts w:asciiTheme="majorBidi" w:hAnsiTheme="majorBidi" w:cstheme="majorBidi"/>
+                <w:sz w:val="18"/>
+                <w:szCs w:val="18"/>
+              </w:rPr>
+            </w:pPr>
+            <w:r>
+              <w:rPr>
+                <w:rFonts w:asciiTheme="majorBidi" w:hAnsiTheme="majorBidi" w:cstheme="majorBidi"/>
+                <w:sz w:val="18"/>
+                <w:szCs w:val="18"/>
+                <w:rtl/>
+                <w:lang w:bidi="ar-IQ"/>
+              </w:rPr>
+              <w:t xml:space="preserve">٣</w:t>
+            </w:r>
+          </w:p>
+        </w:tc>
+      </w:tr>
+      <w:tr>
+        <w:trPr>
+          <w:cantSplit/>
+        </w:trPr>
+        <w:tc>
+          <w:tcPr>
+            <w:tcW w:w="1828" w:type="pct"/>
+          </w:tcPr>
+          <w:p>
+            <w:pPr>
+              <w:keepNext/>
+              <w:keepLines/>
+              <w:spacing w:after="0"/>
+              <w:rPr>
+                <w:rFonts w:asciiTheme="majorBidi" w:hAnsiTheme="majorBidi" w:cstheme="majorBidi"/>
+                <w:sz w:val="18"/>
+                <w:szCs w:val="18"/>
+                <w:lang w:bidi="ar-IQ"/>
+              </w:rPr>
+            </w:pPr>
+            <w:r>
+              <w:rPr>
+                <w:rFonts w:asciiTheme="majorBidi" w:hAnsiTheme="majorBidi" w:cstheme="majorBidi"/>
+                <w:sz w:val="18"/>
+                <w:szCs w:val="18"/>
+                <w:rtl/>
+                <w:lang w:bidi="ar-IQ"/>
+              </w:rPr>
+              <w:t xml:space="preserve">تنقيب البيانات</w:t>
+            </w:r>
+          </w:p>
+        </w:tc>
+        <w:tc>
+          <w:tcPr>
+            <w:tcW w:w="338" w:type="pct"/>
+          </w:tcPr>
+          <w:p>
+            <w:pPr>
+              <w:keepNext/>
+              <w:keepLines/>
+              <w:spacing w:after="0"/>
+              <w:rPr>
+                <w:rFonts w:asciiTheme="majorBidi" w:hAnsiTheme="majorBidi" w:cstheme="majorBidi"/>
+                <w:sz w:val="18"/>
+                <w:szCs w:val="18"/>
+                <w:lang w:bidi="ar-IQ"/>
+              </w:rPr>
+            </w:pPr>
+            <w:r>
+              <w:rPr>
+                <w:rFonts w:asciiTheme="majorBidi" w:hAnsiTheme="majorBidi" w:cstheme="majorBidi"/>
+                <w:sz w:val="18"/>
+                <w:szCs w:val="18"/>
+                <w:rtl/>
+                <w:lang w:bidi="ar-IQ"/>
+              </w:rPr>
+              <w:t xml:space="preserve">٨٩</w:t>
+            </w:r>
+          </w:p>
+        </w:tc>
+        <w:tc>
+          <w:tcPr>
+            <w:tcW w:w="339" w:type="pct"/>
+          </w:tcPr>
+          <w:p>
+            <w:pPr>
+              <w:keepNext/>
+              <w:keepLines/>
+              <w:spacing w:after="0"/>
+              <w:rPr>
+                <w:rFonts w:asciiTheme="majorBidi" w:hAnsiTheme="majorBidi" w:cstheme="majorBidi"/>
+                <w:sz w:val="18"/>
+                <w:szCs w:val="18"/>
+                <w:lang w:bidi="ar-IQ"/>
+              </w:rPr>
+            </w:pPr>
+            <w:r>
+              <w:rPr>
+                <w:rFonts w:asciiTheme="majorBidi" w:hAnsiTheme="majorBidi" w:cstheme="majorBidi"/>
+                <w:sz w:val="18"/>
+                <w:szCs w:val="18"/>
+                <w:rtl/>
+                <w:lang w:bidi="ar-IQ"/>
+              </w:rPr>
+              <w:t xml:space="preserve">٢</w:t>
+            </w:r>
+          </w:p>
+        </w:tc>
+        <w:tc>
+          <w:tcPr>
+            <w:tcW w:w="1831" w:type="pct"/>
+          </w:tcPr>
+          <w:p>
+            <w:pPr>
+              <w:keepNext/>
+              <w:keepLines/>
+              <w:spacing w:after="0"/>
+              <w:rPr>
+                <w:rFonts w:asciiTheme="majorBidi" w:hAnsiTheme="majorBidi" w:cstheme="majorBidi"/>
+                <w:sz w:val="18"/>
+                <w:szCs w:val="18"/>
+                <w:lang w:bidi="ar-IQ"/>
+              </w:rPr>
+            </w:pPr>
+            <w:r>
+              <w:rPr>
+                <w:rFonts w:asciiTheme="majorBidi" w:hAnsiTheme="majorBidi" w:cstheme="majorBidi"/>
+                <w:sz w:val="18"/>
+                <w:szCs w:val="18"/>
+                <w:rtl/>
+                <w:lang w:bidi="ar-IQ"/>
+              </w:rPr>
+              <w:t xml:space="preserve">النظرية الاحتسابية</w:t>
+            </w:r>
+          </w:p>
+        </w:tc>
+        <w:tc>
+          <w:tcPr>
+            <w:tcW w:w="339" w:type="pct"/>
+          </w:tcPr>
+          <w:p>
+            <w:pPr>
+              <w:keepNext/>
+              <w:keepLines/>
+              <w:spacing w:after="0"/>
+              <w:rPr>
+                <w:rFonts w:asciiTheme="majorBidi" w:hAnsiTheme="majorBidi" w:cstheme="majorBidi"/>
+                <w:sz w:val="18"/>
+                <w:szCs w:val="18"/>
+                <w:lang w:bidi="ar-IQ"/>
+              </w:rPr>
+            </w:pPr>
+            <w:r>
+              <w:rPr>
+                <w:rFonts w:asciiTheme="majorBidi" w:hAnsiTheme="majorBidi" w:cstheme="majorBidi"/>
+                <w:sz w:val="18"/>
+                <w:szCs w:val="18"/>
+                <w:rtl/>
+                <w:lang w:bidi="ar-IQ"/>
+              </w:rPr>
+              <w:t xml:space="preserve">٥٠</w:t>
+            </w:r>
+          </w:p>
+        </w:tc>
+        <w:tc>
+          <w:tcPr>
+            <w:tcW w:w="325" w:type="pct"/>
+          </w:tcPr>
+          <w:p>
+            <w:pPr>
+              <w:keepNext/>
+              <w:keepLines/>
+              <w:spacing w:after="0"/>
+              <w:rPr>
+                <w:rFonts w:asciiTheme="majorBidi" w:hAnsiTheme="majorBidi" w:cstheme="majorBidi"/>
+                <w:sz w:val="18"/>
+                <w:szCs w:val="18"/>
+              </w:rPr>
+            </w:pPr>
+            <w:r>
+              <w:rPr>
+                <w:rFonts w:asciiTheme="majorBidi" w:hAnsiTheme="majorBidi" w:cstheme="majorBidi"/>
+                <w:sz w:val="18"/>
+                <w:szCs w:val="18"/>
+                <w:rtl/>
+                <w:lang w:bidi="ar-IQ"/>
+              </w:rPr>
+              <w:t xml:space="preserve">٣</w:t>
+            </w:r>
+          </w:p>
+        </w:tc>
+      </w:tr>
+      <w:tr>
+        <w:trPr>
+          <w:cantSplit/>
+        </w:trPr>
+        <w:tc>
+          <w:tcPr>
+            <w:tcW w:w="1828" w:type="pct"/>
+          </w:tcPr>
+          <w:p>
+            <w:pPr>
+              <w:keepNext/>
+              <w:keepLines/>
+              <w:spacing w:after="0"/>
+              <w:rPr>
+                <w:rFonts w:asciiTheme="majorBidi" w:hAnsiTheme="majorBidi" w:cstheme="majorBidi"/>
+                <w:sz w:val="18"/>
+                <w:szCs w:val="18"/>
+                <w:lang w:bidi="ar-IQ"/>
+              </w:rPr>
+            </w:pPr>
+            <w:r>
+              <w:rPr>
+                <w:rFonts w:asciiTheme="majorBidi" w:hAnsiTheme="majorBidi" w:cstheme="majorBidi"/>
+                <w:sz w:val="18"/>
+                <w:szCs w:val="18"/>
+                <w:rtl/>
+                <w:lang w:bidi="ar-IQ"/>
+              </w:rPr>
+              <w:t xml:space="preserve">مشروع التخرج</w:t>
+            </w:r>
+          </w:p>
+        </w:tc>
+        <w:tc>
+          <w:tcPr>
+            <w:tcW w:w="338" w:type="pct"/>
+          </w:tcPr>
+          <w:p>
+            <w:pPr>
+              <w:keepNext/>
+              <w:keepLines/>
+              <w:spacing w:after="0"/>
+              <w:rPr>
+                <w:rFonts w:asciiTheme="majorBidi" w:hAnsiTheme="majorBidi" w:cstheme="majorBidi"/>
+                <w:sz w:val="18"/>
+                <w:szCs w:val="18"/>
+                <w:lang w:bidi="ar-IQ"/>
+              </w:rPr>
+            </w:pPr>
+            <w:r>
+              <w:rPr>
+                <w:rFonts w:asciiTheme="majorBidi" w:hAnsiTheme="majorBidi" w:cstheme="majorBidi"/>
+                <w:sz w:val="18"/>
+                <w:szCs w:val="18"/>
+                <w:rtl/>
+                <w:lang w:bidi="ar-IQ"/>
+              </w:rPr>
+              <w:t xml:space="preserve">٨٣</w:t>
+            </w:r>
+          </w:p>
+        </w:tc>
+        <w:tc>
+          <w:tcPr>
+            <w:tcW w:w="339" w:type="pct"/>
+          </w:tcPr>
+          <w:p>
+            <w:pPr>
+              <w:keepNext/>
+              <w:keepLines/>
+              <w:spacing w:after="0"/>
+              <w:rPr>
+                <w:rFonts w:asciiTheme="majorBidi" w:hAnsiTheme="majorBidi" w:cstheme="majorBidi"/>
+                <w:sz w:val="18"/>
+                <w:szCs w:val="18"/>
+                <w:lang w:bidi="ar-IQ"/>
+              </w:rPr>
+            </w:pPr>
+            <w:r>
+              <w:rPr>
+                <w:rFonts w:asciiTheme="majorBidi" w:hAnsiTheme="majorBidi" w:cstheme="majorBidi"/>
+                <w:sz w:val="18"/>
+                <w:szCs w:val="18"/>
+                <w:rtl/>
+                <w:lang w:bidi="ar-IQ"/>
+              </w:rPr>
+              <w:t xml:space="preserve">٢</w:t>
+            </w:r>
+          </w:p>
+        </w:tc>
+        <w:tc>
+          <w:tcPr>
+            <w:tcW w:w="1831" w:type="pct"/>
+          </w:tcPr>
+          <w:p>
+            <w:pPr>
+              <w:keepNext/>
+              <w:keepLines/>
+              <w:spacing w:after="0"/>
+              <w:rPr>
+                <w:rFonts w:asciiTheme="majorBidi" w:hAnsiTheme="majorBidi" w:cstheme="majorBidi"/>
+                <w:sz w:val="18"/>
+                <w:szCs w:val="18"/>
+                <w:lang w:bidi="ar-IQ"/>
+              </w:rPr>
+            </w:pPr>
+            <w:r>
+              <w:rPr>
+                <w:rFonts w:asciiTheme="majorBidi" w:hAnsiTheme="majorBidi" w:cstheme="majorBidi"/>
+                <w:sz w:val="18"/>
+                <w:szCs w:val="18"/>
+                <w:rtl/>
+                <w:lang w:bidi="ar-IQ"/>
+              </w:rPr>
+              <w:t xml:space="preserve">هياكل البيانات 1</w:t>
+            </w:r>
+          </w:p>
+        </w:tc>
+        <w:tc>
+          <w:tcPr>
+            <w:tcW w:w="339" w:type="pct"/>
+          </w:tcPr>
+          <w:p>
+            <w:pPr>
+              <w:keepNext/>
+              <w:keepLines/>
+              <w:spacing w:after="0"/>
+              <w:rPr>
+                <w:rFonts w:asciiTheme="majorBidi" w:hAnsiTheme="majorBidi" w:cstheme="majorBidi"/>
+                <w:sz w:val="18"/>
+                <w:szCs w:val="18"/>
+                <w:lang w:bidi="ar-IQ"/>
+              </w:rPr>
+            </w:pPr>
+            <w:r>
+              <w:rPr>
+                <w:rFonts w:asciiTheme="majorBidi" w:hAnsiTheme="majorBidi" w:cstheme="majorBidi"/>
+                <w:sz w:val="18"/>
+                <w:szCs w:val="18"/>
+                <w:rtl/>
+                <w:lang w:bidi="ar-IQ"/>
+              </w:rPr>
+              <w:t xml:space="preserve">٦٣</w:t>
+            </w:r>
+          </w:p>
+        </w:tc>
+        <w:tc>
+          <w:tcPr>
+            <w:tcW w:w="325" w:type="pct"/>
+          </w:tcPr>
+          <w:p>
+            <w:pPr>
+              <w:keepNext/>
+              <w:keepLines/>
+              <w:spacing w:after="0"/>
+              <w:rPr>
+                <w:rFonts w:asciiTheme="majorBidi" w:hAnsiTheme="majorBidi" w:cstheme="majorBidi"/>
+                <w:sz w:val="18"/>
+                <w:szCs w:val="18"/>
+              </w:rPr>
+            </w:pPr>
+            <w:r>
+              <w:rPr>
+                <w:rFonts w:asciiTheme="majorBidi" w:hAnsiTheme="majorBidi" w:cstheme="majorBidi"/>
+                <w:sz w:val="18"/>
+                <w:szCs w:val="18"/>
+                <w:rtl/>
+                <w:lang w:bidi="ar-IQ"/>
+              </w:rPr>
+              <w:t xml:space="preserve">٣</w:t>
+            </w:r>
+          </w:p>
+        </w:tc>
+      </w:tr>
+      <w:tr>
+        <w:trPr>
+          <w:cantSplit/>
+        </w:trPr>
+        <w:tc>
+          <w:tcPr>
+            <w:tcW w:w="1828" w:type="pct"/>
+          </w:tcPr>
+          <w:p>
+            <w:pPr>
+              <w:keepNext/>
+              <w:keepLines/>
+              <w:spacing w:after="0"/>
+              <w:rPr>
+                <w:rFonts w:asciiTheme="majorBidi" w:hAnsiTheme="majorBidi" w:cstheme="majorBidi"/>
+                <w:sz w:val="18"/>
+                <w:szCs w:val="18"/>
+                <w:lang w:bidi="ar-IQ"/>
+              </w:rPr>
+            </w:pPr>
+            <w:r>
+              <w:rPr>
+                <w:rFonts w:asciiTheme="majorBidi" w:hAnsiTheme="majorBidi" w:cstheme="majorBidi"/>
+                <w:sz w:val="18"/>
+                <w:szCs w:val="18"/>
+                <w:rtl/>
+                <w:lang w:bidi="ar-IQ"/>
+              </w:rPr>
+              <w:t xml:space="preserve">مهارات الاتصال</w:t>
+            </w:r>
+          </w:p>
+        </w:tc>
+        <w:tc>
+          <w:tcPr>
+            <w:tcW w:w="338" w:type="pct"/>
+          </w:tcPr>
+          <w:p>
+            <w:pPr>
+              <w:keepNext/>
+              <w:keepLines/>
+              <w:spacing w:after="0"/>
+              <w:rPr>
+                <w:rFonts w:asciiTheme="majorBidi" w:hAnsiTheme="majorBidi" w:cstheme="majorBidi"/>
+                <w:sz w:val="18"/>
+                <w:szCs w:val="18"/>
+                <w:lang w:bidi="ar-IQ"/>
+              </w:rPr>
+            </w:pPr>
+            <w:r>
+              <w:rPr>
+                <w:rFonts w:asciiTheme="majorBidi" w:hAnsiTheme="majorBidi" w:cstheme="majorBidi"/>
+                <w:sz w:val="18"/>
+                <w:szCs w:val="18"/>
+                <w:rtl/>
+                <w:lang w:bidi="ar-IQ"/>
+              </w:rPr>
+              <w:t xml:space="preserve">٨٩</w:t>
+            </w:r>
+          </w:p>
+        </w:tc>
+        <w:tc>
+          <w:tcPr>
+            <w:tcW w:w="339" w:type="pct"/>
+          </w:tcPr>
+          <w:p>
+            <w:pPr>
+              <w:keepNext/>
+              <w:keepLines/>
+              <w:spacing w:after="0"/>
+              <w:rPr>
+                <w:rFonts w:asciiTheme="majorBidi" w:hAnsiTheme="majorBidi" w:cstheme="majorBidi"/>
+                <w:sz w:val="18"/>
+                <w:szCs w:val="18"/>
+                <w:lang w:bidi="ar-IQ"/>
+              </w:rPr>
+            </w:pPr>
+            <w:r>
+              <w:rPr>
+                <w:rFonts w:asciiTheme="majorBidi" w:hAnsiTheme="majorBidi" w:cstheme="majorBidi"/>
+                <w:sz w:val="18"/>
+                <w:szCs w:val="18"/>
+                <w:rtl/>
+                <w:lang w:bidi="ar-IQ"/>
+              </w:rPr>
+              <w:t xml:space="preserve">٢</w:t>
+            </w:r>
+          </w:p>
+        </w:tc>
+        <w:tc>
+          <w:tcPr>
+            <w:tcW w:w="1831" w:type="pct"/>
+          </w:tcPr>
+          <w:p>
+            <w:pPr>
+              <w:keepNext/>
+              <w:keepLines/>
+              <w:spacing w:after="0"/>
+              <w:rPr>
+                <w:rFonts w:asciiTheme="majorBidi" w:hAnsiTheme="majorBidi" w:cstheme="majorBidi"/>
+                <w:sz w:val="18"/>
+                <w:szCs w:val="18"/>
+                <w:lang w:bidi="ar-IQ"/>
+              </w:rPr>
+            </w:pPr>
+            <w:r>
+              <w:rPr>
+                <w:rFonts w:asciiTheme="majorBidi" w:hAnsiTheme="majorBidi" w:cstheme="majorBidi"/>
+                <w:sz w:val="18"/>
+                <w:szCs w:val="18"/>
+                <w:rtl/>
+                <w:lang w:bidi="ar-IQ"/>
+              </w:rPr>
+              <w:t xml:space="preserve"/>
+            </w:r>
+          </w:p>
+        </w:tc>
+        <w:tc>
+          <w:tcPr>
+            <w:tcW w:w="339" w:type="pct"/>
+          </w:tcPr>
+          <w:p>
+            <w:pPr>
+              <w:keepNext/>
+              <w:keepLines/>
+              <w:spacing w:after="0"/>
+              <w:rPr>
+                <w:rFonts w:asciiTheme="majorBidi" w:hAnsiTheme="majorBidi" w:cstheme="majorBidi"/>
+                <w:sz w:val="18"/>
+                <w:szCs w:val="18"/>
+                <w:lang w:bidi="ar-IQ"/>
+              </w:rPr>
+            </w:pPr>
+            <w:r>
+              <w:rPr>
+                <w:rFonts w:asciiTheme="majorBidi" w:hAnsiTheme="majorBidi" w:cstheme="majorBidi"/>
+                <w:sz w:val="18"/>
+                <w:szCs w:val="18"/>
+                <w:rtl/>
+                <w:lang w:bidi="ar-IQ"/>
+              </w:rPr>
+              <w:t xml:space="preserve"/>
+            </w:r>
+          </w:p>
+        </w:tc>
+        <w:tc>
+          <w:tcPr>
+            <w:tcW w:w="325" w:type="pct"/>
+          </w:tcPr>
+          <w:p>
+            <w:pPr>
+              <w:keepNext/>
+              <w:keepLines/>
+              <w:spacing w:after="0"/>
+              <w:rPr>
+                <w:rFonts w:asciiTheme="majorBidi" w:hAnsiTheme="majorBidi" w:cstheme="majorBidi"/>
+                <w:sz w:val="18"/>
+                <w:szCs w:val="18"/>
+              </w:rPr>
+            </w:pPr>
+            <w:r>
+              <w:rPr>
+                <w:rFonts w:asciiTheme="majorBidi" w:hAnsiTheme="majorBidi" w:cstheme="majorBidi"/>
+                <w:sz w:val="18"/>
+                <w:szCs w:val="18"/>
+                <w:rtl/>
+                <w:lang w:bidi="ar-IQ"/>
+              </w:rPr>
+              <w:t xml:space="preserve"/>
+            </w:r>
+          </w:p>
+        </w:tc>
+      </w:tr>
+      <w:tr>
+        <w:trPr>
+          <w:cantSplit/>
+        </w:trPr>
+        <w:tc>
+          <w:tcPr>
+            <w:tcW w:w="1828" w:type="pct"/>
+          </w:tcPr>
+          <w:p>
+            <w:pPr>
+              <w:keepNext/>
+              <w:keepLines/>
+              <w:spacing w:after="0"/>
+              <w:rPr>
+                <w:rFonts w:asciiTheme="majorBidi" w:hAnsiTheme="majorBidi" w:cstheme="majorBidi"/>
+                <w:sz w:val="18"/>
+                <w:szCs w:val="18"/>
+                <w:lang w:bidi="ar-IQ"/>
+              </w:rPr>
+            </w:pPr>
+            <w:r>
+              <w:rPr>
+                <w:rFonts w:asciiTheme="majorBidi" w:hAnsiTheme="majorBidi" w:cstheme="majorBidi"/>
+                <w:sz w:val="18"/>
+                <w:szCs w:val="18"/>
+                <w:rtl/>
+                <w:lang w:bidi="ar-IQ"/>
+              </w:rPr>
+              <w:t xml:space="preserve">مواضيع مختارة</w:t>
+            </w:r>
+          </w:p>
+        </w:tc>
+        <w:tc>
+          <w:tcPr>
+            <w:tcW w:w="338" w:type="pct"/>
+          </w:tcPr>
+          <w:p>
+            <w:pPr>
+              <w:keepNext/>
+              <w:keepLines/>
+              <w:spacing w:after="0"/>
+              <w:rPr>
+                <w:rFonts w:asciiTheme="majorBidi" w:hAnsiTheme="majorBidi" w:cstheme="majorBidi"/>
+                <w:sz w:val="18"/>
+                <w:szCs w:val="18"/>
+                <w:lang w:bidi="ar-IQ"/>
+              </w:rPr>
+            </w:pPr>
+            <w:r>
+              <w:rPr>
+                <w:rFonts w:asciiTheme="majorBidi" w:hAnsiTheme="majorBidi" w:cstheme="majorBidi"/>
+                <w:sz w:val="18"/>
+                <w:szCs w:val="18"/>
+                <w:rtl/>
+                <w:lang w:bidi="ar-IQ"/>
+              </w:rPr>
+              <w:t xml:space="preserve">٨٦</w:t>
+            </w:r>
+          </w:p>
+        </w:tc>
+        <w:tc>
+          <w:tcPr>
+            <w:tcW w:w="339" w:type="pct"/>
+          </w:tcPr>
+          <w:p>
+            <w:pPr>
+              <w:keepNext/>
+              <w:keepLines/>
+              <w:spacing w:after="0"/>
+              <w:rPr>
+                <w:rFonts w:asciiTheme="majorBidi" w:hAnsiTheme="majorBidi" w:cstheme="majorBidi"/>
+                <w:sz w:val="18"/>
+                <w:szCs w:val="18"/>
+                <w:lang w:bidi="ar-IQ"/>
+              </w:rPr>
+            </w:pPr>
+            <w:r>
+              <w:rPr>
+                <w:rFonts w:asciiTheme="majorBidi" w:hAnsiTheme="majorBidi" w:cstheme="majorBidi"/>
+                <w:sz w:val="18"/>
+                <w:szCs w:val="18"/>
+                <w:rtl/>
+                <w:lang w:bidi="ar-IQ"/>
+              </w:rPr>
+              <w:t xml:space="preserve">٣</w:t>
+            </w:r>
+          </w:p>
+        </w:tc>
+        <w:tc>
+          <w:tcPr>
+            <w:tcW w:w="1831" w:type="pct"/>
+          </w:tcPr>
+          <w:p>
+            <w:pPr>
+              <w:keepNext/>
+              <w:keepLines/>
+              <w:spacing w:after="0"/>
+              <w:rPr>
+                <w:rFonts w:asciiTheme="majorBidi" w:hAnsiTheme="majorBidi" w:cstheme="majorBidi"/>
+                <w:sz w:val="18"/>
+                <w:szCs w:val="18"/>
+                <w:lang w:bidi="ar-IQ"/>
+              </w:rPr>
+            </w:pPr>
+            <w:r>
+              <w:rPr>
+                <w:rFonts w:asciiTheme="majorBidi" w:hAnsiTheme="majorBidi" w:cstheme="majorBidi"/>
+                <w:sz w:val="18"/>
+                <w:szCs w:val="18"/>
+                <w:rtl/>
+                <w:lang w:bidi="ar-IQ"/>
+              </w:rPr>
+              <w:t xml:space="preserve"/>
+            </w:r>
+          </w:p>
+        </w:tc>
+        <w:tc>
+          <w:tcPr>
+            <w:tcW w:w="339" w:type="pct"/>
+          </w:tcPr>
+          <w:p>
+            <w:pPr>
+              <w:keepNext/>
+              <w:keepLines/>
+              <w:spacing w:after="0"/>
+              <w:rPr>
+                <w:rFonts w:asciiTheme="majorBidi" w:hAnsiTheme="majorBidi" w:cstheme="majorBidi"/>
+                <w:sz w:val="18"/>
+                <w:szCs w:val="18"/>
+                <w:lang w:bidi="ar-IQ"/>
+              </w:rPr>
+            </w:pPr>
+            <w:r>
+              <w:rPr>
+                <w:rFonts w:asciiTheme="majorBidi" w:hAnsiTheme="majorBidi" w:cstheme="majorBidi"/>
+                <w:sz w:val="18"/>
+                <w:szCs w:val="18"/>
+                <w:rtl/>
+                <w:lang w:bidi="ar-IQ"/>
+              </w:rPr>
+              <w:t xml:space="preserve"/>
+            </w:r>
+          </w:p>
+        </w:tc>
+        <w:tc>
+          <w:tcPr>
+            <w:tcW w:w="325" w:type="pct"/>
+          </w:tcPr>
+          <w:p>
+            <w:pPr>
+              <w:keepNext/>
+              <w:keepLines/>
+              <w:spacing w:after="0"/>
+              <w:rPr>
+                <w:rFonts w:asciiTheme="majorBidi" w:hAnsiTheme="majorBidi" w:cstheme="majorBidi"/>
+                <w:sz w:val="18"/>
+                <w:szCs w:val="18"/>
+              </w:rPr>
+            </w:pPr>
+            <w:r>
+              <w:rPr>
+                <w:rFonts w:asciiTheme="majorBidi" w:hAnsiTheme="majorBidi" w:cstheme="majorBidi"/>
+                <w:sz w:val="18"/>
+                <w:szCs w:val="18"/>
+                <w:rtl/>
+                <w:lang w:bidi="ar-IQ"/>
+              </w:rPr>
+              <w:t xml:space="preserve"/>
+            </w:r>
+          </w:p>
+        </w:tc>
+      </w:tr>
+      <w:tr>
+        <w:trPr>
+          <w:cantSplit/>
+        </w:trPr>
+        <w:tc>
+          <w:tcPr>
+            <w:tcW w:w="1828" w:type="pct"/>
+          </w:tcPr>
+          <w:p>
+            <w:pPr>
+              <w:keepNext/>
+              <w:keepLines/>
+              <w:spacing w:after="0"/>
+              <w:rPr>
+                <w:rFonts w:asciiTheme="majorBidi" w:hAnsiTheme="majorBidi" w:cstheme="majorBidi"/>
+                <w:sz w:val="18"/>
+                <w:szCs w:val="18"/>
+                <w:lang w:bidi="ar-IQ"/>
+              </w:rPr>
+            </w:pPr>
+            <w:r>
+              <w:rPr>
+                <w:rFonts w:asciiTheme="majorBidi" w:hAnsiTheme="majorBidi" w:cstheme="majorBidi"/>
+                <w:sz w:val="18"/>
+                <w:szCs w:val="18"/>
+                <w:rtl/>
+                <w:lang w:bidi="ar-IQ"/>
+              </w:rPr>
+              <w:t xml:space="preserve">هندسة المعرفة</w:t>
+            </w:r>
+          </w:p>
+        </w:tc>
+        <w:tc>
+          <w:tcPr>
+            <w:tcW w:w="338" w:type="pct"/>
+          </w:tcPr>
+          <w:p>
+            <w:pPr>
+              <w:keepNext/>
+              <w:keepLines/>
+              <w:spacing w:after="0"/>
+              <w:rPr>
+                <w:rFonts w:asciiTheme="majorBidi" w:hAnsiTheme="majorBidi" w:cstheme="majorBidi"/>
+                <w:sz w:val="18"/>
+                <w:szCs w:val="18"/>
+                <w:lang w:bidi="ar-IQ"/>
+              </w:rPr>
+            </w:pPr>
+            <w:r>
+              <w:rPr>
+                <w:rFonts w:asciiTheme="majorBidi" w:hAnsiTheme="majorBidi" w:cstheme="majorBidi"/>
+                <w:sz w:val="18"/>
+                <w:szCs w:val="18"/>
+                <w:rtl/>
+                <w:lang w:bidi="ar-IQ"/>
+              </w:rPr>
+              <w:t xml:space="preserve">٩٢</w:t>
+            </w:r>
+          </w:p>
+        </w:tc>
+        <w:tc>
+          <w:tcPr>
+            <w:tcW w:w="339" w:type="pct"/>
+          </w:tcPr>
+          <w:p>
+            <w:pPr>
+              <w:keepNext/>
+              <w:keepLines/>
+              <w:spacing w:after="0"/>
+              <w:rPr>
+                <w:rFonts w:asciiTheme="majorBidi" w:hAnsiTheme="majorBidi" w:cstheme="majorBidi"/>
+                <w:sz w:val="18"/>
+                <w:szCs w:val="18"/>
+                <w:lang w:bidi="ar-IQ"/>
+              </w:rPr>
+            </w:pPr>
+            <w:r>
+              <w:rPr>
+                <w:rFonts w:asciiTheme="majorBidi" w:hAnsiTheme="majorBidi" w:cstheme="majorBidi"/>
+                <w:sz w:val="18"/>
+                <w:szCs w:val="18"/>
+                <w:rtl/>
+                <w:lang w:bidi="ar-IQ"/>
+              </w:rPr>
+              <w:t xml:space="preserve">٣</w:t>
+            </w:r>
+          </w:p>
+        </w:tc>
+        <w:tc>
+          <w:tcPr>
+            <w:tcW w:w="1831" w:type="pct"/>
+          </w:tcPr>
+          <w:p>
+            <w:pPr>
+              <w:keepNext/>
+              <w:keepLines/>
+              <w:spacing w:after="0"/>
+              <w:rPr>
+                <w:rFonts w:asciiTheme="majorBidi" w:hAnsiTheme="majorBidi" w:cstheme="majorBidi"/>
+                <w:sz w:val="18"/>
+                <w:szCs w:val="18"/>
+                <w:lang w:bidi="ar-IQ"/>
+              </w:rPr>
+            </w:pPr>
+            <w:r>
+              <w:rPr>
+                <w:rFonts w:asciiTheme="majorBidi" w:hAnsiTheme="majorBidi" w:cstheme="majorBidi"/>
+                <w:sz w:val="18"/>
+                <w:szCs w:val="18"/>
+                <w:rtl/>
+                <w:lang w:bidi="ar-IQ"/>
+              </w:rPr>
+              <w:t xml:space="preserve"/>
+            </w:r>
+          </w:p>
+        </w:tc>
+        <w:tc>
+          <w:tcPr>
+            <w:tcW w:w="339" w:type="pct"/>
+          </w:tcPr>
+          <w:p>
+            <w:pPr>
+              <w:keepNext/>
+              <w:keepLines/>
+              <w:spacing w:after="0"/>
+              <w:rPr>
+                <w:rFonts w:asciiTheme="majorBidi" w:hAnsiTheme="majorBidi" w:cstheme="majorBidi"/>
+                <w:sz w:val="18"/>
+                <w:szCs w:val="18"/>
+                <w:lang w:bidi="ar-IQ"/>
+              </w:rPr>
+            </w:pPr>
+            <w:r>
+              <w:rPr>
+                <w:rFonts w:asciiTheme="majorBidi" w:hAnsiTheme="majorBidi" w:cstheme="majorBidi"/>
+                <w:sz w:val="18"/>
+                <w:szCs w:val="18"/>
+                <w:rtl/>
+                <w:lang w:bidi="ar-IQ"/>
+              </w:rPr>
+              <w:t xml:space="preserve"/>
+            </w:r>
+          </w:p>
+        </w:tc>
+        <w:tc>
+          <w:tcPr>
+            <w:tcW w:w="325" w:type="pct"/>
+          </w:tcPr>
+          <w:p>
+            <w:pPr>
+              <w:keepNext/>
+              <w:keepLines/>
+              <w:spacing w:after="0"/>
+              <w:rPr>
+                <w:rFonts w:asciiTheme="majorBidi" w:hAnsiTheme="majorBidi" w:cstheme="majorBidi"/>
+                <w:sz w:val="18"/>
+                <w:szCs w:val="18"/>
+              </w:rPr>
+            </w:pPr>
+            <w:r>
+              <w:rPr>
+                <w:rFonts w:asciiTheme="majorBidi" w:hAnsiTheme="majorBidi" w:cstheme="majorBidi"/>
+                <w:sz w:val="18"/>
+                <w:szCs w:val="18"/>
+                <w:rtl/>
+                <w:lang w:bidi="ar-IQ"/>
+              </w:rPr>
+              <w:t xml:space="preserve"/>
             </w:r>
           </w:p>
         </w:tc>
@@ -3322,7 +6258,7 @@
                 <w:bCs/>
                 <w:lang w:bidi="ar-IQ"/>
               </w:rPr>
-              <w:t xml:space="preserve">الأستاذ الدكتور رائدة سالم خضير</w:t>
+              <w:t xml:space="preserve">  أسراء فاضل عبد</w:t>
             </w:r>
           </w:p>
           <w:p>
@@ -3340,7 +6276,7 @@
                 <w:rtl/>
                 <w:lang w:bidi="ar-IQ"/>
               </w:rPr>
-              <w:t xml:space="preserve">معاون العميد للشوون العلمية والدراسات العليا</w:t>
+              <w:t xml:space="preserve">مسؤول وحدة الوثائق</w:t>
             </w:r>
           </w:p>
         </w:tc>
@@ -3386,7 +6322,7 @@
                 <w:bCs/>
                 <w:lang w:bidi="ar-IQ"/>
               </w:rPr>
-              <w:t xml:space="preserve">مرتجى علي المدرس الدكتور</w:t>
+              <w:t xml:space="preserve">الأستاذ الدكتور رائدة سالم خضير</w:t>
             </w:r>
           </w:p>
           <w:p>
@@ -3403,7 +6339,7 @@
                 <w:rtl/>
                 <w:lang w:bidi="ar-IQ"/>
               </w:rPr>
-              <w:t xml:space="preserve">مدير التسجيل</w:t>
+              <w:t xml:space="preserve">معاون العميد للشوون العلمية والدراسات العليا</w:t>
             </w:r>
           </w:p>
         </w:tc>
@@ -3580,7 +6516,7 @@
                 <w:bCs/>
                 <w:lang w:bidi="ar-IQ"/>
               </w:rPr>
-              <w:t xml:space="preserve">الأستاذ الدكتور هشام كاظم هاشم</w:t>
+              <w:t xml:space="preserve">  نغم باسل محمود</w:t>
             </w:r>
           </w:p>
           <w:p>
@@ -3598,7 +6534,7 @@
                 <w:rtl/>
                 <w:lang w:bidi="ar-IQ"/>
               </w:rPr>
-              <w:t xml:space="preserve">العميد</w:t>
+              <w:t xml:space="preserve">منظم الوثيقة</w:t>
             </w:r>
           </w:p>
         </w:tc>
@@ -3712,7 +6648,7 @@
                 <w:bCs/>
                 <w:lang w:bidi="ar-IQ"/>
               </w:rPr>
-              <w:t xml:space="preserve"> أسراء فاضل عبد</w:t>
+              <w:t xml:space="preserve">المدرس الدكتور مرتجى علي ساري</w:t>
             </w:r>
           </w:p>
           <w:p>
@@ -3728,7 +6664,7 @@
                 <w:rtl/>
                 <w:lang w:bidi="ar-IQ"/>
               </w:rPr>
-              <w:t xml:space="preserve">مسؤول وحدة الوثائق</w:t>
+              <w:t xml:space="preserve">مدير التسجيل</w:t>
             </w:r>
           </w:p>
         </w:tc>
@@ -3754,7 +6690,7 @@
                 <w:bCs/>
                 <w:lang w:bidi="ar-IQ"/>
               </w:rPr>
-              <w:t xml:space="preserve"> نغم باسل محمود</w:t>
+              <w:t xml:space="preserve">الأستاذ الدكتور هشام كاظم هاشم</w:t>
             </w:r>
           </w:p>
           <w:p>
@@ -3771,7 +6707,7 @@
                 <w:rtl/>
                 <w:lang w:bidi="ar-IQ"/>
               </w:rPr>
-              <w:t xml:space="preserve">منظم الوثيقة</w:t>
+              <w:t xml:space="preserve">العميد</w:t>
             </w:r>
           </w:p>
         </w:tc>

--- a/certificates/year - Temp - Ar - D - SBS - اديان عبدالامير فخري احمد.docx
+++ b/certificates/year - Temp - Ar - D - SBS - اديان عبدالامير فخري احمد.docx
@@ -289,7 +289,7 @@
                 <w:szCs w:val="24"/>
                 <w:lang w:bidi="ar-IQ"/>
               </w:rPr>
-              <w:t xml:space="preserve">‎١٩٩٩/١١/١١‎ -البصرة</w:t>
+              <w:t xml:space="preserve">‎١٩٩٧/٠١/٠١‎ -البصرة</w:t>
             </w:r>
           </w:p>
         </w:tc>
@@ -604,7 +604,7 @@
                 <w:rtl/>
                 <w:lang w:bidi="ar-IQ"/>
               </w:rPr>
-              <w:t xml:space="preserve">٦٦.٨٩٦</w:t>
+              <w:t xml:space="preserve">٦٦.٩</w:t>
             </w:r>
           </w:p>
         </w:tc>
@@ -753,7 +753,7 @@
                 <w:rtl/>
                 <w:lang w:bidi="ar-IQ"/>
               </w:rPr>
-              <w:t xml:space="preserve"> ٦٦.٨٩٦</w:t>
+              <w:t xml:space="preserve"> ٨٦.٤٢</w:t>
             </w:r>
           </w:p>
         </w:tc>
@@ -875,7 +875,7 @@
                 <w:rtl/>
                 <w:lang w:bidi="ar-IQ"/>
               </w:rPr>
-              <w:t xml:space="preserve">٢٠١٧-٢٠١٨</w:t>
+              <w:t xml:space="preserve">٢٠١٨</w:t>
             </w:r>
             <w:r>
               <w:rPr>
@@ -922,7 +922,7 @@
                 <w:rtl/>
                 <w:lang w:bidi="ar-IQ"/>
               </w:rPr>
-              <w:t xml:space="preserve">٢٠١٥-٢٠١٦ (١)</w:t>
+              <w:t xml:space="preserve">٢٠١٦ (١)</w:t>
             </w:r>
             <w:r>
               <w:rPr>
@@ -1194,7 +1194,7 @@
                 <w:rtl/>
                 <w:lang w:bidi="ar-IQ"/>
               </w:rPr>
-              <w:t xml:space="preserve">اخلاقيات الحاسوب</w:t>
+              <w:t xml:space="preserve">الذكاء الاصطناعي</w:t>
             </w:r>
           </w:p>
         </w:tc>
@@ -1222,7 +1222,7 @@
                 <w:rtl/>
                 <w:lang w:bidi="ar-IQ"/>
               </w:rPr>
-              <w:t xml:space="preserve">٥٨</w:t>
+              <w:t xml:space="preserve">٥٠</w:t>
             </w:r>
           </w:p>
         </w:tc>
@@ -1250,7 +1250,7 @@
                 <w:rtl/>
                 <w:lang w:bidi="ar-IQ"/>
               </w:rPr>
-              <w:t xml:space="preserve">٢</w:t>
+              <w:t xml:space="preserve">٣</w:t>
             </w:r>
           </w:p>
         </w:tc>
@@ -1366,7 +1366,7 @@
                 <w:rtl/>
                 <w:lang w:bidi="ar-IQ"/>
               </w:rPr>
-              <w:t xml:space="preserve">الذكاء الاصطناعي</w:t>
+              <w:t xml:space="preserve">برمجة المواقع 1</w:t>
             </w:r>
           </w:p>
         </w:tc>
@@ -1394,96 +1394,96 @@
                 <w:rtl/>
                 <w:lang w:bidi="ar-IQ"/>
               </w:rPr>
+              <w:t xml:space="preserve">٥٨</w:t>
+            </w:r>
+          </w:p>
+        </w:tc>
+        <w:tc>
+          <w:tcPr>
+            <w:tcW w:w="339" w:type="pct"/>
+          </w:tcPr>
+          <w:p>
+            <w:pPr>
+              <w:keepNext/>
+              <w:keepLines/>
+              <w:spacing w:after="0"/>
+              <w:rPr>
+                <w:rFonts w:asciiTheme="majorBidi" w:hAnsiTheme="majorBidi" w:cstheme="majorBidi"/>
+                <w:sz w:val="18"/>
+                <w:szCs w:val="18"/>
+                <w:lang w:bidi="ar-IQ"/>
+              </w:rPr>
+            </w:pPr>
+            <w:r>
+              <w:rPr>
+                <w:rFonts w:asciiTheme="majorBidi" w:hAnsiTheme="majorBidi" w:cstheme="majorBidi"/>
+                <w:sz w:val="18"/>
+                <w:szCs w:val="18"/>
+                <w:rtl/>
+                <w:lang w:bidi="ar-IQ"/>
+              </w:rPr>
+              <w:t xml:space="preserve">٣</w:t>
+            </w:r>
+          </w:p>
+        </w:tc>
+        <w:tc>
+          <w:tcPr>
+            <w:tcW w:w="1831" w:type="pct"/>
+          </w:tcPr>
+          <w:p>
+            <w:pPr>
+              <w:keepNext/>
+              <w:keepLines/>
+              <w:spacing w:after="0"/>
+              <w:rPr>
+                <w:rFonts w:asciiTheme="majorBidi" w:hAnsiTheme="majorBidi" w:cstheme="majorBidi"/>
+                <w:sz w:val="18"/>
+                <w:szCs w:val="18"/>
+                <w:lang w:bidi="ar-IQ"/>
+              </w:rPr>
+            </w:pPr>
+            <w:r>
+              <w:rPr>
+                <w:rFonts w:asciiTheme="majorBidi" w:hAnsiTheme="majorBidi" w:cstheme="majorBidi"/>
+                <w:sz w:val="18"/>
+                <w:szCs w:val="18"/>
+                <w:rtl/>
+                <w:lang w:bidi="ar-IQ"/>
+              </w:rPr>
+              <w:t xml:space="preserve">البرمجة 1</w:t>
+            </w:r>
+          </w:p>
+        </w:tc>
+        <w:tc>
+          <w:tcPr>
+            <w:tcW w:w="339" w:type="pct"/>
+          </w:tcPr>
+          <w:p>
+            <w:pPr>
+              <w:keepNext/>
+              <w:keepLines/>
+              <w:spacing w:after="0"/>
+              <w:rPr>
+                <w:rFonts w:asciiTheme="majorBidi" w:hAnsiTheme="majorBidi" w:cstheme="majorBidi"/>
+                <w:sz w:val="18"/>
+                <w:szCs w:val="18"/>
+                <w:lang w:bidi="ar-IQ"/>
+              </w:rPr>
+            </w:pPr>
+            <w:r>
+              <w:rPr>
+                <w:rFonts w:asciiTheme="majorBidi" w:hAnsiTheme="majorBidi" w:cstheme="majorBidi"/>
+                <w:sz w:val="18"/>
+                <w:szCs w:val="18"/>
+                <w:rtl/>
+                <w:lang w:bidi="ar-IQ"/>
+              </w:rPr>
               <w:t xml:space="preserve">٥٠</w:t>
             </w:r>
           </w:p>
         </w:tc>
         <w:tc>
           <w:tcPr>
-            <w:tcW w:w="339" w:type="pct"/>
-          </w:tcPr>
-          <w:p>
-            <w:pPr>
-              <w:keepNext/>
-              <w:keepLines/>
-              <w:spacing w:after="0"/>
-              <w:rPr>
-                <w:rFonts w:asciiTheme="majorBidi" w:hAnsiTheme="majorBidi" w:cstheme="majorBidi"/>
-                <w:sz w:val="18"/>
-                <w:szCs w:val="18"/>
-                <w:lang w:bidi="ar-IQ"/>
-              </w:rPr>
-            </w:pPr>
-            <w:r>
-              <w:rPr>
-                <w:rFonts w:asciiTheme="majorBidi" w:hAnsiTheme="majorBidi" w:cstheme="majorBidi"/>
-                <w:sz w:val="18"/>
-                <w:szCs w:val="18"/>
-                <w:rtl/>
-                <w:lang w:bidi="ar-IQ"/>
-              </w:rPr>
-              <w:t xml:space="preserve">٣</w:t>
-            </w:r>
-          </w:p>
-        </w:tc>
-        <w:tc>
-          <w:tcPr>
-            <w:tcW w:w="1831" w:type="pct"/>
-          </w:tcPr>
-          <w:p>
-            <w:pPr>
-              <w:keepNext/>
-              <w:keepLines/>
-              <w:spacing w:after="0"/>
-              <w:rPr>
-                <w:rFonts w:asciiTheme="majorBidi" w:hAnsiTheme="majorBidi" w:cstheme="majorBidi"/>
-                <w:sz w:val="18"/>
-                <w:szCs w:val="18"/>
-                <w:lang w:bidi="ar-IQ"/>
-              </w:rPr>
-            </w:pPr>
-            <w:r>
-              <w:rPr>
-                <w:rFonts w:asciiTheme="majorBidi" w:hAnsiTheme="majorBidi" w:cstheme="majorBidi"/>
-                <w:sz w:val="18"/>
-                <w:szCs w:val="18"/>
-                <w:rtl/>
-                <w:lang w:bidi="ar-IQ"/>
-              </w:rPr>
-              <w:t xml:space="preserve">الإنكليزي 2</w:t>
-            </w:r>
-          </w:p>
-        </w:tc>
-        <w:tc>
-          <w:tcPr>
-            <w:tcW w:w="339" w:type="pct"/>
-          </w:tcPr>
-          <w:p>
-            <w:pPr>
-              <w:keepNext/>
-              <w:keepLines/>
-              <w:spacing w:after="0"/>
-              <w:rPr>
-                <w:rFonts w:asciiTheme="majorBidi" w:hAnsiTheme="majorBidi" w:cstheme="majorBidi"/>
-                <w:sz w:val="18"/>
-                <w:szCs w:val="18"/>
-                <w:lang w:bidi="ar-IQ"/>
-              </w:rPr>
-            </w:pPr>
-            <w:r>
-              <w:rPr>
-                <w:rFonts w:asciiTheme="majorBidi" w:hAnsiTheme="majorBidi" w:cstheme="majorBidi"/>
-                <w:sz w:val="18"/>
-                <w:szCs w:val="18"/>
-                <w:rtl/>
-                <w:lang w:bidi="ar-IQ"/>
-              </w:rPr>
-              <w:t xml:space="preserve">٧٠</w:t>
-            </w:r>
-          </w:p>
-        </w:tc>
-        <w:tc>
-          <w:tcPr>
             <w:tcW w:w="325" w:type="pct"/>
           </w:tcPr>
           <w:p>
@@ -1505,7 +1505,7 @@
                 <w:rtl/>
                 <w:lang w:bidi="ar-IQ"/>
               </w:rPr>
-              <w:t xml:space="preserve">٢</w:t>
+              <w:t xml:space="preserve">٤</w:t>
             </w:r>
           </w:p>
         </w:tc>
@@ -1538,7 +1538,7 @@
                 <w:rtl/>
                 <w:lang w:bidi="ar-IQ"/>
               </w:rPr>
-              <w:t xml:space="preserve">المترجمات</w:t>
+              <w:t xml:space="preserve">شبكات الحاسوب 1</w:t>
             </w:r>
           </w:p>
         </w:tc>
@@ -1566,7 +1566,7 @@
                 <w:rtl/>
                 <w:lang w:bidi="ar-IQ"/>
               </w:rPr>
-              <w:t xml:space="preserve">٦٣</w:t>
+              <w:t xml:space="preserve">٥٠</w:t>
             </w:r>
           </w:p>
         </w:tc>
@@ -1594,7 +1594,7 @@
                 <w:rtl/>
                 <w:lang w:bidi="ar-IQ"/>
               </w:rPr>
-              <w:t xml:space="preserve">٤</w:t>
+              <w:t xml:space="preserve">٣</w:t>
             </w:r>
           </w:p>
         </w:tc>
@@ -1622,7 +1622,7 @@
                 <w:rtl/>
                 <w:lang w:bidi="ar-IQ"/>
               </w:rPr>
-              <w:t xml:space="preserve">البرمجة 1</w:t>
+              <w:t xml:space="preserve">الديمقراطية وحقوق الانسان</w:t>
             </w:r>
           </w:p>
         </w:tc>
@@ -1650,7 +1650,7 @@
                 <w:rtl/>
                 <w:lang w:bidi="ar-IQ"/>
               </w:rPr>
-              <w:t xml:space="preserve">٥٠</w:t>
+              <w:t xml:space="preserve">٧٧</w:t>
             </w:r>
           </w:p>
         </w:tc>
@@ -1677,7 +1677,7 @@
                 <w:rtl/>
                 <w:lang w:bidi="ar-IQ"/>
               </w:rPr>
-              <w:t xml:space="preserve">٤</w:t>
+              <w:t xml:space="preserve">٢</w:t>
             </w:r>
           </w:p>
         </w:tc>
@@ -1710,7 +1710,7 @@
                 <w:rtl/>
                 <w:lang w:bidi="ar-IQ"/>
               </w:rPr>
-              <w:t xml:space="preserve">بحوث العمليات</w:t>
+              <w:t xml:space="preserve">مفاهيم لغات البرمجة</w:t>
             </w:r>
           </w:p>
         </w:tc>
@@ -1766,90 +1766,90 @@
                 <w:rtl/>
                 <w:lang w:bidi="ar-IQ"/>
               </w:rPr>
+              <w:t xml:space="preserve">٢</w:t>
+            </w:r>
+          </w:p>
+        </w:tc>
+        <w:tc>
+          <w:tcPr>
+            <w:tcW w:w="1831" w:type="pct"/>
+          </w:tcPr>
+          <w:p>
+            <w:pPr>
+              <w:keepNext/>
+              <w:keepLines/>
+              <w:spacing w:after="0"/>
+              <w:rPr>
+                <w:rFonts w:asciiTheme="majorBidi" w:hAnsiTheme="majorBidi" w:cstheme="majorBidi"/>
+                <w:sz w:val="18"/>
+                <w:szCs w:val="18"/>
+                <w:lang w:bidi="ar-IQ"/>
+              </w:rPr>
+            </w:pPr>
+            <w:r>
+              <w:rPr>
+                <w:rFonts w:asciiTheme="majorBidi" w:hAnsiTheme="majorBidi" w:cstheme="majorBidi"/>
+                <w:sz w:val="18"/>
+                <w:szCs w:val="18"/>
+                <w:rtl/>
+                <w:lang w:bidi="ar-IQ"/>
+              </w:rPr>
+              <w:t xml:space="preserve">الرياضيات</w:t>
+            </w:r>
+          </w:p>
+        </w:tc>
+        <w:tc>
+          <w:tcPr>
+            <w:tcW w:w="339" w:type="pct"/>
+          </w:tcPr>
+          <w:p>
+            <w:pPr>
+              <w:keepNext/>
+              <w:keepLines/>
+              <w:spacing w:after="0"/>
+              <w:rPr>
+                <w:rFonts w:asciiTheme="majorBidi" w:hAnsiTheme="majorBidi" w:cstheme="majorBidi"/>
+                <w:sz w:val="18"/>
+                <w:szCs w:val="18"/>
+                <w:lang w:bidi="ar-IQ"/>
+              </w:rPr>
+            </w:pPr>
+            <w:r>
+              <w:rPr>
+                <w:rFonts w:asciiTheme="majorBidi" w:hAnsiTheme="majorBidi" w:cstheme="majorBidi"/>
+                <w:sz w:val="18"/>
+                <w:szCs w:val="18"/>
+                <w:rtl/>
+                <w:lang w:bidi="ar-IQ"/>
+              </w:rPr>
+              <w:t xml:space="preserve">٦٨</w:t>
+            </w:r>
+          </w:p>
+        </w:tc>
+        <w:tc>
+          <w:tcPr>
+            <w:tcW w:w="325" w:type="pct"/>
+          </w:tcPr>
+          <w:p>
+            <w:pPr>
+              <w:keepNext/>
+              <w:keepLines/>
+              <w:spacing w:after="0"/>
+              <w:rPr>
+                <w:rFonts w:asciiTheme="majorBidi" w:hAnsiTheme="majorBidi" w:cstheme="majorBidi"/>
+                <w:sz w:val="18"/>
+                <w:szCs w:val="18"/>
+              </w:rPr>
+            </w:pPr>
+            <w:r>
+              <w:rPr>
+                <w:rFonts w:asciiTheme="majorBidi" w:hAnsiTheme="majorBidi" w:cstheme="majorBidi"/>
+                <w:sz w:val="18"/>
+                <w:szCs w:val="18"/>
+                <w:rtl/>
+                <w:lang w:bidi="ar-IQ"/>
+              </w:rPr>
               <w:t xml:space="preserve">٣</w:t>
-            </w:r>
-          </w:p>
-        </w:tc>
-        <w:tc>
-          <w:tcPr>
-            <w:tcW w:w="1831" w:type="pct"/>
-          </w:tcPr>
-          <w:p>
-            <w:pPr>
-              <w:keepNext/>
-              <w:keepLines/>
-              <w:spacing w:after="0"/>
-              <w:rPr>
-                <w:rFonts w:asciiTheme="majorBidi" w:hAnsiTheme="majorBidi" w:cstheme="majorBidi"/>
-                <w:sz w:val="18"/>
-                <w:szCs w:val="18"/>
-                <w:lang w:bidi="ar-IQ"/>
-              </w:rPr>
-            </w:pPr>
-            <w:r>
-              <w:rPr>
-                <w:rFonts w:asciiTheme="majorBidi" w:hAnsiTheme="majorBidi" w:cstheme="majorBidi"/>
-                <w:sz w:val="18"/>
-                <w:szCs w:val="18"/>
-                <w:rtl/>
-                <w:lang w:bidi="ar-IQ"/>
-              </w:rPr>
-              <w:t xml:space="preserve">البرمجة 2</w:t>
-            </w:r>
-          </w:p>
-        </w:tc>
-        <w:tc>
-          <w:tcPr>
-            <w:tcW w:w="339" w:type="pct"/>
-          </w:tcPr>
-          <w:p>
-            <w:pPr>
-              <w:keepNext/>
-              <w:keepLines/>
-              <w:spacing w:after="0"/>
-              <w:rPr>
-                <w:rFonts w:asciiTheme="majorBidi" w:hAnsiTheme="majorBidi" w:cstheme="majorBidi"/>
-                <w:sz w:val="18"/>
-                <w:szCs w:val="18"/>
-                <w:lang w:bidi="ar-IQ"/>
-              </w:rPr>
-            </w:pPr>
-            <w:r>
-              <w:rPr>
-                <w:rFonts w:asciiTheme="majorBidi" w:hAnsiTheme="majorBidi" w:cstheme="majorBidi"/>
-                <w:sz w:val="18"/>
-                <w:szCs w:val="18"/>
-                <w:rtl/>
-                <w:lang w:bidi="ar-IQ"/>
-              </w:rPr>
-              <w:t xml:space="preserve">٥٢</w:t>
-            </w:r>
-          </w:p>
-        </w:tc>
-        <w:tc>
-          <w:tcPr>
-            <w:tcW w:w="325" w:type="pct"/>
-          </w:tcPr>
-          <w:p>
-            <w:pPr>
-              <w:keepNext/>
-              <w:keepLines/>
-              <w:spacing w:after="0"/>
-              <w:rPr>
-                <w:rFonts w:asciiTheme="majorBidi" w:hAnsiTheme="majorBidi" w:cstheme="majorBidi"/>
-                <w:sz w:val="18"/>
-                <w:szCs w:val="18"/>
-              </w:rPr>
-            </w:pPr>
-            <w:r>
-              <w:rPr>
-                <w:rFonts w:asciiTheme="majorBidi" w:hAnsiTheme="majorBidi" w:cstheme="majorBidi"/>
-                <w:sz w:val="18"/>
-                <w:szCs w:val="18"/>
-                <w:rtl/>
-                <w:lang w:bidi="ar-IQ"/>
-              </w:rPr>
-              <w:t xml:space="preserve">٤</w:t>
             </w:r>
           </w:p>
         </w:tc>
@@ -1882,7 +1882,7 @@
                 <w:rtl/>
                 <w:lang w:bidi="ar-IQ"/>
               </w:rPr>
-              <w:t xml:space="preserve">برمجة المواقع 1</w:t>
+              <w:t xml:space="preserve">هندسة البرمجيات</w:t>
             </w:r>
           </w:p>
         </w:tc>
@@ -1910,7 +1910,7 @@
                 <w:rtl/>
                 <w:lang w:bidi="ar-IQ"/>
               </w:rPr>
-              <w:t xml:space="preserve">٥٨</w:t>
+              <w:t xml:space="preserve">٦٥</w:t>
             </w:r>
           </w:p>
         </w:tc>
@@ -1966,7 +1966,7 @@
                 <w:rtl/>
                 <w:lang w:bidi="ar-IQ"/>
               </w:rPr>
-              <w:t xml:space="preserve">التصميم المنطقي</w:t>
+              <w:t xml:space="preserve">الصحة واللياقة</w:t>
             </w:r>
           </w:p>
         </w:tc>
@@ -1994,7 +1994,7 @@
                 <w:rtl/>
                 <w:lang w:bidi="ar-IQ"/>
               </w:rPr>
-              <w:t xml:space="preserve">٥٠</w:t>
+              <w:t xml:space="preserve">٧٨</w:t>
             </w:r>
           </w:p>
         </w:tc>
@@ -2021,7 +2021,7 @@
                 <w:rtl/>
                 <w:lang w:bidi="ar-IQ"/>
               </w:rPr>
-              <w:t xml:space="preserve">٣</w:t>
+              <w:t xml:space="preserve">٢</w:t>
             </w:r>
           </w:p>
         </w:tc>
@@ -2054,7 +2054,7 @@
                 <w:rtl/>
                 <w:lang w:bidi="ar-IQ"/>
               </w:rPr>
-              <w:t xml:space="preserve">برمجة المواقع 2</w:t>
+              <w:t xml:space="preserve">هياكل البيانات 2</w:t>
             </w:r>
           </w:p>
         </w:tc>
@@ -2082,7 +2082,7 @@
                 <w:rtl/>
                 <w:lang w:bidi="ar-IQ"/>
               </w:rPr>
-              <w:t xml:space="preserve">٥٧</w:t>
+              <w:t xml:space="preserve">٥٢</w:t>
             </w:r>
           </w:p>
         </w:tc>
@@ -2138,7 +2138,7 @@
                 <w:rtl/>
                 <w:lang w:bidi="ar-IQ"/>
               </w:rPr>
-              <w:t xml:space="preserve">الديمقراطية وحقوق الانسان</w:t>
+              <w:t xml:space="preserve">مهارات الحاسوب</w:t>
             </w:r>
           </w:p>
         </w:tc>
@@ -2166,7 +2166,7 @@
                 <w:rtl/>
                 <w:lang w:bidi="ar-IQ"/>
               </w:rPr>
-              <w:t xml:space="preserve">٧٧</w:t>
+              <w:t xml:space="preserve">٧٣</w:t>
             </w:r>
           </w:p>
         </w:tc>
@@ -2194,1382 +2194,6 @@
                 <w:lang w:bidi="ar-IQ"/>
               </w:rPr>
               <w:t xml:space="preserve">٢</w:t>
-            </w:r>
-          </w:p>
-        </w:tc>
-      </w:tr>
-      <w:tr>
-        <w:trPr>
-          <w:cantSplit/>
-        </w:trPr>
-        <w:tc>
-          <w:tcPr>
-            <w:tcW w:w="1828" w:type="pct"/>
-          </w:tcPr>
-          <w:p>
-            <w:pPr>
-              <w:keepNext/>
-              <w:keepLines/>
-              <w:spacing w:after="0"/>
-              <w:rPr>
-                <w:rFonts w:asciiTheme="majorBidi" w:hAnsiTheme="majorBidi" w:cstheme="majorBidi"/>
-                <w:sz w:val="18"/>
-                <w:szCs w:val="18"/>
-                <w:lang w:bidi="ar-IQ"/>
-              </w:rPr>
-            </w:pPr>
-            <w:r>
-              <w:rPr>
-                <w:rFonts w:asciiTheme="majorBidi" w:hAnsiTheme="majorBidi" w:cstheme="majorBidi"/>
-                <w:sz w:val="18"/>
-                <w:szCs w:val="18"/>
-                <w:rtl/>
-                <w:lang w:bidi="ar-IQ"/>
-              </w:rPr>
-              <w:t xml:space="preserve">تحليل وتصميم النظم</w:t>
-            </w:r>
-          </w:p>
-        </w:tc>
-        <w:tc>
-          <w:tcPr>
-            <w:tcW w:w="338" w:type="pct"/>
-          </w:tcPr>
-          <w:p>
-            <w:pPr>
-              <w:keepNext/>
-              <w:keepLines/>
-              <w:spacing w:after="0"/>
-              <w:rPr>
-                <w:rFonts w:asciiTheme="majorBidi" w:hAnsiTheme="majorBidi" w:cstheme="majorBidi"/>
-                <w:sz w:val="18"/>
-                <w:szCs w:val="18"/>
-                <w:lang w:bidi="ar-IQ"/>
-              </w:rPr>
-            </w:pPr>
-            <w:r>
-              <w:rPr>
-                <w:rFonts w:asciiTheme="majorBidi" w:hAnsiTheme="majorBidi" w:cstheme="majorBidi"/>
-                <w:sz w:val="18"/>
-                <w:szCs w:val="18"/>
-                <w:rtl/>
-                <w:lang w:bidi="ar-IQ"/>
-              </w:rPr>
-              <w:t xml:space="preserve">٥٠</w:t>
-            </w:r>
-          </w:p>
-        </w:tc>
-        <w:tc>
-          <w:tcPr>
-            <w:tcW w:w="339" w:type="pct"/>
-          </w:tcPr>
-          <w:p>
-            <w:pPr>
-              <w:keepNext/>
-              <w:keepLines/>
-              <w:spacing w:after="0"/>
-              <w:rPr>
-                <w:rFonts w:asciiTheme="majorBidi" w:hAnsiTheme="majorBidi" w:cstheme="majorBidi"/>
-                <w:sz w:val="18"/>
-                <w:szCs w:val="18"/>
-                <w:lang w:bidi="ar-IQ"/>
-              </w:rPr>
-            </w:pPr>
-            <w:r>
-              <w:rPr>
-                <w:rFonts w:asciiTheme="majorBidi" w:hAnsiTheme="majorBidi" w:cstheme="majorBidi"/>
-                <w:sz w:val="18"/>
-                <w:szCs w:val="18"/>
-                <w:rtl/>
-                <w:lang w:bidi="ar-IQ"/>
-              </w:rPr>
-              <w:t xml:space="preserve">٣</w:t>
-            </w:r>
-          </w:p>
-        </w:tc>
-        <w:tc>
-          <w:tcPr>
-            <w:tcW w:w="1831" w:type="pct"/>
-          </w:tcPr>
-          <w:p>
-            <w:pPr>
-              <w:keepNext/>
-              <w:keepLines/>
-              <w:spacing w:after="0"/>
-              <w:rPr>
-                <w:rFonts w:asciiTheme="majorBidi" w:hAnsiTheme="majorBidi" w:cstheme="majorBidi"/>
-                <w:sz w:val="18"/>
-                <w:szCs w:val="18"/>
-                <w:lang w:bidi="ar-IQ"/>
-              </w:rPr>
-            </w:pPr>
-            <w:r>
-              <w:rPr>
-                <w:rFonts w:asciiTheme="majorBidi" w:hAnsiTheme="majorBidi" w:cstheme="majorBidi"/>
-                <w:sz w:val="18"/>
-                <w:szCs w:val="18"/>
-                <w:rtl/>
-                <w:lang w:bidi="ar-IQ"/>
-              </w:rPr>
-              <w:t xml:space="preserve">الرياضيات</w:t>
-            </w:r>
-          </w:p>
-        </w:tc>
-        <w:tc>
-          <w:tcPr>
-            <w:tcW w:w="339" w:type="pct"/>
-          </w:tcPr>
-          <w:p>
-            <w:pPr>
-              <w:keepNext/>
-              <w:keepLines/>
-              <w:spacing w:after="0"/>
-              <w:rPr>
-                <w:rFonts w:asciiTheme="majorBidi" w:hAnsiTheme="majorBidi" w:cstheme="majorBidi"/>
-                <w:sz w:val="18"/>
-                <w:szCs w:val="18"/>
-                <w:lang w:bidi="ar-IQ"/>
-              </w:rPr>
-            </w:pPr>
-            <w:r>
-              <w:rPr>
-                <w:rFonts w:asciiTheme="majorBidi" w:hAnsiTheme="majorBidi" w:cstheme="majorBidi"/>
-                <w:sz w:val="18"/>
-                <w:szCs w:val="18"/>
-                <w:rtl/>
-                <w:lang w:bidi="ar-IQ"/>
-              </w:rPr>
-              <w:t xml:space="preserve">٦٨</w:t>
-            </w:r>
-          </w:p>
-        </w:tc>
-        <w:tc>
-          <w:tcPr>
-            <w:tcW w:w="325" w:type="pct"/>
-          </w:tcPr>
-          <w:p>
-            <w:pPr>
-              <w:keepNext/>
-              <w:keepLines/>
-              <w:spacing w:after="0"/>
-              <w:rPr>
-                <w:rFonts w:asciiTheme="majorBidi" w:hAnsiTheme="majorBidi" w:cstheme="majorBidi"/>
-                <w:sz w:val="18"/>
-                <w:szCs w:val="18"/>
-              </w:rPr>
-            </w:pPr>
-            <w:r>
-              <w:rPr>
-                <w:rFonts w:asciiTheme="majorBidi" w:hAnsiTheme="majorBidi" w:cstheme="majorBidi"/>
-                <w:sz w:val="18"/>
-                <w:szCs w:val="18"/>
-                <w:rtl/>
-                <w:lang w:bidi="ar-IQ"/>
-              </w:rPr>
-              <w:t xml:space="preserve">٣</w:t>
-            </w:r>
-          </w:p>
-        </w:tc>
-      </w:tr>
-      <w:tr>
-        <w:trPr>
-          <w:cantSplit/>
-        </w:trPr>
-        <w:tc>
-          <w:tcPr>
-            <w:tcW w:w="1828" w:type="pct"/>
-          </w:tcPr>
-          <w:p>
-            <w:pPr>
-              <w:keepNext/>
-              <w:keepLines/>
-              <w:spacing w:after="0"/>
-              <w:rPr>
-                <w:rFonts w:asciiTheme="majorBidi" w:hAnsiTheme="majorBidi" w:cstheme="majorBidi"/>
-                <w:sz w:val="18"/>
-                <w:szCs w:val="18"/>
-                <w:lang w:bidi="ar-IQ"/>
-              </w:rPr>
-            </w:pPr>
-            <w:r>
-              <w:rPr>
-                <w:rFonts w:asciiTheme="majorBidi" w:hAnsiTheme="majorBidi" w:cstheme="majorBidi"/>
-                <w:sz w:val="18"/>
-                <w:szCs w:val="18"/>
-                <w:rtl/>
-                <w:lang w:bidi="ar-IQ"/>
-              </w:rPr>
-              <w:t xml:space="preserve">شبكات الحاسوب 1</w:t>
-            </w:r>
-          </w:p>
-        </w:tc>
-        <w:tc>
-          <w:tcPr>
-            <w:tcW w:w="338" w:type="pct"/>
-          </w:tcPr>
-          <w:p>
-            <w:pPr>
-              <w:keepNext/>
-              <w:keepLines/>
-              <w:spacing w:after="0"/>
-              <w:rPr>
-                <w:rFonts w:asciiTheme="majorBidi" w:hAnsiTheme="majorBidi" w:cstheme="majorBidi"/>
-                <w:sz w:val="18"/>
-                <w:szCs w:val="18"/>
-                <w:lang w:bidi="ar-IQ"/>
-              </w:rPr>
-            </w:pPr>
-            <w:r>
-              <w:rPr>
-                <w:rFonts w:asciiTheme="majorBidi" w:hAnsiTheme="majorBidi" w:cstheme="majorBidi"/>
-                <w:sz w:val="18"/>
-                <w:szCs w:val="18"/>
-                <w:rtl/>
-                <w:lang w:bidi="ar-IQ"/>
-              </w:rPr>
-              <w:t xml:space="preserve">٥٠</w:t>
-            </w:r>
-          </w:p>
-        </w:tc>
-        <w:tc>
-          <w:tcPr>
-            <w:tcW w:w="339" w:type="pct"/>
-          </w:tcPr>
-          <w:p>
-            <w:pPr>
-              <w:keepNext/>
-              <w:keepLines/>
-              <w:spacing w:after="0"/>
-              <w:rPr>
-                <w:rFonts w:asciiTheme="majorBidi" w:hAnsiTheme="majorBidi" w:cstheme="majorBidi"/>
-                <w:sz w:val="18"/>
-                <w:szCs w:val="18"/>
-                <w:lang w:bidi="ar-IQ"/>
-              </w:rPr>
-            </w:pPr>
-            <w:r>
-              <w:rPr>
-                <w:rFonts w:asciiTheme="majorBidi" w:hAnsiTheme="majorBidi" w:cstheme="majorBidi"/>
-                <w:sz w:val="18"/>
-                <w:szCs w:val="18"/>
-                <w:rtl/>
-                <w:lang w:bidi="ar-IQ"/>
-              </w:rPr>
-              <w:t xml:space="preserve">٣</w:t>
-            </w:r>
-          </w:p>
-        </w:tc>
-        <w:tc>
-          <w:tcPr>
-            <w:tcW w:w="1831" w:type="pct"/>
-          </w:tcPr>
-          <w:p>
-            <w:pPr>
-              <w:keepNext/>
-              <w:keepLines/>
-              <w:spacing w:after="0"/>
-              <w:rPr>
-                <w:rFonts w:asciiTheme="majorBidi" w:hAnsiTheme="majorBidi" w:cstheme="majorBidi"/>
-                <w:sz w:val="18"/>
-                <w:szCs w:val="18"/>
-                <w:lang w:bidi="ar-IQ"/>
-              </w:rPr>
-            </w:pPr>
-            <w:r>
-              <w:rPr>
-                <w:rFonts w:asciiTheme="majorBidi" w:hAnsiTheme="majorBidi" w:cstheme="majorBidi"/>
-                <w:sz w:val="18"/>
-                <w:szCs w:val="18"/>
-                <w:rtl/>
-                <w:lang w:bidi="ar-IQ"/>
-              </w:rPr>
-              <w:t xml:space="preserve">الصحة واللياقة</w:t>
-            </w:r>
-          </w:p>
-        </w:tc>
-        <w:tc>
-          <w:tcPr>
-            <w:tcW w:w="339" w:type="pct"/>
-          </w:tcPr>
-          <w:p>
-            <w:pPr>
-              <w:keepNext/>
-              <w:keepLines/>
-              <w:spacing w:after="0"/>
-              <w:rPr>
-                <w:rFonts w:asciiTheme="majorBidi" w:hAnsiTheme="majorBidi" w:cstheme="majorBidi"/>
-                <w:sz w:val="18"/>
-                <w:szCs w:val="18"/>
-                <w:lang w:bidi="ar-IQ"/>
-              </w:rPr>
-            </w:pPr>
-            <w:r>
-              <w:rPr>
-                <w:rFonts w:asciiTheme="majorBidi" w:hAnsiTheme="majorBidi" w:cstheme="majorBidi"/>
-                <w:sz w:val="18"/>
-                <w:szCs w:val="18"/>
-                <w:rtl/>
-                <w:lang w:bidi="ar-IQ"/>
-              </w:rPr>
-              <w:t xml:space="preserve">٧٨</w:t>
-            </w:r>
-          </w:p>
-        </w:tc>
-        <w:tc>
-          <w:tcPr>
-            <w:tcW w:w="325" w:type="pct"/>
-          </w:tcPr>
-          <w:p>
-            <w:pPr>
-              <w:keepNext/>
-              <w:keepLines/>
-              <w:spacing w:after="0"/>
-              <w:rPr>
-                <w:rFonts w:asciiTheme="majorBidi" w:hAnsiTheme="majorBidi" w:cstheme="majorBidi"/>
-                <w:sz w:val="18"/>
-                <w:szCs w:val="18"/>
-              </w:rPr>
-            </w:pPr>
-            <w:r>
-              <w:rPr>
-                <w:rFonts w:asciiTheme="majorBidi" w:hAnsiTheme="majorBidi" w:cstheme="majorBidi"/>
-                <w:sz w:val="18"/>
-                <w:szCs w:val="18"/>
-                <w:rtl/>
-                <w:lang w:bidi="ar-IQ"/>
-              </w:rPr>
-              <w:t xml:space="preserve">٢</w:t>
-            </w:r>
-          </w:p>
-        </w:tc>
-      </w:tr>
-      <w:tr>
-        <w:trPr>
-          <w:cantSplit/>
-        </w:trPr>
-        <w:tc>
-          <w:tcPr>
-            <w:tcW w:w="1828" w:type="pct"/>
-          </w:tcPr>
-          <w:p>
-            <w:pPr>
-              <w:keepNext/>
-              <w:keepLines/>
-              <w:spacing w:after="0"/>
-              <w:rPr>
-                <w:rFonts w:asciiTheme="majorBidi" w:hAnsiTheme="majorBidi" w:cstheme="majorBidi"/>
-                <w:sz w:val="18"/>
-                <w:szCs w:val="18"/>
-                <w:lang w:bidi="ar-IQ"/>
-              </w:rPr>
-            </w:pPr>
-            <w:r>
-              <w:rPr>
-                <w:rFonts w:asciiTheme="majorBidi" w:hAnsiTheme="majorBidi" w:cstheme="majorBidi"/>
-                <w:sz w:val="18"/>
-                <w:szCs w:val="18"/>
-                <w:rtl/>
-                <w:lang w:bidi="ar-IQ"/>
-              </w:rPr>
-              <w:t xml:space="preserve">شبكات الحاسوب 2</w:t>
-            </w:r>
-          </w:p>
-        </w:tc>
-        <w:tc>
-          <w:tcPr>
-            <w:tcW w:w="338" w:type="pct"/>
-          </w:tcPr>
-          <w:p>
-            <w:pPr>
-              <w:keepNext/>
-              <w:keepLines/>
-              <w:spacing w:after="0"/>
-              <w:rPr>
-                <w:rFonts w:asciiTheme="majorBidi" w:hAnsiTheme="majorBidi" w:cstheme="majorBidi"/>
-                <w:sz w:val="18"/>
-                <w:szCs w:val="18"/>
-                <w:lang w:bidi="ar-IQ"/>
-              </w:rPr>
-            </w:pPr>
-            <w:r>
-              <w:rPr>
-                <w:rFonts w:asciiTheme="majorBidi" w:hAnsiTheme="majorBidi" w:cstheme="majorBidi"/>
-                <w:sz w:val="18"/>
-                <w:szCs w:val="18"/>
-                <w:rtl/>
-                <w:lang w:bidi="ar-IQ"/>
-              </w:rPr>
-              <w:t xml:space="preserve">٥٠</w:t>
-            </w:r>
-          </w:p>
-        </w:tc>
-        <w:tc>
-          <w:tcPr>
-            <w:tcW w:w="339" w:type="pct"/>
-          </w:tcPr>
-          <w:p>
-            <w:pPr>
-              <w:keepNext/>
-              <w:keepLines/>
-              <w:spacing w:after="0"/>
-              <w:rPr>
-                <w:rFonts w:asciiTheme="majorBidi" w:hAnsiTheme="majorBidi" w:cstheme="majorBidi"/>
-                <w:sz w:val="18"/>
-                <w:szCs w:val="18"/>
-                <w:lang w:bidi="ar-IQ"/>
-              </w:rPr>
-            </w:pPr>
-            <w:r>
-              <w:rPr>
-                <w:rFonts w:asciiTheme="majorBidi" w:hAnsiTheme="majorBidi" w:cstheme="majorBidi"/>
-                <w:sz w:val="18"/>
-                <w:szCs w:val="18"/>
-                <w:rtl/>
-                <w:lang w:bidi="ar-IQ"/>
-              </w:rPr>
-              <w:t xml:space="preserve">٣</w:t>
-            </w:r>
-          </w:p>
-        </w:tc>
-        <w:tc>
-          <w:tcPr>
-            <w:tcW w:w="1831" w:type="pct"/>
-          </w:tcPr>
-          <w:p>
-            <w:pPr>
-              <w:keepNext/>
-              <w:keepLines/>
-              <w:spacing w:after="0"/>
-              <w:rPr>
-                <w:rFonts w:asciiTheme="majorBidi" w:hAnsiTheme="majorBidi" w:cstheme="majorBidi"/>
-                <w:sz w:val="18"/>
-                <w:szCs w:val="18"/>
-                <w:lang w:bidi="ar-IQ"/>
-              </w:rPr>
-            </w:pPr>
-            <w:r>
-              <w:rPr>
-                <w:rFonts w:asciiTheme="majorBidi" w:hAnsiTheme="majorBidi" w:cstheme="majorBidi"/>
-                <w:sz w:val="18"/>
-                <w:szCs w:val="18"/>
-                <w:rtl/>
-                <w:lang w:bidi="ar-IQ"/>
-              </w:rPr>
-              <w:t xml:space="preserve">الهياكل المتقطعة</w:t>
-            </w:r>
-          </w:p>
-        </w:tc>
-        <w:tc>
-          <w:tcPr>
-            <w:tcW w:w="339" w:type="pct"/>
-          </w:tcPr>
-          <w:p>
-            <w:pPr>
-              <w:keepNext/>
-              <w:keepLines/>
-              <w:spacing w:after="0"/>
-              <w:rPr>
-                <w:rFonts w:asciiTheme="majorBidi" w:hAnsiTheme="majorBidi" w:cstheme="majorBidi"/>
-                <w:sz w:val="18"/>
-                <w:szCs w:val="18"/>
-                <w:lang w:bidi="ar-IQ"/>
-              </w:rPr>
-            </w:pPr>
-            <w:r>
-              <w:rPr>
-                <w:rFonts w:asciiTheme="majorBidi" w:hAnsiTheme="majorBidi" w:cstheme="majorBidi"/>
-                <w:sz w:val="18"/>
-                <w:szCs w:val="18"/>
-                <w:rtl/>
-                <w:lang w:bidi="ar-IQ"/>
-              </w:rPr>
-              <w:t xml:space="preserve">٦٢</w:t>
-            </w:r>
-          </w:p>
-        </w:tc>
-        <w:tc>
-          <w:tcPr>
-            <w:tcW w:w="325" w:type="pct"/>
-          </w:tcPr>
-          <w:p>
-            <w:pPr>
-              <w:keepNext/>
-              <w:keepLines/>
-              <w:spacing w:after="0"/>
-              <w:rPr>
-                <w:rFonts w:asciiTheme="majorBidi" w:hAnsiTheme="majorBidi" w:cstheme="majorBidi"/>
-                <w:sz w:val="18"/>
-                <w:szCs w:val="18"/>
-              </w:rPr>
-            </w:pPr>
-            <w:r>
-              <w:rPr>
-                <w:rFonts w:asciiTheme="majorBidi" w:hAnsiTheme="majorBidi" w:cstheme="majorBidi"/>
-                <w:sz w:val="18"/>
-                <w:szCs w:val="18"/>
-                <w:rtl/>
-                <w:lang w:bidi="ar-IQ"/>
-              </w:rPr>
-              <w:t xml:space="preserve">٣</w:t>
-            </w:r>
-          </w:p>
-        </w:tc>
-      </w:tr>
-      <w:tr>
-        <w:trPr>
-          <w:cantSplit/>
-        </w:trPr>
-        <w:tc>
-          <w:tcPr>
-            <w:tcW w:w="1828" w:type="pct"/>
-          </w:tcPr>
-          <w:p>
-            <w:pPr>
-              <w:keepNext/>
-              <w:keepLines/>
-              <w:spacing w:after="0"/>
-              <w:rPr>
-                <w:rFonts w:asciiTheme="majorBidi" w:hAnsiTheme="majorBidi" w:cstheme="majorBidi"/>
-                <w:sz w:val="18"/>
-                <w:szCs w:val="18"/>
-                <w:lang w:bidi="ar-IQ"/>
-              </w:rPr>
-            </w:pPr>
-            <w:r>
-              <w:rPr>
-                <w:rFonts w:asciiTheme="majorBidi" w:hAnsiTheme="majorBidi" w:cstheme="majorBidi"/>
-                <w:sz w:val="18"/>
-                <w:szCs w:val="18"/>
-                <w:rtl/>
-                <w:lang w:bidi="ar-IQ"/>
-              </w:rPr>
-              <w:t xml:space="preserve">قواعد البيانات</w:t>
-            </w:r>
-          </w:p>
-        </w:tc>
-        <w:tc>
-          <w:tcPr>
-            <w:tcW w:w="338" w:type="pct"/>
-          </w:tcPr>
-          <w:p>
-            <w:pPr>
-              <w:keepNext/>
-              <w:keepLines/>
-              <w:spacing w:after="0"/>
-              <w:rPr>
-                <w:rFonts w:asciiTheme="majorBidi" w:hAnsiTheme="majorBidi" w:cstheme="majorBidi"/>
-                <w:sz w:val="18"/>
-                <w:szCs w:val="18"/>
-                <w:lang w:bidi="ar-IQ"/>
-              </w:rPr>
-            </w:pPr>
-            <w:r>
-              <w:rPr>
-                <w:rFonts w:asciiTheme="majorBidi" w:hAnsiTheme="majorBidi" w:cstheme="majorBidi"/>
-                <w:sz w:val="18"/>
-                <w:szCs w:val="18"/>
-                <w:rtl/>
-                <w:lang w:bidi="ar-IQ"/>
-              </w:rPr>
-              <w:t xml:space="preserve">٥٥</w:t>
-            </w:r>
-          </w:p>
-        </w:tc>
-        <w:tc>
-          <w:tcPr>
-            <w:tcW w:w="339" w:type="pct"/>
-          </w:tcPr>
-          <w:p>
-            <w:pPr>
-              <w:keepNext/>
-              <w:keepLines/>
-              <w:spacing w:after="0"/>
-              <w:rPr>
-                <w:rFonts w:asciiTheme="majorBidi" w:hAnsiTheme="majorBidi" w:cstheme="majorBidi"/>
-                <w:sz w:val="18"/>
-                <w:szCs w:val="18"/>
-                <w:lang w:bidi="ar-IQ"/>
-              </w:rPr>
-            </w:pPr>
-            <w:r>
-              <w:rPr>
-                <w:rFonts w:asciiTheme="majorBidi" w:hAnsiTheme="majorBidi" w:cstheme="majorBidi"/>
-                <w:sz w:val="18"/>
-                <w:szCs w:val="18"/>
-                <w:rtl/>
-                <w:lang w:bidi="ar-IQ"/>
-              </w:rPr>
-              <w:t xml:space="preserve">٣</w:t>
-            </w:r>
-          </w:p>
-        </w:tc>
-        <w:tc>
-          <w:tcPr>
-            <w:tcW w:w="1831" w:type="pct"/>
-          </w:tcPr>
-          <w:p>
-            <w:pPr>
-              <w:keepNext/>
-              <w:keepLines/>
-              <w:spacing w:after="0"/>
-              <w:rPr>
-                <w:rFonts w:asciiTheme="majorBidi" w:hAnsiTheme="majorBidi" w:cstheme="majorBidi"/>
-                <w:sz w:val="18"/>
-                <w:szCs w:val="18"/>
-                <w:lang w:bidi="ar-IQ"/>
-              </w:rPr>
-            </w:pPr>
-            <w:r>
-              <w:rPr>
-                <w:rFonts w:asciiTheme="majorBidi" w:hAnsiTheme="majorBidi" w:cstheme="majorBidi"/>
-                <w:sz w:val="18"/>
-                <w:szCs w:val="18"/>
-                <w:rtl/>
-                <w:lang w:bidi="ar-IQ"/>
-              </w:rPr>
-              <w:t xml:space="preserve">تطبيقات الحاسوب</w:t>
-            </w:r>
-          </w:p>
-        </w:tc>
-        <w:tc>
-          <w:tcPr>
-            <w:tcW w:w="339" w:type="pct"/>
-          </w:tcPr>
-          <w:p>
-            <w:pPr>
-              <w:keepNext/>
-              <w:keepLines/>
-              <w:spacing w:after="0"/>
-              <w:rPr>
-                <w:rFonts w:asciiTheme="majorBidi" w:hAnsiTheme="majorBidi" w:cstheme="majorBidi"/>
-                <w:sz w:val="18"/>
-                <w:szCs w:val="18"/>
-                <w:lang w:bidi="ar-IQ"/>
-              </w:rPr>
-            </w:pPr>
-            <w:r>
-              <w:rPr>
-                <w:rFonts w:asciiTheme="majorBidi" w:hAnsiTheme="majorBidi" w:cstheme="majorBidi"/>
-                <w:sz w:val="18"/>
-                <w:szCs w:val="18"/>
-                <w:rtl/>
-                <w:lang w:bidi="ar-IQ"/>
-              </w:rPr>
-              <w:t xml:space="preserve">٥٤</w:t>
-            </w:r>
-          </w:p>
-        </w:tc>
-        <w:tc>
-          <w:tcPr>
-            <w:tcW w:w="325" w:type="pct"/>
-          </w:tcPr>
-          <w:p>
-            <w:pPr>
-              <w:keepNext/>
-              <w:keepLines/>
-              <w:spacing w:after="0"/>
-              <w:rPr>
-                <w:rFonts w:asciiTheme="majorBidi" w:hAnsiTheme="majorBidi" w:cstheme="majorBidi"/>
-                <w:sz w:val="18"/>
-                <w:szCs w:val="18"/>
-              </w:rPr>
-            </w:pPr>
-            <w:r>
-              <w:rPr>
-                <w:rFonts w:asciiTheme="majorBidi" w:hAnsiTheme="majorBidi" w:cstheme="majorBidi"/>
-                <w:sz w:val="18"/>
-                <w:szCs w:val="18"/>
-                <w:rtl/>
-                <w:lang w:bidi="ar-IQ"/>
-              </w:rPr>
-              <w:t xml:space="preserve">٢</w:t>
-            </w:r>
-          </w:p>
-        </w:tc>
-      </w:tr>
-      <w:tr>
-        <w:trPr>
-          <w:cantSplit/>
-        </w:trPr>
-        <w:tc>
-          <w:tcPr>
-            <w:tcW w:w="1828" w:type="pct"/>
-          </w:tcPr>
-          <w:p>
-            <w:pPr>
-              <w:keepNext/>
-              <w:keepLines/>
-              <w:spacing w:after="0"/>
-              <w:rPr>
-                <w:rFonts w:asciiTheme="majorBidi" w:hAnsiTheme="majorBidi" w:cstheme="majorBidi"/>
-                <w:sz w:val="18"/>
-                <w:szCs w:val="18"/>
-                <w:lang w:bidi="ar-IQ"/>
-              </w:rPr>
-            </w:pPr>
-            <w:r>
-              <w:rPr>
-                <w:rFonts w:asciiTheme="majorBidi" w:hAnsiTheme="majorBidi" w:cstheme="majorBidi"/>
-                <w:sz w:val="18"/>
-                <w:szCs w:val="18"/>
-                <w:rtl/>
-                <w:lang w:bidi="ar-IQ"/>
-              </w:rPr>
-              <w:t xml:space="preserve">معمارية الحاسوب</w:t>
-            </w:r>
-          </w:p>
-        </w:tc>
-        <w:tc>
-          <w:tcPr>
-            <w:tcW w:w="338" w:type="pct"/>
-          </w:tcPr>
-          <w:p>
-            <w:pPr>
-              <w:keepNext/>
-              <w:keepLines/>
-              <w:spacing w:after="0"/>
-              <w:rPr>
-                <w:rFonts w:asciiTheme="majorBidi" w:hAnsiTheme="majorBidi" w:cstheme="majorBidi"/>
-                <w:sz w:val="18"/>
-                <w:szCs w:val="18"/>
-                <w:lang w:bidi="ar-IQ"/>
-              </w:rPr>
-            </w:pPr>
-            <w:r>
-              <w:rPr>
-                <w:rFonts w:asciiTheme="majorBidi" w:hAnsiTheme="majorBidi" w:cstheme="majorBidi"/>
-                <w:sz w:val="18"/>
-                <w:szCs w:val="18"/>
-                <w:rtl/>
-                <w:lang w:bidi="ar-IQ"/>
-              </w:rPr>
-              <w:t xml:space="preserve">٥١</w:t>
-            </w:r>
-          </w:p>
-        </w:tc>
-        <w:tc>
-          <w:tcPr>
-            <w:tcW w:w="339" w:type="pct"/>
-          </w:tcPr>
-          <w:p>
-            <w:pPr>
-              <w:keepNext/>
-              <w:keepLines/>
-              <w:spacing w:after="0"/>
-              <w:rPr>
-                <w:rFonts w:asciiTheme="majorBidi" w:hAnsiTheme="majorBidi" w:cstheme="majorBidi"/>
-                <w:sz w:val="18"/>
-                <w:szCs w:val="18"/>
-                <w:lang w:bidi="ar-IQ"/>
-              </w:rPr>
-            </w:pPr>
-            <w:r>
-              <w:rPr>
-                <w:rFonts w:asciiTheme="majorBidi" w:hAnsiTheme="majorBidi" w:cstheme="majorBidi"/>
-                <w:sz w:val="18"/>
-                <w:szCs w:val="18"/>
-                <w:rtl/>
-                <w:lang w:bidi="ar-IQ"/>
-              </w:rPr>
-              <w:t xml:space="preserve">٣</w:t>
-            </w:r>
-          </w:p>
-        </w:tc>
-        <w:tc>
-          <w:tcPr>
-            <w:tcW w:w="1831" w:type="pct"/>
-          </w:tcPr>
-          <w:p>
-            <w:pPr>
-              <w:keepNext/>
-              <w:keepLines/>
-              <w:spacing w:after="0"/>
-              <w:rPr>
-                <w:rFonts w:asciiTheme="majorBidi" w:hAnsiTheme="majorBidi" w:cstheme="majorBidi"/>
-                <w:sz w:val="18"/>
-                <w:szCs w:val="18"/>
-                <w:lang w:bidi="ar-IQ"/>
-              </w:rPr>
-            </w:pPr>
-            <w:r>
-              <w:rPr>
-                <w:rFonts w:asciiTheme="majorBidi" w:hAnsiTheme="majorBidi" w:cstheme="majorBidi"/>
-                <w:sz w:val="18"/>
-                <w:szCs w:val="18"/>
-                <w:rtl/>
-                <w:lang w:bidi="ar-IQ"/>
-              </w:rPr>
-              <w:t xml:space="preserve">مبادئ تكنولوجيا المعلومات</w:t>
-            </w:r>
-          </w:p>
-        </w:tc>
-        <w:tc>
-          <w:tcPr>
-            <w:tcW w:w="339" w:type="pct"/>
-          </w:tcPr>
-          <w:p>
-            <w:pPr>
-              <w:keepNext/>
-              <w:keepLines/>
-              <w:spacing w:after="0"/>
-              <w:rPr>
-                <w:rFonts w:asciiTheme="majorBidi" w:hAnsiTheme="majorBidi" w:cstheme="majorBidi"/>
-                <w:sz w:val="18"/>
-                <w:szCs w:val="18"/>
-                <w:lang w:bidi="ar-IQ"/>
-              </w:rPr>
-            </w:pPr>
-            <w:r>
-              <w:rPr>
-                <w:rFonts w:asciiTheme="majorBidi" w:hAnsiTheme="majorBidi" w:cstheme="majorBidi"/>
-                <w:sz w:val="18"/>
-                <w:szCs w:val="18"/>
-                <w:rtl/>
-                <w:lang w:bidi="ar-IQ"/>
-              </w:rPr>
-              <w:t xml:space="preserve">٦٣</w:t>
-            </w:r>
-          </w:p>
-        </w:tc>
-        <w:tc>
-          <w:tcPr>
-            <w:tcW w:w="325" w:type="pct"/>
-          </w:tcPr>
-          <w:p>
-            <w:pPr>
-              <w:keepNext/>
-              <w:keepLines/>
-              <w:spacing w:after="0"/>
-              <w:rPr>
-                <w:rFonts w:asciiTheme="majorBidi" w:hAnsiTheme="majorBidi" w:cstheme="majorBidi"/>
-                <w:sz w:val="18"/>
-                <w:szCs w:val="18"/>
-              </w:rPr>
-            </w:pPr>
-            <w:r>
-              <w:rPr>
-                <w:rFonts w:asciiTheme="majorBidi" w:hAnsiTheme="majorBidi" w:cstheme="majorBidi"/>
-                <w:sz w:val="18"/>
-                <w:szCs w:val="18"/>
-                <w:rtl/>
-                <w:lang w:bidi="ar-IQ"/>
-              </w:rPr>
-              <w:t xml:space="preserve">٣</w:t>
-            </w:r>
-          </w:p>
-        </w:tc>
-      </w:tr>
-      <w:tr>
-        <w:trPr>
-          <w:cantSplit/>
-        </w:trPr>
-        <w:tc>
-          <w:tcPr>
-            <w:tcW w:w="1828" w:type="pct"/>
-          </w:tcPr>
-          <w:p>
-            <w:pPr>
-              <w:keepNext/>
-              <w:keepLines/>
-              <w:spacing w:after="0"/>
-              <w:rPr>
-                <w:rFonts w:asciiTheme="majorBidi" w:hAnsiTheme="majorBidi" w:cstheme="majorBidi"/>
-                <w:sz w:val="18"/>
-                <w:szCs w:val="18"/>
-                <w:lang w:bidi="ar-IQ"/>
-              </w:rPr>
-            </w:pPr>
-            <w:r>
-              <w:rPr>
-                <w:rFonts w:asciiTheme="majorBidi" w:hAnsiTheme="majorBidi" w:cstheme="majorBidi"/>
-                <w:sz w:val="18"/>
-                <w:szCs w:val="18"/>
-                <w:rtl/>
-                <w:lang w:bidi="ar-IQ"/>
-              </w:rPr>
-              <w:t xml:space="preserve">مفاهيم لغات البرمجة</w:t>
-            </w:r>
-          </w:p>
-        </w:tc>
-        <w:tc>
-          <w:tcPr>
-            <w:tcW w:w="338" w:type="pct"/>
-          </w:tcPr>
-          <w:p>
-            <w:pPr>
-              <w:keepNext/>
-              <w:keepLines/>
-              <w:spacing w:after="0"/>
-              <w:rPr>
-                <w:rFonts w:asciiTheme="majorBidi" w:hAnsiTheme="majorBidi" w:cstheme="majorBidi"/>
-                <w:sz w:val="18"/>
-                <w:szCs w:val="18"/>
-                <w:lang w:bidi="ar-IQ"/>
-              </w:rPr>
-            </w:pPr>
-            <w:r>
-              <w:rPr>
-                <w:rFonts w:asciiTheme="majorBidi" w:hAnsiTheme="majorBidi" w:cstheme="majorBidi"/>
-                <w:sz w:val="18"/>
-                <w:szCs w:val="18"/>
-                <w:rtl/>
-                <w:lang w:bidi="ar-IQ"/>
-              </w:rPr>
-              <w:t xml:space="preserve">٥٠</w:t>
-            </w:r>
-          </w:p>
-        </w:tc>
-        <w:tc>
-          <w:tcPr>
-            <w:tcW w:w="339" w:type="pct"/>
-          </w:tcPr>
-          <w:p>
-            <w:pPr>
-              <w:keepNext/>
-              <w:keepLines/>
-              <w:spacing w:after="0"/>
-              <w:rPr>
-                <w:rFonts w:asciiTheme="majorBidi" w:hAnsiTheme="majorBidi" w:cstheme="majorBidi"/>
-                <w:sz w:val="18"/>
-                <w:szCs w:val="18"/>
-                <w:lang w:bidi="ar-IQ"/>
-              </w:rPr>
-            </w:pPr>
-            <w:r>
-              <w:rPr>
-                <w:rFonts w:asciiTheme="majorBidi" w:hAnsiTheme="majorBidi" w:cstheme="majorBidi"/>
-                <w:sz w:val="18"/>
-                <w:szCs w:val="18"/>
-                <w:rtl/>
-                <w:lang w:bidi="ar-IQ"/>
-              </w:rPr>
-              <w:t xml:space="preserve">٢</w:t>
-            </w:r>
-          </w:p>
-        </w:tc>
-        <w:tc>
-          <w:tcPr>
-            <w:tcW w:w="1831" w:type="pct"/>
-          </w:tcPr>
-          <w:p>
-            <w:pPr>
-              <w:keepNext/>
-              <w:keepLines/>
-              <w:spacing w:after="0"/>
-              <w:rPr>
-                <w:rFonts w:asciiTheme="majorBidi" w:hAnsiTheme="majorBidi" w:cstheme="majorBidi"/>
-                <w:sz w:val="18"/>
-                <w:szCs w:val="18"/>
-                <w:lang w:bidi="ar-IQ"/>
-              </w:rPr>
-            </w:pPr>
-            <w:r>
-              <w:rPr>
-                <w:rFonts w:asciiTheme="majorBidi" w:hAnsiTheme="majorBidi" w:cstheme="majorBidi"/>
-                <w:sz w:val="18"/>
-                <w:szCs w:val="18"/>
-                <w:rtl/>
-                <w:lang w:bidi="ar-IQ"/>
-              </w:rPr>
-              <w:t xml:space="preserve">مهارات الحاسوب</w:t>
-            </w:r>
-          </w:p>
-        </w:tc>
-        <w:tc>
-          <w:tcPr>
-            <w:tcW w:w="339" w:type="pct"/>
-          </w:tcPr>
-          <w:p>
-            <w:pPr>
-              <w:keepNext/>
-              <w:keepLines/>
-              <w:spacing w:after="0"/>
-              <w:rPr>
-                <w:rFonts w:asciiTheme="majorBidi" w:hAnsiTheme="majorBidi" w:cstheme="majorBidi"/>
-                <w:sz w:val="18"/>
-                <w:szCs w:val="18"/>
-                <w:lang w:bidi="ar-IQ"/>
-              </w:rPr>
-            </w:pPr>
-            <w:r>
-              <w:rPr>
-                <w:rFonts w:asciiTheme="majorBidi" w:hAnsiTheme="majorBidi" w:cstheme="majorBidi"/>
-                <w:sz w:val="18"/>
-                <w:szCs w:val="18"/>
-                <w:rtl/>
-                <w:lang w:bidi="ar-IQ"/>
-              </w:rPr>
-              <w:t xml:space="preserve">٧٣</w:t>
-            </w:r>
-          </w:p>
-        </w:tc>
-        <w:tc>
-          <w:tcPr>
-            <w:tcW w:w="325" w:type="pct"/>
-          </w:tcPr>
-          <w:p>
-            <w:pPr>
-              <w:keepNext/>
-              <w:keepLines/>
-              <w:spacing w:after="0"/>
-              <w:rPr>
-                <w:rFonts w:asciiTheme="majorBidi" w:hAnsiTheme="majorBidi" w:cstheme="majorBidi"/>
-                <w:sz w:val="18"/>
-                <w:szCs w:val="18"/>
-              </w:rPr>
-            </w:pPr>
-            <w:r>
-              <w:rPr>
-                <w:rFonts w:asciiTheme="majorBidi" w:hAnsiTheme="majorBidi" w:cstheme="majorBidi"/>
-                <w:sz w:val="18"/>
-                <w:szCs w:val="18"/>
-                <w:rtl/>
-                <w:lang w:bidi="ar-IQ"/>
-              </w:rPr>
-              <w:t xml:space="preserve">٢</w:t>
-            </w:r>
-          </w:p>
-        </w:tc>
-      </w:tr>
-      <w:tr>
-        <w:trPr>
-          <w:cantSplit/>
-        </w:trPr>
-        <w:tc>
-          <w:tcPr>
-            <w:tcW w:w="1828" w:type="pct"/>
-          </w:tcPr>
-          <w:p>
-            <w:pPr>
-              <w:keepNext/>
-              <w:keepLines/>
-              <w:spacing w:after="0"/>
-              <w:rPr>
-                <w:rFonts w:asciiTheme="majorBidi" w:hAnsiTheme="majorBidi" w:cstheme="majorBidi"/>
-                <w:sz w:val="18"/>
-                <w:szCs w:val="18"/>
-                <w:lang w:bidi="ar-IQ"/>
-              </w:rPr>
-            </w:pPr>
-            <w:r>
-              <w:rPr>
-                <w:rFonts w:asciiTheme="majorBidi" w:hAnsiTheme="majorBidi" w:cstheme="majorBidi"/>
-                <w:sz w:val="18"/>
-                <w:szCs w:val="18"/>
-                <w:rtl/>
-                <w:lang w:bidi="ar-IQ"/>
-              </w:rPr>
-              <w:t xml:space="preserve">هندسة البرمجيات</w:t>
-            </w:r>
-          </w:p>
-        </w:tc>
-        <w:tc>
-          <w:tcPr>
-            <w:tcW w:w="338" w:type="pct"/>
-          </w:tcPr>
-          <w:p>
-            <w:pPr>
-              <w:keepNext/>
-              <w:keepLines/>
-              <w:spacing w:after="0"/>
-              <w:rPr>
-                <w:rFonts w:asciiTheme="majorBidi" w:hAnsiTheme="majorBidi" w:cstheme="majorBidi"/>
-                <w:sz w:val="18"/>
-                <w:szCs w:val="18"/>
-                <w:lang w:bidi="ar-IQ"/>
-              </w:rPr>
-            </w:pPr>
-            <w:r>
-              <w:rPr>
-                <w:rFonts w:asciiTheme="majorBidi" w:hAnsiTheme="majorBidi" w:cstheme="majorBidi"/>
-                <w:sz w:val="18"/>
-                <w:szCs w:val="18"/>
-                <w:rtl/>
-                <w:lang w:bidi="ar-IQ"/>
-              </w:rPr>
-              <w:t xml:space="preserve">٦٥</w:t>
-            </w:r>
-          </w:p>
-        </w:tc>
-        <w:tc>
-          <w:tcPr>
-            <w:tcW w:w="339" w:type="pct"/>
-          </w:tcPr>
-          <w:p>
-            <w:pPr>
-              <w:keepNext/>
-              <w:keepLines/>
-              <w:spacing w:after="0"/>
-              <w:rPr>
-                <w:rFonts w:asciiTheme="majorBidi" w:hAnsiTheme="majorBidi" w:cstheme="majorBidi"/>
-                <w:sz w:val="18"/>
-                <w:szCs w:val="18"/>
-                <w:lang w:bidi="ar-IQ"/>
-              </w:rPr>
-            </w:pPr>
-            <w:r>
-              <w:rPr>
-                <w:rFonts w:asciiTheme="majorBidi" w:hAnsiTheme="majorBidi" w:cstheme="majorBidi"/>
-                <w:sz w:val="18"/>
-                <w:szCs w:val="18"/>
-                <w:rtl/>
-                <w:lang w:bidi="ar-IQ"/>
-              </w:rPr>
-              <w:t xml:space="preserve">٣</w:t>
-            </w:r>
-          </w:p>
-        </w:tc>
-        <w:tc>
-          <w:tcPr>
-            <w:tcW w:w="1831" w:type="pct"/>
-          </w:tcPr>
-          <w:p>
-            <w:pPr>
-              <w:keepNext/>
-              <w:keepLines/>
-              <w:spacing w:after="0"/>
-              <w:rPr>
-                <w:rFonts w:asciiTheme="majorBidi" w:hAnsiTheme="majorBidi" w:cstheme="majorBidi"/>
-                <w:sz w:val="18"/>
-                <w:szCs w:val="18"/>
-                <w:lang w:bidi="ar-IQ"/>
-              </w:rPr>
-            </w:pPr>
-            <w:r>
-              <w:rPr>
-                <w:rFonts w:asciiTheme="majorBidi" w:hAnsiTheme="majorBidi" w:cstheme="majorBidi"/>
-                <w:sz w:val="18"/>
-                <w:szCs w:val="18"/>
-                <w:rtl/>
-                <w:lang w:bidi="ar-IQ"/>
-              </w:rPr>
-              <w:t xml:space="preserve"/>
-            </w:r>
-          </w:p>
-        </w:tc>
-        <w:tc>
-          <w:tcPr>
-            <w:tcW w:w="339" w:type="pct"/>
-          </w:tcPr>
-          <w:p>
-            <w:pPr>
-              <w:keepNext/>
-              <w:keepLines/>
-              <w:spacing w:after="0"/>
-              <w:rPr>
-                <w:rFonts w:asciiTheme="majorBidi" w:hAnsiTheme="majorBidi" w:cstheme="majorBidi"/>
-                <w:sz w:val="18"/>
-                <w:szCs w:val="18"/>
-                <w:lang w:bidi="ar-IQ"/>
-              </w:rPr>
-            </w:pPr>
-            <w:r>
-              <w:rPr>
-                <w:rFonts w:asciiTheme="majorBidi" w:hAnsiTheme="majorBidi" w:cstheme="majorBidi"/>
-                <w:sz w:val="18"/>
-                <w:szCs w:val="18"/>
-                <w:rtl/>
-                <w:lang w:bidi="ar-IQ"/>
-              </w:rPr>
-              <w:t xml:space="preserve"/>
-            </w:r>
-          </w:p>
-        </w:tc>
-        <w:tc>
-          <w:tcPr>
-            <w:tcW w:w="325" w:type="pct"/>
-          </w:tcPr>
-          <w:p>
-            <w:pPr>
-              <w:keepNext/>
-              <w:keepLines/>
-              <w:spacing w:after="0"/>
-              <w:rPr>
-                <w:rFonts w:asciiTheme="majorBidi" w:hAnsiTheme="majorBidi" w:cstheme="majorBidi"/>
-                <w:sz w:val="18"/>
-                <w:szCs w:val="18"/>
-              </w:rPr>
-            </w:pPr>
-            <w:r>
-              <w:rPr>
-                <w:rFonts w:asciiTheme="majorBidi" w:hAnsiTheme="majorBidi" w:cstheme="majorBidi"/>
-                <w:sz w:val="18"/>
-                <w:szCs w:val="18"/>
-                <w:rtl/>
-                <w:lang w:bidi="ar-IQ"/>
-              </w:rPr>
-              <w:t xml:space="preserve"/>
-            </w:r>
-          </w:p>
-        </w:tc>
-      </w:tr>
-      <w:tr>
-        <w:trPr>
-          <w:cantSplit/>
-        </w:trPr>
-        <w:tc>
-          <w:tcPr>
-            <w:tcW w:w="1828" w:type="pct"/>
-          </w:tcPr>
-          <w:p>
-            <w:pPr>
-              <w:keepNext/>
-              <w:keepLines/>
-              <w:spacing w:after="0"/>
-              <w:rPr>
-                <w:rFonts w:asciiTheme="majorBidi" w:hAnsiTheme="majorBidi" w:cstheme="majorBidi"/>
-                <w:sz w:val="18"/>
-                <w:szCs w:val="18"/>
-                <w:lang w:bidi="ar-IQ"/>
-              </w:rPr>
-            </w:pPr>
-            <w:r>
-              <w:rPr>
-                <w:rFonts w:asciiTheme="majorBidi" w:hAnsiTheme="majorBidi" w:cstheme="majorBidi"/>
-                <w:sz w:val="18"/>
-                <w:szCs w:val="18"/>
-                <w:rtl/>
-                <w:lang w:bidi="ar-IQ"/>
-              </w:rPr>
-              <w:t xml:space="preserve">هياكل البيانات 2</w:t>
-            </w:r>
-          </w:p>
-        </w:tc>
-        <w:tc>
-          <w:tcPr>
-            <w:tcW w:w="338" w:type="pct"/>
-          </w:tcPr>
-          <w:p>
-            <w:pPr>
-              <w:keepNext/>
-              <w:keepLines/>
-              <w:spacing w:after="0"/>
-              <w:rPr>
-                <w:rFonts w:asciiTheme="majorBidi" w:hAnsiTheme="majorBidi" w:cstheme="majorBidi"/>
-                <w:sz w:val="18"/>
-                <w:szCs w:val="18"/>
-                <w:lang w:bidi="ar-IQ"/>
-              </w:rPr>
-            </w:pPr>
-            <w:r>
-              <w:rPr>
-                <w:rFonts w:asciiTheme="majorBidi" w:hAnsiTheme="majorBidi" w:cstheme="majorBidi"/>
-                <w:sz w:val="18"/>
-                <w:szCs w:val="18"/>
-                <w:rtl/>
-                <w:lang w:bidi="ar-IQ"/>
-              </w:rPr>
-              <w:t xml:space="preserve">٥٢</w:t>
-            </w:r>
-          </w:p>
-        </w:tc>
-        <w:tc>
-          <w:tcPr>
-            <w:tcW w:w="339" w:type="pct"/>
-          </w:tcPr>
-          <w:p>
-            <w:pPr>
-              <w:keepNext/>
-              <w:keepLines/>
-              <w:spacing w:after="0"/>
-              <w:rPr>
-                <w:rFonts w:asciiTheme="majorBidi" w:hAnsiTheme="majorBidi" w:cstheme="majorBidi"/>
-                <w:sz w:val="18"/>
-                <w:szCs w:val="18"/>
-                <w:lang w:bidi="ar-IQ"/>
-              </w:rPr>
-            </w:pPr>
-            <w:r>
-              <w:rPr>
-                <w:rFonts w:asciiTheme="majorBidi" w:hAnsiTheme="majorBidi" w:cstheme="majorBidi"/>
-                <w:sz w:val="18"/>
-                <w:szCs w:val="18"/>
-                <w:rtl/>
-                <w:lang w:bidi="ar-IQ"/>
-              </w:rPr>
-              <w:t xml:space="preserve">٣</w:t>
-            </w:r>
-          </w:p>
-        </w:tc>
-        <w:tc>
-          <w:tcPr>
-            <w:tcW w:w="1831" w:type="pct"/>
-          </w:tcPr>
-          <w:p>
-            <w:pPr>
-              <w:keepNext/>
-              <w:keepLines/>
-              <w:spacing w:after="0"/>
-              <w:rPr>
-                <w:rFonts w:asciiTheme="majorBidi" w:hAnsiTheme="majorBidi" w:cstheme="majorBidi"/>
-                <w:sz w:val="18"/>
-                <w:szCs w:val="18"/>
-                <w:lang w:bidi="ar-IQ"/>
-              </w:rPr>
-            </w:pPr>
-            <w:r>
-              <w:rPr>
-                <w:rFonts w:asciiTheme="majorBidi" w:hAnsiTheme="majorBidi" w:cstheme="majorBidi"/>
-                <w:sz w:val="18"/>
-                <w:szCs w:val="18"/>
-                <w:rtl/>
-                <w:lang w:bidi="ar-IQ"/>
-              </w:rPr>
-              <w:t xml:space="preserve"/>
-            </w:r>
-          </w:p>
-        </w:tc>
-        <w:tc>
-          <w:tcPr>
-            <w:tcW w:w="339" w:type="pct"/>
-          </w:tcPr>
-          <w:p>
-            <w:pPr>
-              <w:keepNext/>
-              <w:keepLines/>
-              <w:spacing w:after="0"/>
-              <w:rPr>
-                <w:rFonts w:asciiTheme="majorBidi" w:hAnsiTheme="majorBidi" w:cstheme="majorBidi"/>
-                <w:sz w:val="18"/>
-                <w:szCs w:val="18"/>
-                <w:lang w:bidi="ar-IQ"/>
-              </w:rPr>
-            </w:pPr>
-            <w:r>
-              <w:rPr>
-                <w:rFonts w:asciiTheme="majorBidi" w:hAnsiTheme="majorBidi" w:cstheme="majorBidi"/>
-                <w:sz w:val="18"/>
-                <w:szCs w:val="18"/>
-                <w:rtl/>
-                <w:lang w:bidi="ar-IQ"/>
-              </w:rPr>
-              <w:t xml:space="preserve"/>
-            </w:r>
-          </w:p>
-        </w:tc>
-        <w:tc>
-          <w:tcPr>
-            <w:tcW w:w="325" w:type="pct"/>
-          </w:tcPr>
-          <w:p>
-            <w:pPr>
-              <w:keepNext/>
-              <w:keepLines/>
-              <w:spacing w:after="0"/>
-              <w:rPr>
-                <w:rFonts w:asciiTheme="majorBidi" w:hAnsiTheme="majorBidi" w:cstheme="majorBidi"/>
-                <w:sz w:val="18"/>
-                <w:szCs w:val="18"/>
-              </w:rPr>
-            </w:pPr>
-            <w:r>
-              <w:rPr>
-                <w:rFonts w:asciiTheme="majorBidi" w:hAnsiTheme="majorBidi" w:cstheme="majorBidi"/>
-                <w:sz w:val="18"/>
-                <w:szCs w:val="18"/>
-                <w:rtl/>
-                <w:lang w:bidi="ar-IQ"/>
-              </w:rPr>
-              <w:t xml:space="preserve"/>
             </w:r>
           </w:p>
         </w:tc>
@@ -3639,7 +2263,7 @@
                 <w:rtl/>
                 <w:lang w:bidi="ar-IQ"/>
               </w:rPr>
-              <w:t xml:space="preserve">٢٠١٨-٢٠١٩</w:t>
+              <w:t xml:space="preserve">٢٠١٨</w:t>
             </w:r>
             <w:r>
               <w:rPr>
@@ -3686,7 +2310,7 @@
                 <w:rtl/>
                 <w:lang w:bidi="ar-IQ"/>
               </w:rPr>
-              <w:t xml:space="preserve">٢٠١٦-٢٠١٧ (٢)</w:t>
+              <w:t xml:space="preserve">٢٠١٦ (٢)</w:t>
             </w:r>
             <w:r>
               <w:rPr>
@@ -3958,7 +2582,7 @@
                 <w:rtl/>
                 <w:lang w:bidi="ar-IQ"/>
               </w:rPr>
-              <w:t xml:space="preserve">الحوسبة السحابية</w:t>
+              <w:t xml:space="preserve">قواعد البيانات</w:t>
             </w:r>
           </w:p>
         </w:tc>
@@ -3986,7 +2610,7 @@
                 <w:rtl/>
                 <w:lang w:bidi="ar-IQ"/>
               </w:rPr>
-              <w:t xml:space="preserve">٨٤</w:t>
+              <w:t xml:space="preserve">٥٥</w:t>
             </w:r>
           </w:p>
         </w:tc>
@@ -4014,90 +2638,90 @@
                 <w:rtl/>
                 <w:lang w:bidi="ar-IQ"/>
               </w:rPr>
+              <w:t xml:space="preserve">٣</w:t>
+            </w:r>
+          </w:p>
+        </w:tc>
+        <w:tc>
+          <w:tcPr>
+            <w:tcW w:w="1831" w:type="pct"/>
+          </w:tcPr>
+          <w:p>
+            <w:pPr>
+              <w:keepNext/>
+              <w:keepLines/>
+              <w:spacing w:after="0"/>
+              <w:rPr>
+                <w:rFonts w:asciiTheme="majorBidi" w:hAnsiTheme="majorBidi" w:cstheme="majorBidi"/>
+                <w:sz w:val="18"/>
+                <w:szCs w:val="18"/>
+                <w:lang w:bidi="ar-IQ"/>
+              </w:rPr>
+            </w:pPr>
+            <w:r>
+              <w:rPr>
+                <w:rFonts w:asciiTheme="majorBidi" w:hAnsiTheme="majorBidi" w:cstheme="majorBidi"/>
+                <w:sz w:val="18"/>
+                <w:szCs w:val="18"/>
+                <w:rtl/>
+                <w:lang w:bidi="ar-IQ"/>
+              </w:rPr>
+              <w:t xml:space="preserve">الإنكليزي 2</w:t>
+            </w:r>
+          </w:p>
+        </w:tc>
+        <w:tc>
+          <w:tcPr>
+            <w:tcW w:w="339" w:type="pct"/>
+          </w:tcPr>
+          <w:p>
+            <w:pPr>
+              <w:keepNext/>
+              <w:keepLines/>
+              <w:spacing w:after="0"/>
+              <w:rPr>
+                <w:rFonts w:asciiTheme="majorBidi" w:hAnsiTheme="majorBidi" w:cstheme="majorBidi"/>
+                <w:sz w:val="18"/>
+                <w:szCs w:val="18"/>
+                <w:lang w:bidi="ar-IQ"/>
+              </w:rPr>
+            </w:pPr>
+            <w:r>
+              <w:rPr>
+                <w:rFonts w:asciiTheme="majorBidi" w:hAnsiTheme="majorBidi" w:cstheme="majorBidi"/>
+                <w:sz w:val="18"/>
+                <w:szCs w:val="18"/>
+                <w:rtl/>
+                <w:lang w:bidi="ar-IQ"/>
+              </w:rPr>
+              <w:t xml:space="preserve">٧٠</w:t>
+            </w:r>
+          </w:p>
+        </w:tc>
+        <w:tc>
+          <w:tcPr>
+            <w:tcW w:w="325" w:type="pct"/>
+          </w:tcPr>
+          <w:p>
+            <w:pPr>
+              <w:keepNext/>
+              <w:keepLines/>
+              <w:spacing w:after="0"/>
+              <w:rPr>
+                <w:rFonts w:asciiTheme="majorBidi" w:hAnsiTheme="majorBidi" w:cstheme="majorBidi"/>
+                <w:sz w:val="18"/>
+                <w:szCs w:val="18"/>
+              </w:rPr>
+            </w:pPr>
+            <w:r>
+              <w:rPr>
+                <w:rFonts w:asciiTheme="majorBidi" w:hAnsiTheme="majorBidi" w:cstheme="majorBidi"/>
+                <w:sz w:val="18"/>
+                <w:szCs w:val="18"/>
+                <w:rtl/>
+                <w:lang w:bidi="ar-IQ"/>
+              </w:rPr>
               <w:t xml:space="preserve">٢</w:t>
-            </w:r>
-          </w:p>
-        </w:tc>
-        <w:tc>
-          <w:tcPr>
-            <w:tcW w:w="1831" w:type="pct"/>
-          </w:tcPr>
-          <w:p>
-            <w:pPr>
-              <w:keepNext/>
-              <w:keepLines/>
-              <w:spacing w:after="0"/>
-              <w:rPr>
-                <w:rFonts w:asciiTheme="majorBidi" w:hAnsiTheme="majorBidi" w:cstheme="majorBidi"/>
-                <w:sz w:val="18"/>
-                <w:szCs w:val="18"/>
-                <w:lang w:bidi="ar-IQ"/>
-              </w:rPr>
-            </w:pPr>
-            <w:r>
-              <w:rPr>
-                <w:rFonts w:asciiTheme="majorBidi" w:hAnsiTheme="majorBidi" w:cstheme="majorBidi"/>
-                <w:sz w:val="18"/>
-                <w:szCs w:val="18"/>
-                <w:rtl/>
-                <w:lang w:bidi="ar-IQ"/>
-              </w:rPr>
-              <w:t xml:space="preserve">الاحتمالية والاحصاء</w:t>
-            </w:r>
-          </w:p>
-        </w:tc>
-        <w:tc>
-          <w:tcPr>
-            <w:tcW w:w="339" w:type="pct"/>
-          </w:tcPr>
-          <w:p>
-            <w:pPr>
-              <w:keepNext/>
-              <w:keepLines/>
-              <w:spacing w:after="0"/>
-              <w:rPr>
-                <w:rFonts w:asciiTheme="majorBidi" w:hAnsiTheme="majorBidi" w:cstheme="majorBidi"/>
-                <w:sz w:val="18"/>
-                <w:szCs w:val="18"/>
-                <w:lang w:bidi="ar-IQ"/>
-              </w:rPr>
-            </w:pPr>
-            <w:r>
-              <w:rPr>
-                <w:rFonts w:asciiTheme="majorBidi" w:hAnsiTheme="majorBidi" w:cstheme="majorBidi"/>
-                <w:sz w:val="18"/>
-                <w:szCs w:val="18"/>
-                <w:rtl/>
-                <w:lang w:bidi="ar-IQ"/>
-              </w:rPr>
-              <w:t xml:space="preserve">٥٣</w:t>
-            </w:r>
-          </w:p>
-        </w:tc>
-        <w:tc>
-          <w:tcPr>
-            <w:tcW w:w="325" w:type="pct"/>
-          </w:tcPr>
-          <w:p>
-            <w:pPr>
-              <w:keepNext/>
-              <w:keepLines/>
-              <w:spacing w:after="0"/>
-              <w:rPr>
-                <w:rFonts w:asciiTheme="majorBidi" w:hAnsiTheme="majorBidi" w:cstheme="majorBidi"/>
-                <w:sz w:val="18"/>
-                <w:szCs w:val="18"/>
-              </w:rPr>
-            </w:pPr>
-            <w:r>
-              <w:rPr>
-                <w:rFonts w:asciiTheme="majorBidi" w:hAnsiTheme="majorBidi" w:cstheme="majorBidi"/>
-                <w:sz w:val="18"/>
-                <w:szCs w:val="18"/>
-                <w:rtl/>
-                <w:lang w:bidi="ar-IQ"/>
-              </w:rPr>
-              <w:t xml:space="preserve">٣</w:t>
             </w:r>
           </w:p>
         </w:tc>
@@ -4130,7 +2754,7 @@
                 <w:rtl/>
                 <w:lang w:bidi="ar-IQ"/>
               </w:rPr>
-              <w:t xml:space="preserve">الذكاء الحاسوبي</w:t>
+              <w:t xml:space="preserve"/>
             </w:r>
           </w:p>
         </w:tc>
@@ -4158,7 +2782,7 @@
                 <w:rtl/>
                 <w:lang w:bidi="ar-IQ"/>
               </w:rPr>
-              <w:t xml:space="preserve">٦٨</w:t>
+              <w:t xml:space="preserve"/>
             </w:r>
           </w:p>
         </w:tc>
@@ -4186,7 +2810,7 @@
                 <w:rtl/>
                 <w:lang w:bidi="ar-IQ"/>
               </w:rPr>
-              <w:t xml:space="preserve">٣</w:t>
+              <w:t xml:space="preserve"/>
             </w:r>
           </w:p>
         </w:tc>
@@ -4214,7 +2838,7 @@
                 <w:rtl/>
                 <w:lang w:bidi="ar-IQ"/>
               </w:rPr>
-              <w:t xml:space="preserve">البرمجة الكيانية 1</w:t>
+              <w:t xml:space="preserve">البرمجة 2</w:t>
             </w:r>
           </w:p>
         </w:tc>
@@ -4242,7 +2866,7 @@
                 <w:rtl/>
                 <w:lang w:bidi="ar-IQ"/>
               </w:rPr>
-              <w:t xml:space="preserve">٥٣</w:t>
+              <w:t xml:space="preserve">٥٢</w:t>
             </w:r>
           </w:p>
         </w:tc>
@@ -4269,7 +2893,7 @@
                 <w:rtl/>
                 <w:lang w:bidi="ar-IQ"/>
               </w:rPr>
-              <w:t xml:space="preserve">٣</w:t>
+              <w:t xml:space="preserve">٤</w:t>
             </w:r>
           </w:p>
         </w:tc>
@@ -4302,7 +2926,7 @@
                 <w:rtl/>
                 <w:lang w:bidi="ar-IQ"/>
               </w:rPr>
-              <w:t xml:space="preserve">الرؤيا بالحاسوب</w:t>
+              <w:t xml:space="preserve"/>
             </w:r>
           </w:p>
         </w:tc>
@@ -4330,7 +2954,7 @@
                 <w:rtl/>
                 <w:lang w:bidi="ar-IQ"/>
               </w:rPr>
-              <w:t xml:space="preserve">٧٨</w:t>
+              <w:t xml:space="preserve"/>
             </w:r>
           </w:p>
         </w:tc>
@@ -4358,7 +2982,7 @@
                 <w:rtl/>
                 <w:lang w:bidi="ar-IQ"/>
               </w:rPr>
-              <w:t xml:space="preserve">٣</w:t>
+              <w:t xml:space="preserve"/>
             </w:r>
           </w:p>
         </w:tc>
@@ -4386,7 +3010,7 @@
                 <w:rtl/>
                 <w:lang w:bidi="ar-IQ"/>
               </w:rPr>
-              <w:t xml:space="preserve">البرمجة الكيانية 2</w:t>
+              <w:t xml:space="preserve">التصميم المنطقي</w:t>
             </w:r>
           </w:p>
         </w:tc>
@@ -4414,7 +3038,7 @@
                 <w:rtl/>
                 <w:lang w:bidi="ar-IQ"/>
               </w:rPr>
-              <w:t xml:space="preserve">٥١</w:t>
+              <w:t xml:space="preserve">٥٠</w:t>
             </w:r>
           </w:p>
         </w:tc>
@@ -4474,7 +3098,7 @@
                 <w:rtl/>
                 <w:lang w:bidi="ar-IQ"/>
               </w:rPr>
-              <w:t xml:space="preserve">المحاكاة بالحاسوب</w:t>
+              <w:t xml:space="preserve"/>
             </w:r>
           </w:p>
         </w:tc>
@@ -4502,7 +3126,7 @@
                 <w:rtl/>
                 <w:lang w:bidi="ar-IQ"/>
               </w:rPr>
-              <w:t xml:space="preserve">٨٠</w:t>
+              <w:t xml:space="preserve"/>
             </w:r>
           </w:p>
         </w:tc>
@@ -4530,7 +3154,7 @@
                 <w:rtl/>
                 <w:lang w:bidi="ar-IQ"/>
               </w:rPr>
-              <w:t xml:space="preserve">٣</w:t>
+              <w:t xml:space="preserve"/>
             </w:r>
           </w:p>
         </w:tc>
@@ -4558,7 +3182,7 @@
                 <w:rtl/>
                 <w:lang w:bidi="ar-IQ"/>
               </w:rPr>
-              <w:t xml:space="preserve">البرمجة المرئية</w:t>
+              <w:t xml:space="preserve">الهياكل المتقطعة</w:t>
             </w:r>
           </w:p>
         </w:tc>
@@ -4586,7 +3210,7 @@
                 <w:rtl/>
                 <w:lang w:bidi="ar-IQ"/>
               </w:rPr>
-              <w:t xml:space="preserve">٥٠</w:t>
+              <w:t xml:space="preserve">٦٢</w:t>
             </w:r>
           </w:p>
         </w:tc>
@@ -4646,7 +3270,7 @@
                 <w:rtl/>
                 <w:lang w:bidi="ar-IQ"/>
               </w:rPr>
-              <w:t xml:space="preserve">امنية الحاسوب</w:t>
+              <w:t xml:space="preserve"/>
             </w:r>
           </w:p>
         </w:tc>
@@ -4674,7 +3298,7 @@
                 <w:rtl/>
                 <w:lang w:bidi="ar-IQ"/>
               </w:rPr>
-              <w:t xml:space="preserve">٨٠</w:t>
+              <w:t xml:space="preserve"/>
             </w:r>
           </w:p>
         </w:tc>
@@ -4702,7 +3326,7 @@
                 <w:rtl/>
                 <w:lang w:bidi="ar-IQ"/>
               </w:rPr>
-              <w:t xml:space="preserve">٣</w:t>
+              <w:t xml:space="preserve"/>
             </w:r>
           </w:p>
         </w:tc>
@@ -4730,7 +3354,7 @@
                 <w:rtl/>
                 <w:lang w:bidi="ar-IQ"/>
               </w:rPr>
-              <w:t xml:space="preserve">الرسم بالحاسوب</w:t>
+              <w:t xml:space="preserve">تطبيقات الحاسوب</w:t>
             </w:r>
           </w:p>
         </w:tc>
@@ -4758,7 +3382,7 @@
                 <w:rtl/>
                 <w:lang w:bidi="ar-IQ"/>
               </w:rPr>
-              <w:t xml:space="preserve">٦٣</w:t>
+              <w:t xml:space="preserve">٥٤</w:t>
             </w:r>
           </w:p>
         </w:tc>
@@ -4785,7 +3409,7 @@
                 <w:rtl/>
                 <w:lang w:bidi="ar-IQ"/>
               </w:rPr>
-              <w:t xml:space="preserve">٣</w:t>
+              <w:t xml:space="preserve">٢</w:t>
             </w:r>
           </w:p>
         </w:tc>
@@ -4818,7 +3442,7 @@
                 <w:rtl/>
                 <w:lang w:bidi="ar-IQ"/>
               </w:rPr>
-              <w:t xml:space="preserve">انظمة التشغيل</w:t>
+              <w:t xml:space="preserve"/>
             </w:r>
           </w:p>
         </w:tc>
@@ -4846,7 +3470,7 @@
                 <w:rtl/>
                 <w:lang w:bidi="ar-IQ"/>
               </w:rPr>
-              <w:t xml:space="preserve">٨٠</w:t>
+              <w:t xml:space="preserve"/>
             </w:r>
           </w:p>
         </w:tc>
@@ -4874,90 +3498,256 @@
                 <w:rtl/>
                 <w:lang w:bidi="ar-IQ"/>
               </w:rPr>
+              <w:t xml:space="preserve"/>
+            </w:r>
+          </w:p>
+        </w:tc>
+        <w:tc>
+          <w:tcPr>
+            <w:tcW w:w="1831" w:type="pct"/>
+          </w:tcPr>
+          <w:p>
+            <w:pPr>
+              <w:keepNext/>
+              <w:keepLines/>
+              <w:spacing w:after="0"/>
+              <w:rPr>
+                <w:rFonts w:asciiTheme="majorBidi" w:hAnsiTheme="majorBidi" w:cstheme="majorBidi"/>
+                <w:sz w:val="18"/>
+                <w:szCs w:val="18"/>
+                <w:lang w:bidi="ar-IQ"/>
+              </w:rPr>
+            </w:pPr>
+            <w:r>
+              <w:rPr>
+                <w:rFonts w:asciiTheme="majorBidi" w:hAnsiTheme="majorBidi" w:cstheme="majorBidi"/>
+                <w:sz w:val="18"/>
+                <w:szCs w:val="18"/>
+                <w:rtl/>
+                <w:lang w:bidi="ar-IQ"/>
+              </w:rPr>
+              <w:t xml:space="preserve">مبادئ تكنولوجيا المعلومات</w:t>
+            </w:r>
+          </w:p>
+        </w:tc>
+        <w:tc>
+          <w:tcPr>
+            <w:tcW w:w="339" w:type="pct"/>
+          </w:tcPr>
+          <w:p>
+            <w:pPr>
+              <w:keepNext/>
+              <w:keepLines/>
+              <w:spacing w:after="0"/>
+              <w:rPr>
+                <w:rFonts w:asciiTheme="majorBidi" w:hAnsiTheme="majorBidi" w:cstheme="majorBidi"/>
+                <w:sz w:val="18"/>
+                <w:szCs w:val="18"/>
+                <w:lang w:bidi="ar-IQ"/>
+              </w:rPr>
+            </w:pPr>
+            <w:r>
+              <w:rPr>
+                <w:rFonts w:asciiTheme="majorBidi" w:hAnsiTheme="majorBidi" w:cstheme="majorBidi"/>
+                <w:sz w:val="18"/>
+                <w:szCs w:val="18"/>
+                <w:rtl/>
+                <w:lang w:bidi="ar-IQ"/>
+              </w:rPr>
+              <w:t xml:space="preserve">٦٣</w:t>
+            </w:r>
+          </w:p>
+        </w:tc>
+        <w:tc>
+          <w:tcPr>
+            <w:tcW w:w="325" w:type="pct"/>
+          </w:tcPr>
+          <w:p>
+            <w:pPr>
+              <w:keepNext/>
+              <w:keepLines/>
+              <w:spacing w:after="0"/>
+              <w:rPr>
+                <w:rFonts w:asciiTheme="majorBidi" w:hAnsiTheme="majorBidi" w:cstheme="majorBidi"/>
+                <w:sz w:val="18"/>
+                <w:szCs w:val="18"/>
+              </w:rPr>
+            </w:pPr>
+            <w:r>
+              <w:rPr>
+                <w:rFonts w:asciiTheme="majorBidi" w:hAnsiTheme="majorBidi" w:cstheme="majorBidi"/>
+                <w:sz w:val="18"/>
+                <w:szCs w:val="18"/>
+                <w:rtl/>
+                <w:lang w:bidi="ar-IQ"/>
+              </w:rPr>
               <w:t xml:space="preserve">٣</w:t>
             </w:r>
           </w:p>
         </w:tc>
-        <w:tc>
-          <w:tcPr>
-            <w:tcW w:w="1831" w:type="pct"/>
-          </w:tcPr>
-          <w:p>
-            <w:pPr>
-              <w:keepNext/>
-              <w:keepLines/>
-              <w:spacing w:after="0"/>
-              <w:rPr>
-                <w:rFonts w:asciiTheme="majorBidi" w:hAnsiTheme="majorBidi" w:cstheme="majorBidi"/>
-                <w:sz w:val="18"/>
-                <w:szCs w:val="18"/>
-                <w:lang w:bidi="ar-IQ"/>
-              </w:rPr>
-            </w:pPr>
-            <w:r>
-              <w:rPr>
-                <w:rFonts w:asciiTheme="majorBidi" w:hAnsiTheme="majorBidi" w:cstheme="majorBidi"/>
-                <w:sz w:val="18"/>
-                <w:szCs w:val="18"/>
-                <w:rtl/>
-                <w:lang w:bidi="ar-IQ"/>
-              </w:rPr>
-              <w:t xml:space="preserve">الطرق العددية</w:t>
-            </w:r>
-          </w:p>
-        </w:tc>
-        <w:tc>
-          <w:tcPr>
-            <w:tcW w:w="339" w:type="pct"/>
-          </w:tcPr>
-          <w:p>
-            <w:pPr>
-              <w:keepNext/>
-              <w:keepLines/>
-              <w:spacing w:after="0"/>
-              <w:rPr>
-                <w:rFonts w:asciiTheme="majorBidi" w:hAnsiTheme="majorBidi" w:cstheme="majorBidi"/>
-                <w:sz w:val="18"/>
-                <w:szCs w:val="18"/>
-                <w:lang w:bidi="ar-IQ"/>
-              </w:rPr>
-            </w:pPr>
-            <w:r>
-              <w:rPr>
-                <w:rFonts w:asciiTheme="majorBidi" w:hAnsiTheme="majorBidi" w:cstheme="majorBidi"/>
-                <w:sz w:val="18"/>
-                <w:szCs w:val="18"/>
-                <w:rtl/>
-                <w:lang w:bidi="ar-IQ"/>
-              </w:rPr>
-              <w:t xml:space="preserve">٦٦</w:t>
-            </w:r>
-          </w:p>
-        </w:tc>
-        <w:tc>
-          <w:tcPr>
-            <w:tcW w:w="325" w:type="pct"/>
-          </w:tcPr>
-          <w:p>
-            <w:pPr>
-              <w:keepNext/>
-              <w:keepLines/>
-              <w:spacing w:after="0"/>
-              <w:rPr>
-                <w:rFonts w:asciiTheme="majorBidi" w:hAnsiTheme="majorBidi" w:cstheme="majorBidi"/>
-                <w:sz w:val="18"/>
-                <w:szCs w:val="18"/>
-              </w:rPr>
-            </w:pPr>
-            <w:r>
-              <w:rPr>
-                <w:rFonts w:asciiTheme="majorBidi" w:hAnsiTheme="majorBidi" w:cstheme="majorBidi"/>
-                <w:sz w:val="18"/>
-                <w:szCs w:val="18"/>
-                <w:rtl/>
-                <w:lang w:bidi="ar-IQ"/>
-              </w:rPr>
-              <w:t xml:space="preserve">٣</w:t>
+      </w:tr>
+    </w:tbl>
+    <w:p>
+      <w:pPr>
+        <w:keepNext/>
+        <w:keepLines/>
+        <w:spacing w:line="240" w:lineRule="auto"/>
+        <w:rPr>
+          <w:rFonts w:asciiTheme="majorBidi" w:hAnsiTheme="majorBidi" w:cstheme="majorBidi"/>
+          <w:lang w:bidi="ar-IQ"/>
+        </w:rPr>
+      </w:pPr>
+      <w:r>
+        <w:rPr>
+          <w:rFonts w:asciiTheme="majorBidi" w:hAnsiTheme="majorBidi" w:cstheme="majorBidi"/>
+          <w:rtl/>
+          <w:lang w:bidi="ar-IQ"/>
+        </w:rPr>
+        <w:t xml:space="preserve"/>
+      </w:r>
+    </w:p>
+    <w:tbl>
+      <w:tblPr>
+        <w:tblStyle w:val="TableGrid"/>
+        <w:bidiVisual/>
+        <w:tblW w:w="5000" w:type="pct"/>
+        <w:tblLayout w:type="fixed"/>
+        <w:tblLook w:val="04A0" w:firstRow="1" w:lastRow="0" w:firstColumn="1" w:lastColumn="0" w:noHBand="0" w:noVBand="1"/>
+      </w:tblPr>
+      <w:tblGrid>
+        <w:gridCol w:w="3822"/>
+        <w:gridCol w:w="707"/>
+        <w:gridCol w:w="709"/>
+        <w:gridCol w:w="3829"/>
+        <w:gridCol w:w="709"/>
+        <w:gridCol w:w="680"/>
+      </w:tblGrid>
+      <w:tr>
+        <w:trPr>
+          <w:cantSplit/>
+        </w:trPr>
+        <w:tc>
+          <w:tcPr>
+            <w:tcW w:w="2505" w:type="pct"/>
+            <w:gridSpan w:val="3"/>
+          </w:tcPr>
+          <w:p>
+            <w:pPr>
+              <w:keepNext/>
+              <w:keepLines/>
+              <w:spacing w:after="0"/>
+              <w:rPr>
+                <w:rFonts w:asciiTheme="majorBidi" w:hAnsiTheme="majorBidi" w:cstheme="majorBidi"/>
+                <w:sz w:val="18"/>
+                <w:szCs w:val="18"/>
+                <w:lang w:bidi="ar-IQ"/>
+              </w:rPr>
+            </w:pPr>
+            <w:r>
+              <w:rPr>
+                <w:rFonts w:asciiTheme="majorBidi" w:hAnsiTheme="majorBidi" w:cstheme="majorBidi"/>
+                <w:sz w:val="18"/>
+                <w:szCs w:val="18"/>
+                <w:rtl/>
+                <w:lang w:bidi="ar-IQ"/>
+              </w:rPr>
+              <w:t xml:space="preserve">٢٠١٨</w:t>
+            </w:r>
+            <w:r>
+              <w:rPr>
+                <w:rFonts w:asciiTheme="majorBidi" w:hAnsiTheme="majorBidi" w:cstheme="majorBidi" w:hint="cs"/>
+                <w:sz w:val="18"/>
+                <w:szCs w:val="18"/>
+                <w:rtl/>
+                <w:lang w:bidi="ar-IQ"/>
+              </w:rPr>
+              <w:t xml:space="preserve"> - المرحلة </w:t>
+            </w:r>
+            <w:r>
+              <w:rPr>
+                <w:rFonts w:asciiTheme="majorBidi" w:hAnsiTheme="majorBidi" w:cstheme="majorBidi"/>
+                <w:sz w:val="18"/>
+                <w:szCs w:val="18"/>
+                <w:lang w:bidi="ar-IQ"/>
+              </w:rPr>
+              <w:t xml:space="preserve"/>
+            </w:r>
+          </w:p>
+        </w:tc>
+        <w:tc>
+          <w:tcPr>
+            <w:tcW w:w="2495" w:type="pct"/>
+            <w:gridSpan w:val="3"/>
+          </w:tcPr>
+          <w:p>
+            <w:pPr>
+              <w:keepNext/>
+              <w:keepLines/>
+              <w:spacing w:after="0"/>
+              <w:rPr>
+                <w:rFonts w:asciiTheme="majorBidi" w:hAnsiTheme="majorBidi" w:cstheme="majorBidi"/>
+                <w:sz w:val="18"/>
+                <w:szCs w:val="18"/>
+              </w:rPr>
+            </w:pPr>
+            <w:r>
+              <w:rPr>
+                <w:rFonts w:asciiTheme="majorBidi" w:hAnsiTheme="majorBidi" w:cstheme="majorBidi"/>
+                <w:sz w:val="18"/>
+                <w:szCs w:val="18"/>
+                <w:rtl/>
+                <w:lang w:bidi="ar-IQ"/>
+              </w:rPr>
+              <w:t xml:space="preserve">٢٠١٧ (٣)</w:t>
+            </w:r>
+            <w:r>
+              <w:rPr>
+                <w:rFonts w:asciiTheme="majorBidi" w:hAnsiTheme="majorBidi" w:cstheme="majorBidi" w:hint="cs"/>
+                <w:sz w:val="18"/>
+                <w:szCs w:val="18"/>
+                <w:rtl/>
+                <w:lang w:bidi="ar-IQ"/>
+              </w:rPr>
+              <w:t xml:space="preserve"> </w:t>
+            </w:r>
+            <w:r>
+              <w:rPr>
+                <w:rFonts w:asciiTheme="majorBidi" w:hAnsiTheme="majorBidi" w:cstheme="majorBidi"/>
+                <w:sz w:val="18"/>
+                <w:szCs w:val="18"/>
+                <w:rtl/>
+                <w:lang w:bidi="ar-IQ"/>
+              </w:rPr>
+              <w:t>–</w:t>
+            </w:r>
+            <w:r>
+              <w:rPr>
+                <w:rFonts w:asciiTheme="majorBidi" w:hAnsiTheme="majorBidi" w:cstheme="majorBidi" w:hint="cs"/>
+                <w:sz w:val="18"/>
+                <w:szCs w:val="18"/>
+                <w:rtl/>
+                <w:lang w:bidi="ar-IQ"/>
+              </w:rPr>
+              <w:t xml:space="preserve"> المرحلة</w:t>
+            </w:r>
+            <w:r>
+              <w:rPr>
+                <w:rFonts w:asciiTheme="majorBidi" w:hAnsiTheme="majorBidi" w:cstheme="majorBidi" w:hint="cs"/>
+                <w:sz w:val="18"/>
+                <w:szCs w:val="18"/>
+                <w:rtl/>
+                <w:lang w:bidi="ar-IQ"/>
+              </w:rPr>
+              <w:t xml:space="preserve"> </w:t>
+            </w:r>
+            <w:r>
+              <w:rPr>
+                <w:rFonts w:asciiTheme="majorBidi" w:hAnsiTheme="majorBidi" w:cstheme="majorBidi"/>
+                <w:sz w:val="18"/>
+                <w:szCs w:val="18"/>
+                <w:lang w:bidi="ar-IQ"/>
+              </w:rPr>
+              <w:t xml:space="preserve"/>
             </w:r>
           </w:p>
         </w:tc>
@@ -4977,20 +3767,23 @@
               <w:spacing w:after="0"/>
               <w:rPr>
                 <w:rFonts w:asciiTheme="majorBidi" w:hAnsiTheme="majorBidi" w:cstheme="majorBidi"/>
-                <w:sz w:val="18"/>
-                <w:szCs w:val="18"/>
-                <w:lang w:bidi="ar-IQ"/>
-              </w:rPr>
-            </w:pPr>
-            <w:r>
-              <w:rPr>
-                <w:rFonts w:asciiTheme="majorBidi" w:hAnsiTheme="majorBidi" w:cstheme="majorBidi"/>
-                <w:sz w:val="18"/>
-                <w:szCs w:val="18"/>
-                <w:rtl/>
-                <w:lang w:bidi="ar-IQ"/>
-              </w:rPr>
-              <w:t xml:space="preserve">تطبيقات النقال</w:t>
+                <w:b/>
+                <w:bCs/>
+                <w:sz w:val="18"/>
+                <w:szCs w:val="18"/>
+                <w:lang w:bidi="ar-IQ"/>
+              </w:rPr>
+            </w:pPr>
+            <w:r>
+              <w:rPr>
+                <w:rFonts w:asciiTheme="majorBidi" w:hAnsiTheme="majorBidi" w:cstheme="majorBidi"/>
+                <w:b/>
+                <w:bCs/>
+                <w:sz w:val="18"/>
+                <w:szCs w:val="18"/>
+                <w:rtl/>
+              </w:rPr>
+              <w:t>المادة الدراسية</w:t>
             </w:r>
           </w:p>
         </w:tc>
@@ -5005,20 +3798,23 @@
               <w:spacing w:after="0"/>
               <w:rPr>
                 <w:rFonts w:asciiTheme="majorBidi" w:hAnsiTheme="majorBidi" w:cstheme="majorBidi"/>
-                <w:sz w:val="18"/>
-                <w:szCs w:val="18"/>
-                <w:lang w:bidi="ar-IQ"/>
-              </w:rPr>
-            </w:pPr>
-            <w:r>
-              <w:rPr>
-                <w:rFonts w:asciiTheme="majorBidi" w:hAnsiTheme="majorBidi" w:cstheme="majorBidi"/>
-                <w:sz w:val="18"/>
-                <w:szCs w:val="18"/>
-                <w:rtl/>
-                <w:lang w:bidi="ar-IQ"/>
-              </w:rPr>
-              <w:t xml:space="preserve">٩٠</w:t>
+                <w:b/>
+                <w:bCs/>
+                <w:sz w:val="18"/>
+                <w:szCs w:val="18"/>
+                <w:lang w:bidi="ar-IQ"/>
+              </w:rPr>
+            </w:pPr>
+            <w:r>
+              <w:rPr>
+                <w:rFonts w:asciiTheme="majorBidi" w:hAnsiTheme="majorBidi" w:cstheme="majorBidi"/>
+                <w:b/>
+                <w:bCs/>
+                <w:sz w:val="18"/>
+                <w:szCs w:val="18"/>
+                <w:rtl/>
+              </w:rPr>
+              <w:t>الدرجة</w:t>
             </w:r>
           </w:p>
         </w:tc>
@@ -5033,20 +3829,23 @@
               <w:spacing w:after="0"/>
               <w:rPr>
                 <w:rFonts w:asciiTheme="majorBidi" w:hAnsiTheme="majorBidi" w:cstheme="majorBidi"/>
-                <w:sz w:val="18"/>
-                <w:szCs w:val="18"/>
-                <w:lang w:bidi="ar-IQ"/>
-              </w:rPr>
-            </w:pPr>
-            <w:r>
-              <w:rPr>
-                <w:rFonts w:asciiTheme="majorBidi" w:hAnsiTheme="majorBidi" w:cstheme="majorBidi"/>
-                <w:sz w:val="18"/>
-                <w:szCs w:val="18"/>
-                <w:rtl/>
-                <w:lang w:bidi="ar-IQ"/>
-              </w:rPr>
-              <w:t xml:space="preserve">٣</w:t>
+                <w:b/>
+                <w:bCs/>
+                <w:sz w:val="18"/>
+                <w:szCs w:val="18"/>
+                <w:lang w:bidi="ar-IQ"/>
+              </w:rPr>
+            </w:pPr>
+            <w:r>
+              <w:rPr>
+                <w:rFonts w:asciiTheme="majorBidi" w:hAnsiTheme="majorBidi" w:cstheme="majorBidi"/>
+                <w:b/>
+                <w:bCs/>
+                <w:sz w:val="18"/>
+                <w:szCs w:val="18"/>
+                <w:rtl/>
+              </w:rPr>
+              <w:t>الوحدة</w:t>
             </w:r>
           </w:p>
         </w:tc>
@@ -5061,20 +3860,23 @@
               <w:spacing w:after="0"/>
               <w:rPr>
                 <w:rFonts w:asciiTheme="majorBidi" w:hAnsiTheme="majorBidi" w:cstheme="majorBidi"/>
-                <w:sz w:val="18"/>
-                <w:szCs w:val="18"/>
-                <w:lang w:bidi="ar-IQ"/>
-              </w:rPr>
-            </w:pPr>
-            <w:r>
-              <w:rPr>
-                <w:rFonts w:asciiTheme="majorBidi" w:hAnsiTheme="majorBidi" w:cstheme="majorBidi"/>
-                <w:sz w:val="18"/>
-                <w:szCs w:val="18"/>
-                <w:rtl/>
-                <w:lang w:bidi="ar-IQ"/>
-              </w:rPr>
-              <w:t xml:space="preserve">العربي</w:t>
+                <w:b/>
+                <w:bCs/>
+                <w:sz w:val="18"/>
+                <w:szCs w:val="18"/>
+                <w:lang w:bidi="ar-IQ"/>
+              </w:rPr>
+            </w:pPr>
+            <w:r>
+              <w:rPr>
+                <w:rFonts w:asciiTheme="majorBidi" w:hAnsiTheme="majorBidi" w:cstheme="majorBidi"/>
+                <w:b/>
+                <w:bCs/>
+                <w:sz w:val="18"/>
+                <w:szCs w:val="18"/>
+                <w:rtl/>
+              </w:rPr>
+              <w:t>المادة الدراسية</w:t>
             </w:r>
           </w:p>
         </w:tc>
@@ -5089,20 +3891,23 @@
               <w:spacing w:after="0"/>
               <w:rPr>
                 <w:rFonts w:asciiTheme="majorBidi" w:hAnsiTheme="majorBidi" w:cstheme="majorBidi"/>
-                <w:sz w:val="18"/>
-                <w:szCs w:val="18"/>
-                <w:lang w:bidi="ar-IQ"/>
-              </w:rPr>
-            </w:pPr>
-            <w:r>
-              <w:rPr>
-                <w:rFonts w:asciiTheme="majorBidi" w:hAnsiTheme="majorBidi" w:cstheme="majorBidi"/>
-                <w:sz w:val="18"/>
-                <w:szCs w:val="18"/>
-                <w:rtl/>
-                <w:lang w:bidi="ar-IQ"/>
-              </w:rPr>
-              <w:t xml:space="preserve">٧٠</w:t>
+                <w:b/>
+                <w:bCs/>
+                <w:sz w:val="18"/>
+                <w:szCs w:val="18"/>
+                <w:lang w:bidi="ar-IQ"/>
+              </w:rPr>
+            </w:pPr>
+            <w:r>
+              <w:rPr>
+                <w:rFonts w:asciiTheme="majorBidi" w:hAnsiTheme="majorBidi" w:cstheme="majorBidi"/>
+                <w:b/>
+                <w:bCs/>
+                <w:sz w:val="18"/>
+                <w:szCs w:val="18"/>
+                <w:rtl/>
+              </w:rPr>
+              <w:t>الدرجة</w:t>
             </w:r>
           </w:p>
         </w:tc>
@@ -5117,19 +3922,22 @@
               <w:spacing w:after="0"/>
               <w:rPr>
                 <w:rFonts w:asciiTheme="majorBidi" w:hAnsiTheme="majorBidi" w:cstheme="majorBidi"/>
-                <w:sz w:val="18"/>
-                <w:szCs w:val="18"/>
-              </w:rPr>
-            </w:pPr>
-            <w:r>
-              <w:rPr>
-                <w:rFonts w:asciiTheme="majorBidi" w:hAnsiTheme="majorBidi" w:cstheme="majorBidi"/>
-                <w:sz w:val="18"/>
-                <w:szCs w:val="18"/>
-                <w:rtl/>
-                <w:lang w:bidi="ar-IQ"/>
-              </w:rPr>
-              <w:t xml:space="preserve">٢</w:t>
+                <w:b/>
+                <w:bCs/>
+                <w:sz w:val="18"/>
+                <w:szCs w:val="18"/>
+              </w:rPr>
+            </w:pPr>
+            <w:r>
+              <w:rPr>
+                <w:rFonts w:asciiTheme="majorBidi" w:hAnsiTheme="majorBidi" w:cstheme="majorBidi"/>
+                <w:b/>
+                <w:bCs/>
+                <w:sz w:val="18"/>
+                <w:szCs w:val="18"/>
+                <w:rtl/>
+              </w:rPr>
+              <w:t>الوحدة</w:t>
             </w:r>
           </w:p>
         </w:tc>
@@ -5162,7 +3970,7 @@
                 <w:rtl/>
                 <w:lang w:bidi="ar-IQ"/>
               </w:rPr>
-              <w:t xml:space="preserve">تفاعل الانسان مع الحاسوب</w:t>
+              <w:t xml:space="preserve">اخلاقيات الحاسوب</w:t>
             </w:r>
           </w:p>
         </w:tc>
@@ -5190,7 +3998,7 @@
                 <w:rtl/>
                 <w:lang w:bidi="ar-IQ"/>
               </w:rPr>
-              <w:t xml:space="preserve">٨٠</w:t>
+              <w:t xml:space="preserve">٥٨</w:t>
             </w:r>
           </w:p>
         </w:tc>
@@ -5246,7 +4054,7 @@
                 <w:rtl/>
                 <w:lang w:bidi="ar-IQ"/>
               </w:rPr>
-              <w:t xml:space="preserve">المعالجات المايكروية</w:t>
+              <w:t xml:space="preserve">الاحتمالية والاحصاء</w:t>
             </w:r>
           </w:p>
         </w:tc>
@@ -5274,7 +4082,7 @@
                 <w:rtl/>
                 <w:lang w:bidi="ar-IQ"/>
               </w:rPr>
-              <w:t xml:space="preserve">٥٠</w:t>
+              <w:t xml:space="preserve">٥٣</w:t>
             </w:r>
           </w:p>
         </w:tc>
@@ -5334,7 +4142,7 @@
                 <w:rtl/>
                 <w:lang w:bidi="ar-IQ"/>
               </w:rPr>
-              <w:t xml:space="preserve">تنقيب البيانات</w:t>
+              <w:t xml:space="preserve">المترجمات</w:t>
             </w:r>
           </w:p>
         </w:tc>
@@ -5362,7 +4170,7 @@
                 <w:rtl/>
                 <w:lang w:bidi="ar-IQ"/>
               </w:rPr>
-              <w:t xml:space="preserve">٨٩</w:t>
+              <w:t xml:space="preserve">٦٣</w:t>
             </w:r>
           </w:p>
         </w:tc>
@@ -5390,7 +4198,7 @@
                 <w:rtl/>
                 <w:lang w:bidi="ar-IQ"/>
               </w:rPr>
-              <w:t xml:space="preserve">٢</w:t>
+              <w:t xml:space="preserve">٤</w:t>
             </w:r>
           </w:p>
         </w:tc>
@@ -5418,7 +4226,7 @@
                 <w:rtl/>
                 <w:lang w:bidi="ar-IQ"/>
               </w:rPr>
-              <w:t xml:space="preserve">النظرية الاحتسابية</w:t>
+              <w:t xml:space="preserve">البرمجة الكيانية 1</w:t>
             </w:r>
           </w:p>
         </w:tc>
@@ -5446,7 +4254,7 @@
                 <w:rtl/>
                 <w:lang w:bidi="ar-IQ"/>
               </w:rPr>
-              <w:t xml:space="preserve">٥٠</w:t>
+              <w:t xml:space="preserve">٥٣</w:t>
             </w:r>
           </w:p>
         </w:tc>
@@ -5506,6 +4314,2082 @@
                 <w:rtl/>
                 <w:lang w:bidi="ar-IQ"/>
               </w:rPr>
+              <w:t xml:space="preserve">بحوث العمليات</w:t>
+            </w:r>
+          </w:p>
+        </w:tc>
+        <w:tc>
+          <w:tcPr>
+            <w:tcW w:w="338" w:type="pct"/>
+          </w:tcPr>
+          <w:p>
+            <w:pPr>
+              <w:keepNext/>
+              <w:keepLines/>
+              <w:spacing w:after="0"/>
+              <w:rPr>
+                <w:rFonts w:asciiTheme="majorBidi" w:hAnsiTheme="majorBidi" w:cstheme="majorBidi"/>
+                <w:sz w:val="18"/>
+                <w:szCs w:val="18"/>
+                <w:lang w:bidi="ar-IQ"/>
+              </w:rPr>
+            </w:pPr>
+            <w:r>
+              <w:rPr>
+                <w:rFonts w:asciiTheme="majorBidi" w:hAnsiTheme="majorBidi" w:cstheme="majorBidi"/>
+                <w:sz w:val="18"/>
+                <w:szCs w:val="18"/>
+                <w:rtl/>
+                <w:lang w:bidi="ar-IQ"/>
+              </w:rPr>
+              <w:t xml:space="preserve">٥٠</w:t>
+            </w:r>
+          </w:p>
+        </w:tc>
+        <w:tc>
+          <w:tcPr>
+            <w:tcW w:w="339" w:type="pct"/>
+          </w:tcPr>
+          <w:p>
+            <w:pPr>
+              <w:keepNext/>
+              <w:keepLines/>
+              <w:spacing w:after="0"/>
+              <w:rPr>
+                <w:rFonts w:asciiTheme="majorBidi" w:hAnsiTheme="majorBidi" w:cstheme="majorBidi"/>
+                <w:sz w:val="18"/>
+                <w:szCs w:val="18"/>
+                <w:lang w:bidi="ar-IQ"/>
+              </w:rPr>
+            </w:pPr>
+            <w:r>
+              <w:rPr>
+                <w:rFonts w:asciiTheme="majorBidi" w:hAnsiTheme="majorBidi" w:cstheme="majorBidi"/>
+                <w:sz w:val="18"/>
+                <w:szCs w:val="18"/>
+                <w:rtl/>
+                <w:lang w:bidi="ar-IQ"/>
+              </w:rPr>
+              <w:t xml:space="preserve">٣</w:t>
+            </w:r>
+          </w:p>
+        </w:tc>
+        <w:tc>
+          <w:tcPr>
+            <w:tcW w:w="1831" w:type="pct"/>
+          </w:tcPr>
+          <w:p>
+            <w:pPr>
+              <w:keepNext/>
+              <w:keepLines/>
+              <w:spacing w:after="0"/>
+              <w:rPr>
+                <w:rFonts w:asciiTheme="majorBidi" w:hAnsiTheme="majorBidi" w:cstheme="majorBidi"/>
+                <w:sz w:val="18"/>
+                <w:szCs w:val="18"/>
+                <w:lang w:bidi="ar-IQ"/>
+              </w:rPr>
+            </w:pPr>
+            <w:r>
+              <w:rPr>
+                <w:rFonts w:asciiTheme="majorBidi" w:hAnsiTheme="majorBidi" w:cstheme="majorBidi"/>
+                <w:sz w:val="18"/>
+                <w:szCs w:val="18"/>
+                <w:rtl/>
+                <w:lang w:bidi="ar-IQ"/>
+              </w:rPr>
+              <w:t xml:space="preserve">الرسم بالحاسوب</w:t>
+            </w:r>
+          </w:p>
+        </w:tc>
+        <w:tc>
+          <w:tcPr>
+            <w:tcW w:w="339" w:type="pct"/>
+          </w:tcPr>
+          <w:p>
+            <w:pPr>
+              <w:keepNext/>
+              <w:keepLines/>
+              <w:spacing w:after="0"/>
+              <w:rPr>
+                <w:rFonts w:asciiTheme="majorBidi" w:hAnsiTheme="majorBidi" w:cstheme="majorBidi"/>
+                <w:sz w:val="18"/>
+                <w:szCs w:val="18"/>
+                <w:lang w:bidi="ar-IQ"/>
+              </w:rPr>
+            </w:pPr>
+            <w:r>
+              <w:rPr>
+                <w:rFonts w:asciiTheme="majorBidi" w:hAnsiTheme="majorBidi" w:cstheme="majorBidi"/>
+                <w:sz w:val="18"/>
+                <w:szCs w:val="18"/>
+                <w:rtl/>
+                <w:lang w:bidi="ar-IQ"/>
+              </w:rPr>
+              <w:t xml:space="preserve">٦٣</w:t>
+            </w:r>
+          </w:p>
+        </w:tc>
+        <w:tc>
+          <w:tcPr>
+            <w:tcW w:w="325" w:type="pct"/>
+          </w:tcPr>
+          <w:p>
+            <w:pPr>
+              <w:keepNext/>
+              <w:keepLines/>
+              <w:spacing w:after="0"/>
+              <w:rPr>
+                <w:rFonts w:asciiTheme="majorBidi" w:hAnsiTheme="majorBidi" w:cstheme="majorBidi"/>
+                <w:sz w:val="18"/>
+                <w:szCs w:val="18"/>
+              </w:rPr>
+            </w:pPr>
+            <w:r>
+              <w:rPr>
+                <w:rFonts w:asciiTheme="majorBidi" w:hAnsiTheme="majorBidi" w:cstheme="majorBidi"/>
+                <w:sz w:val="18"/>
+                <w:szCs w:val="18"/>
+                <w:rtl/>
+                <w:lang w:bidi="ar-IQ"/>
+              </w:rPr>
+              <w:t xml:space="preserve">٣</w:t>
+            </w:r>
+          </w:p>
+        </w:tc>
+      </w:tr>
+      <w:tr>
+        <w:trPr>
+          <w:cantSplit/>
+        </w:trPr>
+        <w:tc>
+          <w:tcPr>
+            <w:tcW w:w="1828" w:type="pct"/>
+          </w:tcPr>
+          <w:p>
+            <w:pPr>
+              <w:keepNext/>
+              <w:keepLines/>
+              <w:spacing w:after="0"/>
+              <w:rPr>
+                <w:rFonts w:asciiTheme="majorBidi" w:hAnsiTheme="majorBidi" w:cstheme="majorBidi"/>
+                <w:sz w:val="18"/>
+                <w:szCs w:val="18"/>
+                <w:lang w:bidi="ar-IQ"/>
+              </w:rPr>
+            </w:pPr>
+            <w:r>
+              <w:rPr>
+                <w:rFonts w:asciiTheme="majorBidi" w:hAnsiTheme="majorBidi" w:cstheme="majorBidi"/>
+                <w:sz w:val="18"/>
+                <w:szCs w:val="18"/>
+                <w:rtl/>
+                <w:lang w:bidi="ar-IQ"/>
+              </w:rPr>
+              <w:t xml:space="preserve">برمجة المواقع 2</w:t>
+            </w:r>
+          </w:p>
+        </w:tc>
+        <w:tc>
+          <w:tcPr>
+            <w:tcW w:w="338" w:type="pct"/>
+          </w:tcPr>
+          <w:p>
+            <w:pPr>
+              <w:keepNext/>
+              <w:keepLines/>
+              <w:spacing w:after="0"/>
+              <w:rPr>
+                <w:rFonts w:asciiTheme="majorBidi" w:hAnsiTheme="majorBidi" w:cstheme="majorBidi"/>
+                <w:sz w:val="18"/>
+                <w:szCs w:val="18"/>
+                <w:lang w:bidi="ar-IQ"/>
+              </w:rPr>
+            </w:pPr>
+            <w:r>
+              <w:rPr>
+                <w:rFonts w:asciiTheme="majorBidi" w:hAnsiTheme="majorBidi" w:cstheme="majorBidi"/>
+                <w:sz w:val="18"/>
+                <w:szCs w:val="18"/>
+                <w:rtl/>
+                <w:lang w:bidi="ar-IQ"/>
+              </w:rPr>
+              <w:t xml:space="preserve">٥٧</w:t>
+            </w:r>
+          </w:p>
+        </w:tc>
+        <w:tc>
+          <w:tcPr>
+            <w:tcW w:w="339" w:type="pct"/>
+          </w:tcPr>
+          <w:p>
+            <w:pPr>
+              <w:keepNext/>
+              <w:keepLines/>
+              <w:spacing w:after="0"/>
+              <w:rPr>
+                <w:rFonts w:asciiTheme="majorBidi" w:hAnsiTheme="majorBidi" w:cstheme="majorBidi"/>
+                <w:sz w:val="18"/>
+                <w:szCs w:val="18"/>
+                <w:lang w:bidi="ar-IQ"/>
+              </w:rPr>
+            </w:pPr>
+            <w:r>
+              <w:rPr>
+                <w:rFonts w:asciiTheme="majorBidi" w:hAnsiTheme="majorBidi" w:cstheme="majorBidi"/>
+                <w:sz w:val="18"/>
+                <w:szCs w:val="18"/>
+                <w:rtl/>
+                <w:lang w:bidi="ar-IQ"/>
+              </w:rPr>
+              <w:t xml:space="preserve">٣</w:t>
+            </w:r>
+          </w:p>
+        </w:tc>
+        <w:tc>
+          <w:tcPr>
+            <w:tcW w:w="1831" w:type="pct"/>
+          </w:tcPr>
+          <w:p>
+            <w:pPr>
+              <w:keepNext/>
+              <w:keepLines/>
+              <w:spacing w:after="0"/>
+              <w:rPr>
+                <w:rFonts w:asciiTheme="majorBidi" w:hAnsiTheme="majorBidi" w:cstheme="majorBidi"/>
+                <w:sz w:val="18"/>
+                <w:szCs w:val="18"/>
+                <w:lang w:bidi="ar-IQ"/>
+              </w:rPr>
+            </w:pPr>
+            <w:r>
+              <w:rPr>
+                <w:rFonts w:asciiTheme="majorBidi" w:hAnsiTheme="majorBidi" w:cstheme="majorBidi"/>
+                <w:sz w:val="18"/>
+                <w:szCs w:val="18"/>
+                <w:rtl/>
+                <w:lang w:bidi="ar-IQ"/>
+              </w:rPr>
+              <w:t xml:space="preserve">العربي</w:t>
+            </w:r>
+          </w:p>
+        </w:tc>
+        <w:tc>
+          <w:tcPr>
+            <w:tcW w:w="339" w:type="pct"/>
+          </w:tcPr>
+          <w:p>
+            <w:pPr>
+              <w:keepNext/>
+              <w:keepLines/>
+              <w:spacing w:after="0"/>
+              <w:rPr>
+                <w:rFonts w:asciiTheme="majorBidi" w:hAnsiTheme="majorBidi" w:cstheme="majorBidi"/>
+                <w:sz w:val="18"/>
+                <w:szCs w:val="18"/>
+                <w:lang w:bidi="ar-IQ"/>
+              </w:rPr>
+            </w:pPr>
+            <w:r>
+              <w:rPr>
+                <w:rFonts w:asciiTheme="majorBidi" w:hAnsiTheme="majorBidi" w:cstheme="majorBidi"/>
+                <w:sz w:val="18"/>
+                <w:szCs w:val="18"/>
+                <w:rtl/>
+                <w:lang w:bidi="ar-IQ"/>
+              </w:rPr>
+              <w:t xml:space="preserve">٧٠</w:t>
+            </w:r>
+          </w:p>
+        </w:tc>
+        <w:tc>
+          <w:tcPr>
+            <w:tcW w:w="325" w:type="pct"/>
+          </w:tcPr>
+          <w:p>
+            <w:pPr>
+              <w:keepNext/>
+              <w:keepLines/>
+              <w:spacing w:after="0"/>
+              <w:rPr>
+                <w:rFonts w:asciiTheme="majorBidi" w:hAnsiTheme="majorBidi" w:cstheme="majorBidi"/>
+                <w:sz w:val="18"/>
+                <w:szCs w:val="18"/>
+              </w:rPr>
+            </w:pPr>
+            <w:r>
+              <w:rPr>
+                <w:rFonts w:asciiTheme="majorBidi" w:hAnsiTheme="majorBidi" w:cstheme="majorBidi"/>
+                <w:sz w:val="18"/>
+                <w:szCs w:val="18"/>
+                <w:rtl/>
+                <w:lang w:bidi="ar-IQ"/>
+              </w:rPr>
+              <w:t xml:space="preserve">٢</w:t>
+            </w:r>
+          </w:p>
+        </w:tc>
+      </w:tr>
+      <w:tr>
+        <w:trPr>
+          <w:cantSplit/>
+        </w:trPr>
+        <w:tc>
+          <w:tcPr>
+            <w:tcW w:w="1828" w:type="pct"/>
+          </w:tcPr>
+          <w:p>
+            <w:pPr>
+              <w:keepNext/>
+              <w:keepLines/>
+              <w:spacing w:after="0"/>
+              <w:rPr>
+                <w:rFonts w:asciiTheme="majorBidi" w:hAnsiTheme="majorBidi" w:cstheme="majorBidi"/>
+                <w:sz w:val="18"/>
+                <w:szCs w:val="18"/>
+                <w:lang w:bidi="ar-IQ"/>
+              </w:rPr>
+            </w:pPr>
+            <w:r>
+              <w:rPr>
+                <w:rFonts w:asciiTheme="majorBidi" w:hAnsiTheme="majorBidi" w:cstheme="majorBidi"/>
+                <w:sz w:val="18"/>
+                <w:szCs w:val="18"/>
+                <w:rtl/>
+                <w:lang w:bidi="ar-IQ"/>
+              </w:rPr>
+              <w:t xml:space="preserve">شبكات الحاسوب 2</w:t>
+            </w:r>
+          </w:p>
+        </w:tc>
+        <w:tc>
+          <w:tcPr>
+            <w:tcW w:w="338" w:type="pct"/>
+          </w:tcPr>
+          <w:p>
+            <w:pPr>
+              <w:keepNext/>
+              <w:keepLines/>
+              <w:spacing w:after="0"/>
+              <w:rPr>
+                <w:rFonts w:asciiTheme="majorBidi" w:hAnsiTheme="majorBidi" w:cstheme="majorBidi"/>
+                <w:sz w:val="18"/>
+                <w:szCs w:val="18"/>
+                <w:lang w:bidi="ar-IQ"/>
+              </w:rPr>
+            </w:pPr>
+            <w:r>
+              <w:rPr>
+                <w:rFonts w:asciiTheme="majorBidi" w:hAnsiTheme="majorBidi" w:cstheme="majorBidi"/>
+                <w:sz w:val="18"/>
+                <w:szCs w:val="18"/>
+                <w:rtl/>
+                <w:lang w:bidi="ar-IQ"/>
+              </w:rPr>
+              <w:t xml:space="preserve">٥٠</w:t>
+            </w:r>
+          </w:p>
+        </w:tc>
+        <w:tc>
+          <w:tcPr>
+            <w:tcW w:w="339" w:type="pct"/>
+          </w:tcPr>
+          <w:p>
+            <w:pPr>
+              <w:keepNext/>
+              <w:keepLines/>
+              <w:spacing w:after="0"/>
+              <w:rPr>
+                <w:rFonts w:asciiTheme="majorBidi" w:hAnsiTheme="majorBidi" w:cstheme="majorBidi"/>
+                <w:sz w:val="18"/>
+                <w:szCs w:val="18"/>
+                <w:lang w:bidi="ar-IQ"/>
+              </w:rPr>
+            </w:pPr>
+            <w:r>
+              <w:rPr>
+                <w:rFonts w:asciiTheme="majorBidi" w:hAnsiTheme="majorBidi" w:cstheme="majorBidi"/>
+                <w:sz w:val="18"/>
+                <w:szCs w:val="18"/>
+                <w:rtl/>
+                <w:lang w:bidi="ar-IQ"/>
+              </w:rPr>
+              <w:t xml:space="preserve">٣</w:t>
+            </w:r>
+          </w:p>
+        </w:tc>
+        <w:tc>
+          <w:tcPr>
+            <w:tcW w:w="1831" w:type="pct"/>
+          </w:tcPr>
+          <w:p>
+            <w:pPr>
+              <w:keepNext/>
+              <w:keepLines/>
+              <w:spacing w:after="0"/>
+              <w:rPr>
+                <w:rFonts w:asciiTheme="majorBidi" w:hAnsiTheme="majorBidi" w:cstheme="majorBidi"/>
+                <w:sz w:val="18"/>
+                <w:szCs w:val="18"/>
+                <w:lang w:bidi="ar-IQ"/>
+              </w:rPr>
+            </w:pPr>
+            <w:r>
+              <w:rPr>
+                <w:rFonts w:asciiTheme="majorBidi" w:hAnsiTheme="majorBidi" w:cstheme="majorBidi"/>
+                <w:sz w:val="18"/>
+                <w:szCs w:val="18"/>
+                <w:rtl/>
+                <w:lang w:bidi="ar-IQ"/>
+              </w:rPr>
+              <w:t xml:space="preserve">المعالجات المايكروية</w:t>
+            </w:r>
+          </w:p>
+        </w:tc>
+        <w:tc>
+          <w:tcPr>
+            <w:tcW w:w="339" w:type="pct"/>
+          </w:tcPr>
+          <w:p>
+            <w:pPr>
+              <w:keepNext/>
+              <w:keepLines/>
+              <w:spacing w:after="0"/>
+              <w:rPr>
+                <w:rFonts w:asciiTheme="majorBidi" w:hAnsiTheme="majorBidi" w:cstheme="majorBidi"/>
+                <w:sz w:val="18"/>
+                <w:szCs w:val="18"/>
+                <w:lang w:bidi="ar-IQ"/>
+              </w:rPr>
+            </w:pPr>
+            <w:r>
+              <w:rPr>
+                <w:rFonts w:asciiTheme="majorBidi" w:hAnsiTheme="majorBidi" w:cstheme="majorBidi"/>
+                <w:sz w:val="18"/>
+                <w:szCs w:val="18"/>
+                <w:rtl/>
+                <w:lang w:bidi="ar-IQ"/>
+              </w:rPr>
+              <w:t xml:space="preserve">٥٠</w:t>
+            </w:r>
+          </w:p>
+        </w:tc>
+        <w:tc>
+          <w:tcPr>
+            <w:tcW w:w="325" w:type="pct"/>
+          </w:tcPr>
+          <w:p>
+            <w:pPr>
+              <w:keepNext/>
+              <w:keepLines/>
+              <w:spacing w:after="0"/>
+              <w:rPr>
+                <w:rFonts w:asciiTheme="majorBidi" w:hAnsiTheme="majorBidi" w:cstheme="majorBidi"/>
+                <w:sz w:val="18"/>
+                <w:szCs w:val="18"/>
+              </w:rPr>
+            </w:pPr>
+            <w:r>
+              <w:rPr>
+                <w:rFonts w:asciiTheme="majorBidi" w:hAnsiTheme="majorBidi" w:cstheme="majorBidi"/>
+                <w:sz w:val="18"/>
+                <w:szCs w:val="18"/>
+                <w:rtl/>
+                <w:lang w:bidi="ar-IQ"/>
+              </w:rPr>
+              <w:t xml:space="preserve">٣</w:t>
+            </w:r>
+          </w:p>
+        </w:tc>
+      </w:tr>
+      <w:tr>
+        <w:trPr>
+          <w:cantSplit/>
+        </w:trPr>
+        <w:tc>
+          <w:tcPr>
+            <w:tcW w:w="1828" w:type="pct"/>
+          </w:tcPr>
+          <w:p>
+            <w:pPr>
+              <w:keepNext/>
+              <w:keepLines/>
+              <w:spacing w:after="0"/>
+              <w:rPr>
+                <w:rFonts w:asciiTheme="majorBidi" w:hAnsiTheme="majorBidi" w:cstheme="majorBidi"/>
+                <w:sz w:val="18"/>
+                <w:szCs w:val="18"/>
+                <w:lang w:bidi="ar-IQ"/>
+              </w:rPr>
+            </w:pPr>
+            <w:r>
+              <w:rPr>
+                <w:rFonts w:asciiTheme="majorBidi" w:hAnsiTheme="majorBidi" w:cstheme="majorBidi"/>
+                <w:sz w:val="18"/>
+                <w:szCs w:val="18"/>
+                <w:rtl/>
+                <w:lang w:bidi="ar-IQ"/>
+              </w:rPr>
+              <w:t xml:space="preserve">معمارية الحاسوب</w:t>
+            </w:r>
+          </w:p>
+        </w:tc>
+        <w:tc>
+          <w:tcPr>
+            <w:tcW w:w="338" w:type="pct"/>
+          </w:tcPr>
+          <w:p>
+            <w:pPr>
+              <w:keepNext/>
+              <w:keepLines/>
+              <w:spacing w:after="0"/>
+              <w:rPr>
+                <w:rFonts w:asciiTheme="majorBidi" w:hAnsiTheme="majorBidi" w:cstheme="majorBidi"/>
+                <w:sz w:val="18"/>
+                <w:szCs w:val="18"/>
+                <w:lang w:bidi="ar-IQ"/>
+              </w:rPr>
+            </w:pPr>
+            <w:r>
+              <w:rPr>
+                <w:rFonts w:asciiTheme="majorBidi" w:hAnsiTheme="majorBidi" w:cstheme="majorBidi"/>
+                <w:sz w:val="18"/>
+                <w:szCs w:val="18"/>
+                <w:rtl/>
+                <w:lang w:bidi="ar-IQ"/>
+              </w:rPr>
+              <w:t xml:space="preserve">٥١</w:t>
+            </w:r>
+          </w:p>
+        </w:tc>
+        <w:tc>
+          <w:tcPr>
+            <w:tcW w:w="339" w:type="pct"/>
+          </w:tcPr>
+          <w:p>
+            <w:pPr>
+              <w:keepNext/>
+              <w:keepLines/>
+              <w:spacing w:after="0"/>
+              <w:rPr>
+                <w:rFonts w:asciiTheme="majorBidi" w:hAnsiTheme="majorBidi" w:cstheme="majorBidi"/>
+                <w:sz w:val="18"/>
+                <w:szCs w:val="18"/>
+                <w:lang w:bidi="ar-IQ"/>
+              </w:rPr>
+            </w:pPr>
+            <w:r>
+              <w:rPr>
+                <w:rFonts w:asciiTheme="majorBidi" w:hAnsiTheme="majorBidi" w:cstheme="majorBidi"/>
+                <w:sz w:val="18"/>
+                <w:szCs w:val="18"/>
+                <w:rtl/>
+                <w:lang w:bidi="ar-IQ"/>
+              </w:rPr>
+              <w:t xml:space="preserve">٣</w:t>
+            </w:r>
+          </w:p>
+        </w:tc>
+        <w:tc>
+          <w:tcPr>
+            <w:tcW w:w="1831" w:type="pct"/>
+          </w:tcPr>
+          <w:p>
+            <w:pPr>
+              <w:keepNext/>
+              <w:keepLines/>
+              <w:spacing w:after="0"/>
+              <w:rPr>
+                <w:rFonts w:asciiTheme="majorBidi" w:hAnsiTheme="majorBidi" w:cstheme="majorBidi"/>
+                <w:sz w:val="18"/>
+                <w:szCs w:val="18"/>
+                <w:lang w:bidi="ar-IQ"/>
+              </w:rPr>
+            </w:pPr>
+            <w:r>
+              <w:rPr>
+                <w:rFonts w:asciiTheme="majorBidi" w:hAnsiTheme="majorBidi" w:cstheme="majorBidi"/>
+                <w:sz w:val="18"/>
+                <w:szCs w:val="18"/>
+                <w:rtl/>
+                <w:lang w:bidi="ar-IQ"/>
+              </w:rPr>
+              <w:t xml:space="preserve"/>
+            </w:r>
+          </w:p>
+        </w:tc>
+        <w:tc>
+          <w:tcPr>
+            <w:tcW w:w="339" w:type="pct"/>
+          </w:tcPr>
+          <w:p>
+            <w:pPr>
+              <w:keepNext/>
+              <w:keepLines/>
+              <w:spacing w:after="0"/>
+              <w:rPr>
+                <w:rFonts w:asciiTheme="majorBidi" w:hAnsiTheme="majorBidi" w:cstheme="majorBidi"/>
+                <w:sz w:val="18"/>
+                <w:szCs w:val="18"/>
+                <w:lang w:bidi="ar-IQ"/>
+              </w:rPr>
+            </w:pPr>
+            <w:r>
+              <w:rPr>
+                <w:rFonts w:asciiTheme="majorBidi" w:hAnsiTheme="majorBidi" w:cstheme="majorBidi"/>
+                <w:sz w:val="18"/>
+                <w:szCs w:val="18"/>
+                <w:rtl/>
+                <w:lang w:bidi="ar-IQ"/>
+              </w:rPr>
+              <w:t xml:space="preserve"/>
+            </w:r>
+          </w:p>
+        </w:tc>
+        <w:tc>
+          <w:tcPr>
+            <w:tcW w:w="325" w:type="pct"/>
+          </w:tcPr>
+          <w:p>
+            <w:pPr>
+              <w:keepNext/>
+              <w:keepLines/>
+              <w:spacing w:after="0"/>
+              <w:rPr>
+                <w:rFonts w:asciiTheme="majorBidi" w:hAnsiTheme="majorBidi" w:cstheme="majorBidi"/>
+                <w:sz w:val="18"/>
+                <w:szCs w:val="18"/>
+              </w:rPr>
+            </w:pPr>
+            <w:r>
+              <w:rPr>
+                <w:rFonts w:asciiTheme="majorBidi" w:hAnsiTheme="majorBidi" w:cstheme="majorBidi"/>
+                <w:sz w:val="18"/>
+                <w:szCs w:val="18"/>
+                <w:rtl/>
+                <w:lang w:bidi="ar-IQ"/>
+              </w:rPr>
+              <w:t xml:space="preserve"/>
+            </w:r>
+          </w:p>
+        </w:tc>
+      </w:tr>
+    </w:tbl>
+    <w:p>
+      <w:pPr>
+        <w:keepNext/>
+        <w:keepLines/>
+        <w:spacing w:line="240" w:lineRule="auto"/>
+        <w:rPr>
+          <w:rFonts w:asciiTheme="majorBidi" w:hAnsiTheme="majorBidi" w:cstheme="majorBidi"/>
+          <w:lang w:bidi="ar-IQ"/>
+        </w:rPr>
+      </w:pPr>
+      <w:r>
+        <w:rPr>
+          <w:rFonts w:asciiTheme="majorBidi" w:hAnsiTheme="majorBidi" w:cstheme="majorBidi"/>
+          <w:rtl/>
+          <w:lang w:bidi="ar-IQ"/>
+        </w:rPr>
+        <w:t xml:space="preserve"/>
+      </w:r>
+    </w:p>
+    <w:tbl>
+      <w:tblPr>
+        <w:tblStyle w:val="TableGrid"/>
+        <w:bidiVisual/>
+        <w:tblW w:w="5000" w:type="pct"/>
+        <w:tblLayout w:type="fixed"/>
+        <w:tblLook w:val="04A0" w:firstRow="1" w:lastRow="0" w:firstColumn="1" w:lastColumn="0" w:noHBand="0" w:noVBand="1"/>
+      </w:tblPr>
+      <w:tblGrid>
+        <w:gridCol w:w="3822"/>
+        <w:gridCol w:w="707"/>
+        <w:gridCol w:w="709"/>
+        <w:gridCol w:w="3829"/>
+        <w:gridCol w:w="709"/>
+        <w:gridCol w:w="680"/>
+      </w:tblGrid>
+      <w:tr>
+        <w:trPr>
+          <w:cantSplit/>
+        </w:trPr>
+        <w:tc>
+          <w:tcPr>
+            <w:tcW w:w="2505" w:type="pct"/>
+            <w:gridSpan w:val="3"/>
+          </w:tcPr>
+          <w:p>
+            <w:pPr>
+              <w:keepNext/>
+              <w:keepLines/>
+              <w:spacing w:after="0"/>
+              <w:rPr>
+                <w:rFonts w:asciiTheme="majorBidi" w:hAnsiTheme="majorBidi" w:cstheme="majorBidi"/>
+                <w:sz w:val="18"/>
+                <w:szCs w:val="18"/>
+                <w:lang w:bidi="ar-IQ"/>
+              </w:rPr>
+            </w:pPr>
+            <w:r>
+              <w:rPr>
+                <w:rFonts w:asciiTheme="majorBidi" w:hAnsiTheme="majorBidi" w:cstheme="majorBidi"/>
+                <w:sz w:val="18"/>
+                <w:szCs w:val="18"/>
+                <w:rtl/>
+                <w:lang w:bidi="ar-IQ"/>
+              </w:rPr>
+              <w:t xml:space="preserve">٢٠١٩</w:t>
+            </w:r>
+            <w:r>
+              <w:rPr>
+                <w:rFonts w:asciiTheme="majorBidi" w:hAnsiTheme="majorBidi" w:cstheme="majorBidi" w:hint="cs"/>
+                <w:sz w:val="18"/>
+                <w:szCs w:val="18"/>
+                <w:rtl/>
+                <w:lang w:bidi="ar-IQ"/>
+              </w:rPr>
+              <w:t xml:space="preserve"> - المرحلة </w:t>
+            </w:r>
+            <w:r>
+              <w:rPr>
+                <w:rFonts w:asciiTheme="majorBidi" w:hAnsiTheme="majorBidi" w:cstheme="majorBidi"/>
+                <w:sz w:val="18"/>
+                <w:szCs w:val="18"/>
+                <w:lang w:bidi="ar-IQ"/>
+              </w:rPr>
+              <w:t xml:space="preserve"/>
+            </w:r>
+          </w:p>
+        </w:tc>
+        <w:tc>
+          <w:tcPr>
+            <w:tcW w:w="2495" w:type="pct"/>
+            <w:gridSpan w:val="3"/>
+          </w:tcPr>
+          <w:p>
+            <w:pPr>
+              <w:keepNext/>
+              <w:keepLines/>
+              <w:spacing w:after="0"/>
+              <w:rPr>
+                <w:rFonts w:asciiTheme="majorBidi" w:hAnsiTheme="majorBidi" w:cstheme="majorBidi"/>
+                <w:sz w:val="18"/>
+                <w:szCs w:val="18"/>
+              </w:rPr>
+            </w:pPr>
+            <w:r>
+              <w:rPr>
+                <w:rFonts w:asciiTheme="majorBidi" w:hAnsiTheme="majorBidi" w:cstheme="majorBidi"/>
+                <w:sz w:val="18"/>
+                <w:szCs w:val="18"/>
+                <w:rtl/>
+                <w:lang w:bidi="ar-IQ"/>
+              </w:rPr>
+              <w:t xml:space="preserve">٢٠١٧ (٤)</w:t>
+            </w:r>
+            <w:r>
+              <w:rPr>
+                <w:rFonts w:asciiTheme="majorBidi" w:hAnsiTheme="majorBidi" w:cstheme="majorBidi" w:hint="cs"/>
+                <w:sz w:val="18"/>
+                <w:szCs w:val="18"/>
+                <w:rtl/>
+                <w:lang w:bidi="ar-IQ"/>
+              </w:rPr>
+              <w:t xml:space="preserve"> </w:t>
+            </w:r>
+            <w:r>
+              <w:rPr>
+                <w:rFonts w:asciiTheme="majorBidi" w:hAnsiTheme="majorBidi" w:cstheme="majorBidi"/>
+                <w:sz w:val="18"/>
+                <w:szCs w:val="18"/>
+                <w:rtl/>
+                <w:lang w:bidi="ar-IQ"/>
+              </w:rPr>
+              <w:t>–</w:t>
+            </w:r>
+            <w:r>
+              <w:rPr>
+                <w:rFonts w:asciiTheme="majorBidi" w:hAnsiTheme="majorBidi" w:cstheme="majorBidi" w:hint="cs"/>
+                <w:sz w:val="18"/>
+                <w:szCs w:val="18"/>
+                <w:rtl/>
+                <w:lang w:bidi="ar-IQ"/>
+              </w:rPr>
+              <w:t xml:space="preserve"> المرحلة</w:t>
+            </w:r>
+            <w:r>
+              <w:rPr>
+                <w:rFonts w:asciiTheme="majorBidi" w:hAnsiTheme="majorBidi" w:cstheme="majorBidi" w:hint="cs"/>
+                <w:sz w:val="18"/>
+                <w:szCs w:val="18"/>
+                <w:rtl/>
+                <w:lang w:bidi="ar-IQ"/>
+              </w:rPr>
+              <w:t xml:space="preserve"> </w:t>
+            </w:r>
+            <w:r>
+              <w:rPr>
+                <w:rFonts w:asciiTheme="majorBidi" w:hAnsiTheme="majorBidi" w:cstheme="majorBidi"/>
+                <w:sz w:val="18"/>
+                <w:szCs w:val="18"/>
+                <w:lang w:bidi="ar-IQ"/>
+              </w:rPr>
+              <w:t xml:space="preserve"/>
+            </w:r>
+          </w:p>
+        </w:tc>
+      </w:tr>
+      <w:tr>
+        <w:trPr>
+          <w:cantSplit/>
+        </w:trPr>
+        <w:tc>
+          <w:tcPr>
+            <w:tcW w:w="1828" w:type="pct"/>
+          </w:tcPr>
+          <w:p>
+            <w:pPr>
+              <w:keepNext/>
+              <w:keepLines/>
+              <w:spacing w:after="0"/>
+              <w:rPr>
+                <w:rFonts w:asciiTheme="majorBidi" w:hAnsiTheme="majorBidi" w:cstheme="majorBidi"/>
+                <w:b/>
+                <w:bCs/>
+                <w:sz w:val="18"/>
+                <w:szCs w:val="18"/>
+                <w:lang w:bidi="ar-IQ"/>
+              </w:rPr>
+            </w:pPr>
+            <w:r>
+              <w:rPr>
+                <w:rFonts w:asciiTheme="majorBidi" w:hAnsiTheme="majorBidi" w:cstheme="majorBidi"/>
+                <w:b/>
+                <w:bCs/>
+                <w:sz w:val="18"/>
+                <w:szCs w:val="18"/>
+                <w:rtl/>
+              </w:rPr>
+              <w:t>المادة الدراسية</w:t>
+            </w:r>
+          </w:p>
+        </w:tc>
+        <w:tc>
+          <w:tcPr>
+            <w:tcW w:w="338" w:type="pct"/>
+          </w:tcPr>
+          <w:p>
+            <w:pPr>
+              <w:keepNext/>
+              <w:keepLines/>
+              <w:spacing w:after="0"/>
+              <w:rPr>
+                <w:rFonts w:asciiTheme="majorBidi" w:hAnsiTheme="majorBidi" w:cstheme="majorBidi"/>
+                <w:b/>
+                <w:bCs/>
+                <w:sz w:val="18"/>
+                <w:szCs w:val="18"/>
+                <w:lang w:bidi="ar-IQ"/>
+              </w:rPr>
+            </w:pPr>
+            <w:r>
+              <w:rPr>
+                <w:rFonts w:asciiTheme="majorBidi" w:hAnsiTheme="majorBidi" w:cstheme="majorBidi"/>
+                <w:b/>
+                <w:bCs/>
+                <w:sz w:val="18"/>
+                <w:szCs w:val="18"/>
+                <w:rtl/>
+              </w:rPr>
+              <w:t>الدرجة</w:t>
+            </w:r>
+          </w:p>
+        </w:tc>
+        <w:tc>
+          <w:tcPr>
+            <w:tcW w:w="339" w:type="pct"/>
+          </w:tcPr>
+          <w:p>
+            <w:pPr>
+              <w:keepNext/>
+              <w:keepLines/>
+              <w:spacing w:after="0"/>
+              <w:rPr>
+                <w:rFonts w:asciiTheme="majorBidi" w:hAnsiTheme="majorBidi" w:cstheme="majorBidi"/>
+                <w:b/>
+                <w:bCs/>
+                <w:sz w:val="18"/>
+                <w:szCs w:val="18"/>
+                <w:lang w:bidi="ar-IQ"/>
+              </w:rPr>
+            </w:pPr>
+            <w:r>
+              <w:rPr>
+                <w:rFonts w:asciiTheme="majorBidi" w:hAnsiTheme="majorBidi" w:cstheme="majorBidi"/>
+                <w:b/>
+                <w:bCs/>
+                <w:sz w:val="18"/>
+                <w:szCs w:val="18"/>
+                <w:rtl/>
+              </w:rPr>
+              <w:t>الوحدة</w:t>
+            </w:r>
+          </w:p>
+        </w:tc>
+        <w:tc>
+          <w:tcPr>
+            <w:tcW w:w="1831" w:type="pct"/>
+          </w:tcPr>
+          <w:p>
+            <w:pPr>
+              <w:keepNext/>
+              <w:keepLines/>
+              <w:spacing w:after="0"/>
+              <w:rPr>
+                <w:rFonts w:asciiTheme="majorBidi" w:hAnsiTheme="majorBidi" w:cstheme="majorBidi"/>
+                <w:b/>
+                <w:bCs/>
+                <w:sz w:val="18"/>
+                <w:szCs w:val="18"/>
+                <w:lang w:bidi="ar-IQ"/>
+              </w:rPr>
+            </w:pPr>
+            <w:r>
+              <w:rPr>
+                <w:rFonts w:asciiTheme="majorBidi" w:hAnsiTheme="majorBidi" w:cstheme="majorBidi"/>
+                <w:b/>
+                <w:bCs/>
+                <w:sz w:val="18"/>
+                <w:szCs w:val="18"/>
+                <w:rtl/>
+              </w:rPr>
+              <w:t>المادة الدراسية</w:t>
+            </w:r>
+          </w:p>
+        </w:tc>
+        <w:tc>
+          <w:tcPr>
+            <w:tcW w:w="339" w:type="pct"/>
+          </w:tcPr>
+          <w:p>
+            <w:pPr>
+              <w:keepNext/>
+              <w:keepLines/>
+              <w:spacing w:after="0"/>
+              <w:rPr>
+                <w:rFonts w:asciiTheme="majorBidi" w:hAnsiTheme="majorBidi" w:cstheme="majorBidi"/>
+                <w:b/>
+                <w:bCs/>
+                <w:sz w:val="18"/>
+                <w:szCs w:val="18"/>
+                <w:lang w:bidi="ar-IQ"/>
+              </w:rPr>
+            </w:pPr>
+            <w:r>
+              <w:rPr>
+                <w:rFonts w:asciiTheme="majorBidi" w:hAnsiTheme="majorBidi" w:cstheme="majorBidi"/>
+                <w:b/>
+                <w:bCs/>
+                <w:sz w:val="18"/>
+                <w:szCs w:val="18"/>
+                <w:rtl/>
+              </w:rPr>
+              <w:t>الدرجة</w:t>
+            </w:r>
+          </w:p>
+        </w:tc>
+        <w:tc>
+          <w:tcPr>
+            <w:tcW w:w="325" w:type="pct"/>
+          </w:tcPr>
+          <w:p>
+            <w:pPr>
+              <w:keepNext/>
+              <w:keepLines/>
+              <w:spacing w:after="0"/>
+              <w:rPr>
+                <w:rFonts w:asciiTheme="majorBidi" w:hAnsiTheme="majorBidi" w:cstheme="majorBidi"/>
+                <w:b/>
+                <w:bCs/>
+                <w:sz w:val="18"/>
+                <w:szCs w:val="18"/>
+              </w:rPr>
+            </w:pPr>
+            <w:r>
+              <w:rPr>
+                <w:rFonts w:asciiTheme="majorBidi" w:hAnsiTheme="majorBidi" w:cstheme="majorBidi"/>
+                <w:b/>
+                <w:bCs/>
+                <w:sz w:val="18"/>
+                <w:szCs w:val="18"/>
+                <w:rtl/>
+              </w:rPr>
+              <w:t>الوحدة</w:t>
+            </w:r>
+          </w:p>
+        </w:tc>
+      </w:tr>
+      <w:tr>
+        <w:trPr>
+          <w:cantSplit/>
+        </w:trPr>
+        <w:tc>
+          <w:tcPr>
+            <w:tcW w:w="1828" w:type="pct"/>
+          </w:tcPr>
+          <w:p>
+            <w:pPr>
+              <w:keepNext/>
+              <w:keepLines/>
+              <w:spacing w:after="0"/>
+              <w:rPr>
+                <w:rFonts w:asciiTheme="majorBidi" w:hAnsiTheme="majorBidi" w:cstheme="majorBidi"/>
+                <w:sz w:val="18"/>
+                <w:szCs w:val="18"/>
+                <w:lang w:bidi="ar-IQ"/>
+              </w:rPr>
+            </w:pPr>
+            <w:r>
+              <w:rPr>
+                <w:rFonts w:asciiTheme="majorBidi" w:hAnsiTheme="majorBidi" w:cstheme="majorBidi"/>
+                <w:sz w:val="18"/>
+                <w:szCs w:val="18"/>
+                <w:rtl/>
+                <w:lang w:bidi="ar-IQ"/>
+              </w:rPr>
+              <w:t xml:space="preserve">الحوسبة السحابية</w:t>
+            </w:r>
+          </w:p>
+        </w:tc>
+        <w:tc>
+          <w:tcPr>
+            <w:tcW w:w="338" w:type="pct"/>
+          </w:tcPr>
+          <w:p>
+            <w:pPr>
+              <w:keepNext/>
+              <w:keepLines/>
+              <w:spacing w:after="0"/>
+              <w:rPr>
+                <w:rFonts w:asciiTheme="majorBidi" w:hAnsiTheme="majorBidi" w:cstheme="majorBidi"/>
+                <w:sz w:val="18"/>
+                <w:szCs w:val="18"/>
+                <w:lang w:bidi="ar-IQ"/>
+              </w:rPr>
+            </w:pPr>
+            <w:r>
+              <w:rPr>
+                <w:rFonts w:asciiTheme="majorBidi" w:hAnsiTheme="majorBidi" w:cstheme="majorBidi"/>
+                <w:sz w:val="18"/>
+                <w:szCs w:val="18"/>
+                <w:rtl/>
+                <w:lang w:bidi="ar-IQ"/>
+              </w:rPr>
+              <w:t xml:space="preserve">٨٤</w:t>
+            </w:r>
+          </w:p>
+        </w:tc>
+        <w:tc>
+          <w:tcPr>
+            <w:tcW w:w="339" w:type="pct"/>
+          </w:tcPr>
+          <w:p>
+            <w:pPr>
+              <w:keepNext/>
+              <w:keepLines/>
+              <w:spacing w:after="0"/>
+              <w:rPr>
+                <w:rFonts w:asciiTheme="majorBidi" w:hAnsiTheme="majorBidi" w:cstheme="majorBidi"/>
+                <w:sz w:val="18"/>
+                <w:szCs w:val="18"/>
+                <w:lang w:bidi="ar-IQ"/>
+              </w:rPr>
+            </w:pPr>
+            <w:r>
+              <w:rPr>
+                <w:rFonts w:asciiTheme="majorBidi" w:hAnsiTheme="majorBidi" w:cstheme="majorBidi"/>
+                <w:sz w:val="18"/>
+                <w:szCs w:val="18"/>
+                <w:rtl/>
+                <w:lang w:bidi="ar-IQ"/>
+              </w:rPr>
+              <w:t xml:space="preserve">٢</w:t>
+            </w:r>
+          </w:p>
+        </w:tc>
+        <w:tc>
+          <w:tcPr>
+            <w:tcW w:w="1831" w:type="pct"/>
+          </w:tcPr>
+          <w:p>
+            <w:pPr>
+              <w:keepNext/>
+              <w:keepLines/>
+              <w:spacing w:after="0"/>
+              <w:rPr>
+                <w:rFonts w:asciiTheme="majorBidi" w:hAnsiTheme="majorBidi" w:cstheme="majorBidi"/>
+                <w:sz w:val="18"/>
+                <w:szCs w:val="18"/>
+                <w:lang w:bidi="ar-IQ"/>
+              </w:rPr>
+            </w:pPr>
+            <w:r>
+              <w:rPr>
+                <w:rFonts w:asciiTheme="majorBidi" w:hAnsiTheme="majorBidi" w:cstheme="majorBidi"/>
+                <w:sz w:val="18"/>
+                <w:szCs w:val="18"/>
+                <w:rtl/>
+                <w:lang w:bidi="ar-IQ"/>
+              </w:rPr>
+              <w:t xml:space="preserve">البرمجة الكيانية 2</w:t>
+            </w:r>
+          </w:p>
+        </w:tc>
+        <w:tc>
+          <w:tcPr>
+            <w:tcW w:w="339" w:type="pct"/>
+          </w:tcPr>
+          <w:p>
+            <w:pPr>
+              <w:keepNext/>
+              <w:keepLines/>
+              <w:spacing w:after="0"/>
+              <w:rPr>
+                <w:rFonts w:asciiTheme="majorBidi" w:hAnsiTheme="majorBidi" w:cstheme="majorBidi"/>
+                <w:sz w:val="18"/>
+                <w:szCs w:val="18"/>
+                <w:lang w:bidi="ar-IQ"/>
+              </w:rPr>
+            </w:pPr>
+            <w:r>
+              <w:rPr>
+                <w:rFonts w:asciiTheme="majorBidi" w:hAnsiTheme="majorBidi" w:cstheme="majorBidi"/>
+                <w:sz w:val="18"/>
+                <w:szCs w:val="18"/>
+                <w:rtl/>
+                <w:lang w:bidi="ar-IQ"/>
+              </w:rPr>
+              <w:t xml:space="preserve">٥١</w:t>
+            </w:r>
+          </w:p>
+        </w:tc>
+        <w:tc>
+          <w:tcPr>
+            <w:tcW w:w="325" w:type="pct"/>
+          </w:tcPr>
+          <w:p>
+            <w:pPr>
+              <w:keepNext/>
+              <w:keepLines/>
+              <w:spacing w:after="0"/>
+              <w:rPr>
+                <w:rFonts w:asciiTheme="majorBidi" w:hAnsiTheme="majorBidi" w:cstheme="majorBidi"/>
+                <w:sz w:val="18"/>
+                <w:szCs w:val="18"/>
+              </w:rPr>
+            </w:pPr>
+            <w:r>
+              <w:rPr>
+                <w:rFonts w:asciiTheme="majorBidi" w:hAnsiTheme="majorBidi" w:cstheme="majorBidi"/>
+                <w:sz w:val="18"/>
+                <w:szCs w:val="18"/>
+                <w:rtl/>
+                <w:lang w:bidi="ar-IQ"/>
+              </w:rPr>
+              <w:t xml:space="preserve">٣</w:t>
+            </w:r>
+          </w:p>
+        </w:tc>
+      </w:tr>
+      <w:tr>
+        <w:trPr>
+          <w:cantSplit/>
+        </w:trPr>
+        <w:tc>
+          <w:tcPr>
+            <w:tcW w:w="1828" w:type="pct"/>
+          </w:tcPr>
+          <w:p>
+            <w:pPr>
+              <w:keepNext/>
+              <w:keepLines/>
+              <w:spacing w:after="0"/>
+              <w:rPr>
+                <w:rFonts w:asciiTheme="majorBidi" w:hAnsiTheme="majorBidi" w:cstheme="majorBidi"/>
+                <w:sz w:val="18"/>
+                <w:szCs w:val="18"/>
+                <w:lang w:bidi="ar-IQ"/>
+              </w:rPr>
+            </w:pPr>
+            <w:r>
+              <w:rPr>
+                <w:rFonts w:asciiTheme="majorBidi" w:hAnsiTheme="majorBidi" w:cstheme="majorBidi"/>
+                <w:sz w:val="18"/>
+                <w:szCs w:val="18"/>
+                <w:rtl/>
+                <w:lang w:bidi="ar-IQ"/>
+              </w:rPr>
+              <w:t xml:space="preserve">الذكاء الحاسوبي</w:t>
+            </w:r>
+          </w:p>
+        </w:tc>
+        <w:tc>
+          <w:tcPr>
+            <w:tcW w:w="338" w:type="pct"/>
+          </w:tcPr>
+          <w:p>
+            <w:pPr>
+              <w:keepNext/>
+              <w:keepLines/>
+              <w:spacing w:after="0"/>
+              <w:rPr>
+                <w:rFonts w:asciiTheme="majorBidi" w:hAnsiTheme="majorBidi" w:cstheme="majorBidi"/>
+                <w:sz w:val="18"/>
+                <w:szCs w:val="18"/>
+                <w:lang w:bidi="ar-IQ"/>
+              </w:rPr>
+            </w:pPr>
+            <w:r>
+              <w:rPr>
+                <w:rFonts w:asciiTheme="majorBidi" w:hAnsiTheme="majorBidi" w:cstheme="majorBidi"/>
+                <w:sz w:val="18"/>
+                <w:szCs w:val="18"/>
+                <w:rtl/>
+                <w:lang w:bidi="ar-IQ"/>
+              </w:rPr>
+              <w:t xml:space="preserve">٦٨</w:t>
+            </w:r>
+          </w:p>
+        </w:tc>
+        <w:tc>
+          <w:tcPr>
+            <w:tcW w:w="339" w:type="pct"/>
+          </w:tcPr>
+          <w:p>
+            <w:pPr>
+              <w:keepNext/>
+              <w:keepLines/>
+              <w:spacing w:after="0"/>
+              <w:rPr>
+                <w:rFonts w:asciiTheme="majorBidi" w:hAnsiTheme="majorBidi" w:cstheme="majorBidi"/>
+                <w:sz w:val="18"/>
+                <w:szCs w:val="18"/>
+                <w:lang w:bidi="ar-IQ"/>
+              </w:rPr>
+            </w:pPr>
+            <w:r>
+              <w:rPr>
+                <w:rFonts w:asciiTheme="majorBidi" w:hAnsiTheme="majorBidi" w:cstheme="majorBidi"/>
+                <w:sz w:val="18"/>
+                <w:szCs w:val="18"/>
+                <w:rtl/>
+                <w:lang w:bidi="ar-IQ"/>
+              </w:rPr>
+              <w:t xml:space="preserve">٣</w:t>
+            </w:r>
+          </w:p>
+        </w:tc>
+        <w:tc>
+          <w:tcPr>
+            <w:tcW w:w="1831" w:type="pct"/>
+          </w:tcPr>
+          <w:p>
+            <w:pPr>
+              <w:keepNext/>
+              <w:keepLines/>
+              <w:spacing w:after="0"/>
+              <w:rPr>
+                <w:rFonts w:asciiTheme="majorBidi" w:hAnsiTheme="majorBidi" w:cstheme="majorBidi"/>
+                <w:sz w:val="18"/>
+                <w:szCs w:val="18"/>
+                <w:lang w:bidi="ar-IQ"/>
+              </w:rPr>
+            </w:pPr>
+            <w:r>
+              <w:rPr>
+                <w:rFonts w:asciiTheme="majorBidi" w:hAnsiTheme="majorBidi" w:cstheme="majorBidi"/>
+                <w:sz w:val="18"/>
+                <w:szCs w:val="18"/>
+                <w:rtl/>
+                <w:lang w:bidi="ar-IQ"/>
+              </w:rPr>
+              <w:t xml:space="preserve">البرمجة المرئية</w:t>
+            </w:r>
+          </w:p>
+        </w:tc>
+        <w:tc>
+          <w:tcPr>
+            <w:tcW w:w="339" w:type="pct"/>
+          </w:tcPr>
+          <w:p>
+            <w:pPr>
+              <w:keepNext/>
+              <w:keepLines/>
+              <w:spacing w:after="0"/>
+              <w:rPr>
+                <w:rFonts w:asciiTheme="majorBidi" w:hAnsiTheme="majorBidi" w:cstheme="majorBidi"/>
+                <w:sz w:val="18"/>
+                <w:szCs w:val="18"/>
+                <w:lang w:bidi="ar-IQ"/>
+              </w:rPr>
+            </w:pPr>
+            <w:r>
+              <w:rPr>
+                <w:rFonts w:asciiTheme="majorBidi" w:hAnsiTheme="majorBidi" w:cstheme="majorBidi"/>
+                <w:sz w:val="18"/>
+                <w:szCs w:val="18"/>
+                <w:rtl/>
+                <w:lang w:bidi="ar-IQ"/>
+              </w:rPr>
+              <w:t xml:space="preserve">٥٠</w:t>
+            </w:r>
+          </w:p>
+        </w:tc>
+        <w:tc>
+          <w:tcPr>
+            <w:tcW w:w="325" w:type="pct"/>
+          </w:tcPr>
+          <w:p>
+            <w:pPr>
+              <w:keepNext/>
+              <w:keepLines/>
+              <w:spacing w:after="0"/>
+              <w:rPr>
+                <w:rFonts w:asciiTheme="majorBidi" w:hAnsiTheme="majorBidi" w:cstheme="majorBidi"/>
+                <w:sz w:val="18"/>
+                <w:szCs w:val="18"/>
+              </w:rPr>
+            </w:pPr>
+            <w:r>
+              <w:rPr>
+                <w:rFonts w:asciiTheme="majorBidi" w:hAnsiTheme="majorBidi" w:cstheme="majorBidi"/>
+                <w:sz w:val="18"/>
+                <w:szCs w:val="18"/>
+                <w:rtl/>
+                <w:lang w:bidi="ar-IQ"/>
+              </w:rPr>
+              <w:t xml:space="preserve">٣</w:t>
+            </w:r>
+          </w:p>
+        </w:tc>
+      </w:tr>
+      <w:tr>
+        <w:trPr>
+          <w:cantSplit/>
+        </w:trPr>
+        <w:tc>
+          <w:tcPr>
+            <w:tcW w:w="1828" w:type="pct"/>
+          </w:tcPr>
+          <w:p>
+            <w:pPr>
+              <w:keepNext/>
+              <w:keepLines/>
+              <w:spacing w:after="0"/>
+              <w:rPr>
+                <w:rFonts w:asciiTheme="majorBidi" w:hAnsiTheme="majorBidi" w:cstheme="majorBidi"/>
+                <w:sz w:val="18"/>
+                <w:szCs w:val="18"/>
+                <w:lang w:bidi="ar-IQ"/>
+              </w:rPr>
+            </w:pPr>
+            <w:r>
+              <w:rPr>
+                <w:rFonts w:asciiTheme="majorBidi" w:hAnsiTheme="majorBidi" w:cstheme="majorBidi"/>
+                <w:sz w:val="18"/>
+                <w:szCs w:val="18"/>
+                <w:rtl/>
+                <w:lang w:bidi="ar-IQ"/>
+              </w:rPr>
+              <w:t xml:space="preserve">الرؤيا بالحاسوب</w:t>
+            </w:r>
+          </w:p>
+        </w:tc>
+        <w:tc>
+          <w:tcPr>
+            <w:tcW w:w="338" w:type="pct"/>
+          </w:tcPr>
+          <w:p>
+            <w:pPr>
+              <w:keepNext/>
+              <w:keepLines/>
+              <w:spacing w:after="0"/>
+              <w:rPr>
+                <w:rFonts w:asciiTheme="majorBidi" w:hAnsiTheme="majorBidi" w:cstheme="majorBidi"/>
+                <w:sz w:val="18"/>
+                <w:szCs w:val="18"/>
+                <w:lang w:bidi="ar-IQ"/>
+              </w:rPr>
+            </w:pPr>
+            <w:r>
+              <w:rPr>
+                <w:rFonts w:asciiTheme="majorBidi" w:hAnsiTheme="majorBidi" w:cstheme="majorBidi"/>
+                <w:sz w:val="18"/>
+                <w:szCs w:val="18"/>
+                <w:rtl/>
+                <w:lang w:bidi="ar-IQ"/>
+              </w:rPr>
+              <w:t xml:space="preserve">٧٨</w:t>
+            </w:r>
+          </w:p>
+        </w:tc>
+        <w:tc>
+          <w:tcPr>
+            <w:tcW w:w="339" w:type="pct"/>
+          </w:tcPr>
+          <w:p>
+            <w:pPr>
+              <w:keepNext/>
+              <w:keepLines/>
+              <w:spacing w:after="0"/>
+              <w:rPr>
+                <w:rFonts w:asciiTheme="majorBidi" w:hAnsiTheme="majorBidi" w:cstheme="majorBidi"/>
+                <w:sz w:val="18"/>
+                <w:szCs w:val="18"/>
+                <w:lang w:bidi="ar-IQ"/>
+              </w:rPr>
+            </w:pPr>
+            <w:r>
+              <w:rPr>
+                <w:rFonts w:asciiTheme="majorBidi" w:hAnsiTheme="majorBidi" w:cstheme="majorBidi"/>
+                <w:sz w:val="18"/>
+                <w:szCs w:val="18"/>
+                <w:rtl/>
+                <w:lang w:bidi="ar-IQ"/>
+              </w:rPr>
+              <w:t xml:space="preserve">٣</w:t>
+            </w:r>
+          </w:p>
+        </w:tc>
+        <w:tc>
+          <w:tcPr>
+            <w:tcW w:w="1831" w:type="pct"/>
+          </w:tcPr>
+          <w:p>
+            <w:pPr>
+              <w:keepNext/>
+              <w:keepLines/>
+              <w:spacing w:after="0"/>
+              <w:rPr>
+                <w:rFonts w:asciiTheme="majorBidi" w:hAnsiTheme="majorBidi" w:cstheme="majorBidi"/>
+                <w:sz w:val="18"/>
+                <w:szCs w:val="18"/>
+                <w:lang w:bidi="ar-IQ"/>
+              </w:rPr>
+            </w:pPr>
+            <w:r>
+              <w:rPr>
+                <w:rFonts w:asciiTheme="majorBidi" w:hAnsiTheme="majorBidi" w:cstheme="majorBidi"/>
+                <w:sz w:val="18"/>
+                <w:szCs w:val="18"/>
+                <w:rtl/>
+                <w:lang w:bidi="ar-IQ"/>
+              </w:rPr>
+              <w:t xml:space="preserve">الطرق العددية</w:t>
+            </w:r>
+          </w:p>
+        </w:tc>
+        <w:tc>
+          <w:tcPr>
+            <w:tcW w:w="339" w:type="pct"/>
+          </w:tcPr>
+          <w:p>
+            <w:pPr>
+              <w:keepNext/>
+              <w:keepLines/>
+              <w:spacing w:after="0"/>
+              <w:rPr>
+                <w:rFonts w:asciiTheme="majorBidi" w:hAnsiTheme="majorBidi" w:cstheme="majorBidi"/>
+                <w:sz w:val="18"/>
+                <w:szCs w:val="18"/>
+                <w:lang w:bidi="ar-IQ"/>
+              </w:rPr>
+            </w:pPr>
+            <w:r>
+              <w:rPr>
+                <w:rFonts w:asciiTheme="majorBidi" w:hAnsiTheme="majorBidi" w:cstheme="majorBidi"/>
+                <w:sz w:val="18"/>
+                <w:szCs w:val="18"/>
+                <w:rtl/>
+                <w:lang w:bidi="ar-IQ"/>
+              </w:rPr>
+              <w:t xml:space="preserve">٦٦</w:t>
+            </w:r>
+          </w:p>
+        </w:tc>
+        <w:tc>
+          <w:tcPr>
+            <w:tcW w:w="325" w:type="pct"/>
+          </w:tcPr>
+          <w:p>
+            <w:pPr>
+              <w:keepNext/>
+              <w:keepLines/>
+              <w:spacing w:after="0"/>
+              <w:rPr>
+                <w:rFonts w:asciiTheme="majorBidi" w:hAnsiTheme="majorBidi" w:cstheme="majorBidi"/>
+                <w:sz w:val="18"/>
+                <w:szCs w:val="18"/>
+              </w:rPr>
+            </w:pPr>
+            <w:r>
+              <w:rPr>
+                <w:rFonts w:asciiTheme="majorBidi" w:hAnsiTheme="majorBidi" w:cstheme="majorBidi"/>
+                <w:sz w:val="18"/>
+                <w:szCs w:val="18"/>
+                <w:rtl/>
+                <w:lang w:bidi="ar-IQ"/>
+              </w:rPr>
+              <w:t xml:space="preserve">٣</w:t>
+            </w:r>
+          </w:p>
+        </w:tc>
+      </w:tr>
+      <w:tr>
+        <w:trPr>
+          <w:cantSplit/>
+        </w:trPr>
+        <w:tc>
+          <w:tcPr>
+            <w:tcW w:w="1828" w:type="pct"/>
+          </w:tcPr>
+          <w:p>
+            <w:pPr>
+              <w:keepNext/>
+              <w:keepLines/>
+              <w:spacing w:after="0"/>
+              <w:rPr>
+                <w:rFonts w:asciiTheme="majorBidi" w:hAnsiTheme="majorBidi" w:cstheme="majorBidi"/>
+                <w:sz w:val="18"/>
+                <w:szCs w:val="18"/>
+                <w:lang w:bidi="ar-IQ"/>
+              </w:rPr>
+            </w:pPr>
+            <w:r>
+              <w:rPr>
+                <w:rFonts w:asciiTheme="majorBidi" w:hAnsiTheme="majorBidi" w:cstheme="majorBidi"/>
+                <w:sz w:val="18"/>
+                <w:szCs w:val="18"/>
+                <w:rtl/>
+                <w:lang w:bidi="ar-IQ"/>
+              </w:rPr>
+              <w:t xml:space="preserve">انظمة التشغيل</w:t>
+            </w:r>
+          </w:p>
+        </w:tc>
+        <w:tc>
+          <w:tcPr>
+            <w:tcW w:w="338" w:type="pct"/>
+          </w:tcPr>
+          <w:p>
+            <w:pPr>
+              <w:keepNext/>
+              <w:keepLines/>
+              <w:spacing w:after="0"/>
+              <w:rPr>
+                <w:rFonts w:asciiTheme="majorBidi" w:hAnsiTheme="majorBidi" w:cstheme="majorBidi"/>
+                <w:sz w:val="18"/>
+                <w:szCs w:val="18"/>
+                <w:lang w:bidi="ar-IQ"/>
+              </w:rPr>
+            </w:pPr>
+            <w:r>
+              <w:rPr>
+                <w:rFonts w:asciiTheme="majorBidi" w:hAnsiTheme="majorBidi" w:cstheme="majorBidi"/>
+                <w:sz w:val="18"/>
+                <w:szCs w:val="18"/>
+                <w:rtl/>
+                <w:lang w:bidi="ar-IQ"/>
+              </w:rPr>
+              <w:t xml:space="preserve">٨٠</w:t>
+            </w:r>
+          </w:p>
+        </w:tc>
+        <w:tc>
+          <w:tcPr>
+            <w:tcW w:w="339" w:type="pct"/>
+          </w:tcPr>
+          <w:p>
+            <w:pPr>
+              <w:keepNext/>
+              <w:keepLines/>
+              <w:spacing w:after="0"/>
+              <w:rPr>
+                <w:rFonts w:asciiTheme="majorBidi" w:hAnsiTheme="majorBidi" w:cstheme="majorBidi"/>
+                <w:sz w:val="18"/>
+                <w:szCs w:val="18"/>
+                <w:lang w:bidi="ar-IQ"/>
+              </w:rPr>
+            </w:pPr>
+            <w:r>
+              <w:rPr>
+                <w:rFonts w:asciiTheme="majorBidi" w:hAnsiTheme="majorBidi" w:cstheme="majorBidi"/>
+                <w:sz w:val="18"/>
+                <w:szCs w:val="18"/>
+                <w:rtl/>
+                <w:lang w:bidi="ar-IQ"/>
+              </w:rPr>
+              <w:t xml:space="preserve">٣</w:t>
+            </w:r>
+          </w:p>
+        </w:tc>
+        <w:tc>
+          <w:tcPr>
+            <w:tcW w:w="1831" w:type="pct"/>
+          </w:tcPr>
+          <w:p>
+            <w:pPr>
+              <w:keepNext/>
+              <w:keepLines/>
+              <w:spacing w:after="0"/>
+              <w:rPr>
+                <w:rFonts w:asciiTheme="majorBidi" w:hAnsiTheme="majorBidi" w:cstheme="majorBidi"/>
+                <w:sz w:val="18"/>
+                <w:szCs w:val="18"/>
+                <w:lang w:bidi="ar-IQ"/>
+              </w:rPr>
+            </w:pPr>
+            <w:r>
+              <w:rPr>
+                <w:rFonts w:asciiTheme="majorBidi" w:hAnsiTheme="majorBidi" w:cstheme="majorBidi"/>
+                <w:sz w:val="18"/>
+                <w:szCs w:val="18"/>
+                <w:rtl/>
+                <w:lang w:bidi="ar-IQ"/>
+              </w:rPr>
+              <w:t xml:space="preserve">النظرية الاحتسابية</w:t>
+            </w:r>
+          </w:p>
+        </w:tc>
+        <w:tc>
+          <w:tcPr>
+            <w:tcW w:w="339" w:type="pct"/>
+          </w:tcPr>
+          <w:p>
+            <w:pPr>
+              <w:keepNext/>
+              <w:keepLines/>
+              <w:spacing w:after="0"/>
+              <w:rPr>
+                <w:rFonts w:asciiTheme="majorBidi" w:hAnsiTheme="majorBidi" w:cstheme="majorBidi"/>
+                <w:sz w:val="18"/>
+                <w:szCs w:val="18"/>
+                <w:lang w:bidi="ar-IQ"/>
+              </w:rPr>
+            </w:pPr>
+            <w:r>
+              <w:rPr>
+                <w:rFonts w:asciiTheme="majorBidi" w:hAnsiTheme="majorBidi" w:cstheme="majorBidi"/>
+                <w:sz w:val="18"/>
+                <w:szCs w:val="18"/>
+                <w:rtl/>
+                <w:lang w:bidi="ar-IQ"/>
+              </w:rPr>
+              <w:t xml:space="preserve">٥٠</w:t>
+            </w:r>
+          </w:p>
+        </w:tc>
+        <w:tc>
+          <w:tcPr>
+            <w:tcW w:w="325" w:type="pct"/>
+          </w:tcPr>
+          <w:p>
+            <w:pPr>
+              <w:keepNext/>
+              <w:keepLines/>
+              <w:spacing w:after="0"/>
+              <w:rPr>
+                <w:rFonts w:asciiTheme="majorBidi" w:hAnsiTheme="majorBidi" w:cstheme="majorBidi"/>
+                <w:sz w:val="18"/>
+                <w:szCs w:val="18"/>
+              </w:rPr>
+            </w:pPr>
+            <w:r>
+              <w:rPr>
+                <w:rFonts w:asciiTheme="majorBidi" w:hAnsiTheme="majorBidi" w:cstheme="majorBidi"/>
+                <w:sz w:val="18"/>
+                <w:szCs w:val="18"/>
+                <w:rtl/>
+                <w:lang w:bidi="ar-IQ"/>
+              </w:rPr>
+              <w:t xml:space="preserve">٣</w:t>
+            </w:r>
+          </w:p>
+        </w:tc>
+      </w:tr>
+      <w:tr>
+        <w:trPr>
+          <w:cantSplit/>
+        </w:trPr>
+        <w:tc>
+          <w:tcPr>
+            <w:tcW w:w="1828" w:type="pct"/>
+          </w:tcPr>
+          <w:p>
+            <w:pPr>
+              <w:keepNext/>
+              <w:keepLines/>
+              <w:spacing w:after="0"/>
+              <w:rPr>
+                <w:rFonts w:asciiTheme="majorBidi" w:hAnsiTheme="majorBidi" w:cstheme="majorBidi"/>
+                <w:sz w:val="18"/>
+                <w:szCs w:val="18"/>
+                <w:lang w:bidi="ar-IQ"/>
+              </w:rPr>
+            </w:pPr>
+            <w:r>
+              <w:rPr>
+                <w:rFonts w:asciiTheme="majorBidi" w:hAnsiTheme="majorBidi" w:cstheme="majorBidi"/>
+                <w:sz w:val="18"/>
+                <w:szCs w:val="18"/>
+                <w:rtl/>
+                <w:lang w:bidi="ar-IQ"/>
+              </w:rPr>
+              <w:t xml:space="preserve">تطبيقات النقال</w:t>
+            </w:r>
+          </w:p>
+        </w:tc>
+        <w:tc>
+          <w:tcPr>
+            <w:tcW w:w="338" w:type="pct"/>
+          </w:tcPr>
+          <w:p>
+            <w:pPr>
+              <w:keepNext/>
+              <w:keepLines/>
+              <w:spacing w:after="0"/>
+              <w:rPr>
+                <w:rFonts w:asciiTheme="majorBidi" w:hAnsiTheme="majorBidi" w:cstheme="majorBidi"/>
+                <w:sz w:val="18"/>
+                <w:szCs w:val="18"/>
+                <w:lang w:bidi="ar-IQ"/>
+              </w:rPr>
+            </w:pPr>
+            <w:r>
+              <w:rPr>
+                <w:rFonts w:asciiTheme="majorBidi" w:hAnsiTheme="majorBidi" w:cstheme="majorBidi"/>
+                <w:sz w:val="18"/>
+                <w:szCs w:val="18"/>
+                <w:rtl/>
+                <w:lang w:bidi="ar-IQ"/>
+              </w:rPr>
+              <w:t xml:space="preserve">٩٠</w:t>
+            </w:r>
+          </w:p>
+        </w:tc>
+        <w:tc>
+          <w:tcPr>
+            <w:tcW w:w="339" w:type="pct"/>
+          </w:tcPr>
+          <w:p>
+            <w:pPr>
+              <w:keepNext/>
+              <w:keepLines/>
+              <w:spacing w:after="0"/>
+              <w:rPr>
+                <w:rFonts w:asciiTheme="majorBidi" w:hAnsiTheme="majorBidi" w:cstheme="majorBidi"/>
+                <w:sz w:val="18"/>
+                <w:szCs w:val="18"/>
+                <w:lang w:bidi="ar-IQ"/>
+              </w:rPr>
+            </w:pPr>
+            <w:r>
+              <w:rPr>
+                <w:rFonts w:asciiTheme="majorBidi" w:hAnsiTheme="majorBidi" w:cstheme="majorBidi"/>
+                <w:sz w:val="18"/>
+                <w:szCs w:val="18"/>
+                <w:rtl/>
+                <w:lang w:bidi="ar-IQ"/>
+              </w:rPr>
+              <w:t xml:space="preserve">٣</w:t>
+            </w:r>
+          </w:p>
+        </w:tc>
+        <w:tc>
+          <w:tcPr>
+            <w:tcW w:w="1831" w:type="pct"/>
+          </w:tcPr>
+          <w:p>
+            <w:pPr>
+              <w:keepNext/>
+              <w:keepLines/>
+              <w:spacing w:after="0"/>
+              <w:rPr>
+                <w:rFonts w:asciiTheme="majorBidi" w:hAnsiTheme="majorBidi" w:cstheme="majorBidi"/>
+                <w:sz w:val="18"/>
+                <w:szCs w:val="18"/>
+                <w:lang w:bidi="ar-IQ"/>
+              </w:rPr>
+            </w:pPr>
+            <w:r>
+              <w:rPr>
+                <w:rFonts w:asciiTheme="majorBidi" w:hAnsiTheme="majorBidi" w:cstheme="majorBidi"/>
+                <w:sz w:val="18"/>
+                <w:szCs w:val="18"/>
+                <w:rtl/>
+                <w:lang w:bidi="ar-IQ"/>
+              </w:rPr>
+              <w:t xml:space="preserve">هياكل البيانات 1</w:t>
+            </w:r>
+          </w:p>
+        </w:tc>
+        <w:tc>
+          <w:tcPr>
+            <w:tcW w:w="339" w:type="pct"/>
+          </w:tcPr>
+          <w:p>
+            <w:pPr>
+              <w:keepNext/>
+              <w:keepLines/>
+              <w:spacing w:after="0"/>
+              <w:rPr>
+                <w:rFonts w:asciiTheme="majorBidi" w:hAnsiTheme="majorBidi" w:cstheme="majorBidi"/>
+                <w:sz w:val="18"/>
+                <w:szCs w:val="18"/>
+                <w:lang w:bidi="ar-IQ"/>
+              </w:rPr>
+            </w:pPr>
+            <w:r>
+              <w:rPr>
+                <w:rFonts w:asciiTheme="majorBidi" w:hAnsiTheme="majorBidi" w:cstheme="majorBidi"/>
+                <w:sz w:val="18"/>
+                <w:szCs w:val="18"/>
+                <w:rtl/>
+                <w:lang w:bidi="ar-IQ"/>
+              </w:rPr>
+              <w:t xml:space="preserve">٦٣</w:t>
+            </w:r>
+          </w:p>
+        </w:tc>
+        <w:tc>
+          <w:tcPr>
+            <w:tcW w:w="325" w:type="pct"/>
+          </w:tcPr>
+          <w:p>
+            <w:pPr>
+              <w:keepNext/>
+              <w:keepLines/>
+              <w:spacing w:after="0"/>
+              <w:rPr>
+                <w:rFonts w:asciiTheme="majorBidi" w:hAnsiTheme="majorBidi" w:cstheme="majorBidi"/>
+                <w:sz w:val="18"/>
+                <w:szCs w:val="18"/>
+              </w:rPr>
+            </w:pPr>
+            <w:r>
+              <w:rPr>
+                <w:rFonts w:asciiTheme="majorBidi" w:hAnsiTheme="majorBidi" w:cstheme="majorBidi"/>
+                <w:sz w:val="18"/>
+                <w:szCs w:val="18"/>
+                <w:rtl/>
+                <w:lang w:bidi="ar-IQ"/>
+              </w:rPr>
+              <w:t xml:space="preserve">٣</w:t>
+            </w:r>
+          </w:p>
+        </w:tc>
+      </w:tr>
+      <w:tr>
+        <w:trPr>
+          <w:cantSplit/>
+        </w:trPr>
+        <w:tc>
+          <w:tcPr>
+            <w:tcW w:w="1828" w:type="pct"/>
+          </w:tcPr>
+          <w:p>
+            <w:pPr>
+              <w:keepNext/>
+              <w:keepLines/>
+              <w:spacing w:after="0"/>
+              <w:rPr>
+                <w:rFonts w:asciiTheme="majorBidi" w:hAnsiTheme="majorBidi" w:cstheme="majorBidi"/>
+                <w:sz w:val="18"/>
+                <w:szCs w:val="18"/>
+                <w:lang w:bidi="ar-IQ"/>
+              </w:rPr>
+            </w:pPr>
+            <w:r>
+              <w:rPr>
+                <w:rFonts w:asciiTheme="majorBidi" w:hAnsiTheme="majorBidi" w:cstheme="majorBidi"/>
+                <w:sz w:val="18"/>
+                <w:szCs w:val="18"/>
+                <w:rtl/>
+                <w:lang w:bidi="ar-IQ"/>
+              </w:rPr>
+              <w:t xml:space="preserve">تنقيب البيانات</w:t>
+            </w:r>
+          </w:p>
+        </w:tc>
+        <w:tc>
+          <w:tcPr>
+            <w:tcW w:w="338" w:type="pct"/>
+          </w:tcPr>
+          <w:p>
+            <w:pPr>
+              <w:keepNext/>
+              <w:keepLines/>
+              <w:spacing w:after="0"/>
+              <w:rPr>
+                <w:rFonts w:asciiTheme="majorBidi" w:hAnsiTheme="majorBidi" w:cstheme="majorBidi"/>
+                <w:sz w:val="18"/>
+                <w:szCs w:val="18"/>
+                <w:lang w:bidi="ar-IQ"/>
+              </w:rPr>
+            </w:pPr>
+            <w:r>
+              <w:rPr>
+                <w:rFonts w:asciiTheme="majorBidi" w:hAnsiTheme="majorBidi" w:cstheme="majorBidi"/>
+                <w:sz w:val="18"/>
+                <w:szCs w:val="18"/>
+                <w:rtl/>
+                <w:lang w:bidi="ar-IQ"/>
+              </w:rPr>
+              <w:t xml:space="preserve">٨٩</w:t>
+            </w:r>
+          </w:p>
+        </w:tc>
+        <w:tc>
+          <w:tcPr>
+            <w:tcW w:w="339" w:type="pct"/>
+          </w:tcPr>
+          <w:p>
+            <w:pPr>
+              <w:keepNext/>
+              <w:keepLines/>
+              <w:spacing w:after="0"/>
+              <w:rPr>
+                <w:rFonts w:asciiTheme="majorBidi" w:hAnsiTheme="majorBidi" w:cstheme="majorBidi"/>
+                <w:sz w:val="18"/>
+                <w:szCs w:val="18"/>
+                <w:lang w:bidi="ar-IQ"/>
+              </w:rPr>
+            </w:pPr>
+            <w:r>
+              <w:rPr>
+                <w:rFonts w:asciiTheme="majorBidi" w:hAnsiTheme="majorBidi" w:cstheme="majorBidi"/>
+                <w:sz w:val="18"/>
+                <w:szCs w:val="18"/>
+                <w:rtl/>
+                <w:lang w:bidi="ar-IQ"/>
+              </w:rPr>
+              <w:t xml:space="preserve">٢</w:t>
+            </w:r>
+          </w:p>
+        </w:tc>
+        <w:tc>
+          <w:tcPr>
+            <w:tcW w:w="1831" w:type="pct"/>
+          </w:tcPr>
+          <w:p>
+            <w:pPr>
+              <w:keepNext/>
+              <w:keepLines/>
+              <w:spacing w:after="0"/>
+              <w:rPr>
+                <w:rFonts w:asciiTheme="majorBidi" w:hAnsiTheme="majorBidi" w:cstheme="majorBidi"/>
+                <w:sz w:val="18"/>
+                <w:szCs w:val="18"/>
+                <w:lang w:bidi="ar-IQ"/>
+              </w:rPr>
+            </w:pPr>
+            <w:r>
+              <w:rPr>
+                <w:rFonts w:asciiTheme="majorBidi" w:hAnsiTheme="majorBidi" w:cstheme="majorBidi"/>
+                <w:sz w:val="18"/>
+                <w:szCs w:val="18"/>
+                <w:rtl/>
+                <w:lang w:bidi="ar-IQ"/>
+              </w:rPr>
+              <w:t xml:space="preserve"/>
+            </w:r>
+          </w:p>
+        </w:tc>
+        <w:tc>
+          <w:tcPr>
+            <w:tcW w:w="339" w:type="pct"/>
+          </w:tcPr>
+          <w:p>
+            <w:pPr>
+              <w:keepNext/>
+              <w:keepLines/>
+              <w:spacing w:after="0"/>
+              <w:rPr>
+                <w:rFonts w:asciiTheme="majorBidi" w:hAnsiTheme="majorBidi" w:cstheme="majorBidi"/>
+                <w:sz w:val="18"/>
+                <w:szCs w:val="18"/>
+                <w:lang w:bidi="ar-IQ"/>
+              </w:rPr>
+            </w:pPr>
+            <w:r>
+              <w:rPr>
+                <w:rFonts w:asciiTheme="majorBidi" w:hAnsiTheme="majorBidi" w:cstheme="majorBidi"/>
+                <w:sz w:val="18"/>
+                <w:szCs w:val="18"/>
+                <w:rtl/>
+                <w:lang w:bidi="ar-IQ"/>
+              </w:rPr>
+              <w:t xml:space="preserve"/>
+            </w:r>
+          </w:p>
+        </w:tc>
+        <w:tc>
+          <w:tcPr>
+            <w:tcW w:w="325" w:type="pct"/>
+          </w:tcPr>
+          <w:p>
+            <w:pPr>
+              <w:keepNext/>
+              <w:keepLines/>
+              <w:spacing w:after="0"/>
+              <w:rPr>
+                <w:rFonts w:asciiTheme="majorBidi" w:hAnsiTheme="majorBidi" w:cstheme="majorBidi"/>
+                <w:sz w:val="18"/>
+                <w:szCs w:val="18"/>
+              </w:rPr>
+            </w:pPr>
+            <w:r>
+              <w:rPr>
+                <w:rFonts w:asciiTheme="majorBidi" w:hAnsiTheme="majorBidi" w:cstheme="majorBidi"/>
+                <w:sz w:val="18"/>
+                <w:szCs w:val="18"/>
+                <w:rtl/>
+                <w:lang w:bidi="ar-IQ"/>
+              </w:rPr>
+              <w:t xml:space="preserve"/>
+            </w:r>
+          </w:p>
+        </w:tc>
+      </w:tr>
+      <w:tr>
+        <w:trPr>
+          <w:cantSplit/>
+        </w:trPr>
+        <w:tc>
+          <w:tcPr>
+            <w:tcW w:w="1828" w:type="pct"/>
+          </w:tcPr>
+          <w:p>
+            <w:pPr>
+              <w:keepNext/>
+              <w:keepLines/>
+              <w:spacing w:after="0"/>
+              <w:rPr>
+                <w:rFonts w:asciiTheme="majorBidi" w:hAnsiTheme="majorBidi" w:cstheme="majorBidi"/>
+                <w:sz w:val="18"/>
+                <w:szCs w:val="18"/>
+                <w:lang w:bidi="ar-IQ"/>
+              </w:rPr>
+            </w:pPr>
+            <w:r>
+              <w:rPr>
+                <w:rFonts w:asciiTheme="majorBidi" w:hAnsiTheme="majorBidi" w:cstheme="majorBidi"/>
+                <w:sz w:val="18"/>
+                <w:szCs w:val="18"/>
+                <w:rtl/>
+                <w:lang w:bidi="ar-IQ"/>
+              </w:rPr>
               <w:t xml:space="preserve">مشروع التخرج</w:t>
             </w:r>
           </w:p>
@@ -5590,7 +6474,7 @@
                 <w:rtl/>
                 <w:lang w:bidi="ar-IQ"/>
               </w:rPr>
-              <w:t xml:space="preserve">هياكل البيانات 1</w:t>
+              <w:t xml:space="preserve"/>
             </w:r>
           </w:p>
         </w:tc>
@@ -5618,7 +6502,7 @@
                 <w:rtl/>
                 <w:lang w:bidi="ar-IQ"/>
               </w:rPr>
-              <w:t xml:space="preserve">٦٣</w:t>
+              <w:t xml:space="preserve"/>
             </w:r>
           </w:p>
         </w:tc>
@@ -5645,7 +6529,879 @@
                 <w:rtl/>
                 <w:lang w:bidi="ar-IQ"/>
               </w:rPr>
+              <w:t xml:space="preserve"/>
+            </w:r>
+          </w:p>
+        </w:tc>
+      </w:tr>
+    </w:tbl>
+    <w:p>
+      <w:pPr>
+        <w:keepNext/>
+        <w:keepLines/>
+        <w:spacing w:line="240" w:lineRule="auto"/>
+        <w:rPr>
+          <w:rFonts w:asciiTheme="majorBidi" w:hAnsiTheme="majorBidi" w:cstheme="majorBidi"/>
+          <w:lang w:bidi="ar-IQ"/>
+        </w:rPr>
+      </w:pPr>
+      <w:r>
+        <w:rPr>
+          <w:rFonts w:asciiTheme="majorBidi" w:hAnsiTheme="majorBidi" w:cstheme="majorBidi"/>
+          <w:rtl/>
+          <w:lang w:bidi="ar-IQ"/>
+        </w:rPr>
+        <w:t xml:space="preserve"/>
+      </w:r>
+    </w:p>
+    <w:tbl>
+      <w:tblPr>
+        <w:tblStyle w:val="TableGrid"/>
+        <w:bidiVisual/>
+        <w:tblW w:w="5000" w:type="pct"/>
+        <w:tblLayout w:type="fixed"/>
+        <w:tblLook w:val="04A0" w:firstRow="1" w:lastRow="0" w:firstColumn="1" w:lastColumn="0" w:noHBand="0" w:noVBand="1"/>
+      </w:tblPr>
+      <w:tblGrid>
+        <w:gridCol w:w="3822"/>
+        <w:gridCol w:w="707"/>
+        <w:gridCol w:w="709"/>
+        <w:gridCol w:w="3829"/>
+        <w:gridCol w:w="709"/>
+        <w:gridCol w:w="680"/>
+      </w:tblGrid>
+      <w:tr>
+        <w:trPr>
+          <w:cantSplit/>
+        </w:trPr>
+        <w:tc>
+          <w:tcPr>
+            <w:tcW w:w="2505" w:type="pct"/>
+            <w:gridSpan w:val="3"/>
+          </w:tcPr>
+          <w:p>
+            <w:pPr>
+              <w:keepNext/>
+              <w:keepLines/>
+              <w:spacing w:after="0"/>
+              <w:rPr>
+                <w:rFonts w:asciiTheme="majorBidi" w:hAnsiTheme="majorBidi" w:cstheme="majorBidi"/>
+                <w:sz w:val="18"/>
+                <w:szCs w:val="18"/>
+                <w:lang w:bidi="ar-IQ"/>
+              </w:rPr>
+            </w:pPr>
+            <w:r>
+              <w:rPr>
+                <w:rFonts w:asciiTheme="majorBidi" w:hAnsiTheme="majorBidi" w:cstheme="majorBidi"/>
+                <w:sz w:val="18"/>
+                <w:szCs w:val="18"/>
+                <w:rtl/>
+                <w:lang w:bidi="ar-IQ"/>
+              </w:rPr>
+              <w:t xml:space="preserve">٢٠١٩</w:t>
+            </w:r>
+            <w:r>
+              <w:rPr>
+                <w:rFonts w:asciiTheme="majorBidi" w:hAnsiTheme="majorBidi" w:cstheme="majorBidi" w:hint="cs"/>
+                <w:sz w:val="18"/>
+                <w:szCs w:val="18"/>
+                <w:rtl/>
+                <w:lang w:bidi="ar-IQ"/>
+              </w:rPr>
+              <w:t xml:space="preserve"> - المرحلة </w:t>
+            </w:r>
+            <w:r>
+              <w:rPr>
+                <w:rFonts w:asciiTheme="majorBidi" w:hAnsiTheme="majorBidi" w:cstheme="majorBidi"/>
+                <w:sz w:val="18"/>
+                <w:szCs w:val="18"/>
+                <w:lang w:bidi="ar-IQ"/>
+              </w:rPr>
+              <w:t xml:space="preserve"/>
+            </w:r>
+          </w:p>
+        </w:tc>
+        <w:tc>
+          <w:tcPr>
+            <w:tcW w:w="2495" w:type="pct"/>
+            <w:gridSpan w:val="3"/>
+          </w:tcPr>
+          <w:p>
+            <w:pPr>
+              <w:keepNext/>
+              <w:keepLines/>
+              <w:spacing w:after="0"/>
+              <w:rPr>
+                <w:rFonts w:asciiTheme="majorBidi" w:hAnsiTheme="majorBidi" w:cstheme="majorBidi"/>
+                <w:sz w:val="18"/>
+                <w:szCs w:val="18"/>
+              </w:rPr>
+            </w:pPr>
+            <w:r>
+              <w:rPr>
+                <w:rFonts w:asciiTheme="majorBidi" w:hAnsiTheme="majorBidi" w:cstheme="majorBidi"/>
+                <w:sz w:val="18"/>
+                <w:szCs w:val="18"/>
+                <w:rtl/>
+                <w:lang w:bidi="ar-IQ"/>
+              </w:rPr>
+              <w:t xml:space="preserve">٢٠١٨ (٥)</w:t>
+            </w:r>
+            <w:r>
+              <w:rPr>
+                <w:rFonts w:asciiTheme="majorBidi" w:hAnsiTheme="majorBidi" w:cstheme="majorBidi" w:hint="cs"/>
+                <w:sz w:val="18"/>
+                <w:szCs w:val="18"/>
+                <w:rtl/>
+                <w:lang w:bidi="ar-IQ"/>
+              </w:rPr>
+              <w:t xml:space="preserve"> </w:t>
+            </w:r>
+            <w:r>
+              <w:rPr>
+                <w:rFonts w:asciiTheme="majorBidi" w:hAnsiTheme="majorBidi" w:cstheme="majorBidi"/>
+                <w:sz w:val="18"/>
+                <w:szCs w:val="18"/>
+                <w:rtl/>
+                <w:lang w:bidi="ar-IQ"/>
+              </w:rPr>
+              <w:t>–</w:t>
+            </w:r>
+            <w:r>
+              <w:rPr>
+                <w:rFonts w:asciiTheme="majorBidi" w:hAnsiTheme="majorBidi" w:cstheme="majorBidi" w:hint="cs"/>
+                <w:sz w:val="18"/>
+                <w:szCs w:val="18"/>
+                <w:rtl/>
+                <w:lang w:bidi="ar-IQ"/>
+              </w:rPr>
+              <w:t xml:space="preserve"> المرحلة</w:t>
+            </w:r>
+            <w:r>
+              <w:rPr>
+                <w:rFonts w:asciiTheme="majorBidi" w:hAnsiTheme="majorBidi" w:cstheme="majorBidi" w:hint="cs"/>
+                <w:sz w:val="18"/>
+                <w:szCs w:val="18"/>
+                <w:rtl/>
+                <w:lang w:bidi="ar-IQ"/>
+              </w:rPr>
+              <w:t xml:space="preserve"> </w:t>
+            </w:r>
+            <w:r>
+              <w:rPr>
+                <w:rFonts w:asciiTheme="majorBidi" w:hAnsiTheme="majorBidi" w:cstheme="majorBidi"/>
+                <w:sz w:val="18"/>
+                <w:szCs w:val="18"/>
+                <w:lang w:bidi="ar-IQ"/>
+              </w:rPr>
+              <w:t xml:space="preserve"/>
+            </w:r>
+          </w:p>
+        </w:tc>
+      </w:tr>
+      <w:tr>
+        <w:trPr>
+          <w:cantSplit/>
+        </w:trPr>
+        <w:tc>
+          <w:tcPr>
+            <w:tcW w:w="1828" w:type="pct"/>
+          </w:tcPr>
+          <w:p>
+            <w:pPr>
+              <w:keepNext/>
+              <w:keepLines/>
+              <w:spacing w:after="0"/>
+              <w:rPr>
+                <w:rFonts w:asciiTheme="majorBidi" w:hAnsiTheme="majorBidi" w:cstheme="majorBidi"/>
+                <w:b/>
+                <w:bCs/>
+                <w:sz w:val="18"/>
+                <w:szCs w:val="18"/>
+                <w:lang w:bidi="ar-IQ"/>
+              </w:rPr>
+            </w:pPr>
+            <w:r>
+              <w:rPr>
+                <w:rFonts w:asciiTheme="majorBidi" w:hAnsiTheme="majorBidi" w:cstheme="majorBidi"/>
+                <w:b/>
+                <w:bCs/>
+                <w:sz w:val="18"/>
+                <w:szCs w:val="18"/>
+                <w:rtl/>
+              </w:rPr>
+              <w:t>المادة الدراسية</w:t>
+            </w:r>
+          </w:p>
+        </w:tc>
+        <w:tc>
+          <w:tcPr>
+            <w:tcW w:w="338" w:type="pct"/>
+          </w:tcPr>
+          <w:p>
+            <w:pPr>
+              <w:keepNext/>
+              <w:keepLines/>
+              <w:spacing w:after="0"/>
+              <w:rPr>
+                <w:rFonts w:asciiTheme="majorBidi" w:hAnsiTheme="majorBidi" w:cstheme="majorBidi"/>
+                <w:b/>
+                <w:bCs/>
+                <w:sz w:val="18"/>
+                <w:szCs w:val="18"/>
+                <w:lang w:bidi="ar-IQ"/>
+              </w:rPr>
+            </w:pPr>
+            <w:r>
+              <w:rPr>
+                <w:rFonts w:asciiTheme="majorBidi" w:hAnsiTheme="majorBidi" w:cstheme="majorBidi"/>
+                <w:b/>
+                <w:bCs/>
+                <w:sz w:val="18"/>
+                <w:szCs w:val="18"/>
+                <w:rtl/>
+              </w:rPr>
+              <w:t>الدرجة</w:t>
+            </w:r>
+          </w:p>
+        </w:tc>
+        <w:tc>
+          <w:tcPr>
+            <w:tcW w:w="339" w:type="pct"/>
+          </w:tcPr>
+          <w:p>
+            <w:pPr>
+              <w:keepNext/>
+              <w:keepLines/>
+              <w:spacing w:after="0"/>
+              <w:rPr>
+                <w:rFonts w:asciiTheme="majorBidi" w:hAnsiTheme="majorBidi" w:cstheme="majorBidi"/>
+                <w:b/>
+                <w:bCs/>
+                <w:sz w:val="18"/>
+                <w:szCs w:val="18"/>
+                <w:lang w:bidi="ar-IQ"/>
+              </w:rPr>
+            </w:pPr>
+            <w:r>
+              <w:rPr>
+                <w:rFonts w:asciiTheme="majorBidi" w:hAnsiTheme="majorBidi" w:cstheme="majorBidi"/>
+                <w:b/>
+                <w:bCs/>
+                <w:sz w:val="18"/>
+                <w:szCs w:val="18"/>
+                <w:rtl/>
+              </w:rPr>
+              <w:t>الوحدة</w:t>
+            </w:r>
+          </w:p>
+        </w:tc>
+        <w:tc>
+          <w:tcPr>
+            <w:tcW w:w="1831" w:type="pct"/>
+          </w:tcPr>
+          <w:p>
+            <w:pPr>
+              <w:keepNext/>
+              <w:keepLines/>
+              <w:spacing w:after="0"/>
+              <w:rPr>
+                <w:rFonts w:asciiTheme="majorBidi" w:hAnsiTheme="majorBidi" w:cstheme="majorBidi"/>
+                <w:b/>
+                <w:bCs/>
+                <w:sz w:val="18"/>
+                <w:szCs w:val="18"/>
+                <w:lang w:bidi="ar-IQ"/>
+              </w:rPr>
+            </w:pPr>
+            <w:r>
+              <w:rPr>
+                <w:rFonts w:asciiTheme="majorBidi" w:hAnsiTheme="majorBidi" w:cstheme="majorBidi"/>
+                <w:b/>
+                <w:bCs/>
+                <w:sz w:val="18"/>
+                <w:szCs w:val="18"/>
+                <w:rtl/>
+              </w:rPr>
+              <w:t>المادة الدراسية</w:t>
+            </w:r>
+          </w:p>
+        </w:tc>
+        <w:tc>
+          <w:tcPr>
+            <w:tcW w:w="339" w:type="pct"/>
+          </w:tcPr>
+          <w:p>
+            <w:pPr>
+              <w:keepNext/>
+              <w:keepLines/>
+              <w:spacing w:after="0"/>
+              <w:rPr>
+                <w:rFonts w:asciiTheme="majorBidi" w:hAnsiTheme="majorBidi" w:cstheme="majorBidi"/>
+                <w:b/>
+                <w:bCs/>
+                <w:sz w:val="18"/>
+                <w:szCs w:val="18"/>
+                <w:lang w:bidi="ar-IQ"/>
+              </w:rPr>
+            </w:pPr>
+            <w:r>
+              <w:rPr>
+                <w:rFonts w:asciiTheme="majorBidi" w:hAnsiTheme="majorBidi" w:cstheme="majorBidi"/>
+                <w:b/>
+                <w:bCs/>
+                <w:sz w:val="18"/>
+                <w:szCs w:val="18"/>
+                <w:rtl/>
+              </w:rPr>
+              <w:t>الدرجة</w:t>
+            </w:r>
+          </w:p>
+        </w:tc>
+        <w:tc>
+          <w:tcPr>
+            <w:tcW w:w="325" w:type="pct"/>
+          </w:tcPr>
+          <w:p>
+            <w:pPr>
+              <w:keepNext/>
+              <w:keepLines/>
+              <w:spacing w:after="0"/>
+              <w:rPr>
+                <w:rFonts w:asciiTheme="majorBidi" w:hAnsiTheme="majorBidi" w:cstheme="majorBidi"/>
+                <w:b/>
+                <w:bCs/>
+                <w:sz w:val="18"/>
+                <w:szCs w:val="18"/>
+              </w:rPr>
+            </w:pPr>
+            <w:r>
+              <w:rPr>
+                <w:rFonts w:asciiTheme="majorBidi" w:hAnsiTheme="majorBidi" w:cstheme="majorBidi"/>
+                <w:b/>
+                <w:bCs/>
+                <w:sz w:val="18"/>
+                <w:szCs w:val="18"/>
+                <w:rtl/>
+              </w:rPr>
+              <w:t>الوحدة</w:t>
+            </w:r>
+          </w:p>
+        </w:tc>
+      </w:tr>
+      <w:tr>
+        <w:trPr>
+          <w:cantSplit/>
+        </w:trPr>
+        <w:tc>
+          <w:tcPr>
+            <w:tcW w:w="1828" w:type="pct"/>
+          </w:tcPr>
+          <w:p>
+            <w:pPr>
+              <w:keepNext/>
+              <w:keepLines/>
+              <w:spacing w:after="0"/>
+              <w:rPr>
+                <w:rFonts w:asciiTheme="majorBidi" w:hAnsiTheme="majorBidi" w:cstheme="majorBidi"/>
+                <w:sz w:val="18"/>
+                <w:szCs w:val="18"/>
+                <w:lang w:bidi="ar-IQ"/>
+              </w:rPr>
+            </w:pPr>
+            <w:r>
+              <w:rPr>
+                <w:rFonts w:asciiTheme="majorBidi" w:hAnsiTheme="majorBidi" w:cstheme="majorBidi"/>
+                <w:sz w:val="18"/>
+                <w:szCs w:val="18"/>
+                <w:rtl/>
+                <w:lang w:bidi="ar-IQ"/>
+              </w:rPr>
+              <w:t xml:space="preserve">المحاكاة بالحاسوب</w:t>
+            </w:r>
+          </w:p>
+        </w:tc>
+        <w:tc>
+          <w:tcPr>
+            <w:tcW w:w="338" w:type="pct"/>
+          </w:tcPr>
+          <w:p>
+            <w:pPr>
+              <w:keepNext/>
+              <w:keepLines/>
+              <w:spacing w:after="0"/>
+              <w:rPr>
+                <w:rFonts w:asciiTheme="majorBidi" w:hAnsiTheme="majorBidi" w:cstheme="majorBidi"/>
+                <w:sz w:val="18"/>
+                <w:szCs w:val="18"/>
+                <w:lang w:bidi="ar-IQ"/>
+              </w:rPr>
+            </w:pPr>
+            <w:r>
+              <w:rPr>
+                <w:rFonts w:asciiTheme="majorBidi" w:hAnsiTheme="majorBidi" w:cstheme="majorBidi"/>
+                <w:sz w:val="18"/>
+                <w:szCs w:val="18"/>
+                <w:rtl/>
+                <w:lang w:bidi="ar-IQ"/>
+              </w:rPr>
+              <w:t xml:space="preserve">٨٠</w:t>
+            </w:r>
+          </w:p>
+        </w:tc>
+        <w:tc>
+          <w:tcPr>
+            <w:tcW w:w="339" w:type="pct"/>
+          </w:tcPr>
+          <w:p>
+            <w:pPr>
+              <w:keepNext/>
+              <w:keepLines/>
+              <w:spacing w:after="0"/>
+              <w:rPr>
+                <w:rFonts w:asciiTheme="majorBidi" w:hAnsiTheme="majorBidi" w:cstheme="majorBidi"/>
+                <w:sz w:val="18"/>
+                <w:szCs w:val="18"/>
+                <w:lang w:bidi="ar-IQ"/>
+              </w:rPr>
+            </w:pPr>
+            <w:r>
+              <w:rPr>
+                <w:rFonts w:asciiTheme="majorBidi" w:hAnsiTheme="majorBidi" w:cstheme="majorBidi"/>
+                <w:sz w:val="18"/>
+                <w:szCs w:val="18"/>
+                <w:rtl/>
+                <w:lang w:bidi="ar-IQ"/>
+              </w:rPr>
               <w:t xml:space="preserve">٣</w:t>
+            </w:r>
+          </w:p>
+        </w:tc>
+        <w:tc>
+          <w:tcPr>
+            <w:tcW w:w="1831" w:type="pct"/>
+          </w:tcPr>
+          <w:p>
+            <w:pPr>
+              <w:keepNext/>
+              <w:keepLines/>
+              <w:spacing w:after="0"/>
+              <w:rPr>
+                <w:rFonts w:asciiTheme="majorBidi" w:hAnsiTheme="majorBidi" w:cstheme="majorBidi"/>
+                <w:sz w:val="18"/>
+                <w:szCs w:val="18"/>
+                <w:lang w:bidi="ar-IQ"/>
+              </w:rPr>
+            </w:pPr>
+            <w:r>
+              <w:rPr>
+                <w:rFonts w:asciiTheme="majorBidi" w:hAnsiTheme="majorBidi" w:cstheme="majorBidi"/>
+                <w:sz w:val="18"/>
+                <w:szCs w:val="18"/>
+                <w:rtl/>
+                <w:lang w:bidi="ar-IQ"/>
+              </w:rPr>
+              <w:t xml:space="preserve">تحليل وتصميم النظم</w:t>
+            </w:r>
+          </w:p>
+        </w:tc>
+        <w:tc>
+          <w:tcPr>
+            <w:tcW w:w="339" w:type="pct"/>
+          </w:tcPr>
+          <w:p>
+            <w:pPr>
+              <w:keepNext/>
+              <w:keepLines/>
+              <w:spacing w:after="0"/>
+              <w:rPr>
+                <w:rFonts w:asciiTheme="majorBidi" w:hAnsiTheme="majorBidi" w:cstheme="majorBidi"/>
+                <w:sz w:val="18"/>
+                <w:szCs w:val="18"/>
+                <w:lang w:bidi="ar-IQ"/>
+              </w:rPr>
+            </w:pPr>
+            <w:r>
+              <w:rPr>
+                <w:rFonts w:asciiTheme="majorBidi" w:hAnsiTheme="majorBidi" w:cstheme="majorBidi"/>
+                <w:sz w:val="18"/>
+                <w:szCs w:val="18"/>
+                <w:rtl/>
+                <w:lang w:bidi="ar-IQ"/>
+              </w:rPr>
+              <w:t xml:space="preserve">٥٠</w:t>
+            </w:r>
+          </w:p>
+        </w:tc>
+        <w:tc>
+          <w:tcPr>
+            <w:tcW w:w="325" w:type="pct"/>
+          </w:tcPr>
+          <w:p>
+            <w:pPr>
+              <w:keepNext/>
+              <w:keepLines/>
+              <w:spacing w:after="0"/>
+              <w:rPr>
+                <w:rFonts w:asciiTheme="majorBidi" w:hAnsiTheme="majorBidi" w:cstheme="majorBidi"/>
+                <w:sz w:val="18"/>
+                <w:szCs w:val="18"/>
+              </w:rPr>
+            </w:pPr>
+            <w:r>
+              <w:rPr>
+                <w:rFonts w:asciiTheme="majorBidi" w:hAnsiTheme="majorBidi" w:cstheme="majorBidi"/>
+                <w:sz w:val="18"/>
+                <w:szCs w:val="18"/>
+                <w:rtl/>
+                <w:lang w:bidi="ar-IQ"/>
+              </w:rPr>
+              <w:t xml:space="preserve">٣</w:t>
+            </w:r>
+          </w:p>
+        </w:tc>
+      </w:tr>
+      <w:tr>
+        <w:trPr>
+          <w:cantSplit/>
+        </w:trPr>
+        <w:tc>
+          <w:tcPr>
+            <w:tcW w:w="1828" w:type="pct"/>
+          </w:tcPr>
+          <w:p>
+            <w:pPr>
+              <w:keepNext/>
+              <w:keepLines/>
+              <w:spacing w:after="0"/>
+              <w:rPr>
+                <w:rFonts w:asciiTheme="majorBidi" w:hAnsiTheme="majorBidi" w:cstheme="majorBidi"/>
+                <w:sz w:val="18"/>
+                <w:szCs w:val="18"/>
+                <w:lang w:bidi="ar-IQ"/>
+              </w:rPr>
+            </w:pPr>
+            <w:r>
+              <w:rPr>
+                <w:rFonts w:asciiTheme="majorBidi" w:hAnsiTheme="majorBidi" w:cstheme="majorBidi"/>
+                <w:sz w:val="18"/>
+                <w:szCs w:val="18"/>
+                <w:rtl/>
+                <w:lang w:bidi="ar-IQ"/>
+              </w:rPr>
+              <w:t xml:space="preserve">امنية الحاسوب</w:t>
+            </w:r>
+          </w:p>
+        </w:tc>
+        <w:tc>
+          <w:tcPr>
+            <w:tcW w:w="338" w:type="pct"/>
+          </w:tcPr>
+          <w:p>
+            <w:pPr>
+              <w:keepNext/>
+              <w:keepLines/>
+              <w:spacing w:after="0"/>
+              <w:rPr>
+                <w:rFonts w:asciiTheme="majorBidi" w:hAnsiTheme="majorBidi" w:cstheme="majorBidi"/>
+                <w:sz w:val="18"/>
+                <w:szCs w:val="18"/>
+                <w:lang w:bidi="ar-IQ"/>
+              </w:rPr>
+            </w:pPr>
+            <w:r>
+              <w:rPr>
+                <w:rFonts w:asciiTheme="majorBidi" w:hAnsiTheme="majorBidi" w:cstheme="majorBidi"/>
+                <w:sz w:val="18"/>
+                <w:szCs w:val="18"/>
+                <w:rtl/>
+                <w:lang w:bidi="ar-IQ"/>
+              </w:rPr>
+              <w:t xml:space="preserve">٨٠</w:t>
+            </w:r>
+          </w:p>
+        </w:tc>
+        <w:tc>
+          <w:tcPr>
+            <w:tcW w:w="339" w:type="pct"/>
+          </w:tcPr>
+          <w:p>
+            <w:pPr>
+              <w:keepNext/>
+              <w:keepLines/>
+              <w:spacing w:after="0"/>
+              <w:rPr>
+                <w:rFonts w:asciiTheme="majorBidi" w:hAnsiTheme="majorBidi" w:cstheme="majorBidi"/>
+                <w:sz w:val="18"/>
+                <w:szCs w:val="18"/>
+                <w:lang w:bidi="ar-IQ"/>
+              </w:rPr>
+            </w:pPr>
+            <w:r>
+              <w:rPr>
+                <w:rFonts w:asciiTheme="majorBidi" w:hAnsiTheme="majorBidi" w:cstheme="majorBidi"/>
+                <w:sz w:val="18"/>
+                <w:szCs w:val="18"/>
+                <w:rtl/>
+                <w:lang w:bidi="ar-IQ"/>
+              </w:rPr>
+              <w:t xml:space="preserve">٣</w:t>
+            </w:r>
+          </w:p>
+        </w:tc>
+        <w:tc>
+          <w:tcPr>
+            <w:tcW w:w="1831" w:type="pct"/>
+          </w:tcPr>
+          <w:p>
+            <w:pPr>
+              <w:keepNext/>
+              <w:keepLines/>
+              <w:spacing w:after="0"/>
+              <w:rPr>
+                <w:rFonts w:asciiTheme="majorBidi" w:hAnsiTheme="majorBidi" w:cstheme="majorBidi"/>
+                <w:sz w:val="18"/>
+                <w:szCs w:val="18"/>
+                <w:lang w:bidi="ar-IQ"/>
+              </w:rPr>
+            </w:pPr>
+            <w:r>
+              <w:rPr>
+                <w:rFonts w:asciiTheme="majorBidi" w:hAnsiTheme="majorBidi" w:cstheme="majorBidi"/>
+                <w:sz w:val="18"/>
+                <w:szCs w:val="18"/>
+                <w:rtl/>
+                <w:lang w:bidi="ar-IQ"/>
+              </w:rPr>
+              <w:t xml:space="preserve"/>
+            </w:r>
+          </w:p>
+        </w:tc>
+        <w:tc>
+          <w:tcPr>
+            <w:tcW w:w="339" w:type="pct"/>
+          </w:tcPr>
+          <w:p>
+            <w:pPr>
+              <w:keepNext/>
+              <w:keepLines/>
+              <w:spacing w:after="0"/>
+              <w:rPr>
+                <w:rFonts w:asciiTheme="majorBidi" w:hAnsiTheme="majorBidi" w:cstheme="majorBidi"/>
+                <w:sz w:val="18"/>
+                <w:szCs w:val="18"/>
+                <w:lang w:bidi="ar-IQ"/>
+              </w:rPr>
+            </w:pPr>
+            <w:r>
+              <w:rPr>
+                <w:rFonts w:asciiTheme="majorBidi" w:hAnsiTheme="majorBidi" w:cstheme="majorBidi"/>
+                <w:sz w:val="18"/>
+                <w:szCs w:val="18"/>
+                <w:rtl/>
+                <w:lang w:bidi="ar-IQ"/>
+              </w:rPr>
+              <w:t xml:space="preserve"/>
+            </w:r>
+          </w:p>
+        </w:tc>
+        <w:tc>
+          <w:tcPr>
+            <w:tcW w:w="325" w:type="pct"/>
+          </w:tcPr>
+          <w:p>
+            <w:pPr>
+              <w:keepNext/>
+              <w:keepLines/>
+              <w:spacing w:after="0"/>
+              <w:rPr>
+                <w:rFonts w:asciiTheme="majorBidi" w:hAnsiTheme="majorBidi" w:cstheme="majorBidi"/>
+                <w:sz w:val="18"/>
+                <w:szCs w:val="18"/>
+              </w:rPr>
+            </w:pPr>
+            <w:r>
+              <w:rPr>
+                <w:rFonts w:asciiTheme="majorBidi" w:hAnsiTheme="majorBidi" w:cstheme="majorBidi"/>
+                <w:sz w:val="18"/>
+                <w:szCs w:val="18"/>
+                <w:rtl/>
+                <w:lang w:bidi="ar-IQ"/>
+              </w:rPr>
+              <w:t xml:space="preserve"/>
+            </w:r>
+          </w:p>
+        </w:tc>
+      </w:tr>
+      <w:tr>
+        <w:trPr>
+          <w:cantSplit/>
+        </w:trPr>
+        <w:tc>
+          <w:tcPr>
+            <w:tcW w:w="1828" w:type="pct"/>
+          </w:tcPr>
+          <w:p>
+            <w:pPr>
+              <w:keepNext/>
+              <w:keepLines/>
+              <w:spacing w:after="0"/>
+              <w:rPr>
+                <w:rFonts w:asciiTheme="majorBidi" w:hAnsiTheme="majorBidi" w:cstheme="majorBidi"/>
+                <w:sz w:val="18"/>
+                <w:szCs w:val="18"/>
+                <w:lang w:bidi="ar-IQ"/>
+              </w:rPr>
+            </w:pPr>
+            <w:r>
+              <w:rPr>
+                <w:rFonts w:asciiTheme="majorBidi" w:hAnsiTheme="majorBidi" w:cstheme="majorBidi"/>
+                <w:sz w:val="18"/>
+                <w:szCs w:val="18"/>
+                <w:rtl/>
+                <w:lang w:bidi="ar-IQ"/>
+              </w:rPr>
+              <w:t xml:space="preserve">تفاعل الانسان مع الحاسوب</w:t>
+            </w:r>
+          </w:p>
+        </w:tc>
+        <w:tc>
+          <w:tcPr>
+            <w:tcW w:w="338" w:type="pct"/>
+          </w:tcPr>
+          <w:p>
+            <w:pPr>
+              <w:keepNext/>
+              <w:keepLines/>
+              <w:spacing w:after="0"/>
+              <w:rPr>
+                <w:rFonts w:asciiTheme="majorBidi" w:hAnsiTheme="majorBidi" w:cstheme="majorBidi"/>
+                <w:sz w:val="18"/>
+                <w:szCs w:val="18"/>
+                <w:lang w:bidi="ar-IQ"/>
+              </w:rPr>
+            </w:pPr>
+            <w:r>
+              <w:rPr>
+                <w:rFonts w:asciiTheme="majorBidi" w:hAnsiTheme="majorBidi" w:cstheme="majorBidi"/>
+                <w:sz w:val="18"/>
+                <w:szCs w:val="18"/>
+                <w:rtl/>
+                <w:lang w:bidi="ar-IQ"/>
+              </w:rPr>
+              <w:t xml:space="preserve">٨٠</w:t>
+            </w:r>
+          </w:p>
+        </w:tc>
+        <w:tc>
+          <w:tcPr>
+            <w:tcW w:w="339" w:type="pct"/>
+          </w:tcPr>
+          <w:p>
+            <w:pPr>
+              <w:keepNext/>
+              <w:keepLines/>
+              <w:spacing w:after="0"/>
+              <w:rPr>
+                <w:rFonts w:asciiTheme="majorBidi" w:hAnsiTheme="majorBidi" w:cstheme="majorBidi"/>
+                <w:sz w:val="18"/>
+                <w:szCs w:val="18"/>
+                <w:lang w:bidi="ar-IQ"/>
+              </w:rPr>
+            </w:pPr>
+            <w:r>
+              <w:rPr>
+                <w:rFonts w:asciiTheme="majorBidi" w:hAnsiTheme="majorBidi" w:cstheme="majorBidi"/>
+                <w:sz w:val="18"/>
+                <w:szCs w:val="18"/>
+                <w:rtl/>
+                <w:lang w:bidi="ar-IQ"/>
+              </w:rPr>
+              <w:t xml:space="preserve">٢</w:t>
+            </w:r>
+          </w:p>
+        </w:tc>
+        <w:tc>
+          <w:tcPr>
+            <w:tcW w:w="1831" w:type="pct"/>
+          </w:tcPr>
+          <w:p>
+            <w:pPr>
+              <w:keepNext/>
+              <w:keepLines/>
+              <w:spacing w:after="0"/>
+              <w:rPr>
+                <w:rFonts w:asciiTheme="majorBidi" w:hAnsiTheme="majorBidi" w:cstheme="majorBidi"/>
+                <w:sz w:val="18"/>
+                <w:szCs w:val="18"/>
+                <w:lang w:bidi="ar-IQ"/>
+              </w:rPr>
+            </w:pPr>
+            <w:r>
+              <w:rPr>
+                <w:rFonts w:asciiTheme="majorBidi" w:hAnsiTheme="majorBidi" w:cstheme="majorBidi"/>
+                <w:sz w:val="18"/>
+                <w:szCs w:val="18"/>
+                <w:rtl/>
+                <w:lang w:bidi="ar-IQ"/>
+              </w:rPr>
+              <w:t xml:space="preserve"/>
+            </w:r>
+          </w:p>
+        </w:tc>
+        <w:tc>
+          <w:tcPr>
+            <w:tcW w:w="339" w:type="pct"/>
+          </w:tcPr>
+          <w:p>
+            <w:pPr>
+              <w:keepNext/>
+              <w:keepLines/>
+              <w:spacing w:after="0"/>
+              <w:rPr>
+                <w:rFonts w:asciiTheme="majorBidi" w:hAnsiTheme="majorBidi" w:cstheme="majorBidi"/>
+                <w:sz w:val="18"/>
+                <w:szCs w:val="18"/>
+                <w:lang w:bidi="ar-IQ"/>
+              </w:rPr>
+            </w:pPr>
+            <w:r>
+              <w:rPr>
+                <w:rFonts w:asciiTheme="majorBidi" w:hAnsiTheme="majorBidi" w:cstheme="majorBidi"/>
+                <w:sz w:val="18"/>
+                <w:szCs w:val="18"/>
+                <w:rtl/>
+                <w:lang w:bidi="ar-IQ"/>
+              </w:rPr>
+              <w:t xml:space="preserve"/>
+            </w:r>
+          </w:p>
+        </w:tc>
+        <w:tc>
+          <w:tcPr>
+            <w:tcW w:w="325" w:type="pct"/>
+          </w:tcPr>
+          <w:p>
+            <w:pPr>
+              <w:keepNext/>
+              <w:keepLines/>
+              <w:spacing w:after="0"/>
+              <w:rPr>
+                <w:rFonts w:asciiTheme="majorBidi" w:hAnsiTheme="majorBidi" w:cstheme="majorBidi"/>
+                <w:sz w:val="18"/>
+                <w:szCs w:val="18"/>
+              </w:rPr>
+            </w:pPr>
+            <w:r>
+              <w:rPr>
+                <w:rFonts w:asciiTheme="majorBidi" w:hAnsiTheme="majorBidi" w:cstheme="majorBidi"/>
+                <w:sz w:val="18"/>
+                <w:szCs w:val="18"/>
+                <w:rtl/>
+                <w:lang w:bidi="ar-IQ"/>
+              </w:rPr>
+              <w:t xml:space="preserve"/>
             </w:r>
           </w:p>
         </w:tc>
@@ -6258,7 +8014,7 @@
                 <w:bCs/>
                 <w:lang w:bidi="ar-IQ"/>
               </w:rPr>
-              <w:t xml:space="preserve">  أسراء فاضل عبد</w:t>
+              <w:t xml:space="preserve"> صادق ابراهيم</w:t>
             </w:r>
           </w:p>
           <w:p>
@@ -6276,7 +8032,7 @@
                 <w:rtl/>
                 <w:lang w:bidi="ar-IQ"/>
               </w:rPr>
-              <w:t xml:space="preserve">مسؤول وحدة الوثائق</w:t>
+              <w:t xml:space="preserve"/>
             </w:r>
           </w:p>
         </w:tc>
@@ -6322,7 +8078,7 @@
                 <w:bCs/>
                 <w:lang w:bidi="ar-IQ"/>
               </w:rPr>
-              <w:t xml:space="preserve">الأستاذ الدكتور رائدة سالم خضير</w:t>
+              <w:t xml:space="preserve">المبرمج مدير النظام</w:t>
             </w:r>
           </w:p>
           <w:p>
@@ -6339,7 +8095,7 @@
                 <w:rtl/>
                 <w:lang w:bidi="ar-IQ"/>
               </w:rPr>
-              <w:t xml:space="preserve">معاون العميد للشوون العلمية والدراسات العليا</w:t>
+              <w:t xml:space="preserve">إدارة التقنية</w:t>
             </w:r>
           </w:p>
         </w:tc>
@@ -6426,7 +8182,7 @@
                 <w:bCs/>
                 <w:lang w:bidi="ar-IQ"/>
               </w:rPr>
-              <w:t xml:space="preserve">الأستاذ المساعد حيدر خزعل محبس</w:t>
+              <w:t xml:space="preserve"> علي شوقي</w:t>
             </w:r>
           </w:p>
           <w:p>
@@ -6444,7 +8200,7 @@
                 <w:rtl/>
                 <w:lang w:bidi="ar-IQ"/>
               </w:rPr>
-              <w:t xml:space="preserve">مساعد رئيس الجامعة للشؤون العلمية</w:t>
+              <w:t xml:space="preserve"/>
             </w:r>
           </w:p>
         </w:tc>
@@ -6516,7 +8272,7 @@
                 <w:bCs/>
                 <w:lang w:bidi="ar-IQ"/>
               </w:rPr>
-              <w:t xml:space="preserve">  نغم باسل محمود</w:t>
+              <w:t xml:space="preserve"> قاسم باسل</w:t>
             </w:r>
           </w:p>
           <w:p>
@@ -6534,7 +8290,7 @@
                 <w:rtl/>
                 <w:lang w:bidi="ar-IQ"/>
               </w:rPr>
-              <w:t xml:space="preserve">منظم الوثيقة</w:t>
+              <w:t xml:space="preserve"/>
             </w:r>
           </w:p>
         </w:tc>

--- a/certificates/year - Temp - Ar - D - SBS - اديان عبدالامير فخري احمد.docx
+++ b/certificates/year - Temp - Ar - D - SBS - اديان عبدالامير فخري احمد.docx
@@ -289,7 +289,7 @@
                 <w:szCs w:val="24"/>
                 <w:lang w:bidi="ar-IQ"/>
               </w:rPr>
-              <w:t xml:space="preserve">‎١٩٩٧/٠١/٠١‎ -البصرة</w:t>
+              <w:t xml:space="preserve"> -البصرة</w:t>
             </w:r>
           </w:p>
         </w:tc>
@@ -488,7 +488,7 @@
                 <w:rtl/>
                 <w:lang w:bidi="ar-IQ"/>
               </w:rPr>
-              <w:t xml:space="preserve"> </w:t>
+              <w:t xml:space="preserve"> الصباحية</w:t>
             </w:r>
           </w:p>
         </w:tc>
@@ -528,7 +528,7 @@
                 <w:rtl/>
                 <w:lang w:bidi="ar-IQ"/>
               </w:rPr>
-              <w:t xml:space="preserve"> ‎٢٠٢٠/١١/١٧‎</w:t>
+              <w:t xml:space="preserve"> ٢٠٢٠-١١-١٧</w:t>
             </w:r>
           </w:p>
         </w:tc>
@@ -566,7 +566,7 @@
                 <w:rtl/>
                 <w:lang w:bidi="ar-IQ"/>
               </w:rPr>
-              <w:t xml:space="preserve">الاول</w:t>
+              <w:t xml:space="preserve">الأول</w:t>
             </w:r>
           </w:p>
         </w:tc>
@@ -604,7 +604,7 @@
                 <w:rtl/>
                 <w:lang w:bidi="ar-IQ"/>
               </w:rPr>
-              <w:t xml:space="preserve">٦٦.٩</w:t>
+              <w:t xml:space="preserve">٦٦.٨٩٦</w:t>
             </w:r>
           </w:p>
         </w:tc>
@@ -679,7 +679,7 @@
                 <w:rtl/>
                 <w:lang w:bidi="ar-IQ"/>
               </w:rPr>
-              <w:t xml:space="preserve">٦٤</w:t>
+              <w:t xml:space="preserve">٤٦</w:t>
             </w:r>
           </w:p>
         </w:tc>
@@ -716,7 +716,7 @@
                 <w:rtl/>
                 <w:lang w:bidi="ar-IQ"/>
               </w:rPr>
-              <w:t xml:space="preserve"> ٨٩</w:t>
+              <w:t xml:space="preserve"> ٥٨</w:t>
             </w:r>
           </w:p>
         </w:tc>
@@ -875,7 +875,7 @@
                 <w:rtl/>
                 <w:lang w:bidi="ar-IQ"/>
               </w:rPr>
-              <w:t xml:space="preserve">٢٠١٨</w:t>
+              <w:t xml:space="preserve">٢٠١٧</w:t>
             </w:r>
             <w:r>
               <w:rPr>
@@ -922,7 +922,7 @@
                 <w:rtl/>
                 <w:lang w:bidi="ar-IQ"/>
               </w:rPr>
-              <w:t xml:space="preserve">٢٠١٦ (١)</w:t>
+              <w:t xml:space="preserve">٢٠١٦</w:t>
             </w:r>
             <w:r>
               <w:rPr>
@@ -1194,7 +1194,7 @@
                 <w:rtl/>
                 <w:lang w:bidi="ar-IQ"/>
               </w:rPr>
-              <w:t xml:space="preserve">الذكاء الاصطناعي</w:t>
+              <w:t xml:space="preserve">البرمجة الكيانية 1</w:t>
             </w:r>
           </w:p>
         </w:tc>
@@ -1222,7 +1222,7 @@
                 <w:rtl/>
                 <w:lang w:bidi="ar-IQ"/>
               </w:rPr>
-              <w:t xml:space="preserve">٥٠</w:t>
+              <w:t xml:space="preserve">٥٣</w:t>
             </w:r>
           </w:p>
         </w:tc>
@@ -1366,7 +1366,7 @@
                 <w:rtl/>
                 <w:lang w:bidi="ar-IQ"/>
               </w:rPr>
-              <w:t xml:space="preserve">برمجة المواقع 1</w:t>
+              <w:t xml:space="preserve">العربي</w:t>
             </w:r>
           </w:p>
         </w:tc>
@@ -1394,7 +1394,7 @@
                 <w:rtl/>
                 <w:lang w:bidi="ar-IQ"/>
               </w:rPr>
-              <w:t xml:space="preserve">٥٨</w:t>
+              <w:t xml:space="preserve">٧٠</w:t>
             </w:r>
           </w:p>
         </w:tc>
@@ -1422,7 +1422,7 @@
                 <w:rtl/>
                 <w:lang w:bidi="ar-IQ"/>
               </w:rPr>
-              <w:t xml:space="preserve">٣</w:t>
+              <w:t xml:space="preserve">٢</w:t>
             </w:r>
           </w:p>
         </w:tc>
@@ -1450,7 +1450,7 @@
                 <w:rtl/>
                 <w:lang w:bidi="ar-IQ"/>
               </w:rPr>
-              <w:t xml:space="preserve">البرمجة 1</w:t>
+              <w:t xml:space="preserve">البرمجة 1 (٢)</w:t>
             </w:r>
           </w:p>
         </w:tc>
@@ -1538,7 +1538,7 @@
                 <w:rtl/>
                 <w:lang w:bidi="ar-IQ"/>
               </w:rPr>
-              <w:t xml:space="preserve">شبكات الحاسوب 1</w:t>
+              <w:t xml:space="preserve">المعالجات المايكروية (٢)</w:t>
             </w:r>
           </w:p>
         </w:tc>
@@ -1710,7 +1710,7 @@
                 <w:rtl/>
                 <w:lang w:bidi="ar-IQ"/>
               </w:rPr>
-              <w:t xml:space="preserve">مفاهيم لغات البرمجة</w:t>
+              <w:t xml:space="preserve">رسم بالحاسوب</w:t>
             </w:r>
           </w:p>
         </w:tc>
@@ -1738,7 +1738,7 @@
                 <w:rtl/>
                 <w:lang w:bidi="ar-IQ"/>
               </w:rPr>
-              <w:t xml:space="preserve">٥٠</w:t>
+              <w:t xml:space="preserve">٦٣</w:t>
             </w:r>
           </w:p>
         </w:tc>
@@ -1766,7 +1766,7 @@
                 <w:rtl/>
                 <w:lang w:bidi="ar-IQ"/>
               </w:rPr>
-              <w:t xml:space="preserve">٢</w:t>
+              <w:t xml:space="preserve">٣</w:t>
             </w:r>
           </w:p>
         </w:tc>
@@ -1882,7 +1882,7 @@
                 <w:rtl/>
                 <w:lang w:bidi="ar-IQ"/>
               </w:rPr>
-              <w:t xml:space="preserve">هندسة البرمجيات</w:t>
+              <w:t xml:space="preserve">نظرية الاحتمالات و الإحصاء (٢)</w:t>
             </w:r>
           </w:p>
         </w:tc>
@@ -1910,7 +1910,7 @@
                 <w:rtl/>
                 <w:lang w:bidi="ar-IQ"/>
               </w:rPr>
-              <w:t xml:space="preserve">٦٥</w:t>
+              <w:t xml:space="preserve">٥٣</w:t>
             </w:r>
           </w:p>
         </w:tc>
@@ -2054,7 +2054,7 @@
                 <w:rtl/>
                 <w:lang w:bidi="ar-IQ"/>
               </w:rPr>
-              <w:t xml:space="preserve">هياكل البيانات 2</w:t>
+              <w:t xml:space="preserve">تحليل وتصميم النظم</w:t>
             </w:r>
           </w:p>
         </w:tc>
@@ -2082,12 +2082,528 @@
                 <w:rtl/>
                 <w:lang w:bidi="ar-IQ"/>
               </w:rPr>
+              <w:t xml:space="preserve">٥٠</w:t>
+            </w:r>
+          </w:p>
+        </w:tc>
+        <w:tc>
+          <w:tcPr>
+            <w:tcW w:w="339" w:type="pct"/>
+          </w:tcPr>
+          <w:p>
+            <w:pPr>
+              <w:keepNext/>
+              <w:keepLines/>
+              <w:spacing w:after="0"/>
+              <w:rPr>
+                <w:rFonts w:asciiTheme="majorBidi" w:hAnsiTheme="majorBidi" w:cstheme="majorBidi"/>
+                <w:sz w:val="18"/>
+                <w:szCs w:val="18"/>
+                <w:lang w:bidi="ar-IQ"/>
+              </w:rPr>
+            </w:pPr>
+            <w:r>
+              <w:rPr>
+                <w:rFonts w:asciiTheme="majorBidi" w:hAnsiTheme="majorBidi" w:cstheme="majorBidi"/>
+                <w:sz w:val="18"/>
+                <w:szCs w:val="18"/>
+                <w:rtl/>
+                <w:lang w:bidi="ar-IQ"/>
+              </w:rPr>
+              <w:t xml:space="preserve">٣</w:t>
+            </w:r>
+          </w:p>
+        </w:tc>
+        <w:tc>
+          <w:tcPr>
+            <w:tcW w:w="1831" w:type="pct"/>
+          </w:tcPr>
+          <w:p>
+            <w:pPr>
+              <w:keepNext/>
+              <w:keepLines/>
+              <w:spacing w:after="0"/>
+              <w:rPr>
+                <w:rFonts w:asciiTheme="majorBidi" w:hAnsiTheme="majorBidi" w:cstheme="majorBidi"/>
+                <w:sz w:val="18"/>
+                <w:szCs w:val="18"/>
+                <w:lang w:bidi="ar-IQ"/>
+              </w:rPr>
+            </w:pPr>
+            <w:r>
+              <w:rPr>
+                <w:rFonts w:asciiTheme="majorBidi" w:hAnsiTheme="majorBidi" w:cstheme="majorBidi"/>
+                <w:sz w:val="18"/>
+                <w:szCs w:val="18"/>
+                <w:rtl/>
+                <w:lang w:bidi="ar-IQ"/>
+              </w:rPr>
+              <w:t xml:space="preserve">مهارات الحاسوب</w:t>
+            </w:r>
+          </w:p>
+        </w:tc>
+        <w:tc>
+          <w:tcPr>
+            <w:tcW w:w="339" w:type="pct"/>
+          </w:tcPr>
+          <w:p>
+            <w:pPr>
+              <w:keepNext/>
+              <w:keepLines/>
+              <w:spacing w:after="0"/>
+              <w:rPr>
+                <w:rFonts w:asciiTheme="majorBidi" w:hAnsiTheme="majorBidi" w:cstheme="majorBidi"/>
+                <w:sz w:val="18"/>
+                <w:szCs w:val="18"/>
+                <w:lang w:bidi="ar-IQ"/>
+              </w:rPr>
+            </w:pPr>
+            <w:r>
+              <w:rPr>
+                <w:rFonts w:asciiTheme="majorBidi" w:hAnsiTheme="majorBidi" w:cstheme="majorBidi"/>
+                <w:sz w:val="18"/>
+                <w:szCs w:val="18"/>
+                <w:rtl/>
+                <w:lang w:bidi="ar-IQ"/>
+              </w:rPr>
+              <w:t xml:space="preserve">٧٣</w:t>
+            </w:r>
+          </w:p>
+        </w:tc>
+        <w:tc>
+          <w:tcPr>
+            <w:tcW w:w="325" w:type="pct"/>
+          </w:tcPr>
+          <w:p>
+            <w:pPr>
+              <w:keepNext/>
+              <w:keepLines/>
+              <w:spacing w:after="0"/>
+              <w:rPr>
+                <w:rFonts w:asciiTheme="majorBidi" w:hAnsiTheme="majorBidi" w:cstheme="majorBidi"/>
+                <w:sz w:val="18"/>
+                <w:szCs w:val="18"/>
+              </w:rPr>
+            </w:pPr>
+            <w:r>
+              <w:rPr>
+                <w:rFonts w:asciiTheme="majorBidi" w:hAnsiTheme="majorBidi" w:cstheme="majorBidi"/>
+                <w:sz w:val="18"/>
+                <w:szCs w:val="18"/>
+                <w:rtl/>
+                <w:lang w:bidi="ar-IQ"/>
+              </w:rPr>
+              <w:t xml:space="preserve">٢</w:t>
+            </w:r>
+          </w:p>
+        </w:tc>
+      </w:tr>
+      <w:tr>
+        <w:trPr>
+          <w:cantSplit/>
+        </w:trPr>
+        <w:tc>
+          <w:tcPr>
+            <w:tcW w:w="1828" w:type="pct"/>
+          </w:tcPr>
+          <w:p>
+            <w:pPr>
+              <w:keepNext/>
+              <w:keepLines/>
+              <w:spacing w:after="0"/>
+              <w:rPr>
+                <w:rFonts w:asciiTheme="majorBidi" w:hAnsiTheme="majorBidi" w:cstheme="majorBidi"/>
+                <w:sz w:val="18"/>
+                <w:szCs w:val="18"/>
+                <w:lang w:bidi="ar-IQ"/>
+              </w:rPr>
+            </w:pPr>
+            <w:r>
+              <w:rPr>
+                <w:rFonts w:asciiTheme="majorBidi" w:hAnsiTheme="majorBidi" w:cstheme="majorBidi"/>
+                <w:sz w:val="18"/>
+                <w:szCs w:val="18"/>
+                <w:rtl/>
+                <w:lang w:bidi="ar-IQ"/>
+              </w:rPr>
+              <w:t xml:space="preserve">البرمجة الكيانية 2</w:t>
+            </w:r>
+          </w:p>
+        </w:tc>
+        <w:tc>
+          <w:tcPr>
+            <w:tcW w:w="338" w:type="pct"/>
+          </w:tcPr>
+          <w:p>
+            <w:pPr>
+              <w:keepNext/>
+              <w:keepLines/>
+              <w:spacing w:after="0"/>
+              <w:rPr>
+                <w:rFonts w:asciiTheme="majorBidi" w:hAnsiTheme="majorBidi" w:cstheme="majorBidi"/>
+                <w:sz w:val="18"/>
+                <w:szCs w:val="18"/>
+                <w:lang w:bidi="ar-IQ"/>
+              </w:rPr>
+            </w:pPr>
+            <w:r>
+              <w:rPr>
+                <w:rFonts w:asciiTheme="majorBidi" w:hAnsiTheme="majorBidi" w:cstheme="majorBidi"/>
+                <w:sz w:val="18"/>
+                <w:szCs w:val="18"/>
+                <w:rtl/>
+                <w:lang w:bidi="ar-IQ"/>
+              </w:rPr>
+              <w:t xml:space="preserve">٥١</w:t>
+            </w:r>
+          </w:p>
+        </w:tc>
+        <w:tc>
+          <w:tcPr>
+            <w:tcW w:w="339" w:type="pct"/>
+          </w:tcPr>
+          <w:p>
+            <w:pPr>
+              <w:keepNext/>
+              <w:keepLines/>
+              <w:spacing w:after="0"/>
+              <w:rPr>
+                <w:rFonts w:asciiTheme="majorBidi" w:hAnsiTheme="majorBidi" w:cstheme="majorBidi"/>
+                <w:sz w:val="18"/>
+                <w:szCs w:val="18"/>
+                <w:lang w:bidi="ar-IQ"/>
+              </w:rPr>
+            </w:pPr>
+            <w:r>
+              <w:rPr>
+                <w:rFonts w:asciiTheme="majorBidi" w:hAnsiTheme="majorBidi" w:cstheme="majorBidi"/>
+                <w:sz w:val="18"/>
+                <w:szCs w:val="18"/>
+                <w:rtl/>
+                <w:lang w:bidi="ar-IQ"/>
+              </w:rPr>
+              <w:t xml:space="preserve">٣</w:t>
+            </w:r>
+          </w:p>
+        </w:tc>
+        <w:tc>
+          <w:tcPr>
+            <w:tcW w:w="1831" w:type="pct"/>
+          </w:tcPr>
+          <w:p>
+            <w:pPr>
+              <w:keepNext/>
+              <w:keepLines/>
+              <w:spacing w:after="0"/>
+              <w:rPr>
+                <w:rFonts w:asciiTheme="majorBidi" w:hAnsiTheme="majorBidi" w:cstheme="majorBidi"/>
+                <w:sz w:val="18"/>
+                <w:szCs w:val="18"/>
+                <w:lang w:bidi="ar-IQ"/>
+              </w:rPr>
+            </w:pPr>
+            <w:r>
+              <w:rPr>
+                <w:rFonts w:asciiTheme="majorBidi" w:hAnsiTheme="majorBidi" w:cstheme="majorBidi"/>
+                <w:sz w:val="18"/>
+                <w:szCs w:val="18"/>
+                <w:rtl/>
+                <w:lang w:bidi="ar-IQ"/>
+              </w:rPr>
+              <w:t xml:space="preserve">الإنكليزي 2</w:t>
+            </w:r>
+          </w:p>
+        </w:tc>
+        <w:tc>
+          <w:tcPr>
+            <w:tcW w:w="339" w:type="pct"/>
+          </w:tcPr>
+          <w:p>
+            <w:pPr>
+              <w:keepNext/>
+              <w:keepLines/>
+              <w:spacing w:after="0"/>
+              <w:rPr>
+                <w:rFonts w:asciiTheme="majorBidi" w:hAnsiTheme="majorBidi" w:cstheme="majorBidi"/>
+                <w:sz w:val="18"/>
+                <w:szCs w:val="18"/>
+                <w:lang w:bidi="ar-IQ"/>
+              </w:rPr>
+            </w:pPr>
+            <w:r>
+              <w:rPr>
+                <w:rFonts w:asciiTheme="majorBidi" w:hAnsiTheme="majorBidi" w:cstheme="majorBidi"/>
+                <w:sz w:val="18"/>
+                <w:szCs w:val="18"/>
+                <w:rtl/>
+                <w:lang w:bidi="ar-IQ"/>
+              </w:rPr>
+              <w:t xml:space="preserve">٧٠</w:t>
+            </w:r>
+          </w:p>
+        </w:tc>
+        <w:tc>
+          <w:tcPr>
+            <w:tcW w:w="325" w:type="pct"/>
+          </w:tcPr>
+          <w:p>
+            <w:pPr>
+              <w:keepNext/>
+              <w:keepLines/>
+              <w:spacing w:after="0"/>
+              <w:rPr>
+                <w:rFonts w:asciiTheme="majorBidi" w:hAnsiTheme="majorBidi" w:cstheme="majorBidi"/>
+                <w:sz w:val="18"/>
+                <w:szCs w:val="18"/>
+              </w:rPr>
+            </w:pPr>
+            <w:r>
+              <w:rPr>
+                <w:rFonts w:asciiTheme="majorBidi" w:hAnsiTheme="majorBidi" w:cstheme="majorBidi"/>
+                <w:sz w:val="18"/>
+                <w:szCs w:val="18"/>
+                <w:rtl/>
+                <w:lang w:bidi="ar-IQ"/>
+              </w:rPr>
+              <w:t xml:space="preserve">٢</w:t>
+            </w:r>
+          </w:p>
+        </w:tc>
+      </w:tr>
+      <w:tr>
+        <w:trPr>
+          <w:cantSplit/>
+        </w:trPr>
+        <w:tc>
+          <w:tcPr>
+            <w:tcW w:w="1828" w:type="pct"/>
+          </w:tcPr>
+          <w:p>
+            <w:pPr>
+              <w:keepNext/>
+              <w:keepLines/>
+              <w:spacing w:after="0"/>
+              <w:rPr>
+                <w:rFonts w:asciiTheme="majorBidi" w:hAnsiTheme="majorBidi" w:cstheme="majorBidi"/>
+                <w:sz w:val="18"/>
+                <w:szCs w:val="18"/>
+                <w:lang w:bidi="ar-IQ"/>
+              </w:rPr>
+            </w:pPr>
+            <w:r>
+              <w:rPr>
+                <w:rFonts w:asciiTheme="majorBidi" w:hAnsiTheme="majorBidi" w:cstheme="majorBidi"/>
+                <w:sz w:val="18"/>
+                <w:szCs w:val="18"/>
+                <w:rtl/>
+                <w:lang w:bidi="ar-IQ"/>
+              </w:rPr>
+              <w:t xml:space="preserve">البرمجة المرئية (٢)</w:t>
+            </w:r>
+          </w:p>
+        </w:tc>
+        <w:tc>
+          <w:tcPr>
+            <w:tcW w:w="338" w:type="pct"/>
+          </w:tcPr>
+          <w:p>
+            <w:pPr>
+              <w:keepNext/>
+              <w:keepLines/>
+              <w:spacing w:after="0"/>
+              <w:rPr>
+                <w:rFonts w:asciiTheme="majorBidi" w:hAnsiTheme="majorBidi" w:cstheme="majorBidi"/>
+                <w:sz w:val="18"/>
+                <w:szCs w:val="18"/>
+                <w:lang w:bidi="ar-IQ"/>
+              </w:rPr>
+            </w:pPr>
+            <w:r>
+              <w:rPr>
+                <w:rFonts w:asciiTheme="majorBidi" w:hAnsiTheme="majorBidi" w:cstheme="majorBidi"/>
+                <w:sz w:val="18"/>
+                <w:szCs w:val="18"/>
+                <w:rtl/>
+                <w:lang w:bidi="ar-IQ"/>
+              </w:rPr>
+              <w:t xml:space="preserve">٥٠</w:t>
+            </w:r>
+          </w:p>
+        </w:tc>
+        <w:tc>
+          <w:tcPr>
+            <w:tcW w:w="339" w:type="pct"/>
+          </w:tcPr>
+          <w:p>
+            <w:pPr>
+              <w:keepNext/>
+              <w:keepLines/>
+              <w:spacing w:after="0"/>
+              <w:rPr>
+                <w:rFonts w:asciiTheme="majorBidi" w:hAnsiTheme="majorBidi" w:cstheme="majorBidi"/>
+                <w:sz w:val="18"/>
+                <w:szCs w:val="18"/>
+                <w:lang w:bidi="ar-IQ"/>
+              </w:rPr>
+            </w:pPr>
+            <w:r>
+              <w:rPr>
+                <w:rFonts w:asciiTheme="majorBidi" w:hAnsiTheme="majorBidi" w:cstheme="majorBidi"/>
+                <w:sz w:val="18"/>
+                <w:szCs w:val="18"/>
+                <w:rtl/>
+                <w:lang w:bidi="ar-IQ"/>
+              </w:rPr>
+              <w:t xml:space="preserve">٣</w:t>
+            </w:r>
+          </w:p>
+        </w:tc>
+        <w:tc>
+          <w:tcPr>
+            <w:tcW w:w="1831" w:type="pct"/>
+          </w:tcPr>
+          <w:p>
+            <w:pPr>
+              <w:keepNext/>
+              <w:keepLines/>
+              <w:spacing w:after="0"/>
+              <w:rPr>
+                <w:rFonts w:asciiTheme="majorBidi" w:hAnsiTheme="majorBidi" w:cstheme="majorBidi"/>
+                <w:sz w:val="18"/>
+                <w:szCs w:val="18"/>
+                <w:lang w:bidi="ar-IQ"/>
+              </w:rPr>
+            </w:pPr>
+            <w:r>
+              <w:rPr>
+                <w:rFonts w:asciiTheme="majorBidi" w:hAnsiTheme="majorBidi" w:cstheme="majorBidi"/>
+                <w:sz w:val="18"/>
+                <w:szCs w:val="18"/>
+                <w:rtl/>
+                <w:lang w:bidi="ar-IQ"/>
+              </w:rPr>
+              <w:t xml:space="preserve">البرمجة 2 (٢)</w:t>
+            </w:r>
+          </w:p>
+        </w:tc>
+        <w:tc>
+          <w:tcPr>
+            <w:tcW w:w="339" w:type="pct"/>
+          </w:tcPr>
+          <w:p>
+            <w:pPr>
+              <w:keepNext/>
+              <w:keepLines/>
+              <w:spacing w:after="0"/>
+              <w:rPr>
+                <w:rFonts w:asciiTheme="majorBidi" w:hAnsiTheme="majorBidi" w:cstheme="majorBidi"/>
+                <w:sz w:val="18"/>
+                <w:szCs w:val="18"/>
+                <w:lang w:bidi="ar-IQ"/>
+              </w:rPr>
+            </w:pPr>
+            <w:r>
+              <w:rPr>
+                <w:rFonts w:asciiTheme="majorBidi" w:hAnsiTheme="majorBidi" w:cstheme="majorBidi"/>
+                <w:sz w:val="18"/>
+                <w:szCs w:val="18"/>
+                <w:rtl/>
+                <w:lang w:bidi="ar-IQ"/>
+              </w:rPr>
               <w:t xml:space="preserve">٥٢</w:t>
             </w:r>
           </w:p>
         </w:tc>
         <w:tc>
           <w:tcPr>
+            <w:tcW w:w="325" w:type="pct"/>
+          </w:tcPr>
+          <w:p>
+            <w:pPr>
+              <w:keepNext/>
+              <w:keepLines/>
+              <w:spacing w:after="0"/>
+              <w:rPr>
+                <w:rFonts w:asciiTheme="majorBidi" w:hAnsiTheme="majorBidi" w:cstheme="majorBidi"/>
+                <w:sz w:val="18"/>
+                <w:szCs w:val="18"/>
+              </w:rPr>
+            </w:pPr>
+            <w:r>
+              <w:rPr>
+                <w:rFonts w:asciiTheme="majorBidi" w:hAnsiTheme="majorBidi" w:cstheme="majorBidi"/>
+                <w:sz w:val="18"/>
+                <w:szCs w:val="18"/>
+                <w:rtl/>
+                <w:lang w:bidi="ar-IQ"/>
+              </w:rPr>
+              <w:t xml:space="preserve">٤</w:t>
+            </w:r>
+          </w:p>
+        </w:tc>
+      </w:tr>
+      <w:tr>
+        <w:trPr>
+          <w:cantSplit/>
+        </w:trPr>
+        <w:tc>
+          <w:tcPr>
+            <w:tcW w:w="1828" w:type="pct"/>
+          </w:tcPr>
+          <w:p>
+            <w:pPr>
+              <w:keepNext/>
+              <w:keepLines/>
+              <w:spacing w:after="0"/>
+              <w:rPr>
+                <w:rFonts w:asciiTheme="majorBidi" w:hAnsiTheme="majorBidi" w:cstheme="majorBidi"/>
+                <w:sz w:val="18"/>
+                <w:szCs w:val="18"/>
+                <w:lang w:bidi="ar-IQ"/>
+              </w:rPr>
+            </w:pPr>
+            <w:r>
+              <w:rPr>
+                <w:rFonts w:asciiTheme="majorBidi" w:hAnsiTheme="majorBidi" w:cstheme="majorBidi"/>
+                <w:sz w:val="18"/>
+                <w:szCs w:val="18"/>
+                <w:rtl/>
+                <w:lang w:bidi="ar-IQ"/>
+              </w:rPr>
+              <w:t xml:space="preserve">النظرية الاحتسابية</w:t>
+            </w:r>
+          </w:p>
+        </w:tc>
+        <w:tc>
+          <w:tcPr>
+            <w:tcW w:w="338" w:type="pct"/>
+          </w:tcPr>
+          <w:p>
+            <w:pPr>
+              <w:keepNext/>
+              <w:keepLines/>
+              <w:spacing w:after="0"/>
+              <w:rPr>
+                <w:rFonts w:asciiTheme="majorBidi" w:hAnsiTheme="majorBidi" w:cstheme="majorBidi"/>
+                <w:sz w:val="18"/>
+                <w:szCs w:val="18"/>
+                <w:lang w:bidi="ar-IQ"/>
+              </w:rPr>
+            </w:pPr>
+            <w:r>
+              <w:rPr>
+                <w:rFonts w:asciiTheme="majorBidi" w:hAnsiTheme="majorBidi" w:cstheme="majorBidi"/>
+                <w:sz w:val="18"/>
+                <w:szCs w:val="18"/>
+                <w:rtl/>
+                <w:lang w:bidi="ar-IQ"/>
+              </w:rPr>
+              <w:t xml:space="preserve">٥٠</w:t>
+            </w:r>
+          </w:p>
+        </w:tc>
+        <w:tc>
+          <w:tcPr>
             <w:tcW w:w="339" w:type="pct"/>
           </w:tcPr>
           <w:p>
@@ -2138,7 +2654,7 @@
                 <w:rtl/>
                 <w:lang w:bidi="ar-IQ"/>
               </w:rPr>
-              <w:t xml:space="preserve">مهارات الحاسوب</w:t>
+              <w:t xml:space="preserve">التصميم المنطقي</w:t>
             </w:r>
           </w:p>
         </w:tc>
@@ -2166,7 +2682,7 @@
                 <w:rtl/>
                 <w:lang w:bidi="ar-IQ"/>
               </w:rPr>
-              <w:t xml:space="preserve">٧٣</w:t>
+              <w:t xml:space="preserve">٥٠</w:t>
             </w:r>
           </w:p>
         </w:tc>
@@ -2193,7 +2709,523 @@
                 <w:rtl/>
                 <w:lang w:bidi="ar-IQ"/>
               </w:rPr>
+              <w:t xml:space="preserve">٣</w:t>
+            </w:r>
+          </w:p>
+        </w:tc>
+      </w:tr>
+      <w:tr>
+        <w:trPr>
+          <w:cantSplit/>
+        </w:trPr>
+        <w:tc>
+          <w:tcPr>
+            <w:tcW w:w="1828" w:type="pct"/>
+          </w:tcPr>
+          <w:p>
+            <w:pPr>
+              <w:keepNext/>
+              <w:keepLines/>
+              <w:spacing w:after="0"/>
+              <w:rPr>
+                <w:rFonts w:asciiTheme="majorBidi" w:hAnsiTheme="majorBidi" w:cstheme="majorBidi"/>
+                <w:sz w:val="18"/>
+                <w:szCs w:val="18"/>
+                <w:lang w:bidi="ar-IQ"/>
+              </w:rPr>
+            </w:pPr>
+            <w:r>
+              <w:rPr>
+                <w:rFonts w:asciiTheme="majorBidi" w:hAnsiTheme="majorBidi" w:cstheme="majorBidi"/>
+                <w:sz w:val="18"/>
+                <w:szCs w:val="18"/>
+                <w:rtl/>
+                <w:lang w:bidi="ar-IQ"/>
+              </w:rPr>
+              <w:t xml:space="preserve">طرق عددية</w:t>
+            </w:r>
+          </w:p>
+        </w:tc>
+        <w:tc>
+          <w:tcPr>
+            <w:tcW w:w="338" w:type="pct"/>
+          </w:tcPr>
+          <w:p>
+            <w:pPr>
+              <w:keepNext/>
+              <w:keepLines/>
+              <w:spacing w:after="0"/>
+              <w:rPr>
+                <w:rFonts w:asciiTheme="majorBidi" w:hAnsiTheme="majorBidi" w:cstheme="majorBidi"/>
+                <w:sz w:val="18"/>
+                <w:szCs w:val="18"/>
+                <w:lang w:bidi="ar-IQ"/>
+              </w:rPr>
+            </w:pPr>
+            <w:r>
+              <w:rPr>
+                <w:rFonts w:asciiTheme="majorBidi" w:hAnsiTheme="majorBidi" w:cstheme="majorBidi"/>
+                <w:sz w:val="18"/>
+                <w:szCs w:val="18"/>
+                <w:rtl/>
+                <w:lang w:bidi="ar-IQ"/>
+              </w:rPr>
+              <w:t xml:space="preserve">٦٦</w:t>
+            </w:r>
+          </w:p>
+        </w:tc>
+        <w:tc>
+          <w:tcPr>
+            <w:tcW w:w="339" w:type="pct"/>
+          </w:tcPr>
+          <w:p>
+            <w:pPr>
+              <w:keepNext/>
+              <w:keepLines/>
+              <w:spacing w:after="0"/>
+              <w:rPr>
+                <w:rFonts w:asciiTheme="majorBidi" w:hAnsiTheme="majorBidi" w:cstheme="majorBidi"/>
+                <w:sz w:val="18"/>
+                <w:szCs w:val="18"/>
+                <w:lang w:bidi="ar-IQ"/>
+              </w:rPr>
+            </w:pPr>
+            <w:r>
+              <w:rPr>
+                <w:rFonts w:asciiTheme="majorBidi" w:hAnsiTheme="majorBidi" w:cstheme="majorBidi"/>
+                <w:sz w:val="18"/>
+                <w:szCs w:val="18"/>
+                <w:rtl/>
+                <w:lang w:bidi="ar-IQ"/>
+              </w:rPr>
+              <w:t xml:space="preserve">٣</w:t>
+            </w:r>
+          </w:p>
+        </w:tc>
+        <w:tc>
+          <w:tcPr>
+            <w:tcW w:w="1831" w:type="pct"/>
+          </w:tcPr>
+          <w:p>
+            <w:pPr>
+              <w:keepNext/>
+              <w:keepLines/>
+              <w:spacing w:after="0"/>
+              <w:rPr>
+                <w:rFonts w:asciiTheme="majorBidi" w:hAnsiTheme="majorBidi" w:cstheme="majorBidi"/>
+                <w:sz w:val="18"/>
+                <w:szCs w:val="18"/>
+                <w:lang w:bidi="ar-IQ"/>
+              </w:rPr>
+            </w:pPr>
+            <w:r>
+              <w:rPr>
+                <w:rFonts w:asciiTheme="majorBidi" w:hAnsiTheme="majorBidi" w:cstheme="majorBidi"/>
+                <w:sz w:val="18"/>
+                <w:szCs w:val="18"/>
+                <w:rtl/>
+                <w:lang w:bidi="ar-IQ"/>
+              </w:rPr>
+              <w:t xml:space="preserve">تطبيقات الحاسوب</w:t>
+            </w:r>
+          </w:p>
+        </w:tc>
+        <w:tc>
+          <w:tcPr>
+            <w:tcW w:w="339" w:type="pct"/>
+          </w:tcPr>
+          <w:p>
+            <w:pPr>
+              <w:keepNext/>
+              <w:keepLines/>
+              <w:spacing w:after="0"/>
+              <w:rPr>
+                <w:rFonts w:asciiTheme="majorBidi" w:hAnsiTheme="majorBidi" w:cstheme="majorBidi"/>
+                <w:sz w:val="18"/>
+                <w:szCs w:val="18"/>
+                <w:lang w:bidi="ar-IQ"/>
+              </w:rPr>
+            </w:pPr>
+            <w:r>
+              <w:rPr>
+                <w:rFonts w:asciiTheme="majorBidi" w:hAnsiTheme="majorBidi" w:cstheme="majorBidi"/>
+                <w:sz w:val="18"/>
+                <w:szCs w:val="18"/>
+                <w:rtl/>
+                <w:lang w:bidi="ar-IQ"/>
+              </w:rPr>
+              <w:t xml:space="preserve">٥٤</w:t>
+            </w:r>
+          </w:p>
+        </w:tc>
+        <w:tc>
+          <w:tcPr>
+            <w:tcW w:w="325" w:type="pct"/>
+          </w:tcPr>
+          <w:p>
+            <w:pPr>
+              <w:keepNext/>
+              <w:keepLines/>
+              <w:spacing w:after="0"/>
+              <w:rPr>
+                <w:rFonts w:asciiTheme="majorBidi" w:hAnsiTheme="majorBidi" w:cstheme="majorBidi"/>
+                <w:sz w:val="18"/>
+                <w:szCs w:val="18"/>
+              </w:rPr>
+            </w:pPr>
+            <w:r>
+              <w:rPr>
+                <w:rFonts w:asciiTheme="majorBidi" w:hAnsiTheme="majorBidi" w:cstheme="majorBidi"/>
+                <w:sz w:val="18"/>
+                <w:szCs w:val="18"/>
+                <w:rtl/>
+                <w:lang w:bidi="ar-IQ"/>
+              </w:rPr>
               <w:t xml:space="preserve">٢</w:t>
+            </w:r>
+          </w:p>
+        </w:tc>
+      </w:tr>
+      <w:tr>
+        <w:trPr>
+          <w:cantSplit/>
+        </w:trPr>
+        <w:tc>
+          <w:tcPr>
+            <w:tcW w:w="1828" w:type="pct"/>
+          </w:tcPr>
+          <w:p>
+            <w:pPr>
+              <w:keepNext/>
+              <w:keepLines/>
+              <w:spacing w:after="0"/>
+              <w:rPr>
+                <w:rFonts w:asciiTheme="majorBidi" w:hAnsiTheme="majorBidi" w:cstheme="majorBidi"/>
+                <w:sz w:val="18"/>
+                <w:szCs w:val="18"/>
+                <w:lang w:bidi="ar-IQ"/>
+              </w:rPr>
+            </w:pPr>
+            <w:r>
+              <w:rPr>
+                <w:rFonts w:asciiTheme="majorBidi" w:hAnsiTheme="majorBidi" w:cstheme="majorBidi"/>
+                <w:sz w:val="18"/>
+                <w:szCs w:val="18"/>
+                <w:rtl/>
+                <w:lang w:bidi="ar-IQ"/>
+              </w:rPr>
+              <w:t xml:space="preserve">هياكل البيانات 1</w:t>
+            </w:r>
+          </w:p>
+        </w:tc>
+        <w:tc>
+          <w:tcPr>
+            <w:tcW w:w="338" w:type="pct"/>
+          </w:tcPr>
+          <w:p>
+            <w:pPr>
+              <w:keepNext/>
+              <w:keepLines/>
+              <w:spacing w:after="0"/>
+              <w:rPr>
+                <w:rFonts w:asciiTheme="majorBidi" w:hAnsiTheme="majorBidi" w:cstheme="majorBidi"/>
+                <w:sz w:val="18"/>
+                <w:szCs w:val="18"/>
+                <w:lang w:bidi="ar-IQ"/>
+              </w:rPr>
+            </w:pPr>
+            <w:r>
+              <w:rPr>
+                <w:rFonts w:asciiTheme="majorBidi" w:hAnsiTheme="majorBidi" w:cstheme="majorBidi"/>
+                <w:sz w:val="18"/>
+                <w:szCs w:val="18"/>
+                <w:rtl/>
+                <w:lang w:bidi="ar-IQ"/>
+              </w:rPr>
+              <w:t xml:space="preserve">٦٣</w:t>
+            </w:r>
+          </w:p>
+        </w:tc>
+        <w:tc>
+          <w:tcPr>
+            <w:tcW w:w="339" w:type="pct"/>
+          </w:tcPr>
+          <w:p>
+            <w:pPr>
+              <w:keepNext/>
+              <w:keepLines/>
+              <w:spacing w:after="0"/>
+              <w:rPr>
+                <w:rFonts w:asciiTheme="majorBidi" w:hAnsiTheme="majorBidi" w:cstheme="majorBidi"/>
+                <w:sz w:val="18"/>
+                <w:szCs w:val="18"/>
+                <w:lang w:bidi="ar-IQ"/>
+              </w:rPr>
+            </w:pPr>
+            <w:r>
+              <w:rPr>
+                <w:rFonts w:asciiTheme="majorBidi" w:hAnsiTheme="majorBidi" w:cstheme="majorBidi"/>
+                <w:sz w:val="18"/>
+                <w:szCs w:val="18"/>
+                <w:rtl/>
+                <w:lang w:bidi="ar-IQ"/>
+              </w:rPr>
+              <w:t xml:space="preserve">٣</w:t>
+            </w:r>
+          </w:p>
+        </w:tc>
+        <w:tc>
+          <w:tcPr>
+            <w:tcW w:w="1831" w:type="pct"/>
+          </w:tcPr>
+          <w:p>
+            <w:pPr>
+              <w:keepNext/>
+              <w:keepLines/>
+              <w:spacing w:after="0"/>
+              <w:rPr>
+                <w:rFonts w:asciiTheme="majorBidi" w:hAnsiTheme="majorBidi" w:cstheme="majorBidi"/>
+                <w:sz w:val="18"/>
+                <w:szCs w:val="18"/>
+                <w:lang w:bidi="ar-IQ"/>
+              </w:rPr>
+            </w:pPr>
+            <w:r>
+              <w:rPr>
+                <w:rFonts w:asciiTheme="majorBidi" w:hAnsiTheme="majorBidi" w:cstheme="majorBidi"/>
+                <w:sz w:val="18"/>
+                <w:szCs w:val="18"/>
+                <w:rtl/>
+                <w:lang w:bidi="ar-IQ"/>
+              </w:rPr>
+              <w:t xml:space="preserve">مبادئ تكنولوجيا المعلومات</w:t>
+            </w:r>
+          </w:p>
+        </w:tc>
+        <w:tc>
+          <w:tcPr>
+            <w:tcW w:w="339" w:type="pct"/>
+          </w:tcPr>
+          <w:p>
+            <w:pPr>
+              <w:keepNext/>
+              <w:keepLines/>
+              <w:spacing w:after="0"/>
+              <w:rPr>
+                <w:rFonts w:asciiTheme="majorBidi" w:hAnsiTheme="majorBidi" w:cstheme="majorBidi"/>
+                <w:sz w:val="18"/>
+                <w:szCs w:val="18"/>
+                <w:lang w:bidi="ar-IQ"/>
+              </w:rPr>
+            </w:pPr>
+            <w:r>
+              <w:rPr>
+                <w:rFonts w:asciiTheme="majorBidi" w:hAnsiTheme="majorBidi" w:cstheme="majorBidi"/>
+                <w:sz w:val="18"/>
+                <w:szCs w:val="18"/>
+                <w:rtl/>
+                <w:lang w:bidi="ar-IQ"/>
+              </w:rPr>
+              <w:t xml:space="preserve">٦٣</w:t>
+            </w:r>
+          </w:p>
+        </w:tc>
+        <w:tc>
+          <w:tcPr>
+            <w:tcW w:w="325" w:type="pct"/>
+          </w:tcPr>
+          <w:p>
+            <w:pPr>
+              <w:keepNext/>
+              <w:keepLines/>
+              <w:spacing w:after="0"/>
+              <w:rPr>
+                <w:rFonts w:asciiTheme="majorBidi" w:hAnsiTheme="majorBidi" w:cstheme="majorBidi"/>
+                <w:sz w:val="18"/>
+                <w:szCs w:val="18"/>
+              </w:rPr>
+            </w:pPr>
+            <w:r>
+              <w:rPr>
+                <w:rFonts w:asciiTheme="majorBidi" w:hAnsiTheme="majorBidi" w:cstheme="majorBidi"/>
+                <w:sz w:val="18"/>
+                <w:szCs w:val="18"/>
+                <w:rtl/>
+                <w:lang w:bidi="ar-IQ"/>
+              </w:rPr>
+              <w:t xml:space="preserve">٣</w:t>
+            </w:r>
+          </w:p>
+        </w:tc>
+      </w:tr>
+      <w:tr>
+        <w:trPr>
+          <w:cantSplit/>
+        </w:trPr>
+        <w:tc>
+          <w:tcPr>
+            <w:tcW w:w="1828" w:type="pct"/>
+          </w:tcPr>
+          <w:p>
+            <w:pPr>
+              <w:keepNext/>
+              <w:keepLines/>
+              <w:spacing w:after="0"/>
+              <w:rPr>
+                <w:rFonts w:asciiTheme="majorBidi" w:hAnsiTheme="majorBidi" w:cstheme="majorBidi"/>
+                <w:sz w:val="18"/>
+                <w:szCs w:val="18"/>
+                <w:lang w:bidi="ar-IQ"/>
+              </w:rPr>
+            </w:pPr>
+            <w:r>
+              <w:rPr>
+                <w:rFonts w:asciiTheme="majorBidi" w:hAnsiTheme="majorBidi" w:cstheme="majorBidi"/>
+                <w:sz w:val="18"/>
+                <w:szCs w:val="18"/>
+                <w:rtl/>
+                <w:lang w:bidi="ar-IQ"/>
+              </w:rPr>
+              <w:t xml:space="preserve">قواعد البيانات</w:t>
+            </w:r>
+          </w:p>
+        </w:tc>
+        <w:tc>
+          <w:tcPr>
+            <w:tcW w:w="338" w:type="pct"/>
+          </w:tcPr>
+          <w:p>
+            <w:pPr>
+              <w:keepNext/>
+              <w:keepLines/>
+              <w:spacing w:after="0"/>
+              <w:rPr>
+                <w:rFonts w:asciiTheme="majorBidi" w:hAnsiTheme="majorBidi" w:cstheme="majorBidi"/>
+                <w:sz w:val="18"/>
+                <w:szCs w:val="18"/>
+                <w:lang w:bidi="ar-IQ"/>
+              </w:rPr>
+            </w:pPr>
+            <w:r>
+              <w:rPr>
+                <w:rFonts w:asciiTheme="majorBidi" w:hAnsiTheme="majorBidi" w:cstheme="majorBidi"/>
+                <w:sz w:val="18"/>
+                <w:szCs w:val="18"/>
+                <w:rtl/>
+                <w:lang w:bidi="ar-IQ"/>
+              </w:rPr>
+              <w:t xml:space="preserve">٥٥</w:t>
+            </w:r>
+          </w:p>
+        </w:tc>
+        <w:tc>
+          <w:tcPr>
+            <w:tcW w:w="339" w:type="pct"/>
+          </w:tcPr>
+          <w:p>
+            <w:pPr>
+              <w:keepNext/>
+              <w:keepLines/>
+              <w:spacing w:after="0"/>
+              <w:rPr>
+                <w:rFonts w:asciiTheme="majorBidi" w:hAnsiTheme="majorBidi" w:cstheme="majorBidi"/>
+                <w:sz w:val="18"/>
+                <w:szCs w:val="18"/>
+                <w:lang w:bidi="ar-IQ"/>
+              </w:rPr>
+            </w:pPr>
+            <w:r>
+              <w:rPr>
+                <w:rFonts w:asciiTheme="majorBidi" w:hAnsiTheme="majorBidi" w:cstheme="majorBidi"/>
+                <w:sz w:val="18"/>
+                <w:szCs w:val="18"/>
+                <w:rtl/>
+                <w:lang w:bidi="ar-IQ"/>
+              </w:rPr>
+              <w:t xml:space="preserve">٣</w:t>
+            </w:r>
+          </w:p>
+        </w:tc>
+        <w:tc>
+          <w:tcPr>
+            <w:tcW w:w="1831" w:type="pct"/>
+          </w:tcPr>
+          <w:p>
+            <w:pPr>
+              <w:keepNext/>
+              <w:keepLines/>
+              <w:spacing w:after="0"/>
+              <w:rPr>
+                <w:rFonts w:asciiTheme="majorBidi" w:hAnsiTheme="majorBidi" w:cstheme="majorBidi"/>
+                <w:sz w:val="18"/>
+                <w:szCs w:val="18"/>
+                <w:lang w:bidi="ar-IQ"/>
+              </w:rPr>
+            </w:pPr>
+            <w:r>
+              <w:rPr>
+                <w:rFonts w:asciiTheme="majorBidi" w:hAnsiTheme="majorBidi" w:cstheme="majorBidi"/>
+                <w:sz w:val="18"/>
+                <w:szCs w:val="18"/>
+                <w:rtl/>
+                <w:lang w:bidi="ar-IQ"/>
+              </w:rPr>
+              <w:t xml:space="preserve">هياكل متقطعة</w:t>
+            </w:r>
+          </w:p>
+        </w:tc>
+        <w:tc>
+          <w:tcPr>
+            <w:tcW w:w="339" w:type="pct"/>
+          </w:tcPr>
+          <w:p>
+            <w:pPr>
+              <w:keepNext/>
+              <w:keepLines/>
+              <w:spacing w:after="0"/>
+              <w:rPr>
+                <w:rFonts w:asciiTheme="majorBidi" w:hAnsiTheme="majorBidi" w:cstheme="majorBidi"/>
+                <w:sz w:val="18"/>
+                <w:szCs w:val="18"/>
+                <w:lang w:bidi="ar-IQ"/>
+              </w:rPr>
+            </w:pPr>
+            <w:r>
+              <w:rPr>
+                <w:rFonts w:asciiTheme="majorBidi" w:hAnsiTheme="majorBidi" w:cstheme="majorBidi"/>
+                <w:sz w:val="18"/>
+                <w:szCs w:val="18"/>
+                <w:rtl/>
+                <w:lang w:bidi="ar-IQ"/>
+              </w:rPr>
+              <w:t xml:space="preserve">٦٢</w:t>
+            </w:r>
+          </w:p>
+        </w:tc>
+        <w:tc>
+          <w:tcPr>
+            <w:tcW w:w="325" w:type="pct"/>
+          </w:tcPr>
+          <w:p>
+            <w:pPr>
+              <w:keepNext/>
+              <w:keepLines/>
+              <w:spacing w:after="0"/>
+              <w:rPr>
+                <w:rFonts w:asciiTheme="majorBidi" w:hAnsiTheme="majorBidi" w:cstheme="majorBidi"/>
+                <w:sz w:val="18"/>
+                <w:szCs w:val="18"/>
+              </w:rPr>
+            </w:pPr>
+            <w:r>
+              <w:rPr>
+                <w:rFonts w:asciiTheme="majorBidi" w:hAnsiTheme="majorBidi" w:cstheme="majorBidi"/>
+                <w:sz w:val="18"/>
+                <w:szCs w:val="18"/>
+                <w:rtl/>
+                <w:lang w:bidi="ar-IQ"/>
+              </w:rPr>
+              <w:t xml:space="preserve">٣</w:t>
             </w:r>
           </w:p>
         </w:tc>
@@ -2263,7 +3295,7 @@
                 <w:rtl/>
                 <w:lang w:bidi="ar-IQ"/>
               </w:rPr>
-              <w:t xml:space="preserve">٢٠١٨</w:t>
+              <w:t xml:space="preserve">٢٠١٩</w:t>
             </w:r>
             <w:r>
               <w:rPr>
@@ -2310,7 +3342,7 @@
                 <w:rtl/>
                 <w:lang w:bidi="ar-IQ"/>
               </w:rPr>
-              <w:t xml:space="preserve">٢٠١٦ (٢)</w:t>
+              <w:t xml:space="preserve">٢٠١٨</w:t>
             </w:r>
             <w:r>
               <w:rPr>
@@ -2582,7 +3614,7 @@
                 <w:rtl/>
                 <w:lang w:bidi="ar-IQ"/>
               </w:rPr>
-              <w:t xml:space="preserve">قواعد البيانات</w:t>
+              <w:t xml:space="preserve">التنقيب عن البيانات</w:t>
             </w:r>
           </w:p>
         </w:tc>
@@ -2610,7 +3642,7 @@
                 <w:rtl/>
                 <w:lang w:bidi="ar-IQ"/>
               </w:rPr>
-              <w:t xml:space="preserve">٥٥</w:t>
+              <w:t xml:space="preserve">٨٩</w:t>
             </w:r>
           </w:p>
         </w:tc>
@@ -2638,90 +3670,90 @@
                 <w:rtl/>
                 <w:lang w:bidi="ar-IQ"/>
               </w:rPr>
+              <w:t xml:space="preserve">٢</w:t>
+            </w:r>
+          </w:p>
+        </w:tc>
+        <w:tc>
+          <w:tcPr>
+            <w:tcW w:w="1831" w:type="pct"/>
+          </w:tcPr>
+          <w:p>
+            <w:pPr>
+              <w:keepNext/>
+              <w:keepLines/>
+              <w:spacing w:after="0"/>
+              <w:rPr>
+                <w:rFonts w:asciiTheme="majorBidi" w:hAnsiTheme="majorBidi" w:cstheme="majorBidi"/>
+                <w:sz w:val="18"/>
+                <w:szCs w:val="18"/>
+                <w:lang w:bidi="ar-IQ"/>
+              </w:rPr>
+            </w:pPr>
+            <w:r>
+              <w:rPr>
+                <w:rFonts w:asciiTheme="majorBidi" w:hAnsiTheme="majorBidi" w:cstheme="majorBidi"/>
+                <w:sz w:val="18"/>
+                <w:szCs w:val="18"/>
+                <w:rtl/>
+                <w:lang w:bidi="ar-IQ"/>
+              </w:rPr>
+              <w:t xml:space="preserve">الذكاء الاصطناعي (٢)</w:t>
+            </w:r>
+          </w:p>
+        </w:tc>
+        <w:tc>
+          <w:tcPr>
+            <w:tcW w:w="339" w:type="pct"/>
+          </w:tcPr>
+          <w:p>
+            <w:pPr>
+              <w:keepNext/>
+              <w:keepLines/>
+              <w:spacing w:after="0"/>
+              <w:rPr>
+                <w:rFonts w:asciiTheme="majorBidi" w:hAnsiTheme="majorBidi" w:cstheme="majorBidi"/>
+                <w:sz w:val="18"/>
+                <w:szCs w:val="18"/>
+                <w:lang w:bidi="ar-IQ"/>
+              </w:rPr>
+            </w:pPr>
+            <w:r>
+              <w:rPr>
+                <w:rFonts w:asciiTheme="majorBidi" w:hAnsiTheme="majorBidi" w:cstheme="majorBidi"/>
+                <w:sz w:val="18"/>
+                <w:szCs w:val="18"/>
+                <w:rtl/>
+                <w:lang w:bidi="ar-IQ"/>
+              </w:rPr>
+              <w:t xml:space="preserve">٥٠</w:t>
+            </w:r>
+          </w:p>
+        </w:tc>
+        <w:tc>
+          <w:tcPr>
+            <w:tcW w:w="325" w:type="pct"/>
+          </w:tcPr>
+          <w:p>
+            <w:pPr>
+              <w:keepNext/>
+              <w:keepLines/>
+              <w:spacing w:after="0"/>
+              <w:rPr>
+                <w:rFonts w:asciiTheme="majorBidi" w:hAnsiTheme="majorBidi" w:cstheme="majorBidi"/>
+                <w:sz w:val="18"/>
+                <w:szCs w:val="18"/>
+              </w:rPr>
+            </w:pPr>
+            <w:r>
+              <w:rPr>
+                <w:rFonts w:asciiTheme="majorBidi" w:hAnsiTheme="majorBidi" w:cstheme="majorBidi"/>
+                <w:sz w:val="18"/>
+                <w:szCs w:val="18"/>
+                <w:rtl/>
+                <w:lang w:bidi="ar-IQ"/>
+              </w:rPr>
               <w:t xml:space="preserve">٣</w:t>
-            </w:r>
-          </w:p>
-        </w:tc>
-        <w:tc>
-          <w:tcPr>
-            <w:tcW w:w="1831" w:type="pct"/>
-          </w:tcPr>
-          <w:p>
-            <w:pPr>
-              <w:keepNext/>
-              <w:keepLines/>
-              <w:spacing w:after="0"/>
-              <w:rPr>
-                <w:rFonts w:asciiTheme="majorBidi" w:hAnsiTheme="majorBidi" w:cstheme="majorBidi"/>
-                <w:sz w:val="18"/>
-                <w:szCs w:val="18"/>
-                <w:lang w:bidi="ar-IQ"/>
-              </w:rPr>
-            </w:pPr>
-            <w:r>
-              <w:rPr>
-                <w:rFonts w:asciiTheme="majorBidi" w:hAnsiTheme="majorBidi" w:cstheme="majorBidi"/>
-                <w:sz w:val="18"/>
-                <w:szCs w:val="18"/>
-                <w:rtl/>
-                <w:lang w:bidi="ar-IQ"/>
-              </w:rPr>
-              <w:t xml:space="preserve">الإنكليزي 2</w:t>
-            </w:r>
-          </w:p>
-        </w:tc>
-        <w:tc>
-          <w:tcPr>
-            <w:tcW w:w="339" w:type="pct"/>
-          </w:tcPr>
-          <w:p>
-            <w:pPr>
-              <w:keepNext/>
-              <w:keepLines/>
-              <w:spacing w:after="0"/>
-              <w:rPr>
-                <w:rFonts w:asciiTheme="majorBidi" w:hAnsiTheme="majorBidi" w:cstheme="majorBidi"/>
-                <w:sz w:val="18"/>
-                <w:szCs w:val="18"/>
-                <w:lang w:bidi="ar-IQ"/>
-              </w:rPr>
-            </w:pPr>
-            <w:r>
-              <w:rPr>
-                <w:rFonts w:asciiTheme="majorBidi" w:hAnsiTheme="majorBidi" w:cstheme="majorBidi"/>
-                <w:sz w:val="18"/>
-                <w:szCs w:val="18"/>
-                <w:rtl/>
-                <w:lang w:bidi="ar-IQ"/>
-              </w:rPr>
-              <w:t xml:space="preserve">٧٠</w:t>
-            </w:r>
-          </w:p>
-        </w:tc>
-        <w:tc>
-          <w:tcPr>
-            <w:tcW w:w="325" w:type="pct"/>
-          </w:tcPr>
-          <w:p>
-            <w:pPr>
-              <w:keepNext/>
-              <w:keepLines/>
-              <w:spacing w:after="0"/>
-              <w:rPr>
-                <w:rFonts w:asciiTheme="majorBidi" w:hAnsiTheme="majorBidi" w:cstheme="majorBidi"/>
-                <w:sz w:val="18"/>
-                <w:szCs w:val="18"/>
-              </w:rPr>
-            </w:pPr>
-            <w:r>
-              <w:rPr>
-                <w:rFonts w:asciiTheme="majorBidi" w:hAnsiTheme="majorBidi" w:cstheme="majorBidi"/>
-                <w:sz w:val="18"/>
-                <w:szCs w:val="18"/>
-                <w:rtl/>
-                <w:lang w:bidi="ar-IQ"/>
-              </w:rPr>
-              <w:t xml:space="preserve">٢</w:t>
             </w:r>
           </w:p>
         </w:tc>
@@ -2754,7 +3786,7 @@
                 <w:rtl/>
                 <w:lang w:bidi="ar-IQ"/>
               </w:rPr>
-              <w:t xml:space="preserve"/>
+              <w:t xml:space="preserve">الحوسبة السحابية</w:t>
             </w:r>
           </w:p>
         </w:tc>
@@ -2782,7 +3814,7 @@
                 <w:rtl/>
                 <w:lang w:bidi="ar-IQ"/>
               </w:rPr>
-              <w:t xml:space="preserve"/>
+              <w:t xml:space="preserve">٨٤</w:t>
             </w:r>
           </w:p>
         </w:tc>
@@ -2810,7 +3842,7 @@
                 <w:rtl/>
                 <w:lang w:bidi="ar-IQ"/>
               </w:rPr>
-              <w:t xml:space="preserve"/>
+              <w:t xml:space="preserve">٢</w:t>
             </w:r>
           </w:p>
         </w:tc>
@@ -2838,7 +3870,7 @@
                 <w:rtl/>
                 <w:lang w:bidi="ar-IQ"/>
               </w:rPr>
-              <w:t xml:space="preserve">البرمجة 2</w:t>
+              <w:t xml:space="preserve">برمجة المواقع 1</w:t>
             </w:r>
           </w:p>
         </w:tc>
@@ -2866,7 +3898,7 @@
                 <w:rtl/>
                 <w:lang w:bidi="ar-IQ"/>
               </w:rPr>
-              <w:t xml:space="preserve">٥٢</w:t>
+              <w:t xml:space="preserve">٥٨</w:t>
             </w:r>
           </w:p>
         </w:tc>
@@ -2893,7 +3925,7 @@
                 <w:rtl/>
                 <w:lang w:bidi="ar-IQ"/>
               </w:rPr>
-              <w:t xml:space="preserve">٤</w:t>
+              <w:t xml:space="preserve">٣</w:t>
             </w:r>
           </w:p>
         </w:tc>
@@ -2926,7 +3958,7 @@
                 <w:rtl/>
                 <w:lang w:bidi="ar-IQ"/>
               </w:rPr>
-              <w:t xml:space="preserve"/>
+              <w:t xml:space="preserve">الذكاء الحاسوبي</w:t>
             </w:r>
           </w:p>
         </w:tc>
@@ -2954,7 +3986,7 @@
                 <w:rtl/>
                 <w:lang w:bidi="ar-IQ"/>
               </w:rPr>
-              <w:t xml:space="preserve"/>
+              <w:t xml:space="preserve">٦٨</w:t>
             </w:r>
           </w:p>
         </w:tc>
@@ -2982,7 +4014,7 @@
                 <w:rtl/>
                 <w:lang w:bidi="ar-IQ"/>
               </w:rPr>
-              <w:t xml:space="preserve"/>
+              <w:t xml:space="preserve">٣</w:t>
             </w:r>
           </w:p>
         </w:tc>
@@ -3010,7 +4042,7 @@
                 <w:rtl/>
                 <w:lang w:bidi="ar-IQ"/>
               </w:rPr>
-              <w:t xml:space="preserve">التصميم المنطقي</w:t>
+              <w:t xml:space="preserve">شبكات الحاسوب 1</w:t>
             </w:r>
           </w:p>
         </w:tc>
@@ -3098,7 +4130,7 @@
                 <w:rtl/>
                 <w:lang w:bidi="ar-IQ"/>
               </w:rPr>
-              <w:t xml:space="preserve"/>
+              <w:t xml:space="preserve">الرؤية في الحاسوب</w:t>
             </w:r>
           </w:p>
         </w:tc>
@@ -3126,7 +4158,7 @@
                 <w:rtl/>
                 <w:lang w:bidi="ar-IQ"/>
               </w:rPr>
-              <w:t xml:space="preserve"/>
+              <w:t xml:space="preserve">٧٨</w:t>
             </w:r>
           </w:p>
         </w:tc>
@@ -3154,7 +4186,7 @@
                 <w:rtl/>
                 <w:lang w:bidi="ar-IQ"/>
               </w:rPr>
-              <w:t xml:space="preserve"/>
+              <w:t xml:space="preserve">٣</w:t>
             </w:r>
           </w:p>
         </w:tc>
@@ -3182,7 +4214,7 @@
                 <w:rtl/>
                 <w:lang w:bidi="ar-IQ"/>
               </w:rPr>
-              <w:t xml:space="preserve">الهياكل المتقطعة</w:t>
+              <w:t xml:space="preserve">مفاهيم لغات البرمجة</w:t>
             </w:r>
           </w:p>
         </w:tc>
@@ -3210,7 +4242,7 @@
                 <w:rtl/>
                 <w:lang w:bidi="ar-IQ"/>
               </w:rPr>
-              <w:t xml:space="preserve">٦٢</w:t>
+              <w:t xml:space="preserve">٥٠</w:t>
             </w:r>
           </w:p>
         </w:tc>
@@ -3237,7 +4269,7 @@
                 <w:rtl/>
                 <w:lang w:bidi="ar-IQ"/>
               </w:rPr>
-              <w:t xml:space="preserve">٣</w:t>
+              <w:t xml:space="preserve">٢</w:t>
             </w:r>
           </w:p>
         </w:tc>
@@ -3270,7 +4302,7 @@
                 <w:rtl/>
                 <w:lang w:bidi="ar-IQ"/>
               </w:rPr>
-              <w:t xml:space="preserve"/>
+              <w:t xml:space="preserve">تطبيقات النقال</w:t>
             </w:r>
           </w:p>
         </w:tc>
@@ -3298,7 +4330,7 @@
                 <w:rtl/>
                 <w:lang w:bidi="ar-IQ"/>
               </w:rPr>
-              <w:t xml:space="preserve"/>
+              <w:t xml:space="preserve">٩٠</w:t>
             </w:r>
           </w:p>
         </w:tc>
@@ -3326,7 +4358,7 @@
                 <w:rtl/>
                 <w:lang w:bidi="ar-IQ"/>
               </w:rPr>
-              <w:t xml:space="preserve"/>
+              <w:t xml:space="preserve">٣</w:t>
             </w:r>
           </w:p>
         </w:tc>
@@ -3354,7 +4386,7 @@
                 <w:rtl/>
                 <w:lang w:bidi="ar-IQ"/>
               </w:rPr>
-              <w:t xml:space="preserve">تطبيقات الحاسوب</w:t>
+              <w:t xml:space="preserve">هندسة البرامجيات</w:t>
             </w:r>
           </w:p>
         </w:tc>
@@ -3382,7 +4414,7 @@
                 <w:rtl/>
                 <w:lang w:bidi="ar-IQ"/>
               </w:rPr>
-              <w:t xml:space="preserve">٥٤</w:t>
+              <w:t xml:space="preserve">٦٥</w:t>
             </w:r>
           </w:p>
         </w:tc>
@@ -3409,7 +4441,7 @@
                 <w:rtl/>
                 <w:lang w:bidi="ar-IQ"/>
               </w:rPr>
-              <w:t xml:space="preserve">٢</w:t>
+              <w:t xml:space="preserve">٣</w:t>
             </w:r>
           </w:p>
         </w:tc>
@@ -3442,7 +4474,7 @@
                 <w:rtl/>
                 <w:lang w:bidi="ar-IQ"/>
               </w:rPr>
-              <w:t xml:space="preserve"/>
+              <w:t xml:space="preserve">مشروع التخرج</w:t>
             </w:r>
           </w:p>
         </w:tc>
@@ -3470,7 +4502,7 @@
                 <w:rtl/>
                 <w:lang w:bidi="ar-IQ"/>
               </w:rPr>
-              <w:t xml:space="preserve"/>
+              <w:t xml:space="preserve">٨٣</w:t>
             </w:r>
           </w:p>
         </w:tc>
@@ -3498,7 +4530,7 @@
                 <w:rtl/>
                 <w:lang w:bidi="ar-IQ"/>
               </w:rPr>
-              <w:t xml:space="preserve"/>
+              <w:t xml:space="preserve">٢</w:t>
             </w:r>
           </w:p>
         </w:tc>
@@ -3526,7 +4558,7 @@
                 <w:rtl/>
                 <w:lang w:bidi="ar-IQ"/>
               </w:rPr>
-              <w:t xml:space="preserve">مبادئ تكنولوجيا المعلومات</w:t>
+              <w:t xml:space="preserve">هياكل البيانات 2</w:t>
             </w:r>
           </w:p>
         </w:tc>
@@ -3554,7 +4586,7 @@
                 <w:rtl/>
                 <w:lang w:bidi="ar-IQ"/>
               </w:rPr>
-              <w:t xml:space="preserve">٦٣</w:t>
+              <w:t xml:space="preserve">٥٢</w:t>
             </w:r>
           </w:p>
         </w:tc>
@@ -3582,172 +4614,6 @@
                 <w:lang w:bidi="ar-IQ"/>
               </w:rPr>
               <w:t xml:space="preserve">٣</w:t>
-            </w:r>
-          </w:p>
-        </w:tc>
-      </w:tr>
-    </w:tbl>
-    <w:p>
-      <w:pPr>
-        <w:keepNext/>
-        <w:keepLines/>
-        <w:spacing w:line="240" w:lineRule="auto"/>
-        <w:rPr>
-          <w:rFonts w:asciiTheme="majorBidi" w:hAnsiTheme="majorBidi" w:cstheme="majorBidi"/>
-          <w:lang w:bidi="ar-IQ"/>
-        </w:rPr>
-      </w:pPr>
-      <w:r>
-        <w:rPr>
-          <w:rFonts w:asciiTheme="majorBidi" w:hAnsiTheme="majorBidi" w:cstheme="majorBidi"/>
-          <w:rtl/>
-          <w:lang w:bidi="ar-IQ"/>
-        </w:rPr>
-        <w:t xml:space="preserve"/>
-      </w:r>
-    </w:p>
-    <w:tbl>
-      <w:tblPr>
-        <w:tblStyle w:val="TableGrid"/>
-        <w:bidiVisual/>
-        <w:tblW w:w="5000" w:type="pct"/>
-        <w:tblLayout w:type="fixed"/>
-        <w:tblLook w:val="04A0" w:firstRow="1" w:lastRow="0" w:firstColumn="1" w:lastColumn="0" w:noHBand="0" w:noVBand="1"/>
-      </w:tblPr>
-      <w:tblGrid>
-        <w:gridCol w:w="3822"/>
-        <w:gridCol w:w="707"/>
-        <w:gridCol w:w="709"/>
-        <w:gridCol w:w="3829"/>
-        <w:gridCol w:w="709"/>
-        <w:gridCol w:w="680"/>
-      </w:tblGrid>
-      <w:tr>
-        <w:trPr>
-          <w:cantSplit/>
-        </w:trPr>
-        <w:tc>
-          <w:tcPr>
-            <w:tcW w:w="2505" w:type="pct"/>
-            <w:gridSpan w:val="3"/>
-          </w:tcPr>
-          <w:p>
-            <w:pPr>
-              <w:keepNext/>
-              <w:keepLines/>
-              <w:spacing w:after="0"/>
-              <w:rPr>
-                <w:rFonts w:asciiTheme="majorBidi" w:hAnsiTheme="majorBidi" w:cstheme="majorBidi"/>
-                <w:sz w:val="18"/>
-                <w:szCs w:val="18"/>
-                <w:lang w:bidi="ar-IQ"/>
-              </w:rPr>
-            </w:pPr>
-            <w:r>
-              <w:rPr>
-                <w:rFonts w:asciiTheme="majorBidi" w:hAnsiTheme="majorBidi" w:cstheme="majorBidi"/>
-                <w:sz w:val="18"/>
-                <w:szCs w:val="18"/>
-                <w:rtl/>
-                <w:lang w:bidi="ar-IQ"/>
-              </w:rPr>
-              <w:t xml:space="preserve">٢٠١٨</w:t>
-            </w:r>
-            <w:r>
-              <w:rPr>
-                <w:rFonts w:asciiTheme="majorBidi" w:hAnsiTheme="majorBidi" w:cstheme="majorBidi" w:hint="cs"/>
-                <w:sz w:val="18"/>
-                <w:szCs w:val="18"/>
-                <w:rtl/>
-                <w:lang w:bidi="ar-IQ"/>
-              </w:rPr>
-              <w:t xml:space="preserve"> - المرحلة </w:t>
-            </w:r>
-            <w:r>
-              <w:rPr>
-                <w:rFonts w:asciiTheme="majorBidi" w:hAnsiTheme="majorBidi" w:cstheme="majorBidi"/>
-                <w:sz w:val="18"/>
-                <w:szCs w:val="18"/>
-                <w:lang w:bidi="ar-IQ"/>
-              </w:rPr>
-              <w:t xml:space="preserve"/>
-            </w:r>
-          </w:p>
-        </w:tc>
-        <w:tc>
-          <w:tcPr>
-            <w:tcW w:w="2495" w:type="pct"/>
-            <w:gridSpan w:val="3"/>
-          </w:tcPr>
-          <w:p>
-            <w:pPr>
-              <w:keepNext/>
-              <w:keepLines/>
-              <w:spacing w:after="0"/>
-              <w:rPr>
-                <w:rFonts w:asciiTheme="majorBidi" w:hAnsiTheme="majorBidi" w:cstheme="majorBidi"/>
-                <w:sz w:val="18"/>
-                <w:szCs w:val="18"/>
-              </w:rPr>
-            </w:pPr>
-            <w:r>
-              <w:rPr>
-                <w:rFonts w:asciiTheme="majorBidi" w:hAnsiTheme="majorBidi" w:cstheme="majorBidi"/>
-                <w:sz w:val="18"/>
-                <w:szCs w:val="18"/>
-                <w:rtl/>
-                <w:lang w:bidi="ar-IQ"/>
-              </w:rPr>
-              <w:t xml:space="preserve">٢٠١٧ (٣)</w:t>
-            </w:r>
-            <w:r>
-              <w:rPr>
-                <w:rFonts w:asciiTheme="majorBidi" w:hAnsiTheme="majorBidi" w:cstheme="majorBidi" w:hint="cs"/>
-                <w:sz w:val="18"/>
-                <w:szCs w:val="18"/>
-                <w:rtl/>
-                <w:lang w:bidi="ar-IQ"/>
-              </w:rPr>
-              <w:t xml:space="preserve"> </w:t>
-            </w:r>
-            <w:r>
-              <w:rPr>
-                <w:rFonts w:asciiTheme="majorBidi" w:hAnsiTheme="majorBidi" w:cstheme="majorBidi"/>
-                <w:sz w:val="18"/>
-                <w:szCs w:val="18"/>
-                <w:rtl/>
-                <w:lang w:bidi="ar-IQ"/>
-              </w:rPr>
-              <w:t>–</w:t>
-            </w:r>
-            <w:r>
-              <w:rPr>
-                <w:rFonts w:asciiTheme="majorBidi" w:hAnsiTheme="majorBidi" w:cstheme="majorBidi" w:hint="cs"/>
-                <w:sz w:val="18"/>
-                <w:szCs w:val="18"/>
-                <w:rtl/>
-                <w:lang w:bidi="ar-IQ"/>
-              </w:rPr>
-              <w:t xml:space="preserve"> المرحلة</w:t>
-            </w:r>
-            <w:r>
-              <w:rPr>
-                <w:rFonts w:asciiTheme="majorBidi" w:hAnsiTheme="majorBidi" w:cstheme="majorBidi" w:hint="cs"/>
-                <w:sz w:val="18"/>
-                <w:szCs w:val="18"/>
-                <w:rtl/>
-                <w:lang w:bidi="ar-IQ"/>
-              </w:rPr>
-              <w:t xml:space="preserve"> </w:t>
-            </w:r>
-            <w:r>
-              <w:rPr>
-                <w:rFonts w:asciiTheme="majorBidi" w:hAnsiTheme="majorBidi" w:cstheme="majorBidi"/>
-                <w:sz w:val="18"/>
-                <w:szCs w:val="18"/>
-                <w:lang w:bidi="ar-IQ"/>
-              </w:rPr>
-              <w:t xml:space="preserve"/>
             </w:r>
           </w:p>
         </w:tc>
@@ -3767,23 +4633,20 @@
               <w:spacing w:after="0"/>
               <w:rPr>
                 <w:rFonts w:asciiTheme="majorBidi" w:hAnsiTheme="majorBidi" w:cstheme="majorBidi"/>
-                <w:b/>
-                <w:bCs/>
-                <w:sz w:val="18"/>
-                <w:szCs w:val="18"/>
-                <w:lang w:bidi="ar-IQ"/>
-              </w:rPr>
-            </w:pPr>
-            <w:r>
-              <w:rPr>
-                <w:rFonts w:asciiTheme="majorBidi" w:hAnsiTheme="majorBidi" w:cstheme="majorBidi"/>
-                <w:b/>
-                <w:bCs/>
-                <w:sz w:val="18"/>
-                <w:szCs w:val="18"/>
-                <w:rtl/>
-              </w:rPr>
-              <w:t>المادة الدراسية</w:t>
+                <w:sz w:val="18"/>
+                <w:szCs w:val="18"/>
+                <w:lang w:bidi="ar-IQ"/>
+              </w:rPr>
+            </w:pPr>
+            <w:r>
+              <w:rPr>
+                <w:rFonts w:asciiTheme="majorBidi" w:hAnsiTheme="majorBidi" w:cstheme="majorBidi"/>
+                <w:sz w:val="18"/>
+                <w:szCs w:val="18"/>
+                <w:rtl/>
+                <w:lang w:bidi="ar-IQ"/>
+              </w:rPr>
+              <w:t xml:space="preserve">نظم التشغيل</w:t>
             </w:r>
           </w:p>
         </w:tc>
@@ -3798,23 +4661,20 @@
               <w:spacing w:after="0"/>
               <w:rPr>
                 <w:rFonts w:asciiTheme="majorBidi" w:hAnsiTheme="majorBidi" w:cstheme="majorBidi"/>
-                <w:b/>
-                <w:bCs/>
-                <w:sz w:val="18"/>
-                <w:szCs w:val="18"/>
-                <w:lang w:bidi="ar-IQ"/>
-              </w:rPr>
-            </w:pPr>
-            <w:r>
-              <w:rPr>
-                <w:rFonts w:asciiTheme="majorBidi" w:hAnsiTheme="majorBidi" w:cstheme="majorBidi"/>
-                <w:b/>
-                <w:bCs/>
-                <w:sz w:val="18"/>
-                <w:szCs w:val="18"/>
-                <w:rtl/>
-              </w:rPr>
-              <w:t>الدرجة</w:t>
+                <w:sz w:val="18"/>
+                <w:szCs w:val="18"/>
+                <w:lang w:bidi="ar-IQ"/>
+              </w:rPr>
+            </w:pPr>
+            <w:r>
+              <w:rPr>
+                <w:rFonts w:asciiTheme="majorBidi" w:hAnsiTheme="majorBidi" w:cstheme="majorBidi"/>
+                <w:sz w:val="18"/>
+                <w:szCs w:val="18"/>
+                <w:rtl/>
+                <w:lang w:bidi="ar-IQ"/>
+              </w:rPr>
+              <w:t xml:space="preserve">٨٠</w:t>
             </w:r>
           </w:p>
         </w:tc>
@@ -3829,23 +4689,20 @@
               <w:spacing w:after="0"/>
               <w:rPr>
                 <w:rFonts w:asciiTheme="majorBidi" w:hAnsiTheme="majorBidi" w:cstheme="majorBidi"/>
-                <w:b/>
-                <w:bCs/>
-                <w:sz w:val="18"/>
-                <w:szCs w:val="18"/>
-                <w:lang w:bidi="ar-IQ"/>
-              </w:rPr>
-            </w:pPr>
-            <w:r>
-              <w:rPr>
-                <w:rFonts w:asciiTheme="majorBidi" w:hAnsiTheme="majorBidi" w:cstheme="majorBidi"/>
-                <w:b/>
-                <w:bCs/>
-                <w:sz w:val="18"/>
-                <w:szCs w:val="18"/>
-                <w:rtl/>
-              </w:rPr>
-              <w:t>الوحدة</w:t>
+                <w:sz w:val="18"/>
+                <w:szCs w:val="18"/>
+                <w:lang w:bidi="ar-IQ"/>
+              </w:rPr>
+            </w:pPr>
+            <w:r>
+              <w:rPr>
+                <w:rFonts w:asciiTheme="majorBidi" w:hAnsiTheme="majorBidi" w:cstheme="majorBidi"/>
+                <w:sz w:val="18"/>
+                <w:szCs w:val="18"/>
+                <w:rtl/>
+                <w:lang w:bidi="ar-IQ"/>
+              </w:rPr>
+              <w:t xml:space="preserve">٣</w:t>
             </w:r>
           </w:p>
         </w:tc>
@@ -3860,23 +4717,20 @@
               <w:spacing w:after="0"/>
               <w:rPr>
                 <w:rFonts w:asciiTheme="majorBidi" w:hAnsiTheme="majorBidi" w:cstheme="majorBidi"/>
-                <w:b/>
-                <w:bCs/>
-                <w:sz w:val="18"/>
-                <w:szCs w:val="18"/>
-                <w:lang w:bidi="ar-IQ"/>
-              </w:rPr>
-            </w:pPr>
-            <w:r>
-              <w:rPr>
-                <w:rFonts w:asciiTheme="majorBidi" w:hAnsiTheme="majorBidi" w:cstheme="majorBidi"/>
-                <w:b/>
-                <w:bCs/>
-                <w:sz w:val="18"/>
-                <w:szCs w:val="18"/>
-                <w:rtl/>
-              </w:rPr>
-              <w:t>المادة الدراسية</w:t>
+                <w:sz w:val="18"/>
+                <w:szCs w:val="18"/>
+                <w:lang w:bidi="ar-IQ"/>
+              </w:rPr>
+            </w:pPr>
+            <w:r>
+              <w:rPr>
+                <w:rFonts w:asciiTheme="majorBidi" w:hAnsiTheme="majorBidi" w:cstheme="majorBidi"/>
+                <w:sz w:val="18"/>
+                <w:szCs w:val="18"/>
+                <w:rtl/>
+                <w:lang w:bidi="ar-IQ"/>
+              </w:rPr>
+              <w:t xml:space="preserve">أخلاقيات الحاسوب</w:t>
             </w:r>
           </w:p>
         </w:tc>
@@ -3891,23 +4745,20 @@
               <w:spacing w:after="0"/>
               <w:rPr>
                 <w:rFonts w:asciiTheme="majorBidi" w:hAnsiTheme="majorBidi" w:cstheme="majorBidi"/>
-                <w:b/>
-                <w:bCs/>
-                <w:sz w:val="18"/>
-                <w:szCs w:val="18"/>
-                <w:lang w:bidi="ar-IQ"/>
-              </w:rPr>
-            </w:pPr>
-            <w:r>
-              <w:rPr>
-                <w:rFonts w:asciiTheme="majorBidi" w:hAnsiTheme="majorBidi" w:cstheme="majorBidi"/>
-                <w:b/>
-                <w:bCs/>
-                <w:sz w:val="18"/>
-                <w:szCs w:val="18"/>
-                <w:rtl/>
-              </w:rPr>
-              <w:t>الدرجة</w:t>
+                <w:sz w:val="18"/>
+                <w:szCs w:val="18"/>
+                <w:lang w:bidi="ar-IQ"/>
+              </w:rPr>
+            </w:pPr>
+            <w:r>
+              <w:rPr>
+                <w:rFonts w:asciiTheme="majorBidi" w:hAnsiTheme="majorBidi" w:cstheme="majorBidi"/>
+                <w:sz w:val="18"/>
+                <w:szCs w:val="18"/>
+                <w:rtl/>
+                <w:lang w:bidi="ar-IQ"/>
+              </w:rPr>
+              <w:t xml:space="preserve">٥٨</w:t>
             </w:r>
           </w:p>
         </w:tc>
@@ -3922,22 +4773,19 @@
               <w:spacing w:after="0"/>
               <w:rPr>
                 <w:rFonts w:asciiTheme="majorBidi" w:hAnsiTheme="majorBidi" w:cstheme="majorBidi"/>
-                <w:b/>
-                <w:bCs/>
-                <w:sz w:val="18"/>
-                <w:szCs w:val="18"/>
-              </w:rPr>
-            </w:pPr>
-            <w:r>
-              <w:rPr>
-                <w:rFonts w:asciiTheme="majorBidi" w:hAnsiTheme="majorBidi" w:cstheme="majorBidi"/>
-                <w:b/>
-                <w:bCs/>
-                <w:sz w:val="18"/>
-                <w:szCs w:val="18"/>
-                <w:rtl/>
-              </w:rPr>
-              <w:t>الوحدة</w:t>
+                <w:sz w:val="18"/>
+                <w:szCs w:val="18"/>
+              </w:rPr>
+            </w:pPr>
+            <w:r>
+              <w:rPr>
+                <w:rFonts w:asciiTheme="majorBidi" w:hAnsiTheme="majorBidi" w:cstheme="majorBidi"/>
+                <w:sz w:val="18"/>
+                <w:szCs w:val="18"/>
+                <w:rtl/>
+                <w:lang w:bidi="ar-IQ"/>
+              </w:rPr>
+              <w:t xml:space="preserve">٢</w:t>
             </w:r>
           </w:p>
         </w:tc>
@@ -3970,7 +4818,7 @@
                 <w:rtl/>
                 <w:lang w:bidi="ar-IQ"/>
               </w:rPr>
-              <w:t xml:space="preserve">اخلاقيات الحاسوب</w:t>
+              <w:t xml:space="preserve">المحاكاة بالحاسوب</w:t>
             </w:r>
           </w:p>
         </w:tc>
@@ -3998,7 +4846,7 @@
                 <w:rtl/>
                 <w:lang w:bidi="ar-IQ"/>
               </w:rPr>
-              <w:t xml:space="preserve">٥٨</w:t>
+              <w:t xml:space="preserve">٨٠</w:t>
             </w:r>
           </w:p>
         </w:tc>
@@ -4026,7 +4874,7 @@
                 <w:rtl/>
                 <w:lang w:bidi="ar-IQ"/>
               </w:rPr>
-              <w:t xml:space="preserve">٢</w:t>
+              <w:t xml:space="preserve">٣</w:t>
             </w:r>
           </w:p>
         </w:tc>
@@ -4054,7 +4902,7 @@
                 <w:rtl/>
                 <w:lang w:bidi="ar-IQ"/>
               </w:rPr>
-              <w:t xml:space="preserve">الاحتمالية والاحصاء</w:t>
+              <w:t xml:space="preserve">المترجمات</w:t>
             </w:r>
           </w:p>
         </w:tc>
@@ -4082,7 +4930,7 @@
                 <w:rtl/>
                 <w:lang w:bidi="ar-IQ"/>
               </w:rPr>
-              <w:t xml:space="preserve">٥٣</w:t>
+              <w:t xml:space="preserve">٦٣</w:t>
             </w:r>
           </w:p>
         </w:tc>
@@ -4109,7 +4957,7 @@
                 <w:rtl/>
                 <w:lang w:bidi="ar-IQ"/>
               </w:rPr>
-              <w:t xml:space="preserve">٣</w:t>
+              <w:t xml:space="preserve">٤</w:t>
             </w:r>
           </w:p>
         </w:tc>
@@ -4142,7 +4990,7 @@
                 <w:rtl/>
                 <w:lang w:bidi="ar-IQ"/>
               </w:rPr>
-              <w:t xml:space="preserve">المترجمات</w:t>
+              <w:t xml:space="preserve">امنية الحاسوب</w:t>
             </w:r>
           </w:p>
         </w:tc>
@@ -4170,7 +5018,7 @@
                 <w:rtl/>
                 <w:lang w:bidi="ar-IQ"/>
               </w:rPr>
-              <w:t xml:space="preserve">٦٣</w:t>
+              <w:t xml:space="preserve">٨٠</w:t>
             </w:r>
           </w:p>
         </w:tc>
@@ -4198,7 +5046,7 @@
                 <w:rtl/>
                 <w:lang w:bidi="ar-IQ"/>
               </w:rPr>
-              <w:t xml:space="preserve">٤</w:t>
+              <w:t xml:space="preserve">٣</w:t>
             </w:r>
           </w:p>
         </w:tc>
@@ -4226,7 +5074,7 @@
                 <w:rtl/>
                 <w:lang w:bidi="ar-IQ"/>
               </w:rPr>
-              <w:t xml:space="preserve">البرمجة الكيانية 1</w:t>
+              <w:t xml:space="preserve">بحوث العمليات (٢)</w:t>
             </w:r>
           </w:p>
         </w:tc>
@@ -4254,7 +5102,7 @@
                 <w:rtl/>
                 <w:lang w:bidi="ar-IQ"/>
               </w:rPr>
-              <w:t xml:space="preserve">٥٣</w:t>
+              <w:t xml:space="preserve">٥٠</w:t>
             </w:r>
           </w:p>
         </w:tc>
@@ -4314,7 +5162,7 @@
                 <w:rtl/>
                 <w:lang w:bidi="ar-IQ"/>
               </w:rPr>
-              <w:t xml:space="preserve">بحوث العمليات</w:t>
+              <w:t xml:space="preserve">تفاعل الانسان مع الحاسوب</w:t>
             </w:r>
           </w:p>
         </w:tc>
@@ -4342,7 +5190,7 @@
                 <w:rtl/>
                 <w:lang w:bidi="ar-IQ"/>
               </w:rPr>
-              <w:t xml:space="preserve">٥٠</w:t>
+              <w:t xml:space="preserve">٨٠</w:t>
             </w:r>
           </w:p>
         </w:tc>
@@ -4398,7 +5246,7 @@
                 <w:rtl/>
                 <w:lang w:bidi="ar-IQ"/>
               </w:rPr>
-              <w:t xml:space="preserve">الرسم بالحاسوب</w:t>
+              <w:t xml:space="preserve">برمجة المواقع 2</w:t>
             </w:r>
           </w:p>
         </w:tc>
@@ -4426,7 +5274,7 @@
                 <w:rtl/>
                 <w:lang w:bidi="ar-IQ"/>
               </w:rPr>
-              <w:t xml:space="preserve">٦٣</w:t>
+              <w:t xml:space="preserve">٥٧</w:t>
             </w:r>
           </w:p>
         </w:tc>
@@ -4486,7 +5334,7 @@
                 <w:rtl/>
                 <w:lang w:bidi="ar-IQ"/>
               </w:rPr>
-              <w:t xml:space="preserve">برمجة المواقع 2</w:t>
+              <w:t xml:space="preserve">مهارات اتصال</w:t>
             </w:r>
           </w:p>
         </w:tc>
@@ -4514,7 +5362,7 @@
                 <w:rtl/>
                 <w:lang w:bidi="ar-IQ"/>
               </w:rPr>
-              <w:t xml:space="preserve">٥٧</w:t>
+              <w:t xml:space="preserve">٨٩</w:t>
             </w:r>
           </w:p>
         </w:tc>
@@ -4570,7 +5418,7 @@
                 <w:rtl/>
                 <w:lang w:bidi="ar-IQ"/>
               </w:rPr>
-              <w:t xml:space="preserve">العربي</w:t>
+              <w:t xml:space="preserve">شبكات الحاسوب 2</w:t>
             </w:r>
           </w:p>
         </w:tc>
@@ -4598,7 +5446,7 @@
                 <w:rtl/>
                 <w:lang w:bidi="ar-IQ"/>
               </w:rPr>
-              <w:t xml:space="preserve">٧٠</w:t>
+              <w:t xml:space="preserve">٥٠</w:t>
             </w:r>
           </w:p>
         </w:tc>
@@ -4625,7 +5473,7 @@
                 <w:rtl/>
                 <w:lang w:bidi="ar-IQ"/>
               </w:rPr>
-              <w:t xml:space="preserve">٢</w:t>
+              <w:t xml:space="preserve">٣</w:t>
             </w:r>
           </w:p>
         </w:tc>
@@ -4658,7 +5506,7 @@
                 <w:rtl/>
                 <w:lang w:bidi="ar-IQ"/>
               </w:rPr>
-              <w:t xml:space="preserve">شبكات الحاسوب 2</w:t>
+              <w:t xml:space="preserve">مواضيع مختارة</w:t>
             </w:r>
           </w:p>
         </w:tc>
@@ -4686,7 +5534,7 @@
                 <w:rtl/>
                 <w:lang w:bidi="ar-IQ"/>
               </w:rPr>
-              <w:t xml:space="preserve">٥٠</w:t>
+              <w:t xml:space="preserve">٨٦</w:t>
             </w:r>
           </w:p>
         </w:tc>
@@ -4742,7 +5590,7 @@
                 <w:rtl/>
                 <w:lang w:bidi="ar-IQ"/>
               </w:rPr>
-              <w:t xml:space="preserve">المعالجات المايكروية</w:t>
+              <w:t xml:space="preserve">معمارية الحاسوب</w:t>
             </w:r>
           </w:p>
         </w:tc>
@@ -4770,7 +5618,7 @@
                 <w:rtl/>
                 <w:lang w:bidi="ar-IQ"/>
               </w:rPr>
-              <w:t xml:space="preserve">٥٠</w:t>
+              <w:t xml:space="preserve">٥١</w:t>
             </w:r>
           </w:p>
         </w:tc>
@@ -4798,2954 +5646,6 @@
                 <w:lang w:bidi="ar-IQ"/>
               </w:rPr>
               <w:t xml:space="preserve">٣</w:t>
-            </w:r>
-          </w:p>
-        </w:tc>
-      </w:tr>
-      <w:tr>
-        <w:trPr>
-          <w:cantSplit/>
-        </w:trPr>
-        <w:tc>
-          <w:tcPr>
-            <w:tcW w:w="1828" w:type="pct"/>
-          </w:tcPr>
-          <w:p>
-            <w:pPr>
-              <w:keepNext/>
-              <w:keepLines/>
-              <w:spacing w:after="0"/>
-              <w:rPr>
-                <w:rFonts w:asciiTheme="majorBidi" w:hAnsiTheme="majorBidi" w:cstheme="majorBidi"/>
-                <w:sz w:val="18"/>
-                <w:szCs w:val="18"/>
-                <w:lang w:bidi="ar-IQ"/>
-              </w:rPr>
-            </w:pPr>
-            <w:r>
-              <w:rPr>
-                <w:rFonts w:asciiTheme="majorBidi" w:hAnsiTheme="majorBidi" w:cstheme="majorBidi"/>
-                <w:sz w:val="18"/>
-                <w:szCs w:val="18"/>
-                <w:rtl/>
-                <w:lang w:bidi="ar-IQ"/>
-              </w:rPr>
-              <w:t xml:space="preserve">معمارية الحاسوب</w:t>
-            </w:r>
-          </w:p>
-        </w:tc>
-        <w:tc>
-          <w:tcPr>
-            <w:tcW w:w="338" w:type="pct"/>
-          </w:tcPr>
-          <w:p>
-            <w:pPr>
-              <w:keepNext/>
-              <w:keepLines/>
-              <w:spacing w:after="0"/>
-              <w:rPr>
-                <w:rFonts w:asciiTheme="majorBidi" w:hAnsiTheme="majorBidi" w:cstheme="majorBidi"/>
-                <w:sz w:val="18"/>
-                <w:szCs w:val="18"/>
-                <w:lang w:bidi="ar-IQ"/>
-              </w:rPr>
-            </w:pPr>
-            <w:r>
-              <w:rPr>
-                <w:rFonts w:asciiTheme="majorBidi" w:hAnsiTheme="majorBidi" w:cstheme="majorBidi"/>
-                <w:sz w:val="18"/>
-                <w:szCs w:val="18"/>
-                <w:rtl/>
-                <w:lang w:bidi="ar-IQ"/>
-              </w:rPr>
-              <w:t xml:space="preserve">٥١</w:t>
-            </w:r>
-          </w:p>
-        </w:tc>
-        <w:tc>
-          <w:tcPr>
-            <w:tcW w:w="339" w:type="pct"/>
-          </w:tcPr>
-          <w:p>
-            <w:pPr>
-              <w:keepNext/>
-              <w:keepLines/>
-              <w:spacing w:after="0"/>
-              <w:rPr>
-                <w:rFonts w:asciiTheme="majorBidi" w:hAnsiTheme="majorBidi" w:cstheme="majorBidi"/>
-                <w:sz w:val="18"/>
-                <w:szCs w:val="18"/>
-                <w:lang w:bidi="ar-IQ"/>
-              </w:rPr>
-            </w:pPr>
-            <w:r>
-              <w:rPr>
-                <w:rFonts w:asciiTheme="majorBidi" w:hAnsiTheme="majorBidi" w:cstheme="majorBidi"/>
-                <w:sz w:val="18"/>
-                <w:szCs w:val="18"/>
-                <w:rtl/>
-                <w:lang w:bidi="ar-IQ"/>
-              </w:rPr>
-              <w:t xml:space="preserve">٣</w:t>
-            </w:r>
-          </w:p>
-        </w:tc>
-        <w:tc>
-          <w:tcPr>
-            <w:tcW w:w="1831" w:type="pct"/>
-          </w:tcPr>
-          <w:p>
-            <w:pPr>
-              <w:keepNext/>
-              <w:keepLines/>
-              <w:spacing w:after="0"/>
-              <w:rPr>
-                <w:rFonts w:asciiTheme="majorBidi" w:hAnsiTheme="majorBidi" w:cstheme="majorBidi"/>
-                <w:sz w:val="18"/>
-                <w:szCs w:val="18"/>
-                <w:lang w:bidi="ar-IQ"/>
-              </w:rPr>
-            </w:pPr>
-            <w:r>
-              <w:rPr>
-                <w:rFonts w:asciiTheme="majorBidi" w:hAnsiTheme="majorBidi" w:cstheme="majorBidi"/>
-                <w:sz w:val="18"/>
-                <w:szCs w:val="18"/>
-                <w:rtl/>
-                <w:lang w:bidi="ar-IQ"/>
-              </w:rPr>
-              <w:t xml:space="preserve"/>
-            </w:r>
-          </w:p>
-        </w:tc>
-        <w:tc>
-          <w:tcPr>
-            <w:tcW w:w="339" w:type="pct"/>
-          </w:tcPr>
-          <w:p>
-            <w:pPr>
-              <w:keepNext/>
-              <w:keepLines/>
-              <w:spacing w:after="0"/>
-              <w:rPr>
-                <w:rFonts w:asciiTheme="majorBidi" w:hAnsiTheme="majorBidi" w:cstheme="majorBidi"/>
-                <w:sz w:val="18"/>
-                <w:szCs w:val="18"/>
-                <w:lang w:bidi="ar-IQ"/>
-              </w:rPr>
-            </w:pPr>
-            <w:r>
-              <w:rPr>
-                <w:rFonts w:asciiTheme="majorBidi" w:hAnsiTheme="majorBidi" w:cstheme="majorBidi"/>
-                <w:sz w:val="18"/>
-                <w:szCs w:val="18"/>
-                <w:rtl/>
-                <w:lang w:bidi="ar-IQ"/>
-              </w:rPr>
-              <w:t xml:space="preserve"/>
-            </w:r>
-          </w:p>
-        </w:tc>
-        <w:tc>
-          <w:tcPr>
-            <w:tcW w:w="325" w:type="pct"/>
-          </w:tcPr>
-          <w:p>
-            <w:pPr>
-              <w:keepNext/>
-              <w:keepLines/>
-              <w:spacing w:after="0"/>
-              <w:rPr>
-                <w:rFonts w:asciiTheme="majorBidi" w:hAnsiTheme="majorBidi" w:cstheme="majorBidi"/>
-                <w:sz w:val="18"/>
-                <w:szCs w:val="18"/>
-              </w:rPr>
-            </w:pPr>
-            <w:r>
-              <w:rPr>
-                <w:rFonts w:asciiTheme="majorBidi" w:hAnsiTheme="majorBidi" w:cstheme="majorBidi"/>
-                <w:sz w:val="18"/>
-                <w:szCs w:val="18"/>
-                <w:rtl/>
-                <w:lang w:bidi="ar-IQ"/>
-              </w:rPr>
-              <w:t xml:space="preserve"/>
-            </w:r>
-          </w:p>
-        </w:tc>
-      </w:tr>
-    </w:tbl>
-    <w:p>
-      <w:pPr>
-        <w:keepNext/>
-        <w:keepLines/>
-        <w:spacing w:line="240" w:lineRule="auto"/>
-        <w:rPr>
-          <w:rFonts w:asciiTheme="majorBidi" w:hAnsiTheme="majorBidi" w:cstheme="majorBidi"/>
-          <w:lang w:bidi="ar-IQ"/>
-        </w:rPr>
-      </w:pPr>
-      <w:r>
-        <w:rPr>
-          <w:rFonts w:asciiTheme="majorBidi" w:hAnsiTheme="majorBidi" w:cstheme="majorBidi"/>
-          <w:rtl/>
-          <w:lang w:bidi="ar-IQ"/>
-        </w:rPr>
-        <w:t xml:space="preserve"/>
-      </w:r>
-    </w:p>
-    <w:tbl>
-      <w:tblPr>
-        <w:tblStyle w:val="TableGrid"/>
-        <w:bidiVisual/>
-        <w:tblW w:w="5000" w:type="pct"/>
-        <w:tblLayout w:type="fixed"/>
-        <w:tblLook w:val="04A0" w:firstRow="1" w:lastRow="0" w:firstColumn="1" w:lastColumn="0" w:noHBand="0" w:noVBand="1"/>
-      </w:tblPr>
-      <w:tblGrid>
-        <w:gridCol w:w="3822"/>
-        <w:gridCol w:w="707"/>
-        <w:gridCol w:w="709"/>
-        <w:gridCol w:w="3829"/>
-        <w:gridCol w:w="709"/>
-        <w:gridCol w:w="680"/>
-      </w:tblGrid>
-      <w:tr>
-        <w:trPr>
-          <w:cantSplit/>
-        </w:trPr>
-        <w:tc>
-          <w:tcPr>
-            <w:tcW w:w="2505" w:type="pct"/>
-            <w:gridSpan w:val="3"/>
-          </w:tcPr>
-          <w:p>
-            <w:pPr>
-              <w:keepNext/>
-              <w:keepLines/>
-              <w:spacing w:after="0"/>
-              <w:rPr>
-                <w:rFonts w:asciiTheme="majorBidi" w:hAnsiTheme="majorBidi" w:cstheme="majorBidi"/>
-                <w:sz w:val="18"/>
-                <w:szCs w:val="18"/>
-                <w:lang w:bidi="ar-IQ"/>
-              </w:rPr>
-            </w:pPr>
-            <w:r>
-              <w:rPr>
-                <w:rFonts w:asciiTheme="majorBidi" w:hAnsiTheme="majorBidi" w:cstheme="majorBidi"/>
-                <w:sz w:val="18"/>
-                <w:szCs w:val="18"/>
-                <w:rtl/>
-                <w:lang w:bidi="ar-IQ"/>
-              </w:rPr>
-              <w:t xml:space="preserve">٢٠١٩</w:t>
-            </w:r>
-            <w:r>
-              <w:rPr>
-                <w:rFonts w:asciiTheme="majorBidi" w:hAnsiTheme="majorBidi" w:cstheme="majorBidi" w:hint="cs"/>
-                <w:sz w:val="18"/>
-                <w:szCs w:val="18"/>
-                <w:rtl/>
-                <w:lang w:bidi="ar-IQ"/>
-              </w:rPr>
-              <w:t xml:space="preserve"> - المرحلة </w:t>
-            </w:r>
-            <w:r>
-              <w:rPr>
-                <w:rFonts w:asciiTheme="majorBidi" w:hAnsiTheme="majorBidi" w:cstheme="majorBidi"/>
-                <w:sz w:val="18"/>
-                <w:szCs w:val="18"/>
-                <w:lang w:bidi="ar-IQ"/>
-              </w:rPr>
-              <w:t xml:space="preserve"/>
-            </w:r>
-          </w:p>
-        </w:tc>
-        <w:tc>
-          <w:tcPr>
-            <w:tcW w:w="2495" w:type="pct"/>
-            <w:gridSpan w:val="3"/>
-          </w:tcPr>
-          <w:p>
-            <w:pPr>
-              <w:keepNext/>
-              <w:keepLines/>
-              <w:spacing w:after="0"/>
-              <w:rPr>
-                <w:rFonts w:asciiTheme="majorBidi" w:hAnsiTheme="majorBidi" w:cstheme="majorBidi"/>
-                <w:sz w:val="18"/>
-                <w:szCs w:val="18"/>
-              </w:rPr>
-            </w:pPr>
-            <w:r>
-              <w:rPr>
-                <w:rFonts w:asciiTheme="majorBidi" w:hAnsiTheme="majorBidi" w:cstheme="majorBidi"/>
-                <w:sz w:val="18"/>
-                <w:szCs w:val="18"/>
-                <w:rtl/>
-                <w:lang w:bidi="ar-IQ"/>
-              </w:rPr>
-              <w:t xml:space="preserve">٢٠١٧ (٤)</w:t>
-            </w:r>
-            <w:r>
-              <w:rPr>
-                <w:rFonts w:asciiTheme="majorBidi" w:hAnsiTheme="majorBidi" w:cstheme="majorBidi" w:hint="cs"/>
-                <w:sz w:val="18"/>
-                <w:szCs w:val="18"/>
-                <w:rtl/>
-                <w:lang w:bidi="ar-IQ"/>
-              </w:rPr>
-              <w:t xml:space="preserve"> </w:t>
-            </w:r>
-            <w:r>
-              <w:rPr>
-                <w:rFonts w:asciiTheme="majorBidi" w:hAnsiTheme="majorBidi" w:cstheme="majorBidi"/>
-                <w:sz w:val="18"/>
-                <w:szCs w:val="18"/>
-                <w:rtl/>
-                <w:lang w:bidi="ar-IQ"/>
-              </w:rPr>
-              <w:t>–</w:t>
-            </w:r>
-            <w:r>
-              <w:rPr>
-                <w:rFonts w:asciiTheme="majorBidi" w:hAnsiTheme="majorBidi" w:cstheme="majorBidi" w:hint="cs"/>
-                <w:sz w:val="18"/>
-                <w:szCs w:val="18"/>
-                <w:rtl/>
-                <w:lang w:bidi="ar-IQ"/>
-              </w:rPr>
-              <w:t xml:space="preserve"> المرحلة</w:t>
-            </w:r>
-            <w:r>
-              <w:rPr>
-                <w:rFonts w:asciiTheme="majorBidi" w:hAnsiTheme="majorBidi" w:cstheme="majorBidi" w:hint="cs"/>
-                <w:sz w:val="18"/>
-                <w:szCs w:val="18"/>
-                <w:rtl/>
-                <w:lang w:bidi="ar-IQ"/>
-              </w:rPr>
-              <w:t xml:space="preserve"> </w:t>
-            </w:r>
-            <w:r>
-              <w:rPr>
-                <w:rFonts w:asciiTheme="majorBidi" w:hAnsiTheme="majorBidi" w:cstheme="majorBidi"/>
-                <w:sz w:val="18"/>
-                <w:szCs w:val="18"/>
-                <w:lang w:bidi="ar-IQ"/>
-              </w:rPr>
-              <w:t xml:space="preserve"/>
-            </w:r>
-          </w:p>
-        </w:tc>
-      </w:tr>
-      <w:tr>
-        <w:trPr>
-          <w:cantSplit/>
-        </w:trPr>
-        <w:tc>
-          <w:tcPr>
-            <w:tcW w:w="1828" w:type="pct"/>
-          </w:tcPr>
-          <w:p>
-            <w:pPr>
-              <w:keepNext/>
-              <w:keepLines/>
-              <w:spacing w:after="0"/>
-              <w:rPr>
-                <w:rFonts w:asciiTheme="majorBidi" w:hAnsiTheme="majorBidi" w:cstheme="majorBidi"/>
-                <w:b/>
-                <w:bCs/>
-                <w:sz w:val="18"/>
-                <w:szCs w:val="18"/>
-                <w:lang w:bidi="ar-IQ"/>
-              </w:rPr>
-            </w:pPr>
-            <w:r>
-              <w:rPr>
-                <w:rFonts w:asciiTheme="majorBidi" w:hAnsiTheme="majorBidi" w:cstheme="majorBidi"/>
-                <w:b/>
-                <w:bCs/>
-                <w:sz w:val="18"/>
-                <w:szCs w:val="18"/>
-                <w:rtl/>
-              </w:rPr>
-              <w:t>المادة الدراسية</w:t>
-            </w:r>
-          </w:p>
-        </w:tc>
-        <w:tc>
-          <w:tcPr>
-            <w:tcW w:w="338" w:type="pct"/>
-          </w:tcPr>
-          <w:p>
-            <w:pPr>
-              <w:keepNext/>
-              <w:keepLines/>
-              <w:spacing w:after="0"/>
-              <w:rPr>
-                <w:rFonts w:asciiTheme="majorBidi" w:hAnsiTheme="majorBidi" w:cstheme="majorBidi"/>
-                <w:b/>
-                <w:bCs/>
-                <w:sz w:val="18"/>
-                <w:szCs w:val="18"/>
-                <w:lang w:bidi="ar-IQ"/>
-              </w:rPr>
-            </w:pPr>
-            <w:r>
-              <w:rPr>
-                <w:rFonts w:asciiTheme="majorBidi" w:hAnsiTheme="majorBidi" w:cstheme="majorBidi"/>
-                <w:b/>
-                <w:bCs/>
-                <w:sz w:val="18"/>
-                <w:szCs w:val="18"/>
-                <w:rtl/>
-              </w:rPr>
-              <w:t>الدرجة</w:t>
-            </w:r>
-          </w:p>
-        </w:tc>
-        <w:tc>
-          <w:tcPr>
-            <w:tcW w:w="339" w:type="pct"/>
-          </w:tcPr>
-          <w:p>
-            <w:pPr>
-              <w:keepNext/>
-              <w:keepLines/>
-              <w:spacing w:after="0"/>
-              <w:rPr>
-                <w:rFonts w:asciiTheme="majorBidi" w:hAnsiTheme="majorBidi" w:cstheme="majorBidi"/>
-                <w:b/>
-                <w:bCs/>
-                <w:sz w:val="18"/>
-                <w:szCs w:val="18"/>
-                <w:lang w:bidi="ar-IQ"/>
-              </w:rPr>
-            </w:pPr>
-            <w:r>
-              <w:rPr>
-                <w:rFonts w:asciiTheme="majorBidi" w:hAnsiTheme="majorBidi" w:cstheme="majorBidi"/>
-                <w:b/>
-                <w:bCs/>
-                <w:sz w:val="18"/>
-                <w:szCs w:val="18"/>
-                <w:rtl/>
-              </w:rPr>
-              <w:t>الوحدة</w:t>
-            </w:r>
-          </w:p>
-        </w:tc>
-        <w:tc>
-          <w:tcPr>
-            <w:tcW w:w="1831" w:type="pct"/>
-          </w:tcPr>
-          <w:p>
-            <w:pPr>
-              <w:keepNext/>
-              <w:keepLines/>
-              <w:spacing w:after="0"/>
-              <w:rPr>
-                <w:rFonts w:asciiTheme="majorBidi" w:hAnsiTheme="majorBidi" w:cstheme="majorBidi"/>
-                <w:b/>
-                <w:bCs/>
-                <w:sz w:val="18"/>
-                <w:szCs w:val="18"/>
-                <w:lang w:bidi="ar-IQ"/>
-              </w:rPr>
-            </w:pPr>
-            <w:r>
-              <w:rPr>
-                <w:rFonts w:asciiTheme="majorBidi" w:hAnsiTheme="majorBidi" w:cstheme="majorBidi"/>
-                <w:b/>
-                <w:bCs/>
-                <w:sz w:val="18"/>
-                <w:szCs w:val="18"/>
-                <w:rtl/>
-              </w:rPr>
-              <w:t>المادة الدراسية</w:t>
-            </w:r>
-          </w:p>
-        </w:tc>
-        <w:tc>
-          <w:tcPr>
-            <w:tcW w:w="339" w:type="pct"/>
-          </w:tcPr>
-          <w:p>
-            <w:pPr>
-              <w:keepNext/>
-              <w:keepLines/>
-              <w:spacing w:after="0"/>
-              <w:rPr>
-                <w:rFonts w:asciiTheme="majorBidi" w:hAnsiTheme="majorBidi" w:cstheme="majorBidi"/>
-                <w:b/>
-                <w:bCs/>
-                <w:sz w:val="18"/>
-                <w:szCs w:val="18"/>
-                <w:lang w:bidi="ar-IQ"/>
-              </w:rPr>
-            </w:pPr>
-            <w:r>
-              <w:rPr>
-                <w:rFonts w:asciiTheme="majorBidi" w:hAnsiTheme="majorBidi" w:cstheme="majorBidi"/>
-                <w:b/>
-                <w:bCs/>
-                <w:sz w:val="18"/>
-                <w:szCs w:val="18"/>
-                <w:rtl/>
-              </w:rPr>
-              <w:t>الدرجة</w:t>
-            </w:r>
-          </w:p>
-        </w:tc>
-        <w:tc>
-          <w:tcPr>
-            <w:tcW w:w="325" w:type="pct"/>
-          </w:tcPr>
-          <w:p>
-            <w:pPr>
-              <w:keepNext/>
-              <w:keepLines/>
-              <w:spacing w:after="0"/>
-              <w:rPr>
-                <w:rFonts w:asciiTheme="majorBidi" w:hAnsiTheme="majorBidi" w:cstheme="majorBidi"/>
-                <w:b/>
-                <w:bCs/>
-                <w:sz w:val="18"/>
-                <w:szCs w:val="18"/>
-              </w:rPr>
-            </w:pPr>
-            <w:r>
-              <w:rPr>
-                <w:rFonts w:asciiTheme="majorBidi" w:hAnsiTheme="majorBidi" w:cstheme="majorBidi"/>
-                <w:b/>
-                <w:bCs/>
-                <w:sz w:val="18"/>
-                <w:szCs w:val="18"/>
-                <w:rtl/>
-              </w:rPr>
-              <w:t>الوحدة</w:t>
-            </w:r>
-          </w:p>
-        </w:tc>
-      </w:tr>
-      <w:tr>
-        <w:trPr>
-          <w:cantSplit/>
-        </w:trPr>
-        <w:tc>
-          <w:tcPr>
-            <w:tcW w:w="1828" w:type="pct"/>
-          </w:tcPr>
-          <w:p>
-            <w:pPr>
-              <w:keepNext/>
-              <w:keepLines/>
-              <w:spacing w:after="0"/>
-              <w:rPr>
-                <w:rFonts w:asciiTheme="majorBidi" w:hAnsiTheme="majorBidi" w:cstheme="majorBidi"/>
-                <w:sz w:val="18"/>
-                <w:szCs w:val="18"/>
-                <w:lang w:bidi="ar-IQ"/>
-              </w:rPr>
-            </w:pPr>
-            <w:r>
-              <w:rPr>
-                <w:rFonts w:asciiTheme="majorBidi" w:hAnsiTheme="majorBidi" w:cstheme="majorBidi"/>
-                <w:sz w:val="18"/>
-                <w:szCs w:val="18"/>
-                <w:rtl/>
-                <w:lang w:bidi="ar-IQ"/>
-              </w:rPr>
-              <w:t xml:space="preserve">الحوسبة السحابية</w:t>
-            </w:r>
-          </w:p>
-        </w:tc>
-        <w:tc>
-          <w:tcPr>
-            <w:tcW w:w="338" w:type="pct"/>
-          </w:tcPr>
-          <w:p>
-            <w:pPr>
-              <w:keepNext/>
-              <w:keepLines/>
-              <w:spacing w:after="0"/>
-              <w:rPr>
-                <w:rFonts w:asciiTheme="majorBidi" w:hAnsiTheme="majorBidi" w:cstheme="majorBidi"/>
-                <w:sz w:val="18"/>
-                <w:szCs w:val="18"/>
-                <w:lang w:bidi="ar-IQ"/>
-              </w:rPr>
-            </w:pPr>
-            <w:r>
-              <w:rPr>
-                <w:rFonts w:asciiTheme="majorBidi" w:hAnsiTheme="majorBidi" w:cstheme="majorBidi"/>
-                <w:sz w:val="18"/>
-                <w:szCs w:val="18"/>
-                <w:rtl/>
-                <w:lang w:bidi="ar-IQ"/>
-              </w:rPr>
-              <w:t xml:space="preserve">٨٤</w:t>
-            </w:r>
-          </w:p>
-        </w:tc>
-        <w:tc>
-          <w:tcPr>
-            <w:tcW w:w="339" w:type="pct"/>
-          </w:tcPr>
-          <w:p>
-            <w:pPr>
-              <w:keepNext/>
-              <w:keepLines/>
-              <w:spacing w:after="0"/>
-              <w:rPr>
-                <w:rFonts w:asciiTheme="majorBidi" w:hAnsiTheme="majorBidi" w:cstheme="majorBidi"/>
-                <w:sz w:val="18"/>
-                <w:szCs w:val="18"/>
-                <w:lang w:bidi="ar-IQ"/>
-              </w:rPr>
-            </w:pPr>
-            <w:r>
-              <w:rPr>
-                <w:rFonts w:asciiTheme="majorBidi" w:hAnsiTheme="majorBidi" w:cstheme="majorBidi"/>
-                <w:sz w:val="18"/>
-                <w:szCs w:val="18"/>
-                <w:rtl/>
-                <w:lang w:bidi="ar-IQ"/>
-              </w:rPr>
-              <w:t xml:space="preserve">٢</w:t>
-            </w:r>
-          </w:p>
-        </w:tc>
-        <w:tc>
-          <w:tcPr>
-            <w:tcW w:w="1831" w:type="pct"/>
-          </w:tcPr>
-          <w:p>
-            <w:pPr>
-              <w:keepNext/>
-              <w:keepLines/>
-              <w:spacing w:after="0"/>
-              <w:rPr>
-                <w:rFonts w:asciiTheme="majorBidi" w:hAnsiTheme="majorBidi" w:cstheme="majorBidi"/>
-                <w:sz w:val="18"/>
-                <w:szCs w:val="18"/>
-                <w:lang w:bidi="ar-IQ"/>
-              </w:rPr>
-            </w:pPr>
-            <w:r>
-              <w:rPr>
-                <w:rFonts w:asciiTheme="majorBidi" w:hAnsiTheme="majorBidi" w:cstheme="majorBidi"/>
-                <w:sz w:val="18"/>
-                <w:szCs w:val="18"/>
-                <w:rtl/>
-                <w:lang w:bidi="ar-IQ"/>
-              </w:rPr>
-              <w:t xml:space="preserve">البرمجة الكيانية 2</w:t>
-            </w:r>
-          </w:p>
-        </w:tc>
-        <w:tc>
-          <w:tcPr>
-            <w:tcW w:w="339" w:type="pct"/>
-          </w:tcPr>
-          <w:p>
-            <w:pPr>
-              <w:keepNext/>
-              <w:keepLines/>
-              <w:spacing w:after="0"/>
-              <w:rPr>
-                <w:rFonts w:asciiTheme="majorBidi" w:hAnsiTheme="majorBidi" w:cstheme="majorBidi"/>
-                <w:sz w:val="18"/>
-                <w:szCs w:val="18"/>
-                <w:lang w:bidi="ar-IQ"/>
-              </w:rPr>
-            </w:pPr>
-            <w:r>
-              <w:rPr>
-                <w:rFonts w:asciiTheme="majorBidi" w:hAnsiTheme="majorBidi" w:cstheme="majorBidi"/>
-                <w:sz w:val="18"/>
-                <w:szCs w:val="18"/>
-                <w:rtl/>
-                <w:lang w:bidi="ar-IQ"/>
-              </w:rPr>
-              <w:t xml:space="preserve">٥١</w:t>
-            </w:r>
-          </w:p>
-        </w:tc>
-        <w:tc>
-          <w:tcPr>
-            <w:tcW w:w="325" w:type="pct"/>
-          </w:tcPr>
-          <w:p>
-            <w:pPr>
-              <w:keepNext/>
-              <w:keepLines/>
-              <w:spacing w:after="0"/>
-              <w:rPr>
-                <w:rFonts w:asciiTheme="majorBidi" w:hAnsiTheme="majorBidi" w:cstheme="majorBidi"/>
-                <w:sz w:val="18"/>
-                <w:szCs w:val="18"/>
-              </w:rPr>
-            </w:pPr>
-            <w:r>
-              <w:rPr>
-                <w:rFonts w:asciiTheme="majorBidi" w:hAnsiTheme="majorBidi" w:cstheme="majorBidi"/>
-                <w:sz w:val="18"/>
-                <w:szCs w:val="18"/>
-                <w:rtl/>
-                <w:lang w:bidi="ar-IQ"/>
-              </w:rPr>
-              <w:t xml:space="preserve">٣</w:t>
-            </w:r>
-          </w:p>
-        </w:tc>
-      </w:tr>
-      <w:tr>
-        <w:trPr>
-          <w:cantSplit/>
-        </w:trPr>
-        <w:tc>
-          <w:tcPr>
-            <w:tcW w:w="1828" w:type="pct"/>
-          </w:tcPr>
-          <w:p>
-            <w:pPr>
-              <w:keepNext/>
-              <w:keepLines/>
-              <w:spacing w:after="0"/>
-              <w:rPr>
-                <w:rFonts w:asciiTheme="majorBidi" w:hAnsiTheme="majorBidi" w:cstheme="majorBidi"/>
-                <w:sz w:val="18"/>
-                <w:szCs w:val="18"/>
-                <w:lang w:bidi="ar-IQ"/>
-              </w:rPr>
-            </w:pPr>
-            <w:r>
-              <w:rPr>
-                <w:rFonts w:asciiTheme="majorBidi" w:hAnsiTheme="majorBidi" w:cstheme="majorBidi"/>
-                <w:sz w:val="18"/>
-                <w:szCs w:val="18"/>
-                <w:rtl/>
-                <w:lang w:bidi="ar-IQ"/>
-              </w:rPr>
-              <w:t xml:space="preserve">الذكاء الحاسوبي</w:t>
-            </w:r>
-          </w:p>
-        </w:tc>
-        <w:tc>
-          <w:tcPr>
-            <w:tcW w:w="338" w:type="pct"/>
-          </w:tcPr>
-          <w:p>
-            <w:pPr>
-              <w:keepNext/>
-              <w:keepLines/>
-              <w:spacing w:after="0"/>
-              <w:rPr>
-                <w:rFonts w:asciiTheme="majorBidi" w:hAnsiTheme="majorBidi" w:cstheme="majorBidi"/>
-                <w:sz w:val="18"/>
-                <w:szCs w:val="18"/>
-                <w:lang w:bidi="ar-IQ"/>
-              </w:rPr>
-            </w:pPr>
-            <w:r>
-              <w:rPr>
-                <w:rFonts w:asciiTheme="majorBidi" w:hAnsiTheme="majorBidi" w:cstheme="majorBidi"/>
-                <w:sz w:val="18"/>
-                <w:szCs w:val="18"/>
-                <w:rtl/>
-                <w:lang w:bidi="ar-IQ"/>
-              </w:rPr>
-              <w:t xml:space="preserve">٦٨</w:t>
-            </w:r>
-          </w:p>
-        </w:tc>
-        <w:tc>
-          <w:tcPr>
-            <w:tcW w:w="339" w:type="pct"/>
-          </w:tcPr>
-          <w:p>
-            <w:pPr>
-              <w:keepNext/>
-              <w:keepLines/>
-              <w:spacing w:after="0"/>
-              <w:rPr>
-                <w:rFonts w:asciiTheme="majorBidi" w:hAnsiTheme="majorBidi" w:cstheme="majorBidi"/>
-                <w:sz w:val="18"/>
-                <w:szCs w:val="18"/>
-                <w:lang w:bidi="ar-IQ"/>
-              </w:rPr>
-            </w:pPr>
-            <w:r>
-              <w:rPr>
-                <w:rFonts w:asciiTheme="majorBidi" w:hAnsiTheme="majorBidi" w:cstheme="majorBidi"/>
-                <w:sz w:val="18"/>
-                <w:szCs w:val="18"/>
-                <w:rtl/>
-                <w:lang w:bidi="ar-IQ"/>
-              </w:rPr>
-              <w:t xml:space="preserve">٣</w:t>
-            </w:r>
-          </w:p>
-        </w:tc>
-        <w:tc>
-          <w:tcPr>
-            <w:tcW w:w="1831" w:type="pct"/>
-          </w:tcPr>
-          <w:p>
-            <w:pPr>
-              <w:keepNext/>
-              <w:keepLines/>
-              <w:spacing w:after="0"/>
-              <w:rPr>
-                <w:rFonts w:asciiTheme="majorBidi" w:hAnsiTheme="majorBidi" w:cstheme="majorBidi"/>
-                <w:sz w:val="18"/>
-                <w:szCs w:val="18"/>
-                <w:lang w:bidi="ar-IQ"/>
-              </w:rPr>
-            </w:pPr>
-            <w:r>
-              <w:rPr>
-                <w:rFonts w:asciiTheme="majorBidi" w:hAnsiTheme="majorBidi" w:cstheme="majorBidi"/>
-                <w:sz w:val="18"/>
-                <w:szCs w:val="18"/>
-                <w:rtl/>
-                <w:lang w:bidi="ar-IQ"/>
-              </w:rPr>
-              <w:t xml:space="preserve">البرمجة المرئية</w:t>
-            </w:r>
-          </w:p>
-        </w:tc>
-        <w:tc>
-          <w:tcPr>
-            <w:tcW w:w="339" w:type="pct"/>
-          </w:tcPr>
-          <w:p>
-            <w:pPr>
-              <w:keepNext/>
-              <w:keepLines/>
-              <w:spacing w:after="0"/>
-              <w:rPr>
-                <w:rFonts w:asciiTheme="majorBidi" w:hAnsiTheme="majorBidi" w:cstheme="majorBidi"/>
-                <w:sz w:val="18"/>
-                <w:szCs w:val="18"/>
-                <w:lang w:bidi="ar-IQ"/>
-              </w:rPr>
-            </w:pPr>
-            <w:r>
-              <w:rPr>
-                <w:rFonts w:asciiTheme="majorBidi" w:hAnsiTheme="majorBidi" w:cstheme="majorBidi"/>
-                <w:sz w:val="18"/>
-                <w:szCs w:val="18"/>
-                <w:rtl/>
-                <w:lang w:bidi="ar-IQ"/>
-              </w:rPr>
-              <w:t xml:space="preserve">٥٠</w:t>
-            </w:r>
-          </w:p>
-        </w:tc>
-        <w:tc>
-          <w:tcPr>
-            <w:tcW w:w="325" w:type="pct"/>
-          </w:tcPr>
-          <w:p>
-            <w:pPr>
-              <w:keepNext/>
-              <w:keepLines/>
-              <w:spacing w:after="0"/>
-              <w:rPr>
-                <w:rFonts w:asciiTheme="majorBidi" w:hAnsiTheme="majorBidi" w:cstheme="majorBidi"/>
-                <w:sz w:val="18"/>
-                <w:szCs w:val="18"/>
-              </w:rPr>
-            </w:pPr>
-            <w:r>
-              <w:rPr>
-                <w:rFonts w:asciiTheme="majorBidi" w:hAnsiTheme="majorBidi" w:cstheme="majorBidi"/>
-                <w:sz w:val="18"/>
-                <w:szCs w:val="18"/>
-                <w:rtl/>
-                <w:lang w:bidi="ar-IQ"/>
-              </w:rPr>
-              <w:t xml:space="preserve">٣</w:t>
-            </w:r>
-          </w:p>
-        </w:tc>
-      </w:tr>
-      <w:tr>
-        <w:trPr>
-          <w:cantSplit/>
-        </w:trPr>
-        <w:tc>
-          <w:tcPr>
-            <w:tcW w:w="1828" w:type="pct"/>
-          </w:tcPr>
-          <w:p>
-            <w:pPr>
-              <w:keepNext/>
-              <w:keepLines/>
-              <w:spacing w:after="0"/>
-              <w:rPr>
-                <w:rFonts w:asciiTheme="majorBidi" w:hAnsiTheme="majorBidi" w:cstheme="majorBidi"/>
-                <w:sz w:val="18"/>
-                <w:szCs w:val="18"/>
-                <w:lang w:bidi="ar-IQ"/>
-              </w:rPr>
-            </w:pPr>
-            <w:r>
-              <w:rPr>
-                <w:rFonts w:asciiTheme="majorBidi" w:hAnsiTheme="majorBidi" w:cstheme="majorBidi"/>
-                <w:sz w:val="18"/>
-                <w:szCs w:val="18"/>
-                <w:rtl/>
-                <w:lang w:bidi="ar-IQ"/>
-              </w:rPr>
-              <w:t xml:space="preserve">الرؤيا بالحاسوب</w:t>
-            </w:r>
-          </w:p>
-        </w:tc>
-        <w:tc>
-          <w:tcPr>
-            <w:tcW w:w="338" w:type="pct"/>
-          </w:tcPr>
-          <w:p>
-            <w:pPr>
-              <w:keepNext/>
-              <w:keepLines/>
-              <w:spacing w:after="0"/>
-              <w:rPr>
-                <w:rFonts w:asciiTheme="majorBidi" w:hAnsiTheme="majorBidi" w:cstheme="majorBidi"/>
-                <w:sz w:val="18"/>
-                <w:szCs w:val="18"/>
-                <w:lang w:bidi="ar-IQ"/>
-              </w:rPr>
-            </w:pPr>
-            <w:r>
-              <w:rPr>
-                <w:rFonts w:asciiTheme="majorBidi" w:hAnsiTheme="majorBidi" w:cstheme="majorBidi"/>
-                <w:sz w:val="18"/>
-                <w:szCs w:val="18"/>
-                <w:rtl/>
-                <w:lang w:bidi="ar-IQ"/>
-              </w:rPr>
-              <w:t xml:space="preserve">٧٨</w:t>
-            </w:r>
-          </w:p>
-        </w:tc>
-        <w:tc>
-          <w:tcPr>
-            <w:tcW w:w="339" w:type="pct"/>
-          </w:tcPr>
-          <w:p>
-            <w:pPr>
-              <w:keepNext/>
-              <w:keepLines/>
-              <w:spacing w:after="0"/>
-              <w:rPr>
-                <w:rFonts w:asciiTheme="majorBidi" w:hAnsiTheme="majorBidi" w:cstheme="majorBidi"/>
-                <w:sz w:val="18"/>
-                <w:szCs w:val="18"/>
-                <w:lang w:bidi="ar-IQ"/>
-              </w:rPr>
-            </w:pPr>
-            <w:r>
-              <w:rPr>
-                <w:rFonts w:asciiTheme="majorBidi" w:hAnsiTheme="majorBidi" w:cstheme="majorBidi"/>
-                <w:sz w:val="18"/>
-                <w:szCs w:val="18"/>
-                <w:rtl/>
-                <w:lang w:bidi="ar-IQ"/>
-              </w:rPr>
-              <w:t xml:space="preserve">٣</w:t>
-            </w:r>
-          </w:p>
-        </w:tc>
-        <w:tc>
-          <w:tcPr>
-            <w:tcW w:w="1831" w:type="pct"/>
-          </w:tcPr>
-          <w:p>
-            <w:pPr>
-              <w:keepNext/>
-              <w:keepLines/>
-              <w:spacing w:after="0"/>
-              <w:rPr>
-                <w:rFonts w:asciiTheme="majorBidi" w:hAnsiTheme="majorBidi" w:cstheme="majorBidi"/>
-                <w:sz w:val="18"/>
-                <w:szCs w:val="18"/>
-                <w:lang w:bidi="ar-IQ"/>
-              </w:rPr>
-            </w:pPr>
-            <w:r>
-              <w:rPr>
-                <w:rFonts w:asciiTheme="majorBidi" w:hAnsiTheme="majorBidi" w:cstheme="majorBidi"/>
-                <w:sz w:val="18"/>
-                <w:szCs w:val="18"/>
-                <w:rtl/>
-                <w:lang w:bidi="ar-IQ"/>
-              </w:rPr>
-              <w:t xml:space="preserve">الطرق العددية</w:t>
-            </w:r>
-          </w:p>
-        </w:tc>
-        <w:tc>
-          <w:tcPr>
-            <w:tcW w:w="339" w:type="pct"/>
-          </w:tcPr>
-          <w:p>
-            <w:pPr>
-              <w:keepNext/>
-              <w:keepLines/>
-              <w:spacing w:after="0"/>
-              <w:rPr>
-                <w:rFonts w:asciiTheme="majorBidi" w:hAnsiTheme="majorBidi" w:cstheme="majorBidi"/>
-                <w:sz w:val="18"/>
-                <w:szCs w:val="18"/>
-                <w:lang w:bidi="ar-IQ"/>
-              </w:rPr>
-            </w:pPr>
-            <w:r>
-              <w:rPr>
-                <w:rFonts w:asciiTheme="majorBidi" w:hAnsiTheme="majorBidi" w:cstheme="majorBidi"/>
-                <w:sz w:val="18"/>
-                <w:szCs w:val="18"/>
-                <w:rtl/>
-                <w:lang w:bidi="ar-IQ"/>
-              </w:rPr>
-              <w:t xml:space="preserve">٦٦</w:t>
-            </w:r>
-          </w:p>
-        </w:tc>
-        <w:tc>
-          <w:tcPr>
-            <w:tcW w:w="325" w:type="pct"/>
-          </w:tcPr>
-          <w:p>
-            <w:pPr>
-              <w:keepNext/>
-              <w:keepLines/>
-              <w:spacing w:after="0"/>
-              <w:rPr>
-                <w:rFonts w:asciiTheme="majorBidi" w:hAnsiTheme="majorBidi" w:cstheme="majorBidi"/>
-                <w:sz w:val="18"/>
-                <w:szCs w:val="18"/>
-              </w:rPr>
-            </w:pPr>
-            <w:r>
-              <w:rPr>
-                <w:rFonts w:asciiTheme="majorBidi" w:hAnsiTheme="majorBidi" w:cstheme="majorBidi"/>
-                <w:sz w:val="18"/>
-                <w:szCs w:val="18"/>
-                <w:rtl/>
-                <w:lang w:bidi="ar-IQ"/>
-              </w:rPr>
-              <w:t xml:space="preserve">٣</w:t>
-            </w:r>
-          </w:p>
-        </w:tc>
-      </w:tr>
-      <w:tr>
-        <w:trPr>
-          <w:cantSplit/>
-        </w:trPr>
-        <w:tc>
-          <w:tcPr>
-            <w:tcW w:w="1828" w:type="pct"/>
-          </w:tcPr>
-          <w:p>
-            <w:pPr>
-              <w:keepNext/>
-              <w:keepLines/>
-              <w:spacing w:after="0"/>
-              <w:rPr>
-                <w:rFonts w:asciiTheme="majorBidi" w:hAnsiTheme="majorBidi" w:cstheme="majorBidi"/>
-                <w:sz w:val="18"/>
-                <w:szCs w:val="18"/>
-                <w:lang w:bidi="ar-IQ"/>
-              </w:rPr>
-            </w:pPr>
-            <w:r>
-              <w:rPr>
-                <w:rFonts w:asciiTheme="majorBidi" w:hAnsiTheme="majorBidi" w:cstheme="majorBidi"/>
-                <w:sz w:val="18"/>
-                <w:szCs w:val="18"/>
-                <w:rtl/>
-                <w:lang w:bidi="ar-IQ"/>
-              </w:rPr>
-              <w:t xml:space="preserve">انظمة التشغيل</w:t>
-            </w:r>
-          </w:p>
-        </w:tc>
-        <w:tc>
-          <w:tcPr>
-            <w:tcW w:w="338" w:type="pct"/>
-          </w:tcPr>
-          <w:p>
-            <w:pPr>
-              <w:keepNext/>
-              <w:keepLines/>
-              <w:spacing w:after="0"/>
-              <w:rPr>
-                <w:rFonts w:asciiTheme="majorBidi" w:hAnsiTheme="majorBidi" w:cstheme="majorBidi"/>
-                <w:sz w:val="18"/>
-                <w:szCs w:val="18"/>
-                <w:lang w:bidi="ar-IQ"/>
-              </w:rPr>
-            </w:pPr>
-            <w:r>
-              <w:rPr>
-                <w:rFonts w:asciiTheme="majorBidi" w:hAnsiTheme="majorBidi" w:cstheme="majorBidi"/>
-                <w:sz w:val="18"/>
-                <w:szCs w:val="18"/>
-                <w:rtl/>
-                <w:lang w:bidi="ar-IQ"/>
-              </w:rPr>
-              <w:t xml:space="preserve">٨٠</w:t>
-            </w:r>
-          </w:p>
-        </w:tc>
-        <w:tc>
-          <w:tcPr>
-            <w:tcW w:w="339" w:type="pct"/>
-          </w:tcPr>
-          <w:p>
-            <w:pPr>
-              <w:keepNext/>
-              <w:keepLines/>
-              <w:spacing w:after="0"/>
-              <w:rPr>
-                <w:rFonts w:asciiTheme="majorBidi" w:hAnsiTheme="majorBidi" w:cstheme="majorBidi"/>
-                <w:sz w:val="18"/>
-                <w:szCs w:val="18"/>
-                <w:lang w:bidi="ar-IQ"/>
-              </w:rPr>
-            </w:pPr>
-            <w:r>
-              <w:rPr>
-                <w:rFonts w:asciiTheme="majorBidi" w:hAnsiTheme="majorBidi" w:cstheme="majorBidi"/>
-                <w:sz w:val="18"/>
-                <w:szCs w:val="18"/>
-                <w:rtl/>
-                <w:lang w:bidi="ar-IQ"/>
-              </w:rPr>
-              <w:t xml:space="preserve">٣</w:t>
-            </w:r>
-          </w:p>
-        </w:tc>
-        <w:tc>
-          <w:tcPr>
-            <w:tcW w:w="1831" w:type="pct"/>
-          </w:tcPr>
-          <w:p>
-            <w:pPr>
-              <w:keepNext/>
-              <w:keepLines/>
-              <w:spacing w:after="0"/>
-              <w:rPr>
-                <w:rFonts w:asciiTheme="majorBidi" w:hAnsiTheme="majorBidi" w:cstheme="majorBidi"/>
-                <w:sz w:val="18"/>
-                <w:szCs w:val="18"/>
-                <w:lang w:bidi="ar-IQ"/>
-              </w:rPr>
-            </w:pPr>
-            <w:r>
-              <w:rPr>
-                <w:rFonts w:asciiTheme="majorBidi" w:hAnsiTheme="majorBidi" w:cstheme="majorBidi"/>
-                <w:sz w:val="18"/>
-                <w:szCs w:val="18"/>
-                <w:rtl/>
-                <w:lang w:bidi="ar-IQ"/>
-              </w:rPr>
-              <w:t xml:space="preserve">النظرية الاحتسابية</w:t>
-            </w:r>
-          </w:p>
-        </w:tc>
-        <w:tc>
-          <w:tcPr>
-            <w:tcW w:w="339" w:type="pct"/>
-          </w:tcPr>
-          <w:p>
-            <w:pPr>
-              <w:keepNext/>
-              <w:keepLines/>
-              <w:spacing w:after="0"/>
-              <w:rPr>
-                <w:rFonts w:asciiTheme="majorBidi" w:hAnsiTheme="majorBidi" w:cstheme="majorBidi"/>
-                <w:sz w:val="18"/>
-                <w:szCs w:val="18"/>
-                <w:lang w:bidi="ar-IQ"/>
-              </w:rPr>
-            </w:pPr>
-            <w:r>
-              <w:rPr>
-                <w:rFonts w:asciiTheme="majorBidi" w:hAnsiTheme="majorBidi" w:cstheme="majorBidi"/>
-                <w:sz w:val="18"/>
-                <w:szCs w:val="18"/>
-                <w:rtl/>
-                <w:lang w:bidi="ar-IQ"/>
-              </w:rPr>
-              <w:t xml:space="preserve">٥٠</w:t>
-            </w:r>
-          </w:p>
-        </w:tc>
-        <w:tc>
-          <w:tcPr>
-            <w:tcW w:w="325" w:type="pct"/>
-          </w:tcPr>
-          <w:p>
-            <w:pPr>
-              <w:keepNext/>
-              <w:keepLines/>
-              <w:spacing w:after="0"/>
-              <w:rPr>
-                <w:rFonts w:asciiTheme="majorBidi" w:hAnsiTheme="majorBidi" w:cstheme="majorBidi"/>
-                <w:sz w:val="18"/>
-                <w:szCs w:val="18"/>
-              </w:rPr>
-            </w:pPr>
-            <w:r>
-              <w:rPr>
-                <w:rFonts w:asciiTheme="majorBidi" w:hAnsiTheme="majorBidi" w:cstheme="majorBidi"/>
-                <w:sz w:val="18"/>
-                <w:szCs w:val="18"/>
-                <w:rtl/>
-                <w:lang w:bidi="ar-IQ"/>
-              </w:rPr>
-              <w:t xml:space="preserve">٣</w:t>
-            </w:r>
-          </w:p>
-        </w:tc>
-      </w:tr>
-      <w:tr>
-        <w:trPr>
-          <w:cantSplit/>
-        </w:trPr>
-        <w:tc>
-          <w:tcPr>
-            <w:tcW w:w="1828" w:type="pct"/>
-          </w:tcPr>
-          <w:p>
-            <w:pPr>
-              <w:keepNext/>
-              <w:keepLines/>
-              <w:spacing w:after="0"/>
-              <w:rPr>
-                <w:rFonts w:asciiTheme="majorBidi" w:hAnsiTheme="majorBidi" w:cstheme="majorBidi"/>
-                <w:sz w:val="18"/>
-                <w:szCs w:val="18"/>
-                <w:lang w:bidi="ar-IQ"/>
-              </w:rPr>
-            </w:pPr>
-            <w:r>
-              <w:rPr>
-                <w:rFonts w:asciiTheme="majorBidi" w:hAnsiTheme="majorBidi" w:cstheme="majorBidi"/>
-                <w:sz w:val="18"/>
-                <w:szCs w:val="18"/>
-                <w:rtl/>
-                <w:lang w:bidi="ar-IQ"/>
-              </w:rPr>
-              <w:t xml:space="preserve">تطبيقات النقال</w:t>
-            </w:r>
-          </w:p>
-        </w:tc>
-        <w:tc>
-          <w:tcPr>
-            <w:tcW w:w="338" w:type="pct"/>
-          </w:tcPr>
-          <w:p>
-            <w:pPr>
-              <w:keepNext/>
-              <w:keepLines/>
-              <w:spacing w:after="0"/>
-              <w:rPr>
-                <w:rFonts w:asciiTheme="majorBidi" w:hAnsiTheme="majorBidi" w:cstheme="majorBidi"/>
-                <w:sz w:val="18"/>
-                <w:szCs w:val="18"/>
-                <w:lang w:bidi="ar-IQ"/>
-              </w:rPr>
-            </w:pPr>
-            <w:r>
-              <w:rPr>
-                <w:rFonts w:asciiTheme="majorBidi" w:hAnsiTheme="majorBidi" w:cstheme="majorBidi"/>
-                <w:sz w:val="18"/>
-                <w:szCs w:val="18"/>
-                <w:rtl/>
-                <w:lang w:bidi="ar-IQ"/>
-              </w:rPr>
-              <w:t xml:space="preserve">٩٠</w:t>
-            </w:r>
-          </w:p>
-        </w:tc>
-        <w:tc>
-          <w:tcPr>
-            <w:tcW w:w="339" w:type="pct"/>
-          </w:tcPr>
-          <w:p>
-            <w:pPr>
-              <w:keepNext/>
-              <w:keepLines/>
-              <w:spacing w:after="0"/>
-              <w:rPr>
-                <w:rFonts w:asciiTheme="majorBidi" w:hAnsiTheme="majorBidi" w:cstheme="majorBidi"/>
-                <w:sz w:val="18"/>
-                <w:szCs w:val="18"/>
-                <w:lang w:bidi="ar-IQ"/>
-              </w:rPr>
-            </w:pPr>
-            <w:r>
-              <w:rPr>
-                <w:rFonts w:asciiTheme="majorBidi" w:hAnsiTheme="majorBidi" w:cstheme="majorBidi"/>
-                <w:sz w:val="18"/>
-                <w:szCs w:val="18"/>
-                <w:rtl/>
-                <w:lang w:bidi="ar-IQ"/>
-              </w:rPr>
-              <w:t xml:space="preserve">٣</w:t>
-            </w:r>
-          </w:p>
-        </w:tc>
-        <w:tc>
-          <w:tcPr>
-            <w:tcW w:w="1831" w:type="pct"/>
-          </w:tcPr>
-          <w:p>
-            <w:pPr>
-              <w:keepNext/>
-              <w:keepLines/>
-              <w:spacing w:after="0"/>
-              <w:rPr>
-                <w:rFonts w:asciiTheme="majorBidi" w:hAnsiTheme="majorBidi" w:cstheme="majorBidi"/>
-                <w:sz w:val="18"/>
-                <w:szCs w:val="18"/>
-                <w:lang w:bidi="ar-IQ"/>
-              </w:rPr>
-            </w:pPr>
-            <w:r>
-              <w:rPr>
-                <w:rFonts w:asciiTheme="majorBidi" w:hAnsiTheme="majorBidi" w:cstheme="majorBidi"/>
-                <w:sz w:val="18"/>
-                <w:szCs w:val="18"/>
-                <w:rtl/>
-                <w:lang w:bidi="ar-IQ"/>
-              </w:rPr>
-              <w:t xml:space="preserve">هياكل البيانات 1</w:t>
-            </w:r>
-          </w:p>
-        </w:tc>
-        <w:tc>
-          <w:tcPr>
-            <w:tcW w:w="339" w:type="pct"/>
-          </w:tcPr>
-          <w:p>
-            <w:pPr>
-              <w:keepNext/>
-              <w:keepLines/>
-              <w:spacing w:after="0"/>
-              <w:rPr>
-                <w:rFonts w:asciiTheme="majorBidi" w:hAnsiTheme="majorBidi" w:cstheme="majorBidi"/>
-                <w:sz w:val="18"/>
-                <w:szCs w:val="18"/>
-                <w:lang w:bidi="ar-IQ"/>
-              </w:rPr>
-            </w:pPr>
-            <w:r>
-              <w:rPr>
-                <w:rFonts w:asciiTheme="majorBidi" w:hAnsiTheme="majorBidi" w:cstheme="majorBidi"/>
-                <w:sz w:val="18"/>
-                <w:szCs w:val="18"/>
-                <w:rtl/>
-                <w:lang w:bidi="ar-IQ"/>
-              </w:rPr>
-              <w:t xml:space="preserve">٦٣</w:t>
-            </w:r>
-          </w:p>
-        </w:tc>
-        <w:tc>
-          <w:tcPr>
-            <w:tcW w:w="325" w:type="pct"/>
-          </w:tcPr>
-          <w:p>
-            <w:pPr>
-              <w:keepNext/>
-              <w:keepLines/>
-              <w:spacing w:after="0"/>
-              <w:rPr>
-                <w:rFonts w:asciiTheme="majorBidi" w:hAnsiTheme="majorBidi" w:cstheme="majorBidi"/>
-                <w:sz w:val="18"/>
-                <w:szCs w:val="18"/>
-              </w:rPr>
-            </w:pPr>
-            <w:r>
-              <w:rPr>
-                <w:rFonts w:asciiTheme="majorBidi" w:hAnsiTheme="majorBidi" w:cstheme="majorBidi"/>
-                <w:sz w:val="18"/>
-                <w:szCs w:val="18"/>
-                <w:rtl/>
-                <w:lang w:bidi="ar-IQ"/>
-              </w:rPr>
-              <w:t xml:space="preserve">٣</w:t>
-            </w:r>
-          </w:p>
-        </w:tc>
-      </w:tr>
-      <w:tr>
-        <w:trPr>
-          <w:cantSplit/>
-        </w:trPr>
-        <w:tc>
-          <w:tcPr>
-            <w:tcW w:w="1828" w:type="pct"/>
-          </w:tcPr>
-          <w:p>
-            <w:pPr>
-              <w:keepNext/>
-              <w:keepLines/>
-              <w:spacing w:after="0"/>
-              <w:rPr>
-                <w:rFonts w:asciiTheme="majorBidi" w:hAnsiTheme="majorBidi" w:cstheme="majorBidi"/>
-                <w:sz w:val="18"/>
-                <w:szCs w:val="18"/>
-                <w:lang w:bidi="ar-IQ"/>
-              </w:rPr>
-            </w:pPr>
-            <w:r>
-              <w:rPr>
-                <w:rFonts w:asciiTheme="majorBidi" w:hAnsiTheme="majorBidi" w:cstheme="majorBidi"/>
-                <w:sz w:val="18"/>
-                <w:szCs w:val="18"/>
-                <w:rtl/>
-                <w:lang w:bidi="ar-IQ"/>
-              </w:rPr>
-              <w:t xml:space="preserve">تنقيب البيانات</w:t>
-            </w:r>
-          </w:p>
-        </w:tc>
-        <w:tc>
-          <w:tcPr>
-            <w:tcW w:w="338" w:type="pct"/>
-          </w:tcPr>
-          <w:p>
-            <w:pPr>
-              <w:keepNext/>
-              <w:keepLines/>
-              <w:spacing w:after="0"/>
-              <w:rPr>
-                <w:rFonts w:asciiTheme="majorBidi" w:hAnsiTheme="majorBidi" w:cstheme="majorBidi"/>
-                <w:sz w:val="18"/>
-                <w:szCs w:val="18"/>
-                <w:lang w:bidi="ar-IQ"/>
-              </w:rPr>
-            </w:pPr>
-            <w:r>
-              <w:rPr>
-                <w:rFonts w:asciiTheme="majorBidi" w:hAnsiTheme="majorBidi" w:cstheme="majorBidi"/>
-                <w:sz w:val="18"/>
-                <w:szCs w:val="18"/>
-                <w:rtl/>
-                <w:lang w:bidi="ar-IQ"/>
-              </w:rPr>
-              <w:t xml:space="preserve">٨٩</w:t>
-            </w:r>
-          </w:p>
-        </w:tc>
-        <w:tc>
-          <w:tcPr>
-            <w:tcW w:w="339" w:type="pct"/>
-          </w:tcPr>
-          <w:p>
-            <w:pPr>
-              <w:keepNext/>
-              <w:keepLines/>
-              <w:spacing w:after="0"/>
-              <w:rPr>
-                <w:rFonts w:asciiTheme="majorBidi" w:hAnsiTheme="majorBidi" w:cstheme="majorBidi"/>
-                <w:sz w:val="18"/>
-                <w:szCs w:val="18"/>
-                <w:lang w:bidi="ar-IQ"/>
-              </w:rPr>
-            </w:pPr>
-            <w:r>
-              <w:rPr>
-                <w:rFonts w:asciiTheme="majorBidi" w:hAnsiTheme="majorBidi" w:cstheme="majorBidi"/>
-                <w:sz w:val="18"/>
-                <w:szCs w:val="18"/>
-                <w:rtl/>
-                <w:lang w:bidi="ar-IQ"/>
-              </w:rPr>
-              <w:t xml:space="preserve">٢</w:t>
-            </w:r>
-          </w:p>
-        </w:tc>
-        <w:tc>
-          <w:tcPr>
-            <w:tcW w:w="1831" w:type="pct"/>
-          </w:tcPr>
-          <w:p>
-            <w:pPr>
-              <w:keepNext/>
-              <w:keepLines/>
-              <w:spacing w:after="0"/>
-              <w:rPr>
-                <w:rFonts w:asciiTheme="majorBidi" w:hAnsiTheme="majorBidi" w:cstheme="majorBidi"/>
-                <w:sz w:val="18"/>
-                <w:szCs w:val="18"/>
-                <w:lang w:bidi="ar-IQ"/>
-              </w:rPr>
-            </w:pPr>
-            <w:r>
-              <w:rPr>
-                <w:rFonts w:asciiTheme="majorBidi" w:hAnsiTheme="majorBidi" w:cstheme="majorBidi"/>
-                <w:sz w:val="18"/>
-                <w:szCs w:val="18"/>
-                <w:rtl/>
-                <w:lang w:bidi="ar-IQ"/>
-              </w:rPr>
-              <w:t xml:space="preserve"/>
-            </w:r>
-          </w:p>
-        </w:tc>
-        <w:tc>
-          <w:tcPr>
-            <w:tcW w:w="339" w:type="pct"/>
-          </w:tcPr>
-          <w:p>
-            <w:pPr>
-              <w:keepNext/>
-              <w:keepLines/>
-              <w:spacing w:after="0"/>
-              <w:rPr>
-                <w:rFonts w:asciiTheme="majorBidi" w:hAnsiTheme="majorBidi" w:cstheme="majorBidi"/>
-                <w:sz w:val="18"/>
-                <w:szCs w:val="18"/>
-                <w:lang w:bidi="ar-IQ"/>
-              </w:rPr>
-            </w:pPr>
-            <w:r>
-              <w:rPr>
-                <w:rFonts w:asciiTheme="majorBidi" w:hAnsiTheme="majorBidi" w:cstheme="majorBidi"/>
-                <w:sz w:val="18"/>
-                <w:szCs w:val="18"/>
-                <w:rtl/>
-                <w:lang w:bidi="ar-IQ"/>
-              </w:rPr>
-              <w:t xml:space="preserve"/>
-            </w:r>
-          </w:p>
-        </w:tc>
-        <w:tc>
-          <w:tcPr>
-            <w:tcW w:w="325" w:type="pct"/>
-          </w:tcPr>
-          <w:p>
-            <w:pPr>
-              <w:keepNext/>
-              <w:keepLines/>
-              <w:spacing w:after="0"/>
-              <w:rPr>
-                <w:rFonts w:asciiTheme="majorBidi" w:hAnsiTheme="majorBidi" w:cstheme="majorBidi"/>
-                <w:sz w:val="18"/>
-                <w:szCs w:val="18"/>
-              </w:rPr>
-            </w:pPr>
-            <w:r>
-              <w:rPr>
-                <w:rFonts w:asciiTheme="majorBidi" w:hAnsiTheme="majorBidi" w:cstheme="majorBidi"/>
-                <w:sz w:val="18"/>
-                <w:szCs w:val="18"/>
-                <w:rtl/>
-                <w:lang w:bidi="ar-IQ"/>
-              </w:rPr>
-              <w:t xml:space="preserve"/>
-            </w:r>
-          </w:p>
-        </w:tc>
-      </w:tr>
-      <w:tr>
-        <w:trPr>
-          <w:cantSplit/>
-        </w:trPr>
-        <w:tc>
-          <w:tcPr>
-            <w:tcW w:w="1828" w:type="pct"/>
-          </w:tcPr>
-          <w:p>
-            <w:pPr>
-              <w:keepNext/>
-              <w:keepLines/>
-              <w:spacing w:after="0"/>
-              <w:rPr>
-                <w:rFonts w:asciiTheme="majorBidi" w:hAnsiTheme="majorBidi" w:cstheme="majorBidi"/>
-                <w:sz w:val="18"/>
-                <w:szCs w:val="18"/>
-                <w:lang w:bidi="ar-IQ"/>
-              </w:rPr>
-            </w:pPr>
-            <w:r>
-              <w:rPr>
-                <w:rFonts w:asciiTheme="majorBidi" w:hAnsiTheme="majorBidi" w:cstheme="majorBidi"/>
-                <w:sz w:val="18"/>
-                <w:szCs w:val="18"/>
-                <w:rtl/>
-                <w:lang w:bidi="ar-IQ"/>
-              </w:rPr>
-              <w:t xml:space="preserve">مشروع التخرج</w:t>
-            </w:r>
-          </w:p>
-        </w:tc>
-        <w:tc>
-          <w:tcPr>
-            <w:tcW w:w="338" w:type="pct"/>
-          </w:tcPr>
-          <w:p>
-            <w:pPr>
-              <w:keepNext/>
-              <w:keepLines/>
-              <w:spacing w:after="0"/>
-              <w:rPr>
-                <w:rFonts w:asciiTheme="majorBidi" w:hAnsiTheme="majorBidi" w:cstheme="majorBidi"/>
-                <w:sz w:val="18"/>
-                <w:szCs w:val="18"/>
-                <w:lang w:bidi="ar-IQ"/>
-              </w:rPr>
-            </w:pPr>
-            <w:r>
-              <w:rPr>
-                <w:rFonts w:asciiTheme="majorBidi" w:hAnsiTheme="majorBidi" w:cstheme="majorBidi"/>
-                <w:sz w:val="18"/>
-                <w:szCs w:val="18"/>
-                <w:rtl/>
-                <w:lang w:bidi="ar-IQ"/>
-              </w:rPr>
-              <w:t xml:space="preserve">٨٣</w:t>
-            </w:r>
-          </w:p>
-        </w:tc>
-        <w:tc>
-          <w:tcPr>
-            <w:tcW w:w="339" w:type="pct"/>
-          </w:tcPr>
-          <w:p>
-            <w:pPr>
-              <w:keepNext/>
-              <w:keepLines/>
-              <w:spacing w:after="0"/>
-              <w:rPr>
-                <w:rFonts w:asciiTheme="majorBidi" w:hAnsiTheme="majorBidi" w:cstheme="majorBidi"/>
-                <w:sz w:val="18"/>
-                <w:szCs w:val="18"/>
-                <w:lang w:bidi="ar-IQ"/>
-              </w:rPr>
-            </w:pPr>
-            <w:r>
-              <w:rPr>
-                <w:rFonts w:asciiTheme="majorBidi" w:hAnsiTheme="majorBidi" w:cstheme="majorBidi"/>
-                <w:sz w:val="18"/>
-                <w:szCs w:val="18"/>
-                <w:rtl/>
-                <w:lang w:bidi="ar-IQ"/>
-              </w:rPr>
-              <w:t xml:space="preserve">٢</w:t>
-            </w:r>
-          </w:p>
-        </w:tc>
-        <w:tc>
-          <w:tcPr>
-            <w:tcW w:w="1831" w:type="pct"/>
-          </w:tcPr>
-          <w:p>
-            <w:pPr>
-              <w:keepNext/>
-              <w:keepLines/>
-              <w:spacing w:after="0"/>
-              <w:rPr>
-                <w:rFonts w:asciiTheme="majorBidi" w:hAnsiTheme="majorBidi" w:cstheme="majorBidi"/>
-                <w:sz w:val="18"/>
-                <w:szCs w:val="18"/>
-                <w:lang w:bidi="ar-IQ"/>
-              </w:rPr>
-            </w:pPr>
-            <w:r>
-              <w:rPr>
-                <w:rFonts w:asciiTheme="majorBidi" w:hAnsiTheme="majorBidi" w:cstheme="majorBidi"/>
-                <w:sz w:val="18"/>
-                <w:szCs w:val="18"/>
-                <w:rtl/>
-                <w:lang w:bidi="ar-IQ"/>
-              </w:rPr>
-              <w:t xml:space="preserve"/>
-            </w:r>
-          </w:p>
-        </w:tc>
-        <w:tc>
-          <w:tcPr>
-            <w:tcW w:w="339" w:type="pct"/>
-          </w:tcPr>
-          <w:p>
-            <w:pPr>
-              <w:keepNext/>
-              <w:keepLines/>
-              <w:spacing w:after="0"/>
-              <w:rPr>
-                <w:rFonts w:asciiTheme="majorBidi" w:hAnsiTheme="majorBidi" w:cstheme="majorBidi"/>
-                <w:sz w:val="18"/>
-                <w:szCs w:val="18"/>
-                <w:lang w:bidi="ar-IQ"/>
-              </w:rPr>
-            </w:pPr>
-            <w:r>
-              <w:rPr>
-                <w:rFonts w:asciiTheme="majorBidi" w:hAnsiTheme="majorBidi" w:cstheme="majorBidi"/>
-                <w:sz w:val="18"/>
-                <w:szCs w:val="18"/>
-                <w:rtl/>
-                <w:lang w:bidi="ar-IQ"/>
-              </w:rPr>
-              <w:t xml:space="preserve"/>
-            </w:r>
-          </w:p>
-        </w:tc>
-        <w:tc>
-          <w:tcPr>
-            <w:tcW w:w="325" w:type="pct"/>
-          </w:tcPr>
-          <w:p>
-            <w:pPr>
-              <w:keepNext/>
-              <w:keepLines/>
-              <w:spacing w:after="0"/>
-              <w:rPr>
-                <w:rFonts w:asciiTheme="majorBidi" w:hAnsiTheme="majorBidi" w:cstheme="majorBidi"/>
-                <w:sz w:val="18"/>
-                <w:szCs w:val="18"/>
-              </w:rPr>
-            </w:pPr>
-            <w:r>
-              <w:rPr>
-                <w:rFonts w:asciiTheme="majorBidi" w:hAnsiTheme="majorBidi" w:cstheme="majorBidi"/>
-                <w:sz w:val="18"/>
-                <w:szCs w:val="18"/>
-                <w:rtl/>
-                <w:lang w:bidi="ar-IQ"/>
-              </w:rPr>
-              <w:t xml:space="preserve"/>
-            </w:r>
-          </w:p>
-        </w:tc>
-      </w:tr>
-    </w:tbl>
-    <w:p>
-      <w:pPr>
-        <w:keepNext/>
-        <w:keepLines/>
-        <w:spacing w:line="240" w:lineRule="auto"/>
-        <w:rPr>
-          <w:rFonts w:asciiTheme="majorBidi" w:hAnsiTheme="majorBidi" w:cstheme="majorBidi"/>
-          <w:lang w:bidi="ar-IQ"/>
-        </w:rPr>
-      </w:pPr>
-      <w:r>
-        <w:rPr>
-          <w:rFonts w:asciiTheme="majorBidi" w:hAnsiTheme="majorBidi" w:cstheme="majorBidi"/>
-          <w:rtl/>
-          <w:lang w:bidi="ar-IQ"/>
-        </w:rPr>
-        <w:t xml:space="preserve"/>
-      </w:r>
-    </w:p>
-    <w:tbl>
-      <w:tblPr>
-        <w:tblStyle w:val="TableGrid"/>
-        <w:bidiVisual/>
-        <w:tblW w:w="5000" w:type="pct"/>
-        <w:tblLayout w:type="fixed"/>
-        <w:tblLook w:val="04A0" w:firstRow="1" w:lastRow="0" w:firstColumn="1" w:lastColumn="0" w:noHBand="0" w:noVBand="1"/>
-      </w:tblPr>
-      <w:tblGrid>
-        <w:gridCol w:w="3822"/>
-        <w:gridCol w:w="707"/>
-        <w:gridCol w:w="709"/>
-        <w:gridCol w:w="3829"/>
-        <w:gridCol w:w="709"/>
-        <w:gridCol w:w="680"/>
-      </w:tblGrid>
-      <w:tr>
-        <w:trPr>
-          <w:cantSplit/>
-        </w:trPr>
-        <w:tc>
-          <w:tcPr>
-            <w:tcW w:w="2505" w:type="pct"/>
-            <w:gridSpan w:val="3"/>
-          </w:tcPr>
-          <w:p>
-            <w:pPr>
-              <w:keepNext/>
-              <w:keepLines/>
-              <w:spacing w:after="0"/>
-              <w:rPr>
-                <w:rFonts w:asciiTheme="majorBidi" w:hAnsiTheme="majorBidi" w:cstheme="majorBidi"/>
-                <w:sz w:val="18"/>
-                <w:szCs w:val="18"/>
-                <w:lang w:bidi="ar-IQ"/>
-              </w:rPr>
-            </w:pPr>
-            <w:r>
-              <w:rPr>
-                <w:rFonts w:asciiTheme="majorBidi" w:hAnsiTheme="majorBidi" w:cstheme="majorBidi"/>
-                <w:sz w:val="18"/>
-                <w:szCs w:val="18"/>
-                <w:rtl/>
-                <w:lang w:bidi="ar-IQ"/>
-              </w:rPr>
-              <w:t xml:space="preserve">٢٠١٩</w:t>
-            </w:r>
-            <w:r>
-              <w:rPr>
-                <w:rFonts w:asciiTheme="majorBidi" w:hAnsiTheme="majorBidi" w:cstheme="majorBidi" w:hint="cs"/>
-                <w:sz w:val="18"/>
-                <w:szCs w:val="18"/>
-                <w:rtl/>
-                <w:lang w:bidi="ar-IQ"/>
-              </w:rPr>
-              <w:t xml:space="preserve"> - المرحلة </w:t>
-            </w:r>
-            <w:r>
-              <w:rPr>
-                <w:rFonts w:asciiTheme="majorBidi" w:hAnsiTheme="majorBidi" w:cstheme="majorBidi"/>
-                <w:sz w:val="18"/>
-                <w:szCs w:val="18"/>
-                <w:lang w:bidi="ar-IQ"/>
-              </w:rPr>
-              <w:t xml:space="preserve"/>
-            </w:r>
-          </w:p>
-        </w:tc>
-        <w:tc>
-          <w:tcPr>
-            <w:tcW w:w="2495" w:type="pct"/>
-            <w:gridSpan w:val="3"/>
-          </w:tcPr>
-          <w:p>
-            <w:pPr>
-              <w:keepNext/>
-              <w:keepLines/>
-              <w:spacing w:after="0"/>
-              <w:rPr>
-                <w:rFonts w:asciiTheme="majorBidi" w:hAnsiTheme="majorBidi" w:cstheme="majorBidi"/>
-                <w:sz w:val="18"/>
-                <w:szCs w:val="18"/>
-              </w:rPr>
-            </w:pPr>
-            <w:r>
-              <w:rPr>
-                <w:rFonts w:asciiTheme="majorBidi" w:hAnsiTheme="majorBidi" w:cstheme="majorBidi"/>
-                <w:sz w:val="18"/>
-                <w:szCs w:val="18"/>
-                <w:rtl/>
-                <w:lang w:bidi="ar-IQ"/>
-              </w:rPr>
-              <w:t xml:space="preserve">٢٠١٨ (٥)</w:t>
-            </w:r>
-            <w:r>
-              <w:rPr>
-                <w:rFonts w:asciiTheme="majorBidi" w:hAnsiTheme="majorBidi" w:cstheme="majorBidi" w:hint="cs"/>
-                <w:sz w:val="18"/>
-                <w:szCs w:val="18"/>
-                <w:rtl/>
-                <w:lang w:bidi="ar-IQ"/>
-              </w:rPr>
-              <w:t xml:space="preserve"> </w:t>
-            </w:r>
-            <w:r>
-              <w:rPr>
-                <w:rFonts w:asciiTheme="majorBidi" w:hAnsiTheme="majorBidi" w:cstheme="majorBidi"/>
-                <w:sz w:val="18"/>
-                <w:szCs w:val="18"/>
-                <w:rtl/>
-                <w:lang w:bidi="ar-IQ"/>
-              </w:rPr>
-              <w:t>–</w:t>
-            </w:r>
-            <w:r>
-              <w:rPr>
-                <w:rFonts w:asciiTheme="majorBidi" w:hAnsiTheme="majorBidi" w:cstheme="majorBidi" w:hint="cs"/>
-                <w:sz w:val="18"/>
-                <w:szCs w:val="18"/>
-                <w:rtl/>
-                <w:lang w:bidi="ar-IQ"/>
-              </w:rPr>
-              <w:t xml:space="preserve"> المرحلة</w:t>
-            </w:r>
-            <w:r>
-              <w:rPr>
-                <w:rFonts w:asciiTheme="majorBidi" w:hAnsiTheme="majorBidi" w:cstheme="majorBidi" w:hint="cs"/>
-                <w:sz w:val="18"/>
-                <w:szCs w:val="18"/>
-                <w:rtl/>
-                <w:lang w:bidi="ar-IQ"/>
-              </w:rPr>
-              <w:t xml:space="preserve"> </w:t>
-            </w:r>
-            <w:r>
-              <w:rPr>
-                <w:rFonts w:asciiTheme="majorBidi" w:hAnsiTheme="majorBidi" w:cstheme="majorBidi"/>
-                <w:sz w:val="18"/>
-                <w:szCs w:val="18"/>
-                <w:lang w:bidi="ar-IQ"/>
-              </w:rPr>
-              <w:t xml:space="preserve"/>
-            </w:r>
-          </w:p>
-        </w:tc>
-      </w:tr>
-      <w:tr>
-        <w:trPr>
-          <w:cantSplit/>
-        </w:trPr>
-        <w:tc>
-          <w:tcPr>
-            <w:tcW w:w="1828" w:type="pct"/>
-          </w:tcPr>
-          <w:p>
-            <w:pPr>
-              <w:keepNext/>
-              <w:keepLines/>
-              <w:spacing w:after="0"/>
-              <w:rPr>
-                <w:rFonts w:asciiTheme="majorBidi" w:hAnsiTheme="majorBidi" w:cstheme="majorBidi"/>
-                <w:b/>
-                <w:bCs/>
-                <w:sz w:val="18"/>
-                <w:szCs w:val="18"/>
-                <w:lang w:bidi="ar-IQ"/>
-              </w:rPr>
-            </w:pPr>
-            <w:r>
-              <w:rPr>
-                <w:rFonts w:asciiTheme="majorBidi" w:hAnsiTheme="majorBidi" w:cstheme="majorBidi"/>
-                <w:b/>
-                <w:bCs/>
-                <w:sz w:val="18"/>
-                <w:szCs w:val="18"/>
-                <w:rtl/>
-              </w:rPr>
-              <w:t>المادة الدراسية</w:t>
-            </w:r>
-          </w:p>
-        </w:tc>
-        <w:tc>
-          <w:tcPr>
-            <w:tcW w:w="338" w:type="pct"/>
-          </w:tcPr>
-          <w:p>
-            <w:pPr>
-              <w:keepNext/>
-              <w:keepLines/>
-              <w:spacing w:after="0"/>
-              <w:rPr>
-                <w:rFonts w:asciiTheme="majorBidi" w:hAnsiTheme="majorBidi" w:cstheme="majorBidi"/>
-                <w:b/>
-                <w:bCs/>
-                <w:sz w:val="18"/>
-                <w:szCs w:val="18"/>
-                <w:lang w:bidi="ar-IQ"/>
-              </w:rPr>
-            </w:pPr>
-            <w:r>
-              <w:rPr>
-                <w:rFonts w:asciiTheme="majorBidi" w:hAnsiTheme="majorBidi" w:cstheme="majorBidi"/>
-                <w:b/>
-                <w:bCs/>
-                <w:sz w:val="18"/>
-                <w:szCs w:val="18"/>
-                <w:rtl/>
-              </w:rPr>
-              <w:t>الدرجة</w:t>
-            </w:r>
-          </w:p>
-        </w:tc>
-        <w:tc>
-          <w:tcPr>
-            <w:tcW w:w="339" w:type="pct"/>
-          </w:tcPr>
-          <w:p>
-            <w:pPr>
-              <w:keepNext/>
-              <w:keepLines/>
-              <w:spacing w:after="0"/>
-              <w:rPr>
-                <w:rFonts w:asciiTheme="majorBidi" w:hAnsiTheme="majorBidi" w:cstheme="majorBidi"/>
-                <w:b/>
-                <w:bCs/>
-                <w:sz w:val="18"/>
-                <w:szCs w:val="18"/>
-                <w:lang w:bidi="ar-IQ"/>
-              </w:rPr>
-            </w:pPr>
-            <w:r>
-              <w:rPr>
-                <w:rFonts w:asciiTheme="majorBidi" w:hAnsiTheme="majorBidi" w:cstheme="majorBidi"/>
-                <w:b/>
-                <w:bCs/>
-                <w:sz w:val="18"/>
-                <w:szCs w:val="18"/>
-                <w:rtl/>
-              </w:rPr>
-              <w:t>الوحدة</w:t>
-            </w:r>
-          </w:p>
-        </w:tc>
-        <w:tc>
-          <w:tcPr>
-            <w:tcW w:w="1831" w:type="pct"/>
-          </w:tcPr>
-          <w:p>
-            <w:pPr>
-              <w:keepNext/>
-              <w:keepLines/>
-              <w:spacing w:after="0"/>
-              <w:rPr>
-                <w:rFonts w:asciiTheme="majorBidi" w:hAnsiTheme="majorBidi" w:cstheme="majorBidi"/>
-                <w:b/>
-                <w:bCs/>
-                <w:sz w:val="18"/>
-                <w:szCs w:val="18"/>
-                <w:lang w:bidi="ar-IQ"/>
-              </w:rPr>
-            </w:pPr>
-            <w:r>
-              <w:rPr>
-                <w:rFonts w:asciiTheme="majorBidi" w:hAnsiTheme="majorBidi" w:cstheme="majorBidi"/>
-                <w:b/>
-                <w:bCs/>
-                <w:sz w:val="18"/>
-                <w:szCs w:val="18"/>
-                <w:rtl/>
-              </w:rPr>
-              <w:t>المادة الدراسية</w:t>
-            </w:r>
-          </w:p>
-        </w:tc>
-        <w:tc>
-          <w:tcPr>
-            <w:tcW w:w="339" w:type="pct"/>
-          </w:tcPr>
-          <w:p>
-            <w:pPr>
-              <w:keepNext/>
-              <w:keepLines/>
-              <w:spacing w:after="0"/>
-              <w:rPr>
-                <w:rFonts w:asciiTheme="majorBidi" w:hAnsiTheme="majorBidi" w:cstheme="majorBidi"/>
-                <w:b/>
-                <w:bCs/>
-                <w:sz w:val="18"/>
-                <w:szCs w:val="18"/>
-                <w:lang w:bidi="ar-IQ"/>
-              </w:rPr>
-            </w:pPr>
-            <w:r>
-              <w:rPr>
-                <w:rFonts w:asciiTheme="majorBidi" w:hAnsiTheme="majorBidi" w:cstheme="majorBidi"/>
-                <w:b/>
-                <w:bCs/>
-                <w:sz w:val="18"/>
-                <w:szCs w:val="18"/>
-                <w:rtl/>
-              </w:rPr>
-              <w:t>الدرجة</w:t>
-            </w:r>
-          </w:p>
-        </w:tc>
-        <w:tc>
-          <w:tcPr>
-            <w:tcW w:w="325" w:type="pct"/>
-          </w:tcPr>
-          <w:p>
-            <w:pPr>
-              <w:keepNext/>
-              <w:keepLines/>
-              <w:spacing w:after="0"/>
-              <w:rPr>
-                <w:rFonts w:asciiTheme="majorBidi" w:hAnsiTheme="majorBidi" w:cstheme="majorBidi"/>
-                <w:b/>
-                <w:bCs/>
-                <w:sz w:val="18"/>
-                <w:szCs w:val="18"/>
-              </w:rPr>
-            </w:pPr>
-            <w:r>
-              <w:rPr>
-                <w:rFonts w:asciiTheme="majorBidi" w:hAnsiTheme="majorBidi" w:cstheme="majorBidi"/>
-                <w:b/>
-                <w:bCs/>
-                <w:sz w:val="18"/>
-                <w:szCs w:val="18"/>
-                <w:rtl/>
-              </w:rPr>
-              <w:t>الوحدة</w:t>
-            </w:r>
-          </w:p>
-        </w:tc>
-      </w:tr>
-      <w:tr>
-        <w:trPr>
-          <w:cantSplit/>
-        </w:trPr>
-        <w:tc>
-          <w:tcPr>
-            <w:tcW w:w="1828" w:type="pct"/>
-          </w:tcPr>
-          <w:p>
-            <w:pPr>
-              <w:keepNext/>
-              <w:keepLines/>
-              <w:spacing w:after="0"/>
-              <w:rPr>
-                <w:rFonts w:asciiTheme="majorBidi" w:hAnsiTheme="majorBidi" w:cstheme="majorBidi"/>
-                <w:sz w:val="18"/>
-                <w:szCs w:val="18"/>
-                <w:lang w:bidi="ar-IQ"/>
-              </w:rPr>
-            </w:pPr>
-            <w:r>
-              <w:rPr>
-                <w:rFonts w:asciiTheme="majorBidi" w:hAnsiTheme="majorBidi" w:cstheme="majorBidi"/>
-                <w:sz w:val="18"/>
-                <w:szCs w:val="18"/>
-                <w:rtl/>
-                <w:lang w:bidi="ar-IQ"/>
-              </w:rPr>
-              <w:t xml:space="preserve">المحاكاة بالحاسوب</w:t>
-            </w:r>
-          </w:p>
-        </w:tc>
-        <w:tc>
-          <w:tcPr>
-            <w:tcW w:w="338" w:type="pct"/>
-          </w:tcPr>
-          <w:p>
-            <w:pPr>
-              <w:keepNext/>
-              <w:keepLines/>
-              <w:spacing w:after="0"/>
-              <w:rPr>
-                <w:rFonts w:asciiTheme="majorBidi" w:hAnsiTheme="majorBidi" w:cstheme="majorBidi"/>
-                <w:sz w:val="18"/>
-                <w:szCs w:val="18"/>
-                <w:lang w:bidi="ar-IQ"/>
-              </w:rPr>
-            </w:pPr>
-            <w:r>
-              <w:rPr>
-                <w:rFonts w:asciiTheme="majorBidi" w:hAnsiTheme="majorBidi" w:cstheme="majorBidi"/>
-                <w:sz w:val="18"/>
-                <w:szCs w:val="18"/>
-                <w:rtl/>
-                <w:lang w:bidi="ar-IQ"/>
-              </w:rPr>
-              <w:t xml:space="preserve">٨٠</w:t>
-            </w:r>
-          </w:p>
-        </w:tc>
-        <w:tc>
-          <w:tcPr>
-            <w:tcW w:w="339" w:type="pct"/>
-          </w:tcPr>
-          <w:p>
-            <w:pPr>
-              <w:keepNext/>
-              <w:keepLines/>
-              <w:spacing w:after="0"/>
-              <w:rPr>
-                <w:rFonts w:asciiTheme="majorBidi" w:hAnsiTheme="majorBidi" w:cstheme="majorBidi"/>
-                <w:sz w:val="18"/>
-                <w:szCs w:val="18"/>
-                <w:lang w:bidi="ar-IQ"/>
-              </w:rPr>
-            </w:pPr>
-            <w:r>
-              <w:rPr>
-                <w:rFonts w:asciiTheme="majorBidi" w:hAnsiTheme="majorBidi" w:cstheme="majorBidi"/>
-                <w:sz w:val="18"/>
-                <w:szCs w:val="18"/>
-                <w:rtl/>
-                <w:lang w:bidi="ar-IQ"/>
-              </w:rPr>
-              <w:t xml:space="preserve">٣</w:t>
-            </w:r>
-          </w:p>
-        </w:tc>
-        <w:tc>
-          <w:tcPr>
-            <w:tcW w:w="1831" w:type="pct"/>
-          </w:tcPr>
-          <w:p>
-            <w:pPr>
-              <w:keepNext/>
-              <w:keepLines/>
-              <w:spacing w:after="0"/>
-              <w:rPr>
-                <w:rFonts w:asciiTheme="majorBidi" w:hAnsiTheme="majorBidi" w:cstheme="majorBidi"/>
-                <w:sz w:val="18"/>
-                <w:szCs w:val="18"/>
-                <w:lang w:bidi="ar-IQ"/>
-              </w:rPr>
-            </w:pPr>
-            <w:r>
-              <w:rPr>
-                <w:rFonts w:asciiTheme="majorBidi" w:hAnsiTheme="majorBidi" w:cstheme="majorBidi"/>
-                <w:sz w:val="18"/>
-                <w:szCs w:val="18"/>
-                <w:rtl/>
-                <w:lang w:bidi="ar-IQ"/>
-              </w:rPr>
-              <w:t xml:space="preserve">تحليل وتصميم النظم</w:t>
-            </w:r>
-          </w:p>
-        </w:tc>
-        <w:tc>
-          <w:tcPr>
-            <w:tcW w:w="339" w:type="pct"/>
-          </w:tcPr>
-          <w:p>
-            <w:pPr>
-              <w:keepNext/>
-              <w:keepLines/>
-              <w:spacing w:after="0"/>
-              <w:rPr>
-                <w:rFonts w:asciiTheme="majorBidi" w:hAnsiTheme="majorBidi" w:cstheme="majorBidi"/>
-                <w:sz w:val="18"/>
-                <w:szCs w:val="18"/>
-                <w:lang w:bidi="ar-IQ"/>
-              </w:rPr>
-            </w:pPr>
-            <w:r>
-              <w:rPr>
-                <w:rFonts w:asciiTheme="majorBidi" w:hAnsiTheme="majorBidi" w:cstheme="majorBidi"/>
-                <w:sz w:val="18"/>
-                <w:szCs w:val="18"/>
-                <w:rtl/>
-                <w:lang w:bidi="ar-IQ"/>
-              </w:rPr>
-              <w:t xml:space="preserve">٥٠</w:t>
-            </w:r>
-          </w:p>
-        </w:tc>
-        <w:tc>
-          <w:tcPr>
-            <w:tcW w:w="325" w:type="pct"/>
-          </w:tcPr>
-          <w:p>
-            <w:pPr>
-              <w:keepNext/>
-              <w:keepLines/>
-              <w:spacing w:after="0"/>
-              <w:rPr>
-                <w:rFonts w:asciiTheme="majorBidi" w:hAnsiTheme="majorBidi" w:cstheme="majorBidi"/>
-                <w:sz w:val="18"/>
-                <w:szCs w:val="18"/>
-              </w:rPr>
-            </w:pPr>
-            <w:r>
-              <w:rPr>
-                <w:rFonts w:asciiTheme="majorBidi" w:hAnsiTheme="majorBidi" w:cstheme="majorBidi"/>
-                <w:sz w:val="18"/>
-                <w:szCs w:val="18"/>
-                <w:rtl/>
-                <w:lang w:bidi="ar-IQ"/>
-              </w:rPr>
-              <w:t xml:space="preserve">٣</w:t>
-            </w:r>
-          </w:p>
-        </w:tc>
-      </w:tr>
-      <w:tr>
-        <w:trPr>
-          <w:cantSplit/>
-        </w:trPr>
-        <w:tc>
-          <w:tcPr>
-            <w:tcW w:w="1828" w:type="pct"/>
-          </w:tcPr>
-          <w:p>
-            <w:pPr>
-              <w:keepNext/>
-              <w:keepLines/>
-              <w:spacing w:after="0"/>
-              <w:rPr>
-                <w:rFonts w:asciiTheme="majorBidi" w:hAnsiTheme="majorBidi" w:cstheme="majorBidi"/>
-                <w:sz w:val="18"/>
-                <w:szCs w:val="18"/>
-                <w:lang w:bidi="ar-IQ"/>
-              </w:rPr>
-            </w:pPr>
-            <w:r>
-              <w:rPr>
-                <w:rFonts w:asciiTheme="majorBidi" w:hAnsiTheme="majorBidi" w:cstheme="majorBidi"/>
-                <w:sz w:val="18"/>
-                <w:szCs w:val="18"/>
-                <w:rtl/>
-                <w:lang w:bidi="ar-IQ"/>
-              </w:rPr>
-              <w:t xml:space="preserve">امنية الحاسوب</w:t>
-            </w:r>
-          </w:p>
-        </w:tc>
-        <w:tc>
-          <w:tcPr>
-            <w:tcW w:w="338" w:type="pct"/>
-          </w:tcPr>
-          <w:p>
-            <w:pPr>
-              <w:keepNext/>
-              <w:keepLines/>
-              <w:spacing w:after="0"/>
-              <w:rPr>
-                <w:rFonts w:asciiTheme="majorBidi" w:hAnsiTheme="majorBidi" w:cstheme="majorBidi"/>
-                <w:sz w:val="18"/>
-                <w:szCs w:val="18"/>
-                <w:lang w:bidi="ar-IQ"/>
-              </w:rPr>
-            </w:pPr>
-            <w:r>
-              <w:rPr>
-                <w:rFonts w:asciiTheme="majorBidi" w:hAnsiTheme="majorBidi" w:cstheme="majorBidi"/>
-                <w:sz w:val="18"/>
-                <w:szCs w:val="18"/>
-                <w:rtl/>
-                <w:lang w:bidi="ar-IQ"/>
-              </w:rPr>
-              <w:t xml:space="preserve">٨٠</w:t>
-            </w:r>
-          </w:p>
-        </w:tc>
-        <w:tc>
-          <w:tcPr>
-            <w:tcW w:w="339" w:type="pct"/>
-          </w:tcPr>
-          <w:p>
-            <w:pPr>
-              <w:keepNext/>
-              <w:keepLines/>
-              <w:spacing w:after="0"/>
-              <w:rPr>
-                <w:rFonts w:asciiTheme="majorBidi" w:hAnsiTheme="majorBidi" w:cstheme="majorBidi"/>
-                <w:sz w:val="18"/>
-                <w:szCs w:val="18"/>
-                <w:lang w:bidi="ar-IQ"/>
-              </w:rPr>
-            </w:pPr>
-            <w:r>
-              <w:rPr>
-                <w:rFonts w:asciiTheme="majorBidi" w:hAnsiTheme="majorBidi" w:cstheme="majorBidi"/>
-                <w:sz w:val="18"/>
-                <w:szCs w:val="18"/>
-                <w:rtl/>
-                <w:lang w:bidi="ar-IQ"/>
-              </w:rPr>
-              <w:t xml:space="preserve">٣</w:t>
-            </w:r>
-          </w:p>
-        </w:tc>
-        <w:tc>
-          <w:tcPr>
-            <w:tcW w:w="1831" w:type="pct"/>
-          </w:tcPr>
-          <w:p>
-            <w:pPr>
-              <w:keepNext/>
-              <w:keepLines/>
-              <w:spacing w:after="0"/>
-              <w:rPr>
-                <w:rFonts w:asciiTheme="majorBidi" w:hAnsiTheme="majorBidi" w:cstheme="majorBidi"/>
-                <w:sz w:val="18"/>
-                <w:szCs w:val="18"/>
-                <w:lang w:bidi="ar-IQ"/>
-              </w:rPr>
-            </w:pPr>
-            <w:r>
-              <w:rPr>
-                <w:rFonts w:asciiTheme="majorBidi" w:hAnsiTheme="majorBidi" w:cstheme="majorBidi"/>
-                <w:sz w:val="18"/>
-                <w:szCs w:val="18"/>
-                <w:rtl/>
-                <w:lang w:bidi="ar-IQ"/>
-              </w:rPr>
-              <w:t xml:space="preserve"/>
-            </w:r>
-          </w:p>
-        </w:tc>
-        <w:tc>
-          <w:tcPr>
-            <w:tcW w:w="339" w:type="pct"/>
-          </w:tcPr>
-          <w:p>
-            <w:pPr>
-              <w:keepNext/>
-              <w:keepLines/>
-              <w:spacing w:after="0"/>
-              <w:rPr>
-                <w:rFonts w:asciiTheme="majorBidi" w:hAnsiTheme="majorBidi" w:cstheme="majorBidi"/>
-                <w:sz w:val="18"/>
-                <w:szCs w:val="18"/>
-                <w:lang w:bidi="ar-IQ"/>
-              </w:rPr>
-            </w:pPr>
-            <w:r>
-              <w:rPr>
-                <w:rFonts w:asciiTheme="majorBidi" w:hAnsiTheme="majorBidi" w:cstheme="majorBidi"/>
-                <w:sz w:val="18"/>
-                <w:szCs w:val="18"/>
-                <w:rtl/>
-                <w:lang w:bidi="ar-IQ"/>
-              </w:rPr>
-              <w:t xml:space="preserve"/>
-            </w:r>
-          </w:p>
-        </w:tc>
-        <w:tc>
-          <w:tcPr>
-            <w:tcW w:w="325" w:type="pct"/>
-          </w:tcPr>
-          <w:p>
-            <w:pPr>
-              <w:keepNext/>
-              <w:keepLines/>
-              <w:spacing w:after="0"/>
-              <w:rPr>
-                <w:rFonts w:asciiTheme="majorBidi" w:hAnsiTheme="majorBidi" w:cstheme="majorBidi"/>
-                <w:sz w:val="18"/>
-                <w:szCs w:val="18"/>
-              </w:rPr>
-            </w:pPr>
-            <w:r>
-              <w:rPr>
-                <w:rFonts w:asciiTheme="majorBidi" w:hAnsiTheme="majorBidi" w:cstheme="majorBidi"/>
-                <w:sz w:val="18"/>
-                <w:szCs w:val="18"/>
-                <w:rtl/>
-                <w:lang w:bidi="ar-IQ"/>
-              </w:rPr>
-              <w:t xml:space="preserve"/>
-            </w:r>
-          </w:p>
-        </w:tc>
-      </w:tr>
-      <w:tr>
-        <w:trPr>
-          <w:cantSplit/>
-        </w:trPr>
-        <w:tc>
-          <w:tcPr>
-            <w:tcW w:w="1828" w:type="pct"/>
-          </w:tcPr>
-          <w:p>
-            <w:pPr>
-              <w:keepNext/>
-              <w:keepLines/>
-              <w:spacing w:after="0"/>
-              <w:rPr>
-                <w:rFonts w:asciiTheme="majorBidi" w:hAnsiTheme="majorBidi" w:cstheme="majorBidi"/>
-                <w:sz w:val="18"/>
-                <w:szCs w:val="18"/>
-                <w:lang w:bidi="ar-IQ"/>
-              </w:rPr>
-            </w:pPr>
-            <w:r>
-              <w:rPr>
-                <w:rFonts w:asciiTheme="majorBidi" w:hAnsiTheme="majorBidi" w:cstheme="majorBidi"/>
-                <w:sz w:val="18"/>
-                <w:szCs w:val="18"/>
-                <w:rtl/>
-                <w:lang w:bidi="ar-IQ"/>
-              </w:rPr>
-              <w:t xml:space="preserve">تفاعل الانسان مع الحاسوب</w:t>
-            </w:r>
-          </w:p>
-        </w:tc>
-        <w:tc>
-          <w:tcPr>
-            <w:tcW w:w="338" w:type="pct"/>
-          </w:tcPr>
-          <w:p>
-            <w:pPr>
-              <w:keepNext/>
-              <w:keepLines/>
-              <w:spacing w:after="0"/>
-              <w:rPr>
-                <w:rFonts w:asciiTheme="majorBidi" w:hAnsiTheme="majorBidi" w:cstheme="majorBidi"/>
-                <w:sz w:val="18"/>
-                <w:szCs w:val="18"/>
-                <w:lang w:bidi="ar-IQ"/>
-              </w:rPr>
-            </w:pPr>
-            <w:r>
-              <w:rPr>
-                <w:rFonts w:asciiTheme="majorBidi" w:hAnsiTheme="majorBidi" w:cstheme="majorBidi"/>
-                <w:sz w:val="18"/>
-                <w:szCs w:val="18"/>
-                <w:rtl/>
-                <w:lang w:bidi="ar-IQ"/>
-              </w:rPr>
-              <w:t xml:space="preserve">٨٠</w:t>
-            </w:r>
-          </w:p>
-        </w:tc>
-        <w:tc>
-          <w:tcPr>
-            <w:tcW w:w="339" w:type="pct"/>
-          </w:tcPr>
-          <w:p>
-            <w:pPr>
-              <w:keepNext/>
-              <w:keepLines/>
-              <w:spacing w:after="0"/>
-              <w:rPr>
-                <w:rFonts w:asciiTheme="majorBidi" w:hAnsiTheme="majorBidi" w:cstheme="majorBidi"/>
-                <w:sz w:val="18"/>
-                <w:szCs w:val="18"/>
-                <w:lang w:bidi="ar-IQ"/>
-              </w:rPr>
-            </w:pPr>
-            <w:r>
-              <w:rPr>
-                <w:rFonts w:asciiTheme="majorBidi" w:hAnsiTheme="majorBidi" w:cstheme="majorBidi"/>
-                <w:sz w:val="18"/>
-                <w:szCs w:val="18"/>
-                <w:rtl/>
-                <w:lang w:bidi="ar-IQ"/>
-              </w:rPr>
-              <w:t xml:space="preserve">٢</w:t>
-            </w:r>
-          </w:p>
-        </w:tc>
-        <w:tc>
-          <w:tcPr>
-            <w:tcW w:w="1831" w:type="pct"/>
-          </w:tcPr>
-          <w:p>
-            <w:pPr>
-              <w:keepNext/>
-              <w:keepLines/>
-              <w:spacing w:after="0"/>
-              <w:rPr>
-                <w:rFonts w:asciiTheme="majorBidi" w:hAnsiTheme="majorBidi" w:cstheme="majorBidi"/>
-                <w:sz w:val="18"/>
-                <w:szCs w:val="18"/>
-                <w:lang w:bidi="ar-IQ"/>
-              </w:rPr>
-            </w:pPr>
-            <w:r>
-              <w:rPr>
-                <w:rFonts w:asciiTheme="majorBidi" w:hAnsiTheme="majorBidi" w:cstheme="majorBidi"/>
-                <w:sz w:val="18"/>
-                <w:szCs w:val="18"/>
-                <w:rtl/>
-                <w:lang w:bidi="ar-IQ"/>
-              </w:rPr>
-              <w:t xml:space="preserve"/>
-            </w:r>
-          </w:p>
-        </w:tc>
-        <w:tc>
-          <w:tcPr>
-            <w:tcW w:w="339" w:type="pct"/>
-          </w:tcPr>
-          <w:p>
-            <w:pPr>
-              <w:keepNext/>
-              <w:keepLines/>
-              <w:spacing w:after="0"/>
-              <w:rPr>
-                <w:rFonts w:asciiTheme="majorBidi" w:hAnsiTheme="majorBidi" w:cstheme="majorBidi"/>
-                <w:sz w:val="18"/>
-                <w:szCs w:val="18"/>
-                <w:lang w:bidi="ar-IQ"/>
-              </w:rPr>
-            </w:pPr>
-            <w:r>
-              <w:rPr>
-                <w:rFonts w:asciiTheme="majorBidi" w:hAnsiTheme="majorBidi" w:cstheme="majorBidi"/>
-                <w:sz w:val="18"/>
-                <w:szCs w:val="18"/>
-                <w:rtl/>
-                <w:lang w:bidi="ar-IQ"/>
-              </w:rPr>
-              <w:t xml:space="preserve"/>
-            </w:r>
-          </w:p>
-        </w:tc>
-        <w:tc>
-          <w:tcPr>
-            <w:tcW w:w="325" w:type="pct"/>
-          </w:tcPr>
-          <w:p>
-            <w:pPr>
-              <w:keepNext/>
-              <w:keepLines/>
-              <w:spacing w:after="0"/>
-              <w:rPr>
-                <w:rFonts w:asciiTheme="majorBidi" w:hAnsiTheme="majorBidi" w:cstheme="majorBidi"/>
-                <w:sz w:val="18"/>
-                <w:szCs w:val="18"/>
-              </w:rPr>
-            </w:pPr>
-            <w:r>
-              <w:rPr>
-                <w:rFonts w:asciiTheme="majorBidi" w:hAnsiTheme="majorBidi" w:cstheme="majorBidi"/>
-                <w:sz w:val="18"/>
-                <w:szCs w:val="18"/>
-                <w:rtl/>
-                <w:lang w:bidi="ar-IQ"/>
-              </w:rPr>
-              <w:t xml:space="preserve"/>
-            </w:r>
-          </w:p>
-        </w:tc>
-      </w:tr>
-      <w:tr>
-        <w:trPr>
-          <w:cantSplit/>
-        </w:trPr>
-        <w:tc>
-          <w:tcPr>
-            <w:tcW w:w="1828" w:type="pct"/>
-          </w:tcPr>
-          <w:p>
-            <w:pPr>
-              <w:keepNext/>
-              <w:keepLines/>
-              <w:spacing w:after="0"/>
-              <w:rPr>
-                <w:rFonts w:asciiTheme="majorBidi" w:hAnsiTheme="majorBidi" w:cstheme="majorBidi"/>
-                <w:sz w:val="18"/>
-                <w:szCs w:val="18"/>
-                <w:lang w:bidi="ar-IQ"/>
-              </w:rPr>
-            </w:pPr>
-            <w:r>
-              <w:rPr>
-                <w:rFonts w:asciiTheme="majorBidi" w:hAnsiTheme="majorBidi" w:cstheme="majorBidi"/>
-                <w:sz w:val="18"/>
-                <w:szCs w:val="18"/>
-                <w:rtl/>
-                <w:lang w:bidi="ar-IQ"/>
-              </w:rPr>
-              <w:t xml:space="preserve">مهارات الاتصال</w:t>
-            </w:r>
-          </w:p>
-        </w:tc>
-        <w:tc>
-          <w:tcPr>
-            <w:tcW w:w="338" w:type="pct"/>
-          </w:tcPr>
-          <w:p>
-            <w:pPr>
-              <w:keepNext/>
-              <w:keepLines/>
-              <w:spacing w:after="0"/>
-              <w:rPr>
-                <w:rFonts w:asciiTheme="majorBidi" w:hAnsiTheme="majorBidi" w:cstheme="majorBidi"/>
-                <w:sz w:val="18"/>
-                <w:szCs w:val="18"/>
-                <w:lang w:bidi="ar-IQ"/>
-              </w:rPr>
-            </w:pPr>
-            <w:r>
-              <w:rPr>
-                <w:rFonts w:asciiTheme="majorBidi" w:hAnsiTheme="majorBidi" w:cstheme="majorBidi"/>
-                <w:sz w:val="18"/>
-                <w:szCs w:val="18"/>
-                <w:rtl/>
-                <w:lang w:bidi="ar-IQ"/>
-              </w:rPr>
-              <w:t xml:space="preserve">٨٩</w:t>
-            </w:r>
-          </w:p>
-        </w:tc>
-        <w:tc>
-          <w:tcPr>
-            <w:tcW w:w="339" w:type="pct"/>
-          </w:tcPr>
-          <w:p>
-            <w:pPr>
-              <w:keepNext/>
-              <w:keepLines/>
-              <w:spacing w:after="0"/>
-              <w:rPr>
-                <w:rFonts w:asciiTheme="majorBidi" w:hAnsiTheme="majorBidi" w:cstheme="majorBidi"/>
-                <w:sz w:val="18"/>
-                <w:szCs w:val="18"/>
-                <w:lang w:bidi="ar-IQ"/>
-              </w:rPr>
-            </w:pPr>
-            <w:r>
-              <w:rPr>
-                <w:rFonts w:asciiTheme="majorBidi" w:hAnsiTheme="majorBidi" w:cstheme="majorBidi"/>
-                <w:sz w:val="18"/>
-                <w:szCs w:val="18"/>
-                <w:rtl/>
-                <w:lang w:bidi="ar-IQ"/>
-              </w:rPr>
-              <w:t xml:space="preserve">٢</w:t>
-            </w:r>
-          </w:p>
-        </w:tc>
-        <w:tc>
-          <w:tcPr>
-            <w:tcW w:w="1831" w:type="pct"/>
-          </w:tcPr>
-          <w:p>
-            <w:pPr>
-              <w:keepNext/>
-              <w:keepLines/>
-              <w:spacing w:after="0"/>
-              <w:rPr>
-                <w:rFonts w:asciiTheme="majorBidi" w:hAnsiTheme="majorBidi" w:cstheme="majorBidi"/>
-                <w:sz w:val="18"/>
-                <w:szCs w:val="18"/>
-                <w:lang w:bidi="ar-IQ"/>
-              </w:rPr>
-            </w:pPr>
-            <w:r>
-              <w:rPr>
-                <w:rFonts w:asciiTheme="majorBidi" w:hAnsiTheme="majorBidi" w:cstheme="majorBidi"/>
-                <w:sz w:val="18"/>
-                <w:szCs w:val="18"/>
-                <w:rtl/>
-                <w:lang w:bidi="ar-IQ"/>
-              </w:rPr>
-              <w:t xml:space="preserve"/>
-            </w:r>
-          </w:p>
-        </w:tc>
-        <w:tc>
-          <w:tcPr>
-            <w:tcW w:w="339" w:type="pct"/>
-          </w:tcPr>
-          <w:p>
-            <w:pPr>
-              <w:keepNext/>
-              <w:keepLines/>
-              <w:spacing w:after="0"/>
-              <w:rPr>
-                <w:rFonts w:asciiTheme="majorBidi" w:hAnsiTheme="majorBidi" w:cstheme="majorBidi"/>
-                <w:sz w:val="18"/>
-                <w:szCs w:val="18"/>
-                <w:lang w:bidi="ar-IQ"/>
-              </w:rPr>
-            </w:pPr>
-            <w:r>
-              <w:rPr>
-                <w:rFonts w:asciiTheme="majorBidi" w:hAnsiTheme="majorBidi" w:cstheme="majorBidi"/>
-                <w:sz w:val="18"/>
-                <w:szCs w:val="18"/>
-                <w:rtl/>
-                <w:lang w:bidi="ar-IQ"/>
-              </w:rPr>
-              <w:t xml:space="preserve"/>
-            </w:r>
-          </w:p>
-        </w:tc>
-        <w:tc>
-          <w:tcPr>
-            <w:tcW w:w="325" w:type="pct"/>
-          </w:tcPr>
-          <w:p>
-            <w:pPr>
-              <w:keepNext/>
-              <w:keepLines/>
-              <w:spacing w:after="0"/>
-              <w:rPr>
-                <w:rFonts w:asciiTheme="majorBidi" w:hAnsiTheme="majorBidi" w:cstheme="majorBidi"/>
-                <w:sz w:val="18"/>
-                <w:szCs w:val="18"/>
-              </w:rPr>
-            </w:pPr>
-            <w:r>
-              <w:rPr>
-                <w:rFonts w:asciiTheme="majorBidi" w:hAnsiTheme="majorBidi" w:cstheme="majorBidi"/>
-                <w:sz w:val="18"/>
-                <w:szCs w:val="18"/>
-                <w:rtl/>
-                <w:lang w:bidi="ar-IQ"/>
-              </w:rPr>
-              <w:t xml:space="preserve"/>
-            </w:r>
-          </w:p>
-        </w:tc>
-      </w:tr>
-      <w:tr>
-        <w:trPr>
-          <w:cantSplit/>
-        </w:trPr>
-        <w:tc>
-          <w:tcPr>
-            <w:tcW w:w="1828" w:type="pct"/>
-          </w:tcPr>
-          <w:p>
-            <w:pPr>
-              <w:keepNext/>
-              <w:keepLines/>
-              <w:spacing w:after="0"/>
-              <w:rPr>
-                <w:rFonts w:asciiTheme="majorBidi" w:hAnsiTheme="majorBidi" w:cstheme="majorBidi"/>
-                <w:sz w:val="18"/>
-                <w:szCs w:val="18"/>
-                <w:lang w:bidi="ar-IQ"/>
-              </w:rPr>
-            </w:pPr>
-            <w:r>
-              <w:rPr>
-                <w:rFonts w:asciiTheme="majorBidi" w:hAnsiTheme="majorBidi" w:cstheme="majorBidi"/>
-                <w:sz w:val="18"/>
-                <w:szCs w:val="18"/>
-                <w:rtl/>
-                <w:lang w:bidi="ar-IQ"/>
-              </w:rPr>
-              <w:t xml:space="preserve">مواضيع مختارة</w:t>
-            </w:r>
-          </w:p>
-        </w:tc>
-        <w:tc>
-          <w:tcPr>
-            <w:tcW w:w="338" w:type="pct"/>
-          </w:tcPr>
-          <w:p>
-            <w:pPr>
-              <w:keepNext/>
-              <w:keepLines/>
-              <w:spacing w:after="0"/>
-              <w:rPr>
-                <w:rFonts w:asciiTheme="majorBidi" w:hAnsiTheme="majorBidi" w:cstheme="majorBidi"/>
-                <w:sz w:val="18"/>
-                <w:szCs w:val="18"/>
-                <w:lang w:bidi="ar-IQ"/>
-              </w:rPr>
-            </w:pPr>
-            <w:r>
-              <w:rPr>
-                <w:rFonts w:asciiTheme="majorBidi" w:hAnsiTheme="majorBidi" w:cstheme="majorBidi"/>
-                <w:sz w:val="18"/>
-                <w:szCs w:val="18"/>
-                <w:rtl/>
-                <w:lang w:bidi="ar-IQ"/>
-              </w:rPr>
-              <w:t xml:space="preserve">٨٦</w:t>
-            </w:r>
-          </w:p>
-        </w:tc>
-        <w:tc>
-          <w:tcPr>
-            <w:tcW w:w="339" w:type="pct"/>
-          </w:tcPr>
-          <w:p>
-            <w:pPr>
-              <w:keepNext/>
-              <w:keepLines/>
-              <w:spacing w:after="0"/>
-              <w:rPr>
-                <w:rFonts w:asciiTheme="majorBidi" w:hAnsiTheme="majorBidi" w:cstheme="majorBidi"/>
-                <w:sz w:val="18"/>
-                <w:szCs w:val="18"/>
-                <w:lang w:bidi="ar-IQ"/>
-              </w:rPr>
-            </w:pPr>
-            <w:r>
-              <w:rPr>
-                <w:rFonts w:asciiTheme="majorBidi" w:hAnsiTheme="majorBidi" w:cstheme="majorBidi"/>
-                <w:sz w:val="18"/>
-                <w:szCs w:val="18"/>
-                <w:rtl/>
-                <w:lang w:bidi="ar-IQ"/>
-              </w:rPr>
-              <w:t xml:space="preserve">٣</w:t>
-            </w:r>
-          </w:p>
-        </w:tc>
-        <w:tc>
-          <w:tcPr>
-            <w:tcW w:w="1831" w:type="pct"/>
-          </w:tcPr>
-          <w:p>
-            <w:pPr>
-              <w:keepNext/>
-              <w:keepLines/>
-              <w:spacing w:after="0"/>
-              <w:rPr>
-                <w:rFonts w:asciiTheme="majorBidi" w:hAnsiTheme="majorBidi" w:cstheme="majorBidi"/>
-                <w:sz w:val="18"/>
-                <w:szCs w:val="18"/>
-                <w:lang w:bidi="ar-IQ"/>
-              </w:rPr>
-            </w:pPr>
-            <w:r>
-              <w:rPr>
-                <w:rFonts w:asciiTheme="majorBidi" w:hAnsiTheme="majorBidi" w:cstheme="majorBidi"/>
-                <w:sz w:val="18"/>
-                <w:szCs w:val="18"/>
-                <w:rtl/>
-                <w:lang w:bidi="ar-IQ"/>
-              </w:rPr>
-              <w:t xml:space="preserve"/>
-            </w:r>
-          </w:p>
-        </w:tc>
-        <w:tc>
-          <w:tcPr>
-            <w:tcW w:w="339" w:type="pct"/>
-          </w:tcPr>
-          <w:p>
-            <w:pPr>
-              <w:keepNext/>
-              <w:keepLines/>
-              <w:spacing w:after="0"/>
-              <w:rPr>
-                <w:rFonts w:asciiTheme="majorBidi" w:hAnsiTheme="majorBidi" w:cstheme="majorBidi"/>
-                <w:sz w:val="18"/>
-                <w:szCs w:val="18"/>
-                <w:lang w:bidi="ar-IQ"/>
-              </w:rPr>
-            </w:pPr>
-            <w:r>
-              <w:rPr>
-                <w:rFonts w:asciiTheme="majorBidi" w:hAnsiTheme="majorBidi" w:cstheme="majorBidi"/>
-                <w:sz w:val="18"/>
-                <w:szCs w:val="18"/>
-                <w:rtl/>
-                <w:lang w:bidi="ar-IQ"/>
-              </w:rPr>
-              <w:t xml:space="preserve"/>
-            </w:r>
-          </w:p>
-        </w:tc>
-        <w:tc>
-          <w:tcPr>
-            <w:tcW w:w="325" w:type="pct"/>
-          </w:tcPr>
-          <w:p>
-            <w:pPr>
-              <w:keepNext/>
-              <w:keepLines/>
-              <w:spacing w:after="0"/>
-              <w:rPr>
-                <w:rFonts w:asciiTheme="majorBidi" w:hAnsiTheme="majorBidi" w:cstheme="majorBidi"/>
-                <w:sz w:val="18"/>
-                <w:szCs w:val="18"/>
-              </w:rPr>
-            </w:pPr>
-            <w:r>
-              <w:rPr>
-                <w:rFonts w:asciiTheme="majorBidi" w:hAnsiTheme="majorBidi" w:cstheme="majorBidi"/>
-                <w:sz w:val="18"/>
-                <w:szCs w:val="18"/>
-                <w:rtl/>
-                <w:lang w:bidi="ar-IQ"/>
-              </w:rPr>
-              <w:t xml:space="preserve"/>
             </w:r>
           </w:p>
         </w:tc>
@@ -8014,7 +5914,7 @@
                 <w:bCs/>
                 <w:lang w:bidi="ar-IQ"/>
               </w:rPr>
-              <w:t xml:space="preserve"> صادق ابراهيم</w:t>
+              <w:t xml:space="preserve">الأستاذ الدكتور هشام كاظم هاشم</w:t>
             </w:r>
           </w:p>
           <w:p>
@@ -8032,7 +5932,7 @@
                 <w:rtl/>
                 <w:lang w:bidi="ar-IQ"/>
               </w:rPr>
-              <w:t xml:space="preserve"/>
+              <w:t xml:space="preserve">العميد</w:t>
             </w:r>
           </w:p>
         </w:tc>
@@ -8078,7 +5978,7 @@
                 <w:bCs/>
                 <w:lang w:bidi="ar-IQ"/>
               </w:rPr>
-              <w:t xml:space="preserve">المبرمج مدير النظام</w:t>
+              <w:t xml:space="preserve">الأستاذ المساعد حيدر خزعل محبس</w:t>
             </w:r>
           </w:p>
           <w:p>
@@ -8095,7 +5995,7 @@
                 <w:rtl/>
                 <w:lang w:bidi="ar-IQ"/>
               </w:rPr>
-              <w:t xml:space="preserve">إدارة التقنية</w:t>
+              <w:t xml:space="preserve">مساعد رئيس الجامعة للشؤون العلمية</w:t>
             </w:r>
           </w:p>
         </w:tc>
@@ -8182,7 +6082,7 @@
                 <w:bCs/>
                 <w:lang w:bidi="ar-IQ"/>
               </w:rPr>
-              <w:t xml:space="preserve"> علي شوقي</w:t>
+              <w:t xml:space="preserve">المدرس الدكتور مرتجى علي ساري</w:t>
             </w:r>
           </w:p>
           <w:p>
@@ -8200,7 +6100,7 @@
                 <w:rtl/>
                 <w:lang w:bidi="ar-IQ"/>
               </w:rPr>
-              <w:t xml:space="preserve"/>
+              <w:t xml:space="preserve">مدير التسجيل</w:t>
             </w:r>
           </w:p>
         </w:tc>
@@ -8272,7 +6172,7 @@
                 <w:bCs/>
                 <w:lang w:bidi="ar-IQ"/>
               </w:rPr>
-              <w:t xml:space="preserve"> قاسم باسل</w:t>
+              <w:t xml:space="preserve">الأستاذ الدكتور رائدة سالم خضير</w:t>
             </w:r>
           </w:p>
           <w:p>
@@ -8290,7 +6190,7 @@
                 <w:rtl/>
                 <w:lang w:bidi="ar-IQ"/>
               </w:rPr>
-              <w:t xml:space="preserve"/>
+              <w:t xml:space="preserve">معاون العميد للشوون العلمية والدراسات العليا</w:t>
             </w:r>
           </w:p>
         </w:tc>
@@ -8404,7 +6304,7 @@
                 <w:bCs/>
                 <w:lang w:bidi="ar-IQ"/>
               </w:rPr>
-              <w:t xml:space="preserve">المدرس الدكتور مرتجى علي ساري</w:t>
+              <w:t xml:space="preserve"> نغم باسل محمود</w:t>
             </w:r>
           </w:p>
           <w:p>
@@ -8420,7 +6320,7 @@
                 <w:rtl/>
                 <w:lang w:bidi="ar-IQ"/>
               </w:rPr>
-              <w:t xml:space="preserve">مدير التسجيل</w:t>
+              <w:t xml:space="preserve">منظم الوثيقة</w:t>
             </w:r>
           </w:p>
         </w:tc>
@@ -8446,7 +6346,7 @@
                 <w:bCs/>
                 <w:lang w:bidi="ar-IQ"/>
               </w:rPr>
-              <w:t xml:space="preserve">الأستاذ الدكتور هشام كاظم هاشم</w:t>
+              <w:t xml:space="preserve"> أسراء فاضل عبد</w:t>
             </w:r>
           </w:p>
           <w:p>
@@ -8463,7 +6363,7 @@
                 <w:rtl/>
                 <w:lang w:bidi="ar-IQ"/>
               </w:rPr>
-              <w:t xml:space="preserve">العميد</w:t>
+              <w:t xml:space="preserve">مسؤول وحدة الوثائق</w:t>
             </w:r>
           </w:p>
         </w:tc>
@@ -8601,7 +6501,7 @@
           <w:rtl/>
           <w:lang w:bidi="ar-IQ"/>
         </w:rPr>
-        <w:t xml:space="preserve"> ‎٢٠٢٠/١١/١٧‎</w:t>
+        <w:t xml:space="preserve"> ٢٠٢٠-١١-١٧</w:t>
       </w:r>
     </w:p>
     <w:p>
@@ -8803,49 +6703,6 @@
           <w:szCs w:val="24"/>
           <w:rtl/>
         </w:rPr>
-        <w:t xml:space="preserve">سنوات التأجيل والرسوب: </w:t>
-      </w:r>
-      <w:r>
-        <w:rPr>
-          <w:rFonts w:asciiTheme="majorBidi" w:hAnsiTheme="majorBidi" w:cstheme="majorBidi"/>
-          <w:sz w:val="24"/>
-          <w:szCs w:val="24"/>
-          <w:rtl/>
-          <w:lang w:bidi="ar-IQ"/>
-        </w:rPr>
-        <w:t xml:space="preserve">لايوجد</w:t>
-      </w:r>
-      <w:r>
-        <w:rPr>
-          <w:rFonts w:asciiTheme="majorBidi" w:hAnsiTheme="majorBidi" w:cstheme="majorBidi"/>
-          <w:sz w:val="24"/>
-          <w:szCs w:val="24"/>
-          <w:rtl/>
-        </w:rPr>
-        <w:t>.</w:t>
-      </w:r>
-    </w:p>
-    <w:p>
-      <w:pPr>
-        <w:pStyle w:val="ListParagraph"/>
-        <w:numPr>
-          <w:ilvl w:val="0"/>
-          <w:numId w:val="29"/>
-        </w:numPr>
-        <w:rPr>
-          <w:rFonts w:asciiTheme="majorBidi" w:hAnsiTheme="majorBidi" w:cstheme="majorBidi"/>
-          <w:sz w:val="24"/>
-          <w:szCs w:val="24"/>
-          <w:lang w:bidi="ar-IQ"/>
-        </w:rPr>
-      </w:pPr>
-      <w:r>
-        <w:rPr>
-          <w:rFonts w:asciiTheme="majorBidi" w:hAnsiTheme="majorBidi" w:cstheme="majorBidi"/>
-          <w:sz w:val="24"/>
-          <w:szCs w:val="24"/>
-          <w:rtl/>
-        </w:rPr>
         <w:t xml:space="preserve">عدد الدروس التي اجتازها في المحاولة الثانية: </w:t>
       </w:r>
       <w:r>
@@ -8856,7 +6713,7 @@
           <w:rtl/>
           <w:lang w:bidi="ar-IQ"/>
         </w:rPr>
-        <w:t xml:space="preserve">لايوجد</w:t>
+        <w:t xml:space="preserve">البرمجة 1، البرمجة 2، المعالجات المايكروية، نظرية الاحتمالات و الإحصاء، البرمجة المرئية، الذكاء الاصطناعي، بحوث العمليات</w:t>
       </w:r>
       <w:r>
         <w:rPr>

--- a/certificates/year - Temp - Ar - D - SBS - اديان عبدالامير فخري احمد.docx
+++ b/certificates/year - Temp - Ar - D - SBS - اديان عبدالامير فخري احمد.docx
@@ -2054,7 +2054,7 @@
                 <w:rtl/>
                 <w:lang w:bidi="ar-IQ"/>
               </w:rPr>
-              <w:t xml:space="preserve">تحليل وتصميم النظم</w:t>
+              <w:t xml:space="preserve">البرمجة الكيانية 2</w:t>
             </w:r>
           </w:p>
         </w:tc>
@@ -2082,7 +2082,7 @@
                 <w:rtl/>
                 <w:lang w:bidi="ar-IQ"/>
               </w:rPr>
-              <w:t xml:space="preserve">٥٠</w:t>
+              <w:t xml:space="preserve">٥١</w:t>
             </w:r>
           </w:p>
         </w:tc>
@@ -2226,7 +2226,7 @@
                 <w:rtl/>
                 <w:lang w:bidi="ar-IQ"/>
               </w:rPr>
-              <w:t xml:space="preserve">البرمجة الكيانية 2</w:t>
+              <w:t xml:space="preserve">البرمجة المرئية (٢)</w:t>
             </w:r>
           </w:p>
         </w:tc>
@@ -2254,7 +2254,7 @@
                 <w:rtl/>
                 <w:lang w:bidi="ar-IQ"/>
               </w:rPr>
-              <w:t xml:space="preserve">٥١</w:t>
+              <w:t xml:space="preserve">٥٠</w:t>
             </w:r>
           </w:p>
         </w:tc>
@@ -2398,7 +2398,7 @@
                 <w:rtl/>
                 <w:lang w:bidi="ar-IQ"/>
               </w:rPr>
-              <w:t xml:space="preserve">البرمجة المرئية (٢)</w:t>
+              <w:t xml:space="preserve">النظرية الاحتسابية</w:t>
             </w:r>
           </w:p>
         </w:tc>
@@ -2570,7 +2570,7 @@
                 <w:rtl/>
                 <w:lang w:bidi="ar-IQ"/>
               </w:rPr>
-              <w:t xml:space="preserve">النظرية الاحتسابية</w:t>
+              <w:t xml:space="preserve">طرق عددية</w:t>
             </w:r>
           </w:p>
         </w:tc>
@@ -2598,7 +2598,7 @@
                 <w:rtl/>
                 <w:lang w:bidi="ar-IQ"/>
               </w:rPr>
-              <w:t xml:space="preserve">٥٠</w:t>
+              <w:t xml:space="preserve">٦٦</w:t>
             </w:r>
           </w:p>
         </w:tc>
@@ -2742,7 +2742,7 @@
                 <w:rtl/>
                 <w:lang w:bidi="ar-IQ"/>
               </w:rPr>
-              <w:t xml:space="preserve">طرق عددية</w:t>
+              <w:t xml:space="preserve">هياكل البيانات 1</w:t>
             </w:r>
           </w:p>
         </w:tc>
@@ -2770,7 +2770,7 @@
                 <w:rtl/>
                 <w:lang w:bidi="ar-IQ"/>
               </w:rPr>
-              <w:t xml:space="preserve">٦٦</w:t>
+              <w:t xml:space="preserve">٦٣</w:t>
             </w:r>
           </w:p>
         </w:tc>
@@ -2914,7 +2914,7 @@
                 <w:rtl/>
                 <w:lang w:bidi="ar-IQ"/>
               </w:rPr>
-              <w:t xml:space="preserve">هياكل البيانات 1</w:t>
+              <w:t xml:space="preserve"/>
             </w:r>
           </w:p>
         </w:tc>
@@ -2942,7 +2942,7 @@
                 <w:rtl/>
                 <w:lang w:bidi="ar-IQ"/>
               </w:rPr>
-              <w:t xml:space="preserve">٦٣</w:t>
+              <w:t xml:space="preserve"/>
             </w:r>
           </w:p>
         </w:tc>
@@ -2970,7 +2970,7 @@
                 <w:rtl/>
                 <w:lang w:bidi="ar-IQ"/>
               </w:rPr>
-              <w:t xml:space="preserve">٣</w:t>
+              <w:t xml:space="preserve"/>
             </w:r>
           </w:p>
         </w:tc>
@@ -3086,7 +3086,7 @@
                 <w:rtl/>
                 <w:lang w:bidi="ar-IQ"/>
               </w:rPr>
-              <w:t xml:space="preserve">قواعد البيانات</w:t>
+              <w:t xml:space="preserve"/>
             </w:r>
           </w:p>
         </w:tc>
@@ -3114,7 +3114,7 @@
                 <w:rtl/>
                 <w:lang w:bidi="ar-IQ"/>
               </w:rPr>
-              <w:t xml:space="preserve">٥٥</w:t>
+              <w:t xml:space="preserve"/>
             </w:r>
           </w:p>
         </w:tc>
@@ -3142,7 +3142,7 @@
                 <w:rtl/>
                 <w:lang w:bidi="ar-IQ"/>
               </w:rPr>
-              <w:t xml:space="preserve">٣</w:t>
+              <w:t xml:space="preserve"/>
             </w:r>
           </w:p>
         </w:tc>
@@ -3698,7 +3698,7 @@
                 <w:rtl/>
                 <w:lang w:bidi="ar-IQ"/>
               </w:rPr>
-              <w:t xml:space="preserve">الذكاء الاصطناعي (٢)</w:t>
+              <w:t xml:space="preserve">تحليل وتصميم النظم</w:t>
             </w:r>
           </w:p>
         </w:tc>
@@ -3870,7 +3870,7 @@
                 <w:rtl/>
                 <w:lang w:bidi="ar-IQ"/>
               </w:rPr>
-              <w:t xml:space="preserve">برمجة المواقع 1</w:t>
+              <w:t xml:space="preserve">الذكاء الاصطناعي (٢)</w:t>
             </w:r>
           </w:p>
         </w:tc>
@@ -3898,7 +3898,7 @@
                 <w:rtl/>
                 <w:lang w:bidi="ar-IQ"/>
               </w:rPr>
-              <w:t xml:space="preserve">٥٨</w:t>
+              <w:t xml:space="preserve">٥٠</w:t>
             </w:r>
           </w:p>
         </w:tc>
@@ -4042,7 +4042,7 @@
                 <w:rtl/>
                 <w:lang w:bidi="ar-IQ"/>
               </w:rPr>
-              <w:t xml:space="preserve">شبكات الحاسوب 1</w:t>
+              <w:t xml:space="preserve">برمجة المواقع 1</w:t>
             </w:r>
           </w:p>
         </w:tc>
@@ -4070,7 +4070,7 @@
                 <w:rtl/>
                 <w:lang w:bidi="ar-IQ"/>
               </w:rPr>
-              <w:t xml:space="preserve">٥٠</w:t>
+              <w:t xml:space="preserve">٥٨</w:t>
             </w:r>
           </w:p>
         </w:tc>
@@ -4214,7 +4214,7 @@
                 <w:rtl/>
                 <w:lang w:bidi="ar-IQ"/>
               </w:rPr>
-              <w:t xml:space="preserve">مفاهيم لغات البرمجة</w:t>
+              <w:t xml:space="preserve">شبكات الحاسوب 1</w:t>
             </w:r>
           </w:p>
         </w:tc>
@@ -4269,7 +4269,7 @@
                 <w:rtl/>
                 <w:lang w:bidi="ar-IQ"/>
               </w:rPr>
-              <w:t xml:space="preserve">٢</w:t>
+              <w:t xml:space="preserve">٣</w:t>
             </w:r>
           </w:p>
         </w:tc>
@@ -4386,7 +4386,7 @@
                 <w:rtl/>
                 <w:lang w:bidi="ar-IQ"/>
               </w:rPr>
-              <w:t xml:space="preserve">هندسة البرامجيات</w:t>
+              <w:t xml:space="preserve">مفاهيم لغات البرمجة</w:t>
             </w:r>
           </w:p>
         </w:tc>
@@ -4414,7 +4414,7 @@
                 <w:rtl/>
                 <w:lang w:bidi="ar-IQ"/>
               </w:rPr>
-              <w:t xml:space="preserve">٦٥</w:t>
+              <w:t xml:space="preserve">٥٠</w:t>
             </w:r>
           </w:p>
         </w:tc>
@@ -4441,7 +4441,7 @@
                 <w:rtl/>
                 <w:lang w:bidi="ar-IQ"/>
               </w:rPr>
-              <w:t xml:space="preserve">٣</w:t>
+              <w:t xml:space="preserve">٢</w:t>
             </w:r>
           </w:p>
         </w:tc>
@@ -4558,7 +4558,7 @@
                 <w:rtl/>
                 <w:lang w:bidi="ar-IQ"/>
               </w:rPr>
-              <w:t xml:space="preserve">هياكل البيانات 2</w:t>
+              <w:t xml:space="preserve">هندسة البرامجيات</w:t>
             </w:r>
           </w:p>
         </w:tc>
@@ -4586,7 +4586,7 @@
                 <w:rtl/>
                 <w:lang w:bidi="ar-IQ"/>
               </w:rPr>
-              <w:t xml:space="preserve">٥٢</w:t>
+              <w:t xml:space="preserve">٦٥</w:t>
             </w:r>
           </w:p>
         </w:tc>
@@ -4730,7 +4730,7 @@
                 <w:rtl/>
                 <w:lang w:bidi="ar-IQ"/>
               </w:rPr>
-              <w:t xml:space="preserve">أخلاقيات الحاسوب</w:t>
+              <w:t xml:space="preserve">هياكل البيانات 2</w:t>
             </w:r>
           </w:p>
         </w:tc>
@@ -4758,7 +4758,7 @@
                 <w:rtl/>
                 <w:lang w:bidi="ar-IQ"/>
               </w:rPr>
-              <w:t xml:space="preserve">٥٨</w:t>
+              <w:t xml:space="preserve">٥٢</w:t>
             </w:r>
           </w:p>
         </w:tc>
@@ -4785,7 +4785,7 @@
                 <w:rtl/>
                 <w:lang w:bidi="ar-IQ"/>
               </w:rPr>
-              <w:t xml:space="preserve">٢</w:t>
+              <w:t xml:space="preserve">٣</w:t>
             </w:r>
           </w:p>
         </w:tc>
@@ -4902,7 +4902,7 @@
                 <w:rtl/>
                 <w:lang w:bidi="ar-IQ"/>
               </w:rPr>
-              <w:t xml:space="preserve">المترجمات</w:t>
+              <w:t xml:space="preserve">قواعد البيانات</w:t>
             </w:r>
           </w:p>
         </w:tc>
@@ -4930,7 +4930,7 @@
                 <w:rtl/>
                 <w:lang w:bidi="ar-IQ"/>
               </w:rPr>
-              <w:t xml:space="preserve">٦٣</w:t>
+              <w:t xml:space="preserve">٥٥</w:t>
             </w:r>
           </w:p>
         </w:tc>
@@ -4957,7 +4957,7 @@
                 <w:rtl/>
                 <w:lang w:bidi="ar-IQ"/>
               </w:rPr>
-              <w:t xml:space="preserve">٤</w:t>
+              <w:t xml:space="preserve">٣</w:t>
             </w:r>
           </w:p>
         </w:tc>
@@ -5074,7 +5074,7 @@
                 <w:rtl/>
                 <w:lang w:bidi="ar-IQ"/>
               </w:rPr>
-              <w:t xml:space="preserve">بحوث العمليات (٢)</w:t>
+              <w:t xml:space="preserve">أخلاقيات الحاسوب</w:t>
             </w:r>
           </w:p>
         </w:tc>
@@ -5102,7 +5102,7 @@
                 <w:rtl/>
                 <w:lang w:bidi="ar-IQ"/>
               </w:rPr>
-              <w:t xml:space="preserve">٥٠</w:t>
+              <w:t xml:space="preserve">٥٨</w:t>
             </w:r>
           </w:p>
         </w:tc>
@@ -5129,7 +5129,7 @@
                 <w:rtl/>
                 <w:lang w:bidi="ar-IQ"/>
               </w:rPr>
-              <w:t xml:space="preserve">٣</w:t>
+              <w:t xml:space="preserve">٢</w:t>
             </w:r>
           </w:p>
         </w:tc>
@@ -5246,7 +5246,7 @@
                 <w:rtl/>
                 <w:lang w:bidi="ar-IQ"/>
               </w:rPr>
-              <w:t xml:space="preserve">برمجة المواقع 2</w:t>
+              <w:t xml:space="preserve">المترجمات</w:t>
             </w:r>
           </w:p>
         </w:tc>
@@ -5274,7 +5274,7 @@
                 <w:rtl/>
                 <w:lang w:bidi="ar-IQ"/>
               </w:rPr>
-              <w:t xml:space="preserve">٥٧</w:t>
+              <w:t xml:space="preserve">٦٣</w:t>
             </w:r>
           </w:p>
         </w:tc>
@@ -5301,7 +5301,7 @@
                 <w:rtl/>
                 <w:lang w:bidi="ar-IQ"/>
               </w:rPr>
-              <w:t xml:space="preserve">٣</w:t>
+              <w:t xml:space="preserve">٤</w:t>
             </w:r>
           </w:p>
         </w:tc>
@@ -5418,7 +5418,7 @@
                 <w:rtl/>
                 <w:lang w:bidi="ar-IQ"/>
               </w:rPr>
-              <w:t xml:space="preserve">شبكات الحاسوب 2</w:t>
+              <w:t xml:space="preserve">بحوث العمليات (٢)</w:t>
             </w:r>
           </w:p>
         </w:tc>
@@ -5590,7 +5590,7 @@
                 <w:rtl/>
                 <w:lang w:bidi="ar-IQ"/>
               </w:rPr>
-              <w:t xml:space="preserve">معمارية الحاسوب</w:t>
+              <w:t xml:space="preserve">برمجة المواقع 2</w:t>
             </w:r>
           </w:p>
         </w:tc>
@@ -5618,7 +5618,7 @@
                 <w:rtl/>
                 <w:lang w:bidi="ar-IQ"/>
               </w:rPr>
-              <w:t xml:space="preserve">٥١</w:t>
+              <w:t xml:space="preserve">٥٧</w:t>
             </w:r>
           </w:p>
         </w:tc>
@@ -5762,12 +5762,128 @@
                 <w:rtl/>
                 <w:lang w:bidi="ar-IQ"/>
               </w:rPr>
+              <w:t xml:space="preserve">شبكات الحاسوب 2</w:t>
+            </w:r>
+          </w:p>
+        </w:tc>
+        <w:tc>
+          <w:tcPr>
+            <w:tcW w:w="339" w:type="pct"/>
+          </w:tcPr>
+          <w:p>
+            <w:pPr>
+              <w:keepNext/>
+              <w:keepLines/>
+              <w:spacing w:after="0"/>
+              <w:rPr>
+                <w:rFonts w:asciiTheme="majorBidi" w:hAnsiTheme="majorBidi" w:cstheme="majorBidi"/>
+                <w:sz w:val="18"/>
+                <w:szCs w:val="18"/>
+                <w:lang w:bidi="ar-IQ"/>
+              </w:rPr>
+            </w:pPr>
+            <w:r>
+              <w:rPr>
+                <w:rFonts w:asciiTheme="majorBidi" w:hAnsiTheme="majorBidi" w:cstheme="majorBidi"/>
+                <w:sz w:val="18"/>
+                <w:szCs w:val="18"/>
+                <w:rtl/>
+                <w:lang w:bidi="ar-IQ"/>
+              </w:rPr>
+              <w:t xml:space="preserve">٥٠</w:t>
+            </w:r>
+          </w:p>
+        </w:tc>
+        <w:tc>
+          <w:tcPr>
+            <w:tcW w:w="325" w:type="pct"/>
+          </w:tcPr>
+          <w:p>
+            <w:pPr>
+              <w:keepNext/>
+              <w:keepLines/>
+              <w:spacing w:after="0"/>
+              <w:rPr>
+                <w:rFonts w:asciiTheme="majorBidi" w:hAnsiTheme="majorBidi" w:cstheme="majorBidi"/>
+                <w:sz w:val="18"/>
+                <w:szCs w:val="18"/>
+              </w:rPr>
+            </w:pPr>
+            <w:r>
+              <w:rPr>
+                <w:rFonts w:asciiTheme="majorBidi" w:hAnsiTheme="majorBidi" w:cstheme="majorBidi"/>
+                <w:sz w:val="18"/>
+                <w:szCs w:val="18"/>
+                <w:rtl/>
+                <w:lang w:bidi="ar-IQ"/>
+              </w:rPr>
+              <w:t xml:space="preserve">٣</w:t>
+            </w:r>
+          </w:p>
+        </w:tc>
+      </w:tr>
+      <w:tr>
+        <w:trPr>
+          <w:cantSplit/>
+        </w:trPr>
+        <w:tc>
+          <w:tcPr>
+            <w:tcW w:w="1828" w:type="pct"/>
+          </w:tcPr>
+          <w:p>
+            <w:pPr>
+              <w:keepNext/>
+              <w:keepLines/>
+              <w:spacing w:after="0"/>
+              <w:rPr>
+                <w:rFonts w:asciiTheme="majorBidi" w:hAnsiTheme="majorBidi" w:cstheme="majorBidi"/>
+                <w:sz w:val="18"/>
+                <w:szCs w:val="18"/>
+                <w:lang w:bidi="ar-IQ"/>
+              </w:rPr>
+            </w:pPr>
+            <w:r>
+              <w:rPr>
+                <w:rFonts w:asciiTheme="majorBidi" w:hAnsiTheme="majorBidi" w:cstheme="majorBidi"/>
+                <w:sz w:val="18"/>
+                <w:szCs w:val="18"/>
+                <w:rtl/>
+                <w:lang w:bidi="ar-IQ"/>
+              </w:rPr>
               <w:t xml:space="preserve"/>
             </w:r>
           </w:p>
         </w:tc>
         <w:tc>
           <w:tcPr>
+            <w:tcW w:w="338" w:type="pct"/>
+          </w:tcPr>
+          <w:p>
+            <w:pPr>
+              <w:keepNext/>
+              <w:keepLines/>
+              <w:spacing w:after="0"/>
+              <w:rPr>
+                <w:rFonts w:asciiTheme="majorBidi" w:hAnsiTheme="majorBidi" w:cstheme="majorBidi"/>
+                <w:sz w:val="18"/>
+                <w:szCs w:val="18"/>
+                <w:lang w:bidi="ar-IQ"/>
+              </w:rPr>
+            </w:pPr>
+            <w:r>
+              <w:rPr>
+                <w:rFonts w:asciiTheme="majorBidi" w:hAnsiTheme="majorBidi" w:cstheme="majorBidi"/>
+                <w:sz w:val="18"/>
+                <w:szCs w:val="18"/>
+                <w:rtl/>
+                <w:lang w:bidi="ar-IQ"/>
+              </w:rPr>
+              <w:t xml:space="preserve"/>
+            </w:r>
+          </w:p>
+        </w:tc>
+        <w:tc>
+          <w:tcPr>
             <w:tcW w:w="339" w:type="pct"/>
           </w:tcPr>
           <w:p>
@@ -5796,6 +5912,62 @@
         </w:tc>
         <w:tc>
           <w:tcPr>
+            <w:tcW w:w="1831" w:type="pct"/>
+          </w:tcPr>
+          <w:p>
+            <w:pPr>
+              <w:keepNext/>
+              <w:keepLines/>
+              <w:spacing w:after="0"/>
+              <w:rPr>
+                <w:rFonts w:asciiTheme="majorBidi" w:hAnsiTheme="majorBidi" w:cstheme="majorBidi"/>
+                <w:sz w:val="18"/>
+                <w:szCs w:val="18"/>
+                <w:lang w:bidi="ar-IQ"/>
+              </w:rPr>
+            </w:pPr>
+            <w:r>
+              <w:rPr>
+                <w:rFonts w:asciiTheme="majorBidi" w:hAnsiTheme="majorBidi" w:cstheme="majorBidi"/>
+                <w:sz w:val="18"/>
+                <w:szCs w:val="18"/>
+                <w:rtl/>
+                <w:lang w:bidi="ar-IQ"/>
+              </w:rPr>
+              <w:t xml:space="preserve">معمارية الحاسوب</w:t>
+            </w:r>
+          </w:p>
+        </w:tc>
+        <w:tc>
+          <w:tcPr>
+            <w:tcW w:w="339" w:type="pct"/>
+          </w:tcPr>
+          <w:p>
+            <w:pPr>
+              <w:keepNext/>
+              <w:keepLines/>
+              <w:spacing w:after="0"/>
+              <w:rPr>
+                <w:rFonts w:asciiTheme="majorBidi" w:hAnsiTheme="majorBidi" w:cstheme="majorBidi"/>
+                <w:sz w:val="18"/>
+                <w:szCs w:val="18"/>
+                <w:lang w:bidi="ar-IQ"/>
+              </w:rPr>
+            </w:pPr>
+            <w:r>
+              <w:rPr>
+                <w:rFonts w:asciiTheme="majorBidi" w:hAnsiTheme="majorBidi" w:cstheme="majorBidi"/>
+                <w:sz w:val="18"/>
+                <w:szCs w:val="18"/>
+                <w:rtl/>
+                <w:lang w:bidi="ar-IQ"/>
+              </w:rPr>
+              <w:t xml:space="preserve">٥١</w:t>
+            </w:r>
+          </w:p>
+        </w:tc>
+        <w:tc>
+          <w:tcPr>
             <w:tcW w:w="325" w:type="pct"/>
           </w:tcPr>
           <w:p>
@@ -5817,7 +5989,7 @@
                 <w:rtl/>
                 <w:lang w:bidi="ar-IQ"/>
               </w:rPr>
-              <w:t xml:space="preserve"/>
+              <w:t xml:space="preserve">٣</w:t>
             </w:r>
           </w:p>
         </w:tc>

--- a/certificates/year - Temp - Ar - D - SBS - اديان عبدالامير فخري احمد.docx
+++ b/certificates/year - Temp - Ar - D - SBS - اديان عبدالامير فخري احمد.docx
@@ -1,6 +1,6 @@
 
 <file path=word/document.xml><?xml version="1.0" encoding="utf-8"?>
-<w:document xmlns:wpc="http://schemas.microsoft.com/office/word/2010/wordprocessingCanvas" xmlns:cx="http://schemas.microsoft.com/office/drawing/2014/chartex" xmlns:cx1="http://schemas.microsoft.com/office/drawing/2015/9/8/chartex" xmlns:cx2="http://schemas.microsoft.com/office/drawing/2015/10/21/chartex" xmlns:cx3="http://schemas.microsoft.com/office/drawing/2016/5/9/chartex" xmlns:cx4="http://schemas.microsoft.com/office/drawing/2016/5/10/chartex" xmlns:cx5="http://schemas.microsoft.com/office/drawing/2016/5/11/chartex" xmlns:cx6="http://schemas.microsoft.com/office/drawing/2016/5/12/chartex" xmlns:cx7="http://schemas.microsoft.com/office/drawing/2016/5/13/chartex" xmlns:cx8="http://schemas.microsoft.com/office/drawing/2016/5/14/chartex" xmlns:mc="http://schemas.openxmlformats.org/markup-compatibility/2006" xmlns:aink="http://schemas.microsoft.com/office/drawing/2016/ink" xmlns:am3d="http://schemas.microsoft.com/office/drawing/2017/model3d" xmlns:o="urn:schemas-microsoft-com:office:office" xmlns:oel="http://schemas.microsoft.com/office/2019/extlst" xmlns:r="http://schemas.openxmlformats.org/officeDocument/2006/relationships" xmlns:m="http://schemas.openxmlformats.org/officeDocument/2006/math" xmlns:v="urn:schemas-microsoft-com:vml" xmlns:wp14="http://schemas.microsoft.com/office/word/2010/wordprocessingDrawing" xmlns:wp="http://schemas.openxmlformats.org/drawingml/2006/wordprocessingDrawing" xmlns:w10="urn:schemas-microsoft-com:office:word" xmlns:w="http://schemas.openxmlformats.org/wordprocessingml/2006/main" xmlns:w14="http://schemas.microsoft.com/office/word/2010/wordml" xmlns:w15="http://schemas.microsoft.com/office/word/2012/wordml" xmlns:w16cex="http://schemas.microsoft.com/office/word/2018/wordml/cex" xmlns:w16cid="http://schemas.microsoft.com/office/word/2016/wordml/cid" xmlns:w16="http://schemas.microsoft.com/office/word/2018/wordml" xmlns:w16du="http://schemas.microsoft.com/office/word/2023/wordml/word16du" xmlns:w16sdtdh="http://schemas.microsoft.com/office/word/2020/wordml/sdtdatahash" xmlns:w16sdtfl="http://schemas.microsoft.com/office/word/2024/wordml/sdtformatlock" xmlns:w16se="http://schemas.microsoft.com/office/word/2015/wordml/symex" xmlns:wpg="http://schemas.microsoft.com/office/word/2010/wordprocessingGroup" xmlns:wpi="http://schemas.microsoft.com/office/word/2010/wordprocessingInk" xmlns:wne="http://schemas.microsoft.com/office/word/2006/wordml" xmlns:wps="http://schemas.microsoft.com/office/word/2010/wordprocessingShape" mc:Ignorable="w14 w15 w16se w16cid w16 w16cex w16sdtdh w16sdtfl w16du wp14">
+<w:document xmlns:wpc="http://schemas.microsoft.com/office/word/2010/wordprocessingCanvas" xmlns:cx="http://schemas.microsoft.com/office/drawing/2014/chartex" xmlns:cx1="http://schemas.microsoft.com/office/drawing/2015/9/8/chartex" xmlns:cx2="http://schemas.microsoft.com/office/drawing/2015/10/21/chartex" xmlns:cx3="http://schemas.microsoft.com/office/drawing/2016/5/9/chartex" xmlns:cx4="http://schemas.microsoft.com/office/drawing/2016/5/10/chartex" xmlns:cx5="http://schemas.microsoft.com/office/drawing/2016/5/11/chartex" xmlns:cx6="http://schemas.microsoft.com/office/drawing/2016/5/12/chartex" xmlns:cx7="http://schemas.microsoft.com/office/drawing/2016/5/13/chartex" xmlns:cx8="http://schemas.microsoft.com/office/drawing/2016/5/14/chartex" xmlns:mc="http://schemas.openxmlformats.org/markup-compatibility/2006" xmlns:aink="http://schemas.microsoft.com/office/drawing/2016/ink" xmlns:am3d="http://schemas.microsoft.com/office/drawing/2017/model3d" xmlns:o="urn:schemas-microsoft-com:office:office" xmlns:oel="http://schemas.microsoft.com/office/2019/extlst" xmlns:r="http://schemas.openxmlformats.org/officeDocument/2006/relationships" xmlns:m="http://schemas.openxmlformats.org/officeDocument/2006/math" xmlns:v="urn:schemas-microsoft-com:vml" xmlns:wp14="http://schemas.microsoft.com/office/word/2010/wordprocessingDrawing" xmlns:wp="http://schemas.openxmlformats.org/drawingml/2006/wordprocessingDrawing" xmlns:w10="urn:schemas-microsoft-com:office:word" xmlns:w="http://schemas.openxmlformats.org/wordprocessingml/2006/main" xmlns:w14="http://schemas.microsoft.com/office/word/2010/wordml" xmlns:w15="http://schemas.microsoft.com/office/word/2012/wordml" xmlns:w16cei="http://schemas.microsoft.com/office/word/2026/wordml/cei" xmlns:w16cex="http://schemas.microsoft.com/office/word/2018/wordml/cex" xmlns:w16cid="http://schemas.microsoft.com/office/word/2016/wordml/cid" xmlns:w16="http://schemas.microsoft.com/office/word/2018/wordml" xmlns:w16du="http://schemas.microsoft.com/office/word/2023/wordml/word16du" xmlns:w16sdtdh="http://schemas.microsoft.com/office/word/2020/wordml/sdtdatahash" xmlns:w16sdtfl="http://schemas.microsoft.com/office/word/2024/wordml/sdtformatlock" xmlns:w16se="http://schemas.microsoft.com/office/word/2015/wordml/symex" xmlns:wpg="http://schemas.microsoft.com/office/word/2010/wordprocessingGroup" xmlns:wpi="http://schemas.microsoft.com/office/word/2010/wordprocessingInk" xmlns:wne="http://schemas.microsoft.com/office/word/2006/wordml" xmlns:wps="http://schemas.microsoft.com/office/word/2010/wordprocessingShape" mc:Ignorable="w14 w15 w16se w16cid w16 w16cex w16sdtdh w16sdtfl w16du wp14">
   <w:body>
     <w:p>
       <w:pPr>
@@ -875,7 +875,7 @@
                 <w:rtl/>
                 <w:lang w:bidi="ar-IQ"/>
               </w:rPr>
-              <w:t xml:space="preserve">٢٠١٧</w:t>
+              <w:t xml:space="preserve"/>
             </w:r>
             <w:r>
               <w:rPr>
@@ -922,7 +922,7 @@
                 <w:rtl/>
                 <w:lang w:bidi="ar-IQ"/>
               </w:rPr>
-              <w:t xml:space="preserve">٢٠١٦</w:t>
+              <w:t xml:space="preserve"/>
             </w:r>
             <w:r>
               <w:rPr>
@@ -952,17 +952,7 @@
                 <w:rtl/>
                 <w:lang w:bidi="ar-IQ"/>
               </w:rPr>
-              <w:t xml:space="preserve"> المرحلة</w:t>
-            </w:r>
-            <w:r>
-              <w:rPr>
-                <w:rFonts w:asciiTheme="majorBidi" w:hAnsiTheme="majorBidi" w:cstheme="majorBidi" w:hint="cs"/>
-                <w:sz w:val="18"/>
-                <w:szCs w:val="18"/>
-                <w:rtl/>
-                <w:lang w:bidi="ar-IQ"/>
-              </w:rPr>
-              <w:t xml:space="preserve"> </w:t>
+              <w:t xml:space="preserve"> المرحلة </w:t>
             </w:r>
             <w:r>
               <w:rPr>
@@ -1222,7 +1212,7 @@
                 <w:rtl/>
                 <w:lang w:bidi="ar-IQ"/>
               </w:rPr>
-              <w:t xml:space="preserve">٥٣</w:t>
+              <w:t xml:space="preserve">٥٣.٠</w:t>
             </w:r>
           </w:p>
         </w:tc>
@@ -1306,7 +1296,7 @@
                 <w:rtl/>
                 <w:lang w:bidi="ar-IQ"/>
               </w:rPr>
-              <w:t xml:space="preserve">٧٤</w:t>
+              <w:t xml:space="preserve">٧٤.٠</w:t>
             </w:r>
           </w:p>
         </w:tc>
@@ -1394,7 +1384,7 @@
                 <w:rtl/>
                 <w:lang w:bidi="ar-IQ"/>
               </w:rPr>
-              <w:t xml:space="preserve">٧٠</w:t>
+              <w:t xml:space="preserve">٧٠.٠</w:t>
             </w:r>
           </w:p>
         </w:tc>
@@ -1478,7 +1468,7 @@
                 <w:rtl/>
                 <w:lang w:bidi="ar-IQ"/>
               </w:rPr>
-              <w:t xml:space="preserve">٥٠</w:t>
+              <w:t xml:space="preserve">٥٠.٠</w:t>
             </w:r>
           </w:p>
         </w:tc>
@@ -1566,7 +1556,7 @@
                 <w:rtl/>
                 <w:lang w:bidi="ar-IQ"/>
               </w:rPr>
-              <w:t xml:space="preserve">٥٠</w:t>
+              <w:t xml:space="preserve">٥٠.٠</w:t>
             </w:r>
           </w:p>
         </w:tc>
@@ -1650,7 +1640,7 @@
                 <w:rtl/>
                 <w:lang w:bidi="ar-IQ"/>
               </w:rPr>
-              <w:t xml:space="preserve">٧٧</w:t>
+              <w:t xml:space="preserve">٧٧.٠</w:t>
             </w:r>
           </w:p>
         </w:tc>
@@ -1738,7 +1728,7 @@
                 <w:rtl/>
                 <w:lang w:bidi="ar-IQ"/>
               </w:rPr>
-              <w:t xml:space="preserve">٦٣</w:t>
+              <w:t xml:space="preserve">٦٣.٠</w:t>
             </w:r>
           </w:p>
         </w:tc>
@@ -1822,7 +1812,7 @@
                 <w:rtl/>
                 <w:lang w:bidi="ar-IQ"/>
               </w:rPr>
-              <w:t xml:space="preserve">٦٨</w:t>
+              <w:t xml:space="preserve">٦٨.٠</w:t>
             </w:r>
           </w:p>
         </w:tc>
@@ -1910,7 +1900,7 @@
                 <w:rtl/>
                 <w:lang w:bidi="ar-IQ"/>
               </w:rPr>
-              <w:t xml:space="preserve">٥٣</w:t>
+              <w:t xml:space="preserve">٥٣.٠</w:t>
             </w:r>
           </w:p>
         </w:tc>
@@ -1994,7 +1984,7 @@
                 <w:rtl/>
                 <w:lang w:bidi="ar-IQ"/>
               </w:rPr>
-              <w:t xml:space="preserve">٧٨</w:t>
+              <w:t xml:space="preserve">٧٨.٠</w:t>
             </w:r>
           </w:p>
         </w:tc>
@@ -2082,7 +2072,7 @@
                 <w:rtl/>
                 <w:lang w:bidi="ar-IQ"/>
               </w:rPr>
-              <w:t xml:space="preserve">٥١</w:t>
+              <w:t xml:space="preserve">٥١.٠</w:t>
             </w:r>
           </w:p>
         </w:tc>
@@ -2166,7 +2156,7 @@
                 <w:rtl/>
                 <w:lang w:bidi="ar-IQ"/>
               </w:rPr>
-              <w:t xml:space="preserve">٧٣</w:t>
+              <w:t xml:space="preserve">٧٣.٠</w:t>
             </w:r>
           </w:p>
         </w:tc>
@@ -2254,7 +2244,7 @@
                 <w:rtl/>
                 <w:lang w:bidi="ar-IQ"/>
               </w:rPr>
-              <w:t xml:space="preserve">٥٠</w:t>
+              <w:t xml:space="preserve">٥٠.٠</w:t>
             </w:r>
           </w:p>
         </w:tc>
@@ -2338,7 +2328,7 @@
                 <w:rtl/>
                 <w:lang w:bidi="ar-IQ"/>
               </w:rPr>
-              <w:t xml:space="preserve">٧٠</w:t>
+              <w:t xml:space="preserve">٧٠.٠</w:t>
             </w:r>
           </w:p>
         </w:tc>
@@ -2426,7 +2416,7 @@
                 <w:rtl/>
                 <w:lang w:bidi="ar-IQ"/>
               </w:rPr>
-              <w:t xml:space="preserve">٥٠</w:t>
+              <w:t xml:space="preserve">٥٠.٠</w:t>
             </w:r>
           </w:p>
         </w:tc>
@@ -2510,7 +2500,7 @@
                 <w:rtl/>
                 <w:lang w:bidi="ar-IQ"/>
               </w:rPr>
-              <w:t xml:space="preserve">٥٢</w:t>
+              <w:t xml:space="preserve">٥٢.٠</w:t>
             </w:r>
           </w:p>
         </w:tc>
@@ -2598,7 +2588,7 @@
                 <w:rtl/>
                 <w:lang w:bidi="ar-IQ"/>
               </w:rPr>
-              <w:t xml:space="preserve">٦٦</w:t>
+              <w:t xml:space="preserve">٦٦.٠</w:t>
             </w:r>
           </w:p>
         </w:tc>
@@ -2682,7 +2672,7 @@
                 <w:rtl/>
                 <w:lang w:bidi="ar-IQ"/>
               </w:rPr>
-              <w:t xml:space="preserve">٥٠</w:t>
+              <w:t xml:space="preserve">٥٠.٠</w:t>
             </w:r>
           </w:p>
         </w:tc>
@@ -2770,7 +2760,7 @@
                 <w:rtl/>
                 <w:lang w:bidi="ar-IQ"/>
               </w:rPr>
-              <w:t xml:space="preserve">٦٣</w:t>
+              <w:t xml:space="preserve">٦٣.٠</w:t>
             </w:r>
           </w:p>
         </w:tc>
@@ -2854,7 +2844,7 @@
                 <w:rtl/>
                 <w:lang w:bidi="ar-IQ"/>
               </w:rPr>
-              <w:t xml:space="preserve">٥٤</w:t>
+              <w:t xml:space="preserve">٥٤.٠</w:t>
             </w:r>
           </w:p>
         </w:tc>
@@ -3026,7 +3016,7 @@
                 <w:rtl/>
                 <w:lang w:bidi="ar-IQ"/>
               </w:rPr>
-              <w:t xml:space="preserve">٦٣</w:t>
+              <w:t xml:space="preserve">٦٣.٠</w:t>
             </w:r>
           </w:p>
         </w:tc>
@@ -3198,7 +3188,7 @@
                 <w:rtl/>
                 <w:lang w:bidi="ar-IQ"/>
               </w:rPr>
-              <w:t xml:space="preserve">٦٢</w:t>
+              <w:t xml:space="preserve">٦٢.٠</w:t>
             </w:r>
           </w:p>
         </w:tc>
@@ -3295,7 +3285,7 @@
                 <w:rtl/>
                 <w:lang w:bidi="ar-IQ"/>
               </w:rPr>
-              <w:t xml:space="preserve">٢٠١٩</w:t>
+              <w:t xml:space="preserve"/>
             </w:r>
             <w:r>
               <w:rPr>
@@ -3342,7 +3332,7 @@
                 <w:rtl/>
                 <w:lang w:bidi="ar-IQ"/>
               </w:rPr>
-              <w:t xml:space="preserve">٢٠١٨</w:t>
+              <w:t xml:space="preserve"/>
             </w:r>
             <w:r>
               <w:rPr>
@@ -3372,17 +3362,7 @@
                 <w:rtl/>
                 <w:lang w:bidi="ar-IQ"/>
               </w:rPr>
-              <w:t xml:space="preserve"> المرحلة</w:t>
-            </w:r>
-            <w:r>
-              <w:rPr>
-                <w:rFonts w:asciiTheme="majorBidi" w:hAnsiTheme="majorBidi" w:cstheme="majorBidi" w:hint="cs"/>
-                <w:sz w:val="18"/>
-                <w:szCs w:val="18"/>
-                <w:rtl/>
-                <w:lang w:bidi="ar-IQ"/>
-              </w:rPr>
-              <w:t xml:space="preserve"> </w:t>
+              <w:t xml:space="preserve"> المرحلة </w:t>
             </w:r>
             <w:r>
               <w:rPr>
@@ -3642,7 +3622,7 @@
                 <w:rtl/>
                 <w:lang w:bidi="ar-IQ"/>
               </w:rPr>
-              <w:t xml:space="preserve">٨٩</w:t>
+              <w:t xml:space="preserve">٨٩.٠</w:t>
             </w:r>
           </w:p>
         </w:tc>
@@ -3698,7 +3678,7 @@
                 <w:rtl/>
                 <w:lang w:bidi="ar-IQ"/>
               </w:rPr>
-              <w:t xml:space="preserve">تحليل وتصميم النظم</w:t>
+              <w:t xml:space="preserve">الذكاء الاصطناعي (٢)</w:t>
             </w:r>
           </w:p>
         </w:tc>
@@ -3726,7 +3706,7 @@
                 <w:rtl/>
                 <w:lang w:bidi="ar-IQ"/>
               </w:rPr>
-              <w:t xml:space="preserve">٥٠</w:t>
+              <w:t xml:space="preserve">٥٠.٠</w:t>
             </w:r>
           </w:p>
         </w:tc>
@@ -3814,7 +3794,7 @@
                 <w:rtl/>
                 <w:lang w:bidi="ar-IQ"/>
               </w:rPr>
-              <w:t xml:space="preserve">٨٤</w:t>
+              <w:t xml:space="preserve">٨٤.٠</w:t>
             </w:r>
           </w:p>
         </w:tc>
@@ -3870,7 +3850,7 @@
                 <w:rtl/>
                 <w:lang w:bidi="ar-IQ"/>
               </w:rPr>
-              <w:t xml:space="preserve">الذكاء الاصطناعي (٢)</w:t>
+              <w:t xml:space="preserve">برمجة المواقع 1</w:t>
             </w:r>
           </w:p>
         </w:tc>
@@ -3898,7 +3878,7 @@
                 <w:rtl/>
                 <w:lang w:bidi="ar-IQ"/>
               </w:rPr>
-              <w:t xml:space="preserve">٥٠</w:t>
+              <w:t xml:space="preserve">٥٨.٠</w:t>
             </w:r>
           </w:p>
         </w:tc>
@@ -3986,7 +3966,7 @@
                 <w:rtl/>
                 <w:lang w:bidi="ar-IQ"/>
               </w:rPr>
-              <w:t xml:space="preserve">٦٨</w:t>
+              <w:t xml:space="preserve">٦٨.٠</w:t>
             </w:r>
           </w:p>
         </w:tc>
@@ -4042,7 +4022,7 @@
                 <w:rtl/>
                 <w:lang w:bidi="ar-IQ"/>
               </w:rPr>
-              <w:t xml:space="preserve">برمجة المواقع 1</w:t>
+              <w:t xml:space="preserve">تحليل وتصميم النظم</w:t>
             </w:r>
           </w:p>
         </w:tc>
@@ -4070,7 +4050,7 @@
                 <w:rtl/>
                 <w:lang w:bidi="ar-IQ"/>
               </w:rPr>
-              <w:t xml:space="preserve">٥٨</w:t>
+              <w:t xml:space="preserve">٥٠.٠</w:t>
             </w:r>
           </w:p>
         </w:tc>
@@ -4158,7 +4138,7 @@
                 <w:rtl/>
                 <w:lang w:bidi="ar-IQ"/>
               </w:rPr>
-              <w:t xml:space="preserve">٧٨</w:t>
+              <w:t xml:space="preserve">٧٨.٠</w:t>
             </w:r>
           </w:p>
         </w:tc>
@@ -4242,7 +4222,7 @@
                 <w:rtl/>
                 <w:lang w:bidi="ar-IQ"/>
               </w:rPr>
-              <w:t xml:space="preserve">٥٠</w:t>
+              <w:t xml:space="preserve">٥٠.٠</w:t>
             </w:r>
           </w:p>
         </w:tc>
@@ -4330,7 +4310,7 @@
                 <w:rtl/>
                 <w:lang w:bidi="ar-IQ"/>
               </w:rPr>
-              <w:t xml:space="preserve">٩٠</w:t>
+              <w:t xml:space="preserve">٩٠.٠</w:t>
             </w:r>
           </w:p>
         </w:tc>
@@ -4414,7 +4394,7 @@
                 <w:rtl/>
                 <w:lang w:bidi="ar-IQ"/>
               </w:rPr>
-              <w:t xml:space="preserve">٥٠</w:t>
+              <w:t xml:space="preserve">٥٠.٠</w:t>
             </w:r>
           </w:p>
         </w:tc>
@@ -4502,7 +4482,7 @@
                 <w:rtl/>
                 <w:lang w:bidi="ar-IQ"/>
               </w:rPr>
-              <w:t xml:space="preserve">٨٣</w:t>
+              <w:t xml:space="preserve">٨٣.٠</w:t>
             </w:r>
           </w:p>
         </w:tc>
@@ -4586,7 +4566,7 @@
                 <w:rtl/>
                 <w:lang w:bidi="ar-IQ"/>
               </w:rPr>
-              <w:t xml:space="preserve">٦٥</w:t>
+              <w:t xml:space="preserve">٦٥.٠</w:t>
             </w:r>
           </w:p>
         </w:tc>
@@ -4674,7 +4654,7 @@
                 <w:rtl/>
                 <w:lang w:bidi="ar-IQ"/>
               </w:rPr>
-              <w:t xml:space="preserve">٨٠</w:t>
+              <w:t xml:space="preserve">٨٠.٠</w:t>
             </w:r>
           </w:p>
         </w:tc>
@@ -4758,7 +4738,7 @@
                 <w:rtl/>
                 <w:lang w:bidi="ar-IQ"/>
               </w:rPr>
-              <w:t xml:space="preserve">٥٢</w:t>
+              <w:t xml:space="preserve">٥٢.٠</w:t>
             </w:r>
           </w:p>
         </w:tc>
@@ -4846,7 +4826,7 @@
                 <w:rtl/>
                 <w:lang w:bidi="ar-IQ"/>
               </w:rPr>
-              <w:t xml:space="preserve">٨٠</w:t>
+              <w:t xml:space="preserve">٨٠.٠</w:t>
             </w:r>
           </w:p>
         </w:tc>
@@ -4902,7 +4882,7 @@
                 <w:rtl/>
                 <w:lang w:bidi="ar-IQ"/>
               </w:rPr>
-              <w:t xml:space="preserve">قواعد البيانات</w:t>
+              <w:t xml:space="preserve">أخلاقيات الحاسوب</w:t>
             </w:r>
           </w:p>
         </w:tc>
@@ -4930,7 +4910,7 @@
                 <w:rtl/>
                 <w:lang w:bidi="ar-IQ"/>
               </w:rPr>
-              <w:t xml:space="preserve">٥٥</w:t>
+              <w:t xml:space="preserve">٥٨.٠</w:t>
             </w:r>
           </w:p>
         </w:tc>
@@ -4957,7 +4937,7 @@
                 <w:rtl/>
                 <w:lang w:bidi="ar-IQ"/>
               </w:rPr>
-              <w:t xml:space="preserve">٣</w:t>
+              <w:t xml:space="preserve">٢</w:t>
             </w:r>
           </w:p>
         </w:tc>
@@ -5018,7 +4998,7 @@
                 <w:rtl/>
                 <w:lang w:bidi="ar-IQ"/>
               </w:rPr>
-              <w:t xml:space="preserve">٨٠</w:t>
+              <w:t xml:space="preserve">٨٠.٠</w:t>
             </w:r>
           </w:p>
         </w:tc>
@@ -5074,7 +5054,7 @@
                 <w:rtl/>
                 <w:lang w:bidi="ar-IQ"/>
               </w:rPr>
-              <w:t xml:space="preserve">أخلاقيات الحاسوب</w:t>
+              <w:t xml:space="preserve">المترجمات</w:t>
             </w:r>
           </w:p>
         </w:tc>
@@ -5102,7 +5082,7 @@
                 <w:rtl/>
                 <w:lang w:bidi="ar-IQ"/>
               </w:rPr>
-              <w:t xml:space="preserve">٥٨</w:t>
+              <w:t xml:space="preserve">٦٣.٠</w:t>
             </w:r>
           </w:p>
         </w:tc>
@@ -5129,7 +5109,7 @@
                 <w:rtl/>
                 <w:lang w:bidi="ar-IQ"/>
               </w:rPr>
-              <w:t xml:space="preserve">٢</w:t>
+              <w:t xml:space="preserve">٤</w:t>
             </w:r>
           </w:p>
         </w:tc>
@@ -5190,7 +5170,7 @@
                 <w:rtl/>
                 <w:lang w:bidi="ar-IQ"/>
               </w:rPr>
-              <w:t xml:space="preserve">٨٠</w:t>
+              <w:t xml:space="preserve">٨٠.٠</w:t>
             </w:r>
           </w:p>
         </w:tc>
@@ -5246,7 +5226,7 @@
                 <w:rtl/>
                 <w:lang w:bidi="ar-IQ"/>
               </w:rPr>
-              <w:t xml:space="preserve">المترجمات</w:t>
+              <w:t xml:space="preserve">بحوث العمليات (٢)</w:t>
             </w:r>
           </w:p>
         </w:tc>
@@ -5274,7 +5254,7 @@
                 <w:rtl/>
                 <w:lang w:bidi="ar-IQ"/>
               </w:rPr>
-              <w:t xml:space="preserve">٦٣</w:t>
+              <w:t xml:space="preserve">٥٠.٠</w:t>
             </w:r>
           </w:p>
         </w:tc>
@@ -5301,7 +5281,7 @@
                 <w:rtl/>
                 <w:lang w:bidi="ar-IQ"/>
               </w:rPr>
-              <w:t xml:space="preserve">٤</w:t>
+              <w:t xml:space="preserve">٣</w:t>
             </w:r>
           </w:p>
         </w:tc>
@@ -5362,7 +5342,7 @@
                 <w:rtl/>
                 <w:lang w:bidi="ar-IQ"/>
               </w:rPr>
-              <w:t xml:space="preserve">٨٩</w:t>
+              <w:t xml:space="preserve">٨٩.٠</w:t>
             </w:r>
           </w:p>
         </w:tc>
@@ -5418,7 +5398,7 @@
                 <w:rtl/>
                 <w:lang w:bidi="ar-IQ"/>
               </w:rPr>
-              <w:t xml:space="preserve">بحوث العمليات (٢)</w:t>
+              <w:t xml:space="preserve">برمجة المواقع 2</w:t>
             </w:r>
           </w:p>
         </w:tc>
@@ -5446,7 +5426,7 @@
                 <w:rtl/>
                 <w:lang w:bidi="ar-IQ"/>
               </w:rPr>
-              <w:t xml:space="preserve">٥٠</w:t>
+              <w:t xml:space="preserve">٥٧.٠</w:t>
             </w:r>
           </w:p>
         </w:tc>
@@ -5534,7 +5514,7 @@
                 <w:rtl/>
                 <w:lang w:bidi="ar-IQ"/>
               </w:rPr>
-              <w:t xml:space="preserve">٨٦</w:t>
+              <w:t xml:space="preserve">٨٦.٠</w:t>
             </w:r>
           </w:p>
         </w:tc>
@@ -5590,7 +5570,7 @@
                 <w:rtl/>
                 <w:lang w:bidi="ar-IQ"/>
               </w:rPr>
-              <w:t xml:space="preserve">برمجة المواقع 2</w:t>
+              <w:t xml:space="preserve">شبكات الحاسوب 2</w:t>
             </w:r>
           </w:p>
         </w:tc>
@@ -5618,7 +5598,7 @@
                 <w:rtl/>
                 <w:lang w:bidi="ar-IQ"/>
               </w:rPr>
-              <w:t xml:space="preserve">٥٧</w:t>
+              <w:t xml:space="preserve">٥٠.٠</w:t>
             </w:r>
           </w:p>
         </w:tc>
@@ -5706,7 +5686,7 @@
                 <w:rtl/>
                 <w:lang w:bidi="ar-IQ"/>
               </w:rPr>
-              <w:t xml:space="preserve">٩٢</w:t>
+              <w:t xml:space="preserve">٩٢.٠</w:t>
             </w:r>
           </w:p>
         </w:tc>
@@ -5762,7 +5742,7 @@
                 <w:rtl/>
                 <w:lang w:bidi="ar-IQ"/>
               </w:rPr>
-              <w:t xml:space="preserve">شبكات الحاسوب 2</w:t>
+              <w:t xml:space="preserve">قواعد البيانات</w:t>
             </w:r>
           </w:p>
         </w:tc>
@@ -5790,7 +5770,7 @@
                 <w:rtl/>
                 <w:lang w:bidi="ar-IQ"/>
               </w:rPr>
-              <w:t xml:space="preserve">٥٠</w:t>
+              <w:t xml:space="preserve">٥٥.٠</w:t>
             </w:r>
           </w:p>
         </w:tc>
@@ -5962,7 +5942,7 @@
                 <w:rtl/>
                 <w:lang w:bidi="ar-IQ"/>
               </w:rPr>
-              <w:t xml:space="preserve">٥١</w:t>
+              <w:t xml:space="preserve">٥١.٠</w:t>
             </w:r>
           </w:p>
         </w:tc>
@@ -6997,7 +6977,7 @@
 </file>
 
 <file path=word/endnotes.xml><?xml version="1.0" encoding="utf-8"?>
-<w:endnotes xmlns:wpc="http://schemas.microsoft.com/office/word/2010/wordprocessingCanvas" xmlns:cx="http://schemas.microsoft.com/office/drawing/2014/chartex" xmlns:cx1="http://schemas.microsoft.com/office/drawing/2015/9/8/chartex" xmlns:cx2="http://schemas.microsoft.com/office/drawing/2015/10/21/chartex" xmlns:cx3="http://schemas.microsoft.com/office/drawing/2016/5/9/chartex" xmlns:cx4="http://schemas.microsoft.com/office/drawing/2016/5/10/chartex" xmlns:cx5="http://schemas.microsoft.com/office/drawing/2016/5/11/chartex" xmlns:cx6="http://schemas.microsoft.com/office/drawing/2016/5/12/chartex" xmlns:cx7="http://schemas.microsoft.com/office/drawing/2016/5/13/chartex" xmlns:cx8="http://schemas.microsoft.com/office/drawing/2016/5/14/chartex" xmlns:mc="http://schemas.openxmlformats.org/markup-compatibility/2006" xmlns:aink="http://schemas.microsoft.com/office/drawing/2016/ink" xmlns:am3d="http://schemas.microsoft.com/office/drawing/2017/model3d" xmlns:o="urn:schemas-microsoft-com:office:office" xmlns:oel="http://schemas.microsoft.com/office/2019/extlst" xmlns:r="http://schemas.openxmlformats.org/officeDocument/2006/relationships" xmlns:m="http://schemas.openxmlformats.org/officeDocument/2006/math" xmlns:v="urn:schemas-microsoft-com:vml" xmlns:wp14="http://schemas.microsoft.com/office/word/2010/wordprocessingDrawing" xmlns:wp="http://schemas.openxmlformats.org/drawingml/2006/wordprocessingDrawing" xmlns:w10="urn:schemas-microsoft-com:office:word" xmlns:w="http://schemas.openxmlformats.org/wordprocessingml/2006/main" xmlns:w14="http://schemas.microsoft.com/office/word/2010/wordml" xmlns:w15="http://schemas.microsoft.com/office/word/2012/wordml" xmlns:w16cex="http://schemas.microsoft.com/office/word/2018/wordml/cex" xmlns:w16cid="http://schemas.microsoft.com/office/word/2016/wordml/cid" xmlns:w16="http://schemas.microsoft.com/office/word/2018/wordml" xmlns:w16du="http://schemas.microsoft.com/office/word/2023/wordml/word16du" xmlns:w16sdtdh="http://schemas.microsoft.com/office/word/2020/wordml/sdtdatahash" xmlns:w16sdtfl="http://schemas.microsoft.com/office/word/2024/wordml/sdtformatlock" xmlns:w16se="http://schemas.microsoft.com/office/word/2015/wordml/symex" xmlns:wpg="http://schemas.microsoft.com/office/word/2010/wordprocessingGroup" xmlns:wpi="http://schemas.microsoft.com/office/word/2010/wordprocessingInk" xmlns:wne="http://schemas.microsoft.com/office/word/2006/wordml" xmlns:wps="http://schemas.microsoft.com/office/word/2010/wordprocessingShape" mc:Ignorable="w14 w15 w16se w16cid w16 w16cex w16sdtdh w16sdtfl w16du wp14">
+<w:endnotes xmlns:wpc="http://schemas.microsoft.com/office/word/2010/wordprocessingCanvas" xmlns:cx="http://schemas.microsoft.com/office/drawing/2014/chartex" xmlns:cx1="http://schemas.microsoft.com/office/drawing/2015/9/8/chartex" xmlns:cx2="http://schemas.microsoft.com/office/drawing/2015/10/21/chartex" xmlns:cx3="http://schemas.microsoft.com/office/drawing/2016/5/9/chartex" xmlns:cx4="http://schemas.microsoft.com/office/drawing/2016/5/10/chartex" xmlns:cx5="http://schemas.microsoft.com/office/drawing/2016/5/11/chartex" xmlns:cx6="http://schemas.microsoft.com/office/drawing/2016/5/12/chartex" xmlns:cx7="http://schemas.microsoft.com/office/drawing/2016/5/13/chartex" xmlns:cx8="http://schemas.microsoft.com/office/drawing/2016/5/14/chartex" xmlns:mc="http://schemas.openxmlformats.org/markup-compatibility/2006" xmlns:aink="http://schemas.microsoft.com/office/drawing/2016/ink" xmlns:am3d="http://schemas.microsoft.com/office/drawing/2017/model3d" xmlns:o="urn:schemas-microsoft-com:office:office" xmlns:oel="http://schemas.microsoft.com/office/2019/extlst" xmlns:r="http://schemas.openxmlformats.org/officeDocument/2006/relationships" xmlns:m="http://schemas.openxmlformats.org/officeDocument/2006/math" xmlns:v="urn:schemas-microsoft-com:vml" xmlns:wp14="http://schemas.microsoft.com/office/word/2010/wordprocessingDrawing" xmlns:wp="http://schemas.openxmlformats.org/drawingml/2006/wordprocessingDrawing" xmlns:w10="urn:schemas-microsoft-com:office:word" xmlns:w="http://schemas.openxmlformats.org/wordprocessingml/2006/main" xmlns:w14="http://schemas.microsoft.com/office/word/2010/wordml" xmlns:w15="http://schemas.microsoft.com/office/word/2012/wordml" xmlns:w16cei="http://schemas.microsoft.com/office/word/2026/wordml/cei" xmlns:w16cex="http://schemas.microsoft.com/office/word/2018/wordml/cex" xmlns:w16cid="http://schemas.microsoft.com/office/word/2016/wordml/cid" xmlns:w16="http://schemas.microsoft.com/office/word/2018/wordml" xmlns:w16du="http://schemas.microsoft.com/office/word/2023/wordml/word16du" xmlns:w16sdtdh="http://schemas.microsoft.com/office/word/2020/wordml/sdtdatahash" xmlns:w16sdtfl="http://schemas.microsoft.com/office/word/2024/wordml/sdtformatlock" xmlns:w16se="http://schemas.microsoft.com/office/word/2015/wordml/symex" xmlns:wpg="http://schemas.microsoft.com/office/word/2010/wordprocessingGroup" xmlns:wpi="http://schemas.microsoft.com/office/word/2010/wordprocessingInk" xmlns:wne="http://schemas.microsoft.com/office/word/2006/wordml" xmlns:wps="http://schemas.microsoft.com/office/word/2010/wordprocessingShape" mc:Ignorable="w14 w15 w16se w16cid w16 w16cex w16sdtdh w16sdtfl w16du wp14">
   <w:endnote w:type="separator" w:id="-1">
     <w:p>
       <w:pPr>
@@ -7022,7 +7002,7 @@
 </file>
 
 <file path=word/footer1.xml><?xml version="1.0" encoding="utf-8"?>
-<w:ftr xmlns:wpc="http://schemas.microsoft.com/office/word/2010/wordprocessingCanvas" xmlns:cx="http://schemas.microsoft.com/office/drawing/2014/chartex" xmlns:cx1="http://schemas.microsoft.com/office/drawing/2015/9/8/chartex" xmlns:cx2="http://schemas.microsoft.com/office/drawing/2015/10/21/chartex" xmlns:cx3="http://schemas.microsoft.com/office/drawing/2016/5/9/chartex" xmlns:cx4="http://schemas.microsoft.com/office/drawing/2016/5/10/chartex" xmlns:cx5="http://schemas.microsoft.com/office/drawing/2016/5/11/chartex" xmlns:cx6="http://schemas.microsoft.com/office/drawing/2016/5/12/chartex" xmlns:cx7="http://schemas.microsoft.com/office/drawing/2016/5/13/chartex" xmlns:cx8="http://schemas.microsoft.com/office/drawing/2016/5/14/chartex" xmlns:mc="http://schemas.openxmlformats.org/markup-compatibility/2006" xmlns:aink="http://schemas.microsoft.com/office/drawing/2016/ink" xmlns:am3d="http://schemas.microsoft.com/office/drawing/2017/model3d" xmlns:o="urn:schemas-microsoft-com:office:office" xmlns:oel="http://schemas.microsoft.com/office/2019/extlst" xmlns:r="http://schemas.openxmlformats.org/officeDocument/2006/relationships" xmlns:m="http://schemas.openxmlformats.org/officeDocument/2006/math" xmlns:v="urn:schemas-microsoft-com:vml" xmlns:wp14="http://schemas.microsoft.com/office/word/2010/wordprocessingDrawing" xmlns:wp="http://schemas.openxmlformats.org/drawingml/2006/wordprocessingDrawing" xmlns:w10="urn:schemas-microsoft-com:office:word" xmlns:w="http://schemas.openxmlformats.org/wordprocessingml/2006/main" xmlns:w14="http://schemas.microsoft.com/office/word/2010/wordml" xmlns:w15="http://schemas.microsoft.com/office/word/2012/wordml" xmlns:w16cex="http://schemas.microsoft.com/office/word/2018/wordml/cex" xmlns:w16cid="http://schemas.microsoft.com/office/word/2016/wordml/cid" xmlns:w16="http://schemas.microsoft.com/office/word/2018/wordml" xmlns:w16du="http://schemas.microsoft.com/office/word/2023/wordml/word16du" xmlns:w16sdtdh="http://schemas.microsoft.com/office/word/2020/wordml/sdtdatahash" xmlns:w16sdtfl="http://schemas.microsoft.com/office/word/2024/wordml/sdtformatlock" xmlns:w16se="http://schemas.microsoft.com/office/word/2015/wordml/symex" xmlns:wpg="http://schemas.microsoft.com/office/word/2010/wordprocessingGroup" xmlns:wpi="http://schemas.microsoft.com/office/word/2010/wordprocessingInk" xmlns:wne="http://schemas.microsoft.com/office/word/2006/wordml" xmlns:wps="http://schemas.microsoft.com/office/word/2010/wordprocessingShape" mc:Ignorable="w14 w15 w16se w16cid w16 w16cex w16sdtdh w16sdtfl w16du wp14">
+<w:ftr xmlns:wpc="http://schemas.microsoft.com/office/word/2010/wordprocessingCanvas" xmlns:cx="http://schemas.microsoft.com/office/drawing/2014/chartex" xmlns:cx1="http://schemas.microsoft.com/office/drawing/2015/9/8/chartex" xmlns:cx2="http://schemas.microsoft.com/office/drawing/2015/10/21/chartex" xmlns:cx3="http://schemas.microsoft.com/office/drawing/2016/5/9/chartex" xmlns:cx4="http://schemas.microsoft.com/office/drawing/2016/5/10/chartex" xmlns:cx5="http://schemas.microsoft.com/office/drawing/2016/5/11/chartex" xmlns:cx6="http://schemas.microsoft.com/office/drawing/2016/5/12/chartex" xmlns:cx7="http://schemas.microsoft.com/office/drawing/2016/5/13/chartex" xmlns:cx8="http://schemas.microsoft.com/office/drawing/2016/5/14/chartex" xmlns:mc="http://schemas.openxmlformats.org/markup-compatibility/2006" xmlns:aink="http://schemas.microsoft.com/office/drawing/2016/ink" xmlns:am3d="http://schemas.microsoft.com/office/drawing/2017/model3d" xmlns:o="urn:schemas-microsoft-com:office:office" xmlns:oel="http://schemas.microsoft.com/office/2019/extlst" xmlns:r="http://schemas.openxmlformats.org/officeDocument/2006/relationships" xmlns:m="http://schemas.openxmlformats.org/officeDocument/2006/math" xmlns:v="urn:schemas-microsoft-com:vml" xmlns:wp14="http://schemas.microsoft.com/office/word/2010/wordprocessingDrawing" xmlns:wp="http://schemas.openxmlformats.org/drawingml/2006/wordprocessingDrawing" xmlns:w10="urn:schemas-microsoft-com:office:word" xmlns:w="http://schemas.openxmlformats.org/wordprocessingml/2006/main" xmlns:w14="http://schemas.microsoft.com/office/word/2010/wordml" xmlns:w15="http://schemas.microsoft.com/office/word/2012/wordml" xmlns:w16cei="http://schemas.microsoft.com/office/word/2026/wordml/cei" xmlns:w16cex="http://schemas.microsoft.com/office/word/2018/wordml/cex" xmlns:w16cid="http://schemas.microsoft.com/office/word/2016/wordml/cid" xmlns:w16="http://schemas.microsoft.com/office/word/2018/wordml" xmlns:w16du="http://schemas.microsoft.com/office/word/2023/wordml/word16du" xmlns:w16sdtdh="http://schemas.microsoft.com/office/word/2020/wordml/sdtdatahash" xmlns:w16sdtfl="http://schemas.microsoft.com/office/word/2024/wordml/sdtformatlock" xmlns:w16se="http://schemas.microsoft.com/office/word/2015/wordml/symex" xmlns:wpg="http://schemas.microsoft.com/office/word/2010/wordprocessingGroup" xmlns:wpi="http://schemas.microsoft.com/office/word/2010/wordprocessingInk" xmlns:wne="http://schemas.microsoft.com/office/word/2006/wordml" xmlns:wps="http://schemas.microsoft.com/office/word/2010/wordprocessingShape" mc:Ignorable="w14 w15 w16se w16cid w16 w16cex w16sdtdh w16sdtfl w16du wp14">
   <w:p>
     <w:pPr>
       <w:pStyle w:val="Footer"/>
@@ -7208,7 +7188,7 @@
 </file>
 
 <file path=word/footer2.xml><?xml version="1.0" encoding="utf-8"?>
-<w:ftr xmlns:wpc="http://schemas.microsoft.com/office/word/2010/wordprocessingCanvas" xmlns:cx="http://schemas.microsoft.com/office/drawing/2014/chartex" xmlns:cx1="http://schemas.microsoft.com/office/drawing/2015/9/8/chartex" xmlns:cx2="http://schemas.microsoft.com/office/drawing/2015/10/21/chartex" xmlns:cx3="http://schemas.microsoft.com/office/drawing/2016/5/9/chartex" xmlns:cx4="http://schemas.microsoft.com/office/drawing/2016/5/10/chartex" xmlns:cx5="http://schemas.microsoft.com/office/drawing/2016/5/11/chartex" xmlns:cx6="http://schemas.microsoft.com/office/drawing/2016/5/12/chartex" xmlns:cx7="http://schemas.microsoft.com/office/drawing/2016/5/13/chartex" xmlns:cx8="http://schemas.microsoft.com/office/drawing/2016/5/14/chartex" xmlns:mc="http://schemas.openxmlformats.org/markup-compatibility/2006" xmlns:aink="http://schemas.microsoft.com/office/drawing/2016/ink" xmlns:am3d="http://schemas.microsoft.com/office/drawing/2017/model3d" xmlns:o="urn:schemas-microsoft-com:office:office" xmlns:oel="http://schemas.microsoft.com/office/2019/extlst" xmlns:r="http://schemas.openxmlformats.org/officeDocument/2006/relationships" xmlns:m="http://schemas.openxmlformats.org/officeDocument/2006/math" xmlns:v="urn:schemas-microsoft-com:vml" xmlns:wp14="http://schemas.microsoft.com/office/word/2010/wordprocessingDrawing" xmlns:wp="http://schemas.openxmlformats.org/drawingml/2006/wordprocessingDrawing" xmlns:w10="urn:schemas-microsoft-com:office:word" xmlns:w="http://schemas.openxmlformats.org/wordprocessingml/2006/main" xmlns:w14="http://schemas.microsoft.com/office/word/2010/wordml" xmlns:w15="http://schemas.microsoft.com/office/word/2012/wordml" xmlns:w16cex="http://schemas.microsoft.com/office/word/2018/wordml/cex" xmlns:w16cid="http://schemas.microsoft.com/office/word/2016/wordml/cid" xmlns:w16="http://schemas.microsoft.com/office/word/2018/wordml" xmlns:w16du="http://schemas.microsoft.com/office/word/2023/wordml/word16du" xmlns:w16sdtdh="http://schemas.microsoft.com/office/word/2020/wordml/sdtdatahash" xmlns:w16sdtfl="http://schemas.microsoft.com/office/word/2024/wordml/sdtformatlock" xmlns:w16se="http://schemas.microsoft.com/office/word/2015/wordml/symex" xmlns:wpg="http://schemas.microsoft.com/office/word/2010/wordprocessingGroup" xmlns:wpi="http://schemas.microsoft.com/office/word/2010/wordprocessingInk" xmlns:wne="http://schemas.microsoft.com/office/word/2006/wordml" xmlns:wps="http://schemas.microsoft.com/office/word/2010/wordprocessingShape" mc:Ignorable="w14 w15 w16se w16cid w16 w16cex w16sdtdh w16sdtfl w16du wp14">
+<w:ftr xmlns:wpc="http://schemas.microsoft.com/office/word/2010/wordprocessingCanvas" xmlns:cx="http://schemas.microsoft.com/office/drawing/2014/chartex" xmlns:cx1="http://schemas.microsoft.com/office/drawing/2015/9/8/chartex" xmlns:cx2="http://schemas.microsoft.com/office/drawing/2015/10/21/chartex" xmlns:cx3="http://schemas.microsoft.com/office/drawing/2016/5/9/chartex" xmlns:cx4="http://schemas.microsoft.com/office/drawing/2016/5/10/chartex" xmlns:cx5="http://schemas.microsoft.com/office/drawing/2016/5/11/chartex" xmlns:cx6="http://schemas.microsoft.com/office/drawing/2016/5/12/chartex" xmlns:cx7="http://schemas.microsoft.com/office/drawing/2016/5/13/chartex" xmlns:cx8="http://schemas.microsoft.com/office/drawing/2016/5/14/chartex" xmlns:mc="http://schemas.openxmlformats.org/markup-compatibility/2006" xmlns:aink="http://schemas.microsoft.com/office/drawing/2016/ink" xmlns:am3d="http://schemas.microsoft.com/office/drawing/2017/model3d" xmlns:o="urn:schemas-microsoft-com:office:office" xmlns:oel="http://schemas.microsoft.com/office/2019/extlst" xmlns:r="http://schemas.openxmlformats.org/officeDocument/2006/relationships" xmlns:m="http://schemas.openxmlformats.org/officeDocument/2006/math" xmlns:v="urn:schemas-microsoft-com:vml" xmlns:wp14="http://schemas.microsoft.com/office/word/2010/wordprocessingDrawing" xmlns:wp="http://schemas.openxmlformats.org/drawingml/2006/wordprocessingDrawing" xmlns:w10="urn:schemas-microsoft-com:office:word" xmlns:w="http://schemas.openxmlformats.org/wordprocessingml/2006/main" xmlns:w14="http://schemas.microsoft.com/office/word/2010/wordml" xmlns:w15="http://schemas.microsoft.com/office/word/2012/wordml" xmlns:w16cei="http://schemas.microsoft.com/office/word/2026/wordml/cei" xmlns:w16cex="http://schemas.microsoft.com/office/word/2018/wordml/cex" xmlns:w16cid="http://schemas.microsoft.com/office/word/2016/wordml/cid" xmlns:w16="http://schemas.microsoft.com/office/word/2018/wordml" xmlns:w16du="http://schemas.microsoft.com/office/word/2023/wordml/word16du" xmlns:w16sdtdh="http://schemas.microsoft.com/office/word/2020/wordml/sdtdatahash" xmlns:w16sdtfl="http://schemas.microsoft.com/office/word/2024/wordml/sdtformatlock" xmlns:w16se="http://schemas.microsoft.com/office/word/2015/wordml/symex" xmlns:wpg="http://schemas.microsoft.com/office/word/2010/wordprocessingGroup" xmlns:wpi="http://schemas.microsoft.com/office/word/2010/wordprocessingInk" xmlns:wne="http://schemas.microsoft.com/office/word/2006/wordml" xmlns:wps="http://schemas.microsoft.com/office/word/2010/wordprocessingShape" mc:Ignorable="w14 w15 w16se w16cid w16 w16cex w16sdtdh w16sdtfl w16du wp14">
   <w:p>
     <w:pPr>
       <w:pStyle w:val="Footer"/>
@@ -7231,7 +7211,7 @@
 </file>
 
 <file path=word/footnotes.xml><?xml version="1.0" encoding="utf-8"?>
-<w:footnotes xmlns:wpc="http://schemas.microsoft.com/office/word/2010/wordprocessingCanvas" xmlns:cx="http://schemas.microsoft.com/office/drawing/2014/chartex" xmlns:cx1="http://schemas.microsoft.com/office/drawing/2015/9/8/chartex" xmlns:cx2="http://schemas.microsoft.com/office/drawing/2015/10/21/chartex" xmlns:cx3="http://schemas.microsoft.com/office/drawing/2016/5/9/chartex" xmlns:cx4="http://schemas.microsoft.com/office/drawing/2016/5/10/chartex" xmlns:cx5="http://schemas.microsoft.com/office/drawing/2016/5/11/chartex" xmlns:cx6="http://schemas.microsoft.com/office/drawing/2016/5/12/chartex" xmlns:cx7="http://schemas.microsoft.com/office/drawing/2016/5/13/chartex" xmlns:cx8="http://schemas.microsoft.com/office/drawing/2016/5/14/chartex" xmlns:mc="http://schemas.openxmlformats.org/markup-compatibility/2006" xmlns:aink="http://schemas.microsoft.com/office/drawing/2016/ink" xmlns:am3d="http://schemas.microsoft.com/office/drawing/2017/model3d" xmlns:o="urn:schemas-microsoft-com:office:office" xmlns:oel="http://schemas.microsoft.com/office/2019/extlst" xmlns:r="http://schemas.openxmlformats.org/officeDocument/2006/relationships" xmlns:m="http://schemas.openxmlformats.org/officeDocument/2006/math" xmlns:v="urn:schemas-microsoft-com:vml" xmlns:wp14="http://schemas.microsoft.com/office/word/2010/wordprocessingDrawing" xmlns:wp="http://schemas.openxmlformats.org/drawingml/2006/wordprocessingDrawing" xmlns:w10="urn:schemas-microsoft-com:office:word" xmlns:w="http://schemas.openxmlformats.org/wordprocessingml/2006/main" xmlns:w14="http://schemas.microsoft.com/office/word/2010/wordml" xmlns:w15="http://schemas.microsoft.com/office/word/2012/wordml" xmlns:w16cex="http://schemas.microsoft.com/office/word/2018/wordml/cex" xmlns:w16cid="http://schemas.microsoft.com/office/word/2016/wordml/cid" xmlns:w16="http://schemas.microsoft.com/office/word/2018/wordml" xmlns:w16du="http://schemas.microsoft.com/office/word/2023/wordml/word16du" xmlns:w16sdtdh="http://schemas.microsoft.com/office/word/2020/wordml/sdtdatahash" xmlns:w16sdtfl="http://schemas.microsoft.com/office/word/2024/wordml/sdtformatlock" xmlns:w16se="http://schemas.microsoft.com/office/word/2015/wordml/symex" xmlns:wpg="http://schemas.microsoft.com/office/word/2010/wordprocessingGroup" xmlns:wpi="http://schemas.microsoft.com/office/word/2010/wordprocessingInk" xmlns:wne="http://schemas.microsoft.com/office/word/2006/wordml" xmlns:wps="http://schemas.microsoft.com/office/word/2010/wordprocessingShape" mc:Ignorable="w14 w15 w16se w16cid w16 w16cex w16sdtdh w16sdtfl w16du wp14">
+<w:footnotes xmlns:wpc="http://schemas.microsoft.com/office/word/2010/wordprocessingCanvas" xmlns:cx="http://schemas.microsoft.com/office/drawing/2014/chartex" xmlns:cx1="http://schemas.microsoft.com/office/drawing/2015/9/8/chartex" xmlns:cx2="http://schemas.microsoft.com/office/drawing/2015/10/21/chartex" xmlns:cx3="http://schemas.microsoft.com/office/drawing/2016/5/9/chartex" xmlns:cx4="http://schemas.microsoft.com/office/drawing/2016/5/10/chartex" xmlns:cx5="http://schemas.microsoft.com/office/drawing/2016/5/11/chartex" xmlns:cx6="http://schemas.microsoft.com/office/drawing/2016/5/12/chartex" xmlns:cx7="http://schemas.microsoft.com/office/drawing/2016/5/13/chartex" xmlns:cx8="http://schemas.microsoft.com/office/drawing/2016/5/14/chartex" xmlns:mc="http://schemas.openxmlformats.org/markup-compatibility/2006" xmlns:aink="http://schemas.microsoft.com/office/drawing/2016/ink" xmlns:am3d="http://schemas.microsoft.com/office/drawing/2017/model3d" xmlns:o="urn:schemas-microsoft-com:office:office" xmlns:oel="http://schemas.microsoft.com/office/2019/extlst" xmlns:r="http://schemas.openxmlformats.org/officeDocument/2006/relationships" xmlns:m="http://schemas.openxmlformats.org/officeDocument/2006/math" xmlns:v="urn:schemas-microsoft-com:vml" xmlns:wp14="http://schemas.microsoft.com/office/word/2010/wordprocessingDrawing" xmlns:wp="http://schemas.openxmlformats.org/drawingml/2006/wordprocessingDrawing" xmlns:w10="urn:schemas-microsoft-com:office:word" xmlns:w="http://schemas.openxmlformats.org/wordprocessingml/2006/main" xmlns:w14="http://schemas.microsoft.com/office/word/2010/wordml" xmlns:w15="http://schemas.microsoft.com/office/word/2012/wordml" xmlns:w16cei="http://schemas.microsoft.com/office/word/2026/wordml/cei" xmlns:w16cex="http://schemas.microsoft.com/office/word/2018/wordml/cex" xmlns:w16cid="http://schemas.microsoft.com/office/word/2016/wordml/cid" xmlns:w16="http://schemas.microsoft.com/office/word/2018/wordml" xmlns:w16du="http://schemas.microsoft.com/office/word/2023/wordml/word16du" xmlns:w16sdtdh="http://schemas.microsoft.com/office/word/2020/wordml/sdtdatahash" xmlns:w16sdtfl="http://schemas.microsoft.com/office/word/2024/wordml/sdtformatlock" xmlns:w16se="http://schemas.microsoft.com/office/word/2015/wordml/symex" xmlns:wpg="http://schemas.microsoft.com/office/word/2010/wordprocessingGroup" xmlns:wpi="http://schemas.microsoft.com/office/word/2010/wordprocessingInk" xmlns:wne="http://schemas.microsoft.com/office/word/2006/wordml" xmlns:wps="http://schemas.microsoft.com/office/word/2010/wordprocessingShape" mc:Ignorable="w14 w15 w16se w16cid w16 w16cex w16sdtdh w16sdtfl w16du wp14">
   <w:footnote w:type="separator" w:id="-1">
     <w:p>
       <w:pPr>
@@ -7256,7 +7236,7 @@
 </file>
 
 <file path=word/header1.xml><?xml version="1.0" encoding="utf-8"?>
-<w:hdr xmlns:wpc="http://schemas.microsoft.com/office/word/2010/wordprocessingCanvas" xmlns:cx="http://schemas.microsoft.com/office/drawing/2014/chartex" xmlns:cx1="http://schemas.microsoft.com/office/drawing/2015/9/8/chartex" xmlns:cx2="http://schemas.microsoft.com/office/drawing/2015/10/21/chartex" xmlns:cx3="http://schemas.microsoft.com/office/drawing/2016/5/9/chartex" xmlns:cx4="http://schemas.microsoft.com/office/drawing/2016/5/10/chartex" xmlns:cx5="http://schemas.microsoft.com/office/drawing/2016/5/11/chartex" xmlns:cx6="http://schemas.microsoft.com/office/drawing/2016/5/12/chartex" xmlns:cx7="http://schemas.microsoft.com/office/drawing/2016/5/13/chartex" xmlns:cx8="http://schemas.microsoft.com/office/drawing/2016/5/14/chartex" xmlns:mc="http://schemas.openxmlformats.org/markup-compatibility/2006" xmlns:aink="http://schemas.microsoft.com/office/drawing/2016/ink" xmlns:am3d="http://schemas.microsoft.com/office/drawing/2017/model3d" xmlns:o="urn:schemas-microsoft-com:office:office" xmlns:oel="http://schemas.microsoft.com/office/2019/extlst" xmlns:r="http://schemas.openxmlformats.org/officeDocument/2006/relationships" xmlns:m="http://schemas.openxmlformats.org/officeDocument/2006/math" xmlns:v="urn:schemas-microsoft-com:vml" xmlns:wp14="http://schemas.microsoft.com/office/word/2010/wordprocessingDrawing" xmlns:wp="http://schemas.openxmlformats.org/drawingml/2006/wordprocessingDrawing" xmlns:w10="urn:schemas-microsoft-com:office:word" xmlns:w="http://schemas.openxmlformats.org/wordprocessingml/2006/main" xmlns:w14="http://schemas.microsoft.com/office/word/2010/wordml" xmlns:w15="http://schemas.microsoft.com/office/word/2012/wordml" xmlns:w16cex="http://schemas.microsoft.com/office/word/2018/wordml/cex" xmlns:w16cid="http://schemas.microsoft.com/office/word/2016/wordml/cid" xmlns:w16="http://schemas.microsoft.com/office/word/2018/wordml" xmlns:w16du="http://schemas.microsoft.com/office/word/2023/wordml/word16du" xmlns:w16sdtdh="http://schemas.microsoft.com/office/word/2020/wordml/sdtdatahash" xmlns:w16sdtfl="http://schemas.microsoft.com/office/word/2024/wordml/sdtformatlock" xmlns:w16se="http://schemas.microsoft.com/office/word/2015/wordml/symex" xmlns:wpg="http://schemas.microsoft.com/office/word/2010/wordprocessingGroup" xmlns:wpi="http://schemas.microsoft.com/office/word/2010/wordprocessingInk" xmlns:wne="http://schemas.microsoft.com/office/word/2006/wordml" xmlns:wps="http://schemas.microsoft.com/office/word/2010/wordprocessingShape" mc:Ignorable="w14 w15 w16se w16cid w16 w16cex w16sdtdh w16sdtfl w16du wp14">
+<w:hdr xmlns:wpc="http://schemas.microsoft.com/office/word/2010/wordprocessingCanvas" xmlns:cx="http://schemas.microsoft.com/office/drawing/2014/chartex" xmlns:cx1="http://schemas.microsoft.com/office/drawing/2015/9/8/chartex" xmlns:cx2="http://schemas.microsoft.com/office/drawing/2015/10/21/chartex" xmlns:cx3="http://schemas.microsoft.com/office/drawing/2016/5/9/chartex" xmlns:cx4="http://schemas.microsoft.com/office/drawing/2016/5/10/chartex" xmlns:cx5="http://schemas.microsoft.com/office/drawing/2016/5/11/chartex" xmlns:cx6="http://schemas.microsoft.com/office/drawing/2016/5/12/chartex" xmlns:cx7="http://schemas.microsoft.com/office/drawing/2016/5/13/chartex" xmlns:cx8="http://schemas.microsoft.com/office/drawing/2016/5/14/chartex" xmlns:mc="http://schemas.openxmlformats.org/markup-compatibility/2006" xmlns:aink="http://schemas.microsoft.com/office/drawing/2016/ink" xmlns:am3d="http://schemas.microsoft.com/office/drawing/2017/model3d" xmlns:o="urn:schemas-microsoft-com:office:office" xmlns:oel="http://schemas.microsoft.com/office/2019/extlst" xmlns:r="http://schemas.openxmlformats.org/officeDocument/2006/relationships" xmlns:m="http://schemas.openxmlformats.org/officeDocument/2006/math" xmlns:v="urn:schemas-microsoft-com:vml" xmlns:wp14="http://schemas.microsoft.com/office/word/2010/wordprocessingDrawing" xmlns:wp="http://schemas.openxmlformats.org/drawingml/2006/wordprocessingDrawing" xmlns:w10="urn:schemas-microsoft-com:office:word" xmlns:w="http://schemas.openxmlformats.org/wordprocessingml/2006/main" xmlns:w14="http://schemas.microsoft.com/office/word/2010/wordml" xmlns:w15="http://schemas.microsoft.com/office/word/2012/wordml" xmlns:w16cei="http://schemas.microsoft.com/office/word/2026/wordml/cei" xmlns:w16cex="http://schemas.microsoft.com/office/word/2018/wordml/cex" xmlns:w16cid="http://schemas.microsoft.com/office/word/2016/wordml/cid" xmlns:w16="http://schemas.microsoft.com/office/word/2018/wordml" xmlns:w16du="http://schemas.microsoft.com/office/word/2023/wordml/word16du" xmlns:w16sdtdh="http://schemas.microsoft.com/office/word/2020/wordml/sdtdatahash" xmlns:w16sdtfl="http://schemas.microsoft.com/office/word/2024/wordml/sdtformatlock" xmlns:w16se="http://schemas.microsoft.com/office/word/2015/wordml/symex" xmlns:wpg="http://schemas.microsoft.com/office/word/2010/wordprocessingGroup" xmlns:wpi="http://schemas.microsoft.com/office/word/2010/wordprocessingInk" xmlns:wne="http://schemas.microsoft.com/office/word/2006/wordml" xmlns:wps="http://schemas.microsoft.com/office/word/2010/wordprocessingShape" mc:Ignorable="w14 w15 w16se w16cid w16 w16cex w16sdtdh w16sdtfl w16du wp14">
   <w:p>
     <w:pPr>
       <w:pStyle w:val="Header"/>
@@ -7299,7 +7279,7 @@
 </file>
 
 <file path=word/header2.xml><?xml version="1.0" encoding="utf-8"?>
-<w:hdr xmlns:wpc="http://schemas.microsoft.com/office/word/2010/wordprocessingCanvas" xmlns:cx="http://schemas.microsoft.com/office/drawing/2014/chartex" xmlns:cx1="http://schemas.microsoft.com/office/drawing/2015/9/8/chartex" xmlns:cx2="http://schemas.microsoft.com/office/drawing/2015/10/21/chartex" xmlns:cx3="http://schemas.microsoft.com/office/drawing/2016/5/9/chartex" xmlns:cx4="http://schemas.microsoft.com/office/drawing/2016/5/10/chartex" xmlns:cx5="http://schemas.microsoft.com/office/drawing/2016/5/11/chartex" xmlns:cx6="http://schemas.microsoft.com/office/drawing/2016/5/12/chartex" xmlns:cx7="http://schemas.microsoft.com/office/drawing/2016/5/13/chartex" xmlns:cx8="http://schemas.microsoft.com/office/drawing/2016/5/14/chartex" xmlns:mc="http://schemas.openxmlformats.org/markup-compatibility/2006" xmlns:aink="http://schemas.microsoft.com/office/drawing/2016/ink" xmlns:am3d="http://schemas.microsoft.com/office/drawing/2017/model3d" xmlns:o="urn:schemas-microsoft-com:office:office" xmlns:oel="http://schemas.microsoft.com/office/2019/extlst" xmlns:r="http://schemas.openxmlformats.org/officeDocument/2006/relationships" xmlns:m="http://schemas.openxmlformats.org/officeDocument/2006/math" xmlns:v="urn:schemas-microsoft-com:vml" xmlns:wp14="http://schemas.microsoft.com/office/word/2010/wordprocessingDrawing" xmlns:wp="http://schemas.openxmlformats.org/drawingml/2006/wordprocessingDrawing" xmlns:w10="urn:schemas-microsoft-com:office:word" xmlns:w="http://schemas.openxmlformats.org/wordprocessingml/2006/main" xmlns:w14="http://schemas.microsoft.com/office/word/2010/wordml" xmlns:w15="http://schemas.microsoft.com/office/word/2012/wordml" xmlns:w16cex="http://schemas.microsoft.com/office/word/2018/wordml/cex" xmlns:w16cid="http://schemas.microsoft.com/office/word/2016/wordml/cid" xmlns:w16="http://schemas.microsoft.com/office/word/2018/wordml" xmlns:w16du="http://schemas.microsoft.com/office/word/2023/wordml/word16du" xmlns:w16sdtdh="http://schemas.microsoft.com/office/word/2020/wordml/sdtdatahash" xmlns:w16sdtfl="http://schemas.microsoft.com/office/word/2024/wordml/sdtformatlock" xmlns:w16se="http://schemas.microsoft.com/office/word/2015/wordml/symex" xmlns:wpg="http://schemas.microsoft.com/office/word/2010/wordprocessingGroup" xmlns:wpi="http://schemas.microsoft.com/office/word/2010/wordprocessingInk" xmlns:wne="http://schemas.microsoft.com/office/word/2006/wordml" xmlns:wps="http://schemas.microsoft.com/office/word/2010/wordprocessingShape" mc:Ignorable="w14 w15 w16se w16cid w16 w16cex w16sdtdh w16sdtfl w16du wp14">
+<w:hdr xmlns:wpc="http://schemas.microsoft.com/office/word/2010/wordprocessingCanvas" xmlns:cx="http://schemas.microsoft.com/office/drawing/2014/chartex" xmlns:cx1="http://schemas.microsoft.com/office/drawing/2015/9/8/chartex" xmlns:cx2="http://schemas.microsoft.com/office/drawing/2015/10/21/chartex" xmlns:cx3="http://schemas.microsoft.com/office/drawing/2016/5/9/chartex" xmlns:cx4="http://schemas.microsoft.com/office/drawing/2016/5/10/chartex" xmlns:cx5="http://schemas.microsoft.com/office/drawing/2016/5/11/chartex" xmlns:cx6="http://schemas.microsoft.com/office/drawing/2016/5/12/chartex" xmlns:cx7="http://schemas.microsoft.com/office/drawing/2016/5/13/chartex" xmlns:cx8="http://schemas.microsoft.com/office/drawing/2016/5/14/chartex" xmlns:mc="http://schemas.openxmlformats.org/markup-compatibility/2006" xmlns:aink="http://schemas.microsoft.com/office/drawing/2016/ink" xmlns:am3d="http://schemas.microsoft.com/office/drawing/2017/model3d" xmlns:o="urn:schemas-microsoft-com:office:office" xmlns:oel="http://schemas.microsoft.com/office/2019/extlst" xmlns:r="http://schemas.openxmlformats.org/officeDocument/2006/relationships" xmlns:m="http://schemas.openxmlformats.org/officeDocument/2006/math" xmlns:v="urn:schemas-microsoft-com:vml" xmlns:wp14="http://schemas.microsoft.com/office/word/2010/wordprocessingDrawing" xmlns:wp="http://schemas.openxmlformats.org/drawingml/2006/wordprocessingDrawing" xmlns:w10="urn:schemas-microsoft-com:office:word" xmlns:w="http://schemas.openxmlformats.org/wordprocessingml/2006/main" xmlns:w14="http://schemas.microsoft.com/office/word/2010/wordml" xmlns:w15="http://schemas.microsoft.com/office/word/2012/wordml" xmlns:w16cei="http://schemas.microsoft.com/office/word/2026/wordml/cei" xmlns:w16cex="http://schemas.microsoft.com/office/word/2018/wordml/cex" xmlns:w16cid="http://schemas.microsoft.com/office/word/2016/wordml/cid" xmlns:w16="http://schemas.microsoft.com/office/word/2018/wordml" xmlns:w16du="http://schemas.microsoft.com/office/word/2023/wordml/word16du" xmlns:w16sdtdh="http://schemas.microsoft.com/office/word/2020/wordml/sdtdatahash" xmlns:w16sdtfl="http://schemas.microsoft.com/office/word/2024/wordml/sdtformatlock" xmlns:w16se="http://schemas.microsoft.com/office/word/2015/wordml/symex" xmlns:wpg="http://schemas.microsoft.com/office/word/2010/wordprocessingGroup" xmlns:wpi="http://schemas.microsoft.com/office/word/2010/wordprocessingInk" xmlns:wne="http://schemas.microsoft.com/office/word/2006/wordml" xmlns:wps="http://schemas.microsoft.com/office/word/2010/wordprocessingShape" mc:Ignorable="w14 w15 w16se w16cid w16 w16cex w16sdtdh w16sdtfl w16du wp14">
   <w:p>
     <w:pPr>
       <w:pStyle w:val="Header"/>
@@ -7443,7 +7423,7 @@
 </file>
 
 <file path=word/header3.xml><?xml version="1.0" encoding="utf-8"?>
-<w:hdr xmlns:wpc="http://schemas.microsoft.com/office/word/2010/wordprocessingCanvas" xmlns:cx="http://schemas.microsoft.com/office/drawing/2014/chartex" xmlns:cx1="http://schemas.microsoft.com/office/drawing/2015/9/8/chartex" xmlns:cx2="http://schemas.microsoft.com/office/drawing/2015/10/21/chartex" xmlns:cx3="http://schemas.microsoft.com/office/drawing/2016/5/9/chartex" xmlns:cx4="http://schemas.microsoft.com/office/drawing/2016/5/10/chartex" xmlns:cx5="http://schemas.microsoft.com/office/drawing/2016/5/11/chartex" xmlns:cx6="http://schemas.microsoft.com/office/drawing/2016/5/12/chartex" xmlns:cx7="http://schemas.microsoft.com/office/drawing/2016/5/13/chartex" xmlns:cx8="http://schemas.microsoft.com/office/drawing/2016/5/14/chartex" xmlns:mc="http://schemas.openxmlformats.org/markup-compatibility/2006" xmlns:aink="http://schemas.microsoft.com/office/drawing/2016/ink" xmlns:am3d="http://schemas.microsoft.com/office/drawing/2017/model3d" xmlns:o="urn:schemas-microsoft-com:office:office" xmlns:oel="http://schemas.microsoft.com/office/2019/extlst" xmlns:r="http://schemas.openxmlformats.org/officeDocument/2006/relationships" xmlns:m="http://schemas.openxmlformats.org/officeDocument/2006/math" xmlns:v="urn:schemas-microsoft-com:vml" xmlns:wp14="http://schemas.microsoft.com/office/word/2010/wordprocessingDrawing" xmlns:wp="http://schemas.openxmlformats.org/drawingml/2006/wordprocessingDrawing" xmlns:w10="urn:schemas-microsoft-com:office:word" xmlns:w="http://schemas.openxmlformats.org/wordprocessingml/2006/main" xmlns:w14="http://schemas.microsoft.com/office/word/2010/wordml" xmlns:w15="http://schemas.microsoft.com/office/word/2012/wordml" xmlns:w16cex="http://schemas.microsoft.com/office/word/2018/wordml/cex" xmlns:w16cid="http://schemas.microsoft.com/office/word/2016/wordml/cid" xmlns:w16="http://schemas.microsoft.com/office/word/2018/wordml" xmlns:w16du="http://schemas.microsoft.com/office/word/2023/wordml/word16du" xmlns:w16sdtdh="http://schemas.microsoft.com/office/word/2020/wordml/sdtdatahash" xmlns:w16sdtfl="http://schemas.microsoft.com/office/word/2024/wordml/sdtformatlock" xmlns:w16se="http://schemas.microsoft.com/office/word/2015/wordml/symex" xmlns:wpg="http://schemas.microsoft.com/office/word/2010/wordprocessingGroup" xmlns:wpi="http://schemas.microsoft.com/office/word/2010/wordprocessingInk" xmlns:wne="http://schemas.microsoft.com/office/word/2006/wordml" xmlns:wps="http://schemas.microsoft.com/office/word/2010/wordprocessingShape" mc:Ignorable="w14 w15 w16se w16cid w16 w16cex w16sdtdh w16sdtfl w16du wp14">
+<w:hdr xmlns:wpc="http://schemas.microsoft.com/office/word/2010/wordprocessingCanvas" xmlns:cx="http://schemas.microsoft.com/office/drawing/2014/chartex" xmlns:cx1="http://schemas.microsoft.com/office/drawing/2015/9/8/chartex" xmlns:cx2="http://schemas.microsoft.com/office/drawing/2015/10/21/chartex" xmlns:cx3="http://schemas.microsoft.com/office/drawing/2016/5/9/chartex" xmlns:cx4="http://schemas.microsoft.com/office/drawing/2016/5/10/chartex" xmlns:cx5="http://schemas.microsoft.com/office/drawing/2016/5/11/chartex" xmlns:cx6="http://schemas.microsoft.com/office/drawing/2016/5/12/chartex" xmlns:cx7="http://schemas.microsoft.com/office/drawing/2016/5/13/chartex" xmlns:cx8="http://schemas.microsoft.com/office/drawing/2016/5/14/chartex" xmlns:mc="http://schemas.openxmlformats.org/markup-compatibility/2006" xmlns:aink="http://schemas.microsoft.com/office/drawing/2016/ink" xmlns:am3d="http://schemas.microsoft.com/office/drawing/2017/model3d" xmlns:o="urn:schemas-microsoft-com:office:office" xmlns:oel="http://schemas.microsoft.com/office/2019/extlst" xmlns:r="http://schemas.openxmlformats.org/officeDocument/2006/relationships" xmlns:m="http://schemas.openxmlformats.org/officeDocument/2006/math" xmlns:v="urn:schemas-microsoft-com:vml" xmlns:wp14="http://schemas.microsoft.com/office/word/2010/wordprocessingDrawing" xmlns:wp="http://schemas.openxmlformats.org/drawingml/2006/wordprocessingDrawing" xmlns:w10="urn:schemas-microsoft-com:office:word" xmlns:w="http://schemas.openxmlformats.org/wordprocessingml/2006/main" xmlns:w14="http://schemas.microsoft.com/office/word/2010/wordml" xmlns:w15="http://schemas.microsoft.com/office/word/2012/wordml" xmlns:w16cei="http://schemas.microsoft.com/office/word/2026/wordml/cei" xmlns:w16cex="http://schemas.microsoft.com/office/word/2018/wordml/cex" xmlns:w16cid="http://schemas.microsoft.com/office/word/2016/wordml/cid" xmlns:w16="http://schemas.microsoft.com/office/word/2018/wordml" xmlns:w16du="http://schemas.microsoft.com/office/word/2023/wordml/word16du" xmlns:w16sdtdh="http://schemas.microsoft.com/office/word/2020/wordml/sdtdatahash" xmlns:w16sdtfl="http://schemas.microsoft.com/office/word/2024/wordml/sdtformatlock" xmlns:w16se="http://schemas.microsoft.com/office/word/2015/wordml/symex" xmlns:wpg="http://schemas.microsoft.com/office/word/2010/wordprocessingGroup" xmlns:wpi="http://schemas.microsoft.com/office/word/2010/wordprocessingInk" xmlns:wne="http://schemas.microsoft.com/office/word/2006/wordml" xmlns:wps="http://schemas.microsoft.com/office/word/2010/wordprocessingShape" mc:Ignorable="w14 w15 w16se w16cid w16 w16cex w16sdtdh w16sdtfl w16du wp14">
   <w:p>
     <w:pPr>
       <w:pStyle w:val="Header"/>
@@ -7486,7 +7466,7 @@
 </file>
 
 <file path=word/numbering.xml><?xml version="1.0" encoding="utf-8"?>
-<w:numbering xmlns:wpc="http://schemas.microsoft.com/office/word/2010/wordprocessingCanvas" xmlns:cx="http://schemas.microsoft.com/office/drawing/2014/chartex" xmlns:cx1="http://schemas.microsoft.com/office/drawing/2015/9/8/chartex" xmlns:cx2="http://schemas.microsoft.com/office/drawing/2015/10/21/chartex" xmlns:cx3="http://schemas.microsoft.com/office/drawing/2016/5/9/chartex" xmlns:cx4="http://schemas.microsoft.com/office/drawing/2016/5/10/chartex" xmlns:cx5="http://schemas.microsoft.com/office/drawing/2016/5/11/chartex" xmlns:cx6="http://schemas.microsoft.com/office/drawing/2016/5/12/chartex" xmlns:cx7="http://schemas.microsoft.com/office/drawing/2016/5/13/chartex" xmlns:cx8="http://schemas.microsoft.com/office/drawing/2016/5/14/chartex" xmlns:mc="http://schemas.openxmlformats.org/markup-compatibility/2006" xmlns:aink="http://schemas.microsoft.com/office/drawing/2016/ink" xmlns:am3d="http://schemas.microsoft.com/office/drawing/2017/model3d" xmlns:o="urn:schemas-microsoft-com:office:office" xmlns:oel="http://schemas.microsoft.com/office/2019/extlst" xmlns:r="http://schemas.openxmlformats.org/officeDocument/2006/relationships" xmlns:m="http://schemas.openxmlformats.org/officeDocument/2006/math" xmlns:v="urn:schemas-microsoft-com:vml" xmlns:wp14="http://schemas.microsoft.com/office/word/2010/wordprocessingDrawing" xmlns:wp="http://schemas.openxmlformats.org/drawingml/2006/wordprocessingDrawing" xmlns:w10="urn:schemas-microsoft-com:office:word" xmlns:w="http://schemas.openxmlformats.org/wordprocessingml/2006/main" xmlns:w14="http://schemas.microsoft.com/office/word/2010/wordml" xmlns:w15="http://schemas.microsoft.com/office/word/2012/wordml" xmlns:w16cex="http://schemas.microsoft.com/office/word/2018/wordml/cex" xmlns:w16cid="http://schemas.microsoft.com/office/word/2016/wordml/cid" xmlns:w16="http://schemas.microsoft.com/office/word/2018/wordml" xmlns:w16du="http://schemas.microsoft.com/office/word/2023/wordml/word16du" xmlns:w16sdtdh="http://schemas.microsoft.com/office/word/2020/wordml/sdtdatahash" xmlns:w16sdtfl="http://schemas.microsoft.com/office/word/2024/wordml/sdtformatlock" xmlns:w16se="http://schemas.microsoft.com/office/word/2015/wordml/symex" xmlns:wpg="http://schemas.microsoft.com/office/word/2010/wordprocessingGroup" xmlns:wpi="http://schemas.microsoft.com/office/word/2010/wordprocessingInk" xmlns:wne="http://schemas.microsoft.com/office/word/2006/wordml" xmlns:wps="http://schemas.microsoft.com/office/word/2010/wordprocessingShape" mc:Ignorable="w14 w15 w16se w16cid w16 w16cex w16sdtdh w16sdtfl w16du wp14">
+<w:numbering xmlns:wpc="http://schemas.microsoft.com/office/word/2010/wordprocessingCanvas" xmlns:cx="http://schemas.microsoft.com/office/drawing/2014/chartex" xmlns:cx1="http://schemas.microsoft.com/office/drawing/2015/9/8/chartex" xmlns:cx2="http://schemas.microsoft.com/office/drawing/2015/10/21/chartex" xmlns:cx3="http://schemas.microsoft.com/office/drawing/2016/5/9/chartex" xmlns:cx4="http://schemas.microsoft.com/office/drawing/2016/5/10/chartex" xmlns:cx5="http://schemas.microsoft.com/office/drawing/2016/5/11/chartex" xmlns:cx6="http://schemas.microsoft.com/office/drawing/2016/5/12/chartex" xmlns:cx7="http://schemas.microsoft.com/office/drawing/2016/5/13/chartex" xmlns:cx8="http://schemas.microsoft.com/office/drawing/2016/5/14/chartex" xmlns:mc="http://schemas.openxmlformats.org/markup-compatibility/2006" xmlns:aink="http://schemas.microsoft.com/office/drawing/2016/ink" xmlns:am3d="http://schemas.microsoft.com/office/drawing/2017/model3d" xmlns:o="urn:schemas-microsoft-com:office:office" xmlns:oel="http://schemas.microsoft.com/office/2019/extlst" xmlns:r="http://schemas.openxmlformats.org/officeDocument/2006/relationships" xmlns:m="http://schemas.openxmlformats.org/officeDocument/2006/math" xmlns:v="urn:schemas-microsoft-com:vml" xmlns:wp14="http://schemas.microsoft.com/office/word/2010/wordprocessingDrawing" xmlns:wp="http://schemas.openxmlformats.org/drawingml/2006/wordprocessingDrawing" xmlns:w10="urn:schemas-microsoft-com:office:word" xmlns:w="http://schemas.openxmlformats.org/wordprocessingml/2006/main" xmlns:w14="http://schemas.microsoft.com/office/word/2010/wordml" xmlns:w15="http://schemas.microsoft.com/office/word/2012/wordml" xmlns:w16cei="http://schemas.microsoft.com/office/word/2026/wordml/cei" xmlns:w16cex="http://schemas.microsoft.com/office/word/2018/wordml/cex" xmlns:w16cid="http://schemas.microsoft.com/office/word/2016/wordml/cid" xmlns:w16="http://schemas.microsoft.com/office/word/2018/wordml" xmlns:w16du="http://schemas.microsoft.com/office/word/2023/wordml/word16du" xmlns:w16sdtdh="http://schemas.microsoft.com/office/word/2020/wordml/sdtdatahash" xmlns:w16sdtfl="http://schemas.microsoft.com/office/word/2024/wordml/sdtformatlock" xmlns:w16se="http://schemas.microsoft.com/office/word/2015/wordml/symex" xmlns:wpg="http://schemas.microsoft.com/office/word/2010/wordprocessingGroup" xmlns:wpi="http://schemas.microsoft.com/office/word/2010/wordprocessingInk" xmlns:wne="http://schemas.microsoft.com/office/word/2006/wordml" xmlns:wps="http://schemas.microsoft.com/office/word/2010/wordprocessingShape" mc:Ignorable="w14 w15 w16se w16cid w16 w16cex w16sdtdh w16sdtfl w16du wp14">
   <w:abstractNum w:abstractNumId="0" w15:restartNumberingAfterBreak="0">
     <w:nsid w:val="00E04990"/>
     <w:multiLevelType w:val="hybridMultilevel"/>

--- a/certificates/year - Temp - Ar - D - SBS - اديان عبدالامير فخري احمد.docx
+++ b/certificates/year - Temp - Ar - D - SBS - اديان عبدالامير فخري احمد.docx
@@ -1,6 +1,6 @@
 
 <file path=word/document.xml><?xml version="1.0" encoding="utf-8"?>
-<w:document xmlns:wpc="http://schemas.microsoft.com/office/word/2010/wordprocessingCanvas" xmlns:cx="http://schemas.microsoft.com/office/drawing/2014/chartex" xmlns:cx1="http://schemas.microsoft.com/office/drawing/2015/9/8/chartex" xmlns:cx2="http://schemas.microsoft.com/office/drawing/2015/10/21/chartex" xmlns:cx3="http://schemas.microsoft.com/office/drawing/2016/5/9/chartex" xmlns:cx4="http://schemas.microsoft.com/office/drawing/2016/5/10/chartex" xmlns:cx5="http://schemas.microsoft.com/office/drawing/2016/5/11/chartex" xmlns:cx6="http://schemas.microsoft.com/office/drawing/2016/5/12/chartex" xmlns:cx7="http://schemas.microsoft.com/office/drawing/2016/5/13/chartex" xmlns:cx8="http://schemas.microsoft.com/office/drawing/2016/5/14/chartex" xmlns:mc="http://schemas.openxmlformats.org/markup-compatibility/2006" xmlns:aink="http://schemas.microsoft.com/office/drawing/2016/ink" xmlns:am3d="http://schemas.microsoft.com/office/drawing/2017/model3d" xmlns:o="urn:schemas-microsoft-com:office:office" xmlns:oel="http://schemas.microsoft.com/office/2019/extlst" xmlns:r="http://schemas.openxmlformats.org/officeDocument/2006/relationships" xmlns:m="http://schemas.openxmlformats.org/officeDocument/2006/math" xmlns:v="urn:schemas-microsoft-com:vml" xmlns:wp14="http://schemas.microsoft.com/office/word/2010/wordprocessingDrawing" xmlns:wp="http://schemas.openxmlformats.org/drawingml/2006/wordprocessingDrawing" xmlns:w10="urn:schemas-microsoft-com:office:word" xmlns:w="http://schemas.openxmlformats.org/wordprocessingml/2006/main" xmlns:w14="http://schemas.microsoft.com/office/word/2010/wordml" xmlns:w15="http://schemas.microsoft.com/office/word/2012/wordml" xmlns:w16cei="http://schemas.microsoft.com/office/word/2026/wordml/cei" xmlns:w16cex="http://schemas.microsoft.com/office/word/2018/wordml/cex" xmlns:w16cid="http://schemas.microsoft.com/office/word/2016/wordml/cid" xmlns:w16="http://schemas.microsoft.com/office/word/2018/wordml" xmlns:w16du="http://schemas.microsoft.com/office/word/2023/wordml/word16du" xmlns:w16sdtdh="http://schemas.microsoft.com/office/word/2020/wordml/sdtdatahash" xmlns:w16sdtfl="http://schemas.microsoft.com/office/word/2024/wordml/sdtformatlock" xmlns:w16se="http://schemas.microsoft.com/office/word/2015/wordml/symex" xmlns:wpg="http://schemas.microsoft.com/office/word/2010/wordprocessingGroup" xmlns:wpi="http://schemas.microsoft.com/office/word/2010/wordprocessingInk" xmlns:wne="http://schemas.microsoft.com/office/word/2006/wordml" xmlns:wps="http://schemas.microsoft.com/office/word/2010/wordprocessingShape" mc:Ignorable="w14 w15 w16se w16cid w16 w16cex w16sdtdh w16sdtfl w16du wp14">
+<w:document xmlns:wpc="http://schemas.microsoft.com/office/word/2010/wordprocessingCanvas" xmlns:cx="http://schemas.microsoft.com/office/drawing/2014/chartex" xmlns:cx1="http://schemas.microsoft.com/office/drawing/2015/9/8/chartex" xmlns:cx2="http://schemas.microsoft.com/office/drawing/2015/10/21/chartex" xmlns:cx3="http://schemas.microsoft.com/office/drawing/2016/5/9/chartex" xmlns:cx4="http://schemas.microsoft.com/office/drawing/2016/5/10/chartex" xmlns:cx5="http://schemas.microsoft.com/office/drawing/2016/5/11/chartex" xmlns:cx6="http://schemas.microsoft.com/office/drawing/2016/5/12/chartex" xmlns:cx7="http://schemas.microsoft.com/office/drawing/2016/5/13/chartex" xmlns:cx8="http://schemas.microsoft.com/office/drawing/2016/5/14/chartex" xmlns:mc="http://schemas.openxmlformats.org/markup-compatibility/2006" xmlns:aink="http://schemas.microsoft.com/office/drawing/2016/ink" xmlns:am3d="http://schemas.microsoft.com/office/drawing/2017/model3d" xmlns:o="urn:schemas-microsoft-com:office:office" xmlns:oel="http://schemas.microsoft.com/office/2019/extlst" xmlns:r="http://schemas.openxmlformats.org/officeDocument/2006/relationships" xmlns:m="http://schemas.openxmlformats.org/officeDocument/2006/math" xmlns:v="urn:schemas-microsoft-com:vml" xmlns:wp14="http://schemas.microsoft.com/office/word/2010/wordprocessingDrawing" xmlns:wp="http://schemas.openxmlformats.org/drawingml/2006/wordprocessingDrawing" xmlns:w10="urn:schemas-microsoft-com:office:word" xmlns:w="http://schemas.openxmlformats.org/wordprocessingml/2006/main" xmlns:w14="http://schemas.microsoft.com/office/word/2010/wordml" xmlns:w15="http://schemas.microsoft.com/office/word/2012/wordml" xmlns:w16cex="http://schemas.microsoft.com/office/word/2018/wordml/cex" xmlns:w16cid="http://schemas.microsoft.com/office/word/2016/wordml/cid" xmlns:w16="http://schemas.microsoft.com/office/word/2018/wordml" xmlns:w16du="http://schemas.microsoft.com/office/word/2023/wordml/word16du" xmlns:w16sdtdh="http://schemas.microsoft.com/office/word/2020/wordml/sdtdatahash" xmlns:w16sdtfl="http://schemas.microsoft.com/office/word/2024/wordml/sdtformatlock" xmlns:w16se="http://schemas.microsoft.com/office/word/2015/wordml/symex" xmlns:wpg="http://schemas.microsoft.com/office/word/2010/wordprocessingGroup" xmlns:wpi="http://schemas.microsoft.com/office/word/2010/wordprocessingInk" xmlns:wne="http://schemas.microsoft.com/office/word/2006/wordml" xmlns:wps="http://schemas.microsoft.com/office/word/2010/wordprocessingShape" mc:Ignorable="w14 w15 w16se w16cid w16 w16cex w16sdtdh w16sdtfl w16du wp14">
   <w:body>
     <w:p>
       <w:pPr>
@@ -91,7 +91,7 @@
               </wp:anchor>
             </w:drawing>
           </mc:Choice>
-          <mc:Fallback>
+          <mc:Fallback xmlns:w16cei="http://schemas.microsoft.com/office/word/2026/wordml/cei">
             <w:pict>
               <v:rect w14:anchorId="074BCC88" id="Rectangle 1" o:spid="_x0000_s1026" style="position:absolute;margin-left:411.7pt;margin-top:-67pt;width:84.75pt;height:96.75pt;z-index:251659264;visibility:visible;mso-wrap-style:square;mso-wrap-distance-left:9pt;mso-wrap-distance-top:0;mso-wrap-distance-right:9pt;mso-wrap-distance-bottom:0;mso-position-horizontal:absolute;mso-position-horizontal-relative:text;mso-position-vertical:absolute;mso-position-vertical-relative:text;v-text-anchor:middle" o:gfxdata="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" filled="f" strokecolor="black [3200]">
                 <v:stroke joinstyle="round"/>
@@ -289,7 +289,7 @@
                 <w:szCs w:val="24"/>
                 <w:lang w:bidi="ar-IQ"/>
               </w:rPr>
-              <w:t xml:space="preserve"> -البصرة</w:t>
+              <w:t xml:space="preserve">١١-١١-١٩٩٩ -البصرة</w:t>
             </w:r>
           </w:p>
         </w:tc>
@@ -528,7 +528,7 @@
                 <w:rtl/>
                 <w:lang w:bidi="ar-IQ"/>
               </w:rPr>
-              <w:t xml:space="preserve"> ٢٠٢٠-١١-١٧</w:t>
+              <w:t xml:space="preserve"> ١٧-١١-٢٠٢٠</w:t>
             </w:r>
           </w:p>
         </w:tc>
@@ -679,7 +679,7 @@
                 <w:rtl/>
                 <w:lang w:bidi="ar-IQ"/>
               </w:rPr>
-              <w:t xml:space="preserve">٤٦</w:t>
+              <w:t xml:space="preserve">٦٤</w:t>
             </w:r>
           </w:p>
         </w:tc>
@@ -716,7 +716,7 @@
                 <w:rtl/>
                 <w:lang w:bidi="ar-IQ"/>
               </w:rPr>
-              <w:t xml:space="preserve"> ٥٨</w:t>
+              <w:t xml:space="preserve"> ٢٩</w:t>
             </w:r>
           </w:p>
         </w:tc>
@@ -875,7 +875,7 @@
                 <w:rtl/>
                 <w:lang w:bidi="ar-IQ"/>
               </w:rPr>
-              <w:t xml:space="preserve"/>
+              <w:t xml:space="preserve">‎٢٠١٦-٢٠١٧‎</w:t>
             </w:r>
             <w:r>
               <w:rPr>
@@ -894,7 +894,7 @@
                 <w:szCs w:val="18"/>
                 <w:lang w:bidi="ar-IQ"/>
               </w:rPr>
-              <w:t xml:space="preserve"/>
+              <w:t xml:space="preserve">١</w:t>
             </w:r>
           </w:p>
         </w:tc>
@@ -922,7 +922,7 @@
                 <w:rtl/>
                 <w:lang w:bidi="ar-IQ"/>
               </w:rPr>
-              <w:t xml:space="preserve"/>
+              <w:t xml:space="preserve">‎٢٠١٧-٢٠١٨‎</w:t>
             </w:r>
             <w:r>
               <w:rPr>
@@ -961,7 +961,7 @@
                 <w:szCs w:val="18"/>
                 <w:lang w:bidi="ar-IQ"/>
               </w:rPr>
-              <w:t xml:space="preserve"/>
+              <w:t xml:space="preserve">٢</w:t>
             </w:r>
           </w:p>
         </w:tc>
@@ -1184,13 +1184,97 @@
                 <w:rtl/>
                 <w:lang w:bidi="ar-IQ"/>
               </w:rPr>
+              <w:t xml:space="preserve">الإنكليزي 1</w:t>
+            </w:r>
+          </w:p>
+        </w:tc>
+        <w:tc>
+          <w:tcPr>
+            <w:tcW w:w="338" w:type="pct"/>
+          </w:tcPr>
+          <w:p>
+            <w:pPr>
+              <w:keepNext/>
+              <w:keepLines/>
+              <w:spacing w:after="0"/>
+              <w:rPr>
+                <w:rFonts w:asciiTheme="majorBidi" w:hAnsiTheme="majorBidi" w:cstheme="majorBidi"/>
+                <w:sz w:val="18"/>
+                <w:szCs w:val="18"/>
+                <w:lang w:bidi="ar-IQ"/>
+              </w:rPr>
+            </w:pPr>
+            <w:r>
+              <w:rPr>
+                <w:rFonts w:asciiTheme="majorBidi" w:hAnsiTheme="majorBidi" w:cstheme="majorBidi"/>
+                <w:sz w:val="18"/>
+                <w:szCs w:val="18"/>
+                <w:rtl/>
+                <w:lang w:bidi="ar-IQ"/>
+              </w:rPr>
+              <w:t xml:space="preserve">٧٤.٠</w:t>
+            </w:r>
+          </w:p>
+        </w:tc>
+        <w:tc>
+          <w:tcPr>
+            <w:tcW w:w="339" w:type="pct"/>
+          </w:tcPr>
+          <w:p>
+            <w:pPr>
+              <w:keepNext/>
+              <w:keepLines/>
+              <w:spacing w:after="0"/>
+              <w:rPr>
+                <w:rFonts w:asciiTheme="majorBidi" w:hAnsiTheme="majorBidi" w:cstheme="majorBidi"/>
+                <w:sz w:val="18"/>
+                <w:szCs w:val="18"/>
+                <w:lang w:bidi="ar-IQ"/>
+              </w:rPr>
+            </w:pPr>
+            <w:r>
+              <w:rPr>
+                <w:rFonts w:asciiTheme="majorBidi" w:hAnsiTheme="majorBidi" w:cstheme="majorBidi"/>
+                <w:sz w:val="18"/>
+                <w:szCs w:val="18"/>
+                <w:rtl/>
+                <w:lang w:bidi="ar-IQ"/>
+              </w:rPr>
+              <w:t xml:space="preserve">٢</w:t>
+            </w:r>
+          </w:p>
+        </w:tc>
+        <w:tc>
+          <w:tcPr>
+            <w:tcW w:w="1831" w:type="pct"/>
+          </w:tcPr>
+          <w:p>
+            <w:pPr>
+              <w:keepNext/>
+              <w:keepLines/>
+              <w:spacing w:after="0"/>
+              <w:rPr>
+                <w:rFonts w:asciiTheme="majorBidi" w:hAnsiTheme="majorBidi" w:cstheme="majorBidi"/>
+                <w:sz w:val="18"/>
+                <w:szCs w:val="18"/>
+                <w:lang w:bidi="ar-IQ"/>
+              </w:rPr>
+            </w:pPr>
+            <w:r>
+              <w:rPr>
+                <w:rFonts w:asciiTheme="majorBidi" w:hAnsiTheme="majorBidi" w:cstheme="majorBidi"/>
+                <w:sz w:val="18"/>
+                <w:szCs w:val="18"/>
+                <w:rtl/>
+                <w:lang w:bidi="ar-IQ"/>
+              </w:rPr>
               <w:t xml:space="preserve">البرمجة الكيانية 1</w:t>
             </w:r>
           </w:p>
         </w:tc>
         <w:tc>
           <w:tcPr>
-            <w:tcW w:w="338" w:type="pct"/>
+            <w:tcW w:w="339" w:type="pct"/>
           </w:tcPr>
           <w:p>
             <w:pPr>
@@ -1218,18 +1302,17 @@
         </w:tc>
         <w:tc>
           <w:tcPr>
-            <w:tcW w:w="339" w:type="pct"/>
-          </w:tcPr>
-          <w:p>
-            <w:pPr>
-              <w:keepNext/>
-              <w:keepLines/>
-              <w:spacing w:after="0"/>
-              <w:rPr>
-                <w:rFonts w:asciiTheme="majorBidi" w:hAnsiTheme="majorBidi" w:cstheme="majorBidi"/>
-                <w:sz w:val="18"/>
-                <w:szCs w:val="18"/>
-                <w:lang w:bidi="ar-IQ"/>
+            <w:tcW w:w="325" w:type="pct"/>
+          </w:tcPr>
+          <w:p>
+            <w:pPr>
+              <w:keepNext/>
+              <w:keepLines/>
+              <w:spacing w:after="0"/>
+              <w:rPr>
+                <w:rFonts w:asciiTheme="majorBidi" w:hAnsiTheme="majorBidi" w:cstheme="majorBidi"/>
+                <w:sz w:val="18"/>
+                <w:szCs w:val="18"/>
               </w:rPr>
             </w:pPr>
             <w:r>
@@ -1241,89 +1324,6 @@
                 <w:lang w:bidi="ar-IQ"/>
               </w:rPr>
               <w:t xml:space="preserve">٣</w:t>
-            </w:r>
-          </w:p>
-        </w:tc>
-        <w:tc>
-          <w:tcPr>
-            <w:tcW w:w="1831" w:type="pct"/>
-          </w:tcPr>
-          <w:p>
-            <w:pPr>
-              <w:keepNext/>
-              <w:keepLines/>
-              <w:spacing w:after="0"/>
-              <w:rPr>
-                <w:rFonts w:asciiTheme="majorBidi" w:hAnsiTheme="majorBidi" w:cstheme="majorBidi"/>
-                <w:sz w:val="18"/>
-                <w:szCs w:val="18"/>
-                <w:lang w:bidi="ar-IQ"/>
-              </w:rPr>
-            </w:pPr>
-            <w:r>
-              <w:rPr>
-                <w:rFonts w:asciiTheme="majorBidi" w:hAnsiTheme="majorBidi" w:cstheme="majorBidi"/>
-                <w:sz w:val="18"/>
-                <w:szCs w:val="18"/>
-                <w:rtl/>
-                <w:lang w:bidi="ar-IQ"/>
-              </w:rPr>
-              <w:t xml:space="preserve">الإنكليزي 1</w:t>
-            </w:r>
-          </w:p>
-        </w:tc>
-        <w:tc>
-          <w:tcPr>
-            <w:tcW w:w="339" w:type="pct"/>
-          </w:tcPr>
-          <w:p>
-            <w:pPr>
-              <w:keepNext/>
-              <w:keepLines/>
-              <w:spacing w:after="0"/>
-              <w:rPr>
-                <w:rFonts w:asciiTheme="majorBidi" w:hAnsiTheme="majorBidi" w:cstheme="majorBidi"/>
-                <w:sz w:val="18"/>
-                <w:szCs w:val="18"/>
-                <w:lang w:bidi="ar-IQ"/>
-              </w:rPr>
-            </w:pPr>
-            <w:r>
-              <w:rPr>
-                <w:rFonts w:asciiTheme="majorBidi" w:hAnsiTheme="majorBidi" w:cstheme="majorBidi"/>
-                <w:sz w:val="18"/>
-                <w:szCs w:val="18"/>
-                <w:rtl/>
-                <w:lang w:bidi="ar-IQ"/>
-              </w:rPr>
-              <w:t xml:space="preserve">٧٤.٠</w:t>
-            </w:r>
-          </w:p>
-        </w:tc>
-        <w:tc>
-          <w:tcPr>
-            <w:tcW w:w="325" w:type="pct"/>
-          </w:tcPr>
-          <w:p>
-            <w:pPr>
-              <w:keepNext/>
-              <w:keepLines/>
-              <w:spacing w:after="0"/>
-              <w:rPr>
-                <w:rFonts w:asciiTheme="majorBidi" w:hAnsiTheme="majorBidi" w:cstheme="majorBidi"/>
-                <w:sz w:val="18"/>
-                <w:szCs w:val="18"/>
-              </w:rPr>
-            </w:pPr>
-            <w:r>
-              <w:rPr>
-                <w:rFonts w:asciiTheme="majorBidi" w:hAnsiTheme="majorBidi" w:cstheme="majorBidi"/>
-                <w:sz w:val="18"/>
-                <w:szCs w:val="18"/>
-                <w:rtl/>
-                <w:lang w:bidi="ar-IQ"/>
-              </w:rPr>
-              <w:t xml:space="preserve">٢</w:t>
             </w:r>
           </w:p>
         </w:tc>
@@ -1356,13 +1356,97 @@
                 <w:rtl/>
                 <w:lang w:bidi="ar-IQ"/>
               </w:rPr>
+              <w:t xml:space="preserve">البرمجة 1*</w:t>
+            </w:r>
+          </w:p>
+        </w:tc>
+        <w:tc>
+          <w:tcPr>
+            <w:tcW w:w="338" w:type="pct"/>
+          </w:tcPr>
+          <w:p>
+            <w:pPr>
+              <w:keepNext/>
+              <w:keepLines/>
+              <w:spacing w:after="0"/>
+              <w:rPr>
+                <w:rFonts w:asciiTheme="majorBidi" w:hAnsiTheme="majorBidi" w:cstheme="majorBidi"/>
+                <w:sz w:val="18"/>
+                <w:szCs w:val="18"/>
+                <w:lang w:bidi="ar-IQ"/>
+              </w:rPr>
+            </w:pPr>
+            <w:r>
+              <w:rPr>
+                <w:rFonts w:asciiTheme="majorBidi" w:hAnsiTheme="majorBidi" w:cstheme="majorBidi"/>
+                <w:sz w:val="18"/>
+                <w:szCs w:val="18"/>
+                <w:rtl/>
+                <w:lang w:bidi="ar-IQ"/>
+              </w:rPr>
+              <w:t xml:space="preserve">٥٠.٠</w:t>
+            </w:r>
+          </w:p>
+        </w:tc>
+        <w:tc>
+          <w:tcPr>
+            <w:tcW w:w="339" w:type="pct"/>
+          </w:tcPr>
+          <w:p>
+            <w:pPr>
+              <w:keepNext/>
+              <w:keepLines/>
+              <w:spacing w:after="0"/>
+              <w:rPr>
+                <w:rFonts w:asciiTheme="majorBidi" w:hAnsiTheme="majorBidi" w:cstheme="majorBidi"/>
+                <w:sz w:val="18"/>
+                <w:szCs w:val="18"/>
+                <w:lang w:bidi="ar-IQ"/>
+              </w:rPr>
+            </w:pPr>
+            <w:r>
+              <w:rPr>
+                <w:rFonts w:asciiTheme="majorBidi" w:hAnsiTheme="majorBidi" w:cstheme="majorBidi"/>
+                <w:sz w:val="18"/>
+                <w:szCs w:val="18"/>
+                <w:rtl/>
+                <w:lang w:bidi="ar-IQ"/>
+              </w:rPr>
+              <w:t xml:space="preserve">٤</w:t>
+            </w:r>
+          </w:p>
+        </w:tc>
+        <w:tc>
+          <w:tcPr>
+            <w:tcW w:w="1831" w:type="pct"/>
+          </w:tcPr>
+          <w:p>
+            <w:pPr>
+              <w:keepNext/>
+              <w:keepLines/>
+              <w:spacing w:after="0"/>
+              <w:rPr>
+                <w:rFonts w:asciiTheme="majorBidi" w:hAnsiTheme="majorBidi" w:cstheme="majorBidi"/>
+                <w:sz w:val="18"/>
+                <w:szCs w:val="18"/>
+                <w:lang w:bidi="ar-IQ"/>
+              </w:rPr>
+            </w:pPr>
+            <w:r>
+              <w:rPr>
+                <w:rFonts w:asciiTheme="majorBidi" w:hAnsiTheme="majorBidi" w:cstheme="majorBidi"/>
+                <w:sz w:val="18"/>
+                <w:szCs w:val="18"/>
+                <w:rtl/>
+                <w:lang w:bidi="ar-IQ"/>
+              </w:rPr>
               <w:t xml:space="preserve">العربي</w:t>
             </w:r>
           </w:p>
         </w:tc>
         <w:tc>
           <w:tcPr>
-            <w:tcW w:w="338" w:type="pct"/>
+            <w:tcW w:w="339" w:type="pct"/>
           </w:tcPr>
           <w:p>
             <w:pPr>
@@ -1390,18 +1474,17 @@
         </w:tc>
         <w:tc>
           <w:tcPr>
-            <w:tcW w:w="339" w:type="pct"/>
-          </w:tcPr>
-          <w:p>
-            <w:pPr>
-              <w:keepNext/>
-              <w:keepLines/>
-              <w:spacing w:after="0"/>
-              <w:rPr>
-                <w:rFonts w:asciiTheme="majorBidi" w:hAnsiTheme="majorBidi" w:cstheme="majorBidi"/>
-                <w:sz w:val="18"/>
-                <w:szCs w:val="18"/>
-                <w:lang w:bidi="ar-IQ"/>
+            <w:tcW w:w="325" w:type="pct"/>
+          </w:tcPr>
+          <w:p>
+            <w:pPr>
+              <w:keepNext/>
+              <w:keepLines/>
+              <w:spacing w:after="0"/>
+              <w:rPr>
+                <w:rFonts w:asciiTheme="majorBidi" w:hAnsiTheme="majorBidi" w:cstheme="majorBidi"/>
+                <w:sz w:val="18"/>
+                <w:szCs w:val="18"/>
               </w:rPr>
             </w:pPr>
             <w:r>
@@ -1413,89 +1496,6 @@
                 <w:lang w:bidi="ar-IQ"/>
               </w:rPr>
               <w:t xml:space="preserve">٢</w:t>
-            </w:r>
-          </w:p>
-        </w:tc>
-        <w:tc>
-          <w:tcPr>
-            <w:tcW w:w="1831" w:type="pct"/>
-          </w:tcPr>
-          <w:p>
-            <w:pPr>
-              <w:keepNext/>
-              <w:keepLines/>
-              <w:spacing w:after="0"/>
-              <w:rPr>
-                <w:rFonts w:asciiTheme="majorBidi" w:hAnsiTheme="majorBidi" w:cstheme="majorBidi"/>
-                <w:sz w:val="18"/>
-                <w:szCs w:val="18"/>
-                <w:lang w:bidi="ar-IQ"/>
-              </w:rPr>
-            </w:pPr>
-            <w:r>
-              <w:rPr>
-                <w:rFonts w:asciiTheme="majorBidi" w:hAnsiTheme="majorBidi" w:cstheme="majorBidi"/>
-                <w:sz w:val="18"/>
-                <w:szCs w:val="18"/>
-                <w:rtl/>
-                <w:lang w:bidi="ar-IQ"/>
-              </w:rPr>
-              <w:t xml:space="preserve">البرمجة 1 (٢)</w:t>
-            </w:r>
-          </w:p>
-        </w:tc>
-        <w:tc>
-          <w:tcPr>
-            <w:tcW w:w="339" w:type="pct"/>
-          </w:tcPr>
-          <w:p>
-            <w:pPr>
-              <w:keepNext/>
-              <w:keepLines/>
-              <w:spacing w:after="0"/>
-              <w:rPr>
-                <w:rFonts w:asciiTheme="majorBidi" w:hAnsiTheme="majorBidi" w:cstheme="majorBidi"/>
-                <w:sz w:val="18"/>
-                <w:szCs w:val="18"/>
-                <w:lang w:bidi="ar-IQ"/>
-              </w:rPr>
-            </w:pPr>
-            <w:r>
-              <w:rPr>
-                <w:rFonts w:asciiTheme="majorBidi" w:hAnsiTheme="majorBidi" w:cstheme="majorBidi"/>
-                <w:sz w:val="18"/>
-                <w:szCs w:val="18"/>
-                <w:rtl/>
-                <w:lang w:bidi="ar-IQ"/>
-              </w:rPr>
-              <w:t xml:space="preserve">٥٠.٠</w:t>
-            </w:r>
-          </w:p>
-        </w:tc>
-        <w:tc>
-          <w:tcPr>
-            <w:tcW w:w="325" w:type="pct"/>
-          </w:tcPr>
-          <w:p>
-            <w:pPr>
-              <w:keepNext/>
-              <w:keepLines/>
-              <w:spacing w:after="0"/>
-              <w:rPr>
-                <w:rFonts w:asciiTheme="majorBidi" w:hAnsiTheme="majorBidi" w:cstheme="majorBidi"/>
-                <w:sz w:val="18"/>
-                <w:szCs w:val="18"/>
-              </w:rPr>
-            </w:pPr>
-            <w:r>
-              <w:rPr>
-                <w:rFonts w:asciiTheme="majorBidi" w:hAnsiTheme="majorBidi" w:cstheme="majorBidi"/>
-                <w:sz w:val="18"/>
-                <w:szCs w:val="18"/>
-                <w:rtl/>
-                <w:lang w:bidi="ar-IQ"/>
-              </w:rPr>
-              <w:t xml:space="preserve">٤</w:t>
             </w:r>
           </w:p>
         </w:tc>
@@ -1528,7 +1528,7 @@
                 <w:rtl/>
                 <w:lang w:bidi="ar-IQ"/>
               </w:rPr>
-              <w:t xml:space="preserve">المعالجات المايكروية (٢)</w:t>
+              <w:t xml:space="preserve">الديمقراطية وحقوق الانسان</w:t>
             </w:r>
           </w:p>
         </w:tc>
@@ -1556,24 +1556,107 @@
                 <w:rtl/>
                 <w:lang w:bidi="ar-IQ"/>
               </w:rPr>
+              <w:t xml:space="preserve">٧٧.٠</w:t>
+            </w:r>
+          </w:p>
+        </w:tc>
+        <w:tc>
+          <w:tcPr>
+            <w:tcW w:w="339" w:type="pct"/>
+          </w:tcPr>
+          <w:p>
+            <w:pPr>
+              <w:keepNext/>
+              <w:keepLines/>
+              <w:spacing w:after="0"/>
+              <w:rPr>
+                <w:rFonts w:asciiTheme="majorBidi" w:hAnsiTheme="majorBidi" w:cstheme="majorBidi"/>
+                <w:sz w:val="18"/>
+                <w:szCs w:val="18"/>
+                <w:lang w:bidi="ar-IQ"/>
+              </w:rPr>
+            </w:pPr>
+            <w:r>
+              <w:rPr>
+                <w:rFonts w:asciiTheme="majorBidi" w:hAnsiTheme="majorBidi" w:cstheme="majorBidi"/>
+                <w:sz w:val="18"/>
+                <w:szCs w:val="18"/>
+                <w:rtl/>
+                <w:lang w:bidi="ar-IQ"/>
+              </w:rPr>
+              <w:t xml:space="preserve">٢</w:t>
+            </w:r>
+          </w:p>
+        </w:tc>
+        <w:tc>
+          <w:tcPr>
+            <w:tcW w:w="1831" w:type="pct"/>
+          </w:tcPr>
+          <w:p>
+            <w:pPr>
+              <w:keepNext/>
+              <w:keepLines/>
+              <w:spacing w:after="0"/>
+              <w:rPr>
+                <w:rFonts w:asciiTheme="majorBidi" w:hAnsiTheme="majorBidi" w:cstheme="majorBidi"/>
+                <w:sz w:val="18"/>
+                <w:szCs w:val="18"/>
+                <w:lang w:bidi="ar-IQ"/>
+              </w:rPr>
+            </w:pPr>
+            <w:r>
+              <w:rPr>
+                <w:rFonts w:asciiTheme="majorBidi" w:hAnsiTheme="majorBidi" w:cstheme="majorBidi"/>
+                <w:sz w:val="18"/>
+                <w:szCs w:val="18"/>
+                <w:rtl/>
+                <w:lang w:bidi="ar-IQ"/>
+              </w:rPr>
+              <w:t xml:space="preserve">المعالجات المايكروية*</w:t>
+            </w:r>
+          </w:p>
+        </w:tc>
+        <w:tc>
+          <w:tcPr>
+            <w:tcW w:w="339" w:type="pct"/>
+          </w:tcPr>
+          <w:p>
+            <w:pPr>
+              <w:keepNext/>
+              <w:keepLines/>
+              <w:spacing w:after="0"/>
+              <w:rPr>
+                <w:rFonts w:asciiTheme="majorBidi" w:hAnsiTheme="majorBidi" w:cstheme="majorBidi"/>
+                <w:sz w:val="18"/>
+                <w:szCs w:val="18"/>
+                <w:lang w:bidi="ar-IQ"/>
+              </w:rPr>
+            </w:pPr>
+            <w:r>
+              <w:rPr>
+                <w:rFonts w:asciiTheme="majorBidi" w:hAnsiTheme="majorBidi" w:cstheme="majorBidi"/>
+                <w:sz w:val="18"/>
+                <w:szCs w:val="18"/>
+                <w:rtl/>
+                <w:lang w:bidi="ar-IQ"/>
+              </w:rPr>
               <w:t xml:space="preserve">٥٠.٠</w:t>
             </w:r>
           </w:p>
         </w:tc>
         <w:tc>
           <w:tcPr>
-            <w:tcW w:w="339" w:type="pct"/>
-          </w:tcPr>
-          <w:p>
-            <w:pPr>
-              <w:keepNext/>
-              <w:keepLines/>
-              <w:spacing w:after="0"/>
-              <w:rPr>
-                <w:rFonts w:asciiTheme="majorBidi" w:hAnsiTheme="majorBidi" w:cstheme="majorBidi"/>
-                <w:sz w:val="18"/>
-                <w:szCs w:val="18"/>
-                <w:lang w:bidi="ar-IQ"/>
+            <w:tcW w:w="325" w:type="pct"/>
+          </w:tcPr>
+          <w:p>
+            <w:pPr>
+              <w:keepNext/>
+              <w:keepLines/>
+              <w:spacing w:after="0"/>
+              <w:rPr>
+                <w:rFonts w:asciiTheme="majorBidi" w:hAnsiTheme="majorBidi" w:cstheme="majorBidi"/>
+                <w:sz w:val="18"/>
+                <w:szCs w:val="18"/>
               </w:rPr>
             </w:pPr>
             <w:r>
@@ -1585,89 +1668,6 @@
                 <w:lang w:bidi="ar-IQ"/>
               </w:rPr>
               <w:t xml:space="preserve">٣</w:t>
-            </w:r>
-          </w:p>
-        </w:tc>
-        <w:tc>
-          <w:tcPr>
-            <w:tcW w:w="1831" w:type="pct"/>
-          </w:tcPr>
-          <w:p>
-            <w:pPr>
-              <w:keepNext/>
-              <w:keepLines/>
-              <w:spacing w:after="0"/>
-              <w:rPr>
-                <w:rFonts w:asciiTheme="majorBidi" w:hAnsiTheme="majorBidi" w:cstheme="majorBidi"/>
-                <w:sz w:val="18"/>
-                <w:szCs w:val="18"/>
-                <w:lang w:bidi="ar-IQ"/>
-              </w:rPr>
-            </w:pPr>
-            <w:r>
-              <w:rPr>
-                <w:rFonts w:asciiTheme="majorBidi" w:hAnsiTheme="majorBidi" w:cstheme="majorBidi"/>
-                <w:sz w:val="18"/>
-                <w:szCs w:val="18"/>
-                <w:rtl/>
-                <w:lang w:bidi="ar-IQ"/>
-              </w:rPr>
-              <w:t xml:space="preserve">الديمقراطية وحقوق الانسان</w:t>
-            </w:r>
-          </w:p>
-        </w:tc>
-        <w:tc>
-          <w:tcPr>
-            <w:tcW w:w="339" w:type="pct"/>
-          </w:tcPr>
-          <w:p>
-            <w:pPr>
-              <w:keepNext/>
-              <w:keepLines/>
-              <w:spacing w:after="0"/>
-              <w:rPr>
-                <w:rFonts w:asciiTheme="majorBidi" w:hAnsiTheme="majorBidi" w:cstheme="majorBidi"/>
-                <w:sz w:val="18"/>
-                <w:szCs w:val="18"/>
-                <w:lang w:bidi="ar-IQ"/>
-              </w:rPr>
-            </w:pPr>
-            <w:r>
-              <w:rPr>
-                <w:rFonts w:asciiTheme="majorBidi" w:hAnsiTheme="majorBidi" w:cstheme="majorBidi"/>
-                <w:sz w:val="18"/>
-                <w:szCs w:val="18"/>
-                <w:rtl/>
-                <w:lang w:bidi="ar-IQ"/>
-              </w:rPr>
-              <w:t xml:space="preserve">٧٧.٠</w:t>
-            </w:r>
-          </w:p>
-        </w:tc>
-        <w:tc>
-          <w:tcPr>
-            <w:tcW w:w="325" w:type="pct"/>
-          </w:tcPr>
-          <w:p>
-            <w:pPr>
-              <w:keepNext/>
-              <w:keepLines/>
-              <w:spacing w:after="0"/>
-              <w:rPr>
-                <w:rFonts w:asciiTheme="majorBidi" w:hAnsiTheme="majorBidi" w:cstheme="majorBidi"/>
-                <w:sz w:val="18"/>
-                <w:szCs w:val="18"/>
-              </w:rPr>
-            </w:pPr>
-            <w:r>
-              <w:rPr>
-                <w:rFonts w:asciiTheme="majorBidi" w:hAnsiTheme="majorBidi" w:cstheme="majorBidi"/>
-                <w:sz w:val="18"/>
-                <w:szCs w:val="18"/>
-                <w:rtl/>
-                <w:lang w:bidi="ar-IQ"/>
-              </w:rPr>
-              <w:t xml:space="preserve">٢</w:t>
             </w:r>
           </w:p>
         </w:tc>
@@ -1700,13 +1700,97 @@
                 <w:rtl/>
                 <w:lang w:bidi="ar-IQ"/>
               </w:rPr>
+              <w:t xml:space="preserve">الرياضيات</w:t>
+            </w:r>
+          </w:p>
+        </w:tc>
+        <w:tc>
+          <w:tcPr>
+            <w:tcW w:w="338" w:type="pct"/>
+          </w:tcPr>
+          <w:p>
+            <w:pPr>
+              <w:keepNext/>
+              <w:keepLines/>
+              <w:spacing w:after="0"/>
+              <w:rPr>
+                <w:rFonts w:asciiTheme="majorBidi" w:hAnsiTheme="majorBidi" w:cstheme="majorBidi"/>
+                <w:sz w:val="18"/>
+                <w:szCs w:val="18"/>
+                <w:lang w:bidi="ar-IQ"/>
+              </w:rPr>
+            </w:pPr>
+            <w:r>
+              <w:rPr>
+                <w:rFonts w:asciiTheme="majorBidi" w:hAnsiTheme="majorBidi" w:cstheme="majorBidi"/>
+                <w:sz w:val="18"/>
+                <w:szCs w:val="18"/>
+                <w:rtl/>
+                <w:lang w:bidi="ar-IQ"/>
+              </w:rPr>
+              <w:t xml:space="preserve">٦٨.٠</w:t>
+            </w:r>
+          </w:p>
+        </w:tc>
+        <w:tc>
+          <w:tcPr>
+            <w:tcW w:w="339" w:type="pct"/>
+          </w:tcPr>
+          <w:p>
+            <w:pPr>
+              <w:keepNext/>
+              <w:keepLines/>
+              <w:spacing w:after="0"/>
+              <w:rPr>
+                <w:rFonts w:asciiTheme="majorBidi" w:hAnsiTheme="majorBidi" w:cstheme="majorBidi"/>
+                <w:sz w:val="18"/>
+                <w:szCs w:val="18"/>
+                <w:lang w:bidi="ar-IQ"/>
+              </w:rPr>
+            </w:pPr>
+            <w:r>
+              <w:rPr>
+                <w:rFonts w:asciiTheme="majorBidi" w:hAnsiTheme="majorBidi" w:cstheme="majorBidi"/>
+                <w:sz w:val="18"/>
+                <w:szCs w:val="18"/>
+                <w:rtl/>
+                <w:lang w:bidi="ar-IQ"/>
+              </w:rPr>
+              <w:t xml:space="preserve">٣</w:t>
+            </w:r>
+          </w:p>
+        </w:tc>
+        <w:tc>
+          <w:tcPr>
+            <w:tcW w:w="1831" w:type="pct"/>
+          </w:tcPr>
+          <w:p>
+            <w:pPr>
+              <w:keepNext/>
+              <w:keepLines/>
+              <w:spacing w:after="0"/>
+              <w:rPr>
+                <w:rFonts w:asciiTheme="majorBidi" w:hAnsiTheme="majorBidi" w:cstheme="majorBidi"/>
+                <w:sz w:val="18"/>
+                <w:szCs w:val="18"/>
+                <w:lang w:bidi="ar-IQ"/>
+              </w:rPr>
+            </w:pPr>
+            <w:r>
+              <w:rPr>
+                <w:rFonts w:asciiTheme="majorBidi" w:hAnsiTheme="majorBidi" w:cstheme="majorBidi"/>
+                <w:sz w:val="18"/>
+                <w:szCs w:val="18"/>
+                <w:rtl/>
+                <w:lang w:bidi="ar-IQ"/>
+              </w:rPr>
               <w:t xml:space="preserve">رسم بالحاسوب</w:t>
             </w:r>
           </w:p>
         </w:tc>
         <w:tc>
           <w:tcPr>
-            <w:tcW w:w="338" w:type="pct"/>
+            <w:tcW w:w="339" w:type="pct"/>
           </w:tcPr>
           <w:p>
             <w:pPr>
@@ -1729,90 +1813,6 @@
                 <w:lang w:bidi="ar-IQ"/>
               </w:rPr>
               <w:t xml:space="preserve">٦٣.٠</w:t>
-            </w:r>
-          </w:p>
-        </w:tc>
-        <w:tc>
-          <w:tcPr>
-            <w:tcW w:w="339" w:type="pct"/>
-          </w:tcPr>
-          <w:p>
-            <w:pPr>
-              <w:keepNext/>
-              <w:keepLines/>
-              <w:spacing w:after="0"/>
-              <w:rPr>
-                <w:rFonts w:asciiTheme="majorBidi" w:hAnsiTheme="majorBidi" w:cstheme="majorBidi"/>
-                <w:sz w:val="18"/>
-                <w:szCs w:val="18"/>
-                <w:lang w:bidi="ar-IQ"/>
-              </w:rPr>
-            </w:pPr>
-            <w:r>
-              <w:rPr>
-                <w:rFonts w:asciiTheme="majorBidi" w:hAnsiTheme="majorBidi" w:cstheme="majorBidi"/>
-                <w:sz w:val="18"/>
-                <w:szCs w:val="18"/>
-                <w:rtl/>
-                <w:lang w:bidi="ar-IQ"/>
-              </w:rPr>
-              <w:t xml:space="preserve">٣</w:t>
-            </w:r>
-          </w:p>
-        </w:tc>
-        <w:tc>
-          <w:tcPr>
-            <w:tcW w:w="1831" w:type="pct"/>
-          </w:tcPr>
-          <w:p>
-            <w:pPr>
-              <w:keepNext/>
-              <w:keepLines/>
-              <w:spacing w:after="0"/>
-              <w:rPr>
-                <w:rFonts w:asciiTheme="majorBidi" w:hAnsiTheme="majorBidi" w:cstheme="majorBidi"/>
-                <w:sz w:val="18"/>
-                <w:szCs w:val="18"/>
-                <w:lang w:bidi="ar-IQ"/>
-              </w:rPr>
-            </w:pPr>
-            <w:r>
-              <w:rPr>
-                <w:rFonts w:asciiTheme="majorBidi" w:hAnsiTheme="majorBidi" w:cstheme="majorBidi"/>
-                <w:sz w:val="18"/>
-                <w:szCs w:val="18"/>
-                <w:rtl/>
-                <w:lang w:bidi="ar-IQ"/>
-              </w:rPr>
-              <w:t xml:space="preserve">الرياضيات</w:t>
-            </w:r>
-          </w:p>
-        </w:tc>
-        <w:tc>
-          <w:tcPr>
-            <w:tcW w:w="339" w:type="pct"/>
-          </w:tcPr>
-          <w:p>
-            <w:pPr>
-              <w:keepNext/>
-              <w:keepLines/>
-              <w:spacing w:after="0"/>
-              <w:rPr>
-                <w:rFonts w:asciiTheme="majorBidi" w:hAnsiTheme="majorBidi" w:cstheme="majorBidi"/>
-                <w:sz w:val="18"/>
-                <w:szCs w:val="18"/>
-                <w:lang w:bidi="ar-IQ"/>
-              </w:rPr>
-            </w:pPr>
-            <w:r>
-              <w:rPr>
-                <w:rFonts w:asciiTheme="majorBidi" w:hAnsiTheme="majorBidi" w:cstheme="majorBidi"/>
-                <w:sz w:val="18"/>
-                <w:szCs w:val="18"/>
-                <w:rtl/>
-                <w:lang w:bidi="ar-IQ"/>
-              </w:rPr>
-              <w:t xml:space="preserve">٦٨.٠</w:t>
             </w:r>
           </w:p>
         </w:tc>
@@ -1872,7 +1872,7 @@
                 <w:rtl/>
                 <w:lang w:bidi="ar-IQ"/>
               </w:rPr>
-              <w:t xml:space="preserve">نظرية الاحتمالات و الإحصاء (٢)</w:t>
+              <w:t xml:space="preserve">الصحة واللياقة</w:t>
             </w:r>
           </w:p>
         </w:tc>
@@ -1900,24 +1900,107 @@
                 <w:rtl/>
                 <w:lang w:bidi="ar-IQ"/>
               </w:rPr>
+              <w:t xml:space="preserve">٧٨.٠</w:t>
+            </w:r>
+          </w:p>
+        </w:tc>
+        <w:tc>
+          <w:tcPr>
+            <w:tcW w:w="339" w:type="pct"/>
+          </w:tcPr>
+          <w:p>
+            <w:pPr>
+              <w:keepNext/>
+              <w:keepLines/>
+              <w:spacing w:after="0"/>
+              <w:rPr>
+                <w:rFonts w:asciiTheme="majorBidi" w:hAnsiTheme="majorBidi" w:cstheme="majorBidi"/>
+                <w:sz w:val="18"/>
+                <w:szCs w:val="18"/>
+                <w:lang w:bidi="ar-IQ"/>
+              </w:rPr>
+            </w:pPr>
+            <w:r>
+              <w:rPr>
+                <w:rFonts w:asciiTheme="majorBidi" w:hAnsiTheme="majorBidi" w:cstheme="majorBidi"/>
+                <w:sz w:val="18"/>
+                <w:szCs w:val="18"/>
+                <w:rtl/>
+                <w:lang w:bidi="ar-IQ"/>
+              </w:rPr>
+              <w:t xml:space="preserve">٢</w:t>
+            </w:r>
+          </w:p>
+        </w:tc>
+        <w:tc>
+          <w:tcPr>
+            <w:tcW w:w="1831" w:type="pct"/>
+          </w:tcPr>
+          <w:p>
+            <w:pPr>
+              <w:keepNext/>
+              <w:keepLines/>
+              <w:spacing w:after="0"/>
+              <w:rPr>
+                <w:rFonts w:asciiTheme="majorBidi" w:hAnsiTheme="majorBidi" w:cstheme="majorBidi"/>
+                <w:sz w:val="18"/>
+                <w:szCs w:val="18"/>
+                <w:lang w:bidi="ar-IQ"/>
+              </w:rPr>
+            </w:pPr>
+            <w:r>
+              <w:rPr>
+                <w:rFonts w:asciiTheme="majorBidi" w:hAnsiTheme="majorBidi" w:cstheme="majorBidi"/>
+                <w:sz w:val="18"/>
+                <w:szCs w:val="18"/>
+                <w:rtl/>
+                <w:lang w:bidi="ar-IQ"/>
+              </w:rPr>
+              <w:t xml:space="preserve">نظرية الاحتمالات و الإحصاء*</w:t>
+            </w:r>
+          </w:p>
+        </w:tc>
+        <w:tc>
+          <w:tcPr>
+            <w:tcW w:w="339" w:type="pct"/>
+          </w:tcPr>
+          <w:p>
+            <w:pPr>
+              <w:keepNext/>
+              <w:keepLines/>
+              <w:spacing w:after="0"/>
+              <w:rPr>
+                <w:rFonts w:asciiTheme="majorBidi" w:hAnsiTheme="majorBidi" w:cstheme="majorBidi"/>
+                <w:sz w:val="18"/>
+                <w:szCs w:val="18"/>
+                <w:lang w:bidi="ar-IQ"/>
+              </w:rPr>
+            </w:pPr>
+            <w:r>
+              <w:rPr>
+                <w:rFonts w:asciiTheme="majorBidi" w:hAnsiTheme="majorBidi" w:cstheme="majorBidi"/>
+                <w:sz w:val="18"/>
+                <w:szCs w:val="18"/>
+                <w:rtl/>
+                <w:lang w:bidi="ar-IQ"/>
+              </w:rPr>
               <w:t xml:space="preserve">٥٣.٠</w:t>
             </w:r>
           </w:p>
         </w:tc>
         <w:tc>
           <w:tcPr>
-            <w:tcW w:w="339" w:type="pct"/>
-          </w:tcPr>
-          <w:p>
-            <w:pPr>
-              <w:keepNext/>
-              <w:keepLines/>
-              <w:spacing w:after="0"/>
-              <w:rPr>
-                <w:rFonts w:asciiTheme="majorBidi" w:hAnsiTheme="majorBidi" w:cstheme="majorBidi"/>
-                <w:sz w:val="18"/>
-                <w:szCs w:val="18"/>
-                <w:lang w:bidi="ar-IQ"/>
+            <w:tcW w:w="325" w:type="pct"/>
+          </w:tcPr>
+          <w:p>
+            <w:pPr>
+              <w:keepNext/>
+              <w:keepLines/>
+              <w:spacing w:after="0"/>
+              <w:rPr>
+                <w:rFonts w:asciiTheme="majorBidi" w:hAnsiTheme="majorBidi" w:cstheme="majorBidi"/>
+                <w:sz w:val="18"/>
+                <w:szCs w:val="18"/>
               </w:rPr>
             </w:pPr>
             <w:r>
@@ -1929,89 +2012,6 @@
                 <w:lang w:bidi="ar-IQ"/>
               </w:rPr>
               <w:t xml:space="preserve">٣</w:t>
-            </w:r>
-          </w:p>
-        </w:tc>
-        <w:tc>
-          <w:tcPr>
-            <w:tcW w:w="1831" w:type="pct"/>
-          </w:tcPr>
-          <w:p>
-            <w:pPr>
-              <w:keepNext/>
-              <w:keepLines/>
-              <w:spacing w:after="0"/>
-              <w:rPr>
-                <w:rFonts w:asciiTheme="majorBidi" w:hAnsiTheme="majorBidi" w:cstheme="majorBidi"/>
-                <w:sz w:val="18"/>
-                <w:szCs w:val="18"/>
-                <w:lang w:bidi="ar-IQ"/>
-              </w:rPr>
-            </w:pPr>
-            <w:r>
-              <w:rPr>
-                <w:rFonts w:asciiTheme="majorBidi" w:hAnsiTheme="majorBidi" w:cstheme="majorBidi"/>
-                <w:sz w:val="18"/>
-                <w:szCs w:val="18"/>
-                <w:rtl/>
-                <w:lang w:bidi="ar-IQ"/>
-              </w:rPr>
-              <w:t xml:space="preserve">الصحة واللياقة</w:t>
-            </w:r>
-          </w:p>
-        </w:tc>
-        <w:tc>
-          <w:tcPr>
-            <w:tcW w:w="339" w:type="pct"/>
-          </w:tcPr>
-          <w:p>
-            <w:pPr>
-              <w:keepNext/>
-              <w:keepLines/>
-              <w:spacing w:after="0"/>
-              <w:rPr>
-                <w:rFonts w:asciiTheme="majorBidi" w:hAnsiTheme="majorBidi" w:cstheme="majorBidi"/>
-                <w:sz w:val="18"/>
-                <w:szCs w:val="18"/>
-                <w:lang w:bidi="ar-IQ"/>
-              </w:rPr>
-            </w:pPr>
-            <w:r>
-              <w:rPr>
-                <w:rFonts w:asciiTheme="majorBidi" w:hAnsiTheme="majorBidi" w:cstheme="majorBidi"/>
-                <w:sz w:val="18"/>
-                <w:szCs w:val="18"/>
-                <w:rtl/>
-                <w:lang w:bidi="ar-IQ"/>
-              </w:rPr>
-              <w:t xml:space="preserve">٧٨.٠</w:t>
-            </w:r>
-          </w:p>
-        </w:tc>
-        <w:tc>
-          <w:tcPr>
-            <w:tcW w:w="325" w:type="pct"/>
-          </w:tcPr>
-          <w:p>
-            <w:pPr>
-              <w:keepNext/>
-              <w:keepLines/>
-              <w:spacing w:after="0"/>
-              <w:rPr>
-                <w:rFonts w:asciiTheme="majorBidi" w:hAnsiTheme="majorBidi" w:cstheme="majorBidi"/>
-                <w:sz w:val="18"/>
-                <w:szCs w:val="18"/>
-              </w:rPr>
-            </w:pPr>
-            <w:r>
-              <w:rPr>
-                <w:rFonts w:asciiTheme="majorBidi" w:hAnsiTheme="majorBidi" w:cstheme="majorBidi"/>
-                <w:sz w:val="18"/>
-                <w:szCs w:val="18"/>
-                <w:rtl/>
-                <w:lang w:bidi="ar-IQ"/>
-              </w:rPr>
-              <w:t xml:space="preserve">٢</w:t>
             </w:r>
           </w:p>
         </w:tc>
@@ -2044,13 +2044,97 @@
                 <w:rtl/>
                 <w:lang w:bidi="ar-IQ"/>
               </w:rPr>
+              <w:t xml:space="preserve">مهارات الحاسوب</w:t>
+            </w:r>
+          </w:p>
+        </w:tc>
+        <w:tc>
+          <w:tcPr>
+            <w:tcW w:w="338" w:type="pct"/>
+          </w:tcPr>
+          <w:p>
+            <w:pPr>
+              <w:keepNext/>
+              <w:keepLines/>
+              <w:spacing w:after="0"/>
+              <w:rPr>
+                <w:rFonts w:asciiTheme="majorBidi" w:hAnsiTheme="majorBidi" w:cstheme="majorBidi"/>
+                <w:sz w:val="18"/>
+                <w:szCs w:val="18"/>
+                <w:lang w:bidi="ar-IQ"/>
+              </w:rPr>
+            </w:pPr>
+            <w:r>
+              <w:rPr>
+                <w:rFonts w:asciiTheme="majorBidi" w:hAnsiTheme="majorBidi" w:cstheme="majorBidi"/>
+                <w:sz w:val="18"/>
+                <w:szCs w:val="18"/>
+                <w:rtl/>
+                <w:lang w:bidi="ar-IQ"/>
+              </w:rPr>
+              <w:t xml:space="preserve">٧٣.٠</w:t>
+            </w:r>
+          </w:p>
+        </w:tc>
+        <w:tc>
+          <w:tcPr>
+            <w:tcW w:w="339" w:type="pct"/>
+          </w:tcPr>
+          <w:p>
+            <w:pPr>
+              <w:keepNext/>
+              <w:keepLines/>
+              <w:spacing w:after="0"/>
+              <w:rPr>
+                <w:rFonts w:asciiTheme="majorBidi" w:hAnsiTheme="majorBidi" w:cstheme="majorBidi"/>
+                <w:sz w:val="18"/>
+                <w:szCs w:val="18"/>
+                <w:lang w:bidi="ar-IQ"/>
+              </w:rPr>
+            </w:pPr>
+            <w:r>
+              <w:rPr>
+                <w:rFonts w:asciiTheme="majorBidi" w:hAnsiTheme="majorBidi" w:cstheme="majorBidi"/>
+                <w:sz w:val="18"/>
+                <w:szCs w:val="18"/>
+                <w:rtl/>
+                <w:lang w:bidi="ar-IQ"/>
+              </w:rPr>
+              <w:t xml:space="preserve">٢</w:t>
+            </w:r>
+          </w:p>
+        </w:tc>
+        <w:tc>
+          <w:tcPr>
+            <w:tcW w:w="1831" w:type="pct"/>
+          </w:tcPr>
+          <w:p>
+            <w:pPr>
+              <w:keepNext/>
+              <w:keepLines/>
+              <w:spacing w:after="0"/>
+              <w:rPr>
+                <w:rFonts w:asciiTheme="majorBidi" w:hAnsiTheme="majorBidi" w:cstheme="majorBidi"/>
+                <w:sz w:val="18"/>
+                <w:szCs w:val="18"/>
+                <w:lang w:bidi="ar-IQ"/>
+              </w:rPr>
+            </w:pPr>
+            <w:r>
+              <w:rPr>
+                <w:rFonts w:asciiTheme="majorBidi" w:hAnsiTheme="majorBidi" w:cstheme="majorBidi"/>
+                <w:sz w:val="18"/>
+                <w:szCs w:val="18"/>
+                <w:rtl/>
+                <w:lang w:bidi="ar-IQ"/>
+              </w:rPr>
               <w:t xml:space="preserve">البرمجة الكيانية 2</w:t>
             </w:r>
           </w:p>
         </w:tc>
         <w:tc>
           <w:tcPr>
-            <w:tcW w:w="338" w:type="pct"/>
+            <w:tcW w:w="339" w:type="pct"/>
           </w:tcPr>
           <w:p>
             <w:pPr>
@@ -2078,18 +2162,17 @@
         </w:tc>
         <w:tc>
           <w:tcPr>
-            <w:tcW w:w="339" w:type="pct"/>
-          </w:tcPr>
-          <w:p>
-            <w:pPr>
-              <w:keepNext/>
-              <w:keepLines/>
-              <w:spacing w:after="0"/>
-              <w:rPr>
-                <w:rFonts w:asciiTheme="majorBidi" w:hAnsiTheme="majorBidi" w:cstheme="majorBidi"/>
-                <w:sz w:val="18"/>
-                <w:szCs w:val="18"/>
-                <w:lang w:bidi="ar-IQ"/>
+            <w:tcW w:w="325" w:type="pct"/>
+          </w:tcPr>
+          <w:p>
+            <w:pPr>
+              <w:keepNext/>
+              <w:keepLines/>
+              <w:spacing w:after="0"/>
+              <w:rPr>
+                <w:rFonts w:asciiTheme="majorBidi" w:hAnsiTheme="majorBidi" w:cstheme="majorBidi"/>
+                <w:sz w:val="18"/>
+                <w:szCs w:val="18"/>
               </w:rPr>
             </w:pPr>
             <w:r>
@@ -2101,89 +2184,6 @@
                 <w:lang w:bidi="ar-IQ"/>
               </w:rPr>
               <w:t xml:space="preserve">٣</w:t>
-            </w:r>
-          </w:p>
-        </w:tc>
-        <w:tc>
-          <w:tcPr>
-            <w:tcW w:w="1831" w:type="pct"/>
-          </w:tcPr>
-          <w:p>
-            <w:pPr>
-              <w:keepNext/>
-              <w:keepLines/>
-              <w:spacing w:after="0"/>
-              <w:rPr>
-                <w:rFonts w:asciiTheme="majorBidi" w:hAnsiTheme="majorBidi" w:cstheme="majorBidi"/>
-                <w:sz w:val="18"/>
-                <w:szCs w:val="18"/>
-                <w:lang w:bidi="ar-IQ"/>
-              </w:rPr>
-            </w:pPr>
-            <w:r>
-              <w:rPr>
-                <w:rFonts w:asciiTheme="majorBidi" w:hAnsiTheme="majorBidi" w:cstheme="majorBidi"/>
-                <w:sz w:val="18"/>
-                <w:szCs w:val="18"/>
-                <w:rtl/>
-                <w:lang w:bidi="ar-IQ"/>
-              </w:rPr>
-              <w:t xml:space="preserve">مهارات الحاسوب</w:t>
-            </w:r>
-          </w:p>
-        </w:tc>
-        <w:tc>
-          <w:tcPr>
-            <w:tcW w:w="339" w:type="pct"/>
-          </w:tcPr>
-          <w:p>
-            <w:pPr>
-              <w:keepNext/>
-              <w:keepLines/>
-              <w:spacing w:after="0"/>
-              <w:rPr>
-                <w:rFonts w:asciiTheme="majorBidi" w:hAnsiTheme="majorBidi" w:cstheme="majorBidi"/>
-                <w:sz w:val="18"/>
-                <w:szCs w:val="18"/>
-                <w:lang w:bidi="ar-IQ"/>
-              </w:rPr>
-            </w:pPr>
-            <w:r>
-              <w:rPr>
-                <w:rFonts w:asciiTheme="majorBidi" w:hAnsiTheme="majorBidi" w:cstheme="majorBidi"/>
-                <w:sz w:val="18"/>
-                <w:szCs w:val="18"/>
-                <w:rtl/>
-                <w:lang w:bidi="ar-IQ"/>
-              </w:rPr>
-              <w:t xml:space="preserve">٧٣.٠</w:t>
-            </w:r>
-          </w:p>
-        </w:tc>
-        <w:tc>
-          <w:tcPr>
-            <w:tcW w:w="325" w:type="pct"/>
-          </w:tcPr>
-          <w:p>
-            <w:pPr>
-              <w:keepNext/>
-              <w:keepLines/>
-              <w:spacing w:after="0"/>
-              <w:rPr>
-                <w:rFonts w:asciiTheme="majorBidi" w:hAnsiTheme="majorBidi" w:cstheme="majorBidi"/>
-                <w:sz w:val="18"/>
-                <w:szCs w:val="18"/>
-              </w:rPr>
-            </w:pPr>
-            <w:r>
-              <w:rPr>
-                <w:rFonts w:asciiTheme="majorBidi" w:hAnsiTheme="majorBidi" w:cstheme="majorBidi"/>
-                <w:sz w:val="18"/>
-                <w:szCs w:val="18"/>
-                <w:rtl/>
-                <w:lang w:bidi="ar-IQ"/>
-              </w:rPr>
-              <w:t xml:space="preserve">٢</w:t>
             </w:r>
           </w:p>
         </w:tc>
@@ -2216,7 +2216,7 @@
                 <w:rtl/>
                 <w:lang w:bidi="ar-IQ"/>
               </w:rPr>
-              <w:t xml:space="preserve">البرمجة المرئية (٢)</w:t>
+              <w:t xml:space="preserve">الإنكليزي 2</w:t>
             </w:r>
           </w:p>
         </w:tc>
@@ -2244,24 +2244,107 @@
                 <w:rtl/>
                 <w:lang w:bidi="ar-IQ"/>
               </w:rPr>
+              <w:t xml:space="preserve">٧٠.٠</w:t>
+            </w:r>
+          </w:p>
+        </w:tc>
+        <w:tc>
+          <w:tcPr>
+            <w:tcW w:w="339" w:type="pct"/>
+          </w:tcPr>
+          <w:p>
+            <w:pPr>
+              <w:keepNext/>
+              <w:keepLines/>
+              <w:spacing w:after="0"/>
+              <w:rPr>
+                <w:rFonts w:asciiTheme="majorBidi" w:hAnsiTheme="majorBidi" w:cstheme="majorBidi"/>
+                <w:sz w:val="18"/>
+                <w:szCs w:val="18"/>
+                <w:lang w:bidi="ar-IQ"/>
+              </w:rPr>
+            </w:pPr>
+            <w:r>
+              <w:rPr>
+                <w:rFonts w:asciiTheme="majorBidi" w:hAnsiTheme="majorBidi" w:cstheme="majorBidi"/>
+                <w:sz w:val="18"/>
+                <w:szCs w:val="18"/>
+                <w:rtl/>
+                <w:lang w:bidi="ar-IQ"/>
+              </w:rPr>
+              <w:t xml:space="preserve">٢</w:t>
+            </w:r>
+          </w:p>
+        </w:tc>
+        <w:tc>
+          <w:tcPr>
+            <w:tcW w:w="1831" w:type="pct"/>
+          </w:tcPr>
+          <w:p>
+            <w:pPr>
+              <w:keepNext/>
+              <w:keepLines/>
+              <w:spacing w:after="0"/>
+              <w:rPr>
+                <w:rFonts w:asciiTheme="majorBidi" w:hAnsiTheme="majorBidi" w:cstheme="majorBidi"/>
+                <w:sz w:val="18"/>
+                <w:szCs w:val="18"/>
+                <w:lang w:bidi="ar-IQ"/>
+              </w:rPr>
+            </w:pPr>
+            <w:r>
+              <w:rPr>
+                <w:rFonts w:asciiTheme="majorBidi" w:hAnsiTheme="majorBidi" w:cstheme="majorBidi"/>
+                <w:sz w:val="18"/>
+                <w:szCs w:val="18"/>
+                <w:rtl/>
+                <w:lang w:bidi="ar-IQ"/>
+              </w:rPr>
+              <w:t xml:space="preserve">البرمجة المرئية*</w:t>
+            </w:r>
+          </w:p>
+        </w:tc>
+        <w:tc>
+          <w:tcPr>
+            <w:tcW w:w="339" w:type="pct"/>
+          </w:tcPr>
+          <w:p>
+            <w:pPr>
+              <w:keepNext/>
+              <w:keepLines/>
+              <w:spacing w:after="0"/>
+              <w:rPr>
+                <w:rFonts w:asciiTheme="majorBidi" w:hAnsiTheme="majorBidi" w:cstheme="majorBidi"/>
+                <w:sz w:val="18"/>
+                <w:szCs w:val="18"/>
+                <w:lang w:bidi="ar-IQ"/>
+              </w:rPr>
+            </w:pPr>
+            <w:r>
+              <w:rPr>
+                <w:rFonts w:asciiTheme="majorBidi" w:hAnsiTheme="majorBidi" w:cstheme="majorBidi"/>
+                <w:sz w:val="18"/>
+                <w:szCs w:val="18"/>
+                <w:rtl/>
+                <w:lang w:bidi="ar-IQ"/>
+              </w:rPr>
               <w:t xml:space="preserve">٥٠.٠</w:t>
             </w:r>
           </w:p>
         </w:tc>
         <w:tc>
           <w:tcPr>
-            <w:tcW w:w="339" w:type="pct"/>
-          </w:tcPr>
-          <w:p>
-            <w:pPr>
-              <w:keepNext/>
-              <w:keepLines/>
-              <w:spacing w:after="0"/>
-              <w:rPr>
-                <w:rFonts w:asciiTheme="majorBidi" w:hAnsiTheme="majorBidi" w:cstheme="majorBidi"/>
-                <w:sz w:val="18"/>
-                <w:szCs w:val="18"/>
-                <w:lang w:bidi="ar-IQ"/>
+            <w:tcW w:w="325" w:type="pct"/>
+          </w:tcPr>
+          <w:p>
+            <w:pPr>
+              <w:keepNext/>
+              <w:keepLines/>
+              <w:spacing w:after="0"/>
+              <w:rPr>
+                <w:rFonts w:asciiTheme="majorBidi" w:hAnsiTheme="majorBidi" w:cstheme="majorBidi"/>
+                <w:sz w:val="18"/>
+                <w:szCs w:val="18"/>
               </w:rPr>
             </w:pPr>
             <w:r>
@@ -2273,89 +2356,6 @@
                 <w:lang w:bidi="ar-IQ"/>
               </w:rPr>
               <w:t xml:space="preserve">٣</w:t>
-            </w:r>
-          </w:p>
-        </w:tc>
-        <w:tc>
-          <w:tcPr>
-            <w:tcW w:w="1831" w:type="pct"/>
-          </w:tcPr>
-          <w:p>
-            <w:pPr>
-              <w:keepNext/>
-              <w:keepLines/>
-              <w:spacing w:after="0"/>
-              <w:rPr>
-                <w:rFonts w:asciiTheme="majorBidi" w:hAnsiTheme="majorBidi" w:cstheme="majorBidi"/>
-                <w:sz w:val="18"/>
-                <w:szCs w:val="18"/>
-                <w:lang w:bidi="ar-IQ"/>
-              </w:rPr>
-            </w:pPr>
-            <w:r>
-              <w:rPr>
-                <w:rFonts w:asciiTheme="majorBidi" w:hAnsiTheme="majorBidi" w:cstheme="majorBidi"/>
-                <w:sz w:val="18"/>
-                <w:szCs w:val="18"/>
-                <w:rtl/>
-                <w:lang w:bidi="ar-IQ"/>
-              </w:rPr>
-              <w:t xml:space="preserve">الإنكليزي 2</w:t>
-            </w:r>
-          </w:p>
-        </w:tc>
-        <w:tc>
-          <w:tcPr>
-            <w:tcW w:w="339" w:type="pct"/>
-          </w:tcPr>
-          <w:p>
-            <w:pPr>
-              <w:keepNext/>
-              <w:keepLines/>
-              <w:spacing w:after="0"/>
-              <w:rPr>
-                <w:rFonts w:asciiTheme="majorBidi" w:hAnsiTheme="majorBidi" w:cstheme="majorBidi"/>
-                <w:sz w:val="18"/>
-                <w:szCs w:val="18"/>
-                <w:lang w:bidi="ar-IQ"/>
-              </w:rPr>
-            </w:pPr>
-            <w:r>
-              <w:rPr>
-                <w:rFonts w:asciiTheme="majorBidi" w:hAnsiTheme="majorBidi" w:cstheme="majorBidi"/>
-                <w:sz w:val="18"/>
-                <w:szCs w:val="18"/>
-                <w:rtl/>
-                <w:lang w:bidi="ar-IQ"/>
-              </w:rPr>
-              <w:t xml:space="preserve">٧٠.٠</w:t>
-            </w:r>
-          </w:p>
-        </w:tc>
-        <w:tc>
-          <w:tcPr>
-            <w:tcW w:w="325" w:type="pct"/>
-          </w:tcPr>
-          <w:p>
-            <w:pPr>
-              <w:keepNext/>
-              <w:keepLines/>
-              <w:spacing w:after="0"/>
-              <w:rPr>
-                <w:rFonts w:asciiTheme="majorBidi" w:hAnsiTheme="majorBidi" w:cstheme="majorBidi"/>
-                <w:sz w:val="18"/>
-                <w:szCs w:val="18"/>
-              </w:rPr>
-            </w:pPr>
-            <w:r>
-              <w:rPr>
-                <w:rFonts w:asciiTheme="majorBidi" w:hAnsiTheme="majorBidi" w:cstheme="majorBidi"/>
-                <w:sz w:val="18"/>
-                <w:szCs w:val="18"/>
-                <w:rtl/>
-                <w:lang w:bidi="ar-IQ"/>
-              </w:rPr>
-              <w:t xml:space="preserve">٢</w:t>
             </w:r>
           </w:p>
         </w:tc>
@@ -2388,13 +2388,97 @@
                 <w:rtl/>
                 <w:lang w:bidi="ar-IQ"/>
               </w:rPr>
+              <w:t xml:space="preserve">البرمجة 2*</w:t>
+            </w:r>
+          </w:p>
+        </w:tc>
+        <w:tc>
+          <w:tcPr>
+            <w:tcW w:w="338" w:type="pct"/>
+          </w:tcPr>
+          <w:p>
+            <w:pPr>
+              <w:keepNext/>
+              <w:keepLines/>
+              <w:spacing w:after="0"/>
+              <w:rPr>
+                <w:rFonts w:asciiTheme="majorBidi" w:hAnsiTheme="majorBidi" w:cstheme="majorBidi"/>
+                <w:sz w:val="18"/>
+                <w:szCs w:val="18"/>
+                <w:lang w:bidi="ar-IQ"/>
+              </w:rPr>
+            </w:pPr>
+            <w:r>
+              <w:rPr>
+                <w:rFonts w:asciiTheme="majorBidi" w:hAnsiTheme="majorBidi" w:cstheme="majorBidi"/>
+                <w:sz w:val="18"/>
+                <w:szCs w:val="18"/>
+                <w:rtl/>
+                <w:lang w:bidi="ar-IQ"/>
+              </w:rPr>
+              <w:t xml:space="preserve">٥٢.٠</w:t>
+            </w:r>
+          </w:p>
+        </w:tc>
+        <w:tc>
+          <w:tcPr>
+            <w:tcW w:w="339" w:type="pct"/>
+          </w:tcPr>
+          <w:p>
+            <w:pPr>
+              <w:keepNext/>
+              <w:keepLines/>
+              <w:spacing w:after="0"/>
+              <w:rPr>
+                <w:rFonts w:asciiTheme="majorBidi" w:hAnsiTheme="majorBidi" w:cstheme="majorBidi"/>
+                <w:sz w:val="18"/>
+                <w:szCs w:val="18"/>
+                <w:lang w:bidi="ar-IQ"/>
+              </w:rPr>
+            </w:pPr>
+            <w:r>
+              <w:rPr>
+                <w:rFonts w:asciiTheme="majorBidi" w:hAnsiTheme="majorBidi" w:cstheme="majorBidi"/>
+                <w:sz w:val="18"/>
+                <w:szCs w:val="18"/>
+                <w:rtl/>
+                <w:lang w:bidi="ar-IQ"/>
+              </w:rPr>
+              <w:t xml:space="preserve">٤</w:t>
+            </w:r>
+          </w:p>
+        </w:tc>
+        <w:tc>
+          <w:tcPr>
+            <w:tcW w:w="1831" w:type="pct"/>
+          </w:tcPr>
+          <w:p>
+            <w:pPr>
+              <w:keepNext/>
+              <w:keepLines/>
+              <w:spacing w:after="0"/>
+              <w:rPr>
+                <w:rFonts w:asciiTheme="majorBidi" w:hAnsiTheme="majorBidi" w:cstheme="majorBidi"/>
+                <w:sz w:val="18"/>
+                <w:szCs w:val="18"/>
+                <w:lang w:bidi="ar-IQ"/>
+              </w:rPr>
+            </w:pPr>
+            <w:r>
+              <w:rPr>
+                <w:rFonts w:asciiTheme="majorBidi" w:hAnsiTheme="majorBidi" w:cstheme="majorBidi"/>
+                <w:sz w:val="18"/>
+                <w:szCs w:val="18"/>
+                <w:rtl/>
+                <w:lang w:bidi="ar-IQ"/>
+              </w:rPr>
               <w:t xml:space="preserve">النظرية الاحتسابية</w:t>
             </w:r>
           </w:p>
         </w:tc>
         <w:tc>
           <w:tcPr>
-            <w:tcW w:w="338" w:type="pct"/>
+            <w:tcW w:w="339" w:type="pct"/>
           </w:tcPr>
           <w:p>
             <w:pPr>
@@ -2422,18 +2506,17 @@
         </w:tc>
         <w:tc>
           <w:tcPr>
-            <w:tcW w:w="339" w:type="pct"/>
-          </w:tcPr>
-          <w:p>
-            <w:pPr>
-              <w:keepNext/>
-              <w:keepLines/>
-              <w:spacing w:after="0"/>
-              <w:rPr>
-                <w:rFonts w:asciiTheme="majorBidi" w:hAnsiTheme="majorBidi" w:cstheme="majorBidi"/>
-                <w:sz w:val="18"/>
-                <w:szCs w:val="18"/>
-                <w:lang w:bidi="ar-IQ"/>
+            <w:tcW w:w="325" w:type="pct"/>
+          </w:tcPr>
+          <w:p>
+            <w:pPr>
+              <w:keepNext/>
+              <w:keepLines/>
+              <w:spacing w:after="0"/>
+              <w:rPr>
+                <w:rFonts w:asciiTheme="majorBidi" w:hAnsiTheme="majorBidi" w:cstheme="majorBidi"/>
+                <w:sz w:val="18"/>
+                <w:szCs w:val="18"/>
               </w:rPr>
             </w:pPr>
             <w:r>
@@ -2445,89 +2528,6 @@
                 <w:lang w:bidi="ar-IQ"/>
               </w:rPr>
               <w:t xml:space="preserve">٣</w:t>
-            </w:r>
-          </w:p>
-        </w:tc>
-        <w:tc>
-          <w:tcPr>
-            <w:tcW w:w="1831" w:type="pct"/>
-          </w:tcPr>
-          <w:p>
-            <w:pPr>
-              <w:keepNext/>
-              <w:keepLines/>
-              <w:spacing w:after="0"/>
-              <w:rPr>
-                <w:rFonts w:asciiTheme="majorBidi" w:hAnsiTheme="majorBidi" w:cstheme="majorBidi"/>
-                <w:sz w:val="18"/>
-                <w:szCs w:val="18"/>
-                <w:lang w:bidi="ar-IQ"/>
-              </w:rPr>
-            </w:pPr>
-            <w:r>
-              <w:rPr>
-                <w:rFonts w:asciiTheme="majorBidi" w:hAnsiTheme="majorBidi" w:cstheme="majorBidi"/>
-                <w:sz w:val="18"/>
-                <w:szCs w:val="18"/>
-                <w:rtl/>
-                <w:lang w:bidi="ar-IQ"/>
-              </w:rPr>
-              <w:t xml:space="preserve">البرمجة 2 (٢)</w:t>
-            </w:r>
-          </w:p>
-        </w:tc>
-        <w:tc>
-          <w:tcPr>
-            <w:tcW w:w="339" w:type="pct"/>
-          </w:tcPr>
-          <w:p>
-            <w:pPr>
-              <w:keepNext/>
-              <w:keepLines/>
-              <w:spacing w:after="0"/>
-              <w:rPr>
-                <w:rFonts w:asciiTheme="majorBidi" w:hAnsiTheme="majorBidi" w:cstheme="majorBidi"/>
-                <w:sz w:val="18"/>
-                <w:szCs w:val="18"/>
-                <w:lang w:bidi="ar-IQ"/>
-              </w:rPr>
-            </w:pPr>
-            <w:r>
-              <w:rPr>
-                <w:rFonts w:asciiTheme="majorBidi" w:hAnsiTheme="majorBidi" w:cstheme="majorBidi"/>
-                <w:sz w:val="18"/>
-                <w:szCs w:val="18"/>
-                <w:rtl/>
-                <w:lang w:bidi="ar-IQ"/>
-              </w:rPr>
-              <w:t xml:space="preserve">٥٢.٠</w:t>
-            </w:r>
-          </w:p>
-        </w:tc>
-        <w:tc>
-          <w:tcPr>
-            <w:tcW w:w="325" w:type="pct"/>
-          </w:tcPr>
-          <w:p>
-            <w:pPr>
-              <w:keepNext/>
-              <w:keepLines/>
-              <w:spacing w:after="0"/>
-              <w:rPr>
-                <w:rFonts w:asciiTheme="majorBidi" w:hAnsiTheme="majorBidi" w:cstheme="majorBidi"/>
-                <w:sz w:val="18"/>
-                <w:szCs w:val="18"/>
-              </w:rPr>
-            </w:pPr>
-            <w:r>
-              <w:rPr>
-                <w:rFonts w:asciiTheme="majorBidi" w:hAnsiTheme="majorBidi" w:cstheme="majorBidi"/>
-                <w:sz w:val="18"/>
-                <w:szCs w:val="18"/>
-                <w:rtl/>
-                <w:lang w:bidi="ar-IQ"/>
-              </w:rPr>
-              <w:t xml:space="preserve">٤</w:t>
             </w:r>
           </w:p>
         </w:tc>
@@ -2560,13 +2560,97 @@
                 <w:rtl/>
                 <w:lang w:bidi="ar-IQ"/>
               </w:rPr>
+              <w:t xml:space="preserve">التصميم المنطقي</w:t>
+            </w:r>
+          </w:p>
+        </w:tc>
+        <w:tc>
+          <w:tcPr>
+            <w:tcW w:w="338" w:type="pct"/>
+          </w:tcPr>
+          <w:p>
+            <w:pPr>
+              <w:keepNext/>
+              <w:keepLines/>
+              <w:spacing w:after="0"/>
+              <w:rPr>
+                <w:rFonts w:asciiTheme="majorBidi" w:hAnsiTheme="majorBidi" w:cstheme="majorBidi"/>
+                <w:sz w:val="18"/>
+                <w:szCs w:val="18"/>
+                <w:lang w:bidi="ar-IQ"/>
+              </w:rPr>
+            </w:pPr>
+            <w:r>
+              <w:rPr>
+                <w:rFonts w:asciiTheme="majorBidi" w:hAnsiTheme="majorBidi" w:cstheme="majorBidi"/>
+                <w:sz w:val="18"/>
+                <w:szCs w:val="18"/>
+                <w:rtl/>
+                <w:lang w:bidi="ar-IQ"/>
+              </w:rPr>
+              <w:t xml:space="preserve">٥٠.٠</w:t>
+            </w:r>
+          </w:p>
+        </w:tc>
+        <w:tc>
+          <w:tcPr>
+            <w:tcW w:w="339" w:type="pct"/>
+          </w:tcPr>
+          <w:p>
+            <w:pPr>
+              <w:keepNext/>
+              <w:keepLines/>
+              <w:spacing w:after="0"/>
+              <w:rPr>
+                <w:rFonts w:asciiTheme="majorBidi" w:hAnsiTheme="majorBidi" w:cstheme="majorBidi"/>
+                <w:sz w:val="18"/>
+                <w:szCs w:val="18"/>
+                <w:lang w:bidi="ar-IQ"/>
+              </w:rPr>
+            </w:pPr>
+            <w:r>
+              <w:rPr>
+                <w:rFonts w:asciiTheme="majorBidi" w:hAnsiTheme="majorBidi" w:cstheme="majorBidi"/>
+                <w:sz w:val="18"/>
+                <w:szCs w:val="18"/>
+                <w:rtl/>
+                <w:lang w:bidi="ar-IQ"/>
+              </w:rPr>
+              <w:t xml:space="preserve">٣</w:t>
+            </w:r>
+          </w:p>
+        </w:tc>
+        <w:tc>
+          <w:tcPr>
+            <w:tcW w:w="1831" w:type="pct"/>
+          </w:tcPr>
+          <w:p>
+            <w:pPr>
+              <w:keepNext/>
+              <w:keepLines/>
+              <w:spacing w:after="0"/>
+              <w:rPr>
+                <w:rFonts w:asciiTheme="majorBidi" w:hAnsiTheme="majorBidi" w:cstheme="majorBidi"/>
+                <w:sz w:val="18"/>
+                <w:szCs w:val="18"/>
+                <w:lang w:bidi="ar-IQ"/>
+              </w:rPr>
+            </w:pPr>
+            <w:r>
+              <w:rPr>
+                <w:rFonts w:asciiTheme="majorBidi" w:hAnsiTheme="majorBidi" w:cstheme="majorBidi"/>
+                <w:sz w:val="18"/>
+                <w:szCs w:val="18"/>
+                <w:rtl/>
+                <w:lang w:bidi="ar-IQ"/>
+              </w:rPr>
               <w:t xml:space="preserve">طرق عددية</w:t>
             </w:r>
           </w:p>
         </w:tc>
         <w:tc>
           <w:tcPr>
-            <w:tcW w:w="338" w:type="pct"/>
+            <w:tcW w:w="339" w:type="pct"/>
           </w:tcPr>
           <w:p>
             <w:pPr>
@@ -2589,90 +2673,6 @@
                 <w:lang w:bidi="ar-IQ"/>
               </w:rPr>
               <w:t xml:space="preserve">٦٦.٠</w:t>
-            </w:r>
-          </w:p>
-        </w:tc>
-        <w:tc>
-          <w:tcPr>
-            <w:tcW w:w="339" w:type="pct"/>
-          </w:tcPr>
-          <w:p>
-            <w:pPr>
-              <w:keepNext/>
-              <w:keepLines/>
-              <w:spacing w:after="0"/>
-              <w:rPr>
-                <w:rFonts w:asciiTheme="majorBidi" w:hAnsiTheme="majorBidi" w:cstheme="majorBidi"/>
-                <w:sz w:val="18"/>
-                <w:szCs w:val="18"/>
-                <w:lang w:bidi="ar-IQ"/>
-              </w:rPr>
-            </w:pPr>
-            <w:r>
-              <w:rPr>
-                <w:rFonts w:asciiTheme="majorBidi" w:hAnsiTheme="majorBidi" w:cstheme="majorBidi"/>
-                <w:sz w:val="18"/>
-                <w:szCs w:val="18"/>
-                <w:rtl/>
-                <w:lang w:bidi="ar-IQ"/>
-              </w:rPr>
-              <w:t xml:space="preserve">٣</w:t>
-            </w:r>
-          </w:p>
-        </w:tc>
-        <w:tc>
-          <w:tcPr>
-            <w:tcW w:w="1831" w:type="pct"/>
-          </w:tcPr>
-          <w:p>
-            <w:pPr>
-              <w:keepNext/>
-              <w:keepLines/>
-              <w:spacing w:after="0"/>
-              <w:rPr>
-                <w:rFonts w:asciiTheme="majorBidi" w:hAnsiTheme="majorBidi" w:cstheme="majorBidi"/>
-                <w:sz w:val="18"/>
-                <w:szCs w:val="18"/>
-                <w:lang w:bidi="ar-IQ"/>
-              </w:rPr>
-            </w:pPr>
-            <w:r>
-              <w:rPr>
-                <w:rFonts w:asciiTheme="majorBidi" w:hAnsiTheme="majorBidi" w:cstheme="majorBidi"/>
-                <w:sz w:val="18"/>
-                <w:szCs w:val="18"/>
-                <w:rtl/>
-                <w:lang w:bidi="ar-IQ"/>
-              </w:rPr>
-              <w:t xml:space="preserve">التصميم المنطقي</w:t>
-            </w:r>
-          </w:p>
-        </w:tc>
-        <w:tc>
-          <w:tcPr>
-            <w:tcW w:w="339" w:type="pct"/>
-          </w:tcPr>
-          <w:p>
-            <w:pPr>
-              <w:keepNext/>
-              <w:keepLines/>
-              <w:spacing w:after="0"/>
-              <w:rPr>
-                <w:rFonts w:asciiTheme="majorBidi" w:hAnsiTheme="majorBidi" w:cstheme="majorBidi"/>
-                <w:sz w:val="18"/>
-                <w:szCs w:val="18"/>
-                <w:lang w:bidi="ar-IQ"/>
-              </w:rPr>
-            </w:pPr>
-            <w:r>
-              <w:rPr>
-                <w:rFonts w:asciiTheme="majorBidi" w:hAnsiTheme="majorBidi" w:cstheme="majorBidi"/>
-                <w:sz w:val="18"/>
-                <w:szCs w:val="18"/>
-                <w:rtl/>
-                <w:lang w:bidi="ar-IQ"/>
-              </w:rPr>
-              <w:t xml:space="preserve">٥٠.٠</w:t>
             </w:r>
           </w:p>
         </w:tc>
@@ -2732,13 +2732,97 @@
                 <w:rtl/>
                 <w:lang w:bidi="ar-IQ"/>
               </w:rPr>
+              <w:t xml:space="preserve">تطبيقات الحاسوب</w:t>
+            </w:r>
+          </w:p>
+        </w:tc>
+        <w:tc>
+          <w:tcPr>
+            <w:tcW w:w="338" w:type="pct"/>
+          </w:tcPr>
+          <w:p>
+            <w:pPr>
+              <w:keepNext/>
+              <w:keepLines/>
+              <w:spacing w:after="0"/>
+              <w:rPr>
+                <w:rFonts w:asciiTheme="majorBidi" w:hAnsiTheme="majorBidi" w:cstheme="majorBidi"/>
+                <w:sz w:val="18"/>
+                <w:szCs w:val="18"/>
+                <w:lang w:bidi="ar-IQ"/>
+              </w:rPr>
+            </w:pPr>
+            <w:r>
+              <w:rPr>
+                <w:rFonts w:asciiTheme="majorBidi" w:hAnsiTheme="majorBidi" w:cstheme="majorBidi"/>
+                <w:sz w:val="18"/>
+                <w:szCs w:val="18"/>
+                <w:rtl/>
+                <w:lang w:bidi="ar-IQ"/>
+              </w:rPr>
+              <w:t xml:space="preserve">٥٤.٠</w:t>
+            </w:r>
+          </w:p>
+        </w:tc>
+        <w:tc>
+          <w:tcPr>
+            <w:tcW w:w="339" w:type="pct"/>
+          </w:tcPr>
+          <w:p>
+            <w:pPr>
+              <w:keepNext/>
+              <w:keepLines/>
+              <w:spacing w:after="0"/>
+              <w:rPr>
+                <w:rFonts w:asciiTheme="majorBidi" w:hAnsiTheme="majorBidi" w:cstheme="majorBidi"/>
+                <w:sz w:val="18"/>
+                <w:szCs w:val="18"/>
+                <w:lang w:bidi="ar-IQ"/>
+              </w:rPr>
+            </w:pPr>
+            <w:r>
+              <w:rPr>
+                <w:rFonts w:asciiTheme="majorBidi" w:hAnsiTheme="majorBidi" w:cstheme="majorBidi"/>
+                <w:sz w:val="18"/>
+                <w:szCs w:val="18"/>
+                <w:rtl/>
+                <w:lang w:bidi="ar-IQ"/>
+              </w:rPr>
+              <w:t xml:space="preserve">٢</w:t>
+            </w:r>
+          </w:p>
+        </w:tc>
+        <w:tc>
+          <w:tcPr>
+            <w:tcW w:w="1831" w:type="pct"/>
+          </w:tcPr>
+          <w:p>
+            <w:pPr>
+              <w:keepNext/>
+              <w:keepLines/>
+              <w:spacing w:after="0"/>
+              <w:rPr>
+                <w:rFonts w:asciiTheme="majorBidi" w:hAnsiTheme="majorBidi" w:cstheme="majorBidi"/>
+                <w:sz w:val="18"/>
+                <w:szCs w:val="18"/>
+                <w:lang w:bidi="ar-IQ"/>
+              </w:rPr>
+            </w:pPr>
+            <w:r>
+              <w:rPr>
+                <w:rFonts w:asciiTheme="majorBidi" w:hAnsiTheme="majorBidi" w:cstheme="majorBidi"/>
+                <w:sz w:val="18"/>
+                <w:szCs w:val="18"/>
+                <w:rtl/>
+                <w:lang w:bidi="ar-IQ"/>
+              </w:rPr>
               <w:t xml:space="preserve">هياكل البيانات 1</w:t>
             </w:r>
           </w:p>
         </w:tc>
         <w:tc>
           <w:tcPr>
-            <w:tcW w:w="338" w:type="pct"/>
+            <w:tcW w:w="339" w:type="pct"/>
           </w:tcPr>
           <w:p>
             <w:pPr>
@@ -2766,18 +2850,17 @@
         </w:tc>
         <w:tc>
           <w:tcPr>
-            <w:tcW w:w="339" w:type="pct"/>
-          </w:tcPr>
-          <w:p>
-            <w:pPr>
-              <w:keepNext/>
-              <w:keepLines/>
-              <w:spacing w:after="0"/>
-              <w:rPr>
-                <w:rFonts w:asciiTheme="majorBidi" w:hAnsiTheme="majorBidi" w:cstheme="majorBidi"/>
-                <w:sz w:val="18"/>
-                <w:szCs w:val="18"/>
-                <w:lang w:bidi="ar-IQ"/>
+            <w:tcW w:w="325" w:type="pct"/>
+          </w:tcPr>
+          <w:p>
+            <w:pPr>
+              <w:keepNext/>
+              <w:keepLines/>
+              <w:spacing w:after="0"/>
+              <w:rPr>
+                <w:rFonts w:asciiTheme="majorBidi" w:hAnsiTheme="majorBidi" w:cstheme="majorBidi"/>
+                <w:sz w:val="18"/>
+                <w:szCs w:val="18"/>
               </w:rPr>
             </w:pPr>
             <w:r>
@@ -2789,89 +2872,6 @@
                 <w:lang w:bidi="ar-IQ"/>
               </w:rPr>
               <w:t xml:space="preserve">٣</w:t>
-            </w:r>
-          </w:p>
-        </w:tc>
-        <w:tc>
-          <w:tcPr>
-            <w:tcW w:w="1831" w:type="pct"/>
-          </w:tcPr>
-          <w:p>
-            <w:pPr>
-              <w:keepNext/>
-              <w:keepLines/>
-              <w:spacing w:after="0"/>
-              <w:rPr>
-                <w:rFonts w:asciiTheme="majorBidi" w:hAnsiTheme="majorBidi" w:cstheme="majorBidi"/>
-                <w:sz w:val="18"/>
-                <w:szCs w:val="18"/>
-                <w:lang w:bidi="ar-IQ"/>
-              </w:rPr>
-            </w:pPr>
-            <w:r>
-              <w:rPr>
-                <w:rFonts w:asciiTheme="majorBidi" w:hAnsiTheme="majorBidi" w:cstheme="majorBidi"/>
-                <w:sz w:val="18"/>
-                <w:szCs w:val="18"/>
-                <w:rtl/>
-                <w:lang w:bidi="ar-IQ"/>
-              </w:rPr>
-              <w:t xml:space="preserve">تطبيقات الحاسوب</w:t>
-            </w:r>
-          </w:p>
-        </w:tc>
-        <w:tc>
-          <w:tcPr>
-            <w:tcW w:w="339" w:type="pct"/>
-          </w:tcPr>
-          <w:p>
-            <w:pPr>
-              <w:keepNext/>
-              <w:keepLines/>
-              <w:spacing w:after="0"/>
-              <w:rPr>
-                <w:rFonts w:asciiTheme="majorBidi" w:hAnsiTheme="majorBidi" w:cstheme="majorBidi"/>
-                <w:sz w:val="18"/>
-                <w:szCs w:val="18"/>
-                <w:lang w:bidi="ar-IQ"/>
-              </w:rPr>
-            </w:pPr>
-            <w:r>
-              <w:rPr>
-                <w:rFonts w:asciiTheme="majorBidi" w:hAnsiTheme="majorBidi" w:cstheme="majorBidi"/>
-                <w:sz w:val="18"/>
-                <w:szCs w:val="18"/>
-                <w:rtl/>
-                <w:lang w:bidi="ar-IQ"/>
-              </w:rPr>
-              <w:t xml:space="preserve">٥٤.٠</w:t>
-            </w:r>
-          </w:p>
-        </w:tc>
-        <w:tc>
-          <w:tcPr>
-            <w:tcW w:w="325" w:type="pct"/>
-          </w:tcPr>
-          <w:p>
-            <w:pPr>
-              <w:keepNext/>
-              <w:keepLines/>
-              <w:spacing w:after="0"/>
-              <w:rPr>
-                <w:rFonts w:asciiTheme="majorBidi" w:hAnsiTheme="majorBidi" w:cstheme="majorBidi"/>
-                <w:sz w:val="18"/>
-                <w:szCs w:val="18"/>
-              </w:rPr>
-            </w:pPr>
-            <w:r>
-              <w:rPr>
-                <w:rFonts w:asciiTheme="majorBidi" w:hAnsiTheme="majorBidi" w:cstheme="majorBidi"/>
-                <w:sz w:val="18"/>
-                <w:szCs w:val="18"/>
-                <w:rtl/>
-                <w:lang w:bidi="ar-IQ"/>
-              </w:rPr>
-              <w:t xml:space="preserve">٢</w:t>
             </w:r>
           </w:p>
         </w:tc>
@@ -2904,13 +2904,97 @@
                 <w:rtl/>
                 <w:lang w:bidi="ar-IQ"/>
               </w:rPr>
+              <w:t xml:space="preserve">مبادئ تكنولوجيا المعلومات</w:t>
+            </w:r>
+          </w:p>
+        </w:tc>
+        <w:tc>
+          <w:tcPr>
+            <w:tcW w:w="338" w:type="pct"/>
+          </w:tcPr>
+          <w:p>
+            <w:pPr>
+              <w:keepNext/>
+              <w:keepLines/>
+              <w:spacing w:after="0"/>
+              <w:rPr>
+                <w:rFonts w:asciiTheme="majorBidi" w:hAnsiTheme="majorBidi" w:cstheme="majorBidi"/>
+                <w:sz w:val="18"/>
+                <w:szCs w:val="18"/>
+                <w:lang w:bidi="ar-IQ"/>
+              </w:rPr>
+            </w:pPr>
+            <w:r>
+              <w:rPr>
+                <w:rFonts w:asciiTheme="majorBidi" w:hAnsiTheme="majorBidi" w:cstheme="majorBidi"/>
+                <w:sz w:val="18"/>
+                <w:szCs w:val="18"/>
+                <w:rtl/>
+                <w:lang w:bidi="ar-IQ"/>
+              </w:rPr>
+              <w:t xml:space="preserve">٦٣.٠</w:t>
+            </w:r>
+          </w:p>
+        </w:tc>
+        <w:tc>
+          <w:tcPr>
+            <w:tcW w:w="339" w:type="pct"/>
+          </w:tcPr>
+          <w:p>
+            <w:pPr>
+              <w:keepNext/>
+              <w:keepLines/>
+              <w:spacing w:after="0"/>
+              <w:rPr>
+                <w:rFonts w:asciiTheme="majorBidi" w:hAnsiTheme="majorBidi" w:cstheme="majorBidi"/>
+                <w:sz w:val="18"/>
+                <w:szCs w:val="18"/>
+                <w:lang w:bidi="ar-IQ"/>
+              </w:rPr>
+            </w:pPr>
+            <w:r>
+              <w:rPr>
+                <w:rFonts w:asciiTheme="majorBidi" w:hAnsiTheme="majorBidi" w:cstheme="majorBidi"/>
+                <w:sz w:val="18"/>
+                <w:szCs w:val="18"/>
+                <w:rtl/>
+                <w:lang w:bidi="ar-IQ"/>
+              </w:rPr>
+              <w:t xml:space="preserve">٣</w:t>
+            </w:r>
+          </w:p>
+        </w:tc>
+        <w:tc>
+          <w:tcPr>
+            <w:tcW w:w="1831" w:type="pct"/>
+          </w:tcPr>
+          <w:p>
+            <w:pPr>
+              <w:keepNext/>
+              <w:keepLines/>
+              <w:spacing w:after="0"/>
+              <w:rPr>
+                <w:rFonts w:asciiTheme="majorBidi" w:hAnsiTheme="majorBidi" w:cstheme="majorBidi"/>
+                <w:sz w:val="18"/>
+                <w:szCs w:val="18"/>
+                <w:lang w:bidi="ar-IQ"/>
+              </w:rPr>
+            </w:pPr>
+            <w:r>
+              <w:rPr>
+                <w:rFonts w:asciiTheme="majorBidi" w:hAnsiTheme="majorBidi" w:cstheme="majorBidi"/>
+                <w:sz w:val="18"/>
+                <w:szCs w:val="18"/>
+                <w:rtl/>
+                <w:lang w:bidi="ar-IQ"/>
+              </w:rPr>
               <w:t xml:space="preserve"/>
             </w:r>
           </w:p>
         </w:tc>
         <w:tc>
           <w:tcPr>
-            <w:tcW w:w="338" w:type="pct"/>
+            <w:tcW w:w="339" w:type="pct"/>
           </w:tcPr>
           <w:p>
             <w:pPr>
@@ -2938,18 +3022,17 @@
         </w:tc>
         <w:tc>
           <w:tcPr>
-            <w:tcW w:w="339" w:type="pct"/>
-          </w:tcPr>
-          <w:p>
-            <w:pPr>
-              <w:keepNext/>
-              <w:keepLines/>
-              <w:spacing w:after="0"/>
-              <w:rPr>
-                <w:rFonts w:asciiTheme="majorBidi" w:hAnsiTheme="majorBidi" w:cstheme="majorBidi"/>
-                <w:sz w:val="18"/>
-                <w:szCs w:val="18"/>
-                <w:lang w:bidi="ar-IQ"/>
+            <w:tcW w:w="325" w:type="pct"/>
+          </w:tcPr>
+          <w:p>
+            <w:pPr>
+              <w:keepNext/>
+              <w:keepLines/>
+              <w:spacing w:after="0"/>
+              <w:rPr>
+                <w:rFonts w:asciiTheme="majorBidi" w:hAnsiTheme="majorBidi" w:cstheme="majorBidi"/>
+                <w:sz w:val="18"/>
+                <w:szCs w:val="18"/>
               </w:rPr>
             </w:pPr>
             <w:r>
@@ -2961,89 +3044,6 @@
                 <w:lang w:bidi="ar-IQ"/>
               </w:rPr>
               <w:t xml:space="preserve"/>
-            </w:r>
-          </w:p>
-        </w:tc>
-        <w:tc>
-          <w:tcPr>
-            <w:tcW w:w="1831" w:type="pct"/>
-          </w:tcPr>
-          <w:p>
-            <w:pPr>
-              <w:keepNext/>
-              <w:keepLines/>
-              <w:spacing w:after="0"/>
-              <w:rPr>
-                <w:rFonts w:asciiTheme="majorBidi" w:hAnsiTheme="majorBidi" w:cstheme="majorBidi"/>
-                <w:sz w:val="18"/>
-                <w:szCs w:val="18"/>
-                <w:lang w:bidi="ar-IQ"/>
-              </w:rPr>
-            </w:pPr>
-            <w:r>
-              <w:rPr>
-                <w:rFonts w:asciiTheme="majorBidi" w:hAnsiTheme="majorBidi" w:cstheme="majorBidi"/>
-                <w:sz w:val="18"/>
-                <w:szCs w:val="18"/>
-                <w:rtl/>
-                <w:lang w:bidi="ar-IQ"/>
-              </w:rPr>
-              <w:t xml:space="preserve">مبادئ تكنولوجيا المعلومات</w:t>
-            </w:r>
-          </w:p>
-        </w:tc>
-        <w:tc>
-          <w:tcPr>
-            <w:tcW w:w="339" w:type="pct"/>
-          </w:tcPr>
-          <w:p>
-            <w:pPr>
-              <w:keepNext/>
-              <w:keepLines/>
-              <w:spacing w:after="0"/>
-              <w:rPr>
-                <w:rFonts w:asciiTheme="majorBidi" w:hAnsiTheme="majorBidi" w:cstheme="majorBidi"/>
-                <w:sz w:val="18"/>
-                <w:szCs w:val="18"/>
-                <w:lang w:bidi="ar-IQ"/>
-              </w:rPr>
-            </w:pPr>
-            <w:r>
-              <w:rPr>
-                <w:rFonts w:asciiTheme="majorBidi" w:hAnsiTheme="majorBidi" w:cstheme="majorBidi"/>
-                <w:sz w:val="18"/>
-                <w:szCs w:val="18"/>
-                <w:rtl/>
-                <w:lang w:bidi="ar-IQ"/>
-              </w:rPr>
-              <w:t xml:space="preserve">٦٣.٠</w:t>
-            </w:r>
-          </w:p>
-        </w:tc>
-        <w:tc>
-          <w:tcPr>
-            <w:tcW w:w="325" w:type="pct"/>
-          </w:tcPr>
-          <w:p>
-            <w:pPr>
-              <w:keepNext/>
-              <w:keepLines/>
-              <w:spacing w:after="0"/>
-              <w:rPr>
-                <w:rFonts w:asciiTheme="majorBidi" w:hAnsiTheme="majorBidi" w:cstheme="majorBidi"/>
-                <w:sz w:val="18"/>
-                <w:szCs w:val="18"/>
-              </w:rPr>
-            </w:pPr>
-            <w:r>
-              <w:rPr>
-                <w:rFonts w:asciiTheme="majorBidi" w:hAnsiTheme="majorBidi" w:cstheme="majorBidi"/>
-                <w:sz w:val="18"/>
-                <w:szCs w:val="18"/>
-                <w:rtl/>
-                <w:lang w:bidi="ar-IQ"/>
-              </w:rPr>
-              <w:t xml:space="preserve">٣</w:t>
             </w:r>
           </w:p>
         </w:tc>
@@ -3076,13 +3076,97 @@
                 <w:rtl/>
                 <w:lang w:bidi="ar-IQ"/>
               </w:rPr>
+              <w:t xml:space="preserve">هياكل متقطعة</w:t>
+            </w:r>
+          </w:p>
+        </w:tc>
+        <w:tc>
+          <w:tcPr>
+            <w:tcW w:w="338" w:type="pct"/>
+          </w:tcPr>
+          <w:p>
+            <w:pPr>
+              <w:keepNext/>
+              <w:keepLines/>
+              <w:spacing w:after="0"/>
+              <w:rPr>
+                <w:rFonts w:asciiTheme="majorBidi" w:hAnsiTheme="majorBidi" w:cstheme="majorBidi"/>
+                <w:sz w:val="18"/>
+                <w:szCs w:val="18"/>
+                <w:lang w:bidi="ar-IQ"/>
+              </w:rPr>
+            </w:pPr>
+            <w:r>
+              <w:rPr>
+                <w:rFonts w:asciiTheme="majorBidi" w:hAnsiTheme="majorBidi" w:cstheme="majorBidi"/>
+                <w:sz w:val="18"/>
+                <w:szCs w:val="18"/>
+                <w:rtl/>
+                <w:lang w:bidi="ar-IQ"/>
+              </w:rPr>
+              <w:t xml:space="preserve">٦٢.٠</w:t>
+            </w:r>
+          </w:p>
+        </w:tc>
+        <w:tc>
+          <w:tcPr>
+            <w:tcW w:w="339" w:type="pct"/>
+          </w:tcPr>
+          <w:p>
+            <w:pPr>
+              <w:keepNext/>
+              <w:keepLines/>
+              <w:spacing w:after="0"/>
+              <w:rPr>
+                <w:rFonts w:asciiTheme="majorBidi" w:hAnsiTheme="majorBidi" w:cstheme="majorBidi"/>
+                <w:sz w:val="18"/>
+                <w:szCs w:val="18"/>
+                <w:lang w:bidi="ar-IQ"/>
+              </w:rPr>
+            </w:pPr>
+            <w:r>
+              <w:rPr>
+                <w:rFonts w:asciiTheme="majorBidi" w:hAnsiTheme="majorBidi" w:cstheme="majorBidi"/>
+                <w:sz w:val="18"/>
+                <w:szCs w:val="18"/>
+                <w:rtl/>
+                <w:lang w:bidi="ar-IQ"/>
+              </w:rPr>
+              <w:t xml:space="preserve">٣</w:t>
+            </w:r>
+          </w:p>
+        </w:tc>
+        <w:tc>
+          <w:tcPr>
+            <w:tcW w:w="1831" w:type="pct"/>
+          </w:tcPr>
+          <w:p>
+            <w:pPr>
+              <w:keepNext/>
+              <w:keepLines/>
+              <w:spacing w:after="0"/>
+              <w:rPr>
+                <w:rFonts w:asciiTheme="majorBidi" w:hAnsiTheme="majorBidi" w:cstheme="majorBidi"/>
+                <w:sz w:val="18"/>
+                <w:szCs w:val="18"/>
+                <w:lang w:bidi="ar-IQ"/>
+              </w:rPr>
+            </w:pPr>
+            <w:r>
+              <w:rPr>
+                <w:rFonts w:asciiTheme="majorBidi" w:hAnsiTheme="majorBidi" w:cstheme="majorBidi"/>
+                <w:sz w:val="18"/>
+                <w:szCs w:val="18"/>
+                <w:rtl/>
+                <w:lang w:bidi="ar-IQ"/>
+              </w:rPr>
               <w:t xml:space="preserve"/>
             </w:r>
           </w:p>
         </w:tc>
         <w:tc>
           <w:tcPr>
-            <w:tcW w:w="338" w:type="pct"/>
+            <w:tcW w:w="339" w:type="pct"/>
           </w:tcPr>
           <w:p>
             <w:pPr>
@@ -3110,18 +3194,17 @@
         </w:tc>
         <w:tc>
           <w:tcPr>
-            <w:tcW w:w="339" w:type="pct"/>
-          </w:tcPr>
-          <w:p>
-            <w:pPr>
-              <w:keepNext/>
-              <w:keepLines/>
-              <w:spacing w:after="0"/>
-              <w:rPr>
-                <w:rFonts w:asciiTheme="majorBidi" w:hAnsiTheme="majorBidi" w:cstheme="majorBidi"/>
-                <w:sz w:val="18"/>
-                <w:szCs w:val="18"/>
-                <w:lang w:bidi="ar-IQ"/>
+            <w:tcW w:w="325" w:type="pct"/>
+          </w:tcPr>
+          <w:p>
+            <w:pPr>
+              <w:keepNext/>
+              <w:keepLines/>
+              <w:spacing w:after="0"/>
+              <w:rPr>
+                <w:rFonts w:asciiTheme="majorBidi" w:hAnsiTheme="majorBidi" w:cstheme="majorBidi"/>
+                <w:sz w:val="18"/>
+                <w:szCs w:val="18"/>
               </w:rPr>
             </w:pPr>
             <w:r>
@@ -3133,89 +3216,6 @@
                 <w:lang w:bidi="ar-IQ"/>
               </w:rPr>
               <w:t xml:space="preserve"/>
-            </w:r>
-          </w:p>
-        </w:tc>
-        <w:tc>
-          <w:tcPr>
-            <w:tcW w:w="1831" w:type="pct"/>
-          </w:tcPr>
-          <w:p>
-            <w:pPr>
-              <w:keepNext/>
-              <w:keepLines/>
-              <w:spacing w:after="0"/>
-              <w:rPr>
-                <w:rFonts w:asciiTheme="majorBidi" w:hAnsiTheme="majorBidi" w:cstheme="majorBidi"/>
-                <w:sz w:val="18"/>
-                <w:szCs w:val="18"/>
-                <w:lang w:bidi="ar-IQ"/>
-              </w:rPr>
-            </w:pPr>
-            <w:r>
-              <w:rPr>
-                <w:rFonts w:asciiTheme="majorBidi" w:hAnsiTheme="majorBidi" w:cstheme="majorBidi"/>
-                <w:sz w:val="18"/>
-                <w:szCs w:val="18"/>
-                <w:rtl/>
-                <w:lang w:bidi="ar-IQ"/>
-              </w:rPr>
-              <w:t xml:space="preserve">هياكل متقطعة</w:t>
-            </w:r>
-          </w:p>
-        </w:tc>
-        <w:tc>
-          <w:tcPr>
-            <w:tcW w:w="339" w:type="pct"/>
-          </w:tcPr>
-          <w:p>
-            <w:pPr>
-              <w:keepNext/>
-              <w:keepLines/>
-              <w:spacing w:after="0"/>
-              <w:rPr>
-                <w:rFonts w:asciiTheme="majorBidi" w:hAnsiTheme="majorBidi" w:cstheme="majorBidi"/>
-                <w:sz w:val="18"/>
-                <w:szCs w:val="18"/>
-                <w:lang w:bidi="ar-IQ"/>
-              </w:rPr>
-            </w:pPr>
-            <w:r>
-              <w:rPr>
-                <w:rFonts w:asciiTheme="majorBidi" w:hAnsiTheme="majorBidi" w:cstheme="majorBidi"/>
-                <w:sz w:val="18"/>
-                <w:szCs w:val="18"/>
-                <w:rtl/>
-                <w:lang w:bidi="ar-IQ"/>
-              </w:rPr>
-              <w:t xml:space="preserve">٦٢.٠</w:t>
-            </w:r>
-          </w:p>
-        </w:tc>
-        <w:tc>
-          <w:tcPr>
-            <w:tcW w:w="325" w:type="pct"/>
-          </w:tcPr>
-          <w:p>
-            <w:pPr>
-              <w:keepNext/>
-              <w:keepLines/>
-              <w:spacing w:after="0"/>
-              <w:rPr>
-                <w:rFonts w:asciiTheme="majorBidi" w:hAnsiTheme="majorBidi" w:cstheme="majorBidi"/>
-                <w:sz w:val="18"/>
-                <w:szCs w:val="18"/>
-              </w:rPr>
-            </w:pPr>
-            <w:r>
-              <w:rPr>
-                <w:rFonts w:asciiTheme="majorBidi" w:hAnsiTheme="majorBidi" w:cstheme="majorBidi"/>
-                <w:sz w:val="18"/>
-                <w:szCs w:val="18"/>
-                <w:rtl/>
-                <w:lang w:bidi="ar-IQ"/>
-              </w:rPr>
-              <w:t xml:space="preserve">٣</w:t>
             </w:r>
           </w:p>
         </w:tc>
@@ -3285,7 +3285,7 @@
                 <w:rtl/>
                 <w:lang w:bidi="ar-IQ"/>
               </w:rPr>
-              <w:t xml:space="preserve"/>
+              <w:t xml:space="preserve">‎٢٠١٨-٢٠١٩‎</w:t>
             </w:r>
             <w:r>
               <w:rPr>
@@ -3304,7 +3304,7 @@
                 <w:szCs w:val="18"/>
                 <w:lang w:bidi="ar-IQ"/>
               </w:rPr>
-              <w:t xml:space="preserve"/>
+              <w:t xml:space="preserve">٣</w:t>
             </w:r>
           </w:p>
         </w:tc>
@@ -3332,7 +3332,7 @@
                 <w:rtl/>
                 <w:lang w:bidi="ar-IQ"/>
               </w:rPr>
-              <w:t xml:space="preserve"/>
+              <w:t xml:space="preserve">‎٢٠١٩-٢٠٢٠‎</w:t>
             </w:r>
             <w:r>
               <w:rPr>
@@ -3371,7 +3371,7 @@
                 <w:szCs w:val="18"/>
                 <w:lang w:bidi="ar-IQ"/>
               </w:rPr>
-              <w:t xml:space="preserve"/>
+              <w:t xml:space="preserve">٤</w:t>
             </w:r>
           </w:p>
         </w:tc>
@@ -3594,13 +3594,97 @@
                 <w:rtl/>
                 <w:lang w:bidi="ar-IQ"/>
               </w:rPr>
+              <w:t xml:space="preserve">الذكاء الاصطناعي*</w:t>
+            </w:r>
+          </w:p>
+        </w:tc>
+        <w:tc>
+          <w:tcPr>
+            <w:tcW w:w="338" w:type="pct"/>
+          </w:tcPr>
+          <w:p>
+            <w:pPr>
+              <w:keepNext/>
+              <w:keepLines/>
+              <w:spacing w:after="0"/>
+              <w:rPr>
+                <w:rFonts w:asciiTheme="majorBidi" w:hAnsiTheme="majorBidi" w:cstheme="majorBidi"/>
+                <w:sz w:val="18"/>
+                <w:szCs w:val="18"/>
+                <w:lang w:bidi="ar-IQ"/>
+              </w:rPr>
+            </w:pPr>
+            <w:r>
+              <w:rPr>
+                <w:rFonts w:asciiTheme="majorBidi" w:hAnsiTheme="majorBidi" w:cstheme="majorBidi"/>
+                <w:sz w:val="18"/>
+                <w:szCs w:val="18"/>
+                <w:rtl/>
+                <w:lang w:bidi="ar-IQ"/>
+              </w:rPr>
+              <w:t xml:space="preserve">٥٠.٠</w:t>
+            </w:r>
+          </w:p>
+        </w:tc>
+        <w:tc>
+          <w:tcPr>
+            <w:tcW w:w="339" w:type="pct"/>
+          </w:tcPr>
+          <w:p>
+            <w:pPr>
+              <w:keepNext/>
+              <w:keepLines/>
+              <w:spacing w:after="0"/>
+              <w:rPr>
+                <w:rFonts w:asciiTheme="majorBidi" w:hAnsiTheme="majorBidi" w:cstheme="majorBidi"/>
+                <w:sz w:val="18"/>
+                <w:szCs w:val="18"/>
+                <w:lang w:bidi="ar-IQ"/>
+              </w:rPr>
+            </w:pPr>
+            <w:r>
+              <w:rPr>
+                <w:rFonts w:asciiTheme="majorBidi" w:hAnsiTheme="majorBidi" w:cstheme="majorBidi"/>
+                <w:sz w:val="18"/>
+                <w:szCs w:val="18"/>
+                <w:rtl/>
+                <w:lang w:bidi="ar-IQ"/>
+              </w:rPr>
+              <w:t xml:space="preserve">٣</w:t>
+            </w:r>
+          </w:p>
+        </w:tc>
+        <w:tc>
+          <w:tcPr>
+            <w:tcW w:w="1831" w:type="pct"/>
+          </w:tcPr>
+          <w:p>
+            <w:pPr>
+              <w:keepNext/>
+              <w:keepLines/>
+              <w:spacing w:after="0"/>
+              <w:rPr>
+                <w:rFonts w:asciiTheme="majorBidi" w:hAnsiTheme="majorBidi" w:cstheme="majorBidi"/>
+                <w:sz w:val="18"/>
+                <w:szCs w:val="18"/>
+                <w:lang w:bidi="ar-IQ"/>
+              </w:rPr>
+            </w:pPr>
+            <w:r>
+              <w:rPr>
+                <w:rFonts w:asciiTheme="majorBidi" w:hAnsiTheme="majorBidi" w:cstheme="majorBidi"/>
+                <w:sz w:val="18"/>
+                <w:szCs w:val="18"/>
+                <w:rtl/>
+                <w:lang w:bidi="ar-IQ"/>
+              </w:rPr>
               <w:t xml:space="preserve">التنقيب عن البيانات</w:t>
             </w:r>
           </w:p>
         </w:tc>
         <w:tc>
           <w:tcPr>
-            <w:tcW w:w="338" w:type="pct"/>
+            <w:tcW w:w="339" w:type="pct"/>
           </w:tcPr>
           <w:p>
             <w:pPr>
@@ -3628,18 +3712,17 @@
         </w:tc>
         <w:tc>
           <w:tcPr>
-            <w:tcW w:w="339" w:type="pct"/>
-          </w:tcPr>
-          <w:p>
-            <w:pPr>
-              <w:keepNext/>
-              <w:keepLines/>
-              <w:spacing w:after="0"/>
-              <w:rPr>
-                <w:rFonts w:asciiTheme="majorBidi" w:hAnsiTheme="majorBidi" w:cstheme="majorBidi"/>
-                <w:sz w:val="18"/>
-                <w:szCs w:val="18"/>
-                <w:lang w:bidi="ar-IQ"/>
+            <w:tcW w:w="325" w:type="pct"/>
+          </w:tcPr>
+          <w:p>
+            <w:pPr>
+              <w:keepNext/>
+              <w:keepLines/>
+              <w:spacing w:after="0"/>
+              <w:rPr>
+                <w:rFonts w:asciiTheme="majorBidi" w:hAnsiTheme="majorBidi" w:cstheme="majorBidi"/>
+                <w:sz w:val="18"/>
+                <w:szCs w:val="18"/>
               </w:rPr>
             </w:pPr>
             <w:r>
@@ -3651,89 +3734,6 @@
                 <w:lang w:bidi="ar-IQ"/>
               </w:rPr>
               <w:t xml:space="preserve">٢</w:t>
-            </w:r>
-          </w:p>
-        </w:tc>
-        <w:tc>
-          <w:tcPr>
-            <w:tcW w:w="1831" w:type="pct"/>
-          </w:tcPr>
-          <w:p>
-            <w:pPr>
-              <w:keepNext/>
-              <w:keepLines/>
-              <w:spacing w:after="0"/>
-              <w:rPr>
-                <w:rFonts w:asciiTheme="majorBidi" w:hAnsiTheme="majorBidi" w:cstheme="majorBidi"/>
-                <w:sz w:val="18"/>
-                <w:szCs w:val="18"/>
-                <w:lang w:bidi="ar-IQ"/>
-              </w:rPr>
-            </w:pPr>
-            <w:r>
-              <w:rPr>
-                <w:rFonts w:asciiTheme="majorBidi" w:hAnsiTheme="majorBidi" w:cstheme="majorBidi"/>
-                <w:sz w:val="18"/>
-                <w:szCs w:val="18"/>
-                <w:rtl/>
-                <w:lang w:bidi="ar-IQ"/>
-              </w:rPr>
-              <w:t xml:space="preserve">الذكاء الاصطناعي (٢)</w:t>
-            </w:r>
-          </w:p>
-        </w:tc>
-        <w:tc>
-          <w:tcPr>
-            <w:tcW w:w="339" w:type="pct"/>
-          </w:tcPr>
-          <w:p>
-            <w:pPr>
-              <w:keepNext/>
-              <w:keepLines/>
-              <w:spacing w:after="0"/>
-              <w:rPr>
-                <w:rFonts w:asciiTheme="majorBidi" w:hAnsiTheme="majorBidi" w:cstheme="majorBidi"/>
-                <w:sz w:val="18"/>
-                <w:szCs w:val="18"/>
-                <w:lang w:bidi="ar-IQ"/>
-              </w:rPr>
-            </w:pPr>
-            <w:r>
-              <w:rPr>
-                <w:rFonts w:asciiTheme="majorBidi" w:hAnsiTheme="majorBidi" w:cstheme="majorBidi"/>
-                <w:sz w:val="18"/>
-                <w:szCs w:val="18"/>
-                <w:rtl/>
-                <w:lang w:bidi="ar-IQ"/>
-              </w:rPr>
-              <w:t xml:space="preserve">٥٠.٠</w:t>
-            </w:r>
-          </w:p>
-        </w:tc>
-        <w:tc>
-          <w:tcPr>
-            <w:tcW w:w="325" w:type="pct"/>
-          </w:tcPr>
-          <w:p>
-            <w:pPr>
-              <w:keepNext/>
-              <w:keepLines/>
-              <w:spacing w:after="0"/>
-              <w:rPr>
-                <w:rFonts w:asciiTheme="majorBidi" w:hAnsiTheme="majorBidi" w:cstheme="majorBidi"/>
-                <w:sz w:val="18"/>
-                <w:szCs w:val="18"/>
-              </w:rPr>
-            </w:pPr>
-            <w:r>
-              <w:rPr>
-                <w:rFonts w:asciiTheme="majorBidi" w:hAnsiTheme="majorBidi" w:cstheme="majorBidi"/>
-                <w:sz w:val="18"/>
-                <w:szCs w:val="18"/>
-                <w:rtl/>
-                <w:lang w:bidi="ar-IQ"/>
-              </w:rPr>
-              <w:t xml:space="preserve">٣</w:t>
             </w:r>
           </w:p>
         </w:tc>
@@ -3766,13 +3766,97 @@
                 <w:rtl/>
                 <w:lang w:bidi="ar-IQ"/>
               </w:rPr>
+              <w:t xml:space="preserve">برمجة المواقع 1</w:t>
+            </w:r>
+          </w:p>
+        </w:tc>
+        <w:tc>
+          <w:tcPr>
+            <w:tcW w:w="338" w:type="pct"/>
+          </w:tcPr>
+          <w:p>
+            <w:pPr>
+              <w:keepNext/>
+              <w:keepLines/>
+              <w:spacing w:after="0"/>
+              <w:rPr>
+                <w:rFonts w:asciiTheme="majorBidi" w:hAnsiTheme="majorBidi" w:cstheme="majorBidi"/>
+                <w:sz w:val="18"/>
+                <w:szCs w:val="18"/>
+                <w:lang w:bidi="ar-IQ"/>
+              </w:rPr>
+            </w:pPr>
+            <w:r>
+              <w:rPr>
+                <w:rFonts w:asciiTheme="majorBidi" w:hAnsiTheme="majorBidi" w:cstheme="majorBidi"/>
+                <w:sz w:val="18"/>
+                <w:szCs w:val="18"/>
+                <w:rtl/>
+                <w:lang w:bidi="ar-IQ"/>
+              </w:rPr>
+              <w:t xml:space="preserve">٥٨.٠</w:t>
+            </w:r>
+          </w:p>
+        </w:tc>
+        <w:tc>
+          <w:tcPr>
+            <w:tcW w:w="339" w:type="pct"/>
+          </w:tcPr>
+          <w:p>
+            <w:pPr>
+              <w:keepNext/>
+              <w:keepLines/>
+              <w:spacing w:after="0"/>
+              <w:rPr>
+                <w:rFonts w:asciiTheme="majorBidi" w:hAnsiTheme="majorBidi" w:cstheme="majorBidi"/>
+                <w:sz w:val="18"/>
+                <w:szCs w:val="18"/>
+                <w:lang w:bidi="ar-IQ"/>
+              </w:rPr>
+            </w:pPr>
+            <w:r>
+              <w:rPr>
+                <w:rFonts w:asciiTheme="majorBidi" w:hAnsiTheme="majorBidi" w:cstheme="majorBidi"/>
+                <w:sz w:val="18"/>
+                <w:szCs w:val="18"/>
+                <w:rtl/>
+                <w:lang w:bidi="ar-IQ"/>
+              </w:rPr>
+              <w:t xml:space="preserve">٣</w:t>
+            </w:r>
+          </w:p>
+        </w:tc>
+        <w:tc>
+          <w:tcPr>
+            <w:tcW w:w="1831" w:type="pct"/>
+          </w:tcPr>
+          <w:p>
+            <w:pPr>
+              <w:keepNext/>
+              <w:keepLines/>
+              <w:spacing w:after="0"/>
+              <w:rPr>
+                <w:rFonts w:asciiTheme="majorBidi" w:hAnsiTheme="majorBidi" w:cstheme="majorBidi"/>
+                <w:sz w:val="18"/>
+                <w:szCs w:val="18"/>
+                <w:lang w:bidi="ar-IQ"/>
+              </w:rPr>
+            </w:pPr>
+            <w:r>
+              <w:rPr>
+                <w:rFonts w:asciiTheme="majorBidi" w:hAnsiTheme="majorBidi" w:cstheme="majorBidi"/>
+                <w:sz w:val="18"/>
+                <w:szCs w:val="18"/>
+                <w:rtl/>
+                <w:lang w:bidi="ar-IQ"/>
+              </w:rPr>
               <w:t xml:space="preserve">الحوسبة السحابية</w:t>
             </w:r>
           </w:p>
         </w:tc>
         <w:tc>
           <w:tcPr>
-            <w:tcW w:w="338" w:type="pct"/>
+            <w:tcW w:w="339" w:type="pct"/>
           </w:tcPr>
           <w:p>
             <w:pPr>
@@ -3800,18 +3884,17 @@
         </w:tc>
         <w:tc>
           <w:tcPr>
-            <w:tcW w:w="339" w:type="pct"/>
-          </w:tcPr>
-          <w:p>
-            <w:pPr>
-              <w:keepNext/>
-              <w:keepLines/>
-              <w:spacing w:after="0"/>
-              <w:rPr>
-                <w:rFonts w:asciiTheme="majorBidi" w:hAnsiTheme="majorBidi" w:cstheme="majorBidi"/>
-                <w:sz w:val="18"/>
-                <w:szCs w:val="18"/>
-                <w:lang w:bidi="ar-IQ"/>
+            <w:tcW w:w="325" w:type="pct"/>
+          </w:tcPr>
+          <w:p>
+            <w:pPr>
+              <w:keepNext/>
+              <w:keepLines/>
+              <w:spacing w:after="0"/>
+              <w:rPr>
+                <w:rFonts w:asciiTheme="majorBidi" w:hAnsiTheme="majorBidi" w:cstheme="majorBidi"/>
+                <w:sz w:val="18"/>
+                <w:szCs w:val="18"/>
               </w:rPr>
             </w:pPr>
             <w:r>
@@ -3823,89 +3906,6 @@
                 <w:lang w:bidi="ar-IQ"/>
               </w:rPr>
               <w:t xml:space="preserve">٢</w:t>
-            </w:r>
-          </w:p>
-        </w:tc>
-        <w:tc>
-          <w:tcPr>
-            <w:tcW w:w="1831" w:type="pct"/>
-          </w:tcPr>
-          <w:p>
-            <w:pPr>
-              <w:keepNext/>
-              <w:keepLines/>
-              <w:spacing w:after="0"/>
-              <w:rPr>
-                <w:rFonts w:asciiTheme="majorBidi" w:hAnsiTheme="majorBidi" w:cstheme="majorBidi"/>
-                <w:sz w:val="18"/>
-                <w:szCs w:val="18"/>
-                <w:lang w:bidi="ar-IQ"/>
-              </w:rPr>
-            </w:pPr>
-            <w:r>
-              <w:rPr>
-                <w:rFonts w:asciiTheme="majorBidi" w:hAnsiTheme="majorBidi" w:cstheme="majorBidi"/>
-                <w:sz w:val="18"/>
-                <w:szCs w:val="18"/>
-                <w:rtl/>
-                <w:lang w:bidi="ar-IQ"/>
-              </w:rPr>
-              <w:t xml:space="preserve">برمجة المواقع 1</w:t>
-            </w:r>
-          </w:p>
-        </w:tc>
-        <w:tc>
-          <w:tcPr>
-            <w:tcW w:w="339" w:type="pct"/>
-          </w:tcPr>
-          <w:p>
-            <w:pPr>
-              <w:keepNext/>
-              <w:keepLines/>
-              <w:spacing w:after="0"/>
-              <w:rPr>
-                <w:rFonts w:asciiTheme="majorBidi" w:hAnsiTheme="majorBidi" w:cstheme="majorBidi"/>
-                <w:sz w:val="18"/>
-                <w:szCs w:val="18"/>
-                <w:lang w:bidi="ar-IQ"/>
-              </w:rPr>
-            </w:pPr>
-            <w:r>
-              <w:rPr>
-                <w:rFonts w:asciiTheme="majorBidi" w:hAnsiTheme="majorBidi" w:cstheme="majorBidi"/>
-                <w:sz w:val="18"/>
-                <w:szCs w:val="18"/>
-                <w:rtl/>
-                <w:lang w:bidi="ar-IQ"/>
-              </w:rPr>
-              <w:t xml:space="preserve">٥٨.٠</w:t>
-            </w:r>
-          </w:p>
-        </w:tc>
-        <w:tc>
-          <w:tcPr>
-            <w:tcW w:w="325" w:type="pct"/>
-          </w:tcPr>
-          <w:p>
-            <w:pPr>
-              <w:keepNext/>
-              <w:keepLines/>
-              <w:spacing w:after="0"/>
-              <w:rPr>
-                <w:rFonts w:asciiTheme="majorBidi" w:hAnsiTheme="majorBidi" w:cstheme="majorBidi"/>
-                <w:sz w:val="18"/>
-                <w:szCs w:val="18"/>
-              </w:rPr>
-            </w:pPr>
-            <w:r>
-              <w:rPr>
-                <w:rFonts w:asciiTheme="majorBidi" w:hAnsiTheme="majorBidi" w:cstheme="majorBidi"/>
-                <w:sz w:val="18"/>
-                <w:szCs w:val="18"/>
-                <w:rtl/>
-                <w:lang w:bidi="ar-IQ"/>
-              </w:rPr>
-              <w:t xml:space="preserve">٣</w:t>
             </w:r>
           </w:p>
         </w:tc>
@@ -3938,13 +3938,97 @@
                 <w:rtl/>
                 <w:lang w:bidi="ar-IQ"/>
               </w:rPr>
+              <w:t xml:space="preserve">تحليل وتصميم النظم</w:t>
+            </w:r>
+          </w:p>
+        </w:tc>
+        <w:tc>
+          <w:tcPr>
+            <w:tcW w:w="338" w:type="pct"/>
+          </w:tcPr>
+          <w:p>
+            <w:pPr>
+              <w:keepNext/>
+              <w:keepLines/>
+              <w:spacing w:after="0"/>
+              <w:rPr>
+                <w:rFonts w:asciiTheme="majorBidi" w:hAnsiTheme="majorBidi" w:cstheme="majorBidi"/>
+                <w:sz w:val="18"/>
+                <w:szCs w:val="18"/>
+                <w:lang w:bidi="ar-IQ"/>
+              </w:rPr>
+            </w:pPr>
+            <w:r>
+              <w:rPr>
+                <w:rFonts w:asciiTheme="majorBidi" w:hAnsiTheme="majorBidi" w:cstheme="majorBidi"/>
+                <w:sz w:val="18"/>
+                <w:szCs w:val="18"/>
+                <w:rtl/>
+                <w:lang w:bidi="ar-IQ"/>
+              </w:rPr>
+              <w:t xml:space="preserve">٥٠.٠</w:t>
+            </w:r>
+          </w:p>
+        </w:tc>
+        <w:tc>
+          <w:tcPr>
+            <w:tcW w:w="339" w:type="pct"/>
+          </w:tcPr>
+          <w:p>
+            <w:pPr>
+              <w:keepNext/>
+              <w:keepLines/>
+              <w:spacing w:after="0"/>
+              <w:rPr>
+                <w:rFonts w:asciiTheme="majorBidi" w:hAnsiTheme="majorBidi" w:cstheme="majorBidi"/>
+                <w:sz w:val="18"/>
+                <w:szCs w:val="18"/>
+                <w:lang w:bidi="ar-IQ"/>
+              </w:rPr>
+            </w:pPr>
+            <w:r>
+              <w:rPr>
+                <w:rFonts w:asciiTheme="majorBidi" w:hAnsiTheme="majorBidi" w:cstheme="majorBidi"/>
+                <w:sz w:val="18"/>
+                <w:szCs w:val="18"/>
+                <w:rtl/>
+                <w:lang w:bidi="ar-IQ"/>
+              </w:rPr>
+              <w:t xml:space="preserve">٣</w:t>
+            </w:r>
+          </w:p>
+        </w:tc>
+        <w:tc>
+          <w:tcPr>
+            <w:tcW w:w="1831" w:type="pct"/>
+          </w:tcPr>
+          <w:p>
+            <w:pPr>
+              <w:keepNext/>
+              <w:keepLines/>
+              <w:spacing w:after="0"/>
+              <w:rPr>
+                <w:rFonts w:asciiTheme="majorBidi" w:hAnsiTheme="majorBidi" w:cstheme="majorBidi"/>
+                <w:sz w:val="18"/>
+                <w:szCs w:val="18"/>
+                <w:lang w:bidi="ar-IQ"/>
+              </w:rPr>
+            </w:pPr>
+            <w:r>
+              <w:rPr>
+                <w:rFonts w:asciiTheme="majorBidi" w:hAnsiTheme="majorBidi" w:cstheme="majorBidi"/>
+                <w:sz w:val="18"/>
+                <w:szCs w:val="18"/>
+                <w:rtl/>
+                <w:lang w:bidi="ar-IQ"/>
+              </w:rPr>
               <w:t xml:space="preserve">الذكاء الحاسوبي</w:t>
             </w:r>
           </w:p>
         </w:tc>
         <w:tc>
           <w:tcPr>
-            <w:tcW w:w="338" w:type="pct"/>
+            <w:tcW w:w="339" w:type="pct"/>
           </w:tcPr>
           <w:p>
             <w:pPr>
@@ -3967,90 +4051,6 @@
                 <w:lang w:bidi="ar-IQ"/>
               </w:rPr>
               <w:t xml:space="preserve">٦٨.٠</w:t>
-            </w:r>
-          </w:p>
-        </w:tc>
-        <w:tc>
-          <w:tcPr>
-            <w:tcW w:w="339" w:type="pct"/>
-          </w:tcPr>
-          <w:p>
-            <w:pPr>
-              <w:keepNext/>
-              <w:keepLines/>
-              <w:spacing w:after="0"/>
-              <w:rPr>
-                <w:rFonts w:asciiTheme="majorBidi" w:hAnsiTheme="majorBidi" w:cstheme="majorBidi"/>
-                <w:sz w:val="18"/>
-                <w:szCs w:val="18"/>
-                <w:lang w:bidi="ar-IQ"/>
-              </w:rPr>
-            </w:pPr>
-            <w:r>
-              <w:rPr>
-                <w:rFonts w:asciiTheme="majorBidi" w:hAnsiTheme="majorBidi" w:cstheme="majorBidi"/>
-                <w:sz w:val="18"/>
-                <w:szCs w:val="18"/>
-                <w:rtl/>
-                <w:lang w:bidi="ar-IQ"/>
-              </w:rPr>
-              <w:t xml:space="preserve">٣</w:t>
-            </w:r>
-          </w:p>
-        </w:tc>
-        <w:tc>
-          <w:tcPr>
-            <w:tcW w:w="1831" w:type="pct"/>
-          </w:tcPr>
-          <w:p>
-            <w:pPr>
-              <w:keepNext/>
-              <w:keepLines/>
-              <w:spacing w:after="0"/>
-              <w:rPr>
-                <w:rFonts w:asciiTheme="majorBidi" w:hAnsiTheme="majorBidi" w:cstheme="majorBidi"/>
-                <w:sz w:val="18"/>
-                <w:szCs w:val="18"/>
-                <w:lang w:bidi="ar-IQ"/>
-              </w:rPr>
-            </w:pPr>
-            <w:r>
-              <w:rPr>
-                <w:rFonts w:asciiTheme="majorBidi" w:hAnsiTheme="majorBidi" w:cstheme="majorBidi"/>
-                <w:sz w:val="18"/>
-                <w:szCs w:val="18"/>
-                <w:rtl/>
-                <w:lang w:bidi="ar-IQ"/>
-              </w:rPr>
-              <w:t xml:space="preserve">تحليل وتصميم النظم</w:t>
-            </w:r>
-          </w:p>
-        </w:tc>
-        <w:tc>
-          <w:tcPr>
-            <w:tcW w:w="339" w:type="pct"/>
-          </w:tcPr>
-          <w:p>
-            <w:pPr>
-              <w:keepNext/>
-              <w:keepLines/>
-              <w:spacing w:after="0"/>
-              <w:rPr>
-                <w:rFonts w:asciiTheme="majorBidi" w:hAnsiTheme="majorBidi" w:cstheme="majorBidi"/>
-                <w:sz w:val="18"/>
-                <w:szCs w:val="18"/>
-                <w:lang w:bidi="ar-IQ"/>
-              </w:rPr>
-            </w:pPr>
-            <w:r>
-              <w:rPr>
-                <w:rFonts w:asciiTheme="majorBidi" w:hAnsiTheme="majorBidi" w:cstheme="majorBidi"/>
-                <w:sz w:val="18"/>
-                <w:szCs w:val="18"/>
-                <w:rtl/>
-                <w:lang w:bidi="ar-IQ"/>
-              </w:rPr>
-              <w:t xml:space="preserve">٥٠.٠</w:t>
             </w:r>
           </w:p>
         </w:tc>
@@ -4110,13 +4110,97 @@
                 <w:rtl/>
                 <w:lang w:bidi="ar-IQ"/>
               </w:rPr>
+              <w:t xml:space="preserve">شبكات الحاسوب 1</w:t>
+            </w:r>
+          </w:p>
+        </w:tc>
+        <w:tc>
+          <w:tcPr>
+            <w:tcW w:w="338" w:type="pct"/>
+          </w:tcPr>
+          <w:p>
+            <w:pPr>
+              <w:keepNext/>
+              <w:keepLines/>
+              <w:spacing w:after="0"/>
+              <w:rPr>
+                <w:rFonts w:asciiTheme="majorBidi" w:hAnsiTheme="majorBidi" w:cstheme="majorBidi"/>
+                <w:sz w:val="18"/>
+                <w:szCs w:val="18"/>
+                <w:lang w:bidi="ar-IQ"/>
+              </w:rPr>
+            </w:pPr>
+            <w:r>
+              <w:rPr>
+                <w:rFonts w:asciiTheme="majorBidi" w:hAnsiTheme="majorBidi" w:cstheme="majorBidi"/>
+                <w:sz w:val="18"/>
+                <w:szCs w:val="18"/>
+                <w:rtl/>
+                <w:lang w:bidi="ar-IQ"/>
+              </w:rPr>
+              <w:t xml:space="preserve">٥٠.٠</w:t>
+            </w:r>
+          </w:p>
+        </w:tc>
+        <w:tc>
+          <w:tcPr>
+            <w:tcW w:w="339" w:type="pct"/>
+          </w:tcPr>
+          <w:p>
+            <w:pPr>
+              <w:keepNext/>
+              <w:keepLines/>
+              <w:spacing w:after="0"/>
+              <w:rPr>
+                <w:rFonts w:asciiTheme="majorBidi" w:hAnsiTheme="majorBidi" w:cstheme="majorBidi"/>
+                <w:sz w:val="18"/>
+                <w:szCs w:val="18"/>
+                <w:lang w:bidi="ar-IQ"/>
+              </w:rPr>
+            </w:pPr>
+            <w:r>
+              <w:rPr>
+                <w:rFonts w:asciiTheme="majorBidi" w:hAnsiTheme="majorBidi" w:cstheme="majorBidi"/>
+                <w:sz w:val="18"/>
+                <w:szCs w:val="18"/>
+                <w:rtl/>
+                <w:lang w:bidi="ar-IQ"/>
+              </w:rPr>
+              <w:t xml:space="preserve">٣</w:t>
+            </w:r>
+          </w:p>
+        </w:tc>
+        <w:tc>
+          <w:tcPr>
+            <w:tcW w:w="1831" w:type="pct"/>
+          </w:tcPr>
+          <w:p>
+            <w:pPr>
+              <w:keepNext/>
+              <w:keepLines/>
+              <w:spacing w:after="0"/>
+              <w:rPr>
+                <w:rFonts w:asciiTheme="majorBidi" w:hAnsiTheme="majorBidi" w:cstheme="majorBidi"/>
+                <w:sz w:val="18"/>
+                <w:szCs w:val="18"/>
+                <w:lang w:bidi="ar-IQ"/>
+              </w:rPr>
+            </w:pPr>
+            <w:r>
+              <w:rPr>
+                <w:rFonts w:asciiTheme="majorBidi" w:hAnsiTheme="majorBidi" w:cstheme="majorBidi"/>
+                <w:sz w:val="18"/>
+                <w:szCs w:val="18"/>
+                <w:rtl/>
+                <w:lang w:bidi="ar-IQ"/>
+              </w:rPr>
               <w:t xml:space="preserve">الرؤية في الحاسوب</w:t>
             </w:r>
           </w:p>
         </w:tc>
         <w:tc>
           <w:tcPr>
-            <w:tcW w:w="338" w:type="pct"/>
+            <w:tcW w:w="339" w:type="pct"/>
           </w:tcPr>
           <w:p>
             <w:pPr>
@@ -4139,90 +4223,6 @@
                 <w:lang w:bidi="ar-IQ"/>
               </w:rPr>
               <w:t xml:space="preserve">٧٨.٠</w:t>
-            </w:r>
-          </w:p>
-        </w:tc>
-        <w:tc>
-          <w:tcPr>
-            <w:tcW w:w="339" w:type="pct"/>
-          </w:tcPr>
-          <w:p>
-            <w:pPr>
-              <w:keepNext/>
-              <w:keepLines/>
-              <w:spacing w:after="0"/>
-              <w:rPr>
-                <w:rFonts w:asciiTheme="majorBidi" w:hAnsiTheme="majorBidi" w:cstheme="majorBidi"/>
-                <w:sz w:val="18"/>
-                <w:szCs w:val="18"/>
-                <w:lang w:bidi="ar-IQ"/>
-              </w:rPr>
-            </w:pPr>
-            <w:r>
-              <w:rPr>
-                <w:rFonts w:asciiTheme="majorBidi" w:hAnsiTheme="majorBidi" w:cstheme="majorBidi"/>
-                <w:sz w:val="18"/>
-                <w:szCs w:val="18"/>
-                <w:rtl/>
-                <w:lang w:bidi="ar-IQ"/>
-              </w:rPr>
-              <w:t xml:space="preserve">٣</w:t>
-            </w:r>
-          </w:p>
-        </w:tc>
-        <w:tc>
-          <w:tcPr>
-            <w:tcW w:w="1831" w:type="pct"/>
-          </w:tcPr>
-          <w:p>
-            <w:pPr>
-              <w:keepNext/>
-              <w:keepLines/>
-              <w:spacing w:after="0"/>
-              <w:rPr>
-                <w:rFonts w:asciiTheme="majorBidi" w:hAnsiTheme="majorBidi" w:cstheme="majorBidi"/>
-                <w:sz w:val="18"/>
-                <w:szCs w:val="18"/>
-                <w:lang w:bidi="ar-IQ"/>
-              </w:rPr>
-            </w:pPr>
-            <w:r>
-              <w:rPr>
-                <w:rFonts w:asciiTheme="majorBidi" w:hAnsiTheme="majorBidi" w:cstheme="majorBidi"/>
-                <w:sz w:val="18"/>
-                <w:szCs w:val="18"/>
-                <w:rtl/>
-                <w:lang w:bidi="ar-IQ"/>
-              </w:rPr>
-              <w:t xml:space="preserve">شبكات الحاسوب 1</w:t>
-            </w:r>
-          </w:p>
-        </w:tc>
-        <w:tc>
-          <w:tcPr>
-            <w:tcW w:w="339" w:type="pct"/>
-          </w:tcPr>
-          <w:p>
-            <w:pPr>
-              <w:keepNext/>
-              <w:keepLines/>
-              <w:spacing w:after="0"/>
-              <w:rPr>
-                <w:rFonts w:asciiTheme="majorBidi" w:hAnsiTheme="majorBidi" w:cstheme="majorBidi"/>
-                <w:sz w:val="18"/>
-                <w:szCs w:val="18"/>
-                <w:lang w:bidi="ar-IQ"/>
-              </w:rPr>
-            </w:pPr>
-            <w:r>
-              <w:rPr>
-                <w:rFonts w:asciiTheme="majorBidi" w:hAnsiTheme="majorBidi" w:cstheme="majorBidi"/>
-                <w:sz w:val="18"/>
-                <w:szCs w:val="18"/>
-                <w:rtl/>
-                <w:lang w:bidi="ar-IQ"/>
-              </w:rPr>
-              <w:t xml:space="preserve">٥٠.٠</w:t>
             </w:r>
           </w:p>
         </w:tc>
@@ -4282,13 +4282,97 @@
                 <w:rtl/>
                 <w:lang w:bidi="ar-IQ"/>
               </w:rPr>
+              <w:t xml:space="preserve">مفاهيم لغات البرمجة</w:t>
+            </w:r>
+          </w:p>
+        </w:tc>
+        <w:tc>
+          <w:tcPr>
+            <w:tcW w:w="338" w:type="pct"/>
+          </w:tcPr>
+          <w:p>
+            <w:pPr>
+              <w:keepNext/>
+              <w:keepLines/>
+              <w:spacing w:after="0"/>
+              <w:rPr>
+                <w:rFonts w:asciiTheme="majorBidi" w:hAnsiTheme="majorBidi" w:cstheme="majorBidi"/>
+                <w:sz w:val="18"/>
+                <w:szCs w:val="18"/>
+                <w:lang w:bidi="ar-IQ"/>
+              </w:rPr>
+            </w:pPr>
+            <w:r>
+              <w:rPr>
+                <w:rFonts w:asciiTheme="majorBidi" w:hAnsiTheme="majorBidi" w:cstheme="majorBidi"/>
+                <w:sz w:val="18"/>
+                <w:szCs w:val="18"/>
+                <w:rtl/>
+                <w:lang w:bidi="ar-IQ"/>
+              </w:rPr>
+              <w:t xml:space="preserve">٥٠.٠</w:t>
+            </w:r>
+          </w:p>
+        </w:tc>
+        <w:tc>
+          <w:tcPr>
+            <w:tcW w:w="339" w:type="pct"/>
+          </w:tcPr>
+          <w:p>
+            <w:pPr>
+              <w:keepNext/>
+              <w:keepLines/>
+              <w:spacing w:after="0"/>
+              <w:rPr>
+                <w:rFonts w:asciiTheme="majorBidi" w:hAnsiTheme="majorBidi" w:cstheme="majorBidi"/>
+                <w:sz w:val="18"/>
+                <w:szCs w:val="18"/>
+                <w:lang w:bidi="ar-IQ"/>
+              </w:rPr>
+            </w:pPr>
+            <w:r>
+              <w:rPr>
+                <w:rFonts w:asciiTheme="majorBidi" w:hAnsiTheme="majorBidi" w:cstheme="majorBidi"/>
+                <w:sz w:val="18"/>
+                <w:szCs w:val="18"/>
+                <w:rtl/>
+                <w:lang w:bidi="ar-IQ"/>
+              </w:rPr>
+              <w:t xml:space="preserve">٢</w:t>
+            </w:r>
+          </w:p>
+        </w:tc>
+        <w:tc>
+          <w:tcPr>
+            <w:tcW w:w="1831" w:type="pct"/>
+          </w:tcPr>
+          <w:p>
+            <w:pPr>
+              <w:keepNext/>
+              <w:keepLines/>
+              <w:spacing w:after="0"/>
+              <w:rPr>
+                <w:rFonts w:asciiTheme="majorBidi" w:hAnsiTheme="majorBidi" w:cstheme="majorBidi"/>
+                <w:sz w:val="18"/>
+                <w:szCs w:val="18"/>
+                <w:lang w:bidi="ar-IQ"/>
+              </w:rPr>
+            </w:pPr>
+            <w:r>
+              <w:rPr>
+                <w:rFonts w:asciiTheme="majorBidi" w:hAnsiTheme="majorBidi" w:cstheme="majorBidi"/>
+                <w:sz w:val="18"/>
+                <w:szCs w:val="18"/>
+                <w:rtl/>
+                <w:lang w:bidi="ar-IQ"/>
+              </w:rPr>
               <w:t xml:space="preserve">تطبيقات النقال</w:t>
             </w:r>
           </w:p>
         </w:tc>
         <w:tc>
           <w:tcPr>
-            <w:tcW w:w="338" w:type="pct"/>
+            <w:tcW w:w="339" w:type="pct"/>
           </w:tcPr>
           <w:p>
             <w:pPr>
@@ -4316,18 +4400,17 @@
         </w:tc>
         <w:tc>
           <w:tcPr>
-            <w:tcW w:w="339" w:type="pct"/>
-          </w:tcPr>
-          <w:p>
-            <w:pPr>
-              <w:keepNext/>
-              <w:keepLines/>
-              <w:spacing w:after="0"/>
-              <w:rPr>
-                <w:rFonts w:asciiTheme="majorBidi" w:hAnsiTheme="majorBidi" w:cstheme="majorBidi"/>
-                <w:sz w:val="18"/>
-                <w:szCs w:val="18"/>
-                <w:lang w:bidi="ar-IQ"/>
+            <w:tcW w:w="325" w:type="pct"/>
+          </w:tcPr>
+          <w:p>
+            <w:pPr>
+              <w:keepNext/>
+              <w:keepLines/>
+              <w:spacing w:after="0"/>
+              <w:rPr>
+                <w:rFonts w:asciiTheme="majorBidi" w:hAnsiTheme="majorBidi" w:cstheme="majorBidi"/>
+                <w:sz w:val="18"/>
+                <w:szCs w:val="18"/>
               </w:rPr>
             </w:pPr>
             <w:r>
@@ -4339,89 +4422,6 @@
                 <w:lang w:bidi="ar-IQ"/>
               </w:rPr>
               <w:t xml:space="preserve">٣</w:t>
-            </w:r>
-          </w:p>
-        </w:tc>
-        <w:tc>
-          <w:tcPr>
-            <w:tcW w:w="1831" w:type="pct"/>
-          </w:tcPr>
-          <w:p>
-            <w:pPr>
-              <w:keepNext/>
-              <w:keepLines/>
-              <w:spacing w:after="0"/>
-              <w:rPr>
-                <w:rFonts w:asciiTheme="majorBidi" w:hAnsiTheme="majorBidi" w:cstheme="majorBidi"/>
-                <w:sz w:val="18"/>
-                <w:szCs w:val="18"/>
-                <w:lang w:bidi="ar-IQ"/>
-              </w:rPr>
-            </w:pPr>
-            <w:r>
-              <w:rPr>
-                <w:rFonts w:asciiTheme="majorBidi" w:hAnsiTheme="majorBidi" w:cstheme="majorBidi"/>
-                <w:sz w:val="18"/>
-                <w:szCs w:val="18"/>
-                <w:rtl/>
-                <w:lang w:bidi="ar-IQ"/>
-              </w:rPr>
-              <w:t xml:space="preserve">مفاهيم لغات البرمجة</w:t>
-            </w:r>
-          </w:p>
-        </w:tc>
-        <w:tc>
-          <w:tcPr>
-            <w:tcW w:w="339" w:type="pct"/>
-          </w:tcPr>
-          <w:p>
-            <w:pPr>
-              <w:keepNext/>
-              <w:keepLines/>
-              <w:spacing w:after="0"/>
-              <w:rPr>
-                <w:rFonts w:asciiTheme="majorBidi" w:hAnsiTheme="majorBidi" w:cstheme="majorBidi"/>
-                <w:sz w:val="18"/>
-                <w:szCs w:val="18"/>
-                <w:lang w:bidi="ar-IQ"/>
-              </w:rPr>
-            </w:pPr>
-            <w:r>
-              <w:rPr>
-                <w:rFonts w:asciiTheme="majorBidi" w:hAnsiTheme="majorBidi" w:cstheme="majorBidi"/>
-                <w:sz w:val="18"/>
-                <w:szCs w:val="18"/>
-                <w:rtl/>
-                <w:lang w:bidi="ar-IQ"/>
-              </w:rPr>
-              <w:t xml:space="preserve">٥٠.٠</w:t>
-            </w:r>
-          </w:p>
-        </w:tc>
-        <w:tc>
-          <w:tcPr>
-            <w:tcW w:w="325" w:type="pct"/>
-          </w:tcPr>
-          <w:p>
-            <w:pPr>
-              <w:keepNext/>
-              <w:keepLines/>
-              <w:spacing w:after="0"/>
-              <w:rPr>
-                <w:rFonts w:asciiTheme="majorBidi" w:hAnsiTheme="majorBidi" w:cstheme="majorBidi"/>
-                <w:sz w:val="18"/>
-                <w:szCs w:val="18"/>
-              </w:rPr>
-            </w:pPr>
-            <w:r>
-              <w:rPr>
-                <w:rFonts w:asciiTheme="majorBidi" w:hAnsiTheme="majorBidi" w:cstheme="majorBidi"/>
-                <w:sz w:val="18"/>
-                <w:szCs w:val="18"/>
-                <w:rtl/>
-                <w:lang w:bidi="ar-IQ"/>
-              </w:rPr>
-              <w:t xml:space="preserve">٢</w:t>
             </w:r>
           </w:p>
         </w:tc>
@@ -4454,13 +4454,97 @@
                 <w:rtl/>
                 <w:lang w:bidi="ar-IQ"/>
               </w:rPr>
+              <w:t xml:space="preserve">هندسة البرامجيات</w:t>
+            </w:r>
+          </w:p>
+        </w:tc>
+        <w:tc>
+          <w:tcPr>
+            <w:tcW w:w="338" w:type="pct"/>
+          </w:tcPr>
+          <w:p>
+            <w:pPr>
+              <w:keepNext/>
+              <w:keepLines/>
+              <w:spacing w:after="0"/>
+              <w:rPr>
+                <w:rFonts w:asciiTheme="majorBidi" w:hAnsiTheme="majorBidi" w:cstheme="majorBidi"/>
+                <w:sz w:val="18"/>
+                <w:szCs w:val="18"/>
+                <w:lang w:bidi="ar-IQ"/>
+              </w:rPr>
+            </w:pPr>
+            <w:r>
+              <w:rPr>
+                <w:rFonts w:asciiTheme="majorBidi" w:hAnsiTheme="majorBidi" w:cstheme="majorBidi"/>
+                <w:sz w:val="18"/>
+                <w:szCs w:val="18"/>
+                <w:rtl/>
+                <w:lang w:bidi="ar-IQ"/>
+              </w:rPr>
+              <w:t xml:space="preserve">٦٥.٠</w:t>
+            </w:r>
+          </w:p>
+        </w:tc>
+        <w:tc>
+          <w:tcPr>
+            <w:tcW w:w="339" w:type="pct"/>
+          </w:tcPr>
+          <w:p>
+            <w:pPr>
+              <w:keepNext/>
+              <w:keepLines/>
+              <w:spacing w:after="0"/>
+              <w:rPr>
+                <w:rFonts w:asciiTheme="majorBidi" w:hAnsiTheme="majorBidi" w:cstheme="majorBidi"/>
+                <w:sz w:val="18"/>
+                <w:szCs w:val="18"/>
+                <w:lang w:bidi="ar-IQ"/>
+              </w:rPr>
+            </w:pPr>
+            <w:r>
+              <w:rPr>
+                <w:rFonts w:asciiTheme="majorBidi" w:hAnsiTheme="majorBidi" w:cstheme="majorBidi"/>
+                <w:sz w:val="18"/>
+                <w:szCs w:val="18"/>
+                <w:rtl/>
+                <w:lang w:bidi="ar-IQ"/>
+              </w:rPr>
+              <w:t xml:space="preserve">٣</w:t>
+            </w:r>
+          </w:p>
+        </w:tc>
+        <w:tc>
+          <w:tcPr>
+            <w:tcW w:w="1831" w:type="pct"/>
+          </w:tcPr>
+          <w:p>
+            <w:pPr>
+              <w:keepNext/>
+              <w:keepLines/>
+              <w:spacing w:after="0"/>
+              <w:rPr>
+                <w:rFonts w:asciiTheme="majorBidi" w:hAnsiTheme="majorBidi" w:cstheme="majorBidi"/>
+                <w:sz w:val="18"/>
+                <w:szCs w:val="18"/>
+                <w:lang w:bidi="ar-IQ"/>
+              </w:rPr>
+            </w:pPr>
+            <w:r>
+              <w:rPr>
+                <w:rFonts w:asciiTheme="majorBidi" w:hAnsiTheme="majorBidi" w:cstheme="majorBidi"/>
+                <w:sz w:val="18"/>
+                <w:szCs w:val="18"/>
+                <w:rtl/>
+                <w:lang w:bidi="ar-IQ"/>
+              </w:rPr>
               <w:t xml:space="preserve">مشروع التخرج</w:t>
             </w:r>
           </w:p>
         </w:tc>
         <w:tc>
           <w:tcPr>
-            <w:tcW w:w="338" w:type="pct"/>
+            <w:tcW w:w="339" w:type="pct"/>
           </w:tcPr>
           <w:p>
             <w:pPr>
@@ -4488,18 +4572,17 @@
         </w:tc>
         <w:tc>
           <w:tcPr>
-            <w:tcW w:w="339" w:type="pct"/>
-          </w:tcPr>
-          <w:p>
-            <w:pPr>
-              <w:keepNext/>
-              <w:keepLines/>
-              <w:spacing w:after="0"/>
-              <w:rPr>
-                <w:rFonts w:asciiTheme="majorBidi" w:hAnsiTheme="majorBidi" w:cstheme="majorBidi"/>
-                <w:sz w:val="18"/>
-                <w:szCs w:val="18"/>
-                <w:lang w:bidi="ar-IQ"/>
+            <w:tcW w:w="325" w:type="pct"/>
+          </w:tcPr>
+          <w:p>
+            <w:pPr>
+              <w:keepNext/>
+              <w:keepLines/>
+              <w:spacing w:after="0"/>
+              <w:rPr>
+                <w:rFonts w:asciiTheme="majorBidi" w:hAnsiTheme="majorBidi" w:cstheme="majorBidi"/>
+                <w:sz w:val="18"/>
+                <w:szCs w:val="18"/>
               </w:rPr>
             </w:pPr>
             <w:r>
@@ -4511,89 +4594,6 @@
                 <w:lang w:bidi="ar-IQ"/>
               </w:rPr>
               <w:t xml:space="preserve">٢</w:t>
-            </w:r>
-          </w:p>
-        </w:tc>
-        <w:tc>
-          <w:tcPr>
-            <w:tcW w:w="1831" w:type="pct"/>
-          </w:tcPr>
-          <w:p>
-            <w:pPr>
-              <w:keepNext/>
-              <w:keepLines/>
-              <w:spacing w:after="0"/>
-              <w:rPr>
-                <w:rFonts w:asciiTheme="majorBidi" w:hAnsiTheme="majorBidi" w:cstheme="majorBidi"/>
-                <w:sz w:val="18"/>
-                <w:szCs w:val="18"/>
-                <w:lang w:bidi="ar-IQ"/>
-              </w:rPr>
-            </w:pPr>
-            <w:r>
-              <w:rPr>
-                <w:rFonts w:asciiTheme="majorBidi" w:hAnsiTheme="majorBidi" w:cstheme="majorBidi"/>
-                <w:sz w:val="18"/>
-                <w:szCs w:val="18"/>
-                <w:rtl/>
-                <w:lang w:bidi="ar-IQ"/>
-              </w:rPr>
-              <w:t xml:space="preserve">هندسة البرامجيات</w:t>
-            </w:r>
-          </w:p>
-        </w:tc>
-        <w:tc>
-          <w:tcPr>
-            <w:tcW w:w="339" w:type="pct"/>
-          </w:tcPr>
-          <w:p>
-            <w:pPr>
-              <w:keepNext/>
-              <w:keepLines/>
-              <w:spacing w:after="0"/>
-              <w:rPr>
-                <w:rFonts w:asciiTheme="majorBidi" w:hAnsiTheme="majorBidi" w:cstheme="majorBidi"/>
-                <w:sz w:val="18"/>
-                <w:szCs w:val="18"/>
-                <w:lang w:bidi="ar-IQ"/>
-              </w:rPr>
-            </w:pPr>
-            <w:r>
-              <w:rPr>
-                <w:rFonts w:asciiTheme="majorBidi" w:hAnsiTheme="majorBidi" w:cstheme="majorBidi"/>
-                <w:sz w:val="18"/>
-                <w:szCs w:val="18"/>
-                <w:rtl/>
-                <w:lang w:bidi="ar-IQ"/>
-              </w:rPr>
-              <w:t xml:space="preserve">٦٥.٠</w:t>
-            </w:r>
-          </w:p>
-        </w:tc>
-        <w:tc>
-          <w:tcPr>
-            <w:tcW w:w="325" w:type="pct"/>
-          </w:tcPr>
-          <w:p>
-            <w:pPr>
-              <w:keepNext/>
-              <w:keepLines/>
-              <w:spacing w:after="0"/>
-              <w:rPr>
-                <w:rFonts w:asciiTheme="majorBidi" w:hAnsiTheme="majorBidi" w:cstheme="majorBidi"/>
-                <w:sz w:val="18"/>
-                <w:szCs w:val="18"/>
-              </w:rPr>
-            </w:pPr>
-            <w:r>
-              <w:rPr>
-                <w:rFonts w:asciiTheme="majorBidi" w:hAnsiTheme="majorBidi" w:cstheme="majorBidi"/>
-                <w:sz w:val="18"/>
-                <w:szCs w:val="18"/>
-                <w:rtl/>
-                <w:lang w:bidi="ar-IQ"/>
-              </w:rPr>
-              <w:t xml:space="preserve">٣</w:t>
             </w:r>
           </w:p>
         </w:tc>
@@ -4626,13 +4626,97 @@
                 <w:rtl/>
                 <w:lang w:bidi="ar-IQ"/>
               </w:rPr>
+              <w:t xml:space="preserve">هياكل البيانات 2</w:t>
+            </w:r>
+          </w:p>
+        </w:tc>
+        <w:tc>
+          <w:tcPr>
+            <w:tcW w:w="338" w:type="pct"/>
+          </w:tcPr>
+          <w:p>
+            <w:pPr>
+              <w:keepNext/>
+              <w:keepLines/>
+              <w:spacing w:after="0"/>
+              <w:rPr>
+                <w:rFonts w:asciiTheme="majorBidi" w:hAnsiTheme="majorBidi" w:cstheme="majorBidi"/>
+                <w:sz w:val="18"/>
+                <w:szCs w:val="18"/>
+                <w:lang w:bidi="ar-IQ"/>
+              </w:rPr>
+            </w:pPr>
+            <w:r>
+              <w:rPr>
+                <w:rFonts w:asciiTheme="majorBidi" w:hAnsiTheme="majorBidi" w:cstheme="majorBidi"/>
+                <w:sz w:val="18"/>
+                <w:szCs w:val="18"/>
+                <w:rtl/>
+                <w:lang w:bidi="ar-IQ"/>
+              </w:rPr>
+              <w:t xml:space="preserve">٥٢.٠</w:t>
+            </w:r>
+          </w:p>
+        </w:tc>
+        <w:tc>
+          <w:tcPr>
+            <w:tcW w:w="339" w:type="pct"/>
+          </w:tcPr>
+          <w:p>
+            <w:pPr>
+              <w:keepNext/>
+              <w:keepLines/>
+              <w:spacing w:after="0"/>
+              <w:rPr>
+                <w:rFonts w:asciiTheme="majorBidi" w:hAnsiTheme="majorBidi" w:cstheme="majorBidi"/>
+                <w:sz w:val="18"/>
+                <w:szCs w:val="18"/>
+                <w:lang w:bidi="ar-IQ"/>
+              </w:rPr>
+            </w:pPr>
+            <w:r>
+              <w:rPr>
+                <w:rFonts w:asciiTheme="majorBidi" w:hAnsiTheme="majorBidi" w:cstheme="majorBidi"/>
+                <w:sz w:val="18"/>
+                <w:szCs w:val="18"/>
+                <w:rtl/>
+                <w:lang w:bidi="ar-IQ"/>
+              </w:rPr>
+              <w:t xml:space="preserve">٣</w:t>
+            </w:r>
+          </w:p>
+        </w:tc>
+        <w:tc>
+          <w:tcPr>
+            <w:tcW w:w="1831" w:type="pct"/>
+          </w:tcPr>
+          <w:p>
+            <w:pPr>
+              <w:keepNext/>
+              <w:keepLines/>
+              <w:spacing w:after="0"/>
+              <w:rPr>
+                <w:rFonts w:asciiTheme="majorBidi" w:hAnsiTheme="majorBidi" w:cstheme="majorBidi"/>
+                <w:sz w:val="18"/>
+                <w:szCs w:val="18"/>
+                <w:lang w:bidi="ar-IQ"/>
+              </w:rPr>
+            </w:pPr>
+            <w:r>
+              <w:rPr>
+                <w:rFonts w:asciiTheme="majorBidi" w:hAnsiTheme="majorBidi" w:cstheme="majorBidi"/>
+                <w:sz w:val="18"/>
+                <w:szCs w:val="18"/>
+                <w:rtl/>
+                <w:lang w:bidi="ar-IQ"/>
+              </w:rPr>
               <w:t xml:space="preserve">نظم التشغيل</w:t>
             </w:r>
           </w:p>
         </w:tc>
         <w:tc>
           <w:tcPr>
-            <w:tcW w:w="338" w:type="pct"/>
+            <w:tcW w:w="339" w:type="pct"/>
           </w:tcPr>
           <w:p>
             <w:pPr>
@@ -4655,90 +4739,6 @@
                 <w:lang w:bidi="ar-IQ"/>
               </w:rPr>
               <w:t xml:space="preserve">٨٠.٠</w:t>
-            </w:r>
-          </w:p>
-        </w:tc>
-        <w:tc>
-          <w:tcPr>
-            <w:tcW w:w="339" w:type="pct"/>
-          </w:tcPr>
-          <w:p>
-            <w:pPr>
-              <w:keepNext/>
-              <w:keepLines/>
-              <w:spacing w:after="0"/>
-              <w:rPr>
-                <w:rFonts w:asciiTheme="majorBidi" w:hAnsiTheme="majorBidi" w:cstheme="majorBidi"/>
-                <w:sz w:val="18"/>
-                <w:szCs w:val="18"/>
-                <w:lang w:bidi="ar-IQ"/>
-              </w:rPr>
-            </w:pPr>
-            <w:r>
-              <w:rPr>
-                <w:rFonts w:asciiTheme="majorBidi" w:hAnsiTheme="majorBidi" w:cstheme="majorBidi"/>
-                <w:sz w:val="18"/>
-                <w:szCs w:val="18"/>
-                <w:rtl/>
-                <w:lang w:bidi="ar-IQ"/>
-              </w:rPr>
-              <w:t xml:space="preserve">٣</w:t>
-            </w:r>
-          </w:p>
-        </w:tc>
-        <w:tc>
-          <w:tcPr>
-            <w:tcW w:w="1831" w:type="pct"/>
-          </w:tcPr>
-          <w:p>
-            <w:pPr>
-              <w:keepNext/>
-              <w:keepLines/>
-              <w:spacing w:after="0"/>
-              <w:rPr>
-                <w:rFonts w:asciiTheme="majorBidi" w:hAnsiTheme="majorBidi" w:cstheme="majorBidi"/>
-                <w:sz w:val="18"/>
-                <w:szCs w:val="18"/>
-                <w:lang w:bidi="ar-IQ"/>
-              </w:rPr>
-            </w:pPr>
-            <w:r>
-              <w:rPr>
-                <w:rFonts w:asciiTheme="majorBidi" w:hAnsiTheme="majorBidi" w:cstheme="majorBidi"/>
-                <w:sz w:val="18"/>
-                <w:szCs w:val="18"/>
-                <w:rtl/>
-                <w:lang w:bidi="ar-IQ"/>
-              </w:rPr>
-              <w:t xml:space="preserve">هياكل البيانات 2</w:t>
-            </w:r>
-          </w:p>
-        </w:tc>
-        <w:tc>
-          <w:tcPr>
-            <w:tcW w:w="339" w:type="pct"/>
-          </w:tcPr>
-          <w:p>
-            <w:pPr>
-              <w:keepNext/>
-              <w:keepLines/>
-              <w:spacing w:after="0"/>
-              <w:rPr>
-                <w:rFonts w:asciiTheme="majorBidi" w:hAnsiTheme="majorBidi" w:cstheme="majorBidi"/>
-                <w:sz w:val="18"/>
-                <w:szCs w:val="18"/>
-                <w:lang w:bidi="ar-IQ"/>
-              </w:rPr>
-            </w:pPr>
-            <w:r>
-              <w:rPr>
-                <w:rFonts w:asciiTheme="majorBidi" w:hAnsiTheme="majorBidi" w:cstheme="majorBidi"/>
-                <w:sz w:val="18"/>
-                <w:szCs w:val="18"/>
-                <w:rtl/>
-                <w:lang w:bidi="ar-IQ"/>
-              </w:rPr>
-              <w:t xml:space="preserve">٥٢.٠</w:t>
             </w:r>
           </w:p>
         </w:tc>
@@ -4798,13 +4798,97 @@
                 <w:rtl/>
                 <w:lang w:bidi="ar-IQ"/>
               </w:rPr>
+              <w:t xml:space="preserve">أخلاقيات الحاسوب</w:t>
+            </w:r>
+          </w:p>
+        </w:tc>
+        <w:tc>
+          <w:tcPr>
+            <w:tcW w:w="338" w:type="pct"/>
+          </w:tcPr>
+          <w:p>
+            <w:pPr>
+              <w:keepNext/>
+              <w:keepLines/>
+              <w:spacing w:after="0"/>
+              <w:rPr>
+                <w:rFonts w:asciiTheme="majorBidi" w:hAnsiTheme="majorBidi" w:cstheme="majorBidi"/>
+                <w:sz w:val="18"/>
+                <w:szCs w:val="18"/>
+                <w:lang w:bidi="ar-IQ"/>
+              </w:rPr>
+            </w:pPr>
+            <w:r>
+              <w:rPr>
+                <w:rFonts w:asciiTheme="majorBidi" w:hAnsiTheme="majorBidi" w:cstheme="majorBidi"/>
+                <w:sz w:val="18"/>
+                <w:szCs w:val="18"/>
+                <w:rtl/>
+                <w:lang w:bidi="ar-IQ"/>
+              </w:rPr>
+              <w:t xml:space="preserve">٥٨.٠</w:t>
+            </w:r>
+          </w:p>
+        </w:tc>
+        <w:tc>
+          <w:tcPr>
+            <w:tcW w:w="339" w:type="pct"/>
+          </w:tcPr>
+          <w:p>
+            <w:pPr>
+              <w:keepNext/>
+              <w:keepLines/>
+              <w:spacing w:after="0"/>
+              <w:rPr>
+                <w:rFonts w:asciiTheme="majorBidi" w:hAnsiTheme="majorBidi" w:cstheme="majorBidi"/>
+                <w:sz w:val="18"/>
+                <w:szCs w:val="18"/>
+                <w:lang w:bidi="ar-IQ"/>
+              </w:rPr>
+            </w:pPr>
+            <w:r>
+              <w:rPr>
+                <w:rFonts w:asciiTheme="majorBidi" w:hAnsiTheme="majorBidi" w:cstheme="majorBidi"/>
+                <w:sz w:val="18"/>
+                <w:szCs w:val="18"/>
+                <w:rtl/>
+                <w:lang w:bidi="ar-IQ"/>
+              </w:rPr>
+              <w:t xml:space="preserve">٢</w:t>
+            </w:r>
+          </w:p>
+        </w:tc>
+        <w:tc>
+          <w:tcPr>
+            <w:tcW w:w="1831" w:type="pct"/>
+          </w:tcPr>
+          <w:p>
+            <w:pPr>
+              <w:keepNext/>
+              <w:keepLines/>
+              <w:spacing w:after="0"/>
+              <w:rPr>
+                <w:rFonts w:asciiTheme="majorBidi" w:hAnsiTheme="majorBidi" w:cstheme="majorBidi"/>
+                <w:sz w:val="18"/>
+                <w:szCs w:val="18"/>
+                <w:lang w:bidi="ar-IQ"/>
+              </w:rPr>
+            </w:pPr>
+            <w:r>
+              <w:rPr>
+                <w:rFonts w:asciiTheme="majorBidi" w:hAnsiTheme="majorBidi" w:cstheme="majorBidi"/>
+                <w:sz w:val="18"/>
+                <w:szCs w:val="18"/>
+                <w:rtl/>
+                <w:lang w:bidi="ar-IQ"/>
+              </w:rPr>
               <w:t xml:space="preserve">المحاكاة بالحاسوب</w:t>
             </w:r>
           </w:p>
         </w:tc>
         <w:tc>
           <w:tcPr>
-            <w:tcW w:w="338" w:type="pct"/>
+            <w:tcW w:w="339" w:type="pct"/>
           </w:tcPr>
           <w:p>
             <w:pPr>
@@ -4832,18 +4916,17 @@
         </w:tc>
         <w:tc>
           <w:tcPr>
-            <w:tcW w:w="339" w:type="pct"/>
-          </w:tcPr>
-          <w:p>
-            <w:pPr>
-              <w:keepNext/>
-              <w:keepLines/>
-              <w:spacing w:after="0"/>
-              <w:rPr>
-                <w:rFonts w:asciiTheme="majorBidi" w:hAnsiTheme="majorBidi" w:cstheme="majorBidi"/>
-                <w:sz w:val="18"/>
-                <w:szCs w:val="18"/>
-                <w:lang w:bidi="ar-IQ"/>
+            <w:tcW w:w="325" w:type="pct"/>
+          </w:tcPr>
+          <w:p>
+            <w:pPr>
+              <w:keepNext/>
+              <w:keepLines/>
+              <w:spacing w:after="0"/>
+              <w:rPr>
+                <w:rFonts w:asciiTheme="majorBidi" w:hAnsiTheme="majorBidi" w:cstheme="majorBidi"/>
+                <w:sz w:val="18"/>
+                <w:szCs w:val="18"/>
               </w:rPr>
             </w:pPr>
             <w:r>
@@ -4855,89 +4938,6 @@
                 <w:lang w:bidi="ar-IQ"/>
               </w:rPr>
               <w:t xml:space="preserve">٣</w:t>
-            </w:r>
-          </w:p>
-        </w:tc>
-        <w:tc>
-          <w:tcPr>
-            <w:tcW w:w="1831" w:type="pct"/>
-          </w:tcPr>
-          <w:p>
-            <w:pPr>
-              <w:keepNext/>
-              <w:keepLines/>
-              <w:spacing w:after="0"/>
-              <w:rPr>
-                <w:rFonts w:asciiTheme="majorBidi" w:hAnsiTheme="majorBidi" w:cstheme="majorBidi"/>
-                <w:sz w:val="18"/>
-                <w:szCs w:val="18"/>
-                <w:lang w:bidi="ar-IQ"/>
-              </w:rPr>
-            </w:pPr>
-            <w:r>
-              <w:rPr>
-                <w:rFonts w:asciiTheme="majorBidi" w:hAnsiTheme="majorBidi" w:cstheme="majorBidi"/>
-                <w:sz w:val="18"/>
-                <w:szCs w:val="18"/>
-                <w:rtl/>
-                <w:lang w:bidi="ar-IQ"/>
-              </w:rPr>
-              <w:t xml:space="preserve">أخلاقيات الحاسوب</w:t>
-            </w:r>
-          </w:p>
-        </w:tc>
-        <w:tc>
-          <w:tcPr>
-            <w:tcW w:w="339" w:type="pct"/>
-          </w:tcPr>
-          <w:p>
-            <w:pPr>
-              <w:keepNext/>
-              <w:keepLines/>
-              <w:spacing w:after="0"/>
-              <w:rPr>
-                <w:rFonts w:asciiTheme="majorBidi" w:hAnsiTheme="majorBidi" w:cstheme="majorBidi"/>
-                <w:sz w:val="18"/>
-                <w:szCs w:val="18"/>
-                <w:lang w:bidi="ar-IQ"/>
-              </w:rPr>
-            </w:pPr>
-            <w:r>
-              <w:rPr>
-                <w:rFonts w:asciiTheme="majorBidi" w:hAnsiTheme="majorBidi" w:cstheme="majorBidi"/>
-                <w:sz w:val="18"/>
-                <w:szCs w:val="18"/>
-                <w:rtl/>
-                <w:lang w:bidi="ar-IQ"/>
-              </w:rPr>
-              <w:t xml:space="preserve">٥٨.٠</w:t>
-            </w:r>
-          </w:p>
-        </w:tc>
-        <w:tc>
-          <w:tcPr>
-            <w:tcW w:w="325" w:type="pct"/>
-          </w:tcPr>
-          <w:p>
-            <w:pPr>
-              <w:keepNext/>
-              <w:keepLines/>
-              <w:spacing w:after="0"/>
-              <w:rPr>
-                <w:rFonts w:asciiTheme="majorBidi" w:hAnsiTheme="majorBidi" w:cstheme="majorBidi"/>
-                <w:sz w:val="18"/>
-                <w:szCs w:val="18"/>
-              </w:rPr>
-            </w:pPr>
-            <w:r>
-              <w:rPr>
-                <w:rFonts w:asciiTheme="majorBidi" w:hAnsiTheme="majorBidi" w:cstheme="majorBidi"/>
-                <w:sz w:val="18"/>
-                <w:szCs w:val="18"/>
-                <w:rtl/>
-                <w:lang w:bidi="ar-IQ"/>
-              </w:rPr>
-              <w:t xml:space="preserve">٢</w:t>
             </w:r>
           </w:p>
         </w:tc>
@@ -4970,13 +4970,97 @@
                 <w:rtl/>
                 <w:lang w:bidi="ar-IQ"/>
               </w:rPr>
+              <w:t xml:space="preserve">المترجمات</w:t>
+            </w:r>
+          </w:p>
+        </w:tc>
+        <w:tc>
+          <w:tcPr>
+            <w:tcW w:w="338" w:type="pct"/>
+          </w:tcPr>
+          <w:p>
+            <w:pPr>
+              <w:keepNext/>
+              <w:keepLines/>
+              <w:spacing w:after="0"/>
+              <w:rPr>
+                <w:rFonts w:asciiTheme="majorBidi" w:hAnsiTheme="majorBidi" w:cstheme="majorBidi"/>
+                <w:sz w:val="18"/>
+                <w:szCs w:val="18"/>
+                <w:lang w:bidi="ar-IQ"/>
+              </w:rPr>
+            </w:pPr>
+            <w:r>
+              <w:rPr>
+                <w:rFonts w:asciiTheme="majorBidi" w:hAnsiTheme="majorBidi" w:cstheme="majorBidi"/>
+                <w:sz w:val="18"/>
+                <w:szCs w:val="18"/>
+                <w:rtl/>
+                <w:lang w:bidi="ar-IQ"/>
+              </w:rPr>
+              <w:t xml:space="preserve">٦٣.٠</w:t>
+            </w:r>
+          </w:p>
+        </w:tc>
+        <w:tc>
+          <w:tcPr>
+            <w:tcW w:w="339" w:type="pct"/>
+          </w:tcPr>
+          <w:p>
+            <w:pPr>
+              <w:keepNext/>
+              <w:keepLines/>
+              <w:spacing w:after="0"/>
+              <w:rPr>
+                <w:rFonts w:asciiTheme="majorBidi" w:hAnsiTheme="majorBidi" w:cstheme="majorBidi"/>
+                <w:sz w:val="18"/>
+                <w:szCs w:val="18"/>
+                <w:lang w:bidi="ar-IQ"/>
+              </w:rPr>
+            </w:pPr>
+            <w:r>
+              <w:rPr>
+                <w:rFonts w:asciiTheme="majorBidi" w:hAnsiTheme="majorBidi" w:cstheme="majorBidi"/>
+                <w:sz w:val="18"/>
+                <w:szCs w:val="18"/>
+                <w:rtl/>
+                <w:lang w:bidi="ar-IQ"/>
+              </w:rPr>
+              <w:t xml:space="preserve">٤</w:t>
+            </w:r>
+          </w:p>
+        </w:tc>
+        <w:tc>
+          <w:tcPr>
+            <w:tcW w:w="1831" w:type="pct"/>
+          </w:tcPr>
+          <w:p>
+            <w:pPr>
+              <w:keepNext/>
+              <w:keepLines/>
+              <w:spacing w:after="0"/>
+              <w:rPr>
+                <w:rFonts w:asciiTheme="majorBidi" w:hAnsiTheme="majorBidi" w:cstheme="majorBidi"/>
+                <w:sz w:val="18"/>
+                <w:szCs w:val="18"/>
+                <w:lang w:bidi="ar-IQ"/>
+              </w:rPr>
+            </w:pPr>
+            <w:r>
+              <w:rPr>
+                <w:rFonts w:asciiTheme="majorBidi" w:hAnsiTheme="majorBidi" w:cstheme="majorBidi"/>
+                <w:sz w:val="18"/>
+                <w:szCs w:val="18"/>
+                <w:rtl/>
+                <w:lang w:bidi="ar-IQ"/>
+              </w:rPr>
               <w:t xml:space="preserve">امنية الحاسوب</w:t>
             </w:r>
           </w:p>
         </w:tc>
         <w:tc>
           <w:tcPr>
-            <w:tcW w:w="338" w:type="pct"/>
+            <w:tcW w:w="339" w:type="pct"/>
           </w:tcPr>
           <w:p>
             <w:pPr>
@@ -5004,18 +5088,17 @@
         </w:tc>
         <w:tc>
           <w:tcPr>
-            <w:tcW w:w="339" w:type="pct"/>
-          </w:tcPr>
-          <w:p>
-            <w:pPr>
-              <w:keepNext/>
-              <w:keepLines/>
-              <w:spacing w:after="0"/>
-              <w:rPr>
-                <w:rFonts w:asciiTheme="majorBidi" w:hAnsiTheme="majorBidi" w:cstheme="majorBidi"/>
-                <w:sz w:val="18"/>
-                <w:szCs w:val="18"/>
-                <w:lang w:bidi="ar-IQ"/>
+            <w:tcW w:w="325" w:type="pct"/>
+          </w:tcPr>
+          <w:p>
+            <w:pPr>
+              <w:keepNext/>
+              <w:keepLines/>
+              <w:spacing w:after="0"/>
+              <w:rPr>
+                <w:rFonts w:asciiTheme="majorBidi" w:hAnsiTheme="majorBidi" w:cstheme="majorBidi"/>
+                <w:sz w:val="18"/>
+                <w:szCs w:val="18"/>
               </w:rPr>
             </w:pPr>
             <w:r>
@@ -5027,89 +5110,6 @@
                 <w:lang w:bidi="ar-IQ"/>
               </w:rPr>
               <w:t xml:space="preserve">٣</w:t>
-            </w:r>
-          </w:p>
-        </w:tc>
-        <w:tc>
-          <w:tcPr>
-            <w:tcW w:w="1831" w:type="pct"/>
-          </w:tcPr>
-          <w:p>
-            <w:pPr>
-              <w:keepNext/>
-              <w:keepLines/>
-              <w:spacing w:after="0"/>
-              <w:rPr>
-                <w:rFonts w:asciiTheme="majorBidi" w:hAnsiTheme="majorBidi" w:cstheme="majorBidi"/>
-                <w:sz w:val="18"/>
-                <w:szCs w:val="18"/>
-                <w:lang w:bidi="ar-IQ"/>
-              </w:rPr>
-            </w:pPr>
-            <w:r>
-              <w:rPr>
-                <w:rFonts w:asciiTheme="majorBidi" w:hAnsiTheme="majorBidi" w:cstheme="majorBidi"/>
-                <w:sz w:val="18"/>
-                <w:szCs w:val="18"/>
-                <w:rtl/>
-                <w:lang w:bidi="ar-IQ"/>
-              </w:rPr>
-              <w:t xml:space="preserve">المترجمات</w:t>
-            </w:r>
-          </w:p>
-        </w:tc>
-        <w:tc>
-          <w:tcPr>
-            <w:tcW w:w="339" w:type="pct"/>
-          </w:tcPr>
-          <w:p>
-            <w:pPr>
-              <w:keepNext/>
-              <w:keepLines/>
-              <w:spacing w:after="0"/>
-              <w:rPr>
-                <w:rFonts w:asciiTheme="majorBidi" w:hAnsiTheme="majorBidi" w:cstheme="majorBidi"/>
-                <w:sz w:val="18"/>
-                <w:szCs w:val="18"/>
-                <w:lang w:bidi="ar-IQ"/>
-              </w:rPr>
-            </w:pPr>
-            <w:r>
-              <w:rPr>
-                <w:rFonts w:asciiTheme="majorBidi" w:hAnsiTheme="majorBidi" w:cstheme="majorBidi"/>
-                <w:sz w:val="18"/>
-                <w:szCs w:val="18"/>
-                <w:rtl/>
-                <w:lang w:bidi="ar-IQ"/>
-              </w:rPr>
-              <w:t xml:space="preserve">٦٣.٠</w:t>
-            </w:r>
-          </w:p>
-        </w:tc>
-        <w:tc>
-          <w:tcPr>
-            <w:tcW w:w="325" w:type="pct"/>
-          </w:tcPr>
-          <w:p>
-            <w:pPr>
-              <w:keepNext/>
-              <w:keepLines/>
-              <w:spacing w:after="0"/>
-              <w:rPr>
-                <w:rFonts w:asciiTheme="majorBidi" w:hAnsiTheme="majorBidi" w:cstheme="majorBidi"/>
-                <w:sz w:val="18"/>
-                <w:szCs w:val="18"/>
-              </w:rPr>
-            </w:pPr>
-            <w:r>
-              <w:rPr>
-                <w:rFonts w:asciiTheme="majorBidi" w:hAnsiTheme="majorBidi" w:cstheme="majorBidi"/>
-                <w:sz w:val="18"/>
-                <w:szCs w:val="18"/>
-                <w:rtl/>
-                <w:lang w:bidi="ar-IQ"/>
-              </w:rPr>
-              <w:t xml:space="preserve">٤</w:t>
             </w:r>
           </w:p>
         </w:tc>
@@ -5142,13 +5142,97 @@
                 <w:rtl/>
                 <w:lang w:bidi="ar-IQ"/>
               </w:rPr>
+              <w:t xml:space="preserve">بحوث العمليات*</w:t>
+            </w:r>
+          </w:p>
+        </w:tc>
+        <w:tc>
+          <w:tcPr>
+            <w:tcW w:w="338" w:type="pct"/>
+          </w:tcPr>
+          <w:p>
+            <w:pPr>
+              <w:keepNext/>
+              <w:keepLines/>
+              <w:spacing w:after="0"/>
+              <w:rPr>
+                <w:rFonts w:asciiTheme="majorBidi" w:hAnsiTheme="majorBidi" w:cstheme="majorBidi"/>
+                <w:sz w:val="18"/>
+                <w:szCs w:val="18"/>
+                <w:lang w:bidi="ar-IQ"/>
+              </w:rPr>
+            </w:pPr>
+            <w:r>
+              <w:rPr>
+                <w:rFonts w:asciiTheme="majorBidi" w:hAnsiTheme="majorBidi" w:cstheme="majorBidi"/>
+                <w:sz w:val="18"/>
+                <w:szCs w:val="18"/>
+                <w:rtl/>
+                <w:lang w:bidi="ar-IQ"/>
+              </w:rPr>
+              <w:t xml:space="preserve">٥٠.٠</w:t>
+            </w:r>
+          </w:p>
+        </w:tc>
+        <w:tc>
+          <w:tcPr>
+            <w:tcW w:w="339" w:type="pct"/>
+          </w:tcPr>
+          <w:p>
+            <w:pPr>
+              <w:keepNext/>
+              <w:keepLines/>
+              <w:spacing w:after="0"/>
+              <w:rPr>
+                <w:rFonts w:asciiTheme="majorBidi" w:hAnsiTheme="majorBidi" w:cstheme="majorBidi"/>
+                <w:sz w:val="18"/>
+                <w:szCs w:val="18"/>
+                <w:lang w:bidi="ar-IQ"/>
+              </w:rPr>
+            </w:pPr>
+            <w:r>
+              <w:rPr>
+                <w:rFonts w:asciiTheme="majorBidi" w:hAnsiTheme="majorBidi" w:cstheme="majorBidi"/>
+                <w:sz w:val="18"/>
+                <w:szCs w:val="18"/>
+                <w:rtl/>
+                <w:lang w:bidi="ar-IQ"/>
+              </w:rPr>
+              <w:t xml:space="preserve">٣</w:t>
+            </w:r>
+          </w:p>
+        </w:tc>
+        <w:tc>
+          <w:tcPr>
+            <w:tcW w:w="1831" w:type="pct"/>
+          </w:tcPr>
+          <w:p>
+            <w:pPr>
+              <w:keepNext/>
+              <w:keepLines/>
+              <w:spacing w:after="0"/>
+              <w:rPr>
+                <w:rFonts w:asciiTheme="majorBidi" w:hAnsiTheme="majorBidi" w:cstheme="majorBidi"/>
+                <w:sz w:val="18"/>
+                <w:szCs w:val="18"/>
+                <w:lang w:bidi="ar-IQ"/>
+              </w:rPr>
+            </w:pPr>
+            <w:r>
+              <w:rPr>
+                <w:rFonts w:asciiTheme="majorBidi" w:hAnsiTheme="majorBidi" w:cstheme="majorBidi"/>
+                <w:sz w:val="18"/>
+                <w:szCs w:val="18"/>
+                <w:rtl/>
+                <w:lang w:bidi="ar-IQ"/>
+              </w:rPr>
               <w:t xml:space="preserve">تفاعل الانسان مع الحاسوب</w:t>
             </w:r>
           </w:p>
         </w:tc>
         <w:tc>
           <w:tcPr>
-            <w:tcW w:w="338" w:type="pct"/>
+            <w:tcW w:w="339" w:type="pct"/>
           </w:tcPr>
           <w:p>
             <w:pPr>
@@ -5171,90 +5255,6 @@
                 <w:lang w:bidi="ar-IQ"/>
               </w:rPr>
               <w:t xml:space="preserve">٨٠.٠</w:t>
-            </w:r>
-          </w:p>
-        </w:tc>
-        <w:tc>
-          <w:tcPr>
-            <w:tcW w:w="339" w:type="pct"/>
-          </w:tcPr>
-          <w:p>
-            <w:pPr>
-              <w:keepNext/>
-              <w:keepLines/>
-              <w:spacing w:after="0"/>
-              <w:rPr>
-                <w:rFonts w:asciiTheme="majorBidi" w:hAnsiTheme="majorBidi" w:cstheme="majorBidi"/>
-                <w:sz w:val="18"/>
-                <w:szCs w:val="18"/>
-                <w:lang w:bidi="ar-IQ"/>
-              </w:rPr>
-            </w:pPr>
-            <w:r>
-              <w:rPr>
-                <w:rFonts w:asciiTheme="majorBidi" w:hAnsiTheme="majorBidi" w:cstheme="majorBidi"/>
-                <w:sz w:val="18"/>
-                <w:szCs w:val="18"/>
-                <w:rtl/>
-                <w:lang w:bidi="ar-IQ"/>
-              </w:rPr>
-              <w:t xml:space="preserve">٣</w:t>
-            </w:r>
-          </w:p>
-        </w:tc>
-        <w:tc>
-          <w:tcPr>
-            <w:tcW w:w="1831" w:type="pct"/>
-          </w:tcPr>
-          <w:p>
-            <w:pPr>
-              <w:keepNext/>
-              <w:keepLines/>
-              <w:spacing w:after="0"/>
-              <w:rPr>
-                <w:rFonts w:asciiTheme="majorBidi" w:hAnsiTheme="majorBidi" w:cstheme="majorBidi"/>
-                <w:sz w:val="18"/>
-                <w:szCs w:val="18"/>
-                <w:lang w:bidi="ar-IQ"/>
-              </w:rPr>
-            </w:pPr>
-            <w:r>
-              <w:rPr>
-                <w:rFonts w:asciiTheme="majorBidi" w:hAnsiTheme="majorBidi" w:cstheme="majorBidi"/>
-                <w:sz w:val="18"/>
-                <w:szCs w:val="18"/>
-                <w:rtl/>
-                <w:lang w:bidi="ar-IQ"/>
-              </w:rPr>
-              <w:t xml:space="preserve">بحوث العمليات (٢)</w:t>
-            </w:r>
-          </w:p>
-        </w:tc>
-        <w:tc>
-          <w:tcPr>
-            <w:tcW w:w="339" w:type="pct"/>
-          </w:tcPr>
-          <w:p>
-            <w:pPr>
-              <w:keepNext/>
-              <w:keepLines/>
-              <w:spacing w:after="0"/>
-              <w:rPr>
-                <w:rFonts w:asciiTheme="majorBidi" w:hAnsiTheme="majorBidi" w:cstheme="majorBidi"/>
-                <w:sz w:val="18"/>
-                <w:szCs w:val="18"/>
-                <w:lang w:bidi="ar-IQ"/>
-              </w:rPr>
-            </w:pPr>
-            <w:r>
-              <w:rPr>
-                <w:rFonts w:asciiTheme="majorBidi" w:hAnsiTheme="majorBidi" w:cstheme="majorBidi"/>
-                <w:sz w:val="18"/>
-                <w:szCs w:val="18"/>
-                <w:rtl/>
-                <w:lang w:bidi="ar-IQ"/>
-              </w:rPr>
-              <w:t xml:space="preserve">٥٠.٠</w:t>
             </w:r>
           </w:p>
         </w:tc>
@@ -5314,13 +5314,97 @@
                 <w:rtl/>
                 <w:lang w:bidi="ar-IQ"/>
               </w:rPr>
+              <w:t xml:space="preserve">برمجة المواقع 2</w:t>
+            </w:r>
+          </w:p>
+        </w:tc>
+        <w:tc>
+          <w:tcPr>
+            <w:tcW w:w="338" w:type="pct"/>
+          </w:tcPr>
+          <w:p>
+            <w:pPr>
+              <w:keepNext/>
+              <w:keepLines/>
+              <w:spacing w:after="0"/>
+              <w:rPr>
+                <w:rFonts w:asciiTheme="majorBidi" w:hAnsiTheme="majorBidi" w:cstheme="majorBidi"/>
+                <w:sz w:val="18"/>
+                <w:szCs w:val="18"/>
+                <w:lang w:bidi="ar-IQ"/>
+              </w:rPr>
+            </w:pPr>
+            <w:r>
+              <w:rPr>
+                <w:rFonts w:asciiTheme="majorBidi" w:hAnsiTheme="majorBidi" w:cstheme="majorBidi"/>
+                <w:sz w:val="18"/>
+                <w:szCs w:val="18"/>
+                <w:rtl/>
+                <w:lang w:bidi="ar-IQ"/>
+              </w:rPr>
+              <w:t xml:space="preserve">٥٧.٠</w:t>
+            </w:r>
+          </w:p>
+        </w:tc>
+        <w:tc>
+          <w:tcPr>
+            <w:tcW w:w="339" w:type="pct"/>
+          </w:tcPr>
+          <w:p>
+            <w:pPr>
+              <w:keepNext/>
+              <w:keepLines/>
+              <w:spacing w:after="0"/>
+              <w:rPr>
+                <w:rFonts w:asciiTheme="majorBidi" w:hAnsiTheme="majorBidi" w:cstheme="majorBidi"/>
+                <w:sz w:val="18"/>
+                <w:szCs w:val="18"/>
+                <w:lang w:bidi="ar-IQ"/>
+              </w:rPr>
+            </w:pPr>
+            <w:r>
+              <w:rPr>
+                <w:rFonts w:asciiTheme="majorBidi" w:hAnsiTheme="majorBidi" w:cstheme="majorBidi"/>
+                <w:sz w:val="18"/>
+                <w:szCs w:val="18"/>
+                <w:rtl/>
+                <w:lang w:bidi="ar-IQ"/>
+              </w:rPr>
+              <w:t xml:space="preserve">٣</w:t>
+            </w:r>
+          </w:p>
+        </w:tc>
+        <w:tc>
+          <w:tcPr>
+            <w:tcW w:w="1831" w:type="pct"/>
+          </w:tcPr>
+          <w:p>
+            <w:pPr>
+              <w:keepNext/>
+              <w:keepLines/>
+              <w:spacing w:after="0"/>
+              <w:rPr>
+                <w:rFonts w:asciiTheme="majorBidi" w:hAnsiTheme="majorBidi" w:cstheme="majorBidi"/>
+                <w:sz w:val="18"/>
+                <w:szCs w:val="18"/>
+                <w:lang w:bidi="ar-IQ"/>
+              </w:rPr>
+            </w:pPr>
+            <w:r>
+              <w:rPr>
+                <w:rFonts w:asciiTheme="majorBidi" w:hAnsiTheme="majorBidi" w:cstheme="majorBidi"/>
+                <w:sz w:val="18"/>
+                <w:szCs w:val="18"/>
+                <w:rtl/>
+                <w:lang w:bidi="ar-IQ"/>
+              </w:rPr>
               <w:t xml:space="preserve">مهارات اتصال</w:t>
             </w:r>
           </w:p>
         </w:tc>
         <w:tc>
           <w:tcPr>
-            <w:tcW w:w="338" w:type="pct"/>
+            <w:tcW w:w="339" w:type="pct"/>
           </w:tcPr>
           <w:p>
             <w:pPr>
@@ -5343,90 +5427,6 @@
                 <w:lang w:bidi="ar-IQ"/>
               </w:rPr>
               <w:t xml:space="preserve">٨٩.٠</w:t>
-            </w:r>
-          </w:p>
-        </w:tc>
-        <w:tc>
-          <w:tcPr>
-            <w:tcW w:w="339" w:type="pct"/>
-          </w:tcPr>
-          <w:p>
-            <w:pPr>
-              <w:keepNext/>
-              <w:keepLines/>
-              <w:spacing w:after="0"/>
-              <w:rPr>
-                <w:rFonts w:asciiTheme="majorBidi" w:hAnsiTheme="majorBidi" w:cstheme="majorBidi"/>
-                <w:sz w:val="18"/>
-                <w:szCs w:val="18"/>
-                <w:lang w:bidi="ar-IQ"/>
-              </w:rPr>
-            </w:pPr>
-            <w:r>
-              <w:rPr>
-                <w:rFonts w:asciiTheme="majorBidi" w:hAnsiTheme="majorBidi" w:cstheme="majorBidi"/>
-                <w:sz w:val="18"/>
-                <w:szCs w:val="18"/>
-                <w:rtl/>
-                <w:lang w:bidi="ar-IQ"/>
-              </w:rPr>
-              <w:t xml:space="preserve">٣</w:t>
-            </w:r>
-          </w:p>
-        </w:tc>
-        <w:tc>
-          <w:tcPr>
-            <w:tcW w:w="1831" w:type="pct"/>
-          </w:tcPr>
-          <w:p>
-            <w:pPr>
-              <w:keepNext/>
-              <w:keepLines/>
-              <w:spacing w:after="0"/>
-              <w:rPr>
-                <w:rFonts w:asciiTheme="majorBidi" w:hAnsiTheme="majorBidi" w:cstheme="majorBidi"/>
-                <w:sz w:val="18"/>
-                <w:szCs w:val="18"/>
-                <w:lang w:bidi="ar-IQ"/>
-              </w:rPr>
-            </w:pPr>
-            <w:r>
-              <w:rPr>
-                <w:rFonts w:asciiTheme="majorBidi" w:hAnsiTheme="majorBidi" w:cstheme="majorBidi"/>
-                <w:sz w:val="18"/>
-                <w:szCs w:val="18"/>
-                <w:rtl/>
-                <w:lang w:bidi="ar-IQ"/>
-              </w:rPr>
-              <w:t xml:space="preserve">برمجة المواقع 2</w:t>
-            </w:r>
-          </w:p>
-        </w:tc>
-        <w:tc>
-          <w:tcPr>
-            <w:tcW w:w="339" w:type="pct"/>
-          </w:tcPr>
-          <w:p>
-            <w:pPr>
-              <w:keepNext/>
-              <w:keepLines/>
-              <w:spacing w:after="0"/>
-              <w:rPr>
-                <w:rFonts w:asciiTheme="majorBidi" w:hAnsiTheme="majorBidi" w:cstheme="majorBidi"/>
-                <w:sz w:val="18"/>
-                <w:szCs w:val="18"/>
-                <w:lang w:bidi="ar-IQ"/>
-              </w:rPr>
-            </w:pPr>
-            <w:r>
-              <w:rPr>
-                <w:rFonts w:asciiTheme="majorBidi" w:hAnsiTheme="majorBidi" w:cstheme="majorBidi"/>
-                <w:sz w:val="18"/>
-                <w:szCs w:val="18"/>
-                <w:rtl/>
-                <w:lang w:bidi="ar-IQ"/>
-              </w:rPr>
-              <w:t xml:space="preserve">٥٧.٠</w:t>
             </w:r>
           </w:p>
         </w:tc>
@@ -5486,13 +5486,97 @@
                 <w:rtl/>
                 <w:lang w:bidi="ar-IQ"/>
               </w:rPr>
+              <w:t xml:space="preserve">شبكات الحاسوب 2</w:t>
+            </w:r>
+          </w:p>
+        </w:tc>
+        <w:tc>
+          <w:tcPr>
+            <w:tcW w:w="338" w:type="pct"/>
+          </w:tcPr>
+          <w:p>
+            <w:pPr>
+              <w:keepNext/>
+              <w:keepLines/>
+              <w:spacing w:after="0"/>
+              <w:rPr>
+                <w:rFonts w:asciiTheme="majorBidi" w:hAnsiTheme="majorBidi" w:cstheme="majorBidi"/>
+                <w:sz w:val="18"/>
+                <w:szCs w:val="18"/>
+                <w:lang w:bidi="ar-IQ"/>
+              </w:rPr>
+            </w:pPr>
+            <w:r>
+              <w:rPr>
+                <w:rFonts w:asciiTheme="majorBidi" w:hAnsiTheme="majorBidi" w:cstheme="majorBidi"/>
+                <w:sz w:val="18"/>
+                <w:szCs w:val="18"/>
+                <w:rtl/>
+                <w:lang w:bidi="ar-IQ"/>
+              </w:rPr>
+              <w:t xml:space="preserve">٥٠.٠</w:t>
+            </w:r>
+          </w:p>
+        </w:tc>
+        <w:tc>
+          <w:tcPr>
+            <w:tcW w:w="339" w:type="pct"/>
+          </w:tcPr>
+          <w:p>
+            <w:pPr>
+              <w:keepNext/>
+              <w:keepLines/>
+              <w:spacing w:after="0"/>
+              <w:rPr>
+                <w:rFonts w:asciiTheme="majorBidi" w:hAnsiTheme="majorBidi" w:cstheme="majorBidi"/>
+                <w:sz w:val="18"/>
+                <w:szCs w:val="18"/>
+                <w:lang w:bidi="ar-IQ"/>
+              </w:rPr>
+            </w:pPr>
+            <w:r>
+              <w:rPr>
+                <w:rFonts w:asciiTheme="majorBidi" w:hAnsiTheme="majorBidi" w:cstheme="majorBidi"/>
+                <w:sz w:val="18"/>
+                <w:szCs w:val="18"/>
+                <w:rtl/>
+                <w:lang w:bidi="ar-IQ"/>
+              </w:rPr>
+              <w:t xml:space="preserve">٣</w:t>
+            </w:r>
+          </w:p>
+        </w:tc>
+        <w:tc>
+          <w:tcPr>
+            <w:tcW w:w="1831" w:type="pct"/>
+          </w:tcPr>
+          <w:p>
+            <w:pPr>
+              <w:keepNext/>
+              <w:keepLines/>
+              <w:spacing w:after="0"/>
+              <w:rPr>
+                <w:rFonts w:asciiTheme="majorBidi" w:hAnsiTheme="majorBidi" w:cstheme="majorBidi"/>
+                <w:sz w:val="18"/>
+                <w:szCs w:val="18"/>
+                <w:lang w:bidi="ar-IQ"/>
+              </w:rPr>
+            </w:pPr>
+            <w:r>
+              <w:rPr>
+                <w:rFonts w:asciiTheme="majorBidi" w:hAnsiTheme="majorBidi" w:cstheme="majorBidi"/>
+                <w:sz w:val="18"/>
+                <w:szCs w:val="18"/>
+                <w:rtl/>
+                <w:lang w:bidi="ar-IQ"/>
+              </w:rPr>
               <w:t xml:space="preserve">مواضيع مختارة</w:t>
             </w:r>
           </w:p>
         </w:tc>
         <w:tc>
           <w:tcPr>
-            <w:tcW w:w="338" w:type="pct"/>
+            <w:tcW w:w="339" w:type="pct"/>
           </w:tcPr>
           <w:p>
             <w:pPr>
@@ -5515,90 +5599,6 @@
                 <w:lang w:bidi="ar-IQ"/>
               </w:rPr>
               <w:t xml:space="preserve">٨٦.٠</w:t>
-            </w:r>
-          </w:p>
-        </w:tc>
-        <w:tc>
-          <w:tcPr>
-            <w:tcW w:w="339" w:type="pct"/>
-          </w:tcPr>
-          <w:p>
-            <w:pPr>
-              <w:keepNext/>
-              <w:keepLines/>
-              <w:spacing w:after="0"/>
-              <w:rPr>
-                <w:rFonts w:asciiTheme="majorBidi" w:hAnsiTheme="majorBidi" w:cstheme="majorBidi"/>
-                <w:sz w:val="18"/>
-                <w:szCs w:val="18"/>
-                <w:lang w:bidi="ar-IQ"/>
-              </w:rPr>
-            </w:pPr>
-            <w:r>
-              <w:rPr>
-                <w:rFonts w:asciiTheme="majorBidi" w:hAnsiTheme="majorBidi" w:cstheme="majorBidi"/>
-                <w:sz w:val="18"/>
-                <w:szCs w:val="18"/>
-                <w:rtl/>
-                <w:lang w:bidi="ar-IQ"/>
-              </w:rPr>
-              <w:t xml:space="preserve">٣</w:t>
-            </w:r>
-          </w:p>
-        </w:tc>
-        <w:tc>
-          <w:tcPr>
-            <w:tcW w:w="1831" w:type="pct"/>
-          </w:tcPr>
-          <w:p>
-            <w:pPr>
-              <w:keepNext/>
-              <w:keepLines/>
-              <w:spacing w:after="0"/>
-              <w:rPr>
-                <w:rFonts w:asciiTheme="majorBidi" w:hAnsiTheme="majorBidi" w:cstheme="majorBidi"/>
-                <w:sz w:val="18"/>
-                <w:szCs w:val="18"/>
-                <w:lang w:bidi="ar-IQ"/>
-              </w:rPr>
-            </w:pPr>
-            <w:r>
-              <w:rPr>
-                <w:rFonts w:asciiTheme="majorBidi" w:hAnsiTheme="majorBidi" w:cstheme="majorBidi"/>
-                <w:sz w:val="18"/>
-                <w:szCs w:val="18"/>
-                <w:rtl/>
-                <w:lang w:bidi="ar-IQ"/>
-              </w:rPr>
-              <w:t xml:space="preserve">شبكات الحاسوب 2</w:t>
-            </w:r>
-          </w:p>
-        </w:tc>
-        <w:tc>
-          <w:tcPr>
-            <w:tcW w:w="339" w:type="pct"/>
-          </w:tcPr>
-          <w:p>
-            <w:pPr>
-              <w:keepNext/>
-              <w:keepLines/>
-              <w:spacing w:after="0"/>
-              <w:rPr>
-                <w:rFonts w:asciiTheme="majorBidi" w:hAnsiTheme="majorBidi" w:cstheme="majorBidi"/>
-                <w:sz w:val="18"/>
-                <w:szCs w:val="18"/>
-                <w:lang w:bidi="ar-IQ"/>
-              </w:rPr>
-            </w:pPr>
-            <w:r>
-              <w:rPr>
-                <w:rFonts w:asciiTheme="majorBidi" w:hAnsiTheme="majorBidi" w:cstheme="majorBidi"/>
-                <w:sz w:val="18"/>
-                <w:szCs w:val="18"/>
-                <w:rtl/>
-                <w:lang w:bidi="ar-IQ"/>
-              </w:rPr>
-              <w:t xml:space="preserve">٥٠.٠</w:t>
             </w:r>
           </w:p>
         </w:tc>
@@ -5658,13 +5658,97 @@
                 <w:rtl/>
                 <w:lang w:bidi="ar-IQ"/>
               </w:rPr>
+              <w:t xml:space="preserve">قواعد البيانات</w:t>
+            </w:r>
+          </w:p>
+        </w:tc>
+        <w:tc>
+          <w:tcPr>
+            <w:tcW w:w="338" w:type="pct"/>
+          </w:tcPr>
+          <w:p>
+            <w:pPr>
+              <w:keepNext/>
+              <w:keepLines/>
+              <w:spacing w:after="0"/>
+              <w:rPr>
+                <w:rFonts w:asciiTheme="majorBidi" w:hAnsiTheme="majorBidi" w:cstheme="majorBidi"/>
+                <w:sz w:val="18"/>
+                <w:szCs w:val="18"/>
+                <w:lang w:bidi="ar-IQ"/>
+              </w:rPr>
+            </w:pPr>
+            <w:r>
+              <w:rPr>
+                <w:rFonts w:asciiTheme="majorBidi" w:hAnsiTheme="majorBidi" w:cstheme="majorBidi"/>
+                <w:sz w:val="18"/>
+                <w:szCs w:val="18"/>
+                <w:rtl/>
+                <w:lang w:bidi="ar-IQ"/>
+              </w:rPr>
+              <w:t xml:space="preserve">٥٥.٠</w:t>
+            </w:r>
+          </w:p>
+        </w:tc>
+        <w:tc>
+          <w:tcPr>
+            <w:tcW w:w="339" w:type="pct"/>
+          </w:tcPr>
+          <w:p>
+            <w:pPr>
+              <w:keepNext/>
+              <w:keepLines/>
+              <w:spacing w:after="0"/>
+              <w:rPr>
+                <w:rFonts w:asciiTheme="majorBidi" w:hAnsiTheme="majorBidi" w:cstheme="majorBidi"/>
+                <w:sz w:val="18"/>
+                <w:szCs w:val="18"/>
+                <w:lang w:bidi="ar-IQ"/>
+              </w:rPr>
+            </w:pPr>
+            <w:r>
+              <w:rPr>
+                <w:rFonts w:asciiTheme="majorBidi" w:hAnsiTheme="majorBidi" w:cstheme="majorBidi"/>
+                <w:sz w:val="18"/>
+                <w:szCs w:val="18"/>
+                <w:rtl/>
+                <w:lang w:bidi="ar-IQ"/>
+              </w:rPr>
+              <w:t xml:space="preserve">٣</w:t>
+            </w:r>
+          </w:p>
+        </w:tc>
+        <w:tc>
+          <w:tcPr>
+            <w:tcW w:w="1831" w:type="pct"/>
+          </w:tcPr>
+          <w:p>
+            <w:pPr>
+              <w:keepNext/>
+              <w:keepLines/>
+              <w:spacing w:after="0"/>
+              <w:rPr>
+                <w:rFonts w:asciiTheme="majorBidi" w:hAnsiTheme="majorBidi" w:cstheme="majorBidi"/>
+                <w:sz w:val="18"/>
+                <w:szCs w:val="18"/>
+                <w:lang w:bidi="ar-IQ"/>
+              </w:rPr>
+            </w:pPr>
+            <w:r>
+              <w:rPr>
+                <w:rFonts w:asciiTheme="majorBidi" w:hAnsiTheme="majorBidi" w:cstheme="majorBidi"/>
+                <w:sz w:val="18"/>
+                <w:szCs w:val="18"/>
+                <w:rtl/>
+                <w:lang w:bidi="ar-IQ"/>
+              </w:rPr>
               <w:t xml:space="preserve">هندسة المعرفة</w:t>
             </w:r>
           </w:p>
         </w:tc>
         <w:tc>
           <w:tcPr>
-            <w:tcW w:w="338" w:type="pct"/>
+            <w:tcW w:w="339" w:type="pct"/>
           </w:tcPr>
           <w:p>
             <w:pPr>
@@ -5687,90 +5771,6 @@
                 <w:lang w:bidi="ar-IQ"/>
               </w:rPr>
               <w:t xml:space="preserve">٩٢.٠</w:t>
-            </w:r>
-          </w:p>
-        </w:tc>
-        <w:tc>
-          <w:tcPr>
-            <w:tcW w:w="339" w:type="pct"/>
-          </w:tcPr>
-          <w:p>
-            <w:pPr>
-              <w:keepNext/>
-              <w:keepLines/>
-              <w:spacing w:after="0"/>
-              <w:rPr>
-                <w:rFonts w:asciiTheme="majorBidi" w:hAnsiTheme="majorBidi" w:cstheme="majorBidi"/>
-                <w:sz w:val="18"/>
-                <w:szCs w:val="18"/>
-                <w:lang w:bidi="ar-IQ"/>
-              </w:rPr>
-            </w:pPr>
-            <w:r>
-              <w:rPr>
-                <w:rFonts w:asciiTheme="majorBidi" w:hAnsiTheme="majorBidi" w:cstheme="majorBidi"/>
-                <w:sz w:val="18"/>
-                <w:szCs w:val="18"/>
-                <w:rtl/>
-                <w:lang w:bidi="ar-IQ"/>
-              </w:rPr>
-              <w:t xml:space="preserve">٣</w:t>
-            </w:r>
-          </w:p>
-        </w:tc>
-        <w:tc>
-          <w:tcPr>
-            <w:tcW w:w="1831" w:type="pct"/>
-          </w:tcPr>
-          <w:p>
-            <w:pPr>
-              <w:keepNext/>
-              <w:keepLines/>
-              <w:spacing w:after="0"/>
-              <w:rPr>
-                <w:rFonts w:asciiTheme="majorBidi" w:hAnsiTheme="majorBidi" w:cstheme="majorBidi"/>
-                <w:sz w:val="18"/>
-                <w:szCs w:val="18"/>
-                <w:lang w:bidi="ar-IQ"/>
-              </w:rPr>
-            </w:pPr>
-            <w:r>
-              <w:rPr>
-                <w:rFonts w:asciiTheme="majorBidi" w:hAnsiTheme="majorBidi" w:cstheme="majorBidi"/>
-                <w:sz w:val="18"/>
-                <w:szCs w:val="18"/>
-                <w:rtl/>
-                <w:lang w:bidi="ar-IQ"/>
-              </w:rPr>
-              <w:t xml:space="preserve">قواعد البيانات</w:t>
-            </w:r>
-          </w:p>
-        </w:tc>
-        <w:tc>
-          <w:tcPr>
-            <w:tcW w:w="339" w:type="pct"/>
-          </w:tcPr>
-          <w:p>
-            <w:pPr>
-              <w:keepNext/>
-              <w:keepLines/>
-              <w:spacing w:after="0"/>
-              <w:rPr>
-                <w:rFonts w:asciiTheme="majorBidi" w:hAnsiTheme="majorBidi" w:cstheme="majorBidi"/>
-                <w:sz w:val="18"/>
-                <w:szCs w:val="18"/>
-                <w:lang w:bidi="ar-IQ"/>
-              </w:rPr>
-            </w:pPr>
-            <w:r>
-              <w:rPr>
-                <w:rFonts w:asciiTheme="majorBidi" w:hAnsiTheme="majorBidi" w:cstheme="majorBidi"/>
-                <w:sz w:val="18"/>
-                <w:szCs w:val="18"/>
-                <w:rtl/>
-                <w:lang w:bidi="ar-IQ"/>
-              </w:rPr>
-              <w:t xml:space="preserve">٥٥.٠</w:t>
             </w:r>
           </w:p>
         </w:tc>
@@ -5830,13 +5830,97 @@
                 <w:rtl/>
                 <w:lang w:bidi="ar-IQ"/>
               </w:rPr>
+              <w:t xml:space="preserve">معمارية الحاسوب</w:t>
+            </w:r>
+          </w:p>
+        </w:tc>
+        <w:tc>
+          <w:tcPr>
+            <w:tcW w:w="338" w:type="pct"/>
+          </w:tcPr>
+          <w:p>
+            <w:pPr>
+              <w:keepNext/>
+              <w:keepLines/>
+              <w:spacing w:after="0"/>
+              <w:rPr>
+                <w:rFonts w:asciiTheme="majorBidi" w:hAnsiTheme="majorBidi" w:cstheme="majorBidi"/>
+                <w:sz w:val="18"/>
+                <w:szCs w:val="18"/>
+                <w:lang w:bidi="ar-IQ"/>
+              </w:rPr>
+            </w:pPr>
+            <w:r>
+              <w:rPr>
+                <w:rFonts w:asciiTheme="majorBidi" w:hAnsiTheme="majorBidi" w:cstheme="majorBidi"/>
+                <w:sz w:val="18"/>
+                <w:szCs w:val="18"/>
+                <w:rtl/>
+                <w:lang w:bidi="ar-IQ"/>
+              </w:rPr>
+              <w:t xml:space="preserve">٥١.٠</w:t>
+            </w:r>
+          </w:p>
+        </w:tc>
+        <w:tc>
+          <w:tcPr>
+            <w:tcW w:w="339" w:type="pct"/>
+          </w:tcPr>
+          <w:p>
+            <w:pPr>
+              <w:keepNext/>
+              <w:keepLines/>
+              <w:spacing w:after="0"/>
+              <w:rPr>
+                <w:rFonts w:asciiTheme="majorBidi" w:hAnsiTheme="majorBidi" w:cstheme="majorBidi"/>
+                <w:sz w:val="18"/>
+                <w:szCs w:val="18"/>
+                <w:lang w:bidi="ar-IQ"/>
+              </w:rPr>
+            </w:pPr>
+            <w:r>
+              <w:rPr>
+                <w:rFonts w:asciiTheme="majorBidi" w:hAnsiTheme="majorBidi" w:cstheme="majorBidi"/>
+                <w:sz w:val="18"/>
+                <w:szCs w:val="18"/>
+                <w:rtl/>
+                <w:lang w:bidi="ar-IQ"/>
+              </w:rPr>
+              <w:t xml:space="preserve">٣</w:t>
+            </w:r>
+          </w:p>
+        </w:tc>
+        <w:tc>
+          <w:tcPr>
+            <w:tcW w:w="1831" w:type="pct"/>
+          </w:tcPr>
+          <w:p>
+            <w:pPr>
+              <w:keepNext/>
+              <w:keepLines/>
+              <w:spacing w:after="0"/>
+              <w:rPr>
+                <w:rFonts w:asciiTheme="majorBidi" w:hAnsiTheme="majorBidi" w:cstheme="majorBidi"/>
+                <w:sz w:val="18"/>
+                <w:szCs w:val="18"/>
+                <w:lang w:bidi="ar-IQ"/>
+              </w:rPr>
+            </w:pPr>
+            <w:r>
+              <w:rPr>
+                <w:rFonts w:asciiTheme="majorBidi" w:hAnsiTheme="majorBidi" w:cstheme="majorBidi"/>
+                <w:sz w:val="18"/>
+                <w:szCs w:val="18"/>
+                <w:rtl/>
+                <w:lang w:bidi="ar-IQ"/>
+              </w:rPr>
               <w:t xml:space="preserve"/>
             </w:r>
           </w:p>
         </w:tc>
         <w:tc>
           <w:tcPr>
-            <w:tcW w:w="338" w:type="pct"/>
+            <w:tcW w:w="339" w:type="pct"/>
           </w:tcPr>
           <w:p>
             <w:pPr>
@@ -5864,18 +5948,17 @@
         </w:tc>
         <w:tc>
           <w:tcPr>
-            <w:tcW w:w="339" w:type="pct"/>
-          </w:tcPr>
-          <w:p>
-            <w:pPr>
-              <w:keepNext/>
-              <w:keepLines/>
-              <w:spacing w:after="0"/>
-              <w:rPr>
-                <w:rFonts w:asciiTheme="majorBidi" w:hAnsiTheme="majorBidi" w:cstheme="majorBidi"/>
-                <w:sz w:val="18"/>
-                <w:szCs w:val="18"/>
-                <w:lang w:bidi="ar-IQ"/>
+            <w:tcW w:w="325" w:type="pct"/>
+          </w:tcPr>
+          <w:p>
+            <w:pPr>
+              <w:keepNext/>
+              <w:keepLines/>
+              <w:spacing w:after="0"/>
+              <w:rPr>
+                <w:rFonts w:asciiTheme="majorBidi" w:hAnsiTheme="majorBidi" w:cstheme="majorBidi"/>
+                <w:sz w:val="18"/>
+                <w:szCs w:val="18"/>
               </w:rPr>
             </w:pPr>
             <w:r>
@@ -5887,89 +5970,6 @@
                 <w:lang w:bidi="ar-IQ"/>
               </w:rPr>
               <w:t xml:space="preserve"/>
-            </w:r>
-          </w:p>
-        </w:tc>
-        <w:tc>
-          <w:tcPr>
-            <w:tcW w:w="1831" w:type="pct"/>
-          </w:tcPr>
-          <w:p>
-            <w:pPr>
-              <w:keepNext/>
-              <w:keepLines/>
-              <w:spacing w:after="0"/>
-              <w:rPr>
-                <w:rFonts w:asciiTheme="majorBidi" w:hAnsiTheme="majorBidi" w:cstheme="majorBidi"/>
-                <w:sz w:val="18"/>
-                <w:szCs w:val="18"/>
-                <w:lang w:bidi="ar-IQ"/>
-              </w:rPr>
-            </w:pPr>
-            <w:r>
-              <w:rPr>
-                <w:rFonts w:asciiTheme="majorBidi" w:hAnsiTheme="majorBidi" w:cstheme="majorBidi"/>
-                <w:sz w:val="18"/>
-                <w:szCs w:val="18"/>
-                <w:rtl/>
-                <w:lang w:bidi="ar-IQ"/>
-              </w:rPr>
-              <w:t xml:space="preserve">معمارية الحاسوب</w:t>
-            </w:r>
-          </w:p>
-        </w:tc>
-        <w:tc>
-          <w:tcPr>
-            <w:tcW w:w="339" w:type="pct"/>
-          </w:tcPr>
-          <w:p>
-            <w:pPr>
-              <w:keepNext/>
-              <w:keepLines/>
-              <w:spacing w:after="0"/>
-              <w:rPr>
-                <w:rFonts w:asciiTheme="majorBidi" w:hAnsiTheme="majorBidi" w:cstheme="majorBidi"/>
-                <w:sz w:val="18"/>
-                <w:szCs w:val="18"/>
-                <w:lang w:bidi="ar-IQ"/>
-              </w:rPr>
-            </w:pPr>
-            <w:r>
-              <w:rPr>
-                <w:rFonts w:asciiTheme="majorBidi" w:hAnsiTheme="majorBidi" w:cstheme="majorBidi"/>
-                <w:sz w:val="18"/>
-                <w:szCs w:val="18"/>
-                <w:rtl/>
-                <w:lang w:bidi="ar-IQ"/>
-              </w:rPr>
-              <w:t xml:space="preserve">٥١.٠</w:t>
-            </w:r>
-          </w:p>
-        </w:tc>
-        <w:tc>
-          <w:tcPr>
-            <w:tcW w:w="325" w:type="pct"/>
-          </w:tcPr>
-          <w:p>
-            <w:pPr>
-              <w:keepNext/>
-              <w:keepLines/>
-              <w:spacing w:after="0"/>
-              <w:rPr>
-                <w:rFonts w:asciiTheme="majorBidi" w:hAnsiTheme="majorBidi" w:cstheme="majorBidi"/>
-                <w:sz w:val="18"/>
-                <w:szCs w:val="18"/>
-              </w:rPr>
-            </w:pPr>
-            <w:r>
-              <w:rPr>
-                <w:rFonts w:asciiTheme="majorBidi" w:hAnsiTheme="majorBidi" w:cstheme="majorBidi"/>
-                <w:sz w:val="18"/>
-                <w:szCs w:val="18"/>
-                <w:rtl/>
-                <w:lang w:bidi="ar-IQ"/>
-              </w:rPr>
-              <w:t xml:space="preserve">٣</w:t>
             </w:r>
           </w:p>
         </w:tc>
@@ -6653,7 +6653,7 @@
           <w:rtl/>
           <w:lang w:bidi="ar-IQ"/>
         </w:rPr>
-        <w:t xml:space="preserve"> ٢٠٢٠-١١-١٧</w:t>
+        <w:t xml:space="preserve"> ١٧-١١-٢٠٢٠</w:t>
       </w:r>
     </w:p>
     <w:p>
@@ -6977,7 +6977,7 @@
 </file>
 
 <file path=word/endnotes.xml><?xml version="1.0" encoding="utf-8"?>
-<w:endnotes xmlns:wpc="http://schemas.microsoft.com/office/word/2010/wordprocessingCanvas" xmlns:cx="http://schemas.microsoft.com/office/drawing/2014/chartex" xmlns:cx1="http://schemas.microsoft.com/office/drawing/2015/9/8/chartex" xmlns:cx2="http://schemas.microsoft.com/office/drawing/2015/10/21/chartex" xmlns:cx3="http://schemas.microsoft.com/office/drawing/2016/5/9/chartex" xmlns:cx4="http://schemas.microsoft.com/office/drawing/2016/5/10/chartex" xmlns:cx5="http://schemas.microsoft.com/office/drawing/2016/5/11/chartex" xmlns:cx6="http://schemas.microsoft.com/office/drawing/2016/5/12/chartex" xmlns:cx7="http://schemas.microsoft.com/office/drawing/2016/5/13/chartex" xmlns:cx8="http://schemas.microsoft.com/office/drawing/2016/5/14/chartex" xmlns:mc="http://schemas.openxmlformats.org/markup-compatibility/2006" xmlns:aink="http://schemas.microsoft.com/office/drawing/2016/ink" xmlns:am3d="http://schemas.microsoft.com/office/drawing/2017/model3d" xmlns:o="urn:schemas-microsoft-com:office:office" xmlns:oel="http://schemas.microsoft.com/office/2019/extlst" xmlns:r="http://schemas.openxmlformats.org/officeDocument/2006/relationships" xmlns:m="http://schemas.openxmlformats.org/officeDocument/2006/math" xmlns:v="urn:schemas-microsoft-com:vml" xmlns:wp14="http://schemas.microsoft.com/office/word/2010/wordprocessingDrawing" xmlns:wp="http://schemas.openxmlformats.org/drawingml/2006/wordprocessingDrawing" xmlns:w10="urn:schemas-microsoft-com:office:word" xmlns:w="http://schemas.openxmlformats.org/wordprocessingml/2006/main" xmlns:w14="http://schemas.microsoft.com/office/word/2010/wordml" xmlns:w15="http://schemas.microsoft.com/office/word/2012/wordml" xmlns:w16cei="http://schemas.microsoft.com/office/word/2026/wordml/cei" xmlns:w16cex="http://schemas.microsoft.com/office/word/2018/wordml/cex" xmlns:w16cid="http://schemas.microsoft.com/office/word/2016/wordml/cid" xmlns:w16="http://schemas.microsoft.com/office/word/2018/wordml" xmlns:w16du="http://schemas.microsoft.com/office/word/2023/wordml/word16du" xmlns:w16sdtdh="http://schemas.microsoft.com/office/word/2020/wordml/sdtdatahash" xmlns:w16sdtfl="http://schemas.microsoft.com/office/word/2024/wordml/sdtformatlock" xmlns:w16se="http://schemas.microsoft.com/office/word/2015/wordml/symex" xmlns:wpg="http://schemas.microsoft.com/office/word/2010/wordprocessingGroup" xmlns:wpi="http://schemas.microsoft.com/office/word/2010/wordprocessingInk" xmlns:wne="http://schemas.microsoft.com/office/word/2006/wordml" xmlns:wps="http://schemas.microsoft.com/office/word/2010/wordprocessingShape" mc:Ignorable="w14 w15 w16se w16cid w16 w16cex w16sdtdh w16sdtfl w16du wp14">
+<w:endnotes xmlns:wpc="http://schemas.microsoft.com/office/word/2010/wordprocessingCanvas" xmlns:cx="http://schemas.microsoft.com/office/drawing/2014/chartex" xmlns:cx1="http://schemas.microsoft.com/office/drawing/2015/9/8/chartex" xmlns:cx2="http://schemas.microsoft.com/office/drawing/2015/10/21/chartex" xmlns:cx3="http://schemas.microsoft.com/office/drawing/2016/5/9/chartex" xmlns:cx4="http://schemas.microsoft.com/office/drawing/2016/5/10/chartex" xmlns:cx5="http://schemas.microsoft.com/office/drawing/2016/5/11/chartex" xmlns:cx6="http://schemas.microsoft.com/office/drawing/2016/5/12/chartex" xmlns:cx7="http://schemas.microsoft.com/office/drawing/2016/5/13/chartex" xmlns:cx8="http://schemas.microsoft.com/office/drawing/2016/5/14/chartex" xmlns:mc="http://schemas.openxmlformats.org/markup-compatibility/2006" xmlns:aink="http://schemas.microsoft.com/office/drawing/2016/ink" xmlns:am3d="http://schemas.microsoft.com/office/drawing/2017/model3d" xmlns:o="urn:schemas-microsoft-com:office:office" xmlns:oel="http://schemas.microsoft.com/office/2019/extlst" xmlns:r="http://schemas.openxmlformats.org/officeDocument/2006/relationships" xmlns:m="http://schemas.openxmlformats.org/officeDocument/2006/math" xmlns:v="urn:schemas-microsoft-com:vml" xmlns:wp14="http://schemas.microsoft.com/office/word/2010/wordprocessingDrawing" xmlns:wp="http://schemas.openxmlformats.org/drawingml/2006/wordprocessingDrawing" xmlns:w10="urn:schemas-microsoft-com:office:word" xmlns:w="http://schemas.openxmlformats.org/wordprocessingml/2006/main" xmlns:w14="http://schemas.microsoft.com/office/word/2010/wordml" xmlns:w15="http://schemas.microsoft.com/office/word/2012/wordml" xmlns:w16cex="http://schemas.microsoft.com/office/word/2018/wordml/cex" xmlns:w16cid="http://schemas.microsoft.com/office/word/2016/wordml/cid" xmlns:w16="http://schemas.microsoft.com/office/word/2018/wordml" xmlns:w16du="http://schemas.microsoft.com/office/word/2023/wordml/word16du" xmlns:w16sdtdh="http://schemas.microsoft.com/office/word/2020/wordml/sdtdatahash" xmlns:w16sdtfl="http://schemas.microsoft.com/office/word/2024/wordml/sdtformatlock" xmlns:w16se="http://schemas.microsoft.com/office/word/2015/wordml/symex" xmlns:wpg="http://schemas.microsoft.com/office/word/2010/wordprocessingGroup" xmlns:wpi="http://schemas.microsoft.com/office/word/2010/wordprocessingInk" xmlns:wne="http://schemas.microsoft.com/office/word/2006/wordml" xmlns:wps="http://schemas.microsoft.com/office/word/2010/wordprocessingShape" mc:Ignorable="w14 w15 w16se w16cid w16 w16cex w16sdtdh w16sdtfl w16du wp14">
   <w:endnote w:type="separator" w:id="-1">
     <w:p>
       <w:pPr>
@@ -7002,7 +7002,7 @@
 </file>
 
 <file path=word/footer1.xml><?xml version="1.0" encoding="utf-8"?>
-<w:ftr xmlns:wpc="http://schemas.microsoft.com/office/word/2010/wordprocessingCanvas" xmlns:cx="http://schemas.microsoft.com/office/drawing/2014/chartex" xmlns:cx1="http://schemas.microsoft.com/office/drawing/2015/9/8/chartex" xmlns:cx2="http://schemas.microsoft.com/office/drawing/2015/10/21/chartex" xmlns:cx3="http://schemas.microsoft.com/office/drawing/2016/5/9/chartex" xmlns:cx4="http://schemas.microsoft.com/office/drawing/2016/5/10/chartex" xmlns:cx5="http://schemas.microsoft.com/office/drawing/2016/5/11/chartex" xmlns:cx6="http://schemas.microsoft.com/office/drawing/2016/5/12/chartex" xmlns:cx7="http://schemas.microsoft.com/office/drawing/2016/5/13/chartex" xmlns:cx8="http://schemas.microsoft.com/office/drawing/2016/5/14/chartex" xmlns:mc="http://schemas.openxmlformats.org/markup-compatibility/2006" xmlns:aink="http://schemas.microsoft.com/office/drawing/2016/ink" xmlns:am3d="http://schemas.microsoft.com/office/drawing/2017/model3d" xmlns:o="urn:schemas-microsoft-com:office:office" xmlns:oel="http://schemas.microsoft.com/office/2019/extlst" xmlns:r="http://schemas.openxmlformats.org/officeDocument/2006/relationships" xmlns:m="http://schemas.openxmlformats.org/officeDocument/2006/math" xmlns:v="urn:schemas-microsoft-com:vml" xmlns:wp14="http://schemas.microsoft.com/office/word/2010/wordprocessingDrawing" xmlns:wp="http://schemas.openxmlformats.org/drawingml/2006/wordprocessingDrawing" xmlns:w10="urn:schemas-microsoft-com:office:word" xmlns:w="http://schemas.openxmlformats.org/wordprocessingml/2006/main" xmlns:w14="http://schemas.microsoft.com/office/word/2010/wordml" xmlns:w15="http://schemas.microsoft.com/office/word/2012/wordml" xmlns:w16cei="http://schemas.microsoft.com/office/word/2026/wordml/cei" xmlns:w16cex="http://schemas.microsoft.com/office/word/2018/wordml/cex" xmlns:w16cid="http://schemas.microsoft.com/office/word/2016/wordml/cid" xmlns:w16="http://schemas.microsoft.com/office/word/2018/wordml" xmlns:w16du="http://schemas.microsoft.com/office/word/2023/wordml/word16du" xmlns:w16sdtdh="http://schemas.microsoft.com/office/word/2020/wordml/sdtdatahash" xmlns:w16sdtfl="http://schemas.microsoft.com/office/word/2024/wordml/sdtformatlock" xmlns:w16se="http://schemas.microsoft.com/office/word/2015/wordml/symex" xmlns:wpg="http://schemas.microsoft.com/office/word/2010/wordprocessingGroup" xmlns:wpi="http://schemas.microsoft.com/office/word/2010/wordprocessingInk" xmlns:wne="http://schemas.microsoft.com/office/word/2006/wordml" xmlns:wps="http://schemas.microsoft.com/office/word/2010/wordprocessingShape" mc:Ignorable="w14 w15 w16se w16cid w16 w16cex w16sdtdh w16sdtfl w16du wp14">
+<w:ftr xmlns:wpc="http://schemas.microsoft.com/office/word/2010/wordprocessingCanvas" xmlns:cx="http://schemas.microsoft.com/office/drawing/2014/chartex" xmlns:cx1="http://schemas.microsoft.com/office/drawing/2015/9/8/chartex" xmlns:cx2="http://schemas.microsoft.com/office/drawing/2015/10/21/chartex" xmlns:cx3="http://schemas.microsoft.com/office/drawing/2016/5/9/chartex" xmlns:cx4="http://schemas.microsoft.com/office/drawing/2016/5/10/chartex" xmlns:cx5="http://schemas.microsoft.com/office/drawing/2016/5/11/chartex" xmlns:cx6="http://schemas.microsoft.com/office/drawing/2016/5/12/chartex" xmlns:cx7="http://schemas.microsoft.com/office/drawing/2016/5/13/chartex" xmlns:cx8="http://schemas.microsoft.com/office/drawing/2016/5/14/chartex" xmlns:mc="http://schemas.openxmlformats.org/markup-compatibility/2006" xmlns:aink="http://schemas.microsoft.com/office/drawing/2016/ink" xmlns:am3d="http://schemas.microsoft.com/office/drawing/2017/model3d" xmlns:o="urn:schemas-microsoft-com:office:office" xmlns:oel="http://schemas.microsoft.com/office/2019/extlst" xmlns:r="http://schemas.openxmlformats.org/officeDocument/2006/relationships" xmlns:m="http://schemas.openxmlformats.org/officeDocument/2006/math" xmlns:v="urn:schemas-microsoft-com:vml" xmlns:wp14="http://schemas.microsoft.com/office/word/2010/wordprocessingDrawing" xmlns:wp="http://schemas.openxmlformats.org/drawingml/2006/wordprocessingDrawing" xmlns:w10="urn:schemas-microsoft-com:office:word" xmlns:w="http://schemas.openxmlformats.org/wordprocessingml/2006/main" xmlns:w14="http://schemas.microsoft.com/office/word/2010/wordml" xmlns:w15="http://schemas.microsoft.com/office/word/2012/wordml" xmlns:w16cex="http://schemas.microsoft.com/office/word/2018/wordml/cex" xmlns:w16cid="http://schemas.microsoft.com/office/word/2016/wordml/cid" xmlns:w16="http://schemas.microsoft.com/office/word/2018/wordml" xmlns:w16du="http://schemas.microsoft.com/office/word/2023/wordml/word16du" xmlns:w16sdtdh="http://schemas.microsoft.com/office/word/2020/wordml/sdtdatahash" xmlns:w16sdtfl="http://schemas.microsoft.com/office/word/2024/wordml/sdtformatlock" xmlns:w16se="http://schemas.microsoft.com/office/word/2015/wordml/symex" xmlns:wpg="http://schemas.microsoft.com/office/word/2010/wordprocessingGroup" xmlns:wpi="http://schemas.microsoft.com/office/word/2010/wordprocessingInk" xmlns:wne="http://schemas.microsoft.com/office/word/2006/wordml" xmlns:wps="http://schemas.microsoft.com/office/word/2010/wordprocessingShape" mc:Ignorable="w14 w15 w16se w16cid w16 w16cex w16sdtdh w16sdtfl w16du wp14">
   <w:p>
     <w:pPr>
       <w:pStyle w:val="Footer"/>
@@ -7188,7 +7188,7 @@
 </file>
 
 <file path=word/footer2.xml><?xml version="1.0" encoding="utf-8"?>
-<w:ftr xmlns:wpc="http://schemas.microsoft.com/office/word/2010/wordprocessingCanvas" xmlns:cx="http://schemas.microsoft.com/office/drawing/2014/chartex" xmlns:cx1="http://schemas.microsoft.com/office/drawing/2015/9/8/chartex" xmlns:cx2="http://schemas.microsoft.com/office/drawing/2015/10/21/chartex" xmlns:cx3="http://schemas.microsoft.com/office/drawing/2016/5/9/chartex" xmlns:cx4="http://schemas.microsoft.com/office/drawing/2016/5/10/chartex" xmlns:cx5="http://schemas.microsoft.com/office/drawing/2016/5/11/chartex" xmlns:cx6="http://schemas.microsoft.com/office/drawing/2016/5/12/chartex" xmlns:cx7="http://schemas.microsoft.com/office/drawing/2016/5/13/chartex" xmlns:cx8="http://schemas.microsoft.com/office/drawing/2016/5/14/chartex" xmlns:mc="http://schemas.openxmlformats.org/markup-compatibility/2006" xmlns:aink="http://schemas.microsoft.com/office/drawing/2016/ink" xmlns:am3d="http://schemas.microsoft.com/office/drawing/2017/model3d" xmlns:o="urn:schemas-microsoft-com:office:office" xmlns:oel="http://schemas.microsoft.com/office/2019/extlst" xmlns:r="http://schemas.openxmlformats.org/officeDocument/2006/relationships" xmlns:m="http://schemas.openxmlformats.org/officeDocument/2006/math" xmlns:v="urn:schemas-microsoft-com:vml" xmlns:wp14="http://schemas.microsoft.com/office/word/2010/wordprocessingDrawing" xmlns:wp="http://schemas.openxmlformats.org/drawingml/2006/wordprocessingDrawing" xmlns:w10="urn:schemas-microsoft-com:office:word" xmlns:w="http://schemas.openxmlformats.org/wordprocessingml/2006/main" xmlns:w14="http://schemas.microsoft.com/office/word/2010/wordml" xmlns:w15="http://schemas.microsoft.com/office/word/2012/wordml" xmlns:w16cei="http://schemas.microsoft.com/office/word/2026/wordml/cei" xmlns:w16cex="http://schemas.microsoft.com/office/word/2018/wordml/cex" xmlns:w16cid="http://schemas.microsoft.com/office/word/2016/wordml/cid" xmlns:w16="http://schemas.microsoft.com/office/word/2018/wordml" xmlns:w16du="http://schemas.microsoft.com/office/word/2023/wordml/word16du" xmlns:w16sdtdh="http://schemas.microsoft.com/office/word/2020/wordml/sdtdatahash" xmlns:w16sdtfl="http://schemas.microsoft.com/office/word/2024/wordml/sdtformatlock" xmlns:w16se="http://schemas.microsoft.com/office/word/2015/wordml/symex" xmlns:wpg="http://schemas.microsoft.com/office/word/2010/wordprocessingGroup" xmlns:wpi="http://schemas.microsoft.com/office/word/2010/wordprocessingInk" xmlns:wne="http://schemas.microsoft.com/office/word/2006/wordml" xmlns:wps="http://schemas.microsoft.com/office/word/2010/wordprocessingShape" mc:Ignorable="w14 w15 w16se w16cid w16 w16cex w16sdtdh w16sdtfl w16du wp14">
+<w:ftr xmlns:wpc="http://schemas.microsoft.com/office/word/2010/wordprocessingCanvas" xmlns:cx="http://schemas.microsoft.com/office/drawing/2014/chartex" xmlns:cx1="http://schemas.microsoft.com/office/drawing/2015/9/8/chartex" xmlns:cx2="http://schemas.microsoft.com/office/drawing/2015/10/21/chartex" xmlns:cx3="http://schemas.microsoft.com/office/drawing/2016/5/9/chartex" xmlns:cx4="http://schemas.microsoft.com/office/drawing/2016/5/10/chartex" xmlns:cx5="http://schemas.microsoft.com/office/drawing/2016/5/11/chartex" xmlns:cx6="http://schemas.microsoft.com/office/drawing/2016/5/12/chartex" xmlns:cx7="http://schemas.microsoft.com/office/drawing/2016/5/13/chartex" xmlns:cx8="http://schemas.microsoft.com/office/drawing/2016/5/14/chartex" xmlns:mc="http://schemas.openxmlformats.org/markup-compatibility/2006" xmlns:aink="http://schemas.microsoft.com/office/drawing/2016/ink" xmlns:am3d="http://schemas.microsoft.com/office/drawing/2017/model3d" xmlns:o="urn:schemas-microsoft-com:office:office" xmlns:oel="http://schemas.microsoft.com/office/2019/extlst" xmlns:r="http://schemas.openxmlformats.org/officeDocument/2006/relationships" xmlns:m="http://schemas.openxmlformats.org/officeDocument/2006/math" xmlns:v="urn:schemas-microsoft-com:vml" xmlns:wp14="http://schemas.microsoft.com/office/word/2010/wordprocessingDrawing" xmlns:wp="http://schemas.openxmlformats.org/drawingml/2006/wordprocessingDrawing" xmlns:w10="urn:schemas-microsoft-com:office:word" xmlns:w="http://schemas.openxmlformats.org/wordprocessingml/2006/main" xmlns:w14="http://schemas.microsoft.com/office/word/2010/wordml" xmlns:w15="http://schemas.microsoft.com/office/word/2012/wordml" xmlns:w16cex="http://schemas.microsoft.com/office/word/2018/wordml/cex" xmlns:w16cid="http://schemas.microsoft.com/office/word/2016/wordml/cid" xmlns:w16="http://schemas.microsoft.com/office/word/2018/wordml" xmlns:w16du="http://schemas.microsoft.com/office/word/2023/wordml/word16du" xmlns:w16sdtdh="http://schemas.microsoft.com/office/word/2020/wordml/sdtdatahash" xmlns:w16sdtfl="http://schemas.microsoft.com/office/word/2024/wordml/sdtformatlock" xmlns:w16se="http://schemas.microsoft.com/office/word/2015/wordml/symex" xmlns:wpg="http://schemas.microsoft.com/office/word/2010/wordprocessingGroup" xmlns:wpi="http://schemas.microsoft.com/office/word/2010/wordprocessingInk" xmlns:wne="http://schemas.microsoft.com/office/word/2006/wordml" xmlns:wps="http://schemas.microsoft.com/office/word/2010/wordprocessingShape" mc:Ignorable="w14 w15 w16se w16cid w16 w16cex w16sdtdh w16sdtfl w16du wp14">
   <w:p>
     <w:pPr>
       <w:pStyle w:val="Footer"/>
@@ -7211,7 +7211,7 @@
 </file>
 
 <file path=word/footnotes.xml><?xml version="1.0" encoding="utf-8"?>
-<w:footnotes xmlns:wpc="http://schemas.microsoft.com/office/word/2010/wordprocessingCanvas" xmlns:cx="http://schemas.microsoft.com/office/drawing/2014/chartex" xmlns:cx1="http://schemas.microsoft.com/office/drawing/2015/9/8/chartex" xmlns:cx2="http://schemas.microsoft.com/office/drawing/2015/10/21/chartex" xmlns:cx3="http://schemas.microsoft.com/office/drawing/2016/5/9/chartex" xmlns:cx4="http://schemas.microsoft.com/office/drawing/2016/5/10/chartex" xmlns:cx5="http://schemas.microsoft.com/office/drawing/2016/5/11/chartex" xmlns:cx6="http://schemas.microsoft.com/office/drawing/2016/5/12/chartex" xmlns:cx7="http://schemas.microsoft.com/office/drawing/2016/5/13/chartex" xmlns:cx8="http://schemas.microsoft.com/office/drawing/2016/5/14/chartex" xmlns:mc="http://schemas.openxmlformats.org/markup-compatibility/2006" xmlns:aink="http://schemas.microsoft.com/office/drawing/2016/ink" xmlns:am3d="http://schemas.microsoft.com/office/drawing/2017/model3d" xmlns:o="urn:schemas-microsoft-com:office:office" xmlns:oel="http://schemas.microsoft.com/office/2019/extlst" xmlns:r="http://schemas.openxmlformats.org/officeDocument/2006/relationships" xmlns:m="http://schemas.openxmlformats.org/officeDocument/2006/math" xmlns:v="urn:schemas-microsoft-com:vml" xmlns:wp14="http://schemas.microsoft.com/office/word/2010/wordprocessingDrawing" xmlns:wp="http://schemas.openxmlformats.org/drawingml/2006/wordprocessingDrawing" xmlns:w10="urn:schemas-microsoft-com:office:word" xmlns:w="http://schemas.openxmlformats.org/wordprocessingml/2006/main" xmlns:w14="http://schemas.microsoft.com/office/word/2010/wordml" xmlns:w15="http://schemas.microsoft.com/office/word/2012/wordml" xmlns:w16cei="http://schemas.microsoft.com/office/word/2026/wordml/cei" xmlns:w16cex="http://schemas.microsoft.com/office/word/2018/wordml/cex" xmlns:w16cid="http://schemas.microsoft.com/office/word/2016/wordml/cid" xmlns:w16="http://schemas.microsoft.com/office/word/2018/wordml" xmlns:w16du="http://schemas.microsoft.com/office/word/2023/wordml/word16du" xmlns:w16sdtdh="http://schemas.microsoft.com/office/word/2020/wordml/sdtdatahash" xmlns:w16sdtfl="http://schemas.microsoft.com/office/word/2024/wordml/sdtformatlock" xmlns:w16se="http://schemas.microsoft.com/office/word/2015/wordml/symex" xmlns:wpg="http://schemas.microsoft.com/office/word/2010/wordprocessingGroup" xmlns:wpi="http://schemas.microsoft.com/office/word/2010/wordprocessingInk" xmlns:wne="http://schemas.microsoft.com/office/word/2006/wordml" xmlns:wps="http://schemas.microsoft.com/office/word/2010/wordprocessingShape" mc:Ignorable="w14 w15 w16se w16cid w16 w16cex w16sdtdh w16sdtfl w16du wp14">
+<w:footnotes xmlns:wpc="http://schemas.microsoft.com/office/word/2010/wordprocessingCanvas" xmlns:cx="http://schemas.microsoft.com/office/drawing/2014/chartex" xmlns:cx1="http://schemas.microsoft.com/office/drawing/2015/9/8/chartex" xmlns:cx2="http://schemas.microsoft.com/office/drawing/2015/10/21/chartex" xmlns:cx3="http://schemas.microsoft.com/office/drawing/2016/5/9/chartex" xmlns:cx4="http://schemas.microsoft.com/office/drawing/2016/5/10/chartex" xmlns:cx5="http://schemas.microsoft.com/office/drawing/2016/5/11/chartex" xmlns:cx6="http://schemas.microsoft.com/office/drawing/2016/5/12/chartex" xmlns:cx7="http://schemas.microsoft.com/office/drawing/2016/5/13/chartex" xmlns:cx8="http://schemas.microsoft.com/office/drawing/2016/5/14/chartex" xmlns:mc="http://schemas.openxmlformats.org/markup-compatibility/2006" xmlns:aink="http://schemas.microsoft.com/office/drawing/2016/ink" xmlns:am3d="http://schemas.microsoft.com/office/drawing/2017/model3d" xmlns:o="urn:schemas-microsoft-com:office:office" xmlns:oel="http://schemas.microsoft.com/office/2019/extlst" xmlns:r="http://schemas.openxmlformats.org/officeDocument/2006/relationships" xmlns:m="http://schemas.openxmlformats.org/officeDocument/2006/math" xmlns:v="urn:schemas-microsoft-com:vml" xmlns:wp14="http://schemas.microsoft.com/office/word/2010/wordprocessingDrawing" xmlns:wp="http://schemas.openxmlformats.org/drawingml/2006/wordprocessingDrawing" xmlns:w10="urn:schemas-microsoft-com:office:word" xmlns:w="http://schemas.openxmlformats.org/wordprocessingml/2006/main" xmlns:w14="http://schemas.microsoft.com/office/word/2010/wordml" xmlns:w15="http://schemas.microsoft.com/office/word/2012/wordml" xmlns:w16cex="http://schemas.microsoft.com/office/word/2018/wordml/cex" xmlns:w16cid="http://schemas.microsoft.com/office/word/2016/wordml/cid" xmlns:w16="http://schemas.microsoft.com/office/word/2018/wordml" xmlns:w16du="http://schemas.microsoft.com/office/word/2023/wordml/word16du" xmlns:w16sdtdh="http://schemas.microsoft.com/office/word/2020/wordml/sdtdatahash" xmlns:w16sdtfl="http://schemas.microsoft.com/office/word/2024/wordml/sdtformatlock" xmlns:w16se="http://schemas.microsoft.com/office/word/2015/wordml/symex" xmlns:wpg="http://schemas.microsoft.com/office/word/2010/wordprocessingGroup" xmlns:wpi="http://schemas.microsoft.com/office/word/2010/wordprocessingInk" xmlns:wne="http://schemas.microsoft.com/office/word/2006/wordml" xmlns:wps="http://schemas.microsoft.com/office/word/2010/wordprocessingShape" mc:Ignorable="w14 w15 w16se w16cid w16 w16cex w16sdtdh w16sdtfl w16du wp14">
   <w:footnote w:type="separator" w:id="-1">
     <w:p>
       <w:pPr>
@@ -7236,7 +7236,7 @@
 </file>
 
 <file path=word/header1.xml><?xml version="1.0" encoding="utf-8"?>
-<w:hdr xmlns:wpc="http://schemas.microsoft.com/office/word/2010/wordprocessingCanvas" xmlns:cx="http://schemas.microsoft.com/office/drawing/2014/chartex" xmlns:cx1="http://schemas.microsoft.com/office/drawing/2015/9/8/chartex" xmlns:cx2="http://schemas.microsoft.com/office/drawing/2015/10/21/chartex" xmlns:cx3="http://schemas.microsoft.com/office/drawing/2016/5/9/chartex" xmlns:cx4="http://schemas.microsoft.com/office/drawing/2016/5/10/chartex" xmlns:cx5="http://schemas.microsoft.com/office/drawing/2016/5/11/chartex" xmlns:cx6="http://schemas.microsoft.com/office/drawing/2016/5/12/chartex" xmlns:cx7="http://schemas.microsoft.com/office/drawing/2016/5/13/chartex" xmlns:cx8="http://schemas.microsoft.com/office/drawing/2016/5/14/chartex" xmlns:mc="http://schemas.openxmlformats.org/markup-compatibility/2006" xmlns:aink="http://schemas.microsoft.com/office/drawing/2016/ink" xmlns:am3d="http://schemas.microsoft.com/office/drawing/2017/model3d" xmlns:o="urn:schemas-microsoft-com:office:office" xmlns:oel="http://schemas.microsoft.com/office/2019/extlst" xmlns:r="http://schemas.openxmlformats.org/officeDocument/2006/relationships" xmlns:m="http://schemas.openxmlformats.org/officeDocument/2006/math" xmlns:v="urn:schemas-microsoft-com:vml" xmlns:wp14="http://schemas.microsoft.com/office/word/2010/wordprocessingDrawing" xmlns:wp="http://schemas.openxmlformats.org/drawingml/2006/wordprocessingDrawing" xmlns:w10="urn:schemas-microsoft-com:office:word" xmlns:w="http://schemas.openxmlformats.org/wordprocessingml/2006/main" xmlns:w14="http://schemas.microsoft.com/office/word/2010/wordml" xmlns:w15="http://schemas.microsoft.com/office/word/2012/wordml" xmlns:w16cei="http://schemas.microsoft.com/office/word/2026/wordml/cei" xmlns:w16cex="http://schemas.microsoft.com/office/word/2018/wordml/cex" xmlns:w16cid="http://schemas.microsoft.com/office/word/2016/wordml/cid" xmlns:w16="http://schemas.microsoft.com/office/word/2018/wordml" xmlns:w16du="http://schemas.microsoft.com/office/word/2023/wordml/word16du" xmlns:w16sdtdh="http://schemas.microsoft.com/office/word/2020/wordml/sdtdatahash" xmlns:w16sdtfl="http://schemas.microsoft.com/office/word/2024/wordml/sdtformatlock" xmlns:w16se="http://schemas.microsoft.com/office/word/2015/wordml/symex" xmlns:wpg="http://schemas.microsoft.com/office/word/2010/wordprocessingGroup" xmlns:wpi="http://schemas.microsoft.com/office/word/2010/wordprocessingInk" xmlns:wne="http://schemas.microsoft.com/office/word/2006/wordml" xmlns:wps="http://schemas.microsoft.com/office/word/2010/wordprocessingShape" mc:Ignorable="w14 w15 w16se w16cid w16 w16cex w16sdtdh w16sdtfl w16du wp14">
+<w:hdr xmlns:wpc="http://schemas.microsoft.com/office/word/2010/wordprocessingCanvas" xmlns:cx="http://schemas.microsoft.com/office/drawing/2014/chartex" xmlns:cx1="http://schemas.microsoft.com/office/drawing/2015/9/8/chartex" xmlns:cx2="http://schemas.microsoft.com/office/drawing/2015/10/21/chartex" xmlns:cx3="http://schemas.microsoft.com/office/drawing/2016/5/9/chartex" xmlns:cx4="http://schemas.microsoft.com/office/drawing/2016/5/10/chartex" xmlns:cx5="http://schemas.microsoft.com/office/drawing/2016/5/11/chartex" xmlns:cx6="http://schemas.microsoft.com/office/drawing/2016/5/12/chartex" xmlns:cx7="http://schemas.microsoft.com/office/drawing/2016/5/13/chartex" xmlns:cx8="http://schemas.microsoft.com/office/drawing/2016/5/14/chartex" xmlns:mc="http://schemas.openxmlformats.org/markup-compatibility/2006" xmlns:aink="http://schemas.microsoft.com/office/drawing/2016/ink" xmlns:am3d="http://schemas.microsoft.com/office/drawing/2017/model3d" xmlns:o="urn:schemas-microsoft-com:office:office" xmlns:oel="http://schemas.microsoft.com/office/2019/extlst" xmlns:r="http://schemas.openxmlformats.org/officeDocument/2006/relationships" xmlns:m="http://schemas.openxmlformats.org/officeDocument/2006/math" xmlns:v="urn:schemas-microsoft-com:vml" xmlns:wp14="http://schemas.microsoft.com/office/word/2010/wordprocessingDrawing" xmlns:wp="http://schemas.openxmlformats.org/drawingml/2006/wordprocessingDrawing" xmlns:w10="urn:schemas-microsoft-com:office:word" xmlns:w="http://schemas.openxmlformats.org/wordprocessingml/2006/main" xmlns:w14="http://schemas.microsoft.com/office/word/2010/wordml" xmlns:w15="http://schemas.microsoft.com/office/word/2012/wordml" xmlns:w16cex="http://schemas.microsoft.com/office/word/2018/wordml/cex" xmlns:w16cid="http://schemas.microsoft.com/office/word/2016/wordml/cid" xmlns:w16="http://schemas.microsoft.com/office/word/2018/wordml" xmlns:w16du="http://schemas.microsoft.com/office/word/2023/wordml/word16du" xmlns:w16sdtdh="http://schemas.microsoft.com/office/word/2020/wordml/sdtdatahash" xmlns:w16sdtfl="http://schemas.microsoft.com/office/word/2024/wordml/sdtformatlock" xmlns:w16se="http://schemas.microsoft.com/office/word/2015/wordml/symex" xmlns:wpg="http://schemas.microsoft.com/office/word/2010/wordprocessingGroup" xmlns:wpi="http://schemas.microsoft.com/office/word/2010/wordprocessingInk" xmlns:wne="http://schemas.microsoft.com/office/word/2006/wordml" xmlns:wps="http://schemas.microsoft.com/office/word/2010/wordprocessingShape" mc:Ignorable="w14 w15 w16se w16cid w16 w16cex w16sdtdh w16sdtfl w16du wp14">
   <w:p>
     <w:pPr>
       <w:pStyle w:val="Header"/>
@@ -7279,7 +7279,7 @@
 </file>
 
 <file path=word/header2.xml><?xml version="1.0" encoding="utf-8"?>
-<w:hdr xmlns:wpc="http://schemas.microsoft.com/office/word/2010/wordprocessingCanvas" xmlns:cx="http://schemas.microsoft.com/office/drawing/2014/chartex" xmlns:cx1="http://schemas.microsoft.com/office/drawing/2015/9/8/chartex" xmlns:cx2="http://schemas.microsoft.com/office/drawing/2015/10/21/chartex" xmlns:cx3="http://schemas.microsoft.com/office/drawing/2016/5/9/chartex" xmlns:cx4="http://schemas.microsoft.com/office/drawing/2016/5/10/chartex" xmlns:cx5="http://schemas.microsoft.com/office/drawing/2016/5/11/chartex" xmlns:cx6="http://schemas.microsoft.com/office/drawing/2016/5/12/chartex" xmlns:cx7="http://schemas.microsoft.com/office/drawing/2016/5/13/chartex" xmlns:cx8="http://schemas.microsoft.com/office/drawing/2016/5/14/chartex" xmlns:mc="http://schemas.openxmlformats.org/markup-compatibility/2006" xmlns:aink="http://schemas.microsoft.com/office/drawing/2016/ink" xmlns:am3d="http://schemas.microsoft.com/office/drawing/2017/model3d" xmlns:o="urn:schemas-microsoft-com:office:office" xmlns:oel="http://schemas.microsoft.com/office/2019/extlst" xmlns:r="http://schemas.openxmlformats.org/officeDocument/2006/relationships" xmlns:m="http://schemas.openxmlformats.org/officeDocument/2006/math" xmlns:v="urn:schemas-microsoft-com:vml" xmlns:wp14="http://schemas.microsoft.com/office/word/2010/wordprocessingDrawing" xmlns:wp="http://schemas.openxmlformats.org/drawingml/2006/wordprocessingDrawing" xmlns:w10="urn:schemas-microsoft-com:office:word" xmlns:w="http://schemas.openxmlformats.org/wordprocessingml/2006/main" xmlns:w14="http://schemas.microsoft.com/office/word/2010/wordml" xmlns:w15="http://schemas.microsoft.com/office/word/2012/wordml" xmlns:w16cei="http://schemas.microsoft.com/office/word/2026/wordml/cei" xmlns:w16cex="http://schemas.microsoft.com/office/word/2018/wordml/cex" xmlns:w16cid="http://schemas.microsoft.com/office/word/2016/wordml/cid" xmlns:w16="http://schemas.microsoft.com/office/word/2018/wordml" xmlns:w16du="http://schemas.microsoft.com/office/word/2023/wordml/word16du" xmlns:w16sdtdh="http://schemas.microsoft.com/office/word/2020/wordml/sdtdatahash" xmlns:w16sdtfl="http://schemas.microsoft.com/office/word/2024/wordml/sdtformatlock" xmlns:w16se="http://schemas.microsoft.com/office/word/2015/wordml/symex" xmlns:wpg="http://schemas.microsoft.com/office/word/2010/wordprocessingGroup" xmlns:wpi="http://schemas.microsoft.com/office/word/2010/wordprocessingInk" xmlns:wne="http://schemas.microsoft.com/office/word/2006/wordml" xmlns:wps="http://schemas.microsoft.com/office/word/2010/wordprocessingShape" mc:Ignorable="w14 w15 w16se w16cid w16 w16cex w16sdtdh w16sdtfl w16du wp14">
+<w:hdr xmlns:wpc="http://schemas.microsoft.com/office/word/2010/wordprocessingCanvas" xmlns:cx="http://schemas.microsoft.com/office/drawing/2014/chartex" xmlns:cx1="http://schemas.microsoft.com/office/drawing/2015/9/8/chartex" xmlns:cx2="http://schemas.microsoft.com/office/drawing/2015/10/21/chartex" xmlns:cx3="http://schemas.microsoft.com/office/drawing/2016/5/9/chartex" xmlns:cx4="http://schemas.microsoft.com/office/drawing/2016/5/10/chartex" xmlns:cx5="http://schemas.microsoft.com/office/drawing/2016/5/11/chartex" xmlns:cx6="http://schemas.microsoft.com/office/drawing/2016/5/12/chartex" xmlns:cx7="http://schemas.microsoft.com/office/drawing/2016/5/13/chartex" xmlns:cx8="http://schemas.microsoft.com/office/drawing/2016/5/14/chartex" xmlns:mc="http://schemas.openxmlformats.org/markup-compatibility/2006" xmlns:aink="http://schemas.microsoft.com/office/drawing/2016/ink" xmlns:am3d="http://schemas.microsoft.com/office/drawing/2017/model3d" xmlns:o="urn:schemas-microsoft-com:office:office" xmlns:oel="http://schemas.microsoft.com/office/2019/extlst" xmlns:r="http://schemas.openxmlformats.org/officeDocument/2006/relationships" xmlns:m="http://schemas.openxmlformats.org/officeDocument/2006/math" xmlns:v="urn:schemas-microsoft-com:vml" xmlns:wp14="http://schemas.microsoft.com/office/word/2010/wordprocessingDrawing" xmlns:wp="http://schemas.openxmlformats.org/drawingml/2006/wordprocessingDrawing" xmlns:w10="urn:schemas-microsoft-com:office:word" xmlns:w="http://schemas.openxmlformats.org/wordprocessingml/2006/main" xmlns:w14="http://schemas.microsoft.com/office/word/2010/wordml" xmlns:w15="http://schemas.microsoft.com/office/word/2012/wordml" xmlns:w16cex="http://schemas.microsoft.com/office/word/2018/wordml/cex" xmlns:w16cid="http://schemas.microsoft.com/office/word/2016/wordml/cid" xmlns:w16="http://schemas.microsoft.com/office/word/2018/wordml" xmlns:w16du="http://schemas.microsoft.com/office/word/2023/wordml/word16du" xmlns:w16sdtdh="http://schemas.microsoft.com/office/word/2020/wordml/sdtdatahash" xmlns:w16sdtfl="http://schemas.microsoft.com/office/word/2024/wordml/sdtformatlock" xmlns:w16se="http://schemas.microsoft.com/office/word/2015/wordml/symex" xmlns:wpg="http://schemas.microsoft.com/office/word/2010/wordprocessingGroup" xmlns:wpi="http://schemas.microsoft.com/office/word/2010/wordprocessingInk" xmlns:wne="http://schemas.microsoft.com/office/word/2006/wordml" xmlns:wps="http://schemas.microsoft.com/office/word/2010/wordprocessingShape" mc:Ignorable="w14 w15 w16se w16cid w16 w16cex w16sdtdh w16sdtfl w16du wp14">
   <w:p>
     <w:pPr>
       <w:pStyle w:val="Header"/>
@@ -7423,7 +7423,7 @@
 </file>
 
 <file path=word/header3.xml><?xml version="1.0" encoding="utf-8"?>
-<w:hdr xmlns:wpc="http://schemas.microsoft.com/office/word/2010/wordprocessingCanvas" xmlns:cx="http://schemas.microsoft.com/office/drawing/2014/chartex" xmlns:cx1="http://schemas.microsoft.com/office/drawing/2015/9/8/chartex" xmlns:cx2="http://schemas.microsoft.com/office/drawing/2015/10/21/chartex" xmlns:cx3="http://schemas.microsoft.com/office/drawing/2016/5/9/chartex" xmlns:cx4="http://schemas.microsoft.com/office/drawing/2016/5/10/chartex" xmlns:cx5="http://schemas.microsoft.com/office/drawing/2016/5/11/chartex" xmlns:cx6="http://schemas.microsoft.com/office/drawing/2016/5/12/chartex" xmlns:cx7="http://schemas.microsoft.com/office/drawing/2016/5/13/chartex" xmlns:cx8="http://schemas.microsoft.com/office/drawing/2016/5/14/chartex" xmlns:mc="http://schemas.openxmlformats.org/markup-compatibility/2006" xmlns:aink="http://schemas.microsoft.com/office/drawing/2016/ink" xmlns:am3d="http://schemas.microsoft.com/office/drawing/2017/model3d" xmlns:o="urn:schemas-microsoft-com:office:office" xmlns:oel="http://schemas.microsoft.com/office/2019/extlst" xmlns:r="http://schemas.openxmlformats.org/officeDocument/2006/relationships" xmlns:m="http://schemas.openxmlformats.org/officeDocument/2006/math" xmlns:v="urn:schemas-microsoft-com:vml" xmlns:wp14="http://schemas.microsoft.com/office/word/2010/wordprocessingDrawing" xmlns:wp="http://schemas.openxmlformats.org/drawingml/2006/wordprocessingDrawing" xmlns:w10="urn:schemas-microsoft-com:office:word" xmlns:w="http://schemas.openxmlformats.org/wordprocessingml/2006/main" xmlns:w14="http://schemas.microsoft.com/office/word/2010/wordml" xmlns:w15="http://schemas.microsoft.com/office/word/2012/wordml" xmlns:w16cei="http://schemas.microsoft.com/office/word/2026/wordml/cei" xmlns:w16cex="http://schemas.microsoft.com/office/word/2018/wordml/cex" xmlns:w16cid="http://schemas.microsoft.com/office/word/2016/wordml/cid" xmlns:w16="http://schemas.microsoft.com/office/word/2018/wordml" xmlns:w16du="http://schemas.microsoft.com/office/word/2023/wordml/word16du" xmlns:w16sdtdh="http://schemas.microsoft.com/office/word/2020/wordml/sdtdatahash" xmlns:w16sdtfl="http://schemas.microsoft.com/office/word/2024/wordml/sdtformatlock" xmlns:w16se="http://schemas.microsoft.com/office/word/2015/wordml/symex" xmlns:wpg="http://schemas.microsoft.com/office/word/2010/wordprocessingGroup" xmlns:wpi="http://schemas.microsoft.com/office/word/2010/wordprocessingInk" xmlns:wne="http://schemas.microsoft.com/office/word/2006/wordml" xmlns:wps="http://schemas.microsoft.com/office/word/2010/wordprocessingShape" mc:Ignorable="w14 w15 w16se w16cid w16 w16cex w16sdtdh w16sdtfl w16du wp14">
+<w:hdr xmlns:wpc="http://schemas.microsoft.com/office/word/2010/wordprocessingCanvas" xmlns:cx="http://schemas.microsoft.com/office/drawing/2014/chartex" xmlns:cx1="http://schemas.microsoft.com/office/drawing/2015/9/8/chartex" xmlns:cx2="http://schemas.microsoft.com/office/drawing/2015/10/21/chartex" xmlns:cx3="http://schemas.microsoft.com/office/drawing/2016/5/9/chartex" xmlns:cx4="http://schemas.microsoft.com/office/drawing/2016/5/10/chartex" xmlns:cx5="http://schemas.microsoft.com/office/drawing/2016/5/11/chartex" xmlns:cx6="http://schemas.microsoft.com/office/drawing/2016/5/12/chartex" xmlns:cx7="http://schemas.microsoft.com/office/drawing/2016/5/13/chartex" xmlns:cx8="http://schemas.microsoft.com/office/drawing/2016/5/14/chartex" xmlns:mc="http://schemas.openxmlformats.org/markup-compatibility/2006" xmlns:aink="http://schemas.microsoft.com/office/drawing/2016/ink" xmlns:am3d="http://schemas.microsoft.com/office/drawing/2017/model3d" xmlns:o="urn:schemas-microsoft-com:office:office" xmlns:oel="http://schemas.microsoft.com/office/2019/extlst" xmlns:r="http://schemas.openxmlformats.org/officeDocument/2006/relationships" xmlns:m="http://schemas.openxmlformats.org/officeDocument/2006/math" xmlns:v="urn:schemas-microsoft-com:vml" xmlns:wp14="http://schemas.microsoft.com/office/word/2010/wordprocessingDrawing" xmlns:wp="http://schemas.openxmlformats.org/drawingml/2006/wordprocessingDrawing" xmlns:w10="urn:schemas-microsoft-com:office:word" xmlns:w="http://schemas.openxmlformats.org/wordprocessingml/2006/main" xmlns:w14="http://schemas.microsoft.com/office/word/2010/wordml" xmlns:w15="http://schemas.microsoft.com/office/word/2012/wordml" xmlns:w16cex="http://schemas.microsoft.com/office/word/2018/wordml/cex" xmlns:w16cid="http://schemas.microsoft.com/office/word/2016/wordml/cid" xmlns:w16="http://schemas.microsoft.com/office/word/2018/wordml" xmlns:w16du="http://schemas.microsoft.com/office/word/2023/wordml/word16du" xmlns:w16sdtdh="http://schemas.microsoft.com/office/word/2020/wordml/sdtdatahash" xmlns:w16sdtfl="http://schemas.microsoft.com/office/word/2024/wordml/sdtformatlock" xmlns:w16se="http://schemas.microsoft.com/office/word/2015/wordml/symex" xmlns:wpg="http://schemas.microsoft.com/office/word/2010/wordprocessingGroup" xmlns:wpi="http://schemas.microsoft.com/office/word/2010/wordprocessingInk" xmlns:wne="http://schemas.microsoft.com/office/word/2006/wordml" xmlns:wps="http://schemas.microsoft.com/office/word/2010/wordprocessingShape" mc:Ignorable="w14 w15 w16se w16cid w16 w16cex w16sdtdh w16sdtfl w16du wp14">
   <w:p>
     <w:pPr>
       <w:pStyle w:val="Header"/>
@@ -7466,7 +7466,7 @@
 </file>
 
 <file path=word/numbering.xml><?xml version="1.0" encoding="utf-8"?>
-<w:numbering xmlns:wpc="http://schemas.microsoft.com/office/word/2010/wordprocessingCanvas" xmlns:cx="http://schemas.microsoft.com/office/drawing/2014/chartex" xmlns:cx1="http://schemas.microsoft.com/office/drawing/2015/9/8/chartex" xmlns:cx2="http://schemas.microsoft.com/office/drawing/2015/10/21/chartex" xmlns:cx3="http://schemas.microsoft.com/office/drawing/2016/5/9/chartex" xmlns:cx4="http://schemas.microsoft.com/office/drawing/2016/5/10/chartex" xmlns:cx5="http://schemas.microsoft.com/office/drawing/2016/5/11/chartex" xmlns:cx6="http://schemas.microsoft.com/office/drawing/2016/5/12/chartex" xmlns:cx7="http://schemas.microsoft.com/office/drawing/2016/5/13/chartex" xmlns:cx8="http://schemas.microsoft.com/office/drawing/2016/5/14/chartex" xmlns:mc="http://schemas.openxmlformats.org/markup-compatibility/2006" xmlns:aink="http://schemas.microsoft.com/office/drawing/2016/ink" xmlns:am3d="http://schemas.microsoft.com/office/drawing/2017/model3d" xmlns:o="urn:schemas-microsoft-com:office:office" xmlns:oel="http://schemas.microsoft.com/office/2019/extlst" xmlns:r="http://schemas.openxmlformats.org/officeDocument/2006/relationships" xmlns:m="http://schemas.openxmlformats.org/officeDocument/2006/math" xmlns:v="urn:schemas-microsoft-com:vml" xmlns:wp14="http://schemas.microsoft.com/office/word/2010/wordprocessingDrawing" xmlns:wp="http://schemas.openxmlformats.org/drawingml/2006/wordprocessingDrawing" xmlns:w10="urn:schemas-microsoft-com:office:word" xmlns:w="http://schemas.openxmlformats.org/wordprocessingml/2006/main" xmlns:w14="http://schemas.microsoft.com/office/word/2010/wordml" xmlns:w15="http://schemas.microsoft.com/office/word/2012/wordml" xmlns:w16cei="http://schemas.microsoft.com/office/word/2026/wordml/cei" xmlns:w16cex="http://schemas.microsoft.com/office/word/2018/wordml/cex" xmlns:w16cid="http://schemas.microsoft.com/office/word/2016/wordml/cid" xmlns:w16="http://schemas.microsoft.com/office/word/2018/wordml" xmlns:w16du="http://schemas.microsoft.com/office/word/2023/wordml/word16du" xmlns:w16sdtdh="http://schemas.microsoft.com/office/word/2020/wordml/sdtdatahash" xmlns:w16sdtfl="http://schemas.microsoft.com/office/word/2024/wordml/sdtformatlock" xmlns:w16se="http://schemas.microsoft.com/office/word/2015/wordml/symex" xmlns:wpg="http://schemas.microsoft.com/office/word/2010/wordprocessingGroup" xmlns:wpi="http://schemas.microsoft.com/office/word/2010/wordprocessingInk" xmlns:wne="http://schemas.microsoft.com/office/word/2006/wordml" xmlns:wps="http://schemas.microsoft.com/office/word/2010/wordprocessingShape" mc:Ignorable="w14 w15 w16se w16cid w16 w16cex w16sdtdh w16sdtfl w16du wp14">
+<w:numbering xmlns:wpc="http://schemas.microsoft.com/office/word/2010/wordprocessingCanvas" xmlns:cx="http://schemas.microsoft.com/office/drawing/2014/chartex" xmlns:cx1="http://schemas.microsoft.com/office/drawing/2015/9/8/chartex" xmlns:cx2="http://schemas.microsoft.com/office/drawing/2015/10/21/chartex" xmlns:cx3="http://schemas.microsoft.com/office/drawing/2016/5/9/chartex" xmlns:cx4="http://schemas.microsoft.com/office/drawing/2016/5/10/chartex" xmlns:cx5="http://schemas.microsoft.com/office/drawing/2016/5/11/chartex" xmlns:cx6="http://schemas.microsoft.com/office/drawing/2016/5/12/chartex" xmlns:cx7="http://schemas.microsoft.com/office/drawing/2016/5/13/chartex" xmlns:cx8="http://schemas.microsoft.com/office/drawing/2016/5/14/chartex" xmlns:mc="http://schemas.openxmlformats.org/markup-compatibility/2006" xmlns:aink="http://schemas.microsoft.com/office/drawing/2016/ink" xmlns:am3d="http://schemas.microsoft.com/office/drawing/2017/model3d" xmlns:o="urn:schemas-microsoft-com:office:office" xmlns:oel="http://schemas.microsoft.com/office/2019/extlst" xmlns:r="http://schemas.openxmlformats.org/officeDocument/2006/relationships" xmlns:m="http://schemas.openxmlformats.org/officeDocument/2006/math" xmlns:v="urn:schemas-microsoft-com:vml" xmlns:wp14="http://schemas.microsoft.com/office/word/2010/wordprocessingDrawing" xmlns:wp="http://schemas.openxmlformats.org/drawingml/2006/wordprocessingDrawing" xmlns:w10="urn:schemas-microsoft-com:office:word" xmlns:w="http://schemas.openxmlformats.org/wordprocessingml/2006/main" xmlns:w14="http://schemas.microsoft.com/office/word/2010/wordml" xmlns:w15="http://schemas.microsoft.com/office/word/2012/wordml" xmlns:w16cex="http://schemas.microsoft.com/office/word/2018/wordml/cex" xmlns:w16cid="http://schemas.microsoft.com/office/word/2016/wordml/cid" xmlns:w16="http://schemas.microsoft.com/office/word/2018/wordml" xmlns:w16du="http://schemas.microsoft.com/office/word/2023/wordml/word16du" xmlns:w16sdtdh="http://schemas.microsoft.com/office/word/2020/wordml/sdtdatahash" xmlns:w16sdtfl="http://schemas.microsoft.com/office/word/2024/wordml/sdtformatlock" xmlns:w16se="http://schemas.microsoft.com/office/word/2015/wordml/symex" xmlns:wpg="http://schemas.microsoft.com/office/word/2010/wordprocessingGroup" xmlns:wpi="http://schemas.microsoft.com/office/word/2010/wordprocessingInk" xmlns:wne="http://schemas.microsoft.com/office/word/2006/wordml" xmlns:wps="http://schemas.microsoft.com/office/word/2010/wordprocessingShape" mc:Ignorable="w14 w15 w16se w16cid w16 w16cex w16sdtdh w16sdtfl w16du wp14">
   <w:abstractNum w:abstractNumId="0" w15:restartNumberingAfterBreak="0">
     <w:nsid w:val="00E04990"/>
     <w:multiLevelType w:val="hybridMultilevel"/>

--- a/certificates/year - Temp - Ar - D - SBS - اديان عبدالامير فخري احمد.docx
+++ b/certificates/year - Temp - Ar - D - SBS - اديان عبدالامير فخري احمد.docx
@@ -961,7 +961,7 @@
                 <w:szCs w:val="18"/>
                 <w:lang w:bidi="ar-IQ"/>
               </w:rPr>
-              <w:t xml:space="preserve">٢</w:t>
+              <w:t xml:space="preserve">١</w:t>
             </w:r>
           </w:p>
         </w:tc>
@@ -1212,7 +1212,7 @@
                 <w:rtl/>
                 <w:lang w:bidi="ar-IQ"/>
               </w:rPr>
-              <w:t xml:space="preserve">٧٤.٠</w:t>
+              <w:t xml:space="preserve">٧٤</w:t>
             </w:r>
           </w:p>
         </w:tc>
@@ -1296,7 +1296,7 @@
                 <w:rtl/>
                 <w:lang w:bidi="ar-IQ"/>
               </w:rPr>
-              <w:t xml:space="preserve">٥٣.٠</w:t>
+              <w:t xml:space="preserve">٥٣</w:t>
             </w:r>
           </w:p>
         </w:tc>
@@ -1384,7 +1384,7 @@
                 <w:rtl/>
                 <w:lang w:bidi="ar-IQ"/>
               </w:rPr>
-              <w:t xml:space="preserve">٥٠.٠</w:t>
+              <w:t xml:space="preserve">٥٠</w:t>
             </w:r>
           </w:p>
         </w:tc>
@@ -1468,7 +1468,7 @@
                 <w:rtl/>
                 <w:lang w:bidi="ar-IQ"/>
               </w:rPr>
-              <w:t xml:space="preserve">٧٠.٠</w:t>
+              <w:t xml:space="preserve">٧٠</w:t>
             </w:r>
           </w:p>
         </w:tc>
@@ -1556,7 +1556,7 @@
                 <w:rtl/>
                 <w:lang w:bidi="ar-IQ"/>
               </w:rPr>
-              <w:t xml:space="preserve">٧٧.٠</w:t>
+              <w:t xml:space="preserve">٧٧</w:t>
             </w:r>
           </w:p>
         </w:tc>
@@ -1640,7 +1640,7 @@
                 <w:rtl/>
                 <w:lang w:bidi="ar-IQ"/>
               </w:rPr>
-              <w:t xml:space="preserve">٥٠.٠</w:t>
+              <w:t xml:space="preserve">٥٠</w:t>
             </w:r>
           </w:p>
         </w:tc>
@@ -1728,7 +1728,7 @@
                 <w:rtl/>
                 <w:lang w:bidi="ar-IQ"/>
               </w:rPr>
-              <w:t xml:space="preserve">٦٨.٠</w:t>
+              <w:t xml:space="preserve">٦٨</w:t>
             </w:r>
           </w:p>
         </w:tc>
@@ -1812,7 +1812,7 @@
                 <w:rtl/>
                 <w:lang w:bidi="ar-IQ"/>
               </w:rPr>
-              <w:t xml:space="preserve">٦٣.٠</w:t>
+              <w:t xml:space="preserve">٦٣</w:t>
             </w:r>
           </w:p>
         </w:tc>
@@ -1900,7 +1900,7 @@
                 <w:rtl/>
                 <w:lang w:bidi="ar-IQ"/>
               </w:rPr>
-              <w:t xml:space="preserve">٧٨.٠</w:t>
+              <w:t xml:space="preserve">٧٨</w:t>
             </w:r>
           </w:p>
         </w:tc>
@@ -1984,7 +1984,7 @@
                 <w:rtl/>
                 <w:lang w:bidi="ar-IQ"/>
               </w:rPr>
-              <w:t xml:space="preserve">٥٣.٠</w:t>
+              <w:t xml:space="preserve">٥٣</w:t>
             </w:r>
           </w:p>
         </w:tc>
@@ -2072,7 +2072,7 @@
                 <w:rtl/>
                 <w:lang w:bidi="ar-IQ"/>
               </w:rPr>
-              <w:t xml:space="preserve">٧٣.٠</w:t>
+              <w:t xml:space="preserve">٧٣</w:t>
             </w:r>
           </w:p>
         </w:tc>
@@ -2156,7 +2156,7 @@
                 <w:rtl/>
                 <w:lang w:bidi="ar-IQ"/>
               </w:rPr>
-              <w:t xml:space="preserve">٥١.٠</w:t>
+              <w:t xml:space="preserve">٥١</w:t>
             </w:r>
           </w:p>
         </w:tc>
@@ -2244,7 +2244,7 @@
                 <w:rtl/>
                 <w:lang w:bidi="ar-IQ"/>
               </w:rPr>
-              <w:t xml:space="preserve">٧٠.٠</w:t>
+              <w:t xml:space="preserve">٧٠</w:t>
             </w:r>
           </w:p>
         </w:tc>
@@ -2328,7 +2328,7 @@
                 <w:rtl/>
                 <w:lang w:bidi="ar-IQ"/>
               </w:rPr>
-              <w:t xml:space="preserve">٥٠.٠</w:t>
+              <w:t xml:space="preserve">٥٠</w:t>
             </w:r>
           </w:p>
         </w:tc>
@@ -2416,7 +2416,7 @@
                 <w:rtl/>
                 <w:lang w:bidi="ar-IQ"/>
               </w:rPr>
-              <w:t xml:space="preserve">٥٢.٠</w:t>
+              <w:t xml:space="preserve">٥٢</w:t>
             </w:r>
           </w:p>
         </w:tc>
@@ -2500,7 +2500,7 @@
                 <w:rtl/>
                 <w:lang w:bidi="ar-IQ"/>
               </w:rPr>
-              <w:t xml:space="preserve">٥٠.٠</w:t>
+              <w:t xml:space="preserve">٥٠</w:t>
             </w:r>
           </w:p>
         </w:tc>
@@ -2588,7 +2588,7 @@
                 <w:rtl/>
                 <w:lang w:bidi="ar-IQ"/>
               </w:rPr>
-              <w:t xml:space="preserve">٥٠.٠</w:t>
+              <w:t xml:space="preserve">٥٠</w:t>
             </w:r>
           </w:p>
         </w:tc>
@@ -2672,7 +2672,7 @@
                 <w:rtl/>
                 <w:lang w:bidi="ar-IQ"/>
               </w:rPr>
-              <w:t xml:space="preserve">٦٦.٠</w:t>
+              <w:t xml:space="preserve">٦٦</w:t>
             </w:r>
           </w:p>
         </w:tc>
@@ -2760,7 +2760,7 @@
                 <w:rtl/>
                 <w:lang w:bidi="ar-IQ"/>
               </w:rPr>
-              <w:t xml:space="preserve">٥٤.٠</w:t>
+              <w:t xml:space="preserve">٥٤</w:t>
             </w:r>
           </w:p>
         </w:tc>
@@ -2844,7 +2844,7 @@
                 <w:rtl/>
                 <w:lang w:bidi="ar-IQ"/>
               </w:rPr>
-              <w:t xml:space="preserve">٦٣.٠</w:t>
+              <w:t xml:space="preserve">٦٣</w:t>
             </w:r>
           </w:p>
         </w:tc>
@@ -2932,7 +2932,7 @@
                 <w:rtl/>
                 <w:lang w:bidi="ar-IQ"/>
               </w:rPr>
-              <w:t xml:space="preserve">٦٣.٠</w:t>
+              <w:t xml:space="preserve">٦٣</w:t>
             </w:r>
           </w:p>
         </w:tc>
@@ -3104,7 +3104,7 @@
                 <w:rtl/>
                 <w:lang w:bidi="ar-IQ"/>
               </w:rPr>
-              <w:t xml:space="preserve">٦٢.٠</w:t>
+              <w:t xml:space="preserve">٦٢</w:t>
             </w:r>
           </w:p>
         </w:tc>
@@ -3622,7 +3622,7 @@
                 <w:rtl/>
                 <w:lang w:bidi="ar-IQ"/>
               </w:rPr>
-              <w:t xml:space="preserve">٥٠.٠</w:t>
+              <w:t xml:space="preserve">٥٠</w:t>
             </w:r>
           </w:p>
         </w:tc>
@@ -3706,7 +3706,7 @@
                 <w:rtl/>
                 <w:lang w:bidi="ar-IQ"/>
               </w:rPr>
-              <w:t xml:space="preserve">٨٩.٠</w:t>
+              <w:t xml:space="preserve">٨٩</w:t>
             </w:r>
           </w:p>
         </w:tc>
@@ -3794,7 +3794,7 @@
                 <w:rtl/>
                 <w:lang w:bidi="ar-IQ"/>
               </w:rPr>
-              <w:t xml:space="preserve">٥٨.٠</w:t>
+              <w:t xml:space="preserve">٥٨</w:t>
             </w:r>
           </w:p>
         </w:tc>
@@ -3878,7 +3878,7 @@
                 <w:rtl/>
                 <w:lang w:bidi="ar-IQ"/>
               </w:rPr>
-              <w:t xml:space="preserve">٨٤.٠</w:t>
+              <w:t xml:space="preserve">٨٤</w:t>
             </w:r>
           </w:p>
         </w:tc>
@@ -3966,7 +3966,7 @@
                 <w:rtl/>
                 <w:lang w:bidi="ar-IQ"/>
               </w:rPr>
-              <w:t xml:space="preserve">٥٠.٠</w:t>
+              <w:t xml:space="preserve">٥٠</w:t>
             </w:r>
           </w:p>
         </w:tc>
@@ -4050,7 +4050,7 @@
                 <w:rtl/>
                 <w:lang w:bidi="ar-IQ"/>
               </w:rPr>
-              <w:t xml:space="preserve">٦٨.٠</w:t>
+              <w:t xml:space="preserve">٦٨</w:t>
             </w:r>
           </w:p>
         </w:tc>
@@ -4138,7 +4138,7 @@
                 <w:rtl/>
                 <w:lang w:bidi="ar-IQ"/>
               </w:rPr>
-              <w:t xml:space="preserve">٥٠.٠</w:t>
+              <w:t xml:space="preserve">٥٠</w:t>
             </w:r>
           </w:p>
         </w:tc>
@@ -4222,7 +4222,7 @@
                 <w:rtl/>
                 <w:lang w:bidi="ar-IQ"/>
               </w:rPr>
-              <w:t xml:space="preserve">٧٨.٠</w:t>
+              <w:t xml:space="preserve">٧٨</w:t>
             </w:r>
           </w:p>
         </w:tc>
@@ -4310,7 +4310,7 @@
                 <w:rtl/>
                 <w:lang w:bidi="ar-IQ"/>
               </w:rPr>
-              <w:t xml:space="preserve">٥٠.٠</w:t>
+              <w:t xml:space="preserve">٥٠</w:t>
             </w:r>
           </w:p>
         </w:tc>
@@ -4394,7 +4394,7 @@
                 <w:rtl/>
                 <w:lang w:bidi="ar-IQ"/>
               </w:rPr>
-              <w:t xml:space="preserve">٩٠.٠</w:t>
+              <w:t xml:space="preserve">٩٠</w:t>
             </w:r>
           </w:p>
         </w:tc>
@@ -4482,7 +4482,7 @@
                 <w:rtl/>
                 <w:lang w:bidi="ar-IQ"/>
               </w:rPr>
-              <w:t xml:space="preserve">٦٥.٠</w:t>
+              <w:t xml:space="preserve">٦٥</w:t>
             </w:r>
           </w:p>
         </w:tc>
@@ -4566,7 +4566,7 @@
                 <w:rtl/>
                 <w:lang w:bidi="ar-IQ"/>
               </w:rPr>
-              <w:t xml:space="preserve">٨٣.٠</w:t>
+              <w:t xml:space="preserve">٨٣</w:t>
             </w:r>
           </w:p>
         </w:tc>
@@ -4654,7 +4654,7 @@
                 <w:rtl/>
                 <w:lang w:bidi="ar-IQ"/>
               </w:rPr>
-              <w:t xml:space="preserve">٥٢.٠</w:t>
+              <w:t xml:space="preserve">٥٢</w:t>
             </w:r>
           </w:p>
         </w:tc>
@@ -4738,7 +4738,7 @@
                 <w:rtl/>
                 <w:lang w:bidi="ar-IQ"/>
               </w:rPr>
-              <w:t xml:space="preserve">٨٠.٠</w:t>
+              <w:t xml:space="preserve">٨٠</w:t>
             </w:r>
           </w:p>
         </w:tc>
@@ -4826,7 +4826,7 @@
                 <w:rtl/>
                 <w:lang w:bidi="ar-IQ"/>
               </w:rPr>
-              <w:t xml:space="preserve">٥٨.٠</w:t>
+              <w:t xml:space="preserve">٥٨</w:t>
             </w:r>
           </w:p>
         </w:tc>
@@ -4910,7 +4910,7 @@
                 <w:rtl/>
                 <w:lang w:bidi="ar-IQ"/>
               </w:rPr>
-              <w:t xml:space="preserve">٨٠.٠</w:t>
+              <w:t xml:space="preserve">٨٠</w:t>
             </w:r>
           </w:p>
         </w:tc>
@@ -4998,7 +4998,7 @@
                 <w:rtl/>
                 <w:lang w:bidi="ar-IQ"/>
               </w:rPr>
-              <w:t xml:space="preserve">٦٣.٠</w:t>
+              <w:t xml:space="preserve">٦٣</w:t>
             </w:r>
           </w:p>
         </w:tc>
@@ -5082,7 +5082,7 @@
                 <w:rtl/>
                 <w:lang w:bidi="ar-IQ"/>
               </w:rPr>
-              <w:t xml:space="preserve">٨٠.٠</w:t>
+              <w:t xml:space="preserve">٨٠</w:t>
             </w:r>
           </w:p>
         </w:tc>
@@ -5170,7 +5170,7 @@
                 <w:rtl/>
                 <w:lang w:bidi="ar-IQ"/>
               </w:rPr>
-              <w:t xml:space="preserve">٥٠.٠</w:t>
+              <w:t xml:space="preserve">٥٠</w:t>
             </w:r>
           </w:p>
         </w:tc>
@@ -5254,7 +5254,7 @@
                 <w:rtl/>
                 <w:lang w:bidi="ar-IQ"/>
               </w:rPr>
-              <w:t xml:space="preserve">٨٠.٠</w:t>
+              <w:t xml:space="preserve">٨٠</w:t>
             </w:r>
           </w:p>
         </w:tc>
@@ -5342,7 +5342,7 @@
                 <w:rtl/>
                 <w:lang w:bidi="ar-IQ"/>
               </w:rPr>
-              <w:t xml:space="preserve">٥٧.٠</w:t>
+              <w:t xml:space="preserve">٥٧</w:t>
             </w:r>
           </w:p>
         </w:tc>
@@ -5426,7 +5426,7 @@
                 <w:rtl/>
                 <w:lang w:bidi="ar-IQ"/>
               </w:rPr>
-              <w:t xml:space="preserve">٨٩.٠</w:t>
+              <w:t xml:space="preserve">٨٩</w:t>
             </w:r>
           </w:p>
         </w:tc>
@@ -5514,7 +5514,7 @@
                 <w:rtl/>
                 <w:lang w:bidi="ar-IQ"/>
               </w:rPr>
-              <w:t xml:space="preserve">٥٠.٠</w:t>
+              <w:t xml:space="preserve">٥٠</w:t>
             </w:r>
           </w:p>
         </w:tc>
@@ -5598,7 +5598,7 @@
                 <w:rtl/>
                 <w:lang w:bidi="ar-IQ"/>
               </w:rPr>
-              <w:t xml:space="preserve">٨٦.٠</w:t>
+              <w:t xml:space="preserve">٨٦</w:t>
             </w:r>
           </w:p>
         </w:tc>
@@ -5686,7 +5686,7 @@
                 <w:rtl/>
                 <w:lang w:bidi="ar-IQ"/>
               </w:rPr>
-              <w:t xml:space="preserve">٥٥.٠</w:t>
+              <w:t xml:space="preserve">٥٥</w:t>
             </w:r>
           </w:p>
         </w:tc>
@@ -5770,7 +5770,7 @@
                 <w:rtl/>
                 <w:lang w:bidi="ar-IQ"/>
               </w:rPr>
-              <w:t xml:space="preserve">٩٢.٠</w:t>
+              <w:t xml:space="preserve">٩٢</w:t>
             </w:r>
           </w:p>
         </w:tc>
@@ -5858,7 +5858,7 @@
                 <w:rtl/>
                 <w:lang w:bidi="ar-IQ"/>
               </w:rPr>
-              <w:t xml:space="preserve">٥١.٠</w:t>
+              <w:t xml:space="preserve">٥١</w:t>
             </w:r>
           </w:p>
         </w:tc>
@@ -6865,7 +6865,7 @@
           <w:rtl/>
           <w:lang w:bidi="ar-IQ"/>
         </w:rPr>
-        <w:t xml:space="preserve">البرمجة 1، البرمجة 2، المعالجات المايكروية، نظرية الاحتمالات و الإحصاء، البرمجة المرئية، الذكاء الاصطناعي، بحوث العمليات</w:t>
+        <w:t xml:space="preserve">البرمجة 1، المعالجات المايكروية، نظرية الاحتمالات و الإحصاء، الذكاء الاصطناعي، البرمجة 2، البرمجة المرئية، بحوث العمليات</w:t>
       </w:r>
       <w:r>
         <w:rPr>
